--- a/Szakdolgozat.docx
+++ b/Szakdolgozat.docx
@@ -525,7 +525,7 @@
       <w:pPr>
         <w:pStyle w:val="szmozatlanSzakdolgozath1"/>
       </w:pPr>
-      <w:bookmarkStart w:id="0" w:name="_Toc225185483"/>
+      <w:bookmarkStart w:id="0" w:name="_Toc225492651"/>
       <w:r>
         <w:lastRenderedPageBreak/>
         <w:t>Feladatkiírás</w:t>
@@ -625,50 +625,51 @@
           <w:sz w:val="24"/>
           <w:szCs w:val="24"/>
         </w:rPr>
-        <w:t xml:space="preserve">Az alkalmazás nem csupán maga a játék, hanem egy teljes webes rendszerként működik. Lehetőséget biztosít felhasználói fiókok kezelésére, ahol a felhasználók saját pályákat generálhatnak. A pályagenerálás </w:t>
-      </w:r>
-      <w:proofErr w:type="spellStart"/>
-      <w:r>
+        <w:t>Az alkalmazás nem csupán maga a játék, hanem egy teljes webes rendszerként működik. Lehetőséget biztosít felhasználói fiókok kezelésére, ahol a felhasználók saját pályákat generálhatnak. A pályagenerálás token alapú rendszerhez kötött, ahol a felhasználók tokeneket vásárolhatnak, és ezek felhasználásával indíthatják el az új pályák létrehozását.</w:t>
+      </w:r>
+    </w:p>
+    <w:p>
+      <w:pPr>
+        <w:spacing w:line="360" w:lineRule="auto"/>
+        <w:ind w:firstLine="720"/>
+        <w:jc w:val="both"/>
         <w:rPr>
           <w:rFonts w:ascii="Times New Roman" w:hAnsi="Times New Roman" w:cs="Times New Roman"/>
           <w:sz w:val="24"/>
           <w:szCs w:val="24"/>
         </w:rPr>
-        <w:t>token</w:t>
-      </w:r>
-      <w:proofErr w:type="spellEnd"/>
+      </w:pPr>
       <w:r>
         <w:rPr>
           <w:rFonts w:ascii="Times New Roman" w:hAnsi="Times New Roman" w:cs="Times New Roman"/>
           <w:sz w:val="24"/>
           <w:szCs w:val="24"/>
         </w:rPr>
-        <w:t xml:space="preserve"> alapú rendszerhez kötött, ahol a felhasználók </w:t>
-      </w:r>
-      <w:proofErr w:type="spellStart"/>
-      <w:r>
+        <w:t>A rendszer támogatja a generált pályák közötti böngészést és keresést, így a felhasználók mások által létrehozott tartalmakat is kipróbálhatnak. Emellett lehetőség van a pályák értékelésére és kedvencekhez adására, amely közösségi funkciókkal egészíti ki az alkalmazást.</w:t>
+      </w:r>
+    </w:p>
+    <w:p>
+      <w:pPr>
+        <w:spacing w:line="360" w:lineRule="auto"/>
+        <w:ind w:firstLine="720"/>
+        <w:jc w:val="both"/>
         <w:rPr>
           <w:rFonts w:ascii="Times New Roman" w:hAnsi="Times New Roman" w:cs="Times New Roman"/>
           <w:sz w:val="24"/>
           <w:szCs w:val="24"/>
         </w:rPr>
-        <w:t>tokeneket</w:t>
-      </w:r>
-      <w:proofErr w:type="spellEnd"/>
+      </w:pPr>
       <w:r>
         <w:rPr>
           <w:rFonts w:ascii="Times New Roman" w:hAnsi="Times New Roman" w:cs="Times New Roman"/>
           <w:sz w:val="24"/>
           <w:szCs w:val="24"/>
         </w:rPr>
-        <w:t xml:space="preserve"> vásárolhatnak, és ezek felhasználásával indíthatják el az új pályák létrehozását.</w:t>
-      </w:r>
-    </w:p>
-    <w:p>
-      <w:pPr>
-        <w:spacing w:line="360" w:lineRule="auto"/>
-        <w:ind w:firstLine="720"/>
-        <w:jc w:val="both"/>
+        <w:t>A pályagenerálási folyamatokhoz részletes statisztikai adatgyűjtés is kapcsolódik. A rendszer rögzíti többek között a generáláshoz, validáláshoz és esetleges javításokhoz felhasznált tokenek mennyiségét, valamint az egyes folyamatok időigényét. Ezek az adatok lehetőséget biztosítanak a rendszer működésének elemzésére és optimalizálására.</w:t>
+      </w:r>
+    </w:p>
+    <w:p>
+      <w:pPr>
         <w:rPr>
           <w:rFonts w:ascii="Times New Roman" w:hAnsi="Times New Roman" w:cs="Times New Roman"/>
           <w:sz w:val="24"/>
@@ -681,79 +682,6 @@
           <w:sz w:val="24"/>
           <w:szCs w:val="24"/>
         </w:rPr>
-        <w:t>A rendszer támogatja a generált pályák közötti böngészést és keresést, így a felhasználók mások által létrehozott tartalmakat is kipróbálhatnak. Emellett lehetőség van a pályák értékelésére és kedvencekhez adására, amely közösségi funkciókkal egészíti ki az alkalmazást.</w:t>
-      </w:r>
-    </w:p>
-    <w:p>
-      <w:pPr>
-        <w:spacing w:line="360" w:lineRule="auto"/>
-        <w:ind w:firstLine="720"/>
-        <w:jc w:val="both"/>
-        <w:rPr>
-          <w:rFonts w:ascii="Times New Roman" w:hAnsi="Times New Roman" w:cs="Times New Roman"/>
-          <w:sz w:val="24"/>
-          <w:szCs w:val="24"/>
-        </w:rPr>
-      </w:pPr>
-      <w:r>
-        <w:rPr>
-          <w:rFonts w:ascii="Times New Roman" w:hAnsi="Times New Roman" w:cs="Times New Roman"/>
-          <w:sz w:val="24"/>
-          <w:szCs w:val="24"/>
-        </w:rPr>
-        <w:t xml:space="preserve">A pályagenerálási folyamatokhoz részletes statisztikai adatgyűjtés is kapcsolódik. A rendszer rögzíti többek között a generáláshoz, </w:t>
-      </w:r>
-      <w:proofErr w:type="spellStart"/>
-      <w:r>
-        <w:rPr>
-          <w:rFonts w:ascii="Times New Roman" w:hAnsi="Times New Roman" w:cs="Times New Roman"/>
-          <w:sz w:val="24"/>
-          <w:szCs w:val="24"/>
-        </w:rPr>
-        <w:t>validáláshoz</w:t>
-      </w:r>
-      <w:proofErr w:type="spellEnd"/>
-      <w:r>
-        <w:rPr>
-          <w:rFonts w:ascii="Times New Roman" w:hAnsi="Times New Roman" w:cs="Times New Roman"/>
-          <w:sz w:val="24"/>
-          <w:szCs w:val="24"/>
-        </w:rPr>
-        <w:t xml:space="preserve"> és esetleges javításokhoz felhasznált </w:t>
-      </w:r>
-      <w:proofErr w:type="spellStart"/>
-      <w:r>
-        <w:rPr>
-          <w:rFonts w:ascii="Times New Roman" w:hAnsi="Times New Roman" w:cs="Times New Roman"/>
-          <w:sz w:val="24"/>
-          <w:szCs w:val="24"/>
-        </w:rPr>
-        <w:t>tokenek</w:t>
-      </w:r>
-      <w:proofErr w:type="spellEnd"/>
-      <w:r>
-        <w:rPr>
-          <w:rFonts w:ascii="Times New Roman" w:hAnsi="Times New Roman" w:cs="Times New Roman"/>
-          <w:sz w:val="24"/>
-          <w:szCs w:val="24"/>
-        </w:rPr>
-        <w:t xml:space="preserve"> mennyiségét, valamint az egyes folyamatok időigényét. Ezek az adatok lehetőséget biztosítanak a rendszer működésének elemzésére és optimalizálására.</w:t>
-      </w:r>
-    </w:p>
-    <w:p>
-      <w:pPr>
-        <w:rPr>
-          <w:rFonts w:ascii="Times New Roman" w:hAnsi="Times New Roman" w:cs="Times New Roman"/>
-          <w:sz w:val="24"/>
-          <w:szCs w:val="24"/>
-        </w:rPr>
-      </w:pPr>
-      <w:r>
-        <w:rPr>
-          <w:rFonts w:ascii="Times New Roman" w:hAnsi="Times New Roman" w:cs="Times New Roman"/>
-          <w:sz w:val="24"/>
-          <w:szCs w:val="24"/>
-        </w:rPr>
         <w:br w:type="page"/>
       </w:r>
     </w:p>
@@ -761,7 +689,7 @@
       <w:pPr>
         <w:pStyle w:val="szmozatlanSzakdolgozath1"/>
       </w:pPr>
-      <w:bookmarkStart w:id="1" w:name="_Toc225185484"/>
+      <w:bookmarkStart w:id="1" w:name="_Toc225492652"/>
       <w:r>
         <w:lastRenderedPageBreak/>
         <w:t>Tartalomjegyzék</w:t>
@@ -824,7 +752,7 @@
           <w:r>
             <w:fldChar w:fldCharType="separate"/>
           </w:r>
-          <w:hyperlink w:anchor="_Toc225185483" w:history="1">
+          <w:hyperlink w:anchor="_Toc225492651" w:history="1">
             <w:r>
               <w:rPr>
                 <w:rStyle w:val="Hyperlink"/>
@@ -851,7 +779,7 @@
                 <w:noProof/>
                 <w:webHidden/>
               </w:rPr>
-              <w:instrText xml:space="preserve"> PAGEREF _Toc225185483 \h </w:instrText>
+              <w:instrText xml:space="preserve"> PAGEREF _Toc225492651 \h </w:instrText>
             </w:r>
             <w:r>
               <w:rPr>
@@ -896,7 +824,7 @@
               <w:lang w:val="en-US"/>
             </w:rPr>
           </w:pPr>
-          <w:hyperlink w:anchor="_Toc225185484" w:history="1">
+          <w:hyperlink w:anchor="_Toc225492652" w:history="1">
             <w:r>
               <w:rPr>
                 <w:rStyle w:val="Hyperlink"/>
@@ -923,7 +851,7 @@
                 <w:noProof/>
                 <w:webHidden/>
               </w:rPr>
-              <w:instrText xml:space="preserve"> PAGEREF _Toc225185484 \h </w:instrText>
+              <w:instrText xml:space="preserve"> PAGEREF _Toc225492652 \h </w:instrText>
             </w:r>
             <w:r>
               <w:rPr>
@@ -969,7 +897,7 @@
               <w:lang w:val="en-US"/>
             </w:rPr>
           </w:pPr>
-          <w:hyperlink w:anchor="_Toc225185485" w:history="1">
+          <w:hyperlink w:anchor="_Toc225492653" w:history="1">
             <w:r>
               <w:rPr>
                 <w:rStyle w:val="Hyperlink"/>
@@ -1014,7 +942,7 @@
                 <w:noProof/>
                 <w:webHidden/>
               </w:rPr>
-              <w:instrText xml:space="preserve"> PAGEREF _Toc225185485 \h </w:instrText>
+              <w:instrText xml:space="preserve"> PAGEREF _Toc225492653 \h </w:instrText>
             </w:r>
             <w:r>
               <w:rPr>
@@ -1060,7 +988,7 @@
               <w:lang w:val="en-US"/>
             </w:rPr>
           </w:pPr>
-          <w:hyperlink w:anchor="_Toc225185486" w:history="1">
+          <w:hyperlink w:anchor="_Toc225492654" w:history="1">
             <w:r>
               <w:rPr>
                 <w:rStyle w:val="Hyperlink"/>
@@ -1104,7 +1032,7 @@
                 <w:noProof/>
                 <w:webHidden/>
               </w:rPr>
-              <w:instrText xml:space="preserve"> PAGEREF _Toc225185486 \h </w:instrText>
+              <w:instrText xml:space="preserve"> PAGEREF _Toc225492654 \h </w:instrText>
             </w:r>
             <w:r>
               <w:rPr>
@@ -1150,7 +1078,7 @@
               <w:lang w:val="en-US"/>
             </w:rPr>
           </w:pPr>
-          <w:hyperlink w:anchor="_Toc225185487" w:history="1">
+          <w:hyperlink w:anchor="_Toc225492655" w:history="1">
             <w:r>
               <w:rPr>
                 <w:rStyle w:val="Hyperlink"/>
@@ -1194,7 +1122,7 @@
                 <w:noProof/>
                 <w:webHidden/>
               </w:rPr>
-              <w:instrText xml:space="preserve"> PAGEREF _Toc225185487 \h </w:instrText>
+              <w:instrText xml:space="preserve"> PAGEREF _Toc225492655 \h </w:instrText>
             </w:r>
             <w:r>
               <w:rPr>
@@ -1240,7 +1168,7 @@
               <w:lang w:val="en-US"/>
             </w:rPr>
           </w:pPr>
-          <w:hyperlink w:anchor="_Toc225185488" w:history="1">
+          <w:hyperlink w:anchor="_Toc225492656" w:history="1">
             <w:r>
               <w:rPr>
                 <w:rStyle w:val="Hyperlink"/>
@@ -1284,7 +1212,7 @@
                 <w:noProof/>
                 <w:webHidden/>
               </w:rPr>
-              <w:instrText xml:space="preserve"> PAGEREF _Toc225185488 \h </w:instrText>
+              <w:instrText xml:space="preserve"> PAGEREF _Toc225492656 \h </w:instrText>
             </w:r>
             <w:r>
               <w:rPr>
@@ -1330,7 +1258,7 @@
               <w:lang w:val="en-US"/>
             </w:rPr>
           </w:pPr>
-          <w:hyperlink w:anchor="_Toc225185489" w:history="1">
+          <w:hyperlink w:anchor="_Toc225492657" w:history="1">
             <w:r>
               <w:rPr>
                 <w:rStyle w:val="Hyperlink"/>
@@ -1374,7 +1302,7 @@
                 <w:noProof/>
                 <w:webHidden/>
               </w:rPr>
-              <w:instrText xml:space="preserve"> PAGEREF _Toc225185489 \h </w:instrText>
+              <w:instrText xml:space="preserve"> PAGEREF _Toc225492657 \h </w:instrText>
             </w:r>
             <w:r>
               <w:rPr>
@@ -1420,7 +1348,7 @@
               <w:lang w:val="en-US"/>
             </w:rPr>
           </w:pPr>
-          <w:hyperlink w:anchor="_Toc225185490" w:history="1">
+          <w:hyperlink w:anchor="_Toc225492658" w:history="1">
             <w:r>
               <w:rPr>
                 <w:rStyle w:val="Hyperlink"/>
@@ -1464,7 +1392,7 @@
                 <w:noProof/>
                 <w:webHidden/>
               </w:rPr>
-              <w:instrText xml:space="preserve"> PAGEREF _Toc225185490 \h </w:instrText>
+              <w:instrText xml:space="preserve"> PAGEREF _Toc225492658 \h </w:instrText>
             </w:r>
             <w:r>
               <w:rPr>
@@ -1510,7 +1438,7 @@
               <w:lang w:val="en-US"/>
             </w:rPr>
           </w:pPr>
-          <w:hyperlink w:anchor="_Toc225185491" w:history="1">
+          <w:hyperlink w:anchor="_Toc225492659" w:history="1">
             <w:r>
               <w:rPr>
                 <w:rStyle w:val="Hyperlink"/>
@@ -1554,7 +1482,457 @@
                 <w:noProof/>
                 <w:webHidden/>
               </w:rPr>
-              <w:instrText xml:space="preserve"> PAGEREF _Toc225185491 \h </w:instrText>
+              <w:instrText xml:space="preserve"> PAGEREF _Toc225492659 \h </w:instrText>
+            </w:r>
+            <w:r>
+              <w:rPr>
+                <w:noProof/>
+                <w:webHidden/>
+              </w:rPr>
+            </w:r>
+            <w:r>
+              <w:rPr>
+                <w:noProof/>
+                <w:webHidden/>
+              </w:rPr>
+              <w:fldChar w:fldCharType="separate"/>
+            </w:r>
+            <w:r>
+              <w:rPr>
+                <w:noProof/>
+                <w:webHidden/>
+              </w:rPr>
+              <w:t>8</w:t>
+            </w:r>
+            <w:r>
+              <w:rPr>
+                <w:noProof/>
+                <w:webHidden/>
+              </w:rPr>
+              <w:fldChar w:fldCharType="end"/>
+            </w:r>
+          </w:hyperlink>
+        </w:p>
+        <w:p>
+          <w:pPr>
+            <w:pStyle w:val="TOC1"/>
+            <w:tabs>
+              <w:tab w:val="left" w:pos="440"/>
+              <w:tab w:val="right" w:leader="dot" w:pos="8827"/>
+            </w:tabs>
+            <w:rPr>
+              <w:rFonts w:eastAsiaTheme="minorEastAsia"/>
+              <w:noProof/>
+              <w:sz w:val="24"/>
+              <w:szCs w:val="24"/>
+              <w:lang w:val="en-US"/>
+            </w:rPr>
+          </w:pPr>
+          <w:hyperlink w:anchor="_Toc225492660" w:history="1">
+            <w:r>
+              <w:rPr>
+                <w:rStyle w:val="Hyperlink"/>
+                <w:noProof/>
+              </w:rPr>
+              <w:t>2.</w:t>
+            </w:r>
+            <w:r>
+              <w:rPr>
+                <w:rFonts w:eastAsiaTheme="minorEastAsia"/>
+                <w:noProof/>
+                <w:sz w:val="24"/>
+                <w:szCs w:val="24"/>
+                <w:lang w:val="en-US"/>
+              </w:rPr>
+              <w:tab/>
+            </w:r>
+            <w:r>
+              <w:rPr>
+                <w:rStyle w:val="Hyperlink"/>
+                <w:noProof/>
+              </w:rPr>
+              <w:t>Architektúra</w:t>
+            </w:r>
+            <w:r>
+              <w:rPr>
+                <w:noProof/>
+                <w:webHidden/>
+              </w:rPr>
+              <w:tab/>
+            </w:r>
+            <w:r>
+              <w:rPr>
+                <w:noProof/>
+                <w:webHidden/>
+              </w:rPr>
+              <w:fldChar w:fldCharType="begin"/>
+            </w:r>
+            <w:r>
+              <w:rPr>
+                <w:noProof/>
+                <w:webHidden/>
+              </w:rPr>
+              <w:instrText xml:space="preserve"> PAGEREF _Toc225492660 \h </w:instrText>
+            </w:r>
+            <w:r>
+              <w:rPr>
+                <w:noProof/>
+                <w:webHidden/>
+              </w:rPr>
+            </w:r>
+            <w:r>
+              <w:rPr>
+                <w:noProof/>
+                <w:webHidden/>
+              </w:rPr>
+              <w:fldChar w:fldCharType="separate"/>
+            </w:r>
+            <w:r>
+              <w:rPr>
+                <w:noProof/>
+                <w:webHidden/>
+              </w:rPr>
+              <w:t>9</w:t>
+            </w:r>
+            <w:r>
+              <w:rPr>
+                <w:noProof/>
+                <w:webHidden/>
+              </w:rPr>
+              <w:fldChar w:fldCharType="end"/>
+            </w:r>
+          </w:hyperlink>
+        </w:p>
+        <w:p>
+          <w:pPr>
+            <w:pStyle w:val="TOC2"/>
+            <w:tabs>
+              <w:tab w:val="left" w:pos="960"/>
+              <w:tab w:val="right" w:leader="dot" w:pos="8827"/>
+            </w:tabs>
+            <w:rPr>
+              <w:rFonts w:eastAsiaTheme="minorEastAsia"/>
+              <w:noProof/>
+              <w:sz w:val="24"/>
+              <w:szCs w:val="24"/>
+              <w:lang w:val="en-US"/>
+            </w:rPr>
+          </w:pPr>
+          <w:hyperlink w:anchor="_Toc225492661" w:history="1">
+            <w:r>
+              <w:rPr>
+                <w:rStyle w:val="Hyperlink"/>
+                <w:noProof/>
+              </w:rPr>
+              <w:t>2.1.</w:t>
+            </w:r>
+            <w:r>
+              <w:rPr>
+                <w:rFonts w:eastAsiaTheme="minorEastAsia"/>
+                <w:noProof/>
+                <w:sz w:val="24"/>
+                <w:szCs w:val="24"/>
+                <w:lang w:val="en-US"/>
+              </w:rPr>
+              <w:tab/>
+            </w:r>
+            <w:r>
+              <w:rPr>
+                <w:rStyle w:val="Hyperlink"/>
+                <w:noProof/>
+              </w:rPr>
+              <w:t>Adatbázis felépítés – relációk – entitások</w:t>
+            </w:r>
+            <w:r>
+              <w:rPr>
+                <w:noProof/>
+                <w:webHidden/>
+              </w:rPr>
+              <w:tab/>
+            </w:r>
+            <w:r>
+              <w:rPr>
+                <w:noProof/>
+                <w:webHidden/>
+              </w:rPr>
+              <w:fldChar w:fldCharType="begin"/>
+            </w:r>
+            <w:r>
+              <w:rPr>
+                <w:noProof/>
+                <w:webHidden/>
+              </w:rPr>
+              <w:instrText xml:space="preserve"> PAGEREF _Toc225492661 \h </w:instrText>
+            </w:r>
+            <w:r>
+              <w:rPr>
+                <w:noProof/>
+                <w:webHidden/>
+              </w:rPr>
+            </w:r>
+            <w:r>
+              <w:rPr>
+                <w:noProof/>
+                <w:webHidden/>
+              </w:rPr>
+              <w:fldChar w:fldCharType="separate"/>
+            </w:r>
+            <w:r>
+              <w:rPr>
+                <w:noProof/>
+                <w:webHidden/>
+              </w:rPr>
+              <w:t>9</w:t>
+            </w:r>
+            <w:r>
+              <w:rPr>
+                <w:noProof/>
+                <w:webHidden/>
+              </w:rPr>
+              <w:fldChar w:fldCharType="end"/>
+            </w:r>
+          </w:hyperlink>
+        </w:p>
+        <w:p>
+          <w:pPr>
+            <w:pStyle w:val="TOC2"/>
+            <w:tabs>
+              <w:tab w:val="left" w:pos="960"/>
+              <w:tab w:val="right" w:leader="dot" w:pos="8827"/>
+            </w:tabs>
+            <w:rPr>
+              <w:rFonts w:eastAsiaTheme="minorEastAsia"/>
+              <w:noProof/>
+              <w:sz w:val="24"/>
+              <w:szCs w:val="24"/>
+              <w:lang w:val="en-US"/>
+            </w:rPr>
+          </w:pPr>
+          <w:hyperlink w:anchor="_Toc225492662" w:history="1">
+            <w:r>
+              <w:rPr>
+                <w:rStyle w:val="Hyperlink"/>
+                <w:noProof/>
+              </w:rPr>
+              <w:t>2.2.</w:t>
+            </w:r>
+            <w:r>
+              <w:rPr>
+                <w:rFonts w:eastAsiaTheme="minorEastAsia"/>
+                <w:noProof/>
+                <w:sz w:val="24"/>
+                <w:szCs w:val="24"/>
+                <w:lang w:val="en-US"/>
+              </w:rPr>
+              <w:tab/>
+            </w:r>
+            <w:r>
+              <w:rPr>
+                <w:rStyle w:val="Hyperlink"/>
+                <w:noProof/>
+              </w:rPr>
+              <w:t>Kommunikáció, API és a websocket</w:t>
+            </w:r>
+            <w:r>
+              <w:rPr>
+                <w:noProof/>
+                <w:webHidden/>
+              </w:rPr>
+              <w:tab/>
+            </w:r>
+            <w:r>
+              <w:rPr>
+                <w:noProof/>
+                <w:webHidden/>
+              </w:rPr>
+              <w:fldChar w:fldCharType="begin"/>
+            </w:r>
+            <w:r>
+              <w:rPr>
+                <w:noProof/>
+                <w:webHidden/>
+              </w:rPr>
+              <w:instrText xml:space="preserve"> PAGEREF _Toc225492662 \h </w:instrText>
+            </w:r>
+            <w:r>
+              <w:rPr>
+                <w:noProof/>
+                <w:webHidden/>
+              </w:rPr>
+            </w:r>
+            <w:r>
+              <w:rPr>
+                <w:noProof/>
+                <w:webHidden/>
+              </w:rPr>
+              <w:fldChar w:fldCharType="separate"/>
+            </w:r>
+            <w:r>
+              <w:rPr>
+                <w:noProof/>
+                <w:webHidden/>
+              </w:rPr>
+              <w:t>9</w:t>
+            </w:r>
+            <w:r>
+              <w:rPr>
+                <w:noProof/>
+                <w:webHidden/>
+              </w:rPr>
+              <w:fldChar w:fldCharType="end"/>
+            </w:r>
+          </w:hyperlink>
+        </w:p>
+        <w:p>
+          <w:pPr>
+            <w:pStyle w:val="TOC2"/>
+            <w:tabs>
+              <w:tab w:val="left" w:pos="960"/>
+              <w:tab w:val="right" w:leader="dot" w:pos="8827"/>
+            </w:tabs>
+            <w:rPr>
+              <w:rFonts w:eastAsiaTheme="minorEastAsia"/>
+              <w:noProof/>
+              <w:sz w:val="24"/>
+              <w:szCs w:val="24"/>
+              <w:lang w:val="en-US"/>
+            </w:rPr>
+          </w:pPr>
+          <w:hyperlink w:anchor="_Toc225492663" w:history="1">
+            <w:r>
+              <w:rPr>
+                <w:rStyle w:val="Hyperlink"/>
+                <w:noProof/>
+              </w:rPr>
+              <w:t>2.3.</w:t>
+            </w:r>
+            <w:r>
+              <w:rPr>
+                <w:rFonts w:eastAsiaTheme="minorEastAsia"/>
+                <w:noProof/>
+                <w:sz w:val="24"/>
+                <w:szCs w:val="24"/>
+                <w:lang w:val="en-US"/>
+              </w:rPr>
+              <w:tab/>
+            </w:r>
+            <w:r>
+              <w:rPr>
+                <w:rStyle w:val="Hyperlink"/>
+                <w:noProof/>
+              </w:rPr>
+              <w:t>File tárolás - Blob storage</w:t>
+            </w:r>
+            <w:r>
+              <w:rPr>
+                <w:noProof/>
+                <w:webHidden/>
+              </w:rPr>
+              <w:tab/>
+            </w:r>
+            <w:r>
+              <w:rPr>
+                <w:noProof/>
+                <w:webHidden/>
+              </w:rPr>
+              <w:fldChar w:fldCharType="begin"/>
+            </w:r>
+            <w:r>
+              <w:rPr>
+                <w:noProof/>
+                <w:webHidden/>
+              </w:rPr>
+              <w:instrText xml:space="preserve"> PAGEREF _Toc225492663 \h </w:instrText>
+            </w:r>
+            <w:r>
+              <w:rPr>
+                <w:noProof/>
+                <w:webHidden/>
+              </w:rPr>
+            </w:r>
+            <w:r>
+              <w:rPr>
+                <w:noProof/>
+                <w:webHidden/>
+              </w:rPr>
+              <w:fldChar w:fldCharType="separate"/>
+            </w:r>
+            <w:r>
+              <w:rPr>
+                <w:noProof/>
+                <w:webHidden/>
+              </w:rPr>
+              <w:t>9</w:t>
+            </w:r>
+            <w:r>
+              <w:rPr>
+                <w:noProof/>
+                <w:webHidden/>
+              </w:rPr>
+              <w:fldChar w:fldCharType="end"/>
+            </w:r>
+          </w:hyperlink>
+        </w:p>
+        <w:p>
+          <w:pPr>
+            <w:pStyle w:val="TOC2"/>
+            <w:tabs>
+              <w:tab w:val="left" w:pos="960"/>
+              <w:tab w:val="right" w:leader="dot" w:pos="8827"/>
+            </w:tabs>
+            <w:rPr>
+              <w:rFonts w:eastAsiaTheme="minorEastAsia"/>
+              <w:noProof/>
+              <w:sz w:val="24"/>
+              <w:szCs w:val="24"/>
+              <w:lang w:val="en-US"/>
+            </w:rPr>
+          </w:pPr>
+          <w:hyperlink w:anchor="_Toc225492664" w:history="1">
+            <w:r>
+              <w:rPr>
+                <w:rStyle w:val="Hyperlink"/>
+                <w:noProof/>
+              </w:rPr>
+              <w:t>2.4.</w:t>
+            </w:r>
+            <w:r>
+              <w:rPr>
+                <w:rFonts w:eastAsiaTheme="minorEastAsia"/>
+                <w:noProof/>
+                <w:sz w:val="24"/>
+                <w:szCs w:val="24"/>
+                <w:lang w:val="en-US"/>
+              </w:rPr>
+              <w:tab/>
+            </w:r>
+            <w:r>
+              <w:rPr>
+                <w:rStyle w:val="Hyperlink"/>
+                <w:noProof/>
+              </w:rPr>
+              <w:t>Biztonság, JWT token authentikáció</w:t>
+            </w:r>
+            <w:r>
+              <w:rPr>
+                <w:noProof/>
+                <w:webHidden/>
+              </w:rPr>
+              <w:tab/>
+            </w:r>
+            <w:r>
+              <w:rPr>
+                <w:noProof/>
+                <w:webHidden/>
+              </w:rPr>
+              <w:fldChar w:fldCharType="begin"/>
+            </w:r>
+            <w:r>
+              <w:rPr>
+                <w:noProof/>
+                <w:webHidden/>
+              </w:rPr>
+              <w:instrText xml:space="preserve"> PAGEREF _Toc225492664 \h </w:instrText>
             </w:r>
             <w:r>
               <w:rPr>
@@ -1599,7 +1977,7 @@
               <w:lang w:val="en-US"/>
             </w:rPr>
           </w:pPr>
-          <w:hyperlink w:anchor="_Toc225185492" w:history="1">
+          <w:hyperlink w:anchor="_Toc225492665" w:history="1">
             <w:r>
               <w:rPr>
                 <w:rStyle w:val="Hyperlink"/>
@@ -1626,7 +2004,7 @@
                 <w:noProof/>
                 <w:webHidden/>
               </w:rPr>
-              <w:instrText xml:space="preserve"> PAGEREF _Toc225185492 \h </w:instrText>
+              <w:instrText xml:space="preserve"> PAGEREF _Toc225492665 \h </w:instrText>
             </w:r>
             <w:r>
               <w:rPr>
@@ -1647,6 +2025,240 @@
                 <w:webHidden/>
               </w:rPr>
               <w:t>10</w:t>
+            </w:r>
+            <w:r>
+              <w:rPr>
+                <w:noProof/>
+                <w:webHidden/>
+              </w:rPr>
+              <w:fldChar w:fldCharType="end"/>
+            </w:r>
+          </w:hyperlink>
+        </w:p>
+        <w:p>
+          <w:pPr>
+            <w:pStyle w:val="TOC1"/>
+            <w:tabs>
+              <w:tab w:val="right" w:leader="dot" w:pos="8827"/>
+            </w:tabs>
+            <w:rPr>
+              <w:rFonts w:eastAsiaTheme="minorEastAsia"/>
+              <w:noProof/>
+              <w:sz w:val="24"/>
+              <w:szCs w:val="24"/>
+              <w:lang w:val="en-US"/>
+            </w:rPr>
+          </w:pPr>
+          <w:hyperlink w:anchor="_Toc225492666" w:history="1">
+            <w:r>
+              <w:rPr>
+                <w:rStyle w:val="Hyperlink"/>
+                <w:noProof/>
+              </w:rPr>
+              <w:t>Nyilatkozat</w:t>
+            </w:r>
+            <w:r>
+              <w:rPr>
+                <w:noProof/>
+                <w:webHidden/>
+              </w:rPr>
+              <w:tab/>
+            </w:r>
+            <w:r>
+              <w:rPr>
+                <w:noProof/>
+                <w:webHidden/>
+              </w:rPr>
+              <w:fldChar w:fldCharType="begin"/>
+            </w:r>
+            <w:r>
+              <w:rPr>
+                <w:noProof/>
+                <w:webHidden/>
+              </w:rPr>
+              <w:instrText xml:space="preserve"> PAGEREF _Toc225492666 \h </w:instrText>
+            </w:r>
+            <w:r>
+              <w:rPr>
+                <w:noProof/>
+                <w:webHidden/>
+              </w:rPr>
+            </w:r>
+            <w:r>
+              <w:rPr>
+                <w:noProof/>
+                <w:webHidden/>
+              </w:rPr>
+              <w:fldChar w:fldCharType="separate"/>
+            </w:r>
+            <w:r>
+              <w:rPr>
+                <w:noProof/>
+                <w:webHidden/>
+              </w:rPr>
+              <w:t>11</w:t>
+            </w:r>
+            <w:r>
+              <w:rPr>
+                <w:noProof/>
+                <w:webHidden/>
+              </w:rPr>
+              <w:fldChar w:fldCharType="end"/>
+            </w:r>
+          </w:hyperlink>
+        </w:p>
+        <w:p>
+          <w:pPr>
+            <w:pStyle w:val="TOC1"/>
+            <w:tabs>
+              <w:tab w:val="right" w:leader="dot" w:pos="8827"/>
+            </w:tabs>
+            <w:rPr>
+              <w:rFonts w:eastAsiaTheme="minorEastAsia"/>
+              <w:noProof/>
+              <w:sz w:val="24"/>
+              <w:szCs w:val="24"/>
+              <w:lang w:val="en-US"/>
+            </w:rPr>
+          </w:pPr>
+          <w:hyperlink w:anchor="_Toc225492667" w:history="1">
+            <w:r>
+              <w:rPr>
+                <w:rStyle w:val="Hyperlink"/>
+                <w:noProof/>
+              </w:rPr>
+              <w:t>Mellékletek</w:t>
+            </w:r>
+            <w:r>
+              <w:rPr>
+                <w:noProof/>
+                <w:webHidden/>
+              </w:rPr>
+              <w:tab/>
+            </w:r>
+            <w:r>
+              <w:rPr>
+                <w:noProof/>
+                <w:webHidden/>
+              </w:rPr>
+              <w:fldChar w:fldCharType="begin"/>
+            </w:r>
+            <w:r>
+              <w:rPr>
+                <w:noProof/>
+                <w:webHidden/>
+              </w:rPr>
+              <w:instrText xml:space="preserve"> PAGEREF _Toc225492667 \h </w:instrText>
+            </w:r>
+            <w:r>
+              <w:rPr>
+                <w:noProof/>
+                <w:webHidden/>
+              </w:rPr>
+            </w:r>
+            <w:r>
+              <w:rPr>
+                <w:noProof/>
+                <w:webHidden/>
+              </w:rPr>
+              <w:fldChar w:fldCharType="separate"/>
+            </w:r>
+            <w:r>
+              <w:rPr>
+                <w:noProof/>
+                <w:webHidden/>
+              </w:rPr>
+              <w:t>12</w:t>
+            </w:r>
+            <w:r>
+              <w:rPr>
+                <w:noProof/>
+                <w:webHidden/>
+              </w:rPr>
+              <w:fldChar w:fldCharType="end"/>
+            </w:r>
+          </w:hyperlink>
+        </w:p>
+        <w:p>
+          <w:pPr>
+            <w:pStyle w:val="TOC2"/>
+            <w:tabs>
+              <w:tab w:val="left" w:pos="960"/>
+              <w:tab w:val="right" w:leader="dot" w:pos="8827"/>
+            </w:tabs>
+            <w:rPr>
+              <w:rFonts w:eastAsiaTheme="minorEastAsia"/>
+              <w:noProof/>
+              <w:sz w:val="24"/>
+              <w:szCs w:val="24"/>
+              <w:lang w:val="en-US"/>
+            </w:rPr>
+          </w:pPr>
+          <w:hyperlink w:anchor="_Toc225492668" w:history="1">
+            <w:r>
+              <w:rPr>
+                <w:rStyle w:val="Hyperlink"/>
+                <w:noProof/>
+              </w:rPr>
+              <w:t>2.5.</w:t>
+            </w:r>
+            <w:r>
+              <w:rPr>
+                <w:rFonts w:eastAsiaTheme="minorEastAsia"/>
+                <w:noProof/>
+                <w:sz w:val="24"/>
+                <w:szCs w:val="24"/>
+                <w:lang w:val="en-US"/>
+              </w:rPr>
+              <w:tab/>
+            </w:r>
+            <w:r>
+              <w:rPr>
+                <w:rStyle w:val="Hyperlink"/>
+                <w:noProof/>
+              </w:rPr>
+              <w:t>Adatbázis relációk</w:t>
+            </w:r>
+            <w:r>
+              <w:rPr>
+                <w:noProof/>
+                <w:webHidden/>
+              </w:rPr>
+              <w:tab/>
+            </w:r>
+            <w:r>
+              <w:rPr>
+                <w:noProof/>
+                <w:webHidden/>
+              </w:rPr>
+              <w:fldChar w:fldCharType="begin"/>
+            </w:r>
+            <w:r>
+              <w:rPr>
+                <w:noProof/>
+                <w:webHidden/>
+              </w:rPr>
+              <w:instrText xml:space="preserve"> PAGEREF _Toc225492668 \h </w:instrText>
+            </w:r>
+            <w:r>
+              <w:rPr>
+                <w:noProof/>
+                <w:webHidden/>
+              </w:rPr>
+            </w:r>
+            <w:r>
+              <w:rPr>
+                <w:noProof/>
+                <w:webHidden/>
+              </w:rPr>
+              <w:fldChar w:fldCharType="separate"/>
+            </w:r>
+            <w:r>
+              <w:rPr>
+                <w:noProof/>
+                <w:webHidden/>
+              </w:rPr>
+              <w:t>12</w:t>
             </w:r>
             <w:r>
               <w:rPr>
@@ -1686,43 +2298,42 @@
         <w:jc w:val="both"/>
         <w:rPr>
           <w:rFonts w:ascii="Times New Roman" w:hAnsi="Times New Roman" w:cs="Times New Roman"/>
+          <w:color w:val="EE0000"/>
           <w:sz w:val="24"/>
           <w:szCs w:val="24"/>
         </w:rPr>
       </w:pPr>
-    </w:p>
-    <w:p>
-      <w:pPr>
-        <w:spacing w:line="360" w:lineRule="auto"/>
-        <w:jc w:val="both"/>
+      <w:r>
         <w:rPr>
           <w:rFonts w:ascii="Times New Roman" w:hAnsi="Times New Roman" w:cs="Times New Roman"/>
           <w:color w:val="EE0000"/>
           <w:sz w:val="24"/>
           <w:szCs w:val="24"/>
         </w:rPr>
-      </w:pPr>
-      <w:r>
+        <w:t>Pálya generálása</w:t>
+      </w:r>
+    </w:p>
+    <w:p>
+      <w:pPr>
+        <w:spacing w:line="360" w:lineRule="auto"/>
+        <w:ind w:firstLine="720"/>
+        <w:jc w:val="both"/>
         <w:rPr>
           <w:rFonts w:ascii="Times New Roman" w:hAnsi="Times New Roman" w:cs="Times New Roman"/>
           <w:color w:val="EE0000"/>
           <w:sz w:val="24"/>
           <w:szCs w:val="24"/>
         </w:rPr>
-        <w:t>Architektúra</w:t>
-      </w:r>
-    </w:p>
-    <w:p>
-      <w:pPr>
-        <w:spacing w:line="360" w:lineRule="auto"/>
-        <w:jc w:val="both"/>
+      </w:pPr>
+      <w:r>
         <w:rPr>
           <w:rFonts w:ascii="Times New Roman" w:hAnsi="Times New Roman" w:cs="Times New Roman"/>
           <w:color w:val="EE0000"/>
           <w:sz w:val="24"/>
           <w:szCs w:val="24"/>
         </w:rPr>
-      </w:pPr>
+        <w:t xml:space="preserve">Generikus </w:t>
+      </w:r>
       <w:r>
         <w:rPr>
           <w:rFonts w:ascii="Times New Roman" w:hAnsi="Times New Roman" w:cs="Times New Roman"/>
@@ -1730,41 +2341,43 @@
           <w:sz w:val="24"/>
           <w:szCs w:val="24"/>
         </w:rPr>
-        <w:tab/>
-        <w:t>Adatbázis felépítés – relációk</w:t>
-      </w:r>
-      <w:r>
+        <w:t>játék modellek</w:t>
+      </w:r>
+    </w:p>
+    <w:p>
+      <w:pPr>
+        <w:spacing w:line="360" w:lineRule="auto"/>
+        <w:ind w:firstLine="720"/>
+        <w:jc w:val="both"/>
         <w:rPr>
           <w:rFonts w:ascii="Times New Roman" w:hAnsi="Times New Roman" w:cs="Times New Roman"/>
           <w:color w:val="EE0000"/>
           <w:sz w:val="24"/>
           <w:szCs w:val="24"/>
         </w:rPr>
-        <w:t xml:space="preserve"> – entitások</w:t>
-      </w:r>
-    </w:p>
-    <w:p>
-      <w:pPr>
-        <w:spacing w:line="360" w:lineRule="auto"/>
-        <w:jc w:val="both"/>
+      </w:pPr>
+      <w:r>
         <w:rPr>
           <w:rFonts w:ascii="Times New Roman" w:hAnsi="Times New Roman" w:cs="Times New Roman"/>
           <w:color w:val="EE0000"/>
           <w:sz w:val="24"/>
           <w:szCs w:val="24"/>
         </w:rPr>
-      </w:pPr>
-      <w:r>
+        <w:t>Gráf alapú struktúra deffiniálása</w:t>
+      </w:r>
+    </w:p>
+    <w:p>
+      <w:pPr>
+        <w:spacing w:line="360" w:lineRule="auto"/>
+        <w:ind w:firstLine="720"/>
+        <w:jc w:val="both"/>
         <w:rPr>
           <w:rFonts w:ascii="Times New Roman" w:hAnsi="Times New Roman" w:cs="Times New Roman"/>
           <w:color w:val="EE0000"/>
           <w:sz w:val="24"/>
           <w:szCs w:val="24"/>
         </w:rPr>
-        <w:tab/>
-        <w:t xml:space="preserve">Kommunikáció, API és a </w:t>
-      </w:r>
-      <w:proofErr w:type="spellStart"/>
+      </w:pPr>
       <w:r>
         <w:rPr>
           <w:rFonts w:ascii="Times New Roman" w:hAnsi="Times New Roman" w:cs="Times New Roman"/>
@@ -1772,32 +2385,29 @@
           <w:sz w:val="24"/>
           <w:szCs w:val="24"/>
         </w:rPr>
-        <w:t>websocket</w:t>
-      </w:r>
-      <w:proofErr w:type="spellEnd"/>
-    </w:p>
-    <w:p>
-      <w:pPr>
-        <w:spacing w:line="360" w:lineRule="auto"/>
-        <w:jc w:val="both"/>
+        <w:t>Promtolás, kipróbált és használt modellek</w:t>
+      </w:r>
+      <w:r>
         <w:rPr>
           <w:rFonts w:ascii="Times New Roman" w:hAnsi="Times New Roman" w:cs="Times New Roman"/>
           <w:color w:val="EE0000"/>
           <w:sz w:val="24"/>
           <w:szCs w:val="24"/>
         </w:rPr>
-      </w:pPr>
-      <w:r>
+        <w:t>, Prompt mint fekete mágia</w:t>
+      </w:r>
+    </w:p>
+    <w:p>
+      <w:pPr>
+        <w:spacing w:line="360" w:lineRule="auto"/>
+        <w:jc w:val="both"/>
         <w:rPr>
           <w:rFonts w:ascii="Times New Roman" w:hAnsi="Times New Roman" w:cs="Times New Roman"/>
           <w:color w:val="EE0000"/>
           <w:sz w:val="24"/>
           <w:szCs w:val="24"/>
         </w:rPr>
-        <w:tab/>
-        <w:t xml:space="preserve">Biztonság, JWT </w:t>
-      </w:r>
-      <w:proofErr w:type="spellStart"/>
+      </w:pPr>
       <w:r>
         <w:rPr>
           <w:rFonts w:ascii="Times New Roman" w:hAnsi="Times New Roman" w:cs="Times New Roman"/>
@@ -1805,19 +2415,21 @@
           <w:sz w:val="24"/>
           <w:szCs w:val="24"/>
         </w:rPr>
-        <w:t>token</w:t>
-      </w:r>
-      <w:proofErr w:type="spellEnd"/>
-      <w:r>
+        <w:tab/>
+        <w:t>Milyen folyamatok és miért csatolódtak rá a pálya generálásra, hint rendszer</w:t>
+      </w:r>
+    </w:p>
+    <w:p>
+      <w:pPr>
+        <w:spacing w:line="360" w:lineRule="auto"/>
+        <w:jc w:val="both"/>
         <w:rPr>
           <w:rFonts w:ascii="Times New Roman" w:hAnsi="Times New Roman" w:cs="Times New Roman"/>
           <w:color w:val="EE0000"/>
           <w:sz w:val="24"/>
           <w:szCs w:val="24"/>
         </w:rPr>
-        <w:t xml:space="preserve"> </w:t>
-      </w:r>
-      <w:proofErr w:type="spellStart"/>
+      </w:pPr>
       <w:r>
         <w:rPr>
           <w:rFonts w:ascii="Times New Roman" w:hAnsi="Times New Roman" w:cs="Times New Roman"/>
@@ -1825,61 +2437,64 @@
           <w:sz w:val="24"/>
           <w:szCs w:val="24"/>
         </w:rPr>
-        <w:t>authentikáció</w:t>
-      </w:r>
-      <w:proofErr w:type="spellEnd"/>
-      <w:r>
+        <w:tab/>
+        <w:t>Milyen modelleket használtam végül</w:t>
+      </w:r>
+    </w:p>
+    <w:p>
+      <w:pPr>
+        <w:spacing w:line="360" w:lineRule="auto"/>
+        <w:jc w:val="both"/>
         <w:rPr>
           <w:rFonts w:ascii="Times New Roman" w:hAnsi="Times New Roman" w:cs="Times New Roman"/>
           <w:color w:val="EE0000"/>
           <w:sz w:val="24"/>
           <w:szCs w:val="24"/>
         </w:rPr>
-        <w:t xml:space="preserve"> </w:t>
-      </w:r>
-    </w:p>
-    <w:p>
-      <w:pPr>
-        <w:spacing w:line="360" w:lineRule="auto"/>
-        <w:jc w:val="both"/>
+      </w:pPr>
+      <w:r>
         <w:rPr>
           <w:rFonts w:ascii="Times New Roman" w:hAnsi="Times New Roman" w:cs="Times New Roman"/>
           <w:color w:val="EE0000"/>
           <w:sz w:val="24"/>
           <w:szCs w:val="24"/>
         </w:rPr>
-      </w:pPr>
-      <w:r>
+        <w:tab/>
+        <w:t>Sprite png generálása amit végül a modell megoldott</w:t>
+      </w:r>
+    </w:p>
+    <w:p>
+      <w:pPr>
+        <w:spacing w:line="360" w:lineRule="auto"/>
+        <w:jc w:val="both"/>
         <w:rPr>
           <w:rFonts w:ascii="Times New Roman" w:hAnsi="Times New Roman" w:cs="Times New Roman"/>
           <w:color w:val="EE0000"/>
           <w:sz w:val="24"/>
           <w:szCs w:val="24"/>
         </w:rPr>
-        <w:t>Pálya generálása</w:t>
-      </w:r>
-    </w:p>
-    <w:p>
-      <w:pPr>
-        <w:spacing w:line="360" w:lineRule="auto"/>
-        <w:ind w:firstLine="720"/>
-        <w:jc w:val="both"/>
+      </w:pPr>
+      <w:r>
         <w:rPr>
           <w:rFonts w:ascii="Times New Roman" w:hAnsi="Times New Roman" w:cs="Times New Roman"/>
           <w:color w:val="EE0000"/>
           <w:sz w:val="24"/>
           <w:szCs w:val="24"/>
         </w:rPr>
-      </w:pPr>
-      <w:r>
+        <w:t>Költség elemzés</w:t>
+      </w:r>
+    </w:p>
+    <w:p>
+      <w:pPr>
+        <w:spacing w:line="360" w:lineRule="auto"/>
+        <w:jc w:val="both"/>
         <w:rPr>
           <w:rFonts w:ascii="Times New Roman" w:hAnsi="Times New Roman" w:cs="Times New Roman"/>
           <w:color w:val="EE0000"/>
           <w:sz w:val="24"/>
           <w:szCs w:val="24"/>
         </w:rPr>
-        <w:t xml:space="preserve">Generikus </w:t>
-      </w:r>
+      </w:pPr>
       <w:r>
         <w:rPr>
           <w:rFonts w:ascii="Times New Roman" w:hAnsi="Times New Roman" w:cs="Times New Roman"/>
@@ -1887,13 +2502,13 @@
           <w:sz w:val="24"/>
           <w:szCs w:val="24"/>
         </w:rPr>
-        <w:t>játék modellek</w:t>
+        <w:tab/>
+        <w:t>Mérési eredmények - statisztikák</w:t>
       </w:r>
     </w:p>
     <w:p>
       <w:pPr>
         <w:spacing w:line="360" w:lineRule="auto"/>
-        <w:ind w:firstLine="720"/>
         <w:jc w:val="both"/>
         <w:rPr>
           <w:rFonts w:ascii="Times New Roman" w:hAnsi="Times New Roman" w:cs="Times New Roman"/>
@@ -1909,43 +2524,43 @@
           <w:sz w:val="24"/>
           <w:szCs w:val="24"/>
         </w:rPr>
-        <w:t xml:space="preserve">Gráf alapú struktúra </w:t>
-      </w:r>
-      <w:proofErr w:type="spellStart"/>
-      <w:r>
+        <w:tab/>
+        <w:t>Milyen költsége van egy pálya generálásának</w:t>
+      </w:r>
+    </w:p>
+    <w:p>
+      <w:pPr>
+        <w:spacing w:line="360" w:lineRule="auto"/>
+        <w:jc w:val="both"/>
         <w:rPr>
           <w:rFonts w:ascii="Times New Roman" w:hAnsi="Times New Roman" w:cs="Times New Roman"/>
           <w:color w:val="EE0000"/>
           <w:sz w:val="24"/>
           <w:szCs w:val="24"/>
         </w:rPr>
-        <w:t>deffiniálása</w:t>
-      </w:r>
-      <w:proofErr w:type="spellEnd"/>
-    </w:p>
-    <w:p>
-      <w:pPr>
-        <w:spacing w:line="360" w:lineRule="auto"/>
-        <w:ind w:firstLine="720"/>
-        <w:jc w:val="both"/>
+      </w:pPr>
+      <w:r>
         <w:rPr>
           <w:rFonts w:ascii="Times New Roman" w:hAnsi="Times New Roman" w:cs="Times New Roman"/>
           <w:color w:val="EE0000"/>
           <w:sz w:val="24"/>
           <w:szCs w:val="24"/>
         </w:rPr>
-      </w:pPr>
-      <w:proofErr w:type="spellStart"/>
-      <w:r>
+        <w:tab/>
+        <w:t>Modell alternatívák, saját hardware-en való futtatás</w:t>
+      </w:r>
+    </w:p>
+    <w:p>
+      <w:pPr>
+        <w:spacing w:line="360" w:lineRule="auto"/>
+        <w:jc w:val="both"/>
         <w:rPr>
           <w:rFonts w:ascii="Times New Roman" w:hAnsi="Times New Roman" w:cs="Times New Roman"/>
           <w:color w:val="EE0000"/>
           <w:sz w:val="24"/>
           <w:szCs w:val="24"/>
         </w:rPr>
-        <w:t>Promtolás</w:t>
-      </w:r>
-      <w:proofErr w:type="spellEnd"/>
+      </w:pPr>
       <w:r>
         <w:rPr>
           <w:rFonts w:ascii="Times New Roman" w:hAnsi="Times New Roman" w:cs="Times New Roman"/>
@@ -1953,40 +2568,43 @@
           <w:sz w:val="24"/>
           <w:szCs w:val="24"/>
         </w:rPr>
-        <w:t>, kipróbált és használt modellek</w:t>
-      </w:r>
-      <w:r>
+        <w:lastRenderedPageBreak/>
+        <w:t>Frontend és felhasználói felületek</w:t>
+      </w:r>
+    </w:p>
+    <w:p>
+      <w:pPr>
+        <w:spacing w:line="360" w:lineRule="auto"/>
+        <w:ind w:firstLine="720"/>
+        <w:jc w:val="both"/>
         <w:rPr>
           <w:rFonts w:ascii="Times New Roman" w:hAnsi="Times New Roman" w:cs="Times New Roman"/>
           <w:color w:val="EE0000"/>
           <w:sz w:val="24"/>
           <w:szCs w:val="24"/>
         </w:rPr>
-        <w:t>, Prompt mint fekete mágia</w:t>
-      </w:r>
-    </w:p>
-    <w:p>
-      <w:pPr>
-        <w:spacing w:line="360" w:lineRule="auto"/>
-        <w:jc w:val="both"/>
+      </w:pPr>
+      <w:r>
         <w:rPr>
           <w:rFonts w:ascii="Times New Roman" w:hAnsi="Times New Roman" w:cs="Times New Roman"/>
           <w:color w:val="EE0000"/>
           <w:sz w:val="24"/>
           <w:szCs w:val="24"/>
         </w:rPr>
-      </w:pPr>
-      <w:r>
+        <w:t>Bejelentkezés/Regisztráció</w:t>
+      </w:r>
+    </w:p>
+    <w:p>
+      <w:pPr>
+        <w:spacing w:line="360" w:lineRule="auto"/>
+        <w:jc w:val="both"/>
         <w:rPr>
           <w:rFonts w:ascii="Times New Roman" w:hAnsi="Times New Roman" w:cs="Times New Roman"/>
           <w:color w:val="EE0000"/>
           <w:sz w:val="24"/>
           <w:szCs w:val="24"/>
         </w:rPr>
-        <w:tab/>
-        <w:t xml:space="preserve">Milyen folyamatok és miért </w:t>
-      </w:r>
-      <w:proofErr w:type="spellStart"/>
+      </w:pPr>
       <w:r>
         <w:rPr>
           <w:rFonts w:ascii="Times New Roman" w:hAnsi="Times New Roman" w:cs="Times New Roman"/>
@@ -1994,62 +2612,65 @@
           <w:sz w:val="24"/>
           <w:szCs w:val="24"/>
         </w:rPr>
-        <w:t>csatolódtak</w:t>
-      </w:r>
-      <w:proofErr w:type="spellEnd"/>
-      <w:r>
+        <w:tab/>
+        <w:t>Pálya generálás – Token rendszer</w:t>
+      </w:r>
+    </w:p>
+    <w:p>
+      <w:pPr>
+        <w:spacing w:line="360" w:lineRule="auto"/>
+        <w:jc w:val="both"/>
         <w:rPr>
           <w:rFonts w:ascii="Times New Roman" w:hAnsi="Times New Roman" w:cs="Times New Roman"/>
           <w:color w:val="EE0000"/>
           <w:sz w:val="24"/>
           <w:szCs w:val="24"/>
         </w:rPr>
-        <w:t xml:space="preserve"> rá a pálya generálásra, hint rendszer</w:t>
-      </w:r>
-    </w:p>
-    <w:p>
-      <w:pPr>
-        <w:spacing w:line="360" w:lineRule="auto"/>
-        <w:jc w:val="both"/>
+      </w:pPr>
+      <w:r>
         <w:rPr>
           <w:rFonts w:ascii="Times New Roman" w:hAnsi="Times New Roman" w:cs="Times New Roman"/>
           <w:color w:val="EE0000"/>
           <w:sz w:val="24"/>
           <w:szCs w:val="24"/>
         </w:rPr>
-      </w:pPr>
-      <w:r>
+        <w:tab/>
+        <w:t>Pályák böngészése</w:t>
+      </w:r>
+    </w:p>
+    <w:p>
+      <w:pPr>
+        <w:spacing w:line="360" w:lineRule="auto"/>
+        <w:jc w:val="both"/>
         <w:rPr>
           <w:rFonts w:ascii="Times New Roman" w:hAnsi="Times New Roman" w:cs="Times New Roman"/>
           <w:color w:val="EE0000"/>
           <w:sz w:val="24"/>
           <w:szCs w:val="24"/>
         </w:rPr>
-        <w:tab/>
-        <w:t>Milyen modelleket használtam végül</w:t>
-      </w:r>
-    </w:p>
-    <w:p>
-      <w:pPr>
-        <w:spacing w:line="360" w:lineRule="auto"/>
-        <w:jc w:val="both"/>
+      </w:pPr>
+      <w:r>
         <w:rPr>
           <w:rFonts w:ascii="Times New Roman" w:hAnsi="Times New Roman" w:cs="Times New Roman"/>
           <w:color w:val="EE0000"/>
           <w:sz w:val="24"/>
           <w:szCs w:val="24"/>
         </w:rPr>
-      </w:pPr>
-      <w:r>
+        <w:tab/>
+        <w:t>Game UI bemutatása</w:t>
+      </w:r>
+    </w:p>
+    <w:p>
+      <w:pPr>
+        <w:spacing w:line="360" w:lineRule="auto"/>
+        <w:jc w:val="both"/>
         <w:rPr>
           <w:rFonts w:ascii="Times New Roman" w:hAnsi="Times New Roman" w:cs="Times New Roman"/>
           <w:color w:val="EE0000"/>
           <w:sz w:val="24"/>
           <w:szCs w:val="24"/>
         </w:rPr>
-        <w:tab/>
-      </w:r>
-      <w:proofErr w:type="spellStart"/>
+      </w:pPr>
       <w:r>
         <w:rPr>
           <w:rFonts w:ascii="Times New Roman" w:hAnsi="Times New Roman" w:cs="Times New Roman"/>
@@ -2057,19 +2678,20 @@
           <w:sz w:val="24"/>
           <w:szCs w:val="24"/>
         </w:rPr>
-        <w:t>Sprite</w:t>
-      </w:r>
-      <w:proofErr w:type="spellEnd"/>
-      <w:r>
+        <w:t>Tovább fejlesztési lehetőségek</w:t>
+      </w:r>
+    </w:p>
+    <w:p>
+      <w:pPr>
+        <w:spacing w:line="360" w:lineRule="auto"/>
+        <w:jc w:val="both"/>
         <w:rPr>
           <w:rFonts w:ascii="Times New Roman" w:hAnsi="Times New Roman" w:cs="Times New Roman"/>
           <w:color w:val="EE0000"/>
           <w:sz w:val="24"/>
           <w:szCs w:val="24"/>
         </w:rPr>
-        <w:t xml:space="preserve"> </w:t>
-      </w:r>
-      <w:proofErr w:type="spellStart"/>
+      </w:pPr>
       <w:r>
         <w:rPr>
           <w:rFonts w:ascii="Times New Roman" w:hAnsi="Times New Roman" w:cs="Times New Roman"/>
@@ -2077,139 +2699,139 @@
           <w:sz w:val="24"/>
           <w:szCs w:val="24"/>
         </w:rPr>
-        <w:t>png</w:t>
-      </w:r>
-      <w:proofErr w:type="spellEnd"/>
-      <w:r>
+        <w:tab/>
+        <w:t>Több szoba, több logikai feladat, ezeknek jelenlegi AI json generálás korlátjai</w:t>
+      </w:r>
+    </w:p>
+    <w:p>
+      <w:pPr>
+        <w:spacing w:line="360" w:lineRule="auto"/>
+        <w:jc w:val="both"/>
         <w:rPr>
           <w:rFonts w:ascii="Times New Roman" w:hAnsi="Times New Roman" w:cs="Times New Roman"/>
           <w:color w:val="EE0000"/>
           <w:sz w:val="24"/>
           <w:szCs w:val="24"/>
         </w:rPr>
-        <w:t xml:space="preserve"> generálása amit végül a modell megoldott</w:t>
-      </w:r>
-    </w:p>
-    <w:p>
-      <w:pPr>
-        <w:spacing w:line="360" w:lineRule="auto"/>
-        <w:jc w:val="both"/>
+      </w:pPr>
+      <w:r>
         <w:rPr>
           <w:rFonts w:ascii="Times New Roman" w:hAnsi="Times New Roman" w:cs="Times New Roman"/>
           <w:color w:val="EE0000"/>
           <w:sz w:val="24"/>
           <w:szCs w:val="24"/>
         </w:rPr>
-      </w:pPr>
-      <w:r>
+        <w:tab/>
+        <w:t>Célzott feltanítás szabaduló szobákba</w:t>
+      </w:r>
+    </w:p>
+    <w:p>
+      <w:pPr>
+        <w:spacing w:line="360" w:lineRule="auto"/>
+        <w:jc w:val="both"/>
         <w:rPr>
           <w:rFonts w:ascii="Times New Roman" w:hAnsi="Times New Roman" w:cs="Times New Roman"/>
           <w:color w:val="EE0000"/>
           <w:sz w:val="24"/>
           <w:szCs w:val="24"/>
         </w:rPr>
-        <w:t>Költség elemzés</w:t>
-      </w:r>
-    </w:p>
-    <w:p>
-      <w:pPr>
-        <w:spacing w:line="360" w:lineRule="auto"/>
-        <w:jc w:val="both"/>
+      </w:pPr>
+      <w:r>
         <w:rPr>
           <w:rFonts w:ascii="Times New Roman" w:hAnsi="Times New Roman" w:cs="Times New Roman"/>
           <w:color w:val="EE0000"/>
           <w:sz w:val="24"/>
           <w:szCs w:val="24"/>
         </w:rPr>
-      </w:pPr>
-      <w:r>
+        <w:tab/>
+        <w:t>Dinamikus js generálás</w:t>
+      </w:r>
+    </w:p>
+    <w:p>
+      <w:pPr>
+        <w:spacing w:line="360" w:lineRule="auto"/>
+        <w:jc w:val="both"/>
         <w:rPr>
           <w:rFonts w:ascii="Times New Roman" w:hAnsi="Times New Roman" w:cs="Times New Roman"/>
           <w:color w:val="EE0000"/>
           <w:sz w:val="24"/>
           <w:szCs w:val="24"/>
         </w:rPr>
-        <w:tab/>
-        <w:t>Mérési eredmények - statisztikák</w:t>
-      </w:r>
-    </w:p>
-    <w:p>
-      <w:pPr>
-        <w:spacing w:line="360" w:lineRule="auto"/>
-        <w:jc w:val="both"/>
+      </w:pPr>
+      <w:r>
         <w:rPr>
           <w:rFonts w:ascii="Times New Roman" w:hAnsi="Times New Roman" w:cs="Times New Roman"/>
           <w:color w:val="EE0000"/>
           <w:sz w:val="24"/>
           <w:szCs w:val="24"/>
         </w:rPr>
-      </w:pPr>
-      <w:r>
+        <w:t>AI felhasználása</w:t>
+      </w:r>
+    </w:p>
+    <w:p>
+      <w:pPr>
+        <w:spacing w:line="360" w:lineRule="auto"/>
+        <w:jc w:val="both"/>
         <w:rPr>
           <w:rFonts w:ascii="Times New Roman" w:hAnsi="Times New Roman" w:cs="Times New Roman"/>
           <w:color w:val="EE0000"/>
           <w:sz w:val="24"/>
           <w:szCs w:val="24"/>
         </w:rPr>
-        <w:tab/>
-        <w:t>Milyen költsége van egy pálya generálásának</w:t>
-      </w:r>
-    </w:p>
-    <w:p>
-      <w:pPr>
-        <w:spacing w:line="360" w:lineRule="auto"/>
-        <w:jc w:val="both"/>
+      </w:pPr>
+      <w:r>
         <w:rPr>
           <w:rFonts w:ascii="Times New Roman" w:hAnsi="Times New Roman" w:cs="Times New Roman"/>
           <w:color w:val="EE0000"/>
           <w:sz w:val="24"/>
           <w:szCs w:val="24"/>
         </w:rPr>
-      </w:pPr>
-      <w:r>
+        <w:tab/>
+        <w:t>Copilot</w:t>
+      </w:r>
+    </w:p>
+    <w:p>
+      <w:pPr>
+        <w:spacing w:line="360" w:lineRule="auto"/>
+        <w:jc w:val="both"/>
         <w:rPr>
           <w:rFonts w:ascii="Times New Roman" w:hAnsi="Times New Roman" w:cs="Times New Roman"/>
           <w:color w:val="EE0000"/>
           <w:sz w:val="24"/>
           <w:szCs w:val="24"/>
         </w:rPr>
-        <w:tab/>
-        <w:t>Modell alternatívák, saját hardware-en való futtatás</w:t>
-      </w:r>
-    </w:p>
-    <w:p>
-      <w:pPr>
-        <w:spacing w:line="360" w:lineRule="auto"/>
-        <w:jc w:val="both"/>
+      </w:pPr>
+      <w:r>
         <w:rPr>
           <w:rFonts w:ascii="Times New Roman" w:hAnsi="Times New Roman" w:cs="Times New Roman"/>
           <w:color w:val="EE0000"/>
           <w:sz w:val="24"/>
           <w:szCs w:val="24"/>
         </w:rPr>
-      </w:pPr>
-      <w:r>
+        <w:tab/>
+        <w:t>ChatGpt/Claude</w:t>
+      </w:r>
+    </w:p>
+    <w:p>
+      <w:pPr>
+        <w:spacing w:line="360" w:lineRule="auto"/>
+        <w:jc w:val="both"/>
         <w:rPr>
           <w:rFonts w:ascii="Times New Roman" w:hAnsi="Times New Roman" w:cs="Times New Roman"/>
           <w:color w:val="EE0000"/>
           <w:sz w:val="24"/>
           <w:szCs w:val="24"/>
         </w:rPr>
-        <w:t>Frontend és felhasználói felületek</w:t>
-      </w:r>
-    </w:p>
-    <w:p>
-      <w:pPr>
-        <w:spacing w:line="360" w:lineRule="auto"/>
-        <w:ind w:firstLine="720"/>
-        <w:jc w:val="both"/>
+      </w:pPr>
+      <w:r>
         <w:rPr>
           <w:rFonts w:ascii="Times New Roman" w:hAnsi="Times New Roman" w:cs="Times New Roman"/>
           <w:color w:val="EE0000"/>
           <w:sz w:val="24"/>
           <w:szCs w:val="24"/>
         </w:rPr>
-      </w:pPr>
+        <w:tab/>
+      </w:r>
       <w:r>
         <w:rPr>
           <w:rFonts w:ascii="Times New Roman" w:hAnsi="Times New Roman" w:cs="Times New Roman"/>
@@ -2217,357 +2839,8 @@
           <w:sz w:val="24"/>
           <w:szCs w:val="24"/>
         </w:rPr>
-        <w:t>Bejelentkezés/Regisztráció</w:t>
-      </w:r>
-    </w:p>
-    <w:p>
-      <w:pPr>
-        <w:spacing w:line="360" w:lineRule="auto"/>
-        <w:jc w:val="both"/>
-        <w:rPr>
-          <w:rFonts w:ascii="Times New Roman" w:hAnsi="Times New Roman" w:cs="Times New Roman"/>
-          <w:color w:val="EE0000"/>
-          <w:sz w:val="24"/>
-          <w:szCs w:val="24"/>
-        </w:rPr>
-      </w:pPr>
-      <w:r>
-        <w:rPr>
-          <w:rFonts w:ascii="Times New Roman" w:hAnsi="Times New Roman" w:cs="Times New Roman"/>
-          <w:color w:val="EE0000"/>
-          <w:sz w:val="24"/>
-          <w:szCs w:val="24"/>
-        </w:rPr>
-        <w:lastRenderedPageBreak/>
-        <w:tab/>
-        <w:t xml:space="preserve">Pálya generálás – </w:t>
-      </w:r>
-      <w:proofErr w:type="spellStart"/>
-      <w:r>
-        <w:rPr>
-          <w:rFonts w:ascii="Times New Roman" w:hAnsi="Times New Roman" w:cs="Times New Roman"/>
-          <w:color w:val="EE0000"/>
-          <w:sz w:val="24"/>
-          <w:szCs w:val="24"/>
-        </w:rPr>
-        <w:t>Token</w:t>
-      </w:r>
-      <w:proofErr w:type="spellEnd"/>
-      <w:r>
-        <w:rPr>
-          <w:rFonts w:ascii="Times New Roman" w:hAnsi="Times New Roman" w:cs="Times New Roman"/>
-          <w:color w:val="EE0000"/>
-          <w:sz w:val="24"/>
-          <w:szCs w:val="24"/>
-        </w:rPr>
-        <w:t xml:space="preserve"> rendszer</w:t>
-      </w:r>
-    </w:p>
-    <w:p>
-      <w:pPr>
-        <w:spacing w:line="360" w:lineRule="auto"/>
-        <w:jc w:val="both"/>
-        <w:rPr>
-          <w:rFonts w:ascii="Times New Roman" w:hAnsi="Times New Roman" w:cs="Times New Roman"/>
-          <w:color w:val="EE0000"/>
-          <w:sz w:val="24"/>
-          <w:szCs w:val="24"/>
-        </w:rPr>
-      </w:pPr>
-      <w:r>
-        <w:rPr>
-          <w:rFonts w:ascii="Times New Roman" w:hAnsi="Times New Roman" w:cs="Times New Roman"/>
-          <w:color w:val="EE0000"/>
-          <w:sz w:val="24"/>
-          <w:szCs w:val="24"/>
-        </w:rPr>
-        <w:tab/>
-        <w:t>Pályák böngészése</w:t>
-      </w:r>
-    </w:p>
-    <w:p>
-      <w:pPr>
-        <w:spacing w:line="360" w:lineRule="auto"/>
-        <w:jc w:val="both"/>
-        <w:rPr>
-          <w:rFonts w:ascii="Times New Roman" w:hAnsi="Times New Roman" w:cs="Times New Roman"/>
-          <w:color w:val="EE0000"/>
-          <w:sz w:val="24"/>
-          <w:szCs w:val="24"/>
-        </w:rPr>
-      </w:pPr>
-      <w:r>
-        <w:rPr>
-          <w:rFonts w:ascii="Times New Roman" w:hAnsi="Times New Roman" w:cs="Times New Roman"/>
-          <w:color w:val="EE0000"/>
-          <w:sz w:val="24"/>
-          <w:szCs w:val="24"/>
-        </w:rPr>
-        <w:tab/>
-        <w:t>Game UI bemutatása</w:t>
-      </w:r>
-    </w:p>
-    <w:p>
-      <w:pPr>
-        <w:spacing w:line="360" w:lineRule="auto"/>
-        <w:jc w:val="both"/>
-        <w:rPr>
-          <w:rFonts w:ascii="Times New Roman" w:hAnsi="Times New Roman" w:cs="Times New Roman"/>
-          <w:color w:val="EE0000"/>
-          <w:sz w:val="24"/>
-          <w:szCs w:val="24"/>
-        </w:rPr>
-      </w:pPr>
-      <w:r>
-        <w:rPr>
-          <w:rFonts w:ascii="Times New Roman" w:hAnsi="Times New Roman" w:cs="Times New Roman"/>
-          <w:color w:val="EE0000"/>
-          <w:sz w:val="24"/>
-          <w:szCs w:val="24"/>
-        </w:rPr>
-        <w:t>Tovább fejlesztési lehetőségek</w:t>
-      </w:r>
-    </w:p>
-    <w:p>
-      <w:pPr>
-        <w:spacing w:line="360" w:lineRule="auto"/>
-        <w:jc w:val="both"/>
-        <w:rPr>
-          <w:rFonts w:ascii="Times New Roman" w:hAnsi="Times New Roman" w:cs="Times New Roman"/>
-          <w:color w:val="EE0000"/>
-          <w:sz w:val="24"/>
-          <w:szCs w:val="24"/>
-        </w:rPr>
-      </w:pPr>
-      <w:r>
-        <w:rPr>
-          <w:rFonts w:ascii="Times New Roman" w:hAnsi="Times New Roman" w:cs="Times New Roman"/>
-          <w:color w:val="EE0000"/>
-          <w:sz w:val="24"/>
-          <w:szCs w:val="24"/>
-        </w:rPr>
-        <w:tab/>
-        <w:t xml:space="preserve">Több szoba, több logikai feladat, ezeknek jelenlegi AI </w:t>
-      </w:r>
-      <w:proofErr w:type="spellStart"/>
-      <w:r>
-        <w:rPr>
-          <w:rFonts w:ascii="Times New Roman" w:hAnsi="Times New Roman" w:cs="Times New Roman"/>
-          <w:color w:val="EE0000"/>
-          <w:sz w:val="24"/>
-          <w:szCs w:val="24"/>
-        </w:rPr>
-        <w:t>json</w:t>
-      </w:r>
-      <w:proofErr w:type="spellEnd"/>
-      <w:r>
-        <w:rPr>
-          <w:rFonts w:ascii="Times New Roman" w:hAnsi="Times New Roman" w:cs="Times New Roman"/>
-          <w:color w:val="EE0000"/>
-          <w:sz w:val="24"/>
-          <w:szCs w:val="24"/>
-        </w:rPr>
-        <w:t xml:space="preserve"> generálás korlátjai</w:t>
-      </w:r>
-    </w:p>
-    <w:p>
-      <w:pPr>
-        <w:spacing w:line="360" w:lineRule="auto"/>
-        <w:jc w:val="both"/>
-        <w:rPr>
-          <w:rFonts w:ascii="Times New Roman" w:hAnsi="Times New Roman" w:cs="Times New Roman"/>
-          <w:color w:val="EE0000"/>
-          <w:sz w:val="24"/>
-          <w:szCs w:val="24"/>
-        </w:rPr>
-      </w:pPr>
-      <w:r>
-        <w:rPr>
-          <w:rFonts w:ascii="Times New Roman" w:hAnsi="Times New Roman" w:cs="Times New Roman"/>
-          <w:color w:val="EE0000"/>
-          <w:sz w:val="24"/>
-          <w:szCs w:val="24"/>
-        </w:rPr>
-        <w:tab/>
-        <w:t>Célzott feltanítás szabaduló szobákba</w:t>
-      </w:r>
-    </w:p>
-    <w:p>
-      <w:pPr>
-        <w:spacing w:line="360" w:lineRule="auto"/>
-        <w:jc w:val="both"/>
-        <w:rPr>
-          <w:rFonts w:ascii="Times New Roman" w:hAnsi="Times New Roman" w:cs="Times New Roman"/>
-          <w:color w:val="EE0000"/>
-          <w:sz w:val="24"/>
-          <w:szCs w:val="24"/>
-        </w:rPr>
-      </w:pPr>
-      <w:r>
-        <w:rPr>
-          <w:rFonts w:ascii="Times New Roman" w:hAnsi="Times New Roman" w:cs="Times New Roman"/>
-          <w:color w:val="EE0000"/>
-          <w:sz w:val="24"/>
-          <w:szCs w:val="24"/>
-        </w:rPr>
-        <w:tab/>
-        <w:t xml:space="preserve">Dinamikus </w:t>
-      </w:r>
-      <w:proofErr w:type="spellStart"/>
-      <w:r>
-        <w:rPr>
-          <w:rFonts w:ascii="Times New Roman" w:hAnsi="Times New Roman" w:cs="Times New Roman"/>
-          <w:color w:val="EE0000"/>
-          <w:sz w:val="24"/>
-          <w:szCs w:val="24"/>
-        </w:rPr>
-        <w:t>js</w:t>
-      </w:r>
-      <w:proofErr w:type="spellEnd"/>
-      <w:r>
-        <w:rPr>
-          <w:rFonts w:ascii="Times New Roman" w:hAnsi="Times New Roman" w:cs="Times New Roman"/>
-          <w:color w:val="EE0000"/>
-          <w:sz w:val="24"/>
-          <w:szCs w:val="24"/>
-        </w:rPr>
-        <w:t xml:space="preserve"> generálás</w:t>
-      </w:r>
-    </w:p>
-    <w:p>
-      <w:pPr>
-        <w:spacing w:line="360" w:lineRule="auto"/>
-        <w:jc w:val="both"/>
-        <w:rPr>
-          <w:rFonts w:ascii="Times New Roman" w:hAnsi="Times New Roman" w:cs="Times New Roman"/>
-          <w:color w:val="EE0000"/>
-          <w:sz w:val="24"/>
-          <w:szCs w:val="24"/>
-        </w:rPr>
-      </w:pPr>
-      <w:r>
-        <w:rPr>
-          <w:rFonts w:ascii="Times New Roman" w:hAnsi="Times New Roman" w:cs="Times New Roman"/>
-          <w:color w:val="EE0000"/>
-          <w:sz w:val="24"/>
-          <w:szCs w:val="24"/>
-        </w:rPr>
-        <w:t>AI felhasználása</w:t>
-      </w:r>
-    </w:p>
-    <w:p>
-      <w:pPr>
-        <w:spacing w:line="360" w:lineRule="auto"/>
-        <w:jc w:val="both"/>
-        <w:rPr>
-          <w:rFonts w:ascii="Times New Roman" w:hAnsi="Times New Roman" w:cs="Times New Roman"/>
-          <w:color w:val="EE0000"/>
-          <w:sz w:val="24"/>
-          <w:szCs w:val="24"/>
-        </w:rPr>
-      </w:pPr>
-      <w:r>
-        <w:rPr>
-          <w:rFonts w:ascii="Times New Roman" w:hAnsi="Times New Roman" w:cs="Times New Roman"/>
-          <w:color w:val="EE0000"/>
-          <w:sz w:val="24"/>
-          <w:szCs w:val="24"/>
-        </w:rPr>
-        <w:tab/>
-      </w:r>
-      <w:proofErr w:type="spellStart"/>
-      <w:r>
-        <w:rPr>
-          <w:rFonts w:ascii="Times New Roman" w:hAnsi="Times New Roman" w:cs="Times New Roman"/>
-          <w:color w:val="EE0000"/>
-          <w:sz w:val="24"/>
-          <w:szCs w:val="24"/>
-        </w:rPr>
-        <w:t>Copilot</w:t>
-      </w:r>
-      <w:proofErr w:type="spellEnd"/>
-    </w:p>
-    <w:p>
-      <w:pPr>
-        <w:spacing w:line="360" w:lineRule="auto"/>
-        <w:jc w:val="both"/>
-        <w:rPr>
-          <w:rFonts w:ascii="Times New Roman" w:hAnsi="Times New Roman" w:cs="Times New Roman"/>
-          <w:color w:val="EE0000"/>
-          <w:sz w:val="24"/>
-          <w:szCs w:val="24"/>
-        </w:rPr>
-      </w:pPr>
-      <w:r>
-        <w:rPr>
-          <w:rFonts w:ascii="Times New Roman" w:hAnsi="Times New Roman" w:cs="Times New Roman"/>
-          <w:color w:val="EE0000"/>
-          <w:sz w:val="24"/>
-          <w:szCs w:val="24"/>
-        </w:rPr>
-        <w:tab/>
-      </w:r>
-      <w:proofErr w:type="spellStart"/>
-      <w:r>
-        <w:rPr>
-          <w:rFonts w:ascii="Times New Roman" w:hAnsi="Times New Roman" w:cs="Times New Roman"/>
-          <w:color w:val="EE0000"/>
-          <w:sz w:val="24"/>
-          <w:szCs w:val="24"/>
-        </w:rPr>
-        <w:t>ChatGpt</w:t>
-      </w:r>
-      <w:proofErr w:type="spellEnd"/>
-      <w:r>
-        <w:rPr>
-          <w:rFonts w:ascii="Times New Roman" w:hAnsi="Times New Roman" w:cs="Times New Roman"/>
-          <w:color w:val="EE0000"/>
-          <w:sz w:val="24"/>
-          <w:szCs w:val="24"/>
-        </w:rPr>
-        <w:t>/Claude</w:t>
-      </w:r>
-    </w:p>
-    <w:p>
-      <w:pPr>
-        <w:spacing w:line="360" w:lineRule="auto"/>
-        <w:jc w:val="both"/>
-        <w:rPr>
-          <w:rFonts w:ascii="Times New Roman" w:hAnsi="Times New Roman" w:cs="Times New Roman"/>
-          <w:color w:val="EE0000"/>
-          <w:sz w:val="24"/>
-          <w:szCs w:val="24"/>
-        </w:rPr>
-      </w:pPr>
-      <w:r>
-        <w:rPr>
-          <w:rFonts w:ascii="Times New Roman" w:hAnsi="Times New Roman" w:cs="Times New Roman"/>
-          <w:color w:val="EE0000"/>
-          <w:sz w:val="24"/>
-          <w:szCs w:val="24"/>
-        </w:rPr>
-        <w:tab/>
-      </w:r>
-      <w:r>
-        <w:rPr>
-          <w:rFonts w:ascii="Times New Roman" w:hAnsi="Times New Roman" w:cs="Times New Roman"/>
-          <w:color w:val="EE0000"/>
-          <w:sz w:val="24"/>
-          <w:szCs w:val="24"/>
-        </w:rPr>
-        <w:t xml:space="preserve">AI szerepe a fejlesztési folyamatban és annak </w:t>
-      </w:r>
-      <w:proofErr w:type="spellStart"/>
-      <w:r>
-        <w:rPr>
-          <w:rFonts w:ascii="Times New Roman" w:hAnsi="Times New Roman" w:cs="Times New Roman"/>
-          <w:color w:val="EE0000"/>
-          <w:sz w:val="24"/>
-          <w:szCs w:val="24"/>
-        </w:rPr>
-        <w:t>korlátai</w:t>
-      </w:r>
-      <w:proofErr w:type="spellEnd"/>
+        <w:t>AI szerepe a fejlesztési folyamatban és annak korlátai</w:t>
+      </w:r>
     </w:p>
     <w:p>
       <w:pPr>
@@ -2660,7 +2933,7 @@
           <w:i/>
         </w:rPr>
       </w:pPr>
-      <w:bookmarkStart w:id="2" w:name="_Toc225185485"/>
+      <w:bookmarkStart w:id="2" w:name="_Toc225492653"/>
       <w:r>
         <w:lastRenderedPageBreak/>
         <w:t>Technológiák</w:t>
@@ -2679,16 +2952,11 @@
       <w:pPr>
         <w:pStyle w:val="Szakdolgozath2"/>
       </w:pPr>
-      <w:bookmarkStart w:id="3" w:name="_Toc225185486"/>
-      <w:r>
-        <w:t xml:space="preserve">Docker és </w:t>
-      </w:r>
-      <w:proofErr w:type="spellStart"/>
-      <w:r>
-        <w:t>konténerizáció</w:t>
+      <w:bookmarkStart w:id="3" w:name="_Toc225492654"/>
+      <w:r>
+        <w:t>Docker és konténerizáció</w:t>
       </w:r>
       <w:bookmarkEnd w:id="3"/>
-      <w:proofErr w:type="spellEnd"/>
     </w:p>
     <w:p>
       <w:pPr>
@@ -2698,23 +2966,10 @@
         <w:t>A</w:t>
       </w:r>
       <w:r>
-        <w:t xml:space="preserve">z </w:t>
-      </w:r>
-      <w:proofErr w:type="spellStart"/>
-      <w:r>
-        <w:t>alkalmazés</w:t>
-      </w:r>
-      <w:proofErr w:type="spellEnd"/>
-      <w:r>
-        <w:t xml:space="preserve"> fejlesztése </w:t>
-      </w:r>
-      <w:proofErr w:type="spellStart"/>
-      <w:r>
-        <w:t>konténerizált</w:t>
-      </w:r>
-      <w:proofErr w:type="spellEnd"/>
-      <w:r>
-        <w:t xml:space="preserve"> környezetben történik Docker</w:t>
+        <w:t xml:space="preserve">z alkalmazés fejlesztése </w:t>
+      </w:r>
+      <w:r>
+        <w:t>konténerizált környezetben történik Docker</w:t>
       </w:r>
       <w:sdt>
         <w:sdtPr>
@@ -2761,13 +3016,8 @@
         <w:t xml:space="preserve"> de együttesen is elindíthatóak</w:t>
       </w:r>
       <w:r>
-        <w:t xml:space="preserve">. A Docker </w:t>
-      </w:r>
-      <w:proofErr w:type="spellStart"/>
-      <w:r>
-        <w:t>Compose</w:t>
-      </w:r>
-      <w:proofErr w:type="spellEnd"/>
+        <w:t>. A Docker Compose</w:t>
+      </w:r>
       <w:sdt>
         <w:sdtPr>
           <w:id w:val="1576857532"/>
@@ -2804,15 +3054,7 @@
         <w:t xml:space="preserve"> használata lehetővé teszi, hogy a teljes fejlesztői környezet egységesen és reprodukálható módon legyen felépíthető</w:t>
       </w:r>
       <w:r>
-        <w:t xml:space="preserve">, így szimulálva </w:t>
-      </w:r>
-      <w:proofErr w:type="spellStart"/>
-      <w:r>
-        <w:t>production</w:t>
-      </w:r>
-      <w:proofErr w:type="spellEnd"/>
-      <w:r>
-        <w:t xml:space="preserve"> szerver környezetet</w:t>
+        <w:t>, így szimulálva production szerver környezetet</w:t>
       </w:r>
       <w:r>
         <w:t>.</w:t>
@@ -2822,7 +3064,7 @@
       <w:pPr>
         <w:pStyle w:val="Szakdolgozath2"/>
       </w:pPr>
-      <w:bookmarkStart w:id="4" w:name="_Toc225185487"/>
+      <w:bookmarkStart w:id="4" w:name="_Toc225492655"/>
       <w:r>
         <w:t>Frontend technológiák</w:t>
       </w:r>
@@ -2840,24 +3082,17 @@
       <w:pPr>
         <w:pStyle w:val="Szakdolgozath3"/>
       </w:pPr>
-      <w:proofErr w:type="spellStart"/>
       <w:r>
         <w:t>TypeScript</w:t>
       </w:r>
-      <w:proofErr w:type="spellEnd"/>
     </w:p>
     <w:p>
       <w:pPr>
         <w:pStyle w:val="Szakdolgozatbekezds"/>
       </w:pPr>
       <w:r>
-        <w:t xml:space="preserve">A frontend fejlesztése </w:t>
-      </w:r>
-      <w:proofErr w:type="spellStart"/>
-      <w:r>
-        <w:t>TypeScript</w:t>
-      </w:r>
-      <w:proofErr w:type="spellEnd"/>
+        <w:t>A frontend fejlesztése TypeScript</w:t>
+      </w:r>
       <w:sdt>
         <w:sdtPr>
           <w:id w:val="-892112070"/>
@@ -2891,15 +3126,7 @@
         </w:sdtContent>
       </w:sdt>
       <w:r>
-        <w:t xml:space="preserve"> nyelven történt. A </w:t>
-      </w:r>
-      <w:proofErr w:type="spellStart"/>
-      <w:r>
-        <w:t>TypeScript</w:t>
-      </w:r>
-      <w:proofErr w:type="spellEnd"/>
-      <w:r>
-        <w:t xml:space="preserve"> használata lehetővé teszi a statikus típusellenőrzést, amely csökkenti a fejlesztés során előforduló hibák számát, </w:t>
+        <w:t xml:space="preserve"> nyelven történt. A TypeScript használata lehetővé teszi a statikus típusellenőrzést, amely csökkenti a fejlesztés során előforduló hibák számát, </w:t>
       </w:r>
       <w:r>
         <w:t xml:space="preserve">emellett </w:t>
@@ -2908,29 +3135,13 @@
         <w:t xml:space="preserve"> javítja a kód karbantarthatóságát és átláthatóságát</w:t>
       </w:r>
       <w:r>
-        <w:t xml:space="preserve"> a </w:t>
-      </w:r>
-      <w:proofErr w:type="spellStart"/>
-      <w:r>
-        <w:t>vanilla</w:t>
-      </w:r>
-      <w:proofErr w:type="spellEnd"/>
-      <w:r>
-        <w:t xml:space="preserve"> </w:t>
-      </w:r>
-      <w:proofErr w:type="spellStart"/>
-      <w:r>
-        <w:t>j</w:t>
+        <w:t xml:space="preserve"> a vanilla j</w:t>
       </w:r>
       <w:r>
         <w:t>a</w:t>
       </w:r>
       <w:r>
-        <w:t>vascripttel</w:t>
-      </w:r>
-      <w:proofErr w:type="spellEnd"/>
-      <w:r>
-        <w:t xml:space="preserve"> szemben</w:t>
+        <w:t>vascripttel szemben</w:t>
       </w:r>
       <w:r>
         <w:t>.</w:t>
@@ -2940,11 +3151,9 @@
       <w:pPr>
         <w:pStyle w:val="Szakdolgozath3"/>
       </w:pPr>
-      <w:proofErr w:type="spellStart"/>
       <w:r>
         <w:t>React</w:t>
       </w:r>
-      <w:proofErr w:type="spellEnd"/>
     </w:p>
     <w:p>
       <w:pPr>
@@ -2957,13 +3166,8 @@
         <w:t xml:space="preserve"> webes kliens oldal</w:t>
       </w:r>
       <w:r>
-        <w:t xml:space="preserve"> kialakítása </w:t>
-      </w:r>
-      <w:proofErr w:type="spellStart"/>
-      <w:r>
-        <w:t>React</w:t>
-      </w:r>
-      <w:proofErr w:type="spellEnd"/>
+        <w:t xml:space="preserve"> kialakítása React</w:t>
+      </w:r>
       <w:sdt>
         <w:sdtPr>
           <w:id w:val="1000310456"/>
@@ -3003,15 +3207,7 @@
         <w:t>, amelyet eredetileg a Facebook, ma</w:t>
       </w:r>
       <w:r>
-        <w:t xml:space="preserve">i nevén </w:t>
-      </w:r>
-      <w:proofErr w:type="spellStart"/>
-      <w:r>
-        <w:t>Meta</w:t>
-      </w:r>
-      <w:proofErr w:type="spellEnd"/>
-      <w:r>
-        <w:t xml:space="preserve"> fejlesztett</w:t>
+        <w:t>i nevén Meta fejlesztett</w:t>
       </w:r>
       <w:r>
         <w:t xml:space="preserve">. </w:t>
@@ -3039,13 +3235,8 @@
         <w:t xml:space="preserve">. </w:t>
       </w:r>
       <w:r>
-        <w:t xml:space="preserve">Alternatív megoldásként szóba jöhetett volna például az </w:t>
-      </w:r>
-      <w:proofErr w:type="spellStart"/>
-      <w:r>
-        <w:t>Angular</w:t>
-      </w:r>
-      <w:proofErr w:type="spellEnd"/>
+        <w:t>Alternatív megoldásként szóba jöhetett volna például az Angular</w:t>
+      </w:r>
       <w:sdt>
         <w:sdtPr>
           <w:id w:val="558358392"/>
@@ -3124,11 +3315,9 @@
       <w:pPr>
         <w:pStyle w:val="Szakdolgozath3"/>
       </w:pPr>
-      <w:proofErr w:type="spellStart"/>
       <w:r>
         <w:t>PixiJS</w:t>
       </w:r>
-      <w:proofErr w:type="spellEnd"/>
     </w:p>
     <w:p>
       <w:pPr>
@@ -3138,13 +3327,8 @@
         </w:rPr>
       </w:pPr>
       <w:r>
-        <w:t xml:space="preserve">A játéktér megjelenítéséhez a </w:t>
-      </w:r>
-      <w:proofErr w:type="spellStart"/>
-      <w:r>
-        <w:t>PixiJS</w:t>
-      </w:r>
-      <w:proofErr w:type="spellEnd"/>
+        <w:t>A játéktér megjelenítéséhez a PixiJS</w:t>
+      </w:r>
       <w:sdt>
         <w:sdtPr>
           <w:id w:val="223420300"/>
@@ -3178,39 +3362,7 @@
         </w:sdtContent>
       </w:sdt>
       <w:r>
-        <w:t xml:space="preserve"> grafikai könyvtár került felhasználásra. A </w:t>
-      </w:r>
-      <w:proofErr w:type="spellStart"/>
-      <w:r>
-        <w:t>PixiJS</w:t>
-      </w:r>
-      <w:proofErr w:type="spellEnd"/>
-      <w:r>
-        <w:t xml:space="preserve"> böngészőben futó, elsősorban HTML5 </w:t>
-      </w:r>
-      <w:proofErr w:type="spellStart"/>
-      <w:r>
-        <w:t>Canvas</w:t>
-      </w:r>
-      <w:proofErr w:type="spellEnd"/>
-      <w:r>
-        <w:t xml:space="preserve"> és </w:t>
-      </w:r>
-      <w:proofErr w:type="spellStart"/>
-      <w:r>
-        <w:t>WebGL</w:t>
-      </w:r>
-      <w:proofErr w:type="spellEnd"/>
-      <w:r>
-        <w:t xml:space="preserve"> alapú 2D </w:t>
-      </w:r>
-      <w:proofErr w:type="spellStart"/>
-      <w:r>
-        <w:t>renderelést</w:t>
-      </w:r>
-      <w:proofErr w:type="spellEnd"/>
-      <w:r>
-        <w:t xml:space="preserve"> biztosító technológia, amely alkalmas játékobjektumok, helyszínek és interaktív elemek dinamikus megjelenítésére és kezelésére.</w:t>
+        <w:t xml:space="preserve"> grafikai könyvtár került felhasználásra. A PixiJS böngészőben futó, elsősorban HTML5 Canvas és WebGL alapú 2D renderelést biztosító technológia, amely alkalmas játékobjektumok, helyszínek és interaktív elemek dinamikus megjelenítésére és kezelésére.</w:t>
       </w:r>
     </w:p>
     <w:p>
@@ -3277,7 +3429,7 @@
       <w:pPr>
         <w:pStyle w:val="Szakdolgozath2"/>
       </w:pPr>
-      <w:bookmarkStart w:id="5" w:name="_Toc225185488"/>
+      <w:bookmarkStart w:id="5" w:name="_Toc225492656"/>
       <w:r>
         <w:t>Backend technológiák</w:t>
       </w:r>
@@ -3288,15 +3440,7 @@
         <w:pStyle w:val="Szakdolgozatbekezds"/>
       </w:pPr>
       <w:r>
-        <w:t xml:space="preserve">A szerveroldali logika, az üzleti folyamatok kezelése, az AI integráció, valamint az adatbázis-műveletek a backend rétegben valósulnak meg. A backend fejlesztése során a gyors fejlesztést, a jó </w:t>
-      </w:r>
-      <w:proofErr w:type="spellStart"/>
-      <w:r>
-        <w:t>strukturálhatóságot</w:t>
-      </w:r>
-      <w:proofErr w:type="spellEnd"/>
-      <w:r>
-        <w:t xml:space="preserve"> és az API-központú működést támogató technológiák kerültek kiválasztásra.</w:t>
+        <w:t>A szerveroldali logika, az üzleti folyamatok kezelése, az AI integráció, valamint az adatbázis-műveletek a backend rétegben valósulnak meg. A backend fejlesztése során a gyors fejlesztést, a jó strukturálhatóságot és az API-központú működést támogató technológiák kerültek kiválasztásra.</w:t>
       </w:r>
     </w:p>
     <w:p>
@@ -3350,13 +3494,8 @@
         <w:t xml:space="preserve"> nyelven készült. A Python előnye, hogy jól használható webes szolgáltatások, adatkezelési logikák és mesterséges intelligenciához kapcsolódó integrációk megvalósítására.</w:t>
       </w:r>
       <w:r>
-        <w:t xml:space="preserve"> Projekt elején tervben voltak kép transzformációs feladatok is, ezek valósultak volna meg az </w:t>
-      </w:r>
-      <w:proofErr w:type="spellStart"/>
-      <w:r>
-        <w:t>OpenCV</w:t>
-      </w:r>
-      <w:proofErr w:type="spellEnd"/>
+        <w:t xml:space="preserve"> Projekt elején tervben voltak kép transzformációs feladatok is, ezek valósultak volna meg az OpenCV</w:t>
+      </w:r>
       <w:sdt>
         <w:sdtPr>
           <w:id w:val="-1397195207"/>
@@ -3397,40 +3536,17 @@
       <w:pPr>
         <w:pStyle w:val="Szakdolgozath3"/>
       </w:pPr>
-      <w:proofErr w:type="spellStart"/>
-      <w:r>
-        <w:t>FastAPI</w:t>
-      </w:r>
-      <w:proofErr w:type="spellEnd"/>
-      <w:r>
-        <w:t xml:space="preserve"> és </w:t>
-      </w:r>
-      <w:proofErr w:type="spellStart"/>
-      <w:r>
-        <w:t>OpenAPI</w:t>
-      </w:r>
-      <w:proofErr w:type="spellEnd"/>
+      <w:r>
+        <w:t>FastAPI és OpenAPI</w:t>
+      </w:r>
     </w:p>
     <w:p>
       <w:pPr>
         <w:pStyle w:val="Szakdolgozatbekezds"/>
       </w:pPr>
       <w:r>
-        <w:t xml:space="preserve">A backend A </w:t>
-      </w:r>
-      <w:proofErr w:type="spellStart"/>
-      <w:r>
-        <w:t>a</w:t>
-      </w:r>
-      <w:proofErr w:type="spellEnd"/>
-      <w:r>
-        <w:t xml:space="preserve"> </w:t>
-      </w:r>
-      <w:proofErr w:type="spellStart"/>
-      <w:r>
-        <w:t>FastAPI</w:t>
-      </w:r>
-      <w:proofErr w:type="spellEnd"/>
+        <w:t>A backend A a FastAPI</w:t>
+      </w:r>
       <w:sdt>
         <w:sdtPr>
           <w:id w:val="-1088236458"/>
@@ -3464,23 +3580,7 @@
         </w:sdtContent>
       </w:sdt>
       <w:r>
-        <w:t xml:space="preserve"> keretrendszerre épül. A </w:t>
-      </w:r>
-      <w:proofErr w:type="spellStart"/>
-      <w:r>
-        <w:t>FastAPI</w:t>
-      </w:r>
-      <w:proofErr w:type="spellEnd"/>
-      <w:r>
-        <w:t xml:space="preserve"> modern, nagy teljesítményű megoldást nyújt REST alapú szolgáltatások fejlesztésére, és automatikusan képes </w:t>
-      </w:r>
-      <w:proofErr w:type="spellStart"/>
-      <w:r>
-        <w:t>OpenAPI</w:t>
-      </w:r>
-      <w:proofErr w:type="spellEnd"/>
-      <w:r>
-        <w:t xml:space="preserve"> </w:t>
+        <w:t xml:space="preserve"> keretrendszerre épül. A FastAPI modern, nagy teljesítményű megoldást nyújt REST alapú szolgáltatások fejlesztésére, és automatikusan képes OpenAPI </w:t>
       </w:r>
       <w:sdt>
         <w:sdtPr>
@@ -3513,47 +3613,24 @@
       </w:r>
       <w:r>
         <w:lastRenderedPageBreak/>
-        <w:t xml:space="preserve">megkönnyíti az API dokumentálását és az interfészek áttekinthetőségét. A választás azért esett erre a keretrendszerre, mert a </w:t>
-      </w:r>
-      <w:proofErr w:type="spellStart"/>
-      <w:r>
-        <w:t>Flaskkal</w:t>
-      </w:r>
-      <w:proofErr w:type="spellEnd"/>
-      <w:r>
-        <w:t xml:space="preserve"> szemben erősebben épít a típusosságra, ami biztonságosabb és átláthatóbb API-fejlesztést tesz lehetővé.</w:t>
+        <w:t>megkönnyíti az API dokumentálását és az interfészek áttekinthetőségét. A választás azért esett erre a keretrendszerre, mert a Flaskkal szemben erősebben épít a típusosságra, ami biztonságosabb és átláthatóbb API-fejlesztést tesz lehetővé.</w:t>
       </w:r>
     </w:p>
     <w:p>
       <w:pPr>
         <w:pStyle w:val="Szakdolgozath3"/>
       </w:pPr>
-      <w:proofErr w:type="spellStart"/>
-      <w:r>
-        <w:t>SQLAlchemy</w:t>
-      </w:r>
-      <w:proofErr w:type="spellEnd"/>
-      <w:r>
-        <w:t xml:space="preserve"> és </w:t>
-      </w:r>
-      <w:proofErr w:type="spellStart"/>
-      <w:r>
-        <w:t>Alembic</w:t>
-      </w:r>
-      <w:proofErr w:type="spellEnd"/>
+      <w:r>
+        <w:t>SQLAlchemy és Alembic</w:t>
+      </w:r>
     </w:p>
     <w:p>
       <w:pPr>
         <w:pStyle w:val="Szakdolgozatbekezds"/>
       </w:pPr>
       <w:r>
-        <w:t xml:space="preserve">Az adatbázisréteg kezelésére a </w:t>
-      </w:r>
-      <w:proofErr w:type="spellStart"/>
-      <w:r>
-        <w:t>SQLAlchemy</w:t>
-      </w:r>
-      <w:proofErr w:type="spellEnd"/>
+        <w:t>Az adatbázisréteg kezelésére a SQLAlchemy</w:t>
+      </w:r>
       <w:sdt>
         <w:sdtPr>
           <w:id w:val="367569242"/>
@@ -3587,23 +3664,7 @@
         </w:sdtContent>
       </w:sdt>
       <w:r>
-        <w:t xml:space="preserve"> ORM (</w:t>
-      </w:r>
-      <w:proofErr w:type="spellStart"/>
-      <w:r>
-        <w:t>Object-Relational</w:t>
-      </w:r>
-      <w:proofErr w:type="spellEnd"/>
-      <w:r>
-        <w:t xml:space="preserve"> </w:t>
-      </w:r>
-      <w:proofErr w:type="spellStart"/>
-      <w:r>
-        <w:t>Mapping</w:t>
-      </w:r>
-      <w:proofErr w:type="spellEnd"/>
-      <w:r>
-        <w:t>) került alkalmazásra, amely lehetővé teszi a relációs adatmodell objektumorientált kezelését. Ennek köszönhetően az adatbázissal való kommunikáció során nem minden esetben szükséges alacsony szintű SQL utasítások közvetlen írása, mivel az adatszerkezetek Python objektumokon keresztül is kezelhetők. Ez átláthatóbbá és karbantarthatóbbá teszi a backend oldali adatkezelési logikát.</w:t>
+        <w:t xml:space="preserve"> ORM (Object-Relational Mapping) került alkalmazásra, amely lehetővé teszi a relációs adatmodell objektumorientált kezelését. Ennek köszönhetően az adatbázissal való kommunikáció során nem minden esetben szükséges alacsony szintű SQL utasítások közvetlen írása, mivel az adatszerkezetek Python objektumokon keresztül is kezelhetők. Ez átláthatóbbá és karbantarthatóbbá teszi a backend oldali adatkezelési logikát.</w:t>
       </w:r>
     </w:p>
     <w:p>
@@ -3611,21 +3672,8 @@
         <w:pStyle w:val="Szakdolgozatbekezds"/>
       </w:pPr>
       <w:r>
-        <w:t xml:space="preserve">Az adatbázisséma változásainak nyomon követésére és a migrációk kezelésére az </w:t>
-      </w:r>
-      <w:proofErr w:type="spellStart"/>
-      <w:r>
-        <w:t>Alembic</w:t>
-      </w:r>
-      <w:proofErr w:type="spellEnd"/>
-      <w:r>
-        <w:t xml:space="preserve"> került felhasználásra. Az </w:t>
-      </w:r>
-      <w:proofErr w:type="spellStart"/>
-      <w:r>
-        <w:t>Alembic</w:t>
-      </w:r>
-      <w:proofErr w:type="spellEnd"/>
+        <w:t>Az adatbázisséma változásainak nyomon követésére és a migrációk kezelésére az Alembic került felhasználásra. Az Alembic</w:t>
+      </w:r>
       <w:sdt>
         <w:sdtPr>
           <w:id w:val="1603687888"/>
@@ -3664,57 +3712,9 @@
     </w:p>
     <w:p>
       <w:pPr>
-        <w:pStyle w:val="Szakdolgozath3"/>
-      </w:pPr>
-      <w:r>
-        <w:t xml:space="preserve">JWT alapú </w:t>
-      </w:r>
-      <w:proofErr w:type="spellStart"/>
-      <w:r>
-        <w:t>autentikáció</w:t>
-      </w:r>
-      <w:proofErr w:type="spellEnd"/>
-      <w:r>
-        <w:t xml:space="preserve"> TODO Ez ne itt legyen hanem a </w:t>
-      </w:r>
-      <w:proofErr w:type="spellStart"/>
-      <w:r>
-        <w:t>jwt</w:t>
-      </w:r>
-      <w:proofErr w:type="spellEnd"/>
-      <w:r>
-        <w:t xml:space="preserve"> releváns résznél</w:t>
-      </w:r>
-    </w:p>
-    <w:p>
-      <w:pPr>
-        <w:pStyle w:val="Szakdolgozatbekezds"/>
-      </w:pPr>
-      <w:r>
-        <w:t xml:space="preserve">A felhasználók hitelesítése JSON Web </w:t>
-      </w:r>
-      <w:proofErr w:type="spellStart"/>
-      <w:r>
-        <w:t>Token</w:t>
-      </w:r>
-      <w:proofErr w:type="spellEnd"/>
-      <w:r>
-        <w:t xml:space="preserve"> (JWT) alapú megoldással történik, amely RS256 algoritmust alkalmazó, nyilvános és privát kulcspáron alapuló aláírással került megvalósításra. Ez biztosítja, hogy a kliensoldali alkalmazás a bejelentkezést követően biztonságos módon férjen hozzá a védett erőforrásokhoz, miközben a szerver ellenőrizni tudja a </w:t>
-      </w:r>
-      <w:proofErr w:type="spellStart"/>
-      <w:r>
-        <w:t>tokenek</w:t>
-      </w:r>
-      <w:proofErr w:type="spellEnd"/>
-      <w:r>
-        <w:t xml:space="preserve"> hitelességét és érvényességét.</w:t>
-      </w:r>
-    </w:p>
-    <w:p>
-      <w:pPr>
         <w:pStyle w:val="Szakdolgozath2"/>
       </w:pPr>
-      <w:bookmarkStart w:id="6" w:name="_Toc225185489"/>
+      <w:bookmarkStart w:id="6" w:name="_Toc225492657"/>
       <w:r>
         <w:t>Valós idejű kommunikáció</w:t>
       </w:r>
@@ -3776,63 +3776,37 @@
         </w:sdtContent>
       </w:sdt>
       <w:r>
-        <w:t xml:space="preserve"> környezetben fut. A Node.js egy JavaScript futtatókörnyezet, amelyet a Chrome V8 motorjára építettek, és amely különösen jól </w:t>
-      </w:r>
+        <w:t xml:space="preserve"> környezetben fut. A Node.js egy JavaScript futtatókörnyezet, amelyet a Chrome V8 motorjára építettek, és amely különösen jól használható hálózati</w:t>
+      </w:r>
+      <w:r>
+        <w:t xml:space="preserve"> és</w:t>
+      </w:r>
+      <w:r>
+        <w:t xml:space="preserve"> eseményvezérelt alkalmazások fejlesztésére. Működésének egyik legfontosabb jellemzője a nem blokkoló I/O-kezelés, amely lehetővé teszi, hogy a szerver egyszerre több klienskapcsolatot is hatékonyan kezeljen anélkül, hogy minden kérés külön végrehajtási szálat igényelne.</w:t>
+      </w:r>
+    </w:p>
+    <w:p>
+      <w:pPr>
+        <w:pStyle w:val="Szakdolgozath3"/>
+      </w:pPr>
+      <w:r>
+        <w:t>Express</w:t>
+      </w:r>
+      <w:r>
+        <w:t>Js</w:t>
+      </w:r>
+    </w:p>
+    <w:p>
+      <w:pPr>
+        <w:pStyle w:val="Szakdolgozatbekezds"/>
+      </w:pPr>
       <w:r>
         <w:lastRenderedPageBreak/>
-        <w:t>használható hálózati</w:t>
-      </w:r>
-      <w:r>
-        <w:t xml:space="preserve"> és</w:t>
-      </w:r>
-      <w:r>
-        <w:t xml:space="preserve"> </w:t>
-      </w:r>
-      <w:proofErr w:type="spellStart"/>
-      <w:r>
-        <w:t>eseményvezérelt</w:t>
-      </w:r>
-      <w:proofErr w:type="spellEnd"/>
-      <w:r>
-        <w:t xml:space="preserve"> alkalmazások fejlesztésére. Működésének egyik legfontosabb jellemzője a nem blokkoló I/O-kezelés, amely lehetővé teszi, hogy a szerver egyszerre több klienskapcsolatot is hatékonyan kezeljen anélkül, hogy minden kérés külön végrehajtási szálat igényelne.</w:t>
-      </w:r>
-    </w:p>
-    <w:p>
-      <w:pPr>
-        <w:pStyle w:val="Szakdolgozath3"/>
-      </w:pPr>
-      <w:proofErr w:type="spellStart"/>
-      <w:r>
-        <w:t>Express</w:t>
+        <w:t>A websocket szerver HTTP végpontjainak és alapvető kiszolgálási logikájának megvalósítására az Express keretrendszer került felhasználásra. Az Express</w:t>
       </w:r>
       <w:r>
         <w:t>Js</w:t>
       </w:r>
-      <w:proofErr w:type="spellEnd"/>
-    </w:p>
-    <w:p>
-      <w:pPr>
-        <w:pStyle w:val="Szakdolgozatbekezds"/>
-      </w:pPr>
-      <w:r>
-        <w:t xml:space="preserve">A </w:t>
-      </w:r>
-      <w:proofErr w:type="spellStart"/>
-      <w:r>
-        <w:t>websocket</w:t>
-      </w:r>
-      <w:proofErr w:type="spellEnd"/>
-      <w:r>
-        <w:t xml:space="preserve"> szerver HTTP végpontjainak és alapvető kiszolgálási logikájának megvalósítására az Express keretrendszer került felhasználásra. Az </w:t>
-      </w:r>
-      <w:proofErr w:type="spellStart"/>
-      <w:r>
-        <w:t>Express</w:t>
-      </w:r>
-      <w:r>
-        <w:t>Js</w:t>
-      </w:r>
-      <w:proofErr w:type="spellEnd"/>
       <w:sdt>
         <w:sdtPr>
           <w:id w:val="725874965"/>
@@ -3924,7 +3898,7 @@
       <w:pPr>
         <w:pStyle w:val="Szakdolgozath2"/>
       </w:pPr>
-      <w:bookmarkStart w:id="7" w:name="_Toc225185490"/>
+      <w:bookmarkStart w:id="7" w:name="_Toc225492658"/>
       <w:r>
         <w:t>Adatkezelés és tárolás</w:t>
       </w:r>
@@ -3942,24 +3916,17 @@
       <w:pPr>
         <w:pStyle w:val="Szakdolgozath3"/>
       </w:pPr>
-      <w:proofErr w:type="spellStart"/>
       <w:r>
         <w:t>PostgreSQL</w:t>
       </w:r>
-      <w:proofErr w:type="spellEnd"/>
     </w:p>
     <w:p>
       <w:pPr>
         <w:pStyle w:val="Szakdolgozatbekezds"/>
       </w:pPr>
       <w:r>
-        <w:t xml:space="preserve">A strukturált adatok tárolására </w:t>
-      </w:r>
-      <w:proofErr w:type="spellStart"/>
-      <w:r>
-        <w:t>PostgreSQL</w:t>
-      </w:r>
-      <w:proofErr w:type="spellEnd"/>
+        <w:t>A strukturált adatok tárolására PostgreSQL</w:t>
+      </w:r>
       <w:sdt>
         <w:sdtPr>
           <w:id w:val="1681394402"/>
@@ -3993,39 +3960,24 @@
         </w:sdtContent>
       </w:sdt>
       <w:r>
-        <w:t xml:space="preserve"> adatbázis-kezelő rendszer szolgál. Ebben kerülnek eltárolásra például a felhasználói adatok, a </w:t>
-      </w:r>
-      <w:proofErr w:type="spellStart"/>
-      <w:r>
-        <w:t>tokenekhez</w:t>
-      </w:r>
-      <w:proofErr w:type="spellEnd"/>
-      <w:r>
-        <w:t xml:space="preserve"> kapcsolódó információk, valamint a pályákhoz tartozó metaadatok és statisztikák.</w:t>
+        <w:t xml:space="preserve"> adatbázis-kezelő rendszer szolgál. Ebben kerülnek eltárolásra például a felhasználói adatok, a tokenekhez kapcsolódó információk, valamint a pályákhoz tartozó metaadatok és statisztikák.</w:t>
       </w:r>
     </w:p>
     <w:p>
       <w:pPr>
         <w:pStyle w:val="Szakdolgozath3"/>
       </w:pPr>
-      <w:proofErr w:type="spellStart"/>
       <w:r>
         <w:t>MinIO</w:t>
       </w:r>
-      <w:proofErr w:type="spellEnd"/>
     </w:p>
     <w:p>
       <w:pPr>
         <w:pStyle w:val="Szakdolgozatbekezds"/>
       </w:pPr>
       <w:r>
-        <w:t xml:space="preserve">A generált fájlok, például a pályákhoz tartozó JSON állományok és képi erőforrások tárolására </w:t>
-      </w:r>
-      <w:proofErr w:type="spellStart"/>
-      <w:r>
-        <w:t>MinIO</w:t>
-      </w:r>
-      <w:proofErr w:type="spellEnd"/>
+        <w:t>A generált fájlok, például a pályákhoz tartozó JSON állományok és képi erőforrások tárolására MinIO</w:t>
+      </w:r>
       <w:sdt>
         <w:sdtPr>
           <w:id w:val="-1181898533"/>
@@ -4059,71 +4011,42 @@
         </w:sdtContent>
       </w:sdt>
       <w:r>
-        <w:t xml:space="preserve"> objektumtároló került alkalmazásra. A </w:t>
-      </w:r>
-      <w:proofErr w:type="spellStart"/>
-      <w:r>
-        <w:t>MinIO</w:t>
-      </w:r>
-      <w:proofErr w:type="spellEnd"/>
-      <w:r>
-        <w:t xml:space="preserve"> egy S3-kompatibilis objektumtárolási megoldás, amely működésében az Amazon Web </w:t>
-      </w:r>
-      <w:proofErr w:type="spellStart"/>
-      <w:r>
-        <w:t>Services</w:t>
-      </w:r>
-      <w:proofErr w:type="spellEnd"/>
-      <w:r>
-        <w:t xml:space="preserve"> társzolgáltatásaihoz hasonló módon használható. Ez lehetővé teszi, hogy a fájlok kezelése elkülönüljön a relációs adatbázistól, így a strukturált adatok és a bináris állományok tárolása külön rétegben valósulhat meg.</w:t>
+        <w:t xml:space="preserve"> objektumtároló került alkalmazásra. A MinIO egy S3-kompatibilis objektumtárolási megoldás, amely működésében az Amazon Web Services társzolgáltatásaihoz hasonló módon használható. Ez lehetővé teszi, hogy a fájlok kezelése elkülönüljön a relációs adatbázistól, így a strukturált adatok és a bináris állományok tárolása külön rétegben valósulhat meg.</w:t>
       </w:r>
     </w:p>
     <w:p>
       <w:pPr>
         <w:pStyle w:val="Szakdolgozath2"/>
       </w:pPr>
-      <w:bookmarkStart w:id="8" w:name="_Toc225185491"/>
+      <w:bookmarkStart w:id="8" w:name="_Toc225492659"/>
+      <w:r>
+        <w:t>MI integráció</w:t>
+      </w:r>
+      <w:bookmarkEnd w:id="8"/>
+    </w:p>
+    <w:p>
+      <w:pPr>
+        <w:pStyle w:val="Szakdolgozatbekezds"/>
+      </w:pPr>
+      <w:r>
+        <w:t>A rendszer egyik legfontosabb sajátossága, hogy a pályagenerálás és bizonyos erőforrások előállítása mesterséges intelligencia segítségével történik. Ez a projekt központi innovatív eleme, ezért külön technológiai kategóriaként is indokolt kezelni.</w:t>
+      </w:r>
+    </w:p>
+    <w:p>
+      <w:pPr>
+        <w:pStyle w:val="Szakdolgozath3"/>
+      </w:pPr>
       <w:r>
         <w:lastRenderedPageBreak/>
-        <w:t>MI integráció</w:t>
-      </w:r>
-      <w:bookmarkEnd w:id="8"/>
+        <w:t>OpenAI API</w:t>
+      </w:r>
     </w:p>
     <w:p>
       <w:pPr>
         <w:pStyle w:val="Szakdolgozatbekezds"/>
       </w:pPr>
       <w:r>
-        <w:t>A rendszer egyik legfontosabb sajátossága, hogy a pályagenerálás és bizonyos erőforrások előállítása mesterséges intelligencia segítségével történik. Ez a projekt központi innovatív eleme, ezért külön technológiai kategóriaként is indokolt kezelni.</w:t>
-      </w:r>
-    </w:p>
-    <w:p>
-      <w:pPr>
-        <w:pStyle w:val="Szakdolgozath3"/>
-      </w:pPr>
-      <w:proofErr w:type="spellStart"/>
-      <w:r>
-        <w:t>OpenAI</w:t>
-      </w:r>
-      <w:proofErr w:type="spellEnd"/>
-      <w:r>
-        <w:t xml:space="preserve"> API</w:t>
-      </w:r>
-    </w:p>
-    <w:p>
-      <w:pPr>
-        <w:pStyle w:val="Szakdolgozatbekezds"/>
-      </w:pPr>
-      <w:r>
-        <w:t xml:space="preserve">A mesterséges intelligencia alapú funkciók megvalósítása az </w:t>
-      </w:r>
-      <w:proofErr w:type="spellStart"/>
-      <w:r>
-        <w:t>OpenAI</w:t>
-      </w:r>
-      <w:proofErr w:type="spellEnd"/>
-      <w:r>
-        <w:t xml:space="preserve"> API</w:t>
+        <w:t>A mesterséges intelligencia alapú funkciók megvalósítása az OpenAI API</w:t>
       </w:r>
       <w:sdt>
         <w:sdtPr>
@@ -4168,6 +4091,667 @@
     </w:p>
     <w:p>
       <w:pPr>
+        <w:pStyle w:val="SzekdolgozatH1"/>
+      </w:pPr>
+      <w:bookmarkStart w:id="9" w:name="_Toc225492660"/>
+      <w:r>
+        <w:t>Architektúra</w:t>
+      </w:r>
+      <w:bookmarkEnd w:id="9"/>
+    </w:p>
+    <w:p>
+      <w:pPr>
+        <w:pStyle w:val="Szakdolgozath2"/>
+      </w:pPr>
+      <w:bookmarkStart w:id="10" w:name="_Toc225492661"/>
+      <w:r>
+        <w:t>Adatbázis felépítés –</w:t>
+      </w:r>
+      <w:r>
+        <w:t xml:space="preserve"> </w:t>
+      </w:r>
+      <w:r>
+        <w:t>entitások</w:t>
+      </w:r>
+      <w:bookmarkEnd w:id="10"/>
+      <w:r>
+        <w:t xml:space="preserve"> és relációk</w:t>
+      </w:r>
+    </w:p>
+    <w:p>
+      <w:pPr>
+        <w:pStyle w:val="Szakdolgozath3"/>
+      </w:pPr>
+      <w:bookmarkStart w:id="11" w:name="Db_User"/>
+      <w:r>
+        <w:t>User</w:t>
+      </w:r>
+    </w:p>
+    <w:bookmarkEnd w:id="11"/>
+    <w:p>
+      <w:pPr>
+        <w:pStyle w:val="Szakdolgozatbekezds"/>
+      </w:pPr>
+      <w:r>
+        <w:t>A rendszer felhasználóit reprezentáló alapentitás. Az autentikációhoz szükséges azonosító adatokat tárolja, vagyis az e-mail címet, a felhasználónevet és a jelszó hash-ét.</w:t>
+      </w:r>
+    </w:p>
+    <w:p>
+      <w:pPr>
+        <w:pStyle w:val="Szakdolgozatbekezds"/>
+      </w:pPr>
+      <w:r>
+        <w:t>Egy-a</w:t>
+      </w:r>
+      <w:r>
+        <w:t>z</w:t>
+      </w:r>
+      <w:r>
+        <w:t xml:space="preserve">-egyhez kapcsolatban áll a </w:t>
+      </w:r>
+      <w:hyperlink w:anchor="Db_UserToken" w:history="1">
+        <w:r>
+          <w:rPr>
+            <w:rStyle w:val="Hyperlink"/>
+            <w:b/>
+            <w:bCs/>
+            <w:color w:val="auto"/>
+            <w:u w:val="none"/>
+          </w:rPr>
+          <w:t>UserToken</w:t>
+        </w:r>
+      </w:hyperlink>
+      <w:r>
+        <w:t xml:space="preserve"> modellel. Egy-a-többhöz kapcsolatban áll a </w:t>
+      </w:r>
+      <w:hyperlink w:anchor="Db_RefreshToken" w:history="1">
+        <w:r>
+          <w:rPr>
+            <w:rStyle w:val="Hyperlink"/>
+            <w:b/>
+            <w:bCs/>
+            <w:color w:val="auto"/>
+            <w:u w:val="none"/>
+          </w:rPr>
+          <w:t>RefreshToken</w:t>
+        </w:r>
+      </w:hyperlink>
+      <w:r>
+        <w:t xml:space="preserve">, </w:t>
+      </w:r>
+      <w:hyperlink w:anchor="Db_LevelRating" w:history="1">
+        <w:r>
+          <w:rPr>
+            <w:rStyle w:val="Hyperlink"/>
+            <w:b/>
+            <w:bCs/>
+            <w:color w:val="auto"/>
+            <w:u w:val="none"/>
+          </w:rPr>
+          <w:t>LevelRating</w:t>
+        </w:r>
+      </w:hyperlink>
+      <w:r>
+        <w:t xml:space="preserve">, </w:t>
+      </w:r>
+      <w:hyperlink w:anchor="Db_FavoriteLevel" w:history="1">
+        <w:r>
+          <w:rPr>
+            <w:rStyle w:val="Hyperlink"/>
+            <w:b/>
+            <w:bCs/>
+            <w:color w:val="auto"/>
+            <w:u w:val="none"/>
+          </w:rPr>
+          <w:t>FavoriteLevel</w:t>
+        </w:r>
+      </w:hyperlink>
+      <w:r>
+        <w:t xml:space="preserve"> és </w:t>
+      </w:r>
+      <w:hyperlink w:anchor="Db_LevelCompletion" w:history="1">
+        <w:r>
+          <w:rPr>
+            <w:rStyle w:val="Hyperlink"/>
+            <w:b/>
+            <w:bCs/>
+            <w:color w:val="auto"/>
+            <w:u w:val="none"/>
+          </w:rPr>
+          <w:t>LevelCompletion</w:t>
+        </w:r>
+      </w:hyperlink>
+      <w:r>
+        <w:t xml:space="preserve"> modellekkel.</w:t>
+      </w:r>
+    </w:p>
+    <w:p>
+      <w:pPr>
+        <w:pStyle w:val="Szakdolgozath3"/>
+      </w:pPr>
+      <w:bookmarkStart w:id="12" w:name="Db_UserToken"/>
+      <w:r>
+        <w:t>UserToken</w:t>
+      </w:r>
+    </w:p>
+    <w:bookmarkEnd w:id="12"/>
+    <w:p>
+      <w:pPr>
+        <w:pStyle w:val="Szakdolgozatbekezds"/>
+      </w:pPr>
+      <w:r>
+        <w:t>A felhasználó aktuális token</w:t>
+      </w:r>
+      <w:r>
+        <w:t xml:space="preserve"> </w:t>
+      </w:r>
+      <w:r>
+        <w:t>egyenlegét tároló modell. A rendszer ezt használja annak ellenőrzésére, hogy a felhasználó rendelkezik-e elegendő tokennel új pálya generálásához.</w:t>
+      </w:r>
+    </w:p>
+    <w:p>
+      <w:pPr>
+        <w:pStyle w:val="Szakdolgozatbekezds"/>
+      </w:pPr>
+      <w:r>
+        <w:t>Egy-a</w:t>
+      </w:r>
+      <w:r>
+        <w:t>z</w:t>
+      </w:r>
+      <w:r>
+        <w:t xml:space="preserve">-egyhez kapcsolatban áll a </w:t>
+      </w:r>
+      <w:hyperlink w:anchor="Db_User" w:history="1">
+        <w:r>
+          <w:rPr>
+            <w:rStyle w:val="Hyperlink"/>
+            <w:b/>
+            <w:bCs/>
+            <w:color w:val="auto"/>
+            <w:u w:val="none"/>
+          </w:rPr>
+          <w:t>User</w:t>
+        </w:r>
+      </w:hyperlink>
+      <w:r>
+        <w:t xml:space="preserve"> modellel.</w:t>
+      </w:r>
+    </w:p>
+    <w:p>
+      <w:pPr>
+        <w:pStyle w:val="Szakdolgozath3"/>
+      </w:pPr>
+      <w:bookmarkStart w:id="13" w:name="Db_RefreshToken"/>
+      <w:r>
+        <w:t>RefreshToken</w:t>
+      </w:r>
+    </w:p>
+    <w:bookmarkEnd w:id="13"/>
+    <w:p>
+      <w:pPr>
+        <w:pStyle w:val="Szakdolgozatbekezds"/>
+      </w:pPr>
+      <w:r>
+        <w:t>A JWT-alapú hitelesítéshez tartozó frissítő tokeneket tárolja. Nyilvántartja magát a token stringet, a lejárati időt, valamint azt is, hogy a token visszavonásra került-e.</w:t>
+      </w:r>
+    </w:p>
+    <w:p>
+      <w:pPr>
+        <w:pStyle w:val="Szakdolgozatbekezds"/>
+      </w:pPr>
+      <w:r>
+        <w:t xml:space="preserve">Egy-a-többhöz kapcsolatban kapcsolódik a </w:t>
+      </w:r>
+      <w:hyperlink w:anchor="Db_User" w:history="1">
+        <w:r>
+          <w:rPr>
+            <w:rStyle w:val="Hyperlink"/>
+            <w:b/>
+            <w:bCs/>
+            <w:color w:val="auto"/>
+            <w:u w:val="none"/>
+          </w:rPr>
+          <w:t>User</w:t>
+        </w:r>
+      </w:hyperlink>
+      <w:r>
+        <w:t xml:space="preserve"> modellhez, mivel egy felhasználóhoz több </w:t>
+      </w:r>
+      <w:r>
+        <w:t xml:space="preserve">kliens refresh </w:t>
+      </w:r>
+      <w:r>
+        <w:t>token is tartozhat</w:t>
+      </w:r>
+      <w:r>
+        <w:t>, például web alkalmazás és vagy mobil alkalmazás</w:t>
+      </w:r>
+      <w:r>
+        <w:t>.</w:t>
+      </w:r>
+    </w:p>
+    <w:p>
+      <w:pPr>
+        <w:pStyle w:val="Szakdolgozath3"/>
+      </w:pPr>
+      <w:bookmarkStart w:id="14" w:name="Db_Level"/>
+      <w:r>
+        <w:t>Level</w:t>
+      </w:r>
+    </w:p>
+    <w:bookmarkEnd w:id="14"/>
+    <w:p>
+      <w:pPr>
+        <w:pStyle w:val="Szakdolgozatbekezds"/>
+      </w:pPr>
+      <w:r>
+        <w:t>A generált</w:t>
+      </w:r>
+      <w:r>
+        <w:t xml:space="preserve"> </w:t>
+      </w:r>
+      <w:r>
+        <w:t>pályák fő entitása. Tárolja a pálya címét, történetét, a generálás sikerességét, a sprite-generálás</w:t>
+      </w:r>
+      <w:r>
+        <w:t xml:space="preserve"> sikerességét</w:t>
+      </w:r>
+      <w:r>
+        <w:t>, a nehézségi szintet</w:t>
+      </w:r>
+      <w:r>
+        <w:t xml:space="preserve"> vagyis a kijárati feladaton kívül hány db feladat van a pályán</w:t>
+      </w:r>
+      <w:r>
+        <w:t xml:space="preserve"> és a választott képi stílust</w:t>
+      </w:r>
+      <w:r>
+        <w:t xml:space="preserve"> amivel a pályához a sprite-ok generálva lettek</w:t>
+      </w:r>
+      <w:r>
+        <w:t>.</w:t>
+      </w:r>
+    </w:p>
+    <w:p>
+      <w:pPr>
+        <w:pStyle w:val="Szakdolgozatbekezds"/>
+      </w:pPr>
+      <w:r>
+        <w:lastRenderedPageBreak/>
+        <w:t xml:space="preserve">Egy-a-többhöz kapcsolatban áll a </w:t>
+      </w:r>
+      <w:hyperlink w:anchor="Db_LevelRating" w:history="1">
+        <w:r>
+          <w:rPr>
+            <w:rStyle w:val="Hyperlink"/>
+            <w:b/>
+            <w:bCs/>
+            <w:color w:val="auto"/>
+            <w:u w:val="none"/>
+          </w:rPr>
+          <w:t>LevelRating</w:t>
+        </w:r>
+      </w:hyperlink>
+      <w:r>
+        <w:t xml:space="preserve">, </w:t>
+      </w:r>
+      <w:hyperlink w:anchor="Db_FavoriteLevel" w:history="1">
+        <w:r>
+          <w:rPr>
+            <w:rStyle w:val="Hyperlink"/>
+            <w:b/>
+            <w:bCs/>
+            <w:color w:val="auto"/>
+            <w:u w:val="none"/>
+          </w:rPr>
+          <w:t>FavoriteLevel</w:t>
+        </w:r>
+      </w:hyperlink>
+      <w:r>
+        <w:t xml:space="preserve">, </w:t>
+      </w:r>
+      <w:hyperlink w:anchor="Db_LevelCompletion" w:history="1">
+        <w:r>
+          <w:rPr>
+            <w:rStyle w:val="Hyperlink"/>
+            <w:b/>
+            <w:bCs/>
+            <w:color w:val="auto"/>
+            <w:u w:val="none"/>
+          </w:rPr>
+          <w:t>LevelCompletion</w:t>
+        </w:r>
+      </w:hyperlink>
+      <w:r>
+        <w:t xml:space="preserve"> és </w:t>
+      </w:r>
+      <w:hyperlink w:anchor="Db_LevelTokenUsage" w:history="1">
+        <w:r>
+          <w:rPr>
+            <w:rStyle w:val="Hyperlink"/>
+            <w:b/>
+            <w:bCs/>
+            <w:color w:val="auto"/>
+            <w:u w:val="none"/>
+          </w:rPr>
+          <w:t>LevelTokenUsage</w:t>
+        </w:r>
+      </w:hyperlink>
+      <w:r>
+        <w:t xml:space="preserve"> modellekkel.</w:t>
+      </w:r>
+    </w:p>
+    <w:p>
+      <w:pPr>
+        <w:pStyle w:val="Szakdolgozath3"/>
+      </w:pPr>
+      <w:r>
+        <w:t>LevelRating</w:t>
+      </w:r>
+    </w:p>
+    <w:p>
+      <w:pPr>
+        <w:pStyle w:val="Szakdolgozatbekezds"/>
+      </w:pPr>
+      <w:r>
+        <w:t>A felhasználók pályaértékeléseit tároló kapcsoló</w:t>
+      </w:r>
+      <w:r>
+        <w:t xml:space="preserve"> </w:t>
+      </w:r>
+      <w:r>
+        <w:t>modell. Egy rekord egy adott felhasználó egy adott pályára adott 1 és 5 közötti értékelését reprezentálja.</w:t>
+      </w:r>
+    </w:p>
+    <w:p>
+      <w:pPr>
+        <w:pStyle w:val="Szakdolgozatbekezds"/>
+      </w:pPr>
+      <w:r>
+        <w:t>Több-a</w:t>
+      </w:r>
+      <w:r>
+        <w:t>z</w:t>
+      </w:r>
+      <w:r>
+        <w:t xml:space="preserve">-egyhez kapcsolatban kapcsolódik a </w:t>
+      </w:r>
+      <w:hyperlink w:anchor="Db_User" w:history="1">
+        <w:r>
+          <w:rPr>
+            <w:rStyle w:val="Hyperlink"/>
+            <w:b/>
+            <w:bCs/>
+            <w:color w:val="auto"/>
+            <w:u w:val="none"/>
+          </w:rPr>
+          <w:t>User</w:t>
+        </w:r>
+      </w:hyperlink>
+      <w:r>
+        <w:t xml:space="preserve"> és a </w:t>
+      </w:r>
+      <w:hyperlink w:anchor="Db_Level" w:history="1">
+        <w:r>
+          <w:rPr>
+            <w:rStyle w:val="Hyperlink"/>
+            <w:b/>
+            <w:bCs/>
+            <w:color w:val="auto"/>
+            <w:u w:val="none"/>
+          </w:rPr>
+          <w:t>Level</w:t>
+        </w:r>
+      </w:hyperlink>
+      <w:r>
+        <w:t xml:space="preserve"> modellekhez. Logikailag sok-sok kapcsolatot valósít meg a felhasználók és pályák között</w:t>
+      </w:r>
+      <w:r>
+        <w:t>.</w:t>
+      </w:r>
+    </w:p>
+    <w:p>
+      <w:pPr>
+        <w:pStyle w:val="Szakdolgozath3"/>
+      </w:pPr>
+      <w:bookmarkStart w:id="15" w:name="Db_LevelRating"/>
+      <w:bookmarkStart w:id="16" w:name="Db_FavoriteLevel"/>
+      <w:r>
+        <w:t>FavoriteLevel</w:t>
+      </w:r>
+    </w:p>
+    <w:bookmarkEnd w:id="15"/>
+    <w:bookmarkEnd w:id="16"/>
+    <w:p>
+      <w:pPr>
+        <w:pStyle w:val="Szakdolgozatbekezds"/>
+      </w:pPr>
+      <w:r>
+        <w:t>A kedvencnek jelölt pályákat tároló kapcsolómodell. Arra szolgál, hogy egy felhasználó elmenthesse a számára érdekes pályákat.</w:t>
+      </w:r>
+    </w:p>
+    <w:p>
+      <w:pPr>
+        <w:pStyle w:val="Szakdolgozatbekezds"/>
+      </w:pPr>
+      <w:r>
+        <w:t>Több-a</w:t>
+      </w:r>
+      <w:r>
+        <w:t>z</w:t>
+      </w:r>
+      <w:r>
+        <w:t xml:space="preserve">-egyhez kapcsolatban kapcsolódik a </w:t>
+      </w:r>
+      <w:hyperlink w:anchor="Db_User" w:history="1">
+        <w:r>
+          <w:rPr>
+            <w:rStyle w:val="Hyperlink"/>
+            <w:b/>
+            <w:bCs/>
+            <w:color w:val="auto"/>
+            <w:u w:val="none"/>
+          </w:rPr>
+          <w:t>User</w:t>
+        </w:r>
+      </w:hyperlink>
+      <w:r>
+        <w:t xml:space="preserve"> és a </w:t>
+      </w:r>
+      <w:hyperlink w:anchor="Db_Level" w:history="1">
+        <w:r>
+          <w:rPr>
+            <w:rStyle w:val="Hyperlink"/>
+            <w:b/>
+            <w:bCs/>
+            <w:color w:val="auto"/>
+            <w:u w:val="none"/>
+          </w:rPr>
+          <w:t>Level</w:t>
+        </w:r>
+      </w:hyperlink>
+      <w:r>
+        <w:t xml:space="preserve"> modellekhez. Logikailag sok-sok kapcsolatot valósít meg a felhasználók és pályák között.</w:t>
+      </w:r>
+    </w:p>
+    <w:p>
+      <w:pPr>
+        <w:pStyle w:val="Szakdolgozath3"/>
+      </w:pPr>
+      <w:bookmarkStart w:id="17" w:name="Db_LevelCompletion"/>
+      <w:r>
+        <w:t>LevelCompletion</w:t>
+      </w:r>
+    </w:p>
+    <w:bookmarkEnd w:id="17"/>
+    <w:p>
+      <w:pPr>
+        <w:pStyle w:val="Szakdolgozatbekezds"/>
+      </w:pPr>
+      <w:r>
+        <w:t xml:space="preserve">A pályák </w:t>
+      </w:r>
+      <w:r>
+        <w:t>adott felhasználó első végigjátszásának</w:t>
+      </w:r>
+      <w:r>
+        <w:t xml:space="preserve"> nyilvántartására szolgáló modell. A teljesítés tényén kívül eltárolja a teljesítéshez szükséges időt percben.</w:t>
+      </w:r>
+    </w:p>
+    <w:p>
+      <w:pPr>
+        <w:pStyle w:val="Szakdolgozatbekezds"/>
+      </w:pPr>
+      <w:r>
+        <w:t>Több-a</w:t>
+      </w:r>
+      <w:r>
+        <w:t>z</w:t>
+      </w:r>
+      <w:r>
+        <w:t xml:space="preserve">-egyhez kapcsolatban kapcsolódik a </w:t>
+      </w:r>
+      <w:hyperlink w:anchor="Db_User" w:history="1">
+        <w:r>
+          <w:rPr>
+            <w:rStyle w:val="Hyperlink"/>
+            <w:b/>
+            <w:bCs/>
+            <w:color w:val="auto"/>
+            <w:u w:val="none"/>
+          </w:rPr>
+          <w:t>User</w:t>
+        </w:r>
+      </w:hyperlink>
+      <w:r>
+        <w:t xml:space="preserve"> és a </w:t>
+      </w:r>
+      <w:hyperlink w:anchor="Db_Level" w:history="1">
+        <w:r>
+          <w:rPr>
+            <w:rStyle w:val="Hyperlink"/>
+            <w:b/>
+            <w:bCs/>
+            <w:color w:val="auto"/>
+            <w:u w:val="none"/>
+          </w:rPr>
+          <w:t>Level</w:t>
+        </w:r>
+      </w:hyperlink>
+      <w:r>
+        <w:t xml:space="preserve"> modellekhez. Logikailag sok-sok kapcsolatot valósít meg a felhasználók és pályák között.</w:t>
+      </w:r>
+    </w:p>
+    <w:p>
+      <w:pPr>
+        <w:pStyle w:val="Szakdolgozath3"/>
+      </w:pPr>
+      <w:bookmarkStart w:id="18" w:name="Db_LevelTokenUsage"/>
+      <w:r>
+        <w:t>LevelTokenUsage</w:t>
+      </w:r>
+    </w:p>
+    <w:bookmarkEnd w:id="18"/>
+    <w:p>
+      <w:pPr>
+        <w:pStyle w:val="Szakdolgozatbekezds"/>
+      </w:pPr>
+      <w:r>
+        <w:t>A pályagenerálás és a kapcsolódó AI-műveletek erőforrás-felhasználását naplózó modell. Eseményszinten rögzíti a token- és időfelhasználást a generation, validation, repair és sprite</w:t>
+      </w:r>
+      <w:r>
+        <w:t xml:space="preserve">-generation </w:t>
+      </w:r>
+      <w:r>
+        <w:t>művelettípusok szerint.</w:t>
+      </w:r>
+    </w:p>
+    <w:p>
+      <w:pPr>
+        <w:pStyle w:val="Szakdolgozatbekezds"/>
+      </w:pPr>
+      <w:r>
+        <w:t>Több-a</w:t>
+      </w:r>
+      <w:r>
+        <w:t>z</w:t>
+      </w:r>
+      <w:r>
+        <w:t xml:space="preserve">-egyhez kapcsolatban kapcsolódik a </w:t>
+      </w:r>
+      <w:hyperlink w:anchor="Db_Level" w:history="1">
+        <w:r>
+          <w:rPr>
+            <w:rStyle w:val="Hyperlink"/>
+            <w:b/>
+            <w:bCs/>
+            <w:color w:val="auto"/>
+            <w:u w:val="none"/>
+          </w:rPr>
+          <w:t>Level</w:t>
+        </w:r>
+      </w:hyperlink>
+      <w:r>
+        <w:t xml:space="preserve"> modellhez</w:t>
+      </w:r>
+      <w:r>
+        <w:t>, vagyis egy pályához több rekord tartozik.</w:t>
+      </w:r>
+    </w:p>
+    <w:p>
+      <w:pPr>
+        <w:pStyle w:val="Szakdolgozath2"/>
+      </w:pPr>
+      <w:r>
+        <w:tab/>
+      </w:r>
+      <w:bookmarkStart w:id="19" w:name="_Toc225492662"/>
+      <w:r>
+        <w:t>Kommunikáció, API és a websocket</w:t>
+      </w:r>
+      <w:bookmarkEnd w:id="19"/>
+    </w:p>
+    <w:p>
+      <w:pPr>
+        <w:pStyle w:val="Szakdolgozatbekezds"/>
+      </w:pPr>
+      <w:r>
+        <w:t xml:space="preserve">A felhasználók hitelesítése JSON Web Token (JWT) alapú megoldással történik, amely RS256 algoritmust alkalmazó, nyilvános és privát kulcspáron alapuló aláírással került megvalósításra. Ez biztosítja, hogy a kliensoldali alkalmazás a bejelentkezést követően </w:t>
+      </w:r>
+      <w:r>
+        <w:lastRenderedPageBreak/>
+        <w:t>biztonságos módon férjen hozzá a védett erőforrásokhoz, miközben a szerver ellenőrizni tudja a tokenek hitelességét és érvényességét.</w:t>
+      </w:r>
+    </w:p>
+    <w:p>
+      <w:pPr>
+        <w:pStyle w:val="Szakdolgozath2"/>
+      </w:pPr>
+      <w:bookmarkStart w:id="20" w:name="_Toc225492663"/>
+      <w:r>
+        <w:t>File tárolás - Blob storage</w:t>
+      </w:r>
+      <w:bookmarkEnd w:id="20"/>
+    </w:p>
+    <w:p>
+      <w:pPr>
+        <w:pStyle w:val="Szakdolgozath2"/>
+      </w:pPr>
+      <w:r>
+        <w:tab/>
+      </w:r>
+      <w:bookmarkStart w:id="21" w:name="_Toc225492664"/>
+      <w:r>
+        <w:t>Biztonság, JWT token authentikáció</w:t>
+      </w:r>
+      <w:bookmarkEnd w:id="21"/>
+      <w:r>
+        <w:t xml:space="preserve"> </w:t>
+      </w:r>
+    </w:p>
+    <w:p>
+      <w:pPr>
         <w:spacing w:line="360" w:lineRule="auto"/>
         <w:jc w:val="both"/>
         <w:rPr>
@@ -4194,7 +4778,16 @@
         <w:br w:type="page"/>
       </w:r>
     </w:p>
-    <w:bookmarkStart w:id="9" w:name="_Toc225185492" w:displacedByCustomXml="next"/>
+    <w:p>
+      <w:pPr>
+        <w:rPr>
+          <w:rFonts w:ascii="Times New Roman" w:hAnsi="Times New Roman" w:cs="Times New Roman"/>
+          <w:sz w:val="24"/>
+          <w:szCs w:val="24"/>
+        </w:rPr>
+      </w:pPr>
+    </w:p>
+    <w:bookmarkStart w:id="22" w:name="_Toc225492665" w:displacedByCustomXml="next"/>
     <w:sdt>
       <w:sdtPr>
         <w:rPr>
@@ -4220,7 +4813,7 @@
           <w:r>
             <w:t>Irodalomjegyzék</w:t>
           </w:r>
-          <w:bookmarkEnd w:id="9"/>
+          <w:bookmarkEnd w:id="22"/>
         </w:p>
         <w:sdt>
           <w:sdtPr>
@@ -5172,10 +5765,12 @@
       <w:pPr>
         <w:pStyle w:val="szmozatlanSzakdolgozath1"/>
       </w:pPr>
+      <w:bookmarkStart w:id="23" w:name="_Toc225492666"/>
       <w:r>
         <w:lastRenderedPageBreak/>
         <w:t>Nyilatkozat</w:t>
       </w:r>
+      <w:bookmarkEnd w:id="23"/>
     </w:p>
     <w:p>
       <w:pPr>
@@ -5183,32 +5778,7 @@
         <w:ind w:firstLine="720"/>
       </w:pPr>
       <w:r>
-        <w:t xml:space="preserve">Alulírott </w:t>
-      </w:r>
-      <w:r>
-        <w:t xml:space="preserve">Bacsur Martin </w:t>
-      </w:r>
-      <w:r>
-        <w:t xml:space="preserve">programtervező informatikus </w:t>
-      </w:r>
-      <w:proofErr w:type="spellStart"/>
-      <w:r>
-        <w:t>BSc</w:t>
-      </w:r>
-      <w:proofErr w:type="spellEnd"/>
-      <w:r>
-        <w:t xml:space="preserve"> </w:t>
-      </w:r>
-      <w:r>
-        <w:t xml:space="preserve">szakos hallgató, kijelentem, hogy a dolgozatomat a Szegedi Tudományegyetem, Informatikai Intézet Szoftverfejlesztés Tanszékén készítettem, programtervező informatikus </w:t>
-      </w:r>
-      <w:proofErr w:type="spellStart"/>
-      <w:r>
-        <w:t>BSc</w:t>
-      </w:r>
-      <w:proofErr w:type="spellEnd"/>
-      <w:r>
-        <w:t xml:space="preserve"> diploma megszerzése érdekében. </w:t>
+        <w:t>Alulírott Bacsur Martin programtervező informatikus BSc szakos hallgató, kijelentem, hogy a dolgozatomat a Szegedi Tudományegyetem, Informatikai Intézet Szoftverfejlesztés Tanszékén készítettem, programtervező informatikus BSc diploma megszerzése érdekében. </w:t>
       </w:r>
     </w:p>
     <w:p>
@@ -5226,15 +5796,7 @@
         <w:ind w:firstLine="720"/>
       </w:pPr>
       <w:r>
-        <w:t xml:space="preserve">Tudomásul veszem, hogy szakdolgozatomat a Szegedi Tudományegyetem Diplomamunka </w:t>
-      </w:r>
-      <w:proofErr w:type="spellStart"/>
-      <w:r>
-        <w:t>Repozitóriumában</w:t>
-      </w:r>
-      <w:proofErr w:type="spellEnd"/>
-      <w:r>
-        <w:t xml:space="preserve"> tárolja.</w:t>
+        <w:t>Tudomásul veszem, hogy szakdolgozatomat a Szegedi Tudományegyetem Diplomamunka Repozitóriumában tárolja.</w:t>
       </w:r>
     </w:p>
     <w:p/>
@@ -5274,8 +5836,118 @@
         <w:t>Bacsur Martin</w:t>
       </w:r>
     </w:p>
+    <w:p/>
+    <w:p>
+      <w:r>
+        <w:br w:type="page"/>
+      </w:r>
+    </w:p>
+    <w:p>
+      <w:pPr>
+        <w:pStyle w:val="szmozatlanSzakdolgozath1"/>
+      </w:pPr>
+      <w:bookmarkStart w:id="24" w:name="_Toc225492667"/>
+      <w:r>
+        <w:lastRenderedPageBreak/>
+        <w:t>Mellékletek</w:t>
+      </w:r>
+      <w:bookmarkEnd w:id="24"/>
+    </w:p>
+    <w:p>
+      <w:pPr>
+        <w:pStyle w:val="Szakdolgozath2"/>
+      </w:pPr>
+      <w:bookmarkStart w:id="25" w:name="_Toc225492668"/>
+      <w:r>
+        <w:t>Adatbázis</w:t>
+      </w:r>
+      <w:r>
+        <w:t xml:space="preserve"> relációk</w:t>
+      </w:r>
+      <w:bookmarkEnd w:id="25"/>
+    </w:p>
+    <w:p>
+      <w:pPr>
+        <w:pStyle w:val="Szakdolgozatbekezds"/>
+        <w:ind w:left="720"/>
+      </w:pPr>
+      <w:r>
+        <w:t>A diagram elkészítéséhez a Graphviz Online</w:t>
+      </w:r>
+      <w:r>
+        <w:t xml:space="preserve">-t </w:t>
+      </w:r>
+      <w:r>
+        <w:t>használtam.</w:t>
+      </w:r>
+      <w:r>
+        <w:t xml:space="preserve"> </w:t>
+      </w:r>
+      <w:r>
+        <w:t>https://dreampuf.github.io/GraphvizOnline/?engine=dot#digraph%20G%7B%7D</w:t>
+      </w:r>
+    </w:p>
+    <w:p>
+      <w:pPr>
+        <w:pStyle w:val="Szakdolgozatbekezds"/>
+        <w:jc w:val="center"/>
+      </w:pPr>
+      <w:r>
+        <w:rPr>
+          <w:noProof/>
+        </w:rPr>
+        <w:drawing>
+          <wp:inline distT="0" distB="0" distL="0" distR="0" wp14:anchorId="50B267F7" wp14:editId="508E6D91">
+            <wp:extent cx="5606415" cy="7010400"/>
+            <wp:effectExtent l="0" t="0" r="0" b="0"/>
+            <wp:docPr id="1744326226" name="Picture 1"/>
+            <wp:cNvGraphicFramePr>
+              <a:graphicFrameLocks xmlns:a="http://schemas.openxmlformats.org/drawingml/2006/main" noChangeAspect="1"/>
+            </wp:cNvGraphicFramePr>
+            <a:graphic xmlns:a="http://schemas.openxmlformats.org/drawingml/2006/main">
+              <a:graphicData uri="http://schemas.openxmlformats.org/drawingml/2006/picture">
+                <pic:pic xmlns:pic="http://schemas.openxmlformats.org/drawingml/2006/picture">
+                  <pic:nvPicPr>
+                    <pic:cNvPr id="0" name="Picture 1"/>
+                    <pic:cNvPicPr>
+                      <a:picLocks noChangeAspect="1" noChangeArrowheads="1"/>
+                    </pic:cNvPicPr>
+                  </pic:nvPicPr>
+                  <pic:blipFill>
+                    <a:blip r:embed="rId8">
+                      <a:extLst>
+                        <a:ext uri="{28A0092B-C50C-407E-A947-70E740481C1C}">
+                          <a14:useLocalDpi xmlns:a14="http://schemas.microsoft.com/office/drawing/2010/main" val="0"/>
+                        </a:ext>
+                      </a:extLst>
+                    </a:blip>
+                    <a:srcRect/>
+                    <a:stretch>
+                      <a:fillRect/>
+                    </a:stretch>
+                  </pic:blipFill>
+                  <pic:spPr bwMode="auto">
+                    <a:xfrm>
+                      <a:off x="0" y="0"/>
+                      <a:ext cx="5606415" cy="7010400"/>
+                    </a:xfrm>
+                    <a:prstGeom prst="rect">
+                      <a:avLst/>
+                    </a:prstGeom>
+                    <a:noFill/>
+                    <a:ln>
+                      <a:noFill/>
+                    </a:ln>
+                  </pic:spPr>
+                </pic:pic>
+              </a:graphicData>
+            </a:graphic>
+          </wp:inline>
+        </w:drawing>
+      </w:r>
+    </w:p>
     <w:sectPr>
-      <w:footerReference w:type="default" r:id="rId8"/>
+      <w:footerReference w:type="default" r:id="rId9"/>
       <w:pgSz w:w="12240" w:h="15840" w:code="1"/>
       <w:pgMar w:top="1418" w:right="1418" w:bottom="1418" w:left="1418" w:header="720" w:footer="720" w:gutter="567"/>
       <w:pgNumType w:start="2"/>
@@ -5597,6 +6269,95 @@
       </w:rPr>
     </w:lvl>
   </w:abstractNum>
+  <w:abstractNum w:abstractNumId="2" w15:restartNumberingAfterBreak="0">
+    <w:nsid w:val="7DD472F8"/>
+    <w:multiLevelType w:val="hybridMultilevel"/>
+    <w:tmpl w:val="80140464"/>
+    <w:lvl w:ilvl="0" w:tplc="04090015">
+      <w:start w:val="1"/>
+      <w:numFmt w:val="upperLetter"/>
+      <w:lvlText w:val="%1."/>
+      <w:lvlJc w:val="left"/>
+      <w:pPr>
+        <w:ind w:left="720" w:hanging="360"/>
+      </w:pPr>
+      <w:rPr>
+        <w:rFonts w:hint="default"/>
+      </w:rPr>
+    </w:lvl>
+    <w:lvl w:ilvl="1" w:tplc="04090019" w:tentative="1">
+      <w:start w:val="1"/>
+      <w:numFmt w:val="lowerLetter"/>
+      <w:lvlText w:val="%2."/>
+      <w:lvlJc w:val="left"/>
+      <w:pPr>
+        <w:ind w:left="1440" w:hanging="360"/>
+      </w:pPr>
+    </w:lvl>
+    <w:lvl w:ilvl="2" w:tplc="0409001B" w:tentative="1">
+      <w:start w:val="1"/>
+      <w:numFmt w:val="lowerRoman"/>
+      <w:lvlText w:val="%3."/>
+      <w:lvlJc w:val="right"/>
+      <w:pPr>
+        <w:ind w:left="2160" w:hanging="180"/>
+      </w:pPr>
+    </w:lvl>
+    <w:lvl w:ilvl="3" w:tplc="0409000F" w:tentative="1">
+      <w:start w:val="1"/>
+      <w:numFmt w:val="decimal"/>
+      <w:lvlText w:val="%4."/>
+      <w:lvlJc w:val="left"/>
+      <w:pPr>
+        <w:ind w:left="2880" w:hanging="360"/>
+      </w:pPr>
+    </w:lvl>
+    <w:lvl w:ilvl="4" w:tplc="04090019" w:tentative="1">
+      <w:start w:val="1"/>
+      <w:numFmt w:val="lowerLetter"/>
+      <w:lvlText w:val="%5."/>
+      <w:lvlJc w:val="left"/>
+      <w:pPr>
+        <w:ind w:left="3600" w:hanging="360"/>
+      </w:pPr>
+    </w:lvl>
+    <w:lvl w:ilvl="5" w:tplc="0409001B" w:tentative="1">
+      <w:start w:val="1"/>
+      <w:numFmt w:val="lowerRoman"/>
+      <w:lvlText w:val="%6."/>
+      <w:lvlJc w:val="right"/>
+      <w:pPr>
+        <w:ind w:left="4320" w:hanging="180"/>
+      </w:pPr>
+    </w:lvl>
+    <w:lvl w:ilvl="6" w:tplc="0409000F" w:tentative="1">
+      <w:start w:val="1"/>
+      <w:numFmt w:val="decimal"/>
+      <w:lvlText w:val="%7."/>
+      <w:lvlJc w:val="left"/>
+      <w:pPr>
+        <w:ind w:left="5040" w:hanging="360"/>
+      </w:pPr>
+    </w:lvl>
+    <w:lvl w:ilvl="7" w:tplc="04090019" w:tentative="1">
+      <w:start w:val="1"/>
+      <w:numFmt w:val="lowerLetter"/>
+      <w:lvlText w:val="%8."/>
+      <w:lvlJc w:val="left"/>
+      <w:pPr>
+        <w:ind w:left="5760" w:hanging="360"/>
+      </w:pPr>
+    </w:lvl>
+    <w:lvl w:ilvl="8" w:tplc="0409001B" w:tentative="1">
+      <w:start w:val="1"/>
+      <w:numFmt w:val="lowerRoman"/>
+      <w:lvlText w:val="%9."/>
+      <w:lvlJc w:val="right"/>
+      <w:pPr>
+        <w:ind w:left="6480" w:hanging="180"/>
+      </w:pPr>
+    </w:lvl>
+  </w:abstractNum>
   <w:num w:numId="1" w16cid:durableId="1477646002">
     <w:abstractNumId w:val="0"/>
   </w:num>
@@ -5605,6 +6366,9 @@
   </w:num>
   <w:num w:numId="3" w16cid:durableId="625625629">
     <w:abstractNumId w:val="1"/>
+  </w:num>
+  <w:num w:numId="4" w16cid:durableId="1709179735">
+    <w:abstractNumId w:val="2"/>
   </w:num>
 </w:numbering>
 </file>
@@ -6060,7 +6824,6 @@
     <w:next w:val="Normal"/>
     <w:link w:val="Heading3Char"/>
     <w:uiPriority w:val="9"/>
-    <w:semiHidden/>
     <w:unhideWhenUsed/>
     <w:qFormat/>
     <w:rsid w:val="007018B4"/>
@@ -6267,7 +7030,6 @@
     <w:basedOn w:val="DefaultParagraphFont"/>
     <w:link w:val="Heading3"/>
     <w:uiPriority w:val="9"/>
-    <w:semiHidden/>
     <w:rsid w:val="007018B4"/>
     <w:rPr>
       <w:rFonts w:eastAsiaTheme="majorEastAsia" w:cstheme="majorBidi"/>
@@ -6974,6 +7736,30 @@
       <w:vertAlign w:val="superscript"/>
     </w:rPr>
   </w:style>
+  <w:style w:type="character" w:styleId="UnresolvedMention">
+    <w:name w:val="Unresolved Mention"/>
+    <w:basedOn w:val="DefaultParagraphFont"/>
+    <w:uiPriority w:val="99"/>
+    <w:semiHidden/>
+    <w:unhideWhenUsed/>
+    <w:rsid w:val="009A41E3"/>
+    <w:rPr>
+      <w:color w:val="605E5C"/>
+      <w:shd w:val="clear" w:color="auto" w:fill="E1DFDD"/>
+    </w:rPr>
+  </w:style>
+  <w:style w:type="character" w:styleId="FollowedHyperlink">
+    <w:name w:val="FollowedHyperlink"/>
+    <w:basedOn w:val="DefaultParagraphFont"/>
+    <w:uiPriority w:val="99"/>
+    <w:semiHidden/>
+    <w:unhideWhenUsed/>
+    <w:rsid w:val="005F599D"/>
+    <w:rPr>
+      <w:color w:val="954F72" w:themeColor="followedHyperlink"/>
+      <w:u w:val="single"/>
+    </w:rPr>
+  </w:style>
 </w:styles>
 </file>
 

--- a/Szakdolgozat.docx
+++ b/Szakdolgozat.docx
@@ -525,7 +525,7 @@
       <w:pPr>
         <w:pStyle w:val="szmozatlanSzakdolgozath1"/>
       </w:pPr>
-      <w:bookmarkStart w:id="0" w:name="_Toc225492651"/>
+      <w:bookmarkStart w:id="0" w:name="_Toc225505728"/>
       <w:r>
         <w:lastRenderedPageBreak/>
         <w:t>Feladatkiírás</w:t>
@@ -625,7 +625,43 @@
           <w:sz w:val="24"/>
           <w:szCs w:val="24"/>
         </w:rPr>
-        <w:t>Az alkalmazás nem csupán maga a játék, hanem egy teljes webes rendszerként működik. Lehetőséget biztosít felhasználói fiókok kezelésére, ahol a felhasználók saját pályákat generálhatnak. A pályagenerálás token alapú rendszerhez kötött, ahol a felhasználók tokeneket vásárolhatnak, és ezek felhasználásával indíthatják el az új pályák létrehozását.</w:t>
+        <w:t xml:space="preserve">Az alkalmazás nem csupán maga a játék, hanem egy teljes webes rendszerként működik. Lehetőséget biztosít felhasználói fiókok kezelésére, ahol a felhasználók saját pályákat generálhatnak. A pályagenerálás </w:t>
+      </w:r>
+      <w:proofErr w:type="spellStart"/>
+      <w:r>
+        <w:rPr>
+          <w:rFonts w:ascii="Times New Roman" w:hAnsi="Times New Roman" w:cs="Times New Roman"/>
+          <w:sz w:val="24"/>
+          <w:szCs w:val="24"/>
+        </w:rPr>
+        <w:t>token</w:t>
+      </w:r>
+      <w:proofErr w:type="spellEnd"/>
+      <w:r>
+        <w:rPr>
+          <w:rFonts w:ascii="Times New Roman" w:hAnsi="Times New Roman" w:cs="Times New Roman"/>
+          <w:sz w:val="24"/>
+          <w:szCs w:val="24"/>
+        </w:rPr>
+        <w:t xml:space="preserve"> alapú rendszerhez kötött, ahol a felhasználók </w:t>
+      </w:r>
+      <w:proofErr w:type="spellStart"/>
+      <w:r>
+        <w:rPr>
+          <w:rFonts w:ascii="Times New Roman" w:hAnsi="Times New Roman" w:cs="Times New Roman"/>
+          <w:sz w:val="24"/>
+          <w:szCs w:val="24"/>
+        </w:rPr>
+        <w:t>tokeneket</w:t>
+      </w:r>
+      <w:proofErr w:type="spellEnd"/>
+      <w:r>
+        <w:rPr>
+          <w:rFonts w:ascii="Times New Roman" w:hAnsi="Times New Roman" w:cs="Times New Roman"/>
+          <w:sz w:val="24"/>
+          <w:szCs w:val="24"/>
+        </w:rPr>
+        <w:t xml:space="preserve"> vásárolhatnak, és ezek felhasználásával indíthatják el az új pályák létrehozását.</w:t>
       </w:r>
     </w:p>
     <w:p>
@@ -665,7 +701,43 @@
           <w:sz w:val="24"/>
           <w:szCs w:val="24"/>
         </w:rPr>
-        <w:t>A pályagenerálási folyamatokhoz részletes statisztikai adatgyűjtés is kapcsolódik. A rendszer rögzíti többek között a generáláshoz, validáláshoz és esetleges javításokhoz felhasznált tokenek mennyiségét, valamint az egyes folyamatok időigényét. Ezek az adatok lehetőséget biztosítanak a rendszer működésének elemzésére és optimalizálására.</w:t>
+        <w:t xml:space="preserve">A pályagenerálási folyamatokhoz részletes statisztikai adatgyűjtés is kapcsolódik. A rendszer rögzíti többek között a generáláshoz, </w:t>
+      </w:r>
+      <w:proofErr w:type="spellStart"/>
+      <w:r>
+        <w:rPr>
+          <w:rFonts w:ascii="Times New Roman" w:hAnsi="Times New Roman" w:cs="Times New Roman"/>
+          <w:sz w:val="24"/>
+          <w:szCs w:val="24"/>
+        </w:rPr>
+        <w:t>validáláshoz</w:t>
+      </w:r>
+      <w:proofErr w:type="spellEnd"/>
+      <w:r>
+        <w:rPr>
+          <w:rFonts w:ascii="Times New Roman" w:hAnsi="Times New Roman" w:cs="Times New Roman"/>
+          <w:sz w:val="24"/>
+          <w:szCs w:val="24"/>
+        </w:rPr>
+        <w:t xml:space="preserve"> és esetleges javításokhoz felhasznált </w:t>
+      </w:r>
+      <w:proofErr w:type="spellStart"/>
+      <w:r>
+        <w:rPr>
+          <w:rFonts w:ascii="Times New Roman" w:hAnsi="Times New Roman" w:cs="Times New Roman"/>
+          <w:sz w:val="24"/>
+          <w:szCs w:val="24"/>
+        </w:rPr>
+        <w:t>tokenek</w:t>
+      </w:r>
+      <w:proofErr w:type="spellEnd"/>
+      <w:r>
+        <w:rPr>
+          <w:rFonts w:ascii="Times New Roman" w:hAnsi="Times New Roman" w:cs="Times New Roman"/>
+          <w:sz w:val="24"/>
+          <w:szCs w:val="24"/>
+        </w:rPr>
+        <w:t xml:space="preserve"> mennyiségét, valamint az egyes folyamatok időigényét. Ezek az adatok lehetőséget biztosítanak a rendszer működésének elemzésére és optimalizálására.</w:t>
       </w:r>
     </w:p>
     <w:p>
@@ -689,7 +761,7 @@
       <w:pPr>
         <w:pStyle w:val="szmozatlanSzakdolgozath1"/>
       </w:pPr>
-      <w:bookmarkStart w:id="1" w:name="_Toc225492652"/>
+      <w:bookmarkStart w:id="1" w:name="_Toc225505729"/>
       <w:r>
         <w:lastRenderedPageBreak/>
         <w:t>Tartalomjegyzék</w:t>
@@ -752,7 +824,7 @@
           <w:r>
             <w:fldChar w:fldCharType="separate"/>
           </w:r>
-          <w:hyperlink w:anchor="_Toc225492651" w:history="1">
+          <w:hyperlink w:anchor="_Toc225505728" w:history="1">
             <w:r>
               <w:rPr>
                 <w:rStyle w:val="Hyperlink"/>
@@ -779,7 +851,7 @@
                 <w:noProof/>
                 <w:webHidden/>
               </w:rPr>
-              <w:instrText xml:space="preserve"> PAGEREF _Toc225492651 \h </w:instrText>
+              <w:instrText xml:space="preserve"> PAGEREF _Toc225505728 \h </w:instrText>
             </w:r>
             <w:r>
               <w:rPr>
@@ -824,7 +896,7 @@
               <w:lang w:val="en-US"/>
             </w:rPr>
           </w:pPr>
-          <w:hyperlink w:anchor="_Toc225492652" w:history="1">
+          <w:hyperlink w:anchor="_Toc225505729" w:history="1">
             <w:r>
               <w:rPr>
                 <w:rStyle w:val="Hyperlink"/>
@@ -851,7 +923,7 @@
                 <w:noProof/>
                 <w:webHidden/>
               </w:rPr>
-              <w:instrText xml:space="preserve"> PAGEREF _Toc225492652 \h </w:instrText>
+              <w:instrText xml:space="preserve"> PAGEREF _Toc225505729 \h </w:instrText>
             </w:r>
             <w:r>
               <w:rPr>
@@ -897,7 +969,7 @@
               <w:lang w:val="en-US"/>
             </w:rPr>
           </w:pPr>
-          <w:hyperlink w:anchor="_Toc225492653" w:history="1">
+          <w:hyperlink w:anchor="_Toc225505730" w:history="1">
             <w:r>
               <w:rPr>
                 <w:rStyle w:val="Hyperlink"/>
@@ -942,7 +1014,7 @@
                 <w:noProof/>
                 <w:webHidden/>
               </w:rPr>
-              <w:instrText xml:space="preserve"> PAGEREF _Toc225492653 \h </w:instrText>
+              <w:instrText xml:space="preserve"> PAGEREF _Toc225505730 \h </w:instrText>
             </w:r>
             <w:r>
               <w:rPr>
@@ -988,7 +1060,7 @@
               <w:lang w:val="en-US"/>
             </w:rPr>
           </w:pPr>
-          <w:hyperlink w:anchor="_Toc225492654" w:history="1">
+          <w:hyperlink w:anchor="_Toc225505731" w:history="1">
             <w:r>
               <w:rPr>
                 <w:rStyle w:val="Hyperlink"/>
@@ -1032,7 +1104,7 @@
                 <w:noProof/>
                 <w:webHidden/>
               </w:rPr>
-              <w:instrText xml:space="preserve"> PAGEREF _Toc225492654 \h </w:instrText>
+              <w:instrText xml:space="preserve"> PAGEREF _Toc225505731 \h </w:instrText>
             </w:r>
             <w:r>
               <w:rPr>
@@ -1078,7 +1150,7 @@
               <w:lang w:val="en-US"/>
             </w:rPr>
           </w:pPr>
-          <w:hyperlink w:anchor="_Toc225492655" w:history="1">
+          <w:hyperlink w:anchor="_Toc225505732" w:history="1">
             <w:r>
               <w:rPr>
                 <w:rStyle w:val="Hyperlink"/>
@@ -1122,7 +1194,7 @@
                 <w:noProof/>
                 <w:webHidden/>
               </w:rPr>
-              <w:instrText xml:space="preserve"> PAGEREF _Toc225492655 \h </w:instrText>
+              <w:instrText xml:space="preserve"> PAGEREF _Toc225505732 \h </w:instrText>
             </w:r>
             <w:r>
               <w:rPr>
@@ -1168,7 +1240,7 @@
               <w:lang w:val="en-US"/>
             </w:rPr>
           </w:pPr>
-          <w:hyperlink w:anchor="_Toc225492656" w:history="1">
+          <w:hyperlink w:anchor="_Toc225505733" w:history="1">
             <w:r>
               <w:rPr>
                 <w:rStyle w:val="Hyperlink"/>
@@ -1212,7 +1284,7 @@
                 <w:noProof/>
                 <w:webHidden/>
               </w:rPr>
-              <w:instrText xml:space="preserve"> PAGEREF _Toc225492656 \h </w:instrText>
+              <w:instrText xml:space="preserve"> PAGEREF _Toc225505733 \h </w:instrText>
             </w:r>
             <w:r>
               <w:rPr>
@@ -1258,7 +1330,7 @@
               <w:lang w:val="en-US"/>
             </w:rPr>
           </w:pPr>
-          <w:hyperlink w:anchor="_Toc225492657" w:history="1">
+          <w:hyperlink w:anchor="_Toc225505734" w:history="1">
             <w:r>
               <w:rPr>
                 <w:rStyle w:val="Hyperlink"/>
@@ -1302,7 +1374,7 @@
                 <w:noProof/>
                 <w:webHidden/>
               </w:rPr>
-              <w:instrText xml:space="preserve"> PAGEREF _Toc225492657 \h </w:instrText>
+              <w:instrText xml:space="preserve"> PAGEREF _Toc225505734 \h </w:instrText>
             </w:r>
             <w:r>
               <w:rPr>
@@ -1348,7 +1420,7 @@
               <w:lang w:val="en-US"/>
             </w:rPr>
           </w:pPr>
-          <w:hyperlink w:anchor="_Toc225492658" w:history="1">
+          <w:hyperlink w:anchor="_Toc225505735" w:history="1">
             <w:r>
               <w:rPr>
                 <w:rStyle w:val="Hyperlink"/>
@@ -1392,7 +1464,7 @@
                 <w:noProof/>
                 <w:webHidden/>
               </w:rPr>
-              <w:instrText xml:space="preserve"> PAGEREF _Toc225492658 \h </w:instrText>
+              <w:instrText xml:space="preserve"> PAGEREF _Toc225505735 \h </w:instrText>
             </w:r>
             <w:r>
               <w:rPr>
@@ -1438,7 +1510,7 @@
               <w:lang w:val="en-US"/>
             </w:rPr>
           </w:pPr>
-          <w:hyperlink w:anchor="_Toc225492659" w:history="1">
+          <w:hyperlink w:anchor="_Toc225505736" w:history="1">
             <w:r>
               <w:rPr>
                 <w:rStyle w:val="Hyperlink"/>
@@ -1482,7 +1554,7 @@
                 <w:noProof/>
                 <w:webHidden/>
               </w:rPr>
-              <w:instrText xml:space="preserve"> PAGEREF _Toc225492659 \h </w:instrText>
+              <w:instrText xml:space="preserve"> PAGEREF _Toc225505736 \h </w:instrText>
             </w:r>
             <w:r>
               <w:rPr>
@@ -1528,7 +1600,7 @@
               <w:lang w:val="en-US"/>
             </w:rPr>
           </w:pPr>
-          <w:hyperlink w:anchor="_Toc225492660" w:history="1">
+          <w:hyperlink w:anchor="_Toc225505737" w:history="1">
             <w:r>
               <w:rPr>
                 <w:rStyle w:val="Hyperlink"/>
@@ -1572,7 +1644,7 @@
                 <w:noProof/>
                 <w:webHidden/>
               </w:rPr>
-              <w:instrText xml:space="preserve"> PAGEREF _Toc225492660 \h </w:instrText>
+              <w:instrText xml:space="preserve"> PAGEREF _Toc225505737 \h </w:instrText>
             </w:r>
             <w:r>
               <w:rPr>
@@ -1618,7 +1690,7 @@
               <w:lang w:val="en-US"/>
             </w:rPr>
           </w:pPr>
-          <w:hyperlink w:anchor="_Toc225492661" w:history="1">
+          <w:hyperlink w:anchor="_Toc225505738" w:history="1">
             <w:r>
               <w:rPr>
                 <w:rStyle w:val="Hyperlink"/>
@@ -1641,7 +1713,7 @@
                 <w:rStyle w:val="Hyperlink"/>
                 <w:noProof/>
               </w:rPr>
-              <w:t>Adatbázis felépítés – relációk – entitások</w:t>
+              <w:t>Adatbázis felépítés – entitások és relációk</w:t>
             </w:r>
             <w:r>
               <w:rPr>
@@ -1662,7 +1734,7 @@
                 <w:noProof/>
                 <w:webHidden/>
               </w:rPr>
-              <w:instrText xml:space="preserve"> PAGEREF _Toc225492661 \h </w:instrText>
+              <w:instrText xml:space="preserve"> PAGEREF _Toc225505738 \h </w:instrText>
             </w:r>
             <w:r>
               <w:rPr>
@@ -1708,7 +1780,7 @@
               <w:lang w:val="en-US"/>
             </w:rPr>
           </w:pPr>
-          <w:hyperlink w:anchor="_Toc225492662" w:history="1">
+          <w:hyperlink w:anchor="_Toc225505739" w:history="1">
             <w:r>
               <w:rPr>
                 <w:rStyle w:val="Hyperlink"/>
@@ -1731,7 +1803,7 @@
                 <w:rStyle w:val="Hyperlink"/>
                 <w:noProof/>
               </w:rPr>
-              <w:t>Kommunikáció, API és a websocket</w:t>
+              <w:t>Frontend</w:t>
             </w:r>
             <w:r>
               <w:rPr>
@@ -1752,7 +1824,7 @@
                 <w:noProof/>
                 <w:webHidden/>
               </w:rPr>
-              <w:instrText xml:space="preserve"> PAGEREF _Toc225492662 \h </w:instrText>
+              <w:instrText xml:space="preserve"> PAGEREF _Toc225505739 \h </w:instrText>
             </w:r>
             <w:r>
               <w:rPr>
@@ -1772,7 +1844,7 @@
                 <w:noProof/>
                 <w:webHidden/>
               </w:rPr>
-              <w:t>9</w:t>
+              <w:t>10</w:t>
             </w:r>
             <w:r>
               <w:rPr>
@@ -1798,7 +1870,7 @@
               <w:lang w:val="en-US"/>
             </w:rPr>
           </w:pPr>
-          <w:hyperlink w:anchor="_Toc225492663" w:history="1">
+          <w:hyperlink w:anchor="_Toc225505740" w:history="1">
             <w:r>
               <w:rPr>
                 <w:rStyle w:val="Hyperlink"/>
@@ -1821,7 +1893,7 @@
                 <w:rStyle w:val="Hyperlink"/>
                 <w:noProof/>
               </w:rPr>
-              <w:t>File tárolás - Blob storage</w:t>
+              <w:t>Backend API</w:t>
             </w:r>
             <w:r>
               <w:rPr>
@@ -1842,7 +1914,7 @@
                 <w:noProof/>
                 <w:webHidden/>
               </w:rPr>
-              <w:instrText xml:space="preserve"> PAGEREF _Toc225492663 \h </w:instrText>
+              <w:instrText xml:space="preserve"> PAGEREF _Toc225505740 \h </w:instrText>
             </w:r>
             <w:r>
               <w:rPr>
@@ -1862,7 +1934,7 @@
                 <w:noProof/>
                 <w:webHidden/>
               </w:rPr>
-              <w:t>9</w:t>
+              <w:t>11</w:t>
             </w:r>
             <w:r>
               <w:rPr>
@@ -1888,7 +1960,7 @@
               <w:lang w:val="en-US"/>
             </w:rPr>
           </w:pPr>
-          <w:hyperlink w:anchor="_Toc225492664" w:history="1">
+          <w:hyperlink w:anchor="_Toc225505741" w:history="1">
             <w:r>
               <w:rPr>
                 <w:rStyle w:val="Hyperlink"/>
@@ -1911,7 +1983,7 @@
                 <w:rStyle w:val="Hyperlink"/>
                 <w:noProof/>
               </w:rPr>
-              <w:t>Biztonság, JWT token authentikáció</w:t>
+              <w:t>WebSocket server</w:t>
             </w:r>
             <w:r>
               <w:rPr>
@@ -1932,223 +2004,7 @@
                 <w:noProof/>
                 <w:webHidden/>
               </w:rPr>
-              <w:instrText xml:space="preserve"> PAGEREF _Toc225492664 \h </w:instrText>
-            </w:r>
-            <w:r>
-              <w:rPr>
-                <w:noProof/>
-                <w:webHidden/>
-              </w:rPr>
-            </w:r>
-            <w:r>
-              <w:rPr>
-                <w:noProof/>
-                <w:webHidden/>
-              </w:rPr>
-              <w:fldChar w:fldCharType="separate"/>
-            </w:r>
-            <w:r>
-              <w:rPr>
-                <w:noProof/>
-                <w:webHidden/>
-              </w:rPr>
-              <w:t>9</w:t>
-            </w:r>
-            <w:r>
-              <w:rPr>
-                <w:noProof/>
-                <w:webHidden/>
-              </w:rPr>
-              <w:fldChar w:fldCharType="end"/>
-            </w:r>
-          </w:hyperlink>
-        </w:p>
-        <w:p>
-          <w:pPr>
-            <w:pStyle w:val="TOC1"/>
-            <w:tabs>
-              <w:tab w:val="right" w:leader="dot" w:pos="8827"/>
-            </w:tabs>
-            <w:rPr>
-              <w:rFonts w:eastAsiaTheme="minorEastAsia"/>
-              <w:noProof/>
-              <w:sz w:val="24"/>
-              <w:szCs w:val="24"/>
-              <w:lang w:val="en-US"/>
-            </w:rPr>
-          </w:pPr>
-          <w:hyperlink w:anchor="_Toc225492665" w:history="1">
-            <w:r>
-              <w:rPr>
-                <w:rStyle w:val="Hyperlink"/>
-                <w:noProof/>
-              </w:rPr>
-              <w:t>Irodalomjegyzék</w:t>
-            </w:r>
-            <w:r>
-              <w:rPr>
-                <w:noProof/>
-                <w:webHidden/>
-              </w:rPr>
-              <w:tab/>
-            </w:r>
-            <w:r>
-              <w:rPr>
-                <w:noProof/>
-                <w:webHidden/>
-              </w:rPr>
-              <w:fldChar w:fldCharType="begin"/>
-            </w:r>
-            <w:r>
-              <w:rPr>
-                <w:noProof/>
-                <w:webHidden/>
-              </w:rPr>
-              <w:instrText xml:space="preserve"> PAGEREF _Toc225492665 \h </w:instrText>
-            </w:r>
-            <w:r>
-              <w:rPr>
-                <w:noProof/>
-                <w:webHidden/>
-              </w:rPr>
-            </w:r>
-            <w:r>
-              <w:rPr>
-                <w:noProof/>
-                <w:webHidden/>
-              </w:rPr>
-              <w:fldChar w:fldCharType="separate"/>
-            </w:r>
-            <w:r>
-              <w:rPr>
-                <w:noProof/>
-                <w:webHidden/>
-              </w:rPr>
-              <w:t>10</w:t>
-            </w:r>
-            <w:r>
-              <w:rPr>
-                <w:noProof/>
-                <w:webHidden/>
-              </w:rPr>
-              <w:fldChar w:fldCharType="end"/>
-            </w:r>
-          </w:hyperlink>
-        </w:p>
-        <w:p>
-          <w:pPr>
-            <w:pStyle w:val="TOC1"/>
-            <w:tabs>
-              <w:tab w:val="right" w:leader="dot" w:pos="8827"/>
-            </w:tabs>
-            <w:rPr>
-              <w:rFonts w:eastAsiaTheme="minorEastAsia"/>
-              <w:noProof/>
-              <w:sz w:val="24"/>
-              <w:szCs w:val="24"/>
-              <w:lang w:val="en-US"/>
-            </w:rPr>
-          </w:pPr>
-          <w:hyperlink w:anchor="_Toc225492666" w:history="1">
-            <w:r>
-              <w:rPr>
-                <w:rStyle w:val="Hyperlink"/>
-                <w:noProof/>
-              </w:rPr>
-              <w:t>Nyilatkozat</w:t>
-            </w:r>
-            <w:r>
-              <w:rPr>
-                <w:noProof/>
-                <w:webHidden/>
-              </w:rPr>
-              <w:tab/>
-            </w:r>
-            <w:r>
-              <w:rPr>
-                <w:noProof/>
-                <w:webHidden/>
-              </w:rPr>
-              <w:fldChar w:fldCharType="begin"/>
-            </w:r>
-            <w:r>
-              <w:rPr>
-                <w:noProof/>
-                <w:webHidden/>
-              </w:rPr>
-              <w:instrText xml:space="preserve"> PAGEREF _Toc225492666 \h </w:instrText>
-            </w:r>
-            <w:r>
-              <w:rPr>
-                <w:noProof/>
-                <w:webHidden/>
-              </w:rPr>
-            </w:r>
-            <w:r>
-              <w:rPr>
-                <w:noProof/>
-                <w:webHidden/>
-              </w:rPr>
-              <w:fldChar w:fldCharType="separate"/>
-            </w:r>
-            <w:r>
-              <w:rPr>
-                <w:noProof/>
-                <w:webHidden/>
-              </w:rPr>
-              <w:t>11</w:t>
-            </w:r>
-            <w:r>
-              <w:rPr>
-                <w:noProof/>
-                <w:webHidden/>
-              </w:rPr>
-              <w:fldChar w:fldCharType="end"/>
-            </w:r>
-          </w:hyperlink>
-        </w:p>
-        <w:p>
-          <w:pPr>
-            <w:pStyle w:val="TOC1"/>
-            <w:tabs>
-              <w:tab w:val="right" w:leader="dot" w:pos="8827"/>
-            </w:tabs>
-            <w:rPr>
-              <w:rFonts w:eastAsiaTheme="minorEastAsia"/>
-              <w:noProof/>
-              <w:sz w:val="24"/>
-              <w:szCs w:val="24"/>
-              <w:lang w:val="en-US"/>
-            </w:rPr>
-          </w:pPr>
-          <w:hyperlink w:anchor="_Toc225492667" w:history="1">
-            <w:r>
-              <w:rPr>
-                <w:rStyle w:val="Hyperlink"/>
-                <w:noProof/>
-              </w:rPr>
-              <w:t>Mellékletek</w:t>
-            </w:r>
-            <w:r>
-              <w:rPr>
-                <w:noProof/>
-                <w:webHidden/>
-              </w:rPr>
-              <w:tab/>
-            </w:r>
-            <w:r>
-              <w:rPr>
-                <w:noProof/>
-                <w:webHidden/>
-              </w:rPr>
-              <w:fldChar w:fldCharType="begin"/>
-            </w:r>
-            <w:r>
-              <w:rPr>
-                <w:noProof/>
-                <w:webHidden/>
-              </w:rPr>
-              <w:instrText xml:space="preserve"> PAGEREF _Toc225492667 \h </w:instrText>
+              <w:instrText xml:space="preserve"> PAGEREF _Toc225505741 \h </w:instrText>
             </w:r>
             <w:r>
               <w:rPr>
@@ -2194,7 +2050,7 @@
               <w:lang w:val="en-US"/>
             </w:rPr>
           </w:pPr>
-          <w:hyperlink w:anchor="_Toc225492668" w:history="1">
+          <w:hyperlink w:anchor="_Toc225505742" w:history="1">
             <w:r>
               <w:rPr>
                 <w:rStyle w:val="Hyperlink"/>
@@ -2217,6 +2073,402 @@
                 <w:rStyle w:val="Hyperlink"/>
                 <w:noProof/>
               </w:rPr>
+              <w:t>File Blob storage</w:t>
+            </w:r>
+            <w:r>
+              <w:rPr>
+                <w:noProof/>
+                <w:webHidden/>
+              </w:rPr>
+              <w:tab/>
+            </w:r>
+            <w:r>
+              <w:rPr>
+                <w:noProof/>
+                <w:webHidden/>
+              </w:rPr>
+              <w:fldChar w:fldCharType="begin"/>
+            </w:r>
+            <w:r>
+              <w:rPr>
+                <w:noProof/>
+                <w:webHidden/>
+              </w:rPr>
+              <w:instrText xml:space="preserve"> PAGEREF _Toc225505742 \h </w:instrText>
+            </w:r>
+            <w:r>
+              <w:rPr>
+                <w:noProof/>
+                <w:webHidden/>
+              </w:rPr>
+            </w:r>
+            <w:r>
+              <w:rPr>
+                <w:noProof/>
+                <w:webHidden/>
+              </w:rPr>
+              <w:fldChar w:fldCharType="separate"/>
+            </w:r>
+            <w:r>
+              <w:rPr>
+                <w:noProof/>
+                <w:webHidden/>
+              </w:rPr>
+              <w:t>12</w:t>
+            </w:r>
+            <w:r>
+              <w:rPr>
+                <w:noProof/>
+                <w:webHidden/>
+              </w:rPr>
+              <w:fldChar w:fldCharType="end"/>
+            </w:r>
+          </w:hyperlink>
+        </w:p>
+        <w:p>
+          <w:pPr>
+            <w:pStyle w:val="TOC2"/>
+            <w:tabs>
+              <w:tab w:val="left" w:pos="960"/>
+              <w:tab w:val="right" w:leader="dot" w:pos="8827"/>
+            </w:tabs>
+            <w:rPr>
+              <w:rFonts w:eastAsiaTheme="minorEastAsia"/>
+              <w:noProof/>
+              <w:sz w:val="24"/>
+              <w:szCs w:val="24"/>
+              <w:lang w:val="en-US"/>
+            </w:rPr>
+          </w:pPr>
+          <w:hyperlink w:anchor="_Toc225505743" w:history="1">
+            <w:r>
+              <w:rPr>
+                <w:rStyle w:val="Hyperlink"/>
+                <w:noProof/>
+              </w:rPr>
+              <w:t>2.6.</w:t>
+            </w:r>
+            <w:r>
+              <w:rPr>
+                <w:rFonts w:eastAsiaTheme="minorEastAsia"/>
+                <w:noProof/>
+                <w:sz w:val="24"/>
+                <w:szCs w:val="24"/>
+                <w:lang w:val="en-US"/>
+              </w:rPr>
+              <w:tab/>
+            </w:r>
+            <w:r>
+              <w:rPr>
+                <w:rStyle w:val="Hyperlink"/>
+                <w:noProof/>
+              </w:rPr>
+              <w:t>Biztonság, JWT token authentikáció</w:t>
+            </w:r>
+            <w:r>
+              <w:rPr>
+                <w:noProof/>
+                <w:webHidden/>
+              </w:rPr>
+              <w:tab/>
+            </w:r>
+            <w:r>
+              <w:rPr>
+                <w:noProof/>
+                <w:webHidden/>
+              </w:rPr>
+              <w:fldChar w:fldCharType="begin"/>
+            </w:r>
+            <w:r>
+              <w:rPr>
+                <w:noProof/>
+                <w:webHidden/>
+              </w:rPr>
+              <w:instrText xml:space="preserve"> PAGEREF _Toc225505743 \h </w:instrText>
+            </w:r>
+            <w:r>
+              <w:rPr>
+                <w:noProof/>
+                <w:webHidden/>
+              </w:rPr>
+            </w:r>
+            <w:r>
+              <w:rPr>
+                <w:noProof/>
+                <w:webHidden/>
+              </w:rPr>
+              <w:fldChar w:fldCharType="separate"/>
+            </w:r>
+            <w:r>
+              <w:rPr>
+                <w:noProof/>
+                <w:webHidden/>
+              </w:rPr>
+              <w:t>13</w:t>
+            </w:r>
+            <w:r>
+              <w:rPr>
+                <w:noProof/>
+                <w:webHidden/>
+              </w:rPr>
+              <w:fldChar w:fldCharType="end"/>
+            </w:r>
+          </w:hyperlink>
+        </w:p>
+        <w:p>
+          <w:pPr>
+            <w:pStyle w:val="TOC1"/>
+            <w:tabs>
+              <w:tab w:val="right" w:leader="dot" w:pos="8827"/>
+            </w:tabs>
+            <w:rPr>
+              <w:rFonts w:eastAsiaTheme="minorEastAsia"/>
+              <w:noProof/>
+              <w:sz w:val="24"/>
+              <w:szCs w:val="24"/>
+              <w:lang w:val="en-US"/>
+            </w:rPr>
+          </w:pPr>
+          <w:hyperlink w:anchor="_Toc225505744" w:history="1">
+            <w:r>
+              <w:rPr>
+                <w:rStyle w:val="Hyperlink"/>
+                <w:noProof/>
+              </w:rPr>
+              <w:t>Irodalomjegyzék</w:t>
+            </w:r>
+            <w:r>
+              <w:rPr>
+                <w:noProof/>
+                <w:webHidden/>
+              </w:rPr>
+              <w:tab/>
+            </w:r>
+            <w:r>
+              <w:rPr>
+                <w:noProof/>
+                <w:webHidden/>
+              </w:rPr>
+              <w:fldChar w:fldCharType="begin"/>
+            </w:r>
+            <w:r>
+              <w:rPr>
+                <w:noProof/>
+                <w:webHidden/>
+              </w:rPr>
+              <w:instrText xml:space="preserve"> PAGEREF _Toc225505744 \h </w:instrText>
+            </w:r>
+            <w:r>
+              <w:rPr>
+                <w:noProof/>
+                <w:webHidden/>
+              </w:rPr>
+            </w:r>
+            <w:r>
+              <w:rPr>
+                <w:noProof/>
+                <w:webHidden/>
+              </w:rPr>
+              <w:fldChar w:fldCharType="separate"/>
+            </w:r>
+            <w:r>
+              <w:rPr>
+                <w:noProof/>
+                <w:webHidden/>
+              </w:rPr>
+              <w:t>14</w:t>
+            </w:r>
+            <w:r>
+              <w:rPr>
+                <w:noProof/>
+                <w:webHidden/>
+              </w:rPr>
+              <w:fldChar w:fldCharType="end"/>
+            </w:r>
+          </w:hyperlink>
+        </w:p>
+        <w:p>
+          <w:pPr>
+            <w:pStyle w:val="TOC1"/>
+            <w:tabs>
+              <w:tab w:val="right" w:leader="dot" w:pos="8827"/>
+            </w:tabs>
+            <w:rPr>
+              <w:rFonts w:eastAsiaTheme="minorEastAsia"/>
+              <w:noProof/>
+              <w:sz w:val="24"/>
+              <w:szCs w:val="24"/>
+              <w:lang w:val="en-US"/>
+            </w:rPr>
+          </w:pPr>
+          <w:hyperlink w:anchor="_Toc225505745" w:history="1">
+            <w:r>
+              <w:rPr>
+                <w:rStyle w:val="Hyperlink"/>
+                <w:noProof/>
+              </w:rPr>
+              <w:t>Nyilatkozat</w:t>
+            </w:r>
+            <w:r>
+              <w:rPr>
+                <w:noProof/>
+                <w:webHidden/>
+              </w:rPr>
+              <w:tab/>
+            </w:r>
+            <w:r>
+              <w:rPr>
+                <w:noProof/>
+                <w:webHidden/>
+              </w:rPr>
+              <w:fldChar w:fldCharType="begin"/>
+            </w:r>
+            <w:r>
+              <w:rPr>
+                <w:noProof/>
+                <w:webHidden/>
+              </w:rPr>
+              <w:instrText xml:space="preserve"> PAGEREF _Toc225505745 \h </w:instrText>
+            </w:r>
+            <w:r>
+              <w:rPr>
+                <w:noProof/>
+                <w:webHidden/>
+              </w:rPr>
+            </w:r>
+            <w:r>
+              <w:rPr>
+                <w:noProof/>
+                <w:webHidden/>
+              </w:rPr>
+              <w:fldChar w:fldCharType="separate"/>
+            </w:r>
+            <w:r>
+              <w:rPr>
+                <w:noProof/>
+                <w:webHidden/>
+              </w:rPr>
+              <w:t>15</w:t>
+            </w:r>
+            <w:r>
+              <w:rPr>
+                <w:noProof/>
+                <w:webHidden/>
+              </w:rPr>
+              <w:fldChar w:fldCharType="end"/>
+            </w:r>
+          </w:hyperlink>
+        </w:p>
+        <w:p>
+          <w:pPr>
+            <w:pStyle w:val="TOC1"/>
+            <w:tabs>
+              <w:tab w:val="right" w:leader="dot" w:pos="8827"/>
+            </w:tabs>
+            <w:rPr>
+              <w:rFonts w:eastAsiaTheme="minorEastAsia"/>
+              <w:noProof/>
+              <w:sz w:val="24"/>
+              <w:szCs w:val="24"/>
+              <w:lang w:val="en-US"/>
+            </w:rPr>
+          </w:pPr>
+          <w:hyperlink w:anchor="_Toc225505746" w:history="1">
+            <w:r>
+              <w:rPr>
+                <w:rStyle w:val="Hyperlink"/>
+                <w:noProof/>
+              </w:rPr>
+              <w:t>Mellékletek</w:t>
+            </w:r>
+            <w:r>
+              <w:rPr>
+                <w:noProof/>
+                <w:webHidden/>
+              </w:rPr>
+              <w:tab/>
+            </w:r>
+            <w:r>
+              <w:rPr>
+                <w:noProof/>
+                <w:webHidden/>
+              </w:rPr>
+              <w:fldChar w:fldCharType="begin"/>
+            </w:r>
+            <w:r>
+              <w:rPr>
+                <w:noProof/>
+                <w:webHidden/>
+              </w:rPr>
+              <w:instrText xml:space="preserve"> PAGEREF _Toc225505746 \h </w:instrText>
+            </w:r>
+            <w:r>
+              <w:rPr>
+                <w:noProof/>
+                <w:webHidden/>
+              </w:rPr>
+            </w:r>
+            <w:r>
+              <w:rPr>
+                <w:noProof/>
+                <w:webHidden/>
+              </w:rPr>
+              <w:fldChar w:fldCharType="separate"/>
+            </w:r>
+            <w:r>
+              <w:rPr>
+                <w:noProof/>
+                <w:webHidden/>
+              </w:rPr>
+              <w:t>16</w:t>
+            </w:r>
+            <w:r>
+              <w:rPr>
+                <w:noProof/>
+                <w:webHidden/>
+              </w:rPr>
+              <w:fldChar w:fldCharType="end"/>
+            </w:r>
+          </w:hyperlink>
+        </w:p>
+        <w:p>
+          <w:pPr>
+            <w:pStyle w:val="TOC2"/>
+            <w:tabs>
+              <w:tab w:val="left" w:pos="960"/>
+              <w:tab w:val="right" w:leader="dot" w:pos="8827"/>
+            </w:tabs>
+            <w:rPr>
+              <w:rFonts w:eastAsiaTheme="minorEastAsia"/>
+              <w:noProof/>
+              <w:sz w:val="24"/>
+              <w:szCs w:val="24"/>
+              <w:lang w:val="en-US"/>
+            </w:rPr>
+          </w:pPr>
+          <w:hyperlink w:anchor="_Toc225505747" w:history="1">
+            <w:r>
+              <w:rPr>
+                <w:rStyle w:val="Hyperlink"/>
+                <w:noProof/>
+              </w:rPr>
+              <w:t>2.7.</w:t>
+            </w:r>
+            <w:r>
+              <w:rPr>
+                <w:rFonts w:eastAsiaTheme="minorEastAsia"/>
+                <w:noProof/>
+                <w:sz w:val="24"/>
+                <w:szCs w:val="24"/>
+                <w:lang w:val="en-US"/>
+              </w:rPr>
+              <w:tab/>
+            </w:r>
+            <w:r>
+              <w:rPr>
+                <w:rStyle w:val="Hyperlink"/>
+                <w:noProof/>
+              </w:rPr>
               <w:t>Adatbázis relációk</w:t>
             </w:r>
             <w:r>
@@ -2238,7 +2490,7 @@
                 <w:noProof/>
                 <w:webHidden/>
               </w:rPr>
-              <w:instrText xml:space="preserve"> PAGEREF _Toc225492668 \h </w:instrText>
+              <w:instrText xml:space="preserve"> PAGEREF _Toc225505747 \h </w:instrText>
             </w:r>
             <w:r>
               <w:rPr>
@@ -2258,7 +2510,7 @@
                 <w:noProof/>
                 <w:webHidden/>
               </w:rPr>
-              <w:t>12</w:t>
+              <w:t>16</w:t>
             </w:r>
             <w:r>
               <w:rPr>
@@ -2363,8 +2615,19 @@
           <w:sz w:val="24"/>
           <w:szCs w:val="24"/>
         </w:rPr>
-        <w:t>Gráf alapú struktúra deffiniálása</w:t>
-      </w:r>
+        <w:t xml:space="preserve">Gráf alapú struktúra </w:t>
+      </w:r>
+      <w:proofErr w:type="spellStart"/>
+      <w:r>
+        <w:rPr>
+          <w:rFonts w:ascii="Times New Roman" w:hAnsi="Times New Roman" w:cs="Times New Roman"/>
+          <w:color w:val="EE0000"/>
+          <w:sz w:val="24"/>
+          <w:szCs w:val="24"/>
+        </w:rPr>
+        <w:t>deffiniálása</w:t>
+      </w:r>
+      <w:proofErr w:type="spellEnd"/>
     </w:p>
     <w:p>
       <w:pPr>
@@ -2378,6 +2641,7 @@
           <w:szCs w:val="24"/>
         </w:rPr>
       </w:pPr>
+      <w:proofErr w:type="spellStart"/>
       <w:r>
         <w:rPr>
           <w:rFonts w:ascii="Times New Roman" w:hAnsi="Times New Roman" w:cs="Times New Roman"/>
@@ -2385,7 +2649,17 @@
           <w:sz w:val="24"/>
           <w:szCs w:val="24"/>
         </w:rPr>
-        <w:t>Promtolás, kipróbált és használt modellek</w:t>
+        <w:t>Promtolás</w:t>
+      </w:r>
+      <w:proofErr w:type="spellEnd"/>
+      <w:r>
+        <w:rPr>
+          <w:rFonts w:ascii="Times New Roman" w:hAnsi="Times New Roman" w:cs="Times New Roman"/>
+          <w:color w:val="EE0000"/>
+          <w:sz w:val="24"/>
+          <w:szCs w:val="24"/>
+        </w:rPr>
+        <w:t>, kipróbált és használt modellek</w:t>
       </w:r>
       <w:r>
         <w:rPr>
@@ -2416,7 +2690,27 @@
           <w:szCs w:val="24"/>
         </w:rPr>
         <w:tab/>
-        <w:t>Milyen folyamatok és miért csatolódtak rá a pálya generálásra, hint rendszer</w:t>
+        <w:t xml:space="preserve">Milyen folyamatok és miért </w:t>
+      </w:r>
+      <w:proofErr w:type="spellStart"/>
+      <w:r>
+        <w:rPr>
+          <w:rFonts w:ascii="Times New Roman" w:hAnsi="Times New Roman" w:cs="Times New Roman"/>
+          <w:color w:val="EE0000"/>
+          <w:sz w:val="24"/>
+          <w:szCs w:val="24"/>
+        </w:rPr>
+        <w:t>csatolódtak</w:t>
+      </w:r>
+      <w:proofErr w:type="spellEnd"/>
+      <w:r>
+        <w:rPr>
+          <w:rFonts w:ascii="Times New Roman" w:hAnsi="Times New Roman" w:cs="Times New Roman"/>
+          <w:color w:val="EE0000"/>
+          <w:sz w:val="24"/>
+          <w:szCs w:val="24"/>
+        </w:rPr>
+        <w:t xml:space="preserve"> rá a pálya generálásra, hint rendszer</w:t>
       </w:r>
     </w:p>
     <w:p>
@@ -2460,7 +2754,66 @@
           <w:szCs w:val="24"/>
         </w:rPr>
         <w:tab/>
-        <w:t>Sprite png generálása amit végül a modell megoldott</w:t>
+      </w:r>
+      <w:proofErr w:type="spellStart"/>
+      <w:r>
+        <w:rPr>
+          <w:rFonts w:ascii="Times New Roman" w:hAnsi="Times New Roman" w:cs="Times New Roman"/>
+          <w:color w:val="EE0000"/>
+          <w:sz w:val="24"/>
+          <w:szCs w:val="24"/>
+        </w:rPr>
+        <w:t>Sprite</w:t>
+      </w:r>
+      <w:proofErr w:type="spellEnd"/>
+      <w:r>
+        <w:rPr>
+          <w:rFonts w:ascii="Times New Roman" w:hAnsi="Times New Roman" w:cs="Times New Roman"/>
+          <w:color w:val="EE0000"/>
+          <w:sz w:val="24"/>
+          <w:szCs w:val="24"/>
+        </w:rPr>
+        <w:t xml:space="preserve"> </w:t>
+      </w:r>
+      <w:proofErr w:type="spellStart"/>
+      <w:r>
+        <w:rPr>
+          <w:rFonts w:ascii="Times New Roman" w:hAnsi="Times New Roman" w:cs="Times New Roman"/>
+          <w:color w:val="EE0000"/>
+          <w:sz w:val="24"/>
+          <w:szCs w:val="24"/>
+        </w:rPr>
+        <w:t>png</w:t>
+      </w:r>
+      <w:proofErr w:type="spellEnd"/>
+      <w:r>
+        <w:rPr>
+          <w:rFonts w:ascii="Times New Roman" w:hAnsi="Times New Roman" w:cs="Times New Roman"/>
+          <w:color w:val="EE0000"/>
+          <w:sz w:val="24"/>
+          <w:szCs w:val="24"/>
+        </w:rPr>
+        <w:t xml:space="preserve"> </w:t>
+      </w:r>
+      <w:proofErr w:type="gramStart"/>
+      <w:r>
+        <w:rPr>
+          <w:rFonts w:ascii="Times New Roman" w:hAnsi="Times New Roman" w:cs="Times New Roman"/>
+          <w:color w:val="EE0000"/>
+          <w:sz w:val="24"/>
+          <w:szCs w:val="24"/>
+        </w:rPr>
+        <w:t>generálása</w:t>
+      </w:r>
+      <w:proofErr w:type="gramEnd"/>
+      <w:r>
+        <w:rPr>
+          <w:rFonts w:ascii="Times New Roman" w:hAnsi="Times New Roman" w:cs="Times New Roman"/>
+          <w:color w:val="EE0000"/>
+          <w:sz w:val="24"/>
+          <w:szCs w:val="24"/>
+        </w:rPr>
+        <w:t xml:space="preserve"> amit végül a modell megoldott</w:t>
       </w:r>
     </w:p>
     <w:p>
@@ -2524,6 +2877,7 @@
           <w:sz w:val="24"/>
           <w:szCs w:val="24"/>
         </w:rPr>
+        <w:lastRenderedPageBreak/>
         <w:tab/>
         <w:t>Milyen költsége van egy pálya generálásának</w:t>
       </w:r>
@@ -2568,7 +2922,6 @@
           <w:sz w:val="24"/>
           <w:szCs w:val="24"/>
         </w:rPr>
-        <w:lastRenderedPageBreak/>
         <w:t>Frontend és felhasználói felületek</w:t>
       </w:r>
     </w:p>
@@ -2613,7 +2966,27 @@
           <w:szCs w:val="24"/>
         </w:rPr>
         <w:tab/>
-        <w:t>Pálya generálás – Token rendszer</w:t>
+        <w:t xml:space="preserve">Pálya generálás – </w:t>
+      </w:r>
+      <w:proofErr w:type="spellStart"/>
+      <w:r>
+        <w:rPr>
+          <w:rFonts w:ascii="Times New Roman" w:hAnsi="Times New Roman" w:cs="Times New Roman"/>
+          <w:color w:val="EE0000"/>
+          <w:sz w:val="24"/>
+          <w:szCs w:val="24"/>
+        </w:rPr>
+        <w:t>Token</w:t>
+      </w:r>
+      <w:proofErr w:type="spellEnd"/>
+      <w:r>
+        <w:rPr>
+          <w:rFonts w:ascii="Times New Roman" w:hAnsi="Times New Roman" w:cs="Times New Roman"/>
+          <w:color w:val="EE0000"/>
+          <w:sz w:val="24"/>
+          <w:szCs w:val="24"/>
+        </w:rPr>
+        <w:t xml:space="preserve"> rendszer</w:t>
       </w:r>
     </w:p>
     <w:p>
@@ -2700,7 +3073,27 @@
           <w:szCs w:val="24"/>
         </w:rPr>
         <w:tab/>
-        <w:t>Több szoba, több logikai feladat, ezeknek jelenlegi AI json generálás korlátjai</w:t>
+        <w:t xml:space="preserve">Több szoba, több logikai feladat, ezeknek jelenlegi AI </w:t>
+      </w:r>
+      <w:proofErr w:type="spellStart"/>
+      <w:r>
+        <w:rPr>
+          <w:rFonts w:ascii="Times New Roman" w:hAnsi="Times New Roman" w:cs="Times New Roman"/>
+          <w:color w:val="EE0000"/>
+          <w:sz w:val="24"/>
+          <w:szCs w:val="24"/>
+        </w:rPr>
+        <w:t>json</w:t>
+      </w:r>
+      <w:proofErr w:type="spellEnd"/>
+      <w:r>
+        <w:rPr>
+          <w:rFonts w:ascii="Times New Roman" w:hAnsi="Times New Roman" w:cs="Times New Roman"/>
+          <w:color w:val="EE0000"/>
+          <w:sz w:val="24"/>
+          <w:szCs w:val="24"/>
+        </w:rPr>
+        <w:t xml:space="preserve"> generálás korlátjai</w:t>
       </w:r>
     </w:p>
     <w:p>
@@ -2744,7 +3137,27 @@
           <w:szCs w:val="24"/>
         </w:rPr>
         <w:tab/>
-        <w:t>Dinamikus js generálás</w:t>
+        <w:t xml:space="preserve">Dinamikus </w:t>
+      </w:r>
+      <w:proofErr w:type="spellStart"/>
+      <w:r>
+        <w:rPr>
+          <w:rFonts w:ascii="Times New Roman" w:hAnsi="Times New Roman" w:cs="Times New Roman"/>
+          <w:color w:val="EE0000"/>
+          <w:sz w:val="24"/>
+          <w:szCs w:val="24"/>
+        </w:rPr>
+        <w:t>js</w:t>
+      </w:r>
+      <w:proofErr w:type="spellEnd"/>
+      <w:r>
+        <w:rPr>
+          <w:rFonts w:ascii="Times New Roman" w:hAnsi="Times New Roman" w:cs="Times New Roman"/>
+          <w:color w:val="EE0000"/>
+          <w:sz w:val="24"/>
+          <w:szCs w:val="24"/>
+        </w:rPr>
+        <w:t xml:space="preserve"> generálás</w:t>
       </w:r>
     </w:p>
     <w:p>
@@ -2787,8 +3200,18 @@
           <w:szCs w:val="24"/>
         </w:rPr>
         <w:tab/>
+      </w:r>
+      <w:proofErr w:type="spellStart"/>
+      <w:r>
+        <w:rPr>
+          <w:rFonts w:ascii="Times New Roman" w:hAnsi="Times New Roman" w:cs="Times New Roman"/>
+          <w:color w:val="EE0000"/>
+          <w:sz w:val="24"/>
+          <w:szCs w:val="24"/>
+        </w:rPr>
         <w:t>Copilot</w:t>
       </w:r>
+      <w:proofErr w:type="spellEnd"/>
     </w:p>
     <w:p>
       <w:pPr>
@@ -2809,7 +3232,26 @@
           <w:szCs w:val="24"/>
         </w:rPr>
         <w:tab/>
-        <w:t>ChatGpt/Claude</w:t>
+      </w:r>
+      <w:proofErr w:type="spellStart"/>
+      <w:r>
+        <w:rPr>
+          <w:rFonts w:ascii="Times New Roman" w:hAnsi="Times New Roman" w:cs="Times New Roman"/>
+          <w:color w:val="EE0000"/>
+          <w:sz w:val="24"/>
+          <w:szCs w:val="24"/>
+        </w:rPr>
+        <w:t>ChatGpt</w:t>
+      </w:r>
+      <w:proofErr w:type="spellEnd"/>
+      <w:r>
+        <w:rPr>
+          <w:rFonts w:ascii="Times New Roman" w:hAnsi="Times New Roman" w:cs="Times New Roman"/>
+          <w:color w:val="EE0000"/>
+          <w:sz w:val="24"/>
+          <w:szCs w:val="24"/>
+        </w:rPr>
+        <w:t>/Claude</w:t>
       </w:r>
     </w:p>
     <w:p>
@@ -2839,8 +3281,19 @@
           <w:sz w:val="24"/>
           <w:szCs w:val="24"/>
         </w:rPr>
-        <w:t>AI szerepe a fejlesztési folyamatban és annak korlátai</w:t>
-      </w:r>
+        <w:t xml:space="preserve">AI szerepe a fejlesztési folyamatban és annak </w:t>
+      </w:r>
+      <w:proofErr w:type="spellStart"/>
+      <w:r>
+        <w:rPr>
+          <w:rFonts w:ascii="Times New Roman" w:hAnsi="Times New Roman" w:cs="Times New Roman"/>
+          <w:color w:val="EE0000"/>
+          <w:sz w:val="24"/>
+          <w:szCs w:val="24"/>
+        </w:rPr>
+        <w:t>korlátai</w:t>
+      </w:r>
+      <w:proofErr w:type="spellEnd"/>
     </w:p>
     <w:p>
       <w:pPr>
@@ -2933,7 +3386,7 @@
           <w:i/>
         </w:rPr>
       </w:pPr>
-      <w:bookmarkStart w:id="2" w:name="_Toc225492653"/>
+      <w:bookmarkStart w:id="2" w:name="_Toc225505730"/>
       <w:r>
         <w:lastRenderedPageBreak/>
         <w:t>Technológiák</w:t>
@@ -2952,11 +3405,16 @@
       <w:pPr>
         <w:pStyle w:val="Szakdolgozath2"/>
       </w:pPr>
-      <w:bookmarkStart w:id="3" w:name="_Toc225492654"/>
-      <w:r>
-        <w:t>Docker és konténerizáció</w:t>
+      <w:bookmarkStart w:id="3" w:name="_Toc225505731"/>
+      <w:r>
+        <w:t xml:space="preserve">Docker és </w:t>
+      </w:r>
+      <w:proofErr w:type="spellStart"/>
+      <w:r>
+        <w:t>konténerizáció</w:t>
       </w:r>
       <w:bookmarkEnd w:id="3"/>
+      <w:proofErr w:type="spellEnd"/>
     </w:p>
     <w:p>
       <w:pPr>
@@ -2966,10 +3424,23 @@
         <w:t>A</w:t>
       </w:r>
       <w:r>
-        <w:t xml:space="preserve">z alkalmazés fejlesztése </w:t>
-      </w:r>
-      <w:r>
-        <w:t>konténerizált környezetben történik Docker</w:t>
+        <w:t xml:space="preserve">z </w:t>
+      </w:r>
+      <w:proofErr w:type="spellStart"/>
+      <w:r>
+        <w:t>alkalmazés</w:t>
+      </w:r>
+      <w:proofErr w:type="spellEnd"/>
+      <w:r>
+        <w:t xml:space="preserve"> fejlesztése </w:t>
+      </w:r>
+      <w:proofErr w:type="spellStart"/>
+      <w:r>
+        <w:t>konténerizált</w:t>
+      </w:r>
+      <w:proofErr w:type="spellEnd"/>
+      <w:r>
+        <w:t xml:space="preserve"> környezetben történik Docker</w:t>
       </w:r>
       <w:sdt>
         <w:sdtPr>
@@ -2981,7 +3452,7 @@
             <w:fldChar w:fldCharType="begin"/>
           </w:r>
           <w:r>
-            <w:instrText xml:space="preserve">CITATION Doc \l 1038 </w:instrText>
+            <w:instrText xml:space="preserve">CITATION Docker \l 1038 </w:instrText>
           </w:r>
           <w:r>
             <w:fldChar w:fldCharType="separate"/>
@@ -3016,8 +3487,13 @@
         <w:t xml:space="preserve"> de együttesen is elindíthatóak</w:t>
       </w:r>
       <w:r>
-        <w:t>. A Docker Compose</w:t>
-      </w:r>
+        <w:t xml:space="preserve">. A Docker </w:t>
+      </w:r>
+      <w:proofErr w:type="spellStart"/>
+      <w:r>
+        <w:t>Compose</w:t>
+      </w:r>
+      <w:proofErr w:type="spellEnd"/>
       <w:sdt>
         <w:sdtPr>
           <w:id w:val="1576857532"/>
@@ -3028,7 +3504,7 @@
             <w:fldChar w:fldCharType="begin"/>
           </w:r>
           <w:r>
-            <w:instrText xml:space="preserve"> CITATION Doc1 \l 1038 </w:instrText>
+            <w:instrText xml:space="preserve">CITATION DockerCompose \l 1038 </w:instrText>
           </w:r>
           <w:r>
             <w:fldChar w:fldCharType="separate"/>
@@ -3054,7 +3530,15 @@
         <w:t xml:space="preserve"> használata lehetővé teszi, hogy a teljes fejlesztői környezet egységesen és reprodukálható módon legyen felépíthető</w:t>
       </w:r>
       <w:r>
-        <w:t>, így szimulálva production szerver környezetet</w:t>
+        <w:t xml:space="preserve">, így szimulálva </w:t>
+      </w:r>
+      <w:proofErr w:type="spellStart"/>
+      <w:r>
+        <w:t>production</w:t>
+      </w:r>
+      <w:proofErr w:type="spellEnd"/>
+      <w:r>
+        <w:t xml:space="preserve"> szerver környezetet</w:t>
       </w:r>
       <w:r>
         <w:t>.</w:t>
@@ -3064,7 +3548,7 @@
       <w:pPr>
         <w:pStyle w:val="Szakdolgozath2"/>
       </w:pPr>
-      <w:bookmarkStart w:id="4" w:name="_Toc225492655"/>
+      <w:bookmarkStart w:id="4" w:name="_Toc225505732"/>
       <w:r>
         <w:t>Frontend technológiák</w:t>
       </w:r>
@@ -3082,17 +3566,24 @@
       <w:pPr>
         <w:pStyle w:val="Szakdolgozath3"/>
       </w:pPr>
+      <w:proofErr w:type="spellStart"/>
       <w:r>
         <w:t>TypeScript</w:t>
       </w:r>
+      <w:proofErr w:type="spellEnd"/>
     </w:p>
     <w:p>
       <w:pPr>
         <w:pStyle w:val="Szakdolgozatbekezds"/>
       </w:pPr>
       <w:r>
-        <w:t>A frontend fejlesztése TypeScript</w:t>
-      </w:r>
+        <w:t xml:space="preserve">A frontend fejlesztése </w:t>
+      </w:r>
+      <w:proofErr w:type="spellStart"/>
+      <w:r>
+        <w:t>TypeScript</w:t>
+      </w:r>
+      <w:proofErr w:type="spellEnd"/>
       <w:sdt>
         <w:sdtPr>
           <w:id w:val="-892112070"/>
@@ -3103,7 +3594,7 @@
             <w:fldChar w:fldCharType="begin"/>
           </w:r>
           <w:r>
-            <w:instrText xml:space="preserve">CITATION Typ \l 1038 </w:instrText>
+            <w:instrText xml:space="preserve">CITATION TypeScript \l 1038 </w:instrText>
           </w:r>
           <w:r>
             <w:fldChar w:fldCharType="separate"/>
@@ -3126,22 +3617,51 @@
         </w:sdtContent>
       </w:sdt>
       <w:r>
-        <w:t xml:space="preserve"> nyelven történt. A TypeScript használata lehetővé teszi a statikus típusellenőrzést, amely csökkenti a fejlesztés során előforduló hibák számát, </w:t>
-      </w:r>
+        <w:t xml:space="preserve"> nyelven történt. A </w:t>
+      </w:r>
+      <w:proofErr w:type="spellStart"/>
+      <w:r>
+        <w:t>TypeScript</w:t>
+      </w:r>
+      <w:proofErr w:type="spellEnd"/>
+      <w:r>
+        <w:t xml:space="preserve"> használata lehetővé teszi a statikus típusellenőrzést, amely csökkenti a fejlesztés során előforduló hibák számát, </w:t>
+      </w:r>
+      <w:proofErr w:type="gramStart"/>
       <w:r>
         <w:t xml:space="preserve">emellett </w:t>
       </w:r>
       <w:r>
-        <w:t xml:space="preserve"> javítja a kód karbantarthatóságát és átláthatóságát</w:t>
-      </w:r>
-      <w:r>
-        <w:t xml:space="preserve"> a vanilla j</w:t>
+        <w:t xml:space="preserve"> javítja</w:t>
+      </w:r>
+      <w:proofErr w:type="gramEnd"/>
+      <w:r>
+        <w:t xml:space="preserve"> a kód karbantarthatóságát és átláthatóságát</w:t>
+      </w:r>
+      <w:r>
+        <w:t xml:space="preserve"> a </w:t>
+      </w:r>
+      <w:proofErr w:type="spellStart"/>
+      <w:r>
+        <w:t>vanilla</w:t>
+      </w:r>
+      <w:proofErr w:type="spellEnd"/>
+      <w:r>
+        <w:t xml:space="preserve"> </w:t>
+      </w:r>
+      <w:proofErr w:type="spellStart"/>
+      <w:r>
+        <w:t>j</w:t>
       </w:r>
       <w:r>
         <w:t>a</w:t>
       </w:r>
       <w:r>
-        <w:t>vascripttel szemben</w:t>
+        <w:t>vascripttel</w:t>
+      </w:r>
+      <w:proofErr w:type="spellEnd"/>
+      <w:r>
+        <w:t xml:space="preserve"> szemben</w:t>
       </w:r>
       <w:r>
         <w:t>.</w:t>
@@ -3151,9 +3671,11 @@
       <w:pPr>
         <w:pStyle w:val="Szakdolgozath3"/>
       </w:pPr>
+      <w:proofErr w:type="spellStart"/>
       <w:r>
         <w:t>React</w:t>
       </w:r>
+      <w:proofErr w:type="spellEnd"/>
     </w:p>
     <w:p>
       <w:pPr>
@@ -3166,8 +3688,13 @@
         <w:t xml:space="preserve"> webes kliens oldal</w:t>
       </w:r>
       <w:r>
-        <w:t xml:space="preserve"> kialakítása React</w:t>
-      </w:r>
+        <w:t xml:space="preserve"> kialakítása </w:t>
+      </w:r>
+      <w:proofErr w:type="spellStart"/>
+      <w:r>
+        <w:t>React</w:t>
+      </w:r>
+      <w:proofErr w:type="spellEnd"/>
       <w:sdt>
         <w:sdtPr>
           <w:id w:val="1000310456"/>
@@ -3178,7 +3705,7 @@
             <w:fldChar w:fldCharType="begin"/>
           </w:r>
           <w:r>
-            <w:instrText xml:space="preserve"> CITATION Rea \l 1038 </w:instrText>
+            <w:instrText xml:space="preserve">CITATION React \l 1038 </w:instrText>
           </w:r>
           <w:r>
             <w:fldChar w:fldCharType="separate"/>
@@ -3207,7 +3734,15 @@
         <w:t>, amelyet eredetileg a Facebook, ma</w:t>
       </w:r>
       <w:r>
-        <w:t>i nevén Meta fejlesztett</w:t>
+        <w:t xml:space="preserve">i nevén </w:t>
+      </w:r>
+      <w:proofErr w:type="spellStart"/>
+      <w:r>
+        <w:t>Meta</w:t>
+      </w:r>
+      <w:proofErr w:type="spellEnd"/>
+      <w:r>
+        <w:t xml:space="preserve"> fejlesztett</w:t>
       </w:r>
       <w:r>
         <w:t xml:space="preserve">. </w:t>
@@ -3235,8 +3770,13 @@
         <w:t xml:space="preserve">. </w:t>
       </w:r>
       <w:r>
-        <w:t>Alternatív megoldásként szóba jöhetett volna például az Angular</w:t>
-      </w:r>
+        <w:t xml:space="preserve">Alternatív megoldásként szóba jöhetett volna például az </w:t>
+      </w:r>
+      <w:proofErr w:type="spellStart"/>
+      <w:r>
+        <w:t>Angular</w:t>
+      </w:r>
+      <w:proofErr w:type="spellEnd"/>
       <w:sdt>
         <w:sdtPr>
           <w:id w:val="558358392"/>
@@ -3247,7 +3787,7 @@
             <w:fldChar w:fldCharType="begin"/>
           </w:r>
           <w:r>
-            <w:instrText xml:space="preserve"> CITATION Ang \l 1038 </w:instrText>
+            <w:instrText xml:space="preserve">CITATION Angular \l 1038 </w:instrText>
           </w:r>
           <w:r>
             <w:fldChar w:fldCharType="separate"/>
@@ -3315,9 +3855,11 @@
       <w:pPr>
         <w:pStyle w:val="Szakdolgozath3"/>
       </w:pPr>
+      <w:proofErr w:type="spellStart"/>
       <w:r>
         <w:t>PixiJS</w:t>
       </w:r>
+      <w:proofErr w:type="spellEnd"/>
     </w:p>
     <w:p>
       <w:pPr>
@@ -3327,8 +3869,13 @@
         </w:rPr>
       </w:pPr>
       <w:r>
-        <w:t>A játéktér megjelenítéséhez a PixiJS</w:t>
-      </w:r>
+        <w:t xml:space="preserve">A játéktér megjelenítéséhez a </w:t>
+      </w:r>
+      <w:proofErr w:type="spellStart"/>
+      <w:r>
+        <w:t>PixiJS</w:t>
+      </w:r>
+      <w:proofErr w:type="spellEnd"/>
       <w:sdt>
         <w:sdtPr>
           <w:id w:val="223420300"/>
@@ -3339,7 +3886,7 @@
             <w:fldChar w:fldCharType="begin"/>
           </w:r>
           <w:r>
-            <w:instrText xml:space="preserve"> CITATION Pix \l 1038 </w:instrText>
+            <w:instrText xml:space="preserve">CITATION PixiJs \l 1038 </w:instrText>
           </w:r>
           <w:r>
             <w:fldChar w:fldCharType="separate"/>
@@ -3362,7 +3909,39 @@
         </w:sdtContent>
       </w:sdt>
       <w:r>
-        <w:t xml:space="preserve"> grafikai könyvtár került felhasználásra. A PixiJS böngészőben futó, elsősorban HTML5 Canvas és WebGL alapú 2D renderelést biztosító technológia, amely alkalmas játékobjektumok, helyszínek és interaktív elemek dinamikus megjelenítésére és kezelésére.</w:t>
+        <w:t xml:space="preserve"> grafikai könyvtár került felhasználásra. A </w:t>
+      </w:r>
+      <w:proofErr w:type="spellStart"/>
+      <w:r>
+        <w:t>PixiJS</w:t>
+      </w:r>
+      <w:proofErr w:type="spellEnd"/>
+      <w:r>
+        <w:t xml:space="preserve"> böngészőben futó, elsősorban HTML5 </w:t>
+      </w:r>
+      <w:proofErr w:type="spellStart"/>
+      <w:r>
+        <w:t>Canvas</w:t>
+      </w:r>
+      <w:proofErr w:type="spellEnd"/>
+      <w:r>
+        <w:t xml:space="preserve"> és </w:t>
+      </w:r>
+      <w:proofErr w:type="spellStart"/>
+      <w:r>
+        <w:t>WebGL</w:t>
+      </w:r>
+      <w:proofErr w:type="spellEnd"/>
+      <w:r>
+        <w:t xml:space="preserve"> alapú 2D </w:t>
+      </w:r>
+      <w:proofErr w:type="spellStart"/>
+      <w:r>
+        <w:t>renderelést</w:t>
+      </w:r>
+      <w:proofErr w:type="spellEnd"/>
+      <w:r>
+        <w:t xml:space="preserve"> biztosító technológia, amely alkalmas játékobjektumok, helyszínek és interaktív elemek dinamikus megjelenítésére és kezelésére.</w:t>
       </w:r>
     </w:p>
     <w:p>
@@ -3390,7 +3969,7 @@
             <w:fldChar w:fldCharType="begin"/>
           </w:r>
           <w:r>
-            <w:instrText xml:space="preserve"> CITATION Soc \l 1038 </w:instrText>
+            <w:instrText xml:space="preserve">CITATION SocketIO \l 1038 </w:instrText>
           </w:r>
           <w:r>
             <w:fldChar w:fldCharType="separate"/>
@@ -3429,7 +4008,7 @@
       <w:pPr>
         <w:pStyle w:val="Szakdolgozath2"/>
       </w:pPr>
-      <w:bookmarkStart w:id="5" w:name="_Toc225492656"/>
+      <w:bookmarkStart w:id="5" w:name="_Toc225505733"/>
       <w:r>
         <w:t>Backend technológiák</w:t>
       </w:r>
@@ -3440,7 +4019,15 @@
         <w:pStyle w:val="Szakdolgozatbekezds"/>
       </w:pPr>
       <w:r>
-        <w:t>A szerveroldali logika, az üzleti folyamatok kezelése, az AI integráció, valamint az adatbázis-műveletek a backend rétegben valósulnak meg. A backend fejlesztése során a gyors fejlesztést, a jó strukturálhatóságot és az API-központú működést támogató technológiák kerültek kiválasztásra.</w:t>
+        <w:t xml:space="preserve">A szerveroldali logika, az üzleti folyamatok kezelése, az AI integráció, valamint az adatbázis-műveletek a backend rétegben valósulnak meg. A backend fejlesztése során a gyors fejlesztést, a jó </w:t>
+      </w:r>
+      <w:proofErr w:type="spellStart"/>
+      <w:r>
+        <w:t>strukturálhatóságot</w:t>
+      </w:r>
+      <w:proofErr w:type="spellEnd"/>
+      <w:r>
+        <w:t xml:space="preserve"> és az API-központú működést támogató technológiák kerültek kiválasztásra.</w:t>
       </w:r>
     </w:p>
     <w:p>
@@ -3468,7 +4055,7 @@
             <w:fldChar w:fldCharType="begin"/>
           </w:r>
           <w:r>
-            <w:instrText xml:space="preserve"> CITATION Pyt \l 1038 </w:instrText>
+            <w:instrText xml:space="preserve">CITATION Python \l 1038 </w:instrText>
           </w:r>
           <w:r>
             <w:fldChar w:fldCharType="separate"/>
@@ -3494,8 +4081,13 @@
         <w:t xml:space="preserve"> nyelven készült. A Python előnye, hogy jól használható webes szolgáltatások, adatkezelési logikák és mesterséges intelligenciához kapcsolódó integrációk megvalósítására.</w:t>
       </w:r>
       <w:r>
-        <w:t xml:space="preserve"> Projekt elején tervben voltak kép transzformációs feladatok is, ezek valósultak volna meg az OpenCV</w:t>
-      </w:r>
+        <w:t xml:space="preserve"> Projekt elején tervben voltak kép transzformációs feladatok is, ezek valósultak volna meg az </w:t>
+      </w:r>
+      <w:proofErr w:type="spellStart"/>
+      <w:r>
+        <w:t>OpenCV</w:t>
+      </w:r>
+      <w:proofErr w:type="spellEnd"/>
       <w:sdt>
         <w:sdtPr>
           <w:id w:val="-1397195207"/>
@@ -3536,17 +4128,40 @@
       <w:pPr>
         <w:pStyle w:val="Szakdolgozath3"/>
       </w:pPr>
-      <w:r>
-        <w:t>FastAPI és OpenAPI</w:t>
-      </w:r>
+      <w:proofErr w:type="spellStart"/>
+      <w:r>
+        <w:t>FastAPI</w:t>
+      </w:r>
+      <w:proofErr w:type="spellEnd"/>
+      <w:r>
+        <w:t xml:space="preserve"> és </w:t>
+      </w:r>
+      <w:proofErr w:type="spellStart"/>
+      <w:r>
+        <w:t>OpenAPI</w:t>
+      </w:r>
+      <w:proofErr w:type="spellEnd"/>
     </w:p>
     <w:p>
       <w:pPr>
         <w:pStyle w:val="Szakdolgozatbekezds"/>
       </w:pPr>
       <w:r>
-        <w:t>A backend A a FastAPI</w:t>
-      </w:r>
+        <w:t xml:space="preserve">A backend A </w:t>
+      </w:r>
+      <w:proofErr w:type="spellStart"/>
+      <w:r>
+        <w:t>a</w:t>
+      </w:r>
+      <w:proofErr w:type="spellEnd"/>
+      <w:r>
+        <w:t xml:space="preserve"> </w:t>
+      </w:r>
+      <w:proofErr w:type="spellStart"/>
+      <w:r>
+        <w:t>FastAPI</w:t>
+      </w:r>
+      <w:proofErr w:type="spellEnd"/>
       <w:sdt>
         <w:sdtPr>
           <w:id w:val="-1088236458"/>
@@ -3557,7 +4172,7 @@
             <w:fldChar w:fldCharType="begin"/>
           </w:r>
           <w:r>
-            <w:instrText xml:space="preserve"> CITATION Fas \l 1038 </w:instrText>
+            <w:instrText xml:space="preserve">CITATION FastApi \l 1038 </w:instrText>
           </w:r>
           <w:r>
             <w:fldChar w:fldCharType="separate"/>
@@ -3580,7 +4195,23 @@
         </w:sdtContent>
       </w:sdt>
       <w:r>
-        <w:t xml:space="preserve"> keretrendszerre épül. A FastAPI modern, nagy teljesítményű megoldást nyújt REST alapú szolgáltatások fejlesztésére, és automatikusan képes OpenAPI </w:t>
+        <w:t xml:space="preserve"> keretrendszerre épül. A </w:t>
+      </w:r>
+      <w:proofErr w:type="spellStart"/>
+      <w:r>
+        <w:t>FastAPI</w:t>
+      </w:r>
+      <w:proofErr w:type="spellEnd"/>
+      <w:r>
+        <w:t xml:space="preserve"> modern, nagy teljesítményű megoldást nyújt REST alapú szolgáltatások fejlesztésére, és automatikusan képes </w:t>
+      </w:r>
+      <w:proofErr w:type="spellStart"/>
+      <w:r>
+        <w:t>OpenAPI</w:t>
+      </w:r>
+      <w:proofErr w:type="spellEnd"/>
+      <w:r>
+        <w:t xml:space="preserve"> </w:t>
       </w:r>
       <w:sdt>
         <w:sdtPr>
@@ -3592,7 +4223,7 @@
             <w:fldChar w:fldCharType="begin"/>
           </w:r>
           <w:r>
-            <w:instrText xml:space="preserve"> CITATION Ope \l 1038 </w:instrText>
+            <w:instrText xml:space="preserve">CITATION OpenAPI \l 1038 </w:instrText>
           </w:r>
           <w:r>
             <w:fldChar w:fldCharType="separate"/>
@@ -3613,24 +4244,47 @@
       </w:r>
       <w:r>
         <w:lastRenderedPageBreak/>
-        <w:t>megkönnyíti az API dokumentálását és az interfészek áttekinthetőségét. A választás azért esett erre a keretrendszerre, mert a Flaskkal szemben erősebben épít a típusosságra, ami biztonságosabb és átláthatóbb API-fejlesztést tesz lehetővé.</w:t>
+        <w:t xml:space="preserve">megkönnyíti az API dokumentálását és az interfészek áttekinthetőségét. A választás azért esett erre a keretrendszerre, mert a </w:t>
+      </w:r>
+      <w:proofErr w:type="spellStart"/>
+      <w:r>
+        <w:t>Flaskkal</w:t>
+      </w:r>
+      <w:proofErr w:type="spellEnd"/>
+      <w:r>
+        <w:t xml:space="preserve"> szemben erősebben épít a típusosságra, ami biztonságosabb és átláthatóbb API-fejlesztést tesz lehetővé.</w:t>
       </w:r>
     </w:p>
     <w:p>
       <w:pPr>
         <w:pStyle w:val="Szakdolgozath3"/>
       </w:pPr>
-      <w:r>
-        <w:t>SQLAlchemy és Alembic</w:t>
-      </w:r>
+      <w:proofErr w:type="spellStart"/>
+      <w:r>
+        <w:t>SQLAlchemy</w:t>
+      </w:r>
+      <w:proofErr w:type="spellEnd"/>
+      <w:r>
+        <w:t xml:space="preserve"> és </w:t>
+      </w:r>
+      <w:proofErr w:type="spellStart"/>
+      <w:r>
+        <w:t>Alembic</w:t>
+      </w:r>
+      <w:proofErr w:type="spellEnd"/>
     </w:p>
     <w:p>
       <w:pPr>
         <w:pStyle w:val="Szakdolgozatbekezds"/>
       </w:pPr>
       <w:r>
-        <w:t>Az adatbázisréteg kezelésére a SQLAlchemy</w:t>
-      </w:r>
+        <w:t xml:space="preserve">Az adatbázisréteg kezelésére a </w:t>
+      </w:r>
+      <w:proofErr w:type="spellStart"/>
+      <w:r>
+        <w:t>SQLAlchemy</w:t>
+      </w:r>
+      <w:proofErr w:type="spellEnd"/>
       <w:sdt>
         <w:sdtPr>
           <w:id w:val="367569242"/>
@@ -3641,7 +4295,7 @@
             <w:fldChar w:fldCharType="begin"/>
           </w:r>
           <w:r>
-            <w:instrText xml:space="preserve"> CITATION SQL \l 1038 </w:instrText>
+            <w:instrText xml:space="preserve">CITATION SQLAclhemy \l 1038 </w:instrText>
           </w:r>
           <w:r>
             <w:fldChar w:fldCharType="separate"/>
@@ -3664,7 +4318,23 @@
         </w:sdtContent>
       </w:sdt>
       <w:r>
-        <w:t xml:space="preserve"> ORM (Object-Relational Mapping) került alkalmazásra, amely lehetővé teszi a relációs adatmodell objektumorientált kezelését. Ennek köszönhetően az adatbázissal való kommunikáció során nem minden esetben szükséges alacsony szintű SQL utasítások közvetlen írása, mivel az adatszerkezetek Python objektumokon keresztül is kezelhetők. Ez átláthatóbbá és karbantarthatóbbá teszi a backend oldali adatkezelési logikát.</w:t>
+        <w:t xml:space="preserve"> ORM (</w:t>
+      </w:r>
+      <w:proofErr w:type="spellStart"/>
+      <w:r>
+        <w:t>Object-Relational</w:t>
+      </w:r>
+      <w:proofErr w:type="spellEnd"/>
+      <w:r>
+        <w:t xml:space="preserve"> </w:t>
+      </w:r>
+      <w:proofErr w:type="spellStart"/>
+      <w:r>
+        <w:t>Mapping</w:t>
+      </w:r>
+      <w:proofErr w:type="spellEnd"/>
+      <w:r>
+        <w:t>) került alkalmazásra, amely lehetővé teszi a relációs adatmodell objektumorientált kezelését. Ennek köszönhetően az adatbázissal való kommunikáció során nem minden esetben szükséges alacsony szintű SQL utasítások közvetlen írása, mivel az adatszerkezetek Python objektumokon keresztül is kezelhetők. Ez átláthatóbbá és karbantarthatóbbá teszi a backend oldali adatkezelési logikát.</w:t>
       </w:r>
     </w:p>
     <w:p>
@@ -3672,8 +4342,21 @@
         <w:pStyle w:val="Szakdolgozatbekezds"/>
       </w:pPr>
       <w:r>
-        <w:t>Az adatbázisséma változásainak nyomon követésére és a migrációk kezelésére az Alembic került felhasználásra. Az Alembic</w:t>
-      </w:r>
+        <w:t xml:space="preserve">Az adatbázisséma változásainak nyomon követésére és a migrációk kezelésére az </w:t>
+      </w:r>
+      <w:proofErr w:type="spellStart"/>
+      <w:r>
+        <w:t>Alembic</w:t>
+      </w:r>
+      <w:proofErr w:type="spellEnd"/>
+      <w:r>
+        <w:t xml:space="preserve"> került felhasználásra. Az </w:t>
+      </w:r>
+      <w:proofErr w:type="spellStart"/>
+      <w:r>
+        <w:t>Alembic</w:t>
+      </w:r>
+      <w:proofErr w:type="spellEnd"/>
       <w:sdt>
         <w:sdtPr>
           <w:id w:val="1603687888"/>
@@ -3684,7 +4367,7 @@
             <w:fldChar w:fldCharType="begin"/>
           </w:r>
           <w:r>
-            <w:instrText xml:space="preserve"> CITATION Ale \l 1038 </w:instrText>
+            <w:instrText xml:space="preserve">CITATION Alembic \l 1038 </w:instrText>
           </w:r>
           <w:r>
             <w:fldChar w:fldCharType="separate"/>
@@ -3714,7 +4397,7 @@
       <w:pPr>
         <w:pStyle w:val="Szakdolgozath2"/>
       </w:pPr>
-      <w:bookmarkStart w:id="6" w:name="_Toc225492657"/>
+      <w:bookmarkStart w:id="6" w:name="_Toc225505734"/>
       <w:r>
         <w:t>Valós idejű kommunikáció</w:t>
       </w:r>
@@ -3753,7 +4436,7 @@
             <w:fldChar w:fldCharType="begin"/>
           </w:r>
           <w:r>
-            <w:instrText xml:space="preserve"> CITATION Nod \l 1038 </w:instrText>
+            <w:instrText xml:space="preserve">CITATION NodeJs \l 1038 </w:instrText>
           </w:r>
           <w:r>
             <w:fldChar w:fldCharType="separate"/>
@@ -3782,19 +4465,29 @@
         <w:t xml:space="preserve"> és</w:t>
       </w:r>
       <w:r>
-        <w:t xml:space="preserve"> eseményvezérelt alkalmazások fejlesztésére. Működésének egyik legfontosabb jellemzője a nem blokkoló I/O-kezelés, amely lehetővé teszi, hogy a szerver egyszerre több klienskapcsolatot is hatékonyan kezeljen anélkül, hogy minden kérés külön végrehajtási szálat igényelne.</w:t>
+        <w:t xml:space="preserve"> </w:t>
+      </w:r>
+      <w:proofErr w:type="spellStart"/>
+      <w:r>
+        <w:t>eseményvezérelt</w:t>
+      </w:r>
+      <w:proofErr w:type="spellEnd"/>
+      <w:r>
+        <w:t xml:space="preserve"> alkalmazások fejlesztésére. Működésének egyik legfontosabb jellemzője a nem blokkoló I/O-kezelés, amely lehetővé teszi, hogy a szerver egyszerre több klienskapcsolatot is hatékonyan kezeljen anélkül, hogy minden kérés külön végrehajtási szálat igényelne.</w:t>
       </w:r>
     </w:p>
     <w:p>
       <w:pPr>
         <w:pStyle w:val="Szakdolgozath3"/>
       </w:pPr>
+      <w:proofErr w:type="spellStart"/>
       <w:r>
         <w:t>Express</w:t>
       </w:r>
       <w:r>
         <w:t>Js</w:t>
       </w:r>
+      <w:proofErr w:type="spellEnd"/>
     </w:p>
     <w:p>
       <w:pPr>
@@ -3802,11 +4495,24 @@
       </w:pPr>
       <w:r>
         <w:lastRenderedPageBreak/>
-        <w:t>A websocket szerver HTTP végpontjainak és alapvető kiszolgálási logikájának megvalósítására az Express keretrendszer került felhasználásra. Az Express</w:t>
+        <w:t xml:space="preserve">A </w:t>
+      </w:r>
+      <w:proofErr w:type="spellStart"/>
+      <w:r>
+        <w:t>websocket</w:t>
+      </w:r>
+      <w:proofErr w:type="spellEnd"/>
+      <w:r>
+        <w:t xml:space="preserve"> szerver HTTP végpontjainak és alapvető kiszolgálási logikájának megvalósítására az Express keretrendszer került felhasználásra. Az </w:t>
+      </w:r>
+      <w:proofErr w:type="spellStart"/>
+      <w:r>
+        <w:t>Express</w:t>
       </w:r>
       <w:r>
         <w:t>Js</w:t>
       </w:r>
+      <w:proofErr w:type="spellEnd"/>
       <w:sdt>
         <w:sdtPr>
           <w:id w:val="725874965"/>
@@ -3817,7 +4523,7 @@
             <w:fldChar w:fldCharType="begin"/>
           </w:r>
           <w:r>
-            <w:instrText xml:space="preserve"> CITATION Exp \l 1038 </w:instrText>
+            <w:instrText xml:space="preserve">CITATION ExppressJs \l 1038 </w:instrText>
           </w:r>
           <w:r>
             <w:fldChar w:fldCharType="separate"/>
@@ -3868,7 +4574,7 @@
             <w:fldChar w:fldCharType="begin"/>
           </w:r>
           <w:r>
-            <w:instrText xml:space="preserve"> CITATION Soc \l 1038 </w:instrText>
+            <w:instrText xml:space="preserve">CITATION SocketIO \l 1038 </w:instrText>
           </w:r>
           <w:r>
             <w:fldChar w:fldCharType="separate"/>
@@ -3898,7 +4604,7 @@
       <w:pPr>
         <w:pStyle w:val="Szakdolgozath2"/>
       </w:pPr>
-      <w:bookmarkStart w:id="7" w:name="_Toc225492658"/>
+      <w:bookmarkStart w:id="7" w:name="_Toc225505735"/>
       <w:r>
         <w:t>Adatkezelés és tárolás</w:t>
       </w:r>
@@ -3916,17 +4622,24 @@
       <w:pPr>
         <w:pStyle w:val="Szakdolgozath3"/>
       </w:pPr>
+      <w:proofErr w:type="spellStart"/>
       <w:r>
         <w:t>PostgreSQL</w:t>
       </w:r>
+      <w:proofErr w:type="spellEnd"/>
     </w:p>
     <w:p>
       <w:pPr>
         <w:pStyle w:val="Szakdolgozatbekezds"/>
       </w:pPr>
       <w:r>
-        <w:t>A strukturált adatok tárolására PostgreSQL</w:t>
-      </w:r>
+        <w:t xml:space="preserve">A strukturált adatok tárolására </w:t>
+      </w:r>
+      <w:proofErr w:type="spellStart"/>
+      <w:r>
+        <w:t>PostgreSQL</w:t>
+      </w:r>
+      <w:proofErr w:type="spellEnd"/>
       <w:sdt>
         <w:sdtPr>
           <w:id w:val="1681394402"/>
@@ -3937,7 +4650,7 @@
             <w:fldChar w:fldCharType="begin"/>
           </w:r>
           <w:r>
-            <w:instrText xml:space="preserve"> CITATION Pos \l 1038 </w:instrText>
+            <w:instrText xml:space="preserve">CITATION PostgreSQL \l 1038 </w:instrText>
           </w:r>
           <w:r>
             <w:fldChar w:fldCharType="separate"/>
@@ -3960,24 +4673,39 @@
         </w:sdtContent>
       </w:sdt>
       <w:r>
-        <w:t xml:space="preserve"> adatbázis-kezelő rendszer szolgál. Ebben kerülnek eltárolásra például a felhasználói adatok, a tokenekhez kapcsolódó információk, valamint a pályákhoz tartozó metaadatok és statisztikák.</w:t>
+        <w:t xml:space="preserve"> adatbázis-kezelő rendszer szolgál. Ebben kerülnek eltárolásra például a felhasználói adatok, a </w:t>
+      </w:r>
+      <w:proofErr w:type="spellStart"/>
+      <w:r>
+        <w:t>tokenekhez</w:t>
+      </w:r>
+      <w:proofErr w:type="spellEnd"/>
+      <w:r>
+        <w:t xml:space="preserve"> kapcsolódó információk, valamint a pályákhoz tartozó metaadatok és statisztikák.</w:t>
       </w:r>
     </w:p>
     <w:p>
       <w:pPr>
         <w:pStyle w:val="Szakdolgozath3"/>
       </w:pPr>
+      <w:proofErr w:type="spellStart"/>
       <w:r>
         <w:t>MinIO</w:t>
       </w:r>
+      <w:proofErr w:type="spellEnd"/>
     </w:p>
     <w:p>
       <w:pPr>
         <w:pStyle w:val="Szakdolgozatbekezds"/>
       </w:pPr>
       <w:r>
-        <w:t>A generált fájlok, például a pályákhoz tartozó JSON állományok és képi erőforrások tárolására MinIO</w:t>
-      </w:r>
+        <w:t xml:space="preserve">A generált fájlok, például a pályákhoz tartozó JSON állományok és képi erőforrások tárolására </w:t>
+      </w:r>
+      <w:proofErr w:type="spellStart"/>
+      <w:r>
+        <w:t>MinIO</w:t>
+      </w:r>
+      <w:proofErr w:type="spellEnd"/>
       <w:sdt>
         <w:sdtPr>
           <w:id w:val="-1181898533"/>
@@ -3988,7 +4716,7 @@
             <w:fldChar w:fldCharType="begin"/>
           </w:r>
           <w:r>
-            <w:instrText xml:space="preserve"> CITATION Min \l 1038 </w:instrText>
+            <w:instrText xml:space="preserve">CITATION MinIO \l 1038 </w:instrText>
           </w:r>
           <w:r>
             <w:fldChar w:fldCharType="separate"/>
@@ -4011,14 +4739,30 @@
         </w:sdtContent>
       </w:sdt>
       <w:r>
-        <w:t xml:space="preserve"> objektumtároló került alkalmazásra. A MinIO egy S3-kompatibilis objektumtárolási megoldás, amely működésében az Amazon Web Services társzolgáltatásaihoz hasonló módon használható. Ez lehetővé teszi, hogy a fájlok kezelése elkülönüljön a relációs adatbázistól, így a strukturált adatok és a bináris állományok tárolása külön rétegben valósulhat meg.</w:t>
+        <w:t xml:space="preserve"> objektumtároló került alkalmazásra. A </w:t>
+      </w:r>
+      <w:proofErr w:type="spellStart"/>
+      <w:r>
+        <w:t>MinIO</w:t>
+      </w:r>
+      <w:proofErr w:type="spellEnd"/>
+      <w:r>
+        <w:t xml:space="preserve"> egy S3-kompatibilis objektumtárolási megoldás, amely működésében az Amazon Web </w:t>
+      </w:r>
+      <w:proofErr w:type="spellStart"/>
+      <w:r>
+        <w:t>Services</w:t>
+      </w:r>
+      <w:proofErr w:type="spellEnd"/>
+      <w:r>
+        <w:t xml:space="preserve"> társzolgáltatásaihoz hasonló módon használható. Ez lehetővé teszi, hogy a fájlok kezelése elkülönüljön a relációs adatbázistól, így a strukturált adatok és a bináris állományok tárolása külön rétegben valósulhat meg.</w:t>
       </w:r>
     </w:p>
     <w:p>
       <w:pPr>
         <w:pStyle w:val="Szakdolgozath2"/>
       </w:pPr>
-      <w:bookmarkStart w:id="8" w:name="_Toc225492659"/>
+      <w:bookmarkStart w:id="8" w:name="_Toc225505736"/>
       <w:r>
         <w:t>MI integráció</w:t>
       </w:r>
@@ -4036,9 +4780,14 @@
       <w:pPr>
         <w:pStyle w:val="Szakdolgozath3"/>
       </w:pPr>
+      <w:proofErr w:type="spellStart"/>
       <w:r>
         <w:lastRenderedPageBreak/>
-        <w:t>OpenAI API</w:t>
+        <w:t>OpenAI</w:t>
+      </w:r>
+      <w:proofErr w:type="spellEnd"/>
+      <w:r>
+        <w:t xml:space="preserve"> API</w:t>
       </w:r>
     </w:p>
     <w:p>
@@ -4046,7 +4795,15 @@
         <w:pStyle w:val="Szakdolgozatbekezds"/>
       </w:pPr>
       <w:r>
-        <w:t>A mesterséges intelligencia alapú funkciók megvalósítása az OpenAI API</w:t>
+        <w:t xml:space="preserve">A mesterséges intelligencia alapú funkciók megvalósítása az </w:t>
+      </w:r>
+      <w:proofErr w:type="spellStart"/>
+      <w:r>
+        <w:t>OpenAI</w:t>
+      </w:r>
+      <w:proofErr w:type="spellEnd"/>
+      <w:r>
+        <w:t xml:space="preserve"> API</w:t>
       </w:r>
       <w:sdt>
         <w:sdtPr>
@@ -4058,7 +4815,7 @@
             <w:fldChar w:fldCharType="begin"/>
           </w:r>
           <w:r>
-            <w:instrText xml:space="preserve"> CITATION Ope1 \l 1038 </w:instrText>
+            <w:instrText xml:space="preserve">CITATION OpenAI \l 1038 </w:instrText>
           </w:r>
           <w:r>
             <w:fldChar w:fldCharType="separate"/>
@@ -4093,7 +4850,7 @@
       <w:pPr>
         <w:pStyle w:val="SzekdolgozatH1"/>
       </w:pPr>
-      <w:bookmarkStart w:id="9" w:name="_Toc225492660"/>
+      <w:bookmarkStart w:id="9" w:name="_Toc225505737"/>
       <w:r>
         <w:t>Architektúra</w:t>
       </w:r>
@@ -4103,7 +4860,7 @@
       <w:pPr>
         <w:pStyle w:val="Szakdolgozath2"/>
       </w:pPr>
-      <w:bookmarkStart w:id="10" w:name="_Toc225492661"/>
+      <w:bookmarkStart w:id="10" w:name="_Toc225505738"/>
       <w:r>
         <w:t>Adatbázis felépítés –</w:t>
       </w:r>
@@ -4113,19 +4870,21 @@
       <w:r>
         <w:t>entitások</w:t>
       </w:r>
+      <w:r>
+        <w:t xml:space="preserve"> és relációk</w:t>
+      </w:r>
       <w:bookmarkEnd w:id="10"/>
-      <w:r>
-        <w:t xml:space="preserve"> és relációk</w:t>
-      </w:r>
     </w:p>
     <w:p>
       <w:pPr>
         <w:pStyle w:val="Szakdolgozath3"/>
       </w:pPr>
       <w:bookmarkStart w:id="11" w:name="Db_User"/>
+      <w:proofErr w:type="spellStart"/>
       <w:r>
         <w:t>User</w:t>
       </w:r>
+      <w:proofErr w:type="spellEnd"/>
     </w:p>
     <w:bookmarkEnd w:id="11"/>
     <w:p>
@@ -4133,7 +4892,23 @@
         <w:pStyle w:val="Szakdolgozatbekezds"/>
       </w:pPr>
       <w:r>
-        <w:t>A rendszer felhasználóit reprezentáló alapentitás. Az autentikációhoz szükséges azonosító adatokat tárolja, vagyis az e-mail címet, a felhasználónevet és a jelszó hash-ét.</w:t>
+        <w:t xml:space="preserve">A rendszer felhasználóit reprezentáló alapentitás. Az </w:t>
+      </w:r>
+      <w:proofErr w:type="spellStart"/>
+      <w:r>
+        <w:t>autentikációhoz</w:t>
+      </w:r>
+      <w:proofErr w:type="spellEnd"/>
+      <w:r>
+        <w:t xml:space="preserve"> szükséges azonosító adatokat tárolja, vagyis az e-mail címet, a felhasználónevet és a jelszó </w:t>
+      </w:r>
+      <w:proofErr w:type="spellStart"/>
+      <w:r>
+        <w:t>hash</w:t>
+      </w:r>
+      <w:proofErr w:type="spellEnd"/>
+      <w:r>
+        <w:t>-ét.</w:t>
       </w:r>
     </w:p>
     <w:p>
@@ -4150,6 +4925,7 @@
         <w:t xml:space="preserve">-egyhez kapcsolatban áll a </w:t>
       </w:r>
       <w:hyperlink w:anchor="Db_UserToken" w:history="1">
+        <w:proofErr w:type="spellStart"/>
         <w:r>
           <w:rPr>
             <w:rStyle w:val="Hyperlink"/>
@@ -4160,11 +4936,13 @@
           </w:rPr>
           <w:t>UserToken</w:t>
         </w:r>
+        <w:proofErr w:type="spellEnd"/>
       </w:hyperlink>
       <w:r>
         <w:t xml:space="preserve"> modellel. Egy-a-többhöz kapcsolatban áll a </w:t>
       </w:r>
       <w:hyperlink w:anchor="Db_RefreshToken" w:history="1">
+        <w:proofErr w:type="spellStart"/>
         <w:r>
           <w:rPr>
             <w:rStyle w:val="Hyperlink"/>
@@ -4175,11 +4953,13 @@
           </w:rPr>
           <w:t>RefreshToken</w:t>
         </w:r>
+        <w:proofErr w:type="spellEnd"/>
       </w:hyperlink>
       <w:r>
         <w:t xml:space="preserve">, </w:t>
       </w:r>
       <w:hyperlink w:anchor="Db_LevelRating" w:history="1">
+        <w:proofErr w:type="spellStart"/>
         <w:r>
           <w:rPr>
             <w:rStyle w:val="Hyperlink"/>
@@ -4190,11 +4970,13 @@
           </w:rPr>
           <w:t>LevelRating</w:t>
         </w:r>
+        <w:proofErr w:type="spellEnd"/>
       </w:hyperlink>
       <w:r>
         <w:t xml:space="preserve">, </w:t>
       </w:r>
       <w:hyperlink w:anchor="Db_FavoriteLevel" w:history="1">
+        <w:proofErr w:type="spellStart"/>
         <w:r>
           <w:rPr>
             <w:rStyle w:val="Hyperlink"/>
@@ -4205,11 +4987,13 @@
           </w:rPr>
           <w:t>FavoriteLevel</w:t>
         </w:r>
+        <w:proofErr w:type="spellEnd"/>
       </w:hyperlink>
       <w:r>
         <w:t xml:space="preserve"> és </w:t>
       </w:r>
       <w:hyperlink w:anchor="Db_LevelCompletion" w:history="1">
+        <w:proofErr w:type="spellStart"/>
         <w:r>
           <w:rPr>
             <w:rStyle w:val="Hyperlink"/>
@@ -4220,6 +5004,7 @@
           </w:rPr>
           <w:t>LevelCompletion</w:t>
         </w:r>
+        <w:proofErr w:type="spellEnd"/>
       </w:hyperlink>
       <w:r>
         <w:t xml:space="preserve"> modellekkel.</w:t>
@@ -4230,9 +5015,11 @@
         <w:pStyle w:val="Szakdolgozath3"/>
       </w:pPr>
       <w:bookmarkStart w:id="12" w:name="Db_UserToken"/>
+      <w:proofErr w:type="spellStart"/>
       <w:r>
         <w:t>UserToken</w:t>
       </w:r>
+      <w:proofErr w:type="spellEnd"/>
     </w:p>
     <w:bookmarkEnd w:id="12"/>
     <w:p>
@@ -4240,13 +5027,26 @@
         <w:pStyle w:val="Szakdolgozatbekezds"/>
       </w:pPr>
       <w:r>
-        <w:t>A felhasználó aktuális token</w:t>
-      </w:r>
+        <w:t xml:space="preserve">A felhasználó aktuális </w:t>
+      </w:r>
+      <w:proofErr w:type="spellStart"/>
+      <w:r>
+        <w:t>token</w:t>
+      </w:r>
+      <w:proofErr w:type="spellEnd"/>
       <w:r>
         <w:t xml:space="preserve"> </w:t>
       </w:r>
       <w:r>
-        <w:t>egyenlegét tároló modell. A rendszer ezt használja annak ellenőrzésére, hogy a felhasználó rendelkezik-e elegendő tokennel új pálya generálásához.</w:t>
+        <w:t xml:space="preserve">egyenlegét tároló modell. A rendszer ezt használja annak ellenőrzésére, hogy a felhasználó rendelkezik-e elegendő </w:t>
+      </w:r>
+      <w:proofErr w:type="spellStart"/>
+      <w:r>
+        <w:t>tokennel</w:t>
+      </w:r>
+      <w:proofErr w:type="spellEnd"/>
+      <w:r>
+        <w:t xml:space="preserve"> új pálya generálásához.</w:t>
       </w:r>
     </w:p>
     <w:p>
@@ -4263,6 +5063,7 @@
         <w:t xml:space="preserve">-egyhez kapcsolatban áll a </w:t>
       </w:r>
       <w:hyperlink w:anchor="Db_User" w:history="1">
+        <w:proofErr w:type="spellStart"/>
         <w:r>
           <w:rPr>
             <w:rStyle w:val="Hyperlink"/>
@@ -4273,6 +5074,7 @@
           </w:rPr>
           <w:t>User</w:t>
         </w:r>
+        <w:proofErr w:type="spellEnd"/>
       </w:hyperlink>
       <w:r>
         <w:t xml:space="preserve"> modellel.</w:t>
@@ -4283,9 +5085,11 @@
         <w:pStyle w:val="Szakdolgozath3"/>
       </w:pPr>
       <w:bookmarkStart w:id="13" w:name="Db_RefreshToken"/>
+      <w:proofErr w:type="spellStart"/>
       <w:r>
         <w:t>RefreshToken</w:t>
       </w:r>
+      <w:proofErr w:type="spellEnd"/>
     </w:p>
     <w:bookmarkEnd w:id="13"/>
     <w:p>
@@ -4293,7 +5097,39 @@
         <w:pStyle w:val="Szakdolgozatbekezds"/>
       </w:pPr>
       <w:r>
-        <w:t>A JWT-alapú hitelesítéshez tartozó frissítő tokeneket tárolja. Nyilvántartja magát a token stringet, a lejárati időt, valamint azt is, hogy a token visszavonásra került-e.</w:t>
+        <w:t xml:space="preserve">A JWT-alapú hitelesítéshez tartozó frissítő </w:t>
+      </w:r>
+      <w:proofErr w:type="spellStart"/>
+      <w:r>
+        <w:t>tokeneket</w:t>
+      </w:r>
+      <w:proofErr w:type="spellEnd"/>
+      <w:r>
+        <w:t xml:space="preserve"> tárolja. Nyilvántartja magát a </w:t>
+      </w:r>
+      <w:proofErr w:type="spellStart"/>
+      <w:r>
+        <w:t>token</w:t>
+      </w:r>
+      <w:proofErr w:type="spellEnd"/>
+      <w:r>
+        <w:t xml:space="preserve"> </w:t>
+      </w:r>
+      <w:proofErr w:type="spellStart"/>
+      <w:r>
+        <w:t>stringet</w:t>
+      </w:r>
+      <w:proofErr w:type="spellEnd"/>
+      <w:r>
+        <w:t xml:space="preserve">, a lejárati időt, valamint azt is, hogy a </w:t>
+      </w:r>
+      <w:proofErr w:type="spellStart"/>
+      <w:r>
+        <w:t>token</w:t>
+      </w:r>
+      <w:proofErr w:type="spellEnd"/>
+      <w:r>
+        <w:t xml:space="preserve"> visszavonásra került-e.</w:t>
       </w:r>
     </w:p>
     <w:p>
@@ -4304,6 +5140,7 @@
         <w:t xml:space="preserve">Egy-a-többhöz kapcsolatban kapcsolódik a </w:t>
       </w:r>
       <w:hyperlink w:anchor="Db_User" w:history="1">
+        <w:proofErr w:type="spellStart"/>
         <w:r>
           <w:rPr>
             <w:rStyle w:val="Hyperlink"/>
@@ -4314,15 +5151,29 @@
           </w:rPr>
           <w:t>User</w:t>
         </w:r>
+        <w:proofErr w:type="spellEnd"/>
       </w:hyperlink>
       <w:r>
         <w:t xml:space="preserve"> modellhez, mivel egy felhasználóhoz több </w:t>
       </w:r>
       <w:r>
-        <w:t xml:space="preserve">kliens refresh </w:t>
-      </w:r>
-      <w:r>
-        <w:t>token is tartozhat</w:t>
+        <w:t xml:space="preserve">kliens </w:t>
+      </w:r>
+      <w:proofErr w:type="spellStart"/>
+      <w:r>
+        <w:t>refresh</w:t>
+      </w:r>
+      <w:proofErr w:type="spellEnd"/>
+      <w:r>
+        <w:t xml:space="preserve"> </w:t>
+      </w:r>
+      <w:proofErr w:type="spellStart"/>
+      <w:r>
+        <w:t>token</w:t>
+      </w:r>
+      <w:proofErr w:type="spellEnd"/>
+      <w:r>
+        <w:t xml:space="preserve"> is tartozhat</w:t>
       </w:r>
       <w:r>
         <w:t>, például web alkalmazás és vagy mobil alkalmazás</w:t>
@@ -4336,9 +5187,11 @@
         <w:pStyle w:val="Szakdolgozath3"/>
       </w:pPr>
       <w:bookmarkStart w:id="14" w:name="Db_Level"/>
+      <w:proofErr w:type="spellStart"/>
       <w:r>
         <w:t>Level</w:t>
       </w:r>
+      <w:proofErr w:type="spellEnd"/>
     </w:p>
     <w:bookmarkEnd w:id="14"/>
     <w:p>
@@ -4352,22 +5205,48 @@
         <w:t xml:space="preserve"> </w:t>
       </w:r>
       <w:r>
-        <w:t>pályák fő entitása. Tárolja a pálya címét, történetét, a generálás sikerességét, a sprite-generálás</w:t>
+        <w:t xml:space="preserve">pályák fő entitása. Tárolja a pálya címét, történetét, a generálás sikerességét, a </w:t>
+      </w:r>
+      <w:proofErr w:type="spellStart"/>
+      <w:r>
+        <w:t>sprite</w:t>
+      </w:r>
+      <w:proofErr w:type="spellEnd"/>
+      <w:r>
+        <w:t>-generálás</w:t>
       </w:r>
       <w:r>
         <w:t xml:space="preserve"> sikerességét</w:t>
       </w:r>
       <w:r>
-        <w:t>, a nehézségi szintet</w:t>
-      </w:r>
+        <w:t xml:space="preserve">, </w:t>
+      </w:r>
+      <w:proofErr w:type="gramStart"/>
+      <w:r>
+        <w:t>a nehézségi szintet</w:t>
+      </w:r>
+      <w:proofErr w:type="gramEnd"/>
       <w:r>
         <w:t xml:space="preserve"> vagyis a kijárati feladaton kívül hány db feladat van a pályán</w:t>
       </w:r>
       <w:r>
-        <w:t xml:space="preserve"> és a választott képi stílust</w:t>
-      </w:r>
-      <w:r>
-        <w:t xml:space="preserve"> amivel a pályához a sprite-ok generálva lettek</w:t>
+        <w:t xml:space="preserve"> és a választott képi </w:t>
+      </w:r>
+      <w:proofErr w:type="gramStart"/>
+      <w:r>
+        <w:t>stílust</w:t>
+      </w:r>
+      <w:proofErr w:type="gramEnd"/>
+      <w:r>
+        <w:t xml:space="preserve"> amivel a pályához a </w:t>
+      </w:r>
+      <w:proofErr w:type="spellStart"/>
+      <w:r>
+        <w:t>sprite</w:t>
+      </w:r>
+      <w:proofErr w:type="spellEnd"/>
+      <w:r>
+        <w:t>-ok generálva lettek</w:t>
       </w:r>
       <w:r>
         <w:t>.</w:t>
@@ -4382,6 +5261,7 @@
         <w:t xml:space="preserve">Egy-a-többhöz kapcsolatban áll a </w:t>
       </w:r>
       <w:hyperlink w:anchor="Db_LevelRating" w:history="1">
+        <w:proofErr w:type="spellStart"/>
         <w:r>
           <w:rPr>
             <w:rStyle w:val="Hyperlink"/>
@@ -4392,11 +5272,13 @@
           </w:rPr>
           <w:t>LevelRating</w:t>
         </w:r>
+        <w:proofErr w:type="spellEnd"/>
       </w:hyperlink>
       <w:r>
         <w:t xml:space="preserve">, </w:t>
       </w:r>
       <w:hyperlink w:anchor="Db_FavoriteLevel" w:history="1">
+        <w:proofErr w:type="spellStart"/>
         <w:r>
           <w:rPr>
             <w:rStyle w:val="Hyperlink"/>
@@ -4407,11 +5289,13 @@
           </w:rPr>
           <w:t>FavoriteLevel</w:t>
         </w:r>
+        <w:proofErr w:type="spellEnd"/>
       </w:hyperlink>
       <w:r>
         <w:t xml:space="preserve">, </w:t>
       </w:r>
       <w:hyperlink w:anchor="Db_LevelCompletion" w:history="1">
+        <w:proofErr w:type="spellStart"/>
         <w:r>
           <w:rPr>
             <w:rStyle w:val="Hyperlink"/>
@@ -4422,11 +5306,13 @@
           </w:rPr>
           <w:t>LevelCompletion</w:t>
         </w:r>
+        <w:proofErr w:type="spellEnd"/>
       </w:hyperlink>
       <w:r>
         <w:t xml:space="preserve"> és </w:t>
       </w:r>
       <w:hyperlink w:anchor="Db_LevelTokenUsage" w:history="1">
+        <w:proofErr w:type="spellStart"/>
         <w:r>
           <w:rPr>
             <w:rStyle w:val="Hyperlink"/>
@@ -4437,6 +5323,7 @@
           </w:rPr>
           <w:t>LevelTokenUsage</w:t>
         </w:r>
+        <w:proofErr w:type="spellEnd"/>
       </w:hyperlink>
       <w:r>
         <w:t xml:space="preserve"> modellekkel.</w:t>
@@ -4446,9 +5333,11 @@
       <w:pPr>
         <w:pStyle w:val="Szakdolgozath3"/>
       </w:pPr>
+      <w:proofErr w:type="spellStart"/>
       <w:r>
         <w:t>LevelRating</w:t>
       </w:r>
+      <w:proofErr w:type="spellEnd"/>
     </w:p>
     <w:p>
       <w:pPr>
@@ -4478,6 +5367,7 @@
         <w:t xml:space="preserve">-egyhez kapcsolatban kapcsolódik a </w:t>
       </w:r>
       <w:hyperlink w:anchor="Db_User" w:history="1">
+        <w:proofErr w:type="spellStart"/>
         <w:r>
           <w:rPr>
             <w:rStyle w:val="Hyperlink"/>
@@ -4488,11 +5378,13 @@
           </w:rPr>
           <w:t>User</w:t>
         </w:r>
+        <w:proofErr w:type="spellEnd"/>
       </w:hyperlink>
       <w:r>
         <w:t xml:space="preserve"> és a </w:t>
       </w:r>
       <w:hyperlink w:anchor="Db_Level" w:history="1">
+        <w:proofErr w:type="spellStart"/>
         <w:r>
           <w:rPr>
             <w:rStyle w:val="Hyperlink"/>
@@ -4503,6 +5395,7 @@
           </w:rPr>
           <w:t>Level</w:t>
         </w:r>
+        <w:proofErr w:type="spellEnd"/>
       </w:hyperlink>
       <w:r>
         <w:t xml:space="preserve"> modellekhez. Logikailag sok-sok kapcsolatot valósít meg a felhasználók és pályák között</w:t>
@@ -4517,9 +5410,11 @@
       </w:pPr>
       <w:bookmarkStart w:id="15" w:name="Db_LevelRating"/>
       <w:bookmarkStart w:id="16" w:name="Db_FavoriteLevel"/>
+      <w:proofErr w:type="spellStart"/>
       <w:r>
         <w:t>FavoriteLevel</w:t>
       </w:r>
+      <w:proofErr w:type="spellEnd"/>
     </w:p>
     <w:bookmarkEnd w:id="15"/>
     <w:bookmarkEnd w:id="16"/>
@@ -4545,6 +5440,7 @@
         <w:t xml:space="preserve">-egyhez kapcsolatban kapcsolódik a </w:t>
       </w:r>
       <w:hyperlink w:anchor="Db_User" w:history="1">
+        <w:proofErr w:type="spellStart"/>
         <w:r>
           <w:rPr>
             <w:rStyle w:val="Hyperlink"/>
@@ -4555,11 +5451,13 @@
           </w:rPr>
           <w:t>User</w:t>
         </w:r>
+        <w:proofErr w:type="spellEnd"/>
       </w:hyperlink>
       <w:r>
         <w:t xml:space="preserve"> és a </w:t>
       </w:r>
       <w:hyperlink w:anchor="Db_Level" w:history="1">
+        <w:proofErr w:type="spellStart"/>
         <w:r>
           <w:rPr>
             <w:rStyle w:val="Hyperlink"/>
@@ -4570,6 +5468,7 @@
           </w:rPr>
           <w:t>Level</w:t>
         </w:r>
+        <w:proofErr w:type="spellEnd"/>
       </w:hyperlink>
       <w:r>
         <w:t xml:space="preserve"> modellekhez. Logikailag sok-sok kapcsolatot valósít meg a felhasználók és pályák között.</w:t>
@@ -4580,9 +5479,11 @@
         <w:pStyle w:val="Szakdolgozath3"/>
       </w:pPr>
       <w:bookmarkStart w:id="17" w:name="Db_LevelCompletion"/>
+      <w:proofErr w:type="spellStart"/>
       <w:r>
         <w:t>LevelCompletion</w:t>
       </w:r>
+      <w:proofErr w:type="spellEnd"/>
     </w:p>
     <w:bookmarkEnd w:id="17"/>
     <w:p>
@@ -4593,8 +5494,13 @@
         <w:t xml:space="preserve">A pályák </w:t>
       </w:r>
       <w:r>
-        <w:t>adott felhasználó első végigjátszásának</w:t>
-      </w:r>
+        <w:t xml:space="preserve">adott felhasználó első </w:t>
+      </w:r>
+      <w:proofErr w:type="spellStart"/>
+      <w:r>
+        <w:t>végigjátszásának</w:t>
+      </w:r>
+      <w:proofErr w:type="spellEnd"/>
       <w:r>
         <w:t xml:space="preserve"> nyilvántartására szolgáló modell. A teljesítés tényén kívül eltárolja a teljesítéshez szükséges időt percben.</w:t>
       </w:r>
@@ -4613,6 +5519,7 @@
         <w:t xml:space="preserve">-egyhez kapcsolatban kapcsolódik a </w:t>
       </w:r>
       <w:hyperlink w:anchor="Db_User" w:history="1">
+        <w:proofErr w:type="spellStart"/>
         <w:r>
           <w:rPr>
             <w:rStyle w:val="Hyperlink"/>
@@ -4623,11 +5530,13 @@
           </w:rPr>
           <w:t>User</w:t>
         </w:r>
+        <w:proofErr w:type="spellEnd"/>
       </w:hyperlink>
       <w:r>
         <w:t xml:space="preserve"> és a </w:t>
       </w:r>
       <w:hyperlink w:anchor="Db_Level" w:history="1">
+        <w:proofErr w:type="spellStart"/>
         <w:r>
           <w:rPr>
             <w:rStyle w:val="Hyperlink"/>
@@ -4638,6 +5547,7 @@
           </w:rPr>
           <w:t>Level</w:t>
         </w:r>
+        <w:proofErr w:type="spellEnd"/>
       </w:hyperlink>
       <w:r>
         <w:t xml:space="preserve"> modellekhez. Logikailag sok-sok kapcsolatot valósít meg a felhasználók és pályák között.</w:t>
@@ -4648,9 +5558,11 @@
         <w:pStyle w:val="Szakdolgozath3"/>
       </w:pPr>
       <w:bookmarkStart w:id="18" w:name="Db_LevelTokenUsage"/>
+      <w:proofErr w:type="spellStart"/>
       <w:r>
         <w:t>LevelTokenUsage</w:t>
       </w:r>
+      <w:proofErr w:type="spellEnd"/>
     </w:p>
     <w:bookmarkEnd w:id="18"/>
     <w:p>
@@ -4658,10 +5570,50 @@
         <w:pStyle w:val="Szakdolgozatbekezds"/>
       </w:pPr>
       <w:r>
-        <w:t>A pályagenerálás és a kapcsolódó AI-műveletek erőforrás-felhasználását naplózó modell. Eseményszinten rögzíti a token- és időfelhasználást a generation, validation, repair és sprite</w:t>
-      </w:r>
-      <w:r>
-        <w:t xml:space="preserve">-generation </w:t>
+        <w:t xml:space="preserve">A pályagenerálás és a kapcsolódó AI-műveletek erőforrás-felhasználását naplózó modell. Eseményszinten rögzíti a </w:t>
+      </w:r>
+      <w:proofErr w:type="spellStart"/>
+      <w:r>
+        <w:t>token</w:t>
+      </w:r>
+      <w:proofErr w:type="spellEnd"/>
+      <w:r>
+        <w:t xml:space="preserve">- és időfelhasználást a </w:t>
+      </w:r>
+      <w:proofErr w:type="spellStart"/>
+      <w:r>
+        <w:t>generation</w:t>
+      </w:r>
+      <w:proofErr w:type="spellEnd"/>
+      <w:r>
+        <w:t xml:space="preserve">, </w:t>
+      </w:r>
+      <w:proofErr w:type="spellStart"/>
+      <w:r>
+        <w:t>validation</w:t>
+      </w:r>
+      <w:proofErr w:type="spellEnd"/>
+      <w:r>
+        <w:t xml:space="preserve">, </w:t>
+      </w:r>
+      <w:proofErr w:type="spellStart"/>
+      <w:r>
+        <w:t>repair</w:t>
+      </w:r>
+      <w:proofErr w:type="spellEnd"/>
+      <w:r>
+        <w:t xml:space="preserve"> és </w:t>
+      </w:r>
+      <w:proofErr w:type="spellStart"/>
+      <w:r>
+        <w:t>sprite</w:t>
+      </w:r>
+      <w:r>
+        <w:t>-generation</w:t>
+      </w:r>
+      <w:proofErr w:type="spellEnd"/>
+      <w:r>
+        <w:t xml:space="preserve"> </w:t>
       </w:r>
       <w:r>
         <w:t>művelettípusok szerint.</w:t>
@@ -4681,6 +5633,7 @@
         <w:t xml:space="preserve">-egyhez kapcsolatban kapcsolódik a </w:t>
       </w:r>
       <w:hyperlink w:anchor="Db_Level" w:history="1">
+        <w:proofErr w:type="spellStart"/>
         <w:r>
           <w:rPr>
             <w:rStyle w:val="Hyperlink"/>
@@ -4691,6 +5644,7 @@
           </w:rPr>
           <w:t>Level</w:t>
         </w:r>
+        <w:proofErr w:type="spellEnd"/>
       </w:hyperlink>
       <w:r>
         <w:t xml:space="preserve"> modellhez</w:t>
@@ -4703,12 +5657,9 @@
       <w:pPr>
         <w:pStyle w:val="Szakdolgozath2"/>
       </w:pPr>
-      <w:r>
-        <w:tab/>
-      </w:r>
-      <w:bookmarkStart w:id="19" w:name="_Toc225492662"/>
-      <w:r>
-        <w:t>Kommunikáció, API és a websocket</w:t>
+      <w:bookmarkStart w:id="19" w:name="_Toc225505739"/>
+      <w:r>
+        <w:t>Frontend</w:t>
       </w:r>
       <w:bookmarkEnd w:id="19"/>
     </w:p>
@@ -4717,37 +5668,1057 @@
         <w:pStyle w:val="Szakdolgozatbekezds"/>
       </w:pPr>
       <w:r>
-        <w:t xml:space="preserve">A felhasználók hitelesítése JSON Web Token (JWT) alapú megoldással történik, amely RS256 algoritmust alkalmazó, nyilvános és privát kulcspáron alapuló aláírással került megvalósításra. Ez biztosítja, hogy a kliensoldali alkalmazás a bejelentkezést követően </w:t>
-      </w:r>
+        <w:t xml:space="preserve">A rendszer felhasználói felülete egy </w:t>
+      </w:r>
+      <w:proofErr w:type="spellStart"/>
+      <w:r>
+        <w:t>React</w:t>
+      </w:r>
+      <w:proofErr w:type="spellEnd"/>
+      <w:sdt>
+        <w:sdtPr>
+          <w:id w:val="1484583592"/>
+          <w:citation/>
+        </w:sdtPr>
+        <w:sdtContent>
+          <w:r>
+            <w:fldChar w:fldCharType="begin"/>
+          </w:r>
+          <w:r>
+            <w:instrText xml:space="preserve">CITATION React \l 1038 </w:instrText>
+          </w:r>
+          <w:r>
+            <w:fldChar w:fldCharType="separate"/>
+          </w:r>
+          <w:r>
+            <w:rPr>
+              <w:noProof/>
+            </w:rPr>
+            <w:t xml:space="preserve"> </w:t>
+          </w:r>
+          <w:r>
+            <w:rPr>
+              <w:noProof/>
+            </w:rPr>
+            <w:t>[4]</w:t>
+          </w:r>
+          <w:r>
+            <w:fldChar w:fldCharType="end"/>
+          </w:r>
+        </w:sdtContent>
+      </w:sdt>
+      <w:r>
+        <w:t xml:space="preserve"> alapú webalkalmazásként valósul meg. </w:t>
+      </w:r>
+      <w:proofErr w:type="spellStart"/>
+      <w:r>
+        <w:t>Architekturális</w:t>
+      </w:r>
+      <w:proofErr w:type="spellEnd"/>
+      <w:r>
+        <w:t xml:space="preserve"> szempontból egyetlen kliensalkalmazásról van szó, amely útvonalkezelés segítségével több, egymástól jól elkülönített oldalra tagolódik.</w:t>
+      </w:r>
+    </w:p>
+    <w:p>
+      <w:pPr>
+        <w:pStyle w:val="Szakdolgozatbekezds"/>
+      </w:pPr>
       <w:r>
         <w:lastRenderedPageBreak/>
-        <w:t>biztonságos módon férjen hozzá a védett erőforrásokhoz, miközben a szerver ellenőrizni tudja a tokenek hitelességét és érvényességét.</w:t>
+        <w:t>Jelenlegi állapotában összesen 8 oldal-komponenst tartalmaz, amelyek lefedik a bejelentkezés, regisztráció, menükezelés, pályalistázás, új pálya létrehozása, profilkezelés, játékmenet és hibakezelés funkcionális területeit.</w:t>
+      </w:r>
+    </w:p>
+    <w:p>
+      <w:pPr>
+        <w:pStyle w:val="Szakdolgozatbekezds"/>
+      </w:pPr>
+      <w:r>
+        <w:t xml:space="preserve">A frontend felépítése komponensalapú, ami elősegíti az egyes felületi egységek </w:t>
+      </w:r>
+      <w:proofErr w:type="spellStart"/>
+      <w:r>
+        <w:t>újrafelhasználhatóságát</w:t>
+      </w:r>
+      <w:proofErr w:type="spellEnd"/>
+      <w:r>
+        <w:t xml:space="preserve"> és elkülönített kezelését. Üzleti logika szerint a kliensoldal két nagy részre bontható. Az egyik csoportba a hagyományos, teljes egészében HTML-alapú oldalak tartoznak, amelyek az alkalmazás klasszikus kezelőfelületi funkcióit biztosítják. A másik csoportot a játékoldal alkotja, amely a </w:t>
+      </w:r>
+      <w:proofErr w:type="spellStart"/>
+      <w:r>
+        <w:t>PixiJS</w:t>
+      </w:r>
+      <w:proofErr w:type="spellEnd"/>
+      <w:sdt>
+        <w:sdtPr>
+          <w:id w:val="-351725218"/>
+          <w:citation/>
+        </w:sdtPr>
+        <w:sdtContent>
+          <w:r>
+            <w:fldChar w:fldCharType="begin"/>
+          </w:r>
+          <w:r>
+            <w:instrText xml:space="preserve"> CITATION React \l 1038 </w:instrText>
+          </w:r>
+          <w:r>
+            <w:fldChar w:fldCharType="separate"/>
+          </w:r>
+          <w:r>
+            <w:rPr>
+              <w:noProof/>
+            </w:rPr>
+            <w:t xml:space="preserve"> </w:t>
+          </w:r>
+          <w:r>
+            <w:rPr>
+              <w:noProof/>
+            </w:rPr>
+            <w:t>[4]</w:t>
+          </w:r>
+          <w:r>
+            <w:fldChar w:fldCharType="end"/>
+          </w:r>
+        </w:sdtContent>
+      </w:sdt>
+      <w:r>
+        <w:t xml:space="preserve"> használata miatt alapvetően </w:t>
+      </w:r>
+      <w:proofErr w:type="spellStart"/>
+      <w:r>
+        <w:t>canvas</w:t>
+      </w:r>
+      <w:proofErr w:type="spellEnd"/>
+      <w:r>
+        <w:t xml:space="preserve">-alapú megjelenítésre épül, ugyanakkor ezt egy HTML </w:t>
+      </w:r>
+      <w:proofErr w:type="spellStart"/>
+      <w:r>
+        <w:t>overlay</w:t>
+      </w:r>
+      <w:proofErr w:type="spellEnd"/>
+      <w:r>
+        <w:t xml:space="preserve"> réteg egészíti ki. Ez az </w:t>
+      </w:r>
+      <w:proofErr w:type="spellStart"/>
+      <w:r>
+        <w:t>overlay</w:t>
+      </w:r>
+      <w:proofErr w:type="spellEnd"/>
+      <w:r>
+        <w:t xml:space="preserve"> felel többek között a modális ablakok, </w:t>
+      </w:r>
+      <w:r>
+        <w:t xml:space="preserve">és az </w:t>
+      </w:r>
+      <w:proofErr w:type="spellStart"/>
+      <w:r>
+        <w:t>inventory</w:t>
+      </w:r>
+      <w:proofErr w:type="spellEnd"/>
+      <w:r>
+        <w:t xml:space="preserve"> megjelenítéséért.</w:t>
+      </w:r>
+    </w:p>
+    <w:p>
+      <w:pPr>
+        <w:pStyle w:val="Szakdolgozatbekezds"/>
+      </w:pPr>
+      <w:r>
+        <w:t xml:space="preserve">Kódszinten a frontend struktúrája jól elkülöníti egymástól az oldalakat, a vizuális komponenseket és az állapotkezelési logikát. Az alkalmazás </w:t>
+      </w:r>
+      <w:proofErr w:type="spellStart"/>
+      <w:r>
+        <w:t>store</w:t>
+      </w:r>
+      <w:proofErr w:type="spellEnd"/>
+      <w:r>
+        <w:t>/</w:t>
+      </w:r>
+      <w:proofErr w:type="spellStart"/>
+      <w:r>
+        <w:t>reducer</w:t>
+      </w:r>
+      <w:proofErr w:type="spellEnd"/>
+      <w:sdt>
+        <w:sdtPr>
+          <w:id w:val="560218796"/>
+          <w:citation/>
+        </w:sdtPr>
+        <w:sdtContent>
+          <w:r>
+            <w:fldChar w:fldCharType="begin"/>
+          </w:r>
+          <w:r>
+            <w:instrText xml:space="preserve"> CITATION ReactStoreReducer \l 1038 </w:instrText>
+          </w:r>
+          <w:r>
+            <w:fldChar w:fldCharType="separate"/>
+          </w:r>
+          <w:r>
+            <w:rPr>
+              <w:noProof/>
+            </w:rPr>
+            <w:t xml:space="preserve"> </w:t>
+          </w:r>
+          <w:r>
+            <w:rPr>
+              <w:noProof/>
+            </w:rPr>
+            <w:t>[20]</w:t>
+          </w:r>
+          <w:r>
+            <w:fldChar w:fldCharType="end"/>
+          </w:r>
+        </w:sdtContent>
+      </w:sdt>
+      <w:r>
+        <w:t xml:space="preserve"> alapú állapotkezelést is használ, amely lehetővé teszi, hogy a business </w:t>
+      </w:r>
+      <w:proofErr w:type="spellStart"/>
+      <w:r>
+        <w:t>logic</w:t>
+      </w:r>
+      <w:proofErr w:type="spellEnd"/>
+      <w:r>
+        <w:t xml:space="preserve"> jelentős része ne közvetlenül a megjelenítési réteghez </w:t>
+      </w:r>
+      <w:proofErr w:type="spellStart"/>
+      <w:r>
+        <w:t>kötődjön</w:t>
+      </w:r>
+      <w:proofErr w:type="spellEnd"/>
+      <w:r>
+        <w:t xml:space="preserve">. Ez az </w:t>
+      </w:r>
+      <w:proofErr w:type="spellStart"/>
+      <w:r>
+        <w:t>architekturális</w:t>
+      </w:r>
+      <w:proofErr w:type="spellEnd"/>
+      <w:r>
+        <w:t xml:space="preserve"> megoldás hosszabb távon kedvező abból a szempontból is, hogy a klienslogika egy része könnyebben átültethető lenne egy másik felhasználói platformra, például egy </w:t>
+      </w:r>
+      <w:proofErr w:type="spellStart"/>
+      <w:r>
+        <w:t>React</w:t>
+      </w:r>
+      <w:proofErr w:type="spellEnd"/>
+      <w:r>
+        <w:t xml:space="preserve"> </w:t>
+      </w:r>
+      <w:proofErr w:type="spellStart"/>
+      <w:r>
+        <w:t>Native</w:t>
+      </w:r>
+      <w:proofErr w:type="spellEnd"/>
+      <w:r>
+        <w:t xml:space="preserve"> alapú mobilalkalmazásba.</w:t>
       </w:r>
     </w:p>
     <w:p>
       <w:pPr>
         <w:pStyle w:val="Szakdolgozath2"/>
       </w:pPr>
-      <w:bookmarkStart w:id="20" w:name="_Toc225492663"/>
-      <w:r>
-        <w:t>File tárolás - Blob storage</w:t>
+      <w:bookmarkStart w:id="20" w:name="_Toc225505740"/>
+      <w:r>
+        <w:t>Backend API</w:t>
       </w:r>
       <w:bookmarkEnd w:id="20"/>
     </w:p>
     <w:p>
       <w:pPr>
+        <w:pStyle w:val="Szakdolgozatbekezds"/>
+      </w:pPr>
+      <w:r>
+        <w:t xml:space="preserve">A háttérrendszer egy klasszikus, </w:t>
+      </w:r>
+      <w:proofErr w:type="spellStart"/>
+      <w:r>
+        <w:t>controller</w:t>
+      </w:r>
+      <w:proofErr w:type="spellEnd"/>
+      <w:r>
+        <w:t xml:space="preserve">-alapú API-architektúrát követ. A rendszer </w:t>
+      </w:r>
+      <w:proofErr w:type="spellStart"/>
+      <w:r>
+        <w:t>FastAPI</w:t>
+      </w:r>
+      <w:proofErr w:type="spellEnd"/>
+      <w:sdt>
+        <w:sdtPr>
+          <w:id w:val="-1616049989"/>
+          <w:citation/>
+        </w:sdtPr>
+        <w:sdtContent>
+          <w:r>
+            <w:fldChar w:fldCharType="begin"/>
+          </w:r>
+          <w:r>
+            <w:instrText xml:space="preserve"> CITATION FastApi \l 1038 </w:instrText>
+          </w:r>
+          <w:r>
+            <w:fldChar w:fldCharType="separate"/>
+          </w:r>
+          <w:r>
+            <w:rPr>
+              <w:noProof/>
+            </w:rPr>
+            <w:t xml:space="preserve"> </w:t>
+          </w:r>
+          <w:r>
+            <w:rPr>
+              <w:noProof/>
+            </w:rPr>
+            <w:t>[11]</w:t>
+          </w:r>
+          <w:r>
+            <w:fldChar w:fldCharType="end"/>
+          </w:r>
+        </w:sdtContent>
+      </w:sdt>
+      <w:r>
+        <w:t xml:space="preserve"> </w:t>
+      </w:r>
+      <w:r>
+        <w:t>alapokon épül fel, és több, funkció szerint szétválasztott routerre tagolódik. Az API elsődleges feladata az adatbázissal való kommunikáció, az üzleti szabályok érvényesítése, valamint a frontend számára szükséges szolgáltatások biztosítása.</w:t>
+      </w:r>
+    </w:p>
+    <w:p>
+      <w:pPr>
+        <w:pStyle w:val="Szakdolgozatbekezds"/>
+      </w:pPr>
+      <w:r>
+        <w:t xml:space="preserve">Jelenleg összesen 17 HTTP végponttal rendelkezik, amelyek a hitelesítéshez, felhasználói adatok kezeléséhez, </w:t>
+      </w:r>
+      <w:proofErr w:type="spellStart"/>
+      <w:r>
+        <w:t>token</w:t>
+      </w:r>
+      <w:proofErr w:type="spellEnd"/>
+      <w:r>
+        <w:t xml:space="preserve"> </w:t>
+      </w:r>
+      <w:r>
+        <w:t xml:space="preserve">műveletekhez, pályakezeléshez és </w:t>
+      </w:r>
+      <w:proofErr w:type="spellStart"/>
+      <w:r>
+        <w:t>sprite</w:t>
+      </w:r>
+      <w:proofErr w:type="spellEnd"/>
+      <w:r>
+        <w:t>-kiszolgáláshoz kapcsolódnak.</w:t>
+      </w:r>
+    </w:p>
+    <w:p>
+      <w:pPr>
+        <w:pStyle w:val="Szakdolgozatbekezds"/>
+      </w:pPr>
+      <w:r>
+        <w:t xml:space="preserve">Az adatkezelés modellalapú megközelítéssel történik. A rendszer </w:t>
+      </w:r>
+      <w:proofErr w:type="spellStart"/>
+      <w:r>
+        <w:t>SQLAlchemy</w:t>
+      </w:r>
+      <w:proofErr w:type="spellEnd"/>
+      <w:sdt>
+        <w:sdtPr>
+          <w:id w:val="-89865323"/>
+          <w:citation/>
+        </w:sdtPr>
+        <w:sdtContent>
+          <w:r>
+            <w:fldChar w:fldCharType="begin"/>
+          </w:r>
+          <w:r>
+            <w:instrText xml:space="preserve"> CITATION SQLAclhemy \l 1038 </w:instrText>
+          </w:r>
+          <w:r>
+            <w:fldChar w:fldCharType="separate"/>
+          </w:r>
+          <w:r>
+            <w:rPr>
+              <w:noProof/>
+            </w:rPr>
+            <w:t xml:space="preserve"> </w:t>
+          </w:r>
+          <w:r>
+            <w:rPr>
+              <w:noProof/>
+            </w:rPr>
+            <w:t>[13]</w:t>
+          </w:r>
+          <w:r>
+            <w:fldChar w:fldCharType="end"/>
+          </w:r>
+        </w:sdtContent>
+      </w:sdt>
+      <w:r>
+        <w:t xml:space="preserve"> ORM modelleket használ, amelyek az adatbázis struktúráját írják le. Az adatbázis-séma változásainak követésére és konzisztens kezelésére migrációs mechanizmus szolgál, amelyet </w:t>
+      </w:r>
+      <w:proofErr w:type="spellStart"/>
+      <w:r>
+        <w:t>Alembic</w:t>
+      </w:r>
+      <w:proofErr w:type="spellEnd"/>
+      <w:r>
+        <w:t xml:space="preserve"> alapokon valósít meg a projekt. Ez biztosítja, hogy a fejlesztési és futtatási környezetekben az adatbázis szerkezete egységesen kezelhető maradjon.</w:t>
+      </w:r>
+    </w:p>
+    <w:p>
+      <w:pPr>
+        <w:pStyle w:val="Szakdolgozatbekezds"/>
+      </w:pPr>
+    </w:p>
+    <w:p>
+      <w:pPr>
+        <w:pStyle w:val="Szakdolgozatbekezds"/>
+      </w:pPr>
+      <w:r>
+        <w:lastRenderedPageBreak/>
+        <w:t xml:space="preserve">Üzleti logika szerint a backend két jól elkülöníthető fő területre bontható. Az egyik a pályagenerálási folyamat, amely mesterséges intelligencia támogatásával történik, és az </w:t>
+      </w:r>
+      <w:proofErr w:type="spellStart"/>
+      <w:r>
+        <w:t>OpenAI</w:t>
+      </w:r>
+      <w:proofErr w:type="spellEnd"/>
+      <w:r>
+        <w:t xml:space="preserve"> szolgáltatásaira épül. Ez a rész kezeli a pályák előállítását, ellenőrzését, szükség szerinti javítását, valamint a kapcsolódó erőforrások létrehozását. A másik fő terület az egyéb, hagyományos CRUD-jellegű műveletek köre, mint például a felhasználókezelés, hitelesítés, értékelések, kedvencek, </w:t>
+      </w:r>
+      <w:proofErr w:type="spellStart"/>
+      <w:r>
+        <w:t>tokenegyenleg</w:t>
+      </w:r>
+      <w:proofErr w:type="spellEnd"/>
+      <w:r>
+        <w:t xml:space="preserve"> és pályaállapotok kezelése.</w:t>
+      </w:r>
+    </w:p>
+    <w:p>
+      <w:pPr>
         <w:pStyle w:val="Szakdolgozath2"/>
       </w:pPr>
-      <w:r>
-        <w:tab/>
-      </w:r>
-      <w:bookmarkStart w:id="21" w:name="_Toc225492664"/>
-      <w:r>
-        <w:t>Biztonság, JWT token authentikáció</w:t>
+      <w:bookmarkStart w:id="21" w:name="_Toc225505741"/>
+      <w:proofErr w:type="spellStart"/>
+      <w:r>
+        <w:t>WebSocket</w:t>
+      </w:r>
+      <w:proofErr w:type="spellEnd"/>
+      <w:r>
+        <w:t xml:space="preserve"> server</w:t>
       </w:r>
       <w:bookmarkEnd w:id="21"/>
+    </w:p>
+    <w:p>
+      <w:pPr>
+        <w:pStyle w:val="Szakdolgozatbekezds"/>
+      </w:pPr>
+      <w:r>
+        <w:t xml:space="preserve">A </w:t>
+      </w:r>
+      <w:proofErr w:type="spellStart"/>
+      <w:r>
+        <w:t>websocket</w:t>
+      </w:r>
+      <w:proofErr w:type="spellEnd"/>
       <w:r>
         <w:t xml:space="preserve"> </w:t>
+      </w:r>
+      <w:r>
+        <w:t>server</w:t>
+      </w:r>
+      <w:r>
+        <w:t xml:space="preserve"> egy egyszerű, könnyűsúlyú </w:t>
+      </w:r>
+      <w:proofErr w:type="spellStart"/>
+      <w:r>
+        <w:t>socket</w:t>
+      </w:r>
+      <w:proofErr w:type="spellEnd"/>
+      <w:r>
+        <w:t xml:space="preserve"> szerverként van jelen a rendszerben. Nem tartalmaz összetett üzleti logikát, elsődleges feladata az események közvetítése a háttérrendszer és a kliens között. A szerver Socket.IO alapú megoldást használ, amely szobákra épülő kommunikációt tesz lehetővé. Jelenlegi állapotában 2 HTTP végponttal rendelkezik, emellett </w:t>
+      </w:r>
+      <w:proofErr w:type="spellStart"/>
+      <w:r>
+        <w:t>websocket</w:t>
+      </w:r>
+      <w:proofErr w:type="spellEnd"/>
+      <w:r>
+        <w:t xml:space="preserve"> eseményeken keresztül biztosít </w:t>
+      </w:r>
+      <w:proofErr w:type="spellStart"/>
+      <w:r>
+        <w:t>kétirányú</w:t>
+      </w:r>
+      <w:proofErr w:type="spellEnd"/>
+      <w:r>
+        <w:t xml:space="preserve"> kommunikációt.</w:t>
+      </w:r>
+    </w:p>
+    <w:p>
+      <w:pPr>
+        <w:pStyle w:val="Szakdolgozatbekezds"/>
+      </w:pPr>
+      <w:proofErr w:type="spellStart"/>
+      <w:r>
+        <w:t>Architekturális</w:t>
+      </w:r>
+      <w:proofErr w:type="spellEnd"/>
+      <w:r>
+        <w:t xml:space="preserve"> szerepe elsősorban a pályagenerálási folyamat állapotkövetésében jelenik meg. A Backend API egy HTTP üzenetküldéssel értesíti a </w:t>
+      </w:r>
+      <w:proofErr w:type="spellStart"/>
+      <w:r>
+        <w:t>websocket</w:t>
+      </w:r>
+      <w:proofErr w:type="spellEnd"/>
+      <w:r>
+        <w:t xml:space="preserve"> szervert az aktuális generálási eseményekről, a frontend pedig </w:t>
+      </w:r>
+      <w:proofErr w:type="spellStart"/>
+      <w:r>
+        <w:t>websocket</w:t>
+      </w:r>
+      <w:proofErr w:type="spellEnd"/>
+      <w:r>
+        <w:t xml:space="preserve"> kapcsolaton keresztül csatlakozik az adott generálási folyamathoz tartozó szobához, és fogadja ezeket az állapotfrissítéseket. Ennek eredményeként a </w:t>
+      </w:r>
+      <w:proofErr w:type="spellStart"/>
+      <w:r>
+        <w:t>websocket</w:t>
+      </w:r>
+      <w:proofErr w:type="spellEnd"/>
+      <w:r>
+        <w:t xml:space="preserve"> réteg egy köztes kommunikációs csatornaként működik, amely valós idejű visszajelzést biztosít a felhasználó számára anélkül, hogy a backend és a frontend közvetlen, folyamatos </w:t>
+      </w:r>
+      <w:proofErr w:type="spellStart"/>
+      <w:r>
+        <w:t>polling</w:t>
+      </w:r>
+      <w:proofErr w:type="spellEnd"/>
+      <w:r>
+        <w:t xml:space="preserve"> alapú kapcsolatot igényelne.</w:t>
+      </w:r>
+    </w:p>
+    <w:p>
+      <w:pPr>
+        <w:pStyle w:val="Szakdolgozath2"/>
+      </w:pPr>
+      <w:bookmarkStart w:id="22" w:name="_Toc225505742"/>
+      <w:r>
+        <w:t xml:space="preserve">File </w:t>
+      </w:r>
+      <w:proofErr w:type="spellStart"/>
+      <w:r>
+        <w:t>Blob</w:t>
+      </w:r>
+      <w:proofErr w:type="spellEnd"/>
+      <w:r>
+        <w:t xml:space="preserve"> </w:t>
+      </w:r>
+      <w:proofErr w:type="spellStart"/>
+      <w:r>
+        <w:t>storage</w:t>
+      </w:r>
+      <w:bookmarkEnd w:id="22"/>
+      <w:proofErr w:type="spellEnd"/>
+    </w:p>
+    <w:p>
+      <w:pPr>
+        <w:pStyle w:val="Szakdolgozatbekezds"/>
+      </w:pPr>
+      <w:r>
+        <w:t>A fájltárolási réteg egy S3</w:t>
+      </w:r>
+      <w:sdt>
+        <w:sdtPr>
+          <w:id w:val="813140839"/>
+          <w:citation/>
+        </w:sdtPr>
+        <w:sdtContent>
+          <w:r>
+            <w:fldChar w:fldCharType="begin"/>
+          </w:r>
+          <w:r>
+            <w:instrText xml:space="preserve"> CITATION AWS_S3 \l 1038 </w:instrText>
+          </w:r>
+          <w:r>
+            <w:fldChar w:fldCharType="separate"/>
+          </w:r>
+          <w:r>
+            <w:rPr>
+              <w:noProof/>
+            </w:rPr>
+            <w:t xml:space="preserve"> </w:t>
+          </w:r>
+          <w:r>
+            <w:rPr>
+              <w:noProof/>
+            </w:rPr>
+            <w:t>[21]</w:t>
+          </w:r>
+          <w:r>
+            <w:fldChar w:fldCharType="end"/>
+          </w:r>
+        </w:sdtContent>
+      </w:sdt>
+      <w:r>
+        <w:t xml:space="preserve"> </w:t>
+      </w:r>
+      <w:r>
+        <w:t>kompatibilis objektumtárolási megközelítést alkalmaz. A projekt jelenlegi formájában egy AWS-</w:t>
+      </w:r>
+      <w:proofErr w:type="spellStart"/>
+      <w:r>
+        <w:t>ready</w:t>
+      </w:r>
+      <w:proofErr w:type="spellEnd"/>
+      <w:r>
+        <w:t xml:space="preserve"> szimulátoros környezetet használ, amely funkcionálisan az AWS S3 jellegű tárolási modellhez illeszkedik. A megoldás általános célú, vagyis </w:t>
+      </w:r>
+      <w:proofErr w:type="spellStart"/>
+      <w:r>
+        <w:t>architekturálisan</w:t>
+      </w:r>
+      <w:proofErr w:type="spellEnd"/>
+      <w:r>
+        <w:t xml:space="preserve"> bármilyen típusú fájl tárolására alkalmas, nem kizárólag egyetlen médiatípus kezelésére van optimalizálva.</w:t>
+      </w:r>
+      <w:r>
+        <w:t xml:space="preserve"> </w:t>
+      </w:r>
+      <w:r>
+        <w:t>A gyakorlatban a rendszer jelenleg főként .</w:t>
+      </w:r>
+      <w:proofErr w:type="spellStart"/>
+      <w:r>
+        <w:t>png</w:t>
+      </w:r>
+      <w:proofErr w:type="spellEnd"/>
+      <w:r>
+        <w:t xml:space="preserve"> képfájlokat </w:t>
+      </w:r>
+      <w:proofErr w:type="gramStart"/>
+      <w:r>
+        <w:t>és .</w:t>
+      </w:r>
+      <w:proofErr w:type="spellStart"/>
+      <w:r>
+        <w:t>json</w:t>
+      </w:r>
+      <w:proofErr w:type="spellEnd"/>
+      <w:proofErr w:type="gramEnd"/>
+      <w:r>
+        <w:t xml:space="preserve"> állományokat tárol. A tárolási struktúra</w:t>
+      </w:r>
+      <w:r>
+        <w:t xml:space="preserve"> </w:t>
+      </w:r>
+      <w:r>
+        <w:t>pályaazonosító alapú prefixek szerint szerveződik, vagyis minden generált pályához saját logikai mappa tartozik.</w:t>
+      </w:r>
+      <w:r>
+        <w:t xml:space="preserve"> </w:t>
+      </w:r>
+      <w:r>
+        <w:t xml:space="preserve">Ezen belül külön almappában helyezkednek el a </w:t>
+      </w:r>
+      <w:proofErr w:type="spellStart"/>
+      <w:r>
+        <w:t>sprite</w:t>
+      </w:r>
+      <w:proofErr w:type="spellEnd"/>
+      <w:r>
+        <w:t xml:space="preserve"> képek, míg a pályaállományok és a generálási folyamathoz kapcsolódó JSON fájlok a pályához tartozó gyökérszinten tárolódnak.</w:t>
+      </w:r>
+    </w:p>
+    <w:p>
+      <w:pPr>
+        <w:pStyle w:val="Szakdolgozatbekezds"/>
+      </w:pPr>
+    </w:p>
+    <w:p>
+      <w:pPr>
+        <w:pStyle w:val="Szakdolgozatbekezds"/>
+      </w:pPr>
+      <w:r>
+        <w:lastRenderedPageBreak/>
+        <w:t xml:space="preserve">A JSON állományok szerepkör szerint is elkülönülnek. Egy részük a generálási folyamat köztes eredményeit tartalmazza, például a kezdeti generált pályaváltozatot, a validációs kimeneteket vagy az egyes javítási körök eredményeit. Más részük a véglegesített pályaleírást reprezentálja, amelyet a frontend a játékmenet során betölt és feldolgoz. Emellett a rendszer diagnosztikai célból hibás generálási kimeneteket is képes külön fájlban eltárolni. Ez a struktúra </w:t>
+      </w:r>
+      <w:proofErr w:type="spellStart"/>
+      <w:r>
+        <w:t>architekturális</w:t>
+      </w:r>
+      <w:proofErr w:type="spellEnd"/>
+      <w:r>
+        <w:t xml:space="preserve"> szinten jól támogatja a generálási folyamat nyomon követhetőségét, a hibakezelést és a végleges pályaállapot tartós megőrzését.</w:t>
+      </w:r>
+    </w:p>
+    <w:p>
+      <w:pPr>
+        <w:pStyle w:val="Szakdolgozatbekezds"/>
+        <w:rPr>
+          <w:b/>
+          <w:bCs/>
+        </w:rPr>
+      </w:pPr>
+      <w:proofErr w:type="spellStart"/>
+      <w:r>
+        <w:rPr>
+          <w:b/>
+          <w:bCs/>
+        </w:rPr>
+        <w:t>Json</w:t>
+      </w:r>
+      <w:proofErr w:type="spellEnd"/>
+      <w:r>
+        <w:rPr>
+          <w:b/>
+          <w:bCs/>
+        </w:rPr>
+        <w:t xml:space="preserve"> file elérés:</w:t>
+      </w:r>
+    </w:p>
+    <w:p>
+      <w:pPr>
+        <w:pStyle w:val="Szakdolgozatbekezds"/>
+      </w:pPr>
+      <w:r>
+        <w:t>{STORAGE_PUBLIC_BASE_</w:t>
+      </w:r>
+      <w:proofErr w:type="gramStart"/>
+      <w:r>
+        <w:t>URL}/</w:t>
+      </w:r>
+      <w:proofErr w:type="gramEnd"/>
+      <w:r>
+        <w:t>{BUCKET_</w:t>
+      </w:r>
+      <w:proofErr w:type="gramStart"/>
+      <w:r>
+        <w:t>NAME}/</w:t>
+      </w:r>
+      <w:proofErr w:type="gramEnd"/>
+      <w:r>
+        <w:t>{</w:t>
+      </w:r>
+      <w:proofErr w:type="spellStart"/>
+      <w:r>
+        <w:t>level_</w:t>
+      </w:r>
+      <w:proofErr w:type="gramStart"/>
+      <w:r>
+        <w:t>id</w:t>
+      </w:r>
+      <w:proofErr w:type="spellEnd"/>
+      <w:r>
+        <w:t>}/{</w:t>
+      </w:r>
+      <w:r>
+        <w:t xml:space="preserve"> </w:t>
+      </w:r>
+      <w:proofErr w:type="spellStart"/>
+      <w:r>
+        <w:t>json</w:t>
+      </w:r>
+      <w:proofErr w:type="spellEnd"/>
+      <w:proofErr w:type="gramEnd"/>
+      <w:r>
+        <w:t xml:space="preserve"> </w:t>
+      </w:r>
+      <w:proofErr w:type="gramStart"/>
+      <w:r>
+        <w:t xml:space="preserve">file </w:t>
+      </w:r>
+      <w:r>
+        <w:t>}</w:t>
+      </w:r>
+      <w:proofErr w:type="gramEnd"/>
+    </w:p>
+    <w:p>
+      <w:pPr>
+        <w:pStyle w:val="Szakdolgozatbekezds"/>
+        <w:rPr>
+          <w:b/>
+          <w:bCs/>
+        </w:rPr>
+      </w:pPr>
+      <w:proofErr w:type="spellStart"/>
+      <w:r>
+        <w:rPr>
+          <w:b/>
+          <w:bCs/>
+        </w:rPr>
+        <w:t>Sprite</w:t>
+      </w:r>
+      <w:proofErr w:type="spellEnd"/>
+      <w:r>
+        <w:rPr>
+          <w:b/>
+          <w:bCs/>
+        </w:rPr>
+        <w:t xml:space="preserve"> file elérés:</w:t>
+      </w:r>
+    </w:p>
+    <w:p>
+      <w:pPr>
+        <w:pStyle w:val="Szakdolgozatbekezds"/>
+      </w:pPr>
+      <w:r>
+        <w:t>{STORAGE_PUBLIC_BASE_</w:t>
+      </w:r>
+      <w:proofErr w:type="gramStart"/>
+      <w:r>
+        <w:t>URL}/</w:t>
+      </w:r>
+      <w:proofErr w:type="gramEnd"/>
+      <w:r>
+        <w:t>{BUCKET_</w:t>
+      </w:r>
+      <w:proofErr w:type="gramStart"/>
+      <w:r>
+        <w:t>NAME}</w:t>
+      </w:r>
+      <w:r>
+        <w:t>/</w:t>
+      </w:r>
+      <w:proofErr w:type="gramEnd"/>
+      <w:r>
+        <w:t>{</w:t>
+      </w:r>
+      <w:proofErr w:type="spellStart"/>
+      <w:r>
+        <w:t>level_</w:t>
+      </w:r>
+      <w:proofErr w:type="gramStart"/>
+      <w:r>
+        <w:t>id</w:t>
+      </w:r>
+      <w:proofErr w:type="spellEnd"/>
+      <w:r>
+        <w:t>}/</w:t>
+      </w:r>
+      <w:proofErr w:type="spellStart"/>
+      <w:proofErr w:type="gramEnd"/>
+      <w:r>
+        <w:t>sprites</w:t>
+      </w:r>
+      <w:proofErr w:type="spellEnd"/>
+      <w:proofErr w:type="gramStart"/>
+      <w:r>
+        <w:t>/</w:t>
+      </w:r>
+      <w:r>
+        <w:t>{</w:t>
+      </w:r>
+      <w:proofErr w:type="spellStart"/>
+      <w:proofErr w:type="gramEnd"/>
+      <w:r>
+        <w:t>png</w:t>
+      </w:r>
+      <w:proofErr w:type="spellEnd"/>
+      <w:r>
+        <w:t xml:space="preserve"> file}</w:t>
+      </w:r>
+    </w:p>
+    <w:p>
+      <w:pPr>
+        <w:pStyle w:val="Szakdolgozath2"/>
+      </w:pPr>
+      <w:bookmarkStart w:id="23" w:name="_Toc225505743"/>
+      <w:r>
+        <w:t>Biztonság</w:t>
+      </w:r>
+      <w:r>
+        <w:t xml:space="preserve">, JWT </w:t>
+      </w:r>
+      <w:proofErr w:type="spellStart"/>
+      <w:r>
+        <w:t>token</w:t>
+      </w:r>
+      <w:proofErr w:type="spellEnd"/>
+      <w:r>
+        <w:t xml:space="preserve"> </w:t>
+      </w:r>
+      <w:proofErr w:type="spellStart"/>
+      <w:r>
+        <w:t>authentikáció</w:t>
+      </w:r>
+      <w:bookmarkEnd w:id="23"/>
+      <w:proofErr w:type="spellEnd"/>
+      <w:r>
+        <w:t xml:space="preserve"> </w:t>
+      </w:r>
+    </w:p>
+    <w:p>
+      <w:pPr>
+        <w:pStyle w:val="Szakdolgozatbekezds"/>
+      </w:pPr>
+      <w:r>
+        <w:t xml:space="preserve">A felhasználók hitelesítése JSON Web </w:t>
+      </w:r>
+      <w:proofErr w:type="spellStart"/>
+      <w:r>
+        <w:t>Token</w:t>
+      </w:r>
+      <w:proofErr w:type="spellEnd"/>
+      <w:r>
+        <w:t xml:space="preserve"> (JWT) alapú megoldással történik, amely RS256 algoritmust alkalmazó, nyilvános és privát kulcspáron alapuló aláírással került megvalósításra. Ez biztosítja, hogy a kliensoldali alkalmazás a bejelentkezést követően biztonságos módon férjen hozzá a védett erőforrásokhoz, miközben a szerver ellenőrizni tudja a </w:t>
+      </w:r>
+      <w:proofErr w:type="spellStart"/>
+      <w:r>
+        <w:t>tokenek</w:t>
+      </w:r>
+      <w:proofErr w:type="spellEnd"/>
+      <w:r>
+        <w:t xml:space="preserve"> hitelességét és érvényességét.</w:t>
+      </w:r>
+    </w:p>
+    <w:p>
+      <w:pPr>
+        <w:pStyle w:val="Szakdolgozatbekezds"/>
+      </w:pPr>
+      <w:r>
+        <w:t xml:space="preserve">Bejelentkezéskor a backend egy rövid élettartamú </w:t>
+      </w:r>
+      <w:proofErr w:type="spellStart"/>
+      <w:r>
+        <w:t>access</w:t>
+      </w:r>
+      <w:proofErr w:type="spellEnd"/>
+      <w:r>
+        <w:t xml:space="preserve"> </w:t>
+      </w:r>
+      <w:proofErr w:type="spellStart"/>
+      <w:r>
+        <w:t>token</w:t>
+      </w:r>
+      <w:proofErr w:type="spellEnd"/>
+      <w:r>
+        <w:t xml:space="preserve">-t és egy hosszabb élettartamú </w:t>
+      </w:r>
+      <w:proofErr w:type="spellStart"/>
+      <w:r>
+        <w:t>refresh</w:t>
+      </w:r>
+      <w:proofErr w:type="spellEnd"/>
+      <w:r>
+        <w:t xml:space="preserve"> </w:t>
+      </w:r>
+      <w:proofErr w:type="spellStart"/>
+      <w:r>
+        <w:t>token</w:t>
+      </w:r>
+      <w:proofErr w:type="spellEnd"/>
+      <w:r>
+        <w:t xml:space="preserve">-t ad vissza. Az </w:t>
+      </w:r>
+      <w:proofErr w:type="spellStart"/>
+      <w:r>
+        <w:t>access</w:t>
+      </w:r>
+      <w:proofErr w:type="spellEnd"/>
+      <w:r>
+        <w:t xml:space="preserve"> </w:t>
+      </w:r>
+      <w:proofErr w:type="spellStart"/>
+      <w:r>
+        <w:t>token</w:t>
+      </w:r>
+      <w:proofErr w:type="spellEnd"/>
+      <w:r>
+        <w:t xml:space="preserve"> szolgál a védett végpontok elérésére, míg a </w:t>
+      </w:r>
+      <w:proofErr w:type="spellStart"/>
+      <w:r>
+        <w:t>refresh</w:t>
+      </w:r>
+      <w:proofErr w:type="spellEnd"/>
+      <w:r>
+        <w:t xml:space="preserve"> </w:t>
+      </w:r>
+      <w:proofErr w:type="spellStart"/>
+      <w:r>
+        <w:t>token</w:t>
+      </w:r>
+      <w:proofErr w:type="spellEnd"/>
+      <w:r>
+        <w:t xml:space="preserve"> segítségével a kliens új </w:t>
+      </w:r>
+      <w:proofErr w:type="spellStart"/>
+      <w:r>
+        <w:t>tokenpárt</w:t>
+      </w:r>
+      <w:proofErr w:type="spellEnd"/>
+      <w:r>
+        <w:t xml:space="preserve"> kérhet anélkül, hogy a felhasználónak újra be kellene jelentkeznie. A frontend a </w:t>
+      </w:r>
+      <w:proofErr w:type="spellStart"/>
+      <w:r>
+        <w:t>tokeneket</w:t>
+      </w:r>
+      <w:proofErr w:type="spellEnd"/>
+      <w:r>
+        <w:t xml:space="preserve"> kliensoldalon tárolja, és minden védett API-hívásnál </w:t>
+      </w:r>
+      <w:proofErr w:type="spellStart"/>
+      <w:r>
+        <w:t>Bearer</w:t>
+      </w:r>
+      <w:proofErr w:type="spellEnd"/>
+      <w:r>
+        <w:t xml:space="preserve"> tokenként küldi az </w:t>
+      </w:r>
+      <w:proofErr w:type="spellStart"/>
+      <w:r>
+        <w:t>Authorization</w:t>
+      </w:r>
+      <w:proofErr w:type="spellEnd"/>
+      <w:r>
+        <w:t xml:space="preserve"> fejlécben. A backend minden védett kérésnél ellenőrzi a </w:t>
+      </w:r>
+      <w:proofErr w:type="spellStart"/>
+      <w:r>
+        <w:t>token</w:t>
+      </w:r>
+      <w:proofErr w:type="spellEnd"/>
+      <w:r>
+        <w:t xml:space="preserve"> típusát, lejáratát, valamint a benne szereplő felhasználói azonosítót. A jelenlegi működés előnye, hogy jól elkülöníti a hitelesítési réteget az üzleti logikától, és a </w:t>
+      </w:r>
+      <w:proofErr w:type="spellStart"/>
+      <w:r>
+        <w:t>refresh</w:t>
+      </w:r>
+      <w:proofErr w:type="spellEnd"/>
+      <w:r>
+        <w:t xml:space="preserve"> mechanizmus kényelmesebb felhasználói élményt biztosít. Architektúra szinten fontos még, hogy a </w:t>
+      </w:r>
+      <w:proofErr w:type="spellStart"/>
+      <w:r>
+        <w:t>refresh</w:t>
+      </w:r>
+      <w:proofErr w:type="spellEnd"/>
+      <w:r>
+        <w:t xml:space="preserve"> </w:t>
+      </w:r>
+      <w:proofErr w:type="spellStart"/>
+      <w:r>
+        <w:t>tokenek</w:t>
+      </w:r>
+      <w:proofErr w:type="spellEnd"/>
+      <w:r>
+        <w:t xml:space="preserve"> adatbázisban is nyilvántartásra kerülnek, így visszavonhatók, ami biztonsági szempontból kedvezőbb, mint a teljesen </w:t>
+      </w:r>
+      <w:proofErr w:type="spellStart"/>
+      <w:r>
+        <w:t>stateless</w:t>
+      </w:r>
+      <w:proofErr w:type="spellEnd"/>
+      <w:r>
+        <w:t xml:space="preserve"> megközelítés.</w:t>
       </w:r>
     </w:p>
     <w:p>
@@ -4787,7 +6758,7 @@
         </w:rPr>
       </w:pPr>
     </w:p>
-    <w:bookmarkStart w:id="22" w:name="_Toc225492665" w:displacedByCustomXml="next"/>
+    <w:bookmarkStart w:id="24" w:name="_Toc225505744" w:displacedByCustomXml="next"/>
     <w:sdt>
       <w:sdtPr>
         <w:rPr>
@@ -4813,7 +6784,7 @@
           <w:r>
             <w:t>Irodalomjegyzék</w:t>
           </w:r>
-          <w:bookmarkEnd w:id="22"/>
+          <w:bookmarkEnd w:id="24"/>
         </w:p>
         <w:sdt>
           <w:sdtPr>
@@ -5765,12 +7736,12 @@
       <w:pPr>
         <w:pStyle w:val="szmozatlanSzakdolgozath1"/>
       </w:pPr>
-      <w:bookmarkStart w:id="23" w:name="_Toc225492666"/>
+      <w:bookmarkStart w:id="25" w:name="_Toc225505745"/>
       <w:r>
         <w:lastRenderedPageBreak/>
         <w:t>Nyilatkozat</w:t>
       </w:r>
-      <w:bookmarkEnd w:id="23"/>
+      <w:bookmarkEnd w:id="25"/>
     </w:p>
     <w:p>
       <w:pPr>
@@ -5778,7 +7749,23 @@
         <w:ind w:firstLine="720"/>
       </w:pPr>
       <w:r>
-        <w:t>Alulírott Bacsur Martin programtervező informatikus BSc szakos hallgató, kijelentem, hogy a dolgozatomat a Szegedi Tudományegyetem, Informatikai Intézet Szoftverfejlesztés Tanszékén készítettem, programtervező informatikus BSc diploma megszerzése érdekében. </w:t>
+        <w:t xml:space="preserve">Alulírott Bacsur Martin programtervező informatikus </w:t>
+      </w:r>
+      <w:proofErr w:type="spellStart"/>
+      <w:r>
+        <w:t>BSc</w:t>
+      </w:r>
+      <w:proofErr w:type="spellEnd"/>
+      <w:r>
+        <w:t xml:space="preserve"> szakos hallgató, kijelentem, hogy a dolgozatomat a Szegedi Tudományegyetem, Informatikai Intézet Szoftverfejlesztés Tanszékén készítettem, programtervező informatikus </w:t>
+      </w:r>
+      <w:proofErr w:type="spellStart"/>
+      <w:r>
+        <w:t>BSc</w:t>
+      </w:r>
+      <w:proofErr w:type="spellEnd"/>
+      <w:r>
+        <w:t xml:space="preserve"> diploma megszerzése érdekében. </w:t>
       </w:r>
     </w:p>
     <w:p>
@@ -5787,7 +7774,15 @@
         <w:ind w:firstLine="720"/>
       </w:pPr>
       <w:r>
-        <w:t xml:space="preserve">Kijelentem, hogy a dolgozatot más szakon korábban nem védtem meg, saját munkám eredménye, és csak a hivatkozott forrásokat (szakirodalom, eszközök, stb.) használtam fel. </w:t>
+        <w:t xml:space="preserve">Kijelentem, hogy a dolgozatot más szakon korábban nem védtem meg, saját munkám eredménye, és csak a hivatkozott forrásokat (szakirodalom, </w:t>
+      </w:r>
+      <w:proofErr w:type="gramStart"/>
+      <w:r>
+        <w:t>eszközök,</w:t>
+      </w:r>
+      <w:proofErr w:type="gramEnd"/>
+      <w:r>
+        <w:t xml:space="preserve"> stb.) használtam fel. </w:t>
       </w:r>
     </w:p>
     <w:p>
@@ -5796,7 +7791,15 @@
         <w:ind w:firstLine="720"/>
       </w:pPr>
       <w:r>
-        <w:t>Tudomásul veszem, hogy szakdolgozatomat a Szegedi Tudományegyetem Diplomamunka Repozitóriumában tárolja.</w:t>
+        <w:t xml:space="preserve">Tudomásul veszem, hogy szakdolgozatomat a Szegedi Tudományegyetem Diplomamunka </w:t>
+      </w:r>
+      <w:proofErr w:type="spellStart"/>
+      <w:r>
+        <w:t>Repozitóriumában</w:t>
+      </w:r>
+      <w:proofErr w:type="spellEnd"/>
+      <w:r>
+        <w:t xml:space="preserve"> tárolja.</w:t>
       </w:r>
     </w:p>
     <w:p/>
@@ -5846,25 +7849,25 @@
       <w:pPr>
         <w:pStyle w:val="szmozatlanSzakdolgozath1"/>
       </w:pPr>
-      <w:bookmarkStart w:id="24" w:name="_Toc225492667"/>
+      <w:bookmarkStart w:id="26" w:name="_Toc225505746"/>
       <w:r>
         <w:lastRenderedPageBreak/>
         <w:t>Mellékletek</w:t>
       </w:r>
-      <w:bookmarkEnd w:id="24"/>
+      <w:bookmarkEnd w:id="26"/>
     </w:p>
     <w:p>
       <w:pPr>
         <w:pStyle w:val="Szakdolgozath2"/>
       </w:pPr>
-      <w:bookmarkStart w:id="25" w:name="_Toc225492668"/>
+      <w:bookmarkStart w:id="27" w:name="_Toc225505747"/>
       <w:r>
         <w:t>Adatbázis</w:t>
       </w:r>
       <w:r>
         <w:t xml:space="preserve"> relációk</w:t>
       </w:r>
-      <w:bookmarkEnd w:id="25"/>
+      <w:bookmarkEnd w:id="27"/>
     </w:p>
     <w:p>
       <w:pPr>
@@ -5872,7 +7875,15 @@
         <w:ind w:left="720"/>
       </w:pPr>
       <w:r>
-        <w:t>A diagram elkészítéséhez a Graphviz Online</w:t>
+        <w:t xml:space="preserve">A diagram elkészítéséhez a </w:t>
+      </w:r>
+      <w:proofErr w:type="spellStart"/>
+      <w:r>
+        <w:t>Graphviz</w:t>
+      </w:r>
+      <w:proofErr w:type="spellEnd"/>
+      <w:r>
+        <w:t xml:space="preserve"> Online</w:t>
       </w:r>
       <w:r>
         <w:t xml:space="preserve">-t </w:t>
@@ -8061,82 +10072,12 @@
 <file path=customXml/item1.xml><?xml version="1.0" encoding="utf-8"?>
 <b:Sources xmlns:b="http://schemas.openxmlformats.org/officeDocument/2006/bibliography" xmlns="http://schemas.openxmlformats.org/officeDocument/2006/bibliography" SelectedStyle="\IEEE2006OfficeOnline.xsl" StyleName="IEEE" Version="2006">
   <b:Source>
-    <b:Tag>Doc1</b:Tag>
-    <b:SourceType>InternetSite</b:SourceType>
-    <b:Guid>{7733383F-B40B-44CA-8589-0C8266A48B31}</b:Guid>
-    <b:Title>Docker Compose Dokumentáció</b:Title>
-    <b:ProductionCompany>Docker, Inc.</b:ProductionCompany>
-    <b:URL>https://docs.docker.com/compose/</b:URL>
-    <b:RefOrder>2</b:RefOrder>
-  </b:Source>
-  <b:Source>
-    <b:Tag>Doc</b:Tag>
-    <b:SourceType>InternetSite</b:SourceType>
-    <b:Guid>{BC9BC8CD-037F-49BC-B09C-6DABCA6C010C}</b:Guid>
-    <b:Title>Docker Dokumentáció</b:Title>
-    <b:URL>https://docs.docker.com/</b:URL>
-    <b:ProductionCompany>Docker, Inc.</b:ProductionCompany>
-    <b:RefOrder>1</b:RefOrder>
-  </b:Source>
-  <b:Source>
-    <b:Tag>Typ</b:Tag>
-    <b:SourceType>InternetSite</b:SourceType>
-    <b:Guid>{DA7BDE00-A562-400A-BB10-044078340854}</b:Guid>
-    <b:Title>TypeScript Dokumentáció</b:Title>
-    <b:URL>https://www.typescriptlang.org/docs/</b:URL>
-    <b:ProductionCompany>Microsoft</b:ProductionCompany>
-    <b:RefOrder>3</b:RefOrder>
-  </b:Source>
-  <b:Source>
-    <b:Tag>Rea</b:Tag>
-    <b:SourceType>InternetSite</b:SourceType>
-    <b:Guid>{A18859E1-50F2-446C-AD37-751B957DB9EF}</b:Guid>
-    <b:Title>React Dokumentáció</b:Title>
-    <b:ProductionCompany>Meta</b:ProductionCompany>
-    <b:URL>https://react.dev/</b:URL>
-    <b:RefOrder>4</b:RefOrder>
-  </b:Source>
-  <b:Source>
-    <b:Tag>Ang</b:Tag>
-    <b:SourceType>InternetSite</b:SourceType>
-    <b:Guid>{48568170-8D00-46F7-8659-D62A0CA4547A}</b:Guid>
-    <b:Title>Angular Dokumentáció</b:Title>
-    <b:ProductionCompany>Google</b:ProductionCompany>
-    <b:URL>https://angular.dev/</b:URL>
-    <b:RefOrder>5</b:RefOrder>
-  </b:Source>
-  <b:Source>
     <b:Tag>Vue</b:Tag>
     <b:SourceType>InternetSite</b:SourceType>
     <b:Guid>{591CDFB3-0992-4EF4-B389-C048772BA647}</b:Guid>
     <b:Title>VueJs Dokumentáció</b:Title>
     <b:URL>https://vuejs.org/</b:URL>
     <b:RefOrder>6</b:RefOrder>
-  </b:Source>
-  <b:Source>
-    <b:Tag>Pix</b:Tag>
-    <b:SourceType>InternetSite</b:SourceType>
-    <b:Guid>{C5FAB943-D741-4931-BC9F-F102A82D1852}</b:Guid>
-    <b:Title>PixiJs Dokumentáció</b:Title>
-    <b:URL>https://pixijs.com/8.x/guides/getting-started/intro</b:URL>
-    <b:RefOrder>7</b:RefOrder>
-  </b:Source>
-  <b:Source>
-    <b:Tag>Soc</b:Tag>
-    <b:SourceType>InternetSite</b:SourceType>
-    <b:Guid>{9BB0D08A-287B-451D-92EB-7C123461A1F8}</b:Guid>
-    <b:Title>Socket.IO Dokumentáció</b:Title>
-    <b:URL>https://socket.io/</b:URL>
-    <b:RefOrder>8</b:RefOrder>
-  </b:Source>
-  <b:Source>
-    <b:Tag>Pyt</b:Tag>
-    <b:SourceType>InternetSite</b:SourceType>
-    <b:Guid>{6093C1DF-ACBA-4145-B440-671CF45A0E88}</b:Guid>
-    <b:Title>Python Dokumentáció</b:Title>
-    <b:ProductionCompany> Python Software Foundation (PSF)</b:ProductionCompany>
-    <b:URL>https://docs.python.org/3/</b:URL>
-    <b:RefOrder>9</b:RefOrder>
   </b:Source>
   <b:Source>
     <b:Tag>Pyt1</b:Tag>
@@ -8147,82 +10088,168 @@
     <b:RefOrder>10</b:RefOrder>
   </b:Source>
   <b:Source>
-    <b:Tag>Fas</b:Tag>
+    <b:Tag>Alembic</b:Tag>
     <b:SourceType>InternetSite</b:SourceType>
-    <b:Guid>{1935E22C-2124-4DB0-B6DE-1B1E9F9C667F}</b:Guid>
+    <b:Guid>{7ACA1290-EC8A-458B-911F-F3023B58E235}</b:Guid>
+    <b:Title>Alembic Dokumentáció</b:Title>
+    <b:URL>https://alembic.sqlalchemy.org/en/latest/</b:URL>
+    <b:RefOrder>14</b:RefOrder>
+  </b:Source>
+  <b:Source>
+    <b:Tag>Angular</b:Tag>
+    <b:SourceType>InternetSite</b:SourceType>
+    <b:Guid>{0631E14A-7CBF-473A-8EC2-B7BD3FCE46E9}</b:Guid>
+    <b:Title>Angular Dokumentáció</b:Title>
+    <b:ProductionCompany>Google</b:ProductionCompany>
+    <b:URL>https://angular.dev/</b:URL>
+    <b:RefOrder>5</b:RefOrder>
+  </b:Source>
+  <b:Source>
+    <b:Tag>DockerCompose</b:Tag>
+    <b:SourceType>InternetSite</b:SourceType>
+    <b:Guid>{DA266792-EEF5-4FD5-8148-29F3CFE99426}</b:Guid>
+    <b:Title>Docker Compose Dokumentáció</b:Title>
+    <b:ProductionCompany>Docker, Inc.</b:ProductionCompany>
+    <b:URL>https://docs.docker.com/compose/</b:URL>
+    <b:RefOrder>2</b:RefOrder>
+  </b:Source>
+  <b:Source>
+    <b:Tag>Docker</b:Tag>
+    <b:SourceType>InternetSite</b:SourceType>
+    <b:Guid>{31C660C6-9050-4F4C-83EA-9DC4BCF37956}</b:Guid>
+    <b:Title>Docker Dokumentáció</b:Title>
+    <b:URL>https://docs.docker.com/</b:URL>
+    <b:ProductionCompany>Docker, Inc.</b:ProductionCompany>
+    <b:RefOrder>1</b:RefOrder>
+  </b:Source>
+  <b:Source>
+    <b:Tag>ExppressJs</b:Tag>
+    <b:SourceType>InternetSite</b:SourceType>
+    <b:Guid>{DDD3266D-120B-4355-BA92-B12A760131F3}</b:Guid>
+    <b:Title>ExpressJs Dokumentáció</b:Title>
+    <b:URL>https://expressjs.com/</b:URL>
+    <b:RefOrder>16</b:RefOrder>
+  </b:Source>
+  <b:Source>
+    <b:Tag>FastApi</b:Tag>
+    <b:SourceType>InternetSite</b:SourceType>
+    <b:Guid>{B399EB35-A241-408E-9BA8-6CA51A90F104}</b:Guid>
     <b:Title>FastAPI Dokumentáció</b:Title>
     <b:URL>https://fastapi.tiangolo.com/</b:URL>
     <b:RefOrder>11</b:RefOrder>
   </b:Source>
   <b:Source>
-    <b:Tag>Ope</b:Tag>
+    <b:Tag>MinIO</b:Tag>
     <b:SourceType>InternetSite</b:SourceType>
-    <b:Guid>{C81B3DA6-5397-4204-BB3B-ACD13A772DA6}</b:Guid>
+    <b:Guid>{836EE668-9D32-4A38-8506-69E5D4085B75}</b:Guid>
+    <b:Title>MinIO Dokumentáció</b:Title>
+    <b:URL>https://www.min.io/</b:URL>
+    <b:RefOrder>18</b:RefOrder>
+  </b:Source>
+  <b:Source>
+    <b:Tag>NodeJs</b:Tag>
+    <b:SourceType>InternetSite</b:SourceType>
+    <b:Guid>{C7E209B3-DA93-404E-989F-B739329B71DE}</b:Guid>
+    <b:Title>NodeJs Dokumentáció</b:Title>
+    <b:URL>https://nodejs.org/docs/latest/api/</b:URL>
+    <b:RefOrder>15</b:RefOrder>
+  </b:Source>
+  <b:Source>
+    <b:Tag>OpenAI</b:Tag>
+    <b:SourceType>InternetSite</b:SourceType>
+    <b:Guid>{F726F8EE-C101-4D24-8F15-18B509925ED2}</b:Guid>
+    <b:Title>OpenAI API Dokumentáció</b:Title>
+    <b:URL>https://openai.com/api/</b:URL>
+    <b:RefOrder>19</b:RefOrder>
+  </b:Source>
+  <b:Source>
+    <b:Tag>OpenAPI</b:Tag>
+    <b:SourceType>InternetSite</b:SourceType>
+    <b:Guid>{BAC24AB4-28FB-4511-8D5F-0E3FA9A90312}</b:Guid>
     <b:Title>OpenAPI Dokumentáció</b:Title>
     <b:URL>https://swagger.io/resources/open-api/</b:URL>
     <b:RefOrder>12</b:RefOrder>
   </b:Source>
   <b:Source>
-    <b:Tag>SQL</b:Tag>
+    <b:Tag>PixiJs</b:Tag>
     <b:SourceType>InternetSite</b:SourceType>
-    <b:Guid>{D198C192-9755-4307-A015-C5C43B3AB222}</b:Guid>
+    <b:Guid>{13D08687-43FE-41E8-8C92-3AE163648A3A}</b:Guid>
+    <b:Title>PixiJs Dokumentáció</b:Title>
+    <b:URL>https://pixijs.com/8.x/guides/getting-started/intro</b:URL>
+    <b:RefOrder>7</b:RefOrder>
+  </b:Source>
+  <b:Source>
+    <b:Tag>PostgreSQL</b:Tag>
+    <b:SourceType>InternetSite</b:SourceType>
+    <b:Guid>{C1DDBD23-B422-47CC-B6A1-549974392676}</b:Guid>
+    <b:Title>PostgreSQL Dokumentáció</b:Title>
+    <b:URL>https://www.postgresql.org/docs/</b:URL>
+    <b:RefOrder>17</b:RefOrder>
+  </b:Source>
+  <b:Source>
+    <b:Tag>Python</b:Tag>
+    <b:SourceType>InternetSite</b:SourceType>
+    <b:Guid>{0DBB9823-840A-43ED-8F68-1160A11FBC82}</b:Guid>
+    <b:Title>Python Dokumentáció</b:Title>
+    <b:ProductionCompany>Python Software Foundation (PSF)</b:ProductionCompany>
+    <b:URL>https://docs.python.org/3/</b:URL>
+    <b:RefOrder>9</b:RefOrder>
+  </b:Source>
+  <b:Source>
+    <b:Tag>React</b:Tag>
+    <b:SourceType>InternetSite</b:SourceType>
+    <b:Guid>{B1F2968B-4767-42E7-A016-9493C5909763}</b:Guid>
+    <b:Title>React Dokumentáció</b:Title>
+    <b:ProductionCompany>Meta</b:ProductionCompany>
+    <b:URL>https://react.dev/</b:URL>
+    <b:RefOrder>4</b:RefOrder>
+  </b:Source>
+  <b:Source>
+    <b:Tag>SocketIO</b:Tag>
+    <b:SourceType>InternetSite</b:SourceType>
+    <b:Guid>{B55D92D6-2EA1-4767-96E0-3A2BE3A1B492}</b:Guid>
+    <b:Title>Socket.IO Dokumentáció</b:Title>
+    <b:URL>https://socket.io/</b:URL>
+    <b:RefOrder>8</b:RefOrder>
+  </b:Source>
+  <b:Source>
+    <b:Tag>SQLAclhemy</b:Tag>
+    <b:SourceType>InternetSite</b:SourceType>
+    <b:Guid>{40861037-A4BA-459F-AE15-BB5CF9ADACDC}</b:Guid>
     <b:Title>SQLAlchemy Dokumentáció</b:Title>
     <b:URL>https://docs.sqlalchemy.org/en/20/</b:URL>
     <b:RefOrder>13</b:RefOrder>
   </b:Source>
   <b:Source>
-    <b:Tag>Ale</b:Tag>
+    <b:Tag>TypeScript</b:Tag>
     <b:SourceType>InternetSite</b:SourceType>
-    <b:Guid>{24F03E9C-5FBD-46F1-8144-D0F58E88FA87}</b:Guid>
-    <b:Title>Alembic Dokumentáció</b:Title>
-    <b:URL>https://alembic.sqlalchemy.org/en/latest/</b:URL>
-    <b:RefOrder>14</b:RefOrder>
+    <b:Guid>{D5C08F05-6039-4C6E-B8DA-37C33E7C1CE7}</b:Guid>
+    <b:Title>TypeScript Dokumentáció</b:Title>
+    <b:URL>https://www.typescriptlang.org/docs/</b:URL>
+    <b:ProductionCompany>Microsoft</b:ProductionCompany>
+    <b:RefOrder>3</b:RefOrder>
   </b:Source>
   <b:Source>
-    <b:Tag>Nod</b:Tag>
+    <b:Tag>ReactStoreReducer</b:Tag>
     <b:SourceType>InternetSite</b:SourceType>
-    <b:Guid>{CB6F4390-AA38-4171-BA05-4DF9F4AFD8FE}</b:Guid>
-    <b:Title>NodeJs Dokumentáció</b:Title>
-    <b:URL>https://nodejs.org/docs/latest/api/</b:URL>
-    <b:RefOrder>15</b:RefOrder>
+    <b:Guid>{B92EF131-AE09-4673-82BA-0F8EE56C2098}</b:Guid>
+    <b:Title>React Store/Reducer dokumentáció</b:Title>
+    <b:URL>https://react.dev/learn/extracting-state-logic-into-a-reducer</b:URL>
+    <b:RefOrder>20</b:RefOrder>
   </b:Source>
   <b:Source>
-    <b:Tag>Exp</b:Tag>
+    <b:Tag>AWS_S3</b:Tag>
     <b:SourceType>InternetSite</b:SourceType>
-    <b:Guid>{9106A091-E67A-4B65-93E1-14F9C0F4D0D9}</b:Guid>
-    <b:Title>ExpressJs Dokumentáció</b:Title>
-    <b:URL>https://expressjs.com/</b:URL>
-    <b:RefOrder>16</b:RefOrder>
-  </b:Source>
-  <b:Source>
-    <b:Tag>Pos</b:Tag>
-    <b:SourceType>InternetSite</b:SourceType>
-    <b:Guid>{C49FCFBC-32B7-45A0-A56F-A827D1057BED}</b:Guid>
-    <b:Title>PostgreSQL Dokumentáció</b:Title>
-    <b:URL>https://www.postgresql.org/docs/</b:URL>
-    <b:RefOrder>17</b:RefOrder>
-  </b:Source>
-  <b:Source>
-    <b:Tag>Min</b:Tag>
-    <b:SourceType>InternetSite</b:SourceType>
-    <b:Guid>{718A4E1A-325B-4CAA-87BD-D7A8045CB40A}</b:Guid>
-    <b:Title>MinIO Dokumentáció</b:Title>
-    <b:URL>https://www.min.io/</b:URL>
-    <b:RefOrder>18</b:RefOrder>
-  </b:Source>
-  <b:Source>
-    <b:Tag>Ope1</b:Tag>
-    <b:SourceType>InternetSite</b:SourceType>
-    <b:Guid>{E4A77374-81AF-4ED9-AD25-DB03462CC13C}</b:Guid>
-    <b:Title>OpenAI API Dokumentáció</b:Title>
-    <b:URL>https://openai.com/api/</b:URL>
-    <b:RefOrder>19</b:RefOrder>
+    <b:Guid>{BAEB1C79-52E5-4B82-9CD4-D678367FC3FC}</b:Guid>
+    <b:Title>Amazon Web Service S+ Storage Dokumentáció</b:Title>
+    <b:URL>https://docs.aws.amazon.com/AmazonS3/latest/userguide/Welcome.html</b:URL>
+    <b:RefOrder>21</b:RefOrder>
   </b:Source>
 </b:Sources>
 </file>
 
 <file path=customXml/itemProps1.xml><?xml version="1.0" encoding="utf-8"?>
-<ds:datastoreItem xmlns:ds="http://schemas.openxmlformats.org/officeDocument/2006/customXml" ds:itemID="{30EC2F1A-C9A1-4FE9-8DCA-3D508323EE7E}">
+<ds:datastoreItem xmlns:ds="http://schemas.openxmlformats.org/officeDocument/2006/customXml" ds:itemID="{1953A271-5F77-4C9C-AC26-D3533B5FDC33}">
   <ds:schemaRefs>
     <ds:schemaRef ds:uri="http://schemas.openxmlformats.org/officeDocument/2006/bibliography"/>
   </ds:schemaRefs>

--- a/Szakdolgozat.docx
+++ b/Szakdolgozat.docx
@@ -2,7 +2,11 @@
 <file path=word/document.xml><?xml version="1.0" encoding="utf-8"?>
 <w:document xmlns:wpc="http://schemas.microsoft.com/office/word/2010/wordprocessingCanvas" xmlns:cx="http://schemas.microsoft.com/office/drawing/2014/chartex" xmlns:cx1="http://schemas.microsoft.com/office/drawing/2015/9/8/chartex" xmlns:cx2="http://schemas.microsoft.com/office/drawing/2015/10/21/chartex" xmlns:cx3="http://schemas.microsoft.com/office/drawing/2016/5/9/chartex" xmlns:cx4="http://schemas.microsoft.com/office/drawing/2016/5/10/chartex" xmlns:cx5="http://schemas.microsoft.com/office/drawing/2016/5/11/chartex" xmlns:cx6="http://schemas.microsoft.com/office/drawing/2016/5/12/chartex" xmlns:cx7="http://schemas.microsoft.com/office/drawing/2016/5/13/chartex" xmlns:cx8="http://schemas.microsoft.com/office/drawing/2016/5/14/chartex" xmlns:mc="http://schemas.openxmlformats.org/markup-compatibility/2006" xmlns:aink="http://schemas.microsoft.com/office/drawing/2016/ink" xmlns:am3d="http://schemas.microsoft.com/office/drawing/2017/model3d" xmlns:o="urn:schemas-microsoft-com:office:office" xmlns:oel="http://schemas.microsoft.com/office/2019/extlst" xmlns:r="http://schemas.openxmlformats.org/officeDocument/2006/relationships" xmlns:m="http://schemas.openxmlformats.org/officeDocument/2006/math" xmlns:v="urn:schemas-microsoft-com:vml" xmlns:wp14="http://schemas.microsoft.com/office/word/2010/wordprocessingDrawing" xmlns:wp="http://schemas.openxmlformats.org/drawingml/2006/wordprocessingDrawing" xmlns:w10="urn:schemas-microsoft-com:office:word" xmlns:w="http://schemas.openxmlformats.org/wordprocessingml/2006/main" xmlns:w14="http://schemas.microsoft.com/office/word/2010/wordml" xmlns:w15="http://schemas.microsoft.com/office/word/2012/wordml" xmlns:w16cex="http://schemas.microsoft.com/office/word/2018/wordml/cex" xmlns:w16cid="http://schemas.microsoft.com/office/word/2016/wordml/cid" xmlns:w16="http://schemas.microsoft.com/office/word/2018/wordml" xmlns:w16du="http://schemas.microsoft.com/office/word/2023/wordml/word16du" xmlns:w16sdtdh="http://schemas.microsoft.com/office/word/2020/wordml/sdtdatahash" xmlns:w16sdtfl="http://schemas.microsoft.com/office/word/2024/wordml/sdtformatlock" xmlns:w16se="http://schemas.microsoft.com/office/word/2015/wordml/symex" xmlns:wpg="http://schemas.microsoft.com/office/word/2010/wordprocessingGroup" xmlns:wpi="http://schemas.microsoft.com/office/word/2010/wordprocessingInk" xmlns:wne="http://schemas.microsoft.com/office/word/2006/wordml" xmlns:wps="http://schemas.microsoft.com/office/word/2010/wordprocessingShape" mc:Ignorable="w14 w15 w16se w16cid w16 w16cex w16sdtdh w16sdtfl w16du wp14">
   <w:body>
-    <w:p/>
+    <w:p>
+      <w:r>
+        <w:t xml:space="preserve"> </w:t>
+      </w:r>
+    </w:p>
     <w:p/>
     <w:p/>
     <w:p/>
@@ -525,7 +529,7 @@
       <w:pPr>
         <w:pStyle w:val="szmozatlanSzakdolgozath1"/>
       </w:pPr>
-      <w:bookmarkStart w:id="0" w:name="_Toc225505728"/>
+      <w:bookmarkStart w:id="0" w:name="_Toc225520361"/>
       <w:r>
         <w:lastRenderedPageBreak/>
         <w:t>Feladatkiírás</w:t>
@@ -761,7 +765,7 @@
       <w:pPr>
         <w:pStyle w:val="szmozatlanSzakdolgozath1"/>
       </w:pPr>
-      <w:bookmarkStart w:id="1" w:name="_Toc225505729"/>
+      <w:bookmarkStart w:id="1" w:name="_Toc225520362"/>
       <w:r>
         <w:lastRenderedPageBreak/>
         <w:t>Tartalomjegyzék</w:t>
@@ -824,7 +828,7 @@
           <w:r>
             <w:fldChar w:fldCharType="separate"/>
           </w:r>
-          <w:hyperlink w:anchor="_Toc225505728" w:history="1">
+          <w:hyperlink w:anchor="_Toc225520361" w:history="1">
             <w:r>
               <w:rPr>
                 <w:rStyle w:val="Hyperlink"/>
@@ -851,7 +855,7 @@
                 <w:noProof/>
                 <w:webHidden/>
               </w:rPr>
-              <w:instrText xml:space="preserve"> PAGEREF _Toc225505728 \h </w:instrText>
+              <w:instrText xml:space="preserve"> PAGEREF _Toc225520361 \h </w:instrText>
             </w:r>
             <w:r>
               <w:rPr>
@@ -896,7 +900,7 @@
               <w:lang w:val="en-US"/>
             </w:rPr>
           </w:pPr>
-          <w:hyperlink w:anchor="_Toc225505729" w:history="1">
+          <w:hyperlink w:anchor="_Toc225520362" w:history="1">
             <w:r>
               <w:rPr>
                 <w:rStyle w:val="Hyperlink"/>
@@ -923,7 +927,7 @@
                 <w:noProof/>
                 <w:webHidden/>
               </w:rPr>
-              <w:instrText xml:space="preserve"> PAGEREF _Toc225505729 \h </w:instrText>
+              <w:instrText xml:space="preserve"> PAGEREF _Toc225520362 \h </w:instrText>
             </w:r>
             <w:r>
               <w:rPr>
@@ -969,7 +973,7 @@
               <w:lang w:val="en-US"/>
             </w:rPr>
           </w:pPr>
-          <w:hyperlink w:anchor="_Toc225505730" w:history="1">
+          <w:hyperlink w:anchor="_Toc225520363" w:history="1">
             <w:r>
               <w:rPr>
                 <w:rStyle w:val="Hyperlink"/>
@@ -1014,7 +1018,7 @@
                 <w:noProof/>
                 <w:webHidden/>
               </w:rPr>
-              <w:instrText xml:space="preserve"> PAGEREF _Toc225505730 \h </w:instrText>
+              <w:instrText xml:space="preserve"> PAGEREF _Toc225520363 \h </w:instrText>
             </w:r>
             <w:r>
               <w:rPr>
@@ -1060,7 +1064,7 @@
               <w:lang w:val="en-US"/>
             </w:rPr>
           </w:pPr>
-          <w:hyperlink w:anchor="_Toc225505731" w:history="1">
+          <w:hyperlink w:anchor="_Toc225520364" w:history="1">
             <w:r>
               <w:rPr>
                 <w:rStyle w:val="Hyperlink"/>
@@ -1104,7 +1108,7 @@
                 <w:noProof/>
                 <w:webHidden/>
               </w:rPr>
-              <w:instrText xml:space="preserve"> PAGEREF _Toc225505731 \h </w:instrText>
+              <w:instrText xml:space="preserve"> PAGEREF _Toc225520364 \h </w:instrText>
             </w:r>
             <w:r>
               <w:rPr>
@@ -1150,7 +1154,7 @@
               <w:lang w:val="en-US"/>
             </w:rPr>
           </w:pPr>
-          <w:hyperlink w:anchor="_Toc225505732" w:history="1">
+          <w:hyperlink w:anchor="_Toc225520365" w:history="1">
             <w:r>
               <w:rPr>
                 <w:rStyle w:val="Hyperlink"/>
@@ -1194,7 +1198,7 @@
                 <w:noProof/>
                 <w:webHidden/>
               </w:rPr>
-              <w:instrText xml:space="preserve"> PAGEREF _Toc225505732 \h </w:instrText>
+              <w:instrText xml:space="preserve"> PAGEREF _Toc225520365 \h </w:instrText>
             </w:r>
             <w:r>
               <w:rPr>
@@ -1240,7 +1244,7 @@
               <w:lang w:val="en-US"/>
             </w:rPr>
           </w:pPr>
-          <w:hyperlink w:anchor="_Toc225505733" w:history="1">
+          <w:hyperlink w:anchor="_Toc225520366" w:history="1">
             <w:r>
               <w:rPr>
                 <w:rStyle w:val="Hyperlink"/>
@@ -1284,7 +1288,7 @@
                 <w:noProof/>
                 <w:webHidden/>
               </w:rPr>
-              <w:instrText xml:space="preserve"> PAGEREF _Toc225505733 \h </w:instrText>
+              <w:instrText xml:space="preserve"> PAGEREF _Toc225520366 \h </w:instrText>
             </w:r>
             <w:r>
               <w:rPr>
@@ -1330,7 +1334,7 @@
               <w:lang w:val="en-US"/>
             </w:rPr>
           </w:pPr>
-          <w:hyperlink w:anchor="_Toc225505734" w:history="1">
+          <w:hyperlink w:anchor="_Toc225520367" w:history="1">
             <w:r>
               <w:rPr>
                 <w:rStyle w:val="Hyperlink"/>
@@ -1374,7 +1378,7 @@
                 <w:noProof/>
                 <w:webHidden/>
               </w:rPr>
-              <w:instrText xml:space="preserve"> PAGEREF _Toc225505734 \h </w:instrText>
+              <w:instrText xml:space="preserve"> PAGEREF _Toc225520367 \h </w:instrText>
             </w:r>
             <w:r>
               <w:rPr>
@@ -1420,7 +1424,7 @@
               <w:lang w:val="en-US"/>
             </w:rPr>
           </w:pPr>
-          <w:hyperlink w:anchor="_Toc225505735" w:history="1">
+          <w:hyperlink w:anchor="_Toc225520368" w:history="1">
             <w:r>
               <w:rPr>
                 <w:rStyle w:val="Hyperlink"/>
@@ -1464,7 +1468,7 @@
                 <w:noProof/>
                 <w:webHidden/>
               </w:rPr>
-              <w:instrText xml:space="preserve"> PAGEREF _Toc225505735 \h </w:instrText>
+              <w:instrText xml:space="preserve"> PAGEREF _Toc225520368 \h </w:instrText>
             </w:r>
             <w:r>
               <w:rPr>
@@ -1510,7 +1514,7 @@
               <w:lang w:val="en-US"/>
             </w:rPr>
           </w:pPr>
-          <w:hyperlink w:anchor="_Toc225505736" w:history="1">
+          <w:hyperlink w:anchor="_Toc225520369" w:history="1">
             <w:r>
               <w:rPr>
                 <w:rStyle w:val="Hyperlink"/>
@@ -1554,7 +1558,7 @@
                 <w:noProof/>
                 <w:webHidden/>
               </w:rPr>
-              <w:instrText xml:space="preserve"> PAGEREF _Toc225505736 \h </w:instrText>
+              <w:instrText xml:space="preserve"> PAGEREF _Toc225520369 \h </w:instrText>
             </w:r>
             <w:r>
               <w:rPr>
@@ -1600,7 +1604,7 @@
               <w:lang w:val="en-US"/>
             </w:rPr>
           </w:pPr>
-          <w:hyperlink w:anchor="_Toc225505737" w:history="1">
+          <w:hyperlink w:anchor="_Toc225520370" w:history="1">
             <w:r>
               <w:rPr>
                 <w:rStyle w:val="Hyperlink"/>
@@ -1644,7 +1648,7 @@
                 <w:noProof/>
                 <w:webHidden/>
               </w:rPr>
-              <w:instrText xml:space="preserve"> PAGEREF _Toc225505737 \h </w:instrText>
+              <w:instrText xml:space="preserve"> PAGEREF _Toc225520370 \h </w:instrText>
             </w:r>
             <w:r>
               <w:rPr>
@@ -1690,7 +1694,7 @@
               <w:lang w:val="en-US"/>
             </w:rPr>
           </w:pPr>
-          <w:hyperlink w:anchor="_Toc225505738" w:history="1">
+          <w:hyperlink w:anchor="_Toc225520371" w:history="1">
             <w:r>
               <w:rPr>
                 <w:rStyle w:val="Hyperlink"/>
@@ -1734,7 +1738,7 @@
                 <w:noProof/>
                 <w:webHidden/>
               </w:rPr>
-              <w:instrText xml:space="preserve"> PAGEREF _Toc225505738 \h </w:instrText>
+              <w:instrText xml:space="preserve"> PAGEREF _Toc225520371 \h </w:instrText>
             </w:r>
             <w:r>
               <w:rPr>
@@ -1780,7 +1784,7 @@
               <w:lang w:val="en-US"/>
             </w:rPr>
           </w:pPr>
-          <w:hyperlink w:anchor="_Toc225505739" w:history="1">
+          <w:hyperlink w:anchor="_Toc225520372" w:history="1">
             <w:r>
               <w:rPr>
                 <w:rStyle w:val="Hyperlink"/>
@@ -1824,7 +1828,7 @@
                 <w:noProof/>
                 <w:webHidden/>
               </w:rPr>
-              <w:instrText xml:space="preserve"> PAGEREF _Toc225505739 \h </w:instrText>
+              <w:instrText xml:space="preserve"> PAGEREF _Toc225520372 \h </w:instrText>
             </w:r>
             <w:r>
               <w:rPr>
@@ -1870,7 +1874,7 @@
               <w:lang w:val="en-US"/>
             </w:rPr>
           </w:pPr>
-          <w:hyperlink w:anchor="_Toc225505740" w:history="1">
+          <w:hyperlink w:anchor="_Toc225520373" w:history="1">
             <w:r>
               <w:rPr>
                 <w:rStyle w:val="Hyperlink"/>
@@ -1914,7 +1918,7 @@
                 <w:noProof/>
                 <w:webHidden/>
               </w:rPr>
-              <w:instrText xml:space="preserve"> PAGEREF _Toc225505740 \h </w:instrText>
+              <w:instrText xml:space="preserve"> PAGEREF _Toc225520373 \h </w:instrText>
             </w:r>
             <w:r>
               <w:rPr>
@@ -1960,7 +1964,7 @@
               <w:lang w:val="en-US"/>
             </w:rPr>
           </w:pPr>
-          <w:hyperlink w:anchor="_Toc225505741" w:history="1">
+          <w:hyperlink w:anchor="_Toc225520374" w:history="1">
             <w:r>
               <w:rPr>
                 <w:rStyle w:val="Hyperlink"/>
@@ -2004,7 +2008,7 @@
                 <w:noProof/>
                 <w:webHidden/>
               </w:rPr>
-              <w:instrText xml:space="preserve"> PAGEREF _Toc225505741 \h </w:instrText>
+              <w:instrText xml:space="preserve"> PAGEREF _Toc225520374 \h </w:instrText>
             </w:r>
             <w:r>
               <w:rPr>
@@ -2050,7 +2054,7 @@
               <w:lang w:val="en-US"/>
             </w:rPr>
           </w:pPr>
-          <w:hyperlink w:anchor="_Toc225505742" w:history="1">
+          <w:hyperlink w:anchor="_Toc225520375" w:history="1">
             <w:r>
               <w:rPr>
                 <w:rStyle w:val="Hyperlink"/>
@@ -2094,7 +2098,7 @@
                 <w:noProof/>
                 <w:webHidden/>
               </w:rPr>
-              <w:instrText xml:space="preserve"> PAGEREF _Toc225505742 \h </w:instrText>
+              <w:instrText xml:space="preserve"> PAGEREF _Toc225520375 \h </w:instrText>
             </w:r>
             <w:r>
               <w:rPr>
@@ -2140,7 +2144,7 @@
               <w:lang w:val="en-US"/>
             </w:rPr>
           </w:pPr>
-          <w:hyperlink w:anchor="_Toc225505743" w:history="1">
+          <w:hyperlink w:anchor="_Toc225520376" w:history="1">
             <w:r>
               <w:rPr>
                 <w:rStyle w:val="Hyperlink"/>
@@ -2184,7 +2188,7 @@
                 <w:noProof/>
                 <w:webHidden/>
               </w:rPr>
-              <w:instrText xml:space="preserve"> PAGEREF _Toc225505743 \h </w:instrText>
+              <w:instrText xml:space="preserve"> PAGEREF _Toc225520376 \h </w:instrText>
             </w:r>
             <w:r>
               <w:rPr>
@@ -2219,6 +2223,7 @@
           <w:pPr>
             <w:pStyle w:val="TOC1"/>
             <w:tabs>
+              <w:tab w:val="left" w:pos="440"/>
               <w:tab w:val="right" w:leader="dot" w:pos="8827"/>
             </w:tabs>
             <w:rPr>
@@ -2229,23 +2234,40 @@
               <w:lang w:val="en-US"/>
             </w:rPr>
           </w:pPr>
-          <w:hyperlink w:anchor="_Toc225505744" w:history="1">
+          <w:hyperlink w:anchor="_Toc225520377" w:history="1">
             <w:r>
               <w:rPr>
                 <w:rStyle w:val="Hyperlink"/>
                 <w:noProof/>
               </w:rPr>
-              <w:t>Irodalomjegyzék</w:t>
-            </w:r>
-            <w:r>
-              <w:rPr>
-                <w:noProof/>
-                <w:webHidden/>
+              <w:t>3.</w:t>
+            </w:r>
+            <w:r>
+              <w:rPr>
+                <w:rFonts w:eastAsiaTheme="minorEastAsia"/>
+                <w:noProof/>
+                <w:sz w:val="24"/>
+                <w:szCs w:val="24"/>
+                <w:lang w:val="en-US"/>
               </w:rPr>
               <w:tab/>
             </w:r>
             <w:r>
               <w:rPr>
+                <w:rStyle w:val="Hyperlink"/>
+                <w:noProof/>
+              </w:rPr>
+              <w:t>Pálya Generálása</w:t>
+            </w:r>
+            <w:r>
+              <w:rPr>
+                <w:noProof/>
+                <w:webHidden/>
+              </w:rPr>
+              <w:tab/>
+            </w:r>
+            <w:r>
+              <w:rPr>
                 <w:noProof/>
                 <w:webHidden/>
               </w:rPr>
@@ -2256,7 +2278,7 @@
                 <w:noProof/>
                 <w:webHidden/>
               </w:rPr>
-              <w:instrText xml:space="preserve"> PAGEREF _Toc225505744 \h </w:instrText>
+              <w:instrText xml:space="preserve"> PAGEREF _Toc225520377 \h </w:instrText>
             </w:r>
             <w:r>
               <w:rPr>
@@ -2277,150 +2299,6 @@
                 <w:webHidden/>
               </w:rPr>
               <w:t>14</w:t>
-            </w:r>
-            <w:r>
-              <w:rPr>
-                <w:noProof/>
-                <w:webHidden/>
-              </w:rPr>
-              <w:fldChar w:fldCharType="end"/>
-            </w:r>
-          </w:hyperlink>
-        </w:p>
-        <w:p>
-          <w:pPr>
-            <w:pStyle w:val="TOC1"/>
-            <w:tabs>
-              <w:tab w:val="right" w:leader="dot" w:pos="8827"/>
-            </w:tabs>
-            <w:rPr>
-              <w:rFonts w:eastAsiaTheme="minorEastAsia"/>
-              <w:noProof/>
-              <w:sz w:val="24"/>
-              <w:szCs w:val="24"/>
-              <w:lang w:val="en-US"/>
-            </w:rPr>
-          </w:pPr>
-          <w:hyperlink w:anchor="_Toc225505745" w:history="1">
-            <w:r>
-              <w:rPr>
-                <w:rStyle w:val="Hyperlink"/>
-                <w:noProof/>
-              </w:rPr>
-              <w:t>Nyilatkozat</w:t>
-            </w:r>
-            <w:r>
-              <w:rPr>
-                <w:noProof/>
-                <w:webHidden/>
-              </w:rPr>
-              <w:tab/>
-            </w:r>
-            <w:r>
-              <w:rPr>
-                <w:noProof/>
-                <w:webHidden/>
-              </w:rPr>
-              <w:fldChar w:fldCharType="begin"/>
-            </w:r>
-            <w:r>
-              <w:rPr>
-                <w:noProof/>
-                <w:webHidden/>
-              </w:rPr>
-              <w:instrText xml:space="preserve"> PAGEREF _Toc225505745 \h </w:instrText>
-            </w:r>
-            <w:r>
-              <w:rPr>
-                <w:noProof/>
-                <w:webHidden/>
-              </w:rPr>
-            </w:r>
-            <w:r>
-              <w:rPr>
-                <w:noProof/>
-                <w:webHidden/>
-              </w:rPr>
-              <w:fldChar w:fldCharType="separate"/>
-            </w:r>
-            <w:r>
-              <w:rPr>
-                <w:noProof/>
-                <w:webHidden/>
-              </w:rPr>
-              <w:t>15</w:t>
-            </w:r>
-            <w:r>
-              <w:rPr>
-                <w:noProof/>
-                <w:webHidden/>
-              </w:rPr>
-              <w:fldChar w:fldCharType="end"/>
-            </w:r>
-          </w:hyperlink>
-        </w:p>
-        <w:p>
-          <w:pPr>
-            <w:pStyle w:val="TOC1"/>
-            <w:tabs>
-              <w:tab w:val="right" w:leader="dot" w:pos="8827"/>
-            </w:tabs>
-            <w:rPr>
-              <w:rFonts w:eastAsiaTheme="minorEastAsia"/>
-              <w:noProof/>
-              <w:sz w:val="24"/>
-              <w:szCs w:val="24"/>
-              <w:lang w:val="en-US"/>
-            </w:rPr>
-          </w:pPr>
-          <w:hyperlink w:anchor="_Toc225505746" w:history="1">
-            <w:r>
-              <w:rPr>
-                <w:rStyle w:val="Hyperlink"/>
-                <w:noProof/>
-              </w:rPr>
-              <w:t>Mellékletek</w:t>
-            </w:r>
-            <w:r>
-              <w:rPr>
-                <w:noProof/>
-                <w:webHidden/>
-              </w:rPr>
-              <w:tab/>
-            </w:r>
-            <w:r>
-              <w:rPr>
-                <w:noProof/>
-                <w:webHidden/>
-              </w:rPr>
-              <w:fldChar w:fldCharType="begin"/>
-            </w:r>
-            <w:r>
-              <w:rPr>
-                <w:noProof/>
-                <w:webHidden/>
-              </w:rPr>
-              <w:instrText xml:space="preserve"> PAGEREF _Toc225505746 \h </w:instrText>
-            </w:r>
-            <w:r>
-              <w:rPr>
-                <w:noProof/>
-                <w:webHidden/>
-              </w:rPr>
-            </w:r>
-            <w:r>
-              <w:rPr>
-                <w:noProof/>
-                <w:webHidden/>
-              </w:rPr>
-              <w:fldChar w:fldCharType="separate"/>
-            </w:r>
-            <w:r>
-              <w:rPr>
-                <w:noProof/>
-                <w:webHidden/>
-              </w:rPr>
-              <w:t>16</w:t>
             </w:r>
             <w:r>
               <w:rPr>
@@ -2446,13 +2324,13 @@
               <w:lang w:val="en-US"/>
             </w:rPr>
           </w:pPr>
-          <w:hyperlink w:anchor="_Toc225505747" w:history="1">
+          <w:hyperlink w:anchor="_Toc225520378" w:history="1">
             <w:r>
               <w:rPr>
                 <w:rStyle w:val="Hyperlink"/>
                 <w:noProof/>
               </w:rPr>
-              <w:t>2.7.</w:t>
+              <w:t>3.1.</w:t>
             </w:r>
             <w:r>
               <w:rPr>
@@ -2469,6 +2347,312 @@
                 <w:rStyle w:val="Hyperlink"/>
                 <w:noProof/>
               </w:rPr>
+              <w:t>Generikus játék modellek</w:t>
+            </w:r>
+            <w:r>
+              <w:rPr>
+                <w:noProof/>
+                <w:webHidden/>
+              </w:rPr>
+              <w:tab/>
+            </w:r>
+            <w:r>
+              <w:rPr>
+                <w:noProof/>
+                <w:webHidden/>
+              </w:rPr>
+              <w:fldChar w:fldCharType="begin"/>
+            </w:r>
+            <w:r>
+              <w:rPr>
+                <w:noProof/>
+                <w:webHidden/>
+              </w:rPr>
+              <w:instrText xml:space="preserve"> PAGEREF _Toc225520378 \h </w:instrText>
+            </w:r>
+            <w:r>
+              <w:rPr>
+                <w:noProof/>
+                <w:webHidden/>
+              </w:rPr>
+            </w:r>
+            <w:r>
+              <w:rPr>
+                <w:noProof/>
+                <w:webHidden/>
+              </w:rPr>
+              <w:fldChar w:fldCharType="separate"/>
+            </w:r>
+            <w:r>
+              <w:rPr>
+                <w:noProof/>
+                <w:webHidden/>
+              </w:rPr>
+              <w:t>14</w:t>
+            </w:r>
+            <w:r>
+              <w:rPr>
+                <w:noProof/>
+                <w:webHidden/>
+              </w:rPr>
+              <w:fldChar w:fldCharType="end"/>
+            </w:r>
+          </w:hyperlink>
+        </w:p>
+        <w:p>
+          <w:pPr>
+            <w:pStyle w:val="TOC1"/>
+            <w:tabs>
+              <w:tab w:val="right" w:leader="dot" w:pos="8827"/>
+            </w:tabs>
+            <w:rPr>
+              <w:rFonts w:eastAsiaTheme="minorEastAsia"/>
+              <w:noProof/>
+              <w:sz w:val="24"/>
+              <w:szCs w:val="24"/>
+              <w:lang w:val="en-US"/>
+            </w:rPr>
+          </w:pPr>
+          <w:hyperlink w:anchor="_Toc225520379" w:history="1">
+            <w:r>
+              <w:rPr>
+                <w:rStyle w:val="Hyperlink"/>
+                <w:noProof/>
+              </w:rPr>
+              <w:t>Irodalomjegyzék</w:t>
+            </w:r>
+            <w:r>
+              <w:rPr>
+                <w:noProof/>
+                <w:webHidden/>
+              </w:rPr>
+              <w:tab/>
+            </w:r>
+            <w:r>
+              <w:rPr>
+                <w:noProof/>
+                <w:webHidden/>
+              </w:rPr>
+              <w:fldChar w:fldCharType="begin"/>
+            </w:r>
+            <w:r>
+              <w:rPr>
+                <w:noProof/>
+                <w:webHidden/>
+              </w:rPr>
+              <w:instrText xml:space="preserve"> PAGEREF _Toc225520379 \h </w:instrText>
+            </w:r>
+            <w:r>
+              <w:rPr>
+                <w:noProof/>
+                <w:webHidden/>
+              </w:rPr>
+            </w:r>
+            <w:r>
+              <w:rPr>
+                <w:noProof/>
+                <w:webHidden/>
+              </w:rPr>
+              <w:fldChar w:fldCharType="separate"/>
+            </w:r>
+            <w:r>
+              <w:rPr>
+                <w:noProof/>
+                <w:webHidden/>
+              </w:rPr>
+              <w:t>18</w:t>
+            </w:r>
+            <w:r>
+              <w:rPr>
+                <w:noProof/>
+                <w:webHidden/>
+              </w:rPr>
+              <w:fldChar w:fldCharType="end"/>
+            </w:r>
+          </w:hyperlink>
+        </w:p>
+        <w:p>
+          <w:pPr>
+            <w:pStyle w:val="TOC1"/>
+            <w:tabs>
+              <w:tab w:val="right" w:leader="dot" w:pos="8827"/>
+            </w:tabs>
+            <w:rPr>
+              <w:rFonts w:eastAsiaTheme="minorEastAsia"/>
+              <w:noProof/>
+              <w:sz w:val="24"/>
+              <w:szCs w:val="24"/>
+              <w:lang w:val="en-US"/>
+            </w:rPr>
+          </w:pPr>
+          <w:hyperlink w:anchor="_Toc225520380" w:history="1">
+            <w:r>
+              <w:rPr>
+                <w:rStyle w:val="Hyperlink"/>
+                <w:noProof/>
+              </w:rPr>
+              <w:t>Nyilatkozat</w:t>
+            </w:r>
+            <w:r>
+              <w:rPr>
+                <w:noProof/>
+                <w:webHidden/>
+              </w:rPr>
+              <w:tab/>
+            </w:r>
+            <w:r>
+              <w:rPr>
+                <w:noProof/>
+                <w:webHidden/>
+              </w:rPr>
+              <w:fldChar w:fldCharType="begin"/>
+            </w:r>
+            <w:r>
+              <w:rPr>
+                <w:noProof/>
+                <w:webHidden/>
+              </w:rPr>
+              <w:instrText xml:space="preserve"> PAGEREF _Toc225520380 \h </w:instrText>
+            </w:r>
+            <w:r>
+              <w:rPr>
+                <w:noProof/>
+                <w:webHidden/>
+              </w:rPr>
+            </w:r>
+            <w:r>
+              <w:rPr>
+                <w:noProof/>
+                <w:webHidden/>
+              </w:rPr>
+              <w:fldChar w:fldCharType="separate"/>
+            </w:r>
+            <w:r>
+              <w:rPr>
+                <w:noProof/>
+                <w:webHidden/>
+              </w:rPr>
+              <w:t>19</w:t>
+            </w:r>
+            <w:r>
+              <w:rPr>
+                <w:noProof/>
+                <w:webHidden/>
+              </w:rPr>
+              <w:fldChar w:fldCharType="end"/>
+            </w:r>
+          </w:hyperlink>
+        </w:p>
+        <w:p>
+          <w:pPr>
+            <w:pStyle w:val="TOC1"/>
+            <w:tabs>
+              <w:tab w:val="right" w:leader="dot" w:pos="8827"/>
+            </w:tabs>
+            <w:rPr>
+              <w:rFonts w:eastAsiaTheme="minorEastAsia"/>
+              <w:noProof/>
+              <w:sz w:val="24"/>
+              <w:szCs w:val="24"/>
+              <w:lang w:val="en-US"/>
+            </w:rPr>
+          </w:pPr>
+          <w:hyperlink w:anchor="_Toc225520381" w:history="1">
+            <w:r>
+              <w:rPr>
+                <w:rStyle w:val="Hyperlink"/>
+                <w:noProof/>
+              </w:rPr>
+              <w:t>Mellékletek</w:t>
+            </w:r>
+            <w:r>
+              <w:rPr>
+                <w:noProof/>
+                <w:webHidden/>
+              </w:rPr>
+              <w:tab/>
+            </w:r>
+            <w:r>
+              <w:rPr>
+                <w:noProof/>
+                <w:webHidden/>
+              </w:rPr>
+              <w:fldChar w:fldCharType="begin"/>
+            </w:r>
+            <w:r>
+              <w:rPr>
+                <w:noProof/>
+                <w:webHidden/>
+              </w:rPr>
+              <w:instrText xml:space="preserve"> PAGEREF _Toc225520381 \h </w:instrText>
+            </w:r>
+            <w:r>
+              <w:rPr>
+                <w:noProof/>
+                <w:webHidden/>
+              </w:rPr>
+            </w:r>
+            <w:r>
+              <w:rPr>
+                <w:noProof/>
+                <w:webHidden/>
+              </w:rPr>
+              <w:fldChar w:fldCharType="separate"/>
+            </w:r>
+            <w:r>
+              <w:rPr>
+                <w:noProof/>
+                <w:webHidden/>
+              </w:rPr>
+              <w:t>20</w:t>
+            </w:r>
+            <w:r>
+              <w:rPr>
+                <w:noProof/>
+                <w:webHidden/>
+              </w:rPr>
+              <w:fldChar w:fldCharType="end"/>
+            </w:r>
+          </w:hyperlink>
+        </w:p>
+        <w:p>
+          <w:pPr>
+            <w:pStyle w:val="TOC2"/>
+            <w:tabs>
+              <w:tab w:val="left" w:pos="960"/>
+              <w:tab w:val="right" w:leader="dot" w:pos="8827"/>
+            </w:tabs>
+            <w:rPr>
+              <w:rFonts w:eastAsiaTheme="minorEastAsia"/>
+              <w:noProof/>
+              <w:sz w:val="24"/>
+              <w:szCs w:val="24"/>
+              <w:lang w:val="en-US"/>
+            </w:rPr>
+          </w:pPr>
+          <w:hyperlink w:anchor="_Toc225520382" w:history="1">
+            <w:r>
+              <w:rPr>
+                <w:rStyle w:val="Hyperlink"/>
+                <w:noProof/>
+              </w:rPr>
+              <w:t>3.2.</w:t>
+            </w:r>
+            <w:r>
+              <w:rPr>
+                <w:rFonts w:eastAsiaTheme="minorEastAsia"/>
+                <w:noProof/>
+                <w:sz w:val="24"/>
+                <w:szCs w:val="24"/>
+                <w:lang w:val="en-US"/>
+              </w:rPr>
+              <w:tab/>
+            </w:r>
+            <w:r>
+              <w:rPr>
+                <w:rStyle w:val="Hyperlink"/>
+                <w:noProof/>
+              </w:rPr>
               <w:t>Adatbázis relációk</w:t>
             </w:r>
             <w:r>
@@ -2490,7 +2674,7 @@
                 <w:noProof/>
                 <w:webHidden/>
               </w:rPr>
-              <w:instrText xml:space="preserve"> PAGEREF _Toc225505747 \h </w:instrText>
+              <w:instrText xml:space="preserve"> PAGEREF _Toc225520382 \h </w:instrText>
             </w:r>
             <w:r>
               <w:rPr>
@@ -2510,7 +2694,7 @@
                 <w:noProof/>
                 <w:webHidden/>
               </w:rPr>
-              <w:t>16</w:t>
+              <w:t>20</w:t>
             </w:r>
             <w:r>
               <w:rPr>
@@ -2572,20 +2756,45 @@
         <w:jc w:val="both"/>
         <w:rPr>
           <w:rFonts w:ascii="Times New Roman" w:hAnsi="Times New Roman" w:cs="Times New Roman"/>
+          <w:strike/>
           <w:color w:val="EE0000"/>
           <w:sz w:val="24"/>
           <w:szCs w:val="24"/>
         </w:rPr>
       </w:pPr>
       <w:r>
+        <w:rPr>
+          <w:rFonts w:ascii="Times New Roman" w:hAnsi="Times New Roman" w:cs="Times New Roman"/>
+          <w:strike/>
+          <w:color w:val="EE0000"/>
+          <w:sz w:val="24"/>
+          <w:szCs w:val="24"/>
+        </w:rPr>
+        <w:t xml:space="preserve">Generikus </w:t>
+      </w:r>
+      <w:r>
+        <w:rPr>
+          <w:rFonts w:ascii="Times New Roman" w:hAnsi="Times New Roman" w:cs="Times New Roman"/>
+          <w:strike/>
+          <w:color w:val="EE0000"/>
+          <w:sz w:val="24"/>
+          <w:szCs w:val="24"/>
+        </w:rPr>
+        <w:t>játék modellek</w:t>
+      </w:r>
+    </w:p>
+    <w:p>
+      <w:pPr>
+        <w:spacing w:line="360" w:lineRule="auto"/>
+        <w:ind w:firstLine="720"/>
+        <w:jc w:val="both"/>
         <w:rPr>
           <w:rFonts w:ascii="Times New Roman" w:hAnsi="Times New Roman" w:cs="Times New Roman"/>
           <w:color w:val="EE0000"/>
           <w:sz w:val="24"/>
           <w:szCs w:val="24"/>
         </w:rPr>
-        <w:t xml:space="preserve">Generikus </w:t>
-      </w:r>
+      </w:pPr>
       <w:r>
         <w:rPr>
           <w:rFonts w:ascii="Times New Roman" w:hAnsi="Times New Roman" w:cs="Times New Roman"/>
@@ -2593,30 +2802,32 @@
           <w:sz w:val="24"/>
           <w:szCs w:val="24"/>
         </w:rPr>
-        <w:t>játék modellek</w:t>
-      </w:r>
-    </w:p>
-    <w:p>
-      <w:pPr>
-        <w:spacing w:line="360" w:lineRule="auto"/>
-        <w:ind w:firstLine="720"/>
-        <w:jc w:val="both"/>
+        <w:t xml:space="preserve">Gráf alapú struktúra </w:t>
+      </w:r>
+      <w:proofErr w:type="spellStart"/>
+      <w:r>
         <w:rPr>
           <w:rFonts w:ascii="Times New Roman" w:hAnsi="Times New Roman" w:cs="Times New Roman"/>
           <w:color w:val="EE0000"/>
           <w:sz w:val="24"/>
           <w:szCs w:val="24"/>
         </w:rPr>
-      </w:pPr>
-      <w:r>
+        <w:t>deffiniálása</w:t>
+      </w:r>
+      <w:proofErr w:type="spellEnd"/>
+    </w:p>
+    <w:p>
+      <w:pPr>
+        <w:spacing w:line="360" w:lineRule="auto"/>
+        <w:ind w:firstLine="720"/>
+        <w:jc w:val="both"/>
         <w:rPr>
           <w:rFonts w:ascii="Times New Roman" w:hAnsi="Times New Roman" w:cs="Times New Roman"/>
           <w:color w:val="EE0000"/>
           <w:sz w:val="24"/>
           <w:szCs w:val="24"/>
         </w:rPr>
-        <w:t xml:space="preserve">Gráf alapú struktúra </w:t>
-      </w:r>
+      </w:pPr>
       <w:proofErr w:type="spellStart"/>
       <w:r>
         <w:rPr>
@@ -2625,23 +2836,18 @@
           <w:sz w:val="24"/>
           <w:szCs w:val="24"/>
         </w:rPr>
-        <w:t>deffiniálása</w:t>
-      </w:r>
-      <w:proofErr w:type="spellEnd"/>
-    </w:p>
-    <w:p>
-      <w:pPr>
-        <w:spacing w:line="360" w:lineRule="auto"/>
-        <w:ind w:firstLine="720"/>
-        <w:jc w:val="both"/>
+        <w:t>Promtolás</w:t>
+      </w:r>
+      <w:proofErr w:type="spellEnd"/>
+      <w:r>
         <w:rPr>
           <w:rFonts w:ascii="Times New Roman" w:hAnsi="Times New Roman" w:cs="Times New Roman"/>
           <w:color w:val="EE0000"/>
           <w:sz w:val="24"/>
           <w:szCs w:val="24"/>
         </w:rPr>
-      </w:pPr>
-      <w:proofErr w:type="spellStart"/>
+        <w:t>, kipróbált és használt modellek</w:t>
+      </w:r>
       <w:r>
         <w:rPr>
           <w:rFonts w:ascii="Times New Roman" w:hAnsi="Times New Roman" w:cs="Times New Roman"/>
@@ -2649,18 +2855,20 @@
           <w:sz w:val="24"/>
           <w:szCs w:val="24"/>
         </w:rPr>
-        <w:t>Promtolás</w:t>
-      </w:r>
-      <w:proofErr w:type="spellEnd"/>
-      <w:r>
+        <w:t>, Prompt mint fekete mágia</w:t>
+      </w:r>
+    </w:p>
+    <w:p>
+      <w:pPr>
+        <w:spacing w:line="360" w:lineRule="auto"/>
+        <w:jc w:val="both"/>
         <w:rPr>
           <w:rFonts w:ascii="Times New Roman" w:hAnsi="Times New Roman" w:cs="Times New Roman"/>
           <w:color w:val="EE0000"/>
           <w:sz w:val="24"/>
           <w:szCs w:val="24"/>
         </w:rPr>
-        <w:t>, kipróbált és használt modellek</w:t>
-      </w:r>
+      </w:pPr>
       <w:r>
         <w:rPr>
           <w:rFonts w:ascii="Times New Roman" w:hAnsi="Times New Roman" w:cs="Times New Roman"/>
@@ -2668,20 +2876,20 @@
           <w:sz w:val="24"/>
           <w:szCs w:val="24"/>
         </w:rPr>
-        <w:t>, Prompt mint fekete mágia</w:t>
-      </w:r>
-    </w:p>
-    <w:p>
-      <w:pPr>
-        <w:spacing w:line="360" w:lineRule="auto"/>
-        <w:jc w:val="both"/>
+        <w:tab/>
+        <w:t xml:space="preserve">Milyen folyamatok és miért </w:t>
+      </w:r>
+      <w:proofErr w:type="spellStart"/>
+      <w:r>
         <w:rPr>
           <w:rFonts w:ascii="Times New Roman" w:hAnsi="Times New Roman" w:cs="Times New Roman"/>
           <w:color w:val="EE0000"/>
           <w:sz w:val="24"/>
           <w:szCs w:val="24"/>
         </w:rPr>
-      </w:pPr>
+        <w:t>csatolódtak</w:t>
+      </w:r>
+      <w:proofErr w:type="spellEnd"/>
       <w:r>
         <w:rPr>
           <w:rFonts w:ascii="Times New Roman" w:hAnsi="Times New Roman" w:cs="Times New Roman"/>
@@ -2689,20 +2897,20 @@
           <w:sz w:val="24"/>
           <w:szCs w:val="24"/>
         </w:rPr>
-        <w:tab/>
-        <w:t xml:space="preserve">Milyen folyamatok és miért </w:t>
-      </w:r>
-      <w:proofErr w:type="spellStart"/>
-      <w:r>
+        <w:t xml:space="preserve"> rá a pálya generálásra, hint rendszer</w:t>
+      </w:r>
+    </w:p>
+    <w:p>
+      <w:pPr>
+        <w:spacing w:line="360" w:lineRule="auto"/>
+        <w:jc w:val="both"/>
         <w:rPr>
           <w:rFonts w:ascii="Times New Roman" w:hAnsi="Times New Roman" w:cs="Times New Roman"/>
           <w:color w:val="EE0000"/>
           <w:sz w:val="24"/>
           <w:szCs w:val="24"/>
         </w:rPr>
-        <w:t>csatolódtak</w:t>
-      </w:r>
-      <w:proofErr w:type="spellEnd"/>
+      </w:pPr>
       <w:r>
         <w:rPr>
           <w:rFonts w:ascii="Times New Roman" w:hAnsi="Times New Roman" w:cs="Times New Roman"/>
@@ -2710,7 +2918,8 @@
           <w:sz w:val="24"/>
           <w:szCs w:val="24"/>
         </w:rPr>
-        <w:t xml:space="preserve"> rá a pálya generálásra, hint rendszer</w:t>
+        <w:tab/>
+        <w:t>Milyen modelleket használtam végül</w:t>
       </w:r>
     </w:p>
     <w:p>
@@ -2732,20 +2941,18 @@
           <w:szCs w:val="24"/>
         </w:rPr>
         <w:tab/>
-        <w:t>Milyen modelleket használtam végül</w:t>
-      </w:r>
-    </w:p>
-    <w:p>
-      <w:pPr>
-        <w:spacing w:line="360" w:lineRule="auto"/>
-        <w:jc w:val="both"/>
+      </w:r>
+      <w:proofErr w:type="spellStart"/>
+      <w:r>
         <w:rPr>
           <w:rFonts w:ascii="Times New Roman" w:hAnsi="Times New Roman" w:cs="Times New Roman"/>
           <w:color w:val="EE0000"/>
           <w:sz w:val="24"/>
           <w:szCs w:val="24"/>
         </w:rPr>
-      </w:pPr>
+        <w:t>Sprite</w:t>
+      </w:r>
+      <w:proofErr w:type="spellEnd"/>
       <w:r>
         <w:rPr>
           <w:rFonts w:ascii="Times New Roman" w:hAnsi="Times New Roman" w:cs="Times New Roman"/>
@@ -2753,7 +2960,7 @@
           <w:sz w:val="24"/>
           <w:szCs w:val="24"/>
         </w:rPr>
-        <w:tab/>
+        <w:t xml:space="preserve"> </w:t>
       </w:r>
       <w:proofErr w:type="spellStart"/>
       <w:r>
@@ -2763,7 +2970,7 @@
           <w:sz w:val="24"/>
           <w:szCs w:val="24"/>
         </w:rPr>
-        <w:t>Sprite</w:t>
+        <w:t>png</w:t>
       </w:r>
       <w:proofErr w:type="spellEnd"/>
       <w:r>
@@ -2775,7 +2982,7 @@
         </w:rPr>
         <w:t xml:space="preserve"> </w:t>
       </w:r>
-      <w:proofErr w:type="spellStart"/>
+      <w:proofErr w:type="gramStart"/>
       <w:r>
         <w:rPr>
           <w:rFonts w:ascii="Times New Roman" w:hAnsi="Times New Roman" w:cs="Times New Roman"/>
@@ -2783,9 +2990,9 @@
           <w:sz w:val="24"/>
           <w:szCs w:val="24"/>
         </w:rPr>
-        <w:t>png</w:t>
-      </w:r>
-      <w:proofErr w:type="spellEnd"/>
+        <w:t>generálása</w:t>
+      </w:r>
+      <w:proofErr w:type="gramEnd"/>
       <w:r>
         <w:rPr>
           <w:rFonts w:ascii="Times New Roman" w:hAnsi="Times New Roman" w:cs="Times New Roman"/>
@@ -2793,19 +3000,20 @@
           <w:sz w:val="24"/>
           <w:szCs w:val="24"/>
         </w:rPr>
-        <w:t xml:space="preserve"> </w:t>
-      </w:r>
-      <w:proofErr w:type="gramStart"/>
-      <w:r>
+        <w:t xml:space="preserve"> amit végül a modell megoldott</w:t>
+      </w:r>
+    </w:p>
+    <w:p>
+      <w:pPr>
+        <w:spacing w:line="360" w:lineRule="auto"/>
+        <w:jc w:val="both"/>
         <w:rPr>
           <w:rFonts w:ascii="Times New Roman" w:hAnsi="Times New Roman" w:cs="Times New Roman"/>
           <w:color w:val="EE0000"/>
           <w:sz w:val="24"/>
           <w:szCs w:val="24"/>
         </w:rPr>
-        <w:t>generálása</w:t>
-      </w:r>
-      <w:proofErr w:type="gramEnd"/>
+      </w:pPr>
       <w:r>
         <w:rPr>
           <w:rFonts w:ascii="Times New Roman" w:hAnsi="Times New Roman" w:cs="Times New Roman"/>
@@ -2813,7 +3021,7 @@
           <w:sz w:val="24"/>
           <w:szCs w:val="24"/>
         </w:rPr>
-        <w:t xml:space="preserve"> amit végül a modell megoldott</w:t>
+        <w:t>Költség elemzés</w:t>
       </w:r>
     </w:p>
     <w:p>
@@ -2834,7 +3042,9 @@
           <w:sz w:val="24"/>
           <w:szCs w:val="24"/>
         </w:rPr>
-        <w:t>Költség elemzés</w:t>
+        <w:lastRenderedPageBreak/>
+        <w:tab/>
+        <w:t>Mérési eredmények - statisztikák</w:t>
       </w:r>
     </w:p>
     <w:p>
@@ -2855,29 +3065,6 @@
           <w:sz w:val="24"/>
           <w:szCs w:val="24"/>
         </w:rPr>
-        <w:tab/>
-        <w:t>Mérési eredmények - statisztikák</w:t>
-      </w:r>
-    </w:p>
-    <w:p>
-      <w:pPr>
-        <w:spacing w:line="360" w:lineRule="auto"/>
-        <w:jc w:val="both"/>
-        <w:rPr>
-          <w:rFonts w:ascii="Times New Roman" w:hAnsi="Times New Roman" w:cs="Times New Roman"/>
-          <w:color w:val="EE0000"/>
-          <w:sz w:val="24"/>
-          <w:szCs w:val="24"/>
-        </w:rPr>
-      </w:pPr>
-      <w:r>
-        <w:rPr>
-          <w:rFonts w:ascii="Times New Roman" w:hAnsi="Times New Roman" w:cs="Times New Roman"/>
-          <w:color w:val="EE0000"/>
-          <w:sz w:val="24"/>
-          <w:szCs w:val="24"/>
-        </w:rPr>
-        <w:lastRenderedPageBreak/>
         <w:tab/>
         <w:t>Milyen költsége van egy pálya generálásának</w:t>
       </w:r>
@@ -3386,7 +3573,7 @@
           <w:i/>
         </w:rPr>
       </w:pPr>
-      <w:bookmarkStart w:id="2" w:name="_Toc225505730"/>
+      <w:bookmarkStart w:id="2" w:name="_Toc225520363"/>
       <w:r>
         <w:lastRenderedPageBreak/>
         <w:t>Technológiák</w:t>
@@ -3405,7 +3592,7 @@
       <w:pPr>
         <w:pStyle w:val="Szakdolgozath2"/>
       </w:pPr>
-      <w:bookmarkStart w:id="3" w:name="_Toc225505731"/>
+      <w:bookmarkStart w:id="3" w:name="_Toc225520364"/>
       <w:r>
         <w:t xml:space="preserve">Docker és </w:t>
       </w:r>
@@ -3548,7 +3735,7 @@
       <w:pPr>
         <w:pStyle w:val="Szakdolgozath2"/>
       </w:pPr>
-      <w:bookmarkStart w:id="4" w:name="_Toc225505732"/>
+      <w:bookmarkStart w:id="4" w:name="_Toc225520365"/>
       <w:r>
         <w:t>Frontend technológiák</w:t>
       </w:r>
@@ -4008,7 +4195,7 @@
       <w:pPr>
         <w:pStyle w:val="Szakdolgozath2"/>
       </w:pPr>
-      <w:bookmarkStart w:id="5" w:name="_Toc225505733"/>
+      <w:bookmarkStart w:id="5" w:name="_Toc225520366"/>
       <w:r>
         <w:t>Backend technológiák</w:t>
       </w:r>
@@ -4340,6 +4527,7 @@
     <w:p>
       <w:pPr>
         <w:pStyle w:val="Szakdolgozatbekezds"/>
+        <w:ind w:firstLine="357"/>
       </w:pPr>
       <w:r>
         <w:t xml:space="preserve">Az adatbázisséma változásainak nyomon követésére és a migrációk kezelésére az </w:t>
@@ -4397,7 +4585,7 @@
       <w:pPr>
         <w:pStyle w:val="Szakdolgozath2"/>
       </w:pPr>
-      <w:bookmarkStart w:id="6" w:name="_Toc225505734"/>
+      <w:bookmarkStart w:id="6" w:name="_Toc225520367"/>
       <w:r>
         <w:t>Valós idejű kommunikáció</w:t>
       </w:r>
@@ -4604,7 +4792,7 @@
       <w:pPr>
         <w:pStyle w:val="Szakdolgozath2"/>
       </w:pPr>
-      <w:bookmarkStart w:id="7" w:name="_Toc225505735"/>
+      <w:bookmarkStart w:id="7" w:name="_Toc225520368"/>
       <w:r>
         <w:t>Adatkezelés és tárolás</w:t>
       </w:r>
@@ -4762,7 +4950,7 @@
       <w:pPr>
         <w:pStyle w:val="Szakdolgozath2"/>
       </w:pPr>
-      <w:bookmarkStart w:id="8" w:name="_Toc225505736"/>
+      <w:bookmarkStart w:id="8" w:name="_Toc225520369"/>
       <w:r>
         <w:t>MI integráció</w:t>
       </w:r>
@@ -4843,77 +5031,73 @@
     </w:p>
     <w:p>
       <w:pPr>
+        <w:pStyle w:val="SzekdolgozatH1"/>
+      </w:pPr>
+      <w:bookmarkStart w:id="9" w:name="_Toc225520370"/>
+      <w:r>
+        <w:t>Architektúra</w:t>
+      </w:r>
+      <w:bookmarkEnd w:id="9"/>
+    </w:p>
+    <w:p>
+      <w:pPr>
+        <w:pStyle w:val="Szakdolgozath2"/>
+      </w:pPr>
+      <w:bookmarkStart w:id="10" w:name="_Toc225520371"/>
+      <w:r>
+        <w:t>Adatbázis felépítés –</w:t>
+      </w:r>
+      <w:r>
+        <w:t xml:space="preserve"> </w:t>
+      </w:r>
+      <w:r>
+        <w:t>entitások</w:t>
+      </w:r>
+      <w:r>
+        <w:t xml:space="preserve"> és relációk</w:t>
+      </w:r>
+      <w:bookmarkEnd w:id="10"/>
+    </w:p>
+    <w:p>
+      <w:pPr>
+        <w:pStyle w:val="Szakdolgozath3"/>
+      </w:pPr>
+      <w:bookmarkStart w:id="11" w:name="Db_User"/>
+      <w:proofErr w:type="spellStart"/>
+      <w:r>
+        <w:t>User</w:t>
+      </w:r>
+      <w:proofErr w:type="spellEnd"/>
+    </w:p>
+    <w:bookmarkEnd w:id="11"/>
+    <w:p>
+      <w:pPr>
         <w:pStyle w:val="Szakdolgozatbekezds"/>
       </w:pPr>
-    </w:p>
-    <w:p>
-      <w:pPr>
-        <w:pStyle w:val="SzekdolgozatH1"/>
-      </w:pPr>
-      <w:bookmarkStart w:id="9" w:name="_Toc225505737"/>
-      <w:r>
-        <w:t>Architektúra</w:t>
-      </w:r>
-      <w:bookmarkEnd w:id="9"/>
-    </w:p>
-    <w:p>
-      <w:pPr>
-        <w:pStyle w:val="Szakdolgozath2"/>
-      </w:pPr>
-      <w:bookmarkStart w:id="10" w:name="_Toc225505738"/>
-      <w:r>
-        <w:t>Adatbázis felépítés –</w:t>
-      </w:r>
-      <w:r>
-        <w:t xml:space="preserve"> </w:t>
-      </w:r>
-      <w:r>
-        <w:t>entitások</w:t>
-      </w:r>
-      <w:r>
-        <w:t xml:space="preserve"> és relációk</w:t>
-      </w:r>
-      <w:bookmarkEnd w:id="10"/>
-    </w:p>
-    <w:p>
-      <w:pPr>
-        <w:pStyle w:val="Szakdolgozath3"/>
-      </w:pPr>
-      <w:bookmarkStart w:id="11" w:name="Db_User"/>
-      <w:proofErr w:type="spellStart"/>
-      <w:r>
-        <w:t>User</w:t>
-      </w:r>
-      <w:proofErr w:type="spellEnd"/>
-    </w:p>
-    <w:bookmarkEnd w:id="11"/>
+      <w:r>
+        <w:t xml:space="preserve">A rendszer felhasználóit reprezentáló alapentitás. Az </w:t>
+      </w:r>
+      <w:proofErr w:type="spellStart"/>
+      <w:r>
+        <w:t>autentikációhoz</w:t>
+      </w:r>
+      <w:proofErr w:type="spellEnd"/>
+      <w:r>
+        <w:t xml:space="preserve"> szükséges azonosító adatokat tárolja, vagyis az e-mail címet, a felhasználónevet és a jelszó </w:t>
+      </w:r>
+      <w:proofErr w:type="spellStart"/>
+      <w:r>
+        <w:t>hash</w:t>
+      </w:r>
+      <w:proofErr w:type="spellEnd"/>
+      <w:r>
+        <w:t>-ét.</w:t>
+      </w:r>
+    </w:p>
     <w:p>
       <w:pPr>
         <w:pStyle w:val="Szakdolgozatbekezds"/>
-      </w:pPr>
-      <w:r>
-        <w:t xml:space="preserve">A rendszer felhasználóit reprezentáló alapentitás. Az </w:t>
-      </w:r>
-      <w:proofErr w:type="spellStart"/>
-      <w:r>
-        <w:t>autentikációhoz</w:t>
-      </w:r>
-      <w:proofErr w:type="spellEnd"/>
-      <w:r>
-        <w:t xml:space="preserve"> szükséges azonosító adatokat tárolja, vagyis az e-mail címet, a felhasználónevet és a jelszó </w:t>
-      </w:r>
-      <w:proofErr w:type="spellStart"/>
-      <w:r>
-        <w:t>hash</w:t>
-      </w:r>
-      <w:proofErr w:type="spellEnd"/>
-      <w:r>
-        <w:t>-ét.</w:t>
-      </w:r>
-    </w:p>
-    <w:p>
-      <w:pPr>
-        <w:pStyle w:val="Szakdolgozatbekezds"/>
+        <w:ind w:firstLine="357"/>
       </w:pPr>
       <w:r>
         <w:t>Egy-a</w:t>
@@ -5052,6 +5236,7 @@
     <w:p>
       <w:pPr>
         <w:pStyle w:val="Szakdolgozatbekezds"/>
+        <w:ind w:firstLine="357"/>
       </w:pPr>
       <w:r>
         <w:t>Egy-a</w:t>
@@ -5135,6 +5320,7 @@
     <w:p>
       <w:pPr>
         <w:pStyle w:val="Szakdolgozatbekezds"/>
+        <w:ind w:firstLine="357"/>
       </w:pPr>
       <w:r>
         <w:t xml:space="preserve">Egy-a-többhöz kapcsolatban kapcsolódik a </w:t>
@@ -5255,6 +5441,7 @@
     <w:p>
       <w:pPr>
         <w:pStyle w:val="Szakdolgozatbekezds"/>
+        <w:ind w:firstLine="357"/>
       </w:pPr>
       <w:r>
         <w:lastRenderedPageBreak/>
@@ -5356,6 +5543,7 @@
     <w:p>
       <w:pPr>
         <w:pStyle w:val="Szakdolgozatbekezds"/>
+        <w:ind w:firstLine="357"/>
       </w:pPr>
       <w:r>
         <w:t>Több-a</w:t>
@@ -5429,6 +5617,7 @@
     <w:p>
       <w:pPr>
         <w:pStyle w:val="Szakdolgozatbekezds"/>
+        <w:ind w:firstLine="357"/>
       </w:pPr>
       <w:r>
         <w:t>Több-a</w:t>
@@ -5508,6 +5697,7 @@
     <w:p>
       <w:pPr>
         <w:pStyle w:val="Szakdolgozatbekezds"/>
+        <w:ind w:firstLine="357"/>
       </w:pPr>
       <w:r>
         <w:t>Több-a</w:t>
@@ -5622,6 +5812,7 @@
     <w:p>
       <w:pPr>
         <w:pStyle w:val="Szakdolgozatbekezds"/>
+        <w:ind w:firstLine="357"/>
       </w:pPr>
       <w:r>
         <w:t>Több-a</w:t>
@@ -5657,7 +5848,7 @@
       <w:pPr>
         <w:pStyle w:val="Szakdolgozath2"/>
       </w:pPr>
-      <w:bookmarkStart w:id="19" w:name="_Toc225505739"/>
+      <w:bookmarkStart w:id="19" w:name="_Toc225520372"/>
       <w:r>
         <w:t>Frontend</w:t>
       </w:r>
@@ -5722,6 +5913,7 @@
     <w:p>
       <w:pPr>
         <w:pStyle w:val="Szakdolgozatbekezds"/>
+        <w:ind w:firstLine="720"/>
       </w:pPr>
       <w:r>
         <w:lastRenderedPageBreak/>
@@ -5731,6 +5923,7 @@
     <w:p>
       <w:pPr>
         <w:pStyle w:val="Szakdolgozatbekezds"/>
+        <w:ind w:firstLine="720"/>
       </w:pPr>
       <w:r>
         <w:t xml:space="preserve">A frontend felépítése komponensalapú, ami elősegíti az egyes felületi egységek </w:t>
@@ -5805,10 +5998,7 @@
       </w:r>
       <w:proofErr w:type="spellEnd"/>
       <w:r>
-        <w:t xml:space="preserve"> felel többek között a modális ablakok, </w:t>
-      </w:r>
-      <w:r>
-        <w:t xml:space="preserve">és az </w:t>
+        <w:t xml:space="preserve"> felel többek között a modális ablakok, és az </w:t>
       </w:r>
       <w:proofErr w:type="spellStart"/>
       <w:r>
@@ -5822,6 +6012,7 @@
     <w:p>
       <w:pPr>
         <w:pStyle w:val="Szakdolgozatbekezds"/>
+        <w:ind w:firstLine="357"/>
       </w:pPr>
       <w:r>
         <w:t xml:space="preserve">Kódszinten a frontend struktúrája jól elkülöníti egymástól az oldalakat, a vizuális komponenseket és az állapotkezelési logikát. Az alkalmazás </w:t>
@@ -5919,7 +6110,7 @@
       <w:pPr>
         <w:pStyle w:val="Szakdolgozath2"/>
       </w:pPr>
-      <w:bookmarkStart w:id="20" w:name="_Toc225505740"/>
+      <w:bookmarkStart w:id="20" w:name="_Toc225520373"/>
       <w:r>
         <w:t>Backend API</w:t>
       </w:r>
@@ -5978,15 +6169,13 @@
         </w:sdtContent>
       </w:sdt>
       <w:r>
-        <w:t xml:space="preserve"> </w:t>
-      </w:r>
-      <w:r>
-        <w:t>alapokon épül fel, és több, funkció szerint szétválasztott routerre tagolódik. Az API elsődleges feladata az adatbázissal való kommunikáció, az üzleti szabályok érvényesítése, valamint a frontend számára szükséges szolgáltatások biztosítása.</w:t>
+        <w:t xml:space="preserve"> alapokon épül fel, és több, funkció szerint szétválasztott routerre tagolódik. Az API elsődleges feladata az adatbázissal való kommunikáció, az üzleti szabályok érvényesítése, valamint a frontend számára szükséges szolgáltatások biztosítása.</w:t>
       </w:r>
     </w:p>
     <w:p>
       <w:pPr>
         <w:pStyle w:val="Szakdolgozatbekezds"/>
+        <w:ind w:firstLine="720"/>
       </w:pPr>
       <w:r>
         <w:t xml:space="preserve">Jelenleg összesen 17 HTTP végponttal rendelkezik, amelyek a hitelesítéshez, felhasználói adatok kezeléséhez, </w:t>
@@ -5997,10 +6186,7 @@
       </w:r>
       <w:proofErr w:type="spellEnd"/>
       <w:r>
-        <w:t xml:space="preserve"> </w:t>
-      </w:r>
-      <w:r>
-        <w:t xml:space="preserve">műveletekhez, pályakezeléshez és </w:t>
+        <w:t xml:space="preserve"> műveletekhez, pályakezeléshez és </w:t>
       </w:r>
       <w:proofErr w:type="spellStart"/>
       <w:r>
@@ -6014,6 +6200,7 @@
     <w:p>
       <w:pPr>
         <w:pStyle w:val="Szakdolgozatbekezds"/>
+        <w:ind w:firstLine="720"/>
       </w:pPr>
       <w:r>
         <w:t xml:space="preserve">Az adatkezelés modellalapú megközelítéssel történik. A rendszer </w:t>
@@ -6070,11 +6257,7 @@
     <w:p>
       <w:pPr>
         <w:pStyle w:val="Szakdolgozatbekezds"/>
-      </w:pPr>
-    </w:p>
-    <w:p>
-      <w:pPr>
-        <w:pStyle w:val="Szakdolgozatbekezds"/>
+        <w:ind w:firstLine="357"/>
       </w:pPr>
       <w:r>
         <w:lastRenderedPageBreak/>
@@ -6101,7 +6284,7 @@
       <w:pPr>
         <w:pStyle w:val="Szakdolgozath2"/>
       </w:pPr>
-      <w:bookmarkStart w:id="21" w:name="_Toc225505741"/>
+      <w:bookmarkStart w:id="21" w:name="_Toc225520374"/>
       <w:proofErr w:type="spellStart"/>
       <w:r>
         <w:t>WebSocket</w:t>
@@ -6161,6 +6344,7 @@
     <w:p>
       <w:pPr>
         <w:pStyle w:val="Szakdolgozatbekezds"/>
+        <w:ind w:firstLine="357"/>
       </w:pPr>
       <w:proofErr w:type="spellStart"/>
       <w:r>
@@ -6207,7 +6391,7 @@
       <w:pPr>
         <w:pStyle w:val="Szakdolgozath2"/>
       </w:pPr>
-      <w:bookmarkStart w:id="22" w:name="_Toc225505742"/>
+      <w:bookmarkStart w:id="22" w:name="_Toc225520375"/>
       <w:r>
         <w:t xml:space="preserve">File </w:t>
       </w:r>
@@ -6243,7 +6427,7 @@
             <w:fldChar w:fldCharType="begin"/>
           </w:r>
           <w:r>
-            <w:instrText xml:space="preserve"> CITATION AWS_S3 \l 1038 </w:instrText>
+            <w:instrText xml:space="preserve">CITATION AWS_S3 \l 1038 </w:instrText>
           </w:r>
           <w:r>
             <w:fldChar w:fldCharType="separate"/>
@@ -6338,15 +6522,25 @@
     <w:p>
       <w:pPr>
         <w:pStyle w:val="Szakdolgozatbekezds"/>
-      </w:pPr>
-    </w:p>
-    <w:p>
-      <w:pPr>
-        <w:pStyle w:val="Szakdolgozatbekezds"/>
+        <w:ind w:firstLine="720"/>
       </w:pPr>
       <w:r>
         <w:lastRenderedPageBreak/>
-        <w:t xml:space="preserve">A JSON állományok szerepkör szerint is elkülönülnek. Egy részük a generálási folyamat köztes eredményeit tartalmazza, például a kezdeti generált pályaváltozatot, a validációs kimeneteket vagy az egyes javítási körök eredményeit. Más részük a véglegesített pályaleírást reprezentálja, amelyet a frontend a játékmenet során betölt és feldolgoz. Emellett a rendszer diagnosztikai célból hibás generálási kimeneteket is képes külön fájlban eltárolni. Ez a struktúra </w:t>
+        <w:t>A</w:t>
+      </w:r>
+      <w:r>
+        <w:t xml:space="preserve"> </w:t>
+      </w:r>
+      <w:proofErr w:type="spellStart"/>
+      <w:r>
+        <w:t>Json</w:t>
+      </w:r>
+      <w:proofErr w:type="spellEnd"/>
+      <w:r>
+        <w:t xml:space="preserve"> </w:t>
+      </w:r>
+      <w:r>
+        <w:t xml:space="preserve">állományok szerepkör szerint is elkülönülnek. Egy részük a generálási folyamat köztes eredményeit tartalmazza, például a kezdeti generált pályaváltozatot, a validációs kimeneteket vagy az egyes javítási körök eredményeit. Más részük a véglegesített pályaleírást reprezentálja, amelyet a frontend a játékmenet során betölt és feldolgoz. Emellett a rendszer diagnosztikai célból hibás generálási kimeneteket is képes külön fájlban eltárolni. Ez a struktúra </w:t>
       </w:r>
       <w:proofErr w:type="spellStart"/>
       <w:r>
@@ -6415,26 +6609,20 @@
       </w:r>
       <w:proofErr w:type="spellEnd"/>
       <w:r>
-        <w:t>}/{</w:t>
-      </w:r>
+        <w:t xml:space="preserve">}/{ </w:t>
+      </w:r>
+      <w:proofErr w:type="spellStart"/>
+      <w:r>
+        <w:t>json</w:t>
+      </w:r>
+      <w:proofErr w:type="spellEnd"/>
+      <w:proofErr w:type="gramEnd"/>
       <w:r>
         <w:t xml:space="preserve"> </w:t>
       </w:r>
-      <w:proofErr w:type="spellStart"/>
-      <w:r>
-        <w:t>json</w:t>
-      </w:r>
-      <w:proofErr w:type="spellEnd"/>
-      <w:proofErr w:type="gramEnd"/>
-      <w:r>
-        <w:t xml:space="preserve"> </w:t>
-      </w:r>
       <w:proofErr w:type="gramStart"/>
       <w:r>
-        <w:t xml:space="preserve">file </w:t>
-      </w:r>
-      <w:r>
-        <w:t>}</w:t>
+        <w:t>file }</w:t>
       </w:r>
       <w:proofErr w:type="gramEnd"/>
     </w:p>
@@ -6480,113 +6668,717 @@
       </w:r>
       <w:proofErr w:type="gramStart"/>
       <w:r>
-        <w:t>NAME}</w:t>
-      </w:r>
+        <w:t>NAME}/</w:t>
+      </w:r>
+      <w:proofErr w:type="gramEnd"/>
+      <w:r>
+        <w:t>{</w:t>
+      </w:r>
+      <w:proofErr w:type="spellStart"/>
+      <w:r>
+        <w:t>level_</w:t>
+      </w:r>
+      <w:proofErr w:type="gramStart"/>
+      <w:r>
+        <w:t>id</w:t>
+      </w:r>
+      <w:proofErr w:type="spellEnd"/>
+      <w:r>
+        <w:t>}/</w:t>
+      </w:r>
+      <w:proofErr w:type="spellStart"/>
+      <w:proofErr w:type="gramEnd"/>
+      <w:r>
+        <w:t>sprites</w:t>
+      </w:r>
+      <w:proofErr w:type="spellEnd"/>
+      <w:proofErr w:type="gramStart"/>
       <w:r>
         <w:t>/</w:t>
       </w:r>
+      <w:r>
+        <w:t>{</w:t>
+      </w:r>
+      <w:proofErr w:type="spellStart"/>
       <w:proofErr w:type="gramEnd"/>
       <w:r>
-        <w:t>{</w:t>
-      </w:r>
-      <w:proofErr w:type="spellStart"/>
-      <w:r>
-        <w:t>level_</w:t>
+        <w:t>png</w:t>
+      </w:r>
+      <w:proofErr w:type="spellEnd"/>
+      <w:r>
+        <w:t xml:space="preserve"> file}</w:t>
+      </w:r>
+    </w:p>
+    <w:p>
+      <w:pPr>
+        <w:pStyle w:val="Szakdolgozath2"/>
+      </w:pPr>
+      <w:bookmarkStart w:id="23" w:name="_Toc225520376"/>
+      <w:r>
+        <w:t>Biztonság</w:t>
+      </w:r>
+      <w:r>
+        <w:t xml:space="preserve">, JWT </w:t>
+      </w:r>
+      <w:proofErr w:type="spellStart"/>
+      <w:r>
+        <w:t>token</w:t>
+      </w:r>
+      <w:proofErr w:type="spellEnd"/>
+      <w:r>
+        <w:t xml:space="preserve"> </w:t>
+      </w:r>
+      <w:proofErr w:type="spellStart"/>
+      <w:r>
+        <w:t>authentikáció</w:t>
+      </w:r>
+      <w:bookmarkEnd w:id="23"/>
+      <w:proofErr w:type="spellEnd"/>
+      <w:r>
+        <w:t xml:space="preserve"> </w:t>
+      </w:r>
+    </w:p>
+    <w:p>
+      <w:pPr>
+        <w:pStyle w:val="Szakdolgozatbekezds"/>
+      </w:pPr>
+      <w:r>
+        <w:t xml:space="preserve">A felhasználók hitelesítése JSON Web </w:t>
+      </w:r>
+      <w:proofErr w:type="spellStart"/>
+      <w:r>
+        <w:t>Token</w:t>
+      </w:r>
+      <w:proofErr w:type="spellEnd"/>
+      <w:r>
+        <w:t xml:space="preserve"> (JWT) alapú megoldással történik, amely RS256 algoritmust alkalmazó, nyilvános és privát kulcspáron alapuló aláírással került megvalósításra. Ez biztosítja, hogy a kliensoldali alkalmazás a bejelentkezést követően biztonságos módon férjen hozzá a védett erőforrásokhoz, miközben a szerver ellenőrizni tudja a </w:t>
+      </w:r>
+      <w:proofErr w:type="spellStart"/>
+      <w:r>
+        <w:t>tokenek</w:t>
+      </w:r>
+      <w:proofErr w:type="spellEnd"/>
+      <w:r>
+        <w:t xml:space="preserve"> hitelességét és érvényességét.</w:t>
+      </w:r>
+    </w:p>
+    <w:p>
+      <w:pPr>
+        <w:pStyle w:val="Szakdolgozatbekezds"/>
+        <w:ind w:firstLine="357"/>
+      </w:pPr>
+      <w:r>
+        <w:t xml:space="preserve">Bejelentkezéskor a backend egy rövid élettartamú </w:t>
+      </w:r>
+      <w:proofErr w:type="spellStart"/>
+      <w:r>
+        <w:t>access</w:t>
+      </w:r>
+      <w:proofErr w:type="spellEnd"/>
+      <w:r>
+        <w:t xml:space="preserve"> </w:t>
+      </w:r>
+      <w:proofErr w:type="spellStart"/>
+      <w:r>
+        <w:t>token</w:t>
+      </w:r>
+      <w:proofErr w:type="spellEnd"/>
+      <w:r>
+        <w:t xml:space="preserve">-t és egy hosszabb élettartamú </w:t>
+      </w:r>
+      <w:proofErr w:type="spellStart"/>
+      <w:r>
+        <w:t>refresh</w:t>
+      </w:r>
+      <w:proofErr w:type="spellEnd"/>
+      <w:r>
+        <w:t xml:space="preserve"> </w:t>
+      </w:r>
+      <w:proofErr w:type="spellStart"/>
+      <w:r>
+        <w:t>token</w:t>
+      </w:r>
+      <w:proofErr w:type="spellEnd"/>
+      <w:r>
+        <w:t xml:space="preserve">-t ad vissza. Az </w:t>
+      </w:r>
+      <w:proofErr w:type="spellStart"/>
+      <w:r>
+        <w:t>access</w:t>
+      </w:r>
+      <w:proofErr w:type="spellEnd"/>
+      <w:r>
+        <w:t xml:space="preserve"> </w:t>
+      </w:r>
+      <w:proofErr w:type="spellStart"/>
+      <w:r>
+        <w:t>token</w:t>
+      </w:r>
+      <w:proofErr w:type="spellEnd"/>
+      <w:r>
+        <w:t xml:space="preserve"> szolgál a védett végpontok elérésére, míg a </w:t>
+      </w:r>
+      <w:proofErr w:type="spellStart"/>
+      <w:r>
+        <w:t>refresh</w:t>
+      </w:r>
+      <w:proofErr w:type="spellEnd"/>
+      <w:r>
+        <w:t xml:space="preserve"> </w:t>
+      </w:r>
+      <w:proofErr w:type="spellStart"/>
+      <w:r>
+        <w:t>token</w:t>
+      </w:r>
+      <w:proofErr w:type="spellEnd"/>
+      <w:r>
+        <w:t xml:space="preserve"> segítségével a kliens új </w:t>
+      </w:r>
+      <w:proofErr w:type="spellStart"/>
+      <w:r>
+        <w:t>tokenpárt</w:t>
+      </w:r>
+      <w:proofErr w:type="spellEnd"/>
+      <w:r>
+        <w:t xml:space="preserve"> kérhet anélkül, hogy a felhasználónak újra be kellene jelentkeznie. A frontend a </w:t>
+      </w:r>
+      <w:proofErr w:type="spellStart"/>
+      <w:r>
+        <w:t>tokeneket</w:t>
+      </w:r>
+      <w:proofErr w:type="spellEnd"/>
+      <w:r>
+        <w:t xml:space="preserve"> kliensoldalon tárolja, és minden védett API-hívásnál </w:t>
+      </w:r>
+      <w:proofErr w:type="spellStart"/>
+      <w:r>
+        <w:t>Bearer</w:t>
+      </w:r>
+      <w:proofErr w:type="spellEnd"/>
+      <w:r>
+        <w:t xml:space="preserve"> tokenként küldi az </w:t>
+      </w:r>
+      <w:proofErr w:type="spellStart"/>
+      <w:r>
+        <w:t>Authorization</w:t>
+      </w:r>
+      <w:proofErr w:type="spellEnd"/>
+      <w:r>
+        <w:t xml:space="preserve"> fejlécben. A backend minden védett kérésnél ellenőrzi a </w:t>
+      </w:r>
+      <w:proofErr w:type="spellStart"/>
+      <w:r>
+        <w:t>token</w:t>
+      </w:r>
+      <w:proofErr w:type="spellEnd"/>
+      <w:r>
+        <w:t xml:space="preserve"> típusát, lejáratát, valamint a benne szereplő felhasználói azonosítót. A jelenlegi működés előnye, hogy jól elkülöníti a hitelesítési réteget az üzleti logikától, és a </w:t>
+      </w:r>
+      <w:proofErr w:type="spellStart"/>
+      <w:r>
+        <w:t>refresh</w:t>
+      </w:r>
+      <w:proofErr w:type="spellEnd"/>
+      <w:r>
+        <w:t xml:space="preserve"> mechanizmus kényelmesebb felhasználói élményt biztosít. Architektúra szinten fontos még, hogy a </w:t>
+      </w:r>
+      <w:proofErr w:type="spellStart"/>
+      <w:r>
+        <w:t>refresh</w:t>
+      </w:r>
+      <w:proofErr w:type="spellEnd"/>
+      <w:r>
+        <w:t xml:space="preserve"> </w:t>
+      </w:r>
+      <w:proofErr w:type="spellStart"/>
+      <w:r>
+        <w:t>tokenek</w:t>
+      </w:r>
+      <w:proofErr w:type="spellEnd"/>
+      <w:r>
+        <w:t xml:space="preserve"> adatbázisban is nyilvántartásra kerülnek, így visszavonhatók, ami biztonsági szempontból kedvezőbb, mint a teljesen </w:t>
+      </w:r>
+      <w:proofErr w:type="spellStart"/>
+      <w:r>
+        <w:t>stateless</w:t>
+      </w:r>
+      <w:proofErr w:type="spellEnd"/>
+      <w:r>
+        <w:t xml:space="preserve"> megközelítés.</w:t>
+      </w:r>
+    </w:p>
+    <w:p>
+      <w:pPr>
+        <w:pStyle w:val="SzekdolgozatH1"/>
+      </w:pPr>
+      <w:bookmarkStart w:id="24" w:name="_Toc225520377"/>
+      <w:r>
+        <w:lastRenderedPageBreak/>
+        <w:t>Pálya Generálása</w:t>
+      </w:r>
+      <w:bookmarkEnd w:id="24"/>
+    </w:p>
+    <w:p>
+      <w:pPr>
+        <w:pStyle w:val="Szakdolgozath2"/>
+      </w:pPr>
+      <w:bookmarkStart w:id="25" w:name="_Toc225520378"/>
+      <w:r>
+        <w:t>Generikus játék modellek</w:t>
+      </w:r>
+      <w:bookmarkEnd w:id="25"/>
+    </w:p>
+    <w:p>
+      <w:pPr>
+        <w:pStyle w:val="Szakdolgozatbekezds"/>
+      </w:pPr>
+      <w:r>
+        <w:t xml:space="preserve">A projekt kezdeti szakaszában az egyik legösszetettebb tervezési feladat annak meghatározása volt, hogy a mesterséges intelligencia milyen módon állítsa elő a szabadulószoba-pályákat. El kellett dönteni, hogy a rendszer pontosan milyen mechanizmusokat kezeljen, és milyen szinten kapjon szabadságot a generálás során. Kérdésként merült fel például, hogy az AI képes legyen-e animációk, összetett </w:t>
       </w:r>
       <w:proofErr w:type="gramStart"/>
       <w:r>
-        <w:t>id</w:t>
-      </w:r>
-      <w:proofErr w:type="spellEnd"/>
-      <w:r>
-        <w:t>}/</w:t>
-      </w:r>
-      <w:proofErr w:type="spellStart"/>
+        <w:t>játékmechanikák</w:t>
+      </w:r>
       <w:proofErr w:type="gramEnd"/>
       <w:r>
-        <w:t>sprites</w:t>
-      </w:r>
-      <w:proofErr w:type="spellEnd"/>
-      <w:proofErr w:type="gramStart"/>
-      <w:r>
-        <w:t>/</w:t>
-      </w:r>
-      <w:r>
-        <w:t>{</w:t>
-      </w:r>
-      <w:proofErr w:type="spellStart"/>
-      <w:proofErr w:type="gramEnd"/>
-      <w:r>
-        <w:t>png</w:t>
-      </w:r>
-      <w:proofErr w:type="spellEnd"/>
-      <w:r>
-        <w:t xml:space="preserve"> file}</w:t>
-      </w:r>
-    </w:p>
-    <w:p>
-      <w:pPr>
-        <w:pStyle w:val="Szakdolgozath2"/>
-      </w:pPr>
-      <w:bookmarkStart w:id="23" w:name="_Toc225505743"/>
-      <w:r>
-        <w:t>Biztonság</w:t>
-      </w:r>
-      <w:r>
-        <w:t xml:space="preserve">, JWT </w:t>
-      </w:r>
-      <w:proofErr w:type="spellStart"/>
-      <w:r>
-        <w:t>token</w:t>
-      </w:r>
-      <w:proofErr w:type="spellEnd"/>
+        <w:t xml:space="preserve"> vagy csak statikus leírások, feliratok és interaktív objektumok létrehozására és módosítására.</w:t>
+      </w:r>
+    </w:p>
+    <w:p>
+      <w:pPr>
+        <w:pStyle w:val="Szakdolgozatbekezds"/>
+        <w:ind w:firstLine="720"/>
+      </w:pPr>
+      <w:r>
+        <w:t>A tervezés során igyekeztem a valós szabadulószobákból</w:t>
+      </w:r>
+      <w:sdt>
+        <w:sdtPr>
+          <w:id w:val="-1753045254"/>
+          <w:citation/>
+        </w:sdtPr>
+        <w:sdtContent>
+          <w:r>
+            <w:fldChar w:fldCharType="begin"/>
+          </w:r>
+          <w:r>
+            <w:instrText xml:space="preserve">CITATION exitgame \l 1038 </w:instrText>
+          </w:r>
+          <w:r>
+            <w:fldChar w:fldCharType="separate"/>
+          </w:r>
+          <w:r>
+            <w:rPr>
+              <w:noProof/>
+            </w:rPr>
+            <w:t xml:space="preserve"> </w:t>
+          </w:r>
+          <w:r>
+            <w:rPr>
+              <w:noProof/>
+            </w:rPr>
+            <w:t>[22]</w:t>
+          </w:r>
+          <w:r>
+            <w:fldChar w:fldCharType="end"/>
+          </w:r>
+        </w:sdtContent>
+      </w:sdt>
+      <w:sdt>
+        <w:sdtPr>
+          <w:id w:val="-370310509"/>
+          <w:citation/>
+        </w:sdtPr>
+        <w:sdtContent>
+          <w:r>
+            <w:fldChar w:fldCharType="begin"/>
+          </w:r>
+          <w:r>
+            <w:instrText xml:space="preserve">CITATION Sze \l 1038 </w:instrText>
+          </w:r>
+          <w:r>
+            <w:fldChar w:fldCharType="separate"/>
+          </w:r>
+          <w:r>
+            <w:rPr>
+              <w:noProof/>
+            </w:rPr>
+            <w:t xml:space="preserve"> </w:t>
+          </w:r>
+          <w:r>
+            <w:rPr>
+              <w:noProof/>
+            </w:rPr>
+            <w:t>[23]</w:t>
+          </w:r>
+          <w:r>
+            <w:fldChar w:fldCharType="end"/>
+          </w:r>
+        </w:sdtContent>
+      </w:sdt>
+      <w:r>
+        <w:t>, valamint az interneten elérhető nagyszámú</w:t>
+      </w:r>
       <w:r>
         <w:t xml:space="preserve"> </w:t>
       </w:r>
       <w:proofErr w:type="spellStart"/>
       <w:r>
-        <w:t>authentikáció</w:t>
-      </w:r>
-      <w:bookmarkEnd w:id="23"/>
+        <w:t>játékbó</w:t>
+      </w:r>
+      <w:proofErr w:type="spellEnd"/>
+      <w:sdt>
+        <w:sdtPr>
+          <w:id w:val="-82849941"/>
+          <w:citation/>
+        </w:sdtPr>
+        <w:sdtContent>
+          <w:r>
+            <w:fldChar w:fldCharType="begin"/>
+          </w:r>
+          <w:r>
+            <w:instrText xml:space="preserve"> CITATION Rus \l 1038 </w:instrText>
+          </w:r>
+          <w:r>
+            <w:fldChar w:fldCharType="separate"/>
+          </w:r>
+          <w:r>
+            <w:rPr>
+              <w:noProof/>
+            </w:rPr>
+            <w:t xml:space="preserve"> </w:t>
+          </w:r>
+          <w:r>
+            <w:rPr>
+              <w:noProof/>
+            </w:rPr>
+            <w:t>[25]</w:t>
+          </w:r>
+          <w:r>
+            <w:fldChar w:fldCharType="end"/>
+          </w:r>
+        </w:sdtContent>
+      </w:sdt>
+      <w:sdt>
+        <w:sdtPr>
+          <w:id w:val="-938981943"/>
+          <w:citation/>
+        </w:sdtPr>
+        <w:sdtContent>
+          <w:r>
+            <w:fldChar w:fldCharType="begin"/>
+          </w:r>
+          <w:r>
+            <w:instrText xml:space="preserve"> CITATION Esc \l 1038 </w:instrText>
+          </w:r>
+          <w:r>
+            <w:fldChar w:fldCharType="separate"/>
+          </w:r>
+          <w:r>
+            <w:rPr>
+              <w:noProof/>
+            </w:rPr>
+            <w:t xml:space="preserve"> </w:t>
+          </w:r>
+          <w:r>
+            <w:rPr>
+              <w:noProof/>
+            </w:rPr>
+            <w:t>[26]</w:t>
+          </w:r>
+          <w:r>
+            <w:fldChar w:fldCharType="end"/>
+          </w:r>
+        </w:sdtContent>
+      </w:sdt>
+      <w:r>
+        <w:t xml:space="preserve"> inspirációt meríteni. Hamar nyilvánvalóvá vált azonban, hogy a legtöbb ilyen játék erősen egyedi logikai feladványokra, sajátos környezetre és speciális interakciókra épül. Ezek egyenként jól működnek egy konkrét pályában, ugyanakkor nehezen alakíthatók át olyan általános modellé, amelyet egy generatív rendszer megbízhatóan és újrahasznosítható módon tud kezelni. Egy olyan feladványlánc például, amelyben a játékosnak egy könyvespolc adott szintjén található könyveket kell meghatározott sorrendbe rendeznie, majd ezzel egy rejtett reteszt aktiválnia, azon keresztül kulcshoz jutnia, később egy kapcsolót elérnie, végül pedig egy hibás digitális óra tükörképéből számsort kiolvasnia, teljes egészében túl specifikus ahhoz, hogy közvetlenül generikus formában lehessen reprezentálni.</w:t>
+      </w:r>
+    </w:p>
+    <w:p>
+      <w:pPr>
+        <w:pStyle w:val="Szakdolgozatbekezds"/>
+        <w:ind w:firstLine="720"/>
+      </w:pPr>
+      <w:r>
+        <w:t xml:space="preserve">Bár az ilyen összetett folyamatok egyes részletei kiemelhetők és általánosíthatók, a teljes lánc egésze már nehezen írható le egységes, </w:t>
+      </w:r>
+      <w:proofErr w:type="spellStart"/>
+      <w:r>
+        <w:t>újrafelhasználható</w:t>
+      </w:r>
+      <w:proofErr w:type="spellEnd"/>
+      <w:r>
+        <w:t xml:space="preserve"> absztrakcióként. A szabadulószobás játékok esetében gyakran elhangzik, hogy aki több hasonló játékkal játszott már, annak idővel „rááll az agya” ezekre a helyzetekre. Ez nem véletlen, hiszen a különböző szobák mögött rendszerint visszatérő logikai minták és interakciós elemek jelennek meg, még akkor is, ha ezek eltérő tematikus környezetbe vannak ágyazva. Ennek megfelelően a tervezés során az volt a célom, hogy ne teljes, konkrét feladványláncokat próbáljak általánosítani, hanem elemi szintű, generikus játékelemeket definiáljak. Ezek működése állandó marad, miközben megjelenésük, narratív szerepük és vizuális „csomagolásuk” változatos lehet. Ez a megközelítés lehetővé teszi, hogy a rendszer megőrizze a változatosság érzetét, miközben a generálás mögött mégis egy stabil, jól kezelhető modellrendszer áll.</w:t>
+      </w:r>
+    </w:p>
+    <w:p>
+      <w:pPr>
+        <w:pStyle w:val="Szakdolgozath3"/>
+      </w:pPr>
+      <w:proofErr w:type="spellStart"/>
+      <w:r>
+        <w:lastRenderedPageBreak/>
+        <w:t>Level</w:t>
+      </w:r>
+      <w:proofErr w:type="spellEnd"/>
+      <w:r>
+        <w:t xml:space="preserve"> és Wall</w:t>
+      </w:r>
+    </w:p>
+    <w:p>
+      <w:pPr>
+        <w:pStyle w:val="Szakdolgozatbekezds"/>
+      </w:pPr>
+      <w:r>
+        <w:t xml:space="preserve">A pályák reprezentációjának alapja egy egyszobás modell, amely minden esetben pontosan négy falból áll. A teljes pályát a </w:t>
+      </w:r>
+      <w:proofErr w:type="spellStart"/>
+      <w:r>
+        <w:t>Level</w:t>
+      </w:r>
+      <w:proofErr w:type="spellEnd"/>
+      <w:r>
+        <w:t xml:space="preserve"> objektum írja le, amely cím, történet és a négy Wall elem gyűjteményét tartalmazza. Minden fal önálló azonosítóval és színnel rendelkezik, továbbá külön listákban tárolja az adott falhoz tartozó interaktív objektumokat. A falszerkezethez tartozhat kijárat (</w:t>
+      </w:r>
+      <w:proofErr w:type="spellStart"/>
+      <w:r>
+        <w:t>exit</w:t>
+      </w:r>
+      <w:proofErr w:type="spellEnd"/>
+      <w:r>
+        <w:t>), felvehető tárgy (</w:t>
+      </w:r>
+      <w:proofErr w:type="spellStart"/>
+      <w:r>
+        <w:t>pickable</w:t>
+      </w:r>
+      <w:proofErr w:type="spellEnd"/>
+      <w:r>
+        <w:t>), megfigyelhető tárgy (</w:t>
+      </w:r>
+      <w:proofErr w:type="spellStart"/>
+      <w:r>
+        <w:t>inspectable</w:t>
+      </w:r>
+      <w:proofErr w:type="spellEnd"/>
+      <w:r>
+        <w:t>), konténer (</w:t>
+      </w:r>
+      <w:proofErr w:type="spellStart"/>
+      <w:r>
+        <w:t>container</w:t>
+      </w:r>
+      <w:proofErr w:type="spellEnd"/>
+      <w:r>
+        <w:t>) és mozgatható fedőelem (</w:t>
+      </w:r>
+      <w:proofErr w:type="spellStart"/>
+      <w:r>
+        <w:t>movable</w:t>
+      </w:r>
       <w:proofErr w:type="spellEnd"/>
       <w:r>
         <w:t xml:space="preserve"> </w:t>
       </w:r>
+      <w:proofErr w:type="spellStart"/>
+      <w:r>
+        <w:t>cover</w:t>
+      </w:r>
+      <w:proofErr w:type="spellEnd"/>
+      <w:r>
+        <w:t>). Ez a felosztás azért előnyös, mert a szoba minden fontos játékeleme egységes térbeli és logikai keretben kezelhető.</w:t>
+      </w:r>
+    </w:p>
+    <w:p>
+      <w:pPr>
+        <w:pStyle w:val="Szakdolgozath3"/>
+      </w:pPr>
+      <w:proofErr w:type="spellStart"/>
+      <w:r>
+        <w:t>Position</w:t>
+      </w:r>
+      <w:proofErr w:type="spellEnd"/>
+      <w:r>
+        <w:t xml:space="preserve"> </w:t>
+      </w:r>
+      <w:proofErr w:type="spellStart"/>
+      <w:r>
+        <w:t>enum</w:t>
+      </w:r>
+      <w:proofErr w:type="spellEnd"/>
     </w:p>
     <w:p>
       <w:pPr>
         <w:pStyle w:val="Szakdolgozatbekezds"/>
       </w:pPr>
       <w:r>
-        <w:t xml:space="preserve">A felhasználók hitelesítése JSON Web </w:t>
-      </w:r>
-      <w:proofErr w:type="spellStart"/>
-      <w:r>
-        <w:t>Token</w:t>
-      </w:r>
-      <w:proofErr w:type="spellEnd"/>
-      <w:r>
-        <w:t xml:space="preserve"> (JWT) alapú megoldással történik, amely RS256 algoritmust alkalmazó, nyilvános és privát kulcspáron alapuló aláírással került megvalósításra. Ez biztosítja, hogy a kliensoldali alkalmazás a bejelentkezést követően biztonságos módon férjen hozzá a védett erőforrásokhoz, miközben a szerver ellenőrizni tudja a </w:t>
-      </w:r>
-      <w:proofErr w:type="spellStart"/>
-      <w:r>
-        <w:t>tokenek</w:t>
-      </w:r>
-      <w:proofErr w:type="spellEnd"/>
-      <w:r>
-        <w:t xml:space="preserve"> hitelességét és érvényességét.</w:t>
-      </w:r>
+        <w:t>A rendszer a falakon és a padlón előre definiált pozíciókat használ. A felső falsávot a WT1-3, a középső falsávot a W1-3, az alsó falsávot a WB1-3, míg a padlószintet az F1-3 pozíciók jelölik. Ez a megoldás leegyszerűsíti a generálást, mert az AI nem folytonos koordinátarendszerben helyezi el az objektumokat, hanem jól behatárolt helyekre. Emellett bizonyos térbeli szabályok is érvényesülnek: ha egy nagy méretű objektum a padlón helyezkedik el, akkor ugyanazon fal azonos indexű középső és alsó pozíciói nem használhatók, illetve a kijáratot tartalmazó fal középső területe szintén részben fenntartott.</w:t>
+      </w:r>
+    </w:p>
+    <w:p>
+      <w:pPr>
+        <w:pStyle w:val="Szakdolgozath3"/>
+      </w:pPr>
+      <w:proofErr w:type="spellStart"/>
+      <w:r>
+        <w:t>Exit</w:t>
+      </w:r>
+      <w:proofErr w:type="spellEnd"/>
     </w:p>
     <w:p>
       <w:pPr>
         <w:pStyle w:val="Szakdolgozatbekezds"/>
       </w:pPr>
       <w:r>
-        <w:t xml:space="preserve">Bejelentkezéskor a backend egy rövid élettartamú </w:t>
-      </w:r>
-      <w:proofErr w:type="spellStart"/>
-      <w:r>
-        <w:t>access</w:t>
+        <w:t xml:space="preserve">A legfontosabb generikus játékelemek közül a kijárat kiemelt szerepet kap. Az </w:t>
+      </w:r>
+      <w:proofErr w:type="spellStart"/>
+      <w:r>
+        <w:t>Exit</w:t>
+      </w:r>
+      <w:proofErr w:type="spellEnd"/>
+      <w:r>
+        <w:t xml:space="preserve"> nem pusztán dekoráció vagy egyszerű ajtó, hanem a pálya végső célja, egyben önálló logikai egység is. Saját zárral, saját leíró adatokkal és külön </w:t>
+      </w:r>
+      <w:proofErr w:type="spellStart"/>
+      <w:r>
+        <w:t>sprite-tal</w:t>
+      </w:r>
+      <w:proofErr w:type="spellEnd"/>
+      <w:r>
+        <w:t xml:space="preserve"> rendelkezik. A generálási szabályok szerint a kijárat mindig a végső puzzle része, vagyis csak az összes többi feladvány megoldása után válhat ténylegesen használhatóvá. Ezzel biztosítható, hogy a játékos ne tudja idő előtt lezárni a pályát.</w:t>
+      </w:r>
+    </w:p>
+    <w:p>
+      <w:pPr>
+        <w:pStyle w:val="Szakdolgozath3"/>
+      </w:pPr>
+      <w:proofErr w:type="spellStart"/>
+      <w:r>
+        <w:t>Pickable</w:t>
+      </w:r>
+      <w:proofErr w:type="spellEnd"/>
+    </w:p>
+    <w:p>
+      <w:pPr>
+        <w:pStyle w:val="Szakdolgozatbekezds"/>
+      </w:pPr>
+      <w:r>
+        <w:t xml:space="preserve">A felvehető tárgyak, vagyis a </w:t>
+      </w:r>
+      <w:proofErr w:type="spellStart"/>
+      <w:r>
+        <w:t>Pickable</w:t>
+      </w:r>
+      <w:proofErr w:type="spellEnd"/>
+      <w:r>
+        <w:t xml:space="preserve"> objektumok olyan elemek, amelyeket a játékos megszerezhet és jellemzően az </w:t>
+      </w:r>
+      <w:proofErr w:type="spellStart"/>
+      <w:r>
+        <w:t>inventory-ba</w:t>
+      </w:r>
+      <w:proofErr w:type="spellEnd"/>
+      <w:r>
+        <w:t xml:space="preserve"> helyezhet. Ezek lehetnek kulcsok, eszközök, kisebb információhordozók vagy egyéb, a </w:t>
+      </w:r>
+      <w:proofErr w:type="spellStart"/>
+      <w:r>
+        <w:t>továbbhaladást</w:t>
+      </w:r>
+      <w:proofErr w:type="spellEnd"/>
+      <w:r>
+        <w:t xml:space="preserve"> szolgáló elemek. A felvehető tárgyakhoz tartozik egy </w:t>
+      </w:r>
+      <w:proofErr w:type="spellStart"/>
+      <w:r>
+        <w:t>reusable</w:t>
+      </w:r>
+      <w:proofErr w:type="spellEnd"/>
+      <w:r>
+        <w:t xml:space="preserve"> tulajdonság is, amely meghatározza, hogy az adott elem </w:t>
+      </w:r>
+      <w:r>
+        <w:lastRenderedPageBreak/>
+        <w:t xml:space="preserve">egyszer használható-e, vagy több helyzetben is szerepet kaphat. A generikus modellben ezek a tárgyak testesítik meg leginkább azokat az erőforrásokat, amelyek a puzzle-lánc későbbi pontjain </w:t>
+      </w:r>
+      <w:proofErr w:type="spellStart"/>
+      <w:r>
+        <w:t>aktivátorként</w:t>
+      </w:r>
+      <w:proofErr w:type="spellEnd"/>
+      <w:r>
+        <w:t xml:space="preserve"> vagy köztes eszközként funkcionálnak.</w:t>
+      </w:r>
+    </w:p>
+    <w:p>
+      <w:pPr>
+        <w:pStyle w:val="Szakdolgozath3"/>
+      </w:pPr>
+      <w:proofErr w:type="spellStart"/>
+      <w:r>
+        <w:t>Inspectable</w:t>
+      </w:r>
+      <w:proofErr w:type="spellEnd"/>
+    </w:p>
+    <w:p>
+      <w:pPr>
+        <w:pStyle w:val="Szakdolgozatbekezds"/>
+      </w:pPr>
+      <w:r>
+        <w:t xml:space="preserve">A </w:t>
+      </w:r>
+      <w:proofErr w:type="spellStart"/>
+      <w:r>
+        <w:t>Inspectable</w:t>
+      </w:r>
+      <w:proofErr w:type="spellEnd"/>
+      <w:r>
+        <w:t xml:space="preserve"> objektumok ezzel szemben nem felvehető, helyhez kötött elemek. Elsődleges szerepük az információközlés: vizuális nyomokat, szöveges részleteket, történeti háttérelemeket vagy rejtvényhez kapcsolódó részleges adatokat hordoznak. Ilyen objektum lehet például egy falióra, festmény, felirat, jegyzet vagy más megfigyelhető elem. Ezek a tárgyak különösen </w:t>
+      </w:r>
+      <w:proofErr w:type="spellStart"/>
+      <w:r>
+        <w:t>fontosak</w:t>
+      </w:r>
+      <w:proofErr w:type="spellEnd"/>
+      <w:r>
+        <w:t xml:space="preserve"> a rendszerben, mert a feladványok megoldásához szükséges információk jelentős része ilyen formában jelenik meg.</w:t>
+      </w:r>
+    </w:p>
+    <w:p>
+      <w:pPr>
+        <w:pStyle w:val="Szakdolgozath3"/>
+      </w:pPr>
+      <w:proofErr w:type="spellStart"/>
+      <w:r>
+        <w:t>Container</w:t>
+      </w:r>
+      <w:proofErr w:type="spellEnd"/>
+    </w:p>
+    <w:p>
+      <w:pPr>
+        <w:pStyle w:val="Szakdolgozatbekezds"/>
+      </w:pPr>
+      <w:r>
+        <w:t xml:space="preserve">A </w:t>
+      </w:r>
+      <w:proofErr w:type="spellStart"/>
+      <w:r>
+        <w:t>Container</w:t>
+      </w:r>
+      <w:proofErr w:type="spellEnd"/>
+      <w:r>
+        <w:t xml:space="preserve"> objektumok olyan tárolóelemek, amelyek egy vagy több további játékelemet rejthetnek. A konténer lehet nyitott vagy zárt, utóbbi esetben zárral is rendelkezhet. Tartalma többféle dinamikus objektumot foglalhat magában, például felvehető tárgyakat vagy további megfigyelhető elemeket. A konténer tehát egyszerre szolgálhat fizikai akadályként és információs csomópontként. Generikus szempontból különösen hasznos, mert jól modellezhetők vele azok a tipikus szabadulószobás helyzetek, amikor egy fiók, doboz, szekrény vagy széf csak egy korábbi puzzle megoldása után válik hozzáférhetővé.</w:t>
+      </w:r>
+    </w:p>
+    <w:p>
+      <w:pPr>
+        <w:pStyle w:val="Szakdolgozath3"/>
+      </w:pPr>
+      <w:proofErr w:type="spellStart"/>
+      <w:r>
+        <w:t>Movable</w:t>
       </w:r>
       <w:proofErr w:type="spellEnd"/>
       <w:r>
@@ -6594,171 +7386,122 @@
       </w:r>
       <w:proofErr w:type="spellStart"/>
       <w:r>
-        <w:t>token</w:t>
-      </w:r>
-      <w:proofErr w:type="spellEnd"/>
-      <w:r>
-        <w:t xml:space="preserve">-t és egy hosszabb élettartamú </w:t>
-      </w:r>
-      <w:proofErr w:type="spellStart"/>
-      <w:r>
-        <w:t>refresh</w:t>
+        <w:t>Cover</w:t>
+      </w:r>
+      <w:proofErr w:type="spellEnd"/>
+    </w:p>
+    <w:p>
+      <w:pPr>
+        <w:pStyle w:val="Szakdolgozatbekezds"/>
+      </w:pPr>
+      <w:r>
+        <w:t xml:space="preserve">A </w:t>
+      </w:r>
+      <w:proofErr w:type="spellStart"/>
+      <w:r>
+        <w:t>MovableCover</w:t>
+      </w:r>
+      <w:proofErr w:type="spellEnd"/>
+      <w:r>
+        <w:t>, azaz mozgatható fedőelem olyan objektum, amely pontosan egy másik interaktív elemet takar el. Ez lehet például egy szőnyeg, poszter, képkeret vagy laza padlólap, amely mögött egy kulcs, egy felirat vagy akár egy teljes konténer is rejtőzhet. A mozgatható fedőelem fontos sajátossága, hogy nem egyszerű tárolóként működik, hanem egy rejtési mechanizmust valósít meg. Ez a kategória alkalmas arra, hogy a klasszikus „valami mögött van elrejtve” típusú játékhelyzeteket egységes formában reprezentálja.</w:t>
+      </w:r>
+    </w:p>
+    <w:p>
+      <w:pPr>
+        <w:pStyle w:val="Szakdolgozath3"/>
+      </w:pPr>
+      <w:proofErr w:type="spellStart"/>
+      <w:r>
+        <w:t>Lock</w:t>
       </w:r>
       <w:proofErr w:type="spellEnd"/>
       <w:r>
         <w:t xml:space="preserve"> </w:t>
       </w:r>
-      <w:proofErr w:type="spellStart"/>
-      <w:r>
-        <w:t>token</w:t>
-      </w:r>
-      <w:proofErr w:type="spellEnd"/>
-      <w:r>
-        <w:t xml:space="preserve">-t ad vissza. Az </w:t>
-      </w:r>
-      <w:proofErr w:type="spellStart"/>
-      <w:r>
-        <w:t>access</w:t>
-      </w:r>
-      <w:proofErr w:type="spellEnd"/>
-      <w:r>
-        <w:t xml:space="preserve"> </w:t>
-      </w:r>
-      <w:proofErr w:type="spellStart"/>
-      <w:r>
-        <w:t>token</w:t>
-      </w:r>
-      <w:proofErr w:type="spellEnd"/>
-      <w:r>
-        <w:t xml:space="preserve"> szolgál a védett végpontok elérésére, míg a </w:t>
-      </w:r>
-      <w:proofErr w:type="spellStart"/>
-      <w:r>
-        <w:t>refresh</w:t>
-      </w:r>
-      <w:proofErr w:type="spellEnd"/>
-      <w:r>
-        <w:t xml:space="preserve"> </w:t>
-      </w:r>
-      <w:proofErr w:type="spellStart"/>
-      <w:r>
-        <w:t>token</w:t>
-      </w:r>
-      <w:proofErr w:type="spellEnd"/>
-      <w:r>
-        <w:t xml:space="preserve"> segítségével a kliens új </w:t>
-      </w:r>
-      <w:proofErr w:type="spellStart"/>
-      <w:r>
-        <w:t>tokenpárt</w:t>
-      </w:r>
-      <w:proofErr w:type="spellEnd"/>
-      <w:r>
-        <w:t xml:space="preserve"> kérhet anélkül, hogy a felhasználónak újra be kellene jelentkeznie. A frontend a </w:t>
-      </w:r>
-      <w:proofErr w:type="spellStart"/>
-      <w:r>
-        <w:t>tokeneket</w:t>
-      </w:r>
-      <w:proofErr w:type="spellEnd"/>
-      <w:r>
-        <w:t xml:space="preserve"> kliensoldalon tárolja, és minden védett API-hívásnál </w:t>
-      </w:r>
-      <w:proofErr w:type="spellStart"/>
-      <w:r>
-        <w:t>Bearer</w:t>
-      </w:r>
-      <w:proofErr w:type="spellEnd"/>
-      <w:r>
-        <w:t xml:space="preserve"> tokenként küldi az </w:t>
-      </w:r>
-      <w:proofErr w:type="spellStart"/>
-      <w:r>
-        <w:t>Authorization</w:t>
-      </w:r>
-      <w:proofErr w:type="spellEnd"/>
-      <w:r>
-        <w:t xml:space="preserve"> fejlécben. A backend minden védett kérésnél ellenőrzi a </w:t>
-      </w:r>
-      <w:proofErr w:type="spellStart"/>
-      <w:r>
-        <w:t>token</w:t>
-      </w:r>
-      <w:proofErr w:type="spellEnd"/>
-      <w:r>
-        <w:t xml:space="preserve"> típusát, lejáratát, valamint a benne szereplő felhasználói azonosítót. A jelenlegi működés előnye, hogy jól elkülöníti a hitelesítési réteget az üzleti logikától, és a </w:t>
-      </w:r>
-      <w:proofErr w:type="spellStart"/>
-      <w:r>
-        <w:t>refresh</w:t>
-      </w:r>
-      <w:proofErr w:type="spellEnd"/>
-      <w:r>
-        <w:t xml:space="preserve"> mechanizmus kényelmesebb felhasználói élményt biztosít. Architektúra szinten fontos még, hogy a </w:t>
-      </w:r>
-      <w:proofErr w:type="spellStart"/>
-      <w:r>
-        <w:t>refresh</w:t>
-      </w:r>
-      <w:proofErr w:type="spellEnd"/>
-      <w:r>
-        <w:t xml:space="preserve"> </w:t>
-      </w:r>
-      <w:proofErr w:type="spellStart"/>
-      <w:r>
-        <w:t>tokenek</w:t>
-      </w:r>
-      <w:proofErr w:type="spellEnd"/>
-      <w:r>
-        <w:t xml:space="preserve"> adatbázisban is nyilvántartásra kerülnek, így visszavonhatók, ami biztonsági szempontból kedvezőbb, mint a teljesen </w:t>
-      </w:r>
-      <w:proofErr w:type="spellStart"/>
-      <w:r>
-        <w:t>stateless</w:t>
-      </w:r>
-      <w:proofErr w:type="spellEnd"/>
-      <w:r>
-        <w:t xml:space="preserve"> megközelítés.</w:t>
-      </w:r>
-    </w:p>
-    <w:p>
-      <w:pPr>
-        <w:spacing w:line="360" w:lineRule="auto"/>
-        <w:jc w:val="both"/>
-        <w:rPr>
-          <w:rFonts w:ascii="Times New Roman" w:hAnsi="Times New Roman" w:cs="Times New Roman"/>
-          <w:sz w:val="24"/>
-          <w:szCs w:val="24"/>
-        </w:rPr>
-      </w:pPr>
-    </w:p>
-    <w:p>
-      <w:pPr>
-        <w:rPr>
-          <w:rFonts w:ascii="Times New Roman" w:hAnsi="Times New Roman" w:cs="Times New Roman"/>
-          <w:sz w:val="24"/>
-          <w:szCs w:val="24"/>
-        </w:rPr>
-      </w:pPr>
-      <w:r>
-        <w:rPr>
-          <w:rFonts w:ascii="Times New Roman" w:hAnsi="Times New Roman" w:cs="Times New Roman"/>
-          <w:sz w:val="24"/>
-          <w:szCs w:val="24"/>
-        </w:rPr>
+    </w:p>
+    <w:p>
+      <w:pPr>
+        <w:pStyle w:val="Szakdolgozatbekezds"/>
+      </w:pPr>
+      <w:r>
+        <w:t>Ezeket a</w:t>
+      </w:r>
+      <w:r>
+        <w:t xml:space="preserve"> játék </w:t>
+      </w:r>
+      <w:r>
+        <w:t xml:space="preserve">elemeket a rendszer közös absztrakciókon keresztül fogja össze. Az egyik ilyen a </w:t>
+      </w:r>
+      <w:proofErr w:type="spellStart"/>
+      <w:r>
+        <w:t>Lock</w:t>
+      </w:r>
+      <w:proofErr w:type="spellEnd"/>
+      <w:r>
+        <w:t xml:space="preserve">, vagyis a zár, amely különböző objektumokhoz, például konténerekhez vagy a </w:t>
+      </w:r>
+      <w:r>
+        <w:lastRenderedPageBreak/>
+        <w:t xml:space="preserve">kijárathoz kapcsolható. A zár típusa határozza meg, hogy a hozzáférés milyen </w:t>
+      </w:r>
+      <w:proofErr w:type="spellStart"/>
+      <w:r>
+        <w:t>aktivátorral</w:t>
+      </w:r>
+      <w:proofErr w:type="spellEnd"/>
+      <w:r>
+        <w:t xml:space="preserve"> történik: ez lehet kulcsazonosító, csak számjegyekből álló kód, csak betűkből álló kód vagy összetett jelszó. A </w:t>
+      </w:r>
+      <w:proofErr w:type="spellStart"/>
+      <w:r>
+        <w:t>Lock</w:t>
+      </w:r>
+      <w:proofErr w:type="spellEnd"/>
+      <w:r>
+        <w:t xml:space="preserve"> így nem egy konkrét vizuális tárgyat, hanem egy általános hozzáférés-szabályozó mechanizmust jelent.</w:t>
+      </w:r>
+    </w:p>
+    <w:p>
+      <w:pPr>
+        <w:pStyle w:val="Szakdolgozath3"/>
+      </w:pPr>
+      <w:proofErr w:type="spellStart"/>
+      <w:r>
+        <w:t>Inspection</w:t>
+      </w:r>
+      <w:proofErr w:type="spellEnd"/>
+      <w:r>
+        <w:t xml:space="preserve"> Data</w:t>
+      </w:r>
+    </w:p>
+    <w:p>
+      <w:pPr>
+        <w:pStyle w:val="Szakdolgozatbekezds"/>
+      </w:pPr>
+      <w:r>
+        <w:t xml:space="preserve">A másik központi absztrakció az </w:t>
+      </w:r>
+      <w:proofErr w:type="spellStart"/>
+      <w:r>
+        <w:t>InspectionData</w:t>
+      </w:r>
+      <w:proofErr w:type="spellEnd"/>
+      <w:r>
+        <w:t xml:space="preserve">, amely gyakorlatilag minden fontos játékelemhez kapcsolódik. Két mezőt tartalmaz: egy megnevezést és egy részletesebb információs leírást. Ez az adatstruktúra azért lényeges, mert egyszerre szolgál játéklogikai és prezentációs célokat. Egyrészt ebből kap a játékos szöveges információt az objektumról, másrészt ugyanez az adat ad alapot az objektumok képi reprezentációjának generálásához is. Vagyis az </w:t>
+      </w:r>
+      <w:proofErr w:type="spellStart"/>
+      <w:r>
+        <w:t>InspectionData</w:t>
+      </w:r>
+      <w:proofErr w:type="spellEnd"/>
+      <w:r>
+        <w:t xml:space="preserve"> hidat képez a játékmenet, a narratíva és a vizuális megjelenítés között.</w:t>
+      </w:r>
+      <w:r>
         <w:br w:type="page"/>
       </w:r>
     </w:p>
-    <w:p>
-      <w:pPr>
-        <w:rPr>
-          <w:rFonts w:ascii="Times New Roman" w:hAnsi="Times New Roman" w:cs="Times New Roman"/>
-          <w:sz w:val="24"/>
-          <w:szCs w:val="24"/>
-        </w:rPr>
-      </w:pPr>
-    </w:p>
-    <w:bookmarkStart w:id="24" w:name="_Toc225505744" w:displacedByCustomXml="next"/>
+    <w:bookmarkStart w:id="26" w:name="_Toc225520379" w:displacedByCustomXml="next"/>
     <w:sdt>
       <w:sdtPr>
         <w:rPr>
@@ -6784,7 +7527,7 @@
           <w:r>
             <w:t>Irodalomjegyzék</w:t>
           </w:r>
-          <w:bookmarkEnd w:id="24"/>
+          <w:bookmarkEnd w:id="26"/>
         </w:p>
         <w:sdt>
           <w:sdtPr>
@@ -7736,12 +8479,12 @@
       <w:pPr>
         <w:pStyle w:val="szmozatlanSzakdolgozath1"/>
       </w:pPr>
-      <w:bookmarkStart w:id="25" w:name="_Toc225505745"/>
+      <w:bookmarkStart w:id="27" w:name="_Toc225520380"/>
       <w:r>
         <w:lastRenderedPageBreak/>
         <w:t>Nyilatkozat</w:t>
       </w:r>
-      <w:bookmarkEnd w:id="25"/>
+      <w:bookmarkEnd w:id="27"/>
     </w:p>
     <w:p>
       <w:pPr>
@@ -7849,25 +8592,25 @@
       <w:pPr>
         <w:pStyle w:val="szmozatlanSzakdolgozath1"/>
       </w:pPr>
-      <w:bookmarkStart w:id="26" w:name="_Toc225505746"/>
+      <w:bookmarkStart w:id="28" w:name="_Toc225520381"/>
       <w:r>
         <w:lastRenderedPageBreak/>
         <w:t>Mellékletek</w:t>
       </w:r>
-      <w:bookmarkEnd w:id="26"/>
+      <w:bookmarkEnd w:id="28"/>
     </w:p>
     <w:p>
       <w:pPr>
         <w:pStyle w:val="Szakdolgozath2"/>
       </w:pPr>
-      <w:bookmarkStart w:id="27" w:name="_Toc225505747"/>
+      <w:bookmarkStart w:id="29" w:name="_Toc225520382"/>
       <w:r>
         <w:t>Adatbázis</w:t>
       </w:r>
       <w:r>
         <w:t xml:space="preserve"> relációk</w:t>
       </w:r>
-      <w:bookmarkEnd w:id="27"/>
+      <w:bookmarkEnd w:id="29"/>
     </w:p>
     <w:p>
       <w:pPr>
@@ -8984,6 +9727,7 @@
   <w:style w:type="character" w:default="1" w:styleId="DefaultParagraphFont">
     <w:name w:val="Default Paragraph Font"/>
     <w:uiPriority w:val="1"/>
+    <w:semiHidden/>
     <w:unhideWhenUsed/>
   </w:style>
   <w:style w:type="table" w:default="1" w:styleId="TableNormal">
@@ -10238,18 +10982,58 @@
     <b:RefOrder>20</b:RefOrder>
   </b:Source>
   <b:Source>
+    <b:Tag>Sze</b:Tag>
+    <b:SourceType>InternetSite</b:SourceType>
+    <b:Guid>{5C5B9D44-C4FC-462A-9FC1-B46BE647B329}</b:Guid>
+    <b:Title>Hauntedhouse Szabaduló szoba weboldala</b:Title>
+    <b:URL>https://hauntedhouse.hu/</b:URL>
+    <b:RefOrder>23</b:RefOrder>
+  </b:Source>
+  <b:Source>
+    <b:Tag>exitgame</b:Tag>
+    <b:SourceType>InternetSite</b:SourceType>
+    <b:Guid>{0B12899C-694F-4191-819E-D83BB49A2F3D}</b:Guid>
+    <b:Title>Exit Szaabduló szoba weboldala</b:Title>
+    <b:URL>https://www.exitgame.hu/</b:URL>
+    <b:RefOrder>22</b:RefOrder>
+  </b:Source>
+  <b:Source>
+    <b:Tag>Cod</b:Tag>
+    <b:SourceType>InternetSite</b:SourceType>
+    <b:Guid>{DD0B38D9-A2E6-489C-9084-B127B64A88F7}</b:Guid>
+    <b:Title>CodeGame Szabaduló szoba weboldala</b:Title>
+    <b:URL>https://www.codegame.hu/</b:URL>
+    <b:RefOrder>24</b:RefOrder>
+  </b:Source>
+  <b:Source>
     <b:Tag>AWS_S3</b:Tag>
     <b:SourceType>InternetSite</b:SourceType>
-    <b:Guid>{BAEB1C79-52E5-4B82-9CD4-D678367FC3FC}</b:Guid>
-    <b:Title>Amazon Web Service S+ Storage Dokumentáció</b:Title>
+    <b:Guid>{975C721E-9A79-44EF-AC26-063592D6C765}</b:Guid>
+    <b:Title>Amazon Web Service S3 Storage Dokumentáció</b:Title>
     <b:URL>https://docs.aws.amazon.com/AmazonS3/latest/userguide/Welcome.html</b:URL>
     <b:RefOrder>21</b:RefOrder>
+  </b:Source>
+  <b:Source>
+    <b:Tag>Rus</b:Tag>
+    <b:SourceType>InternetSite</b:SourceType>
+    <b:Guid>{83E88005-A1CA-4307-8215-206ECF581500}</b:Guid>
+    <b:Title>Rusty Lake weboldala</b:Title>
+    <b:URL>https://www.rustylake.com/</b:URL>
+    <b:RefOrder>25</b:RefOrder>
+  </b:Source>
+  <b:Source>
+    <b:Tag>Esc</b:Tag>
+    <b:SourceType>InternetSite</b:SourceType>
+    <b:Guid>{D76D941F-1C62-46A4-BE8F-633D495E7560}</b:Guid>
+    <b:Title>Escape Simulator weboldala</b:Title>
+    <b:URL>https://pinestudio.com/games/escape-simulator/</b:URL>
+    <b:RefOrder>26</b:RefOrder>
   </b:Source>
 </b:Sources>
 </file>
 
 <file path=customXml/itemProps1.xml><?xml version="1.0" encoding="utf-8"?>
-<ds:datastoreItem xmlns:ds="http://schemas.openxmlformats.org/officeDocument/2006/customXml" ds:itemID="{1953A271-5F77-4C9C-AC26-D3533B5FDC33}">
+<ds:datastoreItem xmlns:ds="http://schemas.openxmlformats.org/officeDocument/2006/customXml" ds:itemID="{4F2AD012-3EFF-4271-8379-4173B730AF8D}">
   <ds:schemaRefs>
     <ds:schemaRef ds:uri="http://schemas.openxmlformats.org/officeDocument/2006/bibliography"/>
   </ds:schemaRefs>

--- a/Szakdolgozat.docx
+++ b/Szakdolgozat.docx
@@ -529,7 +529,7 @@
       <w:pPr>
         <w:pStyle w:val="szmozatlanSzakdolgozath1"/>
       </w:pPr>
-      <w:bookmarkStart w:id="0" w:name="_Toc225520361"/>
+      <w:bookmarkStart w:id="0" w:name="_Toc225527477"/>
       <w:r>
         <w:lastRenderedPageBreak/>
         <w:t>Feladatkiírás</w:t>
@@ -765,7 +765,7 @@
       <w:pPr>
         <w:pStyle w:val="szmozatlanSzakdolgozath1"/>
       </w:pPr>
-      <w:bookmarkStart w:id="1" w:name="_Toc225520362"/>
+      <w:bookmarkStart w:id="1" w:name="_Toc225527478"/>
       <w:r>
         <w:lastRenderedPageBreak/>
         <w:t>Tartalomjegyzék</w:t>
@@ -828,7 +828,7 @@
           <w:r>
             <w:fldChar w:fldCharType="separate"/>
           </w:r>
-          <w:hyperlink w:anchor="_Toc225520361" w:history="1">
+          <w:hyperlink w:anchor="_Toc225527477" w:history="1">
             <w:r>
               <w:rPr>
                 <w:rStyle w:val="Hyperlink"/>
@@ -855,7 +855,7 @@
                 <w:noProof/>
                 <w:webHidden/>
               </w:rPr>
-              <w:instrText xml:space="preserve"> PAGEREF _Toc225520361 \h </w:instrText>
+              <w:instrText xml:space="preserve"> PAGEREF _Toc225527477 \h </w:instrText>
             </w:r>
             <w:r>
               <w:rPr>
@@ -900,7 +900,7 @@
               <w:lang w:val="en-US"/>
             </w:rPr>
           </w:pPr>
-          <w:hyperlink w:anchor="_Toc225520362" w:history="1">
+          <w:hyperlink w:anchor="_Toc225527478" w:history="1">
             <w:r>
               <w:rPr>
                 <w:rStyle w:val="Hyperlink"/>
@@ -927,7 +927,7 @@
                 <w:noProof/>
                 <w:webHidden/>
               </w:rPr>
-              <w:instrText xml:space="preserve"> PAGEREF _Toc225520362 \h </w:instrText>
+              <w:instrText xml:space="preserve"> PAGEREF _Toc225527478 \h </w:instrText>
             </w:r>
             <w:r>
               <w:rPr>
@@ -973,7 +973,7 @@
               <w:lang w:val="en-US"/>
             </w:rPr>
           </w:pPr>
-          <w:hyperlink w:anchor="_Toc225520363" w:history="1">
+          <w:hyperlink w:anchor="_Toc225527479" w:history="1">
             <w:r>
               <w:rPr>
                 <w:rStyle w:val="Hyperlink"/>
@@ -1018,7 +1018,7 @@
                 <w:noProof/>
                 <w:webHidden/>
               </w:rPr>
-              <w:instrText xml:space="preserve"> PAGEREF _Toc225520363 \h </w:instrText>
+              <w:instrText xml:space="preserve"> PAGEREF _Toc225527479 \h </w:instrText>
             </w:r>
             <w:r>
               <w:rPr>
@@ -1064,7 +1064,7 @@
               <w:lang w:val="en-US"/>
             </w:rPr>
           </w:pPr>
-          <w:hyperlink w:anchor="_Toc225520364" w:history="1">
+          <w:hyperlink w:anchor="_Toc225527480" w:history="1">
             <w:r>
               <w:rPr>
                 <w:rStyle w:val="Hyperlink"/>
@@ -1108,7 +1108,7 @@
                 <w:noProof/>
                 <w:webHidden/>
               </w:rPr>
-              <w:instrText xml:space="preserve"> PAGEREF _Toc225520364 \h </w:instrText>
+              <w:instrText xml:space="preserve"> PAGEREF _Toc225527480 \h </w:instrText>
             </w:r>
             <w:r>
               <w:rPr>
@@ -1154,7 +1154,7 @@
               <w:lang w:val="en-US"/>
             </w:rPr>
           </w:pPr>
-          <w:hyperlink w:anchor="_Toc225520365" w:history="1">
+          <w:hyperlink w:anchor="_Toc225527481" w:history="1">
             <w:r>
               <w:rPr>
                 <w:rStyle w:val="Hyperlink"/>
@@ -1198,7 +1198,7 @@
                 <w:noProof/>
                 <w:webHidden/>
               </w:rPr>
-              <w:instrText xml:space="preserve"> PAGEREF _Toc225520365 \h </w:instrText>
+              <w:instrText xml:space="preserve"> PAGEREF _Toc225527481 \h </w:instrText>
             </w:r>
             <w:r>
               <w:rPr>
@@ -1244,7 +1244,7 @@
               <w:lang w:val="en-US"/>
             </w:rPr>
           </w:pPr>
-          <w:hyperlink w:anchor="_Toc225520366" w:history="1">
+          <w:hyperlink w:anchor="_Toc225527482" w:history="1">
             <w:r>
               <w:rPr>
                 <w:rStyle w:val="Hyperlink"/>
@@ -1288,7 +1288,7 @@
                 <w:noProof/>
                 <w:webHidden/>
               </w:rPr>
-              <w:instrText xml:space="preserve"> PAGEREF _Toc225520366 \h </w:instrText>
+              <w:instrText xml:space="preserve"> PAGEREF _Toc225527482 \h </w:instrText>
             </w:r>
             <w:r>
               <w:rPr>
@@ -1334,7 +1334,7 @@
               <w:lang w:val="en-US"/>
             </w:rPr>
           </w:pPr>
-          <w:hyperlink w:anchor="_Toc225520367" w:history="1">
+          <w:hyperlink w:anchor="_Toc225527483" w:history="1">
             <w:r>
               <w:rPr>
                 <w:rStyle w:val="Hyperlink"/>
@@ -1378,7 +1378,7 @@
                 <w:noProof/>
                 <w:webHidden/>
               </w:rPr>
-              <w:instrText xml:space="preserve"> PAGEREF _Toc225520367 \h </w:instrText>
+              <w:instrText xml:space="preserve"> PAGEREF _Toc225527483 \h </w:instrText>
             </w:r>
             <w:r>
               <w:rPr>
@@ -1424,7 +1424,7 @@
               <w:lang w:val="en-US"/>
             </w:rPr>
           </w:pPr>
-          <w:hyperlink w:anchor="_Toc225520368" w:history="1">
+          <w:hyperlink w:anchor="_Toc225527484" w:history="1">
             <w:r>
               <w:rPr>
                 <w:rStyle w:val="Hyperlink"/>
@@ -1468,7 +1468,7 @@
                 <w:noProof/>
                 <w:webHidden/>
               </w:rPr>
-              <w:instrText xml:space="preserve"> PAGEREF _Toc225520368 \h </w:instrText>
+              <w:instrText xml:space="preserve"> PAGEREF _Toc225527484 \h </w:instrText>
             </w:r>
             <w:r>
               <w:rPr>
@@ -1514,7 +1514,7 @@
               <w:lang w:val="en-US"/>
             </w:rPr>
           </w:pPr>
-          <w:hyperlink w:anchor="_Toc225520369" w:history="1">
+          <w:hyperlink w:anchor="_Toc225527485" w:history="1">
             <w:r>
               <w:rPr>
                 <w:rStyle w:val="Hyperlink"/>
@@ -1558,7 +1558,7 @@
                 <w:noProof/>
                 <w:webHidden/>
               </w:rPr>
-              <w:instrText xml:space="preserve"> PAGEREF _Toc225520369 \h </w:instrText>
+              <w:instrText xml:space="preserve"> PAGEREF _Toc225527485 \h </w:instrText>
             </w:r>
             <w:r>
               <w:rPr>
@@ -1604,7 +1604,7 @@
               <w:lang w:val="en-US"/>
             </w:rPr>
           </w:pPr>
-          <w:hyperlink w:anchor="_Toc225520370" w:history="1">
+          <w:hyperlink w:anchor="_Toc225527486" w:history="1">
             <w:r>
               <w:rPr>
                 <w:rStyle w:val="Hyperlink"/>
@@ -1648,7 +1648,7 @@
                 <w:noProof/>
                 <w:webHidden/>
               </w:rPr>
-              <w:instrText xml:space="preserve"> PAGEREF _Toc225520370 \h </w:instrText>
+              <w:instrText xml:space="preserve"> PAGEREF _Toc225527486 \h </w:instrText>
             </w:r>
             <w:r>
               <w:rPr>
@@ -1694,7 +1694,7 @@
               <w:lang w:val="en-US"/>
             </w:rPr>
           </w:pPr>
-          <w:hyperlink w:anchor="_Toc225520371" w:history="1">
+          <w:hyperlink w:anchor="_Toc225527487" w:history="1">
             <w:r>
               <w:rPr>
                 <w:rStyle w:val="Hyperlink"/>
@@ -1738,7 +1738,7 @@
                 <w:noProof/>
                 <w:webHidden/>
               </w:rPr>
-              <w:instrText xml:space="preserve"> PAGEREF _Toc225520371 \h </w:instrText>
+              <w:instrText xml:space="preserve"> PAGEREF _Toc225527487 \h </w:instrText>
             </w:r>
             <w:r>
               <w:rPr>
@@ -1784,7 +1784,7 @@
               <w:lang w:val="en-US"/>
             </w:rPr>
           </w:pPr>
-          <w:hyperlink w:anchor="_Toc225520372" w:history="1">
+          <w:hyperlink w:anchor="_Toc225527488" w:history="1">
             <w:r>
               <w:rPr>
                 <w:rStyle w:val="Hyperlink"/>
@@ -1828,7 +1828,7 @@
                 <w:noProof/>
                 <w:webHidden/>
               </w:rPr>
-              <w:instrText xml:space="preserve"> PAGEREF _Toc225520372 \h </w:instrText>
+              <w:instrText xml:space="preserve"> PAGEREF _Toc225527488 \h </w:instrText>
             </w:r>
             <w:r>
               <w:rPr>
@@ -1874,7 +1874,7 @@
               <w:lang w:val="en-US"/>
             </w:rPr>
           </w:pPr>
-          <w:hyperlink w:anchor="_Toc225520373" w:history="1">
+          <w:hyperlink w:anchor="_Toc225527489" w:history="1">
             <w:r>
               <w:rPr>
                 <w:rStyle w:val="Hyperlink"/>
@@ -1918,7 +1918,7 @@
                 <w:noProof/>
                 <w:webHidden/>
               </w:rPr>
-              <w:instrText xml:space="preserve"> PAGEREF _Toc225520373 \h </w:instrText>
+              <w:instrText xml:space="preserve"> PAGEREF _Toc225527489 \h </w:instrText>
             </w:r>
             <w:r>
               <w:rPr>
@@ -1964,7 +1964,7 @@
               <w:lang w:val="en-US"/>
             </w:rPr>
           </w:pPr>
-          <w:hyperlink w:anchor="_Toc225520374" w:history="1">
+          <w:hyperlink w:anchor="_Toc225527490" w:history="1">
             <w:r>
               <w:rPr>
                 <w:rStyle w:val="Hyperlink"/>
@@ -2008,7 +2008,7 @@
                 <w:noProof/>
                 <w:webHidden/>
               </w:rPr>
-              <w:instrText xml:space="preserve"> PAGEREF _Toc225520374 \h </w:instrText>
+              <w:instrText xml:space="preserve"> PAGEREF _Toc225527490 \h </w:instrText>
             </w:r>
             <w:r>
               <w:rPr>
@@ -2054,7 +2054,7 @@
               <w:lang w:val="en-US"/>
             </w:rPr>
           </w:pPr>
-          <w:hyperlink w:anchor="_Toc225520375" w:history="1">
+          <w:hyperlink w:anchor="_Toc225527491" w:history="1">
             <w:r>
               <w:rPr>
                 <w:rStyle w:val="Hyperlink"/>
@@ -2098,7 +2098,7 @@
                 <w:noProof/>
                 <w:webHidden/>
               </w:rPr>
-              <w:instrText xml:space="preserve"> PAGEREF _Toc225520375 \h </w:instrText>
+              <w:instrText xml:space="preserve"> PAGEREF _Toc225527491 \h </w:instrText>
             </w:r>
             <w:r>
               <w:rPr>
@@ -2144,7 +2144,7 @@
               <w:lang w:val="en-US"/>
             </w:rPr>
           </w:pPr>
-          <w:hyperlink w:anchor="_Toc225520376" w:history="1">
+          <w:hyperlink w:anchor="_Toc225527492" w:history="1">
             <w:r>
               <w:rPr>
                 <w:rStyle w:val="Hyperlink"/>
@@ -2188,7 +2188,7 @@
                 <w:noProof/>
                 <w:webHidden/>
               </w:rPr>
-              <w:instrText xml:space="preserve"> PAGEREF _Toc225520376 \h </w:instrText>
+              <w:instrText xml:space="preserve"> PAGEREF _Toc225527492 \h </w:instrText>
             </w:r>
             <w:r>
               <w:rPr>
@@ -2234,7 +2234,7 @@
               <w:lang w:val="en-US"/>
             </w:rPr>
           </w:pPr>
-          <w:hyperlink w:anchor="_Toc225520377" w:history="1">
+          <w:hyperlink w:anchor="_Toc225527493" w:history="1">
             <w:r>
               <w:rPr>
                 <w:rStyle w:val="Hyperlink"/>
@@ -2278,7 +2278,7 @@
                 <w:noProof/>
                 <w:webHidden/>
               </w:rPr>
-              <w:instrText xml:space="preserve"> PAGEREF _Toc225520377 \h </w:instrText>
+              <w:instrText xml:space="preserve"> PAGEREF _Toc225527493 \h </w:instrText>
             </w:r>
             <w:r>
               <w:rPr>
@@ -2324,7 +2324,7 @@
               <w:lang w:val="en-US"/>
             </w:rPr>
           </w:pPr>
-          <w:hyperlink w:anchor="_Toc225520378" w:history="1">
+          <w:hyperlink w:anchor="_Toc225527494" w:history="1">
             <w:r>
               <w:rPr>
                 <w:rStyle w:val="Hyperlink"/>
@@ -2368,7 +2368,7 @@
                 <w:noProof/>
                 <w:webHidden/>
               </w:rPr>
-              <w:instrText xml:space="preserve"> PAGEREF _Toc225520378 \h </w:instrText>
+              <w:instrText xml:space="preserve"> PAGEREF _Toc225527494 \h </w:instrText>
             </w:r>
             <w:r>
               <w:rPr>
@@ -2389,222 +2389,6 @@
                 <w:webHidden/>
               </w:rPr>
               <w:t>14</w:t>
-            </w:r>
-            <w:r>
-              <w:rPr>
-                <w:noProof/>
-                <w:webHidden/>
-              </w:rPr>
-              <w:fldChar w:fldCharType="end"/>
-            </w:r>
-          </w:hyperlink>
-        </w:p>
-        <w:p>
-          <w:pPr>
-            <w:pStyle w:val="TOC1"/>
-            <w:tabs>
-              <w:tab w:val="right" w:leader="dot" w:pos="8827"/>
-            </w:tabs>
-            <w:rPr>
-              <w:rFonts w:eastAsiaTheme="minorEastAsia"/>
-              <w:noProof/>
-              <w:sz w:val="24"/>
-              <w:szCs w:val="24"/>
-              <w:lang w:val="en-US"/>
-            </w:rPr>
-          </w:pPr>
-          <w:hyperlink w:anchor="_Toc225520379" w:history="1">
-            <w:r>
-              <w:rPr>
-                <w:rStyle w:val="Hyperlink"/>
-                <w:noProof/>
-              </w:rPr>
-              <w:t>Irodalomjegyzék</w:t>
-            </w:r>
-            <w:r>
-              <w:rPr>
-                <w:noProof/>
-                <w:webHidden/>
-              </w:rPr>
-              <w:tab/>
-            </w:r>
-            <w:r>
-              <w:rPr>
-                <w:noProof/>
-                <w:webHidden/>
-              </w:rPr>
-              <w:fldChar w:fldCharType="begin"/>
-            </w:r>
-            <w:r>
-              <w:rPr>
-                <w:noProof/>
-                <w:webHidden/>
-              </w:rPr>
-              <w:instrText xml:space="preserve"> PAGEREF _Toc225520379 \h </w:instrText>
-            </w:r>
-            <w:r>
-              <w:rPr>
-                <w:noProof/>
-                <w:webHidden/>
-              </w:rPr>
-            </w:r>
-            <w:r>
-              <w:rPr>
-                <w:noProof/>
-                <w:webHidden/>
-              </w:rPr>
-              <w:fldChar w:fldCharType="separate"/>
-            </w:r>
-            <w:r>
-              <w:rPr>
-                <w:noProof/>
-                <w:webHidden/>
-              </w:rPr>
-              <w:t>18</w:t>
-            </w:r>
-            <w:r>
-              <w:rPr>
-                <w:noProof/>
-                <w:webHidden/>
-              </w:rPr>
-              <w:fldChar w:fldCharType="end"/>
-            </w:r>
-          </w:hyperlink>
-        </w:p>
-        <w:p>
-          <w:pPr>
-            <w:pStyle w:val="TOC1"/>
-            <w:tabs>
-              <w:tab w:val="right" w:leader="dot" w:pos="8827"/>
-            </w:tabs>
-            <w:rPr>
-              <w:rFonts w:eastAsiaTheme="minorEastAsia"/>
-              <w:noProof/>
-              <w:sz w:val="24"/>
-              <w:szCs w:val="24"/>
-              <w:lang w:val="en-US"/>
-            </w:rPr>
-          </w:pPr>
-          <w:hyperlink w:anchor="_Toc225520380" w:history="1">
-            <w:r>
-              <w:rPr>
-                <w:rStyle w:val="Hyperlink"/>
-                <w:noProof/>
-              </w:rPr>
-              <w:t>Nyilatkozat</w:t>
-            </w:r>
-            <w:r>
-              <w:rPr>
-                <w:noProof/>
-                <w:webHidden/>
-              </w:rPr>
-              <w:tab/>
-            </w:r>
-            <w:r>
-              <w:rPr>
-                <w:noProof/>
-                <w:webHidden/>
-              </w:rPr>
-              <w:fldChar w:fldCharType="begin"/>
-            </w:r>
-            <w:r>
-              <w:rPr>
-                <w:noProof/>
-                <w:webHidden/>
-              </w:rPr>
-              <w:instrText xml:space="preserve"> PAGEREF _Toc225520380 \h </w:instrText>
-            </w:r>
-            <w:r>
-              <w:rPr>
-                <w:noProof/>
-                <w:webHidden/>
-              </w:rPr>
-            </w:r>
-            <w:r>
-              <w:rPr>
-                <w:noProof/>
-                <w:webHidden/>
-              </w:rPr>
-              <w:fldChar w:fldCharType="separate"/>
-            </w:r>
-            <w:r>
-              <w:rPr>
-                <w:noProof/>
-                <w:webHidden/>
-              </w:rPr>
-              <w:t>19</w:t>
-            </w:r>
-            <w:r>
-              <w:rPr>
-                <w:noProof/>
-                <w:webHidden/>
-              </w:rPr>
-              <w:fldChar w:fldCharType="end"/>
-            </w:r>
-          </w:hyperlink>
-        </w:p>
-        <w:p>
-          <w:pPr>
-            <w:pStyle w:val="TOC1"/>
-            <w:tabs>
-              <w:tab w:val="right" w:leader="dot" w:pos="8827"/>
-            </w:tabs>
-            <w:rPr>
-              <w:rFonts w:eastAsiaTheme="minorEastAsia"/>
-              <w:noProof/>
-              <w:sz w:val="24"/>
-              <w:szCs w:val="24"/>
-              <w:lang w:val="en-US"/>
-            </w:rPr>
-          </w:pPr>
-          <w:hyperlink w:anchor="_Toc225520381" w:history="1">
-            <w:r>
-              <w:rPr>
-                <w:rStyle w:val="Hyperlink"/>
-                <w:noProof/>
-              </w:rPr>
-              <w:t>Mellékletek</w:t>
-            </w:r>
-            <w:r>
-              <w:rPr>
-                <w:noProof/>
-                <w:webHidden/>
-              </w:rPr>
-              <w:tab/>
-            </w:r>
-            <w:r>
-              <w:rPr>
-                <w:noProof/>
-                <w:webHidden/>
-              </w:rPr>
-              <w:fldChar w:fldCharType="begin"/>
-            </w:r>
-            <w:r>
-              <w:rPr>
-                <w:noProof/>
-                <w:webHidden/>
-              </w:rPr>
-              <w:instrText xml:space="preserve"> PAGEREF _Toc225520381 \h </w:instrText>
-            </w:r>
-            <w:r>
-              <w:rPr>
-                <w:noProof/>
-                <w:webHidden/>
-              </w:rPr>
-            </w:r>
-            <w:r>
-              <w:rPr>
-                <w:noProof/>
-                <w:webHidden/>
-              </w:rPr>
-              <w:fldChar w:fldCharType="separate"/>
-            </w:r>
-            <w:r>
-              <w:rPr>
-                <w:noProof/>
-                <w:webHidden/>
-              </w:rPr>
-              <w:t>20</w:t>
             </w:r>
             <w:r>
               <w:rPr>
@@ -2630,7 +2414,7 @@
               <w:lang w:val="en-US"/>
             </w:rPr>
           </w:pPr>
-          <w:hyperlink w:anchor="_Toc225520382" w:history="1">
+          <w:hyperlink w:anchor="_Toc225527495" w:history="1">
             <w:r>
               <w:rPr>
                 <w:rStyle w:val="Hyperlink"/>
@@ -2653,6 +2437,402 @@
                 <w:rStyle w:val="Hyperlink"/>
                 <w:noProof/>
               </w:rPr>
+              <w:t>Gráf alapú pálya struktúra definiálása</w:t>
+            </w:r>
+            <w:r>
+              <w:rPr>
+                <w:noProof/>
+                <w:webHidden/>
+              </w:rPr>
+              <w:tab/>
+            </w:r>
+            <w:r>
+              <w:rPr>
+                <w:noProof/>
+                <w:webHidden/>
+              </w:rPr>
+              <w:fldChar w:fldCharType="begin"/>
+            </w:r>
+            <w:r>
+              <w:rPr>
+                <w:noProof/>
+                <w:webHidden/>
+              </w:rPr>
+              <w:instrText xml:space="preserve"> PAGEREF _Toc225527495 \h </w:instrText>
+            </w:r>
+            <w:r>
+              <w:rPr>
+                <w:noProof/>
+                <w:webHidden/>
+              </w:rPr>
+            </w:r>
+            <w:r>
+              <w:rPr>
+                <w:noProof/>
+                <w:webHidden/>
+              </w:rPr>
+              <w:fldChar w:fldCharType="separate"/>
+            </w:r>
+            <w:r>
+              <w:rPr>
+                <w:noProof/>
+                <w:webHidden/>
+              </w:rPr>
+              <w:t>17</w:t>
+            </w:r>
+            <w:r>
+              <w:rPr>
+                <w:noProof/>
+                <w:webHidden/>
+              </w:rPr>
+              <w:fldChar w:fldCharType="end"/>
+            </w:r>
+          </w:hyperlink>
+        </w:p>
+        <w:p>
+          <w:pPr>
+            <w:pStyle w:val="TOC2"/>
+            <w:tabs>
+              <w:tab w:val="left" w:pos="960"/>
+              <w:tab w:val="right" w:leader="dot" w:pos="8827"/>
+            </w:tabs>
+            <w:rPr>
+              <w:rFonts w:eastAsiaTheme="minorEastAsia"/>
+              <w:noProof/>
+              <w:sz w:val="24"/>
+              <w:szCs w:val="24"/>
+              <w:lang w:val="en-US"/>
+            </w:rPr>
+          </w:pPr>
+          <w:hyperlink w:anchor="_Toc225527496" w:history="1">
+            <w:r>
+              <w:rPr>
+                <w:rStyle w:val="Hyperlink"/>
+                <w:noProof/>
+              </w:rPr>
+              <w:t>3.3.</w:t>
+            </w:r>
+            <w:r>
+              <w:rPr>
+                <w:rFonts w:eastAsiaTheme="minorEastAsia"/>
+                <w:noProof/>
+                <w:sz w:val="24"/>
+                <w:szCs w:val="24"/>
+                <w:lang w:val="en-US"/>
+              </w:rPr>
+              <w:tab/>
+            </w:r>
+            <w:r>
+              <w:rPr>
+                <w:rStyle w:val="Hyperlink"/>
+                <w:noProof/>
+              </w:rPr>
+              <w:t>Pálya generálás folyamatai, többlépcsős generálás oka</w:t>
+            </w:r>
+            <w:r>
+              <w:rPr>
+                <w:noProof/>
+                <w:webHidden/>
+              </w:rPr>
+              <w:tab/>
+            </w:r>
+            <w:r>
+              <w:rPr>
+                <w:noProof/>
+                <w:webHidden/>
+              </w:rPr>
+              <w:fldChar w:fldCharType="begin"/>
+            </w:r>
+            <w:r>
+              <w:rPr>
+                <w:noProof/>
+                <w:webHidden/>
+              </w:rPr>
+              <w:instrText xml:space="preserve"> PAGEREF _Toc225527496 \h </w:instrText>
+            </w:r>
+            <w:r>
+              <w:rPr>
+                <w:noProof/>
+                <w:webHidden/>
+              </w:rPr>
+            </w:r>
+            <w:r>
+              <w:rPr>
+                <w:noProof/>
+                <w:webHidden/>
+              </w:rPr>
+              <w:fldChar w:fldCharType="separate"/>
+            </w:r>
+            <w:r>
+              <w:rPr>
+                <w:noProof/>
+                <w:webHidden/>
+              </w:rPr>
+              <w:t>19</w:t>
+            </w:r>
+            <w:r>
+              <w:rPr>
+                <w:noProof/>
+                <w:webHidden/>
+              </w:rPr>
+              <w:fldChar w:fldCharType="end"/>
+            </w:r>
+          </w:hyperlink>
+        </w:p>
+        <w:p>
+          <w:pPr>
+            <w:pStyle w:val="TOC1"/>
+            <w:tabs>
+              <w:tab w:val="right" w:leader="dot" w:pos="8827"/>
+            </w:tabs>
+            <w:rPr>
+              <w:rFonts w:eastAsiaTheme="minorEastAsia"/>
+              <w:noProof/>
+              <w:sz w:val="24"/>
+              <w:szCs w:val="24"/>
+              <w:lang w:val="en-US"/>
+            </w:rPr>
+          </w:pPr>
+          <w:hyperlink w:anchor="_Toc225527497" w:history="1">
+            <w:r>
+              <w:rPr>
+                <w:rStyle w:val="Hyperlink"/>
+                <w:noProof/>
+              </w:rPr>
+              <w:t>Irodalomjegyzék</w:t>
+            </w:r>
+            <w:r>
+              <w:rPr>
+                <w:noProof/>
+                <w:webHidden/>
+              </w:rPr>
+              <w:tab/>
+            </w:r>
+            <w:r>
+              <w:rPr>
+                <w:noProof/>
+                <w:webHidden/>
+              </w:rPr>
+              <w:fldChar w:fldCharType="begin"/>
+            </w:r>
+            <w:r>
+              <w:rPr>
+                <w:noProof/>
+                <w:webHidden/>
+              </w:rPr>
+              <w:instrText xml:space="preserve"> PAGEREF _Toc225527497 \h </w:instrText>
+            </w:r>
+            <w:r>
+              <w:rPr>
+                <w:noProof/>
+                <w:webHidden/>
+              </w:rPr>
+            </w:r>
+            <w:r>
+              <w:rPr>
+                <w:noProof/>
+                <w:webHidden/>
+              </w:rPr>
+              <w:fldChar w:fldCharType="separate"/>
+            </w:r>
+            <w:r>
+              <w:rPr>
+                <w:noProof/>
+                <w:webHidden/>
+              </w:rPr>
+              <w:t>20</w:t>
+            </w:r>
+            <w:r>
+              <w:rPr>
+                <w:noProof/>
+                <w:webHidden/>
+              </w:rPr>
+              <w:fldChar w:fldCharType="end"/>
+            </w:r>
+          </w:hyperlink>
+        </w:p>
+        <w:p>
+          <w:pPr>
+            <w:pStyle w:val="TOC1"/>
+            <w:tabs>
+              <w:tab w:val="right" w:leader="dot" w:pos="8827"/>
+            </w:tabs>
+            <w:rPr>
+              <w:rFonts w:eastAsiaTheme="minorEastAsia"/>
+              <w:noProof/>
+              <w:sz w:val="24"/>
+              <w:szCs w:val="24"/>
+              <w:lang w:val="en-US"/>
+            </w:rPr>
+          </w:pPr>
+          <w:hyperlink w:anchor="_Toc225527498" w:history="1">
+            <w:r>
+              <w:rPr>
+                <w:rStyle w:val="Hyperlink"/>
+                <w:noProof/>
+              </w:rPr>
+              <w:t>Nyilatkozat</w:t>
+            </w:r>
+            <w:r>
+              <w:rPr>
+                <w:noProof/>
+                <w:webHidden/>
+              </w:rPr>
+              <w:tab/>
+            </w:r>
+            <w:r>
+              <w:rPr>
+                <w:noProof/>
+                <w:webHidden/>
+              </w:rPr>
+              <w:fldChar w:fldCharType="begin"/>
+            </w:r>
+            <w:r>
+              <w:rPr>
+                <w:noProof/>
+                <w:webHidden/>
+              </w:rPr>
+              <w:instrText xml:space="preserve"> PAGEREF _Toc225527498 \h </w:instrText>
+            </w:r>
+            <w:r>
+              <w:rPr>
+                <w:noProof/>
+                <w:webHidden/>
+              </w:rPr>
+            </w:r>
+            <w:r>
+              <w:rPr>
+                <w:noProof/>
+                <w:webHidden/>
+              </w:rPr>
+              <w:fldChar w:fldCharType="separate"/>
+            </w:r>
+            <w:r>
+              <w:rPr>
+                <w:noProof/>
+                <w:webHidden/>
+              </w:rPr>
+              <w:t>21</w:t>
+            </w:r>
+            <w:r>
+              <w:rPr>
+                <w:noProof/>
+                <w:webHidden/>
+              </w:rPr>
+              <w:fldChar w:fldCharType="end"/>
+            </w:r>
+          </w:hyperlink>
+        </w:p>
+        <w:p>
+          <w:pPr>
+            <w:pStyle w:val="TOC1"/>
+            <w:tabs>
+              <w:tab w:val="right" w:leader="dot" w:pos="8827"/>
+            </w:tabs>
+            <w:rPr>
+              <w:rFonts w:eastAsiaTheme="minorEastAsia"/>
+              <w:noProof/>
+              <w:sz w:val="24"/>
+              <w:szCs w:val="24"/>
+              <w:lang w:val="en-US"/>
+            </w:rPr>
+          </w:pPr>
+          <w:hyperlink w:anchor="_Toc225527499" w:history="1">
+            <w:r>
+              <w:rPr>
+                <w:rStyle w:val="Hyperlink"/>
+                <w:noProof/>
+              </w:rPr>
+              <w:t>Mellékletek</w:t>
+            </w:r>
+            <w:r>
+              <w:rPr>
+                <w:noProof/>
+                <w:webHidden/>
+              </w:rPr>
+              <w:tab/>
+            </w:r>
+            <w:r>
+              <w:rPr>
+                <w:noProof/>
+                <w:webHidden/>
+              </w:rPr>
+              <w:fldChar w:fldCharType="begin"/>
+            </w:r>
+            <w:r>
+              <w:rPr>
+                <w:noProof/>
+                <w:webHidden/>
+              </w:rPr>
+              <w:instrText xml:space="preserve"> PAGEREF _Toc225527499 \h </w:instrText>
+            </w:r>
+            <w:r>
+              <w:rPr>
+                <w:noProof/>
+                <w:webHidden/>
+              </w:rPr>
+            </w:r>
+            <w:r>
+              <w:rPr>
+                <w:noProof/>
+                <w:webHidden/>
+              </w:rPr>
+              <w:fldChar w:fldCharType="separate"/>
+            </w:r>
+            <w:r>
+              <w:rPr>
+                <w:noProof/>
+                <w:webHidden/>
+              </w:rPr>
+              <w:t>22</w:t>
+            </w:r>
+            <w:r>
+              <w:rPr>
+                <w:noProof/>
+                <w:webHidden/>
+              </w:rPr>
+              <w:fldChar w:fldCharType="end"/>
+            </w:r>
+          </w:hyperlink>
+        </w:p>
+        <w:p>
+          <w:pPr>
+            <w:pStyle w:val="TOC2"/>
+            <w:tabs>
+              <w:tab w:val="left" w:pos="960"/>
+              <w:tab w:val="right" w:leader="dot" w:pos="8827"/>
+            </w:tabs>
+            <w:rPr>
+              <w:rFonts w:eastAsiaTheme="minorEastAsia"/>
+              <w:noProof/>
+              <w:sz w:val="24"/>
+              <w:szCs w:val="24"/>
+              <w:lang w:val="en-US"/>
+            </w:rPr>
+          </w:pPr>
+          <w:hyperlink w:anchor="_Toc225527500" w:history="1">
+            <w:r>
+              <w:rPr>
+                <w:rStyle w:val="Hyperlink"/>
+                <w:noProof/>
+              </w:rPr>
+              <w:t>3.4.</w:t>
+            </w:r>
+            <w:r>
+              <w:rPr>
+                <w:rFonts w:eastAsiaTheme="minorEastAsia"/>
+                <w:noProof/>
+                <w:sz w:val="24"/>
+                <w:szCs w:val="24"/>
+                <w:lang w:val="en-US"/>
+              </w:rPr>
+              <w:tab/>
+            </w:r>
+            <w:r>
+              <w:rPr>
+                <w:rStyle w:val="Hyperlink"/>
+                <w:noProof/>
+              </w:rPr>
               <w:t>Adatbázis relációk</w:t>
             </w:r>
             <w:r>
@@ -2674,7 +2854,7 @@
                 <w:noProof/>
                 <w:webHidden/>
               </w:rPr>
-              <w:instrText xml:space="preserve"> PAGEREF _Toc225520382 \h </w:instrText>
+              <w:instrText xml:space="preserve"> PAGEREF _Toc225527500 \h </w:instrText>
             </w:r>
             <w:r>
               <w:rPr>
@@ -2694,7 +2874,97 @@
                 <w:noProof/>
                 <w:webHidden/>
               </w:rPr>
-              <w:t>20</w:t>
+              <w:t>22</w:t>
+            </w:r>
+            <w:r>
+              <w:rPr>
+                <w:noProof/>
+                <w:webHidden/>
+              </w:rPr>
+              <w:fldChar w:fldCharType="end"/>
+            </w:r>
+          </w:hyperlink>
+        </w:p>
+        <w:p>
+          <w:pPr>
+            <w:pStyle w:val="TOC2"/>
+            <w:tabs>
+              <w:tab w:val="left" w:pos="960"/>
+              <w:tab w:val="right" w:leader="dot" w:pos="8827"/>
+            </w:tabs>
+            <w:rPr>
+              <w:rFonts w:eastAsiaTheme="minorEastAsia"/>
+              <w:noProof/>
+              <w:sz w:val="24"/>
+              <w:szCs w:val="24"/>
+              <w:lang w:val="en-US"/>
+            </w:rPr>
+          </w:pPr>
+          <w:hyperlink w:anchor="_Toc225527501" w:history="1">
+            <w:r>
+              <w:rPr>
+                <w:rStyle w:val="Hyperlink"/>
+                <w:noProof/>
+              </w:rPr>
+              <w:t>3.5.</w:t>
+            </w:r>
+            <w:r>
+              <w:rPr>
+                <w:rFonts w:eastAsiaTheme="minorEastAsia"/>
+                <w:noProof/>
+                <w:sz w:val="24"/>
+                <w:szCs w:val="24"/>
+                <w:lang w:val="en-US"/>
+              </w:rPr>
+              <w:tab/>
+            </w:r>
+            <w:r>
+              <w:rPr>
+                <w:rStyle w:val="Hyperlink"/>
+                <w:noProof/>
+              </w:rPr>
+              <w:t>Gráf alapú pálya struktúra definiálása</w:t>
+            </w:r>
+            <w:r>
+              <w:rPr>
+                <w:noProof/>
+                <w:webHidden/>
+              </w:rPr>
+              <w:tab/>
+            </w:r>
+            <w:r>
+              <w:rPr>
+                <w:noProof/>
+                <w:webHidden/>
+              </w:rPr>
+              <w:fldChar w:fldCharType="begin"/>
+            </w:r>
+            <w:r>
+              <w:rPr>
+                <w:noProof/>
+                <w:webHidden/>
+              </w:rPr>
+              <w:instrText xml:space="preserve"> PAGEREF _Toc225527501 \h </w:instrText>
+            </w:r>
+            <w:r>
+              <w:rPr>
+                <w:noProof/>
+                <w:webHidden/>
+              </w:rPr>
+            </w:r>
+            <w:r>
+              <w:rPr>
+                <w:noProof/>
+                <w:webHidden/>
+              </w:rPr>
+              <w:fldChar w:fldCharType="separate"/>
+            </w:r>
+            <w:r>
+              <w:rPr>
+                <w:noProof/>
+                <w:webHidden/>
+              </w:rPr>
+              <w:t>23</w:t>
             </w:r>
             <w:r>
               <w:rPr>
@@ -2790,20 +3060,47 @@
         <w:jc w:val="both"/>
         <w:rPr>
           <w:rFonts w:ascii="Times New Roman" w:hAnsi="Times New Roman" w:cs="Times New Roman"/>
+          <w:strike/>
           <w:color w:val="EE0000"/>
           <w:sz w:val="24"/>
           <w:szCs w:val="24"/>
         </w:rPr>
       </w:pPr>
       <w:r>
+        <w:rPr>
+          <w:rFonts w:ascii="Times New Roman" w:hAnsi="Times New Roman" w:cs="Times New Roman"/>
+          <w:strike/>
+          <w:color w:val="EE0000"/>
+          <w:sz w:val="24"/>
+          <w:szCs w:val="24"/>
+        </w:rPr>
+        <w:t xml:space="preserve">Gráf alapú struktúra </w:t>
+      </w:r>
+      <w:proofErr w:type="spellStart"/>
+      <w:r>
+        <w:rPr>
+          <w:rFonts w:ascii="Times New Roman" w:hAnsi="Times New Roman" w:cs="Times New Roman"/>
+          <w:strike/>
+          <w:color w:val="EE0000"/>
+          <w:sz w:val="24"/>
+          <w:szCs w:val="24"/>
+        </w:rPr>
+        <w:t>deffiniálása</w:t>
+      </w:r>
+      <w:proofErr w:type="spellEnd"/>
+    </w:p>
+    <w:p>
+      <w:pPr>
+        <w:spacing w:line="360" w:lineRule="auto"/>
+        <w:ind w:firstLine="720"/>
+        <w:jc w:val="both"/>
         <w:rPr>
           <w:rFonts w:ascii="Times New Roman" w:hAnsi="Times New Roman" w:cs="Times New Roman"/>
           <w:color w:val="EE0000"/>
           <w:sz w:val="24"/>
           <w:szCs w:val="24"/>
         </w:rPr>
-        <w:t xml:space="preserve">Gráf alapú struktúra </w:t>
-      </w:r>
+      </w:pPr>
       <w:proofErr w:type="spellStart"/>
       <w:r>
         <w:rPr>
@@ -2812,23 +3109,18 @@
           <w:sz w:val="24"/>
           <w:szCs w:val="24"/>
         </w:rPr>
-        <w:t>deffiniálása</w:t>
-      </w:r>
-      <w:proofErr w:type="spellEnd"/>
-    </w:p>
-    <w:p>
-      <w:pPr>
-        <w:spacing w:line="360" w:lineRule="auto"/>
-        <w:ind w:firstLine="720"/>
-        <w:jc w:val="both"/>
+        <w:t>Promtolás</w:t>
+      </w:r>
+      <w:proofErr w:type="spellEnd"/>
+      <w:r>
         <w:rPr>
           <w:rFonts w:ascii="Times New Roman" w:hAnsi="Times New Roman" w:cs="Times New Roman"/>
           <w:color w:val="EE0000"/>
           <w:sz w:val="24"/>
           <w:szCs w:val="24"/>
         </w:rPr>
-      </w:pPr>
-      <w:proofErr w:type="spellStart"/>
+        <w:t>, kipróbált és használt modellek</w:t>
+      </w:r>
       <w:r>
         <w:rPr>
           <w:rFonts w:ascii="Times New Roman" w:hAnsi="Times New Roman" w:cs="Times New Roman"/>
@@ -2836,18 +3128,20 @@
           <w:sz w:val="24"/>
           <w:szCs w:val="24"/>
         </w:rPr>
-        <w:t>Promtolás</w:t>
-      </w:r>
-      <w:proofErr w:type="spellEnd"/>
-      <w:r>
+        <w:t>, Prompt mint fekete mágia</w:t>
+      </w:r>
+    </w:p>
+    <w:p>
+      <w:pPr>
+        <w:spacing w:line="360" w:lineRule="auto"/>
+        <w:jc w:val="both"/>
         <w:rPr>
           <w:rFonts w:ascii="Times New Roman" w:hAnsi="Times New Roman" w:cs="Times New Roman"/>
           <w:color w:val="EE0000"/>
           <w:sz w:val="24"/>
           <w:szCs w:val="24"/>
         </w:rPr>
-        <w:t>, kipróbált és használt modellek</w:t>
-      </w:r>
+      </w:pPr>
       <w:r>
         <w:rPr>
           <w:rFonts w:ascii="Times New Roman" w:hAnsi="Times New Roman" w:cs="Times New Roman"/>
@@ -2855,20 +3149,20 @@
           <w:sz w:val="24"/>
           <w:szCs w:val="24"/>
         </w:rPr>
-        <w:t>, Prompt mint fekete mágia</w:t>
-      </w:r>
-    </w:p>
-    <w:p>
-      <w:pPr>
-        <w:spacing w:line="360" w:lineRule="auto"/>
-        <w:jc w:val="both"/>
+        <w:tab/>
+        <w:t xml:space="preserve">Milyen folyamatok és miért </w:t>
+      </w:r>
+      <w:proofErr w:type="spellStart"/>
+      <w:r>
         <w:rPr>
           <w:rFonts w:ascii="Times New Roman" w:hAnsi="Times New Roman" w:cs="Times New Roman"/>
           <w:color w:val="EE0000"/>
           <w:sz w:val="24"/>
           <w:szCs w:val="24"/>
         </w:rPr>
-      </w:pPr>
+        <w:t>csatolódtak</w:t>
+      </w:r>
+      <w:proofErr w:type="spellEnd"/>
       <w:r>
         <w:rPr>
           <w:rFonts w:ascii="Times New Roman" w:hAnsi="Times New Roman" w:cs="Times New Roman"/>
@@ -2876,20 +3170,20 @@
           <w:sz w:val="24"/>
           <w:szCs w:val="24"/>
         </w:rPr>
-        <w:tab/>
-        <w:t xml:space="preserve">Milyen folyamatok és miért </w:t>
-      </w:r>
-      <w:proofErr w:type="spellStart"/>
-      <w:r>
+        <w:t xml:space="preserve"> rá a pálya generálásra, hint rendszer</w:t>
+      </w:r>
+    </w:p>
+    <w:p>
+      <w:pPr>
+        <w:spacing w:line="360" w:lineRule="auto"/>
+        <w:jc w:val="both"/>
         <w:rPr>
           <w:rFonts w:ascii="Times New Roman" w:hAnsi="Times New Roman" w:cs="Times New Roman"/>
           <w:color w:val="EE0000"/>
           <w:sz w:val="24"/>
           <w:szCs w:val="24"/>
         </w:rPr>
-        <w:t>csatolódtak</w:t>
-      </w:r>
-      <w:proofErr w:type="spellEnd"/>
+      </w:pPr>
       <w:r>
         <w:rPr>
           <w:rFonts w:ascii="Times New Roman" w:hAnsi="Times New Roman" w:cs="Times New Roman"/>
@@ -2897,7 +3191,9 @@
           <w:sz w:val="24"/>
           <w:szCs w:val="24"/>
         </w:rPr>
-        <w:t xml:space="preserve"> rá a pálya generálásra, hint rendszer</w:t>
+        <w:lastRenderedPageBreak/>
+        <w:tab/>
+        <w:t>Milyen modelleket használtam végül</w:t>
       </w:r>
     </w:p>
     <w:p>
@@ -2919,20 +3215,18 @@
           <w:szCs w:val="24"/>
         </w:rPr>
         <w:tab/>
-        <w:t>Milyen modelleket használtam végül</w:t>
-      </w:r>
-    </w:p>
-    <w:p>
-      <w:pPr>
-        <w:spacing w:line="360" w:lineRule="auto"/>
-        <w:jc w:val="both"/>
+      </w:r>
+      <w:proofErr w:type="spellStart"/>
+      <w:r>
         <w:rPr>
           <w:rFonts w:ascii="Times New Roman" w:hAnsi="Times New Roman" w:cs="Times New Roman"/>
           <w:color w:val="EE0000"/>
           <w:sz w:val="24"/>
           <w:szCs w:val="24"/>
         </w:rPr>
-      </w:pPr>
+        <w:t>Sprite</w:t>
+      </w:r>
+      <w:proofErr w:type="spellEnd"/>
       <w:r>
         <w:rPr>
           <w:rFonts w:ascii="Times New Roman" w:hAnsi="Times New Roman" w:cs="Times New Roman"/>
@@ -2940,7 +3234,7 @@
           <w:sz w:val="24"/>
           <w:szCs w:val="24"/>
         </w:rPr>
-        <w:tab/>
+        <w:t xml:space="preserve"> </w:t>
       </w:r>
       <w:proofErr w:type="spellStart"/>
       <w:r>
@@ -2950,7 +3244,7 @@
           <w:sz w:val="24"/>
           <w:szCs w:val="24"/>
         </w:rPr>
-        <w:t>Sprite</w:t>
+        <w:t>png</w:t>
       </w:r>
       <w:proofErr w:type="spellEnd"/>
       <w:r>
@@ -2962,7 +3256,7 @@
         </w:rPr>
         <w:t xml:space="preserve"> </w:t>
       </w:r>
-      <w:proofErr w:type="spellStart"/>
+      <w:proofErr w:type="gramStart"/>
       <w:r>
         <w:rPr>
           <w:rFonts w:ascii="Times New Roman" w:hAnsi="Times New Roman" w:cs="Times New Roman"/>
@@ -2970,9 +3264,9 @@
           <w:sz w:val="24"/>
           <w:szCs w:val="24"/>
         </w:rPr>
-        <w:t>png</w:t>
-      </w:r>
-      <w:proofErr w:type="spellEnd"/>
+        <w:t>generálása</w:t>
+      </w:r>
+      <w:proofErr w:type="gramEnd"/>
       <w:r>
         <w:rPr>
           <w:rFonts w:ascii="Times New Roman" w:hAnsi="Times New Roman" w:cs="Times New Roman"/>
@@ -2980,19 +3274,20 @@
           <w:sz w:val="24"/>
           <w:szCs w:val="24"/>
         </w:rPr>
-        <w:t xml:space="preserve"> </w:t>
-      </w:r>
-      <w:proofErr w:type="gramStart"/>
-      <w:r>
+        <w:t xml:space="preserve"> amit végül a modell megoldott</w:t>
+      </w:r>
+    </w:p>
+    <w:p>
+      <w:pPr>
+        <w:spacing w:line="360" w:lineRule="auto"/>
+        <w:jc w:val="both"/>
         <w:rPr>
           <w:rFonts w:ascii="Times New Roman" w:hAnsi="Times New Roman" w:cs="Times New Roman"/>
           <w:color w:val="EE0000"/>
           <w:sz w:val="24"/>
           <w:szCs w:val="24"/>
         </w:rPr>
-        <w:t>generálása</w:t>
-      </w:r>
-      <w:proofErr w:type="gramEnd"/>
+      </w:pPr>
       <w:r>
         <w:rPr>
           <w:rFonts w:ascii="Times New Roman" w:hAnsi="Times New Roman" w:cs="Times New Roman"/>
@@ -3000,7 +3295,7 @@
           <w:sz w:val="24"/>
           <w:szCs w:val="24"/>
         </w:rPr>
-        <w:t xml:space="preserve"> amit végül a modell megoldott</w:t>
+        <w:t>Költség elemzés</w:t>
       </w:r>
     </w:p>
     <w:p>
@@ -3021,28 +3316,6 @@
           <w:sz w:val="24"/>
           <w:szCs w:val="24"/>
         </w:rPr>
-        <w:t>Költség elemzés</w:t>
-      </w:r>
-    </w:p>
-    <w:p>
-      <w:pPr>
-        <w:spacing w:line="360" w:lineRule="auto"/>
-        <w:jc w:val="both"/>
-        <w:rPr>
-          <w:rFonts w:ascii="Times New Roman" w:hAnsi="Times New Roman" w:cs="Times New Roman"/>
-          <w:color w:val="EE0000"/>
-          <w:sz w:val="24"/>
-          <w:szCs w:val="24"/>
-        </w:rPr>
-      </w:pPr>
-      <w:r>
-        <w:rPr>
-          <w:rFonts w:ascii="Times New Roman" w:hAnsi="Times New Roman" w:cs="Times New Roman"/>
-          <w:color w:val="EE0000"/>
-          <w:sz w:val="24"/>
-          <w:szCs w:val="24"/>
-        </w:rPr>
-        <w:lastRenderedPageBreak/>
         <w:tab/>
         <w:t>Mérési eredmények - statisztikák</w:t>
       </w:r>
@@ -3573,7 +3846,7 @@
           <w:i/>
         </w:rPr>
       </w:pPr>
-      <w:bookmarkStart w:id="2" w:name="_Toc225520363"/>
+      <w:bookmarkStart w:id="2" w:name="_Toc225527479"/>
       <w:r>
         <w:lastRenderedPageBreak/>
         <w:t>Technológiák</w:t>
@@ -3592,7 +3865,7 @@
       <w:pPr>
         <w:pStyle w:val="Szakdolgozath2"/>
       </w:pPr>
-      <w:bookmarkStart w:id="3" w:name="_Toc225520364"/>
+      <w:bookmarkStart w:id="3" w:name="_Toc225527480"/>
       <w:r>
         <w:t xml:space="preserve">Docker és </w:t>
       </w:r>
@@ -3735,7 +4008,7 @@
       <w:pPr>
         <w:pStyle w:val="Szakdolgozath2"/>
       </w:pPr>
-      <w:bookmarkStart w:id="4" w:name="_Toc225520365"/>
+      <w:bookmarkStart w:id="4" w:name="_Toc225527481"/>
       <w:r>
         <w:t>Frontend technológiák</w:t>
       </w:r>
@@ -4195,7 +4468,7 @@
       <w:pPr>
         <w:pStyle w:val="Szakdolgozath2"/>
       </w:pPr>
-      <w:bookmarkStart w:id="5" w:name="_Toc225520366"/>
+      <w:bookmarkStart w:id="5" w:name="_Toc225527482"/>
       <w:r>
         <w:t>Backend technológiák</w:t>
       </w:r>
@@ -4585,7 +4858,7 @@
       <w:pPr>
         <w:pStyle w:val="Szakdolgozath2"/>
       </w:pPr>
-      <w:bookmarkStart w:id="6" w:name="_Toc225520367"/>
+      <w:bookmarkStart w:id="6" w:name="_Toc225527483"/>
       <w:r>
         <w:t>Valós idejű kommunikáció</w:t>
       </w:r>
@@ -4792,7 +5065,7 @@
       <w:pPr>
         <w:pStyle w:val="Szakdolgozath2"/>
       </w:pPr>
-      <w:bookmarkStart w:id="7" w:name="_Toc225520368"/>
+      <w:bookmarkStart w:id="7" w:name="_Toc225527484"/>
       <w:r>
         <w:t>Adatkezelés és tárolás</w:t>
       </w:r>
@@ -4950,7 +5223,7 @@
       <w:pPr>
         <w:pStyle w:val="Szakdolgozath2"/>
       </w:pPr>
-      <w:bookmarkStart w:id="8" w:name="_Toc225520369"/>
+      <w:bookmarkStart w:id="8" w:name="_Toc225527485"/>
       <w:r>
         <w:t>MI integráció</w:t>
       </w:r>
@@ -5033,7 +5306,7 @@
       <w:pPr>
         <w:pStyle w:val="SzekdolgozatH1"/>
       </w:pPr>
-      <w:bookmarkStart w:id="9" w:name="_Toc225520370"/>
+      <w:bookmarkStart w:id="9" w:name="_Toc225527486"/>
       <w:r>
         <w:t>Architektúra</w:t>
       </w:r>
@@ -5043,7 +5316,7 @@
       <w:pPr>
         <w:pStyle w:val="Szakdolgozath2"/>
       </w:pPr>
-      <w:bookmarkStart w:id="10" w:name="_Toc225520371"/>
+      <w:bookmarkStart w:id="10" w:name="_Toc225527487"/>
       <w:r>
         <w:t>Adatbázis felépítés –</w:t>
       </w:r>
@@ -5848,7 +6121,7 @@
       <w:pPr>
         <w:pStyle w:val="Szakdolgozath2"/>
       </w:pPr>
-      <w:bookmarkStart w:id="19" w:name="_Toc225520372"/>
+      <w:bookmarkStart w:id="19" w:name="_Toc225527488"/>
       <w:r>
         <w:t>Frontend</w:t>
       </w:r>
@@ -6110,7 +6383,7 @@
       <w:pPr>
         <w:pStyle w:val="Szakdolgozath2"/>
       </w:pPr>
-      <w:bookmarkStart w:id="20" w:name="_Toc225520373"/>
+      <w:bookmarkStart w:id="20" w:name="_Toc225527489"/>
       <w:r>
         <w:t>Backend API</w:t>
       </w:r>
@@ -6284,7 +6557,7 @@
       <w:pPr>
         <w:pStyle w:val="Szakdolgozath2"/>
       </w:pPr>
-      <w:bookmarkStart w:id="21" w:name="_Toc225520374"/>
+      <w:bookmarkStart w:id="21" w:name="_Toc225527490"/>
       <w:proofErr w:type="spellStart"/>
       <w:r>
         <w:t>WebSocket</w:t>
@@ -6391,7 +6664,7 @@
       <w:pPr>
         <w:pStyle w:val="Szakdolgozath2"/>
       </w:pPr>
-      <w:bookmarkStart w:id="22" w:name="_Toc225520375"/>
+      <w:bookmarkStart w:id="22" w:name="_Toc225527491"/>
       <w:r>
         <w:t xml:space="preserve">File </w:t>
       </w:r>
@@ -6713,7 +6986,7 @@
       <w:pPr>
         <w:pStyle w:val="Szakdolgozath2"/>
       </w:pPr>
-      <w:bookmarkStart w:id="23" w:name="_Toc225520376"/>
+      <w:bookmarkStart w:id="23" w:name="_Toc225527492"/>
       <w:r>
         <w:t>Biztonság</w:t>
       </w:r>
@@ -6911,7 +7184,7 @@
       <w:pPr>
         <w:pStyle w:val="SzekdolgozatH1"/>
       </w:pPr>
-      <w:bookmarkStart w:id="24" w:name="_Toc225520377"/>
+      <w:bookmarkStart w:id="24" w:name="_Toc225527493"/>
       <w:r>
         <w:lastRenderedPageBreak/>
         <w:t>Pálya Generálása</w:t>
@@ -6922,7 +7195,7 @@
       <w:pPr>
         <w:pStyle w:val="Szakdolgozath2"/>
       </w:pPr>
-      <w:bookmarkStart w:id="25" w:name="_Toc225520378"/>
+      <w:bookmarkStart w:id="25" w:name="_Toc225527494"/>
       <w:r>
         <w:t>Generikus játék modellek</w:t>
       </w:r>
@@ -7497,11 +7770,309 @@
       <w:r>
         <w:t xml:space="preserve"> hidat képez a játékmenet, a narratíva és a vizuális megjelenítés között.</w:t>
       </w:r>
+    </w:p>
+    <w:p>
+      <w:pPr>
+        <w:pStyle w:val="Szakdolgozath2"/>
+      </w:pPr>
+      <w:bookmarkStart w:id="26" w:name="_Toc225527495"/>
+      <w:r>
+        <w:t>Gráf alapú pálya struktúra definiálása</w:t>
+      </w:r>
+      <w:bookmarkEnd w:id="26"/>
+    </w:p>
+    <w:p>
+      <w:pPr>
+        <w:pStyle w:val="Szakdolgozath3"/>
+      </w:pPr>
+      <w:r>
+        <w:t>Alap probléma</w:t>
+      </w:r>
+    </w:p>
+    <w:p>
+      <w:pPr>
+        <w:pStyle w:val="Szakdolgozatbekezds"/>
+      </w:pPr>
+      <w:r>
+        <w:t xml:space="preserve">A pályagenerálás egyik legfontosabb kérdése az volt, hogyan lehet a feladatok közötti kapcsolatokat úgy leírni, hogy a létrejövő szoba logikailag következetes és </w:t>
+      </w:r>
+      <w:proofErr w:type="spellStart"/>
+      <w:r>
+        <w:t>végigjátszható</w:t>
+      </w:r>
+      <w:proofErr w:type="spellEnd"/>
+      <w:r>
+        <w:t xml:space="preserve"> maradjon. A korai kísérletek során a modell számára gyakran csak általános utasítások kerültek megadásra, </w:t>
+      </w:r>
+      <w:proofErr w:type="gramStart"/>
+      <w:r>
+        <w:t>például</w:t>
+      </w:r>
+      <w:proofErr w:type="gramEnd"/>
+      <w:r>
+        <w:t xml:space="preserve"> hogy találjon ki egy vagy több egymásra épülő, változó komplexitású feladatot. Ez a megközelítés első ránézésre elegendőnek tűnt, a gyakorlatban azonban rendszeresen olyan pályák születtek, amelyek szerkezete hibás volt. Előfordult, hogy egy részfeladathoz szükséges információ fizikailag vagy logikailag elérhetetlenné vált, ezért egy puzzle megoldhatatlanná vált. Más esetekben a kijárat túl korán megnyitható volt, így a pályán elhelyezett további feladatok elvesztették funkciójukat.</w:t>
+      </w:r>
+    </w:p>
+    <w:p>
+      <w:pPr>
+        <w:pStyle w:val="Szakdolgozatbekezds"/>
+        <w:ind w:firstLine="720"/>
+      </w:pPr>
+      <w:r>
+        <w:t xml:space="preserve">Ennek a problémának a kezelésére a pálya szerkezetét nem pusztán objektumlistaként, hanem irányított függőségi gráfként célszerű definiálni. Ebben a megközelítésben a gráf nem a játékos fizikai mozgását írja le, hanem azt, hogy egy adott információ vagy játékelem mikor válik értelmezhetővé, illetve használhatóvá. A csúcsok a pálya logikai egységeit reprezentálják, az élek pedig azt a függőségi viszonyt jelentik, hogy egy későbbi elem megértéséhez vagy alkalmazásához egy korábbi elem megoldása </w:t>
+      </w:r>
+      <w:r>
+        <w:lastRenderedPageBreak/>
+        <w:t>szükséges. A gráf alkalmazásának legnagyobb előnye, hogy a generálás során egyértelműen meghatározható, mely elemeknek kell egymásra épülniük, és ezáltal kizárhatók a megoldhatatlan vagy a túl korán lezárható pályák.</w:t>
+      </w:r>
+    </w:p>
+    <w:p>
+      <w:pPr>
+        <w:pStyle w:val="Szakdolgozath3"/>
+      </w:pPr>
+      <w:r>
+        <w:t>Puzzle</w:t>
+      </w:r>
+    </w:p>
+    <w:p>
+      <w:pPr>
+        <w:pStyle w:val="Szakdolgozatbekezds"/>
+      </w:pPr>
+      <w:r>
+        <w:t>A modellben puzzle alatt nem egyetlen objektumot, hanem egy önálló logikai feladat-egységet értek. Egy puzzle célja mindig valamilyen új állapot előidézése: egy zár feloldása, egy konténer megnyitása, egy újabb nyom megszerzése, vagy végső esetben a kijárat aktiválása. Egy puzzle tehát több kisebb információelemből épül fel, és ezek együttes feldolgozása vezet el a megoldáshoz. A gráf szempontjából a puzzle egy olyan csomópontként fogható fel, amelyhez több bemenet tartozik, és amelynek teljesítése után a játékos új logikai állapotba kerül.</w:t>
+      </w:r>
+    </w:p>
+    <w:p>
+      <w:pPr>
+        <w:pStyle w:val="Szakdolgozath3"/>
+      </w:pPr>
+      <w:r>
+        <w:t>Részinformáció</w:t>
+      </w:r>
+    </w:p>
+    <w:p>
+      <w:pPr>
+        <w:pStyle w:val="Szakdolgozatbekezds"/>
+      </w:pPr>
+      <w:r>
+        <w:t>A részinformáció olyan önmagában még nem feltétlenül elegendő nyomelem, amely hozzájárul egy puzzle megoldásához. Ilyen lehet például egy számsor, egy szimbólum, egy feljegyzés, egy dátum, egy tárgyon látható jelölés vagy egy korábban megszerzett szabály, amely egy másik elem értelmezését teszi lehetővé. Fontos, hogy a részinformáció nem feltétlenül jelent azonnal megoldást: a játékos már a pálya elején is találkozhat vele, de a jelentése csak később válik világossá.</w:t>
+      </w:r>
+    </w:p>
+    <w:p>
+      <w:pPr>
+        <w:pStyle w:val="Szakdolgozath3"/>
+      </w:pPr>
+      <w:r>
+        <w:t xml:space="preserve">Kulcs </w:t>
+      </w:r>
+    </w:p>
+    <w:p>
+      <w:pPr>
+        <w:pStyle w:val="Szakdolgozatbekezds"/>
+      </w:pPr>
+      <w:r>
+        <w:t xml:space="preserve">A kulcs fogalma a rendszerben kétféleképpen jelenhet meg. Egyrészt jelenthet konkrét, felvehető </w:t>
+      </w:r>
+      <w:proofErr w:type="spellStart"/>
+      <w:r>
+        <w:t>játékbeli</w:t>
+      </w:r>
+      <w:proofErr w:type="spellEnd"/>
+      <w:r>
+        <w:t xml:space="preserve"> tárgyat, amely egy zár </w:t>
+      </w:r>
+      <w:proofErr w:type="spellStart"/>
+      <w:r>
+        <w:t>aktivátora</w:t>
+      </w:r>
+      <w:proofErr w:type="spellEnd"/>
+      <w:r>
+        <w:t xml:space="preserve">, vagyis egy </w:t>
+      </w:r>
+      <w:proofErr w:type="spellStart"/>
+      <w:r>
+        <w:t>Pickable</w:t>
+      </w:r>
+      <w:proofErr w:type="spellEnd"/>
+      <w:r>
+        <w:t xml:space="preserve"> típusú objektumként viselkedik. Másrészt tágabb értelemben kulcsnak tekinthető minden olyan végső információ is, amely közvetlenül felold egy </w:t>
+      </w:r>
+      <w:proofErr w:type="spellStart"/>
+      <w:r>
+        <w:t>zárat</w:t>
+      </w:r>
+      <w:proofErr w:type="spellEnd"/>
+      <w:r>
+        <w:t>, például egy számszerű kód, betűkombináció vagy jelszó. Ennek megfelelően a kulcs nem kizárólag fizikai tárgy, hanem a puzzle eredményeként előálló, közvetlenül felhasználható megoldási elem. A gráfban ezért a kulcs inkább funkcionális szerepként értelmezhető: olyan kimenet, amely egy következő csomópont aktiválását teszi lehetővé.</w:t>
+      </w:r>
+    </w:p>
+    <w:p>
+      <w:pPr>
+        <w:pStyle w:val="Szakdolgozatbekezds"/>
+      </w:pPr>
+    </w:p>
+    <w:p>
+      <w:pPr>
+        <w:pStyle w:val="Szakdolgozath3"/>
+      </w:pPr>
+      <w:r>
+        <w:lastRenderedPageBreak/>
+        <w:t>Generális játék objektumok és gráf közti párhuzam</w:t>
+      </w:r>
+    </w:p>
+    <w:p>
+      <w:pPr>
+        <w:pStyle w:val="Szakdolgozatbekezds"/>
+      </w:pPr>
+      <w:r>
+        <w:t xml:space="preserve">A korábban definiált generális játékelemek, mint a </w:t>
+      </w:r>
+      <w:proofErr w:type="spellStart"/>
+      <w:r>
+        <w:t>Pickable</w:t>
+      </w:r>
+      <w:proofErr w:type="spellEnd"/>
+      <w:r>
+        <w:t xml:space="preserve">, </w:t>
+      </w:r>
+      <w:proofErr w:type="spellStart"/>
+      <w:r>
+        <w:t>Inspectable</w:t>
+      </w:r>
+      <w:proofErr w:type="spellEnd"/>
+      <w:r>
+        <w:t xml:space="preserve">, </w:t>
+      </w:r>
+      <w:proofErr w:type="spellStart"/>
+      <w:r>
+        <w:t>Container</w:t>
+      </w:r>
+      <w:proofErr w:type="spellEnd"/>
+      <w:r>
+        <w:t xml:space="preserve">, </w:t>
+      </w:r>
+      <w:proofErr w:type="spellStart"/>
+      <w:r>
+        <w:t>MovableCover</w:t>
+      </w:r>
+      <w:proofErr w:type="spellEnd"/>
+      <w:r>
+        <w:t xml:space="preserve"> és </w:t>
+      </w:r>
+      <w:proofErr w:type="spellStart"/>
+      <w:r>
+        <w:t>Exit</w:t>
+      </w:r>
+      <w:proofErr w:type="spellEnd"/>
+      <w:r>
+        <w:t xml:space="preserve">, ebben a modellben a gráf absztrakt csomópontjainak konkrét </w:t>
+      </w:r>
+      <w:proofErr w:type="spellStart"/>
+      <w:r>
+        <w:t>játékbeli</w:t>
+      </w:r>
+      <w:proofErr w:type="spellEnd"/>
+      <w:r>
+        <w:t xml:space="preserve"> megvalósításai. A részinformáció tipikusan egy </w:t>
+      </w:r>
+      <w:proofErr w:type="spellStart"/>
+      <w:r>
+        <w:t>Inspectable</w:t>
+      </w:r>
+      <w:proofErr w:type="spellEnd"/>
+      <w:r>
+        <w:t xml:space="preserve"> objektumhoz kapcsolódik, például egy jegyzethez, festményhez vagy órához, de megjelenhet egy konténer tartalmaként is. Egy fizikai kulcs többnyire </w:t>
+      </w:r>
+      <w:proofErr w:type="spellStart"/>
+      <w:r>
+        <w:t>Pickable</w:t>
+      </w:r>
+      <w:proofErr w:type="spellEnd"/>
+      <w:r>
+        <w:t xml:space="preserve"> objektum formájában létezik. Egy puzzle lezárása gyakran valamely </w:t>
+      </w:r>
+      <w:proofErr w:type="spellStart"/>
+      <w:r>
+        <w:t>Lock</w:t>
+      </w:r>
+      <w:proofErr w:type="spellEnd"/>
+      <w:r>
+        <w:t xml:space="preserve"> feloldásával történik, amely egy </w:t>
+      </w:r>
+      <w:proofErr w:type="spellStart"/>
+      <w:r>
+        <w:t>Container</w:t>
+      </w:r>
+      <w:proofErr w:type="spellEnd"/>
+      <w:r>
+        <w:t xml:space="preserve"> vagy végső esetben az </w:t>
+      </w:r>
+      <w:proofErr w:type="spellStart"/>
+      <w:r>
+        <w:t>Exit</w:t>
+      </w:r>
+      <w:proofErr w:type="spellEnd"/>
+      <w:r>
+        <w:t xml:space="preserve"> állapotát változtatja meg. Így a gráf magas szintű logikai szerkezete és a játékmotor konkrét objektumrendszere között közvetlen megfeleltetés hozható létre, ami jelentősen megkönnyíti a generálás és az ellenőrzés folyamatát.</w:t>
+      </w:r>
+    </w:p>
+    <w:p>
+      <w:pPr>
+        <w:pStyle w:val="Szakdolgozath3"/>
+      </w:pPr>
+      <w:r>
+        <w:t>Konklúzió</w:t>
+      </w:r>
+    </w:p>
+    <w:p>
+      <w:pPr>
+        <w:pStyle w:val="Szakdolgozatbekezds"/>
+      </w:pPr>
+      <w:r>
+        <w:t xml:space="preserve">A gráf alapú leírás bevezetésével a pályagenerálás lényegesen megbízhatóbbá vált. A modell számára így már nem csupán az a feladat, hogy érdekes feladványokat hozzon létre, hanem az is, hogy ezeket egy konzisztens, sorrendhelyes függőségi rendszerbe rendezze. </w:t>
+      </w:r>
+      <w:r>
+        <w:t>Elméleti szinten e</w:t>
+      </w:r>
+      <w:r>
+        <w:t xml:space="preserve">z a megközelítés </w:t>
+      </w:r>
+      <w:proofErr w:type="gramStart"/>
+      <w:r>
+        <w:t>biztosítja</w:t>
+      </w:r>
+      <w:proofErr w:type="gramEnd"/>
+      <w:r>
+        <w:t xml:space="preserve"> </w:t>
+      </w:r>
+      <w:r>
+        <w:t>hogy minden puzzle megoldható legyen, minden szükséges információ rendelkezésre álljon, és a kijárat valóban a teljes pálya lezárását jelentse.</w:t>
+      </w:r>
+    </w:p>
+    <w:p>
+      <w:pPr>
+        <w:pStyle w:val="Szakdolgozath2"/>
+      </w:pPr>
+      <w:bookmarkStart w:id="27" w:name="_Toc225527496"/>
+      <w:r>
+        <w:t>Pálya generálás folyamatai, többlépcsős generálás oka</w:t>
+      </w:r>
+      <w:bookmarkEnd w:id="27"/>
+    </w:p>
+    <w:p>
+      <w:pPr>
+        <w:pStyle w:val="Szakdolgozatbekezds"/>
+      </w:pPr>
+    </w:p>
+    <w:p>
+      <w:pPr>
+        <w:pStyle w:val="Szakdolgozatbekezds"/>
+      </w:pPr>
       <w:r>
         <w:br w:type="page"/>
       </w:r>
     </w:p>
-    <w:bookmarkStart w:id="26" w:name="_Toc225520379" w:displacedByCustomXml="next"/>
+    <w:bookmarkStart w:id="28" w:name="_Toc225527497" w:displacedByCustomXml="next"/>
     <w:sdt>
       <w:sdtPr>
         <w:rPr>
@@ -7527,7 +8098,7 @@
           <w:r>
             <w:t>Irodalomjegyzék</w:t>
           </w:r>
-          <w:bookmarkEnd w:id="26"/>
+          <w:bookmarkEnd w:id="28"/>
         </w:p>
         <w:sdt>
           <w:sdtPr>
@@ -8479,12 +9050,12 @@
       <w:pPr>
         <w:pStyle w:val="szmozatlanSzakdolgozath1"/>
       </w:pPr>
-      <w:bookmarkStart w:id="27" w:name="_Toc225520380"/>
+      <w:bookmarkStart w:id="29" w:name="_Toc225527498"/>
       <w:r>
         <w:lastRenderedPageBreak/>
         <w:t>Nyilatkozat</w:t>
       </w:r>
-      <w:bookmarkEnd w:id="27"/>
+      <w:bookmarkEnd w:id="29"/>
     </w:p>
     <w:p>
       <w:pPr>
@@ -8592,25 +9163,25 @@
       <w:pPr>
         <w:pStyle w:val="szmozatlanSzakdolgozath1"/>
       </w:pPr>
-      <w:bookmarkStart w:id="28" w:name="_Toc225520381"/>
+      <w:bookmarkStart w:id="30" w:name="_Toc225527499"/>
       <w:r>
         <w:lastRenderedPageBreak/>
         <w:t>Mellékletek</w:t>
       </w:r>
-      <w:bookmarkEnd w:id="28"/>
+      <w:bookmarkEnd w:id="30"/>
     </w:p>
     <w:p>
       <w:pPr>
         <w:pStyle w:val="Szakdolgozath2"/>
       </w:pPr>
-      <w:bookmarkStart w:id="29" w:name="_Toc225520382"/>
+      <w:bookmarkStart w:id="31" w:name="_Toc225527500"/>
       <w:r>
         <w:t>Adatbázis</w:t>
       </w:r>
       <w:r>
         <w:t xml:space="preserve"> relációk</w:t>
       </w:r>
-      <w:bookmarkEnd w:id="29"/>
+      <w:bookmarkEnd w:id="31"/>
     </w:p>
     <w:p>
       <w:pPr>
@@ -8700,8 +9271,78 @@
         </w:drawing>
       </w:r>
     </w:p>
+    <w:p>
+      <w:pPr>
+        <w:pStyle w:val="Szakdolgozath2"/>
+      </w:pPr>
+      <w:bookmarkStart w:id="32" w:name="_Toc225527501"/>
+      <w:r>
+        <w:lastRenderedPageBreak/>
+        <w:t>Gráf alapú pálya struktúra definiálása</w:t>
+      </w:r>
+      <w:bookmarkEnd w:id="32"/>
+    </w:p>
+    <w:p>
+      <w:pPr>
+        <w:pStyle w:val="Szakdolgozatbekezds"/>
+        <w:jc w:val="center"/>
+      </w:pPr>
+      <w:r>
+        <w:rPr>
+          <w:noProof/>
+        </w:rPr>
+        <w:drawing>
+          <wp:inline distT="0" distB="0" distL="0" distR="0" wp14:anchorId="1D8F9020" wp14:editId="7812D055">
+            <wp:extent cx="5610860" cy="6878955"/>
+            <wp:effectExtent l="0" t="0" r="8890" b="0"/>
+            <wp:docPr id="1793856804" name="Picture 2"/>
+            <wp:cNvGraphicFramePr>
+              <a:graphicFrameLocks xmlns:a="http://schemas.openxmlformats.org/drawingml/2006/main" noChangeAspect="1"/>
+            </wp:cNvGraphicFramePr>
+            <a:graphic xmlns:a="http://schemas.openxmlformats.org/drawingml/2006/main">
+              <a:graphicData uri="http://schemas.openxmlformats.org/drawingml/2006/picture">
+                <pic:pic xmlns:pic="http://schemas.openxmlformats.org/drawingml/2006/picture">
+                  <pic:nvPicPr>
+                    <pic:cNvPr id="0" name="Picture 2"/>
+                    <pic:cNvPicPr>
+                      <a:picLocks noChangeAspect="1" noChangeArrowheads="1"/>
+                    </pic:cNvPicPr>
+                  </pic:nvPicPr>
+                  <pic:blipFill>
+                    <a:blip r:embed="rId9" cstate="print">
+                      <a:extLst>
+                        <a:ext uri="{28A0092B-C50C-407E-A947-70E740481C1C}">
+                          <a14:useLocalDpi xmlns:a14="http://schemas.microsoft.com/office/drawing/2010/main" val="0"/>
+                        </a:ext>
+                      </a:extLst>
+                    </a:blip>
+                    <a:srcRect/>
+                    <a:stretch>
+                      <a:fillRect/>
+                    </a:stretch>
+                  </pic:blipFill>
+                  <pic:spPr bwMode="auto">
+                    <a:xfrm>
+                      <a:off x="0" y="0"/>
+                      <a:ext cx="5610860" cy="6878955"/>
+                    </a:xfrm>
+                    <a:prstGeom prst="rect">
+                      <a:avLst/>
+                    </a:prstGeom>
+                    <a:noFill/>
+                    <a:ln>
+                      <a:noFill/>
+                    </a:ln>
+                  </pic:spPr>
+                </pic:pic>
+              </a:graphicData>
+            </a:graphic>
+          </wp:inline>
+        </w:drawing>
+      </w:r>
+    </w:p>
     <w:sectPr>
-      <w:footerReference w:type="default" r:id="rId9"/>
+      <w:footerReference w:type="default" r:id="rId10"/>
       <w:pgSz w:w="12240" w:h="15840" w:code="1"/>
       <w:pgMar w:top="1418" w:right="1418" w:bottom="1418" w:left="1418" w:header="720" w:footer="720" w:gutter="567"/>
       <w:pgNumType w:start="2"/>

--- a/Szakdolgozat.docx
+++ b/Szakdolgozat.docx
@@ -529,7 +529,7 @@
       <w:pPr>
         <w:pStyle w:val="szmozatlanSzakdolgozath1"/>
       </w:pPr>
-      <w:bookmarkStart w:id="0" w:name="_Toc225527477"/>
+      <w:bookmarkStart w:id="0" w:name="_Toc225600699"/>
       <w:r>
         <w:lastRenderedPageBreak/>
         <w:t>Feladatkiírás</w:t>
@@ -765,7 +765,7 @@
       <w:pPr>
         <w:pStyle w:val="szmozatlanSzakdolgozath1"/>
       </w:pPr>
-      <w:bookmarkStart w:id="1" w:name="_Toc225527478"/>
+      <w:bookmarkStart w:id="1" w:name="_Toc225600700"/>
       <w:r>
         <w:lastRenderedPageBreak/>
         <w:t>Tartalomjegyzék</w:t>
@@ -828,7 +828,7 @@
           <w:r>
             <w:fldChar w:fldCharType="separate"/>
           </w:r>
-          <w:hyperlink w:anchor="_Toc225527477" w:history="1">
+          <w:hyperlink w:anchor="_Toc225600699" w:history="1">
             <w:r>
               <w:rPr>
                 <w:rStyle w:val="Hyperlink"/>
@@ -855,7 +855,7 @@
                 <w:noProof/>
                 <w:webHidden/>
               </w:rPr>
-              <w:instrText xml:space="preserve"> PAGEREF _Toc225527477 \h </w:instrText>
+              <w:instrText xml:space="preserve"> PAGEREF _Toc225600699 \h </w:instrText>
             </w:r>
             <w:r>
               <w:rPr>
@@ -900,7 +900,7 @@
               <w:lang w:val="en-US"/>
             </w:rPr>
           </w:pPr>
-          <w:hyperlink w:anchor="_Toc225527478" w:history="1">
+          <w:hyperlink w:anchor="_Toc225600700" w:history="1">
             <w:r>
               <w:rPr>
                 <w:rStyle w:val="Hyperlink"/>
@@ -927,7 +927,7 @@
                 <w:noProof/>
                 <w:webHidden/>
               </w:rPr>
-              <w:instrText xml:space="preserve"> PAGEREF _Toc225527478 \h </w:instrText>
+              <w:instrText xml:space="preserve"> PAGEREF _Toc225600700 \h </w:instrText>
             </w:r>
             <w:r>
               <w:rPr>
@@ -973,7 +973,7 @@
               <w:lang w:val="en-US"/>
             </w:rPr>
           </w:pPr>
-          <w:hyperlink w:anchor="_Toc225527479" w:history="1">
+          <w:hyperlink w:anchor="_Toc225600701" w:history="1">
             <w:r>
               <w:rPr>
                 <w:rStyle w:val="Hyperlink"/>
@@ -1018,7 +1018,7 @@
                 <w:noProof/>
                 <w:webHidden/>
               </w:rPr>
-              <w:instrText xml:space="preserve"> PAGEREF _Toc225527479 \h </w:instrText>
+              <w:instrText xml:space="preserve"> PAGEREF _Toc225600701 \h </w:instrText>
             </w:r>
             <w:r>
               <w:rPr>
@@ -1064,7 +1064,7 @@
               <w:lang w:val="en-US"/>
             </w:rPr>
           </w:pPr>
-          <w:hyperlink w:anchor="_Toc225527480" w:history="1">
+          <w:hyperlink w:anchor="_Toc225600702" w:history="1">
             <w:r>
               <w:rPr>
                 <w:rStyle w:val="Hyperlink"/>
@@ -1108,7 +1108,7 @@
                 <w:noProof/>
                 <w:webHidden/>
               </w:rPr>
-              <w:instrText xml:space="preserve"> PAGEREF _Toc225527480 \h </w:instrText>
+              <w:instrText xml:space="preserve"> PAGEREF _Toc225600702 \h </w:instrText>
             </w:r>
             <w:r>
               <w:rPr>
@@ -1154,7 +1154,7 @@
               <w:lang w:val="en-US"/>
             </w:rPr>
           </w:pPr>
-          <w:hyperlink w:anchor="_Toc225527481" w:history="1">
+          <w:hyperlink w:anchor="_Toc225600703" w:history="1">
             <w:r>
               <w:rPr>
                 <w:rStyle w:val="Hyperlink"/>
@@ -1198,7 +1198,7 @@
                 <w:noProof/>
                 <w:webHidden/>
               </w:rPr>
-              <w:instrText xml:space="preserve"> PAGEREF _Toc225527481 \h </w:instrText>
+              <w:instrText xml:space="preserve"> PAGEREF _Toc225600703 \h </w:instrText>
             </w:r>
             <w:r>
               <w:rPr>
@@ -1244,7 +1244,7 @@
               <w:lang w:val="en-US"/>
             </w:rPr>
           </w:pPr>
-          <w:hyperlink w:anchor="_Toc225527482" w:history="1">
+          <w:hyperlink w:anchor="_Toc225600704" w:history="1">
             <w:r>
               <w:rPr>
                 <w:rStyle w:val="Hyperlink"/>
@@ -1288,7 +1288,7 @@
                 <w:noProof/>
                 <w:webHidden/>
               </w:rPr>
-              <w:instrText xml:space="preserve"> PAGEREF _Toc225527482 \h </w:instrText>
+              <w:instrText xml:space="preserve"> PAGEREF _Toc225600704 \h </w:instrText>
             </w:r>
             <w:r>
               <w:rPr>
@@ -1334,7 +1334,7 @@
               <w:lang w:val="en-US"/>
             </w:rPr>
           </w:pPr>
-          <w:hyperlink w:anchor="_Toc225527483" w:history="1">
+          <w:hyperlink w:anchor="_Toc225600705" w:history="1">
             <w:r>
               <w:rPr>
                 <w:rStyle w:val="Hyperlink"/>
@@ -1378,7 +1378,7 @@
                 <w:noProof/>
                 <w:webHidden/>
               </w:rPr>
-              <w:instrText xml:space="preserve"> PAGEREF _Toc225527483 \h </w:instrText>
+              <w:instrText xml:space="preserve"> PAGEREF _Toc225600705 \h </w:instrText>
             </w:r>
             <w:r>
               <w:rPr>
@@ -1424,7 +1424,7 @@
               <w:lang w:val="en-US"/>
             </w:rPr>
           </w:pPr>
-          <w:hyperlink w:anchor="_Toc225527484" w:history="1">
+          <w:hyperlink w:anchor="_Toc225600706" w:history="1">
             <w:r>
               <w:rPr>
                 <w:rStyle w:val="Hyperlink"/>
@@ -1468,7 +1468,7 @@
                 <w:noProof/>
                 <w:webHidden/>
               </w:rPr>
-              <w:instrText xml:space="preserve"> PAGEREF _Toc225527484 \h </w:instrText>
+              <w:instrText xml:space="preserve"> PAGEREF _Toc225600706 \h </w:instrText>
             </w:r>
             <w:r>
               <w:rPr>
@@ -1514,7 +1514,7 @@
               <w:lang w:val="en-US"/>
             </w:rPr>
           </w:pPr>
-          <w:hyperlink w:anchor="_Toc225527485" w:history="1">
+          <w:hyperlink w:anchor="_Toc225600707" w:history="1">
             <w:r>
               <w:rPr>
                 <w:rStyle w:val="Hyperlink"/>
@@ -1558,7 +1558,7 @@
                 <w:noProof/>
                 <w:webHidden/>
               </w:rPr>
-              <w:instrText xml:space="preserve"> PAGEREF _Toc225527485 \h </w:instrText>
+              <w:instrText xml:space="preserve"> PAGEREF _Toc225600707 \h </w:instrText>
             </w:r>
             <w:r>
               <w:rPr>
@@ -1604,7 +1604,7 @@
               <w:lang w:val="en-US"/>
             </w:rPr>
           </w:pPr>
-          <w:hyperlink w:anchor="_Toc225527486" w:history="1">
+          <w:hyperlink w:anchor="_Toc225600708" w:history="1">
             <w:r>
               <w:rPr>
                 <w:rStyle w:val="Hyperlink"/>
@@ -1648,7 +1648,7 @@
                 <w:noProof/>
                 <w:webHidden/>
               </w:rPr>
-              <w:instrText xml:space="preserve"> PAGEREF _Toc225527486 \h </w:instrText>
+              <w:instrText xml:space="preserve"> PAGEREF _Toc225600708 \h </w:instrText>
             </w:r>
             <w:r>
               <w:rPr>
@@ -1694,7 +1694,7 @@
               <w:lang w:val="en-US"/>
             </w:rPr>
           </w:pPr>
-          <w:hyperlink w:anchor="_Toc225527487" w:history="1">
+          <w:hyperlink w:anchor="_Toc225600709" w:history="1">
             <w:r>
               <w:rPr>
                 <w:rStyle w:val="Hyperlink"/>
@@ -1738,7 +1738,7 @@
                 <w:noProof/>
                 <w:webHidden/>
               </w:rPr>
-              <w:instrText xml:space="preserve"> PAGEREF _Toc225527487 \h </w:instrText>
+              <w:instrText xml:space="preserve"> PAGEREF _Toc225600709 \h </w:instrText>
             </w:r>
             <w:r>
               <w:rPr>
@@ -1784,7 +1784,7 @@
               <w:lang w:val="en-US"/>
             </w:rPr>
           </w:pPr>
-          <w:hyperlink w:anchor="_Toc225527488" w:history="1">
+          <w:hyperlink w:anchor="_Toc225600710" w:history="1">
             <w:r>
               <w:rPr>
                 <w:rStyle w:val="Hyperlink"/>
@@ -1828,7 +1828,7 @@
                 <w:noProof/>
                 <w:webHidden/>
               </w:rPr>
-              <w:instrText xml:space="preserve"> PAGEREF _Toc225527488 \h </w:instrText>
+              <w:instrText xml:space="preserve"> PAGEREF _Toc225600710 \h </w:instrText>
             </w:r>
             <w:r>
               <w:rPr>
@@ -1874,7 +1874,7 @@
               <w:lang w:val="en-US"/>
             </w:rPr>
           </w:pPr>
-          <w:hyperlink w:anchor="_Toc225527489" w:history="1">
+          <w:hyperlink w:anchor="_Toc225600711" w:history="1">
             <w:r>
               <w:rPr>
                 <w:rStyle w:val="Hyperlink"/>
@@ -1918,7 +1918,7 @@
                 <w:noProof/>
                 <w:webHidden/>
               </w:rPr>
-              <w:instrText xml:space="preserve"> PAGEREF _Toc225527489 \h </w:instrText>
+              <w:instrText xml:space="preserve"> PAGEREF _Toc225600711 \h </w:instrText>
             </w:r>
             <w:r>
               <w:rPr>
@@ -1964,7 +1964,7 @@
               <w:lang w:val="en-US"/>
             </w:rPr>
           </w:pPr>
-          <w:hyperlink w:anchor="_Toc225527490" w:history="1">
+          <w:hyperlink w:anchor="_Toc225600712" w:history="1">
             <w:r>
               <w:rPr>
                 <w:rStyle w:val="Hyperlink"/>
@@ -2008,7 +2008,7 @@
                 <w:noProof/>
                 <w:webHidden/>
               </w:rPr>
-              <w:instrText xml:space="preserve"> PAGEREF _Toc225527490 \h </w:instrText>
+              <w:instrText xml:space="preserve"> PAGEREF _Toc225600712 \h </w:instrText>
             </w:r>
             <w:r>
               <w:rPr>
@@ -2054,7 +2054,7 @@
               <w:lang w:val="en-US"/>
             </w:rPr>
           </w:pPr>
-          <w:hyperlink w:anchor="_Toc225527491" w:history="1">
+          <w:hyperlink w:anchor="_Toc225600713" w:history="1">
             <w:r>
               <w:rPr>
                 <w:rStyle w:val="Hyperlink"/>
@@ -2098,7 +2098,7 @@
                 <w:noProof/>
                 <w:webHidden/>
               </w:rPr>
-              <w:instrText xml:space="preserve"> PAGEREF _Toc225527491 \h </w:instrText>
+              <w:instrText xml:space="preserve"> PAGEREF _Toc225600713 \h </w:instrText>
             </w:r>
             <w:r>
               <w:rPr>
@@ -2144,7 +2144,7 @@
               <w:lang w:val="en-US"/>
             </w:rPr>
           </w:pPr>
-          <w:hyperlink w:anchor="_Toc225527492" w:history="1">
+          <w:hyperlink w:anchor="_Toc225600714" w:history="1">
             <w:r>
               <w:rPr>
                 <w:rStyle w:val="Hyperlink"/>
@@ -2188,7 +2188,7 @@
                 <w:noProof/>
                 <w:webHidden/>
               </w:rPr>
-              <w:instrText xml:space="preserve"> PAGEREF _Toc225527492 \h </w:instrText>
+              <w:instrText xml:space="preserve"> PAGEREF _Toc225600714 \h </w:instrText>
             </w:r>
             <w:r>
               <w:rPr>
@@ -2234,7 +2234,7 @@
               <w:lang w:val="en-US"/>
             </w:rPr>
           </w:pPr>
-          <w:hyperlink w:anchor="_Toc225527493" w:history="1">
+          <w:hyperlink w:anchor="_Toc225600715" w:history="1">
             <w:r>
               <w:rPr>
                 <w:rStyle w:val="Hyperlink"/>
@@ -2278,7 +2278,7 @@
                 <w:noProof/>
                 <w:webHidden/>
               </w:rPr>
-              <w:instrText xml:space="preserve"> PAGEREF _Toc225527493 \h </w:instrText>
+              <w:instrText xml:space="preserve"> PAGEREF _Toc225600715 \h </w:instrText>
             </w:r>
             <w:r>
               <w:rPr>
@@ -2324,7 +2324,7 @@
               <w:lang w:val="en-US"/>
             </w:rPr>
           </w:pPr>
-          <w:hyperlink w:anchor="_Toc225527494" w:history="1">
+          <w:hyperlink w:anchor="_Toc225600716" w:history="1">
             <w:r>
               <w:rPr>
                 <w:rStyle w:val="Hyperlink"/>
@@ -2368,7 +2368,7 @@
                 <w:noProof/>
                 <w:webHidden/>
               </w:rPr>
-              <w:instrText xml:space="preserve"> PAGEREF _Toc225527494 \h </w:instrText>
+              <w:instrText xml:space="preserve"> PAGEREF _Toc225600716 \h </w:instrText>
             </w:r>
             <w:r>
               <w:rPr>
@@ -2414,7 +2414,7 @@
               <w:lang w:val="en-US"/>
             </w:rPr>
           </w:pPr>
-          <w:hyperlink w:anchor="_Toc225527495" w:history="1">
+          <w:hyperlink w:anchor="_Toc225600717" w:history="1">
             <w:r>
               <w:rPr>
                 <w:rStyle w:val="Hyperlink"/>
@@ -2458,7 +2458,7 @@
                 <w:noProof/>
                 <w:webHidden/>
               </w:rPr>
-              <w:instrText xml:space="preserve"> PAGEREF _Toc225527495 \h </w:instrText>
+              <w:instrText xml:space="preserve"> PAGEREF _Toc225600717 \h </w:instrText>
             </w:r>
             <w:r>
               <w:rPr>
@@ -2504,7 +2504,7 @@
               <w:lang w:val="en-US"/>
             </w:rPr>
           </w:pPr>
-          <w:hyperlink w:anchor="_Toc225527496" w:history="1">
+          <w:hyperlink w:anchor="_Toc225600718" w:history="1">
             <w:r>
               <w:rPr>
                 <w:rStyle w:val="Hyperlink"/>
@@ -2527,7 +2527,7 @@
                 <w:rStyle w:val="Hyperlink"/>
                 <w:noProof/>
               </w:rPr>
-              <w:t>Pálya generálás folyamatai, többlépcsős generálás oka</w:t>
+              <w:t>Pálya generálás folyamatai, többlépcsős generálás</w:t>
             </w:r>
             <w:r>
               <w:rPr>
@@ -2548,7 +2548,7 @@
                 <w:noProof/>
                 <w:webHidden/>
               </w:rPr>
-              <w:instrText xml:space="preserve"> PAGEREF _Toc225527496 \h </w:instrText>
+              <w:instrText xml:space="preserve"> PAGEREF _Toc225600718 \h </w:instrText>
             </w:r>
             <w:r>
               <w:rPr>
@@ -2593,7 +2593,7 @@
               <w:lang w:val="en-US"/>
             </w:rPr>
           </w:pPr>
-          <w:hyperlink w:anchor="_Toc225527497" w:history="1">
+          <w:hyperlink w:anchor="_Toc225600719" w:history="1">
             <w:r>
               <w:rPr>
                 <w:rStyle w:val="Hyperlink"/>
@@ -2620,7 +2620,7 @@
                 <w:noProof/>
                 <w:webHidden/>
               </w:rPr>
-              <w:instrText xml:space="preserve"> PAGEREF _Toc225527497 \h </w:instrText>
+              <w:instrText xml:space="preserve"> PAGEREF _Toc225600719 \h </w:instrText>
             </w:r>
             <w:r>
               <w:rPr>
@@ -2640,7 +2640,7 @@
                 <w:noProof/>
                 <w:webHidden/>
               </w:rPr>
-              <w:t>20</w:t>
+              <w:t>23</w:t>
             </w:r>
             <w:r>
               <w:rPr>
@@ -2665,7 +2665,7 @@
               <w:lang w:val="en-US"/>
             </w:rPr>
           </w:pPr>
-          <w:hyperlink w:anchor="_Toc225527498" w:history="1">
+          <w:hyperlink w:anchor="_Toc225600720" w:history="1">
             <w:r>
               <w:rPr>
                 <w:rStyle w:val="Hyperlink"/>
@@ -2692,7 +2692,7 @@
                 <w:noProof/>
                 <w:webHidden/>
               </w:rPr>
-              <w:instrText xml:space="preserve"> PAGEREF _Toc225527498 \h </w:instrText>
+              <w:instrText xml:space="preserve"> PAGEREF _Toc225600720 \h </w:instrText>
             </w:r>
             <w:r>
               <w:rPr>
@@ -2712,7 +2712,7 @@
                 <w:noProof/>
                 <w:webHidden/>
               </w:rPr>
-              <w:t>21</w:t>
+              <w:t>24</w:t>
             </w:r>
             <w:r>
               <w:rPr>
@@ -2737,7 +2737,7 @@
               <w:lang w:val="en-US"/>
             </w:rPr>
           </w:pPr>
-          <w:hyperlink w:anchor="_Toc225527499" w:history="1">
+          <w:hyperlink w:anchor="_Toc225600721" w:history="1">
             <w:r>
               <w:rPr>
                 <w:rStyle w:val="Hyperlink"/>
@@ -2764,7 +2764,7 @@
                 <w:noProof/>
                 <w:webHidden/>
               </w:rPr>
-              <w:instrText xml:space="preserve"> PAGEREF _Toc225527499 \h </w:instrText>
+              <w:instrText xml:space="preserve"> PAGEREF _Toc225600721 \h </w:instrText>
             </w:r>
             <w:r>
               <w:rPr>
@@ -2784,7 +2784,7 @@
                 <w:noProof/>
                 <w:webHidden/>
               </w:rPr>
-              <w:t>22</w:t>
+              <w:t>25</w:t>
             </w:r>
             <w:r>
               <w:rPr>
@@ -2810,7 +2810,7 @@
               <w:lang w:val="en-US"/>
             </w:rPr>
           </w:pPr>
-          <w:hyperlink w:anchor="_Toc225527500" w:history="1">
+          <w:hyperlink w:anchor="_Toc225600722" w:history="1">
             <w:r>
               <w:rPr>
                 <w:rStyle w:val="Hyperlink"/>
@@ -2854,7 +2854,7 @@
                 <w:noProof/>
                 <w:webHidden/>
               </w:rPr>
-              <w:instrText xml:space="preserve"> PAGEREF _Toc225527500 \h </w:instrText>
+              <w:instrText xml:space="preserve"> PAGEREF _Toc225600722 \h </w:instrText>
             </w:r>
             <w:r>
               <w:rPr>
@@ -2874,7 +2874,7 @@
                 <w:noProof/>
                 <w:webHidden/>
               </w:rPr>
-              <w:t>22</w:t>
+              <w:t>25</w:t>
             </w:r>
             <w:r>
               <w:rPr>
@@ -2900,7 +2900,7 @@
               <w:lang w:val="en-US"/>
             </w:rPr>
           </w:pPr>
-          <w:hyperlink w:anchor="_Toc225527501" w:history="1">
+          <w:hyperlink w:anchor="_Toc225600723" w:history="1">
             <w:r>
               <w:rPr>
                 <w:rStyle w:val="Hyperlink"/>
@@ -2944,7 +2944,7 @@
                 <w:noProof/>
                 <w:webHidden/>
               </w:rPr>
-              <w:instrText xml:space="preserve"> PAGEREF _Toc225527501 \h </w:instrText>
+              <w:instrText xml:space="preserve"> PAGEREF _Toc225600723 \h </w:instrText>
             </w:r>
             <w:r>
               <w:rPr>
@@ -2964,7 +2964,7 @@
                 <w:noProof/>
                 <w:webHidden/>
               </w:rPr>
-              <w:t>23</w:t>
+              <w:t>26</w:t>
             </w:r>
             <w:r>
               <w:rPr>
@@ -3137,6 +3137,7 @@
         <w:jc w:val="both"/>
         <w:rPr>
           <w:rFonts w:ascii="Times New Roman" w:hAnsi="Times New Roman" w:cs="Times New Roman"/>
+          <w:strike/>
           <w:color w:val="EE0000"/>
           <w:sz w:val="24"/>
           <w:szCs w:val="24"/>
@@ -3145,6 +3146,7 @@
       <w:r>
         <w:rPr>
           <w:rFonts w:ascii="Times New Roman" w:hAnsi="Times New Roman" w:cs="Times New Roman"/>
+          <w:strike/>
           <w:color w:val="EE0000"/>
           <w:sz w:val="24"/>
           <w:szCs w:val="24"/>
@@ -3156,6 +3158,7 @@
       <w:r>
         <w:rPr>
           <w:rFonts w:ascii="Times New Roman" w:hAnsi="Times New Roman" w:cs="Times New Roman"/>
+          <w:strike/>
           <w:color w:val="EE0000"/>
           <w:sz w:val="24"/>
           <w:szCs w:val="24"/>
@@ -3166,6 +3169,7 @@
       <w:r>
         <w:rPr>
           <w:rFonts w:ascii="Times New Roman" w:hAnsi="Times New Roman" w:cs="Times New Roman"/>
+          <w:strike/>
           <w:color w:val="EE0000"/>
           <w:sz w:val="24"/>
           <w:szCs w:val="24"/>
@@ -3846,7 +3850,7 @@
           <w:i/>
         </w:rPr>
       </w:pPr>
-      <w:bookmarkStart w:id="2" w:name="_Toc225527479"/>
+      <w:bookmarkStart w:id="2" w:name="_Toc225600701"/>
       <w:r>
         <w:lastRenderedPageBreak/>
         <w:t>Technológiák</w:t>
@@ -3865,7 +3869,7 @@
       <w:pPr>
         <w:pStyle w:val="Szakdolgozath2"/>
       </w:pPr>
-      <w:bookmarkStart w:id="3" w:name="_Toc225527480"/>
+      <w:bookmarkStart w:id="3" w:name="_Toc225600702"/>
       <w:r>
         <w:t xml:space="preserve">Docker és </w:t>
       </w:r>
@@ -4008,7 +4012,7 @@
       <w:pPr>
         <w:pStyle w:val="Szakdolgozath2"/>
       </w:pPr>
-      <w:bookmarkStart w:id="4" w:name="_Toc225527481"/>
+      <w:bookmarkStart w:id="4" w:name="_Toc225600703"/>
       <w:r>
         <w:t>Frontend technológiák</w:t>
       </w:r>
@@ -4468,7 +4472,7 @@
       <w:pPr>
         <w:pStyle w:val="Szakdolgozath2"/>
       </w:pPr>
-      <w:bookmarkStart w:id="5" w:name="_Toc225527482"/>
+      <w:bookmarkStart w:id="5" w:name="_Toc225600704"/>
       <w:r>
         <w:t>Backend technológiák</w:t>
       </w:r>
@@ -4858,7 +4862,7 @@
       <w:pPr>
         <w:pStyle w:val="Szakdolgozath2"/>
       </w:pPr>
-      <w:bookmarkStart w:id="6" w:name="_Toc225527483"/>
+      <w:bookmarkStart w:id="6" w:name="_Toc225600705"/>
       <w:r>
         <w:t>Valós idejű kommunikáció</w:t>
       </w:r>
@@ -5065,7 +5069,7 @@
       <w:pPr>
         <w:pStyle w:val="Szakdolgozath2"/>
       </w:pPr>
-      <w:bookmarkStart w:id="7" w:name="_Toc225527484"/>
+      <w:bookmarkStart w:id="7" w:name="_Toc225600706"/>
       <w:r>
         <w:t>Adatkezelés és tárolás</w:t>
       </w:r>
@@ -5223,7 +5227,7 @@
       <w:pPr>
         <w:pStyle w:val="Szakdolgozath2"/>
       </w:pPr>
-      <w:bookmarkStart w:id="8" w:name="_Toc225527485"/>
+      <w:bookmarkStart w:id="8" w:name="_Toc225600707"/>
       <w:r>
         <w:t>MI integráció</w:t>
       </w:r>
@@ -5306,7 +5310,7 @@
       <w:pPr>
         <w:pStyle w:val="SzekdolgozatH1"/>
       </w:pPr>
-      <w:bookmarkStart w:id="9" w:name="_Toc225527486"/>
+      <w:bookmarkStart w:id="9" w:name="_Toc225600708"/>
       <w:r>
         <w:t>Architektúra</w:t>
       </w:r>
@@ -5316,7 +5320,7 @@
       <w:pPr>
         <w:pStyle w:val="Szakdolgozath2"/>
       </w:pPr>
-      <w:bookmarkStart w:id="10" w:name="_Toc225527487"/>
+      <w:bookmarkStart w:id="10" w:name="_Toc225600709"/>
       <w:r>
         <w:t>Adatbázis felépítés –</w:t>
       </w:r>
@@ -6121,7 +6125,7 @@
       <w:pPr>
         <w:pStyle w:val="Szakdolgozath2"/>
       </w:pPr>
-      <w:bookmarkStart w:id="19" w:name="_Toc225527488"/>
+      <w:bookmarkStart w:id="19" w:name="_Toc225600710"/>
       <w:r>
         <w:t>Frontend</w:t>
       </w:r>
@@ -6383,7 +6387,7 @@
       <w:pPr>
         <w:pStyle w:val="Szakdolgozath2"/>
       </w:pPr>
-      <w:bookmarkStart w:id="20" w:name="_Toc225527489"/>
+      <w:bookmarkStart w:id="20" w:name="_Toc225600711"/>
       <w:r>
         <w:t>Backend API</w:t>
       </w:r>
@@ -6557,7 +6561,7 @@
       <w:pPr>
         <w:pStyle w:val="Szakdolgozath2"/>
       </w:pPr>
-      <w:bookmarkStart w:id="21" w:name="_Toc225527490"/>
+      <w:bookmarkStart w:id="21" w:name="_Toc225600712"/>
       <w:proofErr w:type="spellStart"/>
       <w:r>
         <w:t>WebSocket</w:t>
@@ -6664,7 +6668,7 @@
       <w:pPr>
         <w:pStyle w:val="Szakdolgozath2"/>
       </w:pPr>
-      <w:bookmarkStart w:id="22" w:name="_Toc225527491"/>
+      <w:bookmarkStart w:id="22" w:name="_Toc225600713"/>
       <w:r>
         <w:t xml:space="preserve">File </w:t>
       </w:r>
@@ -6986,7 +6990,7 @@
       <w:pPr>
         <w:pStyle w:val="Szakdolgozath2"/>
       </w:pPr>
-      <w:bookmarkStart w:id="23" w:name="_Toc225527492"/>
+      <w:bookmarkStart w:id="23" w:name="_Toc225600714"/>
       <w:r>
         <w:t>Biztonság</w:t>
       </w:r>
@@ -7184,7 +7188,7 @@
       <w:pPr>
         <w:pStyle w:val="SzekdolgozatH1"/>
       </w:pPr>
-      <w:bookmarkStart w:id="24" w:name="_Toc225527493"/>
+      <w:bookmarkStart w:id="24" w:name="_Toc225600715"/>
       <w:r>
         <w:lastRenderedPageBreak/>
         <w:t>Pálya Generálása</w:t>
@@ -7195,7 +7199,7 @@
       <w:pPr>
         <w:pStyle w:val="Szakdolgozath2"/>
       </w:pPr>
-      <w:bookmarkStart w:id="25" w:name="_Toc225527494"/>
+      <w:bookmarkStart w:id="25" w:name="_Toc225600716"/>
       <w:r>
         <w:t>Generikus játék modellek</w:t>
       </w:r>
@@ -7775,7 +7779,7 @@
       <w:pPr>
         <w:pStyle w:val="Szakdolgozath2"/>
       </w:pPr>
-      <w:bookmarkStart w:id="26" w:name="_Toc225527495"/>
+      <w:bookmarkStart w:id="26" w:name="_Toc225600717"/>
       <w:r>
         <w:t>Gráf alapú pálya struktúra definiálása</w:t>
       </w:r>
@@ -8053,26 +8057,421 @@
       <w:pPr>
         <w:pStyle w:val="Szakdolgozath2"/>
       </w:pPr>
-      <w:bookmarkStart w:id="27" w:name="_Toc225527496"/>
-      <w:r>
-        <w:t>Pálya generálás folyamatai, többlépcsős generálás oka</w:t>
+      <w:bookmarkStart w:id="27" w:name="_Toc225600718"/>
+      <w:r>
+        <w:t>Pálya generálás folyamatai, többlépcsős generálás</w:t>
       </w:r>
       <w:bookmarkEnd w:id="27"/>
     </w:p>
     <w:p>
       <w:pPr>
+        <w:pStyle w:val="Szakdolgozath3"/>
+      </w:pPr>
+      <w:r>
+        <w:t>Probléma</w:t>
+      </w:r>
+    </w:p>
+    <w:p>
+      <w:pPr>
         <w:pStyle w:val="Szakdolgozatbekezds"/>
       </w:pPr>
+      <w:r>
+        <w:t>Miután sikerült az egymásra épülő feladatok koncepcióját megfelelően megértetni a nyelvi modellel, a következő jelentős probléma már nem a gráf szerkezetében, hanem az egyes puzzle-</w:t>
+      </w:r>
+      <w:proofErr w:type="spellStart"/>
+      <w:r>
+        <w:t>ök</w:t>
+      </w:r>
+      <w:proofErr w:type="spellEnd"/>
+      <w:r>
+        <w:t xml:space="preserve"> konkrét levezetésében jelent meg. A modell gyakran képes volt logikusan felépíteni a részinformációk láncolatát, mégis hibás zár</w:t>
+      </w:r>
+      <w:r>
+        <w:t xml:space="preserve"> </w:t>
+      </w:r>
+      <w:proofErr w:type="spellStart"/>
+      <w:r>
+        <w:t>aktivátort</w:t>
+      </w:r>
+      <w:proofErr w:type="spellEnd"/>
+      <w:r>
+        <w:t xml:space="preserve"> rendelt a feladathoz. Tipikus eset volt, hogy rendelkezésre állt egy ábécé, egy nyom, amely megadta, mely betűket kell kiolvasni, valamint egy másik nyom, amely a helyes sorrendet írta le, a játékos számára így a levezetett megoldás például APPLE volt, miközben a LOCK objektum </w:t>
+      </w:r>
+      <w:proofErr w:type="spellStart"/>
+      <w:r>
+        <w:t>aktivátora</w:t>
+      </w:r>
+      <w:proofErr w:type="spellEnd"/>
+      <w:r>
+        <w:t xml:space="preserve"> APPLO maradt. Ezek a hibák különösen gyakran úgy jelentek meg, hogy a modell csupán egy-két karaktert tévesztett el, ezért a puzzle emberi szemmel szinte helyesnek tűnt, a rendszer szempontjából azonban mégis megoldhatatlanná vált.</w:t>
+      </w:r>
     </w:p>
     <w:p>
       <w:pPr>
         <w:pStyle w:val="Szakdolgozatbekezds"/>
       </w:pPr>
+    </w:p>
+    <w:p>
+      <w:pPr>
+        <w:pStyle w:val="Szakdolgozatbekezds"/>
+      </w:pPr>
+      <w:r>
+        <w:t>A kezdeti feltételezés az volt, hogy a hiba a gráf alapú szerkezetben keresendő, ezért a generáló prompt többszöri finomítás</w:t>
+      </w:r>
+      <w:r>
+        <w:t xml:space="preserve">ával próbálkoztam </w:t>
+      </w:r>
+      <w:r>
+        <w:t>meg. A prompt egyre részletesebben írta elő a puzzle-</w:t>
+      </w:r>
+      <w:proofErr w:type="spellStart"/>
+      <w:r>
+        <w:t>ök</w:t>
+      </w:r>
+      <w:proofErr w:type="spellEnd"/>
+      <w:r>
+        <w:t xml:space="preserve"> felépítését, a részinformációk és a végső információ kapcsolatát, valamint a </w:t>
+      </w:r>
+      <w:proofErr w:type="spellStart"/>
+      <w:r>
+        <w:t>zárakhoz</w:t>
+      </w:r>
+      <w:proofErr w:type="spellEnd"/>
+      <w:r>
+        <w:t xml:space="preserve"> tartozó logikai függőségeket. Egy idő után azonban nyilvánvalóvá vált, hogy nem szerkezeti, hanem verifikációs problémáról van szó: a modell ugyan elő tudott állítani egy konzisztensnek látszó feladatsort, de nem minden esetben biztosította, hogy a részfeladatokból ténylegesen pontosan az a kulcs legyen levezethető, amit a zár vár. Emiatt a pályastruktúra előállítását nem lehetett egyetlen AI-hívásra bízni.</w:t>
+      </w:r>
+    </w:p>
+    <w:p>
+      <w:pPr>
+        <w:pStyle w:val="Szakdolgozath3"/>
+      </w:pPr>
+      <w:r>
+        <w:t>Generált pálya</w:t>
+      </w:r>
+    </w:p>
+    <w:p>
+      <w:pPr>
+        <w:pStyle w:val="Szakdolgozatbekezds"/>
+      </w:pPr>
+      <w:r>
+        <w:t xml:space="preserve">Ennek eredményeként a pályagenerálás többlépcsős folyamattá alakult. Az első lépésben a rendszer létrehozza a pálya kezdeti változatát. Ez a fázis a korábban bemutatott általános játékelemekre, a gráf alapú logikai szerkezetre, valamint a JSON-kimenet formai szabályaira támaszkodik. A generálás eredménye tehát egy olyan nyers pályaleírás, amely már tartalmazza a falakat, az objektumokat, a </w:t>
+      </w:r>
+      <w:proofErr w:type="spellStart"/>
+      <w:r>
+        <w:t>zárakat</w:t>
+      </w:r>
+      <w:proofErr w:type="spellEnd"/>
+      <w:r>
+        <w:t xml:space="preserve"> és a hozzájuk kapcsolódó információkat, de még nem tekinthető automatikusan </w:t>
+      </w:r>
+      <w:proofErr w:type="spellStart"/>
+      <w:r>
+        <w:t>végigjátszhatónak</w:t>
+      </w:r>
+      <w:proofErr w:type="spellEnd"/>
+      <w:r>
+        <w:t>. A rendszer éppen ezért ezt az állapotot nem végleges pályának, hanem első tervezetnek kezeli.</w:t>
+      </w:r>
+    </w:p>
+    <w:p>
+      <w:pPr>
+        <w:pStyle w:val="Szakdolgozath3"/>
+      </w:pPr>
+      <w:r>
+        <w:t>Validáció</w:t>
+      </w:r>
+    </w:p>
+    <w:p>
+      <w:pPr>
+        <w:pStyle w:val="Szakdolgozatbekezds"/>
+      </w:pPr>
+      <w:r>
+        <w:t xml:space="preserve">A második lépés a validáció. Itt egy újabb, a generálástól független AI-hívás kapja meg a teljes pálya JSON-reprezentációját, és feladata annak eldöntése, hogy a pálya determinisztikusan </w:t>
+      </w:r>
+      <w:proofErr w:type="spellStart"/>
+      <w:r>
+        <w:t>végigjátszható</w:t>
+      </w:r>
+      <w:proofErr w:type="spellEnd"/>
+      <w:r>
+        <w:t xml:space="preserve">-e. A </w:t>
+      </w:r>
+      <w:proofErr w:type="spellStart"/>
+      <w:r>
+        <w:t>validátor</w:t>
+      </w:r>
+      <w:proofErr w:type="spellEnd"/>
+      <w:r>
+        <w:t xml:space="preserve"> nem módosítja a pályát, kizárólag elemzi azt. Ellenőrzi, hogy minden zár </w:t>
+      </w:r>
+      <w:proofErr w:type="spellStart"/>
+      <w:r>
+        <w:t>aktivátora</w:t>
+      </w:r>
+      <w:proofErr w:type="spellEnd"/>
+      <w:r>
+        <w:t xml:space="preserve"> egyértelműen levezethető-e a hozzá tartozó részinformációkból, hogy a KEY típusú </w:t>
+      </w:r>
+      <w:proofErr w:type="spellStart"/>
+      <w:r>
+        <w:t>zárak</w:t>
+      </w:r>
+      <w:proofErr w:type="spellEnd"/>
+      <w:r>
+        <w:t xml:space="preserve"> valóban létező és megszerezhető objektumokra hivatkoznak-e, hogy a kijárat csak az összes előző puzzle teljesítése után válik megoldhatóvá, valamint azt is, hogy a struktúra ne tartalmazzon többféleképpen értelmezhető, felesleges vagy félrevezető nyomokat. A validáció kimenete egy külön objektum, amely siker esetén </w:t>
+      </w:r>
+      <w:proofErr w:type="spellStart"/>
+      <w:r>
+        <w:t>solvable</w:t>
+      </w:r>
+      <w:proofErr w:type="spellEnd"/>
+      <w:r>
+        <w:t xml:space="preserve"> = </w:t>
+      </w:r>
+      <w:proofErr w:type="spellStart"/>
+      <w:r>
+        <w:t>true</w:t>
+      </w:r>
+      <w:proofErr w:type="spellEnd"/>
+      <w:r>
+        <w:t xml:space="preserve"> értéket ad vissza, hiba esetén pedig </w:t>
+      </w:r>
+      <w:proofErr w:type="spellStart"/>
+      <w:r>
+        <w:t>solvable</w:t>
+      </w:r>
+      <w:proofErr w:type="spellEnd"/>
+      <w:r>
+        <w:t xml:space="preserve"> = </w:t>
+      </w:r>
+      <w:proofErr w:type="spellStart"/>
+      <w:r>
+        <w:t>false</w:t>
+      </w:r>
+      <w:proofErr w:type="spellEnd"/>
+      <w:r>
+        <w:t xml:space="preserve"> mellett konkrét problémalistát is készít.</w:t>
+      </w:r>
+    </w:p>
+    <w:p>
+      <w:pPr>
+        <w:pStyle w:val="Szakdolgozatbekezds"/>
+      </w:pPr>
+    </w:p>
+    <w:p>
+      <w:pPr>
+        <w:pStyle w:val="Szakdolgozath3"/>
+      </w:pPr>
+      <w:r>
+        <w:lastRenderedPageBreak/>
+        <w:t xml:space="preserve">Hint Rendszer mint </w:t>
+      </w:r>
+      <w:proofErr w:type="gramStart"/>
+      <w:r>
+        <w:t>mellék termék</w:t>
+      </w:r>
+      <w:proofErr w:type="gramEnd"/>
+    </w:p>
+    <w:p>
+      <w:pPr>
+        <w:pStyle w:val="Szakdolgozatbekezds"/>
+      </w:pPr>
+      <w:r>
+        <w:t xml:space="preserve">A validáció egyik fontos mellékterméke a súgórendszer. A </w:t>
+      </w:r>
+      <w:proofErr w:type="spellStart"/>
+      <w:r>
+        <w:t>validátor</w:t>
+      </w:r>
+      <w:proofErr w:type="spellEnd"/>
+      <w:r>
+        <w:t xml:space="preserve"> nem csupán azt mondja meg, hogy a pálya helyes-e, hanem elkészíti az egyes puzzle-</w:t>
+      </w:r>
+      <w:proofErr w:type="spellStart"/>
+      <w:r>
+        <w:t>ök</w:t>
+      </w:r>
+      <w:proofErr w:type="spellEnd"/>
+      <w:r>
+        <w:t xml:space="preserve"> mechanikus levezetését is. Ez a levezetés több lépésből állhat: megmutatja, mely részinformációból milyen köztes adat következik, ezek hogyan állnak össze, és végül mi lesz a zár vagy puzzle megoldása. Ebből épül fel a hint rendszer, amely játék közben segítséget tud adni a felhasználónak. Ennek jelentősége kettős: egyrészt ellenőrzési célt szolgál a generálás során, másrészt közvetlenül felhasználható játékmechanikai funkcióként is.</w:t>
+      </w:r>
+    </w:p>
+    <w:p>
+      <w:pPr>
+        <w:pStyle w:val="Szakdolgozath3"/>
+      </w:pPr>
+      <w:proofErr w:type="spellStart"/>
+      <w:r>
+        <w:t>Invalid</w:t>
+      </w:r>
+      <w:proofErr w:type="spellEnd"/>
+      <w:r>
+        <w:t xml:space="preserve"> pálya javítása</w:t>
+      </w:r>
+    </w:p>
+    <w:p>
+      <w:pPr>
+        <w:pStyle w:val="Szakdolgozatbekezds"/>
+      </w:pPr>
+      <w:r>
+        <w:t xml:space="preserve">Amennyiben a </w:t>
+      </w:r>
+      <w:proofErr w:type="spellStart"/>
+      <w:r>
+        <w:t>validátor</w:t>
+      </w:r>
+      <w:proofErr w:type="spellEnd"/>
+      <w:r>
+        <w:t xml:space="preserve"> hibát talál, a harmadik lépés a javítás. Ebben a fázisban egy újabb AI-hívás már nem a teljes pályát generálja újra, hanem a hibajegyzék alapján igyekszik a lehető legkisebb módosítással kijavítani a problémás részeket. A javító modell bemenetként megkapja az aktuális pályaállapotot és a </w:t>
+      </w:r>
+      <w:proofErr w:type="spellStart"/>
+      <w:r>
+        <w:t>validátor</w:t>
+      </w:r>
+      <w:proofErr w:type="spellEnd"/>
+      <w:r>
+        <w:t xml:space="preserve"> által előállított </w:t>
+      </w:r>
+      <w:proofErr w:type="spellStart"/>
+      <w:r>
+        <w:t>issues</w:t>
+      </w:r>
+      <w:proofErr w:type="spellEnd"/>
+      <w:r>
+        <w:t xml:space="preserve"> listát. A cél ilyenkor nem új puzzle-</w:t>
+      </w:r>
+      <w:proofErr w:type="spellStart"/>
+      <w:r>
+        <w:t>ök</w:t>
+      </w:r>
+      <w:proofErr w:type="spellEnd"/>
+      <w:r>
+        <w:t xml:space="preserve"> kitalálása, hanem az, hogy a hibás zár</w:t>
+      </w:r>
+      <w:r>
+        <w:t xml:space="preserve"> </w:t>
+      </w:r>
+      <w:proofErr w:type="spellStart"/>
+      <w:r>
+        <w:t>aktivátorok</w:t>
+      </w:r>
+      <w:proofErr w:type="spellEnd"/>
+      <w:r>
+        <w:t>, hiányzó információk, pontatlan utalások vagy strukturális inkonzisztenciák célzott korrekciója történjen meg. A javított pálya ezután ismét validációra kerül, tehát a rendszer egy iteratív validáció-javítás ciklust valósít meg.</w:t>
+      </w:r>
+    </w:p>
+    <w:p>
+      <w:pPr>
+        <w:pStyle w:val="Szakdolgozath3"/>
+      </w:pPr>
+      <w:r>
+        <w:t>Kevesebb néha több</w:t>
+      </w:r>
+    </w:p>
+    <w:p>
+      <w:pPr>
+        <w:pStyle w:val="Szakdolgozatbekezds"/>
+      </w:pPr>
+      <w:r>
+        <w:t xml:space="preserve">A fejlesztés során különösen érdekes tapasztalat volt, hogy a legerősebb modellek használata nem minden esetben eredményezett jobb működést. Több konfigurációban azt lehetett megfigyelni, hogy a modellek túlgondolták a javítási feladatot, és a rendszer ismétlődő javítási ciklusokba került. Emiatt szükségessé vált a költségek és a javítási körök felső korlátjának bevezetése. A jelen implementáció ezt explicit módon is tartalmazza: a rendszer legfeljebb meghatározott számú javítási kört engedélyez, amelyet a konfigurációs szinten definiált érték szab meg. Ha a pálya ennyi iteráció után sem válik </w:t>
+      </w:r>
+      <w:proofErr w:type="spellStart"/>
+      <w:r>
+        <w:t>végigjátszhatóvá</w:t>
+      </w:r>
+      <w:proofErr w:type="spellEnd"/>
+      <w:r>
+        <w:t>, a folyamat leáll, és a rendszer nem próbálja tovább erőltetni a javítást, hanem hibát jelez a kliens felé.</w:t>
+      </w:r>
+    </w:p>
+    <w:p>
+      <w:pPr>
+        <w:pStyle w:val="Szakdolgozath3"/>
+      </w:pPr>
+      <w:r>
+        <w:t>Skálázás problémája</w:t>
+      </w:r>
+    </w:p>
+    <w:p>
+      <w:pPr>
+        <w:pStyle w:val="Szakdolgozatbekezds"/>
+      </w:pPr>
+      <w:r>
+        <w:lastRenderedPageBreak/>
+        <w:t xml:space="preserve">A generálás meghiúsulásának nem kizárólag logikai oka lehet. </w:t>
+      </w:r>
+      <w:r>
+        <w:t xml:space="preserve">Az a </w:t>
+      </w:r>
+      <w:proofErr w:type="gramStart"/>
+      <w:r>
+        <w:t>tapasztalat</w:t>
+      </w:r>
+      <w:proofErr w:type="gramEnd"/>
+      <w:r>
+        <w:t xml:space="preserve"> </w:t>
+      </w:r>
+      <w:proofErr w:type="gramStart"/>
+      <w:r>
+        <w:t>hogy,</w:t>
+      </w:r>
+      <w:proofErr w:type="gramEnd"/>
+      <w:r>
+        <w:t xml:space="preserve"> a</w:t>
+      </w:r>
+      <w:r>
+        <w:t>hogy növekszik a pályán szereplő puzzle-</w:t>
+      </w:r>
+      <w:proofErr w:type="spellStart"/>
+      <w:r>
+        <w:t>ök</w:t>
+      </w:r>
+      <w:proofErr w:type="spellEnd"/>
+      <w:r>
+        <w:t xml:space="preserve"> száma és ezzel együtt a pálya komplexitása, úgy egyre gyakoribbá válnak a strukturális hibák is. Ilyenkor nemcsak az fordulhat elő, hogy a modell nem </w:t>
+      </w:r>
+      <w:proofErr w:type="spellStart"/>
+      <w:r>
+        <w:t>végigjátszható</w:t>
+      </w:r>
+      <w:proofErr w:type="spellEnd"/>
+      <w:r>
+        <w:t xml:space="preserve"> feladatsort generál, hanem az is, hogy az API-válasz hiányos vagy sérült JSON-t tartalmaz. Ez különösen problémás, mert ilyen esetben nem csupán a pálya hibás, hanem maga a reprezentáció sem feldolgozható. A rendszer ezért a nyers választ először formai szempontból is ellenőrzi. Ha a visszakapott szöveg nem érvényes JSON, akkor a feldolgozás megszakad, a hibás kimenet elmentésre kerül diagnosztikai célból, és a folyamat nem folytatható javítással, hiszen hiányos adatból már nem lehet megbízhatóan rekonstruálni a hiányzó puzzle-elemeket.</w:t>
+      </w:r>
+    </w:p>
+    <w:p>
+      <w:pPr>
+        <w:pStyle w:val="Szakdolgozath3"/>
+      </w:pPr>
+      <w:r>
+        <w:t>Összegzés</w:t>
+      </w:r>
+    </w:p>
+    <w:p>
+      <w:pPr>
+        <w:pStyle w:val="Szakdolgozatbekezds"/>
+      </w:pPr>
+      <w:r>
+        <w:t xml:space="preserve">A többlépcsős működés gyakorlati oka tehát az, hogy a nyelvi modell által előállított első megoldás gyakran csak látszólag helyes. A puzzle szerkezete, történeti beágyazottsága és nehézségi íve megfelelő lehet, de ettől még könnyen előfordulhat, hogy a végső zárkód egy-két karakter eltérés miatt hibás. Az ilyen hibák kézi ellenőrzés nélkül nehezen észlelhetők, automatizált validáció nélkül pedig a rendszer megbízhatatlanná válna. A külön validációs lépés ezt a problémát kezeli azzal, hogy egy második modell explicit módon </w:t>
+      </w:r>
+      <w:proofErr w:type="spellStart"/>
+      <w:r>
+        <w:t>végigjátssza</w:t>
+      </w:r>
+      <w:proofErr w:type="spellEnd"/>
+      <w:r>
+        <w:t xml:space="preserve"> és levezeti a pályát.</w:t>
+      </w:r>
+    </w:p>
+    <w:p>
+      <w:pPr>
+        <w:pStyle w:val="Szakdolgozatbekezds"/>
+      </w:pPr>
       <w:r>
         <w:br w:type="page"/>
       </w:r>
     </w:p>
-    <w:bookmarkStart w:id="28" w:name="_Toc225527497" w:displacedByCustomXml="next"/>
+    <w:bookmarkStart w:id="28" w:name="_Toc225600719" w:displacedByCustomXml="next"/>
     <w:sdt>
       <w:sdtPr>
         <w:rPr>
@@ -9050,7 +9449,7 @@
       <w:pPr>
         <w:pStyle w:val="szmozatlanSzakdolgozath1"/>
       </w:pPr>
-      <w:bookmarkStart w:id="29" w:name="_Toc225527498"/>
+      <w:bookmarkStart w:id="29" w:name="_Toc225600720"/>
       <w:r>
         <w:lastRenderedPageBreak/>
         <w:t>Nyilatkozat</w:t>
@@ -9163,7 +9562,7 @@
       <w:pPr>
         <w:pStyle w:val="szmozatlanSzakdolgozath1"/>
       </w:pPr>
-      <w:bookmarkStart w:id="30" w:name="_Toc225527499"/>
+      <w:bookmarkStart w:id="30" w:name="_Toc225600721"/>
       <w:r>
         <w:lastRenderedPageBreak/>
         <w:t>Mellékletek</w:t>
@@ -9174,7 +9573,7 @@
       <w:pPr>
         <w:pStyle w:val="Szakdolgozath2"/>
       </w:pPr>
-      <w:bookmarkStart w:id="31" w:name="_Toc225527500"/>
+      <w:bookmarkStart w:id="31" w:name="_Toc225600722"/>
       <w:r>
         <w:t>Adatbázis</w:t>
       </w:r>
@@ -9275,7 +9674,7 @@
       <w:pPr>
         <w:pStyle w:val="Szakdolgozath2"/>
       </w:pPr>
-      <w:bookmarkStart w:id="32" w:name="_Toc225527501"/>
+      <w:bookmarkStart w:id="32" w:name="_Toc225600723"/>
       <w:r>
         <w:lastRenderedPageBreak/>
         <w:t>Gráf alapú pálya struktúra definiálása</w:t>

--- a/Szakdolgozat.docx
+++ b/Szakdolgozat.docx
@@ -529,7 +529,7 @@
       <w:pPr>
         <w:pStyle w:val="szmozatlanSzakdolgozath1"/>
       </w:pPr>
-      <w:bookmarkStart w:id="0" w:name="_Toc225600699"/>
+      <w:bookmarkStart w:id="0" w:name="_Toc225610603"/>
       <w:r>
         <w:lastRenderedPageBreak/>
         <w:t>Feladatkiírás</w:t>
@@ -765,7 +765,7 @@
       <w:pPr>
         <w:pStyle w:val="szmozatlanSzakdolgozath1"/>
       </w:pPr>
-      <w:bookmarkStart w:id="1" w:name="_Toc225600700"/>
+      <w:bookmarkStart w:id="1" w:name="_Toc225610604"/>
       <w:r>
         <w:lastRenderedPageBreak/>
         <w:t>Tartalomjegyzék</w:t>
@@ -828,7 +828,7 @@
           <w:r>
             <w:fldChar w:fldCharType="separate"/>
           </w:r>
-          <w:hyperlink w:anchor="_Toc225600699" w:history="1">
+          <w:hyperlink w:anchor="_Toc225610603" w:history="1">
             <w:r>
               <w:rPr>
                 <w:rStyle w:val="Hyperlink"/>
@@ -855,7 +855,7 @@
                 <w:noProof/>
                 <w:webHidden/>
               </w:rPr>
-              <w:instrText xml:space="preserve"> PAGEREF _Toc225600699 \h </w:instrText>
+              <w:instrText xml:space="preserve"> PAGEREF _Toc225610603 \h </w:instrText>
             </w:r>
             <w:r>
               <w:rPr>
@@ -900,7 +900,7 @@
               <w:lang w:val="en-US"/>
             </w:rPr>
           </w:pPr>
-          <w:hyperlink w:anchor="_Toc225600700" w:history="1">
+          <w:hyperlink w:anchor="_Toc225610604" w:history="1">
             <w:r>
               <w:rPr>
                 <w:rStyle w:val="Hyperlink"/>
@@ -927,7 +927,7 @@
                 <w:noProof/>
                 <w:webHidden/>
               </w:rPr>
-              <w:instrText xml:space="preserve"> PAGEREF _Toc225600700 \h </w:instrText>
+              <w:instrText xml:space="preserve"> PAGEREF _Toc225610604 \h </w:instrText>
             </w:r>
             <w:r>
               <w:rPr>
@@ -973,7 +973,7 @@
               <w:lang w:val="en-US"/>
             </w:rPr>
           </w:pPr>
-          <w:hyperlink w:anchor="_Toc225600701" w:history="1">
+          <w:hyperlink w:anchor="_Toc225610605" w:history="1">
             <w:r>
               <w:rPr>
                 <w:rStyle w:val="Hyperlink"/>
@@ -1018,7 +1018,7 @@
                 <w:noProof/>
                 <w:webHidden/>
               </w:rPr>
-              <w:instrText xml:space="preserve"> PAGEREF _Toc225600701 \h </w:instrText>
+              <w:instrText xml:space="preserve"> PAGEREF _Toc225610605 \h </w:instrText>
             </w:r>
             <w:r>
               <w:rPr>
@@ -1064,7 +1064,7 @@
               <w:lang w:val="en-US"/>
             </w:rPr>
           </w:pPr>
-          <w:hyperlink w:anchor="_Toc225600702" w:history="1">
+          <w:hyperlink w:anchor="_Toc225610606" w:history="1">
             <w:r>
               <w:rPr>
                 <w:rStyle w:val="Hyperlink"/>
@@ -1108,7 +1108,7 @@
                 <w:noProof/>
                 <w:webHidden/>
               </w:rPr>
-              <w:instrText xml:space="preserve"> PAGEREF _Toc225600702 \h </w:instrText>
+              <w:instrText xml:space="preserve"> PAGEREF _Toc225610606 \h </w:instrText>
             </w:r>
             <w:r>
               <w:rPr>
@@ -1154,7 +1154,7 @@
               <w:lang w:val="en-US"/>
             </w:rPr>
           </w:pPr>
-          <w:hyperlink w:anchor="_Toc225600703" w:history="1">
+          <w:hyperlink w:anchor="_Toc225610607" w:history="1">
             <w:r>
               <w:rPr>
                 <w:rStyle w:val="Hyperlink"/>
@@ -1198,7 +1198,7 @@
                 <w:noProof/>
                 <w:webHidden/>
               </w:rPr>
-              <w:instrText xml:space="preserve"> PAGEREF _Toc225600703 \h </w:instrText>
+              <w:instrText xml:space="preserve"> PAGEREF _Toc225610607 \h </w:instrText>
             </w:r>
             <w:r>
               <w:rPr>
@@ -1244,7 +1244,7 @@
               <w:lang w:val="en-US"/>
             </w:rPr>
           </w:pPr>
-          <w:hyperlink w:anchor="_Toc225600704" w:history="1">
+          <w:hyperlink w:anchor="_Toc225610608" w:history="1">
             <w:r>
               <w:rPr>
                 <w:rStyle w:val="Hyperlink"/>
@@ -1288,7 +1288,7 @@
                 <w:noProof/>
                 <w:webHidden/>
               </w:rPr>
-              <w:instrText xml:space="preserve"> PAGEREF _Toc225600704 \h </w:instrText>
+              <w:instrText xml:space="preserve"> PAGEREF _Toc225610608 \h </w:instrText>
             </w:r>
             <w:r>
               <w:rPr>
@@ -1334,7 +1334,7 @@
               <w:lang w:val="en-US"/>
             </w:rPr>
           </w:pPr>
-          <w:hyperlink w:anchor="_Toc225600705" w:history="1">
+          <w:hyperlink w:anchor="_Toc225610609" w:history="1">
             <w:r>
               <w:rPr>
                 <w:rStyle w:val="Hyperlink"/>
@@ -1378,7 +1378,7 @@
                 <w:noProof/>
                 <w:webHidden/>
               </w:rPr>
-              <w:instrText xml:space="preserve"> PAGEREF _Toc225600705 \h </w:instrText>
+              <w:instrText xml:space="preserve"> PAGEREF _Toc225610609 \h </w:instrText>
             </w:r>
             <w:r>
               <w:rPr>
@@ -1424,7 +1424,7 @@
               <w:lang w:val="en-US"/>
             </w:rPr>
           </w:pPr>
-          <w:hyperlink w:anchor="_Toc225600706" w:history="1">
+          <w:hyperlink w:anchor="_Toc225610610" w:history="1">
             <w:r>
               <w:rPr>
                 <w:rStyle w:val="Hyperlink"/>
@@ -1468,7 +1468,7 @@
                 <w:noProof/>
                 <w:webHidden/>
               </w:rPr>
-              <w:instrText xml:space="preserve"> PAGEREF _Toc225600706 \h </w:instrText>
+              <w:instrText xml:space="preserve"> PAGEREF _Toc225610610 \h </w:instrText>
             </w:r>
             <w:r>
               <w:rPr>
@@ -1514,7 +1514,7 @@
               <w:lang w:val="en-US"/>
             </w:rPr>
           </w:pPr>
-          <w:hyperlink w:anchor="_Toc225600707" w:history="1">
+          <w:hyperlink w:anchor="_Toc225610611" w:history="1">
             <w:r>
               <w:rPr>
                 <w:rStyle w:val="Hyperlink"/>
@@ -1558,7 +1558,7 @@
                 <w:noProof/>
                 <w:webHidden/>
               </w:rPr>
-              <w:instrText xml:space="preserve"> PAGEREF _Toc225600707 \h </w:instrText>
+              <w:instrText xml:space="preserve"> PAGEREF _Toc225610611 \h </w:instrText>
             </w:r>
             <w:r>
               <w:rPr>
@@ -1604,7 +1604,7 @@
               <w:lang w:val="en-US"/>
             </w:rPr>
           </w:pPr>
-          <w:hyperlink w:anchor="_Toc225600708" w:history="1">
+          <w:hyperlink w:anchor="_Toc225610612" w:history="1">
             <w:r>
               <w:rPr>
                 <w:rStyle w:val="Hyperlink"/>
@@ -1648,7 +1648,7 @@
                 <w:noProof/>
                 <w:webHidden/>
               </w:rPr>
-              <w:instrText xml:space="preserve"> PAGEREF _Toc225600708 \h </w:instrText>
+              <w:instrText xml:space="preserve"> PAGEREF _Toc225610612 \h </w:instrText>
             </w:r>
             <w:r>
               <w:rPr>
@@ -1694,7 +1694,7 @@
               <w:lang w:val="en-US"/>
             </w:rPr>
           </w:pPr>
-          <w:hyperlink w:anchor="_Toc225600709" w:history="1">
+          <w:hyperlink w:anchor="_Toc225610613" w:history="1">
             <w:r>
               <w:rPr>
                 <w:rStyle w:val="Hyperlink"/>
@@ -1738,7 +1738,7 @@
                 <w:noProof/>
                 <w:webHidden/>
               </w:rPr>
-              <w:instrText xml:space="preserve"> PAGEREF _Toc225600709 \h </w:instrText>
+              <w:instrText xml:space="preserve"> PAGEREF _Toc225610613 \h </w:instrText>
             </w:r>
             <w:r>
               <w:rPr>
@@ -1784,7 +1784,7 @@
               <w:lang w:val="en-US"/>
             </w:rPr>
           </w:pPr>
-          <w:hyperlink w:anchor="_Toc225600710" w:history="1">
+          <w:hyperlink w:anchor="_Toc225610614" w:history="1">
             <w:r>
               <w:rPr>
                 <w:rStyle w:val="Hyperlink"/>
@@ -1828,7 +1828,7 @@
                 <w:noProof/>
                 <w:webHidden/>
               </w:rPr>
-              <w:instrText xml:space="preserve"> PAGEREF _Toc225600710 \h </w:instrText>
+              <w:instrText xml:space="preserve"> PAGEREF _Toc225610614 \h </w:instrText>
             </w:r>
             <w:r>
               <w:rPr>
@@ -1874,7 +1874,7 @@
               <w:lang w:val="en-US"/>
             </w:rPr>
           </w:pPr>
-          <w:hyperlink w:anchor="_Toc225600711" w:history="1">
+          <w:hyperlink w:anchor="_Toc225610615" w:history="1">
             <w:r>
               <w:rPr>
                 <w:rStyle w:val="Hyperlink"/>
@@ -1918,7 +1918,7 @@
                 <w:noProof/>
                 <w:webHidden/>
               </w:rPr>
-              <w:instrText xml:space="preserve"> PAGEREF _Toc225600711 \h </w:instrText>
+              <w:instrText xml:space="preserve"> PAGEREF _Toc225610615 \h </w:instrText>
             </w:r>
             <w:r>
               <w:rPr>
@@ -1964,7 +1964,7 @@
               <w:lang w:val="en-US"/>
             </w:rPr>
           </w:pPr>
-          <w:hyperlink w:anchor="_Toc225600712" w:history="1">
+          <w:hyperlink w:anchor="_Toc225610616" w:history="1">
             <w:r>
               <w:rPr>
                 <w:rStyle w:val="Hyperlink"/>
@@ -2008,7 +2008,7 @@
                 <w:noProof/>
                 <w:webHidden/>
               </w:rPr>
-              <w:instrText xml:space="preserve"> PAGEREF _Toc225600712 \h </w:instrText>
+              <w:instrText xml:space="preserve"> PAGEREF _Toc225610616 \h </w:instrText>
             </w:r>
             <w:r>
               <w:rPr>
@@ -2054,7 +2054,7 @@
               <w:lang w:val="en-US"/>
             </w:rPr>
           </w:pPr>
-          <w:hyperlink w:anchor="_Toc225600713" w:history="1">
+          <w:hyperlink w:anchor="_Toc225610617" w:history="1">
             <w:r>
               <w:rPr>
                 <w:rStyle w:val="Hyperlink"/>
@@ -2098,7 +2098,7 @@
                 <w:noProof/>
                 <w:webHidden/>
               </w:rPr>
-              <w:instrText xml:space="preserve"> PAGEREF _Toc225600713 \h </w:instrText>
+              <w:instrText xml:space="preserve"> PAGEREF _Toc225610617 \h </w:instrText>
             </w:r>
             <w:r>
               <w:rPr>
@@ -2144,7 +2144,7 @@
               <w:lang w:val="en-US"/>
             </w:rPr>
           </w:pPr>
-          <w:hyperlink w:anchor="_Toc225600714" w:history="1">
+          <w:hyperlink w:anchor="_Toc225610618" w:history="1">
             <w:r>
               <w:rPr>
                 <w:rStyle w:val="Hyperlink"/>
@@ -2188,7 +2188,7 @@
                 <w:noProof/>
                 <w:webHidden/>
               </w:rPr>
-              <w:instrText xml:space="preserve"> PAGEREF _Toc225600714 \h </w:instrText>
+              <w:instrText xml:space="preserve"> PAGEREF _Toc225610618 \h </w:instrText>
             </w:r>
             <w:r>
               <w:rPr>
@@ -2234,7 +2234,7 @@
               <w:lang w:val="en-US"/>
             </w:rPr>
           </w:pPr>
-          <w:hyperlink w:anchor="_Toc225600715" w:history="1">
+          <w:hyperlink w:anchor="_Toc225610619" w:history="1">
             <w:r>
               <w:rPr>
                 <w:rStyle w:val="Hyperlink"/>
@@ -2278,7 +2278,7 @@
                 <w:noProof/>
                 <w:webHidden/>
               </w:rPr>
-              <w:instrText xml:space="preserve"> PAGEREF _Toc225600715 \h </w:instrText>
+              <w:instrText xml:space="preserve"> PAGEREF _Toc225610619 \h </w:instrText>
             </w:r>
             <w:r>
               <w:rPr>
@@ -2324,7 +2324,7 @@
               <w:lang w:val="en-US"/>
             </w:rPr>
           </w:pPr>
-          <w:hyperlink w:anchor="_Toc225600716" w:history="1">
+          <w:hyperlink w:anchor="_Toc225610620" w:history="1">
             <w:r>
               <w:rPr>
                 <w:rStyle w:val="Hyperlink"/>
@@ -2368,7 +2368,7 @@
                 <w:noProof/>
                 <w:webHidden/>
               </w:rPr>
-              <w:instrText xml:space="preserve"> PAGEREF _Toc225600716 \h </w:instrText>
+              <w:instrText xml:space="preserve"> PAGEREF _Toc225610620 \h </w:instrText>
             </w:r>
             <w:r>
               <w:rPr>
@@ -2414,7 +2414,7 @@
               <w:lang w:val="en-US"/>
             </w:rPr>
           </w:pPr>
-          <w:hyperlink w:anchor="_Toc225600717" w:history="1">
+          <w:hyperlink w:anchor="_Toc225610621" w:history="1">
             <w:r>
               <w:rPr>
                 <w:rStyle w:val="Hyperlink"/>
@@ -2458,7 +2458,7 @@
                 <w:noProof/>
                 <w:webHidden/>
               </w:rPr>
-              <w:instrText xml:space="preserve"> PAGEREF _Toc225600717 \h </w:instrText>
+              <w:instrText xml:space="preserve"> PAGEREF _Toc225610621 \h </w:instrText>
             </w:r>
             <w:r>
               <w:rPr>
@@ -2504,7 +2504,7 @@
               <w:lang w:val="en-US"/>
             </w:rPr>
           </w:pPr>
-          <w:hyperlink w:anchor="_Toc225600718" w:history="1">
+          <w:hyperlink w:anchor="_Toc225610622" w:history="1">
             <w:r>
               <w:rPr>
                 <w:rStyle w:val="Hyperlink"/>
@@ -2548,7 +2548,7 @@
                 <w:noProof/>
                 <w:webHidden/>
               </w:rPr>
-              <w:instrText xml:space="preserve"> PAGEREF _Toc225600718 \h </w:instrText>
+              <w:instrText xml:space="preserve"> PAGEREF _Toc225610622 \h </w:instrText>
             </w:r>
             <w:r>
               <w:rPr>
@@ -2569,222 +2569,6 @@
                 <w:webHidden/>
               </w:rPr>
               <w:t>19</w:t>
-            </w:r>
-            <w:r>
-              <w:rPr>
-                <w:noProof/>
-                <w:webHidden/>
-              </w:rPr>
-              <w:fldChar w:fldCharType="end"/>
-            </w:r>
-          </w:hyperlink>
-        </w:p>
-        <w:p>
-          <w:pPr>
-            <w:pStyle w:val="TOC1"/>
-            <w:tabs>
-              <w:tab w:val="right" w:leader="dot" w:pos="8827"/>
-            </w:tabs>
-            <w:rPr>
-              <w:rFonts w:eastAsiaTheme="minorEastAsia"/>
-              <w:noProof/>
-              <w:sz w:val="24"/>
-              <w:szCs w:val="24"/>
-              <w:lang w:val="en-US"/>
-            </w:rPr>
-          </w:pPr>
-          <w:hyperlink w:anchor="_Toc225600719" w:history="1">
-            <w:r>
-              <w:rPr>
-                <w:rStyle w:val="Hyperlink"/>
-                <w:noProof/>
-              </w:rPr>
-              <w:t>Irodalomjegyzék</w:t>
-            </w:r>
-            <w:r>
-              <w:rPr>
-                <w:noProof/>
-                <w:webHidden/>
-              </w:rPr>
-              <w:tab/>
-            </w:r>
-            <w:r>
-              <w:rPr>
-                <w:noProof/>
-                <w:webHidden/>
-              </w:rPr>
-              <w:fldChar w:fldCharType="begin"/>
-            </w:r>
-            <w:r>
-              <w:rPr>
-                <w:noProof/>
-                <w:webHidden/>
-              </w:rPr>
-              <w:instrText xml:space="preserve"> PAGEREF _Toc225600719 \h </w:instrText>
-            </w:r>
-            <w:r>
-              <w:rPr>
-                <w:noProof/>
-                <w:webHidden/>
-              </w:rPr>
-            </w:r>
-            <w:r>
-              <w:rPr>
-                <w:noProof/>
-                <w:webHidden/>
-              </w:rPr>
-              <w:fldChar w:fldCharType="separate"/>
-            </w:r>
-            <w:r>
-              <w:rPr>
-                <w:noProof/>
-                <w:webHidden/>
-              </w:rPr>
-              <w:t>23</w:t>
-            </w:r>
-            <w:r>
-              <w:rPr>
-                <w:noProof/>
-                <w:webHidden/>
-              </w:rPr>
-              <w:fldChar w:fldCharType="end"/>
-            </w:r>
-          </w:hyperlink>
-        </w:p>
-        <w:p>
-          <w:pPr>
-            <w:pStyle w:val="TOC1"/>
-            <w:tabs>
-              <w:tab w:val="right" w:leader="dot" w:pos="8827"/>
-            </w:tabs>
-            <w:rPr>
-              <w:rFonts w:eastAsiaTheme="minorEastAsia"/>
-              <w:noProof/>
-              <w:sz w:val="24"/>
-              <w:szCs w:val="24"/>
-              <w:lang w:val="en-US"/>
-            </w:rPr>
-          </w:pPr>
-          <w:hyperlink w:anchor="_Toc225600720" w:history="1">
-            <w:r>
-              <w:rPr>
-                <w:rStyle w:val="Hyperlink"/>
-                <w:noProof/>
-              </w:rPr>
-              <w:t>Nyilatkozat</w:t>
-            </w:r>
-            <w:r>
-              <w:rPr>
-                <w:noProof/>
-                <w:webHidden/>
-              </w:rPr>
-              <w:tab/>
-            </w:r>
-            <w:r>
-              <w:rPr>
-                <w:noProof/>
-                <w:webHidden/>
-              </w:rPr>
-              <w:fldChar w:fldCharType="begin"/>
-            </w:r>
-            <w:r>
-              <w:rPr>
-                <w:noProof/>
-                <w:webHidden/>
-              </w:rPr>
-              <w:instrText xml:space="preserve"> PAGEREF _Toc225600720 \h </w:instrText>
-            </w:r>
-            <w:r>
-              <w:rPr>
-                <w:noProof/>
-                <w:webHidden/>
-              </w:rPr>
-            </w:r>
-            <w:r>
-              <w:rPr>
-                <w:noProof/>
-                <w:webHidden/>
-              </w:rPr>
-              <w:fldChar w:fldCharType="separate"/>
-            </w:r>
-            <w:r>
-              <w:rPr>
-                <w:noProof/>
-                <w:webHidden/>
-              </w:rPr>
-              <w:t>24</w:t>
-            </w:r>
-            <w:r>
-              <w:rPr>
-                <w:noProof/>
-                <w:webHidden/>
-              </w:rPr>
-              <w:fldChar w:fldCharType="end"/>
-            </w:r>
-          </w:hyperlink>
-        </w:p>
-        <w:p>
-          <w:pPr>
-            <w:pStyle w:val="TOC1"/>
-            <w:tabs>
-              <w:tab w:val="right" w:leader="dot" w:pos="8827"/>
-            </w:tabs>
-            <w:rPr>
-              <w:rFonts w:eastAsiaTheme="minorEastAsia"/>
-              <w:noProof/>
-              <w:sz w:val="24"/>
-              <w:szCs w:val="24"/>
-              <w:lang w:val="en-US"/>
-            </w:rPr>
-          </w:pPr>
-          <w:hyperlink w:anchor="_Toc225600721" w:history="1">
-            <w:r>
-              <w:rPr>
-                <w:rStyle w:val="Hyperlink"/>
-                <w:noProof/>
-              </w:rPr>
-              <w:t>Mellékletek</w:t>
-            </w:r>
-            <w:r>
-              <w:rPr>
-                <w:noProof/>
-                <w:webHidden/>
-              </w:rPr>
-              <w:tab/>
-            </w:r>
-            <w:r>
-              <w:rPr>
-                <w:noProof/>
-                <w:webHidden/>
-              </w:rPr>
-              <w:fldChar w:fldCharType="begin"/>
-            </w:r>
-            <w:r>
-              <w:rPr>
-                <w:noProof/>
-                <w:webHidden/>
-              </w:rPr>
-              <w:instrText xml:space="preserve"> PAGEREF _Toc225600721 \h </w:instrText>
-            </w:r>
-            <w:r>
-              <w:rPr>
-                <w:noProof/>
-                <w:webHidden/>
-              </w:rPr>
-            </w:r>
-            <w:r>
-              <w:rPr>
-                <w:noProof/>
-                <w:webHidden/>
-              </w:rPr>
-              <w:fldChar w:fldCharType="separate"/>
-            </w:r>
-            <w:r>
-              <w:rPr>
-                <w:noProof/>
-                <w:webHidden/>
-              </w:rPr>
-              <w:t>25</w:t>
             </w:r>
             <w:r>
               <w:rPr>
@@ -2810,7 +2594,7 @@
               <w:lang w:val="en-US"/>
             </w:rPr>
           </w:pPr>
-          <w:hyperlink w:anchor="_Toc225600722" w:history="1">
+          <w:hyperlink w:anchor="_Toc225610623" w:history="1">
             <w:r>
               <w:rPr>
                 <w:rStyle w:val="Hyperlink"/>
@@ -2833,7 +2617,7 @@
                 <w:rStyle w:val="Hyperlink"/>
                 <w:noProof/>
               </w:rPr>
-              <w:t>Adatbázis relációk</w:t>
+              <w:t>Promptolás és LLM modell választása</w:t>
             </w:r>
             <w:r>
               <w:rPr>
@@ -2854,7 +2638,7 @@
                 <w:noProof/>
                 <w:webHidden/>
               </w:rPr>
-              <w:instrText xml:space="preserve"> PAGEREF _Toc225600722 \h </w:instrText>
+              <w:instrText xml:space="preserve"> PAGEREF _Toc225610623 \h </w:instrText>
             </w:r>
             <w:r>
               <w:rPr>
@@ -2874,7 +2658,223 @@
                 <w:noProof/>
                 <w:webHidden/>
               </w:rPr>
-              <w:t>25</w:t>
+              <w:t>22</w:t>
+            </w:r>
+            <w:r>
+              <w:rPr>
+                <w:noProof/>
+                <w:webHidden/>
+              </w:rPr>
+              <w:fldChar w:fldCharType="end"/>
+            </w:r>
+          </w:hyperlink>
+        </w:p>
+        <w:p>
+          <w:pPr>
+            <w:pStyle w:val="TOC1"/>
+            <w:tabs>
+              <w:tab w:val="right" w:leader="dot" w:pos="8827"/>
+            </w:tabs>
+            <w:rPr>
+              <w:rFonts w:eastAsiaTheme="minorEastAsia"/>
+              <w:noProof/>
+              <w:sz w:val="24"/>
+              <w:szCs w:val="24"/>
+              <w:lang w:val="en-US"/>
+            </w:rPr>
+          </w:pPr>
+          <w:hyperlink w:anchor="_Toc225610624" w:history="1">
+            <w:r>
+              <w:rPr>
+                <w:rStyle w:val="Hyperlink"/>
+                <w:noProof/>
+              </w:rPr>
+              <w:t>Irodalomjegyzék</w:t>
+            </w:r>
+            <w:r>
+              <w:rPr>
+                <w:noProof/>
+                <w:webHidden/>
+              </w:rPr>
+              <w:tab/>
+            </w:r>
+            <w:r>
+              <w:rPr>
+                <w:noProof/>
+                <w:webHidden/>
+              </w:rPr>
+              <w:fldChar w:fldCharType="begin"/>
+            </w:r>
+            <w:r>
+              <w:rPr>
+                <w:noProof/>
+                <w:webHidden/>
+              </w:rPr>
+              <w:instrText xml:space="preserve"> PAGEREF _Toc225610624 \h </w:instrText>
+            </w:r>
+            <w:r>
+              <w:rPr>
+                <w:noProof/>
+                <w:webHidden/>
+              </w:rPr>
+            </w:r>
+            <w:r>
+              <w:rPr>
+                <w:noProof/>
+                <w:webHidden/>
+              </w:rPr>
+              <w:fldChar w:fldCharType="separate"/>
+            </w:r>
+            <w:r>
+              <w:rPr>
+                <w:noProof/>
+                <w:webHidden/>
+              </w:rPr>
+              <w:t>27</w:t>
+            </w:r>
+            <w:r>
+              <w:rPr>
+                <w:noProof/>
+                <w:webHidden/>
+              </w:rPr>
+              <w:fldChar w:fldCharType="end"/>
+            </w:r>
+          </w:hyperlink>
+        </w:p>
+        <w:p>
+          <w:pPr>
+            <w:pStyle w:val="TOC1"/>
+            <w:tabs>
+              <w:tab w:val="right" w:leader="dot" w:pos="8827"/>
+            </w:tabs>
+            <w:rPr>
+              <w:rFonts w:eastAsiaTheme="minorEastAsia"/>
+              <w:noProof/>
+              <w:sz w:val="24"/>
+              <w:szCs w:val="24"/>
+              <w:lang w:val="en-US"/>
+            </w:rPr>
+          </w:pPr>
+          <w:hyperlink w:anchor="_Toc225610625" w:history="1">
+            <w:r>
+              <w:rPr>
+                <w:rStyle w:val="Hyperlink"/>
+                <w:noProof/>
+              </w:rPr>
+              <w:t>Nyilatkozat</w:t>
+            </w:r>
+            <w:r>
+              <w:rPr>
+                <w:noProof/>
+                <w:webHidden/>
+              </w:rPr>
+              <w:tab/>
+            </w:r>
+            <w:r>
+              <w:rPr>
+                <w:noProof/>
+                <w:webHidden/>
+              </w:rPr>
+              <w:fldChar w:fldCharType="begin"/>
+            </w:r>
+            <w:r>
+              <w:rPr>
+                <w:noProof/>
+                <w:webHidden/>
+              </w:rPr>
+              <w:instrText xml:space="preserve"> PAGEREF _Toc225610625 \h </w:instrText>
+            </w:r>
+            <w:r>
+              <w:rPr>
+                <w:noProof/>
+                <w:webHidden/>
+              </w:rPr>
+            </w:r>
+            <w:r>
+              <w:rPr>
+                <w:noProof/>
+                <w:webHidden/>
+              </w:rPr>
+              <w:fldChar w:fldCharType="separate"/>
+            </w:r>
+            <w:r>
+              <w:rPr>
+                <w:noProof/>
+                <w:webHidden/>
+              </w:rPr>
+              <w:t>29</w:t>
+            </w:r>
+            <w:r>
+              <w:rPr>
+                <w:noProof/>
+                <w:webHidden/>
+              </w:rPr>
+              <w:fldChar w:fldCharType="end"/>
+            </w:r>
+          </w:hyperlink>
+        </w:p>
+        <w:p>
+          <w:pPr>
+            <w:pStyle w:val="TOC1"/>
+            <w:tabs>
+              <w:tab w:val="right" w:leader="dot" w:pos="8827"/>
+            </w:tabs>
+            <w:rPr>
+              <w:rFonts w:eastAsiaTheme="minorEastAsia"/>
+              <w:noProof/>
+              <w:sz w:val="24"/>
+              <w:szCs w:val="24"/>
+              <w:lang w:val="en-US"/>
+            </w:rPr>
+          </w:pPr>
+          <w:hyperlink w:anchor="_Toc225610626" w:history="1">
+            <w:r>
+              <w:rPr>
+                <w:rStyle w:val="Hyperlink"/>
+                <w:noProof/>
+              </w:rPr>
+              <w:t>Mellékletek</w:t>
+            </w:r>
+            <w:r>
+              <w:rPr>
+                <w:noProof/>
+                <w:webHidden/>
+              </w:rPr>
+              <w:tab/>
+            </w:r>
+            <w:r>
+              <w:rPr>
+                <w:noProof/>
+                <w:webHidden/>
+              </w:rPr>
+              <w:fldChar w:fldCharType="begin"/>
+            </w:r>
+            <w:r>
+              <w:rPr>
+                <w:noProof/>
+                <w:webHidden/>
+              </w:rPr>
+              <w:instrText xml:space="preserve"> PAGEREF _Toc225610626 \h </w:instrText>
+            </w:r>
+            <w:r>
+              <w:rPr>
+                <w:noProof/>
+                <w:webHidden/>
+              </w:rPr>
+            </w:r>
+            <w:r>
+              <w:rPr>
+                <w:noProof/>
+                <w:webHidden/>
+              </w:rPr>
+              <w:fldChar w:fldCharType="separate"/>
+            </w:r>
+            <w:r>
+              <w:rPr>
+                <w:noProof/>
+                <w:webHidden/>
+              </w:rPr>
+              <w:t>30</w:t>
             </w:r>
             <w:r>
               <w:rPr>
@@ -2900,7 +2900,7 @@
               <w:lang w:val="en-US"/>
             </w:rPr>
           </w:pPr>
-          <w:hyperlink w:anchor="_Toc225600723" w:history="1">
+          <w:hyperlink w:anchor="_Toc225610627" w:history="1">
             <w:r>
               <w:rPr>
                 <w:rStyle w:val="Hyperlink"/>
@@ -2923,6 +2923,96 @@
                 <w:rStyle w:val="Hyperlink"/>
                 <w:noProof/>
               </w:rPr>
+              <w:t>Adatbázis relációk</w:t>
+            </w:r>
+            <w:r>
+              <w:rPr>
+                <w:noProof/>
+                <w:webHidden/>
+              </w:rPr>
+              <w:tab/>
+            </w:r>
+            <w:r>
+              <w:rPr>
+                <w:noProof/>
+                <w:webHidden/>
+              </w:rPr>
+              <w:fldChar w:fldCharType="begin"/>
+            </w:r>
+            <w:r>
+              <w:rPr>
+                <w:noProof/>
+                <w:webHidden/>
+              </w:rPr>
+              <w:instrText xml:space="preserve"> PAGEREF _Toc225610627 \h </w:instrText>
+            </w:r>
+            <w:r>
+              <w:rPr>
+                <w:noProof/>
+                <w:webHidden/>
+              </w:rPr>
+            </w:r>
+            <w:r>
+              <w:rPr>
+                <w:noProof/>
+                <w:webHidden/>
+              </w:rPr>
+              <w:fldChar w:fldCharType="separate"/>
+            </w:r>
+            <w:r>
+              <w:rPr>
+                <w:noProof/>
+                <w:webHidden/>
+              </w:rPr>
+              <w:t>30</w:t>
+            </w:r>
+            <w:r>
+              <w:rPr>
+                <w:noProof/>
+                <w:webHidden/>
+              </w:rPr>
+              <w:fldChar w:fldCharType="end"/>
+            </w:r>
+          </w:hyperlink>
+        </w:p>
+        <w:p>
+          <w:pPr>
+            <w:pStyle w:val="TOC2"/>
+            <w:tabs>
+              <w:tab w:val="left" w:pos="960"/>
+              <w:tab w:val="right" w:leader="dot" w:pos="8827"/>
+            </w:tabs>
+            <w:rPr>
+              <w:rFonts w:eastAsiaTheme="minorEastAsia"/>
+              <w:noProof/>
+              <w:sz w:val="24"/>
+              <w:szCs w:val="24"/>
+              <w:lang w:val="en-US"/>
+            </w:rPr>
+          </w:pPr>
+          <w:hyperlink w:anchor="_Toc225610628" w:history="1">
+            <w:r>
+              <w:rPr>
+                <w:rStyle w:val="Hyperlink"/>
+                <w:noProof/>
+              </w:rPr>
+              <w:t>3.6.</w:t>
+            </w:r>
+            <w:r>
+              <w:rPr>
+                <w:rFonts w:eastAsiaTheme="minorEastAsia"/>
+                <w:noProof/>
+                <w:sz w:val="24"/>
+                <w:szCs w:val="24"/>
+                <w:lang w:val="en-US"/>
+              </w:rPr>
+              <w:tab/>
+            </w:r>
+            <w:r>
+              <w:rPr>
+                <w:rStyle w:val="Hyperlink"/>
+                <w:noProof/>
+              </w:rPr>
               <w:t>Gráf alapú pálya struktúra definiálása</w:t>
             </w:r>
             <w:r>
@@ -2944,7 +3034,7 @@
                 <w:noProof/>
                 <w:webHidden/>
               </w:rPr>
-              <w:instrText xml:space="preserve"> PAGEREF _Toc225600723 \h </w:instrText>
+              <w:instrText xml:space="preserve"> PAGEREF _Toc225610628 \h </w:instrText>
             </w:r>
             <w:r>
               <w:rPr>
@@ -2964,7 +3054,7 @@
                 <w:noProof/>
                 <w:webHidden/>
               </w:rPr>
-              <w:t>26</w:t>
+              <w:t>31</w:t>
             </w:r>
             <w:r>
               <w:rPr>
@@ -3096,6 +3186,7 @@
         <w:jc w:val="both"/>
         <w:rPr>
           <w:rFonts w:ascii="Times New Roman" w:hAnsi="Times New Roman" w:cs="Times New Roman"/>
+          <w:strike/>
           <w:color w:val="EE0000"/>
           <w:sz w:val="24"/>
           <w:szCs w:val="24"/>
@@ -3103,38 +3194,6 @@
       </w:pPr>
       <w:proofErr w:type="spellStart"/>
       <w:r>
-        <w:rPr>
-          <w:rFonts w:ascii="Times New Roman" w:hAnsi="Times New Roman" w:cs="Times New Roman"/>
-          <w:color w:val="EE0000"/>
-          <w:sz w:val="24"/>
-          <w:szCs w:val="24"/>
-        </w:rPr>
-        <w:t>Promtolás</w:t>
-      </w:r>
-      <w:proofErr w:type="spellEnd"/>
-      <w:r>
-        <w:rPr>
-          <w:rFonts w:ascii="Times New Roman" w:hAnsi="Times New Roman" w:cs="Times New Roman"/>
-          <w:color w:val="EE0000"/>
-          <w:sz w:val="24"/>
-          <w:szCs w:val="24"/>
-        </w:rPr>
-        <w:t>, kipróbált és használt modellek</w:t>
-      </w:r>
-      <w:r>
-        <w:rPr>
-          <w:rFonts w:ascii="Times New Roman" w:hAnsi="Times New Roman" w:cs="Times New Roman"/>
-          <w:color w:val="EE0000"/>
-          <w:sz w:val="24"/>
-          <w:szCs w:val="24"/>
-        </w:rPr>
-        <w:t>, Prompt mint fekete mágia</w:t>
-      </w:r>
-    </w:p>
-    <w:p>
-      <w:pPr>
-        <w:spacing w:line="360" w:lineRule="auto"/>
-        <w:jc w:val="both"/>
         <w:rPr>
           <w:rFonts w:ascii="Times New Roman" w:hAnsi="Times New Roman" w:cs="Times New Roman"/>
           <w:strike/>
@@ -3142,7 +3201,9 @@
           <w:sz w:val="24"/>
           <w:szCs w:val="24"/>
         </w:rPr>
-      </w:pPr>
+        <w:t>Promtolás</w:t>
+      </w:r>
+      <w:proofErr w:type="spellEnd"/>
       <w:r>
         <w:rPr>
           <w:rFonts w:ascii="Times New Roman" w:hAnsi="Times New Roman" w:cs="Times New Roman"/>
@@ -3151,10 +3212,8 @@
           <w:sz w:val="24"/>
           <w:szCs w:val="24"/>
         </w:rPr>
-        <w:tab/>
-        <w:t xml:space="preserve">Milyen folyamatok és miért </w:t>
-      </w:r>
-      <w:proofErr w:type="spellStart"/>
+        <w:t>, kipróbált és használt modellek</w:t>
+      </w:r>
       <w:r>
         <w:rPr>
           <w:rFonts w:ascii="Times New Roman" w:hAnsi="Times New Roman" w:cs="Times New Roman"/>
@@ -3163,10 +3222,36 @@
           <w:sz w:val="24"/>
           <w:szCs w:val="24"/>
         </w:rPr>
-        <w:t>csatolódtak</w:t>
-      </w:r>
-      <w:proofErr w:type="spellEnd"/>
-      <w:r>
+        <w:t>,</w:t>
+      </w:r>
+    </w:p>
+    <w:p>
+      <w:pPr>
+        <w:spacing w:line="360" w:lineRule="auto"/>
+        <w:ind w:firstLine="720"/>
+        <w:jc w:val="both"/>
+        <w:rPr>
+          <w:rFonts w:ascii="Times New Roman" w:hAnsi="Times New Roman" w:cs="Times New Roman"/>
+          <w:color w:val="EE0000"/>
+          <w:sz w:val="24"/>
+          <w:szCs w:val="24"/>
+        </w:rPr>
+      </w:pPr>
+      <w:r>
+        <w:rPr>
+          <w:rFonts w:ascii="Times New Roman" w:hAnsi="Times New Roman" w:cs="Times New Roman"/>
+          <w:color w:val="EE0000"/>
+          <w:sz w:val="24"/>
+          <w:szCs w:val="24"/>
+        </w:rPr>
+        <w:lastRenderedPageBreak/>
+        <w:t>Prompt mint fekete mágia</w:t>
+      </w:r>
+    </w:p>
+    <w:p>
+      <w:pPr>
+        <w:spacing w:line="360" w:lineRule="auto"/>
+        <w:jc w:val="both"/>
         <w:rPr>
           <w:rFonts w:ascii="Times New Roman" w:hAnsi="Times New Roman" w:cs="Times New Roman"/>
           <w:strike/>
@@ -3174,28 +3259,61 @@
           <w:sz w:val="24"/>
           <w:szCs w:val="24"/>
         </w:rPr>
-        <w:t xml:space="preserve"> rá a pálya generálásra, hint rendszer</w:t>
-      </w:r>
-    </w:p>
-    <w:p>
-      <w:pPr>
-        <w:spacing w:line="360" w:lineRule="auto"/>
-        <w:jc w:val="both"/>
+      </w:pPr>
+      <w:r>
         <w:rPr>
           <w:rFonts w:ascii="Times New Roman" w:hAnsi="Times New Roman" w:cs="Times New Roman"/>
+          <w:strike/>
           <w:color w:val="EE0000"/>
           <w:sz w:val="24"/>
           <w:szCs w:val="24"/>
         </w:rPr>
-      </w:pPr>
+        <w:tab/>
+        <w:t xml:space="preserve">Milyen folyamatok és miért </w:t>
+      </w:r>
+      <w:proofErr w:type="spellStart"/>
       <w:r>
         <w:rPr>
           <w:rFonts w:ascii="Times New Roman" w:hAnsi="Times New Roman" w:cs="Times New Roman"/>
+          <w:strike/>
           <w:color w:val="EE0000"/>
           <w:sz w:val="24"/>
           <w:szCs w:val="24"/>
         </w:rPr>
-        <w:lastRenderedPageBreak/>
+        <w:t>csatolódtak</w:t>
+      </w:r>
+      <w:proofErr w:type="spellEnd"/>
+      <w:r>
+        <w:rPr>
+          <w:rFonts w:ascii="Times New Roman" w:hAnsi="Times New Roman" w:cs="Times New Roman"/>
+          <w:strike/>
+          <w:color w:val="EE0000"/>
+          <w:sz w:val="24"/>
+          <w:szCs w:val="24"/>
+        </w:rPr>
+        <w:t xml:space="preserve"> rá a pálya generálásra, hint rendszer</w:t>
+      </w:r>
+    </w:p>
+    <w:p>
+      <w:pPr>
+        <w:spacing w:line="360" w:lineRule="auto"/>
+        <w:jc w:val="both"/>
+        <w:rPr>
+          <w:rFonts w:ascii="Times New Roman" w:hAnsi="Times New Roman" w:cs="Times New Roman"/>
+          <w:strike/>
+          <w:color w:val="EE0000"/>
+          <w:sz w:val="24"/>
+          <w:szCs w:val="24"/>
+        </w:rPr>
+      </w:pPr>
+      <w:r>
+        <w:rPr>
+          <w:rFonts w:ascii="Times New Roman" w:hAnsi="Times New Roman" w:cs="Times New Roman"/>
+          <w:strike/>
+          <w:color w:val="EE0000"/>
+          <w:sz w:val="24"/>
+          <w:szCs w:val="24"/>
+        </w:rPr>
         <w:tab/>
         <w:t>Milyen modelleket használtam végül</w:t>
       </w:r>
@@ -3850,7 +3968,7 @@
           <w:i/>
         </w:rPr>
       </w:pPr>
-      <w:bookmarkStart w:id="2" w:name="_Toc225600701"/>
+      <w:bookmarkStart w:id="2" w:name="_Toc225610605"/>
       <w:r>
         <w:lastRenderedPageBreak/>
         <w:t>Technológiák</w:t>
@@ -3869,7 +3987,7 @@
       <w:pPr>
         <w:pStyle w:val="Szakdolgozath2"/>
       </w:pPr>
-      <w:bookmarkStart w:id="3" w:name="_Toc225600702"/>
+      <w:bookmarkStart w:id="3" w:name="_Toc225610606"/>
       <w:r>
         <w:t xml:space="preserve">Docker és </w:t>
       </w:r>
@@ -4012,7 +4130,7 @@
       <w:pPr>
         <w:pStyle w:val="Szakdolgozath2"/>
       </w:pPr>
-      <w:bookmarkStart w:id="4" w:name="_Toc225600703"/>
+      <w:bookmarkStart w:id="4" w:name="_Toc225610607"/>
       <w:r>
         <w:t>Frontend technológiák</w:t>
       </w:r>
@@ -4472,7 +4590,7 @@
       <w:pPr>
         <w:pStyle w:val="Szakdolgozath2"/>
       </w:pPr>
-      <w:bookmarkStart w:id="5" w:name="_Toc225600704"/>
+      <w:bookmarkStart w:id="5" w:name="_Toc225610608"/>
       <w:r>
         <w:t>Backend technológiák</w:t>
       </w:r>
@@ -4862,7 +4980,7 @@
       <w:pPr>
         <w:pStyle w:val="Szakdolgozath2"/>
       </w:pPr>
-      <w:bookmarkStart w:id="6" w:name="_Toc225600705"/>
+      <w:bookmarkStart w:id="6" w:name="_Toc225610609"/>
       <w:r>
         <w:t>Valós idejű kommunikáció</w:t>
       </w:r>
@@ -5069,7 +5187,7 @@
       <w:pPr>
         <w:pStyle w:val="Szakdolgozath2"/>
       </w:pPr>
-      <w:bookmarkStart w:id="7" w:name="_Toc225600706"/>
+      <w:bookmarkStart w:id="7" w:name="_Toc225610610"/>
       <w:r>
         <w:t>Adatkezelés és tárolás</w:t>
       </w:r>
@@ -5227,7 +5345,7 @@
       <w:pPr>
         <w:pStyle w:val="Szakdolgozath2"/>
       </w:pPr>
-      <w:bookmarkStart w:id="8" w:name="_Toc225600707"/>
+      <w:bookmarkStart w:id="8" w:name="_Toc225610611"/>
       <w:r>
         <w:t>MI integráció</w:t>
       </w:r>
@@ -5310,7 +5428,7 @@
       <w:pPr>
         <w:pStyle w:val="SzekdolgozatH1"/>
       </w:pPr>
-      <w:bookmarkStart w:id="9" w:name="_Toc225600708"/>
+      <w:bookmarkStart w:id="9" w:name="_Toc225610612"/>
       <w:r>
         <w:t>Architektúra</w:t>
       </w:r>
@@ -5320,7 +5438,7 @@
       <w:pPr>
         <w:pStyle w:val="Szakdolgozath2"/>
       </w:pPr>
-      <w:bookmarkStart w:id="10" w:name="_Toc225600709"/>
+      <w:bookmarkStart w:id="10" w:name="_Toc225610613"/>
       <w:r>
         <w:t>Adatbázis felépítés –</w:t>
       </w:r>
@@ -6125,7 +6243,7 @@
       <w:pPr>
         <w:pStyle w:val="Szakdolgozath2"/>
       </w:pPr>
-      <w:bookmarkStart w:id="19" w:name="_Toc225600710"/>
+      <w:bookmarkStart w:id="19" w:name="_Toc225610614"/>
       <w:r>
         <w:t>Frontend</w:t>
       </w:r>
@@ -6387,7 +6505,7 @@
       <w:pPr>
         <w:pStyle w:val="Szakdolgozath2"/>
       </w:pPr>
-      <w:bookmarkStart w:id="20" w:name="_Toc225600711"/>
+      <w:bookmarkStart w:id="20" w:name="_Toc225610615"/>
       <w:r>
         <w:t>Backend API</w:t>
       </w:r>
@@ -6561,7 +6679,7 @@
       <w:pPr>
         <w:pStyle w:val="Szakdolgozath2"/>
       </w:pPr>
-      <w:bookmarkStart w:id="21" w:name="_Toc225600712"/>
+      <w:bookmarkStart w:id="21" w:name="_Toc225610616"/>
       <w:proofErr w:type="spellStart"/>
       <w:r>
         <w:t>WebSocket</w:t>
@@ -6668,7 +6786,7 @@
       <w:pPr>
         <w:pStyle w:val="Szakdolgozath2"/>
       </w:pPr>
-      <w:bookmarkStart w:id="22" w:name="_Toc225600713"/>
+      <w:bookmarkStart w:id="22" w:name="_Toc225610617"/>
       <w:r>
         <w:t xml:space="preserve">File </w:t>
       </w:r>
@@ -6990,7 +7108,7 @@
       <w:pPr>
         <w:pStyle w:val="Szakdolgozath2"/>
       </w:pPr>
-      <w:bookmarkStart w:id="23" w:name="_Toc225600714"/>
+      <w:bookmarkStart w:id="23" w:name="_Toc225610618"/>
       <w:r>
         <w:t>Biztonság</w:t>
       </w:r>
@@ -7188,7 +7306,7 @@
       <w:pPr>
         <w:pStyle w:val="SzekdolgozatH1"/>
       </w:pPr>
-      <w:bookmarkStart w:id="24" w:name="_Toc225600715"/>
+      <w:bookmarkStart w:id="24" w:name="_Toc225610619"/>
       <w:r>
         <w:lastRenderedPageBreak/>
         <w:t>Pálya Generálása</w:t>
@@ -7199,7 +7317,7 @@
       <w:pPr>
         <w:pStyle w:val="Szakdolgozath2"/>
       </w:pPr>
-      <w:bookmarkStart w:id="25" w:name="_Toc225600716"/>
+      <w:bookmarkStart w:id="25" w:name="_Toc225610620"/>
       <w:r>
         <w:t>Generikus játék modellek</w:t>
       </w:r>
@@ -7329,7 +7447,7 @@
             <w:rPr>
               <w:noProof/>
             </w:rPr>
-            <w:t>[25]</w:t>
+            <w:t>[24]</w:t>
           </w:r>
           <w:r>
             <w:fldChar w:fldCharType="end"/>
@@ -7361,7 +7479,7 @@
             <w:rPr>
               <w:noProof/>
             </w:rPr>
-            <w:t>[26]</w:t>
+            <w:t>[25]</w:t>
           </w:r>
           <w:r>
             <w:fldChar w:fldCharType="end"/>
@@ -7779,7 +7897,7 @@
       <w:pPr>
         <w:pStyle w:val="Szakdolgozath2"/>
       </w:pPr>
-      <w:bookmarkStart w:id="26" w:name="_Toc225600717"/>
+      <w:bookmarkStart w:id="26" w:name="_Toc225610621"/>
       <w:r>
         <w:t>Gráf alapú pálya struktúra definiálása</w:t>
       </w:r>
@@ -8057,7 +8175,7 @@
       <w:pPr>
         <w:pStyle w:val="Szakdolgozath2"/>
       </w:pPr>
-      <w:bookmarkStart w:id="27" w:name="_Toc225600718"/>
+      <w:bookmarkStart w:id="27" w:name="_Toc225610622"/>
       <w:r>
         <w:t>Pálya generálás folyamatai, többlépcsős generálás</w:t>
       </w:r>
@@ -8465,13 +8583,718 @@
     </w:p>
     <w:p>
       <w:pPr>
+        <w:pStyle w:val="Szakdolgozath2"/>
+      </w:pPr>
+      <w:bookmarkStart w:id="28" w:name="_Toc225610623"/>
+      <w:proofErr w:type="spellStart"/>
+      <w:r>
+        <w:t>Promptolás</w:t>
+      </w:r>
+      <w:proofErr w:type="spellEnd"/>
+      <w:r>
+        <w:t xml:space="preserve"> és LLM modell választása</w:t>
+      </w:r>
+      <w:bookmarkEnd w:id="28"/>
+    </w:p>
+    <w:p>
+      <w:pPr>
         <w:pStyle w:val="Szakdolgozatbekezds"/>
       </w:pPr>
       <w:r>
+        <w:t xml:space="preserve">Ahogyan az előző fejezetben be lett mutatva a többlépcsős generálás így, a </w:t>
+      </w:r>
+      <w:r>
+        <w:t>pályagenerálás során alkalmazott prompt</w:t>
+      </w:r>
+      <w:r>
+        <w:t xml:space="preserve"> </w:t>
+      </w:r>
+      <w:r>
+        <w:t>készlet nem egyetlen hosszú utasításból áll, hanem több, jól elkülönített részre bontott szövegállományból. Ennek megfelelően a rendszer prompt</w:t>
+      </w:r>
+      <w:r>
+        <w:t xml:space="preserve"> </w:t>
+      </w:r>
+      <w:r>
+        <w:t>szinten is moduláris felépítést követ.</w:t>
+      </w:r>
+    </w:p>
+    <w:p>
+      <w:pPr>
+        <w:pStyle w:val="Szakdolgozath3"/>
+      </w:pPr>
+      <w:r>
+        <w:t xml:space="preserve">Pályát leíró </w:t>
+      </w:r>
+      <w:proofErr w:type="spellStart"/>
+      <w:r>
+        <w:t>pszeudo</w:t>
+      </w:r>
+      <w:proofErr w:type="spellEnd"/>
+      <w:r>
+        <w:t xml:space="preserve"> kód</w:t>
+      </w:r>
+    </w:p>
+    <w:p>
+      <w:pPr>
+        <w:pStyle w:val="Szakdolgozatbekezds"/>
+      </w:pPr>
+      <w:r>
+        <w:t xml:space="preserve">A </w:t>
+      </w:r>
+      <w:proofErr w:type="spellStart"/>
+      <w:r>
+        <w:t>prompt_pseudo_code</w:t>
+      </w:r>
+      <w:proofErr w:type="spellEnd"/>
+      <w:r>
+        <w:t xml:space="preserve"> a legterjedelmesebb állomány</w:t>
+      </w:r>
+      <w:r>
+        <w:t xml:space="preserve"> 206 sorból áll</w:t>
+      </w:r>
+      <w:r>
+        <w:t xml:space="preserve">, mivel ez írja le a JSON-kimenet teljes szerkezetét, az objektumtípusokat, azok mezőit, az </w:t>
+      </w:r>
+      <w:proofErr w:type="spellStart"/>
+      <w:r>
+        <w:t>enumokat</w:t>
+      </w:r>
+      <w:proofErr w:type="spellEnd"/>
+      <w:r>
+        <w:t>, valamint a pozíció- és elhelyezési szabályokat. Gyakorlatilag ez tekinthető a pálya adatszerkezeti specifikációjának.</w:t>
+      </w:r>
+    </w:p>
+    <w:p>
+      <w:pPr>
+        <w:pStyle w:val="Szakdolgozath3"/>
+      </w:pPr>
+      <w:r>
+        <w:lastRenderedPageBreak/>
+        <w:t>Pályát definiáló szabály</w:t>
+      </w:r>
+    </w:p>
+    <w:p>
+      <w:pPr>
+        <w:pStyle w:val="Szakdolgozatbekezds"/>
+      </w:pPr>
+      <w:r>
+        <w:t xml:space="preserve">A </w:t>
+      </w:r>
+      <w:proofErr w:type="spellStart"/>
+      <w:r>
+        <w:t>prompt_principals</w:t>
+      </w:r>
+      <w:proofErr w:type="spellEnd"/>
+      <w:r>
+        <w:t>, 130 sorával</w:t>
+      </w:r>
+      <w:r>
+        <w:t xml:space="preserve"> ezzel szemben nem az adatmodellt részletezi, hanem a generálás logikai alapelveit fogalmazza meg. Itt jelenik meg például a nég</w:t>
+      </w:r>
+      <w:r>
+        <w:t xml:space="preserve">y </w:t>
+      </w:r>
+      <w:r>
+        <w:t>fal</w:t>
+      </w:r>
+      <w:r>
+        <w:t>ú</w:t>
+      </w:r>
+      <w:r>
+        <w:t>, egyetlen kijárattal rendelkező szoba modellje, a puzzle-</w:t>
+      </w:r>
+      <w:proofErr w:type="spellStart"/>
+      <w:r>
+        <w:t>ök</w:t>
+      </w:r>
+      <w:proofErr w:type="spellEnd"/>
+      <w:r>
+        <w:t xml:space="preserve"> láncolata, a logikai függőségi gráf szemantikája, a lágy zárolás, a nehézségi szintezés, az információs szabályok, a </w:t>
+      </w:r>
+      <w:proofErr w:type="spellStart"/>
+      <w:r>
+        <w:t>zárak</w:t>
+      </w:r>
+      <w:proofErr w:type="spellEnd"/>
+      <w:r>
+        <w:t xml:space="preserve"> konzisztenciája és a kijáratra vonatkozó korlátozások.</w:t>
+      </w:r>
+    </w:p>
+    <w:p>
+      <w:pPr>
+        <w:pStyle w:val="Szakdolgozatbekezds"/>
+        <w:ind w:firstLine="720"/>
+      </w:pPr>
+      <w:r>
+        <w:t xml:space="preserve">A </w:t>
+      </w:r>
+      <w:proofErr w:type="spellStart"/>
+      <w:r>
+        <w:t>prompt_graph</w:t>
+      </w:r>
+      <w:proofErr w:type="spellEnd"/>
+      <w:r>
+        <w:t xml:space="preserve"> ehhez egy konkrét,</w:t>
+      </w:r>
+      <w:r>
+        <w:t xml:space="preserve"> 79 soros</w:t>
+      </w:r>
+      <w:r>
+        <w:t xml:space="preserve"> G</w:t>
+      </w:r>
+      <w:proofErr w:type="spellStart"/>
+      <w:r>
+        <w:t>raphviz</w:t>
+      </w:r>
+      <w:proofErr w:type="spellEnd"/>
+      <w:r>
+        <w:t xml:space="preserve"> DOT formátumú mintát ad, amely szemléletesen mutatja meg, hogyan épül egymásra több puzzle, és miként válik a kijárat az utolsó logikai függőséggé.</w:t>
+      </w:r>
+    </w:p>
+    <w:p>
+      <w:pPr>
+        <w:pStyle w:val="Szakdolgozath3"/>
+      </w:pPr>
+      <w:r>
+        <w:t>Példa pálya</w:t>
+      </w:r>
+    </w:p>
+    <w:p>
+      <w:pPr>
+        <w:pStyle w:val="Szakdolgozatbekezds"/>
+      </w:pPr>
+      <w:r>
+        <w:t xml:space="preserve">A generálást támogató további </w:t>
+      </w:r>
+      <w:proofErr w:type="spellStart"/>
+      <w:r>
+        <w:t>promptok</w:t>
+      </w:r>
+      <w:proofErr w:type="spellEnd"/>
+      <w:r>
+        <w:t xml:space="preserve"> már specializált szerepet töltenek be. A </w:t>
+      </w:r>
+      <w:proofErr w:type="spellStart"/>
+      <w:r>
+        <w:t>prompt_level_examples</w:t>
+      </w:r>
+      <w:proofErr w:type="spellEnd"/>
+      <w:r>
+        <w:t xml:space="preserve"> egy rövid, 25 soros referenciaanyag, amely nem másolható példaként, hanem inspirációs mintaként szolgál a többlépcsős, rétegzett puzzle-struktúra bemutatására.</w:t>
+      </w:r>
+    </w:p>
+    <w:p>
+      <w:pPr>
+        <w:pStyle w:val="Szakdolgozath3"/>
+      </w:pPr>
+      <w:r>
+        <w:t>Validációs és javítás</w:t>
+      </w:r>
+    </w:p>
+    <w:p>
+      <w:pPr>
+        <w:pStyle w:val="Szakdolgozatbekezds"/>
+      </w:pPr>
+      <w:r>
+        <w:t xml:space="preserve">A </w:t>
+      </w:r>
+      <w:proofErr w:type="spellStart"/>
+      <w:r>
+        <w:t>prompt_level_validate</w:t>
+      </w:r>
+      <w:proofErr w:type="spellEnd"/>
+      <w:r>
+        <w:t xml:space="preserve"> a </w:t>
+      </w:r>
+      <w:proofErr w:type="spellStart"/>
+      <w:r>
+        <w:t>validátor</w:t>
+      </w:r>
+      <w:proofErr w:type="spellEnd"/>
+      <w:r>
+        <w:t xml:space="preserve"> számára készült, és szigorúan előírja, hogy a modell milyen JSON-sémában adhat vissza ítéletet a pálya </w:t>
+      </w:r>
+      <w:proofErr w:type="spellStart"/>
+      <w:r>
+        <w:t>végigjátszhatóságáról</w:t>
+      </w:r>
+      <w:proofErr w:type="spellEnd"/>
+      <w:r>
+        <w:t xml:space="preserve">. Ez a prompt tartalmazza a </w:t>
+      </w:r>
+      <w:proofErr w:type="spellStart"/>
+      <w:r>
+        <w:t>solvable</w:t>
+      </w:r>
+      <w:proofErr w:type="spellEnd"/>
+      <w:r>
+        <w:t xml:space="preserve">, </w:t>
+      </w:r>
+      <w:proofErr w:type="spellStart"/>
+      <w:r>
+        <w:t>issues</w:t>
+      </w:r>
+      <w:proofErr w:type="spellEnd"/>
+      <w:r>
+        <w:t xml:space="preserve"> és </w:t>
+      </w:r>
+      <w:proofErr w:type="spellStart"/>
+      <w:r>
+        <w:t>derivation</w:t>
+      </w:r>
+      <w:proofErr w:type="spellEnd"/>
+      <w:r>
+        <w:t xml:space="preserve"> mezők szerepét, a determinisztikus levezetés követelményét, valamint a játékosnak később felhasználható rövid hi</w:t>
+      </w:r>
+      <w:r>
+        <w:t>n</w:t>
+      </w:r>
+      <w:r>
+        <w:t>tek előállítását is.</w:t>
+      </w:r>
+    </w:p>
+    <w:p>
+      <w:pPr>
+        <w:pStyle w:val="Szakdolgozatbekezds"/>
+        <w:ind w:firstLine="720"/>
+      </w:pPr>
+      <w:r>
+        <w:t xml:space="preserve">A </w:t>
+      </w:r>
+      <w:proofErr w:type="spellStart"/>
+      <w:r>
+        <w:t>prompt_level_repair</w:t>
+      </w:r>
+      <w:proofErr w:type="spellEnd"/>
+      <w:r>
+        <w:t xml:space="preserve"> ehhez illeszkedve már javítási utasításokat tartalmaz: nem teljes </w:t>
+      </w:r>
+      <w:proofErr w:type="spellStart"/>
+      <w:r>
+        <w:t>újragenerálást</w:t>
+      </w:r>
+      <w:proofErr w:type="spellEnd"/>
+      <w:r>
+        <w:t xml:space="preserve"> kér, hanem a hibajelentés alapján a lehető legkisebb módosítással próbálja korrigálni az aktuális pályát.</w:t>
+      </w:r>
+    </w:p>
+    <w:p>
+      <w:pPr>
+        <w:pStyle w:val="Szakdolgozath3"/>
+      </w:pPr>
+      <w:r>
+        <w:t>Modellek választása</w:t>
+      </w:r>
+    </w:p>
+    <w:p>
+      <w:pPr>
+        <w:pStyle w:val="Szakdolgozath3"/>
+      </w:pPr>
+      <w:r>
+        <w:t>Lokális futtatás</w:t>
+      </w:r>
+    </w:p>
+    <w:p>
+      <w:pPr>
+        <w:pStyle w:val="Szakdolgozatbekezds"/>
+      </w:pPr>
+      <w:r>
+        <w:t xml:space="preserve">A </w:t>
+      </w:r>
+      <w:proofErr w:type="spellStart"/>
+      <w:r>
+        <w:t>promptok</w:t>
+      </w:r>
+      <w:proofErr w:type="spellEnd"/>
+      <w:r>
+        <w:t xml:space="preserve"> ilyen szétválasztása előtt több alternatív modellhasználati irány is kipróbálásra került. Az első kísérletek között szerepelt egy lokálisan futtatott </w:t>
+      </w:r>
+      <w:proofErr w:type="spellStart"/>
+      <w:r>
+        <w:t>Qwen</w:t>
+      </w:r>
+      <w:proofErr w:type="spellEnd"/>
+      <w:r>
+        <w:t xml:space="preserve"> 2.5 1.5B</w:t>
+      </w:r>
+      <w:sdt>
+        <w:sdtPr>
+          <w:id w:val="1835026979"/>
+          <w:citation/>
+        </w:sdtPr>
+        <w:sdtContent>
+          <w:r>
+            <w:fldChar w:fldCharType="begin"/>
+          </w:r>
+          <w:r>
+            <w:instrText xml:space="preserve"> CITATION Qwen2_5 \l 1038 </w:instrText>
+          </w:r>
+          <w:r>
+            <w:fldChar w:fldCharType="separate"/>
+          </w:r>
+          <w:r>
+            <w:rPr>
+              <w:noProof/>
+            </w:rPr>
+            <w:t xml:space="preserve"> </w:t>
+          </w:r>
+          <w:r>
+            <w:rPr>
+              <w:noProof/>
+            </w:rPr>
+            <w:t>[26]</w:t>
+          </w:r>
+          <w:r>
+            <w:fldChar w:fldCharType="end"/>
+          </w:r>
+        </w:sdtContent>
+      </w:sdt>
+      <w:r>
+        <w:t xml:space="preserve"> modell, amely </w:t>
+      </w:r>
+      <w:proofErr w:type="spellStart"/>
+      <w:r>
+        <w:t>Hugging</w:t>
+      </w:r>
+      <w:proofErr w:type="spellEnd"/>
+      <w:r>
+        <w:t xml:space="preserve"> </w:t>
+      </w:r>
+      <w:proofErr w:type="spellStart"/>
+      <w:r>
+        <w:t>Face</w:t>
+      </w:r>
+      <w:proofErr w:type="spellEnd"/>
+      <w:sdt>
+        <w:sdtPr>
+          <w:id w:val="-100255671"/>
+          <w:citation/>
+        </w:sdtPr>
+        <w:sdtContent>
+          <w:r>
+            <w:fldChar w:fldCharType="begin"/>
+          </w:r>
+          <w:r>
+            <w:instrText xml:space="preserve"> CITATION HuggingFace \l 1038 </w:instrText>
+          </w:r>
+          <w:r>
+            <w:fldChar w:fldCharType="separate"/>
+          </w:r>
+          <w:r>
+            <w:rPr>
+              <w:noProof/>
+            </w:rPr>
+            <w:t xml:space="preserve"> </w:t>
+          </w:r>
+          <w:r>
+            <w:rPr>
+              <w:noProof/>
+            </w:rPr>
+            <w:t>[27]</w:t>
+          </w:r>
+          <w:r>
+            <w:fldChar w:fldCharType="end"/>
+          </w:r>
+        </w:sdtContent>
+      </w:sdt>
+      <w:r>
+        <w:t xml:space="preserve"> forrásból került letöltésre. Ez a modell azonban már az alapvető követelményeknél elégtelennek bizonyult. Nemcsak a magyar nyelv kezelésében mutatott </w:t>
+      </w:r>
+      <w:r>
+        <w:lastRenderedPageBreak/>
+        <w:t xml:space="preserve">gyengeséget, hanem már azt sem tudta stabilan értelmezni, hogy a pálya pontosan négy falból áll, és kizárólag egyetlen kijárattal rendelkezhet. Emiatt ezzel a modellel nem volt érdemes tovább építkezni. A következő próbálkozás a </w:t>
+      </w:r>
+      <w:proofErr w:type="spellStart"/>
+      <w:r>
+        <w:t>Qwen</w:t>
+      </w:r>
+      <w:proofErr w:type="spellEnd"/>
+      <w:r>
+        <w:t xml:space="preserve"> 2.5 3B modell volt, amely elméletben már alkalmasabbnak tűnt volna a feladatra, a gyakorlatban azonban hardveres korlátokba ütközött a futtatása, mivel a helyi környezet nem biztosított elegendő video</w:t>
+      </w:r>
+      <w:r>
+        <w:t xml:space="preserve"> </w:t>
+      </w:r>
+      <w:r>
+        <w:t>memóriát</w:t>
+      </w:r>
+      <w:r>
+        <w:t xml:space="preserve"> (minimum 16 </w:t>
+      </w:r>
+      <w:proofErr w:type="spellStart"/>
+      <w:r>
+        <w:t>Gb</w:t>
+      </w:r>
+      <w:proofErr w:type="spellEnd"/>
+      <w:r>
+        <w:t>)</w:t>
+      </w:r>
+      <w:r>
+        <w:t xml:space="preserve"> egy stabil használathoz. Ekkor két reális irány maradt: felhőalapú saját modellfuttatás vagy kész API használata. A választás végül az API-alapú megközelítésre esett, mivel ez kisebb üzemeltetési </w:t>
+      </w:r>
+      <w:proofErr w:type="spellStart"/>
+      <w:r>
+        <w:t>többletterhet</w:t>
+      </w:r>
+      <w:proofErr w:type="spellEnd"/>
+      <w:r>
+        <w:t xml:space="preserve"> jelentett, és nem igényelte külön </w:t>
+      </w:r>
+      <w:proofErr w:type="spellStart"/>
+      <w:r>
+        <w:t>inferenciaszerver</w:t>
+      </w:r>
+      <w:proofErr w:type="spellEnd"/>
+      <w:r>
+        <w:t>, telepítési környezet és publikus szolgáltatási réteg kialakítását.</w:t>
+      </w:r>
+    </w:p>
+    <w:p>
+      <w:pPr>
+        <w:pStyle w:val="Szakdolgozath3"/>
+      </w:pPr>
+      <w:proofErr w:type="spellStart"/>
+      <w:r>
+        <w:t>OpenAI</w:t>
+      </w:r>
+      <w:proofErr w:type="spellEnd"/>
+      <w:r>
+        <w:t xml:space="preserve"> &amp; gpt-5-nano</w:t>
+      </w:r>
+    </w:p>
+    <w:p>
+      <w:pPr>
+        <w:pStyle w:val="Szakdolgozatbekezds"/>
+      </w:pPr>
+      <w:r>
+        <w:t>Az API-alapú megközelítés</w:t>
+      </w:r>
+      <w:r>
+        <w:t xml:space="preserve">hez az </w:t>
+      </w:r>
+      <w:proofErr w:type="spellStart"/>
+      <w:r>
+        <w:t>OpenAI</w:t>
+      </w:r>
+      <w:proofErr w:type="spellEnd"/>
+      <w:r>
+        <w:t xml:space="preserve"> API szolgáltatását </w:t>
+      </w:r>
+      <w:proofErr w:type="spellStart"/>
+      <w:proofErr w:type="gramStart"/>
+      <w:r>
+        <w:t>választottam.Az</w:t>
+      </w:r>
+      <w:proofErr w:type="spellEnd"/>
+      <w:proofErr w:type="gramEnd"/>
+      <w:r>
+        <w:t xml:space="preserve"> ok egyszerű, ők indították be az AI versenyt, és mai napig a legnagyobb cég az AI szakmában.</w:t>
+      </w:r>
+      <w:r>
+        <w:t xml:space="preserve"> </w:t>
+      </w:r>
+      <w:r>
+        <w:t>A</w:t>
+      </w:r>
+      <w:r>
+        <w:t xml:space="preserve"> generálás kezdetben a gpt-5-nano modellel indult. Ennek egyik oka az volt, hogy a fejlesztés adott szakaszában ez számított az egyik legfrissebb és egyben legkedvezőbb költségű opciónak. Ezzel a modellel már felépíthetővé vált a pálya alapstruktúrája, azonban hamar megjelentek a minőségi korlátok. A modell sok esetben nem valódi GUID-</w:t>
+      </w:r>
+      <w:proofErr w:type="spellStart"/>
+      <w:r>
+        <w:t>okat</w:t>
+      </w:r>
+      <w:proofErr w:type="spellEnd"/>
+      <w:r>
+        <w:t>, hanem emberileg értelmezhető, szöveges azonosítókat hozott létre. Ez önmagában még nem feltétlenül tette működésképtelenné a pályát, de technikai szempontból instabil megoldásnak számított. Ennél is fontosabb probléma volt, hogy a kisebb modell hajlamos volt sekélyebb logikai struktúrát létrehozni: ugyan több nyomot generált, de ezek nem mindig épültek valódi függőségi láncba, ezért előfordulhatott, hogy a játékos túl korán megtalálta a kijutáshoz szükséges elemet. A komplexebb minták megadása önmagában nem bizonyult elegendőnek.</w:t>
+      </w:r>
+    </w:p>
+    <w:p>
+      <w:pPr>
+        <w:pStyle w:val="Szakdolgozath3"/>
+      </w:pPr>
+      <w:r>
+        <w:t>gpt-5-mini</w:t>
+      </w:r>
+    </w:p>
+    <w:p>
+      <w:pPr>
+        <w:pStyle w:val="Szakdolgozatbekezds"/>
+      </w:pPr>
+      <w:r>
+        <w:t>A következő fontos lépést a gpt-5-mini használata jelentette. Ez már költségesebb megoldás volt, ugyanakkor több korábbi korlátot sikerült vele átlépni. A modell megbízhatóbban kezelte a puzzle-</w:t>
+      </w:r>
+      <w:proofErr w:type="spellStart"/>
+      <w:r>
+        <w:t>ök</w:t>
+      </w:r>
+      <w:proofErr w:type="spellEnd"/>
+      <w:r>
+        <w:t xml:space="preserve"> egymásra épülését, és jobban tudta követni a gráfalapú struktúra logikáját. Ennek ellenére a nagyobb pályakomplexitás mellett ennél a modellnél is megjelentek üzleti logikai és technikai problémák. </w:t>
+      </w:r>
+      <w:r>
+        <w:t>Előbbire példa</w:t>
+      </w:r>
+      <w:r>
+        <w:t xml:space="preserve">, hogy egy puzzle elvileg három külön részinformációból állt, a modell azonban három </w:t>
+      </w:r>
+      <w:proofErr w:type="spellStart"/>
+      <w:r>
+        <w:t>tartalmilag</w:t>
+      </w:r>
+      <w:proofErr w:type="spellEnd"/>
+      <w:r>
+        <w:t xml:space="preserve"> redundáns nyomot </w:t>
+      </w:r>
+      <w:r>
+        <w:lastRenderedPageBreak/>
+        <w:t>készített, vagyis a feladat valójában jóval egyszerűbb lett a tervezettnél. Emellett továbbra sem volt teljesen megbízható az objektumokhoz tartozó UUID-k előállítása.</w:t>
+      </w:r>
+    </w:p>
+    <w:p>
+      <w:pPr>
+        <w:pStyle w:val="Szakdolgozath3"/>
+      </w:pPr>
+      <w:r>
+        <w:t>gpt-5.2</w:t>
+      </w:r>
+    </w:p>
+    <w:p>
+      <w:pPr>
+        <w:pStyle w:val="Szakdolgozatbekezds"/>
+      </w:pPr>
+      <w:r>
+        <w:t xml:space="preserve">A generálás következő szintjét a gpt-5.2 modell használata jelentette, amely a fejlesztés idején a legfrissebb rendelkezésre álló modell volt. </w:t>
+      </w:r>
+      <w:r>
+        <w:t>(</w:t>
+      </w:r>
+      <w:r>
+        <w:t>A dolgozat írásának időpontjában ezzel szemben már a gpt-5.4 tekinthető frissebb generációs modellnek.</w:t>
+      </w:r>
+      <w:r>
+        <w:t>)</w:t>
+      </w:r>
+      <w:r>
+        <w:t xml:space="preserve"> A gpt-5.2 a korábbi modellekhez képest több korlátot is csökkentett, különösen a komplexebb logikai szerkezetek kezelése terén. Ugyanakkor az azonosítógenerálás problémája magasabb pályakomplexitás mellett itt is újra megjelent. A modell alapvetően felismerte az UUID formátumot, de gyakran olyan, félig mesterséges azonosítókat hozott létre, amelyek ugyan szerkezetükben UUID-szerűek voltak, de adatbázis-azonosítóként nem voltak ideálisak. Ez vezetett ahhoz, hogy a generálási folyamatba egy külön mechanikus utófeldolgozási lépés került beépítésre.</w:t>
+      </w:r>
+    </w:p>
+    <w:p>
+      <w:pPr>
+        <w:pStyle w:val="Szakdolgozath3"/>
+      </w:pPr>
+      <w:r>
+        <w:t xml:space="preserve">Generált pálya post </w:t>
+      </w:r>
+      <w:proofErr w:type="spellStart"/>
+      <w:r>
+        <w:t>process</w:t>
+      </w:r>
+      <w:proofErr w:type="spellEnd"/>
+    </w:p>
+    <w:p>
+      <w:pPr>
+        <w:pStyle w:val="Szakdolgozatbekezds"/>
+      </w:pPr>
+      <w:r>
+        <w:t xml:space="preserve">Az utófeldolgozás feladata az azonosítók normalizálása. A folyamat első lépésben mély másolatot készít a teljes pályaobjektumról, hogy az eredeti generált adatstruktúrát közvetlenül ne módosítsa. Ezután bejárja az egész JSON-fát, és figyeli azokat a mezőket, amelyek azonosító jellegű adatot tartalmazhatnak. A jelenlegi implementáció három kulcsot kezel kiemelten: az </w:t>
+      </w:r>
+      <w:proofErr w:type="spellStart"/>
+      <w:r>
+        <w:t>id</w:t>
+      </w:r>
+      <w:proofErr w:type="spellEnd"/>
+      <w:r>
+        <w:t xml:space="preserve">, a </w:t>
+      </w:r>
+      <w:proofErr w:type="spellStart"/>
+      <w:r>
+        <w:t>targetId</w:t>
+      </w:r>
+      <w:proofErr w:type="spellEnd"/>
+      <w:r>
+        <w:t xml:space="preserve"> és a </w:t>
+      </w:r>
+      <w:proofErr w:type="spellStart"/>
+      <w:r>
+        <w:t>dependsOn</w:t>
+      </w:r>
+      <w:proofErr w:type="spellEnd"/>
+      <w:r>
+        <w:t xml:space="preserve"> </w:t>
+      </w:r>
+      <w:proofErr w:type="gramStart"/>
+      <w:r>
+        <w:t>mezőket</w:t>
+      </w:r>
+      <w:proofErr w:type="gramEnd"/>
+      <w:r>
+        <w:t xml:space="preserve"> ahol az előbbi a pálya struktúrához tartozik, utóbbi kettő pedig a hint rendszerhez</w:t>
+      </w:r>
+      <w:r>
+        <w:t>. Minden ilyen előfordulásnál ellenőrzi, hogy a kapott érték valódi UUID-e. Ha igen, akkor azt változatlanul hagyja. Ha nem, akkor létrehoz hozzá egy új uuid4 alapú azonosítót, és ezt egy belső megfeleltetési táblában eltárolja.</w:t>
+      </w:r>
+    </w:p>
+    <w:p>
+      <w:pPr>
+        <w:pStyle w:val="Szakdolgozatbekezds"/>
+        <w:ind w:firstLine="720"/>
+      </w:pPr>
+      <w:r>
+        <w:t xml:space="preserve">A második lépésben a függvény újra végigmegy a struktúrán, és minden olyan </w:t>
+      </w:r>
+      <w:proofErr w:type="spellStart"/>
+      <w:r>
+        <w:t>stringet</w:t>
+      </w:r>
+      <w:proofErr w:type="spellEnd"/>
+      <w:r>
+        <w:t xml:space="preserve"> lecserél, amely korábban nem szabványos azonosítóként szerepelt, de bekerült a megfeleltetési táblába. Ennek azért van jelentősége, mert az AI által generált JSON-ben ugyanaz az objektumazonosító gyakran több helyen is megjelenik: nemcsak az adott objektum </w:t>
+      </w:r>
+      <w:proofErr w:type="spellStart"/>
+      <w:r>
+        <w:t>id</w:t>
+      </w:r>
+      <w:proofErr w:type="spellEnd"/>
+      <w:r>
+        <w:t xml:space="preserve"> mezőjében, hanem például egy zárra, célobjektumra vagy függőségi listára mutató hivatkozásban is. Az utófeldolgozás így nem csupán új azonosítókat generál, hanem gondoskodik arról is, hogy az összes kapcsolódó referencia következetesen ugyanarra az új </w:t>
+      </w:r>
+      <w:r>
+        <w:lastRenderedPageBreak/>
+        <w:t>UUID-re mutasson. Ennek eredményeként az adatbázis és az alkalmazás többi része már egységes, gépileg stabil azonosítókkal dolgozhat.</w:t>
+      </w:r>
+    </w:p>
+    <w:p>
+      <w:pPr>
+        <w:pStyle w:val="Szakdolgozath3"/>
+      </w:pPr>
+      <w:r>
+        <w:t>Összegzés</w:t>
+      </w:r>
+    </w:p>
+    <w:p>
+      <w:pPr>
+        <w:pStyle w:val="Szakdolgozatbekezds"/>
+      </w:pPr>
+      <w:r>
+        <w:t xml:space="preserve">Ez a </w:t>
+      </w:r>
+      <w:r>
+        <w:t xml:space="preserve">UUID generálás probléma </w:t>
+      </w:r>
+      <w:r>
+        <w:t>jól példázza, hogy a nyelvi modell képes magas szintű szerkezetet létrehozni, de bizonyos technikai részletek, különösen az egyedi azonosítók következetes és szabványos kezelése, megbízhatóbban oldhatók meg hagyományos programkóddal. Ez a kettős megközelítés teszi lehetővé, hogy a pálya ne csak játéktervezési szempontból legyen használható, hanem alkalmazásoldali feldolgozásra, mentésre és hivatkozáskezelésre is alkalmas maradjon.</w:t>
+      </w:r>
+    </w:p>
+    <w:p>
+      <w:pPr>
+        <w:pStyle w:val="Szakdolgozatbekezds"/>
+      </w:pPr>
+      <w:r>
         <w:br w:type="page"/>
       </w:r>
     </w:p>
-    <w:bookmarkStart w:id="28" w:name="_Toc225600719" w:displacedByCustomXml="next"/>
+    <w:bookmarkStart w:id="29" w:name="_Toc225610624" w:displacedByCustomXml="next"/>
     <w:sdt>
       <w:sdtPr>
         <w:rPr>
@@ -8497,7 +9320,7 @@
           <w:r>
             <w:t>Irodalomjegyzék</w:t>
           </w:r>
-          <w:bookmarkEnd w:id="28"/>
+          <w:bookmarkEnd w:id="29"/>
         </w:p>
         <w:sdt>
           <w:sdtPr>
@@ -8540,7 +9363,7 @@
               </w:tblGrid>
               <w:tr>
                 <w:trPr>
-                  <w:divId w:val="868185270"/>
+                  <w:divId w:val="1635059212"/>
                   <w:tblCellSpacing w:w="15" w:type="dxa"/>
                 </w:trPr>
                 <w:tc>
@@ -8590,7 +9413,7 @@
               </w:tr>
               <w:tr>
                 <w:trPr>
-                  <w:divId w:val="868185270"/>
+                  <w:divId w:val="1635059212"/>
                   <w:tblCellSpacing w:w="15" w:type="dxa"/>
                 </w:trPr>
                 <w:tc>
@@ -8636,7 +9459,7 @@
               </w:tr>
               <w:tr>
                 <w:trPr>
-                  <w:divId w:val="868185270"/>
+                  <w:divId w:val="1635059212"/>
                   <w:tblCellSpacing w:w="15" w:type="dxa"/>
                 </w:trPr>
                 <w:tc>
@@ -8682,7 +9505,7 @@
               </w:tr>
               <w:tr>
                 <w:trPr>
-                  <w:divId w:val="868185270"/>
+                  <w:divId w:val="1635059212"/>
                   <w:tblCellSpacing w:w="15" w:type="dxa"/>
                 </w:trPr>
                 <w:tc>
@@ -8728,7 +9551,7 @@
               </w:tr>
               <w:tr>
                 <w:trPr>
-                  <w:divId w:val="868185270"/>
+                  <w:divId w:val="1635059212"/>
                   <w:tblCellSpacing w:w="15" w:type="dxa"/>
                 </w:trPr>
                 <w:tc>
@@ -8774,7 +9597,7 @@
               </w:tr>
               <w:tr>
                 <w:trPr>
-                  <w:divId w:val="868185270"/>
+                  <w:divId w:val="1635059212"/>
                   <w:tblCellSpacing w:w="15" w:type="dxa"/>
                 </w:trPr>
                 <w:tc>
@@ -8820,7 +9643,7 @@
               </w:tr>
               <w:tr>
                 <w:trPr>
-                  <w:divId w:val="868185270"/>
+                  <w:divId w:val="1635059212"/>
                   <w:tblCellSpacing w:w="15" w:type="dxa"/>
                 </w:trPr>
                 <w:tc>
@@ -8866,7 +9689,7 @@
               </w:tr>
               <w:tr>
                 <w:trPr>
-                  <w:divId w:val="868185270"/>
+                  <w:divId w:val="1635059212"/>
                   <w:tblCellSpacing w:w="15" w:type="dxa"/>
                 </w:trPr>
                 <w:tc>
@@ -8912,7 +9735,7 @@
               </w:tr>
               <w:tr>
                 <w:trPr>
-                  <w:divId w:val="868185270"/>
+                  <w:divId w:val="1635059212"/>
                   <w:tblCellSpacing w:w="15" w:type="dxa"/>
                 </w:trPr>
                 <w:tc>
@@ -8958,7 +9781,7 @@
               </w:tr>
               <w:tr>
                 <w:trPr>
-                  <w:divId w:val="868185270"/>
+                  <w:divId w:val="1635059212"/>
                   <w:tblCellSpacing w:w="15" w:type="dxa"/>
                 </w:trPr>
                 <w:tc>
@@ -9004,7 +9827,7 @@
               </w:tr>
               <w:tr>
                 <w:trPr>
-                  <w:divId w:val="868185270"/>
+                  <w:divId w:val="1635059212"/>
                   <w:tblCellSpacing w:w="15" w:type="dxa"/>
                 </w:trPr>
                 <w:tc>
@@ -9050,7 +9873,7 @@
               </w:tr>
               <w:tr>
                 <w:trPr>
-                  <w:divId w:val="868185270"/>
+                  <w:divId w:val="1635059212"/>
                   <w:tblCellSpacing w:w="15" w:type="dxa"/>
                 </w:trPr>
                 <w:tc>
@@ -9096,7 +9919,7 @@
               </w:tr>
               <w:tr>
                 <w:trPr>
-                  <w:divId w:val="868185270"/>
+                  <w:divId w:val="1635059212"/>
                   <w:tblCellSpacing w:w="15" w:type="dxa"/>
                 </w:trPr>
                 <w:tc>
@@ -9142,7 +9965,7 @@
               </w:tr>
               <w:tr>
                 <w:trPr>
-                  <w:divId w:val="868185270"/>
+                  <w:divId w:val="1635059212"/>
                   <w:tblCellSpacing w:w="15" w:type="dxa"/>
                 </w:trPr>
                 <w:tc>
@@ -9188,7 +10011,7 @@
               </w:tr>
               <w:tr>
                 <w:trPr>
-                  <w:divId w:val="868185270"/>
+                  <w:divId w:val="1635059212"/>
                   <w:tblCellSpacing w:w="15" w:type="dxa"/>
                 </w:trPr>
                 <w:tc>
@@ -9234,7 +10057,7 @@
               </w:tr>
               <w:tr>
                 <w:trPr>
-                  <w:divId w:val="868185270"/>
+                  <w:divId w:val="1635059212"/>
                   <w:tblCellSpacing w:w="15" w:type="dxa"/>
                 </w:trPr>
                 <w:tc>
@@ -9280,7 +10103,7 @@
               </w:tr>
               <w:tr>
                 <w:trPr>
-                  <w:divId w:val="868185270"/>
+                  <w:divId w:val="1635059212"/>
                   <w:tblCellSpacing w:w="15" w:type="dxa"/>
                 </w:trPr>
                 <w:tc>
@@ -9326,7 +10149,7 @@
               </w:tr>
               <w:tr>
                 <w:trPr>
-                  <w:divId w:val="868185270"/>
+                  <w:divId w:val="1635059212"/>
                   <w:tblCellSpacing w:w="15" w:type="dxa"/>
                 </w:trPr>
                 <w:tc>
@@ -9372,7 +10195,7 @@
               </w:tr>
               <w:tr>
                 <w:trPr>
-                  <w:divId w:val="868185270"/>
+                  <w:divId w:val="1635059212"/>
                   <w:tblCellSpacing w:w="15" w:type="dxa"/>
                 </w:trPr>
                 <w:tc>
@@ -9416,10 +10239,424 @@
                   </w:p>
                 </w:tc>
               </w:tr>
+              <w:tr>
+                <w:trPr>
+                  <w:divId w:val="1635059212"/>
+                  <w:tblCellSpacing w:w="15" w:type="dxa"/>
+                </w:trPr>
+                <w:tc>
+                  <w:tcPr>
+                    <w:tcW w:w="50" w:type="pct"/>
+                    <w:hideMark/>
+                  </w:tcPr>
+                  <w:p>
+                    <w:pPr>
+                      <w:pStyle w:val="Bibliography"/>
+                      <w:rPr>
+                        <w:noProof/>
+                      </w:rPr>
+                    </w:pPr>
+                    <w:r>
+                      <w:rPr>
+                        <w:noProof/>
+                      </w:rPr>
+                      <w:t xml:space="preserve">[20] </w:t>
+                    </w:r>
+                  </w:p>
+                </w:tc>
+                <w:tc>
+                  <w:tcPr>
+                    <w:tcW w:w="0" w:type="auto"/>
+                    <w:hideMark/>
+                  </w:tcPr>
+                  <w:p>
+                    <w:pPr>
+                      <w:pStyle w:val="Bibliography"/>
+                      <w:rPr>
+                        <w:noProof/>
+                      </w:rPr>
+                    </w:pPr>
+                    <w:r>
+                      <w:rPr>
+                        <w:noProof/>
+                      </w:rPr>
+                      <w:t>„React Store/Reducer dokumentáció,” [Online]. Available: https://react.dev/learn/extracting-state-logic-into-a-reducer.</w:t>
+                    </w:r>
+                  </w:p>
+                </w:tc>
+              </w:tr>
+              <w:tr>
+                <w:trPr>
+                  <w:divId w:val="1635059212"/>
+                  <w:tblCellSpacing w:w="15" w:type="dxa"/>
+                </w:trPr>
+                <w:tc>
+                  <w:tcPr>
+                    <w:tcW w:w="50" w:type="pct"/>
+                    <w:hideMark/>
+                  </w:tcPr>
+                  <w:p>
+                    <w:pPr>
+                      <w:pStyle w:val="Bibliography"/>
+                      <w:rPr>
+                        <w:noProof/>
+                      </w:rPr>
+                    </w:pPr>
+                    <w:r>
+                      <w:rPr>
+                        <w:noProof/>
+                      </w:rPr>
+                      <w:t xml:space="preserve">[21] </w:t>
+                    </w:r>
+                  </w:p>
+                </w:tc>
+                <w:tc>
+                  <w:tcPr>
+                    <w:tcW w:w="0" w:type="auto"/>
+                    <w:hideMark/>
+                  </w:tcPr>
+                  <w:p>
+                    <w:pPr>
+                      <w:pStyle w:val="Bibliography"/>
+                      <w:rPr>
+                        <w:noProof/>
+                      </w:rPr>
+                    </w:pPr>
+                    <w:r>
+                      <w:rPr>
+                        <w:noProof/>
+                      </w:rPr>
+                      <w:t>„Amazon Web Service S3 Storage Dokumentáció,” [Online]. Available: https://docs.aws.amazon.com/AmazonS3/latest/userguide/Welcome.html.</w:t>
+                    </w:r>
+                  </w:p>
+                </w:tc>
+              </w:tr>
+              <w:tr>
+                <w:trPr>
+                  <w:divId w:val="1635059212"/>
+                  <w:tblCellSpacing w:w="15" w:type="dxa"/>
+                </w:trPr>
+                <w:tc>
+                  <w:tcPr>
+                    <w:tcW w:w="50" w:type="pct"/>
+                    <w:hideMark/>
+                  </w:tcPr>
+                  <w:p>
+                    <w:pPr>
+                      <w:pStyle w:val="Bibliography"/>
+                      <w:rPr>
+                        <w:noProof/>
+                      </w:rPr>
+                    </w:pPr>
+                    <w:r>
+                      <w:rPr>
+                        <w:noProof/>
+                      </w:rPr>
+                      <w:t xml:space="preserve">[22] </w:t>
+                    </w:r>
+                  </w:p>
+                </w:tc>
+                <w:tc>
+                  <w:tcPr>
+                    <w:tcW w:w="0" w:type="auto"/>
+                    <w:hideMark/>
+                  </w:tcPr>
+                  <w:p>
+                    <w:pPr>
+                      <w:pStyle w:val="Bibliography"/>
+                      <w:rPr>
+                        <w:noProof/>
+                      </w:rPr>
+                    </w:pPr>
+                    <w:r>
+                      <w:rPr>
+                        <w:noProof/>
+                      </w:rPr>
+                      <w:t>„Exit Szaabduló szoba weboldala,” [Online]. Available: https://www.exitgame.hu/.</w:t>
+                    </w:r>
+                  </w:p>
+                </w:tc>
+              </w:tr>
+              <w:tr>
+                <w:trPr>
+                  <w:divId w:val="1635059212"/>
+                  <w:tblCellSpacing w:w="15" w:type="dxa"/>
+                </w:trPr>
+                <w:tc>
+                  <w:tcPr>
+                    <w:tcW w:w="50" w:type="pct"/>
+                    <w:hideMark/>
+                  </w:tcPr>
+                  <w:p>
+                    <w:pPr>
+                      <w:pStyle w:val="Bibliography"/>
+                      <w:rPr>
+                        <w:noProof/>
+                      </w:rPr>
+                    </w:pPr>
+                    <w:r>
+                      <w:rPr>
+                        <w:noProof/>
+                      </w:rPr>
+                      <w:t xml:space="preserve">[23] </w:t>
+                    </w:r>
+                  </w:p>
+                </w:tc>
+                <w:tc>
+                  <w:tcPr>
+                    <w:tcW w:w="0" w:type="auto"/>
+                    <w:hideMark/>
+                  </w:tcPr>
+                  <w:p>
+                    <w:pPr>
+                      <w:pStyle w:val="Bibliography"/>
+                      <w:rPr>
+                        <w:noProof/>
+                      </w:rPr>
+                    </w:pPr>
+                    <w:r>
+                      <w:rPr>
+                        <w:noProof/>
+                      </w:rPr>
+                      <w:t>„Hauntedhouse Szabaduló szoba weboldala,” [Online]. Available: https://hauntedhouse.hu/.</w:t>
+                    </w:r>
+                  </w:p>
+                </w:tc>
+              </w:tr>
+              <w:tr>
+                <w:trPr>
+                  <w:divId w:val="1635059212"/>
+                  <w:tblCellSpacing w:w="15" w:type="dxa"/>
+                </w:trPr>
+                <w:tc>
+                  <w:tcPr>
+                    <w:tcW w:w="50" w:type="pct"/>
+                    <w:hideMark/>
+                  </w:tcPr>
+                  <w:p>
+                    <w:pPr>
+                      <w:pStyle w:val="Bibliography"/>
+                      <w:rPr>
+                        <w:noProof/>
+                      </w:rPr>
+                    </w:pPr>
+                    <w:r>
+                      <w:rPr>
+                        <w:noProof/>
+                      </w:rPr>
+                      <w:t xml:space="preserve">[24] </w:t>
+                    </w:r>
+                  </w:p>
+                </w:tc>
+                <w:tc>
+                  <w:tcPr>
+                    <w:tcW w:w="0" w:type="auto"/>
+                    <w:hideMark/>
+                  </w:tcPr>
+                  <w:p>
+                    <w:pPr>
+                      <w:pStyle w:val="Bibliography"/>
+                      <w:rPr>
+                        <w:noProof/>
+                      </w:rPr>
+                    </w:pPr>
+                    <w:r>
+                      <w:rPr>
+                        <w:noProof/>
+                      </w:rPr>
+                      <w:t>„Rusty Lake weboldala,” [Online]. Available: https://www.rustylake.com/.</w:t>
+                    </w:r>
+                  </w:p>
+                </w:tc>
+              </w:tr>
+              <w:tr>
+                <w:trPr>
+                  <w:divId w:val="1635059212"/>
+                  <w:tblCellSpacing w:w="15" w:type="dxa"/>
+                </w:trPr>
+                <w:tc>
+                  <w:tcPr>
+                    <w:tcW w:w="50" w:type="pct"/>
+                    <w:hideMark/>
+                  </w:tcPr>
+                  <w:p>
+                    <w:pPr>
+                      <w:pStyle w:val="Bibliography"/>
+                      <w:rPr>
+                        <w:noProof/>
+                      </w:rPr>
+                    </w:pPr>
+                    <w:r>
+                      <w:rPr>
+                        <w:noProof/>
+                      </w:rPr>
+                      <w:t xml:space="preserve">[25] </w:t>
+                    </w:r>
+                  </w:p>
+                </w:tc>
+                <w:tc>
+                  <w:tcPr>
+                    <w:tcW w:w="0" w:type="auto"/>
+                    <w:hideMark/>
+                  </w:tcPr>
+                  <w:p>
+                    <w:pPr>
+                      <w:pStyle w:val="Bibliography"/>
+                      <w:rPr>
+                        <w:noProof/>
+                      </w:rPr>
+                    </w:pPr>
+                    <w:r>
+                      <w:rPr>
+                        <w:noProof/>
+                      </w:rPr>
+                      <w:t>„Escape Simulator weboldala,” [Online]. Available: https://pinestudio.com/games/escape-simulator/.</w:t>
+                    </w:r>
+                  </w:p>
+                </w:tc>
+              </w:tr>
+              <w:tr>
+                <w:trPr>
+                  <w:divId w:val="1635059212"/>
+                  <w:tblCellSpacing w:w="15" w:type="dxa"/>
+                </w:trPr>
+                <w:tc>
+                  <w:tcPr>
+                    <w:tcW w:w="50" w:type="pct"/>
+                    <w:hideMark/>
+                  </w:tcPr>
+                  <w:p>
+                    <w:pPr>
+                      <w:pStyle w:val="Bibliography"/>
+                      <w:rPr>
+                        <w:noProof/>
+                      </w:rPr>
+                    </w:pPr>
+                    <w:r>
+                      <w:rPr>
+                        <w:noProof/>
+                      </w:rPr>
+                      <w:t xml:space="preserve">[26] </w:t>
+                    </w:r>
+                  </w:p>
+                </w:tc>
+                <w:tc>
+                  <w:tcPr>
+                    <w:tcW w:w="0" w:type="auto"/>
+                    <w:hideMark/>
+                  </w:tcPr>
+                  <w:p>
+                    <w:pPr>
+                      <w:pStyle w:val="Bibliography"/>
+                      <w:rPr>
+                        <w:noProof/>
+                      </w:rPr>
+                    </w:pPr>
+                    <w:r>
+                      <w:rPr>
+                        <w:noProof/>
+                      </w:rPr>
+                      <w:t>„Qwen 2.5 1.5B modell dokumentációja,” [Online]. Available: https://huggingface.co/Qwen/Qwen2.5-1.5B.</w:t>
+                    </w:r>
+                  </w:p>
+                </w:tc>
+              </w:tr>
+              <w:tr>
+                <w:trPr>
+                  <w:divId w:val="1635059212"/>
+                  <w:tblCellSpacing w:w="15" w:type="dxa"/>
+                </w:trPr>
+                <w:tc>
+                  <w:tcPr>
+                    <w:tcW w:w="50" w:type="pct"/>
+                    <w:hideMark/>
+                  </w:tcPr>
+                  <w:p>
+                    <w:pPr>
+                      <w:pStyle w:val="Bibliography"/>
+                      <w:rPr>
+                        <w:noProof/>
+                      </w:rPr>
+                    </w:pPr>
+                    <w:r>
+                      <w:rPr>
+                        <w:noProof/>
+                      </w:rPr>
+                      <w:t xml:space="preserve">[27] </w:t>
+                    </w:r>
+                  </w:p>
+                </w:tc>
+                <w:tc>
+                  <w:tcPr>
+                    <w:tcW w:w="0" w:type="auto"/>
+                    <w:hideMark/>
+                  </w:tcPr>
+                  <w:p>
+                    <w:pPr>
+                      <w:pStyle w:val="Bibliography"/>
+                      <w:rPr>
+                        <w:noProof/>
+                      </w:rPr>
+                    </w:pPr>
+                    <w:r>
+                      <w:rPr>
+                        <w:noProof/>
+                      </w:rPr>
+                      <w:t>„Hugging Face weboldala,” [Online]. Available: https://huggingface.co/.</w:t>
+                    </w:r>
+                  </w:p>
+                </w:tc>
+              </w:tr>
+              <w:tr>
+                <w:trPr>
+                  <w:divId w:val="1635059212"/>
+                  <w:tblCellSpacing w:w="15" w:type="dxa"/>
+                </w:trPr>
+                <w:tc>
+                  <w:tcPr>
+                    <w:tcW w:w="50" w:type="pct"/>
+                    <w:hideMark/>
+                  </w:tcPr>
+                  <w:p>
+                    <w:pPr>
+                      <w:pStyle w:val="Bibliography"/>
+                      <w:rPr>
+                        <w:noProof/>
+                      </w:rPr>
+                    </w:pPr>
+                    <w:r>
+                      <w:rPr>
+                        <w:noProof/>
+                      </w:rPr>
+                      <w:t xml:space="preserve">[28] </w:t>
+                    </w:r>
+                  </w:p>
+                </w:tc>
+                <w:tc>
+                  <w:tcPr>
+                    <w:tcW w:w="0" w:type="auto"/>
+                    <w:hideMark/>
+                  </w:tcPr>
+                  <w:p>
+                    <w:pPr>
+                      <w:pStyle w:val="Bibliography"/>
+                      <w:rPr>
+                        <w:noProof/>
+                      </w:rPr>
+                    </w:pPr>
+                    <w:r>
+                      <w:rPr>
+                        <w:noProof/>
+                      </w:rPr>
+                      <w:t>„CodeGame Szabaduló szoba weboldala,” [Online]. Available: https://www.codegame.hu/.</w:t>
+                    </w:r>
+                  </w:p>
+                </w:tc>
+              </w:tr>
             </w:tbl>
             <w:p>
               <w:pPr>
-                <w:divId w:val="868185270"/>
+                <w:divId w:val="1635059212"/>
                 <w:rPr>
                   <w:rFonts w:eastAsia="Times New Roman"/>
                   <w:noProof/>
@@ -9442,6 +10679,7 @@
     </w:sdt>
     <w:p>
       <w:r>
+        <w:lastRenderedPageBreak/>
         <w:br w:type="page"/>
       </w:r>
     </w:p>
@@ -9449,12 +10687,12 @@
       <w:pPr>
         <w:pStyle w:val="szmozatlanSzakdolgozath1"/>
       </w:pPr>
-      <w:bookmarkStart w:id="29" w:name="_Toc225600720"/>
+      <w:bookmarkStart w:id="30" w:name="_Toc225610625"/>
       <w:r>
         <w:lastRenderedPageBreak/>
         <w:t>Nyilatkozat</w:t>
       </w:r>
-      <w:bookmarkEnd w:id="29"/>
+      <w:bookmarkEnd w:id="30"/>
     </w:p>
     <w:p>
       <w:pPr>
@@ -9562,25 +10800,25 @@
       <w:pPr>
         <w:pStyle w:val="szmozatlanSzakdolgozath1"/>
       </w:pPr>
-      <w:bookmarkStart w:id="30" w:name="_Toc225600721"/>
+      <w:bookmarkStart w:id="31" w:name="_Toc225610626"/>
       <w:r>
         <w:lastRenderedPageBreak/>
         <w:t>Mellékletek</w:t>
       </w:r>
-      <w:bookmarkEnd w:id="30"/>
+      <w:bookmarkEnd w:id="31"/>
     </w:p>
     <w:p>
       <w:pPr>
         <w:pStyle w:val="Szakdolgozath2"/>
       </w:pPr>
-      <w:bookmarkStart w:id="31" w:name="_Toc225600722"/>
+      <w:bookmarkStart w:id="32" w:name="_Toc225610627"/>
       <w:r>
         <w:t>Adatbázis</w:t>
       </w:r>
       <w:r>
         <w:t xml:space="preserve"> relációk</w:t>
       </w:r>
-      <w:bookmarkEnd w:id="31"/>
+      <w:bookmarkEnd w:id="32"/>
     </w:p>
     <w:p>
       <w:pPr>
@@ -9674,12 +10912,12 @@
       <w:pPr>
         <w:pStyle w:val="Szakdolgozath2"/>
       </w:pPr>
-      <w:bookmarkStart w:id="32" w:name="_Toc225600723"/>
+      <w:bookmarkStart w:id="33" w:name="_Toc225610628"/>
       <w:r>
         <w:lastRenderedPageBreak/>
         <w:t>Gráf alapú pálya struktúra definiálása</w:t>
       </w:r>
-      <w:bookmarkEnd w:id="32"/>
+      <w:bookmarkEnd w:id="33"/>
     </w:p>
     <w:p>
       <w:pPr>
@@ -10767,7 +12005,6 @@
   <w:style w:type="character" w:default="1" w:styleId="DefaultParagraphFont">
     <w:name w:val="Default Paragraph Font"/>
     <w:uiPriority w:val="1"/>
-    <w:semiHidden/>
     <w:unhideWhenUsed/>
   </w:style>
   <w:style w:type="table" w:default="1" w:styleId="TableNormal">
@@ -12043,7 +13280,7 @@
     <b:Guid>{DD0B38D9-A2E6-489C-9084-B127B64A88F7}</b:Guid>
     <b:Title>CodeGame Szabaduló szoba weboldala</b:Title>
     <b:URL>https://www.codegame.hu/</b:URL>
-    <b:RefOrder>24</b:RefOrder>
+    <b:RefOrder>28</b:RefOrder>
   </b:Source>
   <b:Source>
     <b:Tag>AWS_S3</b:Tag>
@@ -12059,7 +13296,7 @@
     <b:Guid>{83E88005-A1CA-4307-8215-206ECF581500}</b:Guid>
     <b:Title>Rusty Lake weboldala</b:Title>
     <b:URL>https://www.rustylake.com/</b:URL>
-    <b:RefOrder>25</b:RefOrder>
+    <b:RefOrder>24</b:RefOrder>
   </b:Source>
   <b:Source>
     <b:Tag>Esc</b:Tag>
@@ -12067,13 +13304,29 @@
     <b:Guid>{D76D941F-1C62-46A4-BE8F-633D495E7560}</b:Guid>
     <b:Title>Escape Simulator weboldala</b:Title>
     <b:URL>https://pinestudio.com/games/escape-simulator/</b:URL>
+    <b:RefOrder>25</b:RefOrder>
+  </b:Source>
+  <b:Source>
+    <b:Tag>HuggingFace</b:Tag>
+    <b:SourceType>InternetSite</b:SourceType>
+    <b:Guid>{089425C9-2BF6-4300-ACCA-A95FBCC56B22}</b:Guid>
+    <b:Title>Hugging Face weboldala</b:Title>
+    <b:URL>https://huggingface.co/</b:URL>
+    <b:RefOrder>27</b:RefOrder>
+  </b:Source>
+  <b:Source>
+    <b:Tag>Qwen2_5</b:Tag>
+    <b:SourceType>InternetSite</b:SourceType>
+    <b:Guid>{F025DB33-B94E-4AB1-91E8-C1220FA066F2}</b:Guid>
+    <b:Title>Qwen 2.5 1.5B modell dokumentációja</b:Title>
+    <b:URL>https://huggingface.co/Qwen/Qwen2.5-1.5B</b:URL>
     <b:RefOrder>26</b:RefOrder>
   </b:Source>
 </b:Sources>
 </file>
 
 <file path=customXml/itemProps1.xml><?xml version="1.0" encoding="utf-8"?>
-<ds:datastoreItem xmlns:ds="http://schemas.openxmlformats.org/officeDocument/2006/customXml" ds:itemID="{4F2AD012-3EFF-4271-8379-4173B730AF8D}">
+<ds:datastoreItem xmlns:ds="http://schemas.openxmlformats.org/officeDocument/2006/customXml" ds:itemID="{5DB39563-93E1-419D-B04A-A7A947957301}">
   <ds:schemaRefs>
     <ds:schemaRef ds:uri="http://schemas.openxmlformats.org/officeDocument/2006/bibliography"/>
   </ds:schemaRefs>

--- a/Szakdolgozat.docx
+++ b/Szakdolgozat.docx
@@ -529,7 +529,7 @@
       <w:pPr>
         <w:pStyle w:val="szmozatlanSzakdolgozath1"/>
       </w:pPr>
-      <w:bookmarkStart w:id="0" w:name="_Toc225610603"/>
+      <w:bookmarkStart w:id="0" w:name="_Toc226539649"/>
       <w:r>
         <w:lastRenderedPageBreak/>
         <w:t>Feladatkiírás</w:t>
@@ -765,7 +765,7 @@
       <w:pPr>
         <w:pStyle w:val="szmozatlanSzakdolgozath1"/>
       </w:pPr>
-      <w:bookmarkStart w:id="1" w:name="_Toc225610604"/>
+      <w:bookmarkStart w:id="1" w:name="_Toc226539650"/>
       <w:r>
         <w:lastRenderedPageBreak/>
         <w:t>Tartalomjegyzék</w:t>
@@ -828,7 +828,7 @@
           <w:r>
             <w:fldChar w:fldCharType="separate"/>
           </w:r>
-          <w:hyperlink w:anchor="_Toc225610603" w:history="1">
+          <w:hyperlink w:anchor="_Toc226539649" w:history="1">
             <w:r>
               <w:rPr>
                 <w:rStyle w:val="Hyperlink"/>
@@ -855,7 +855,7 @@
                 <w:noProof/>
                 <w:webHidden/>
               </w:rPr>
-              <w:instrText xml:space="preserve"> PAGEREF _Toc225610603 \h </w:instrText>
+              <w:instrText xml:space="preserve"> PAGEREF _Toc226539649 \h </w:instrText>
             </w:r>
             <w:r>
               <w:rPr>
@@ -900,7 +900,7 @@
               <w:lang w:val="en-US"/>
             </w:rPr>
           </w:pPr>
-          <w:hyperlink w:anchor="_Toc225610604" w:history="1">
+          <w:hyperlink w:anchor="_Toc226539650" w:history="1">
             <w:r>
               <w:rPr>
                 <w:rStyle w:val="Hyperlink"/>
@@ -927,7 +927,7 @@
                 <w:noProof/>
                 <w:webHidden/>
               </w:rPr>
-              <w:instrText xml:space="preserve"> PAGEREF _Toc225610604 \h </w:instrText>
+              <w:instrText xml:space="preserve"> PAGEREF _Toc226539650 \h </w:instrText>
             </w:r>
             <w:r>
               <w:rPr>
@@ -973,7 +973,7 @@
               <w:lang w:val="en-US"/>
             </w:rPr>
           </w:pPr>
-          <w:hyperlink w:anchor="_Toc225610605" w:history="1">
+          <w:hyperlink w:anchor="_Toc226539651" w:history="1">
             <w:r>
               <w:rPr>
                 <w:rStyle w:val="Hyperlink"/>
@@ -1018,7 +1018,7 @@
                 <w:noProof/>
                 <w:webHidden/>
               </w:rPr>
-              <w:instrText xml:space="preserve"> PAGEREF _Toc225610605 \h </w:instrText>
+              <w:instrText xml:space="preserve"> PAGEREF _Toc226539651 \h </w:instrText>
             </w:r>
             <w:r>
               <w:rPr>
@@ -1064,7 +1064,7 @@
               <w:lang w:val="en-US"/>
             </w:rPr>
           </w:pPr>
-          <w:hyperlink w:anchor="_Toc225610606" w:history="1">
+          <w:hyperlink w:anchor="_Toc226539652" w:history="1">
             <w:r>
               <w:rPr>
                 <w:rStyle w:val="Hyperlink"/>
@@ -1108,7 +1108,7 @@
                 <w:noProof/>
                 <w:webHidden/>
               </w:rPr>
-              <w:instrText xml:space="preserve"> PAGEREF _Toc225610606 \h </w:instrText>
+              <w:instrText xml:space="preserve"> PAGEREF _Toc226539652 \h </w:instrText>
             </w:r>
             <w:r>
               <w:rPr>
@@ -1154,7 +1154,7 @@
               <w:lang w:val="en-US"/>
             </w:rPr>
           </w:pPr>
-          <w:hyperlink w:anchor="_Toc225610607" w:history="1">
+          <w:hyperlink w:anchor="_Toc226539653" w:history="1">
             <w:r>
               <w:rPr>
                 <w:rStyle w:val="Hyperlink"/>
@@ -1198,7 +1198,7 @@
                 <w:noProof/>
                 <w:webHidden/>
               </w:rPr>
-              <w:instrText xml:space="preserve"> PAGEREF _Toc225610607 \h </w:instrText>
+              <w:instrText xml:space="preserve"> PAGEREF _Toc226539653 \h </w:instrText>
             </w:r>
             <w:r>
               <w:rPr>
@@ -1244,7 +1244,7 @@
               <w:lang w:val="en-US"/>
             </w:rPr>
           </w:pPr>
-          <w:hyperlink w:anchor="_Toc225610608" w:history="1">
+          <w:hyperlink w:anchor="_Toc226539654" w:history="1">
             <w:r>
               <w:rPr>
                 <w:rStyle w:val="Hyperlink"/>
@@ -1288,7 +1288,7 @@
                 <w:noProof/>
                 <w:webHidden/>
               </w:rPr>
-              <w:instrText xml:space="preserve"> PAGEREF _Toc225610608 \h </w:instrText>
+              <w:instrText xml:space="preserve"> PAGEREF _Toc226539654 \h </w:instrText>
             </w:r>
             <w:r>
               <w:rPr>
@@ -1334,7 +1334,7 @@
               <w:lang w:val="en-US"/>
             </w:rPr>
           </w:pPr>
-          <w:hyperlink w:anchor="_Toc225610609" w:history="1">
+          <w:hyperlink w:anchor="_Toc226539655" w:history="1">
             <w:r>
               <w:rPr>
                 <w:rStyle w:val="Hyperlink"/>
@@ -1378,7 +1378,7 @@
                 <w:noProof/>
                 <w:webHidden/>
               </w:rPr>
-              <w:instrText xml:space="preserve"> PAGEREF _Toc225610609 \h </w:instrText>
+              <w:instrText xml:space="preserve"> PAGEREF _Toc226539655 \h </w:instrText>
             </w:r>
             <w:r>
               <w:rPr>
@@ -1424,7 +1424,7 @@
               <w:lang w:val="en-US"/>
             </w:rPr>
           </w:pPr>
-          <w:hyperlink w:anchor="_Toc225610610" w:history="1">
+          <w:hyperlink w:anchor="_Toc226539656" w:history="1">
             <w:r>
               <w:rPr>
                 <w:rStyle w:val="Hyperlink"/>
@@ -1468,7 +1468,7 @@
                 <w:noProof/>
                 <w:webHidden/>
               </w:rPr>
-              <w:instrText xml:space="preserve"> PAGEREF _Toc225610610 \h </w:instrText>
+              <w:instrText xml:space="preserve"> PAGEREF _Toc226539656 \h </w:instrText>
             </w:r>
             <w:r>
               <w:rPr>
@@ -1514,7 +1514,7 @@
               <w:lang w:val="en-US"/>
             </w:rPr>
           </w:pPr>
-          <w:hyperlink w:anchor="_Toc225610611" w:history="1">
+          <w:hyperlink w:anchor="_Toc226539657" w:history="1">
             <w:r>
               <w:rPr>
                 <w:rStyle w:val="Hyperlink"/>
@@ -1558,7 +1558,7 @@
                 <w:noProof/>
                 <w:webHidden/>
               </w:rPr>
-              <w:instrText xml:space="preserve"> PAGEREF _Toc225610611 \h </w:instrText>
+              <w:instrText xml:space="preserve"> PAGEREF _Toc226539657 \h </w:instrText>
             </w:r>
             <w:r>
               <w:rPr>
@@ -1604,7 +1604,7 @@
               <w:lang w:val="en-US"/>
             </w:rPr>
           </w:pPr>
-          <w:hyperlink w:anchor="_Toc225610612" w:history="1">
+          <w:hyperlink w:anchor="_Toc226539658" w:history="1">
             <w:r>
               <w:rPr>
                 <w:rStyle w:val="Hyperlink"/>
@@ -1648,7 +1648,7 @@
                 <w:noProof/>
                 <w:webHidden/>
               </w:rPr>
-              <w:instrText xml:space="preserve"> PAGEREF _Toc225610612 \h </w:instrText>
+              <w:instrText xml:space="preserve"> PAGEREF _Toc226539658 \h </w:instrText>
             </w:r>
             <w:r>
               <w:rPr>
@@ -1694,7 +1694,7 @@
               <w:lang w:val="en-US"/>
             </w:rPr>
           </w:pPr>
-          <w:hyperlink w:anchor="_Toc225610613" w:history="1">
+          <w:hyperlink w:anchor="_Toc226539659" w:history="1">
             <w:r>
               <w:rPr>
                 <w:rStyle w:val="Hyperlink"/>
@@ -1738,7 +1738,7 @@
                 <w:noProof/>
                 <w:webHidden/>
               </w:rPr>
-              <w:instrText xml:space="preserve"> PAGEREF _Toc225610613 \h </w:instrText>
+              <w:instrText xml:space="preserve"> PAGEREF _Toc226539659 \h </w:instrText>
             </w:r>
             <w:r>
               <w:rPr>
@@ -1784,7 +1784,7 @@
               <w:lang w:val="en-US"/>
             </w:rPr>
           </w:pPr>
-          <w:hyperlink w:anchor="_Toc225610614" w:history="1">
+          <w:hyperlink w:anchor="_Toc226539660" w:history="1">
             <w:r>
               <w:rPr>
                 <w:rStyle w:val="Hyperlink"/>
@@ -1828,7 +1828,7 @@
                 <w:noProof/>
                 <w:webHidden/>
               </w:rPr>
-              <w:instrText xml:space="preserve"> PAGEREF _Toc225610614 \h </w:instrText>
+              <w:instrText xml:space="preserve"> PAGEREF _Toc226539660 \h </w:instrText>
             </w:r>
             <w:r>
               <w:rPr>
@@ -1874,7 +1874,7 @@
               <w:lang w:val="en-US"/>
             </w:rPr>
           </w:pPr>
-          <w:hyperlink w:anchor="_Toc225610615" w:history="1">
+          <w:hyperlink w:anchor="_Toc226539661" w:history="1">
             <w:r>
               <w:rPr>
                 <w:rStyle w:val="Hyperlink"/>
@@ -1918,7 +1918,7 @@
                 <w:noProof/>
                 <w:webHidden/>
               </w:rPr>
-              <w:instrText xml:space="preserve"> PAGEREF _Toc225610615 \h </w:instrText>
+              <w:instrText xml:space="preserve"> PAGEREF _Toc226539661 \h </w:instrText>
             </w:r>
             <w:r>
               <w:rPr>
@@ -1964,7 +1964,7 @@
               <w:lang w:val="en-US"/>
             </w:rPr>
           </w:pPr>
-          <w:hyperlink w:anchor="_Toc225610616" w:history="1">
+          <w:hyperlink w:anchor="_Toc226539662" w:history="1">
             <w:r>
               <w:rPr>
                 <w:rStyle w:val="Hyperlink"/>
@@ -2008,7 +2008,7 @@
                 <w:noProof/>
                 <w:webHidden/>
               </w:rPr>
-              <w:instrText xml:space="preserve"> PAGEREF _Toc225610616 \h </w:instrText>
+              <w:instrText xml:space="preserve"> PAGEREF _Toc226539662 \h </w:instrText>
             </w:r>
             <w:r>
               <w:rPr>
@@ -2054,7 +2054,7 @@
               <w:lang w:val="en-US"/>
             </w:rPr>
           </w:pPr>
-          <w:hyperlink w:anchor="_Toc225610617" w:history="1">
+          <w:hyperlink w:anchor="_Toc226539663" w:history="1">
             <w:r>
               <w:rPr>
                 <w:rStyle w:val="Hyperlink"/>
@@ -2098,7 +2098,7 @@
                 <w:noProof/>
                 <w:webHidden/>
               </w:rPr>
-              <w:instrText xml:space="preserve"> PAGEREF _Toc225610617 \h </w:instrText>
+              <w:instrText xml:space="preserve"> PAGEREF _Toc226539663 \h </w:instrText>
             </w:r>
             <w:r>
               <w:rPr>
@@ -2144,7 +2144,7 @@
               <w:lang w:val="en-US"/>
             </w:rPr>
           </w:pPr>
-          <w:hyperlink w:anchor="_Toc225610618" w:history="1">
+          <w:hyperlink w:anchor="_Toc226539664" w:history="1">
             <w:r>
               <w:rPr>
                 <w:rStyle w:val="Hyperlink"/>
@@ -2188,7 +2188,7 @@
                 <w:noProof/>
                 <w:webHidden/>
               </w:rPr>
-              <w:instrText xml:space="preserve"> PAGEREF _Toc225610618 \h </w:instrText>
+              <w:instrText xml:space="preserve"> PAGEREF _Toc226539664 \h </w:instrText>
             </w:r>
             <w:r>
               <w:rPr>
@@ -2234,7 +2234,7 @@
               <w:lang w:val="en-US"/>
             </w:rPr>
           </w:pPr>
-          <w:hyperlink w:anchor="_Toc225610619" w:history="1">
+          <w:hyperlink w:anchor="_Toc226539665" w:history="1">
             <w:r>
               <w:rPr>
                 <w:rStyle w:val="Hyperlink"/>
@@ -2278,7 +2278,7 @@
                 <w:noProof/>
                 <w:webHidden/>
               </w:rPr>
-              <w:instrText xml:space="preserve"> PAGEREF _Toc225610619 \h </w:instrText>
+              <w:instrText xml:space="preserve"> PAGEREF _Toc226539665 \h </w:instrText>
             </w:r>
             <w:r>
               <w:rPr>
@@ -2324,7 +2324,7 @@
               <w:lang w:val="en-US"/>
             </w:rPr>
           </w:pPr>
-          <w:hyperlink w:anchor="_Toc225610620" w:history="1">
+          <w:hyperlink w:anchor="_Toc226539666" w:history="1">
             <w:r>
               <w:rPr>
                 <w:rStyle w:val="Hyperlink"/>
@@ -2368,7 +2368,7 @@
                 <w:noProof/>
                 <w:webHidden/>
               </w:rPr>
-              <w:instrText xml:space="preserve"> PAGEREF _Toc225610620 \h </w:instrText>
+              <w:instrText xml:space="preserve"> PAGEREF _Toc226539666 \h </w:instrText>
             </w:r>
             <w:r>
               <w:rPr>
@@ -2414,7 +2414,7 @@
               <w:lang w:val="en-US"/>
             </w:rPr>
           </w:pPr>
-          <w:hyperlink w:anchor="_Toc225610621" w:history="1">
+          <w:hyperlink w:anchor="_Toc226539667" w:history="1">
             <w:r>
               <w:rPr>
                 <w:rStyle w:val="Hyperlink"/>
@@ -2458,7 +2458,7 @@
                 <w:noProof/>
                 <w:webHidden/>
               </w:rPr>
-              <w:instrText xml:space="preserve"> PAGEREF _Toc225610621 \h </w:instrText>
+              <w:instrText xml:space="preserve"> PAGEREF _Toc226539667 \h </w:instrText>
             </w:r>
             <w:r>
               <w:rPr>
@@ -2504,7 +2504,7 @@
               <w:lang w:val="en-US"/>
             </w:rPr>
           </w:pPr>
-          <w:hyperlink w:anchor="_Toc225610622" w:history="1">
+          <w:hyperlink w:anchor="_Toc226539668" w:history="1">
             <w:r>
               <w:rPr>
                 <w:rStyle w:val="Hyperlink"/>
@@ -2548,7 +2548,7 @@
                 <w:noProof/>
                 <w:webHidden/>
               </w:rPr>
-              <w:instrText xml:space="preserve"> PAGEREF _Toc225610622 \h </w:instrText>
+              <w:instrText xml:space="preserve"> PAGEREF _Toc226539668 \h </w:instrText>
             </w:r>
             <w:r>
               <w:rPr>
@@ -2594,7 +2594,7 @@
               <w:lang w:val="en-US"/>
             </w:rPr>
           </w:pPr>
-          <w:hyperlink w:anchor="_Toc225610623" w:history="1">
+          <w:hyperlink w:anchor="_Toc226539669" w:history="1">
             <w:r>
               <w:rPr>
                 <w:rStyle w:val="Hyperlink"/>
@@ -2638,7 +2638,7 @@
                 <w:noProof/>
                 <w:webHidden/>
               </w:rPr>
-              <w:instrText xml:space="preserve"> PAGEREF _Toc225610623 \h </w:instrText>
+              <w:instrText xml:space="preserve"> PAGEREF _Toc226539669 \h </w:instrText>
             </w:r>
             <w:r>
               <w:rPr>
@@ -2673,6 +2673,7 @@
           <w:pPr>
             <w:pStyle w:val="TOC1"/>
             <w:tabs>
+              <w:tab w:val="left" w:pos="440"/>
               <w:tab w:val="right" w:leader="dot" w:pos="8827"/>
             </w:tabs>
             <w:rPr>
@@ -2683,23 +2684,40 @@
               <w:lang w:val="en-US"/>
             </w:rPr>
           </w:pPr>
-          <w:hyperlink w:anchor="_Toc225610624" w:history="1">
+          <w:hyperlink w:anchor="_Toc226539670" w:history="1">
             <w:r>
               <w:rPr>
                 <w:rStyle w:val="Hyperlink"/>
                 <w:noProof/>
               </w:rPr>
-              <w:t>Irodalomjegyzék</w:t>
-            </w:r>
-            <w:r>
-              <w:rPr>
-                <w:noProof/>
-                <w:webHidden/>
+              <w:t>4.</w:t>
+            </w:r>
+            <w:r>
+              <w:rPr>
+                <w:rFonts w:eastAsiaTheme="minorEastAsia"/>
+                <w:noProof/>
+                <w:sz w:val="24"/>
+                <w:szCs w:val="24"/>
+                <w:lang w:val="en-US"/>
               </w:rPr>
               <w:tab/>
             </w:r>
             <w:r>
               <w:rPr>
+                <w:rStyle w:val="Hyperlink"/>
+                <w:noProof/>
+              </w:rPr>
+              <w:t>Sprite</w:t>
+            </w:r>
+            <w:r>
+              <w:rPr>
+                <w:noProof/>
+                <w:webHidden/>
+              </w:rPr>
+              <w:tab/>
+            </w:r>
+            <w:r>
+              <w:rPr>
                 <w:noProof/>
                 <w:webHidden/>
               </w:rPr>
@@ -2710,7 +2728,7 @@
                 <w:noProof/>
                 <w:webHidden/>
               </w:rPr>
-              <w:instrText xml:space="preserve"> PAGEREF _Toc225610624 \h </w:instrText>
+              <w:instrText xml:space="preserve"> PAGEREF _Toc226539670 \h </w:instrText>
             </w:r>
             <w:r>
               <w:rPr>
@@ -2730,151 +2748,7 @@
                 <w:noProof/>
                 <w:webHidden/>
               </w:rPr>
-              <w:t>27</w:t>
-            </w:r>
-            <w:r>
-              <w:rPr>
-                <w:noProof/>
-                <w:webHidden/>
-              </w:rPr>
-              <w:fldChar w:fldCharType="end"/>
-            </w:r>
-          </w:hyperlink>
-        </w:p>
-        <w:p>
-          <w:pPr>
-            <w:pStyle w:val="TOC1"/>
-            <w:tabs>
-              <w:tab w:val="right" w:leader="dot" w:pos="8827"/>
-            </w:tabs>
-            <w:rPr>
-              <w:rFonts w:eastAsiaTheme="minorEastAsia"/>
-              <w:noProof/>
-              <w:sz w:val="24"/>
-              <w:szCs w:val="24"/>
-              <w:lang w:val="en-US"/>
-            </w:rPr>
-          </w:pPr>
-          <w:hyperlink w:anchor="_Toc225610625" w:history="1">
-            <w:r>
-              <w:rPr>
-                <w:rStyle w:val="Hyperlink"/>
-                <w:noProof/>
-              </w:rPr>
-              <w:t>Nyilatkozat</w:t>
-            </w:r>
-            <w:r>
-              <w:rPr>
-                <w:noProof/>
-                <w:webHidden/>
-              </w:rPr>
-              <w:tab/>
-            </w:r>
-            <w:r>
-              <w:rPr>
-                <w:noProof/>
-                <w:webHidden/>
-              </w:rPr>
-              <w:fldChar w:fldCharType="begin"/>
-            </w:r>
-            <w:r>
-              <w:rPr>
-                <w:noProof/>
-                <w:webHidden/>
-              </w:rPr>
-              <w:instrText xml:space="preserve"> PAGEREF _Toc225610625 \h </w:instrText>
-            </w:r>
-            <w:r>
-              <w:rPr>
-                <w:noProof/>
-                <w:webHidden/>
-              </w:rPr>
-            </w:r>
-            <w:r>
-              <w:rPr>
-                <w:noProof/>
-                <w:webHidden/>
-              </w:rPr>
-              <w:fldChar w:fldCharType="separate"/>
-            </w:r>
-            <w:r>
-              <w:rPr>
-                <w:noProof/>
-                <w:webHidden/>
-              </w:rPr>
-              <w:t>29</w:t>
-            </w:r>
-            <w:r>
-              <w:rPr>
-                <w:noProof/>
-                <w:webHidden/>
-              </w:rPr>
-              <w:fldChar w:fldCharType="end"/>
-            </w:r>
-          </w:hyperlink>
-        </w:p>
-        <w:p>
-          <w:pPr>
-            <w:pStyle w:val="TOC1"/>
-            <w:tabs>
-              <w:tab w:val="right" w:leader="dot" w:pos="8827"/>
-            </w:tabs>
-            <w:rPr>
-              <w:rFonts w:eastAsiaTheme="minorEastAsia"/>
-              <w:noProof/>
-              <w:sz w:val="24"/>
-              <w:szCs w:val="24"/>
-              <w:lang w:val="en-US"/>
-            </w:rPr>
-          </w:pPr>
-          <w:hyperlink w:anchor="_Toc225610626" w:history="1">
-            <w:r>
-              <w:rPr>
-                <w:rStyle w:val="Hyperlink"/>
-                <w:noProof/>
-              </w:rPr>
-              <w:t>Mellékletek</w:t>
-            </w:r>
-            <w:r>
-              <w:rPr>
-                <w:noProof/>
-                <w:webHidden/>
-              </w:rPr>
-              <w:tab/>
-            </w:r>
-            <w:r>
-              <w:rPr>
-                <w:noProof/>
-                <w:webHidden/>
-              </w:rPr>
-              <w:fldChar w:fldCharType="begin"/>
-            </w:r>
-            <w:r>
-              <w:rPr>
-                <w:noProof/>
-                <w:webHidden/>
-              </w:rPr>
-              <w:instrText xml:space="preserve"> PAGEREF _Toc225610626 \h </w:instrText>
-            </w:r>
-            <w:r>
-              <w:rPr>
-                <w:noProof/>
-                <w:webHidden/>
-              </w:rPr>
-            </w:r>
-            <w:r>
-              <w:rPr>
-                <w:noProof/>
-                <w:webHidden/>
-              </w:rPr>
-              <w:fldChar w:fldCharType="separate"/>
-            </w:r>
-            <w:r>
-              <w:rPr>
-                <w:noProof/>
-                <w:webHidden/>
-              </w:rPr>
-              <w:t>30</w:t>
+              <w:t>26</w:t>
             </w:r>
             <w:r>
               <w:rPr>
@@ -2900,13 +2774,13 @@
               <w:lang w:val="en-US"/>
             </w:rPr>
           </w:pPr>
-          <w:hyperlink w:anchor="_Toc225610627" w:history="1">
+          <w:hyperlink w:anchor="_Toc226539671" w:history="1">
             <w:r>
               <w:rPr>
                 <w:rStyle w:val="Hyperlink"/>
                 <w:noProof/>
               </w:rPr>
-              <w:t>3.5.</w:t>
+              <w:t>4.1.</w:t>
             </w:r>
             <w:r>
               <w:rPr>
@@ -2923,7 +2797,7 @@
                 <w:rStyle w:val="Hyperlink"/>
                 <w:noProof/>
               </w:rPr>
-              <w:t>Adatbázis relációk</w:t>
+              <w:t>Probléma</w:t>
             </w:r>
             <w:r>
               <w:rPr>
@@ -2944,7 +2818,7 @@
                 <w:noProof/>
                 <w:webHidden/>
               </w:rPr>
-              <w:instrText xml:space="preserve"> PAGEREF _Toc225610627 \h </w:instrText>
+              <w:instrText xml:space="preserve"> PAGEREF _Toc226539671 \h </w:instrText>
             </w:r>
             <w:r>
               <w:rPr>
@@ -2964,7 +2838,7 @@
                 <w:noProof/>
                 <w:webHidden/>
               </w:rPr>
-              <w:t>30</w:t>
+              <w:t>26</w:t>
             </w:r>
             <w:r>
               <w:rPr>
@@ -2990,13 +2864,13 @@
               <w:lang w:val="en-US"/>
             </w:rPr>
           </w:pPr>
-          <w:hyperlink w:anchor="_Toc225610628" w:history="1">
+          <w:hyperlink w:anchor="_Toc226539672" w:history="1">
             <w:r>
               <w:rPr>
                 <w:rStyle w:val="Hyperlink"/>
                 <w:noProof/>
               </w:rPr>
-              <w:t>3.6.</w:t>
+              <w:t>4.2.</w:t>
             </w:r>
             <w:r>
               <w:rPr>
@@ -3013,6 +2887,1032 @@
                 <w:rStyle w:val="Hyperlink"/>
                 <w:noProof/>
               </w:rPr>
+              <w:t>Kezdeti Prototípusok</w:t>
+            </w:r>
+            <w:r>
+              <w:rPr>
+                <w:noProof/>
+                <w:webHidden/>
+              </w:rPr>
+              <w:tab/>
+            </w:r>
+            <w:r>
+              <w:rPr>
+                <w:noProof/>
+                <w:webHidden/>
+              </w:rPr>
+              <w:fldChar w:fldCharType="begin"/>
+            </w:r>
+            <w:r>
+              <w:rPr>
+                <w:noProof/>
+                <w:webHidden/>
+              </w:rPr>
+              <w:instrText xml:space="preserve"> PAGEREF _Toc226539672 \h </w:instrText>
+            </w:r>
+            <w:r>
+              <w:rPr>
+                <w:noProof/>
+                <w:webHidden/>
+              </w:rPr>
+            </w:r>
+            <w:r>
+              <w:rPr>
+                <w:noProof/>
+                <w:webHidden/>
+              </w:rPr>
+              <w:fldChar w:fldCharType="separate"/>
+            </w:r>
+            <w:r>
+              <w:rPr>
+                <w:noProof/>
+                <w:webHidden/>
+              </w:rPr>
+              <w:t>26</w:t>
+            </w:r>
+            <w:r>
+              <w:rPr>
+                <w:noProof/>
+                <w:webHidden/>
+              </w:rPr>
+              <w:fldChar w:fldCharType="end"/>
+            </w:r>
+          </w:hyperlink>
+        </w:p>
+        <w:p>
+          <w:pPr>
+            <w:pStyle w:val="TOC2"/>
+            <w:tabs>
+              <w:tab w:val="left" w:pos="960"/>
+              <w:tab w:val="right" w:leader="dot" w:pos="8827"/>
+            </w:tabs>
+            <w:rPr>
+              <w:rFonts w:eastAsiaTheme="minorEastAsia"/>
+              <w:noProof/>
+              <w:sz w:val="24"/>
+              <w:szCs w:val="24"/>
+              <w:lang w:val="en-US"/>
+            </w:rPr>
+          </w:pPr>
+          <w:hyperlink w:anchor="_Toc226539673" w:history="1">
+            <w:r>
+              <w:rPr>
+                <w:rStyle w:val="Hyperlink"/>
+                <w:noProof/>
+              </w:rPr>
+              <w:t>4.3.</w:t>
+            </w:r>
+            <w:r>
+              <w:rPr>
+                <w:rFonts w:eastAsiaTheme="minorEastAsia"/>
+                <w:noProof/>
+                <w:sz w:val="24"/>
+                <w:szCs w:val="24"/>
+                <w:lang w:val="en-US"/>
+              </w:rPr>
+              <w:tab/>
+            </w:r>
+            <w:r>
+              <w:rPr>
+                <w:rStyle w:val="Hyperlink"/>
+                <w:noProof/>
+              </w:rPr>
+              <w:t>gpt-image-1</w:t>
+            </w:r>
+            <w:r>
+              <w:rPr>
+                <w:noProof/>
+                <w:webHidden/>
+              </w:rPr>
+              <w:tab/>
+            </w:r>
+            <w:r>
+              <w:rPr>
+                <w:noProof/>
+                <w:webHidden/>
+              </w:rPr>
+              <w:fldChar w:fldCharType="begin"/>
+            </w:r>
+            <w:r>
+              <w:rPr>
+                <w:noProof/>
+                <w:webHidden/>
+              </w:rPr>
+              <w:instrText xml:space="preserve"> PAGEREF _Toc226539673 \h </w:instrText>
+            </w:r>
+            <w:r>
+              <w:rPr>
+                <w:noProof/>
+                <w:webHidden/>
+              </w:rPr>
+            </w:r>
+            <w:r>
+              <w:rPr>
+                <w:noProof/>
+                <w:webHidden/>
+              </w:rPr>
+              <w:fldChar w:fldCharType="separate"/>
+            </w:r>
+            <w:r>
+              <w:rPr>
+                <w:noProof/>
+                <w:webHidden/>
+              </w:rPr>
+              <w:t>27</w:t>
+            </w:r>
+            <w:r>
+              <w:rPr>
+                <w:noProof/>
+                <w:webHidden/>
+              </w:rPr>
+              <w:fldChar w:fldCharType="end"/>
+            </w:r>
+          </w:hyperlink>
+        </w:p>
+        <w:p>
+          <w:pPr>
+            <w:pStyle w:val="TOC2"/>
+            <w:tabs>
+              <w:tab w:val="left" w:pos="960"/>
+              <w:tab w:val="right" w:leader="dot" w:pos="8827"/>
+            </w:tabs>
+            <w:rPr>
+              <w:rFonts w:eastAsiaTheme="minorEastAsia"/>
+              <w:noProof/>
+              <w:sz w:val="24"/>
+              <w:szCs w:val="24"/>
+              <w:lang w:val="en-US"/>
+            </w:rPr>
+          </w:pPr>
+          <w:hyperlink w:anchor="_Toc226539674" w:history="1">
+            <w:r>
+              <w:rPr>
+                <w:rStyle w:val="Hyperlink"/>
+                <w:noProof/>
+              </w:rPr>
+              <w:t>4.4.</w:t>
+            </w:r>
+            <w:r>
+              <w:rPr>
+                <w:rFonts w:eastAsiaTheme="minorEastAsia"/>
+                <w:noProof/>
+                <w:sz w:val="24"/>
+                <w:szCs w:val="24"/>
+                <w:lang w:val="en-US"/>
+              </w:rPr>
+              <w:tab/>
+            </w:r>
+            <w:r>
+              <w:rPr>
+                <w:rStyle w:val="Hyperlink"/>
+                <w:noProof/>
+              </w:rPr>
+              <w:t>Pálya és Sprite kapcsolat</w:t>
+            </w:r>
+            <w:r>
+              <w:rPr>
+                <w:noProof/>
+                <w:webHidden/>
+              </w:rPr>
+              <w:tab/>
+            </w:r>
+            <w:r>
+              <w:rPr>
+                <w:noProof/>
+                <w:webHidden/>
+              </w:rPr>
+              <w:fldChar w:fldCharType="begin"/>
+            </w:r>
+            <w:r>
+              <w:rPr>
+                <w:noProof/>
+                <w:webHidden/>
+              </w:rPr>
+              <w:instrText xml:space="preserve"> PAGEREF _Toc226539674 \h </w:instrText>
+            </w:r>
+            <w:r>
+              <w:rPr>
+                <w:noProof/>
+                <w:webHidden/>
+              </w:rPr>
+            </w:r>
+            <w:r>
+              <w:rPr>
+                <w:noProof/>
+                <w:webHidden/>
+              </w:rPr>
+              <w:fldChar w:fldCharType="separate"/>
+            </w:r>
+            <w:r>
+              <w:rPr>
+                <w:noProof/>
+                <w:webHidden/>
+              </w:rPr>
+              <w:t>27</w:t>
+            </w:r>
+            <w:r>
+              <w:rPr>
+                <w:noProof/>
+                <w:webHidden/>
+              </w:rPr>
+              <w:fldChar w:fldCharType="end"/>
+            </w:r>
+          </w:hyperlink>
+        </w:p>
+        <w:p>
+          <w:pPr>
+            <w:pStyle w:val="TOC2"/>
+            <w:tabs>
+              <w:tab w:val="left" w:pos="960"/>
+              <w:tab w:val="right" w:leader="dot" w:pos="8827"/>
+            </w:tabs>
+            <w:rPr>
+              <w:rFonts w:eastAsiaTheme="minorEastAsia"/>
+              <w:noProof/>
+              <w:sz w:val="24"/>
+              <w:szCs w:val="24"/>
+              <w:lang w:val="en-US"/>
+            </w:rPr>
+          </w:pPr>
+          <w:hyperlink w:anchor="_Toc226539675" w:history="1">
+            <w:r>
+              <w:rPr>
+                <w:rStyle w:val="Hyperlink"/>
+                <w:noProof/>
+              </w:rPr>
+              <w:t>4.5.</w:t>
+            </w:r>
+            <w:r>
+              <w:rPr>
+                <w:rFonts w:eastAsiaTheme="minorEastAsia"/>
+                <w:noProof/>
+                <w:sz w:val="24"/>
+                <w:szCs w:val="24"/>
+                <w:lang w:val="en-US"/>
+              </w:rPr>
+              <w:tab/>
+            </w:r>
+            <w:r>
+              <w:rPr>
+                <w:rStyle w:val="Hyperlink"/>
+                <w:noProof/>
+              </w:rPr>
+              <w:t>Statikus és dinamikus sprite elemek</w:t>
+            </w:r>
+            <w:r>
+              <w:rPr>
+                <w:noProof/>
+                <w:webHidden/>
+              </w:rPr>
+              <w:tab/>
+            </w:r>
+            <w:r>
+              <w:rPr>
+                <w:noProof/>
+                <w:webHidden/>
+              </w:rPr>
+              <w:fldChar w:fldCharType="begin"/>
+            </w:r>
+            <w:r>
+              <w:rPr>
+                <w:noProof/>
+                <w:webHidden/>
+              </w:rPr>
+              <w:instrText xml:space="preserve"> PAGEREF _Toc226539675 \h </w:instrText>
+            </w:r>
+            <w:r>
+              <w:rPr>
+                <w:noProof/>
+                <w:webHidden/>
+              </w:rPr>
+            </w:r>
+            <w:r>
+              <w:rPr>
+                <w:noProof/>
+                <w:webHidden/>
+              </w:rPr>
+              <w:fldChar w:fldCharType="separate"/>
+            </w:r>
+            <w:r>
+              <w:rPr>
+                <w:noProof/>
+                <w:webHidden/>
+              </w:rPr>
+              <w:t>27</w:t>
+            </w:r>
+            <w:r>
+              <w:rPr>
+                <w:noProof/>
+                <w:webHidden/>
+              </w:rPr>
+              <w:fldChar w:fldCharType="end"/>
+            </w:r>
+          </w:hyperlink>
+        </w:p>
+        <w:p>
+          <w:pPr>
+            <w:pStyle w:val="TOC2"/>
+            <w:tabs>
+              <w:tab w:val="left" w:pos="960"/>
+              <w:tab w:val="right" w:leader="dot" w:pos="8827"/>
+            </w:tabs>
+            <w:rPr>
+              <w:rFonts w:eastAsiaTheme="minorEastAsia"/>
+              <w:noProof/>
+              <w:sz w:val="24"/>
+              <w:szCs w:val="24"/>
+              <w:lang w:val="en-US"/>
+            </w:rPr>
+          </w:pPr>
+          <w:hyperlink w:anchor="_Toc226539676" w:history="1">
+            <w:r>
+              <w:rPr>
+                <w:rStyle w:val="Hyperlink"/>
+                <w:noProof/>
+              </w:rPr>
+              <w:t>4.6.</w:t>
+            </w:r>
+            <w:r>
+              <w:rPr>
+                <w:rFonts w:eastAsiaTheme="minorEastAsia"/>
+                <w:noProof/>
+                <w:sz w:val="24"/>
+                <w:szCs w:val="24"/>
+                <w:lang w:val="en-US"/>
+              </w:rPr>
+              <w:tab/>
+            </w:r>
+            <w:r>
+              <w:rPr>
+                <w:rStyle w:val="Hyperlink"/>
+                <w:noProof/>
+              </w:rPr>
+              <w:t>Technikai megvalósítás</w:t>
+            </w:r>
+            <w:r>
+              <w:rPr>
+                <w:noProof/>
+                <w:webHidden/>
+              </w:rPr>
+              <w:tab/>
+            </w:r>
+            <w:r>
+              <w:rPr>
+                <w:noProof/>
+                <w:webHidden/>
+              </w:rPr>
+              <w:fldChar w:fldCharType="begin"/>
+            </w:r>
+            <w:r>
+              <w:rPr>
+                <w:noProof/>
+                <w:webHidden/>
+              </w:rPr>
+              <w:instrText xml:space="preserve"> PAGEREF _Toc226539676 \h </w:instrText>
+            </w:r>
+            <w:r>
+              <w:rPr>
+                <w:noProof/>
+                <w:webHidden/>
+              </w:rPr>
+            </w:r>
+            <w:r>
+              <w:rPr>
+                <w:noProof/>
+                <w:webHidden/>
+              </w:rPr>
+              <w:fldChar w:fldCharType="separate"/>
+            </w:r>
+            <w:r>
+              <w:rPr>
+                <w:noProof/>
+                <w:webHidden/>
+              </w:rPr>
+              <w:t>28</w:t>
+            </w:r>
+            <w:r>
+              <w:rPr>
+                <w:noProof/>
+                <w:webHidden/>
+              </w:rPr>
+              <w:fldChar w:fldCharType="end"/>
+            </w:r>
+          </w:hyperlink>
+        </w:p>
+        <w:p>
+          <w:pPr>
+            <w:pStyle w:val="TOC2"/>
+            <w:tabs>
+              <w:tab w:val="left" w:pos="960"/>
+              <w:tab w:val="right" w:leader="dot" w:pos="8827"/>
+            </w:tabs>
+            <w:rPr>
+              <w:rFonts w:eastAsiaTheme="minorEastAsia"/>
+              <w:noProof/>
+              <w:sz w:val="24"/>
+              <w:szCs w:val="24"/>
+              <w:lang w:val="en-US"/>
+            </w:rPr>
+          </w:pPr>
+          <w:hyperlink w:anchor="_Toc226539677" w:history="1">
+            <w:r>
+              <w:rPr>
+                <w:rStyle w:val="Hyperlink"/>
+                <w:noProof/>
+              </w:rPr>
+              <w:t>4.7.</w:t>
+            </w:r>
+            <w:r>
+              <w:rPr>
+                <w:rFonts w:eastAsiaTheme="minorEastAsia"/>
+                <w:noProof/>
+                <w:sz w:val="24"/>
+                <w:szCs w:val="24"/>
+                <w:lang w:val="en-US"/>
+              </w:rPr>
+              <w:tab/>
+            </w:r>
+            <w:r>
+              <w:rPr>
+                <w:rStyle w:val="Hyperlink"/>
+                <w:noProof/>
+              </w:rPr>
+              <w:t>Exit</w:t>
+            </w:r>
+            <w:r>
+              <w:rPr>
+                <w:noProof/>
+                <w:webHidden/>
+              </w:rPr>
+              <w:tab/>
+            </w:r>
+            <w:r>
+              <w:rPr>
+                <w:noProof/>
+                <w:webHidden/>
+              </w:rPr>
+              <w:fldChar w:fldCharType="begin"/>
+            </w:r>
+            <w:r>
+              <w:rPr>
+                <w:noProof/>
+                <w:webHidden/>
+              </w:rPr>
+              <w:instrText xml:space="preserve"> PAGEREF _Toc226539677 \h </w:instrText>
+            </w:r>
+            <w:r>
+              <w:rPr>
+                <w:noProof/>
+                <w:webHidden/>
+              </w:rPr>
+            </w:r>
+            <w:r>
+              <w:rPr>
+                <w:noProof/>
+                <w:webHidden/>
+              </w:rPr>
+              <w:fldChar w:fldCharType="separate"/>
+            </w:r>
+            <w:r>
+              <w:rPr>
+                <w:noProof/>
+                <w:webHidden/>
+              </w:rPr>
+              <w:t>28</w:t>
+            </w:r>
+            <w:r>
+              <w:rPr>
+                <w:noProof/>
+                <w:webHidden/>
+              </w:rPr>
+              <w:fldChar w:fldCharType="end"/>
+            </w:r>
+          </w:hyperlink>
+        </w:p>
+        <w:p>
+          <w:pPr>
+            <w:pStyle w:val="TOC2"/>
+            <w:tabs>
+              <w:tab w:val="left" w:pos="960"/>
+              <w:tab w:val="right" w:leader="dot" w:pos="8827"/>
+            </w:tabs>
+            <w:rPr>
+              <w:rFonts w:eastAsiaTheme="minorEastAsia"/>
+              <w:noProof/>
+              <w:sz w:val="24"/>
+              <w:szCs w:val="24"/>
+              <w:lang w:val="en-US"/>
+            </w:rPr>
+          </w:pPr>
+          <w:hyperlink w:anchor="_Toc226539678" w:history="1">
+            <w:r>
+              <w:rPr>
+                <w:rStyle w:val="Hyperlink"/>
+                <w:noProof/>
+              </w:rPr>
+              <w:t>4.8.</w:t>
+            </w:r>
+            <w:r>
+              <w:rPr>
+                <w:rFonts w:eastAsiaTheme="minorEastAsia"/>
+                <w:noProof/>
+                <w:sz w:val="24"/>
+                <w:szCs w:val="24"/>
+                <w:lang w:val="en-US"/>
+              </w:rPr>
+              <w:tab/>
+            </w:r>
+            <w:r>
+              <w:rPr>
+                <w:rStyle w:val="Hyperlink"/>
+                <w:noProof/>
+              </w:rPr>
+              <w:t>Méretezés – sprite UI megjelenítése</w:t>
+            </w:r>
+            <w:r>
+              <w:rPr>
+                <w:noProof/>
+                <w:webHidden/>
+              </w:rPr>
+              <w:tab/>
+            </w:r>
+            <w:r>
+              <w:rPr>
+                <w:noProof/>
+                <w:webHidden/>
+              </w:rPr>
+              <w:fldChar w:fldCharType="begin"/>
+            </w:r>
+            <w:r>
+              <w:rPr>
+                <w:noProof/>
+                <w:webHidden/>
+              </w:rPr>
+              <w:instrText xml:space="preserve"> PAGEREF _Toc226539678 \h </w:instrText>
+            </w:r>
+            <w:r>
+              <w:rPr>
+                <w:noProof/>
+                <w:webHidden/>
+              </w:rPr>
+            </w:r>
+            <w:r>
+              <w:rPr>
+                <w:noProof/>
+                <w:webHidden/>
+              </w:rPr>
+              <w:fldChar w:fldCharType="separate"/>
+            </w:r>
+            <w:r>
+              <w:rPr>
+                <w:noProof/>
+                <w:webHidden/>
+              </w:rPr>
+              <w:t>28</w:t>
+            </w:r>
+            <w:r>
+              <w:rPr>
+                <w:noProof/>
+                <w:webHidden/>
+              </w:rPr>
+              <w:fldChar w:fldCharType="end"/>
+            </w:r>
+          </w:hyperlink>
+        </w:p>
+        <w:p>
+          <w:pPr>
+            <w:pStyle w:val="TOC2"/>
+            <w:tabs>
+              <w:tab w:val="left" w:pos="960"/>
+              <w:tab w:val="right" w:leader="dot" w:pos="8827"/>
+            </w:tabs>
+            <w:rPr>
+              <w:rFonts w:eastAsiaTheme="minorEastAsia"/>
+              <w:noProof/>
+              <w:sz w:val="24"/>
+              <w:szCs w:val="24"/>
+              <w:lang w:val="en-US"/>
+            </w:rPr>
+          </w:pPr>
+          <w:hyperlink w:anchor="_Toc226539679" w:history="1">
+            <w:r>
+              <w:rPr>
+                <w:rStyle w:val="Hyperlink"/>
+                <w:noProof/>
+              </w:rPr>
+              <w:t>4.9.</w:t>
+            </w:r>
+            <w:r>
+              <w:rPr>
+                <w:rFonts w:eastAsiaTheme="minorEastAsia"/>
+                <w:noProof/>
+                <w:sz w:val="24"/>
+                <w:szCs w:val="24"/>
+                <w:lang w:val="en-US"/>
+              </w:rPr>
+              <w:tab/>
+            </w:r>
+            <w:r>
+              <w:rPr>
+                <w:rStyle w:val="Hyperlink"/>
+                <w:noProof/>
+              </w:rPr>
+              <w:t>Perspektív megjelenítés</w:t>
+            </w:r>
+            <w:r>
+              <w:rPr>
+                <w:noProof/>
+                <w:webHidden/>
+              </w:rPr>
+              <w:tab/>
+            </w:r>
+            <w:r>
+              <w:rPr>
+                <w:noProof/>
+                <w:webHidden/>
+              </w:rPr>
+              <w:fldChar w:fldCharType="begin"/>
+            </w:r>
+            <w:r>
+              <w:rPr>
+                <w:noProof/>
+                <w:webHidden/>
+              </w:rPr>
+              <w:instrText xml:space="preserve"> PAGEREF _Toc226539679 \h </w:instrText>
+            </w:r>
+            <w:r>
+              <w:rPr>
+                <w:noProof/>
+                <w:webHidden/>
+              </w:rPr>
+            </w:r>
+            <w:r>
+              <w:rPr>
+                <w:noProof/>
+                <w:webHidden/>
+              </w:rPr>
+              <w:fldChar w:fldCharType="separate"/>
+            </w:r>
+            <w:r>
+              <w:rPr>
+                <w:noProof/>
+                <w:webHidden/>
+              </w:rPr>
+              <w:t>29</w:t>
+            </w:r>
+            <w:r>
+              <w:rPr>
+                <w:noProof/>
+                <w:webHidden/>
+              </w:rPr>
+              <w:fldChar w:fldCharType="end"/>
+            </w:r>
+          </w:hyperlink>
+        </w:p>
+        <w:p>
+          <w:pPr>
+            <w:pStyle w:val="TOC1"/>
+            <w:tabs>
+              <w:tab w:val="right" w:leader="dot" w:pos="8827"/>
+            </w:tabs>
+            <w:rPr>
+              <w:rFonts w:eastAsiaTheme="minorEastAsia"/>
+              <w:noProof/>
+              <w:sz w:val="24"/>
+              <w:szCs w:val="24"/>
+              <w:lang w:val="en-US"/>
+            </w:rPr>
+          </w:pPr>
+          <w:hyperlink w:anchor="_Toc226539680" w:history="1">
+            <w:r>
+              <w:rPr>
+                <w:rStyle w:val="Hyperlink"/>
+                <w:noProof/>
+              </w:rPr>
+              <w:t>Irodalomjegyzék</w:t>
+            </w:r>
+            <w:r>
+              <w:rPr>
+                <w:noProof/>
+                <w:webHidden/>
+              </w:rPr>
+              <w:tab/>
+            </w:r>
+            <w:r>
+              <w:rPr>
+                <w:noProof/>
+                <w:webHidden/>
+              </w:rPr>
+              <w:fldChar w:fldCharType="begin"/>
+            </w:r>
+            <w:r>
+              <w:rPr>
+                <w:noProof/>
+                <w:webHidden/>
+              </w:rPr>
+              <w:instrText xml:space="preserve"> PAGEREF _Toc226539680 \h </w:instrText>
+            </w:r>
+            <w:r>
+              <w:rPr>
+                <w:noProof/>
+                <w:webHidden/>
+              </w:rPr>
+            </w:r>
+            <w:r>
+              <w:rPr>
+                <w:noProof/>
+                <w:webHidden/>
+              </w:rPr>
+              <w:fldChar w:fldCharType="separate"/>
+            </w:r>
+            <w:r>
+              <w:rPr>
+                <w:noProof/>
+                <w:webHidden/>
+              </w:rPr>
+              <w:t>31</w:t>
+            </w:r>
+            <w:r>
+              <w:rPr>
+                <w:noProof/>
+                <w:webHidden/>
+              </w:rPr>
+              <w:fldChar w:fldCharType="end"/>
+            </w:r>
+          </w:hyperlink>
+        </w:p>
+        <w:p>
+          <w:pPr>
+            <w:pStyle w:val="TOC1"/>
+            <w:tabs>
+              <w:tab w:val="right" w:leader="dot" w:pos="8827"/>
+            </w:tabs>
+            <w:rPr>
+              <w:rFonts w:eastAsiaTheme="minorEastAsia"/>
+              <w:noProof/>
+              <w:sz w:val="24"/>
+              <w:szCs w:val="24"/>
+              <w:lang w:val="en-US"/>
+            </w:rPr>
+          </w:pPr>
+          <w:hyperlink w:anchor="_Toc226539681" w:history="1">
+            <w:r>
+              <w:rPr>
+                <w:rStyle w:val="Hyperlink"/>
+                <w:noProof/>
+              </w:rPr>
+              <w:t>Nyilatkozat</w:t>
+            </w:r>
+            <w:r>
+              <w:rPr>
+                <w:noProof/>
+                <w:webHidden/>
+              </w:rPr>
+              <w:tab/>
+            </w:r>
+            <w:r>
+              <w:rPr>
+                <w:noProof/>
+                <w:webHidden/>
+              </w:rPr>
+              <w:fldChar w:fldCharType="begin"/>
+            </w:r>
+            <w:r>
+              <w:rPr>
+                <w:noProof/>
+                <w:webHidden/>
+              </w:rPr>
+              <w:instrText xml:space="preserve"> PAGEREF _Toc226539681 \h </w:instrText>
+            </w:r>
+            <w:r>
+              <w:rPr>
+                <w:noProof/>
+                <w:webHidden/>
+              </w:rPr>
+            </w:r>
+            <w:r>
+              <w:rPr>
+                <w:noProof/>
+                <w:webHidden/>
+              </w:rPr>
+              <w:fldChar w:fldCharType="separate"/>
+            </w:r>
+            <w:r>
+              <w:rPr>
+                <w:noProof/>
+                <w:webHidden/>
+              </w:rPr>
+              <w:t>33</w:t>
+            </w:r>
+            <w:r>
+              <w:rPr>
+                <w:noProof/>
+                <w:webHidden/>
+              </w:rPr>
+              <w:fldChar w:fldCharType="end"/>
+            </w:r>
+          </w:hyperlink>
+        </w:p>
+        <w:p>
+          <w:pPr>
+            <w:pStyle w:val="TOC1"/>
+            <w:tabs>
+              <w:tab w:val="right" w:leader="dot" w:pos="8827"/>
+            </w:tabs>
+            <w:rPr>
+              <w:rFonts w:eastAsiaTheme="minorEastAsia"/>
+              <w:noProof/>
+              <w:sz w:val="24"/>
+              <w:szCs w:val="24"/>
+              <w:lang w:val="en-US"/>
+            </w:rPr>
+          </w:pPr>
+          <w:hyperlink w:anchor="_Toc226539682" w:history="1">
+            <w:r>
+              <w:rPr>
+                <w:rStyle w:val="Hyperlink"/>
+                <w:noProof/>
+              </w:rPr>
+              <w:t>Mellékletek</w:t>
+            </w:r>
+            <w:r>
+              <w:rPr>
+                <w:noProof/>
+                <w:webHidden/>
+              </w:rPr>
+              <w:tab/>
+            </w:r>
+            <w:r>
+              <w:rPr>
+                <w:noProof/>
+                <w:webHidden/>
+              </w:rPr>
+              <w:fldChar w:fldCharType="begin"/>
+            </w:r>
+            <w:r>
+              <w:rPr>
+                <w:noProof/>
+                <w:webHidden/>
+              </w:rPr>
+              <w:instrText xml:space="preserve"> PAGEREF _Toc226539682 \h </w:instrText>
+            </w:r>
+            <w:r>
+              <w:rPr>
+                <w:noProof/>
+                <w:webHidden/>
+              </w:rPr>
+            </w:r>
+            <w:r>
+              <w:rPr>
+                <w:noProof/>
+                <w:webHidden/>
+              </w:rPr>
+              <w:fldChar w:fldCharType="separate"/>
+            </w:r>
+            <w:r>
+              <w:rPr>
+                <w:noProof/>
+                <w:webHidden/>
+              </w:rPr>
+              <w:t>34</w:t>
+            </w:r>
+            <w:r>
+              <w:rPr>
+                <w:noProof/>
+                <w:webHidden/>
+              </w:rPr>
+              <w:fldChar w:fldCharType="end"/>
+            </w:r>
+          </w:hyperlink>
+        </w:p>
+        <w:p>
+          <w:pPr>
+            <w:pStyle w:val="TOC2"/>
+            <w:tabs>
+              <w:tab w:val="left" w:pos="960"/>
+              <w:tab w:val="right" w:leader="dot" w:pos="8827"/>
+            </w:tabs>
+            <w:rPr>
+              <w:rFonts w:eastAsiaTheme="minorEastAsia"/>
+              <w:noProof/>
+              <w:sz w:val="24"/>
+              <w:szCs w:val="24"/>
+              <w:lang w:val="en-US"/>
+            </w:rPr>
+          </w:pPr>
+          <w:hyperlink w:anchor="_Toc226539683" w:history="1">
+            <w:r>
+              <w:rPr>
+                <w:rStyle w:val="Hyperlink"/>
+                <w:noProof/>
+              </w:rPr>
+              <w:t>4.10.</w:t>
+            </w:r>
+            <w:r>
+              <w:rPr>
+                <w:rFonts w:eastAsiaTheme="minorEastAsia"/>
+                <w:noProof/>
+                <w:sz w:val="24"/>
+                <w:szCs w:val="24"/>
+                <w:lang w:val="en-US"/>
+              </w:rPr>
+              <w:tab/>
+            </w:r>
+            <w:r>
+              <w:rPr>
+                <w:rStyle w:val="Hyperlink"/>
+                <w:noProof/>
+              </w:rPr>
+              <w:t>Adatbázis relációk</w:t>
+            </w:r>
+            <w:r>
+              <w:rPr>
+                <w:noProof/>
+                <w:webHidden/>
+              </w:rPr>
+              <w:tab/>
+            </w:r>
+            <w:r>
+              <w:rPr>
+                <w:noProof/>
+                <w:webHidden/>
+              </w:rPr>
+              <w:fldChar w:fldCharType="begin"/>
+            </w:r>
+            <w:r>
+              <w:rPr>
+                <w:noProof/>
+                <w:webHidden/>
+              </w:rPr>
+              <w:instrText xml:space="preserve"> PAGEREF _Toc226539683 \h </w:instrText>
+            </w:r>
+            <w:r>
+              <w:rPr>
+                <w:noProof/>
+                <w:webHidden/>
+              </w:rPr>
+            </w:r>
+            <w:r>
+              <w:rPr>
+                <w:noProof/>
+                <w:webHidden/>
+              </w:rPr>
+              <w:fldChar w:fldCharType="separate"/>
+            </w:r>
+            <w:r>
+              <w:rPr>
+                <w:noProof/>
+                <w:webHidden/>
+              </w:rPr>
+              <w:t>34</w:t>
+            </w:r>
+            <w:r>
+              <w:rPr>
+                <w:noProof/>
+                <w:webHidden/>
+              </w:rPr>
+              <w:fldChar w:fldCharType="end"/>
+            </w:r>
+          </w:hyperlink>
+        </w:p>
+        <w:p>
+          <w:pPr>
+            <w:pStyle w:val="TOC2"/>
+            <w:tabs>
+              <w:tab w:val="left" w:pos="960"/>
+              <w:tab w:val="right" w:leader="dot" w:pos="8827"/>
+            </w:tabs>
+            <w:rPr>
+              <w:rFonts w:eastAsiaTheme="minorEastAsia"/>
+              <w:noProof/>
+              <w:sz w:val="24"/>
+              <w:szCs w:val="24"/>
+              <w:lang w:val="en-US"/>
+            </w:rPr>
+          </w:pPr>
+          <w:hyperlink w:anchor="_Toc226539684" w:history="1">
+            <w:r>
+              <w:rPr>
+                <w:rStyle w:val="Hyperlink"/>
+                <w:noProof/>
+              </w:rPr>
+              <w:t>4.11.</w:t>
+            </w:r>
+            <w:r>
+              <w:rPr>
+                <w:rFonts w:eastAsiaTheme="minorEastAsia"/>
+                <w:noProof/>
+                <w:sz w:val="24"/>
+                <w:szCs w:val="24"/>
+                <w:lang w:val="en-US"/>
+              </w:rPr>
+              <w:tab/>
+            </w:r>
+            <w:r>
+              <w:rPr>
+                <w:rStyle w:val="Hyperlink"/>
+                <w:noProof/>
+              </w:rPr>
               <w:t>Gráf alapú pálya struktúra definiálása</w:t>
             </w:r>
             <w:r>
@@ -3034,7 +3934,7 @@
                 <w:noProof/>
                 <w:webHidden/>
               </w:rPr>
-              <w:instrText xml:space="preserve"> PAGEREF _Toc225610628 \h </w:instrText>
+              <w:instrText xml:space="preserve"> PAGEREF _Toc226539684 \h </w:instrText>
             </w:r>
             <w:r>
               <w:rPr>
@@ -3054,7 +3954,7 @@
                 <w:noProof/>
                 <w:webHidden/>
               </w:rPr>
-              <w:t>31</w:t>
+              <w:t>35</w:t>
             </w:r>
             <w:r>
               <w:rPr>
@@ -3106,51 +4006,46 @@
           <w:sz w:val="24"/>
           <w:szCs w:val="24"/>
         </w:rPr>
-        <w:t>Pálya generálása</w:t>
-      </w:r>
-    </w:p>
-    <w:p>
-      <w:pPr>
-        <w:spacing w:line="360" w:lineRule="auto"/>
-        <w:ind w:firstLine="720"/>
-        <w:jc w:val="both"/>
+        <w:t>Költség elemzés</w:t>
+      </w:r>
+      <w:r>
         <w:rPr>
           <w:rFonts w:ascii="Times New Roman" w:hAnsi="Times New Roman" w:cs="Times New Roman"/>
-          <w:strike/>
           <w:color w:val="EE0000"/>
           <w:sz w:val="24"/>
           <w:szCs w:val="24"/>
         </w:rPr>
-      </w:pPr>
-      <w:r>
+        <w:t xml:space="preserve"> – LOW PRIO</w:t>
+      </w:r>
+    </w:p>
+    <w:p>
+      <w:pPr>
+        <w:spacing w:line="360" w:lineRule="auto"/>
+        <w:jc w:val="both"/>
         <w:rPr>
           <w:rFonts w:ascii="Times New Roman" w:hAnsi="Times New Roman" w:cs="Times New Roman"/>
-          <w:strike/>
           <w:color w:val="EE0000"/>
           <w:sz w:val="24"/>
           <w:szCs w:val="24"/>
         </w:rPr>
-        <w:t xml:space="preserve">Generikus </w:t>
-      </w:r>
+      </w:pPr>
       <w:r>
         <w:rPr>
           <w:rFonts w:ascii="Times New Roman" w:hAnsi="Times New Roman" w:cs="Times New Roman"/>
-          <w:strike/>
           <w:color w:val="EE0000"/>
           <w:sz w:val="24"/>
           <w:szCs w:val="24"/>
         </w:rPr>
-        <w:t>játék modellek</w:t>
+        <w:tab/>
+        <w:t>Mérési eredmények - statisztikák</w:t>
       </w:r>
     </w:p>
     <w:p>
       <w:pPr>
         <w:spacing w:line="360" w:lineRule="auto"/>
-        <w:ind w:firstLine="720"/>
         <w:jc w:val="both"/>
         <w:rPr>
           <w:rFonts w:ascii="Times New Roman" w:hAnsi="Times New Roman" w:cs="Times New Roman"/>
-          <w:strike/>
           <w:color w:val="EE0000"/>
           <w:sz w:val="24"/>
           <w:szCs w:val="24"/>
@@ -3159,70 +4054,64 @@
       <w:r>
         <w:rPr>
           <w:rFonts w:ascii="Times New Roman" w:hAnsi="Times New Roman" w:cs="Times New Roman"/>
-          <w:strike/>
           <w:color w:val="EE0000"/>
           <w:sz w:val="24"/>
           <w:szCs w:val="24"/>
         </w:rPr>
-        <w:t xml:space="preserve">Gráf alapú struktúra </w:t>
-      </w:r>
-      <w:proofErr w:type="spellStart"/>
-      <w:r>
+        <w:tab/>
+        <w:t>Milyen költsége van egy pálya generálásának</w:t>
+      </w:r>
+    </w:p>
+    <w:p>
+      <w:pPr>
+        <w:spacing w:line="360" w:lineRule="auto"/>
+        <w:jc w:val="both"/>
         <w:rPr>
           <w:rFonts w:ascii="Times New Roman" w:hAnsi="Times New Roman" w:cs="Times New Roman"/>
-          <w:strike/>
           <w:color w:val="EE0000"/>
           <w:sz w:val="24"/>
           <w:szCs w:val="24"/>
         </w:rPr>
-        <w:t>deffiniálása</w:t>
-      </w:r>
-      <w:proofErr w:type="spellEnd"/>
-    </w:p>
-    <w:p>
-      <w:pPr>
-        <w:spacing w:line="360" w:lineRule="auto"/>
-        <w:ind w:firstLine="720"/>
-        <w:jc w:val="both"/>
+      </w:pPr>
+      <w:r>
         <w:rPr>
           <w:rFonts w:ascii="Times New Roman" w:hAnsi="Times New Roman" w:cs="Times New Roman"/>
-          <w:strike/>
           <w:color w:val="EE0000"/>
           <w:sz w:val="24"/>
           <w:szCs w:val="24"/>
         </w:rPr>
-      </w:pPr>
-      <w:proofErr w:type="spellStart"/>
-      <w:r>
+        <w:tab/>
+        <w:t>Modell alternatívák, saját hardware-en való futtatás</w:t>
+      </w:r>
+    </w:p>
+    <w:p>
+      <w:pPr>
+        <w:spacing w:line="360" w:lineRule="auto"/>
+        <w:jc w:val="both"/>
         <w:rPr>
           <w:rFonts w:ascii="Times New Roman" w:hAnsi="Times New Roman" w:cs="Times New Roman"/>
-          <w:strike/>
           <w:color w:val="EE0000"/>
           <w:sz w:val="24"/>
           <w:szCs w:val="24"/>
         </w:rPr>
-        <w:t>Promtolás</w:t>
-      </w:r>
-      <w:proofErr w:type="spellEnd"/>
+      </w:pPr>
       <w:r>
         <w:rPr>
           <w:rFonts w:ascii="Times New Roman" w:hAnsi="Times New Roman" w:cs="Times New Roman"/>
-          <w:strike/>
           <w:color w:val="EE0000"/>
           <w:sz w:val="24"/>
           <w:szCs w:val="24"/>
         </w:rPr>
-        <w:t>, kipróbált és használt modellek</w:t>
+        <w:t>Frontend és felhasználói felületek</w:t>
       </w:r>
       <w:r>
         <w:rPr>
           <w:rFonts w:ascii="Times New Roman" w:hAnsi="Times New Roman" w:cs="Times New Roman"/>
-          <w:strike/>
           <w:color w:val="EE0000"/>
           <w:sz w:val="24"/>
           <w:szCs w:val="24"/>
         </w:rPr>
-        <w:t>,</w:t>
+        <w:t xml:space="preserve"> - MID</w:t>
       </w:r>
     </w:p>
     <w:p>
@@ -3244,78 +4133,7 @@
           <w:sz w:val="24"/>
           <w:szCs w:val="24"/>
         </w:rPr>
-        <w:lastRenderedPageBreak/>
-        <w:t>Prompt mint fekete mágia</w:t>
-      </w:r>
-    </w:p>
-    <w:p>
-      <w:pPr>
-        <w:spacing w:line="360" w:lineRule="auto"/>
-        <w:jc w:val="both"/>
-        <w:rPr>
-          <w:rFonts w:ascii="Times New Roman" w:hAnsi="Times New Roman" w:cs="Times New Roman"/>
-          <w:strike/>
-          <w:color w:val="EE0000"/>
-          <w:sz w:val="24"/>
-          <w:szCs w:val="24"/>
-        </w:rPr>
-      </w:pPr>
-      <w:r>
-        <w:rPr>
-          <w:rFonts w:ascii="Times New Roman" w:hAnsi="Times New Roman" w:cs="Times New Roman"/>
-          <w:strike/>
-          <w:color w:val="EE0000"/>
-          <w:sz w:val="24"/>
-          <w:szCs w:val="24"/>
-        </w:rPr>
-        <w:tab/>
-        <w:t xml:space="preserve">Milyen folyamatok és miért </w:t>
-      </w:r>
-      <w:proofErr w:type="spellStart"/>
-      <w:r>
-        <w:rPr>
-          <w:rFonts w:ascii="Times New Roman" w:hAnsi="Times New Roman" w:cs="Times New Roman"/>
-          <w:strike/>
-          <w:color w:val="EE0000"/>
-          <w:sz w:val="24"/>
-          <w:szCs w:val="24"/>
-        </w:rPr>
-        <w:t>csatolódtak</w:t>
-      </w:r>
-      <w:proofErr w:type="spellEnd"/>
-      <w:r>
-        <w:rPr>
-          <w:rFonts w:ascii="Times New Roman" w:hAnsi="Times New Roman" w:cs="Times New Roman"/>
-          <w:strike/>
-          <w:color w:val="EE0000"/>
-          <w:sz w:val="24"/>
-          <w:szCs w:val="24"/>
-        </w:rPr>
-        <w:t xml:space="preserve"> rá a pálya generálásra, hint rendszer</w:t>
-      </w:r>
-    </w:p>
-    <w:p>
-      <w:pPr>
-        <w:spacing w:line="360" w:lineRule="auto"/>
-        <w:jc w:val="both"/>
-        <w:rPr>
-          <w:rFonts w:ascii="Times New Roman" w:hAnsi="Times New Roman" w:cs="Times New Roman"/>
-          <w:strike/>
-          <w:color w:val="EE0000"/>
-          <w:sz w:val="24"/>
-          <w:szCs w:val="24"/>
-        </w:rPr>
-      </w:pPr>
-      <w:r>
-        <w:rPr>
-          <w:rFonts w:ascii="Times New Roman" w:hAnsi="Times New Roman" w:cs="Times New Roman"/>
-          <w:strike/>
-          <w:color w:val="EE0000"/>
-          <w:sz w:val="24"/>
-          <w:szCs w:val="24"/>
-        </w:rPr>
-        <w:tab/>
-        <w:t>Milyen modelleket használtam végül</w:t>
+        <w:t>Bejelentkezés/Regisztráció</w:t>
       </w:r>
     </w:p>
     <w:p>
@@ -3337,6 +4155,7 @@
           <w:szCs w:val="24"/>
         </w:rPr>
         <w:tab/>
+        <w:t xml:space="preserve">Pálya generálás – </w:t>
       </w:r>
       <w:proofErr w:type="spellStart"/>
       <w:r>
@@ -3346,7 +4165,7 @@
           <w:sz w:val="24"/>
           <w:szCs w:val="24"/>
         </w:rPr>
-        <w:t>Sprite</w:t>
+        <w:t>Token</w:t>
       </w:r>
       <w:proofErr w:type="spellEnd"/>
       <w:r>
@@ -3356,47 +4175,7 @@
           <w:sz w:val="24"/>
           <w:szCs w:val="24"/>
         </w:rPr>
-        <w:t xml:space="preserve"> </w:t>
-      </w:r>
-      <w:proofErr w:type="spellStart"/>
-      <w:r>
-        <w:rPr>
-          <w:rFonts w:ascii="Times New Roman" w:hAnsi="Times New Roman" w:cs="Times New Roman"/>
-          <w:color w:val="EE0000"/>
-          <w:sz w:val="24"/>
-          <w:szCs w:val="24"/>
-        </w:rPr>
-        <w:t>png</w:t>
-      </w:r>
-      <w:proofErr w:type="spellEnd"/>
-      <w:r>
-        <w:rPr>
-          <w:rFonts w:ascii="Times New Roman" w:hAnsi="Times New Roman" w:cs="Times New Roman"/>
-          <w:color w:val="EE0000"/>
-          <w:sz w:val="24"/>
-          <w:szCs w:val="24"/>
-        </w:rPr>
-        <w:t xml:space="preserve"> </w:t>
-      </w:r>
-      <w:proofErr w:type="gramStart"/>
-      <w:r>
-        <w:rPr>
-          <w:rFonts w:ascii="Times New Roman" w:hAnsi="Times New Roman" w:cs="Times New Roman"/>
-          <w:color w:val="EE0000"/>
-          <w:sz w:val="24"/>
-          <w:szCs w:val="24"/>
-        </w:rPr>
-        <w:t>generálása</w:t>
-      </w:r>
-      <w:proofErr w:type="gramEnd"/>
-      <w:r>
-        <w:rPr>
-          <w:rFonts w:ascii="Times New Roman" w:hAnsi="Times New Roman" w:cs="Times New Roman"/>
-          <w:color w:val="EE0000"/>
-          <w:sz w:val="24"/>
-          <w:szCs w:val="24"/>
-        </w:rPr>
-        <w:t xml:space="preserve"> amit végül a modell megoldott</w:t>
+        <w:t xml:space="preserve"> rendszer</w:t>
       </w:r>
     </w:p>
     <w:p>
@@ -3417,7 +4196,8 @@
           <w:sz w:val="24"/>
           <w:szCs w:val="24"/>
         </w:rPr>
-        <w:t>Költség elemzés</w:t>
+        <w:tab/>
+        <w:t>Pályák böngészése</w:t>
       </w:r>
     </w:p>
     <w:p>
@@ -3439,7 +4219,7 @@
           <w:szCs w:val="24"/>
         </w:rPr>
         <w:tab/>
-        <w:t>Mérési eredmények - statisztikák</w:t>
+        <w:t>Game UI bemutatása</w:t>
       </w:r>
     </w:p>
     <w:p>
@@ -3460,8 +4240,16 @@
           <w:sz w:val="24"/>
           <w:szCs w:val="24"/>
         </w:rPr>
-        <w:tab/>
-        <w:t>Milyen költsége van egy pálya generálásának</w:t>
+        <w:t>Tovább fejlesztési lehetőségek</w:t>
+      </w:r>
+      <w:r>
+        <w:rPr>
+          <w:rFonts w:ascii="Times New Roman" w:hAnsi="Times New Roman" w:cs="Times New Roman"/>
+          <w:color w:val="EE0000"/>
+          <w:sz w:val="24"/>
+          <w:szCs w:val="24"/>
+        </w:rPr>
+        <w:t xml:space="preserve"> - MID</w:t>
       </w:r>
     </w:p>
     <w:p>
@@ -3483,7 +4271,27 @@
           <w:szCs w:val="24"/>
         </w:rPr>
         <w:tab/>
-        <w:t>Modell alternatívák, saját hardware-en való futtatás</w:t>
+        <w:t xml:space="preserve">Több szoba, több logikai feladat, ezeknek jelenlegi AI </w:t>
+      </w:r>
+      <w:proofErr w:type="spellStart"/>
+      <w:r>
+        <w:rPr>
+          <w:rFonts w:ascii="Times New Roman" w:hAnsi="Times New Roman" w:cs="Times New Roman"/>
+          <w:color w:val="EE0000"/>
+          <w:sz w:val="24"/>
+          <w:szCs w:val="24"/>
+        </w:rPr>
+        <w:t>json</w:t>
+      </w:r>
+      <w:proofErr w:type="spellEnd"/>
+      <w:r>
+        <w:rPr>
+          <w:rFonts w:ascii="Times New Roman" w:hAnsi="Times New Roman" w:cs="Times New Roman"/>
+          <w:color w:val="EE0000"/>
+          <w:sz w:val="24"/>
+          <w:szCs w:val="24"/>
+        </w:rPr>
+        <w:t xml:space="preserve"> generálás korlátjai</w:t>
       </w:r>
     </w:p>
     <w:p>
@@ -3504,29 +4312,8 @@
           <w:sz w:val="24"/>
           <w:szCs w:val="24"/>
         </w:rPr>
-        <w:t>Frontend és felhasználói felületek</w:t>
-      </w:r>
-    </w:p>
-    <w:p>
-      <w:pPr>
-        <w:spacing w:line="360" w:lineRule="auto"/>
-        <w:ind w:firstLine="720"/>
-        <w:jc w:val="both"/>
-        <w:rPr>
-          <w:rFonts w:ascii="Times New Roman" w:hAnsi="Times New Roman" w:cs="Times New Roman"/>
-          <w:color w:val="EE0000"/>
-          <w:sz w:val="24"/>
-          <w:szCs w:val="24"/>
-        </w:rPr>
-      </w:pPr>
-      <w:r>
-        <w:rPr>
-          <w:rFonts w:ascii="Times New Roman" w:hAnsi="Times New Roman" w:cs="Times New Roman"/>
-          <w:color w:val="EE0000"/>
-          <w:sz w:val="24"/>
-          <w:szCs w:val="24"/>
-        </w:rPr>
-        <w:t>Bejelentkezés/Regisztráció</w:t>
+        <w:tab/>
+        <w:t>Célzott feltanítás szabaduló szobákba</w:t>
       </w:r>
     </w:p>
     <w:p>
@@ -3548,7 +4335,7 @@
           <w:szCs w:val="24"/>
         </w:rPr>
         <w:tab/>
-        <w:t xml:space="preserve">Pálya generálás – </w:t>
+        <w:t xml:space="preserve">Dinamikus </w:t>
       </w:r>
       <w:proofErr w:type="spellStart"/>
       <w:r>
@@ -3558,7 +4345,7 @@
           <w:sz w:val="24"/>
           <w:szCs w:val="24"/>
         </w:rPr>
-        <w:t>Token</w:t>
+        <w:t>js</w:t>
       </w:r>
       <w:proofErr w:type="spellEnd"/>
       <w:r>
@@ -3568,7 +4355,7 @@
           <w:sz w:val="24"/>
           <w:szCs w:val="24"/>
         </w:rPr>
-        <w:t xml:space="preserve"> rendszer</w:t>
+        <w:t xml:space="preserve"> generálás</w:t>
       </w:r>
     </w:p>
     <w:p>
@@ -3589,8 +4376,16 @@
           <w:sz w:val="24"/>
           <w:szCs w:val="24"/>
         </w:rPr>
-        <w:tab/>
-        <w:t>Pályák böngészése</w:t>
+        <w:t>AI felhasználása</w:t>
+      </w:r>
+      <w:r>
+        <w:rPr>
+          <w:rFonts w:ascii="Times New Roman" w:hAnsi="Times New Roman" w:cs="Times New Roman"/>
+          <w:color w:val="EE0000"/>
+          <w:sz w:val="24"/>
+          <w:szCs w:val="24"/>
+        </w:rPr>
+        <w:t xml:space="preserve"> - LOW</w:t>
       </w:r>
     </w:p>
     <w:p>
@@ -3612,8 +4407,18 @@
           <w:szCs w:val="24"/>
         </w:rPr>
         <w:tab/>
-        <w:t>Game UI bemutatása</w:t>
-      </w:r>
+      </w:r>
+      <w:proofErr w:type="spellStart"/>
+      <w:r>
+        <w:rPr>
+          <w:rFonts w:ascii="Times New Roman" w:hAnsi="Times New Roman" w:cs="Times New Roman"/>
+          <w:color w:val="EE0000"/>
+          <w:sz w:val="24"/>
+          <w:szCs w:val="24"/>
+        </w:rPr>
+        <w:t>Copilot</w:t>
+      </w:r>
+      <w:proofErr w:type="spellEnd"/>
     </w:p>
     <w:p>
       <w:pPr>
@@ -3633,7 +4438,27 @@
           <w:sz w:val="24"/>
           <w:szCs w:val="24"/>
         </w:rPr>
-        <w:t>Tovább fejlesztési lehetőségek</w:t>
+        <w:tab/>
+      </w:r>
+      <w:proofErr w:type="spellStart"/>
+      <w:r>
+        <w:rPr>
+          <w:rFonts w:ascii="Times New Roman" w:hAnsi="Times New Roman" w:cs="Times New Roman"/>
+          <w:color w:val="EE0000"/>
+          <w:sz w:val="24"/>
+          <w:szCs w:val="24"/>
+        </w:rPr>
+        <w:t>ChatGpt</w:t>
+      </w:r>
+      <w:proofErr w:type="spellEnd"/>
+      <w:r>
+        <w:rPr>
+          <w:rFonts w:ascii="Times New Roman" w:hAnsi="Times New Roman" w:cs="Times New Roman"/>
+          <w:color w:val="EE0000"/>
+          <w:sz w:val="24"/>
+          <w:szCs w:val="24"/>
+        </w:rPr>
+        <w:t>/Claude</w:t>
       </w:r>
     </w:p>
     <w:p>
@@ -3655,9 +4480,7 @@
           <w:szCs w:val="24"/>
         </w:rPr>
         <w:tab/>
-        <w:t xml:space="preserve">Több szoba, több logikai feladat, ezeknek jelenlegi AI </w:t>
-      </w:r>
-      <w:proofErr w:type="spellStart"/>
+      </w:r>
       <w:r>
         <w:rPr>
           <w:rFonts w:ascii="Times New Roman" w:hAnsi="Times New Roman" w:cs="Times New Roman"/>
@@ -3665,9 +4488,9 @@
           <w:sz w:val="24"/>
           <w:szCs w:val="24"/>
         </w:rPr>
-        <w:t>json</w:t>
-      </w:r>
-      <w:proofErr w:type="spellEnd"/>
+        <w:t xml:space="preserve">AI szerepe a fejlesztési folyamatban és annak </w:t>
+      </w:r>
+      <w:proofErr w:type="spellStart"/>
       <w:r>
         <w:rPr>
           <w:rFonts w:ascii="Times New Roman" w:hAnsi="Times New Roman" w:cs="Times New Roman"/>
@@ -3675,8 +4498,9 @@
           <w:sz w:val="24"/>
           <w:szCs w:val="24"/>
         </w:rPr>
-        <w:t xml:space="preserve"> generálás korlátjai</w:t>
-      </w:r>
+        <w:t>korlátai</w:t>
+      </w:r>
+      <w:proofErr w:type="spellEnd"/>
     </w:p>
     <w:p>
       <w:pPr>
@@ -3696,8 +4520,16 @@
           <w:sz w:val="24"/>
           <w:szCs w:val="24"/>
         </w:rPr>
-        <w:tab/>
-        <w:t>Célzott feltanítás szabaduló szobákba</w:t>
+        <w:t>Konklúzió</w:t>
+      </w:r>
+      <w:r>
+        <w:rPr>
+          <w:rFonts w:ascii="Times New Roman" w:hAnsi="Times New Roman" w:cs="Times New Roman"/>
+          <w:color w:val="EE0000"/>
+          <w:sz w:val="24"/>
+          <w:szCs w:val="24"/>
+        </w:rPr>
+        <w:t xml:space="preserve"> - LOW</w:t>
       </w:r>
     </w:p>
     <w:p>
@@ -3719,204 +4551,6 @@
           <w:szCs w:val="24"/>
         </w:rPr>
         <w:tab/>
-        <w:t xml:space="preserve">Dinamikus </w:t>
-      </w:r>
-      <w:proofErr w:type="spellStart"/>
-      <w:r>
-        <w:rPr>
-          <w:rFonts w:ascii="Times New Roman" w:hAnsi="Times New Roman" w:cs="Times New Roman"/>
-          <w:color w:val="EE0000"/>
-          <w:sz w:val="24"/>
-          <w:szCs w:val="24"/>
-        </w:rPr>
-        <w:t>js</w:t>
-      </w:r>
-      <w:proofErr w:type="spellEnd"/>
-      <w:r>
-        <w:rPr>
-          <w:rFonts w:ascii="Times New Roman" w:hAnsi="Times New Roman" w:cs="Times New Roman"/>
-          <w:color w:val="EE0000"/>
-          <w:sz w:val="24"/>
-          <w:szCs w:val="24"/>
-        </w:rPr>
-        <w:t xml:space="preserve"> generálás</w:t>
-      </w:r>
-    </w:p>
-    <w:p>
-      <w:pPr>
-        <w:spacing w:line="360" w:lineRule="auto"/>
-        <w:jc w:val="both"/>
-        <w:rPr>
-          <w:rFonts w:ascii="Times New Roman" w:hAnsi="Times New Roman" w:cs="Times New Roman"/>
-          <w:color w:val="EE0000"/>
-          <w:sz w:val="24"/>
-          <w:szCs w:val="24"/>
-        </w:rPr>
-      </w:pPr>
-      <w:r>
-        <w:rPr>
-          <w:rFonts w:ascii="Times New Roman" w:hAnsi="Times New Roman" w:cs="Times New Roman"/>
-          <w:color w:val="EE0000"/>
-          <w:sz w:val="24"/>
-          <w:szCs w:val="24"/>
-        </w:rPr>
-        <w:t>AI felhasználása</w:t>
-      </w:r>
-    </w:p>
-    <w:p>
-      <w:pPr>
-        <w:spacing w:line="360" w:lineRule="auto"/>
-        <w:jc w:val="both"/>
-        <w:rPr>
-          <w:rFonts w:ascii="Times New Roman" w:hAnsi="Times New Roman" w:cs="Times New Roman"/>
-          <w:color w:val="EE0000"/>
-          <w:sz w:val="24"/>
-          <w:szCs w:val="24"/>
-        </w:rPr>
-      </w:pPr>
-      <w:r>
-        <w:rPr>
-          <w:rFonts w:ascii="Times New Roman" w:hAnsi="Times New Roman" w:cs="Times New Roman"/>
-          <w:color w:val="EE0000"/>
-          <w:sz w:val="24"/>
-          <w:szCs w:val="24"/>
-        </w:rPr>
-        <w:tab/>
-      </w:r>
-      <w:proofErr w:type="spellStart"/>
-      <w:r>
-        <w:rPr>
-          <w:rFonts w:ascii="Times New Roman" w:hAnsi="Times New Roman" w:cs="Times New Roman"/>
-          <w:color w:val="EE0000"/>
-          <w:sz w:val="24"/>
-          <w:szCs w:val="24"/>
-        </w:rPr>
-        <w:t>Copilot</w:t>
-      </w:r>
-      <w:proofErr w:type="spellEnd"/>
-    </w:p>
-    <w:p>
-      <w:pPr>
-        <w:spacing w:line="360" w:lineRule="auto"/>
-        <w:jc w:val="both"/>
-        <w:rPr>
-          <w:rFonts w:ascii="Times New Roman" w:hAnsi="Times New Roman" w:cs="Times New Roman"/>
-          <w:color w:val="EE0000"/>
-          <w:sz w:val="24"/>
-          <w:szCs w:val="24"/>
-        </w:rPr>
-      </w:pPr>
-      <w:r>
-        <w:rPr>
-          <w:rFonts w:ascii="Times New Roman" w:hAnsi="Times New Roman" w:cs="Times New Roman"/>
-          <w:color w:val="EE0000"/>
-          <w:sz w:val="24"/>
-          <w:szCs w:val="24"/>
-        </w:rPr>
-        <w:tab/>
-      </w:r>
-      <w:proofErr w:type="spellStart"/>
-      <w:r>
-        <w:rPr>
-          <w:rFonts w:ascii="Times New Roman" w:hAnsi="Times New Roman" w:cs="Times New Roman"/>
-          <w:color w:val="EE0000"/>
-          <w:sz w:val="24"/>
-          <w:szCs w:val="24"/>
-        </w:rPr>
-        <w:t>ChatGpt</w:t>
-      </w:r>
-      <w:proofErr w:type="spellEnd"/>
-      <w:r>
-        <w:rPr>
-          <w:rFonts w:ascii="Times New Roman" w:hAnsi="Times New Roman" w:cs="Times New Roman"/>
-          <w:color w:val="EE0000"/>
-          <w:sz w:val="24"/>
-          <w:szCs w:val="24"/>
-        </w:rPr>
-        <w:t>/Claude</w:t>
-      </w:r>
-    </w:p>
-    <w:p>
-      <w:pPr>
-        <w:spacing w:line="360" w:lineRule="auto"/>
-        <w:jc w:val="both"/>
-        <w:rPr>
-          <w:rFonts w:ascii="Times New Roman" w:hAnsi="Times New Roman" w:cs="Times New Roman"/>
-          <w:color w:val="EE0000"/>
-          <w:sz w:val="24"/>
-          <w:szCs w:val="24"/>
-        </w:rPr>
-      </w:pPr>
-      <w:r>
-        <w:rPr>
-          <w:rFonts w:ascii="Times New Roman" w:hAnsi="Times New Roman" w:cs="Times New Roman"/>
-          <w:color w:val="EE0000"/>
-          <w:sz w:val="24"/>
-          <w:szCs w:val="24"/>
-        </w:rPr>
-        <w:tab/>
-      </w:r>
-      <w:r>
-        <w:rPr>
-          <w:rFonts w:ascii="Times New Roman" w:hAnsi="Times New Roman" w:cs="Times New Roman"/>
-          <w:color w:val="EE0000"/>
-          <w:sz w:val="24"/>
-          <w:szCs w:val="24"/>
-        </w:rPr>
-        <w:t xml:space="preserve">AI szerepe a fejlesztési folyamatban és annak </w:t>
-      </w:r>
-      <w:proofErr w:type="spellStart"/>
-      <w:r>
-        <w:rPr>
-          <w:rFonts w:ascii="Times New Roman" w:hAnsi="Times New Roman" w:cs="Times New Roman"/>
-          <w:color w:val="EE0000"/>
-          <w:sz w:val="24"/>
-          <w:szCs w:val="24"/>
-        </w:rPr>
-        <w:t>korlátai</w:t>
-      </w:r>
-      <w:proofErr w:type="spellEnd"/>
-    </w:p>
-    <w:p>
-      <w:pPr>
-        <w:spacing w:line="360" w:lineRule="auto"/>
-        <w:jc w:val="both"/>
-        <w:rPr>
-          <w:rFonts w:ascii="Times New Roman" w:hAnsi="Times New Roman" w:cs="Times New Roman"/>
-          <w:color w:val="EE0000"/>
-          <w:sz w:val="24"/>
-          <w:szCs w:val="24"/>
-        </w:rPr>
-      </w:pPr>
-      <w:r>
-        <w:rPr>
-          <w:rFonts w:ascii="Times New Roman" w:hAnsi="Times New Roman" w:cs="Times New Roman"/>
-          <w:color w:val="EE0000"/>
-          <w:sz w:val="24"/>
-          <w:szCs w:val="24"/>
-        </w:rPr>
-        <w:t>Konklúzió</w:t>
-      </w:r>
-    </w:p>
-    <w:p>
-      <w:pPr>
-        <w:spacing w:line="360" w:lineRule="auto"/>
-        <w:jc w:val="both"/>
-        <w:rPr>
-          <w:rFonts w:ascii="Times New Roman" w:hAnsi="Times New Roman" w:cs="Times New Roman"/>
-          <w:color w:val="EE0000"/>
-          <w:sz w:val="24"/>
-          <w:szCs w:val="24"/>
-        </w:rPr>
-      </w:pPr>
-      <w:r>
-        <w:rPr>
-          <w:rFonts w:ascii="Times New Roman" w:hAnsi="Times New Roman" w:cs="Times New Roman"/>
-          <w:color w:val="EE0000"/>
-          <w:sz w:val="24"/>
-          <w:szCs w:val="24"/>
-        </w:rPr>
-        <w:tab/>
         <w:t>Mire használják az AI-t ma, milyen területeken lehetne, videójáték világra hatás</w:t>
       </w:r>
     </w:p>
@@ -3968,7 +4602,7 @@
           <w:i/>
         </w:rPr>
       </w:pPr>
-      <w:bookmarkStart w:id="2" w:name="_Toc225610605"/>
+      <w:bookmarkStart w:id="2" w:name="_Toc226539651"/>
       <w:r>
         <w:lastRenderedPageBreak/>
         <w:t>Technológiák</w:t>
@@ -3987,7 +4621,7 @@
       <w:pPr>
         <w:pStyle w:val="Szakdolgozath2"/>
       </w:pPr>
-      <w:bookmarkStart w:id="3" w:name="_Toc225610606"/>
+      <w:bookmarkStart w:id="3" w:name="_Toc226539652"/>
       <w:r>
         <w:t xml:space="preserve">Docker és </w:t>
       </w:r>
@@ -4130,7 +4764,7 @@
       <w:pPr>
         <w:pStyle w:val="Szakdolgozath2"/>
       </w:pPr>
-      <w:bookmarkStart w:id="4" w:name="_Toc225610607"/>
+      <w:bookmarkStart w:id="4" w:name="_Toc226539653"/>
       <w:r>
         <w:t>Frontend technológiák</w:t>
       </w:r>
@@ -4590,7 +5224,7 @@
       <w:pPr>
         <w:pStyle w:val="Szakdolgozath2"/>
       </w:pPr>
-      <w:bookmarkStart w:id="5" w:name="_Toc225610608"/>
+      <w:bookmarkStart w:id="5" w:name="_Toc226539654"/>
       <w:r>
         <w:t>Backend technológiák</w:t>
       </w:r>
@@ -4980,7 +5614,7 @@
       <w:pPr>
         <w:pStyle w:val="Szakdolgozath2"/>
       </w:pPr>
-      <w:bookmarkStart w:id="6" w:name="_Toc225610609"/>
+      <w:bookmarkStart w:id="6" w:name="_Toc226539655"/>
       <w:r>
         <w:t>Valós idejű kommunikáció</w:t>
       </w:r>
@@ -5187,7 +5821,7 @@
       <w:pPr>
         <w:pStyle w:val="Szakdolgozath2"/>
       </w:pPr>
-      <w:bookmarkStart w:id="7" w:name="_Toc225610610"/>
+      <w:bookmarkStart w:id="7" w:name="_Toc226539656"/>
       <w:r>
         <w:t>Adatkezelés és tárolás</w:t>
       </w:r>
@@ -5345,7 +5979,7 @@
       <w:pPr>
         <w:pStyle w:val="Szakdolgozath2"/>
       </w:pPr>
-      <w:bookmarkStart w:id="8" w:name="_Toc225610611"/>
+      <w:bookmarkStart w:id="8" w:name="_Toc226539657"/>
       <w:r>
         <w:t>MI integráció</w:t>
       </w:r>
@@ -5428,7 +6062,7 @@
       <w:pPr>
         <w:pStyle w:val="SzekdolgozatH1"/>
       </w:pPr>
-      <w:bookmarkStart w:id="9" w:name="_Toc225610612"/>
+      <w:bookmarkStart w:id="9" w:name="_Toc226539658"/>
       <w:r>
         <w:t>Architektúra</w:t>
       </w:r>
@@ -5438,7 +6072,7 @@
       <w:pPr>
         <w:pStyle w:val="Szakdolgozath2"/>
       </w:pPr>
-      <w:bookmarkStart w:id="10" w:name="_Toc225610613"/>
+      <w:bookmarkStart w:id="10" w:name="_Toc226539659"/>
       <w:r>
         <w:t>Adatbázis felépítés –</w:t>
       </w:r>
@@ -6243,7 +6877,7 @@
       <w:pPr>
         <w:pStyle w:val="Szakdolgozath2"/>
       </w:pPr>
-      <w:bookmarkStart w:id="19" w:name="_Toc225610614"/>
+      <w:bookmarkStart w:id="19" w:name="_Toc226539660"/>
       <w:r>
         <w:t>Frontend</w:t>
       </w:r>
@@ -6505,7 +7139,7 @@
       <w:pPr>
         <w:pStyle w:val="Szakdolgozath2"/>
       </w:pPr>
-      <w:bookmarkStart w:id="20" w:name="_Toc225610615"/>
+      <w:bookmarkStart w:id="20" w:name="_Toc226539661"/>
       <w:r>
         <w:t>Backend API</w:t>
       </w:r>
@@ -6679,7 +7313,7 @@
       <w:pPr>
         <w:pStyle w:val="Szakdolgozath2"/>
       </w:pPr>
-      <w:bookmarkStart w:id="21" w:name="_Toc225610616"/>
+      <w:bookmarkStart w:id="21" w:name="_Toc226539662"/>
       <w:proofErr w:type="spellStart"/>
       <w:r>
         <w:t>WebSocket</w:t>
@@ -6786,7 +7420,7 @@
       <w:pPr>
         <w:pStyle w:val="Szakdolgozath2"/>
       </w:pPr>
-      <w:bookmarkStart w:id="22" w:name="_Toc225610617"/>
+      <w:bookmarkStart w:id="22" w:name="_Toc226539663"/>
       <w:r>
         <w:t xml:space="preserve">File </w:t>
       </w:r>
@@ -7108,7 +7742,7 @@
       <w:pPr>
         <w:pStyle w:val="Szakdolgozath2"/>
       </w:pPr>
-      <w:bookmarkStart w:id="23" w:name="_Toc225610618"/>
+      <w:bookmarkStart w:id="23" w:name="_Toc226539664"/>
       <w:r>
         <w:t>Biztonság</w:t>
       </w:r>
@@ -7306,7 +7940,7 @@
       <w:pPr>
         <w:pStyle w:val="SzekdolgozatH1"/>
       </w:pPr>
-      <w:bookmarkStart w:id="24" w:name="_Toc225610619"/>
+      <w:bookmarkStart w:id="24" w:name="_Toc226539665"/>
       <w:r>
         <w:lastRenderedPageBreak/>
         <w:t>Pálya Generálása</w:t>
@@ -7317,7 +7951,7 @@
       <w:pPr>
         <w:pStyle w:val="Szakdolgozath2"/>
       </w:pPr>
-      <w:bookmarkStart w:id="25" w:name="_Toc225610620"/>
+      <w:bookmarkStart w:id="25" w:name="_Toc226539666"/>
       <w:r>
         <w:t>Generikus játék modellek</w:t>
       </w:r>
@@ -7897,7 +8531,7 @@
       <w:pPr>
         <w:pStyle w:val="Szakdolgozath2"/>
       </w:pPr>
-      <w:bookmarkStart w:id="26" w:name="_Toc225610621"/>
+      <w:bookmarkStart w:id="26" w:name="_Toc226539667"/>
       <w:r>
         <w:t>Gráf alapú pálya struktúra definiálása</w:t>
       </w:r>
@@ -8175,7 +8809,7 @@
       <w:pPr>
         <w:pStyle w:val="Szakdolgozath2"/>
       </w:pPr>
-      <w:bookmarkStart w:id="27" w:name="_Toc225610622"/>
+      <w:bookmarkStart w:id="27" w:name="_Toc226539668"/>
       <w:r>
         <w:t>Pálya generálás folyamatai, többlépcsős generálás</w:t>
       </w:r>
@@ -8585,7 +9219,7 @@
       <w:pPr>
         <w:pStyle w:val="Szakdolgozath2"/>
       </w:pPr>
-      <w:bookmarkStart w:id="28" w:name="_Toc225610623"/>
+      <w:bookmarkStart w:id="28" w:name="_Toc226539669"/>
       <w:proofErr w:type="spellStart"/>
       <w:r>
         <w:t>Promptolás</w:t>
@@ -8741,11 +9375,11 @@
         <w:t xml:space="preserve"> 79 soros</w:t>
       </w:r>
       <w:r>
-        <w:t xml:space="preserve"> G</w:t>
-      </w:r>
-      <w:proofErr w:type="spellStart"/>
-      <w:r>
-        <w:t>raphviz</w:t>
+        <w:t xml:space="preserve"> </w:t>
+      </w:r>
+      <w:proofErr w:type="spellStart"/>
+      <w:r>
+        <w:t>Graphviz</w:t>
       </w:r>
       <w:proofErr w:type="spellEnd"/>
       <w:r>
@@ -9130,13 +9764,7 @@
       </w:r>
       <w:proofErr w:type="spellEnd"/>
       <w:r>
-        <w:t xml:space="preserve"> egymásra épülését, és jobban tudta követni a gráfalapú struktúra logikáját. Ennek ellenére a nagyobb pályakomplexitás mellett ennél a modellnél is megjelentek üzleti logikai és technikai problémák. </w:t>
-      </w:r>
-      <w:r>
-        <w:t>Előbbire példa</w:t>
-      </w:r>
-      <w:r>
-        <w:t xml:space="preserve">, hogy egy puzzle elvileg három külön részinformációból állt, a modell azonban három </w:t>
+        <w:t xml:space="preserve"> egymásra épülését, és jobban tudta követni a gráfalapú struktúra logikáját. Ennek ellenére a nagyobb pályakomplexitás mellett ennél a modellnél is megjelentek üzleti logikai és technikai problémák. Előbbire példa, hogy egy puzzle elvileg három külön részinformációból állt, a modell azonban három </w:t>
       </w:r>
       <w:proofErr w:type="spellStart"/>
       <w:r>
@@ -9288,13 +9916,803 @@
     </w:p>
     <w:p>
       <w:pPr>
+        <w:pStyle w:val="SzekdolgozatH1"/>
+      </w:pPr>
+      <w:bookmarkStart w:id="29" w:name="_Toc226539670"/>
+      <w:proofErr w:type="spellStart"/>
+      <w:r>
+        <w:t>Sprite</w:t>
+      </w:r>
+      <w:bookmarkEnd w:id="29"/>
+      <w:proofErr w:type="spellEnd"/>
+    </w:p>
+    <w:p>
+      <w:pPr>
+        <w:pStyle w:val="Szakdolgozath2"/>
+      </w:pPr>
+      <w:bookmarkStart w:id="30" w:name="_Toc226539671"/>
+      <w:r>
+        <w:t>Probléma</w:t>
+      </w:r>
+      <w:bookmarkEnd w:id="30"/>
+    </w:p>
+    <w:p>
+      <w:pPr>
         <w:pStyle w:val="Szakdolgozatbekezds"/>
       </w:pPr>
       <w:r>
+        <w:t xml:space="preserve">A projekt indulásakor a </w:t>
+      </w:r>
+      <w:proofErr w:type="spellStart"/>
+      <w:r>
+        <w:t>sprite</w:t>
+      </w:r>
+      <w:proofErr w:type="spellEnd"/>
+      <w:r>
+        <w:t xml:space="preserve"> generálás az egyik legnagyobb bizonytalansági tényező volt. Kezdetben nem volt egyértelmű, hogyan lehet a korábban definiált generális játékelemeket, például a </w:t>
+      </w:r>
+      <w:proofErr w:type="spellStart"/>
+      <w:r>
+        <w:t>Pickable</w:t>
+      </w:r>
+      <w:proofErr w:type="spellEnd"/>
+      <w:r>
+        <w:t xml:space="preserve">, </w:t>
+      </w:r>
+      <w:proofErr w:type="spellStart"/>
+      <w:r>
+        <w:t>Inspectable</w:t>
+      </w:r>
+      <w:proofErr w:type="spellEnd"/>
+      <w:r>
+        <w:t xml:space="preserve">, </w:t>
+      </w:r>
+      <w:proofErr w:type="spellStart"/>
+      <w:r>
+        <w:t>Container</w:t>
+      </w:r>
+      <w:proofErr w:type="spellEnd"/>
+      <w:r>
+        <w:t xml:space="preserve">, </w:t>
+      </w:r>
+      <w:proofErr w:type="spellStart"/>
+      <w:r>
+        <w:t>MovableCover</w:t>
+      </w:r>
+      <w:proofErr w:type="spellEnd"/>
+      <w:r>
+        <w:t xml:space="preserve"> vagy </w:t>
+      </w:r>
+      <w:proofErr w:type="spellStart"/>
+      <w:r>
+        <w:t>Exit</w:t>
+      </w:r>
+      <w:proofErr w:type="spellEnd"/>
+      <w:r>
+        <w:t xml:space="preserve"> objektumokat olyan vizuális reprezentációvá alakítani, amely a játékban ténylegesen felhasználható. Ezt a problémát tovább nehezítette, hogy a képgeneráló modellek ekkor még jóval inkább koncepcióképek előállítására voltak alkalmasak, mintsem pontosan irányítható, interaktív játékhoz használható </w:t>
+      </w:r>
+      <w:proofErr w:type="spellStart"/>
+      <w:r>
+        <w:t>sprite</w:t>
+      </w:r>
+      <w:proofErr w:type="spellEnd"/>
+      <w:r>
+        <w:t>-ok létrehozására. Különösen problémás területnek bizonyult a szöveges információk képen belüli megjelenítése, hiszen a pálya több objektuma éppen abból nyeri a jelentését, hogy valamilyen feliratot, számot vagy részletes vizuális nyomot hordoz.</w:t>
+      </w:r>
+    </w:p>
+    <w:p>
+      <w:pPr>
+        <w:pStyle w:val="Szakdolgozath2"/>
+      </w:pPr>
+      <w:bookmarkStart w:id="31" w:name="_Toc226539672"/>
+      <w:r>
+        <w:t>Kezdeti Prototípusok</w:t>
+      </w:r>
+      <w:bookmarkEnd w:id="31"/>
+    </w:p>
+    <w:p>
+      <w:pPr>
+        <w:pStyle w:val="Szakdolgozatbekezds"/>
+      </w:pPr>
+      <w:r>
+        <w:t xml:space="preserve">A kezdeti kísérletek során több képgeneráló rendszer is kipróbálásra került, például a </w:t>
+      </w:r>
+      <w:proofErr w:type="spellStart"/>
+      <w:r>
+        <w:t>Midjourney</w:t>
+      </w:r>
+      <w:proofErr w:type="spellEnd"/>
+      <w:sdt>
+        <w:sdtPr>
+          <w:id w:val="728344123"/>
+          <w:citation/>
+        </w:sdtPr>
+        <w:sdtContent>
+          <w:r>
+            <w:fldChar w:fldCharType="begin"/>
+          </w:r>
+          <w:r>
+            <w:instrText xml:space="preserve"> CITATION Midjourney \l 1038 </w:instrText>
+          </w:r>
+          <w:r>
+            <w:fldChar w:fldCharType="separate"/>
+          </w:r>
+          <w:r>
+            <w:rPr>
+              <w:noProof/>
+            </w:rPr>
+            <w:t xml:space="preserve"> </w:t>
+          </w:r>
+          <w:r>
+            <w:rPr>
+              <w:noProof/>
+            </w:rPr>
+            <w:t>[28]</w:t>
+          </w:r>
+          <w:r>
+            <w:fldChar w:fldCharType="end"/>
+          </w:r>
+        </w:sdtContent>
+      </w:sdt>
+      <w:r>
+        <w:t xml:space="preserve">, a </w:t>
+      </w:r>
+      <w:proofErr w:type="spellStart"/>
+      <w:r>
+        <w:t>LeonardoAI</w:t>
+      </w:r>
+      <w:proofErr w:type="spellEnd"/>
+      <w:sdt>
+        <w:sdtPr>
+          <w:id w:val="-486093576"/>
+          <w:citation/>
+        </w:sdtPr>
+        <w:sdtContent>
+          <w:r>
+            <w:fldChar w:fldCharType="begin"/>
+          </w:r>
+          <w:r>
+            <w:instrText xml:space="preserve"> CITATION Lonardo_ai \l 1038 </w:instrText>
+          </w:r>
+          <w:r>
+            <w:fldChar w:fldCharType="separate"/>
+          </w:r>
+          <w:r>
+            <w:rPr>
+              <w:noProof/>
+            </w:rPr>
+            <w:t xml:space="preserve"> </w:t>
+          </w:r>
+          <w:r>
+            <w:rPr>
+              <w:noProof/>
+            </w:rPr>
+            <w:t>[29]</w:t>
+          </w:r>
+          <w:r>
+            <w:fldChar w:fldCharType="end"/>
+          </w:r>
+        </w:sdtContent>
+      </w:sdt>
+      <w:r>
+        <w:t xml:space="preserve"> és a DALL-E</w:t>
+      </w:r>
+      <w:sdt>
+        <w:sdtPr>
+          <w:id w:val="1151716993"/>
+          <w:citation/>
+        </w:sdtPr>
+        <w:sdtContent>
+          <w:r>
+            <w:fldChar w:fldCharType="begin"/>
+          </w:r>
+          <w:r>
+            <w:instrText xml:space="preserve"> CITATION Dalle_3 \l 1038 </w:instrText>
+          </w:r>
+          <w:r>
+            <w:fldChar w:fldCharType="separate"/>
+          </w:r>
+          <w:r>
+            <w:rPr>
+              <w:noProof/>
+            </w:rPr>
+            <w:t xml:space="preserve"> </w:t>
+          </w:r>
+          <w:r>
+            <w:rPr>
+              <w:noProof/>
+            </w:rPr>
+            <w:t>[30]</w:t>
+          </w:r>
+          <w:r>
+            <w:fldChar w:fldCharType="end"/>
+          </w:r>
+        </w:sdtContent>
+      </w:sdt>
+      <w:r>
+        <w:t xml:space="preserve">. Ezek használata gyorsan rámutatott arra, hogy a képgenerálásnál a </w:t>
+      </w:r>
+      <w:proofErr w:type="spellStart"/>
+      <w:r>
+        <w:t>promptolás</w:t>
+      </w:r>
+      <w:proofErr w:type="spellEnd"/>
+      <w:r>
+        <w:t xml:space="preserve"> még érzékenyebb feladat, mint a szöveges pályastruktúra generálásánál. A modellek gyakran már egy-egy szó vagy jelző módosítására is jelentősen eltérő képi eredménnyel reagáltak. Emiatt a </w:t>
+      </w:r>
+      <w:proofErr w:type="spellStart"/>
+      <w:r>
+        <w:t>sprite</w:t>
+      </w:r>
+      <w:proofErr w:type="spellEnd"/>
+      <w:r>
+        <w:t xml:space="preserve">-generálás nem egyszerűen technikai kiegészítő feladattá vált, hanem önálló </w:t>
+      </w:r>
+      <w:proofErr w:type="spellStart"/>
+      <w:r>
+        <w:t>prompttervezési</w:t>
+      </w:r>
+      <w:proofErr w:type="spellEnd"/>
+      <w:r>
+        <w:t xml:space="preserve"> problémává is. A másik alapvető nehézség az volt, hogy a generált képek jellemzően nem átlátszó hátterű, </w:t>
+      </w:r>
+      <w:r>
+        <w:lastRenderedPageBreak/>
+        <w:t xml:space="preserve">közvetlenül felhasználható </w:t>
+      </w:r>
+      <w:proofErr w:type="spellStart"/>
+      <w:r>
+        <w:t>sprite</w:t>
+      </w:r>
+      <w:proofErr w:type="spellEnd"/>
+      <w:r>
+        <w:t xml:space="preserve">-okként készültek el. Ebből következően felmerült az az elképzelés is, hogy a modell egy konstans színű hátteret generáljon, majd a képből </w:t>
+      </w:r>
+      <w:proofErr w:type="spellStart"/>
+      <w:r>
+        <w:t>OpenCV</w:t>
+      </w:r>
+      <w:proofErr w:type="spellEnd"/>
+      <w:r>
+        <w:t xml:space="preserve"> segítségével legyen kivágva maga az objektum. Ez egy ideig reális iránynak tűnt, mivel a klasszikus </w:t>
+      </w:r>
+      <w:proofErr w:type="spellStart"/>
+      <w:r>
+        <w:t>sprite</w:t>
+      </w:r>
+      <w:proofErr w:type="spellEnd"/>
+      <w:r>
+        <w:t>-felhasználás szempontjából a háttérleválasztás kulcsfontosságú probléma volt.</w:t>
+      </w:r>
+    </w:p>
+    <w:p>
+      <w:pPr>
+        <w:pStyle w:val="Szakdolgozath2"/>
+      </w:pPr>
+      <w:bookmarkStart w:id="32" w:name="_Toc226539673"/>
+      <w:r>
+        <w:t>gpt-image-1</w:t>
+      </w:r>
+      <w:bookmarkEnd w:id="32"/>
+    </w:p>
+    <w:p>
+      <w:pPr>
+        <w:pStyle w:val="Szakdolgozatbekezds"/>
+      </w:pPr>
+      <w:r>
+        <w:t xml:space="preserve">Ezt a helyzetet lényegében egyetlen modellgeneráció oldotta meg érdemben. A tapasztalatok alapján a </w:t>
+      </w:r>
+      <w:r>
+        <w:rPr>
+          <w:b/>
+          <w:bCs/>
+        </w:rPr>
+        <w:t>gpt-image-1</w:t>
+      </w:r>
+      <w:sdt>
+        <w:sdtPr>
+          <w:rPr>
+            <w:b/>
+            <w:bCs/>
+          </w:rPr>
+          <w:id w:val="-465742169"/>
+          <w:citation/>
+        </w:sdtPr>
+        <w:sdtContent>
+          <w:r>
+            <w:rPr>
+              <w:b/>
+              <w:bCs/>
+            </w:rPr>
+            <w:fldChar w:fldCharType="begin"/>
+          </w:r>
+          <w:r>
+            <w:rPr>
+              <w:b/>
+              <w:bCs/>
+            </w:rPr>
+            <w:instrText xml:space="preserve"> CITATION gpt_image_1 \l 1038 </w:instrText>
+          </w:r>
+          <w:r>
+            <w:rPr>
+              <w:b/>
+              <w:bCs/>
+            </w:rPr>
+            <w:fldChar w:fldCharType="separate"/>
+          </w:r>
+          <w:r>
+            <w:rPr>
+              <w:b/>
+              <w:bCs/>
+              <w:noProof/>
+            </w:rPr>
+            <w:t xml:space="preserve"> </w:t>
+          </w:r>
+          <w:r>
+            <w:rPr>
+              <w:noProof/>
+            </w:rPr>
+            <w:t>[31]</w:t>
+          </w:r>
+          <w:r>
+            <w:rPr>
+              <w:b/>
+              <w:bCs/>
+            </w:rPr>
+            <w:fldChar w:fldCharType="end"/>
+          </w:r>
+        </w:sdtContent>
+      </w:sdt>
+      <w:r>
+        <w:t xml:space="preserve"> </w:t>
+      </w:r>
+      <w:r>
+        <w:t xml:space="preserve">család sokkal könnyebben és pontosabban kezelte a képi </w:t>
+      </w:r>
+      <w:proofErr w:type="spellStart"/>
+      <w:r>
+        <w:t>promptokat</w:t>
+      </w:r>
+      <w:proofErr w:type="spellEnd"/>
+      <w:r>
+        <w:t xml:space="preserve">, a képen megjelenő szövegek generálását is meglepően jól közelítette, és ami a legfontosabb, közvetlenül PNG formátumú, átlátszó hátterű képek előállítására is alkalmasnak bizonyult. Ez a projekt szempontjából döntő előrelépés volt, mert a </w:t>
+      </w:r>
+      <w:proofErr w:type="spellStart"/>
+      <w:r>
+        <w:t>sprite</w:t>
+      </w:r>
+      <w:proofErr w:type="spellEnd"/>
+      <w:r>
+        <w:t xml:space="preserve"> körbevágásának problémája jelentős részben megszűnt. A jelenlegi implementáció ugyan a generált képekből még utólag levágja a felesleges átlátszó széleket, de ez már csak finomító lépés, nem pedig a teljes háttérleválasztási probléma megoldása.</w:t>
+      </w:r>
+    </w:p>
+    <w:p>
+      <w:pPr>
+        <w:pStyle w:val="Szakdolgozath2"/>
+      </w:pPr>
+      <w:bookmarkStart w:id="33" w:name="_Toc226539674"/>
+      <w:r>
+        <w:t xml:space="preserve">Pálya és </w:t>
+      </w:r>
+      <w:proofErr w:type="spellStart"/>
+      <w:r>
+        <w:t>Sprite</w:t>
+      </w:r>
+      <w:proofErr w:type="spellEnd"/>
+      <w:r>
+        <w:t xml:space="preserve"> kapcsolat</w:t>
+      </w:r>
+      <w:bookmarkEnd w:id="33"/>
+    </w:p>
+    <w:p>
+      <w:pPr>
+        <w:pStyle w:val="Szakdolgozatbekezds"/>
+      </w:pPr>
+      <w:r>
+        <w:t xml:space="preserve">A </w:t>
+      </w:r>
+      <w:proofErr w:type="spellStart"/>
+      <w:r>
+        <w:t>sprite</w:t>
+      </w:r>
+      <w:proofErr w:type="spellEnd"/>
+      <w:r>
+        <w:t xml:space="preserve"> generálási folyamat a rendszerben a pálya logikai generálása után indul el. Először létrejön a végleges, </w:t>
+      </w:r>
+      <w:proofErr w:type="spellStart"/>
+      <w:r>
+        <w:t>validált</w:t>
+      </w:r>
+      <w:proofErr w:type="spellEnd"/>
+      <w:r>
+        <w:t xml:space="preserve"> pályastruktúra, majd ebből a rendszer kigyűjti az összes olyan objektumot, amely rendelkezik </w:t>
+      </w:r>
+      <w:proofErr w:type="spellStart"/>
+      <w:r>
+        <w:t>id</w:t>
+      </w:r>
+      <w:proofErr w:type="spellEnd"/>
+      <w:r>
+        <w:t xml:space="preserve"> és </w:t>
+      </w:r>
+      <w:proofErr w:type="spellStart"/>
+      <w:r>
+        <w:t>inspectionData</w:t>
+      </w:r>
+      <w:proofErr w:type="spellEnd"/>
+      <w:r>
+        <w:t xml:space="preserve"> mezővel. Ez a gyakorlatban azt jelenti, hogy a pályában szereplő minden releváns vizuális objektum részt vehet a </w:t>
+      </w:r>
+      <w:proofErr w:type="spellStart"/>
+      <w:r>
+        <w:t>sprite</w:t>
+      </w:r>
+      <w:proofErr w:type="spellEnd"/>
+      <w:r>
+        <w:t>-generálásban. A képgenerálási folyamat tehát nem külön kézzel összeállított listából dolgozik, hanem közvetlenül a pálya JSON-reprezentációjára támaszkodik. Ez azért fontos, mert így a logikai és a vizuális réteg között közvetlen kapcsolat jön létre.</w:t>
+      </w:r>
+    </w:p>
+    <w:p>
+      <w:pPr>
+        <w:pStyle w:val="Szakdolgozath2"/>
+      </w:pPr>
+      <w:bookmarkStart w:id="34" w:name="_Toc226539675"/>
+      <w:r>
+        <w:t xml:space="preserve">Statikus és dinamikus </w:t>
+      </w:r>
+      <w:proofErr w:type="spellStart"/>
+      <w:r>
+        <w:t>sprite</w:t>
+      </w:r>
+      <w:proofErr w:type="spellEnd"/>
+      <w:r>
+        <w:t xml:space="preserve"> elemek</w:t>
+      </w:r>
+      <w:bookmarkEnd w:id="34"/>
+    </w:p>
+    <w:p>
+      <w:pPr>
+        <w:pStyle w:val="Szakdolgozatbekezds"/>
+      </w:pPr>
+      <w:r>
+        <w:t xml:space="preserve">A rendszer a </w:t>
+      </w:r>
+      <w:proofErr w:type="spellStart"/>
+      <w:r>
+        <w:t>sprite</w:t>
+      </w:r>
+      <w:proofErr w:type="spellEnd"/>
+      <w:r>
+        <w:t xml:space="preserve"> generálást két nagy csoportra bontja. Az első csoport az általános felhasználói felülethez tartozó elemeké. Ilyen például a jegyzetfüzet ikonja, a hátizsákot reprezentáló </w:t>
+      </w:r>
+      <w:proofErr w:type="spellStart"/>
+      <w:r>
+        <w:t>inventory</w:t>
+      </w:r>
+      <w:proofErr w:type="spellEnd"/>
+      <w:r>
+        <w:t xml:space="preserve"> ikon, valamint a különböző kurzorállapotokhoz használt vizuális elemek, például a vizsgálatot, keresést, használatot vagy felvételt jelző ikonok. Ezek előre ismert, minden pályán azonos funkciójú elemek, ezért generálásuk egyszerűbb, rövid </w:t>
+      </w:r>
+      <w:proofErr w:type="spellStart"/>
+      <w:r>
+        <w:t>promptokkal</w:t>
+      </w:r>
+      <w:proofErr w:type="spellEnd"/>
+      <w:r>
+        <w:t xml:space="preserve"> történik. A második csoport a konkrét pályaobjektumokból áll. Ezeknél a </w:t>
+      </w:r>
+      <w:r>
+        <w:lastRenderedPageBreak/>
+        <w:t xml:space="preserve">rendszer már a pályából származó adatokat használja fel: az objektum </w:t>
+      </w:r>
+      <w:proofErr w:type="spellStart"/>
+      <w:r>
+        <w:t>inspectionData.appellation</w:t>
+      </w:r>
+      <w:proofErr w:type="spellEnd"/>
+      <w:r>
+        <w:t xml:space="preserve"> mezője szolgál az objektum megnevezéseként, az </w:t>
+      </w:r>
+      <w:proofErr w:type="spellStart"/>
+      <w:r>
+        <w:t>inspectionData.information</w:t>
+      </w:r>
+      <w:proofErr w:type="spellEnd"/>
+      <w:r>
+        <w:t xml:space="preserve"> pedig további vizuális és tartalmi kontextust ad a képhez. A generált prompt így lényegében a választott stílusból, az objektum nevéből és a hozzá kapcsolódó leírásból áll össze.</w:t>
+      </w:r>
+    </w:p>
+    <w:p>
+      <w:pPr>
+        <w:pStyle w:val="Szakdolgozath2"/>
+      </w:pPr>
+      <w:bookmarkStart w:id="35" w:name="_Toc226539676"/>
+      <w:r>
+        <w:t>Technikai megvalósítás</w:t>
+      </w:r>
+      <w:bookmarkEnd w:id="35"/>
+    </w:p>
+    <w:p>
+      <w:pPr>
+        <w:pStyle w:val="Szakdolgozatbekezds"/>
+      </w:pPr>
+      <w:r>
+        <w:t xml:space="preserve">A képgenerálás technikai szempontból egy viszonylag egyszerű, de jól </w:t>
+      </w:r>
+      <w:proofErr w:type="spellStart"/>
+      <w:r>
+        <w:t>körülhatárolt</w:t>
+      </w:r>
+      <w:proofErr w:type="spellEnd"/>
+      <w:r>
+        <w:t xml:space="preserve"> folyamatot követ. A rendszer az </w:t>
+      </w:r>
+      <w:proofErr w:type="spellStart"/>
+      <w:r>
+        <w:t>OpenAI</w:t>
+      </w:r>
+      <w:proofErr w:type="spellEnd"/>
+      <w:r>
+        <w:t xml:space="preserve"> kliensen keresztül képet generál, megadja a </w:t>
+      </w:r>
+      <w:proofErr w:type="spellStart"/>
+      <w:r>
+        <w:t>promptot</w:t>
+      </w:r>
+      <w:proofErr w:type="spellEnd"/>
+      <w:r>
+        <w:t xml:space="preserve">, a kívánt felbontást, a modell nevét, a minőségi szintet és a háttér átlátszóságára vonatkozó beállítást. A jelenlegi implementáció a </w:t>
+      </w:r>
+      <w:proofErr w:type="spellStart"/>
+      <w:r>
+        <w:t>sprite</w:t>
+      </w:r>
+      <w:proofErr w:type="spellEnd"/>
+      <w:r>
+        <w:t xml:space="preserve">-okhoz </w:t>
+      </w:r>
+      <w:proofErr w:type="spellStart"/>
+      <w:r>
+        <w:t>transparent</w:t>
+      </w:r>
+      <w:proofErr w:type="spellEnd"/>
+      <w:r>
+        <w:t xml:space="preserve"> hátteret használ, és a generált képet base64 kódolt válaszként kapja vissza. Ezt dekódolás után PNG formában dolgozza fel, majd egy utólagos lépésben levágja róla a felesleges átlátszó széleket. Ezt követően a </w:t>
+      </w:r>
+      <w:proofErr w:type="spellStart"/>
+      <w:r>
+        <w:t>sprite</w:t>
+      </w:r>
+      <w:proofErr w:type="spellEnd"/>
+      <w:r>
+        <w:t xml:space="preserve"> a tárolóba kerül mentésre, és a rendszer rögzíti a felhasznált </w:t>
+      </w:r>
+      <w:proofErr w:type="spellStart"/>
+      <w:r>
+        <w:t>tokenek</w:t>
+      </w:r>
+      <w:proofErr w:type="spellEnd"/>
+      <w:r>
+        <w:t xml:space="preserve"> számát, valamint a generálás időigényét is. A folyamat tehát minden objektum esetében azonos szerkezetben zajlik: prompt összeállítása, képgenerálás, szükség szerinti utófeldolgozás, majd tárolás.</w:t>
+      </w:r>
+    </w:p>
+    <w:p>
+      <w:pPr>
+        <w:pStyle w:val="Szakdolgozath2"/>
+      </w:pPr>
+      <w:bookmarkStart w:id="36" w:name="_Toc226539677"/>
+      <w:proofErr w:type="spellStart"/>
+      <w:r>
+        <w:t>Exit</w:t>
+      </w:r>
+      <w:bookmarkEnd w:id="36"/>
+      <w:proofErr w:type="spellEnd"/>
+    </w:p>
+    <w:p>
+      <w:pPr>
+        <w:pStyle w:val="Szakdolgozatbekezds"/>
+      </w:pPr>
+      <w:r>
+        <w:t xml:space="preserve">Külön esetet képez a kijárat megjelenítése. A rendszer itt nem pusztán egyetlen ajtóképet generál, hanem egy összetartozó ajtópárt hoz létre. Először elkészül a zárt ajtó </w:t>
+      </w:r>
+      <w:proofErr w:type="spellStart"/>
+      <w:r>
+        <w:t>sprite</w:t>
+      </w:r>
+      <w:proofErr w:type="spellEnd"/>
+      <w:r>
+        <w:t xml:space="preserve">-ja, majd erre referenciaképként támaszkodva a modell egy második lépésben előállítja ugyanannak az ajtónak a nyitott változatát. Ez azért előnyös, mert így a két állapot vizuálisan következetes marad: az anyaghasználat, a színek, a mintázat, a fogantyú, a keret és a nézőpont megegyezik, csupán az ajtó állapota változik meg. Ez a megoldás jól mutatja, hogy a </w:t>
+      </w:r>
+      <w:proofErr w:type="spellStart"/>
+      <w:r>
+        <w:t>sprite</w:t>
+      </w:r>
+      <w:proofErr w:type="spellEnd"/>
+      <w:r>
+        <w:t>-generálás nem kizárólag nulláról generált képekre épül, hanem képszerkesztési lépést is tartalmazhat, ha a vizuális konzisztencia ezt indokolja.</w:t>
+      </w:r>
+    </w:p>
+    <w:p>
+      <w:pPr>
+        <w:pStyle w:val="Szakdolgozath2"/>
+      </w:pPr>
+      <w:bookmarkStart w:id="37" w:name="_Toc226539678"/>
+      <w:r>
+        <w:t xml:space="preserve">Méretezés – </w:t>
+      </w:r>
+      <w:proofErr w:type="spellStart"/>
+      <w:r>
+        <w:t>sprite</w:t>
+      </w:r>
+      <w:proofErr w:type="spellEnd"/>
+      <w:r>
+        <w:t xml:space="preserve"> UI megjelenítése</w:t>
+      </w:r>
+      <w:bookmarkEnd w:id="37"/>
+    </w:p>
+    <w:p>
+      <w:pPr>
+        <w:pStyle w:val="Szakdolgozatbekezds"/>
+      </w:pPr>
+      <w:r>
+        <w:t xml:space="preserve">A </w:t>
+      </w:r>
+      <w:proofErr w:type="spellStart"/>
+      <w:r>
+        <w:t>sprite</w:t>
+      </w:r>
+      <w:proofErr w:type="spellEnd"/>
+      <w:r>
+        <w:t xml:space="preserve">-generálás működésének másik fontos eleme a felbontás kezelése. A pályaobjektumok a szöveges reprezentációjukban már tartalmaznak egy </w:t>
+      </w:r>
+      <w:proofErr w:type="spellStart"/>
+      <w:r>
+        <w:t>spriteResolution</w:t>
+      </w:r>
+      <w:proofErr w:type="spellEnd"/>
+      <w:r>
+        <w:t xml:space="preserve"> mezőt, amely megadja, hogy az adott objektum négyzetes, fekvő vagy álló orientációjú </w:t>
+      </w:r>
+      <w:r>
+        <w:lastRenderedPageBreak/>
+        <w:t xml:space="preserve">képként célszerű-e előállítani. Ennek megfelelően a generálás során a rendszer nem egyetlen rögzített mérettel dolgozik, hanem az objektum típusához és vizuális formájához igazítja a képméretet. Ez nemcsak a képgenerálás minősége miatt fontos, hanem a frontend oldali megjelenítéshez is, mivel a kliensnek tudnia kell, hogy az adott </w:t>
+      </w:r>
+      <w:proofErr w:type="spellStart"/>
+      <w:r>
+        <w:t>sprite</w:t>
+      </w:r>
+      <w:proofErr w:type="spellEnd"/>
+      <w:r>
+        <w:t xml:space="preserve"> milyen arányrendszerben készült, és ezt hogyan kell a játéktérben kirajzolni.</w:t>
+      </w:r>
+    </w:p>
+    <w:p>
+      <w:pPr>
+        <w:pStyle w:val="Szakdolgozatbekezds"/>
+        <w:ind w:firstLine="357"/>
+      </w:pPr>
+      <w:r>
+        <w:t>A frontend a tényleges megjelenítést nem közvetlenül a generált pixelméretből, hanem az objektum logikai méretkategóriájából vezeti le. A jelenlegi implementációban ezek a méretosztályok S, M és L, amelyekhez külön skálázási arány tartozik. Az S kategória a kisebb, finomabb tárgyakat jelöli, az M a közepes méretű elemeket, míg az L a nagyobb, hangsúlyosabb objektumokat. A kliens ezeket a kategóriákat a képernyő aktuális méretéhez viszonyítva skálázza, így ugyanaz az objektum különböző felbontású vagy méretű kijelzőkön is arányosan jelenhet meg.</w:t>
+      </w:r>
+    </w:p>
+    <w:p>
+      <w:pPr>
+        <w:pStyle w:val="Szakdolgozath2"/>
+      </w:pPr>
+      <w:bookmarkStart w:id="38" w:name="_Toc226539679"/>
+      <w:proofErr w:type="spellStart"/>
+      <w:r>
+        <w:t>Perspektív</w:t>
+      </w:r>
+      <w:proofErr w:type="spellEnd"/>
+      <w:r>
+        <w:t xml:space="preserve"> megjelenítés</w:t>
+      </w:r>
+      <w:bookmarkEnd w:id="38"/>
+    </w:p>
+    <w:p>
+      <w:pPr>
+        <w:pStyle w:val="Szakdolgozatbekezds"/>
+      </w:pPr>
+      <w:r>
+        <w:t>A projekt korai szakaszában további nyitott kérdés volt a perspektivikus megjelenítés lehetősége is. Felmerült, hogy a játékos ne kizárólag az éppen szemközti fal elemeit lássa, hanem bizonyos objektumokat az oldalsó falakról is, perspektivikusan torzítva. Ez a gyakorlatban azt jelentette volna, hogy a modellnek nem csupán egy tárgyat kell elképzelnie, hanem annak elforgatott, térbeli nézetét is. Ez végül nem került be az aktuális játékverzióba, részben azért, mert túl zajossá tette volna a játéktér vizuális szerkezetét. Ugyanakkor a jelenlegi modellek</w:t>
+      </w:r>
+      <w:r>
+        <w:t xml:space="preserve"> </w:t>
+      </w:r>
+      <w:r>
+        <w:t>képességei alapján</w:t>
+      </w:r>
+      <w:r>
+        <w:t xml:space="preserve"> és a személyes meglátásom alapján</w:t>
+      </w:r>
+      <w:r>
+        <w:t xml:space="preserve"> valószínűsíthető, hogy ez a probléma ma már ugyancsak megoldható lenne ugyanazzal a képgeneráló modellel, amelyet a </w:t>
+      </w:r>
+      <w:proofErr w:type="spellStart"/>
+      <w:r>
+        <w:t>sprite</w:t>
+      </w:r>
+      <w:proofErr w:type="spellEnd"/>
+      <w:r>
+        <w:t>-ok előállítására is alkalmaz a rendszer</w:t>
+      </w:r>
+      <w:r>
+        <w:t xml:space="preserve">, hiszen a </w:t>
+      </w:r>
+      <w:proofErr w:type="spellStart"/>
+      <w:r>
+        <w:t>kjáratot</w:t>
+      </w:r>
+      <w:proofErr w:type="spellEnd"/>
+      <w:r>
+        <w:t xml:space="preserve"> is hasonlóan összefüggően generálja a rendszer</w:t>
+      </w:r>
+      <w:r>
+        <w:t>.</w:t>
+      </w:r>
+    </w:p>
+    <w:p>
+      <w:pPr>
+        <w:pStyle w:val="Szakdolgozath3"/>
+      </w:pPr>
+      <w:r>
+        <w:t>Összegzés</w:t>
+      </w:r>
+    </w:p>
+    <w:p>
+      <w:pPr>
+        <w:pStyle w:val="Szakdolgozatbekezds"/>
+      </w:pPr>
+      <w:r>
+        <w:t xml:space="preserve">Összességében a </w:t>
+      </w:r>
+      <w:proofErr w:type="spellStart"/>
+      <w:r>
+        <w:t>sprite</w:t>
+      </w:r>
+      <w:proofErr w:type="spellEnd"/>
+      <w:r>
+        <w:t xml:space="preserve">-generálás fejlődése jól mutatja, hogy a projektben a vizuális réteg kialakítása kezdetben legalább akkora kihívást jelentett, mint maga a pályalogika. A korábbi modellek </w:t>
+      </w:r>
+      <w:proofErr w:type="spellStart"/>
+      <w:r>
+        <w:t>korlátai</w:t>
+      </w:r>
+      <w:proofErr w:type="spellEnd"/>
+      <w:r>
+        <w:t xml:space="preserve"> miatt sokáig kérdéses volt, hogy létrehozható-e egyáltalán olyan képi </w:t>
+      </w:r>
+      <w:proofErr w:type="spellStart"/>
+      <w:r>
+        <w:t>pipeline</w:t>
+      </w:r>
+      <w:proofErr w:type="spellEnd"/>
+      <w:r>
+        <w:t xml:space="preserve">, amely játékban használható, konzisztens </w:t>
+      </w:r>
+      <w:proofErr w:type="spellStart"/>
+      <w:r>
+        <w:t>sprite-okat</w:t>
+      </w:r>
+      <w:proofErr w:type="spellEnd"/>
+      <w:r>
+        <w:t xml:space="preserve"> eredményez. A jelenlegi megoldás végül azért vált működőképessé, mert a képgeneráló modell képességei elérték azt </w:t>
+      </w:r>
+      <w:r>
+        <w:lastRenderedPageBreak/>
+        <w:t>a szintet, ahol a generális játékelemek és a vizuális reprezentáció között már közvetlen, automatizálható kapcsolat alakítható ki.</w:t>
+      </w:r>
+    </w:p>
+    <w:p>
+      <w:pPr>
+        <w:pStyle w:val="Szakdolgozatbekezds"/>
+      </w:pPr>
+      <w:r>
         <w:br w:type="page"/>
       </w:r>
     </w:p>
-    <w:bookmarkStart w:id="29" w:name="_Toc225610624" w:displacedByCustomXml="next"/>
+    <w:bookmarkStart w:id="39" w:name="_Toc226539680" w:displacedByCustomXml="next"/>
     <w:sdt>
       <w:sdtPr>
         <w:rPr>
@@ -9320,7 +10738,7 @@
           <w:r>
             <w:t>Irodalomjegyzék</w:t>
           </w:r>
-          <w:bookmarkEnd w:id="29"/>
+          <w:bookmarkEnd w:id="39"/>
         </w:p>
         <w:sdt>
           <w:sdtPr>
@@ -10687,12 +12105,12 @@
       <w:pPr>
         <w:pStyle w:val="szmozatlanSzakdolgozath1"/>
       </w:pPr>
-      <w:bookmarkStart w:id="30" w:name="_Toc225610625"/>
+      <w:bookmarkStart w:id="40" w:name="_Toc226539681"/>
       <w:r>
         <w:lastRenderedPageBreak/>
         <w:t>Nyilatkozat</w:t>
       </w:r>
-      <w:bookmarkEnd w:id="30"/>
+      <w:bookmarkEnd w:id="40"/>
     </w:p>
     <w:p>
       <w:pPr>
@@ -10800,25 +12218,25 @@
       <w:pPr>
         <w:pStyle w:val="szmozatlanSzakdolgozath1"/>
       </w:pPr>
-      <w:bookmarkStart w:id="31" w:name="_Toc225610626"/>
+      <w:bookmarkStart w:id="41" w:name="_Toc226539682"/>
       <w:r>
         <w:lastRenderedPageBreak/>
         <w:t>Mellékletek</w:t>
       </w:r>
-      <w:bookmarkEnd w:id="31"/>
+      <w:bookmarkEnd w:id="41"/>
     </w:p>
     <w:p>
       <w:pPr>
         <w:pStyle w:val="Szakdolgozath2"/>
       </w:pPr>
-      <w:bookmarkStart w:id="32" w:name="_Toc225610627"/>
+      <w:bookmarkStart w:id="42" w:name="_Toc226539683"/>
       <w:r>
         <w:t>Adatbázis</w:t>
       </w:r>
       <w:r>
         <w:t xml:space="preserve"> relációk</w:t>
       </w:r>
-      <w:bookmarkEnd w:id="32"/>
+      <w:bookmarkEnd w:id="42"/>
     </w:p>
     <w:p>
       <w:pPr>
@@ -10912,12 +12330,12 @@
       <w:pPr>
         <w:pStyle w:val="Szakdolgozath2"/>
       </w:pPr>
-      <w:bookmarkStart w:id="33" w:name="_Toc225610628"/>
+      <w:bookmarkStart w:id="43" w:name="_Toc226539684"/>
       <w:r>
         <w:lastRenderedPageBreak/>
         <w:t>Gráf alapú pálya struktúra definiálása</w:t>
       </w:r>
-      <w:bookmarkEnd w:id="33"/>
+      <w:bookmarkEnd w:id="43"/>
     </w:p>
     <w:p>
       <w:pPr>
@@ -12792,6 +14210,43 @@
       <w:u w:val="single"/>
     </w:rPr>
   </w:style>
+  <w:style w:type="paragraph" w:styleId="FootnoteText">
+    <w:name w:val="footnote text"/>
+    <w:basedOn w:val="Normal"/>
+    <w:link w:val="FootnoteTextChar"/>
+    <w:uiPriority w:val="99"/>
+    <w:semiHidden/>
+    <w:unhideWhenUsed/>
+    <w:rsid w:val="00532E75"/>
+    <w:rPr>
+      <w:sz w:val="20"/>
+      <w:szCs w:val="20"/>
+    </w:rPr>
+  </w:style>
+  <w:style w:type="character" w:customStyle="1" w:styleId="FootnoteTextChar">
+    <w:name w:val="Footnote Text Char"/>
+    <w:basedOn w:val="DefaultParagraphFont"/>
+    <w:link w:val="FootnoteText"/>
+    <w:uiPriority w:val="99"/>
+    <w:semiHidden/>
+    <w:rsid w:val="00532E75"/>
+    <w:rPr>
+      <w:sz w:val="20"/>
+      <w:szCs w:val="20"/>
+      <w:lang w:val="hu-HU"/>
+    </w:rPr>
+  </w:style>
+  <w:style w:type="character" w:styleId="FootnoteReference">
+    <w:name w:val="footnote reference"/>
+    <w:basedOn w:val="DefaultParagraphFont"/>
+    <w:uiPriority w:val="99"/>
+    <w:semiHidden/>
+    <w:unhideWhenUsed/>
+    <w:rsid w:val="00532E75"/>
+    <w:rPr>
+      <w:vertAlign w:val="superscript"/>
+    </w:rPr>
+  </w:style>
 </w:styles>
 </file>
 
@@ -13280,7 +14735,7 @@
     <b:Guid>{DD0B38D9-A2E6-489C-9084-B127B64A88F7}</b:Guid>
     <b:Title>CodeGame Szabaduló szoba weboldala</b:Title>
     <b:URL>https://www.codegame.hu/</b:URL>
-    <b:RefOrder>28</b:RefOrder>
+    <b:RefOrder>32</b:RefOrder>
   </b:Source>
   <b:Source>
     <b:Tag>AWS_S3</b:Tag>
@@ -13322,11 +14777,43 @@
     <b:URL>https://huggingface.co/Qwen/Qwen2.5-1.5B</b:URL>
     <b:RefOrder>26</b:RefOrder>
   </b:Source>
+  <b:Source>
+    <b:Tag>Midjourney</b:Tag>
+    <b:SourceType>InternetSite</b:SourceType>
+    <b:Guid>{35D9A059-D422-47ED-8931-52B6D5142CD6}</b:Guid>
+    <b:Title>Midjourney Weboldala</b:Title>
+    <b:URL>https://www.midjourney.com/home</b:URL>
+    <b:RefOrder>28</b:RefOrder>
+  </b:Source>
+  <b:Source>
+    <b:Tag>Lonardo_ai</b:Tag>
+    <b:SourceType>InternetSite</b:SourceType>
+    <b:Guid>{7AD03947-E553-4471-9285-5196BB1D4816}</b:Guid>
+    <b:Title>Leonardo AI weboldala</b:Title>
+    <b:URL>https://leonardo.ai/</b:URL>
+    <b:RefOrder>29</b:RefOrder>
+  </b:Source>
+  <b:Source>
+    <b:Tag>Dalle_3</b:Tag>
+    <b:SourceType>InternetSite</b:SourceType>
+    <b:Guid>{89D75307-369A-4628-B7C1-C042E89B6D48}</b:Guid>
+    <b:Title>DALL-E 3 Weboldala</b:Title>
+    <b:URL>https://openai.com/index/dall-e-3/</b:URL>
+    <b:RefOrder>30</b:RefOrder>
+  </b:Source>
+  <b:Source>
+    <b:Tag>gpt_image_1</b:Tag>
+    <b:SourceType>InternetSite</b:SourceType>
+    <b:Guid>{6B699A05-A0B0-4818-B170-9831A5213389}</b:Guid>
+    <b:Title>OpenAI gpt-image-1 modell dokumentáció</b:Title>
+    <b:URL>https://developers.openai.com/api/docs/models/gpt-image-1</b:URL>
+    <b:RefOrder>31</b:RefOrder>
+  </b:Source>
 </b:Sources>
 </file>
 
 <file path=customXml/itemProps1.xml><?xml version="1.0" encoding="utf-8"?>
-<ds:datastoreItem xmlns:ds="http://schemas.openxmlformats.org/officeDocument/2006/customXml" ds:itemID="{5DB39563-93E1-419D-B04A-A7A947957301}">
+<ds:datastoreItem xmlns:ds="http://schemas.openxmlformats.org/officeDocument/2006/customXml" ds:itemID="{0C9A230E-044B-4A72-AD49-2D05E3531438}">
   <ds:schemaRefs>
     <ds:schemaRef ds:uri="http://schemas.openxmlformats.org/officeDocument/2006/bibliography"/>
   </ds:schemaRefs>

--- a/Szakdolgozat.docx
+++ b/Szakdolgozat.docx
@@ -529,7 +529,7 @@
       <w:pPr>
         <w:pStyle w:val="szmozatlanSzakdolgozath1"/>
       </w:pPr>
-      <w:bookmarkStart w:id="0" w:name="_Toc226539649"/>
+      <w:bookmarkStart w:id="0" w:name="_Toc226555043"/>
       <w:r>
         <w:lastRenderedPageBreak/>
         <w:t>Feladatkiírás</w:t>
@@ -765,7 +765,7 @@
       <w:pPr>
         <w:pStyle w:val="szmozatlanSzakdolgozath1"/>
       </w:pPr>
-      <w:bookmarkStart w:id="1" w:name="_Toc226539650"/>
+      <w:bookmarkStart w:id="1" w:name="_Toc226555044"/>
       <w:r>
         <w:lastRenderedPageBreak/>
         <w:t>Tartalomjegyzék</w:t>
@@ -828,7 +828,7 @@
           <w:r>
             <w:fldChar w:fldCharType="separate"/>
           </w:r>
-          <w:hyperlink w:anchor="_Toc226539649" w:history="1">
+          <w:hyperlink w:anchor="_Toc226555043" w:history="1">
             <w:r>
               <w:rPr>
                 <w:rStyle w:val="Hyperlink"/>
@@ -855,7 +855,7 @@
                 <w:noProof/>
                 <w:webHidden/>
               </w:rPr>
-              <w:instrText xml:space="preserve"> PAGEREF _Toc226539649 \h </w:instrText>
+              <w:instrText xml:space="preserve"> PAGEREF _Toc226555043 \h </w:instrText>
             </w:r>
             <w:r>
               <w:rPr>
@@ -900,7 +900,7 @@
               <w:lang w:val="en-US"/>
             </w:rPr>
           </w:pPr>
-          <w:hyperlink w:anchor="_Toc226539650" w:history="1">
+          <w:hyperlink w:anchor="_Toc226555044" w:history="1">
             <w:r>
               <w:rPr>
                 <w:rStyle w:val="Hyperlink"/>
@@ -927,7 +927,7 @@
                 <w:noProof/>
                 <w:webHidden/>
               </w:rPr>
-              <w:instrText xml:space="preserve"> PAGEREF _Toc226539650 \h </w:instrText>
+              <w:instrText xml:space="preserve"> PAGEREF _Toc226555044 \h </w:instrText>
             </w:r>
             <w:r>
               <w:rPr>
@@ -973,7 +973,7 @@
               <w:lang w:val="en-US"/>
             </w:rPr>
           </w:pPr>
-          <w:hyperlink w:anchor="_Toc226539651" w:history="1">
+          <w:hyperlink w:anchor="_Toc226555045" w:history="1">
             <w:r>
               <w:rPr>
                 <w:rStyle w:val="Hyperlink"/>
@@ -1018,7 +1018,7 @@
                 <w:noProof/>
                 <w:webHidden/>
               </w:rPr>
-              <w:instrText xml:space="preserve"> PAGEREF _Toc226539651 \h </w:instrText>
+              <w:instrText xml:space="preserve"> PAGEREF _Toc226555045 \h </w:instrText>
             </w:r>
             <w:r>
               <w:rPr>
@@ -1064,7 +1064,7 @@
               <w:lang w:val="en-US"/>
             </w:rPr>
           </w:pPr>
-          <w:hyperlink w:anchor="_Toc226539652" w:history="1">
+          <w:hyperlink w:anchor="_Toc226555046" w:history="1">
             <w:r>
               <w:rPr>
                 <w:rStyle w:val="Hyperlink"/>
@@ -1108,7 +1108,7 @@
                 <w:noProof/>
                 <w:webHidden/>
               </w:rPr>
-              <w:instrText xml:space="preserve"> PAGEREF _Toc226539652 \h </w:instrText>
+              <w:instrText xml:space="preserve"> PAGEREF _Toc226555046 \h </w:instrText>
             </w:r>
             <w:r>
               <w:rPr>
@@ -1154,7 +1154,7 @@
               <w:lang w:val="en-US"/>
             </w:rPr>
           </w:pPr>
-          <w:hyperlink w:anchor="_Toc226539653" w:history="1">
+          <w:hyperlink w:anchor="_Toc226555047" w:history="1">
             <w:r>
               <w:rPr>
                 <w:rStyle w:val="Hyperlink"/>
@@ -1198,7 +1198,7 @@
                 <w:noProof/>
                 <w:webHidden/>
               </w:rPr>
-              <w:instrText xml:space="preserve"> PAGEREF _Toc226539653 \h </w:instrText>
+              <w:instrText xml:space="preserve"> PAGEREF _Toc226555047 \h </w:instrText>
             </w:r>
             <w:r>
               <w:rPr>
@@ -1244,7 +1244,7 @@
               <w:lang w:val="en-US"/>
             </w:rPr>
           </w:pPr>
-          <w:hyperlink w:anchor="_Toc226539654" w:history="1">
+          <w:hyperlink w:anchor="_Toc226555048" w:history="1">
             <w:r>
               <w:rPr>
                 <w:rStyle w:val="Hyperlink"/>
@@ -1288,7 +1288,7 @@
                 <w:noProof/>
                 <w:webHidden/>
               </w:rPr>
-              <w:instrText xml:space="preserve"> PAGEREF _Toc226539654 \h </w:instrText>
+              <w:instrText xml:space="preserve"> PAGEREF _Toc226555048 \h </w:instrText>
             </w:r>
             <w:r>
               <w:rPr>
@@ -1334,7 +1334,7 @@
               <w:lang w:val="en-US"/>
             </w:rPr>
           </w:pPr>
-          <w:hyperlink w:anchor="_Toc226539655" w:history="1">
+          <w:hyperlink w:anchor="_Toc226555049" w:history="1">
             <w:r>
               <w:rPr>
                 <w:rStyle w:val="Hyperlink"/>
@@ -1378,7 +1378,7 @@
                 <w:noProof/>
                 <w:webHidden/>
               </w:rPr>
-              <w:instrText xml:space="preserve"> PAGEREF _Toc226539655 \h </w:instrText>
+              <w:instrText xml:space="preserve"> PAGEREF _Toc226555049 \h </w:instrText>
             </w:r>
             <w:r>
               <w:rPr>
@@ -1424,7 +1424,7 @@
               <w:lang w:val="en-US"/>
             </w:rPr>
           </w:pPr>
-          <w:hyperlink w:anchor="_Toc226539656" w:history="1">
+          <w:hyperlink w:anchor="_Toc226555050" w:history="1">
             <w:r>
               <w:rPr>
                 <w:rStyle w:val="Hyperlink"/>
@@ -1468,7 +1468,7 @@
                 <w:noProof/>
                 <w:webHidden/>
               </w:rPr>
-              <w:instrText xml:space="preserve"> PAGEREF _Toc226539656 \h </w:instrText>
+              <w:instrText xml:space="preserve"> PAGEREF _Toc226555050 \h </w:instrText>
             </w:r>
             <w:r>
               <w:rPr>
@@ -1514,7 +1514,7 @@
               <w:lang w:val="en-US"/>
             </w:rPr>
           </w:pPr>
-          <w:hyperlink w:anchor="_Toc226539657" w:history="1">
+          <w:hyperlink w:anchor="_Toc226555051" w:history="1">
             <w:r>
               <w:rPr>
                 <w:rStyle w:val="Hyperlink"/>
@@ -1558,7 +1558,7 @@
                 <w:noProof/>
                 <w:webHidden/>
               </w:rPr>
-              <w:instrText xml:space="preserve"> PAGEREF _Toc226539657 \h </w:instrText>
+              <w:instrText xml:space="preserve"> PAGEREF _Toc226555051 \h </w:instrText>
             </w:r>
             <w:r>
               <w:rPr>
@@ -1604,7 +1604,7 @@
               <w:lang w:val="en-US"/>
             </w:rPr>
           </w:pPr>
-          <w:hyperlink w:anchor="_Toc226539658" w:history="1">
+          <w:hyperlink w:anchor="_Toc226555052" w:history="1">
             <w:r>
               <w:rPr>
                 <w:rStyle w:val="Hyperlink"/>
@@ -1648,7 +1648,7 @@
                 <w:noProof/>
                 <w:webHidden/>
               </w:rPr>
-              <w:instrText xml:space="preserve"> PAGEREF _Toc226539658 \h </w:instrText>
+              <w:instrText xml:space="preserve"> PAGEREF _Toc226555052 \h </w:instrText>
             </w:r>
             <w:r>
               <w:rPr>
@@ -1694,7 +1694,7 @@
               <w:lang w:val="en-US"/>
             </w:rPr>
           </w:pPr>
-          <w:hyperlink w:anchor="_Toc226539659" w:history="1">
+          <w:hyperlink w:anchor="_Toc226555053" w:history="1">
             <w:r>
               <w:rPr>
                 <w:rStyle w:val="Hyperlink"/>
@@ -1738,7 +1738,7 @@
                 <w:noProof/>
                 <w:webHidden/>
               </w:rPr>
-              <w:instrText xml:space="preserve"> PAGEREF _Toc226539659 \h </w:instrText>
+              <w:instrText xml:space="preserve"> PAGEREF _Toc226555053 \h </w:instrText>
             </w:r>
             <w:r>
               <w:rPr>
@@ -1784,7 +1784,7 @@
               <w:lang w:val="en-US"/>
             </w:rPr>
           </w:pPr>
-          <w:hyperlink w:anchor="_Toc226539660" w:history="1">
+          <w:hyperlink w:anchor="_Toc226555054" w:history="1">
             <w:r>
               <w:rPr>
                 <w:rStyle w:val="Hyperlink"/>
@@ -1828,7 +1828,7 @@
                 <w:noProof/>
                 <w:webHidden/>
               </w:rPr>
-              <w:instrText xml:space="preserve"> PAGEREF _Toc226539660 \h </w:instrText>
+              <w:instrText xml:space="preserve"> PAGEREF _Toc226555054 \h </w:instrText>
             </w:r>
             <w:r>
               <w:rPr>
@@ -1874,7 +1874,7 @@
               <w:lang w:val="en-US"/>
             </w:rPr>
           </w:pPr>
-          <w:hyperlink w:anchor="_Toc226539661" w:history="1">
+          <w:hyperlink w:anchor="_Toc226555055" w:history="1">
             <w:r>
               <w:rPr>
                 <w:rStyle w:val="Hyperlink"/>
@@ -1918,7 +1918,7 @@
                 <w:noProof/>
                 <w:webHidden/>
               </w:rPr>
-              <w:instrText xml:space="preserve"> PAGEREF _Toc226539661 \h </w:instrText>
+              <w:instrText xml:space="preserve"> PAGEREF _Toc226555055 \h </w:instrText>
             </w:r>
             <w:r>
               <w:rPr>
@@ -1964,7 +1964,7 @@
               <w:lang w:val="en-US"/>
             </w:rPr>
           </w:pPr>
-          <w:hyperlink w:anchor="_Toc226539662" w:history="1">
+          <w:hyperlink w:anchor="_Toc226555056" w:history="1">
             <w:r>
               <w:rPr>
                 <w:rStyle w:val="Hyperlink"/>
@@ -2008,7 +2008,7 @@
                 <w:noProof/>
                 <w:webHidden/>
               </w:rPr>
-              <w:instrText xml:space="preserve"> PAGEREF _Toc226539662 \h </w:instrText>
+              <w:instrText xml:space="preserve"> PAGEREF _Toc226555056 \h </w:instrText>
             </w:r>
             <w:r>
               <w:rPr>
@@ -2054,7 +2054,7 @@
               <w:lang w:val="en-US"/>
             </w:rPr>
           </w:pPr>
-          <w:hyperlink w:anchor="_Toc226539663" w:history="1">
+          <w:hyperlink w:anchor="_Toc226555057" w:history="1">
             <w:r>
               <w:rPr>
                 <w:rStyle w:val="Hyperlink"/>
@@ -2098,7 +2098,7 @@
                 <w:noProof/>
                 <w:webHidden/>
               </w:rPr>
-              <w:instrText xml:space="preserve"> PAGEREF _Toc226539663 \h </w:instrText>
+              <w:instrText xml:space="preserve"> PAGEREF _Toc226555057 \h </w:instrText>
             </w:r>
             <w:r>
               <w:rPr>
@@ -2144,7 +2144,7 @@
               <w:lang w:val="en-US"/>
             </w:rPr>
           </w:pPr>
-          <w:hyperlink w:anchor="_Toc226539664" w:history="1">
+          <w:hyperlink w:anchor="_Toc226555058" w:history="1">
             <w:r>
               <w:rPr>
                 <w:rStyle w:val="Hyperlink"/>
@@ -2188,7 +2188,7 @@
                 <w:noProof/>
                 <w:webHidden/>
               </w:rPr>
-              <w:instrText xml:space="preserve"> PAGEREF _Toc226539664 \h </w:instrText>
+              <w:instrText xml:space="preserve"> PAGEREF _Toc226555058 \h </w:instrText>
             </w:r>
             <w:r>
               <w:rPr>
@@ -2234,7 +2234,7 @@
               <w:lang w:val="en-US"/>
             </w:rPr>
           </w:pPr>
-          <w:hyperlink w:anchor="_Toc226539665" w:history="1">
+          <w:hyperlink w:anchor="_Toc226555059" w:history="1">
             <w:r>
               <w:rPr>
                 <w:rStyle w:val="Hyperlink"/>
@@ -2278,7 +2278,7 @@
                 <w:noProof/>
                 <w:webHidden/>
               </w:rPr>
-              <w:instrText xml:space="preserve"> PAGEREF _Toc226539665 \h </w:instrText>
+              <w:instrText xml:space="preserve"> PAGEREF _Toc226555059 \h </w:instrText>
             </w:r>
             <w:r>
               <w:rPr>
@@ -2324,7 +2324,7 @@
               <w:lang w:val="en-US"/>
             </w:rPr>
           </w:pPr>
-          <w:hyperlink w:anchor="_Toc226539666" w:history="1">
+          <w:hyperlink w:anchor="_Toc226555060" w:history="1">
             <w:r>
               <w:rPr>
                 <w:rStyle w:val="Hyperlink"/>
@@ -2368,7 +2368,7 @@
                 <w:noProof/>
                 <w:webHidden/>
               </w:rPr>
-              <w:instrText xml:space="preserve"> PAGEREF _Toc226539666 \h </w:instrText>
+              <w:instrText xml:space="preserve"> PAGEREF _Toc226555060 \h </w:instrText>
             </w:r>
             <w:r>
               <w:rPr>
@@ -2414,7 +2414,7 @@
               <w:lang w:val="en-US"/>
             </w:rPr>
           </w:pPr>
-          <w:hyperlink w:anchor="_Toc226539667" w:history="1">
+          <w:hyperlink w:anchor="_Toc226555061" w:history="1">
             <w:r>
               <w:rPr>
                 <w:rStyle w:val="Hyperlink"/>
@@ -2458,7 +2458,7 @@
                 <w:noProof/>
                 <w:webHidden/>
               </w:rPr>
-              <w:instrText xml:space="preserve"> PAGEREF _Toc226539667 \h </w:instrText>
+              <w:instrText xml:space="preserve"> PAGEREF _Toc226555061 \h </w:instrText>
             </w:r>
             <w:r>
               <w:rPr>
@@ -2504,7 +2504,7 @@
               <w:lang w:val="en-US"/>
             </w:rPr>
           </w:pPr>
-          <w:hyperlink w:anchor="_Toc226539668" w:history="1">
+          <w:hyperlink w:anchor="_Toc226555062" w:history="1">
             <w:r>
               <w:rPr>
                 <w:rStyle w:val="Hyperlink"/>
@@ -2548,7 +2548,7 @@
                 <w:noProof/>
                 <w:webHidden/>
               </w:rPr>
-              <w:instrText xml:space="preserve"> PAGEREF _Toc226539668 \h </w:instrText>
+              <w:instrText xml:space="preserve"> PAGEREF _Toc226555062 \h </w:instrText>
             </w:r>
             <w:r>
               <w:rPr>
@@ -2594,7 +2594,7 @@
               <w:lang w:val="en-US"/>
             </w:rPr>
           </w:pPr>
-          <w:hyperlink w:anchor="_Toc226539669" w:history="1">
+          <w:hyperlink w:anchor="_Toc226555063" w:history="1">
             <w:r>
               <w:rPr>
                 <w:rStyle w:val="Hyperlink"/>
@@ -2638,7 +2638,7 @@
                 <w:noProof/>
                 <w:webHidden/>
               </w:rPr>
-              <w:instrText xml:space="preserve"> PAGEREF _Toc226539669 \h </w:instrText>
+              <w:instrText xml:space="preserve"> PAGEREF _Toc226555063 \h </w:instrText>
             </w:r>
             <w:r>
               <w:rPr>
@@ -2684,7 +2684,7 @@
               <w:lang w:val="en-US"/>
             </w:rPr>
           </w:pPr>
-          <w:hyperlink w:anchor="_Toc226539670" w:history="1">
+          <w:hyperlink w:anchor="_Toc226555064" w:history="1">
             <w:r>
               <w:rPr>
                 <w:rStyle w:val="Hyperlink"/>
@@ -2728,7 +2728,7 @@
                 <w:noProof/>
                 <w:webHidden/>
               </w:rPr>
-              <w:instrText xml:space="preserve"> PAGEREF _Toc226539670 \h </w:instrText>
+              <w:instrText xml:space="preserve"> PAGEREF _Toc226555064 \h </w:instrText>
             </w:r>
             <w:r>
               <w:rPr>
@@ -2774,7 +2774,7 @@
               <w:lang w:val="en-US"/>
             </w:rPr>
           </w:pPr>
-          <w:hyperlink w:anchor="_Toc226539671" w:history="1">
+          <w:hyperlink w:anchor="_Toc226555065" w:history="1">
             <w:r>
               <w:rPr>
                 <w:rStyle w:val="Hyperlink"/>
@@ -2818,7 +2818,7 @@
                 <w:noProof/>
                 <w:webHidden/>
               </w:rPr>
-              <w:instrText xml:space="preserve"> PAGEREF _Toc226539671 \h </w:instrText>
+              <w:instrText xml:space="preserve"> PAGEREF _Toc226555065 \h </w:instrText>
             </w:r>
             <w:r>
               <w:rPr>
@@ -2864,7 +2864,7 @@
               <w:lang w:val="en-US"/>
             </w:rPr>
           </w:pPr>
-          <w:hyperlink w:anchor="_Toc226539672" w:history="1">
+          <w:hyperlink w:anchor="_Toc226555066" w:history="1">
             <w:r>
               <w:rPr>
                 <w:rStyle w:val="Hyperlink"/>
@@ -2908,7 +2908,7 @@
                 <w:noProof/>
                 <w:webHidden/>
               </w:rPr>
-              <w:instrText xml:space="preserve"> PAGEREF _Toc226539672 \h </w:instrText>
+              <w:instrText xml:space="preserve"> PAGEREF _Toc226555066 \h </w:instrText>
             </w:r>
             <w:r>
               <w:rPr>
@@ -2954,7 +2954,7 @@
               <w:lang w:val="en-US"/>
             </w:rPr>
           </w:pPr>
-          <w:hyperlink w:anchor="_Toc226539673" w:history="1">
+          <w:hyperlink w:anchor="_Toc226555067" w:history="1">
             <w:r>
               <w:rPr>
                 <w:rStyle w:val="Hyperlink"/>
@@ -2998,7 +2998,7 @@
                 <w:noProof/>
                 <w:webHidden/>
               </w:rPr>
-              <w:instrText xml:space="preserve"> PAGEREF _Toc226539673 \h </w:instrText>
+              <w:instrText xml:space="preserve"> PAGEREF _Toc226555067 \h </w:instrText>
             </w:r>
             <w:r>
               <w:rPr>
@@ -3044,7 +3044,7 @@
               <w:lang w:val="en-US"/>
             </w:rPr>
           </w:pPr>
-          <w:hyperlink w:anchor="_Toc226539674" w:history="1">
+          <w:hyperlink w:anchor="_Toc226555068" w:history="1">
             <w:r>
               <w:rPr>
                 <w:rStyle w:val="Hyperlink"/>
@@ -3088,7 +3088,7 @@
                 <w:noProof/>
                 <w:webHidden/>
               </w:rPr>
-              <w:instrText xml:space="preserve"> PAGEREF _Toc226539674 \h </w:instrText>
+              <w:instrText xml:space="preserve"> PAGEREF _Toc226555068 \h </w:instrText>
             </w:r>
             <w:r>
               <w:rPr>
@@ -3134,7 +3134,7 @@
               <w:lang w:val="en-US"/>
             </w:rPr>
           </w:pPr>
-          <w:hyperlink w:anchor="_Toc226539675" w:history="1">
+          <w:hyperlink w:anchor="_Toc226555069" w:history="1">
             <w:r>
               <w:rPr>
                 <w:rStyle w:val="Hyperlink"/>
@@ -3178,7 +3178,7 @@
                 <w:noProof/>
                 <w:webHidden/>
               </w:rPr>
-              <w:instrText xml:space="preserve"> PAGEREF _Toc226539675 \h </w:instrText>
+              <w:instrText xml:space="preserve"> PAGEREF _Toc226555069 \h </w:instrText>
             </w:r>
             <w:r>
               <w:rPr>
@@ -3224,7 +3224,7 @@
               <w:lang w:val="en-US"/>
             </w:rPr>
           </w:pPr>
-          <w:hyperlink w:anchor="_Toc226539676" w:history="1">
+          <w:hyperlink w:anchor="_Toc226555070" w:history="1">
             <w:r>
               <w:rPr>
                 <w:rStyle w:val="Hyperlink"/>
@@ -3268,7 +3268,7 @@
                 <w:noProof/>
                 <w:webHidden/>
               </w:rPr>
-              <w:instrText xml:space="preserve"> PAGEREF _Toc226539676 \h </w:instrText>
+              <w:instrText xml:space="preserve"> PAGEREF _Toc226555070 \h </w:instrText>
             </w:r>
             <w:r>
               <w:rPr>
@@ -3314,7 +3314,7 @@
               <w:lang w:val="en-US"/>
             </w:rPr>
           </w:pPr>
-          <w:hyperlink w:anchor="_Toc226539677" w:history="1">
+          <w:hyperlink w:anchor="_Toc226555071" w:history="1">
             <w:r>
               <w:rPr>
                 <w:rStyle w:val="Hyperlink"/>
@@ -3358,7 +3358,7 @@
                 <w:noProof/>
                 <w:webHidden/>
               </w:rPr>
-              <w:instrText xml:space="preserve"> PAGEREF _Toc226539677 \h </w:instrText>
+              <w:instrText xml:space="preserve"> PAGEREF _Toc226555071 \h </w:instrText>
             </w:r>
             <w:r>
               <w:rPr>
@@ -3404,7 +3404,7 @@
               <w:lang w:val="en-US"/>
             </w:rPr>
           </w:pPr>
-          <w:hyperlink w:anchor="_Toc226539678" w:history="1">
+          <w:hyperlink w:anchor="_Toc226555072" w:history="1">
             <w:r>
               <w:rPr>
                 <w:rStyle w:val="Hyperlink"/>
@@ -3448,7 +3448,7 @@
                 <w:noProof/>
                 <w:webHidden/>
               </w:rPr>
-              <w:instrText xml:space="preserve"> PAGEREF _Toc226539678 \h </w:instrText>
+              <w:instrText xml:space="preserve"> PAGEREF _Toc226555072 \h </w:instrText>
             </w:r>
             <w:r>
               <w:rPr>
@@ -3494,7 +3494,7 @@
               <w:lang w:val="en-US"/>
             </w:rPr>
           </w:pPr>
-          <w:hyperlink w:anchor="_Toc226539679" w:history="1">
+          <w:hyperlink w:anchor="_Toc226555073" w:history="1">
             <w:r>
               <w:rPr>
                 <w:rStyle w:val="Hyperlink"/>
@@ -3538,7 +3538,7 @@
                 <w:noProof/>
                 <w:webHidden/>
               </w:rPr>
-              <w:instrText xml:space="preserve"> PAGEREF _Toc226539679 \h </w:instrText>
+              <w:instrText xml:space="preserve"> PAGEREF _Toc226555073 \h </w:instrText>
             </w:r>
             <w:r>
               <w:rPr>
@@ -3573,6 +3573,7 @@
           <w:pPr>
             <w:pStyle w:val="TOC1"/>
             <w:tabs>
+              <w:tab w:val="left" w:pos="440"/>
               <w:tab w:val="right" w:leader="dot" w:pos="8827"/>
             </w:tabs>
             <w:rPr>
@@ -3583,23 +3584,40 @@
               <w:lang w:val="en-US"/>
             </w:rPr>
           </w:pPr>
-          <w:hyperlink w:anchor="_Toc226539680" w:history="1">
+          <w:hyperlink w:anchor="_Toc226555074" w:history="1">
             <w:r>
               <w:rPr>
                 <w:rStyle w:val="Hyperlink"/>
                 <w:noProof/>
               </w:rPr>
-              <w:t>Irodalomjegyzék</w:t>
-            </w:r>
-            <w:r>
-              <w:rPr>
-                <w:noProof/>
-                <w:webHidden/>
+              <w:t>5.</w:t>
+            </w:r>
+            <w:r>
+              <w:rPr>
+                <w:rFonts w:eastAsiaTheme="minorEastAsia"/>
+                <w:noProof/>
+                <w:sz w:val="24"/>
+                <w:szCs w:val="24"/>
+                <w:lang w:val="en-US"/>
               </w:rPr>
               <w:tab/>
             </w:r>
             <w:r>
               <w:rPr>
+                <w:rStyle w:val="Hyperlink"/>
+                <w:noProof/>
+              </w:rPr>
+              <w:t>Továbbfejlesztési lehetőségek</w:t>
+            </w:r>
+            <w:r>
+              <w:rPr>
+                <w:noProof/>
+                <w:webHidden/>
+              </w:rPr>
+              <w:tab/>
+            </w:r>
+            <w:r>
+              <w:rPr>
                 <w:noProof/>
                 <w:webHidden/>
               </w:rPr>
@@ -3610,7 +3628,7 @@
                 <w:noProof/>
                 <w:webHidden/>
               </w:rPr>
-              <w:instrText xml:space="preserve"> PAGEREF _Toc226539680 \h </w:instrText>
+              <w:instrText xml:space="preserve"> PAGEREF _Toc226555074 \h </w:instrText>
             </w:r>
             <w:r>
               <w:rPr>
@@ -3630,151 +3648,7 @@
                 <w:noProof/>
                 <w:webHidden/>
               </w:rPr>
-              <w:t>31</w:t>
-            </w:r>
-            <w:r>
-              <w:rPr>
-                <w:noProof/>
-                <w:webHidden/>
-              </w:rPr>
-              <w:fldChar w:fldCharType="end"/>
-            </w:r>
-          </w:hyperlink>
-        </w:p>
-        <w:p>
-          <w:pPr>
-            <w:pStyle w:val="TOC1"/>
-            <w:tabs>
-              <w:tab w:val="right" w:leader="dot" w:pos="8827"/>
-            </w:tabs>
-            <w:rPr>
-              <w:rFonts w:eastAsiaTheme="minorEastAsia"/>
-              <w:noProof/>
-              <w:sz w:val="24"/>
-              <w:szCs w:val="24"/>
-              <w:lang w:val="en-US"/>
-            </w:rPr>
-          </w:pPr>
-          <w:hyperlink w:anchor="_Toc226539681" w:history="1">
-            <w:r>
-              <w:rPr>
-                <w:rStyle w:val="Hyperlink"/>
-                <w:noProof/>
-              </w:rPr>
-              <w:t>Nyilatkozat</w:t>
-            </w:r>
-            <w:r>
-              <w:rPr>
-                <w:noProof/>
-                <w:webHidden/>
-              </w:rPr>
-              <w:tab/>
-            </w:r>
-            <w:r>
-              <w:rPr>
-                <w:noProof/>
-                <w:webHidden/>
-              </w:rPr>
-              <w:fldChar w:fldCharType="begin"/>
-            </w:r>
-            <w:r>
-              <w:rPr>
-                <w:noProof/>
-                <w:webHidden/>
-              </w:rPr>
-              <w:instrText xml:space="preserve"> PAGEREF _Toc226539681 \h </w:instrText>
-            </w:r>
-            <w:r>
-              <w:rPr>
-                <w:noProof/>
-                <w:webHidden/>
-              </w:rPr>
-            </w:r>
-            <w:r>
-              <w:rPr>
-                <w:noProof/>
-                <w:webHidden/>
-              </w:rPr>
-              <w:fldChar w:fldCharType="separate"/>
-            </w:r>
-            <w:r>
-              <w:rPr>
-                <w:noProof/>
-                <w:webHidden/>
-              </w:rPr>
-              <w:t>33</w:t>
-            </w:r>
-            <w:r>
-              <w:rPr>
-                <w:noProof/>
-                <w:webHidden/>
-              </w:rPr>
-              <w:fldChar w:fldCharType="end"/>
-            </w:r>
-          </w:hyperlink>
-        </w:p>
-        <w:p>
-          <w:pPr>
-            <w:pStyle w:val="TOC1"/>
-            <w:tabs>
-              <w:tab w:val="right" w:leader="dot" w:pos="8827"/>
-            </w:tabs>
-            <w:rPr>
-              <w:rFonts w:eastAsiaTheme="minorEastAsia"/>
-              <w:noProof/>
-              <w:sz w:val="24"/>
-              <w:szCs w:val="24"/>
-              <w:lang w:val="en-US"/>
-            </w:rPr>
-          </w:pPr>
-          <w:hyperlink w:anchor="_Toc226539682" w:history="1">
-            <w:r>
-              <w:rPr>
-                <w:rStyle w:val="Hyperlink"/>
-                <w:noProof/>
-              </w:rPr>
-              <w:t>Mellékletek</w:t>
-            </w:r>
-            <w:r>
-              <w:rPr>
-                <w:noProof/>
-                <w:webHidden/>
-              </w:rPr>
-              <w:tab/>
-            </w:r>
-            <w:r>
-              <w:rPr>
-                <w:noProof/>
-                <w:webHidden/>
-              </w:rPr>
-              <w:fldChar w:fldCharType="begin"/>
-            </w:r>
-            <w:r>
-              <w:rPr>
-                <w:noProof/>
-                <w:webHidden/>
-              </w:rPr>
-              <w:instrText xml:space="preserve"> PAGEREF _Toc226539682 \h </w:instrText>
-            </w:r>
-            <w:r>
-              <w:rPr>
-                <w:noProof/>
-                <w:webHidden/>
-              </w:rPr>
-            </w:r>
-            <w:r>
-              <w:rPr>
-                <w:noProof/>
-                <w:webHidden/>
-              </w:rPr>
-              <w:fldChar w:fldCharType="separate"/>
-            </w:r>
-            <w:r>
-              <w:rPr>
-                <w:noProof/>
-                <w:webHidden/>
-              </w:rPr>
-              <w:t>34</w:t>
+              <w:t>30</w:t>
             </w:r>
             <w:r>
               <w:rPr>
@@ -3800,13 +3674,13 @@
               <w:lang w:val="en-US"/>
             </w:rPr>
           </w:pPr>
-          <w:hyperlink w:anchor="_Toc226539683" w:history="1">
+          <w:hyperlink w:anchor="_Toc226555075" w:history="1">
             <w:r>
               <w:rPr>
                 <w:rStyle w:val="Hyperlink"/>
                 <w:noProof/>
               </w:rPr>
-              <w:t>4.10.</w:t>
+              <w:t>5.1.</w:t>
             </w:r>
             <w:r>
               <w:rPr>
@@ -3823,7 +3697,7 @@
                 <w:rStyle w:val="Hyperlink"/>
                 <w:noProof/>
               </w:rPr>
-              <w:t>Adatbázis relációk</w:t>
+              <w:t>Több lépcsős pálya generálás</w:t>
             </w:r>
             <w:r>
               <w:rPr>
@@ -3844,7 +3718,7 @@
                 <w:noProof/>
                 <w:webHidden/>
               </w:rPr>
-              <w:instrText xml:space="preserve"> PAGEREF _Toc226539683 \h </w:instrText>
+              <w:instrText xml:space="preserve"> PAGEREF _Toc226555075 \h </w:instrText>
             </w:r>
             <w:r>
               <w:rPr>
@@ -3864,7 +3738,7 @@
                 <w:noProof/>
                 <w:webHidden/>
               </w:rPr>
-              <w:t>34</w:t>
+              <w:t>30</w:t>
             </w:r>
             <w:r>
               <w:rPr>
@@ -3890,13 +3764,13 @@
               <w:lang w:val="en-US"/>
             </w:rPr>
           </w:pPr>
-          <w:hyperlink w:anchor="_Toc226539684" w:history="1">
+          <w:hyperlink w:anchor="_Toc226555076" w:history="1">
             <w:r>
               <w:rPr>
                 <w:rStyle w:val="Hyperlink"/>
                 <w:noProof/>
               </w:rPr>
-              <w:t>4.11.</w:t>
+              <w:t>5.2.</w:t>
             </w:r>
             <w:r>
               <w:rPr>
@@ -3913,6 +3787,906 @@
                 <w:rStyle w:val="Hyperlink"/>
                 <w:noProof/>
               </w:rPr>
+              <w:t>Többszobás pályák</w:t>
+            </w:r>
+            <w:r>
+              <w:rPr>
+                <w:noProof/>
+                <w:webHidden/>
+              </w:rPr>
+              <w:tab/>
+            </w:r>
+            <w:r>
+              <w:rPr>
+                <w:noProof/>
+                <w:webHidden/>
+              </w:rPr>
+              <w:fldChar w:fldCharType="begin"/>
+            </w:r>
+            <w:r>
+              <w:rPr>
+                <w:noProof/>
+                <w:webHidden/>
+              </w:rPr>
+              <w:instrText xml:space="preserve"> PAGEREF _Toc226555076 \h </w:instrText>
+            </w:r>
+            <w:r>
+              <w:rPr>
+                <w:noProof/>
+                <w:webHidden/>
+              </w:rPr>
+            </w:r>
+            <w:r>
+              <w:rPr>
+                <w:noProof/>
+                <w:webHidden/>
+              </w:rPr>
+              <w:fldChar w:fldCharType="separate"/>
+            </w:r>
+            <w:r>
+              <w:rPr>
+                <w:noProof/>
+                <w:webHidden/>
+              </w:rPr>
+              <w:t>30</w:t>
+            </w:r>
+            <w:r>
+              <w:rPr>
+                <w:noProof/>
+                <w:webHidden/>
+              </w:rPr>
+              <w:fldChar w:fldCharType="end"/>
+            </w:r>
+          </w:hyperlink>
+        </w:p>
+        <w:p>
+          <w:pPr>
+            <w:pStyle w:val="TOC2"/>
+            <w:tabs>
+              <w:tab w:val="left" w:pos="960"/>
+              <w:tab w:val="right" w:leader="dot" w:pos="8827"/>
+            </w:tabs>
+            <w:rPr>
+              <w:rFonts w:eastAsiaTheme="minorEastAsia"/>
+              <w:noProof/>
+              <w:sz w:val="24"/>
+              <w:szCs w:val="24"/>
+              <w:lang w:val="en-US"/>
+            </w:rPr>
+          </w:pPr>
+          <w:hyperlink w:anchor="_Toc226555077" w:history="1">
+            <w:r>
+              <w:rPr>
+                <w:rStyle w:val="Hyperlink"/>
+                <w:noProof/>
+              </w:rPr>
+              <w:t>5.3.</w:t>
+            </w:r>
+            <w:r>
+              <w:rPr>
+                <w:rFonts w:eastAsiaTheme="minorEastAsia"/>
+                <w:noProof/>
+                <w:sz w:val="24"/>
+                <w:szCs w:val="24"/>
+                <w:lang w:val="en-US"/>
+              </w:rPr>
+              <w:tab/>
+            </w:r>
+            <w:r>
+              <w:rPr>
+                <w:rStyle w:val="Hyperlink"/>
+                <w:noProof/>
+              </w:rPr>
+              <w:t>Felvehető objektumok funkcionalitásának bővítése</w:t>
+            </w:r>
+            <w:r>
+              <w:rPr>
+                <w:noProof/>
+                <w:webHidden/>
+              </w:rPr>
+              <w:tab/>
+            </w:r>
+            <w:r>
+              <w:rPr>
+                <w:noProof/>
+                <w:webHidden/>
+              </w:rPr>
+              <w:fldChar w:fldCharType="begin"/>
+            </w:r>
+            <w:r>
+              <w:rPr>
+                <w:noProof/>
+                <w:webHidden/>
+              </w:rPr>
+              <w:instrText xml:space="preserve"> PAGEREF _Toc226555077 \h </w:instrText>
+            </w:r>
+            <w:r>
+              <w:rPr>
+                <w:noProof/>
+                <w:webHidden/>
+              </w:rPr>
+            </w:r>
+            <w:r>
+              <w:rPr>
+                <w:noProof/>
+                <w:webHidden/>
+              </w:rPr>
+              <w:fldChar w:fldCharType="separate"/>
+            </w:r>
+            <w:r>
+              <w:rPr>
+                <w:noProof/>
+                <w:webHidden/>
+              </w:rPr>
+              <w:t>31</w:t>
+            </w:r>
+            <w:r>
+              <w:rPr>
+                <w:noProof/>
+                <w:webHidden/>
+              </w:rPr>
+              <w:fldChar w:fldCharType="end"/>
+            </w:r>
+          </w:hyperlink>
+        </w:p>
+        <w:p>
+          <w:pPr>
+            <w:pStyle w:val="TOC2"/>
+            <w:tabs>
+              <w:tab w:val="left" w:pos="960"/>
+              <w:tab w:val="right" w:leader="dot" w:pos="8827"/>
+            </w:tabs>
+            <w:rPr>
+              <w:rFonts w:eastAsiaTheme="minorEastAsia"/>
+              <w:noProof/>
+              <w:sz w:val="24"/>
+              <w:szCs w:val="24"/>
+              <w:lang w:val="en-US"/>
+            </w:rPr>
+          </w:pPr>
+          <w:hyperlink w:anchor="_Toc226555078" w:history="1">
+            <w:r>
+              <w:rPr>
+                <w:rStyle w:val="Hyperlink"/>
+                <w:noProof/>
+              </w:rPr>
+              <w:t>5.4.</w:t>
+            </w:r>
+            <w:r>
+              <w:rPr>
+                <w:rFonts w:eastAsiaTheme="minorEastAsia"/>
+                <w:noProof/>
+                <w:sz w:val="24"/>
+                <w:szCs w:val="24"/>
+                <w:lang w:val="en-US"/>
+              </w:rPr>
+              <w:tab/>
+            </w:r>
+            <w:r>
+              <w:rPr>
+                <w:rStyle w:val="Hyperlink"/>
+                <w:noProof/>
+              </w:rPr>
+              <w:t>AI generált Audio logikai feladatok</w:t>
+            </w:r>
+            <w:r>
+              <w:rPr>
+                <w:noProof/>
+                <w:webHidden/>
+              </w:rPr>
+              <w:tab/>
+            </w:r>
+            <w:r>
+              <w:rPr>
+                <w:noProof/>
+                <w:webHidden/>
+              </w:rPr>
+              <w:fldChar w:fldCharType="begin"/>
+            </w:r>
+            <w:r>
+              <w:rPr>
+                <w:noProof/>
+                <w:webHidden/>
+              </w:rPr>
+              <w:instrText xml:space="preserve"> PAGEREF _Toc226555078 \h </w:instrText>
+            </w:r>
+            <w:r>
+              <w:rPr>
+                <w:noProof/>
+                <w:webHidden/>
+              </w:rPr>
+            </w:r>
+            <w:r>
+              <w:rPr>
+                <w:noProof/>
+                <w:webHidden/>
+              </w:rPr>
+              <w:fldChar w:fldCharType="separate"/>
+            </w:r>
+            <w:r>
+              <w:rPr>
+                <w:noProof/>
+                <w:webHidden/>
+              </w:rPr>
+              <w:t>31</w:t>
+            </w:r>
+            <w:r>
+              <w:rPr>
+                <w:noProof/>
+                <w:webHidden/>
+              </w:rPr>
+              <w:fldChar w:fldCharType="end"/>
+            </w:r>
+          </w:hyperlink>
+        </w:p>
+        <w:p>
+          <w:pPr>
+            <w:pStyle w:val="TOC2"/>
+            <w:tabs>
+              <w:tab w:val="left" w:pos="960"/>
+              <w:tab w:val="right" w:leader="dot" w:pos="8827"/>
+            </w:tabs>
+            <w:rPr>
+              <w:rFonts w:eastAsiaTheme="minorEastAsia"/>
+              <w:noProof/>
+              <w:sz w:val="24"/>
+              <w:szCs w:val="24"/>
+              <w:lang w:val="en-US"/>
+            </w:rPr>
+          </w:pPr>
+          <w:hyperlink w:anchor="_Toc226555079" w:history="1">
+            <w:r>
+              <w:rPr>
+                <w:rStyle w:val="Hyperlink"/>
+                <w:noProof/>
+              </w:rPr>
+              <w:t>5.5.</w:t>
+            </w:r>
+            <w:r>
+              <w:rPr>
+                <w:rFonts w:eastAsiaTheme="minorEastAsia"/>
+                <w:noProof/>
+                <w:sz w:val="24"/>
+                <w:szCs w:val="24"/>
+                <w:lang w:val="en-US"/>
+              </w:rPr>
+              <w:tab/>
+            </w:r>
+            <w:r>
+              <w:rPr>
+                <w:rStyle w:val="Hyperlink"/>
+                <w:noProof/>
+              </w:rPr>
+              <w:t>Puzzle készlettár bővítése</w:t>
+            </w:r>
+            <w:r>
+              <w:rPr>
+                <w:noProof/>
+                <w:webHidden/>
+              </w:rPr>
+              <w:tab/>
+            </w:r>
+            <w:r>
+              <w:rPr>
+                <w:noProof/>
+                <w:webHidden/>
+              </w:rPr>
+              <w:fldChar w:fldCharType="begin"/>
+            </w:r>
+            <w:r>
+              <w:rPr>
+                <w:noProof/>
+                <w:webHidden/>
+              </w:rPr>
+              <w:instrText xml:space="preserve"> PAGEREF _Toc226555079 \h </w:instrText>
+            </w:r>
+            <w:r>
+              <w:rPr>
+                <w:noProof/>
+                <w:webHidden/>
+              </w:rPr>
+            </w:r>
+            <w:r>
+              <w:rPr>
+                <w:noProof/>
+                <w:webHidden/>
+              </w:rPr>
+              <w:fldChar w:fldCharType="separate"/>
+            </w:r>
+            <w:r>
+              <w:rPr>
+                <w:noProof/>
+                <w:webHidden/>
+              </w:rPr>
+              <w:t>31</w:t>
+            </w:r>
+            <w:r>
+              <w:rPr>
+                <w:noProof/>
+                <w:webHidden/>
+              </w:rPr>
+              <w:fldChar w:fldCharType="end"/>
+            </w:r>
+          </w:hyperlink>
+        </w:p>
+        <w:p>
+          <w:pPr>
+            <w:pStyle w:val="TOC2"/>
+            <w:tabs>
+              <w:tab w:val="left" w:pos="960"/>
+              <w:tab w:val="right" w:leader="dot" w:pos="8827"/>
+            </w:tabs>
+            <w:rPr>
+              <w:rFonts w:eastAsiaTheme="minorEastAsia"/>
+              <w:noProof/>
+              <w:sz w:val="24"/>
+              <w:szCs w:val="24"/>
+              <w:lang w:val="en-US"/>
+            </w:rPr>
+          </w:pPr>
+          <w:hyperlink w:anchor="_Toc226555080" w:history="1">
+            <w:r>
+              <w:rPr>
+                <w:rStyle w:val="Hyperlink"/>
+                <w:noProof/>
+              </w:rPr>
+              <w:t>5.6.</w:t>
+            </w:r>
+            <w:r>
+              <w:rPr>
+                <w:rFonts w:eastAsiaTheme="minorEastAsia"/>
+                <w:noProof/>
+                <w:sz w:val="24"/>
+                <w:szCs w:val="24"/>
+                <w:lang w:val="en-US"/>
+              </w:rPr>
+              <w:tab/>
+            </w:r>
+            <w:r>
+              <w:rPr>
+                <w:rStyle w:val="Hyperlink"/>
+                <w:noProof/>
+              </w:rPr>
+              <w:t>Animációk</w:t>
+            </w:r>
+            <w:r>
+              <w:rPr>
+                <w:noProof/>
+                <w:webHidden/>
+              </w:rPr>
+              <w:tab/>
+            </w:r>
+            <w:r>
+              <w:rPr>
+                <w:noProof/>
+                <w:webHidden/>
+              </w:rPr>
+              <w:fldChar w:fldCharType="begin"/>
+            </w:r>
+            <w:r>
+              <w:rPr>
+                <w:noProof/>
+                <w:webHidden/>
+              </w:rPr>
+              <w:instrText xml:space="preserve"> PAGEREF _Toc226555080 \h </w:instrText>
+            </w:r>
+            <w:r>
+              <w:rPr>
+                <w:noProof/>
+                <w:webHidden/>
+              </w:rPr>
+            </w:r>
+            <w:r>
+              <w:rPr>
+                <w:noProof/>
+                <w:webHidden/>
+              </w:rPr>
+              <w:fldChar w:fldCharType="separate"/>
+            </w:r>
+            <w:r>
+              <w:rPr>
+                <w:noProof/>
+                <w:webHidden/>
+              </w:rPr>
+              <w:t>32</w:t>
+            </w:r>
+            <w:r>
+              <w:rPr>
+                <w:noProof/>
+                <w:webHidden/>
+              </w:rPr>
+              <w:fldChar w:fldCharType="end"/>
+            </w:r>
+          </w:hyperlink>
+        </w:p>
+        <w:p>
+          <w:pPr>
+            <w:pStyle w:val="TOC2"/>
+            <w:tabs>
+              <w:tab w:val="left" w:pos="960"/>
+              <w:tab w:val="right" w:leader="dot" w:pos="8827"/>
+            </w:tabs>
+            <w:rPr>
+              <w:rFonts w:eastAsiaTheme="minorEastAsia"/>
+              <w:noProof/>
+              <w:sz w:val="24"/>
+              <w:szCs w:val="24"/>
+              <w:lang w:val="en-US"/>
+            </w:rPr>
+          </w:pPr>
+          <w:hyperlink w:anchor="_Toc226555081" w:history="1">
+            <w:r>
+              <w:rPr>
+                <w:rStyle w:val="Hyperlink"/>
+                <w:noProof/>
+              </w:rPr>
+              <w:t>5.7.</w:t>
+            </w:r>
+            <w:r>
+              <w:rPr>
+                <w:rFonts w:eastAsiaTheme="minorEastAsia"/>
+                <w:noProof/>
+                <w:sz w:val="24"/>
+                <w:szCs w:val="24"/>
+                <w:lang w:val="en-US"/>
+              </w:rPr>
+              <w:tab/>
+            </w:r>
+            <w:r>
+              <w:rPr>
+                <w:rStyle w:val="Hyperlink"/>
+                <w:noProof/>
+              </w:rPr>
+              <w:t>Futtatható kód generálása</w:t>
+            </w:r>
+            <w:r>
+              <w:rPr>
+                <w:noProof/>
+                <w:webHidden/>
+              </w:rPr>
+              <w:tab/>
+            </w:r>
+            <w:r>
+              <w:rPr>
+                <w:noProof/>
+                <w:webHidden/>
+              </w:rPr>
+              <w:fldChar w:fldCharType="begin"/>
+            </w:r>
+            <w:r>
+              <w:rPr>
+                <w:noProof/>
+                <w:webHidden/>
+              </w:rPr>
+              <w:instrText xml:space="preserve"> PAGEREF _Toc226555081 \h </w:instrText>
+            </w:r>
+            <w:r>
+              <w:rPr>
+                <w:noProof/>
+                <w:webHidden/>
+              </w:rPr>
+            </w:r>
+            <w:r>
+              <w:rPr>
+                <w:noProof/>
+                <w:webHidden/>
+              </w:rPr>
+              <w:fldChar w:fldCharType="separate"/>
+            </w:r>
+            <w:r>
+              <w:rPr>
+                <w:noProof/>
+                <w:webHidden/>
+              </w:rPr>
+              <w:t>32</w:t>
+            </w:r>
+            <w:r>
+              <w:rPr>
+                <w:noProof/>
+                <w:webHidden/>
+              </w:rPr>
+              <w:fldChar w:fldCharType="end"/>
+            </w:r>
+          </w:hyperlink>
+        </w:p>
+        <w:p>
+          <w:pPr>
+            <w:pStyle w:val="TOC2"/>
+            <w:tabs>
+              <w:tab w:val="left" w:pos="960"/>
+              <w:tab w:val="right" w:leader="dot" w:pos="8827"/>
+            </w:tabs>
+            <w:rPr>
+              <w:rFonts w:eastAsiaTheme="minorEastAsia"/>
+              <w:noProof/>
+              <w:sz w:val="24"/>
+              <w:szCs w:val="24"/>
+              <w:lang w:val="en-US"/>
+            </w:rPr>
+          </w:pPr>
+          <w:hyperlink w:anchor="_Toc226555082" w:history="1">
+            <w:r>
+              <w:rPr>
+                <w:rStyle w:val="Hyperlink"/>
+                <w:noProof/>
+              </w:rPr>
+              <w:t>5.8.</w:t>
+            </w:r>
+            <w:r>
+              <w:rPr>
+                <w:rFonts w:eastAsiaTheme="minorEastAsia"/>
+                <w:noProof/>
+                <w:sz w:val="24"/>
+                <w:szCs w:val="24"/>
+                <w:lang w:val="en-US"/>
+              </w:rPr>
+              <w:tab/>
+            </w:r>
+            <w:r>
+              <w:rPr>
+                <w:rStyle w:val="Hyperlink"/>
+                <w:noProof/>
+              </w:rPr>
+              <w:t>Multiplayer</w:t>
+            </w:r>
+            <w:r>
+              <w:rPr>
+                <w:noProof/>
+                <w:webHidden/>
+              </w:rPr>
+              <w:tab/>
+            </w:r>
+            <w:r>
+              <w:rPr>
+                <w:noProof/>
+                <w:webHidden/>
+              </w:rPr>
+              <w:fldChar w:fldCharType="begin"/>
+            </w:r>
+            <w:r>
+              <w:rPr>
+                <w:noProof/>
+                <w:webHidden/>
+              </w:rPr>
+              <w:instrText xml:space="preserve"> PAGEREF _Toc226555082 \h </w:instrText>
+            </w:r>
+            <w:r>
+              <w:rPr>
+                <w:noProof/>
+                <w:webHidden/>
+              </w:rPr>
+            </w:r>
+            <w:r>
+              <w:rPr>
+                <w:noProof/>
+                <w:webHidden/>
+              </w:rPr>
+              <w:fldChar w:fldCharType="separate"/>
+            </w:r>
+            <w:r>
+              <w:rPr>
+                <w:noProof/>
+                <w:webHidden/>
+              </w:rPr>
+              <w:t>32</w:t>
+            </w:r>
+            <w:r>
+              <w:rPr>
+                <w:noProof/>
+                <w:webHidden/>
+              </w:rPr>
+              <w:fldChar w:fldCharType="end"/>
+            </w:r>
+          </w:hyperlink>
+        </w:p>
+        <w:p>
+          <w:pPr>
+            <w:pStyle w:val="TOC1"/>
+            <w:tabs>
+              <w:tab w:val="right" w:leader="dot" w:pos="8827"/>
+            </w:tabs>
+            <w:rPr>
+              <w:rFonts w:eastAsiaTheme="minorEastAsia"/>
+              <w:noProof/>
+              <w:sz w:val="24"/>
+              <w:szCs w:val="24"/>
+              <w:lang w:val="en-US"/>
+            </w:rPr>
+          </w:pPr>
+          <w:hyperlink w:anchor="_Toc226555083" w:history="1">
+            <w:r>
+              <w:rPr>
+                <w:rStyle w:val="Hyperlink"/>
+                <w:noProof/>
+              </w:rPr>
+              <w:t>Irodalomjegyzék</w:t>
+            </w:r>
+            <w:r>
+              <w:rPr>
+                <w:noProof/>
+                <w:webHidden/>
+              </w:rPr>
+              <w:tab/>
+            </w:r>
+            <w:r>
+              <w:rPr>
+                <w:noProof/>
+                <w:webHidden/>
+              </w:rPr>
+              <w:fldChar w:fldCharType="begin"/>
+            </w:r>
+            <w:r>
+              <w:rPr>
+                <w:noProof/>
+                <w:webHidden/>
+              </w:rPr>
+              <w:instrText xml:space="preserve"> PAGEREF _Toc226555083 \h </w:instrText>
+            </w:r>
+            <w:r>
+              <w:rPr>
+                <w:noProof/>
+                <w:webHidden/>
+              </w:rPr>
+            </w:r>
+            <w:r>
+              <w:rPr>
+                <w:noProof/>
+                <w:webHidden/>
+              </w:rPr>
+              <w:fldChar w:fldCharType="separate"/>
+            </w:r>
+            <w:r>
+              <w:rPr>
+                <w:noProof/>
+                <w:webHidden/>
+              </w:rPr>
+              <w:t>33</w:t>
+            </w:r>
+            <w:r>
+              <w:rPr>
+                <w:noProof/>
+                <w:webHidden/>
+              </w:rPr>
+              <w:fldChar w:fldCharType="end"/>
+            </w:r>
+          </w:hyperlink>
+        </w:p>
+        <w:p>
+          <w:pPr>
+            <w:pStyle w:val="TOC1"/>
+            <w:tabs>
+              <w:tab w:val="right" w:leader="dot" w:pos="8827"/>
+            </w:tabs>
+            <w:rPr>
+              <w:rFonts w:eastAsiaTheme="minorEastAsia"/>
+              <w:noProof/>
+              <w:sz w:val="24"/>
+              <w:szCs w:val="24"/>
+              <w:lang w:val="en-US"/>
+            </w:rPr>
+          </w:pPr>
+          <w:hyperlink w:anchor="_Toc226555084" w:history="1">
+            <w:r>
+              <w:rPr>
+                <w:rStyle w:val="Hyperlink"/>
+                <w:noProof/>
+              </w:rPr>
+              <w:t>Nyilatkozat</w:t>
+            </w:r>
+            <w:r>
+              <w:rPr>
+                <w:noProof/>
+                <w:webHidden/>
+              </w:rPr>
+              <w:tab/>
+            </w:r>
+            <w:r>
+              <w:rPr>
+                <w:noProof/>
+                <w:webHidden/>
+              </w:rPr>
+              <w:fldChar w:fldCharType="begin"/>
+            </w:r>
+            <w:r>
+              <w:rPr>
+                <w:noProof/>
+                <w:webHidden/>
+              </w:rPr>
+              <w:instrText xml:space="preserve"> PAGEREF _Toc226555084 \h </w:instrText>
+            </w:r>
+            <w:r>
+              <w:rPr>
+                <w:noProof/>
+                <w:webHidden/>
+              </w:rPr>
+            </w:r>
+            <w:r>
+              <w:rPr>
+                <w:noProof/>
+                <w:webHidden/>
+              </w:rPr>
+              <w:fldChar w:fldCharType="separate"/>
+            </w:r>
+            <w:r>
+              <w:rPr>
+                <w:noProof/>
+                <w:webHidden/>
+              </w:rPr>
+              <w:t>35</w:t>
+            </w:r>
+            <w:r>
+              <w:rPr>
+                <w:noProof/>
+                <w:webHidden/>
+              </w:rPr>
+              <w:fldChar w:fldCharType="end"/>
+            </w:r>
+          </w:hyperlink>
+        </w:p>
+        <w:p>
+          <w:pPr>
+            <w:pStyle w:val="TOC1"/>
+            <w:tabs>
+              <w:tab w:val="right" w:leader="dot" w:pos="8827"/>
+            </w:tabs>
+            <w:rPr>
+              <w:rFonts w:eastAsiaTheme="minorEastAsia"/>
+              <w:noProof/>
+              <w:sz w:val="24"/>
+              <w:szCs w:val="24"/>
+              <w:lang w:val="en-US"/>
+            </w:rPr>
+          </w:pPr>
+          <w:hyperlink w:anchor="_Toc226555085" w:history="1">
+            <w:r>
+              <w:rPr>
+                <w:rStyle w:val="Hyperlink"/>
+                <w:noProof/>
+              </w:rPr>
+              <w:t>Mellékletek</w:t>
+            </w:r>
+            <w:r>
+              <w:rPr>
+                <w:noProof/>
+                <w:webHidden/>
+              </w:rPr>
+              <w:tab/>
+            </w:r>
+            <w:r>
+              <w:rPr>
+                <w:noProof/>
+                <w:webHidden/>
+              </w:rPr>
+              <w:fldChar w:fldCharType="begin"/>
+            </w:r>
+            <w:r>
+              <w:rPr>
+                <w:noProof/>
+                <w:webHidden/>
+              </w:rPr>
+              <w:instrText xml:space="preserve"> PAGEREF _Toc226555085 \h </w:instrText>
+            </w:r>
+            <w:r>
+              <w:rPr>
+                <w:noProof/>
+                <w:webHidden/>
+              </w:rPr>
+            </w:r>
+            <w:r>
+              <w:rPr>
+                <w:noProof/>
+                <w:webHidden/>
+              </w:rPr>
+              <w:fldChar w:fldCharType="separate"/>
+            </w:r>
+            <w:r>
+              <w:rPr>
+                <w:noProof/>
+                <w:webHidden/>
+              </w:rPr>
+              <w:t>36</w:t>
+            </w:r>
+            <w:r>
+              <w:rPr>
+                <w:noProof/>
+                <w:webHidden/>
+              </w:rPr>
+              <w:fldChar w:fldCharType="end"/>
+            </w:r>
+          </w:hyperlink>
+        </w:p>
+        <w:p>
+          <w:pPr>
+            <w:pStyle w:val="TOC2"/>
+            <w:tabs>
+              <w:tab w:val="right" w:leader="dot" w:pos="8827"/>
+            </w:tabs>
+            <w:rPr>
+              <w:rFonts w:eastAsiaTheme="minorEastAsia"/>
+              <w:noProof/>
+              <w:sz w:val="24"/>
+              <w:szCs w:val="24"/>
+              <w:lang w:val="en-US"/>
+            </w:rPr>
+          </w:pPr>
+          <w:hyperlink w:anchor="_Toc226555086" w:history="1">
+            <w:r>
+              <w:rPr>
+                <w:rStyle w:val="Hyperlink"/>
+                <w:noProof/>
+              </w:rPr>
+              <w:t>Adatbázis relációk</w:t>
+            </w:r>
+            <w:r>
+              <w:rPr>
+                <w:noProof/>
+                <w:webHidden/>
+              </w:rPr>
+              <w:tab/>
+            </w:r>
+            <w:r>
+              <w:rPr>
+                <w:noProof/>
+                <w:webHidden/>
+              </w:rPr>
+              <w:fldChar w:fldCharType="begin"/>
+            </w:r>
+            <w:r>
+              <w:rPr>
+                <w:noProof/>
+                <w:webHidden/>
+              </w:rPr>
+              <w:instrText xml:space="preserve"> PAGEREF _Toc226555086 \h </w:instrText>
+            </w:r>
+            <w:r>
+              <w:rPr>
+                <w:noProof/>
+                <w:webHidden/>
+              </w:rPr>
+            </w:r>
+            <w:r>
+              <w:rPr>
+                <w:noProof/>
+                <w:webHidden/>
+              </w:rPr>
+              <w:fldChar w:fldCharType="separate"/>
+            </w:r>
+            <w:r>
+              <w:rPr>
+                <w:noProof/>
+                <w:webHidden/>
+              </w:rPr>
+              <w:t>36</w:t>
+            </w:r>
+            <w:r>
+              <w:rPr>
+                <w:noProof/>
+                <w:webHidden/>
+              </w:rPr>
+              <w:fldChar w:fldCharType="end"/>
+            </w:r>
+          </w:hyperlink>
+        </w:p>
+        <w:p>
+          <w:pPr>
+            <w:pStyle w:val="TOC2"/>
+            <w:tabs>
+              <w:tab w:val="right" w:leader="dot" w:pos="8827"/>
+            </w:tabs>
+            <w:rPr>
+              <w:rFonts w:eastAsiaTheme="minorEastAsia"/>
+              <w:noProof/>
+              <w:sz w:val="24"/>
+              <w:szCs w:val="24"/>
+              <w:lang w:val="en-US"/>
+            </w:rPr>
+          </w:pPr>
+          <w:hyperlink w:anchor="_Toc226555087" w:history="1">
+            <w:r>
+              <w:rPr>
+                <w:rStyle w:val="Hyperlink"/>
+                <w:noProof/>
+              </w:rPr>
               <w:t>Gráf alapú pálya struktúra definiálása</w:t>
             </w:r>
             <w:r>
@@ -3934,7 +4708,7 @@
                 <w:noProof/>
                 <w:webHidden/>
               </w:rPr>
-              <w:instrText xml:space="preserve"> PAGEREF _Toc226539684 \h </w:instrText>
+              <w:instrText xml:space="preserve"> PAGEREF _Toc226555087 \h </w:instrText>
             </w:r>
             <w:r>
               <w:rPr>
@@ -3954,7 +4728,7 @@
                 <w:noProof/>
                 <w:webHidden/>
               </w:rPr>
-              <w:t>35</w:t>
+              <w:t>37</w:t>
             </w:r>
             <w:r>
               <w:rPr>
@@ -4240,7 +5014,7 @@
           <w:sz w:val="24"/>
           <w:szCs w:val="24"/>
         </w:rPr>
-        <w:t>Tovább fejlesztési lehetőségek</w:t>
+        <w:t>AI felhasználása</w:t>
       </w:r>
       <w:r>
         <w:rPr>
@@ -4249,7 +5023,7 @@
           <w:sz w:val="24"/>
           <w:szCs w:val="24"/>
         </w:rPr>
-        <w:t xml:space="preserve"> - MID</w:t>
+        <w:t xml:space="preserve"> - LOW</w:t>
       </w:r>
     </w:p>
     <w:p>
@@ -4271,7 +5045,6 @@
           <w:szCs w:val="24"/>
         </w:rPr>
         <w:tab/>
-        <w:t xml:space="preserve">Több szoba, több logikai feladat, ezeknek jelenlegi AI </w:t>
       </w:r>
       <w:proofErr w:type="spellStart"/>
       <w:r>
@@ -4281,18 +5054,9 @@
           <w:sz w:val="24"/>
           <w:szCs w:val="24"/>
         </w:rPr>
-        <w:t>json</w:t>
-      </w:r>
-      <w:proofErr w:type="spellEnd"/>
-      <w:r>
-        <w:rPr>
-          <w:rFonts w:ascii="Times New Roman" w:hAnsi="Times New Roman" w:cs="Times New Roman"/>
-          <w:color w:val="EE0000"/>
-          <w:sz w:val="24"/>
-          <w:szCs w:val="24"/>
-        </w:rPr>
-        <w:t xml:space="preserve"> generálás korlátjai</w:t>
-      </w:r>
+        <w:t>Copilot</w:t>
+      </w:r>
+      <w:proofErr w:type="spellEnd"/>
     </w:p>
     <w:p>
       <w:pPr>
@@ -4313,7 +5077,26 @@
           <w:szCs w:val="24"/>
         </w:rPr>
         <w:tab/>
-        <w:t>Célzott feltanítás szabaduló szobákba</w:t>
+      </w:r>
+      <w:proofErr w:type="spellStart"/>
+      <w:r>
+        <w:rPr>
+          <w:rFonts w:ascii="Times New Roman" w:hAnsi="Times New Roman" w:cs="Times New Roman"/>
+          <w:color w:val="EE0000"/>
+          <w:sz w:val="24"/>
+          <w:szCs w:val="24"/>
+        </w:rPr>
+        <w:t>ChatGpt</w:t>
+      </w:r>
+      <w:proofErr w:type="spellEnd"/>
+      <w:r>
+        <w:rPr>
+          <w:rFonts w:ascii="Times New Roman" w:hAnsi="Times New Roman" w:cs="Times New Roman"/>
+          <w:color w:val="EE0000"/>
+          <w:sz w:val="24"/>
+          <w:szCs w:val="24"/>
+        </w:rPr>
+        <w:t>/Claude</w:t>
       </w:r>
     </w:p>
     <w:p>
@@ -4335,9 +5118,7 @@
           <w:szCs w:val="24"/>
         </w:rPr>
         <w:tab/>
-        <w:t xml:space="preserve">Dinamikus </w:t>
-      </w:r>
-      <w:proofErr w:type="spellStart"/>
+      </w:r>
       <w:r>
         <w:rPr>
           <w:rFonts w:ascii="Times New Roman" w:hAnsi="Times New Roman" w:cs="Times New Roman"/>
@@ -4345,9 +5126,9 @@
           <w:sz w:val="24"/>
           <w:szCs w:val="24"/>
         </w:rPr>
-        <w:t>js</w:t>
-      </w:r>
-      <w:proofErr w:type="spellEnd"/>
+        <w:t xml:space="preserve">AI szerepe a fejlesztési folyamatban és annak </w:t>
+      </w:r>
+      <w:proofErr w:type="spellStart"/>
       <w:r>
         <w:rPr>
           <w:rFonts w:ascii="Times New Roman" w:hAnsi="Times New Roman" w:cs="Times New Roman"/>
@@ -4355,8 +5136,9 @@
           <w:sz w:val="24"/>
           <w:szCs w:val="24"/>
         </w:rPr>
-        <w:t xml:space="preserve"> generálás</w:t>
-      </w:r>
+        <w:t>korlátai</w:t>
+      </w:r>
+      <w:proofErr w:type="spellEnd"/>
     </w:p>
     <w:p>
       <w:pPr>
@@ -4376,7 +5158,7 @@
           <w:sz w:val="24"/>
           <w:szCs w:val="24"/>
         </w:rPr>
-        <w:t>AI felhasználása</w:t>
+        <w:t>Konklúzió</w:t>
       </w:r>
       <w:r>
         <w:rPr>
@@ -4407,150 +5189,6 @@
           <w:szCs w:val="24"/>
         </w:rPr>
         <w:tab/>
-      </w:r>
-      <w:proofErr w:type="spellStart"/>
-      <w:r>
-        <w:rPr>
-          <w:rFonts w:ascii="Times New Roman" w:hAnsi="Times New Roman" w:cs="Times New Roman"/>
-          <w:color w:val="EE0000"/>
-          <w:sz w:val="24"/>
-          <w:szCs w:val="24"/>
-        </w:rPr>
-        <w:t>Copilot</w:t>
-      </w:r>
-      <w:proofErr w:type="spellEnd"/>
-    </w:p>
-    <w:p>
-      <w:pPr>
-        <w:spacing w:line="360" w:lineRule="auto"/>
-        <w:jc w:val="both"/>
-        <w:rPr>
-          <w:rFonts w:ascii="Times New Roman" w:hAnsi="Times New Roman" w:cs="Times New Roman"/>
-          <w:color w:val="EE0000"/>
-          <w:sz w:val="24"/>
-          <w:szCs w:val="24"/>
-        </w:rPr>
-      </w:pPr>
-      <w:r>
-        <w:rPr>
-          <w:rFonts w:ascii="Times New Roman" w:hAnsi="Times New Roman" w:cs="Times New Roman"/>
-          <w:color w:val="EE0000"/>
-          <w:sz w:val="24"/>
-          <w:szCs w:val="24"/>
-        </w:rPr>
-        <w:tab/>
-      </w:r>
-      <w:proofErr w:type="spellStart"/>
-      <w:r>
-        <w:rPr>
-          <w:rFonts w:ascii="Times New Roman" w:hAnsi="Times New Roman" w:cs="Times New Roman"/>
-          <w:color w:val="EE0000"/>
-          <w:sz w:val="24"/>
-          <w:szCs w:val="24"/>
-        </w:rPr>
-        <w:t>ChatGpt</w:t>
-      </w:r>
-      <w:proofErr w:type="spellEnd"/>
-      <w:r>
-        <w:rPr>
-          <w:rFonts w:ascii="Times New Roman" w:hAnsi="Times New Roman" w:cs="Times New Roman"/>
-          <w:color w:val="EE0000"/>
-          <w:sz w:val="24"/>
-          <w:szCs w:val="24"/>
-        </w:rPr>
-        <w:t>/Claude</w:t>
-      </w:r>
-    </w:p>
-    <w:p>
-      <w:pPr>
-        <w:spacing w:line="360" w:lineRule="auto"/>
-        <w:jc w:val="both"/>
-        <w:rPr>
-          <w:rFonts w:ascii="Times New Roman" w:hAnsi="Times New Roman" w:cs="Times New Roman"/>
-          <w:color w:val="EE0000"/>
-          <w:sz w:val="24"/>
-          <w:szCs w:val="24"/>
-        </w:rPr>
-      </w:pPr>
-      <w:r>
-        <w:rPr>
-          <w:rFonts w:ascii="Times New Roman" w:hAnsi="Times New Roman" w:cs="Times New Roman"/>
-          <w:color w:val="EE0000"/>
-          <w:sz w:val="24"/>
-          <w:szCs w:val="24"/>
-        </w:rPr>
-        <w:tab/>
-      </w:r>
-      <w:r>
-        <w:rPr>
-          <w:rFonts w:ascii="Times New Roman" w:hAnsi="Times New Roman" w:cs="Times New Roman"/>
-          <w:color w:val="EE0000"/>
-          <w:sz w:val="24"/>
-          <w:szCs w:val="24"/>
-        </w:rPr>
-        <w:t xml:space="preserve">AI szerepe a fejlesztési folyamatban és annak </w:t>
-      </w:r>
-      <w:proofErr w:type="spellStart"/>
-      <w:r>
-        <w:rPr>
-          <w:rFonts w:ascii="Times New Roman" w:hAnsi="Times New Roman" w:cs="Times New Roman"/>
-          <w:color w:val="EE0000"/>
-          <w:sz w:val="24"/>
-          <w:szCs w:val="24"/>
-        </w:rPr>
-        <w:t>korlátai</w:t>
-      </w:r>
-      <w:proofErr w:type="spellEnd"/>
-    </w:p>
-    <w:p>
-      <w:pPr>
-        <w:spacing w:line="360" w:lineRule="auto"/>
-        <w:jc w:val="both"/>
-        <w:rPr>
-          <w:rFonts w:ascii="Times New Roman" w:hAnsi="Times New Roman" w:cs="Times New Roman"/>
-          <w:color w:val="EE0000"/>
-          <w:sz w:val="24"/>
-          <w:szCs w:val="24"/>
-        </w:rPr>
-      </w:pPr>
-      <w:r>
-        <w:rPr>
-          <w:rFonts w:ascii="Times New Roman" w:hAnsi="Times New Roman" w:cs="Times New Roman"/>
-          <w:color w:val="EE0000"/>
-          <w:sz w:val="24"/>
-          <w:szCs w:val="24"/>
-        </w:rPr>
-        <w:t>Konklúzió</w:t>
-      </w:r>
-      <w:r>
-        <w:rPr>
-          <w:rFonts w:ascii="Times New Roman" w:hAnsi="Times New Roman" w:cs="Times New Roman"/>
-          <w:color w:val="EE0000"/>
-          <w:sz w:val="24"/>
-          <w:szCs w:val="24"/>
-        </w:rPr>
-        <w:t xml:space="preserve"> - LOW</w:t>
-      </w:r>
-    </w:p>
-    <w:p>
-      <w:pPr>
-        <w:spacing w:line="360" w:lineRule="auto"/>
-        <w:jc w:val="both"/>
-        <w:rPr>
-          <w:rFonts w:ascii="Times New Roman" w:hAnsi="Times New Roman" w:cs="Times New Roman"/>
-          <w:color w:val="EE0000"/>
-          <w:sz w:val="24"/>
-          <w:szCs w:val="24"/>
-        </w:rPr>
-      </w:pPr>
-      <w:r>
-        <w:rPr>
-          <w:rFonts w:ascii="Times New Roman" w:hAnsi="Times New Roman" w:cs="Times New Roman"/>
-          <w:color w:val="EE0000"/>
-          <w:sz w:val="24"/>
-          <w:szCs w:val="24"/>
-        </w:rPr>
-        <w:tab/>
         <w:t>Mire használják az AI-t ma, milyen területeken lehetne, videójáték világra hatás</w:t>
       </w:r>
     </w:p>
@@ -4602,7 +5240,7 @@
           <w:i/>
         </w:rPr>
       </w:pPr>
-      <w:bookmarkStart w:id="2" w:name="_Toc226539651"/>
+      <w:bookmarkStart w:id="2" w:name="_Toc226555045"/>
       <w:r>
         <w:lastRenderedPageBreak/>
         <w:t>Technológiák</w:t>
@@ -4621,7 +5259,7 @@
       <w:pPr>
         <w:pStyle w:val="Szakdolgozath2"/>
       </w:pPr>
-      <w:bookmarkStart w:id="3" w:name="_Toc226539652"/>
+      <w:bookmarkStart w:id="3" w:name="_Toc226555046"/>
       <w:r>
         <w:t xml:space="preserve">Docker és </w:t>
       </w:r>
@@ -4764,7 +5402,7 @@
       <w:pPr>
         <w:pStyle w:val="Szakdolgozath2"/>
       </w:pPr>
-      <w:bookmarkStart w:id="4" w:name="_Toc226539653"/>
+      <w:bookmarkStart w:id="4" w:name="_Toc226555047"/>
       <w:r>
         <w:t>Frontend technológiák</w:t>
       </w:r>
@@ -5224,7 +5862,7 @@
       <w:pPr>
         <w:pStyle w:val="Szakdolgozath2"/>
       </w:pPr>
-      <w:bookmarkStart w:id="5" w:name="_Toc226539654"/>
+      <w:bookmarkStart w:id="5" w:name="_Toc226555048"/>
       <w:r>
         <w:t>Backend technológiák</w:t>
       </w:r>
@@ -5614,7 +6252,7 @@
       <w:pPr>
         <w:pStyle w:val="Szakdolgozath2"/>
       </w:pPr>
-      <w:bookmarkStart w:id="6" w:name="_Toc226539655"/>
+      <w:bookmarkStart w:id="6" w:name="_Toc226555049"/>
       <w:r>
         <w:t>Valós idejű kommunikáció</w:t>
       </w:r>
@@ -5821,7 +6459,7 @@
       <w:pPr>
         <w:pStyle w:val="Szakdolgozath2"/>
       </w:pPr>
-      <w:bookmarkStart w:id="7" w:name="_Toc226539656"/>
+      <w:bookmarkStart w:id="7" w:name="_Toc226555050"/>
       <w:r>
         <w:t>Adatkezelés és tárolás</w:t>
       </w:r>
@@ -5979,7 +6617,7 @@
       <w:pPr>
         <w:pStyle w:val="Szakdolgozath2"/>
       </w:pPr>
-      <w:bookmarkStart w:id="8" w:name="_Toc226539657"/>
+      <w:bookmarkStart w:id="8" w:name="_Toc226555051"/>
       <w:r>
         <w:t>MI integráció</w:t>
       </w:r>
@@ -6062,7 +6700,7 @@
       <w:pPr>
         <w:pStyle w:val="SzekdolgozatH1"/>
       </w:pPr>
-      <w:bookmarkStart w:id="9" w:name="_Toc226539658"/>
+      <w:bookmarkStart w:id="9" w:name="_Toc226555052"/>
       <w:r>
         <w:t>Architektúra</w:t>
       </w:r>
@@ -6072,7 +6710,7 @@
       <w:pPr>
         <w:pStyle w:val="Szakdolgozath2"/>
       </w:pPr>
-      <w:bookmarkStart w:id="10" w:name="_Toc226539659"/>
+      <w:bookmarkStart w:id="10" w:name="_Toc226555053"/>
       <w:r>
         <w:t>Adatbázis felépítés –</w:t>
       </w:r>
@@ -6877,7 +7515,7 @@
       <w:pPr>
         <w:pStyle w:val="Szakdolgozath2"/>
       </w:pPr>
-      <w:bookmarkStart w:id="19" w:name="_Toc226539660"/>
+      <w:bookmarkStart w:id="19" w:name="_Toc226555054"/>
       <w:r>
         <w:t>Frontend</w:t>
       </w:r>
@@ -7139,7 +7777,7 @@
       <w:pPr>
         <w:pStyle w:val="Szakdolgozath2"/>
       </w:pPr>
-      <w:bookmarkStart w:id="20" w:name="_Toc226539661"/>
+      <w:bookmarkStart w:id="20" w:name="_Toc226555055"/>
       <w:r>
         <w:t>Backend API</w:t>
       </w:r>
@@ -7313,7 +7951,7 @@
       <w:pPr>
         <w:pStyle w:val="Szakdolgozath2"/>
       </w:pPr>
-      <w:bookmarkStart w:id="21" w:name="_Toc226539662"/>
+      <w:bookmarkStart w:id="21" w:name="_Toc226555056"/>
       <w:proofErr w:type="spellStart"/>
       <w:r>
         <w:t>WebSocket</w:t>
@@ -7420,7 +8058,7 @@
       <w:pPr>
         <w:pStyle w:val="Szakdolgozath2"/>
       </w:pPr>
-      <w:bookmarkStart w:id="22" w:name="_Toc226539663"/>
+      <w:bookmarkStart w:id="22" w:name="_Toc226555057"/>
       <w:r>
         <w:t xml:space="preserve">File </w:t>
       </w:r>
@@ -7742,7 +8380,7 @@
       <w:pPr>
         <w:pStyle w:val="Szakdolgozath2"/>
       </w:pPr>
-      <w:bookmarkStart w:id="23" w:name="_Toc226539664"/>
+      <w:bookmarkStart w:id="23" w:name="_Toc226555058"/>
       <w:r>
         <w:t>Biztonság</w:t>
       </w:r>
@@ -7940,7 +8578,7 @@
       <w:pPr>
         <w:pStyle w:val="SzekdolgozatH1"/>
       </w:pPr>
-      <w:bookmarkStart w:id="24" w:name="_Toc226539665"/>
+      <w:bookmarkStart w:id="24" w:name="_Toc226555059"/>
       <w:r>
         <w:lastRenderedPageBreak/>
         <w:t>Pálya Generálása</w:t>
@@ -7951,7 +8589,7 @@
       <w:pPr>
         <w:pStyle w:val="Szakdolgozath2"/>
       </w:pPr>
-      <w:bookmarkStart w:id="25" w:name="_Toc226539666"/>
+      <w:bookmarkStart w:id="25" w:name="_Toc226555060"/>
       <w:r>
         <w:t>Generikus játék modellek</w:t>
       </w:r>
@@ -8531,7 +9169,7 @@
       <w:pPr>
         <w:pStyle w:val="Szakdolgozath2"/>
       </w:pPr>
-      <w:bookmarkStart w:id="26" w:name="_Toc226539667"/>
+      <w:bookmarkStart w:id="26" w:name="_Toc226555061"/>
       <w:r>
         <w:t>Gráf alapú pálya struktúra definiálása</w:t>
       </w:r>
@@ -8809,7 +9447,7 @@
       <w:pPr>
         <w:pStyle w:val="Szakdolgozath2"/>
       </w:pPr>
-      <w:bookmarkStart w:id="27" w:name="_Toc226539668"/>
+      <w:bookmarkStart w:id="27" w:name="_Toc226555062"/>
       <w:r>
         <w:t>Pálya generálás folyamatai, többlépcsős generálás</w:t>
       </w:r>
@@ -9219,7 +9857,7 @@
       <w:pPr>
         <w:pStyle w:val="Szakdolgozath2"/>
       </w:pPr>
-      <w:bookmarkStart w:id="28" w:name="_Toc226539669"/>
+      <w:bookmarkStart w:id="28" w:name="_Toc226555063"/>
       <w:proofErr w:type="spellStart"/>
       <w:r>
         <w:t>Promptolás</w:t>
@@ -9918,7 +10556,7 @@
       <w:pPr>
         <w:pStyle w:val="SzekdolgozatH1"/>
       </w:pPr>
-      <w:bookmarkStart w:id="29" w:name="_Toc226539670"/>
+      <w:bookmarkStart w:id="29" w:name="_Toc226555064"/>
       <w:proofErr w:type="spellStart"/>
       <w:r>
         <w:t>Sprite</w:t>
@@ -9930,7 +10568,7 @@
       <w:pPr>
         <w:pStyle w:val="Szakdolgozath2"/>
       </w:pPr>
-      <w:bookmarkStart w:id="30" w:name="_Toc226539671"/>
+      <w:bookmarkStart w:id="30" w:name="_Toc226555065"/>
       <w:r>
         <w:t>Probléma</w:t>
       </w:r>
@@ -10004,7 +10642,7 @@
       <w:pPr>
         <w:pStyle w:val="Szakdolgozath2"/>
       </w:pPr>
-      <w:bookmarkStart w:id="31" w:name="_Toc226539672"/>
+      <w:bookmarkStart w:id="31" w:name="_Toc226555066"/>
       <w:r>
         <w:t>Kezdeti Prototípusok</w:t>
       </w:r>
@@ -10189,7 +10827,7 @@
       <w:pPr>
         <w:pStyle w:val="Szakdolgozath2"/>
       </w:pPr>
-      <w:bookmarkStart w:id="32" w:name="_Toc226539673"/>
+      <w:bookmarkStart w:id="32" w:name="_Toc226555067"/>
       <w:r>
         <w:t>gpt-image-1</w:t>
       </w:r>
@@ -10290,7 +10928,7 @@
       <w:pPr>
         <w:pStyle w:val="Szakdolgozath2"/>
       </w:pPr>
-      <w:bookmarkStart w:id="33" w:name="_Toc226539674"/>
+      <w:bookmarkStart w:id="33" w:name="_Toc226555068"/>
       <w:r>
         <w:t xml:space="preserve">Pálya és </w:t>
       </w:r>
@@ -10356,7 +10994,7 @@
       <w:pPr>
         <w:pStyle w:val="Szakdolgozath2"/>
       </w:pPr>
-      <w:bookmarkStart w:id="34" w:name="_Toc226539675"/>
+      <w:bookmarkStart w:id="34" w:name="_Toc226555069"/>
       <w:r>
         <w:t xml:space="preserve">Statikus és dinamikus </w:t>
       </w:r>
@@ -10426,7 +11064,7 @@
       <w:pPr>
         <w:pStyle w:val="Szakdolgozath2"/>
       </w:pPr>
-      <w:bookmarkStart w:id="35" w:name="_Toc226539676"/>
+      <w:bookmarkStart w:id="35" w:name="_Toc226555070"/>
       <w:r>
         <w:t>Technikai megvalósítás</w:t>
       </w:r>
@@ -10500,7 +11138,7 @@
       <w:pPr>
         <w:pStyle w:val="Szakdolgozath2"/>
       </w:pPr>
-      <w:bookmarkStart w:id="36" w:name="_Toc226539677"/>
+      <w:bookmarkStart w:id="36" w:name="_Toc226555071"/>
       <w:proofErr w:type="spellStart"/>
       <w:r>
         <w:t>Exit</w:t>
@@ -10536,7 +11174,7 @@
       <w:pPr>
         <w:pStyle w:val="Szakdolgozath2"/>
       </w:pPr>
-      <w:bookmarkStart w:id="37" w:name="_Toc226539678"/>
+      <w:bookmarkStart w:id="37" w:name="_Toc226555072"/>
       <w:r>
         <w:t xml:space="preserve">Méretezés – </w:t>
       </w:r>
@@ -10599,7 +11237,7 @@
       <w:pPr>
         <w:pStyle w:val="Szakdolgozath2"/>
       </w:pPr>
-      <w:bookmarkStart w:id="38" w:name="_Toc226539679"/>
+      <w:bookmarkStart w:id="38" w:name="_Toc226555073"/>
       <w:proofErr w:type="spellStart"/>
       <w:r>
         <w:t>Perspektív</w:t>
@@ -10706,13 +11344,472 @@
     </w:p>
     <w:p>
       <w:pPr>
+        <w:pStyle w:val="SzekdolgozatH1"/>
+      </w:pPr>
+      <w:bookmarkStart w:id="39" w:name="_Toc226555074"/>
+      <w:r>
+        <w:t>Továbbfejlesztési lehetőségek</w:t>
+      </w:r>
+      <w:bookmarkEnd w:id="39"/>
+    </w:p>
+    <w:p>
+      <w:pPr>
         <w:pStyle w:val="Szakdolgozatbekezds"/>
       </w:pPr>
       <w:r>
+        <w:t xml:space="preserve">A fejlesztés során létrejött rendszer működőképesen demonstrálja, hogy nagy nyelvi modellek és képgeneráló modellek felhasználásával automatizált </w:t>
+      </w:r>
+      <w:proofErr w:type="spellStart"/>
+      <w:r>
+        <w:t>escape</w:t>
+      </w:r>
+      <w:proofErr w:type="spellEnd"/>
+      <w:r>
+        <w:t xml:space="preserve"> </w:t>
+      </w:r>
+      <w:proofErr w:type="spellStart"/>
+      <w:r>
+        <w:t>room</w:t>
+      </w:r>
+      <w:proofErr w:type="spellEnd"/>
+      <w:r>
+        <w:t xml:space="preserve"> pályák és a hozzájuk tartozó vizuális elemek állíthatók elő. Ugyanakkor a jelenlegi megoldás több ponton is jól </w:t>
+      </w:r>
+      <w:proofErr w:type="spellStart"/>
+      <w:r>
+        <w:t>körülhatárolható</w:t>
+      </w:r>
+      <w:proofErr w:type="spellEnd"/>
+      <w:r>
+        <w:t xml:space="preserve"> korlátokkal rendelkezik, amelyek egyben természetes továbbfejlesztési irányokat is kijelölnek.</w:t>
+      </w:r>
+    </w:p>
+    <w:p>
+      <w:pPr>
+        <w:pStyle w:val="Szakdolgozath2"/>
+      </w:pPr>
+      <w:bookmarkStart w:id="40" w:name="_Toc226555075"/>
+      <w:r>
+        <w:t>Több lépcsős pálya generálás</w:t>
+      </w:r>
+      <w:bookmarkEnd w:id="40"/>
+    </w:p>
+    <w:p>
+      <w:pPr>
+        <w:pStyle w:val="Szakdolgozatbekezds"/>
+      </w:pPr>
+      <w:r>
+        <w:t>A legfontosabb korlátot jelenleg a generált pályák komplexitása jelenti. A tapasztalatok alapján az AI még megbízhatóan kezel kisebb, néhány feladatból álló pályákat, azonban ahogy egy pályán belül négy vagy öt egymásra épülő puzzle jelenik meg, a generálás minősége érezhetően romlik. Ilyenkor gyakoribbá válnak a logikai inkonzisztenciák, a redundáns nyomok, valamint a strukturális hibák. Ennek egyik lehetséges továbbfejlesztési iránya az lehetne, hogy a rendszer ne egyetlen lépésben próbáljon teljes pályát előállítani, hanem több elkülönített generálási körben dolgozzon. Elméletileg megvalósítható lenne olyan architektúra, ahol egymástól részben független modellek vagy generálási fázisok először külön puzzle-</w:t>
+      </w:r>
+      <w:proofErr w:type="spellStart"/>
+      <w:r>
+        <w:t>öket</w:t>
+      </w:r>
+      <w:proofErr w:type="spellEnd"/>
+      <w:r>
+        <w:t xml:space="preserve"> állítanak elő, majd egy további modell vagy mechanikus összefűző réteg ezekből építi fel a teljes pályát. Ez várhatóan lehetővé tenné nagyobb és összetettebb pályák előállítását is.</w:t>
+      </w:r>
+    </w:p>
+    <w:p>
+      <w:pPr>
+        <w:pStyle w:val="Szakdolgozath2"/>
+      </w:pPr>
+      <w:bookmarkStart w:id="41" w:name="_Toc226555076"/>
+      <w:r>
+        <w:t>Többszobás pályák</w:t>
+      </w:r>
+      <w:bookmarkEnd w:id="41"/>
+    </w:p>
+    <w:p>
+      <w:pPr>
+        <w:pStyle w:val="Szakdolgozatbekezds"/>
+      </w:pPr>
+      <w:r>
+        <w:t>A jelenlegi rendszer egyetlen szobát kezel teljes pályaként. Ez jó kiindulópont volt a logikai és vizuális modell kipróbálásához, de természetes továbblépési lehetőség a többszobás pályák támogatása. Több szoba bevezetésével nemcsak a játékidő és a bonyolultság növekedne, hanem új típusú függőségek is megjelenhetnének, például olyan puzzle-</w:t>
+      </w:r>
+      <w:proofErr w:type="spellStart"/>
+      <w:r>
+        <w:t>ök</w:t>
+      </w:r>
+      <w:proofErr w:type="spellEnd"/>
+      <w:r>
+        <w:t xml:space="preserve">, amelyek egyik helyiségben kezdődnek, de egy másik térben oldhatók meg. Ezt tovább erősíthetné a háttértextúrák és eltérő környezeti elemek használata, amellyel akár kültéri vagy </w:t>
+      </w:r>
+      <w:r>
+        <w:lastRenderedPageBreak/>
+        <w:t>átmeneti helyszínek is szimulálhatók lennének, azt az illúziót keltve, hogy a játékos nem kizárólag zárt szobabelsők között mozog.</w:t>
+      </w:r>
+    </w:p>
+    <w:p>
+      <w:pPr>
+        <w:pStyle w:val="Szakdolgozath2"/>
+      </w:pPr>
+      <w:bookmarkStart w:id="42" w:name="_Toc226555077"/>
+      <w:r>
+        <w:t>Felvehető objektumok funkcionalitásának bővítése</w:t>
+      </w:r>
+      <w:bookmarkEnd w:id="42"/>
+    </w:p>
+    <w:p>
+      <w:pPr>
+        <w:pStyle w:val="Szakdolgozatbekezds"/>
+      </w:pPr>
+      <w:r>
+        <w:t>További bővítési irányt jelenthet a felvehető tárgyak funkcionalitásának mélyítése is. A jelenlegi rendszerben a `</w:t>
+      </w:r>
+      <w:proofErr w:type="spellStart"/>
+      <w:r>
+        <w:t>Pickable</w:t>
+      </w:r>
+      <w:proofErr w:type="spellEnd"/>
+      <w:r>
+        <w:t xml:space="preserve">` objektumok jellemzően közvetlenül felhasználható kulcsokként, nyomokként vagy egyszerű eszközökként működnek. Ezt érdemes lenne olyan összetettebb </w:t>
+      </w:r>
+      <w:proofErr w:type="spellStart"/>
+      <w:r>
+        <w:t>item</w:t>
+      </w:r>
+      <w:proofErr w:type="spellEnd"/>
+      <w:r>
+        <w:t xml:space="preserve">-rendszerré továbbfejleszteni, ahol a játékos több tárgyat kombinálhat egymással, és ezekből új használható objektum jön létre. Így például két különálló elem egyesítésével állhatna elő egy kulcs, egy szerszám vagy más speciális </w:t>
+      </w:r>
+      <w:proofErr w:type="spellStart"/>
+      <w:r>
+        <w:t>aktivátor</w:t>
+      </w:r>
+      <w:proofErr w:type="spellEnd"/>
+      <w:r>
+        <w:t xml:space="preserve">. Hasonló módon érdekes lenne kisebb konténerelemek felvehetőségének támogatása is. Egy </w:t>
+      </w:r>
+      <w:proofErr w:type="spellStart"/>
+      <w:r>
+        <w:t>cryptex</w:t>
+      </w:r>
+      <w:proofErr w:type="spellEnd"/>
+      <w:r>
+        <w:t xml:space="preserve">, egy zsebméretű doboz vagy más hordozható zárt objektum új típusú játékmenetet tenne lehetővé, különösen akkor, ha ezeket a játékos az </w:t>
+      </w:r>
+      <w:proofErr w:type="spellStart"/>
+      <w:r>
+        <w:t>inventory</w:t>
+      </w:r>
+      <w:proofErr w:type="spellEnd"/>
+      <w:r>
+        <w:t>-n belül tudná később más tárgyakkal kombinálni vagy feloldani.</w:t>
+      </w:r>
+    </w:p>
+    <w:p>
+      <w:pPr>
+        <w:pStyle w:val="Szakdolgozath2"/>
+      </w:pPr>
+      <w:bookmarkStart w:id="43" w:name="_Toc226555078"/>
+      <w:r>
+        <w:t xml:space="preserve">AI generált </w:t>
+      </w:r>
+      <w:proofErr w:type="spellStart"/>
+      <w:r>
+        <w:t>Audio</w:t>
+      </w:r>
+      <w:proofErr w:type="spellEnd"/>
+      <w:r>
+        <w:t xml:space="preserve"> logikai feladatok</w:t>
+      </w:r>
+      <w:bookmarkEnd w:id="43"/>
+    </w:p>
+    <w:p>
+      <w:pPr>
+        <w:pStyle w:val="Szakdolgozatbekezds"/>
+      </w:pPr>
+      <w:r>
+        <w:t xml:space="preserve">A rendszer logikai gazdagsága </w:t>
+      </w:r>
+      <w:proofErr w:type="spellStart"/>
+      <w:r>
+        <w:t>audio</w:t>
+      </w:r>
+      <w:proofErr w:type="spellEnd"/>
+      <w:r>
+        <w:t xml:space="preserve"> alapú puzzle-</w:t>
+      </w:r>
+      <w:proofErr w:type="spellStart"/>
+      <w:r>
+        <w:t>ökkel</w:t>
+      </w:r>
+      <w:proofErr w:type="spellEnd"/>
+      <w:r>
+        <w:t xml:space="preserve"> is tovább növelhető lenne. </w:t>
+      </w:r>
+      <w:r>
+        <w:t xml:space="preserve">Beszédalapú feladványokhoz megfelelő választás lehet például az </w:t>
+      </w:r>
+      <w:proofErr w:type="spellStart"/>
+      <w:r>
+        <w:t>OpenAI</w:t>
+      </w:r>
+      <w:proofErr w:type="spellEnd"/>
+      <w:r>
+        <w:t xml:space="preserve"> TTS</w:t>
+      </w:r>
+      <w:sdt>
+        <w:sdtPr>
+          <w:id w:val="199742813"/>
+          <w:citation/>
+        </w:sdtPr>
+        <w:sdtContent>
+          <w:r>
+            <w:fldChar w:fldCharType="begin"/>
+          </w:r>
+          <w:r>
+            <w:instrText xml:space="preserve"> CITATION OPENAI_TTS \l 1038 </w:instrText>
+          </w:r>
+          <w:r>
+            <w:fldChar w:fldCharType="separate"/>
+          </w:r>
+          <w:r>
+            <w:rPr>
+              <w:noProof/>
+            </w:rPr>
+            <w:t xml:space="preserve"> </w:t>
+          </w:r>
+          <w:r>
+            <w:rPr>
+              <w:noProof/>
+            </w:rPr>
+            <w:t>[32]</w:t>
+          </w:r>
+          <w:r>
+            <w:fldChar w:fldCharType="end"/>
+          </w:r>
+        </w:sdtContent>
+      </w:sdt>
+      <w:r>
+        <w:t xml:space="preserve"> megoldása, míg zenei vagy ritmusalapú feladatok esetén olyan specializált szolgáltatások lehetnek relevánsak, mint a </w:t>
+      </w:r>
+      <w:proofErr w:type="spellStart"/>
+      <w:r>
+        <w:t>Suno</w:t>
+      </w:r>
+      <w:proofErr w:type="spellEnd"/>
+      <w:sdt>
+        <w:sdtPr>
+          <w:id w:val="-1011448643"/>
+          <w:citation/>
+        </w:sdtPr>
+        <w:sdtContent>
+          <w:r>
+            <w:fldChar w:fldCharType="begin"/>
+          </w:r>
+          <w:r>
+            <w:instrText xml:space="preserve"> CITATION suno \l 1038 </w:instrText>
+          </w:r>
+          <w:r>
+            <w:fldChar w:fldCharType="separate"/>
+          </w:r>
+          <w:r>
+            <w:rPr>
+              <w:noProof/>
+            </w:rPr>
+            <w:t xml:space="preserve"> </w:t>
+          </w:r>
+          <w:r>
+            <w:rPr>
+              <w:noProof/>
+            </w:rPr>
+            <w:t>[33]</w:t>
+          </w:r>
+          <w:r>
+            <w:fldChar w:fldCharType="end"/>
+          </w:r>
+        </w:sdtContent>
+      </w:sdt>
+      <w:r>
+        <w:t xml:space="preserve">. </w:t>
+      </w:r>
+      <w:r>
+        <w:t xml:space="preserve">Ez jelentősen bővítené a jelenlegi, elsősorban vizuális és szöveges logikai tér lehetőségeit, és közelebb vinné a rendszert a komplexebb, több érzékszervre ható </w:t>
+      </w:r>
+      <w:proofErr w:type="spellStart"/>
+      <w:r>
+        <w:t>escape</w:t>
+      </w:r>
+      <w:proofErr w:type="spellEnd"/>
+      <w:r>
+        <w:t xml:space="preserve"> </w:t>
+      </w:r>
+      <w:proofErr w:type="spellStart"/>
+      <w:r>
+        <w:t>room</w:t>
+      </w:r>
+      <w:proofErr w:type="spellEnd"/>
+      <w:r>
+        <w:t xml:space="preserve"> élményhez.</w:t>
+      </w:r>
+    </w:p>
+    <w:p>
+      <w:pPr>
+        <w:pStyle w:val="Szakdolgozath2"/>
+      </w:pPr>
+      <w:bookmarkStart w:id="44" w:name="_Toc226555079"/>
+      <w:r>
+        <w:t>Puzzle készlettár bővítése</w:t>
+      </w:r>
+      <w:bookmarkEnd w:id="44"/>
+    </w:p>
+    <w:p>
+      <w:pPr>
+        <w:pStyle w:val="Szakdolgozatbekezds"/>
+      </w:pPr>
+      <w:r>
+        <w:t xml:space="preserve">A puzzle-változatosság szintén olyan terület, ahol további fejlesztés indokolt lehet. Jelenleg hiába szerepel a </w:t>
+      </w:r>
+      <w:proofErr w:type="spellStart"/>
+      <w:r>
+        <w:t>promptokban</w:t>
+      </w:r>
+      <w:proofErr w:type="spellEnd"/>
+      <w:r>
+        <w:t xml:space="preserve"> az az elvárás, hogy a rendszer egyedi feladatokat találjon ki, a generált puzzle-</w:t>
+      </w:r>
+      <w:proofErr w:type="spellStart"/>
+      <w:r>
+        <w:t>ök</w:t>
+      </w:r>
+      <w:proofErr w:type="spellEnd"/>
+      <w:r>
+        <w:t xml:space="preserve"> bizonyos mértékig mégis hasonlítanak a példákban vagy referenciaanyagokban szereplő mintákhoz. Ez arra utal, hogy a modell kreativitása részben a megadott minták szerkezetéhez kötődik. Ennek egyik lehetséges ellenszere a logikai feladattípusok mintakészletének jelentős bővítése lenne. Másik, ambiciózusabb irányként elképzelhető lenne egy olyan dedikált modell létrehozása vagy finomhangolása, amely kifejezetten </w:t>
+      </w:r>
+      <w:proofErr w:type="spellStart"/>
+      <w:r>
+        <w:t>escape</w:t>
+      </w:r>
+      <w:proofErr w:type="spellEnd"/>
+      <w:r>
+        <w:t xml:space="preserve"> </w:t>
+      </w:r>
+      <w:proofErr w:type="spellStart"/>
+      <w:r>
+        <w:t>room</w:t>
+      </w:r>
+      <w:proofErr w:type="spellEnd"/>
+      <w:r>
+        <w:t xml:space="preserve"> jellegű logikai feladatok kitalálására specializálódik.</w:t>
+      </w:r>
+    </w:p>
+    <w:p>
+      <w:pPr>
+        <w:pStyle w:val="Szakdolgozath2"/>
+      </w:pPr>
+      <w:bookmarkStart w:id="45" w:name="_Toc226555080"/>
+      <w:r>
+        <w:lastRenderedPageBreak/>
+        <w:t>Animációk</w:t>
+      </w:r>
+      <w:bookmarkEnd w:id="45"/>
+    </w:p>
+    <w:p>
+      <w:pPr>
+        <w:pStyle w:val="Szakdolgozatbekezds"/>
+      </w:pPr>
+      <w:r>
+        <w:t xml:space="preserve">A vizuális réteg továbbfejlesztésének egyik érdekes iránya az animációk bevezetése lehet. A jelenlegi rendszer alapvetően statikus </w:t>
+      </w:r>
+      <w:proofErr w:type="spellStart"/>
+      <w:r>
+        <w:t>sprite</w:t>
+      </w:r>
+      <w:proofErr w:type="spellEnd"/>
+      <w:r>
+        <w:t xml:space="preserve">-okkal dolgozik, azonban a modern AI-alapú videó- és animációgenerálás fejlődésével elképzelhetővé válik rövid, </w:t>
+      </w:r>
+      <w:proofErr w:type="spellStart"/>
+      <w:r>
+        <w:t>loopolható</w:t>
+      </w:r>
+      <w:proofErr w:type="spellEnd"/>
+      <w:r>
+        <w:t xml:space="preserve"> animációk automatikus előállítása is. Ennek segítségével a pályák vizuálisan élőbbé tehetők lennének, például egy vibráló televízió képernyővel, mozgó portréval, villódzó lámpával vagy más környezeti effektusokkal. Az ilyen elemek nemcsak hangulati funkciót tölthetnének be, hanem akár puzzle-összetevőként is megjelenhetnének.</w:t>
+      </w:r>
+    </w:p>
+    <w:p>
+      <w:pPr>
+        <w:pStyle w:val="Szakdolgozath2"/>
+      </w:pPr>
+      <w:bookmarkStart w:id="46" w:name="_Toc226555081"/>
+      <w:r>
+        <w:t>Futtatható k</w:t>
+      </w:r>
+      <w:r>
+        <w:t>ód generálása</w:t>
+      </w:r>
+      <w:bookmarkEnd w:id="46"/>
+    </w:p>
+    <w:p>
+      <w:pPr>
+        <w:pStyle w:val="Szakdolgozatbekezds"/>
+      </w:pPr>
+      <w:r>
+        <w:t>Szintén ígéretes kísérleti irány lehet a kódgenerálás mélyebb bevonása. Jelenleg az AI elsősorban tartalmat és vizuális elemeket generál, de a jövőben elképzelhető lenne olyan rendszer is, amely a pálya történetéhez és stílusához illeszkedő felhasználói felületi elemeket, egyedi panelek kinézetét, vagy akár kisebb mechanikai viselkedéseket is automatikusan állít elő. Ide tartozhatna például egyedi JavaScript- vagy CSS-alapú animációk generálása, speciális interakciós effektek készítése, vagy a pálya hangulatához igazodó dinamikus UI-elemek létrehozása.</w:t>
+      </w:r>
+    </w:p>
+    <w:p>
+      <w:pPr>
+        <w:pStyle w:val="Szakdolgozath2"/>
+      </w:pPr>
+      <w:bookmarkStart w:id="47" w:name="_Toc226555082"/>
+      <w:r>
+        <w:t>M</w:t>
+      </w:r>
+      <w:r>
+        <w:t>ultiplayer</w:t>
+      </w:r>
+      <w:bookmarkEnd w:id="47"/>
+    </w:p>
+    <w:p>
+      <w:pPr>
+        <w:pStyle w:val="Szakdolgozatbekezds"/>
+      </w:pPr>
+      <w:r>
+        <w:t xml:space="preserve">A többjátékos mód szintén jól körvonalazható továbbfejlesztési lehetőség. Mivel a rendszer már jelenleg is használ </w:t>
+      </w:r>
+      <w:proofErr w:type="spellStart"/>
+      <w:r>
+        <w:t>socket</w:t>
+      </w:r>
+      <w:proofErr w:type="spellEnd"/>
+      <w:r>
+        <w:t xml:space="preserve"> alapú kommunikációt állapotfrissítések közvetítésére, ennek továbbfejlesztésével elméletileg megvalósítható lenne egy kooperatív többjátékos játékmód. Ebben az esetben több felhasználó ugyanazt a pályát oldhatná meg közösen, megosztott állapotkezeléssel és valós idejű szinkronizációval. Ez új dimenziót adna az élménynek, hiszen az </w:t>
+      </w:r>
+      <w:proofErr w:type="spellStart"/>
+      <w:r>
+        <w:t>escape</w:t>
+      </w:r>
+      <w:proofErr w:type="spellEnd"/>
+      <w:r>
+        <w:t xml:space="preserve"> </w:t>
+      </w:r>
+      <w:proofErr w:type="spellStart"/>
+      <w:r>
+        <w:t>room</w:t>
+      </w:r>
+      <w:proofErr w:type="spellEnd"/>
+      <w:r>
+        <w:t xml:space="preserve"> műfaj természetes közege sok esetben éppen az együttműködésre épül.</w:t>
+      </w:r>
+    </w:p>
+    <w:p>
+      <w:pPr>
+        <w:pStyle w:val="Szakdolgozatbekezds"/>
+      </w:pPr>
+    </w:p>
+    <w:p>
+      <w:pPr>
+        <w:pStyle w:val="Szakdolgozatbekezds"/>
+      </w:pPr>
+      <w:r>
         <w:br w:type="page"/>
       </w:r>
     </w:p>
-    <w:bookmarkStart w:id="39" w:name="_Toc226539680" w:displacedByCustomXml="next"/>
+    <w:bookmarkStart w:id="48" w:name="_Toc226555083" w:displacedByCustomXml="next"/>
     <w:sdt>
       <w:sdtPr>
         <w:rPr>
@@ -10738,7 +11835,7 @@
           <w:r>
             <w:t>Irodalomjegyzék</w:t>
           </w:r>
-          <w:bookmarkEnd w:id="39"/>
+          <w:bookmarkEnd w:id="48"/>
         </w:p>
         <w:sdt>
           <w:sdtPr>
@@ -10781,7 +11878,7 @@
               </w:tblGrid>
               <w:tr>
                 <w:trPr>
-                  <w:divId w:val="1635059212"/>
+                  <w:divId w:val="670063402"/>
                   <w:tblCellSpacing w:w="15" w:type="dxa"/>
                 </w:trPr>
                 <w:tc>
@@ -10831,7 +11928,7 @@
               </w:tr>
               <w:tr>
                 <w:trPr>
-                  <w:divId w:val="1635059212"/>
+                  <w:divId w:val="670063402"/>
                   <w:tblCellSpacing w:w="15" w:type="dxa"/>
                 </w:trPr>
                 <w:tc>
@@ -10877,7 +11974,7 @@
               </w:tr>
               <w:tr>
                 <w:trPr>
-                  <w:divId w:val="1635059212"/>
+                  <w:divId w:val="670063402"/>
                   <w:tblCellSpacing w:w="15" w:type="dxa"/>
                 </w:trPr>
                 <w:tc>
@@ -10923,7 +12020,7 @@
               </w:tr>
               <w:tr>
                 <w:trPr>
-                  <w:divId w:val="1635059212"/>
+                  <w:divId w:val="670063402"/>
                   <w:tblCellSpacing w:w="15" w:type="dxa"/>
                 </w:trPr>
                 <w:tc>
@@ -10969,7 +12066,7 @@
               </w:tr>
               <w:tr>
                 <w:trPr>
-                  <w:divId w:val="1635059212"/>
+                  <w:divId w:val="670063402"/>
                   <w:tblCellSpacing w:w="15" w:type="dxa"/>
                 </w:trPr>
                 <w:tc>
@@ -11015,7 +12112,7 @@
               </w:tr>
               <w:tr>
                 <w:trPr>
-                  <w:divId w:val="1635059212"/>
+                  <w:divId w:val="670063402"/>
                   <w:tblCellSpacing w:w="15" w:type="dxa"/>
                 </w:trPr>
                 <w:tc>
@@ -11061,7 +12158,7 @@
               </w:tr>
               <w:tr>
                 <w:trPr>
-                  <w:divId w:val="1635059212"/>
+                  <w:divId w:val="670063402"/>
                   <w:tblCellSpacing w:w="15" w:type="dxa"/>
                 </w:trPr>
                 <w:tc>
@@ -11107,7 +12204,7 @@
               </w:tr>
               <w:tr>
                 <w:trPr>
-                  <w:divId w:val="1635059212"/>
+                  <w:divId w:val="670063402"/>
                   <w:tblCellSpacing w:w="15" w:type="dxa"/>
                 </w:trPr>
                 <w:tc>
@@ -11153,7 +12250,7 @@
               </w:tr>
               <w:tr>
                 <w:trPr>
-                  <w:divId w:val="1635059212"/>
+                  <w:divId w:val="670063402"/>
                   <w:tblCellSpacing w:w="15" w:type="dxa"/>
                 </w:trPr>
                 <w:tc>
@@ -11199,7 +12296,7 @@
               </w:tr>
               <w:tr>
                 <w:trPr>
-                  <w:divId w:val="1635059212"/>
+                  <w:divId w:val="670063402"/>
                   <w:tblCellSpacing w:w="15" w:type="dxa"/>
                 </w:trPr>
                 <w:tc>
@@ -11245,7 +12342,7 @@
               </w:tr>
               <w:tr>
                 <w:trPr>
-                  <w:divId w:val="1635059212"/>
+                  <w:divId w:val="670063402"/>
                   <w:tblCellSpacing w:w="15" w:type="dxa"/>
                 </w:trPr>
                 <w:tc>
@@ -11291,7 +12388,7 @@
               </w:tr>
               <w:tr>
                 <w:trPr>
-                  <w:divId w:val="1635059212"/>
+                  <w:divId w:val="670063402"/>
                   <w:tblCellSpacing w:w="15" w:type="dxa"/>
                 </w:trPr>
                 <w:tc>
@@ -11337,7 +12434,7 @@
               </w:tr>
               <w:tr>
                 <w:trPr>
-                  <w:divId w:val="1635059212"/>
+                  <w:divId w:val="670063402"/>
                   <w:tblCellSpacing w:w="15" w:type="dxa"/>
                 </w:trPr>
                 <w:tc>
@@ -11383,7 +12480,7 @@
               </w:tr>
               <w:tr>
                 <w:trPr>
-                  <w:divId w:val="1635059212"/>
+                  <w:divId w:val="670063402"/>
                   <w:tblCellSpacing w:w="15" w:type="dxa"/>
                 </w:trPr>
                 <w:tc>
@@ -11429,7 +12526,7 @@
               </w:tr>
               <w:tr>
                 <w:trPr>
-                  <w:divId w:val="1635059212"/>
+                  <w:divId w:val="670063402"/>
                   <w:tblCellSpacing w:w="15" w:type="dxa"/>
                 </w:trPr>
                 <w:tc>
@@ -11475,7 +12572,7 @@
               </w:tr>
               <w:tr>
                 <w:trPr>
-                  <w:divId w:val="1635059212"/>
+                  <w:divId w:val="670063402"/>
                   <w:tblCellSpacing w:w="15" w:type="dxa"/>
                 </w:trPr>
                 <w:tc>
@@ -11521,7 +12618,7 @@
               </w:tr>
               <w:tr>
                 <w:trPr>
-                  <w:divId w:val="1635059212"/>
+                  <w:divId w:val="670063402"/>
                   <w:tblCellSpacing w:w="15" w:type="dxa"/>
                 </w:trPr>
                 <w:tc>
@@ -11567,7 +12664,7 @@
               </w:tr>
               <w:tr>
                 <w:trPr>
-                  <w:divId w:val="1635059212"/>
+                  <w:divId w:val="670063402"/>
                   <w:tblCellSpacing w:w="15" w:type="dxa"/>
                 </w:trPr>
                 <w:tc>
@@ -11613,7 +12710,7 @@
               </w:tr>
               <w:tr>
                 <w:trPr>
-                  <w:divId w:val="1635059212"/>
+                  <w:divId w:val="670063402"/>
                   <w:tblCellSpacing w:w="15" w:type="dxa"/>
                 </w:trPr>
                 <w:tc>
@@ -11659,7 +12756,7 @@
               </w:tr>
               <w:tr>
                 <w:trPr>
-                  <w:divId w:val="1635059212"/>
+                  <w:divId w:val="670063402"/>
                   <w:tblCellSpacing w:w="15" w:type="dxa"/>
                 </w:trPr>
                 <w:tc>
@@ -11705,7 +12802,7 @@
               </w:tr>
               <w:tr>
                 <w:trPr>
-                  <w:divId w:val="1635059212"/>
+                  <w:divId w:val="670063402"/>
                   <w:tblCellSpacing w:w="15" w:type="dxa"/>
                 </w:trPr>
                 <w:tc>
@@ -11751,7 +12848,7 @@
               </w:tr>
               <w:tr>
                 <w:trPr>
-                  <w:divId w:val="1635059212"/>
+                  <w:divId w:val="670063402"/>
                   <w:tblCellSpacing w:w="15" w:type="dxa"/>
                 </w:trPr>
                 <w:tc>
@@ -11797,7 +12894,7 @@
               </w:tr>
               <w:tr>
                 <w:trPr>
-                  <w:divId w:val="1635059212"/>
+                  <w:divId w:val="670063402"/>
                   <w:tblCellSpacing w:w="15" w:type="dxa"/>
                 </w:trPr>
                 <w:tc>
@@ -11843,7 +12940,7 @@
               </w:tr>
               <w:tr>
                 <w:trPr>
-                  <w:divId w:val="1635059212"/>
+                  <w:divId w:val="670063402"/>
                   <w:tblCellSpacing w:w="15" w:type="dxa"/>
                 </w:trPr>
                 <w:tc>
@@ -11889,7 +12986,7 @@
               </w:tr>
               <w:tr>
                 <w:trPr>
-                  <w:divId w:val="1635059212"/>
+                  <w:divId w:val="670063402"/>
                   <w:tblCellSpacing w:w="15" w:type="dxa"/>
                 </w:trPr>
                 <w:tc>
@@ -11935,7 +13032,7 @@
               </w:tr>
               <w:tr>
                 <w:trPr>
-                  <w:divId w:val="1635059212"/>
+                  <w:divId w:val="670063402"/>
                   <w:tblCellSpacing w:w="15" w:type="dxa"/>
                 </w:trPr>
                 <w:tc>
@@ -11981,7 +13078,7 @@
               </w:tr>
               <w:tr>
                 <w:trPr>
-                  <w:divId w:val="1635059212"/>
+                  <w:divId w:val="670063402"/>
                   <w:tblCellSpacing w:w="15" w:type="dxa"/>
                 </w:trPr>
                 <w:tc>
@@ -12027,7 +13124,7 @@
               </w:tr>
               <w:tr>
                 <w:trPr>
-                  <w:divId w:val="1635059212"/>
+                  <w:divId w:val="670063402"/>
                   <w:tblCellSpacing w:w="15" w:type="dxa"/>
                 </w:trPr>
                 <w:tc>
@@ -12066,6 +13163,283 @@
                       <w:rPr>
                         <w:noProof/>
                       </w:rPr>
+                      <w:t>„Midjourney Weboldala,” [Online]. Available: https://www.midjourney.com/home.</w:t>
+                    </w:r>
+                  </w:p>
+                </w:tc>
+              </w:tr>
+              <w:tr>
+                <w:trPr>
+                  <w:divId w:val="670063402"/>
+                  <w:tblCellSpacing w:w="15" w:type="dxa"/>
+                </w:trPr>
+                <w:tc>
+                  <w:tcPr>
+                    <w:tcW w:w="50" w:type="pct"/>
+                    <w:hideMark/>
+                  </w:tcPr>
+                  <w:p>
+                    <w:pPr>
+                      <w:pStyle w:val="Bibliography"/>
+                      <w:rPr>
+                        <w:noProof/>
+                      </w:rPr>
+                    </w:pPr>
+                    <w:r>
+                      <w:rPr>
+                        <w:noProof/>
+                      </w:rPr>
+                      <w:t xml:space="preserve">[29] </w:t>
+                    </w:r>
+                  </w:p>
+                </w:tc>
+                <w:tc>
+                  <w:tcPr>
+                    <w:tcW w:w="0" w:type="auto"/>
+                    <w:hideMark/>
+                  </w:tcPr>
+                  <w:p>
+                    <w:pPr>
+                      <w:pStyle w:val="Bibliography"/>
+                      <w:rPr>
+                        <w:noProof/>
+                      </w:rPr>
+                    </w:pPr>
+                    <w:r>
+                      <w:rPr>
+                        <w:noProof/>
+                      </w:rPr>
+                      <w:t>„Leonardo AI weboldala,” [Online]. Available: https://leonardo.ai/.</w:t>
+                    </w:r>
+                  </w:p>
+                </w:tc>
+              </w:tr>
+              <w:tr>
+                <w:trPr>
+                  <w:divId w:val="670063402"/>
+                  <w:tblCellSpacing w:w="15" w:type="dxa"/>
+                </w:trPr>
+                <w:tc>
+                  <w:tcPr>
+                    <w:tcW w:w="50" w:type="pct"/>
+                    <w:hideMark/>
+                  </w:tcPr>
+                  <w:p>
+                    <w:pPr>
+                      <w:pStyle w:val="Bibliography"/>
+                      <w:rPr>
+                        <w:noProof/>
+                      </w:rPr>
+                    </w:pPr>
+                    <w:r>
+                      <w:rPr>
+                        <w:noProof/>
+                      </w:rPr>
+                      <w:t xml:space="preserve">[30] </w:t>
+                    </w:r>
+                  </w:p>
+                </w:tc>
+                <w:tc>
+                  <w:tcPr>
+                    <w:tcW w:w="0" w:type="auto"/>
+                    <w:hideMark/>
+                  </w:tcPr>
+                  <w:p>
+                    <w:pPr>
+                      <w:pStyle w:val="Bibliography"/>
+                      <w:rPr>
+                        <w:noProof/>
+                      </w:rPr>
+                    </w:pPr>
+                    <w:r>
+                      <w:rPr>
+                        <w:noProof/>
+                      </w:rPr>
+                      <w:t>„DALL-E 3 Weboldala,” [Online]. Available: https://openai.com/index/dall-e-3/.</w:t>
+                    </w:r>
+                  </w:p>
+                </w:tc>
+              </w:tr>
+              <w:tr>
+                <w:trPr>
+                  <w:divId w:val="670063402"/>
+                  <w:tblCellSpacing w:w="15" w:type="dxa"/>
+                </w:trPr>
+                <w:tc>
+                  <w:tcPr>
+                    <w:tcW w:w="50" w:type="pct"/>
+                    <w:hideMark/>
+                  </w:tcPr>
+                  <w:p>
+                    <w:pPr>
+                      <w:pStyle w:val="Bibliography"/>
+                      <w:rPr>
+                        <w:noProof/>
+                      </w:rPr>
+                    </w:pPr>
+                    <w:r>
+                      <w:rPr>
+                        <w:noProof/>
+                      </w:rPr>
+                      <w:lastRenderedPageBreak/>
+                      <w:t xml:space="preserve">[31] </w:t>
+                    </w:r>
+                  </w:p>
+                </w:tc>
+                <w:tc>
+                  <w:tcPr>
+                    <w:tcW w:w="0" w:type="auto"/>
+                    <w:hideMark/>
+                  </w:tcPr>
+                  <w:p>
+                    <w:pPr>
+                      <w:pStyle w:val="Bibliography"/>
+                      <w:rPr>
+                        <w:noProof/>
+                      </w:rPr>
+                    </w:pPr>
+                    <w:r>
+                      <w:rPr>
+                        <w:noProof/>
+                      </w:rPr>
+                      <w:t>„OpenAI gpt-image-1 modell dokumentáció,” [Online]. Available: https://developers.openai.com/api/docs/models/gpt-image-1.</w:t>
+                    </w:r>
+                  </w:p>
+                </w:tc>
+              </w:tr>
+              <w:tr>
+                <w:trPr>
+                  <w:divId w:val="670063402"/>
+                  <w:tblCellSpacing w:w="15" w:type="dxa"/>
+                </w:trPr>
+                <w:tc>
+                  <w:tcPr>
+                    <w:tcW w:w="50" w:type="pct"/>
+                    <w:hideMark/>
+                  </w:tcPr>
+                  <w:p>
+                    <w:pPr>
+                      <w:pStyle w:val="Bibliography"/>
+                      <w:rPr>
+                        <w:noProof/>
+                      </w:rPr>
+                    </w:pPr>
+                    <w:r>
+                      <w:rPr>
+                        <w:noProof/>
+                      </w:rPr>
+                      <w:t xml:space="preserve">[32] </w:t>
+                    </w:r>
+                  </w:p>
+                </w:tc>
+                <w:tc>
+                  <w:tcPr>
+                    <w:tcW w:w="0" w:type="auto"/>
+                    <w:hideMark/>
+                  </w:tcPr>
+                  <w:p>
+                    <w:pPr>
+                      <w:pStyle w:val="Bibliography"/>
+                      <w:rPr>
+                        <w:noProof/>
+                      </w:rPr>
+                    </w:pPr>
+                    <w:r>
+                      <w:rPr>
+                        <w:noProof/>
+                      </w:rPr>
+                      <w:t>„OpenAI Text-to-speech modell dokumentáció,” [Online]. Available: https://developers.openai.com/api/docs/guides/text-to-speech.</w:t>
+                    </w:r>
+                  </w:p>
+                </w:tc>
+              </w:tr>
+              <w:tr>
+                <w:trPr>
+                  <w:divId w:val="670063402"/>
+                  <w:tblCellSpacing w:w="15" w:type="dxa"/>
+                </w:trPr>
+                <w:tc>
+                  <w:tcPr>
+                    <w:tcW w:w="50" w:type="pct"/>
+                    <w:hideMark/>
+                  </w:tcPr>
+                  <w:p>
+                    <w:pPr>
+                      <w:pStyle w:val="Bibliography"/>
+                      <w:rPr>
+                        <w:noProof/>
+                      </w:rPr>
+                    </w:pPr>
+                    <w:r>
+                      <w:rPr>
+                        <w:noProof/>
+                      </w:rPr>
+                      <w:t xml:space="preserve">[33] </w:t>
+                    </w:r>
+                  </w:p>
+                </w:tc>
+                <w:tc>
+                  <w:tcPr>
+                    <w:tcW w:w="0" w:type="auto"/>
+                    <w:hideMark/>
+                  </w:tcPr>
+                  <w:p>
+                    <w:pPr>
+                      <w:pStyle w:val="Bibliography"/>
+                      <w:rPr>
+                        <w:noProof/>
+                      </w:rPr>
+                    </w:pPr>
+                    <w:r>
+                      <w:rPr>
+                        <w:noProof/>
+                      </w:rPr>
+                      <w:t>„Suno API dokumentáció,” [Online]. Available: https://docs.sunoapi.org/.</w:t>
+                    </w:r>
+                  </w:p>
+                </w:tc>
+              </w:tr>
+              <w:tr>
+                <w:trPr>
+                  <w:divId w:val="670063402"/>
+                  <w:tblCellSpacing w:w="15" w:type="dxa"/>
+                </w:trPr>
+                <w:tc>
+                  <w:tcPr>
+                    <w:tcW w:w="50" w:type="pct"/>
+                    <w:hideMark/>
+                  </w:tcPr>
+                  <w:p>
+                    <w:pPr>
+                      <w:pStyle w:val="Bibliography"/>
+                      <w:rPr>
+                        <w:noProof/>
+                      </w:rPr>
+                    </w:pPr>
+                    <w:r>
+                      <w:rPr>
+                        <w:noProof/>
+                      </w:rPr>
+                      <w:t xml:space="preserve">[34] </w:t>
+                    </w:r>
+                  </w:p>
+                </w:tc>
+                <w:tc>
+                  <w:tcPr>
+                    <w:tcW w:w="0" w:type="auto"/>
+                    <w:hideMark/>
+                  </w:tcPr>
+                  <w:p>
+                    <w:pPr>
+                      <w:pStyle w:val="Bibliography"/>
+                      <w:rPr>
+                        <w:noProof/>
+                      </w:rPr>
+                    </w:pPr>
+                    <w:r>
+                      <w:rPr>
+                        <w:noProof/>
+                      </w:rPr>
                       <w:t>„CodeGame Szabaduló szoba weboldala,” [Online]. Available: https://www.codegame.hu/.</w:t>
                     </w:r>
                   </w:p>
@@ -12074,7 +13448,7 @@
             </w:tbl>
             <w:p>
               <w:pPr>
-                <w:divId w:val="1635059212"/>
+                <w:divId w:val="670063402"/>
                 <w:rPr>
                   <w:rFonts w:eastAsia="Times New Roman"/>
                   <w:noProof/>
@@ -12097,7 +13471,6 @@
     </w:sdt>
     <w:p>
       <w:r>
-        <w:lastRenderedPageBreak/>
         <w:br w:type="page"/>
       </w:r>
     </w:p>
@@ -12105,12 +13478,12 @@
       <w:pPr>
         <w:pStyle w:val="szmozatlanSzakdolgozath1"/>
       </w:pPr>
-      <w:bookmarkStart w:id="40" w:name="_Toc226539681"/>
+      <w:bookmarkStart w:id="49" w:name="_Toc226555084"/>
       <w:r>
         <w:lastRenderedPageBreak/>
         <w:t>Nyilatkozat</w:t>
       </w:r>
-      <w:bookmarkEnd w:id="40"/>
+      <w:bookmarkEnd w:id="49"/>
     </w:p>
     <w:p>
       <w:pPr>
@@ -12218,25 +13591,25 @@
       <w:pPr>
         <w:pStyle w:val="szmozatlanSzakdolgozath1"/>
       </w:pPr>
-      <w:bookmarkStart w:id="41" w:name="_Toc226539682"/>
+      <w:bookmarkStart w:id="50" w:name="_Toc226555085"/>
       <w:r>
         <w:lastRenderedPageBreak/>
         <w:t>Mellékletek</w:t>
       </w:r>
-      <w:bookmarkEnd w:id="41"/>
-    </w:p>
-    <w:p>
-      <w:pPr>
-        <w:pStyle w:val="Szakdolgozath2"/>
-      </w:pPr>
-      <w:bookmarkStart w:id="42" w:name="_Toc226539683"/>
+      <w:bookmarkEnd w:id="50"/>
+    </w:p>
+    <w:p>
+      <w:pPr>
+        <w:pStyle w:val="szmozatlanSzakdolgozath2"/>
+      </w:pPr>
+      <w:bookmarkStart w:id="51" w:name="_Toc226555086"/>
       <w:r>
         <w:t>Adatbázis</w:t>
       </w:r>
       <w:r>
         <w:t xml:space="preserve"> relációk</w:t>
       </w:r>
-      <w:bookmarkEnd w:id="42"/>
+      <w:bookmarkEnd w:id="51"/>
     </w:p>
     <w:p>
       <w:pPr>
@@ -12328,14 +13701,14 @@
     </w:p>
     <w:p>
       <w:pPr>
-        <w:pStyle w:val="Szakdolgozath2"/>
-      </w:pPr>
-      <w:bookmarkStart w:id="43" w:name="_Toc226539684"/>
+        <w:pStyle w:val="szmozatlanSzakdolgozath2"/>
+      </w:pPr>
+      <w:bookmarkStart w:id="52" w:name="_Toc226555087"/>
       <w:r>
         <w:lastRenderedPageBreak/>
         <w:t>Gráf alapú pálya struktúra definiálása</w:t>
       </w:r>
-      <w:bookmarkEnd w:id="43"/>
+      <w:bookmarkEnd w:id="52"/>
     </w:p>
     <w:p>
       <w:pPr>
@@ -12606,7 +13979,7 @@
   <w:abstractNum w:abstractNumId="1" w15:restartNumberingAfterBreak="0">
     <w:nsid w:val="7B6C34D6"/>
     <w:multiLevelType w:val="multilevel"/>
-    <w:tmpl w:val="643CAA50"/>
+    <w:tmpl w:val="2CF04782"/>
     <w:lvl w:ilvl="0">
       <w:start w:val="1"/>
       <w:numFmt w:val="decimal"/>
@@ -13423,6 +14796,7 @@
   <w:style w:type="character" w:default="1" w:styleId="DefaultParagraphFont">
     <w:name w:val="Default Paragraph Font"/>
     <w:uiPriority w:val="1"/>
+    <w:semiHidden/>
     <w:unhideWhenUsed/>
   </w:style>
   <w:style w:type="table" w:default="1" w:styleId="TableNormal">
@@ -14247,6 +15621,18 @@
       <w:vertAlign w:val="superscript"/>
     </w:rPr>
   </w:style>
+  <w:style w:type="paragraph" w:customStyle="1" w:styleId="szmozatlanSzakdolgozath2">
+    <w:name w:val="(számozatlan) Szakdolgozat h2"/>
+    <w:basedOn w:val="Szakdolgozath2"/>
+    <w:qFormat/>
+    <w:rsid w:val="00BE1A12"/>
+    <w:pPr>
+      <w:numPr>
+        <w:ilvl w:val="0"/>
+        <w:numId w:val="0"/>
+      </w:numPr>
+    </w:pPr>
+  </w:style>
 </w:styles>
 </file>
 
@@ -14735,7 +16121,7 @@
     <b:Guid>{DD0B38D9-A2E6-489C-9084-B127B64A88F7}</b:Guid>
     <b:Title>CodeGame Szabaduló szoba weboldala</b:Title>
     <b:URL>https://www.codegame.hu/</b:URL>
-    <b:RefOrder>32</b:RefOrder>
+    <b:RefOrder>34</b:RefOrder>
   </b:Source>
   <b:Source>
     <b:Tag>AWS_S3</b:Tag>
@@ -14809,11 +16195,27 @@
     <b:URL>https://developers.openai.com/api/docs/models/gpt-image-1</b:URL>
     <b:RefOrder>31</b:RefOrder>
   </b:Source>
+  <b:Source>
+    <b:Tag>OPENAI_TTS</b:Tag>
+    <b:SourceType>InternetSite</b:SourceType>
+    <b:Guid>{F374BEB3-ACF2-49BE-98DB-5686262930F3}</b:Guid>
+    <b:Title>OpenAI Text-to-speech modell dokumentáció</b:Title>
+    <b:URL>https://developers.openai.com/api/docs/guides/text-to-speech</b:URL>
+    <b:RefOrder>32</b:RefOrder>
+  </b:Source>
+  <b:Source>
+    <b:Tag>suno</b:Tag>
+    <b:SourceType>InternetSite</b:SourceType>
+    <b:Guid>{9311893C-4755-430B-9336-C9DF259595C9}</b:Guid>
+    <b:Title>Suno API dokumentáció</b:Title>
+    <b:URL>https://docs.sunoapi.org/</b:URL>
+    <b:RefOrder>33</b:RefOrder>
+  </b:Source>
 </b:Sources>
 </file>
 
 <file path=customXml/itemProps1.xml><?xml version="1.0" encoding="utf-8"?>
-<ds:datastoreItem xmlns:ds="http://schemas.openxmlformats.org/officeDocument/2006/customXml" ds:itemID="{0C9A230E-044B-4A72-AD49-2D05E3531438}">
+<ds:datastoreItem xmlns:ds="http://schemas.openxmlformats.org/officeDocument/2006/customXml" ds:itemID="{1C4FD796-3FA9-40BD-B468-D811998885D1}">
   <ds:schemaRefs>
     <ds:schemaRef ds:uri="http://schemas.openxmlformats.org/officeDocument/2006/bibliography"/>
   </ds:schemaRefs>

--- a/Szakdolgozat.docx
+++ b/Szakdolgozat.docx
@@ -529,7 +529,7 @@
       <w:pPr>
         <w:pStyle w:val="szmozatlanSzakdolgozath1"/>
       </w:pPr>
-      <w:bookmarkStart w:id="0" w:name="_Toc226555043"/>
+      <w:bookmarkStart w:id="0" w:name="_Toc226556593"/>
       <w:r>
         <w:lastRenderedPageBreak/>
         <w:t>Feladatkiírás</w:t>
@@ -765,7 +765,7 @@
       <w:pPr>
         <w:pStyle w:val="szmozatlanSzakdolgozath1"/>
       </w:pPr>
-      <w:bookmarkStart w:id="1" w:name="_Toc226555044"/>
+      <w:bookmarkStart w:id="1" w:name="_Toc226556594"/>
       <w:r>
         <w:lastRenderedPageBreak/>
         <w:t>Tartalomjegyzék</w:t>
@@ -828,7 +828,7 @@
           <w:r>
             <w:fldChar w:fldCharType="separate"/>
           </w:r>
-          <w:hyperlink w:anchor="_Toc226555043" w:history="1">
+          <w:hyperlink w:anchor="_Toc226556593" w:history="1">
             <w:r>
               <w:rPr>
                 <w:rStyle w:val="Hyperlink"/>
@@ -855,7 +855,7 @@
                 <w:noProof/>
                 <w:webHidden/>
               </w:rPr>
-              <w:instrText xml:space="preserve"> PAGEREF _Toc226555043 \h </w:instrText>
+              <w:instrText xml:space="preserve"> PAGEREF _Toc226556593 \h </w:instrText>
             </w:r>
             <w:r>
               <w:rPr>
@@ -900,7 +900,7 @@
               <w:lang w:val="en-US"/>
             </w:rPr>
           </w:pPr>
-          <w:hyperlink w:anchor="_Toc226555044" w:history="1">
+          <w:hyperlink w:anchor="_Toc226556594" w:history="1">
             <w:r>
               <w:rPr>
                 <w:rStyle w:val="Hyperlink"/>
@@ -927,7 +927,7 @@
                 <w:noProof/>
                 <w:webHidden/>
               </w:rPr>
-              <w:instrText xml:space="preserve"> PAGEREF _Toc226555044 \h </w:instrText>
+              <w:instrText xml:space="preserve"> PAGEREF _Toc226556594 \h </w:instrText>
             </w:r>
             <w:r>
               <w:rPr>
@@ -973,7 +973,7 @@
               <w:lang w:val="en-US"/>
             </w:rPr>
           </w:pPr>
-          <w:hyperlink w:anchor="_Toc226555045" w:history="1">
+          <w:hyperlink w:anchor="_Toc226556595" w:history="1">
             <w:r>
               <w:rPr>
                 <w:rStyle w:val="Hyperlink"/>
@@ -1018,7 +1018,7 @@
                 <w:noProof/>
                 <w:webHidden/>
               </w:rPr>
-              <w:instrText xml:space="preserve"> PAGEREF _Toc226555045 \h </w:instrText>
+              <w:instrText xml:space="preserve"> PAGEREF _Toc226556595 \h </w:instrText>
             </w:r>
             <w:r>
               <w:rPr>
@@ -1064,7 +1064,7 @@
               <w:lang w:val="en-US"/>
             </w:rPr>
           </w:pPr>
-          <w:hyperlink w:anchor="_Toc226555046" w:history="1">
+          <w:hyperlink w:anchor="_Toc226556596" w:history="1">
             <w:r>
               <w:rPr>
                 <w:rStyle w:val="Hyperlink"/>
@@ -1108,7 +1108,7 @@
                 <w:noProof/>
                 <w:webHidden/>
               </w:rPr>
-              <w:instrText xml:space="preserve"> PAGEREF _Toc226555046 \h </w:instrText>
+              <w:instrText xml:space="preserve"> PAGEREF _Toc226556596 \h </w:instrText>
             </w:r>
             <w:r>
               <w:rPr>
@@ -1154,7 +1154,7 @@
               <w:lang w:val="en-US"/>
             </w:rPr>
           </w:pPr>
-          <w:hyperlink w:anchor="_Toc226555047" w:history="1">
+          <w:hyperlink w:anchor="_Toc226556597" w:history="1">
             <w:r>
               <w:rPr>
                 <w:rStyle w:val="Hyperlink"/>
@@ -1198,7 +1198,7 @@
                 <w:noProof/>
                 <w:webHidden/>
               </w:rPr>
-              <w:instrText xml:space="preserve"> PAGEREF _Toc226555047 \h </w:instrText>
+              <w:instrText xml:space="preserve"> PAGEREF _Toc226556597 \h </w:instrText>
             </w:r>
             <w:r>
               <w:rPr>
@@ -1244,7 +1244,7 @@
               <w:lang w:val="en-US"/>
             </w:rPr>
           </w:pPr>
-          <w:hyperlink w:anchor="_Toc226555048" w:history="1">
+          <w:hyperlink w:anchor="_Toc226556598" w:history="1">
             <w:r>
               <w:rPr>
                 <w:rStyle w:val="Hyperlink"/>
@@ -1288,7 +1288,7 @@
                 <w:noProof/>
                 <w:webHidden/>
               </w:rPr>
-              <w:instrText xml:space="preserve"> PAGEREF _Toc226555048 \h </w:instrText>
+              <w:instrText xml:space="preserve"> PAGEREF _Toc226556598 \h </w:instrText>
             </w:r>
             <w:r>
               <w:rPr>
@@ -1334,7 +1334,7 @@
               <w:lang w:val="en-US"/>
             </w:rPr>
           </w:pPr>
-          <w:hyperlink w:anchor="_Toc226555049" w:history="1">
+          <w:hyperlink w:anchor="_Toc226556599" w:history="1">
             <w:r>
               <w:rPr>
                 <w:rStyle w:val="Hyperlink"/>
@@ -1378,7 +1378,7 @@
                 <w:noProof/>
                 <w:webHidden/>
               </w:rPr>
-              <w:instrText xml:space="preserve"> PAGEREF _Toc226555049 \h </w:instrText>
+              <w:instrText xml:space="preserve"> PAGEREF _Toc226556599 \h </w:instrText>
             </w:r>
             <w:r>
               <w:rPr>
@@ -1424,7 +1424,7 @@
               <w:lang w:val="en-US"/>
             </w:rPr>
           </w:pPr>
-          <w:hyperlink w:anchor="_Toc226555050" w:history="1">
+          <w:hyperlink w:anchor="_Toc226556600" w:history="1">
             <w:r>
               <w:rPr>
                 <w:rStyle w:val="Hyperlink"/>
@@ -1468,7 +1468,7 @@
                 <w:noProof/>
                 <w:webHidden/>
               </w:rPr>
-              <w:instrText xml:space="preserve"> PAGEREF _Toc226555050 \h </w:instrText>
+              <w:instrText xml:space="preserve"> PAGEREF _Toc226556600 \h </w:instrText>
             </w:r>
             <w:r>
               <w:rPr>
@@ -1514,7 +1514,7 @@
               <w:lang w:val="en-US"/>
             </w:rPr>
           </w:pPr>
-          <w:hyperlink w:anchor="_Toc226555051" w:history="1">
+          <w:hyperlink w:anchor="_Toc226556601" w:history="1">
             <w:r>
               <w:rPr>
                 <w:rStyle w:val="Hyperlink"/>
@@ -1558,7 +1558,7 @@
                 <w:noProof/>
                 <w:webHidden/>
               </w:rPr>
-              <w:instrText xml:space="preserve"> PAGEREF _Toc226555051 \h </w:instrText>
+              <w:instrText xml:space="preserve"> PAGEREF _Toc226556601 \h </w:instrText>
             </w:r>
             <w:r>
               <w:rPr>
@@ -1604,7 +1604,7 @@
               <w:lang w:val="en-US"/>
             </w:rPr>
           </w:pPr>
-          <w:hyperlink w:anchor="_Toc226555052" w:history="1">
+          <w:hyperlink w:anchor="_Toc226556602" w:history="1">
             <w:r>
               <w:rPr>
                 <w:rStyle w:val="Hyperlink"/>
@@ -1648,7 +1648,7 @@
                 <w:noProof/>
                 <w:webHidden/>
               </w:rPr>
-              <w:instrText xml:space="preserve"> PAGEREF _Toc226555052 \h </w:instrText>
+              <w:instrText xml:space="preserve"> PAGEREF _Toc226556602 \h </w:instrText>
             </w:r>
             <w:r>
               <w:rPr>
@@ -1694,7 +1694,7 @@
               <w:lang w:val="en-US"/>
             </w:rPr>
           </w:pPr>
-          <w:hyperlink w:anchor="_Toc226555053" w:history="1">
+          <w:hyperlink w:anchor="_Toc226556603" w:history="1">
             <w:r>
               <w:rPr>
                 <w:rStyle w:val="Hyperlink"/>
@@ -1738,7 +1738,7 @@
                 <w:noProof/>
                 <w:webHidden/>
               </w:rPr>
-              <w:instrText xml:space="preserve"> PAGEREF _Toc226555053 \h </w:instrText>
+              <w:instrText xml:space="preserve"> PAGEREF _Toc226556603 \h </w:instrText>
             </w:r>
             <w:r>
               <w:rPr>
@@ -1784,7 +1784,7 @@
               <w:lang w:val="en-US"/>
             </w:rPr>
           </w:pPr>
-          <w:hyperlink w:anchor="_Toc226555054" w:history="1">
+          <w:hyperlink w:anchor="_Toc226556604" w:history="1">
             <w:r>
               <w:rPr>
                 <w:rStyle w:val="Hyperlink"/>
@@ -1828,7 +1828,7 @@
                 <w:noProof/>
                 <w:webHidden/>
               </w:rPr>
-              <w:instrText xml:space="preserve"> PAGEREF _Toc226555054 \h </w:instrText>
+              <w:instrText xml:space="preserve"> PAGEREF _Toc226556604 \h </w:instrText>
             </w:r>
             <w:r>
               <w:rPr>
@@ -1874,7 +1874,7 @@
               <w:lang w:val="en-US"/>
             </w:rPr>
           </w:pPr>
-          <w:hyperlink w:anchor="_Toc226555055" w:history="1">
+          <w:hyperlink w:anchor="_Toc226556605" w:history="1">
             <w:r>
               <w:rPr>
                 <w:rStyle w:val="Hyperlink"/>
@@ -1918,7 +1918,7 @@
                 <w:noProof/>
                 <w:webHidden/>
               </w:rPr>
-              <w:instrText xml:space="preserve"> PAGEREF _Toc226555055 \h </w:instrText>
+              <w:instrText xml:space="preserve"> PAGEREF _Toc226556605 \h </w:instrText>
             </w:r>
             <w:r>
               <w:rPr>
@@ -1964,7 +1964,7 @@
               <w:lang w:val="en-US"/>
             </w:rPr>
           </w:pPr>
-          <w:hyperlink w:anchor="_Toc226555056" w:history="1">
+          <w:hyperlink w:anchor="_Toc226556606" w:history="1">
             <w:r>
               <w:rPr>
                 <w:rStyle w:val="Hyperlink"/>
@@ -2008,7 +2008,7 @@
                 <w:noProof/>
                 <w:webHidden/>
               </w:rPr>
-              <w:instrText xml:space="preserve"> PAGEREF _Toc226555056 \h </w:instrText>
+              <w:instrText xml:space="preserve"> PAGEREF _Toc226556606 \h </w:instrText>
             </w:r>
             <w:r>
               <w:rPr>
@@ -2054,7 +2054,7 @@
               <w:lang w:val="en-US"/>
             </w:rPr>
           </w:pPr>
-          <w:hyperlink w:anchor="_Toc226555057" w:history="1">
+          <w:hyperlink w:anchor="_Toc226556607" w:history="1">
             <w:r>
               <w:rPr>
                 <w:rStyle w:val="Hyperlink"/>
@@ -2098,7 +2098,7 @@
                 <w:noProof/>
                 <w:webHidden/>
               </w:rPr>
-              <w:instrText xml:space="preserve"> PAGEREF _Toc226555057 \h </w:instrText>
+              <w:instrText xml:space="preserve"> PAGEREF _Toc226556607 \h </w:instrText>
             </w:r>
             <w:r>
               <w:rPr>
@@ -2144,7 +2144,7 @@
               <w:lang w:val="en-US"/>
             </w:rPr>
           </w:pPr>
-          <w:hyperlink w:anchor="_Toc226555058" w:history="1">
+          <w:hyperlink w:anchor="_Toc226556608" w:history="1">
             <w:r>
               <w:rPr>
                 <w:rStyle w:val="Hyperlink"/>
@@ -2188,7 +2188,7 @@
                 <w:noProof/>
                 <w:webHidden/>
               </w:rPr>
-              <w:instrText xml:space="preserve"> PAGEREF _Toc226555058 \h </w:instrText>
+              <w:instrText xml:space="preserve"> PAGEREF _Toc226556608 \h </w:instrText>
             </w:r>
             <w:r>
               <w:rPr>
@@ -2234,7 +2234,7 @@
               <w:lang w:val="en-US"/>
             </w:rPr>
           </w:pPr>
-          <w:hyperlink w:anchor="_Toc226555059" w:history="1">
+          <w:hyperlink w:anchor="_Toc226556609" w:history="1">
             <w:r>
               <w:rPr>
                 <w:rStyle w:val="Hyperlink"/>
@@ -2278,7 +2278,7 @@
                 <w:noProof/>
                 <w:webHidden/>
               </w:rPr>
-              <w:instrText xml:space="preserve"> PAGEREF _Toc226555059 \h </w:instrText>
+              <w:instrText xml:space="preserve"> PAGEREF _Toc226556609 \h </w:instrText>
             </w:r>
             <w:r>
               <w:rPr>
@@ -2324,7 +2324,7 @@
               <w:lang w:val="en-US"/>
             </w:rPr>
           </w:pPr>
-          <w:hyperlink w:anchor="_Toc226555060" w:history="1">
+          <w:hyperlink w:anchor="_Toc226556610" w:history="1">
             <w:r>
               <w:rPr>
                 <w:rStyle w:val="Hyperlink"/>
@@ -2368,7 +2368,7 @@
                 <w:noProof/>
                 <w:webHidden/>
               </w:rPr>
-              <w:instrText xml:space="preserve"> PAGEREF _Toc226555060 \h </w:instrText>
+              <w:instrText xml:space="preserve"> PAGEREF _Toc226556610 \h </w:instrText>
             </w:r>
             <w:r>
               <w:rPr>
@@ -2414,7 +2414,7 @@
               <w:lang w:val="en-US"/>
             </w:rPr>
           </w:pPr>
-          <w:hyperlink w:anchor="_Toc226555061" w:history="1">
+          <w:hyperlink w:anchor="_Toc226556611" w:history="1">
             <w:r>
               <w:rPr>
                 <w:rStyle w:val="Hyperlink"/>
@@ -2458,7 +2458,7 @@
                 <w:noProof/>
                 <w:webHidden/>
               </w:rPr>
-              <w:instrText xml:space="preserve"> PAGEREF _Toc226555061 \h </w:instrText>
+              <w:instrText xml:space="preserve"> PAGEREF _Toc226556611 \h </w:instrText>
             </w:r>
             <w:r>
               <w:rPr>
@@ -2504,7 +2504,7 @@
               <w:lang w:val="en-US"/>
             </w:rPr>
           </w:pPr>
-          <w:hyperlink w:anchor="_Toc226555062" w:history="1">
+          <w:hyperlink w:anchor="_Toc226556612" w:history="1">
             <w:r>
               <w:rPr>
                 <w:rStyle w:val="Hyperlink"/>
@@ -2548,7 +2548,7 @@
                 <w:noProof/>
                 <w:webHidden/>
               </w:rPr>
-              <w:instrText xml:space="preserve"> PAGEREF _Toc226555062 \h </w:instrText>
+              <w:instrText xml:space="preserve"> PAGEREF _Toc226556612 \h </w:instrText>
             </w:r>
             <w:r>
               <w:rPr>
@@ -2594,7 +2594,7 @@
               <w:lang w:val="en-US"/>
             </w:rPr>
           </w:pPr>
-          <w:hyperlink w:anchor="_Toc226555063" w:history="1">
+          <w:hyperlink w:anchor="_Toc226556613" w:history="1">
             <w:r>
               <w:rPr>
                 <w:rStyle w:val="Hyperlink"/>
@@ -2638,7 +2638,7 @@
                 <w:noProof/>
                 <w:webHidden/>
               </w:rPr>
-              <w:instrText xml:space="preserve"> PAGEREF _Toc226555063 \h </w:instrText>
+              <w:instrText xml:space="preserve"> PAGEREF _Toc226556613 \h </w:instrText>
             </w:r>
             <w:r>
               <w:rPr>
@@ -2684,7 +2684,7 @@
               <w:lang w:val="en-US"/>
             </w:rPr>
           </w:pPr>
-          <w:hyperlink w:anchor="_Toc226555064" w:history="1">
+          <w:hyperlink w:anchor="_Toc226556614" w:history="1">
             <w:r>
               <w:rPr>
                 <w:rStyle w:val="Hyperlink"/>
@@ -2728,7 +2728,7 @@
                 <w:noProof/>
                 <w:webHidden/>
               </w:rPr>
-              <w:instrText xml:space="preserve"> PAGEREF _Toc226555064 \h </w:instrText>
+              <w:instrText xml:space="preserve"> PAGEREF _Toc226556614 \h </w:instrText>
             </w:r>
             <w:r>
               <w:rPr>
@@ -2774,7 +2774,7 @@
               <w:lang w:val="en-US"/>
             </w:rPr>
           </w:pPr>
-          <w:hyperlink w:anchor="_Toc226555065" w:history="1">
+          <w:hyperlink w:anchor="_Toc226556615" w:history="1">
             <w:r>
               <w:rPr>
                 <w:rStyle w:val="Hyperlink"/>
@@ -2818,7 +2818,7 @@
                 <w:noProof/>
                 <w:webHidden/>
               </w:rPr>
-              <w:instrText xml:space="preserve"> PAGEREF _Toc226555065 \h </w:instrText>
+              <w:instrText xml:space="preserve"> PAGEREF _Toc226556615 \h </w:instrText>
             </w:r>
             <w:r>
               <w:rPr>
@@ -2864,7 +2864,7 @@
               <w:lang w:val="en-US"/>
             </w:rPr>
           </w:pPr>
-          <w:hyperlink w:anchor="_Toc226555066" w:history="1">
+          <w:hyperlink w:anchor="_Toc226556616" w:history="1">
             <w:r>
               <w:rPr>
                 <w:rStyle w:val="Hyperlink"/>
@@ -2908,7 +2908,7 @@
                 <w:noProof/>
                 <w:webHidden/>
               </w:rPr>
-              <w:instrText xml:space="preserve"> PAGEREF _Toc226555066 \h </w:instrText>
+              <w:instrText xml:space="preserve"> PAGEREF _Toc226556616 \h </w:instrText>
             </w:r>
             <w:r>
               <w:rPr>
@@ -2954,7 +2954,7 @@
               <w:lang w:val="en-US"/>
             </w:rPr>
           </w:pPr>
-          <w:hyperlink w:anchor="_Toc226555067" w:history="1">
+          <w:hyperlink w:anchor="_Toc226556617" w:history="1">
             <w:r>
               <w:rPr>
                 <w:rStyle w:val="Hyperlink"/>
@@ -2998,7 +2998,7 @@
                 <w:noProof/>
                 <w:webHidden/>
               </w:rPr>
-              <w:instrText xml:space="preserve"> PAGEREF _Toc226555067 \h </w:instrText>
+              <w:instrText xml:space="preserve"> PAGEREF _Toc226556617 \h </w:instrText>
             </w:r>
             <w:r>
               <w:rPr>
@@ -3044,7 +3044,7 @@
               <w:lang w:val="en-US"/>
             </w:rPr>
           </w:pPr>
-          <w:hyperlink w:anchor="_Toc226555068" w:history="1">
+          <w:hyperlink w:anchor="_Toc226556618" w:history="1">
             <w:r>
               <w:rPr>
                 <w:rStyle w:val="Hyperlink"/>
@@ -3088,7 +3088,7 @@
                 <w:noProof/>
                 <w:webHidden/>
               </w:rPr>
-              <w:instrText xml:space="preserve"> PAGEREF _Toc226555068 \h </w:instrText>
+              <w:instrText xml:space="preserve"> PAGEREF _Toc226556618 \h </w:instrText>
             </w:r>
             <w:r>
               <w:rPr>
@@ -3134,7 +3134,7 @@
               <w:lang w:val="en-US"/>
             </w:rPr>
           </w:pPr>
-          <w:hyperlink w:anchor="_Toc226555069" w:history="1">
+          <w:hyperlink w:anchor="_Toc226556619" w:history="1">
             <w:r>
               <w:rPr>
                 <w:rStyle w:val="Hyperlink"/>
@@ -3178,7 +3178,7 @@
                 <w:noProof/>
                 <w:webHidden/>
               </w:rPr>
-              <w:instrText xml:space="preserve"> PAGEREF _Toc226555069 \h </w:instrText>
+              <w:instrText xml:space="preserve"> PAGEREF _Toc226556619 \h </w:instrText>
             </w:r>
             <w:r>
               <w:rPr>
@@ -3224,7 +3224,7 @@
               <w:lang w:val="en-US"/>
             </w:rPr>
           </w:pPr>
-          <w:hyperlink w:anchor="_Toc226555070" w:history="1">
+          <w:hyperlink w:anchor="_Toc226556620" w:history="1">
             <w:r>
               <w:rPr>
                 <w:rStyle w:val="Hyperlink"/>
@@ -3268,7 +3268,7 @@
                 <w:noProof/>
                 <w:webHidden/>
               </w:rPr>
-              <w:instrText xml:space="preserve"> PAGEREF _Toc226555070 \h </w:instrText>
+              <w:instrText xml:space="preserve"> PAGEREF _Toc226556620 \h </w:instrText>
             </w:r>
             <w:r>
               <w:rPr>
@@ -3314,7 +3314,7 @@
               <w:lang w:val="en-US"/>
             </w:rPr>
           </w:pPr>
-          <w:hyperlink w:anchor="_Toc226555071" w:history="1">
+          <w:hyperlink w:anchor="_Toc226556621" w:history="1">
             <w:r>
               <w:rPr>
                 <w:rStyle w:val="Hyperlink"/>
@@ -3358,7 +3358,7 @@
                 <w:noProof/>
                 <w:webHidden/>
               </w:rPr>
-              <w:instrText xml:space="preserve"> PAGEREF _Toc226555071 \h </w:instrText>
+              <w:instrText xml:space="preserve"> PAGEREF _Toc226556621 \h </w:instrText>
             </w:r>
             <w:r>
               <w:rPr>
@@ -3404,7 +3404,7 @@
               <w:lang w:val="en-US"/>
             </w:rPr>
           </w:pPr>
-          <w:hyperlink w:anchor="_Toc226555072" w:history="1">
+          <w:hyperlink w:anchor="_Toc226556622" w:history="1">
             <w:r>
               <w:rPr>
                 <w:rStyle w:val="Hyperlink"/>
@@ -3448,7 +3448,7 @@
                 <w:noProof/>
                 <w:webHidden/>
               </w:rPr>
-              <w:instrText xml:space="preserve"> PAGEREF _Toc226555072 \h </w:instrText>
+              <w:instrText xml:space="preserve"> PAGEREF _Toc226556622 \h </w:instrText>
             </w:r>
             <w:r>
               <w:rPr>
@@ -3494,7 +3494,7 @@
               <w:lang w:val="en-US"/>
             </w:rPr>
           </w:pPr>
-          <w:hyperlink w:anchor="_Toc226555073" w:history="1">
+          <w:hyperlink w:anchor="_Toc226556623" w:history="1">
             <w:r>
               <w:rPr>
                 <w:rStyle w:val="Hyperlink"/>
@@ -3538,7 +3538,7 @@
                 <w:noProof/>
                 <w:webHidden/>
               </w:rPr>
-              <w:instrText xml:space="preserve"> PAGEREF _Toc226555073 \h </w:instrText>
+              <w:instrText xml:space="preserve"> PAGEREF _Toc226556623 \h </w:instrText>
             </w:r>
             <w:r>
               <w:rPr>
@@ -3584,7 +3584,7 @@
               <w:lang w:val="en-US"/>
             </w:rPr>
           </w:pPr>
-          <w:hyperlink w:anchor="_Toc226555074" w:history="1">
+          <w:hyperlink w:anchor="_Toc226556624" w:history="1">
             <w:r>
               <w:rPr>
                 <w:rStyle w:val="Hyperlink"/>
@@ -3628,7 +3628,7 @@
                 <w:noProof/>
                 <w:webHidden/>
               </w:rPr>
-              <w:instrText xml:space="preserve"> PAGEREF _Toc226555074 \h </w:instrText>
+              <w:instrText xml:space="preserve"> PAGEREF _Toc226556624 \h </w:instrText>
             </w:r>
             <w:r>
               <w:rPr>
@@ -3674,7 +3674,7 @@
               <w:lang w:val="en-US"/>
             </w:rPr>
           </w:pPr>
-          <w:hyperlink w:anchor="_Toc226555075" w:history="1">
+          <w:hyperlink w:anchor="_Toc226556625" w:history="1">
             <w:r>
               <w:rPr>
                 <w:rStyle w:val="Hyperlink"/>
@@ -3718,7 +3718,7 @@
                 <w:noProof/>
                 <w:webHidden/>
               </w:rPr>
-              <w:instrText xml:space="preserve"> PAGEREF _Toc226555075 \h </w:instrText>
+              <w:instrText xml:space="preserve"> PAGEREF _Toc226556625 \h </w:instrText>
             </w:r>
             <w:r>
               <w:rPr>
@@ -3764,7 +3764,7 @@
               <w:lang w:val="en-US"/>
             </w:rPr>
           </w:pPr>
-          <w:hyperlink w:anchor="_Toc226555076" w:history="1">
+          <w:hyperlink w:anchor="_Toc226556626" w:history="1">
             <w:r>
               <w:rPr>
                 <w:rStyle w:val="Hyperlink"/>
@@ -3808,7 +3808,7 @@
                 <w:noProof/>
                 <w:webHidden/>
               </w:rPr>
-              <w:instrText xml:space="preserve"> PAGEREF _Toc226555076 \h </w:instrText>
+              <w:instrText xml:space="preserve"> PAGEREF _Toc226556626 \h </w:instrText>
             </w:r>
             <w:r>
               <w:rPr>
@@ -3854,7 +3854,7 @@
               <w:lang w:val="en-US"/>
             </w:rPr>
           </w:pPr>
-          <w:hyperlink w:anchor="_Toc226555077" w:history="1">
+          <w:hyperlink w:anchor="_Toc226556627" w:history="1">
             <w:r>
               <w:rPr>
                 <w:rStyle w:val="Hyperlink"/>
@@ -3898,7 +3898,7 @@
                 <w:noProof/>
                 <w:webHidden/>
               </w:rPr>
-              <w:instrText xml:space="preserve"> PAGEREF _Toc226555077 \h </w:instrText>
+              <w:instrText xml:space="preserve"> PAGEREF _Toc226556627 \h </w:instrText>
             </w:r>
             <w:r>
               <w:rPr>
@@ -3944,7 +3944,7 @@
               <w:lang w:val="en-US"/>
             </w:rPr>
           </w:pPr>
-          <w:hyperlink w:anchor="_Toc226555078" w:history="1">
+          <w:hyperlink w:anchor="_Toc226556628" w:history="1">
             <w:r>
               <w:rPr>
                 <w:rStyle w:val="Hyperlink"/>
@@ -3988,7 +3988,7 @@
                 <w:noProof/>
                 <w:webHidden/>
               </w:rPr>
-              <w:instrText xml:space="preserve"> PAGEREF _Toc226555078 \h </w:instrText>
+              <w:instrText xml:space="preserve"> PAGEREF _Toc226556628 \h </w:instrText>
             </w:r>
             <w:r>
               <w:rPr>
@@ -4034,7 +4034,7 @@
               <w:lang w:val="en-US"/>
             </w:rPr>
           </w:pPr>
-          <w:hyperlink w:anchor="_Toc226555079" w:history="1">
+          <w:hyperlink w:anchor="_Toc226556629" w:history="1">
             <w:r>
               <w:rPr>
                 <w:rStyle w:val="Hyperlink"/>
@@ -4078,7 +4078,7 @@
                 <w:noProof/>
                 <w:webHidden/>
               </w:rPr>
-              <w:instrText xml:space="preserve"> PAGEREF _Toc226555079 \h </w:instrText>
+              <w:instrText xml:space="preserve"> PAGEREF _Toc226556629 \h </w:instrText>
             </w:r>
             <w:r>
               <w:rPr>
@@ -4124,7 +4124,7 @@
               <w:lang w:val="en-US"/>
             </w:rPr>
           </w:pPr>
-          <w:hyperlink w:anchor="_Toc226555080" w:history="1">
+          <w:hyperlink w:anchor="_Toc226556630" w:history="1">
             <w:r>
               <w:rPr>
                 <w:rStyle w:val="Hyperlink"/>
@@ -4168,7 +4168,7 @@
                 <w:noProof/>
                 <w:webHidden/>
               </w:rPr>
-              <w:instrText xml:space="preserve"> PAGEREF _Toc226555080 \h </w:instrText>
+              <w:instrText xml:space="preserve"> PAGEREF _Toc226556630 \h </w:instrText>
             </w:r>
             <w:r>
               <w:rPr>
@@ -4214,7 +4214,7 @@
               <w:lang w:val="en-US"/>
             </w:rPr>
           </w:pPr>
-          <w:hyperlink w:anchor="_Toc226555081" w:history="1">
+          <w:hyperlink w:anchor="_Toc226556631" w:history="1">
             <w:r>
               <w:rPr>
                 <w:rStyle w:val="Hyperlink"/>
@@ -4258,7 +4258,7 @@
                 <w:noProof/>
                 <w:webHidden/>
               </w:rPr>
-              <w:instrText xml:space="preserve"> PAGEREF _Toc226555081 \h </w:instrText>
+              <w:instrText xml:space="preserve"> PAGEREF _Toc226556631 \h </w:instrText>
             </w:r>
             <w:r>
               <w:rPr>
@@ -4304,7 +4304,7 @@
               <w:lang w:val="en-US"/>
             </w:rPr>
           </w:pPr>
-          <w:hyperlink w:anchor="_Toc226555082" w:history="1">
+          <w:hyperlink w:anchor="_Toc226556632" w:history="1">
             <w:r>
               <w:rPr>
                 <w:rStyle w:val="Hyperlink"/>
@@ -4348,7 +4348,7 @@
                 <w:noProof/>
                 <w:webHidden/>
               </w:rPr>
-              <w:instrText xml:space="preserve"> PAGEREF _Toc226555082 \h </w:instrText>
+              <w:instrText xml:space="preserve"> PAGEREF _Toc226556632 \h </w:instrText>
             </w:r>
             <w:r>
               <w:rPr>
@@ -4369,6 +4369,456 @@
                 <w:webHidden/>
               </w:rPr>
               <w:t>32</w:t>
+            </w:r>
+            <w:r>
+              <w:rPr>
+                <w:noProof/>
+                <w:webHidden/>
+              </w:rPr>
+              <w:fldChar w:fldCharType="end"/>
+            </w:r>
+          </w:hyperlink>
+        </w:p>
+        <w:p>
+          <w:pPr>
+            <w:pStyle w:val="TOC1"/>
+            <w:tabs>
+              <w:tab w:val="left" w:pos="440"/>
+              <w:tab w:val="right" w:leader="dot" w:pos="8827"/>
+            </w:tabs>
+            <w:rPr>
+              <w:rFonts w:eastAsiaTheme="minorEastAsia"/>
+              <w:noProof/>
+              <w:sz w:val="24"/>
+              <w:szCs w:val="24"/>
+              <w:lang w:val="en-US"/>
+            </w:rPr>
+          </w:pPr>
+          <w:hyperlink w:anchor="_Toc226556633" w:history="1">
+            <w:r>
+              <w:rPr>
+                <w:rStyle w:val="Hyperlink"/>
+                <w:noProof/>
+              </w:rPr>
+              <w:t>6.</w:t>
+            </w:r>
+            <w:r>
+              <w:rPr>
+                <w:rFonts w:eastAsiaTheme="minorEastAsia"/>
+                <w:noProof/>
+                <w:sz w:val="24"/>
+                <w:szCs w:val="24"/>
+                <w:lang w:val="en-US"/>
+              </w:rPr>
+              <w:tab/>
+            </w:r>
+            <w:r>
+              <w:rPr>
+                <w:rStyle w:val="Hyperlink"/>
+                <w:noProof/>
+              </w:rPr>
+              <w:t>Felhasználói felület</w:t>
+            </w:r>
+            <w:r>
+              <w:rPr>
+                <w:noProof/>
+                <w:webHidden/>
+              </w:rPr>
+              <w:tab/>
+            </w:r>
+            <w:r>
+              <w:rPr>
+                <w:noProof/>
+                <w:webHidden/>
+              </w:rPr>
+              <w:fldChar w:fldCharType="begin"/>
+            </w:r>
+            <w:r>
+              <w:rPr>
+                <w:noProof/>
+                <w:webHidden/>
+              </w:rPr>
+              <w:instrText xml:space="preserve"> PAGEREF _Toc226556633 \h </w:instrText>
+            </w:r>
+            <w:r>
+              <w:rPr>
+                <w:noProof/>
+                <w:webHidden/>
+              </w:rPr>
+            </w:r>
+            <w:r>
+              <w:rPr>
+                <w:noProof/>
+                <w:webHidden/>
+              </w:rPr>
+              <w:fldChar w:fldCharType="separate"/>
+            </w:r>
+            <w:r>
+              <w:rPr>
+                <w:noProof/>
+                <w:webHidden/>
+              </w:rPr>
+              <w:t>32</w:t>
+            </w:r>
+            <w:r>
+              <w:rPr>
+                <w:noProof/>
+                <w:webHidden/>
+              </w:rPr>
+              <w:fldChar w:fldCharType="end"/>
+            </w:r>
+          </w:hyperlink>
+        </w:p>
+        <w:p>
+          <w:pPr>
+            <w:pStyle w:val="TOC2"/>
+            <w:tabs>
+              <w:tab w:val="left" w:pos="960"/>
+              <w:tab w:val="right" w:leader="dot" w:pos="8827"/>
+            </w:tabs>
+            <w:rPr>
+              <w:rFonts w:eastAsiaTheme="minorEastAsia"/>
+              <w:noProof/>
+              <w:sz w:val="24"/>
+              <w:szCs w:val="24"/>
+              <w:lang w:val="en-US"/>
+            </w:rPr>
+          </w:pPr>
+          <w:hyperlink w:anchor="_Toc226556634" w:history="1">
+            <w:r>
+              <w:rPr>
+                <w:rStyle w:val="Hyperlink"/>
+                <w:noProof/>
+              </w:rPr>
+              <w:t>6.1.</w:t>
+            </w:r>
+            <w:r>
+              <w:rPr>
+                <w:rFonts w:eastAsiaTheme="minorEastAsia"/>
+                <w:noProof/>
+                <w:sz w:val="24"/>
+                <w:szCs w:val="24"/>
+                <w:lang w:val="en-US"/>
+              </w:rPr>
+              <w:tab/>
+            </w:r>
+            <w:r>
+              <w:rPr>
+                <w:rStyle w:val="Hyperlink"/>
+                <w:noProof/>
+              </w:rPr>
+              <w:t>Authentikációs oldalak</w:t>
+            </w:r>
+            <w:r>
+              <w:rPr>
+                <w:noProof/>
+                <w:webHidden/>
+              </w:rPr>
+              <w:tab/>
+            </w:r>
+            <w:r>
+              <w:rPr>
+                <w:noProof/>
+                <w:webHidden/>
+              </w:rPr>
+              <w:fldChar w:fldCharType="begin"/>
+            </w:r>
+            <w:r>
+              <w:rPr>
+                <w:noProof/>
+                <w:webHidden/>
+              </w:rPr>
+              <w:instrText xml:space="preserve"> PAGEREF _Toc226556634 \h </w:instrText>
+            </w:r>
+            <w:r>
+              <w:rPr>
+                <w:noProof/>
+                <w:webHidden/>
+              </w:rPr>
+            </w:r>
+            <w:r>
+              <w:rPr>
+                <w:noProof/>
+                <w:webHidden/>
+              </w:rPr>
+              <w:fldChar w:fldCharType="separate"/>
+            </w:r>
+            <w:r>
+              <w:rPr>
+                <w:noProof/>
+                <w:webHidden/>
+              </w:rPr>
+              <w:t>33</w:t>
+            </w:r>
+            <w:r>
+              <w:rPr>
+                <w:noProof/>
+                <w:webHidden/>
+              </w:rPr>
+              <w:fldChar w:fldCharType="end"/>
+            </w:r>
+          </w:hyperlink>
+        </w:p>
+        <w:p>
+          <w:pPr>
+            <w:pStyle w:val="TOC2"/>
+            <w:tabs>
+              <w:tab w:val="left" w:pos="960"/>
+              <w:tab w:val="right" w:leader="dot" w:pos="8827"/>
+            </w:tabs>
+            <w:rPr>
+              <w:rFonts w:eastAsiaTheme="minorEastAsia"/>
+              <w:noProof/>
+              <w:sz w:val="24"/>
+              <w:szCs w:val="24"/>
+              <w:lang w:val="en-US"/>
+            </w:rPr>
+          </w:pPr>
+          <w:hyperlink w:anchor="_Toc226556635" w:history="1">
+            <w:r>
+              <w:rPr>
+                <w:rStyle w:val="Hyperlink"/>
+                <w:noProof/>
+              </w:rPr>
+              <w:t>6.2.</w:t>
+            </w:r>
+            <w:r>
+              <w:rPr>
+                <w:rFonts w:eastAsiaTheme="minorEastAsia"/>
+                <w:noProof/>
+                <w:sz w:val="24"/>
+                <w:szCs w:val="24"/>
+                <w:lang w:val="en-US"/>
+              </w:rPr>
+              <w:tab/>
+            </w:r>
+            <w:r>
+              <w:rPr>
+                <w:rStyle w:val="Hyperlink"/>
+                <w:noProof/>
+              </w:rPr>
+              <w:t>Profil oldal</w:t>
+            </w:r>
+            <w:r>
+              <w:rPr>
+                <w:noProof/>
+                <w:webHidden/>
+              </w:rPr>
+              <w:tab/>
+            </w:r>
+            <w:r>
+              <w:rPr>
+                <w:noProof/>
+                <w:webHidden/>
+              </w:rPr>
+              <w:fldChar w:fldCharType="begin"/>
+            </w:r>
+            <w:r>
+              <w:rPr>
+                <w:noProof/>
+                <w:webHidden/>
+              </w:rPr>
+              <w:instrText xml:space="preserve"> PAGEREF _Toc226556635 \h </w:instrText>
+            </w:r>
+            <w:r>
+              <w:rPr>
+                <w:noProof/>
+                <w:webHidden/>
+              </w:rPr>
+            </w:r>
+            <w:r>
+              <w:rPr>
+                <w:noProof/>
+                <w:webHidden/>
+              </w:rPr>
+              <w:fldChar w:fldCharType="separate"/>
+            </w:r>
+            <w:r>
+              <w:rPr>
+                <w:noProof/>
+                <w:webHidden/>
+              </w:rPr>
+              <w:t>33</w:t>
+            </w:r>
+            <w:r>
+              <w:rPr>
+                <w:noProof/>
+                <w:webHidden/>
+              </w:rPr>
+              <w:fldChar w:fldCharType="end"/>
+            </w:r>
+          </w:hyperlink>
+        </w:p>
+        <w:p>
+          <w:pPr>
+            <w:pStyle w:val="TOC2"/>
+            <w:tabs>
+              <w:tab w:val="left" w:pos="960"/>
+              <w:tab w:val="right" w:leader="dot" w:pos="8827"/>
+            </w:tabs>
+            <w:rPr>
+              <w:rFonts w:eastAsiaTheme="minorEastAsia"/>
+              <w:noProof/>
+              <w:sz w:val="24"/>
+              <w:szCs w:val="24"/>
+              <w:lang w:val="en-US"/>
+            </w:rPr>
+          </w:pPr>
+          <w:hyperlink w:anchor="_Toc226556636" w:history="1">
+            <w:r>
+              <w:rPr>
+                <w:rStyle w:val="Hyperlink"/>
+                <w:noProof/>
+              </w:rPr>
+              <w:t>6.3.</w:t>
+            </w:r>
+            <w:r>
+              <w:rPr>
+                <w:rFonts w:eastAsiaTheme="minorEastAsia"/>
+                <w:noProof/>
+                <w:sz w:val="24"/>
+                <w:szCs w:val="24"/>
+                <w:lang w:val="en-US"/>
+              </w:rPr>
+              <w:tab/>
+            </w:r>
+            <w:r>
+              <w:rPr>
+                <w:rStyle w:val="Hyperlink"/>
+                <w:noProof/>
+              </w:rPr>
+              <w:t>Játék oldal</w:t>
+            </w:r>
+            <w:r>
+              <w:rPr>
+                <w:noProof/>
+                <w:webHidden/>
+              </w:rPr>
+              <w:tab/>
+            </w:r>
+            <w:r>
+              <w:rPr>
+                <w:noProof/>
+                <w:webHidden/>
+              </w:rPr>
+              <w:fldChar w:fldCharType="begin"/>
+            </w:r>
+            <w:r>
+              <w:rPr>
+                <w:noProof/>
+                <w:webHidden/>
+              </w:rPr>
+              <w:instrText xml:space="preserve"> PAGEREF _Toc226556636 \h </w:instrText>
+            </w:r>
+            <w:r>
+              <w:rPr>
+                <w:noProof/>
+                <w:webHidden/>
+              </w:rPr>
+            </w:r>
+            <w:r>
+              <w:rPr>
+                <w:noProof/>
+                <w:webHidden/>
+              </w:rPr>
+              <w:fldChar w:fldCharType="separate"/>
+            </w:r>
+            <w:r>
+              <w:rPr>
+                <w:noProof/>
+                <w:webHidden/>
+              </w:rPr>
+              <w:t>33</w:t>
+            </w:r>
+            <w:r>
+              <w:rPr>
+                <w:noProof/>
+                <w:webHidden/>
+              </w:rPr>
+              <w:fldChar w:fldCharType="end"/>
+            </w:r>
+          </w:hyperlink>
+        </w:p>
+        <w:p>
+          <w:pPr>
+            <w:pStyle w:val="TOC2"/>
+            <w:tabs>
+              <w:tab w:val="left" w:pos="960"/>
+              <w:tab w:val="right" w:leader="dot" w:pos="8827"/>
+            </w:tabs>
+            <w:rPr>
+              <w:rFonts w:eastAsiaTheme="minorEastAsia"/>
+              <w:noProof/>
+              <w:sz w:val="24"/>
+              <w:szCs w:val="24"/>
+              <w:lang w:val="en-US"/>
+            </w:rPr>
+          </w:pPr>
+          <w:hyperlink w:anchor="_Toc226556637" w:history="1">
+            <w:r>
+              <w:rPr>
+                <w:rStyle w:val="Hyperlink"/>
+                <w:noProof/>
+              </w:rPr>
+              <w:t>6.4.</w:t>
+            </w:r>
+            <w:r>
+              <w:rPr>
+                <w:rFonts w:eastAsiaTheme="minorEastAsia"/>
+                <w:noProof/>
+                <w:sz w:val="24"/>
+                <w:szCs w:val="24"/>
+                <w:lang w:val="en-US"/>
+              </w:rPr>
+              <w:tab/>
+            </w:r>
+            <w:r>
+              <w:rPr>
+                <w:rStyle w:val="Hyperlink"/>
+                <w:noProof/>
+              </w:rPr>
+              <w:t>Game app overlay</w:t>
+            </w:r>
+            <w:r>
+              <w:rPr>
+                <w:noProof/>
+                <w:webHidden/>
+              </w:rPr>
+              <w:tab/>
+            </w:r>
+            <w:r>
+              <w:rPr>
+                <w:noProof/>
+                <w:webHidden/>
+              </w:rPr>
+              <w:fldChar w:fldCharType="begin"/>
+            </w:r>
+            <w:r>
+              <w:rPr>
+                <w:noProof/>
+                <w:webHidden/>
+              </w:rPr>
+              <w:instrText xml:space="preserve"> PAGEREF _Toc226556637 \h </w:instrText>
+            </w:r>
+            <w:r>
+              <w:rPr>
+                <w:noProof/>
+                <w:webHidden/>
+              </w:rPr>
+            </w:r>
+            <w:r>
+              <w:rPr>
+                <w:noProof/>
+                <w:webHidden/>
+              </w:rPr>
+              <w:fldChar w:fldCharType="separate"/>
+            </w:r>
+            <w:r>
+              <w:rPr>
+                <w:noProof/>
+                <w:webHidden/>
+              </w:rPr>
+              <w:t>33</w:t>
             </w:r>
             <w:r>
               <w:rPr>
@@ -4393,7 +4843,7 @@
               <w:lang w:val="en-US"/>
             </w:rPr>
           </w:pPr>
-          <w:hyperlink w:anchor="_Toc226555083" w:history="1">
+          <w:hyperlink w:anchor="_Toc226556638" w:history="1">
             <w:r>
               <w:rPr>
                 <w:rStyle w:val="Hyperlink"/>
@@ -4420,7 +4870,7 @@
                 <w:noProof/>
                 <w:webHidden/>
               </w:rPr>
-              <w:instrText xml:space="preserve"> PAGEREF _Toc226555083 \h </w:instrText>
+              <w:instrText xml:space="preserve"> PAGEREF _Toc226556638 \h </w:instrText>
             </w:r>
             <w:r>
               <w:rPr>
@@ -4440,7 +4890,7 @@
                 <w:noProof/>
                 <w:webHidden/>
               </w:rPr>
-              <w:t>33</w:t>
+              <w:t>35</w:t>
             </w:r>
             <w:r>
               <w:rPr>
@@ -4465,7 +4915,7 @@
               <w:lang w:val="en-US"/>
             </w:rPr>
           </w:pPr>
-          <w:hyperlink w:anchor="_Toc226555084" w:history="1">
+          <w:hyperlink w:anchor="_Toc226556639" w:history="1">
             <w:r>
               <w:rPr>
                 <w:rStyle w:val="Hyperlink"/>
@@ -4492,7 +4942,7 @@
                 <w:noProof/>
                 <w:webHidden/>
               </w:rPr>
-              <w:instrText xml:space="preserve"> PAGEREF _Toc226555084 \h </w:instrText>
+              <w:instrText xml:space="preserve"> PAGEREF _Toc226556639 \h </w:instrText>
             </w:r>
             <w:r>
               <w:rPr>
@@ -4512,7 +4962,7 @@
                 <w:noProof/>
                 <w:webHidden/>
               </w:rPr>
-              <w:t>35</w:t>
+              <w:t>37</w:t>
             </w:r>
             <w:r>
               <w:rPr>
@@ -4537,7 +4987,7 @@
               <w:lang w:val="en-US"/>
             </w:rPr>
           </w:pPr>
-          <w:hyperlink w:anchor="_Toc226555085" w:history="1">
+          <w:hyperlink w:anchor="_Toc226556640" w:history="1">
             <w:r>
               <w:rPr>
                 <w:rStyle w:val="Hyperlink"/>
@@ -4564,7 +5014,7 @@
                 <w:noProof/>
                 <w:webHidden/>
               </w:rPr>
-              <w:instrText xml:space="preserve"> PAGEREF _Toc226555085 \h </w:instrText>
+              <w:instrText xml:space="preserve"> PAGEREF _Toc226556640 \h </w:instrText>
             </w:r>
             <w:r>
               <w:rPr>
@@ -4584,7 +5034,7 @@
                 <w:noProof/>
                 <w:webHidden/>
               </w:rPr>
-              <w:t>36</w:t>
+              <w:t>38</w:t>
             </w:r>
             <w:r>
               <w:rPr>
@@ -4609,7 +5059,7 @@
               <w:lang w:val="en-US"/>
             </w:rPr>
           </w:pPr>
-          <w:hyperlink w:anchor="_Toc226555086" w:history="1">
+          <w:hyperlink w:anchor="_Toc226556641" w:history="1">
             <w:r>
               <w:rPr>
                 <w:rStyle w:val="Hyperlink"/>
@@ -4636,7 +5086,7 @@
                 <w:noProof/>
                 <w:webHidden/>
               </w:rPr>
-              <w:instrText xml:space="preserve"> PAGEREF _Toc226555086 \h </w:instrText>
+              <w:instrText xml:space="preserve"> PAGEREF _Toc226556641 \h </w:instrText>
             </w:r>
             <w:r>
               <w:rPr>
@@ -4656,7 +5106,7 @@
                 <w:noProof/>
                 <w:webHidden/>
               </w:rPr>
-              <w:t>36</w:t>
+              <w:t>38</w:t>
             </w:r>
             <w:r>
               <w:rPr>
@@ -4681,7 +5131,7 @@
               <w:lang w:val="en-US"/>
             </w:rPr>
           </w:pPr>
-          <w:hyperlink w:anchor="_Toc226555087" w:history="1">
+          <w:hyperlink w:anchor="_Toc226556642" w:history="1">
             <w:r>
               <w:rPr>
                 <w:rStyle w:val="Hyperlink"/>
@@ -4708,7 +5158,7 @@
                 <w:noProof/>
                 <w:webHidden/>
               </w:rPr>
-              <w:instrText xml:space="preserve"> PAGEREF _Toc226555087 \h </w:instrText>
+              <w:instrText xml:space="preserve"> PAGEREF _Toc226556642 \h </w:instrText>
             </w:r>
             <w:r>
               <w:rPr>
@@ -4728,7 +5178,7 @@
                 <w:noProof/>
                 <w:webHidden/>
               </w:rPr>
-              <w:t>37</w:t>
+              <w:t>39</w:t>
             </w:r>
             <w:r>
               <w:rPr>
@@ -4876,7 +5326,7 @@
           <w:sz w:val="24"/>
           <w:szCs w:val="24"/>
         </w:rPr>
-        <w:t>Frontend és felhasználói felületek</w:t>
+        <w:t>AI felhasználása</w:t>
       </w:r>
       <w:r>
         <w:rPr>
@@ -4885,29 +5335,7 @@
           <w:sz w:val="24"/>
           <w:szCs w:val="24"/>
         </w:rPr>
-        <w:t xml:space="preserve"> - MID</w:t>
-      </w:r>
-    </w:p>
-    <w:p>
-      <w:pPr>
-        <w:spacing w:line="360" w:lineRule="auto"/>
-        <w:ind w:firstLine="720"/>
-        <w:jc w:val="both"/>
-        <w:rPr>
-          <w:rFonts w:ascii="Times New Roman" w:hAnsi="Times New Roman" w:cs="Times New Roman"/>
-          <w:color w:val="EE0000"/>
-          <w:sz w:val="24"/>
-          <w:szCs w:val="24"/>
-        </w:rPr>
-      </w:pPr>
-      <w:r>
-        <w:rPr>
-          <w:rFonts w:ascii="Times New Roman" w:hAnsi="Times New Roman" w:cs="Times New Roman"/>
-          <w:color w:val="EE0000"/>
-          <w:sz w:val="24"/>
-          <w:szCs w:val="24"/>
-        </w:rPr>
-        <w:t>Bejelentkezés/Regisztráció</w:t>
+        <w:t xml:space="preserve"> - LOW</w:t>
       </w:r>
     </w:p>
     <w:p>
@@ -4929,7 +5357,6 @@
           <w:szCs w:val="24"/>
         </w:rPr>
         <w:tab/>
-        <w:t xml:space="preserve">Pálya generálás – </w:t>
       </w:r>
       <w:proofErr w:type="spellStart"/>
       <w:r>
@@ -4939,18 +5366,9 @@
           <w:sz w:val="24"/>
           <w:szCs w:val="24"/>
         </w:rPr>
-        <w:t>Token</w:t>
-      </w:r>
-      <w:proofErr w:type="spellEnd"/>
-      <w:r>
-        <w:rPr>
-          <w:rFonts w:ascii="Times New Roman" w:hAnsi="Times New Roman" w:cs="Times New Roman"/>
-          <w:color w:val="EE0000"/>
-          <w:sz w:val="24"/>
-          <w:szCs w:val="24"/>
-        </w:rPr>
-        <w:t xml:space="preserve"> rendszer</w:t>
-      </w:r>
+        <w:t>Copilot</w:t>
+      </w:r>
+      <w:proofErr w:type="spellEnd"/>
     </w:p>
     <w:p>
       <w:pPr>
@@ -4971,7 +5389,26 @@
           <w:szCs w:val="24"/>
         </w:rPr>
         <w:tab/>
-        <w:t>Pályák böngészése</w:t>
+      </w:r>
+      <w:proofErr w:type="spellStart"/>
+      <w:r>
+        <w:rPr>
+          <w:rFonts w:ascii="Times New Roman" w:hAnsi="Times New Roman" w:cs="Times New Roman"/>
+          <w:color w:val="EE0000"/>
+          <w:sz w:val="24"/>
+          <w:szCs w:val="24"/>
+        </w:rPr>
+        <w:t>ChatGpt</w:t>
+      </w:r>
+      <w:proofErr w:type="spellEnd"/>
+      <w:r>
+        <w:rPr>
+          <w:rFonts w:ascii="Times New Roman" w:hAnsi="Times New Roman" w:cs="Times New Roman"/>
+          <w:color w:val="EE0000"/>
+          <w:sz w:val="24"/>
+          <w:szCs w:val="24"/>
+        </w:rPr>
+        <w:t>/Claude</w:t>
       </w:r>
     </w:p>
     <w:p>
@@ -4993,8 +5430,27 @@
           <w:szCs w:val="24"/>
         </w:rPr>
         <w:tab/>
-        <w:t>Game UI bemutatása</w:t>
-      </w:r>
+      </w:r>
+      <w:r>
+        <w:rPr>
+          <w:rFonts w:ascii="Times New Roman" w:hAnsi="Times New Roman" w:cs="Times New Roman"/>
+          <w:color w:val="EE0000"/>
+          <w:sz w:val="24"/>
+          <w:szCs w:val="24"/>
+        </w:rPr>
+        <w:t xml:space="preserve">AI szerepe a fejlesztési folyamatban és annak </w:t>
+      </w:r>
+      <w:proofErr w:type="spellStart"/>
+      <w:r>
+        <w:rPr>
+          <w:rFonts w:ascii="Times New Roman" w:hAnsi="Times New Roman" w:cs="Times New Roman"/>
+          <w:color w:val="EE0000"/>
+          <w:sz w:val="24"/>
+          <w:szCs w:val="24"/>
+        </w:rPr>
+        <w:t>korlátai</w:t>
+      </w:r>
+      <w:proofErr w:type="spellEnd"/>
     </w:p>
     <w:p>
       <w:pPr>
@@ -5014,7 +5470,7 @@
           <w:sz w:val="24"/>
           <w:szCs w:val="24"/>
         </w:rPr>
-        <w:t>AI felhasználása</w:t>
+        <w:t>Konklúzió</w:t>
       </w:r>
       <w:r>
         <w:rPr>
@@ -5045,150 +5501,6 @@
           <w:szCs w:val="24"/>
         </w:rPr>
         <w:tab/>
-      </w:r>
-      <w:proofErr w:type="spellStart"/>
-      <w:r>
-        <w:rPr>
-          <w:rFonts w:ascii="Times New Roman" w:hAnsi="Times New Roman" w:cs="Times New Roman"/>
-          <w:color w:val="EE0000"/>
-          <w:sz w:val="24"/>
-          <w:szCs w:val="24"/>
-        </w:rPr>
-        <w:t>Copilot</w:t>
-      </w:r>
-      <w:proofErr w:type="spellEnd"/>
-    </w:p>
-    <w:p>
-      <w:pPr>
-        <w:spacing w:line="360" w:lineRule="auto"/>
-        <w:jc w:val="both"/>
-        <w:rPr>
-          <w:rFonts w:ascii="Times New Roman" w:hAnsi="Times New Roman" w:cs="Times New Roman"/>
-          <w:color w:val="EE0000"/>
-          <w:sz w:val="24"/>
-          <w:szCs w:val="24"/>
-        </w:rPr>
-      </w:pPr>
-      <w:r>
-        <w:rPr>
-          <w:rFonts w:ascii="Times New Roman" w:hAnsi="Times New Roman" w:cs="Times New Roman"/>
-          <w:color w:val="EE0000"/>
-          <w:sz w:val="24"/>
-          <w:szCs w:val="24"/>
-        </w:rPr>
-        <w:tab/>
-      </w:r>
-      <w:proofErr w:type="spellStart"/>
-      <w:r>
-        <w:rPr>
-          <w:rFonts w:ascii="Times New Roman" w:hAnsi="Times New Roman" w:cs="Times New Roman"/>
-          <w:color w:val="EE0000"/>
-          <w:sz w:val="24"/>
-          <w:szCs w:val="24"/>
-        </w:rPr>
-        <w:t>ChatGpt</w:t>
-      </w:r>
-      <w:proofErr w:type="spellEnd"/>
-      <w:r>
-        <w:rPr>
-          <w:rFonts w:ascii="Times New Roman" w:hAnsi="Times New Roman" w:cs="Times New Roman"/>
-          <w:color w:val="EE0000"/>
-          <w:sz w:val="24"/>
-          <w:szCs w:val="24"/>
-        </w:rPr>
-        <w:t>/Claude</w:t>
-      </w:r>
-    </w:p>
-    <w:p>
-      <w:pPr>
-        <w:spacing w:line="360" w:lineRule="auto"/>
-        <w:jc w:val="both"/>
-        <w:rPr>
-          <w:rFonts w:ascii="Times New Roman" w:hAnsi="Times New Roman" w:cs="Times New Roman"/>
-          <w:color w:val="EE0000"/>
-          <w:sz w:val="24"/>
-          <w:szCs w:val="24"/>
-        </w:rPr>
-      </w:pPr>
-      <w:r>
-        <w:rPr>
-          <w:rFonts w:ascii="Times New Roman" w:hAnsi="Times New Roman" w:cs="Times New Roman"/>
-          <w:color w:val="EE0000"/>
-          <w:sz w:val="24"/>
-          <w:szCs w:val="24"/>
-        </w:rPr>
-        <w:tab/>
-      </w:r>
-      <w:r>
-        <w:rPr>
-          <w:rFonts w:ascii="Times New Roman" w:hAnsi="Times New Roman" w:cs="Times New Roman"/>
-          <w:color w:val="EE0000"/>
-          <w:sz w:val="24"/>
-          <w:szCs w:val="24"/>
-        </w:rPr>
-        <w:t xml:space="preserve">AI szerepe a fejlesztési folyamatban és annak </w:t>
-      </w:r>
-      <w:proofErr w:type="spellStart"/>
-      <w:r>
-        <w:rPr>
-          <w:rFonts w:ascii="Times New Roman" w:hAnsi="Times New Roman" w:cs="Times New Roman"/>
-          <w:color w:val="EE0000"/>
-          <w:sz w:val="24"/>
-          <w:szCs w:val="24"/>
-        </w:rPr>
-        <w:t>korlátai</w:t>
-      </w:r>
-      <w:proofErr w:type="spellEnd"/>
-    </w:p>
-    <w:p>
-      <w:pPr>
-        <w:spacing w:line="360" w:lineRule="auto"/>
-        <w:jc w:val="both"/>
-        <w:rPr>
-          <w:rFonts w:ascii="Times New Roman" w:hAnsi="Times New Roman" w:cs="Times New Roman"/>
-          <w:color w:val="EE0000"/>
-          <w:sz w:val="24"/>
-          <w:szCs w:val="24"/>
-        </w:rPr>
-      </w:pPr>
-      <w:r>
-        <w:rPr>
-          <w:rFonts w:ascii="Times New Roman" w:hAnsi="Times New Roman" w:cs="Times New Roman"/>
-          <w:color w:val="EE0000"/>
-          <w:sz w:val="24"/>
-          <w:szCs w:val="24"/>
-        </w:rPr>
-        <w:t>Konklúzió</w:t>
-      </w:r>
-      <w:r>
-        <w:rPr>
-          <w:rFonts w:ascii="Times New Roman" w:hAnsi="Times New Roman" w:cs="Times New Roman"/>
-          <w:color w:val="EE0000"/>
-          <w:sz w:val="24"/>
-          <w:szCs w:val="24"/>
-        </w:rPr>
-        <w:t xml:space="preserve"> - LOW</w:t>
-      </w:r>
-    </w:p>
-    <w:p>
-      <w:pPr>
-        <w:spacing w:line="360" w:lineRule="auto"/>
-        <w:jc w:val="both"/>
-        <w:rPr>
-          <w:rFonts w:ascii="Times New Roman" w:hAnsi="Times New Roman" w:cs="Times New Roman"/>
-          <w:color w:val="EE0000"/>
-          <w:sz w:val="24"/>
-          <w:szCs w:val="24"/>
-        </w:rPr>
-      </w:pPr>
-      <w:r>
-        <w:rPr>
-          <w:rFonts w:ascii="Times New Roman" w:hAnsi="Times New Roman" w:cs="Times New Roman"/>
-          <w:color w:val="EE0000"/>
-          <w:sz w:val="24"/>
-          <w:szCs w:val="24"/>
-        </w:rPr>
-        <w:tab/>
         <w:t>Mire használják az AI-t ma, milyen területeken lehetne, videójáték világra hatás</w:t>
       </w:r>
     </w:p>
@@ -5240,7 +5552,7 @@
           <w:i/>
         </w:rPr>
       </w:pPr>
-      <w:bookmarkStart w:id="2" w:name="_Toc226555045"/>
+      <w:bookmarkStart w:id="2" w:name="_Toc226556595"/>
       <w:r>
         <w:lastRenderedPageBreak/>
         <w:t>Technológiák</w:t>
@@ -5259,7 +5571,7 @@
       <w:pPr>
         <w:pStyle w:val="Szakdolgozath2"/>
       </w:pPr>
-      <w:bookmarkStart w:id="3" w:name="_Toc226555046"/>
+      <w:bookmarkStart w:id="3" w:name="_Toc226556596"/>
       <w:r>
         <w:t xml:space="preserve">Docker és </w:t>
       </w:r>
@@ -5402,7 +5714,7 @@
       <w:pPr>
         <w:pStyle w:val="Szakdolgozath2"/>
       </w:pPr>
-      <w:bookmarkStart w:id="4" w:name="_Toc226555047"/>
+      <w:bookmarkStart w:id="4" w:name="_Toc226556597"/>
       <w:r>
         <w:t>Frontend technológiák</w:t>
       </w:r>
@@ -5862,7 +6174,7 @@
       <w:pPr>
         <w:pStyle w:val="Szakdolgozath2"/>
       </w:pPr>
-      <w:bookmarkStart w:id="5" w:name="_Toc226555048"/>
+      <w:bookmarkStart w:id="5" w:name="_Toc226556598"/>
       <w:r>
         <w:t>Backend technológiák</w:t>
       </w:r>
@@ -6252,7 +6564,7 @@
       <w:pPr>
         <w:pStyle w:val="Szakdolgozath2"/>
       </w:pPr>
-      <w:bookmarkStart w:id="6" w:name="_Toc226555049"/>
+      <w:bookmarkStart w:id="6" w:name="_Toc226556599"/>
       <w:r>
         <w:t>Valós idejű kommunikáció</w:t>
       </w:r>
@@ -6459,7 +6771,7 @@
       <w:pPr>
         <w:pStyle w:val="Szakdolgozath2"/>
       </w:pPr>
-      <w:bookmarkStart w:id="7" w:name="_Toc226555050"/>
+      <w:bookmarkStart w:id="7" w:name="_Toc226556600"/>
       <w:r>
         <w:t>Adatkezelés és tárolás</w:t>
       </w:r>
@@ -6617,7 +6929,7 @@
       <w:pPr>
         <w:pStyle w:val="Szakdolgozath2"/>
       </w:pPr>
-      <w:bookmarkStart w:id="8" w:name="_Toc226555051"/>
+      <w:bookmarkStart w:id="8" w:name="_Toc226556601"/>
       <w:r>
         <w:t>MI integráció</w:t>
       </w:r>
@@ -6700,7 +7012,7 @@
       <w:pPr>
         <w:pStyle w:val="SzekdolgozatH1"/>
       </w:pPr>
-      <w:bookmarkStart w:id="9" w:name="_Toc226555052"/>
+      <w:bookmarkStart w:id="9" w:name="_Toc226556602"/>
       <w:r>
         <w:t>Architektúra</w:t>
       </w:r>
@@ -6710,7 +7022,7 @@
       <w:pPr>
         <w:pStyle w:val="Szakdolgozath2"/>
       </w:pPr>
-      <w:bookmarkStart w:id="10" w:name="_Toc226555053"/>
+      <w:bookmarkStart w:id="10" w:name="_Toc226556603"/>
       <w:r>
         <w:t>Adatbázis felépítés –</w:t>
       </w:r>
@@ -7515,7 +7827,7 @@
       <w:pPr>
         <w:pStyle w:val="Szakdolgozath2"/>
       </w:pPr>
-      <w:bookmarkStart w:id="19" w:name="_Toc226555054"/>
+      <w:bookmarkStart w:id="19" w:name="_Toc226556604"/>
       <w:r>
         <w:t>Frontend</w:t>
       </w:r>
@@ -7649,23 +7961,7 @@
       </w:r>
       <w:proofErr w:type="spellEnd"/>
       <w:r>
-        <w:t xml:space="preserve">-alapú megjelenítésre épül, ugyanakkor ezt egy HTML </w:t>
-      </w:r>
-      <w:proofErr w:type="spellStart"/>
-      <w:r>
-        <w:t>overlay</w:t>
-      </w:r>
-      <w:proofErr w:type="spellEnd"/>
-      <w:r>
-        <w:t xml:space="preserve"> réteg egészíti ki. Ez az </w:t>
-      </w:r>
-      <w:proofErr w:type="spellStart"/>
-      <w:r>
-        <w:t>overlay</w:t>
-      </w:r>
-      <w:proofErr w:type="spellEnd"/>
-      <w:r>
-        <w:t xml:space="preserve"> felel többek között a modális ablakok, és az </w:t>
+        <w:t xml:space="preserve">-alapú megjelenítésre épül, ugyanakkor ezt egy HTML overlay réteg egészíti ki. Ez az overlay felel többek között a modális ablakok, és az </w:t>
       </w:r>
       <w:proofErr w:type="spellStart"/>
       <w:r>
@@ -7777,7 +8073,7 @@
       <w:pPr>
         <w:pStyle w:val="Szakdolgozath2"/>
       </w:pPr>
-      <w:bookmarkStart w:id="20" w:name="_Toc226555055"/>
+      <w:bookmarkStart w:id="20" w:name="_Toc226556605"/>
       <w:r>
         <w:t>Backend API</w:t>
       </w:r>
@@ -7951,7 +8247,7 @@
       <w:pPr>
         <w:pStyle w:val="Szakdolgozath2"/>
       </w:pPr>
-      <w:bookmarkStart w:id="21" w:name="_Toc226555056"/>
+      <w:bookmarkStart w:id="21" w:name="_Toc226556606"/>
       <w:proofErr w:type="spellStart"/>
       <w:r>
         <w:t>WebSocket</w:t>
@@ -8058,7 +8354,7 @@
       <w:pPr>
         <w:pStyle w:val="Szakdolgozath2"/>
       </w:pPr>
-      <w:bookmarkStart w:id="22" w:name="_Toc226555057"/>
+      <w:bookmarkStart w:id="22" w:name="_Toc226556607"/>
       <w:r>
         <w:t xml:space="preserve">File </w:t>
       </w:r>
@@ -8380,7 +8676,7 @@
       <w:pPr>
         <w:pStyle w:val="Szakdolgozath2"/>
       </w:pPr>
-      <w:bookmarkStart w:id="23" w:name="_Toc226555058"/>
+      <w:bookmarkStart w:id="23" w:name="_Toc226556608"/>
       <w:r>
         <w:t>Biztonság</w:t>
       </w:r>
@@ -8578,7 +8874,7 @@
       <w:pPr>
         <w:pStyle w:val="SzekdolgozatH1"/>
       </w:pPr>
-      <w:bookmarkStart w:id="24" w:name="_Toc226555059"/>
+      <w:bookmarkStart w:id="24" w:name="_Toc226556609"/>
       <w:r>
         <w:lastRenderedPageBreak/>
         <w:t>Pálya Generálása</w:t>
@@ -8589,7 +8885,7 @@
       <w:pPr>
         <w:pStyle w:val="Szakdolgozath2"/>
       </w:pPr>
-      <w:bookmarkStart w:id="25" w:name="_Toc226555060"/>
+      <w:bookmarkStart w:id="25" w:name="_Toc226556610"/>
       <w:r>
         <w:t>Generikus játék modellek</w:t>
       </w:r>
@@ -9169,7 +9465,7 @@
       <w:pPr>
         <w:pStyle w:val="Szakdolgozath2"/>
       </w:pPr>
-      <w:bookmarkStart w:id="26" w:name="_Toc226555061"/>
+      <w:bookmarkStart w:id="26" w:name="_Toc226556611"/>
       <w:r>
         <w:t>Gráf alapú pálya struktúra definiálása</w:t>
       </w:r>
@@ -9447,7 +9743,7 @@
       <w:pPr>
         <w:pStyle w:val="Szakdolgozath2"/>
       </w:pPr>
-      <w:bookmarkStart w:id="27" w:name="_Toc226555062"/>
+      <w:bookmarkStart w:id="27" w:name="_Toc226556612"/>
       <w:r>
         <w:t>Pálya generálás folyamatai, többlépcsős generálás</w:t>
       </w:r>
@@ -9857,7 +10153,7 @@
       <w:pPr>
         <w:pStyle w:val="Szakdolgozath2"/>
       </w:pPr>
-      <w:bookmarkStart w:id="28" w:name="_Toc226555063"/>
+      <w:bookmarkStart w:id="28" w:name="_Toc226556613"/>
       <w:proofErr w:type="spellStart"/>
       <w:r>
         <w:t>Promptolás</w:t>
@@ -10556,7 +10852,7 @@
       <w:pPr>
         <w:pStyle w:val="SzekdolgozatH1"/>
       </w:pPr>
-      <w:bookmarkStart w:id="29" w:name="_Toc226555064"/>
+      <w:bookmarkStart w:id="29" w:name="_Toc226556614"/>
       <w:proofErr w:type="spellStart"/>
       <w:r>
         <w:t>Sprite</w:t>
@@ -10568,7 +10864,7 @@
       <w:pPr>
         <w:pStyle w:val="Szakdolgozath2"/>
       </w:pPr>
-      <w:bookmarkStart w:id="30" w:name="_Toc226555065"/>
+      <w:bookmarkStart w:id="30" w:name="_Toc226556615"/>
       <w:r>
         <w:t>Probléma</w:t>
       </w:r>
@@ -10642,7 +10938,7 @@
       <w:pPr>
         <w:pStyle w:val="Szakdolgozath2"/>
       </w:pPr>
-      <w:bookmarkStart w:id="31" w:name="_Toc226555066"/>
+      <w:bookmarkStart w:id="31" w:name="_Toc226556616"/>
       <w:r>
         <w:t>Kezdeti Prototípusok</w:t>
       </w:r>
@@ -10827,7 +11123,7 @@
       <w:pPr>
         <w:pStyle w:val="Szakdolgozath2"/>
       </w:pPr>
-      <w:bookmarkStart w:id="32" w:name="_Toc226555067"/>
+      <w:bookmarkStart w:id="32" w:name="_Toc226556617"/>
       <w:r>
         <w:t>gpt-image-1</w:t>
       </w:r>
@@ -10928,7 +11224,7 @@
       <w:pPr>
         <w:pStyle w:val="Szakdolgozath2"/>
       </w:pPr>
-      <w:bookmarkStart w:id="33" w:name="_Toc226555068"/>
+      <w:bookmarkStart w:id="33" w:name="_Toc226556618"/>
       <w:r>
         <w:t xml:space="preserve">Pálya és </w:t>
       </w:r>
@@ -10994,7 +11290,7 @@
       <w:pPr>
         <w:pStyle w:val="Szakdolgozath2"/>
       </w:pPr>
-      <w:bookmarkStart w:id="34" w:name="_Toc226555069"/>
+      <w:bookmarkStart w:id="34" w:name="_Toc226556619"/>
       <w:r>
         <w:t xml:space="preserve">Statikus és dinamikus </w:t>
       </w:r>
@@ -11064,7 +11360,7 @@
       <w:pPr>
         <w:pStyle w:val="Szakdolgozath2"/>
       </w:pPr>
-      <w:bookmarkStart w:id="35" w:name="_Toc226555070"/>
+      <w:bookmarkStart w:id="35" w:name="_Toc226556620"/>
       <w:r>
         <w:t>Technikai megvalósítás</w:t>
       </w:r>
@@ -11138,7 +11434,7 @@
       <w:pPr>
         <w:pStyle w:val="Szakdolgozath2"/>
       </w:pPr>
-      <w:bookmarkStart w:id="36" w:name="_Toc226555071"/>
+      <w:bookmarkStart w:id="36" w:name="_Toc226556621"/>
       <w:proofErr w:type="spellStart"/>
       <w:r>
         <w:t>Exit</w:t>
@@ -11174,7 +11470,7 @@
       <w:pPr>
         <w:pStyle w:val="Szakdolgozath2"/>
       </w:pPr>
-      <w:bookmarkStart w:id="37" w:name="_Toc226555072"/>
+      <w:bookmarkStart w:id="37" w:name="_Toc226556622"/>
       <w:r>
         <w:t xml:space="preserve">Méretezés – </w:t>
       </w:r>
@@ -11237,7 +11533,7 @@
       <w:pPr>
         <w:pStyle w:val="Szakdolgozath2"/>
       </w:pPr>
-      <w:bookmarkStart w:id="38" w:name="_Toc226555073"/>
+      <w:bookmarkStart w:id="38" w:name="_Toc226556623"/>
       <w:proofErr w:type="spellStart"/>
       <w:r>
         <w:t>Perspektív</w:t>
@@ -11346,7 +11642,7 @@
       <w:pPr>
         <w:pStyle w:val="SzekdolgozatH1"/>
       </w:pPr>
-      <w:bookmarkStart w:id="39" w:name="_Toc226555074"/>
+      <w:bookmarkStart w:id="39" w:name="_Toc226556624"/>
       <w:r>
         <w:t>Továbbfejlesztési lehetőségek</w:t>
       </w:r>
@@ -11388,7 +11684,7 @@
       <w:pPr>
         <w:pStyle w:val="Szakdolgozath2"/>
       </w:pPr>
-      <w:bookmarkStart w:id="40" w:name="_Toc226555075"/>
+      <w:bookmarkStart w:id="40" w:name="_Toc226556625"/>
       <w:r>
         <w:t>Több lépcsős pálya generálás</w:t>
       </w:r>
@@ -11414,7 +11710,7 @@
       <w:pPr>
         <w:pStyle w:val="Szakdolgozath2"/>
       </w:pPr>
-      <w:bookmarkStart w:id="41" w:name="_Toc226555076"/>
+      <w:bookmarkStart w:id="41" w:name="_Toc226556626"/>
       <w:r>
         <w:t>Többszobás pályák</w:t>
       </w:r>
@@ -11444,7 +11740,7 @@
       <w:pPr>
         <w:pStyle w:val="Szakdolgozath2"/>
       </w:pPr>
-      <w:bookmarkStart w:id="42" w:name="_Toc226555077"/>
+      <w:bookmarkStart w:id="42" w:name="_Toc226556627"/>
       <w:r>
         <w:t>Felvehető objektumok funkcionalitásának bővítése</w:t>
       </w:r>
@@ -11502,7 +11798,7 @@
       <w:pPr>
         <w:pStyle w:val="Szakdolgozath2"/>
       </w:pPr>
-      <w:bookmarkStart w:id="43" w:name="_Toc226555078"/>
+      <w:bookmarkStart w:id="43" w:name="_Toc226556628"/>
       <w:r>
         <w:t xml:space="preserve">AI generált </w:t>
       </w:r>
@@ -11649,7 +11945,7 @@
       <w:pPr>
         <w:pStyle w:val="Szakdolgozath2"/>
       </w:pPr>
-      <w:bookmarkStart w:id="44" w:name="_Toc226555079"/>
+      <w:bookmarkStart w:id="44" w:name="_Toc226556629"/>
       <w:r>
         <w:t>Puzzle készlettár bővítése</w:t>
       </w:r>
@@ -11699,7 +11995,7 @@
       <w:pPr>
         <w:pStyle w:val="Szakdolgozath2"/>
       </w:pPr>
-      <w:bookmarkStart w:id="45" w:name="_Toc226555080"/>
+      <w:bookmarkStart w:id="45" w:name="_Toc226556630"/>
       <w:r>
         <w:lastRenderedPageBreak/>
         <w:t>Animációk</w:t>
@@ -11734,7 +12030,7 @@
       <w:pPr>
         <w:pStyle w:val="Szakdolgozath2"/>
       </w:pPr>
-      <w:bookmarkStart w:id="46" w:name="_Toc226555081"/>
+      <w:bookmarkStart w:id="46" w:name="_Toc226556631"/>
       <w:r>
         <w:t>Futtatható k</w:t>
       </w:r>
@@ -11755,7 +12051,7 @@
       <w:pPr>
         <w:pStyle w:val="Szakdolgozath2"/>
       </w:pPr>
-      <w:bookmarkStart w:id="47" w:name="_Toc226555082"/>
+      <w:bookmarkStart w:id="47" w:name="_Toc226556632"/>
       <w:r>
         <w:t>M</w:t>
       </w:r>
@@ -11798,18 +12094,178 @@
     </w:p>
     <w:p>
       <w:pPr>
+        <w:pStyle w:val="SzekdolgozatH1"/>
+      </w:pPr>
+      <w:bookmarkStart w:id="48" w:name="_Toc226556633"/>
+      <w:r>
+        <w:t>Felhasználói felület</w:t>
+      </w:r>
+      <w:bookmarkEnd w:id="48"/>
+    </w:p>
+    <w:p>
+      <w:pPr>
         <w:pStyle w:val="Szakdolgozatbekezds"/>
       </w:pPr>
+      <w:r>
+        <w:t xml:space="preserve">A </w:t>
+      </w:r>
+      <w:r>
+        <w:t xml:space="preserve">frontend két nagy egységre bontható: egy klasszikus webalkalmazás jellegű adminisztratív és böngészőfelületre, valamint egy külön játékfelületre. Az előbbi a felhasználókezelést, a pályák elérését és a generálási folyamatot támogatja, míg az utóbbi a konkrét </w:t>
+      </w:r>
+      <w:proofErr w:type="spellStart"/>
+      <w:r>
+        <w:t>escape</w:t>
+      </w:r>
+      <w:proofErr w:type="spellEnd"/>
+      <w:r>
+        <w:t xml:space="preserve"> </w:t>
+      </w:r>
+      <w:proofErr w:type="spellStart"/>
+      <w:r>
+        <w:t>room</w:t>
+      </w:r>
+      <w:proofErr w:type="spellEnd"/>
+      <w:r>
+        <w:t xml:space="preserve"> élmény megvalósításáért felelős.</w:t>
+      </w:r>
+    </w:p>
+    <w:p>
+      <w:pPr>
+        <w:pStyle w:val="Szakdolgozath2"/>
+      </w:pPr>
+      <w:bookmarkStart w:id="49" w:name="_Toc226556634"/>
+      <w:proofErr w:type="spellStart"/>
+      <w:r>
+        <w:lastRenderedPageBreak/>
+        <w:t>Authentikációs</w:t>
+      </w:r>
+      <w:proofErr w:type="spellEnd"/>
+      <w:r>
+        <w:t xml:space="preserve"> oldalak</w:t>
+      </w:r>
+      <w:bookmarkEnd w:id="49"/>
     </w:p>
     <w:p>
       <w:pPr>
         <w:pStyle w:val="Szakdolgozatbekezds"/>
       </w:pPr>
       <w:r>
+        <w:t>A rendszer webes felülete több, jól elkülönített oldalból áll, amelyek a felhasználói folyamat különböző lépéseit támogatják. A belépési pontot a bejelentkezési és regisztrációs oldalak adják, amelyek a felhasználói hitelesítést kezelik. Sikeres bejelentkezés után a felhasználó a főmenübe kerül, ahonnan elérheti a profiloldalt, a pályalistát, az új pálya generálására szolgáló oldalt, valamint innen végezheti el a kijelentkezést is.</w:t>
+      </w:r>
+    </w:p>
+    <w:p>
+      <w:pPr>
+        <w:pStyle w:val="Szakdolgozath2"/>
+      </w:pPr>
+      <w:bookmarkStart w:id="50" w:name="_Toc226556635"/>
+      <w:r>
+        <w:t>Profil oldal</w:t>
+      </w:r>
+      <w:bookmarkEnd w:id="50"/>
+    </w:p>
+    <w:p>
+      <w:pPr>
+        <w:pStyle w:val="Szakdolgozatbekezds"/>
+      </w:pPr>
+      <w:r>
+        <w:t>A profil</w:t>
+      </w:r>
+      <w:r>
+        <w:t xml:space="preserve"> </w:t>
+      </w:r>
+      <w:r>
+        <w:t xml:space="preserve">oldal a felhasználói adatok megjelenítésére szolgál, valamint itt történik a </w:t>
+      </w:r>
+      <w:proofErr w:type="spellStart"/>
+      <w:r>
+        <w:t>tokenegyenleg</w:t>
+      </w:r>
+      <w:proofErr w:type="spellEnd"/>
+      <w:r>
+        <w:t xml:space="preserve"> kezelése és a további </w:t>
+      </w:r>
+      <w:proofErr w:type="spellStart"/>
+      <w:r>
+        <w:t>tokenek</w:t>
+      </w:r>
+      <w:proofErr w:type="spellEnd"/>
+      <w:r>
+        <w:t xml:space="preserve"> vásárlása. A pályalistázó oldal az elkészült pályák böngészését támogatja: lehetőséget biztosít szűrésre cím, történet, értékelés, nehézség és kedvencek szerint, továbbá megjeleníti az egyes pályákhoz tartozó statisztikai adatokat, például az átlagos értékelést, a generálási költséget és a javítási körök számát. Az új pálya létrehozására szolgáló oldalon a felhasználó megadhatja a nehézséget, a vizuális stílust és opcionálisan a történeti alapötletet, miközben a felület előzetesen visszajelzést ad a várható </w:t>
+      </w:r>
+      <w:proofErr w:type="spellStart"/>
+      <w:r>
+        <w:t>token</w:t>
+      </w:r>
+      <w:proofErr w:type="spellEnd"/>
+      <w:r>
+        <w:t>- és időigényről, valamint valós időben követi a generálási folyamat állapotát.</w:t>
+      </w:r>
+    </w:p>
+    <w:p>
+      <w:pPr>
+        <w:pStyle w:val="Szakdolgozath2"/>
+      </w:pPr>
+      <w:bookmarkStart w:id="51" w:name="_Toc226556636"/>
+      <w:r>
+        <w:t>Játék oldal</w:t>
+      </w:r>
+      <w:bookmarkEnd w:id="51"/>
+    </w:p>
+    <w:p>
+      <w:pPr>
+        <w:pStyle w:val="Szakdolgozatbekezds"/>
+      </w:pPr>
+      <w:r>
+        <w:t>A játékfelület ettől jól elkülönülő, önálló nézetként működik. Ez az oldal tölti be a kiválasztott pálya adatait, kezeli a képernyőméret változását, és megjeleníti a játéktér grafikus rétegét. A játékon belüli megjelenítés két fő részből áll: egyrészt a tényleges játékszobából és az abban elhelyezett objektumokból, másrészt a ráépülő felhasználói felületi elemekből. A játékos a bal és jobb oldali navigációs vezérlőkkel fordulhat a falak között, miközben a rendszer megjeleníti a szobában található interaktív objektumokat, például felvehető tárgyakat, vizsgálható elemeket, mozgatható takarásokat, konténereket és a kijáratot.</w:t>
+      </w:r>
+    </w:p>
+    <w:p>
+      <w:pPr>
+        <w:pStyle w:val="Szakdolgozath2"/>
+      </w:pPr>
+      <w:bookmarkStart w:id="52" w:name="_Toc226556637"/>
+      <w:r>
+        <w:t>Game app overlay</w:t>
+      </w:r>
+      <w:bookmarkEnd w:id="52"/>
+    </w:p>
+    <w:p>
+      <w:pPr>
+        <w:pStyle w:val="Szakdolgozatbekezds"/>
+      </w:pPr>
+      <w:r>
+        <w:t xml:space="preserve">A játék felhasználói felületének fontos része az </w:t>
+      </w:r>
+      <w:proofErr w:type="spellStart"/>
+      <w:r>
+        <w:t>inventory</w:t>
+      </w:r>
+      <w:proofErr w:type="spellEnd"/>
+      <w:r>
+        <w:t xml:space="preserve">, amely a megszerzett tárgyak tárolását és kiválasztását teszi lehetővé. Emellett külön ikonon keresztül elérhető a jegyzetfüzet, amely a játékos saját feljegyzéseit támogatja. A felület továbbá több modális ablakot is tartalmaz: külön nézet szolgál a tárgyak részletes vizsgálatára, a </w:t>
+      </w:r>
+      <w:proofErr w:type="spellStart"/>
+      <w:r>
+        <w:t>zárak</w:t>
+      </w:r>
+      <w:proofErr w:type="spellEnd"/>
+      <w:r>
+        <w:t xml:space="preserve"> feloldására, </w:t>
+      </w:r>
+      <w:r>
+        <w:lastRenderedPageBreak/>
+        <w:t>a megtalált tárgyak megjelenítésére, a játékmenü kezelésére, valamint a pálya sikeres teljesítése utáni értékelésre és kedvencek közé mentésre. A zárkezelő felülethez hint rendszer is kapcsolódik, amely lépésenként jeleníti meg a validáció során előállított segítségeket.</w:t>
+      </w:r>
+    </w:p>
+    <w:p>
+      <w:pPr>
+        <w:pStyle w:val="Szakdolgozatbekezds"/>
+      </w:pPr>
+      <w:r>
         <w:br w:type="page"/>
       </w:r>
     </w:p>
-    <w:bookmarkStart w:id="48" w:name="_Toc226555083" w:displacedByCustomXml="next"/>
+    <w:bookmarkStart w:id="53" w:name="_Toc226556638" w:displacedByCustomXml="next"/>
     <w:sdt>
       <w:sdtPr>
         <w:rPr>
@@ -11835,7 +12291,7 @@
           <w:r>
             <w:t>Irodalomjegyzék</w:t>
           </w:r>
-          <w:bookmarkEnd w:id="48"/>
+          <w:bookmarkEnd w:id="53"/>
         </w:p>
         <w:sdt>
           <w:sdtPr>
@@ -13478,12 +13934,12 @@
       <w:pPr>
         <w:pStyle w:val="szmozatlanSzakdolgozath1"/>
       </w:pPr>
-      <w:bookmarkStart w:id="49" w:name="_Toc226555084"/>
+      <w:bookmarkStart w:id="54" w:name="_Toc226556639"/>
       <w:r>
         <w:lastRenderedPageBreak/>
         <w:t>Nyilatkozat</w:t>
       </w:r>
-      <w:bookmarkEnd w:id="49"/>
+      <w:bookmarkEnd w:id="54"/>
     </w:p>
     <w:p>
       <w:pPr>
@@ -13591,25 +14047,25 @@
       <w:pPr>
         <w:pStyle w:val="szmozatlanSzakdolgozath1"/>
       </w:pPr>
-      <w:bookmarkStart w:id="50" w:name="_Toc226555085"/>
+      <w:bookmarkStart w:id="55" w:name="_Toc226556640"/>
       <w:r>
         <w:lastRenderedPageBreak/>
         <w:t>Mellékletek</w:t>
       </w:r>
-      <w:bookmarkEnd w:id="50"/>
+      <w:bookmarkEnd w:id="55"/>
     </w:p>
     <w:p>
       <w:pPr>
         <w:pStyle w:val="szmozatlanSzakdolgozath2"/>
       </w:pPr>
-      <w:bookmarkStart w:id="51" w:name="_Toc226555086"/>
+      <w:bookmarkStart w:id="56" w:name="_Toc226556641"/>
       <w:r>
         <w:t>Adatbázis</w:t>
       </w:r>
       <w:r>
         <w:t xml:space="preserve"> relációk</w:t>
       </w:r>
-      <w:bookmarkEnd w:id="51"/>
+      <w:bookmarkEnd w:id="56"/>
     </w:p>
     <w:p>
       <w:pPr>
@@ -13703,12 +14159,12 @@
       <w:pPr>
         <w:pStyle w:val="szmozatlanSzakdolgozath2"/>
       </w:pPr>
-      <w:bookmarkStart w:id="52" w:name="_Toc226555087"/>
+      <w:bookmarkStart w:id="57" w:name="_Toc226556642"/>
       <w:r>
         <w:lastRenderedPageBreak/>
         <w:t>Gráf alapú pálya struktúra definiálása</w:t>
       </w:r>
-      <w:bookmarkEnd w:id="52"/>
+      <w:bookmarkEnd w:id="57"/>
     </w:p>
     <w:p>
       <w:pPr>

--- a/Szakdolgozat.docx
+++ b/Szakdolgozat.docx
@@ -529,7 +529,7 @@
       <w:pPr>
         <w:pStyle w:val="szmozatlanSzakdolgozath1"/>
       </w:pPr>
-      <w:bookmarkStart w:id="0" w:name="_Toc226556593"/>
+      <w:bookmarkStart w:id="0" w:name="_Toc226562069"/>
       <w:r>
         <w:lastRenderedPageBreak/>
         <w:t>Feladatkiírás</w:t>
@@ -629,43 +629,7 @@
           <w:sz w:val="24"/>
           <w:szCs w:val="24"/>
         </w:rPr>
-        <w:t xml:space="preserve">Az alkalmazás nem csupán maga a játék, hanem egy teljes webes rendszerként működik. Lehetőséget biztosít felhasználói fiókok kezelésére, ahol a felhasználók saját pályákat generálhatnak. A pályagenerálás </w:t>
-      </w:r>
-      <w:proofErr w:type="spellStart"/>
-      <w:r>
-        <w:rPr>
-          <w:rFonts w:ascii="Times New Roman" w:hAnsi="Times New Roman" w:cs="Times New Roman"/>
-          <w:sz w:val="24"/>
-          <w:szCs w:val="24"/>
-        </w:rPr>
-        <w:t>token</w:t>
-      </w:r>
-      <w:proofErr w:type="spellEnd"/>
-      <w:r>
-        <w:rPr>
-          <w:rFonts w:ascii="Times New Roman" w:hAnsi="Times New Roman" w:cs="Times New Roman"/>
-          <w:sz w:val="24"/>
-          <w:szCs w:val="24"/>
-        </w:rPr>
-        <w:t xml:space="preserve"> alapú rendszerhez kötött, ahol a felhasználók </w:t>
-      </w:r>
-      <w:proofErr w:type="spellStart"/>
-      <w:r>
-        <w:rPr>
-          <w:rFonts w:ascii="Times New Roman" w:hAnsi="Times New Roman" w:cs="Times New Roman"/>
-          <w:sz w:val="24"/>
-          <w:szCs w:val="24"/>
-        </w:rPr>
-        <w:t>tokeneket</w:t>
-      </w:r>
-      <w:proofErr w:type="spellEnd"/>
-      <w:r>
-        <w:rPr>
-          <w:rFonts w:ascii="Times New Roman" w:hAnsi="Times New Roman" w:cs="Times New Roman"/>
-          <w:sz w:val="24"/>
-          <w:szCs w:val="24"/>
-        </w:rPr>
-        <w:t xml:space="preserve"> vásárolhatnak, és ezek felhasználásával indíthatják el az új pályák létrehozását.</w:t>
+        <w:t>Az alkalmazás nem csupán maga a játék, hanem egy teljes webes rendszerként működik. Lehetőséget biztosít felhasználói fiókok kezelésére, ahol a felhasználók saját pályákat generálhatnak. A pályagenerálás token alapú rendszerhez kötött, ahol a felhasználók tokeneket vásárolhatnak, és ezek felhasználásával indíthatják el az új pályák létrehozását.</w:t>
       </w:r>
     </w:p>
     <w:p>
@@ -705,43 +669,7 @@
           <w:sz w:val="24"/>
           <w:szCs w:val="24"/>
         </w:rPr>
-        <w:t xml:space="preserve">A pályagenerálási folyamatokhoz részletes statisztikai adatgyűjtés is kapcsolódik. A rendszer rögzíti többek között a generáláshoz, </w:t>
-      </w:r>
-      <w:proofErr w:type="spellStart"/>
-      <w:r>
-        <w:rPr>
-          <w:rFonts w:ascii="Times New Roman" w:hAnsi="Times New Roman" w:cs="Times New Roman"/>
-          <w:sz w:val="24"/>
-          <w:szCs w:val="24"/>
-        </w:rPr>
-        <w:t>validáláshoz</w:t>
-      </w:r>
-      <w:proofErr w:type="spellEnd"/>
-      <w:r>
-        <w:rPr>
-          <w:rFonts w:ascii="Times New Roman" w:hAnsi="Times New Roman" w:cs="Times New Roman"/>
-          <w:sz w:val="24"/>
-          <w:szCs w:val="24"/>
-        </w:rPr>
-        <w:t xml:space="preserve"> és esetleges javításokhoz felhasznált </w:t>
-      </w:r>
-      <w:proofErr w:type="spellStart"/>
-      <w:r>
-        <w:rPr>
-          <w:rFonts w:ascii="Times New Roman" w:hAnsi="Times New Roman" w:cs="Times New Roman"/>
-          <w:sz w:val="24"/>
-          <w:szCs w:val="24"/>
-        </w:rPr>
-        <w:t>tokenek</w:t>
-      </w:r>
-      <w:proofErr w:type="spellEnd"/>
-      <w:r>
-        <w:rPr>
-          <w:rFonts w:ascii="Times New Roman" w:hAnsi="Times New Roman" w:cs="Times New Roman"/>
-          <w:sz w:val="24"/>
-          <w:szCs w:val="24"/>
-        </w:rPr>
-        <w:t xml:space="preserve"> mennyiségét, valamint az egyes folyamatok időigényét. Ezek az adatok lehetőséget biztosítanak a rendszer működésének elemzésére és optimalizálására.</w:t>
+        <w:t>A pályagenerálási folyamatokhoz részletes statisztikai adatgyűjtés is kapcsolódik. A rendszer rögzíti többek között a generáláshoz, validáláshoz és esetleges javításokhoz felhasznált tokenek mennyiségét, valamint az egyes folyamatok időigényét. Ezek az adatok lehetőséget biztosítanak a rendszer működésének elemzésére és optimalizálására.</w:t>
       </w:r>
     </w:p>
     <w:p>
@@ -765,7 +693,7 @@
       <w:pPr>
         <w:pStyle w:val="szmozatlanSzakdolgozath1"/>
       </w:pPr>
-      <w:bookmarkStart w:id="1" w:name="_Toc226556594"/>
+      <w:bookmarkStart w:id="1" w:name="_Toc226562070"/>
       <w:r>
         <w:lastRenderedPageBreak/>
         <w:t>Tartalomjegyzék</w:t>
@@ -828,7 +756,7 @@
           <w:r>
             <w:fldChar w:fldCharType="separate"/>
           </w:r>
-          <w:hyperlink w:anchor="_Toc226556593" w:history="1">
+          <w:hyperlink w:anchor="_Toc226562069" w:history="1">
             <w:r>
               <w:rPr>
                 <w:rStyle w:val="Hyperlink"/>
@@ -855,7 +783,7 @@
                 <w:noProof/>
                 <w:webHidden/>
               </w:rPr>
-              <w:instrText xml:space="preserve"> PAGEREF _Toc226556593 \h </w:instrText>
+              <w:instrText xml:space="preserve"> PAGEREF _Toc226562069 \h </w:instrText>
             </w:r>
             <w:r>
               <w:rPr>
@@ -900,7 +828,7 @@
               <w:lang w:val="en-US"/>
             </w:rPr>
           </w:pPr>
-          <w:hyperlink w:anchor="_Toc226556594" w:history="1">
+          <w:hyperlink w:anchor="_Toc226562070" w:history="1">
             <w:r>
               <w:rPr>
                 <w:rStyle w:val="Hyperlink"/>
@@ -927,7 +855,7 @@
                 <w:noProof/>
                 <w:webHidden/>
               </w:rPr>
-              <w:instrText xml:space="preserve"> PAGEREF _Toc226556594 \h </w:instrText>
+              <w:instrText xml:space="preserve"> PAGEREF _Toc226562070 \h </w:instrText>
             </w:r>
             <w:r>
               <w:rPr>
@@ -973,7 +901,7 @@
               <w:lang w:val="en-US"/>
             </w:rPr>
           </w:pPr>
-          <w:hyperlink w:anchor="_Toc226556595" w:history="1">
+          <w:hyperlink w:anchor="_Toc226562071" w:history="1">
             <w:r>
               <w:rPr>
                 <w:rStyle w:val="Hyperlink"/>
@@ -1018,7 +946,7 @@
                 <w:noProof/>
                 <w:webHidden/>
               </w:rPr>
-              <w:instrText xml:space="preserve"> PAGEREF _Toc226556595 \h </w:instrText>
+              <w:instrText xml:space="preserve"> PAGEREF _Toc226562071 \h </w:instrText>
             </w:r>
             <w:r>
               <w:rPr>
@@ -1064,7 +992,7 @@
               <w:lang w:val="en-US"/>
             </w:rPr>
           </w:pPr>
-          <w:hyperlink w:anchor="_Toc226556596" w:history="1">
+          <w:hyperlink w:anchor="_Toc226562072" w:history="1">
             <w:r>
               <w:rPr>
                 <w:rStyle w:val="Hyperlink"/>
@@ -1108,7 +1036,7 @@
                 <w:noProof/>
                 <w:webHidden/>
               </w:rPr>
-              <w:instrText xml:space="preserve"> PAGEREF _Toc226556596 \h </w:instrText>
+              <w:instrText xml:space="preserve"> PAGEREF _Toc226562072 \h </w:instrText>
             </w:r>
             <w:r>
               <w:rPr>
@@ -1154,7 +1082,7 @@
               <w:lang w:val="en-US"/>
             </w:rPr>
           </w:pPr>
-          <w:hyperlink w:anchor="_Toc226556597" w:history="1">
+          <w:hyperlink w:anchor="_Toc226562073" w:history="1">
             <w:r>
               <w:rPr>
                 <w:rStyle w:val="Hyperlink"/>
@@ -1198,7 +1126,7 @@
                 <w:noProof/>
                 <w:webHidden/>
               </w:rPr>
-              <w:instrText xml:space="preserve"> PAGEREF _Toc226556597 \h </w:instrText>
+              <w:instrText xml:space="preserve"> PAGEREF _Toc226562073 \h </w:instrText>
             </w:r>
             <w:r>
               <w:rPr>
@@ -1244,7 +1172,7 @@
               <w:lang w:val="en-US"/>
             </w:rPr>
           </w:pPr>
-          <w:hyperlink w:anchor="_Toc226556598" w:history="1">
+          <w:hyperlink w:anchor="_Toc226562074" w:history="1">
             <w:r>
               <w:rPr>
                 <w:rStyle w:val="Hyperlink"/>
@@ -1288,7 +1216,7 @@
                 <w:noProof/>
                 <w:webHidden/>
               </w:rPr>
-              <w:instrText xml:space="preserve"> PAGEREF _Toc226556598 \h </w:instrText>
+              <w:instrText xml:space="preserve"> PAGEREF _Toc226562074 \h </w:instrText>
             </w:r>
             <w:r>
               <w:rPr>
@@ -1334,7 +1262,7 @@
               <w:lang w:val="en-US"/>
             </w:rPr>
           </w:pPr>
-          <w:hyperlink w:anchor="_Toc226556599" w:history="1">
+          <w:hyperlink w:anchor="_Toc226562075" w:history="1">
             <w:r>
               <w:rPr>
                 <w:rStyle w:val="Hyperlink"/>
@@ -1378,7 +1306,7 @@
                 <w:noProof/>
                 <w:webHidden/>
               </w:rPr>
-              <w:instrText xml:space="preserve"> PAGEREF _Toc226556599 \h </w:instrText>
+              <w:instrText xml:space="preserve"> PAGEREF _Toc226562075 \h </w:instrText>
             </w:r>
             <w:r>
               <w:rPr>
@@ -1424,7 +1352,7 @@
               <w:lang w:val="en-US"/>
             </w:rPr>
           </w:pPr>
-          <w:hyperlink w:anchor="_Toc226556600" w:history="1">
+          <w:hyperlink w:anchor="_Toc226562076" w:history="1">
             <w:r>
               <w:rPr>
                 <w:rStyle w:val="Hyperlink"/>
@@ -1468,7 +1396,7 @@
                 <w:noProof/>
                 <w:webHidden/>
               </w:rPr>
-              <w:instrText xml:space="preserve"> PAGEREF _Toc226556600 \h </w:instrText>
+              <w:instrText xml:space="preserve"> PAGEREF _Toc226562076 \h </w:instrText>
             </w:r>
             <w:r>
               <w:rPr>
@@ -1514,7 +1442,7 @@
               <w:lang w:val="en-US"/>
             </w:rPr>
           </w:pPr>
-          <w:hyperlink w:anchor="_Toc226556601" w:history="1">
+          <w:hyperlink w:anchor="_Toc226562077" w:history="1">
             <w:r>
               <w:rPr>
                 <w:rStyle w:val="Hyperlink"/>
@@ -1558,7 +1486,7 @@
                 <w:noProof/>
                 <w:webHidden/>
               </w:rPr>
-              <w:instrText xml:space="preserve"> PAGEREF _Toc226556601 \h </w:instrText>
+              <w:instrText xml:space="preserve"> PAGEREF _Toc226562077 \h </w:instrText>
             </w:r>
             <w:r>
               <w:rPr>
@@ -1604,7 +1532,7 @@
               <w:lang w:val="en-US"/>
             </w:rPr>
           </w:pPr>
-          <w:hyperlink w:anchor="_Toc226556602" w:history="1">
+          <w:hyperlink w:anchor="_Toc226562078" w:history="1">
             <w:r>
               <w:rPr>
                 <w:rStyle w:val="Hyperlink"/>
@@ -1648,7 +1576,7 @@
                 <w:noProof/>
                 <w:webHidden/>
               </w:rPr>
-              <w:instrText xml:space="preserve"> PAGEREF _Toc226556602 \h </w:instrText>
+              <w:instrText xml:space="preserve"> PAGEREF _Toc226562078 \h </w:instrText>
             </w:r>
             <w:r>
               <w:rPr>
@@ -1694,7 +1622,7 @@
               <w:lang w:val="en-US"/>
             </w:rPr>
           </w:pPr>
-          <w:hyperlink w:anchor="_Toc226556603" w:history="1">
+          <w:hyperlink w:anchor="_Toc226562079" w:history="1">
             <w:r>
               <w:rPr>
                 <w:rStyle w:val="Hyperlink"/>
@@ -1738,7 +1666,7 @@
                 <w:noProof/>
                 <w:webHidden/>
               </w:rPr>
-              <w:instrText xml:space="preserve"> PAGEREF _Toc226556603 \h </w:instrText>
+              <w:instrText xml:space="preserve"> PAGEREF _Toc226562079 \h </w:instrText>
             </w:r>
             <w:r>
               <w:rPr>
@@ -1784,7 +1712,7 @@
               <w:lang w:val="en-US"/>
             </w:rPr>
           </w:pPr>
-          <w:hyperlink w:anchor="_Toc226556604" w:history="1">
+          <w:hyperlink w:anchor="_Toc226562080" w:history="1">
             <w:r>
               <w:rPr>
                 <w:rStyle w:val="Hyperlink"/>
@@ -1828,7 +1756,7 @@
                 <w:noProof/>
                 <w:webHidden/>
               </w:rPr>
-              <w:instrText xml:space="preserve"> PAGEREF _Toc226556604 \h </w:instrText>
+              <w:instrText xml:space="preserve"> PAGEREF _Toc226562080 \h </w:instrText>
             </w:r>
             <w:r>
               <w:rPr>
@@ -1874,7 +1802,7 @@
               <w:lang w:val="en-US"/>
             </w:rPr>
           </w:pPr>
-          <w:hyperlink w:anchor="_Toc226556605" w:history="1">
+          <w:hyperlink w:anchor="_Toc226562081" w:history="1">
             <w:r>
               <w:rPr>
                 <w:rStyle w:val="Hyperlink"/>
@@ -1918,7 +1846,7 @@
                 <w:noProof/>
                 <w:webHidden/>
               </w:rPr>
-              <w:instrText xml:space="preserve"> PAGEREF _Toc226556605 \h </w:instrText>
+              <w:instrText xml:space="preserve"> PAGEREF _Toc226562081 \h </w:instrText>
             </w:r>
             <w:r>
               <w:rPr>
@@ -1964,7 +1892,7 @@
               <w:lang w:val="en-US"/>
             </w:rPr>
           </w:pPr>
-          <w:hyperlink w:anchor="_Toc226556606" w:history="1">
+          <w:hyperlink w:anchor="_Toc226562082" w:history="1">
             <w:r>
               <w:rPr>
                 <w:rStyle w:val="Hyperlink"/>
@@ -2008,7 +1936,7 @@
                 <w:noProof/>
                 <w:webHidden/>
               </w:rPr>
-              <w:instrText xml:space="preserve"> PAGEREF _Toc226556606 \h </w:instrText>
+              <w:instrText xml:space="preserve"> PAGEREF _Toc226562082 \h </w:instrText>
             </w:r>
             <w:r>
               <w:rPr>
@@ -2054,7 +1982,7 @@
               <w:lang w:val="en-US"/>
             </w:rPr>
           </w:pPr>
-          <w:hyperlink w:anchor="_Toc226556607" w:history="1">
+          <w:hyperlink w:anchor="_Toc226562083" w:history="1">
             <w:r>
               <w:rPr>
                 <w:rStyle w:val="Hyperlink"/>
@@ -2098,7 +2026,7 @@
                 <w:noProof/>
                 <w:webHidden/>
               </w:rPr>
-              <w:instrText xml:space="preserve"> PAGEREF _Toc226556607 \h </w:instrText>
+              <w:instrText xml:space="preserve"> PAGEREF _Toc226562083 \h </w:instrText>
             </w:r>
             <w:r>
               <w:rPr>
@@ -2144,7 +2072,7 @@
               <w:lang w:val="en-US"/>
             </w:rPr>
           </w:pPr>
-          <w:hyperlink w:anchor="_Toc226556608" w:history="1">
+          <w:hyperlink w:anchor="_Toc226562084" w:history="1">
             <w:r>
               <w:rPr>
                 <w:rStyle w:val="Hyperlink"/>
@@ -2188,7 +2116,7 @@
                 <w:noProof/>
                 <w:webHidden/>
               </w:rPr>
-              <w:instrText xml:space="preserve"> PAGEREF _Toc226556608 \h </w:instrText>
+              <w:instrText xml:space="preserve"> PAGEREF _Toc226562084 \h </w:instrText>
             </w:r>
             <w:r>
               <w:rPr>
@@ -2234,7 +2162,7 @@
               <w:lang w:val="en-US"/>
             </w:rPr>
           </w:pPr>
-          <w:hyperlink w:anchor="_Toc226556609" w:history="1">
+          <w:hyperlink w:anchor="_Toc226562085" w:history="1">
             <w:r>
               <w:rPr>
                 <w:rStyle w:val="Hyperlink"/>
@@ -2278,7 +2206,7 @@
                 <w:noProof/>
                 <w:webHidden/>
               </w:rPr>
-              <w:instrText xml:space="preserve"> PAGEREF _Toc226556609 \h </w:instrText>
+              <w:instrText xml:space="preserve"> PAGEREF _Toc226562085 \h </w:instrText>
             </w:r>
             <w:r>
               <w:rPr>
@@ -2324,7 +2252,7 @@
               <w:lang w:val="en-US"/>
             </w:rPr>
           </w:pPr>
-          <w:hyperlink w:anchor="_Toc226556610" w:history="1">
+          <w:hyperlink w:anchor="_Toc226562086" w:history="1">
             <w:r>
               <w:rPr>
                 <w:rStyle w:val="Hyperlink"/>
@@ -2368,7 +2296,7 @@
                 <w:noProof/>
                 <w:webHidden/>
               </w:rPr>
-              <w:instrText xml:space="preserve"> PAGEREF _Toc226556610 \h </w:instrText>
+              <w:instrText xml:space="preserve"> PAGEREF _Toc226562086 \h </w:instrText>
             </w:r>
             <w:r>
               <w:rPr>
@@ -2414,7 +2342,7 @@
               <w:lang w:val="en-US"/>
             </w:rPr>
           </w:pPr>
-          <w:hyperlink w:anchor="_Toc226556611" w:history="1">
+          <w:hyperlink w:anchor="_Toc226562087" w:history="1">
             <w:r>
               <w:rPr>
                 <w:rStyle w:val="Hyperlink"/>
@@ -2458,7 +2386,7 @@
                 <w:noProof/>
                 <w:webHidden/>
               </w:rPr>
-              <w:instrText xml:space="preserve"> PAGEREF _Toc226556611 \h </w:instrText>
+              <w:instrText xml:space="preserve"> PAGEREF _Toc226562087 \h </w:instrText>
             </w:r>
             <w:r>
               <w:rPr>
@@ -2504,7 +2432,7 @@
               <w:lang w:val="en-US"/>
             </w:rPr>
           </w:pPr>
-          <w:hyperlink w:anchor="_Toc226556612" w:history="1">
+          <w:hyperlink w:anchor="_Toc226562088" w:history="1">
             <w:r>
               <w:rPr>
                 <w:rStyle w:val="Hyperlink"/>
@@ -2548,7 +2476,7 @@
                 <w:noProof/>
                 <w:webHidden/>
               </w:rPr>
-              <w:instrText xml:space="preserve"> PAGEREF _Toc226556612 \h </w:instrText>
+              <w:instrText xml:space="preserve"> PAGEREF _Toc226562088 \h </w:instrText>
             </w:r>
             <w:r>
               <w:rPr>
@@ -2594,7 +2522,7 @@
               <w:lang w:val="en-US"/>
             </w:rPr>
           </w:pPr>
-          <w:hyperlink w:anchor="_Toc226556613" w:history="1">
+          <w:hyperlink w:anchor="_Toc226562089" w:history="1">
             <w:r>
               <w:rPr>
                 <w:rStyle w:val="Hyperlink"/>
@@ -2638,7 +2566,7 @@
                 <w:noProof/>
                 <w:webHidden/>
               </w:rPr>
-              <w:instrText xml:space="preserve"> PAGEREF _Toc226556613 \h </w:instrText>
+              <w:instrText xml:space="preserve"> PAGEREF _Toc226562089 \h </w:instrText>
             </w:r>
             <w:r>
               <w:rPr>
@@ -2684,7 +2612,7 @@
               <w:lang w:val="en-US"/>
             </w:rPr>
           </w:pPr>
-          <w:hyperlink w:anchor="_Toc226556614" w:history="1">
+          <w:hyperlink w:anchor="_Toc226562090" w:history="1">
             <w:r>
               <w:rPr>
                 <w:rStyle w:val="Hyperlink"/>
@@ -2728,7 +2656,7 @@
                 <w:noProof/>
                 <w:webHidden/>
               </w:rPr>
-              <w:instrText xml:space="preserve"> PAGEREF _Toc226556614 \h </w:instrText>
+              <w:instrText xml:space="preserve"> PAGEREF _Toc226562090 \h </w:instrText>
             </w:r>
             <w:r>
               <w:rPr>
@@ -2774,7 +2702,7 @@
               <w:lang w:val="en-US"/>
             </w:rPr>
           </w:pPr>
-          <w:hyperlink w:anchor="_Toc226556615" w:history="1">
+          <w:hyperlink w:anchor="_Toc226562091" w:history="1">
             <w:r>
               <w:rPr>
                 <w:rStyle w:val="Hyperlink"/>
@@ -2818,7 +2746,7 @@
                 <w:noProof/>
                 <w:webHidden/>
               </w:rPr>
-              <w:instrText xml:space="preserve"> PAGEREF _Toc226556615 \h </w:instrText>
+              <w:instrText xml:space="preserve"> PAGEREF _Toc226562091 \h </w:instrText>
             </w:r>
             <w:r>
               <w:rPr>
@@ -2864,7 +2792,7 @@
               <w:lang w:val="en-US"/>
             </w:rPr>
           </w:pPr>
-          <w:hyperlink w:anchor="_Toc226556616" w:history="1">
+          <w:hyperlink w:anchor="_Toc226562092" w:history="1">
             <w:r>
               <w:rPr>
                 <w:rStyle w:val="Hyperlink"/>
@@ -2908,7 +2836,7 @@
                 <w:noProof/>
                 <w:webHidden/>
               </w:rPr>
-              <w:instrText xml:space="preserve"> PAGEREF _Toc226556616 \h </w:instrText>
+              <w:instrText xml:space="preserve"> PAGEREF _Toc226562092 \h </w:instrText>
             </w:r>
             <w:r>
               <w:rPr>
@@ -2954,7 +2882,7 @@
               <w:lang w:val="en-US"/>
             </w:rPr>
           </w:pPr>
-          <w:hyperlink w:anchor="_Toc226556617" w:history="1">
+          <w:hyperlink w:anchor="_Toc226562093" w:history="1">
             <w:r>
               <w:rPr>
                 <w:rStyle w:val="Hyperlink"/>
@@ -2998,7 +2926,7 @@
                 <w:noProof/>
                 <w:webHidden/>
               </w:rPr>
-              <w:instrText xml:space="preserve"> PAGEREF _Toc226556617 \h </w:instrText>
+              <w:instrText xml:space="preserve"> PAGEREF _Toc226562093 \h </w:instrText>
             </w:r>
             <w:r>
               <w:rPr>
@@ -3044,7 +2972,7 @@
               <w:lang w:val="en-US"/>
             </w:rPr>
           </w:pPr>
-          <w:hyperlink w:anchor="_Toc226556618" w:history="1">
+          <w:hyperlink w:anchor="_Toc226562094" w:history="1">
             <w:r>
               <w:rPr>
                 <w:rStyle w:val="Hyperlink"/>
@@ -3088,7 +3016,7 @@
                 <w:noProof/>
                 <w:webHidden/>
               </w:rPr>
-              <w:instrText xml:space="preserve"> PAGEREF _Toc226556618 \h </w:instrText>
+              <w:instrText xml:space="preserve"> PAGEREF _Toc226562094 \h </w:instrText>
             </w:r>
             <w:r>
               <w:rPr>
@@ -3134,7 +3062,7 @@
               <w:lang w:val="en-US"/>
             </w:rPr>
           </w:pPr>
-          <w:hyperlink w:anchor="_Toc226556619" w:history="1">
+          <w:hyperlink w:anchor="_Toc226562095" w:history="1">
             <w:r>
               <w:rPr>
                 <w:rStyle w:val="Hyperlink"/>
@@ -3178,7 +3106,7 @@
                 <w:noProof/>
                 <w:webHidden/>
               </w:rPr>
-              <w:instrText xml:space="preserve"> PAGEREF _Toc226556619 \h </w:instrText>
+              <w:instrText xml:space="preserve"> PAGEREF _Toc226562095 \h </w:instrText>
             </w:r>
             <w:r>
               <w:rPr>
@@ -3224,7 +3152,7 @@
               <w:lang w:val="en-US"/>
             </w:rPr>
           </w:pPr>
-          <w:hyperlink w:anchor="_Toc226556620" w:history="1">
+          <w:hyperlink w:anchor="_Toc226562096" w:history="1">
             <w:r>
               <w:rPr>
                 <w:rStyle w:val="Hyperlink"/>
@@ -3268,7 +3196,7 @@
                 <w:noProof/>
                 <w:webHidden/>
               </w:rPr>
-              <w:instrText xml:space="preserve"> PAGEREF _Toc226556620 \h </w:instrText>
+              <w:instrText xml:space="preserve"> PAGEREF _Toc226562096 \h </w:instrText>
             </w:r>
             <w:r>
               <w:rPr>
@@ -3314,7 +3242,7 @@
               <w:lang w:val="en-US"/>
             </w:rPr>
           </w:pPr>
-          <w:hyperlink w:anchor="_Toc226556621" w:history="1">
+          <w:hyperlink w:anchor="_Toc226562097" w:history="1">
             <w:r>
               <w:rPr>
                 <w:rStyle w:val="Hyperlink"/>
@@ -3358,7 +3286,7 @@
                 <w:noProof/>
                 <w:webHidden/>
               </w:rPr>
-              <w:instrText xml:space="preserve"> PAGEREF _Toc226556621 \h </w:instrText>
+              <w:instrText xml:space="preserve"> PAGEREF _Toc226562097 \h </w:instrText>
             </w:r>
             <w:r>
               <w:rPr>
@@ -3404,7 +3332,7 @@
               <w:lang w:val="en-US"/>
             </w:rPr>
           </w:pPr>
-          <w:hyperlink w:anchor="_Toc226556622" w:history="1">
+          <w:hyperlink w:anchor="_Toc226562098" w:history="1">
             <w:r>
               <w:rPr>
                 <w:rStyle w:val="Hyperlink"/>
@@ -3448,7 +3376,7 @@
                 <w:noProof/>
                 <w:webHidden/>
               </w:rPr>
-              <w:instrText xml:space="preserve"> PAGEREF _Toc226556622 \h </w:instrText>
+              <w:instrText xml:space="preserve"> PAGEREF _Toc226562098 \h </w:instrText>
             </w:r>
             <w:r>
               <w:rPr>
@@ -3494,7 +3422,7 @@
               <w:lang w:val="en-US"/>
             </w:rPr>
           </w:pPr>
-          <w:hyperlink w:anchor="_Toc226556623" w:history="1">
+          <w:hyperlink w:anchor="_Toc226562099" w:history="1">
             <w:r>
               <w:rPr>
                 <w:rStyle w:val="Hyperlink"/>
@@ -3538,7 +3466,7 @@
                 <w:noProof/>
                 <w:webHidden/>
               </w:rPr>
-              <w:instrText xml:space="preserve"> PAGEREF _Toc226556623 \h </w:instrText>
+              <w:instrText xml:space="preserve"> PAGEREF _Toc226562099 \h </w:instrText>
             </w:r>
             <w:r>
               <w:rPr>
@@ -3584,7 +3512,7 @@
               <w:lang w:val="en-US"/>
             </w:rPr>
           </w:pPr>
-          <w:hyperlink w:anchor="_Toc226556624" w:history="1">
+          <w:hyperlink w:anchor="_Toc226562100" w:history="1">
             <w:r>
               <w:rPr>
                 <w:rStyle w:val="Hyperlink"/>
@@ -3628,7 +3556,7 @@
                 <w:noProof/>
                 <w:webHidden/>
               </w:rPr>
-              <w:instrText xml:space="preserve"> PAGEREF _Toc226556624 \h </w:instrText>
+              <w:instrText xml:space="preserve"> PAGEREF _Toc226562100 \h </w:instrText>
             </w:r>
             <w:r>
               <w:rPr>
@@ -3674,7 +3602,7 @@
               <w:lang w:val="en-US"/>
             </w:rPr>
           </w:pPr>
-          <w:hyperlink w:anchor="_Toc226556625" w:history="1">
+          <w:hyperlink w:anchor="_Toc226562101" w:history="1">
             <w:r>
               <w:rPr>
                 <w:rStyle w:val="Hyperlink"/>
@@ -3718,7 +3646,7 @@
                 <w:noProof/>
                 <w:webHidden/>
               </w:rPr>
-              <w:instrText xml:space="preserve"> PAGEREF _Toc226556625 \h </w:instrText>
+              <w:instrText xml:space="preserve"> PAGEREF _Toc226562101 \h </w:instrText>
             </w:r>
             <w:r>
               <w:rPr>
@@ -3764,7 +3692,7 @@
               <w:lang w:val="en-US"/>
             </w:rPr>
           </w:pPr>
-          <w:hyperlink w:anchor="_Toc226556626" w:history="1">
+          <w:hyperlink w:anchor="_Toc226562102" w:history="1">
             <w:r>
               <w:rPr>
                 <w:rStyle w:val="Hyperlink"/>
@@ -3808,7 +3736,7 @@
                 <w:noProof/>
                 <w:webHidden/>
               </w:rPr>
-              <w:instrText xml:space="preserve"> PAGEREF _Toc226556626 \h </w:instrText>
+              <w:instrText xml:space="preserve"> PAGEREF _Toc226562102 \h </w:instrText>
             </w:r>
             <w:r>
               <w:rPr>
@@ -3854,7 +3782,7 @@
               <w:lang w:val="en-US"/>
             </w:rPr>
           </w:pPr>
-          <w:hyperlink w:anchor="_Toc226556627" w:history="1">
+          <w:hyperlink w:anchor="_Toc226562103" w:history="1">
             <w:r>
               <w:rPr>
                 <w:rStyle w:val="Hyperlink"/>
@@ -3898,7 +3826,7 @@
                 <w:noProof/>
                 <w:webHidden/>
               </w:rPr>
-              <w:instrText xml:space="preserve"> PAGEREF _Toc226556627 \h </w:instrText>
+              <w:instrText xml:space="preserve"> PAGEREF _Toc226562103 \h </w:instrText>
             </w:r>
             <w:r>
               <w:rPr>
@@ -3944,7 +3872,7 @@
               <w:lang w:val="en-US"/>
             </w:rPr>
           </w:pPr>
-          <w:hyperlink w:anchor="_Toc226556628" w:history="1">
+          <w:hyperlink w:anchor="_Toc226562104" w:history="1">
             <w:r>
               <w:rPr>
                 <w:rStyle w:val="Hyperlink"/>
@@ -3988,7 +3916,7 @@
                 <w:noProof/>
                 <w:webHidden/>
               </w:rPr>
-              <w:instrText xml:space="preserve"> PAGEREF _Toc226556628 \h </w:instrText>
+              <w:instrText xml:space="preserve"> PAGEREF _Toc226562104 \h </w:instrText>
             </w:r>
             <w:r>
               <w:rPr>
@@ -4034,7 +3962,7 @@
               <w:lang w:val="en-US"/>
             </w:rPr>
           </w:pPr>
-          <w:hyperlink w:anchor="_Toc226556629" w:history="1">
+          <w:hyperlink w:anchor="_Toc226562105" w:history="1">
             <w:r>
               <w:rPr>
                 <w:rStyle w:val="Hyperlink"/>
@@ -4078,7 +4006,7 @@
                 <w:noProof/>
                 <w:webHidden/>
               </w:rPr>
-              <w:instrText xml:space="preserve"> PAGEREF _Toc226556629 \h </w:instrText>
+              <w:instrText xml:space="preserve"> PAGEREF _Toc226562105 \h </w:instrText>
             </w:r>
             <w:r>
               <w:rPr>
@@ -4124,7 +4052,7 @@
               <w:lang w:val="en-US"/>
             </w:rPr>
           </w:pPr>
-          <w:hyperlink w:anchor="_Toc226556630" w:history="1">
+          <w:hyperlink w:anchor="_Toc226562106" w:history="1">
             <w:r>
               <w:rPr>
                 <w:rStyle w:val="Hyperlink"/>
@@ -4168,7 +4096,7 @@
                 <w:noProof/>
                 <w:webHidden/>
               </w:rPr>
-              <w:instrText xml:space="preserve"> PAGEREF _Toc226556630 \h </w:instrText>
+              <w:instrText xml:space="preserve"> PAGEREF _Toc226562106 \h </w:instrText>
             </w:r>
             <w:r>
               <w:rPr>
@@ -4214,7 +4142,7 @@
               <w:lang w:val="en-US"/>
             </w:rPr>
           </w:pPr>
-          <w:hyperlink w:anchor="_Toc226556631" w:history="1">
+          <w:hyperlink w:anchor="_Toc226562107" w:history="1">
             <w:r>
               <w:rPr>
                 <w:rStyle w:val="Hyperlink"/>
@@ -4258,7 +4186,7 @@
                 <w:noProof/>
                 <w:webHidden/>
               </w:rPr>
-              <w:instrText xml:space="preserve"> PAGEREF _Toc226556631 \h </w:instrText>
+              <w:instrText xml:space="preserve"> PAGEREF _Toc226562107 \h </w:instrText>
             </w:r>
             <w:r>
               <w:rPr>
@@ -4304,7 +4232,7 @@
               <w:lang w:val="en-US"/>
             </w:rPr>
           </w:pPr>
-          <w:hyperlink w:anchor="_Toc226556632" w:history="1">
+          <w:hyperlink w:anchor="_Toc226562108" w:history="1">
             <w:r>
               <w:rPr>
                 <w:rStyle w:val="Hyperlink"/>
@@ -4348,7 +4276,7 @@
                 <w:noProof/>
                 <w:webHidden/>
               </w:rPr>
-              <w:instrText xml:space="preserve"> PAGEREF _Toc226556632 \h </w:instrText>
+              <w:instrText xml:space="preserve"> PAGEREF _Toc226562108 \h </w:instrText>
             </w:r>
             <w:r>
               <w:rPr>
@@ -4394,7 +4322,7 @@
               <w:lang w:val="en-US"/>
             </w:rPr>
           </w:pPr>
-          <w:hyperlink w:anchor="_Toc226556633" w:history="1">
+          <w:hyperlink w:anchor="_Toc226562109" w:history="1">
             <w:r>
               <w:rPr>
                 <w:rStyle w:val="Hyperlink"/>
@@ -4438,7 +4366,7 @@
                 <w:noProof/>
                 <w:webHidden/>
               </w:rPr>
-              <w:instrText xml:space="preserve"> PAGEREF _Toc226556633 \h </w:instrText>
+              <w:instrText xml:space="preserve"> PAGEREF _Toc226562109 \h </w:instrText>
             </w:r>
             <w:r>
               <w:rPr>
@@ -4484,7 +4412,7 @@
               <w:lang w:val="en-US"/>
             </w:rPr>
           </w:pPr>
-          <w:hyperlink w:anchor="_Toc226556634" w:history="1">
+          <w:hyperlink w:anchor="_Toc226562110" w:history="1">
             <w:r>
               <w:rPr>
                 <w:rStyle w:val="Hyperlink"/>
@@ -4528,7 +4456,7 @@
                 <w:noProof/>
                 <w:webHidden/>
               </w:rPr>
-              <w:instrText xml:space="preserve"> PAGEREF _Toc226556634 \h </w:instrText>
+              <w:instrText xml:space="preserve"> PAGEREF _Toc226562110 \h </w:instrText>
             </w:r>
             <w:r>
               <w:rPr>
@@ -4574,7 +4502,7 @@
               <w:lang w:val="en-US"/>
             </w:rPr>
           </w:pPr>
-          <w:hyperlink w:anchor="_Toc226556635" w:history="1">
+          <w:hyperlink w:anchor="_Toc226562111" w:history="1">
             <w:r>
               <w:rPr>
                 <w:rStyle w:val="Hyperlink"/>
@@ -4618,7 +4546,7 @@
                 <w:noProof/>
                 <w:webHidden/>
               </w:rPr>
-              <w:instrText xml:space="preserve"> PAGEREF _Toc226556635 \h </w:instrText>
+              <w:instrText xml:space="preserve"> PAGEREF _Toc226562111 \h </w:instrText>
             </w:r>
             <w:r>
               <w:rPr>
@@ -4664,7 +4592,7 @@
               <w:lang w:val="en-US"/>
             </w:rPr>
           </w:pPr>
-          <w:hyperlink w:anchor="_Toc226556636" w:history="1">
+          <w:hyperlink w:anchor="_Toc226562112" w:history="1">
             <w:r>
               <w:rPr>
                 <w:rStyle w:val="Hyperlink"/>
@@ -4708,7 +4636,7 @@
                 <w:noProof/>
                 <w:webHidden/>
               </w:rPr>
-              <w:instrText xml:space="preserve"> PAGEREF _Toc226556636 \h </w:instrText>
+              <w:instrText xml:space="preserve"> PAGEREF _Toc226562112 \h </w:instrText>
             </w:r>
             <w:r>
               <w:rPr>
@@ -4754,7 +4682,7 @@
               <w:lang w:val="en-US"/>
             </w:rPr>
           </w:pPr>
-          <w:hyperlink w:anchor="_Toc226556637" w:history="1">
+          <w:hyperlink w:anchor="_Toc226562113" w:history="1">
             <w:r>
               <w:rPr>
                 <w:rStyle w:val="Hyperlink"/>
@@ -4798,7 +4726,7 @@
                 <w:noProof/>
                 <w:webHidden/>
               </w:rPr>
-              <w:instrText xml:space="preserve"> PAGEREF _Toc226556637 \h </w:instrText>
+              <w:instrText xml:space="preserve"> PAGEREF _Toc226562113 \h </w:instrText>
             </w:r>
             <w:r>
               <w:rPr>
@@ -4819,6 +4747,458 @@
                 <w:webHidden/>
               </w:rPr>
               <w:t>33</w:t>
+            </w:r>
+            <w:r>
+              <w:rPr>
+                <w:noProof/>
+                <w:webHidden/>
+              </w:rPr>
+              <w:fldChar w:fldCharType="end"/>
+            </w:r>
+          </w:hyperlink>
+        </w:p>
+        <w:p>
+          <w:pPr>
+            <w:pStyle w:val="TOC1"/>
+            <w:tabs>
+              <w:tab w:val="left" w:pos="440"/>
+              <w:tab w:val="right" w:leader="dot" w:pos="8827"/>
+            </w:tabs>
+            <w:rPr>
+              <w:rFonts w:eastAsiaTheme="minorEastAsia"/>
+              <w:noProof/>
+              <w:sz w:val="24"/>
+              <w:szCs w:val="24"/>
+              <w:lang w:val="en-US"/>
+            </w:rPr>
+          </w:pPr>
+          <w:hyperlink w:anchor="_Toc226562114" w:history="1">
+            <w:r>
+              <w:rPr>
+                <w:rStyle w:val="Hyperlink"/>
+                <w:noProof/>
+                <w:lang w:val="en-US"/>
+              </w:rPr>
+              <w:t>7.</w:t>
+            </w:r>
+            <w:r>
+              <w:rPr>
+                <w:rFonts w:eastAsiaTheme="minorEastAsia"/>
+                <w:noProof/>
+                <w:sz w:val="24"/>
+                <w:szCs w:val="24"/>
+                <w:lang w:val="en-US"/>
+              </w:rPr>
+              <w:tab/>
+            </w:r>
+            <w:r>
+              <w:rPr>
+                <w:rStyle w:val="Hyperlink"/>
+                <w:noProof/>
+                <w:lang w:val="en-US"/>
+              </w:rPr>
+              <w:t>Az AI használata a szakdolgozat készítése során</w:t>
+            </w:r>
+            <w:r>
+              <w:rPr>
+                <w:noProof/>
+                <w:webHidden/>
+              </w:rPr>
+              <w:tab/>
+            </w:r>
+            <w:r>
+              <w:rPr>
+                <w:noProof/>
+                <w:webHidden/>
+              </w:rPr>
+              <w:fldChar w:fldCharType="begin"/>
+            </w:r>
+            <w:r>
+              <w:rPr>
+                <w:noProof/>
+                <w:webHidden/>
+              </w:rPr>
+              <w:instrText xml:space="preserve"> PAGEREF _Toc226562114 \h </w:instrText>
+            </w:r>
+            <w:r>
+              <w:rPr>
+                <w:noProof/>
+                <w:webHidden/>
+              </w:rPr>
+            </w:r>
+            <w:r>
+              <w:rPr>
+                <w:noProof/>
+                <w:webHidden/>
+              </w:rPr>
+              <w:fldChar w:fldCharType="separate"/>
+            </w:r>
+            <w:r>
+              <w:rPr>
+                <w:noProof/>
+                <w:webHidden/>
+              </w:rPr>
+              <w:t>34</w:t>
+            </w:r>
+            <w:r>
+              <w:rPr>
+                <w:noProof/>
+                <w:webHidden/>
+              </w:rPr>
+              <w:fldChar w:fldCharType="end"/>
+            </w:r>
+          </w:hyperlink>
+        </w:p>
+        <w:p>
+          <w:pPr>
+            <w:pStyle w:val="TOC2"/>
+            <w:tabs>
+              <w:tab w:val="left" w:pos="960"/>
+              <w:tab w:val="right" w:leader="dot" w:pos="8827"/>
+            </w:tabs>
+            <w:rPr>
+              <w:rFonts w:eastAsiaTheme="minorEastAsia"/>
+              <w:noProof/>
+              <w:sz w:val="24"/>
+              <w:szCs w:val="24"/>
+              <w:lang w:val="en-US"/>
+            </w:rPr>
+          </w:pPr>
+          <w:hyperlink w:anchor="_Toc226562115" w:history="1">
+            <w:r>
+              <w:rPr>
+                <w:rStyle w:val="Hyperlink"/>
+                <w:noProof/>
+              </w:rPr>
+              <w:t>7.1.</w:t>
+            </w:r>
+            <w:r>
+              <w:rPr>
+                <w:rFonts w:eastAsiaTheme="minorEastAsia"/>
+                <w:noProof/>
+                <w:sz w:val="24"/>
+                <w:szCs w:val="24"/>
+                <w:lang w:val="en-US"/>
+              </w:rPr>
+              <w:tab/>
+            </w:r>
+            <w:r>
+              <w:rPr>
+                <w:rStyle w:val="Hyperlink"/>
+                <w:noProof/>
+              </w:rPr>
+              <w:t>ChatGPT</w:t>
+            </w:r>
+            <w:r>
+              <w:rPr>
+                <w:noProof/>
+                <w:webHidden/>
+              </w:rPr>
+              <w:tab/>
+            </w:r>
+            <w:r>
+              <w:rPr>
+                <w:noProof/>
+                <w:webHidden/>
+              </w:rPr>
+              <w:fldChar w:fldCharType="begin"/>
+            </w:r>
+            <w:r>
+              <w:rPr>
+                <w:noProof/>
+                <w:webHidden/>
+              </w:rPr>
+              <w:instrText xml:space="preserve"> PAGEREF _Toc226562115 \h </w:instrText>
+            </w:r>
+            <w:r>
+              <w:rPr>
+                <w:noProof/>
+                <w:webHidden/>
+              </w:rPr>
+            </w:r>
+            <w:r>
+              <w:rPr>
+                <w:noProof/>
+                <w:webHidden/>
+              </w:rPr>
+              <w:fldChar w:fldCharType="separate"/>
+            </w:r>
+            <w:r>
+              <w:rPr>
+                <w:noProof/>
+                <w:webHidden/>
+              </w:rPr>
+              <w:t>34</w:t>
+            </w:r>
+            <w:r>
+              <w:rPr>
+                <w:noProof/>
+                <w:webHidden/>
+              </w:rPr>
+              <w:fldChar w:fldCharType="end"/>
+            </w:r>
+          </w:hyperlink>
+        </w:p>
+        <w:p>
+          <w:pPr>
+            <w:pStyle w:val="TOC2"/>
+            <w:tabs>
+              <w:tab w:val="left" w:pos="960"/>
+              <w:tab w:val="right" w:leader="dot" w:pos="8827"/>
+            </w:tabs>
+            <w:rPr>
+              <w:rFonts w:eastAsiaTheme="minorEastAsia"/>
+              <w:noProof/>
+              <w:sz w:val="24"/>
+              <w:szCs w:val="24"/>
+              <w:lang w:val="en-US"/>
+            </w:rPr>
+          </w:pPr>
+          <w:hyperlink w:anchor="_Toc226562116" w:history="1">
+            <w:r>
+              <w:rPr>
+                <w:rStyle w:val="Hyperlink"/>
+                <w:noProof/>
+              </w:rPr>
+              <w:t>7.2.</w:t>
+            </w:r>
+            <w:r>
+              <w:rPr>
+                <w:rFonts w:eastAsiaTheme="minorEastAsia"/>
+                <w:noProof/>
+                <w:sz w:val="24"/>
+                <w:szCs w:val="24"/>
+                <w:lang w:val="en-US"/>
+              </w:rPr>
+              <w:tab/>
+            </w:r>
+            <w:r>
+              <w:rPr>
+                <w:rStyle w:val="Hyperlink"/>
+                <w:noProof/>
+              </w:rPr>
+              <w:t>Codex</w:t>
+            </w:r>
+            <w:r>
+              <w:rPr>
+                <w:noProof/>
+                <w:webHidden/>
+              </w:rPr>
+              <w:tab/>
+            </w:r>
+            <w:r>
+              <w:rPr>
+                <w:noProof/>
+                <w:webHidden/>
+              </w:rPr>
+              <w:fldChar w:fldCharType="begin"/>
+            </w:r>
+            <w:r>
+              <w:rPr>
+                <w:noProof/>
+                <w:webHidden/>
+              </w:rPr>
+              <w:instrText xml:space="preserve"> PAGEREF _Toc226562116 \h </w:instrText>
+            </w:r>
+            <w:r>
+              <w:rPr>
+                <w:noProof/>
+                <w:webHidden/>
+              </w:rPr>
+            </w:r>
+            <w:r>
+              <w:rPr>
+                <w:noProof/>
+                <w:webHidden/>
+              </w:rPr>
+              <w:fldChar w:fldCharType="separate"/>
+            </w:r>
+            <w:r>
+              <w:rPr>
+                <w:noProof/>
+                <w:webHidden/>
+              </w:rPr>
+              <w:t>34</w:t>
+            </w:r>
+            <w:r>
+              <w:rPr>
+                <w:noProof/>
+                <w:webHidden/>
+              </w:rPr>
+              <w:fldChar w:fldCharType="end"/>
+            </w:r>
+          </w:hyperlink>
+        </w:p>
+        <w:p>
+          <w:pPr>
+            <w:pStyle w:val="TOC2"/>
+            <w:tabs>
+              <w:tab w:val="left" w:pos="960"/>
+              <w:tab w:val="right" w:leader="dot" w:pos="8827"/>
+            </w:tabs>
+            <w:rPr>
+              <w:rFonts w:eastAsiaTheme="minorEastAsia"/>
+              <w:noProof/>
+              <w:sz w:val="24"/>
+              <w:szCs w:val="24"/>
+              <w:lang w:val="en-US"/>
+            </w:rPr>
+          </w:pPr>
+          <w:hyperlink w:anchor="_Toc226562117" w:history="1">
+            <w:r>
+              <w:rPr>
+                <w:rStyle w:val="Hyperlink"/>
+                <w:noProof/>
+              </w:rPr>
+              <w:t>7.3.</w:t>
+            </w:r>
+            <w:r>
+              <w:rPr>
+                <w:rFonts w:eastAsiaTheme="minorEastAsia"/>
+                <w:noProof/>
+                <w:sz w:val="24"/>
+                <w:szCs w:val="24"/>
+                <w:lang w:val="en-US"/>
+              </w:rPr>
+              <w:tab/>
+            </w:r>
+            <w:r>
+              <w:rPr>
+                <w:rStyle w:val="Hyperlink"/>
+                <w:noProof/>
+              </w:rPr>
+              <w:t>Szakdolgozat</w:t>
+            </w:r>
+            <w:r>
+              <w:rPr>
+                <w:noProof/>
+                <w:webHidden/>
+              </w:rPr>
+              <w:tab/>
+            </w:r>
+            <w:r>
+              <w:rPr>
+                <w:noProof/>
+                <w:webHidden/>
+              </w:rPr>
+              <w:fldChar w:fldCharType="begin"/>
+            </w:r>
+            <w:r>
+              <w:rPr>
+                <w:noProof/>
+                <w:webHidden/>
+              </w:rPr>
+              <w:instrText xml:space="preserve"> PAGEREF _Toc226562117 \h </w:instrText>
+            </w:r>
+            <w:r>
+              <w:rPr>
+                <w:noProof/>
+                <w:webHidden/>
+              </w:rPr>
+            </w:r>
+            <w:r>
+              <w:rPr>
+                <w:noProof/>
+                <w:webHidden/>
+              </w:rPr>
+              <w:fldChar w:fldCharType="separate"/>
+            </w:r>
+            <w:r>
+              <w:rPr>
+                <w:noProof/>
+                <w:webHidden/>
+              </w:rPr>
+              <w:t>35</w:t>
+            </w:r>
+            <w:r>
+              <w:rPr>
+                <w:noProof/>
+                <w:webHidden/>
+              </w:rPr>
+              <w:fldChar w:fldCharType="end"/>
+            </w:r>
+          </w:hyperlink>
+        </w:p>
+        <w:p>
+          <w:pPr>
+            <w:pStyle w:val="TOC1"/>
+            <w:tabs>
+              <w:tab w:val="left" w:pos="440"/>
+              <w:tab w:val="right" w:leader="dot" w:pos="8827"/>
+            </w:tabs>
+            <w:rPr>
+              <w:rFonts w:eastAsiaTheme="minorEastAsia"/>
+              <w:noProof/>
+              <w:sz w:val="24"/>
+              <w:szCs w:val="24"/>
+              <w:lang w:val="en-US"/>
+            </w:rPr>
+          </w:pPr>
+          <w:hyperlink w:anchor="_Toc226562118" w:history="1">
+            <w:r>
+              <w:rPr>
+                <w:rStyle w:val="Hyperlink"/>
+                <w:noProof/>
+              </w:rPr>
+              <w:t>8.</w:t>
+            </w:r>
+            <w:r>
+              <w:rPr>
+                <w:rFonts w:eastAsiaTheme="minorEastAsia"/>
+                <w:noProof/>
+                <w:sz w:val="24"/>
+                <w:szCs w:val="24"/>
+                <w:lang w:val="en-US"/>
+              </w:rPr>
+              <w:tab/>
+            </w:r>
+            <w:r>
+              <w:rPr>
+                <w:rStyle w:val="Hyperlink"/>
+                <w:noProof/>
+              </w:rPr>
+              <w:t>Konklúzió</w:t>
+            </w:r>
+            <w:r>
+              <w:rPr>
+                <w:noProof/>
+                <w:webHidden/>
+              </w:rPr>
+              <w:tab/>
+            </w:r>
+            <w:r>
+              <w:rPr>
+                <w:noProof/>
+                <w:webHidden/>
+              </w:rPr>
+              <w:fldChar w:fldCharType="begin"/>
+            </w:r>
+            <w:r>
+              <w:rPr>
+                <w:noProof/>
+                <w:webHidden/>
+              </w:rPr>
+              <w:instrText xml:space="preserve"> PAGEREF _Toc226562118 \h </w:instrText>
+            </w:r>
+            <w:r>
+              <w:rPr>
+                <w:noProof/>
+                <w:webHidden/>
+              </w:rPr>
+            </w:r>
+            <w:r>
+              <w:rPr>
+                <w:noProof/>
+                <w:webHidden/>
+              </w:rPr>
+              <w:fldChar w:fldCharType="separate"/>
+            </w:r>
+            <w:r>
+              <w:rPr>
+                <w:noProof/>
+                <w:webHidden/>
+              </w:rPr>
+              <w:t>36</w:t>
             </w:r>
             <w:r>
               <w:rPr>
@@ -4843,7 +5223,7 @@
               <w:lang w:val="en-US"/>
             </w:rPr>
           </w:pPr>
-          <w:hyperlink w:anchor="_Toc226556638" w:history="1">
+          <w:hyperlink w:anchor="_Toc226562119" w:history="1">
             <w:r>
               <w:rPr>
                 <w:rStyle w:val="Hyperlink"/>
@@ -4870,7 +5250,7 @@
                 <w:noProof/>
                 <w:webHidden/>
               </w:rPr>
-              <w:instrText xml:space="preserve"> PAGEREF _Toc226556638 \h </w:instrText>
+              <w:instrText xml:space="preserve"> PAGEREF _Toc226562119 \h </w:instrText>
             </w:r>
             <w:r>
               <w:rPr>
@@ -4890,7 +5270,7 @@
                 <w:noProof/>
                 <w:webHidden/>
               </w:rPr>
-              <w:t>35</w:t>
+              <w:t>38</w:t>
             </w:r>
             <w:r>
               <w:rPr>
@@ -4915,7 +5295,7 @@
               <w:lang w:val="en-US"/>
             </w:rPr>
           </w:pPr>
-          <w:hyperlink w:anchor="_Toc226556639" w:history="1">
+          <w:hyperlink w:anchor="_Toc226562120" w:history="1">
             <w:r>
               <w:rPr>
                 <w:rStyle w:val="Hyperlink"/>
@@ -4942,7 +5322,7 @@
                 <w:noProof/>
                 <w:webHidden/>
               </w:rPr>
-              <w:instrText xml:space="preserve"> PAGEREF _Toc226556639 \h </w:instrText>
+              <w:instrText xml:space="preserve"> PAGEREF _Toc226562120 \h </w:instrText>
             </w:r>
             <w:r>
               <w:rPr>
@@ -4962,7 +5342,7 @@
                 <w:noProof/>
                 <w:webHidden/>
               </w:rPr>
-              <w:t>37</w:t>
+              <w:t>40</w:t>
             </w:r>
             <w:r>
               <w:rPr>
@@ -4987,7 +5367,7 @@
               <w:lang w:val="en-US"/>
             </w:rPr>
           </w:pPr>
-          <w:hyperlink w:anchor="_Toc226556640" w:history="1">
+          <w:hyperlink w:anchor="_Toc226562121" w:history="1">
             <w:r>
               <w:rPr>
                 <w:rStyle w:val="Hyperlink"/>
@@ -5014,7 +5394,7 @@
                 <w:noProof/>
                 <w:webHidden/>
               </w:rPr>
-              <w:instrText xml:space="preserve"> PAGEREF _Toc226556640 \h </w:instrText>
+              <w:instrText xml:space="preserve"> PAGEREF _Toc226562121 \h </w:instrText>
             </w:r>
             <w:r>
               <w:rPr>
@@ -5034,7 +5414,7 @@
                 <w:noProof/>
                 <w:webHidden/>
               </w:rPr>
-              <w:t>38</w:t>
+              <w:t>41</w:t>
             </w:r>
             <w:r>
               <w:rPr>
@@ -5059,7 +5439,7 @@
               <w:lang w:val="en-US"/>
             </w:rPr>
           </w:pPr>
-          <w:hyperlink w:anchor="_Toc226556641" w:history="1">
+          <w:hyperlink w:anchor="_Toc226562122" w:history="1">
             <w:r>
               <w:rPr>
                 <w:rStyle w:val="Hyperlink"/>
@@ -5086,7 +5466,7 @@
                 <w:noProof/>
                 <w:webHidden/>
               </w:rPr>
-              <w:instrText xml:space="preserve"> PAGEREF _Toc226556641 \h </w:instrText>
+              <w:instrText xml:space="preserve"> PAGEREF _Toc226562122 \h </w:instrText>
             </w:r>
             <w:r>
               <w:rPr>
@@ -5106,7 +5486,7 @@
                 <w:noProof/>
                 <w:webHidden/>
               </w:rPr>
-              <w:t>38</w:t>
+              <w:t>41</w:t>
             </w:r>
             <w:r>
               <w:rPr>
@@ -5131,7 +5511,7 @@
               <w:lang w:val="en-US"/>
             </w:rPr>
           </w:pPr>
-          <w:hyperlink w:anchor="_Toc226556642" w:history="1">
+          <w:hyperlink w:anchor="_Toc226562123" w:history="1">
             <w:r>
               <w:rPr>
                 <w:rStyle w:val="Hyperlink"/>
@@ -5158,7 +5538,7 @@
                 <w:noProof/>
                 <w:webHidden/>
               </w:rPr>
-              <w:instrText xml:space="preserve"> PAGEREF _Toc226556642 \h </w:instrText>
+              <w:instrText xml:space="preserve"> PAGEREF _Toc226562123 \h </w:instrText>
             </w:r>
             <w:r>
               <w:rPr>
@@ -5178,7 +5558,7 @@
                 <w:noProof/>
                 <w:webHidden/>
               </w:rPr>
-              <w:t>39</w:t>
+              <w:t>42</w:t>
             </w:r>
             <w:r>
               <w:rPr>
@@ -5314,202 +5694,6 @@
         <w:jc w:val="both"/>
         <w:rPr>
           <w:rFonts w:ascii="Times New Roman" w:hAnsi="Times New Roman" w:cs="Times New Roman"/>
-          <w:color w:val="EE0000"/>
-          <w:sz w:val="24"/>
-          <w:szCs w:val="24"/>
-        </w:rPr>
-      </w:pPr>
-      <w:r>
-        <w:rPr>
-          <w:rFonts w:ascii="Times New Roman" w:hAnsi="Times New Roman" w:cs="Times New Roman"/>
-          <w:color w:val="EE0000"/>
-          <w:sz w:val="24"/>
-          <w:szCs w:val="24"/>
-        </w:rPr>
-        <w:t>AI felhasználása</w:t>
-      </w:r>
-      <w:r>
-        <w:rPr>
-          <w:rFonts w:ascii="Times New Roman" w:hAnsi="Times New Roman" w:cs="Times New Roman"/>
-          <w:color w:val="EE0000"/>
-          <w:sz w:val="24"/>
-          <w:szCs w:val="24"/>
-        </w:rPr>
-        <w:t xml:space="preserve"> - LOW</w:t>
-      </w:r>
-    </w:p>
-    <w:p>
-      <w:pPr>
-        <w:spacing w:line="360" w:lineRule="auto"/>
-        <w:jc w:val="both"/>
-        <w:rPr>
-          <w:rFonts w:ascii="Times New Roman" w:hAnsi="Times New Roman" w:cs="Times New Roman"/>
-          <w:color w:val="EE0000"/>
-          <w:sz w:val="24"/>
-          <w:szCs w:val="24"/>
-        </w:rPr>
-      </w:pPr>
-      <w:r>
-        <w:rPr>
-          <w:rFonts w:ascii="Times New Roman" w:hAnsi="Times New Roman" w:cs="Times New Roman"/>
-          <w:color w:val="EE0000"/>
-          <w:sz w:val="24"/>
-          <w:szCs w:val="24"/>
-        </w:rPr>
-        <w:tab/>
-      </w:r>
-      <w:proofErr w:type="spellStart"/>
-      <w:r>
-        <w:rPr>
-          <w:rFonts w:ascii="Times New Roman" w:hAnsi="Times New Roman" w:cs="Times New Roman"/>
-          <w:color w:val="EE0000"/>
-          <w:sz w:val="24"/>
-          <w:szCs w:val="24"/>
-        </w:rPr>
-        <w:t>Copilot</w:t>
-      </w:r>
-      <w:proofErr w:type="spellEnd"/>
-    </w:p>
-    <w:p>
-      <w:pPr>
-        <w:spacing w:line="360" w:lineRule="auto"/>
-        <w:jc w:val="both"/>
-        <w:rPr>
-          <w:rFonts w:ascii="Times New Roman" w:hAnsi="Times New Roman" w:cs="Times New Roman"/>
-          <w:color w:val="EE0000"/>
-          <w:sz w:val="24"/>
-          <w:szCs w:val="24"/>
-        </w:rPr>
-      </w:pPr>
-      <w:r>
-        <w:rPr>
-          <w:rFonts w:ascii="Times New Roman" w:hAnsi="Times New Roman" w:cs="Times New Roman"/>
-          <w:color w:val="EE0000"/>
-          <w:sz w:val="24"/>
-          <w:szCs w:val="24"/>
-        </w:rPr>
-        <w:tab/>
-      </w:r>
-      <w:proofErr w:type="spellStart"/>
-      <w:r>
-        <w:rPr>
-          <w:rFonts w:ascii="Times New Roman" w:hAnsi="Times New Roman" w:cs="Times New Roman"/>
-          <w:color w:val="EE0000"/>
-          <w:sz w:val="24"/>
-          <w:szCs w:val="24"/>
-        </w:rPr>
-        <w:t>ChatGpt</w:t>
-      </w:r>
-      <w:proofErr w:type="spellEnd"/>
-      <w:r>
-        <w:rPr>
-          <w:rFonts w:ascii="Times New Roman" w:hAnsi="Times New Roman" w:cs="Times New Roman"/>
-          <w:color w:val="EE0000"/>
-          <w:sz w:val="24"/>
-          <w:szCs w:val="24"/>
-        </w:rPr>
-        <w:t>/Claude</w:t>
-      </w:r>
-    </w:p>
-    <w:p>
-      <w:pPr>
-        <w:spacing w:line="360" w:lineRule="auto"/>
-        <w:jc w:val="both"/>
-        <w:rPr>
-          <w:rFonts w:ascii="Times New Roman" w:hAnsi="Times New Roman" w:cs="Times New Roman"/>
-          <w:color w:val="EE0000"/>
-          <w:sz w:val="24"/>
-          <w:szCs w:val="24"/>
-        </w:rPr>
-      </w:pPr>
-      <w:r>
-        <w:rPr>
-          <w:rFonts w:ascii="Times New Roman" w:hAnsi="Times New Roman" w:cs="Times New Roman"/>
-          <w:color w:val="EE0000"/>
-          <w:sz w:val="24"/>
-          <w:szCs w:val="24"/>
-        </w:rPr>
-        <w:tab/>
-      </w:r>
-      <w:r>
-        <w:rPr>
-          <w:rFonts w:ascii="Times New Roman" w:hAnsi="Times New Roman" w:cs="Times New Roman"/>
-          <w:color w:val="EE0000"/>
-          <w:sz w:val="24"/>
-          <w:szCs w:val="24"/>
-        </w:rPr>
-        <w:t xml:space="preserve">AI szerepe a fejlesztési folyamatban és annak </w:t>
-      </w:r>
-      <w:proofErr w:type="spellStart"/>
-      <w:r>
-        <w:rPr>
-          <w:rFonts w:ascii="Times New Roman" w:hAnsi="Times New Roman" w:cs="Times New Roman"/>
-          <w:color w:val="EE0000"/>
-          <w:sz w:val="24"/>
-          <w:szCs w:val="24"/>
-        </w:rPr>
-        <w:t>korlátai</w:t>
-      </w:r>
-      <w:proofErr w:type="spellEnd"/>
-    </w:p>
-    <w:p>
-      <w:pPr>
-        <w:spacing w:line="360" w:lineRule="auto"/>
-        <w:jc w:val="both"/>
-        <w:rPr>
-          <w:rFonts w:ascii="Times New Roman" w:hAnsi="Times New Roman" w:cs="Times New Roman"/>
-          <w:color w:val="EE0000"/>
-          <w:sz w:val="24"/>
-          <w:szCs w:val="24"/>
-        </w:rPr>
-      </w:pPr>
-      <w:r>
-        <w:rPr>
-          <w:rFonts w:ascii="Times New Roman" w:hAnsi="Times New Roman" w:cs="Times New Roman"/>
-          <w:color w:val="EE0000"/>
-          <w:sz w:val="24"/>
-          <w:szCs w:val="24"/>
-        </w:rPr>
-        <w:t>Konklúzió</w:t>
-      </w:r>
-      <w:r>
-        <w:rPr>
-          <w:rFonts w:ascii="Times New Roman" w:hAnsi="Times New Roman" w:cs="Times New Roman"/>
-          <w:color w:val="EE0000"/>
-          <w:sz w:val="24"/>
-          <w:szCs w:val="24"/>
-        </w:rPr>
-        <w:t xml:space="preserve"> - LOW</w:t>
-      </w:r>
-    </w:p>
-    <w:p>
-      <w:pPr>
-        <w:spacing w:line="360" w:lineRule="auto"/>
-        <w:jc w:val="both"/>
-        <w:rPr>
-          <w:rFonts w:ascii="Times New Roman" w:hAnsi="Times New Roman" w:cs="Times New Roman"/>
-          <w:color w:val="EE0000"/>
-          <w:sz w:val="24"/>
-          <w:szCs w:val="24"/>
-        </w:rPr>
-      </w:pPr>
-      <w:r>
-        <w:rPr>
-          <w:rFonts w:ascii="Times New Roman" w:hAnsi="Times New Roman" w:cs="Times New Roman"/>
-          <w:color w:val="EE0000"/>
-          <w:sz w:val="24"/>
-          <w:szCs w:val="24"/>
-        </w:rPr>
-        <w:tab/>
-        <w:t>Mire használják az AI-t ma, milyen területeken lehetne, videójáték világra hatás</w:t>
-      </w:r>
-    </w:p>
-    <w:p>
-      <w:pPr>
-        <w:spacing w:line="360" w:lineRule="auto"/>
-        <w:jc w:val="both"/>
-        <w:rPr>
-          <w:rFonts w:ascii="Times New Roman" w:hAnsi="Times New Roman" w:cs="Times New Roman"/>
           <w:sz w:val="24"/>
           <w:szCs w:val="24"/>
         </w:rPr>
@@ -5552,7 +5736,7 @@
           <w:i/>
         </w:rPr>
       </w:pPr>
-      <w:bookmarkStart w:id="2" w:name="_Toc226556595"/>
+      <w:bookmarkStart w:id="2" w:name="_Toc226562071"/>
       <w:r>
         <w:lastRenderedPageBreak/>
         <w:t>Technológiák</w:t>
@@ -5571,16 +5755,11 @@
       <w:pPr>
         <w:pStyle w:val="Szakdolgozath2"/>
       </w:pPr>
-      <w:bookmarkStart w:id="3" w:name="_Toc226556596"/>
-      <w:r>
-        <w:t xml:space="preserve">Docker és </w:t>
-      </w:r>
-      <w:proofErr w:type="spellStart"/>
-      <w:r>
-        <w:t>konténerizáció</w:t>
+      <w:bookmarkStart w:id="3" w:name="_Toc226562072"/>
+      <w:r>
+        <w:t>Docker és konténerizáció</w:t>
       </w:r>
       <w:bookmarkEnd w:id="3"/>
-      <w:proofErr w:type="spellEnd"/>
     </w:p>
     <w:p>
       <w:pPr>
@@ -5590,23 +5769,10 @@
         <w:t>A</w:t>
       </w:r>
       <w:r>
-        <w:t xml:space="preserve">z </w:t>
-      </w:r>
-      <w:proofErr w:type="spellStart"/>
-      <w:r>
-        <w:t>alkalmazés</w:t>
-      </w:r>
-      <w:proofErr w:type="spellEnd"/>
-      <w:r>
-        <w:t xml:space="preserve"> fejlesztése </w:t>
-      </w:r>
-      <w:proofErr w:type="spellStart"/>
-      <w:r>
-        <w:t>konténerizált</w:t>
-      </w:r>
-      <w:proofErr w:type="spellEnd"/>
-      <w:r>
-        <w:t xml:space="preserve"> környezetben történik Docker</w:t>
+        <w:t xml:space="preserve">z alkalmazés fejlesztése </w:t>
+      </w:r>
+      <w:r>
+        <w:t>konténerizált környezetben történik Docker</w:t>
       </w:r>
       <w:sdt>
         <w:sdtPr>
@@ -5653,13 +5819,8 @@
         <w:t xml:space="preserve"> de együttesen is elindíthatóak</w:t>
       </w:r>
       <w:r>
-        <w:t xml:space="preserve">. A Docker </w:t>
-      </w:r>
-      <w:proofErr w:type="spellStart"/>
-      <w:r>
-        <w:t>Compose</w:t>
-      </w:r>
-      <w:proofErr w:type="spellEnd"/>
+        <w:t>. A Docker Compose</w:t>
+      </w:r>
       <w:sdt>
         <w:sdtPr>
           <w:id w:val="1576857532"/>
@@ -5696,15 +5857,7 @@
         <w:t xml:space="preserve"> használata lehetővé teszi, hogy a teljes fejlesztői környezet egységesen és reprodukálható módon legyen felépíthető</w:t>
       </w:r>
       <w:r>
-        <w:t xml:space="preserve">, így szimulálva </w:t>
-      </w:r>
-      <w:proofErr w:type="spellStart"/>
-      <w:r>
-        <w:t>production</w:t>
-      </w:r>
-      <w:proofErr w:type="spellEnd"/>
-      <w:r>
-        <w:t xml:space="preserve"> szerver környezetet</w:t>
+        <w:t>, így szimulálva production szerver környezetet</w:t>
       </w:r>
       <w:r>
         <w:t>.</w:t>
@@ -5714,7 +5867,7 @@
       <w:pPr>
         <w:pStyle w:val="Szakdolgozath2"/>
       </w:pPr>
-      <w:bookmarkStart w:id="4" w:name="_Toc226556597"/>
+      <w:bookmarkStart w:id="4" w:name="_Toc226562073"/>
       <w:r>
         <w:t>Frontend technológiák</w:t>
       </w:r>
@@ -5732,24 +5885,17 @@
       <w:pPr>
         <w:pStyle w:val="Szakdolgozath3"/>
       </w:pPr>
-      <w:proofErr w:type="spellStart"/>
       <w:r>
         <w:t>TypeScript</w:t>
       </w:r>
-      <w:proofErr w:type="spellEnd"/>
     </w:p>
     <w:p>
       <w:pPr>
         <w:pStyle w:val="Szakdolgozatbekezds"/>
       </w:pPr>
       <w:r>
-        <w:t xml:space="preserve">A frontend fejlesztése </w:t>
-      </w:r>
-      <w:proofErr w:type="spellStart"/>
-      <w:r>
-        <w:t>TypeScript</w:t>
-      </w:r>
-      <w:proofErr w:type="spellEnd"/>
+        <w:t>A frontend fejlesztése TypeScript</w:t>
+      </w:r>
       <w:sdt>
         <w:sdtPr>
           <w:id w:val="-892112070"/>
@@ -5783,51 +5929,22 @@
         </w:sdtContent>
       </w:sdt>
       <w:r>
-        <w:t xml:space="preserve"> nyelven történt. A </w:t>
-      </w:r>
-      <w:proofErr w:type="spellStart"/>
-      <w:r>
-        <w:t>TypeScript</w:t>
-      </w:r>
-      <w:proofErr w:type="spellEnd"/>
-      <w:r>
-        <w:t xml:space="preserve"> használata lehetővé teszi a statikus típusellenőrzést, amely csökkenti a fejlesztés során előforduló hibák számát, </w:t>
-      </w:r>
-      <w:proofErr w:type="gramStart"/>
+        <w:t xml:space="preserve"> nyelven történt. A TypeScript használata lehetővé teszi a statikus típusellenőrzést, amely csökkenti a fejlesztés során előforduló hibák számát, </w:t>
+      </w:r>
       <w:r>
         <w:t xml:space="preserve">emellett </w:t>
       </w:r>
       <w:r>
-        <w:t xml:space="preserve"> javítja</w:t>
-      </w:r>
-      <w:proofErr w:type="gramEnd"/>
-      <w:r>
-        <w:t xml:space="preserve"> a kód karbantarthatóságát és átláthatóságát</w:t>
-      </w:r>
-      <w:r>
-        <w:t xml:space="preserve"> a </w:t>
-      </w:r>
-      <w:proofErr w:type="spellStart"/>
-      <w:r>
-        <w:t>vanilla</w:t>
-      </w:r>
-      <w:proofErr w:type="spellEnd"/>
-      <w:r>
-        <w:t xml:space="preserve"> </w:t>
-      </w:r>
-      <w:proofErr w:type="spellStart"/>
-      <w:r>
-        <w:t>j</w:t>
+        <w:t xml:space="preserve"> javítja a kód karbantarthatóságát és átláthatóságát</w:t>
+      </w:r>
+      <w:r>
+        <w:t xml:space="preserve"> a vanilla j</w:t>
       </w:r>
       <w:r>
         <w:t>a</w:t>
       </w:r>
       <w:r>
-        <w:t>vascripttel</w:t>
-      </w:r>
-      <w:proofErr w:type="spellEnd"/>
-      <w:r>
-        <w:t xml:space="preserve"> szemben</w:t>
+        <w:t>vascripttel szemben</w:t>
       </w:r>
       <w:r>
         <w:t>.</w:t>
@@ -5837,11 +5954,9 @@
       <w:pPr>
         <w:pStyle w:val="Szakdolgozath3"/>
       </w:pPr>
-      <w:proofErr w:type="spellStart"/>
       <w:r>
         <w:t>React</w:t>
       </w:r>
-      <w:proofErr w:type="spellEnd"/>
     </w:p>
     <w:p>
       <w:pPr>
@@ -5854,13 +5969,8 @@
         <w:t xml:space="preserve"> webes kliens oldal</w:t>
       </w:r>
       <w:r>
-        <w:t xml:space="preserve"> kialakítása </w:t>
-      </w:r>
-      <w:proofErr w:type="spellStart"/>
-      <w:r>
-        <w:t>React</w:t>
-      </w:r>
-      <w:proofErr w:type="spellEnd"/>
+        <w:t xml:space="preserve"> kialakítása React</w:t>
+      </w:r>
       <w:sdt>
         <w:sdtPr>
           <w:id w:val="1000310456"/>
@@ -5900,15 +6010,7 @@
         <w:t>, amelyet eredetileg a Facebook, ma</w:t>
       </w:r>
       <w:r>
-        <w:t xml:space="preserve">i nevén </w:t>
-      </w:r>
-      <w:proofErr w:type="spellStart"/>
-      <w:r>
-        <w:t>Meta</w:t>
-      </w:r>
-      <w:proofErr w:type="spellEnd"/>
-      <w:r>
-        <w:t xml:space="preserve"> fejlesztett</w:t>
+        <w:t>i nevén Meta fejlesztett</w:t>
       </w:r>
       <w:r>
         <w:t xml:space="preserve">. </w:t>
@@ -5936,13 +6038,8 @@
         <w:t xml:space="preserve">. </w:t>
       </w:r>
       <w:r>
-        <w:t xml:space="preserve">Alternatív megoldásként szóba jöhetett volna például az </w:t>
-      </w:r>
-      <w:proofErr w:type="spellStart"/>
-      <w:r>
-        <w:t>Angular</w:t>
-      </w:r>
-      <w:proofErr w:type="spellEnd"/>
+        <w:t>Alternatív megoldásként szóba jöhetett volna például az Angular</w:t>
+      </w:r>
       <w:sdt>
         <w:sdtPr>
           <w:id w:val="558358392"/>
@@ -6021,11 +6118,9 @@
       <w:pPr>
         <w:pStyle w:val="Szakdolgozath3"/>
       </w:pPr>
-      <w:proofErr w:type="spellStart"/>
       <w:r>
         <w:t>PixiJS</w:t>
       </w:r>
-      <w:proofErr w:type="spellEnd"/>
     </w:p>
     <w:p>
       <w:pPr>
@@ -6035,13 +6130,8 @@
         </w:rPr>
       </w:pPr>
       <w:r>
-        <w:t xml:space="preserve">A játéktér megjelenítéséhez a </w:t>
-      </w:r>
-      <w:proofErr w:type="spellStart"/>
-      <w:r>
-        <w:t>PixiJS</w:t>
-      </w:r>
-      <w:proofErr w:type="spellEnd"/>
+        <w:t>A játéktér megjelenítéséhez a PixiJS</w:t>
+      </w:r>
       <w:sdt>
         <w:sdtPr>
           <w:id w:val="223420300"/>
@@ -6075,39 +6165,7 @@
         </w:sdtContent>
       </w:sdt>
       <w:r>
-        <w:t xml:space="preserve"> grafikai könyvtár került felhasználásra. A </w:t>
-      </w:r>
-      <w:proofErr w:type="spellStart"/>
-      <w:r>
-        <w:t>PixiJS</w:t>
-      </w:r>
-      <w:proofErr w:type="spellEnd"/>
-      <w:r>
-        <w:t xml:space="preserve"> böngészőben futó, elsősorban HTML5 </w:t>
-      </w:r>
-      <w:proofErr w:type="spellStart"/>
-      <w:r>
-        <w:t>Canvas</w:t>
-      </w:r>
-      <w:proofErr w:type="spellEnd"/>
-      <w:r>
-        <w:t xml:space="preserve"> és </w:t>
-      </w:r>
-      <w:proofErr w:type="spellStart"/>
-      <w:r>
-        <w:t>WebGL</w:t>
-      </w:r>
-      <w:proofErr w:type="spellEnd"/>
-      <w:r>
-        <w:t xml:space="preserve"> alapú 2D </w:t>
-      </w:r>
-      <w:proofErr w:type="spellStart"/>
-      <w:r>
-        <w:t>renderelést</w:t>
-      </w:r>
-      <w:proofErr w:type="spellEnd"/>
-      <w:r>
-        <w:t xml:space="preserve"> biztosító technológia, amely alkalmas játékobjektumok, helyszínek és interaktív elemek dinamikus megjelenítésére és kezelésére.</w:t>
+        <w:t xml:space="preserve"> grafikai könyvtár került felhasználásra. A PixiJS böngészőben futó, elsősorban HTML5 Canvas és WebGL alapú 2D renderelést biztosító technológia, amely alkalmas játékobjektumok, helyszínek és interaktív elemek dinamikus megjelenítésére és kezelésére.</w:t>
       </w:r>
     </w:p>
     <w:p>
@@ -6174,7 +6232,7 @@
       <w:pPr>
         <w:pStyle w:val="Szakdolgozath2"/>
       </w:pPr>
-      <w:bookmarkStart w:id="5" w:name="_Toc226556598"/>
+      <w:bookmarkStart w:id="5" w:name="_Toc226562074"/>
       <w:r>
         <w:t>Backend technológiák</w:t>
       </w:r>
@@ -6185,15 +6243,7 @@
         <w:pStyle w:val="Szakdolgozatbekezds"/>
       </w:pPr>
       <w:r>
-        <w:t xml:space="preserve">A szerveroldali logika, az üzleti folyamatok kezelése, az AI integráció, valamint az adatbázis-műveletek a backend rétegben valósulnak meg. A backend fejlesztése során a gyors fejlesztést, a jó </w:t>
-      </w:r>
-      <w:proofErr w:type="spellStart"/>
-      <w:r>
-        <w:t>strukturálhatóságot</w:t>
-      </w:r>
-      <w:proofErr w:type="spellEnd"/>
-      <w:r>
-        <w:t xml:space="preserve"> és az API-központú működést támogató technológiák kerültek kiválasztásra.</w:t>
+        <w:t>A szerveroldali logika, az üzleti folyamatok kezelése, az AI integráció, valamint az adatbázis-műveletek a backend rétegben valósulnak meg. A backend fejlesztése során a gyors fejlesztést, a jó strukturálhatóságot és az API-központú működést támogató technológiák kerültek kiválasztásra.</w:t>
       </w:r>
     </w:p>
     <w:p>
@@ -6247,13 +6297,8 @@
         <w:t xml:space="preserve"> nyelven készült. A Python előnye, hogy jól használható webes szolgáltatások, adatkezelési logikák és mesterséges intelligenciához kapcsolódó integrációk megvalósítására.</w:t>
       </w:r>
       <w:r>
-        <w:t xml:space="preserve"> Projekt elején tervben voltak kép transzformációs feladatok is, ezek valósultak volna meg az </w:t>
-      </w:r>
-      <w:proofErr w:type="spellStart"/>
-      <w:r>
-        <w:t>OpenCV</w:t>
-      </w:r>
-      <w:proofErr w:type="spellEnd"/>
+        <w:t xml:space="preserve"> Projekt elején tervben voltak kép transzformációs feladatok is, ezek valósultak volna meg az OpenCV</w:t>
+      </w:r>
       <w:sdt>
         <w:sdtPr>
           <w:id w:val="-1397195207"/>
@@ -6294,40 +6339,17 @@
       <w:pPr>
         <w:pStyle w:val="Szakdolgozath3"/>
       </w:pPr>
-      <w:proofErr w:type="spellStart"/>
-      <w:r>
-        <w:t>FastAPI</w:t>
-      </w:r>
-      <w:proofErr w:type="spellEnd"/>
-      <w:r>
-        <w:t xml:space="preserve"> és </w:t>
-      </w:r>
-      <w:proofErr w:type="spellStart"/>
-      <w:r>
-        <w:t>OpenAPI</w:t>
-      </w:r>
-      <w:proofErr w:type="spellEnd"/>
+      <w:r>
+        <w:t>FastAPI és OpenAPI</w:t>
+      </w:r>
     </w:p>
     <w:p>
       <w:pPr>
         <w:pStyle w:val="Szakdolgozatbekezds"/>
       </w:pPr>
       <w:r>
-        <w:t xml:space="preserve">A backend A </w:t>
-      </w:r>
-      <w:proofErr w:type="spellStart"/>
-      <w:r>
-        <w:t>a</w:t>
-      </w:r>
-      <w:proofErr w:type="spellEnd"/>
-      <w:r>
-        <w:t xml:space="preserve"> </w:t>
-      </w:r>
-      <w:proofErr w:type="spellStart"/>
-      <w:r>
-        <w:t>FastAPI</w:t>
-      </w:r>
-      <w:proofErr w:type="spellEnd"/>
+        <w:t>A backend A a FastAPI</w:t>
+      </w:r>
       <w:sdt>
         <w:sdtPr>
           <w:id w:val="-1088236458"/>
@@ -6361,23 +6383,7 @@
         </w:sdtContent>
       </w:sdt>
       <w:r>
-        <w:t xml:space="preserve"> keretrendszerre épül. A </w:t>
-      </w:r>
-      <w:proofErr w:type="spellStart"/>
-      <w:r>
-        <w:t>FastAPI</w:t>
-      </w:r>
-      <w:proofErr w:type="spellEnd"/>
-      <w:r>
-        <w:t xml:space="preserve"> modern, nagy teljesítményű megoldást nyújt REST alapú szolgáltatások fejlesztésére, és automatikusan képes </w:t>
-      </w:r>
-      <w:proofErr w:type="spellStart"/>
-      <w:r>
-        <w:t>OpenAPI</w:t>
-      </w:r>
-      <w:proofErr w:type="spellEnd"/>
-      <w:r>
-        <w:t xml:space="preserve"> </w:t>
+        <w:t xml:space="preserve"> keretrendszerre épül. A FastAPI modern, nagy teljesítményű megoldást nyújt REST alapú szolgáltatások fejlesztésére, és automatikusan képes OpenAPI </w:t>
       </w:r>
       <w:sdt>
         <w:sdtPr>
@@ -6410,47 +6416,24 @@
       </w:r>
       <w:r>
         <w:lastRenderedPageBreak/>
-        <w:t xml:space="preserve">megkönnyíti az API dokumentálását és az interfészek áttekinthetőségét. A választás azért esett erre a keretrendszerre, mert a </w:t>
-      </w:r>
-      <w:proofErr w:type="spellStart"/>
-      <w:r>
-        <w:t>Flaskkal</w:t>
-      </w:r>
-      <w:proofErr w:type="spellEnd"/>
-      <w:r>
-        <w:t xml:space="preserve"> szemben erősebben épít a típusosságra, ami biztonságosabb és átláthatóbb API-fejlesztést tesz lehetővé.</w:t>
+        <w:t>megkönnyíti az API dokumentálását és az interfészek áttekinthetőségét. A választás azért esett erre a keretrendszerre, mert a Flaskkal szemben erősebben épít a típusosságra, ami biztonságosabb és átláthatóbb API-fejlesztést tesz lehetővé.</w:t>
       </w:r>
     </w:p>
     <w:p>
       <w:pPr>
         <w:pStyle w:val="Szakdolgozath3"/>
       </w:pPr>
-      <w:proofErr w:type="spellStart"/>
-      <w:r>
-        <w:t>SQLAlchemy</w:t>
-      </w:r>
-      <w:proofErr w:type="spellEnd"/>
-      <w:r>
-        <w:t xml:space="preserve"> és </w:t>
-      </w:r>
-      <w:proofErr w:type="spellStart"/>
-      <w:r>
-        <w:t>Alembic</w:t>
-      </w:r>
-      <w:proofErr w:type="spellEnd"/>
+      <w:r>
+        <w:t>SQLAlchemy és Alembic</w:t>
+      </w:r>
     </w:p>
     <w:p>
       <w:pPr>
         <w:pStyle w:val="Szakdolgozatbekezds"/>
       </w:pPr>
       <w:r>
-        <w:t xml:space="preserve">Az adatbázisréteg kezelésére a </w:t>
-      </w:r>
-      <w:proofErr w:type="spellStart"/>
-      <w:r>
-        <w:t>SQLAlchemy</w:t>
-      </w:r>
-      <w:proofErr w:type="spellEnd"/>
+        <w:t>Az adatbázisréteg kezelésére a SQLAlchemy</w:t>
+      </w:r>
       <w:sdt>
         <w:sdtPr>
           <w:id w:val="367569242"/>
@@ -6484,23 +6467,7 @@
         </w:sdtContent>
       </w:sdt>
       <w:r>
-        <w:t xml:space="preserve"> ORM (</w:t>
-      </w:r>
-      <w:proofErr w:type="spellStart"/>
-      <w:r>
-        <w:t>Object-Relational</w:t>
-      </w:r>
-      <w:proofErr w:type="spellEnd"/>
-      <w:r>
-        <w:t xml:space="preserve"> </w:t>
-      </w:r>
-      <w:proofErr w:type="spellStart"/>
-      <w:r>
-        <w:t>Mapping</w:t>
-      </w:r>
-      <w:proofErr w:type="spellEnd"/>
-      <w:r>
-        <w:t>) került alkalmazásra, amely lehetővé teszi a relációs adatmodell objektumorientált kezelését. Ennek köszönhetően az adatbázissal való kommunikáció során nem minden esetben szükséges alacsony szintű SQL utasítások közvetlen írása, mivel az adatszerkezetek Python objektumokon keresztül is kezelhetők. Ez átláthatóbbá és karbantarthatóbbá teszi a backend oldali adatkezelési logikát.</w:t>
+        <w:t xml:space="preserve"> ORM (Object-Relational Mapping) került alkalmazásra, amely lehetővé teszi a relációs adatmodell objektumorientált kezelését. Ennek köszönhetően az adatbázissal való kommunikáció során nem minden esetben szükséges alacsony szintű SQL utasítások közvetlen írása, mivel az adatszerkezetek Python objektumokon keresztül is kezelhetők. Ez átláthatóbbá és karbantarthatóbbá teszi a backend oldali adatkezelési logikát.</w:t>
       </w:r>
     </w:p>
     <w:p>
@@ -6509,21 +6476,8 @@
         <w:ind w:firstLine="357"/>
       </w:pPr>
       <w:r>
-        <w:t xml:space="preserve">Az adatbázisséma változásainak nyomon követésére és a migrációk kezelésére az </w:t>
-      </w:r>
-      <w:proofErr w:type="spellStart"/>
-      <w:r>
-        <w:t>Alembic</w:t>
-      </w:r>
-      <w:proofErr w:type="spellEnd"/>
-      <w:r>
-        <w:t xml:space="preserve"> került felhasználásra. Az </w:t>
-      </w:r>
-      <w:proofErr w:type="spellStart"/>
-      <w:r>
-        <w:t>Alembic</w:t>
-      </w:r>
-      <w:proofErr w:type="spellEnd"/>
+        <w:t>Az adatbázisséma változásainak nyomon követésére és a migrációk kezelésére az Alembic került felhasználásra. Az Alembic</w:t>
+      </w:r>
       <w:sdt>
         <w:sdtPr>
           <w:id w:val="1603687888"/>
@@ -6564,7 +6518,7 @@
       <w:pPr>
         <w:pStyle w:val="Szakdolgozath2"/>
       </w:pPr>
-      <w:bookmarkStart w:id="6" w:name="_Toc226556599"/>
+      <w:bookmarkStart w:id="6" w:name="_Toc226562075"/>
       <w:r>
         <w:t>Valós idejű kommunikáció</w:t>
       </w:r>
@@ -6632,29 +6586,19 @@
         <w:t xml:space="preserve"> és</w:t>
       </w:r>
       <w:r>
-        <w:t xml:space="preserve"> </w:t>
-      </w:r>
-      <w:proofErr w:type="spellStart"/>
-      <w:r>
-        <w:t>eseményvezérelt</w:t>
-      </w:r>
-      <w:proofErr w:type="spellEnd"/>
-      <w:r>
-        <w:t xml:space="preserve"> alkalmazások fejlesztésére. Működésének egyik legfontosabb jellemzője a nem blokkoló I/O-kezelés, amely lehetővé teszi, hogy a szerver egyszerre több klienskapcsolatot is hatékonyan kezeljen anélkül, hogy minden kérés külön végrehajtási szálat igényelne.</w:t>
+        <w:t xml:space="preserve"> eseményvezérelt alkalmazások fejlesztésére. Működésének egyik legfontosabb jellemzője a nem blokkoló I/O-kezelés, amely lehetővé teszi, hogy a szerver egyszerre több klienskapcsolatot is hatékonyan kezeljen anélkül, hogy minden kérés külön végrehajtási szálat igényelne.</w:t>
       </w:r>
     </w:p>
     <w:p>
       <w:pPr>
         <w:pStyle w:val="Szakdolgozath3"/>
       </w:pPr>
-      <w:proofErr w:type="spellStart"/>
       <w:r>
         <w:t>Express</w:t>
       </w:r>
       <w:r>
         <w:t>Js</w:t>
       </w:r>
-      <w:proofErr w:type="spellEnd"/>
     </w:p>
     <w:p>
       <w:pPr>
@@ -6662,24 +6606,11 @@
       </w:pPr>
       <w:r>
         <w:lastRenderedPageBreak/>
-        <w:t xml:space="preserve">A </w:t>
-      </w:r>
-      <w:proofErr w:type="spellStart"/>
-      <w:r>
-        <w:t>websocket</w:t>
-      </w:r>
-      <w:proofErr w:type="spellEnd"/>
-      <w:r>
-        <w:t xml:space="preserve"> szerver HTTP végpontjainak és alapvető kiszolgálási logikájának megvalósítására az Express keretrendszer került felhasználásra. Az </w:t>
-      </w:r>
-      <w:proofErr w:type="spellStart"/>
-      <w:r>
-        <w:t>Express</w:t>
+        <w:t>A websocket szerver HTTP végpontjainak és alapvető kiszolgálási logikájának megvalósítására az Express keretrendszer került felhasználásra. Az Express</w:t>
       </w:r>
       <w:r>
         <w:t>Js</w:t>
       </w:r>
-      <w:proofErr w:type="spellEnd"/>
       <w:sdt>
         <w:sdtPr>
           <w:id w:val="725874965"/>
@@ -6771,7 +6702,7 @@
       <w:pPr>
         <w:pStyle w:val="Szakdolgozath2"/>
       </w:pPr>
-      <w:bookmarkStart w:id="7" w:name="_Toc226556600"/>
+      <w:bookmarkStart w:id="7" w:name="_Toc226562076"/>
       <w:r>
         <w:t>Adatkezelés és tárolás</w:t>
       </w:r>
@@ -6789,24 +6720,17 @@
       <w:pPr>
         <w:pStyle w:val="Szakdolgozath3"/>
       </w:pPr>
-      <w:proofErr w:type="spellStart"/>
       <w:r>
         <w:t>PostgreSQL</w:t>
       </w:r>
-      <w:proofErr w:type="spellEnd"/>
     </w:p>
     <w:p>
       <w:pPr>
         <w:pStyle w:val="Szakdolgozatbekezds"/>
       </w:pPr>
       <w:r>
-        <w:t xml:space="preserve">A strukturált adatok tárolására </w:t>
-      </w:r>
-      <w:proofErr w:type="spellStart"/>
-      <w:r>
-        <w:t>PostgreSQL</w:t>
-      </w:r>
-      <w:proofErr w:type="spellEnd"/>
+        <w:t>A strukturált adatok tárolására PostgreSQL</w:t>
+      </w:r>
       <w:sdt>
         <w:sdtPr>
           <w:id w:val="1681394402"/>
@@ -6840,39 +6764,24 @@
         </w:sdtContent>
       </w:sdt>
       <w:r>
-        <w:t xml:space="preserve"> adatbázis-kezelő rendszer szolgál. Ebben kerülnek eltárolásra például a felhasználói adatok, a </w:t>
-      </w:r>
-      <w:proofErr w:type="spellStart"/>
-      <w:r>
-        <w:t>tokenekhez</w:t>
-      </w:r>
-      <w:proofErr w:type="spellEnd"/>
-      <w:r>
-        <w:t xml:space="preserve"> kapcsolódó információk, valamint a pályákhoz tartozó metaadatok és statisztikák.</w:t>
+        <w:t xml:space="preserve"> adatbázis-kezelő rendszer szolgál. Ebben kerülnek eltárolásra például a felhasználói adatok, a tokenekhez kapcsolódó információk, valamint a pályákhoz tartozó metaadatok és statisztikák.</w:t>
       </w:r>
     </w:p>
     <w:p>
       <w:pPr>
         <w:pStyle w:val="Szakdolgozath3"/>
       </w:pPr>
-      <w:proofErr w:type="spellStart"/>
       <w:r>
         <w:t>MinIO</w:t>
       </w:r>
-      <w:proofErr w:type="spellEnd"/>
     </w:p>
     <w:p>
       <w:pPr>
         <w:pStyle w:val="Szakdolgozatbekezds"/>
       </w:pPr>
       <w:r>
-        <w:t xml:space="preserve">A generált fájlok, például a pályákhoz tartozó JSON állományok és képi erőforrások tárolására </w:t>
-      </w:r>
-      <w:proofErr w:type="spellStart"/>
-      <w:r>
-        <w:t>MinIO</w:t>
-      </w:r>
-      <w:proofErr w:type="spellEnd"/>
+        <w:t>A generált fájlok, például a pályákhoz tartozó JSON állományok és képi erőforrások tárolására MinIO</w:t>
+      </w:r>
       <w:sdt>
         <w:sdtPr>
           <w:id w:val="-1181898533"/>
@@ -6906,30 +6815,14 @@
         </w:sdtContent>
       </w:sdt>
       <w:r>
-        <w:t xml:space="preserve"> objektumtároló került alkalmazásra. A </w:t>
-      </w:r>
-      <w:proofErr w:type="spellStart"/>
-      <w:r>
-        <w:t>MinIO</w:t>
-      </w:r>
-      <w:proofErr w:type="spellEnd"/>
-      <w:r>
-        <w:t xml:space="preserve"> egy S3-kompatibilis objektumtárolási megoldás, amely működésében az Amazon Web </w:t>
-      </w:r>
-      <w:proofErr w:type="spellStart"/>
-      <w:r>
-        <w:t>Services</w:t>
-      </w:r>
-      <w:proofErr w:type="spellEnd"/>
-      <w:r>
-        <w:t xml:space="preserve"> társzolgáltatásaihoz hasonló módon használható. Ez lehetővé teszi, hogy a fájlok kezelése elkülönüljön a relációs adatbázistól, így a strukturált adatok és a bináris állományok tárolása külön rétegben valósulhat meg.</w:t>
+        <w:t xml:space="preserve"> objektumtároló került alkalmazásra. A MinIO egy S3-kompatibilis objektumtárolási megoldás, amely működésében az Amazon Web Services társzolgáltatásaihoz hasonló módon használható. Ez lehetővé teszi, hogy a fájlok kezelése elkülönüljön a relációs adatbázistól, így a strukturált adatok és a bináris állományok tárolása külön rétegben valósulhat meg.</w:t>
       </w:r>
     </w:p>
     <w:p>
       <w:pPr>
         <w:pStyle w:val="Szakdolgozath2"/>
       </w:pPr>
-      <w:bookmarkStart w:id="8" w:name="_Toc226556601"/>
+      <w:bookmarkStart w:id="8" w:name="_Toc226562077"/>
       <w:r>
         <w:t>MI integráció</w:t>
       </w:r>
@@ -6947,14 +6840,9 @@
       <w:pPr>
         <w:pStyle w:val="Szakdolgozath3"/>
       </w:pPr>
-      <w:proofErr w:type="spellStart"/>
       <w:r>
         <w:lastRenderedPageBreak/>
-        <w:t>OpenAI</w:t>
-      </w:r>
-      <w:proofErr w:type="spellEnd"/>
-      <w:r>
-        <w:t xml:space="preserve"> API</w:t>
+        <w:t>OpenAI API</w:t>
       </w:r>
     </w:p>
     <w:p>
@@ -6962,15 +6850,7 @@
         <w:pStyle w:val="Szakdolgozatbekezds"/>
       </w:pPr>
       <w:r>
-        <w:t xml:space="preserve">A mesterséges intelligencia alapú funkciók megvalósítása az </w:t>
-      </w:r>
-      <w:proofErr w:type="spellStart"/>
-      <w:r>
-        <w:t>OpenAI</w:t>
-      </w:r>
-      <w:proofErr w:type="spellEnd"/>
-      <w:r>
-        <w:t xml:space="preserve"> API</w:t>
+        <w:t>A mesterséges intelligencia alapú funkciók megvalósítása az OpenAI API</w:t>
       </w:r>
       <w:sdt>
         <w:sdtPr>
@@ -7012,7 +6892,7 @@
       <w:pPr>
         <w:pStyle w:val="SzekdolgozatH1"/>
       </w:pPr>
-      <w:bookmarkStart w:id="9" w:name="_Toc226556602"/>
+      <w:bookmarkStart w:id="9" w:name="_Toc226562078"/>
       <w:r>
         <w:t>Architektúra</w:t>
       </w:r>
@@ -7022,7 +6902,7 @@
       <w:pPr>
         <w:pStyle w:val="Szakdolgozath2"/>
       </w:pPr>
-      <w:bookmarkStart w:id="10" w:name="_Toc226556603"/>
+      <w:bookmarkStart w:id="10" w:name="_Toc226562079"/>
       <w:r>
         <w:t>Adatbázis felépítés –</w:t>
       </w:r>
@@ -7042,11 +6922,9 @@
         <w:pStyle w:val="Szakdolgozath3"/>
       </w:pPr>
       <w:bookmarkStart w:id="11" w:name="Db_User"/>
-      <w:proofErr w:type="spellStart"/>
       <w:r>
         <w:t>User</w:t>
       </w:r>
-      <w:proofErr w:type="spellEnd"/>
     </w:p>
     <w:bookmarkEnd w:id="11"/>
     <w:p>
@@ -7054,23 +6932,7 @@
         <w:pStyle w:val="Szakdolgozatbekezds"/>
       </w:pPr>
       <w:r>
-        <w:t xml:space="preserve">A rendszer felhasználóit reprezentáló alapentitás. Az </w:t>
-      </w:r>
-      <w:proofErr w:type="spellStart"/>
-      <w:r>
-        <w:t>autentikációhoz</w:t>
-      </w:r>
-      <w:proofErr w:type="spellEnd"/>
-      <w:r>
-        <w:t xml:space="preserve"> szükséges azonosító adatokat tárolja, vagyis az e-mail címet, a felhasználónevet és a jelszó </w:t>
-      </w:r>
-      <w:proofErr w:type="spellStart"/>
-      <w:r>
-        <w:t>hash</w:t>
-      </w:r>
-      <w:proofErr w:type="spellEnd"/>
-      <w:r>
-        <w:t>-ét.</w:t>
+        <w:t>A rendszer felhasználóit reprezentáló alapentitás. Az autentikációhoz szükséges azonosító adatokat tárolja, vagyis az e-mail címet, a felhasználónevet és a jelszó hash-ét.</w:t>
       </w:r>
     </w:p>
     <w:p>
@@ -7088,7 +6950,6 @@
         <w:t xml:space="preserve">-egyhez kapcsolatban áll a </w:t>
       </w:r>
       <w:hyperlink w:anchor="Db_UserToken" w:history="1">
-        <w:proofErr w:type="spellStart"/>
         <w:r>
           <w:rPr>
             <w:rStyle w:val="Hyperlink"/>
@@ -7099,13 +6960,11 @@
           </w:rPr>
           <w:t>UserToken</w:t>
         </w:r>
-        <w:proofErr w:type="spellEnd"/>
       </w:hyperlink>
       <w:r>
         <w:t xml:space="preserve"> modellel. Egy-a-többhöz kapcsolatban áll a </w:t>
       </w:r>
       <w:hyperlink w:anchor="Db_RefreshToken" w:history="1">
-        <w:proofErr w:type="spellStart"/>
         <w:r>
           <w:rPr>
             <w:rStyle w:val="Hyperlink"/>
@@ -7116,13 +6975,11 @@
           </w:rPr>
           <w:t>RefreshToken</w:t>
         </w:r>
-        <w:proofErr w:type="spellEnd"/>
       </w:hyperlink>
       <w:r>
         <w:t xml:space="preserve">, </w:t>
       </w:r>
       <w:hyperlink w:anchor="Db_LevelRating" w:history="1">
-        <w:proofErr w:type="spellStart"/>
         <w:r>
           <w:rPr>
             <w:rStyle w:val="Hyperlink"/>
@@ -7133,13 +6990,11 @@
           </w:rPr>
           <w:t>LevelRating</w:t>
         </w:r>
-        <w:proofErr w:type="spellEnd"/>
       </w:hyperlink>
       <w:r>
         <w:t xml:space="preserve">, </w:t>
       </w:r>
       <w:hyperlink w:anchor="Db_FavoriteLevel" w:history="1">
-        <w:proofErr w:type="spellStart"/>
         <w:r>
           <w:rPr>
             <w:rStyle w:val="Hyperlink"/>
@@ -7150,13 +7005,11 @@
           </w:rPr>
           <w:t>FavoriteLevel</w:t>
         </w:r>
-        <w:proofErr w:type="spellEnd"/>
       </w:hyperlink>
       <w:r>
         <w:t xml:space="preserve"> és </w:t>
       </w:r>
       <w:hyperlink w:anchor="Db_LevelCompletion" w:history="1">
-        <w:proofErr w:type="spellStart"/>
         <w:r>
           <w:rPr>
             <w:rStyle w:val="Hyperlink"/>
@@ -7167,7 +7020,6 @@
           </w:rPr>
           <w:t>LevelCompletion</w:t>
         </w:r>
-        <w:proofErr w:type="spellEnd"/>
       </w:hyperlink>
       <w:r>
         <w:t xml:space="preserve"> modellekkel.</w:t>
@@ -7178,11 +7030,9 @@
         <w:pStyle w:val="Szakdolgozath3"/>
       </w:pPr>
       <w:bookmarkStart w:id="12" w:name="Db_UserToken"/>
-      <w:proofErr w:type="spellStart"/>
       <w:r>
         <w:t>UserToken</w:t>
       </w:r>
-      <w:proofErr w:type="spellEnd"/>
     </w:p>
     <w:bookmarkEnd w:id="12"/>
     <w:p>
@@ -7190,26 +7040,13 @@
         <w:pStyle w:val="Szakdolgozatbekezds"/>
       </w:pPr>
       <w:r>
-        <w:t xml:space="preserve">A felhasználó aktuális </w:t>
-      </w:r>
-      <w:proofErr w:type="spellStart"/>
-      <w:r>
-        <w:t>token</w:t>
-      </w:r>
-      <w:proofErr w:type="spellEnd"/>
+        <w:t>A felhasználó aktuális token</w:t>
+      </w:r>
       <w:r>
         <w:t xml:space="preserve"> </w:t>
       </w:r>
       <w:r>
-        <w:t xml:space="preserve">egyenlegét tároló modell. A rendszer ezt használja annak ellenőrzésére, hogy a felhasználó rendelkezik-e elegendő </w:t>
-      </w:r>
-      <w:proofErr w:type="spellStart"/>
-      <w:r>
-        <w:t>tokennel</w:t>
-      </w:r>
-      <w:proofErr w:type="spellEnd"/>
-      <w:r>
-        <w:t xml:space="preserve"> új pálya generálásához.</w:t>
+        <w:t>egyenlegét tároló modell. A rendszer ezt használja annak ellenőrzésére, hogy a felhasználó rendelkezik-e elegendő tokennel új pálya generálásához.</w:t>
       </w:r>
     </w:p>
     <w:p>
@@ -7227,7 +7064,6 @@
         <w:t xml:space="preserve">-egyhez kapcsolatban áll a </w:t>
       </w:r>
       <w:hyperlink w:anchor="Db_User" w:history="1">
-        <w:proofErr w:type="spellStart"/>
         <w:r>
           <w:rPr>
             <w:rStyle w:val="Hyperlink"/>
@@ -7238,7 +7074,6 @@
           </w:rPr>
           <w:t>User</w:t>
         </w:r>
-        <w:proofErr w:type="spellEnd"/>
       </w:hyperlink>
       <w:r>
         <w:t xml:space="preserve"> modellel.</w:t>
@@ -7249,11 +7084,9 @@
         <w:pStyle w:val="Szakdolgozath3"/>
       </w:pPr>
       <w:bookmarkStart w:id="13" w:name="Db_RefreshToken"/>
-      <w:proofErr w:type="spellStart"/>
       <w:r>
         <w:t>RefreshToken</w:t>
       </w:r>
-      <w:proofErr w:type="spellEnd"/>
     </w:p>
     <w:bookmarkEnd w:id="13"/>
     <w:p>
@@ -7261,39 +7094,7 @@
         <w:pStyle w:val="Szakdolgozatbekezds"/>
       </w:pPr>
       <w:r>
-        <w:t xml:space="preserve">A JWT-alapú hitelesítéshez tartozó frissítő </w:t>
-      </w:r>
-      <w:proofErr w:type="spellStart"/>
-      <w:r>
-        <w:t>tokeneket</w:t>
-      </w:r>
-      <w:proofErr w:type="spellEnd"/>
-      <w:r>
-        <w:t xml:space="preserve"> tárolja. Nyilvántartja magát a </w:t>
-      </w:r>
-      <w:proofErr w:type="spellStart"/>
-      <w:r>
-        <w:t>token</w:t>
-      </w:r>
-      <w:proofErr w:type="spellEnd"/>
-      <w:r>
-        <w:t xml:space="preserve"> </w:t>
-      </w:r>
-      <w:proofErr w:type="spellStart"/>
-      <w:r>
-        <w:t>stringet</w:t>
-      </w:r>
-      <w:proofErr w:type="spellEnd"/>
-      <w:r>
-        <w:t xml:space="preserve">, a lejárati időt, valamint azt is, hogy a </w:t>
-      </w:r>
-      <w:proofErr w:type="spellStart"/>
-      <w:r>
-        <w:t>token</w:t>
-      </w:r>
-      <w:proofErr w:type="spellEnd"/>
-      <w:r>
-        <w:t xml:space="preserve"> visszavonásra került-e.</w:t>
+        <w:t>A JWT-alapú hitelesítéshez tartozó frissítő tokeneket tárolja. Nyilvántartja magát a token stringet, a lejárati időt, valamint azt is, hogy a token visszavonásra került-e.</w:t>
       </w:r>
     </w:p>
     <w:p>
@@ -7305,7 +7106,6 @@
         <w:t xml:space="preserve">Egy-a-többhöz kapcsolatban kapcsolódik a </w:t>
       </w:r>
       <w:hyperlink w:anchor="Db_User" w:history="1">
-        <w:proofErr w:type="spellStart"/>
         <w:r>
           <w:rPr>
             <w:rStyle w:val="Hyperlink"/>
@@ -7316,102 +7116,60 @@
           </w:rPr>
           <w:t>User</w:t>
         </w:r>
-        <w:proofErr w:type="spellEnd"/>
       </w:hyperlink>
       <w:r>
         <w:t xml:space="preserve"> modellhez, mivel egy felhasználóhoz több </w:t>
       </w:r>
       <w:r>
-        <w:t xml:space="preserve">kliens </w:t>
-      </w:r>
-      <w:proofErr w:type="spellStart"/>
-      <w:r>
-        <w:t>refresh</w:t>
-      </w:r>
-      <w:proofErr w:type="spellEnd"/>
+        <w:t xml:space="preserve">kliens refresh </w:t>
+      </w:r>
+      <w:r>
+        <w:t>token is tartozhat</w:t>
+      </w:r>
+      <w:r>
+        <w:t>, például web alkalmazás és vagy mobil alkalmazás</w:t>
+      </w:r>
+      <w:r>
+        <w:t>.</w:t>
+      </w:r>
+    </w:p>
+    <w:p>
+      <w:pPr>
+        <w:pStyle w:val="Szakdolgozath3"/>
+      </w:pPr>
+      <w:bookmarkStart w:id="14" w:name="Db_Level"/>
+      <w:r>
+        <w:t>Level</w:t>
+      </w:r>
+    </w:p>
+    <w:bookmarkEnd w:id="14"/>
+    <w:p>
+      <w:pPr>
+        <w:pStyle w:val="Szakdolgozatbekezds"/>
+      </w:pPr>
+      <w:r>
+        <w:t>A generált</w:t>
+      </w:r>
       <w:r>
         <w:t xml:space="preserve"> </w:t>
       </w:r>
-      <w:proofErr w:type="spellStart"/>
-      <w:r>
-        <w:t>token</w:t>
-      </w:r>
-      <w:proofErr w:type="spellEnd"/>
-      <w:r>
-        <w:t xml:space="preserve"> is tartozhat</w:t>
-      </w:r>
-      <w:r>
-        <w:t>, például web alkalmazás és vagy mobil alkalmazás</w:t>
-      </w:r>
-      <w:r>
-        <w:t>.</w:t>
-      </w:r>
-    </w:p>
-    <w:p>
-      <w:pPr>
-        <w:pStyle w:val="Szakdolgozath3"/>
-      </w:pPr>
-      <w:bookmarkStart w:id="14" w:name="Db_Level"/>
-      <w:proofErr w:type="spellStart"/>
-      <w:r>
-        <w:t>Level</w:t>
-      </w:r>
-      <w:proofErr w:type="spellEnd"/>
-    </w:p>
-    <w:bookmarkEnd w:id="14"/>
-    <w:p>
-      <w:pPr>
-        <w:pStyle w:val="Szakdolgozatbekezds"/>
-      </w:pPr>
-      <w:r>
-        <w:t>A generált</w:t>
-      </w:r>
-      <w:r>
-        <w:t xml:space="preserve"> </w:t>
-      </w:r>
-      <w:r>
-        <w:t xml:space="preserve">pályák fő entitása. Tárolja a pálya címét, történetét, a generálás sikerességét, a </w:t>
-      </w:r>
-      <w:proofErr w:type="spellStart"/>
-      <w:r>
-        <w:t>sprite</w:t>
-      </w:r>
-      <w:proofErr w:type="spellEnd"/>
-      <w:r>
-        <w:t>-generálás</w:t>
+      <w:r>
+        <w:t>pályák fő entitása. Tárolja a pálya címét, történetét, a generálás sikerességét, a sprite-generálás</w:t>
       </w:r>
       <w:r>
         <w:t xml:space="preserve"> sikerességét</w:t>
       </w:r>
       <w:r>
-        <w:t xml:space="preserve">, </w:t>
-      </w:r>
-      <w:proofErr w:type="gramStart"/>
-      <w:r>
-        <w:t>a nehézségi szintet</w:t>
-      </w:r>
-      <w:proofErr w:type="gramEnd"/>
+        <w:t>, a nehézségi szintet</w:t>
+      </w:r>
       <w:r>
         <w:t xml:space="preserve"> vagyis a kijárati feladaton kívül hány db feladat van a pályán</w:t>
       </w:r>
       <w:r>
-        <w:t xml:space="preserve"> és a választott képi </w:t>
-      </w:r>
-      <w:proofErr w:type="gramStart"/>
-      <w:r>
-        <w:t>stílust</w:t>
-      </w:r>
-      <w:proofErr w:type="gramEnd"/>
-      <w:r>
-        <w:t xml:space="preserve"> amivel a pályához a </w:t>
-      </w:r>
-      <w:proofErr w:type="spellStart"/>
-      <w:r>
-        <w:t>sprite</w:t>
-      </w:r>
-      <w:proofErr w:type="spellEnd"/>
-      <w:r>
-        <w:t>-ok generálva lettek</w:t>
+        <w:t xml:space="preserve"> és a választott képi stílust</w:t>
+      </w:r>
+      <w:r>
+        <w:t xml:space="preserve"> amivel a pályához a sprite-ok generálva lettek</w:t>
       </w:r>
       <w:r>
         <w:t>.</w:t>
@@ -7427,7 +7185,6 @@
         <w:t xml:space="preserve">Egy-a-többhöz kapcsolatban áll a </w:t>
       </w:r>
       <w:hyperlink w:anchor="Db_LevelRating" w:history="1">
-        <w:proofErr w:type="spellStart"/>
         <w:r>
           <w:rPr>
             <w:rStyle w:val="Hyperlink"/>
@@ -7438,13 +7195,11 @@
           </w:rPr>
           <w:t>LevelRating</w:t>
         </w:r>
-        <w:proofErr w:type="spellEnd"/>
       </w:hyperlink>
       <w:r>
         <w:t xml:space="preserve">, </w:t>
       </w:r>
       <w:hyperlink w:anchor="Db_FavoriteLevel" w:history="1">
-        <w:proofErr w:type="spellStart"/>
         <w:r>
           <w:rPr>
             <w:rStyle w:val="Hyperlink"/>
@@ -7455,13 +7210,11 @@
           </w:rPr>
           <w:t>FavoriteLevel</w:t>
         </w:r>
-        <w:proofErr w:type="spellEnd"/>
       </w:hyperlink>
       <w:r>
         <w:t xml:space="preserve">, </w:t>
       </w:r>
       <w:hyperlink w:anchor="Db_LevelCompletion" w:history="1">
-        <w:proofErr w:type="spellStart"/>
         <w:r>
           <w:rPr>
             <w:rStyle w:val="Hyperlink"/>
@@ -7472,13 +7225,11 @@
           </w:rPr>
           <w:t>LevelCompletion</w:t>
         </w:r>
-        <w:proofErr w:type="spellEnd"/>
       </w:hyperlink>
       <w:r>
         <w:t xml:space="preserve"> és </w:t>
       </w:r>
       <w:hyperlink w:anchor="Db_LevelTokenUsage" w:history="1">
-        <w:proofErr w:type="spellStart"/>
         <w:r>
           <w:rPr>
             <w:rStyle w:val="Hyperlink"/>
@@ -7489,7 +7240,6 @@
           </w:rPr>
           <w:t>LevelTokenUsage</w:t>
         </w:r>
-        <w:proofErr w:type="spellEnd"/>
       </w:hyperlink>
       <w:r>
         <w:t xml:space="preserve"> modellekkel.</w:t>
@@ -7499,11 +7249,9 @@
       <w:pPr>
         <w:pStyle w:val="Szakdolgozath3"/>
       </w:pPr>
-      <w:proofErr w:type="spellStart"/>
       <w:r>
         <w:t>LevelRating</w:t>
       </w:r>
-      <w:proofErr w:type="spellEnd"/>
     </w:p>
     <w:p>
       <w:pPr>
@@ -7534,7 +7282,6 @@
         <w:t xml:space="preserve">-egyhez kapcsolatban kapcsolódik a </w:t>
       </w:r>
       <w:hyperlink w:anchor="Db_User" w:history="1">
-        <w:proofErr w:type="spellStart"/>
         <w:r>
           <w:rPr>
             <w:rStyle w:val="Hyperlink"/>
@@ -7545,13 +7292,11 @@
           </w:rPr>
           <w:t>User</w:t>
         </w:r>
-        <w:proofErr w:type="spellEnd"/>
       </w:hyperlink>
       <w:r>
         <w:t xml:space="preserve"> és a </w:t>
       </w:r>
       <w:hyperlink w:anchor="Db_Level" w:history="1">
-        <w:proofErr w:type="spellStart"/>
         <w:r>
           <w:rPr>
             <w:rStyle w:val="Hyperlink"/>
@@ -7562,7 +7307,6 @@
           </w:rPr>
           <w:t>Level</w:t>
         </w:r>
-        <w:proofErr w:type="spellEnd"/>
       </w:hyperlink>
       <w:r>
         <w:t xml:space="preserve"> modellekhez. Logikailag sok-sok kapcsolatot valósít meg a felhasználók és pályák között</w:t>
@@ -7577,11 +7321,9 @@
       </w:pPr>
       <w:bookmarkStart w:id="15" w:name="Db_LevelRating"/>
       <w:bookmarkStart w:id="16" w:name="Db_FavoriteLevel"/>
-      <w:proofErr w:type="spellStart"/>
       <w:r>
         <w:t>FavoriteLevel</w:t>
       </w:r>
-      <w:proofErr w:type="spellEnd"/>
     </w:p>
     <w:bookmarkEnd w:id="15"/>
     <w:bookmarkEnd w:id="16"/>
@@ -7608,7 +7350,6 @@
         <w:t xml:space="preserve">-egyhez kapcsolatban kapcsolódik a </w:t>
       </w:r>
       <w:hyperlink w:anchor="Db_User" w:history="1">
-        <w:proofErr w:type="spellStart"/>
         <w:r>
           <w:rPr>
             <w:rStyle w:val="Hyperlink"/>
@@ -7619,13 +7360,11 @@
           </w:rPr>
           <w:t>User</w:t>
         </w:r>
-        <w:proofErr w:type="spellEnd"/>
       </w:hyperlink>
       <w:r>
         <w:t xml:space="preserve"> és a </w:t>
       </w:r>
       <w:hyperlink w:anchor="Db_Level" w:history="1">
-        <w:proofErr w:type="spellStart"/>
         <w:r>
           <w:rPr>
             <w:rStyle w:val="Hyperlink"/>
@@ -7636,7 +7375,6 @@
           </w:rPr>
           <w:t>Level</w:t>
         </w:r>
-        <w:proofErr w:type="spellEnd"/>
       </w:hyperlink>
       <w:r>
         <w:t xml:space="preserve"> modellekhez. Logikailag sok-sok kapcsolatot valósít meg a felhasználók és pályák között.</w:t>
@@ -7647,11 +7385,9 @@
         <w:pStyle w:val="Szakdolgozath3"/>
       </w:pPr>
       <w:bookmarkStart w:id="17" w:name="Db_LevelCompletion"/>
-      <w:proofErr w:type="spellStart"/>
       <w:r>
         <w:t>LevelCompletion</w:t>
       </w:r>
-      <w:proofErr w:type="spellEnd"/>
     </w:p>
     <w:bookmarkEnd w:id="17"/>
     <w:p>
@@ -7662,13 +7398,8 @@
         <w:t xml:space="preserve">A pályák </w:t>
       </w:r>
       <w:r>
-        <w:t xml:space="preserve">adott felhasználó első </w:t>
-      </w:r>
-      <w:proofErr w:type="spellStart"/>
-      <w:r>
-        <w:t>végigjátszásának</w:t>
-      </w:r>
-      <w:proofErr w:type="spellEnd"/>
+        <w:t>adott felhasználó első végigjátszásának</w:t>
+      </w:r>
       <w:r>
         <w:t xml:space="preserve"> nyilvántartására szolgáló modell. A teljesítés tényén kívül eltárolja a teljesítéshez szükséges időt percben.</w:t>
       </w:r>
@@ -7688,7 +7419,6 @@
         <w:t xml:space="preserve">-egyhez kapcsolatban kapcsolódik a </w:t>
       </w:r>
       <w:hyperlink w:anchor="Db_User" w:history="1">
-        <w:proofErr w:type="spellStart"/>
         <w:r>
           <w:rPr>
             <w:rStyle w:val="Hyperlink"/>
@@ -7699,13 +7429,11 @@
           </w:rPr>
           <w:t>User</w:t>
         </w:r>
-        <w:proofErr w:type="spellEnd"/>
       </w:hyperlink>
       <w:r>
         <w:t xml:space="preserve"> és a </w:t>
       </w:r>
       <w:hyperlink w:anchor="Db_Level" w:history="1">
-        <w:proofErr w:type="spellStart"/>
         <w:r>
           <w:rPr>
             <w:rStyle w:val="Hyperlink"/>
@@ -7716,7 +7444,6 @@
           </w:rPr>
           <w:t>Level</w:t>
         </w:r>
-        <w:proofErr w:type="spellEnd"/>
       </w:hyperlink>
       <w:r>
         <w:t xml:space="preserve"> modellekhez. Logikailag sok-sok kapcsolatot valósít meg a felhasználók és pályák között.</w:t>
@@ -7727,11 +7454,9 @@
         <w:pStyle w:val="Szakdolgozath3"/>
       </w:pPr>
       <w:bookmarkStart w:id="18" w:name="Db_LevelTokenUsage"/>
-      <w:proofErr w:type="spellStart"/>
       <w:r>
         <w:t>LevelTokenUsage</w:t>
       </w:r>
-      <w:proofErr w:type="spellEnd"/>
     </w:p>
     <w:bookmarkEnd w:id="18"/>
     <w:p>
@@ -7739,50 +7464,10 @@
         <w:pStyle w:val="Szakdolgozatbekezds"/>
       </w:pPr>
       <w:r>
-        <w:t xml:space="preserve">A pályagenerálás és a kapcsolódó AI-műveletek erőforrás-felhasználását naplózó modell. Eseményszinten rögzíti a </w:t>
-      </w:r>
-      <w:proofErr w:type="spellStart"/>
-      <w:r>
-        <w:t>token</w:t>
-      </w:r>
-      <w:proofErr w:type="spellEnd"/>
-      <w:r>
-        <w:t xml:space="preserve">- és időfelhasználást a </w:t>
-      </w:r>
-      <w:proofErr w:type="spellStart"/>
-      <w:r>
-        <w:t>generation</w:t>
-      </w:r>
-      <w:proofErr w:type="spellEnd"/>
-      <w:r>
-        <w:t xml:space="preserve">, </w:t>
-      </w:r>
-      <w:proofErr w:type="spellStart"/>
-      <w:r>
-        <w:t>validation</w:t>
-      </w:r>
-      <w:proofErr w:type="spellEnd"/>
-      <w:r>
-        <w:t xml:space="preserve">, </w:t>
-      </w:r>
-      <w:proofErr w:type="spellStart"/>
-      <w:r>
-        <w:t>repair</w:t>
-      </w:r>
-      <w:proofErr w:type="spellEnd"/>
-      <w:r>
-        <w:t xml:space="preserve"> és </w:t>
-      </w:r>
-      <w:proofErr w:type="spellStart"/>
-      <w:r>
-        <w:t>sprite</w:t>
-      </w:r>
-      <w:r>
-        <w:t>-generation</w:t>
-      </w:r>
-      <w:proofErr w:type="spellEnd"/>
-      <w:r>
-        <w:t xml:space="preserve"> </w:t>
+        <w:t>A pályagenerálás és a kapcsolódó AI-műveletek erőforrás-felhasználását naplózó modell. Eseményszinten rögzíti a token- és időfelhasználást a generation, validation, repair és sprite</w:t>
+      </w:r>
+      <w:r>
+        <w:t xml:space="preserve">-generation </w:t>
       </w:r>
       <w:r>
         <w:t>művelettípusok szerint.</w:t>
@@ -7803,7 +7488,6 @@
         <w:t xml:space="preserve">-egyhez kapcsolatban kapcsolódik a </w:t>
       </w:r>
       <w:hyperlink w:anchor="Db_Level" w:history="1">
-        <w:proofErr w:type="spellStart"/>
         <w:r>
           <w:rPr>
             <w:rStyle w:val="Hyperlink"/>
@@ -7814,7 +7498,6 @@
           </w:rPr>
           <w:t>Level</w:t>
         </w:r>
-        <w:proofErr w:type="spellEnd"/>
       </w:hyperlink>
       <w:r>
         <w:t xml:space="preserve"> modellhez</w:t>
@@ -7827,7 +7510,7 @@
       <w:pPr>
         <w:pStyle w:val="Szakdolgozath2"/>
       </w:pPr>
-      <w:bookmarkStart w:id="19" w:name="_Toc226556604"/>
+      <w:bookmarkStart w:id="19" w:name="_Toc226562080"/>
       <w:r>
         <w:t>Frontend</w:t>
       </w:r>
@@ -7838,13 +7521,8 @@
         <w:pStyle w:val="Szakdolgozatbekezds"/>
       </w:pPr>
       <w:r>
-        <w:t xml:space="preserve">A rendszer felhasználói felülete egy </w:t>
-      </w:r>
-      <w:proofErr w:type="spellStart"/>
-      <w:r>
-        <w:t>React</w:t>
-      </w:r>
-      <w:proofErr w:type="spellEnd"/>
+        <w:t>A rendszer felhasználói felülete egy React</w:t>
+      </w:r>
       <w:sdt>
         <w:sdtPr>
           <w:id w:val="1484583592"/>
@@ -7878,15 +7556,7 @@
         </w:sdtContent>
       </w:sdt>
       <w:r>
-        <w:t xml:space="preserve"> alapú webalkalmazásként valósul meg. </w:t>
-      </w:r>
-      <w:proofErr w:type="spellStart"/>
-      <w:r>
-        <w:t>Architekturális</w:t>
-      </w:r>
-      <w:proofErr w:type="spellEnd"/>
-      <w:r>
-        <w:t xml:space="preserve"> szempontból egyetlen kliensalkalmazásról van szó, amely útvonalkezelés segítségével több, egymástól jól elkülönített oldalra tagolódik.</w:t>
+        <w:t xml:space="preserve"> alapú webalkalmazásként valósul meg. Architekturális szempontból egyetlen kliensalkalmazásról van szó, amely útvonalkezelés segítségével több, egymástól jól elkülönített oldalra tagolódik.</w:t>
       </w:r>
     </w:p>
     <w:p>
@@ -7905,21 +7575,8 @@
         <w:ind w:firstLine="720"/>
       </w:pPr>
       <w:r>
-        <w:t xml:space="preserve">A frontend felépítése komponensalapú, ami elősegíti az egyes felületi egységek </w:t>
-      </w:r>
-      <w:proofErr w:type="spellStart"/>
-      <w:r>
-        <w:t>újrafelhasználhatóságát</w:t>
-      </w:r>
-      <w:proofErr w:type="spellEnd"/>
-      <w:r>
-        <w:t xml:space="preserve"> és elkülönített kezelését. Üzleti logika szerint a kliensoldal két nagy részre bontható. Az egyik csoportba a hagyományos, teljes egészében HTML-alapú oldalak tartoznak, amelyek az alkalmazás klasszikus kezelőfelületi funkcióit biztosítják. A másik csoportot a játékoldal alkotja, amely a </w:t>
-      </w:r>
-      <w:proofErr w:type="spellStart"/>
-      <w:r>
-        <w:t>PixiJS</w:t>
-      </w:r>
-      <w:proofErr w:type="spellEnd"/>
+        <w:t>A frontend felépítése komponensalapú, ami elősegíti az egyes felületi egységek újrafelhasználhatóságát és elkülönített kezelését. Üzleti logika szerint a kliensoldal két nagy részre bontható. Az egyik csoportba a hagyományos, teljes egészében HTML-alapú oldalak tartoznak, amelyek az alkalmazás klasszikus kezelőfelületi funkcióit biztosítják. A másik csoportot a játékoldal alkotja, amely a PixiJS</w:t>
+      </w:r>
       <w:sdt>
         <w:sdtPr>
           <w:id w:val="-351725218"/>
@@ -7953,23 +7610,7 @@
         </w:sdtContent>
       </w:sdt>
       <w:r>
-        <w:t xml:space="preserve"> használata miatt alapvetően </w:t>
-      </w:r>
-      <w:proofErr w:type="spellStart"/>
-      <w:r>
-        <w:t>canvas</w:t>
-      </w:r>
-      <w:proofErr w:type="spellEnd"/>
-      <w:r>
-        <w:t xml:space="preserve">-alapú megjelenítésre épül, ugyanakkor ezt egy HTML overlay réteg egészíti ki. Ez az overlay felel többek között a modális ablakok, és az </w:t>
-      </w:r>
-      <w:proofErr w:type="spellStart"/>
-      <w:r>
-        <w:t>inventory</w:t>
-      </w:r>
-      <w:proofErr w:type="spellEnd"/>
-      <w:r>
-        <w:t xml:space="preserve"> megjelenítéséért.</w:t>
+        <w:t xml:space="preserve"> használata miatt alapvetően canvas-alapú megjelenítésre épül, ugyanakkor ezt egy HTML overlay réteg egészíti ki. Ez az overlay felel többek között a modális ablakok, és az inventory megjelenítéséért.</w:t>
       </w:r>
     </w:p>
     <w:p>
@@ -7978,21 +7619,8 @@
         <w:ind w:firstLine="357"/>
       </w:pPr>
       <w:r>
-        <w:t xml:space="preserve">Kódszinten a frontend struktúrája jól elkülöníti egymástól az oldalakat, a vizuális komponenseket és az állapotkezelési logikát. Az alkalmazás </w:t>
-      </w:r>
-      <w:proofErr w:type="spellStart"/>
-      <w:r>
-        <w:t>store</w:t>
-      </w:r>
-      <w:proofErr w:type="spellEnd"/>
-      <w:r>
-        <w:t>/</w:t>
-      </w:r>
-      <w:proofErr w:type="spellStart"/>
-      <w:r>
-        <w:t>reducer</w:t>
-      </w:r>
-      <w:proofErr w:type="spellEnd"/>
+        <w:t>Kódszinten a frontend struktúrája jól elkülöníti egymástól az oldalakat, a vizuális komponenseket és az állapotkezelési logikát. Az alkalmazás store/reducer</w:t>
+      </w:r>
       <w:sdt>
         <w:sdtPr>
           <w:id w:val="560218796"/>
@@ -8026,54 +7654,14 @@
         </w:sdtContent>
       </w:sdt>
       <w:r>
-        <w:t xml:space="preserve"> alapú állapotkezelést is használ, amely lehetővé teszi, hogy a business </w:t>
-      </w:r>
-      <w:proofErr w:type="spellStart"/>
-      <w:r>
-        <w:t>logic</w:t>
-      </w:r>
-      <w:proofErr w:type="spellEnd"/>
-      <w:r>
-        <w:t xml:space="preserve"> jelentős része ne közvetlenül a megjelenítési réteghez </w:t>
-      </w:r>
-      <w:proofErr w:type="spellStart"/>
-      <w:r>
-        <w:t>kötődjön</w:t>
-      </w:r>
-      <w:proofErr w:type="spellEnd"/>
-      <w:r>
-        <w:t xml:space="preserve">. Ez az </w:t>
-      </w:r>
-      <w:proofErr w:type="spellStart"/>
-      <w:r>
-        <w:t>architekturális</w:t>
-      </w:r>
-      <w:proofErr w:type="spellEnd"/>
-      <w:r>
-        <w:t xml:space="preserve"> megoldás hosszabb távon kedvező abból a szempontból is, hogy a klienslogika egy része könnyebben átültethető lenne egy másik felhasználói platformra, például egy </w:t>
-      </w:r>
-      <w:proofErr w:type="spellStart"/>
-      <w:r>
-        <w:t>React</w:t>
-      </w:r>
-      <w:proofErr w:type="spellEnd"/>
-      <w:r>
-        <w:t xml:space="preserve"> </w:t>
-      </w:r>
-      <w:proofErr w:type="spellStart"/>
-      <w:r>
-        <w:t>Native</w:t>
-      </w:r>
-      <w:proofErr w:type="spellEnd"/>
-      <w:r>
-        <w:t xml:space="preserve"> alapú mobilalkalmazásba.</w:t>
+        <w:t xml:space="preserve"> alapú állapotkezelést is használ, amely lehetővé teszi, hogy a business logic jelentős része ne közvetlenül a megjelenítési réteghez kötődjön. Ez az architekturális megoldás hosszabb távon kedvező abból a szempontból is, hogy a klienslogika egy része könnyebben átültethető lenne egy másik felhasználói platformra, például egy React Native alapú mobilalkalmazásba.</w:t>
       </w:r>
     </w:p>
     <w:p>
       <w:pPr>
         <w:pStyle w:val="Szakdolgozath2"/>
       </w:pPr>
-      <w:bookmarkStart w:id="20" w:name="_Toc226556605"/>
+      <w:bookmarkStart w:id="20" w:name="_Toc226562081"/>
       <w:r>
         <w:t>Backend API</w:t>
       </w:r>
@@ -8084,21 +7672,8 @@
         <w:pStyle w:val="Szakdolgozatbekezds"/>
       </w:pPr>
       <w:r>
-        <w:t xml:space="preserve">A háttérrendszer egy klasszikus, </w:t>
-      </w:r>
-      <w:proofErr w:type="spellStart"/>
-      <w:r>
-        <w:t>controller</w:t>
-      </w:r>
-      <w:proofErr w:type="spellEnd"/>
-      <w:r>
-        <w:t xml:space="preserve">-alapú API-architektúrát követ. A rendszer </w:t>
-      </w:r>
-      <w:proofErr w:type="spellStart"/>
-      <w:r>
-        <w:t>FastAPI</w:t>
-      </w:r>
-      <w:proofErr w:type="spellEnd"/>
+        <w:t>A háttérrendszer egy klasszikus, controller-alapú API-architektúrát követ. A rendszer FastAPI</w:t>
+      </w:r>
       <w:sdt>
         <w:sdtPr>
           <w:id w:val="-1616049989"/>
@@ -8141,23 +7716,7 @@
         <w:ind w:firstLine="720"/>
       </w:pPr>
       <w:r>
-        <w:t xml:space="preserve">Jelenleg összesen 17 HTTP végponttal rendelkezik, amelyek a hitelesítéshez, felhasználói adatok kezeléséhez, </w:t>
-      </w:r>
-      <w:proofErr w:type="spellStart"/>
-      <w:r>
-        <w:t>token</w:t>
-      </w:r>
-      <w:proofErr w:type="spellEnd"/>
-      <w:r>
-        <w:t xml:space="preserve"> műveletekhez, pályakezeléshez és </w:t>
-      </w:r>
-      <w:proofErr w:type="spellStart"/>
-      <w:r>
-        <w:t>sprite</w:t>
-      </w:r>
-      <w:proofErr w:type="spellEnd"/>
-      <w:r>
-        <w:t>-kiszolgáláshoz kapcsolódnak.</w:t>
+        <w:t>Jelenleg összesen 17 HTTP végponttal rendelkezik, amelyek a hitelesítéshez, felhasználói adatok kezeléséhez, token műveletekhez, pályakezeléshez és sprite-kiszolgáláshoz kapcsolódnak.</w:t>
       </w:r>
     </w:p>
     <w:p>
@@ -8166,13 +7725,8 @@
         <w:ind w:firstLine="720"/>
       </w:pPr>
       <w:r>
-        <w:t xml:space="preserve">Az adatkezelés modellalapú megközelítéssel történik. A rendszer </w:t>
-      </w:r>
-      <w:proofErr w:type="spellStart"/>
-      <w:r>
-        <w:t>SQLAlchemy</w:t>
-      </w:r>
-      <w:proofErr w:type="spellEnd"/>
+        <w:t>Az adatkezelés modellalapú megközelítéssel történik. A rendszer SQLAlchemy</w:t>
+      </w:r>
       <w:sdt>
         <w:sdtPr>
           <w:id w:val="-89865323"/>
@@ -8206,15 +7760,7 @@
         </w:sdtContent>
       </w:sdt>
       <w:r>
-        <w:t xml:space="preserve"> ORM modelleket használ, amelyek az adatbázis struktúráját írják le. Az adatbázis-séma változásainak követésére és konzisztens kezelésére migrációs mechanizmus szolgál, amelyet </w:t>
-      </w:r>
-      <w:proofErr w:type="spellStart"/>
-      <w:r>
-        <w:t>Alembic</w:t>
-      </w:r>
-      <w:proofErr w:type="spellEnd"/>
-      <w:r>
-        <w:t xml:space="preserve"> alapokon valósít meg a projekt. Ez biztosítja, hogy a fejlesztési és futtatási környezetekben az adatbázis szerkezete egységesen kezelhető maradjon.</w:t>
+        <w:t xml:space="preserve"> ORM modelleket használ, amelyek az adatbázis struktúráját írják le. Az adatbázis-séma változásainak követésére és konzisztens kezelésére migrációs mechanizmus szolgál, amelyet Alembic alapokon valósít meg a projekt. Ez biztosítja, hogy a fejlesztési és futtatási környezetekben az adatbázis szerkezete egységesen kezelhető maradjon.</w:t>
       </w:r>
     </w:p>
     <w:p>
@@ -8224,37 +7770,16 @@
       </w:pPr>
       <w:r>
         <w:lastRenderedPageBreak/>
-        <w:t xml:space="preserve">Üzleti logika szerint a backend két jól elkülöníthető fő területre bontható. Az egyik a pályagenerálási folyamat, amely mesterséges intelligencia támogatásával történik, és az </w:t>
-      </w:r>
-      <w:proofErr w:type="spellStart"/>
-      <w:r>
-        <w:t>OpenAI</w:t>
-      </w:r>
-      <w:proofErr w:type="spellEnd"/>
-      <w:r>
-        <w:t xml:space="preserve"> szolgáltatásaira épül. Ez a rész kezeli a pályák előállítását, ellenőrzését, szükség szerinti javítását, valamint a kapcsolódó erőforrások létrehozását. A másik fő terület az egyéb, hagyományos CRUD-jellegű műveletek köre, mint például a felhasználókezelés, hitelesítés, értékelések, kedvencek, </w:t>
-      </w:r>
-      <w:proofErr w:type="spellStart"/>
-      <w:r>
-        <w:t>tokenegyenleg</w:t>
-      </w:r>
-      <w:proofErr w:type="spellEnd"/>
-      <w:r>
-        <w:t xml:space="preserve"> és pályaállapotok kezelése.</w:t>
+        <w:t>Üzleti logika szerint a backend két jól elkülöníthető fő területre bontható. Az egyik a pályagenerálási folyamat, amely mesterséges intelligencia támogatásával történik, és az OpenAI szolgáltatásaira épül. Ez a rész kezeli a pályák előállítását, ellenőrzését, szükség szerinti javítását, valamint a kapcsolódó erőforrások létrehozását. A másik fő terület az egyéb, hagyományos CRUD-jellegű műveletek köre, mint például a felhasználókezelés, hitelesítés, értékelések, kedvencek, tokenegyenleg és pályaállapotok kezelése.</w:t>
       </w:r>
     </w:p>
     <w:p>
       <w:pPr>
         <w:pStyle w:val="Szakdolgozath2"/>
       </w:pPr>
-      <w:bookmarkStart w:id="21" w:name="_Toc226556606"/>
-      <w:proofErr w:type="spellStart"/>
-      <w:r>
-        <w:t>WebSocket</w:t>
-      </w:r>
-      <w:proofErr w:type="spellEnd"/>
-      <w:r>
-        <w:t xml:space="preserve"> server</w:t>
+      <w:bookmarkStart w:id="21" w:name="_Toc226562082"/>
+      <w:r>
+        <w:t>WebSocket server</w:t>
       </w:r>
       <w:bookmarkEnd w:id="21"/>
     </w:p>
@@ -8263,45 +7788,13 @@
         <w:pStyle w:val="Szakdolgozatbekezds"/>
       </w:pPr>
       <w:r>
-        <w:t xml:space="preserve">A </w:t>
-      </w:r>
-      <w:proofErr w:type="spellStart"/>
-      <w:r>
-        <w:t>websocket</w:t>
-      </w:r>
-      <w:proofErr w:type="spellEnd"/>
-      <w:r>
-        <w:t xml:space="preserve"> </w:t>
+        <w:t xml:space="preserve">A websocket </w:t>
       </w:r>
       <w:r>
         <w:t>server</w:t>
       </w:r>
       <w:r>
-        <w:t xml:space="preserve"> egy egyszerű, könnyűsúlyú </w:t>
-      </w:r>
-      <w:proofErr w:type="spellStart"/>
-      <w:r>
-        <w:t>socket</w:t>
-      </w:r>
-      <w:proofErr w:type="spellEnd"/>
-      <w:r>
-        <w:t xml:space="preserve"> szerverként van jelen a rendszerben. Nem tartalmaz összetett üzleti logikát, elsődleges feladata az események közvetítése a háttérrendszer és a kliens között. A szerver Socket.IO alapú megoldást használ, amely szobákra épülő kommunikációt tesz lehetővé. Jelenlegi állapotában 2 HTTP végponttal rendelkezik, emellett </w:t>
-      </w:r>
-      <w:proofErr w:type="spellStart"/>
-      <w:r>
-        <w:t>websocket</w:t>
-      </w:r>
-      <w:proofErr w:type="spellEnd"/>
-      <w:r>
-        <w:t xml:space="preserve"> eseményeken keresztül biztosít </w:t>
-      </w:r>
-      <w:proofErr w:type="spellStart"/>
-      <w:r>
-        <w:t>kétirányú</w:t>
-      </w:r>
-      <w:proofErr w:type="spellEnd"/>
-      <w:r>
-        <w:t xml:space="preserve"> kommunikációt.</w:t>
+        <w:t xml:space="preserve"> egy egyszerű, könnyűsúlyú socket szerverként van jelen a rendszerben. Nem tartalmaz összetett üzleti logikát, elsődleges feladata az események közvetítése a háttérrendszer és a kliens között. A szerver Socket.IO alapú megoldást használ, amely szobákra épülő kommunikációt tesz lehetővé. Jelenlegi állapotában 2 HTTP végponttal rendelkezik, emellett websocket eseményeken keresztül biztosít kétirányú kommunikációt.</w:t>
       </w:r>
     </w:p>
     <w:p>
@@ -8309,69 +7802,19 @@
         <w:pStyle w:val="Szakdolgozatbekezds"/>
         <w:ind w:firstLine="357"/>
       </w:pPr>
-      <w:proofErr w:type="spellStart"/>
-      <w:r>
-        <w:t>Architekturális</w:t>
-      </w:r>
-      <w:proofErr w:type="spellEnd"/>
-      <w:r>
-        <w:t xml:space="preserve"> szerepe elsősorban a pályagenerálási folyamat állapotkövetésében jelenik meg. A Backend API egy HTTP üzenetküldéssel értesíti a </w:t>
-      </w:r>
-      <w:proofErr w:type="spellStart"/>
-      <w:r>
-        <w:t>websocket</w:t>
-      </w:r>
-      <w:proofErr w:type="spellEnd"/>
-      <w:r>
-        <w:t xml:space="preserve"> szervert az aktuális generálási eseményekről, a frontend pedig </w:t>
-      </w:r>
-      <w:proofErr w:type="spellStart"/>
-      <w:r>
-        <w:t>websocket</w:t>
-      </w:r>
-      <w:proofErr w:type="spellEnd"/>
-      <w:r>
-        <w:t xml:space="preserve"> kapcsolaton keresztül csatlakozik az adott generálási folyamathoz tartozó szobához, és fogadja ezeket az állapotfrissítéseket. Ennek eredményeként a </w:t>
-      </w:r>
-      <w:proofErr w:type="spellStart"/>
-      <w:r>
-        <w:t>websocket</w:t>
-      </w:r>
-      <w:proofErr w:type="spellEnd"/>
-      <w:r>
-        <w:t xml:space="preserve"> réteg egy köztes kommunikációs csatornaként működik, amely valós idejű visszajelzést biztosít a felhasználó számára anélkül, hogy a backend és a frontend közvetlen, folyamatos </w:t>
-      </w:r>
-      <w:proofErr w:type="spellStart"/>
-      <w:r>
-        <w:t>polling</w:t>
-      </w:r>
-      <w:proofErr w:type="spellEnd"/>
-      <w:r>
-        <w:t xml:space="preserve"> alapú kapcsolatot igényelne.</w:t>
+      <w:r>
+        <w:t>Architekturális szerepe elsősorban a pályagenerálási folyamat állapotkövetésében jelenik meg. A Backend API egy HTTP üzenetküldéssel értesíti a websocket szervert az aktuális generálási eseményekről, a frontend pedig websocket kapcsolaton keresztül csatlakozik az adott generálási folyamathoz tartozó szobához, és fogadja ezeket az állapotfrissítéseket. Ennek eredményeként a websocket réteg egy köztes kommunikációs csatornaként működik, amely valós idejű visszajelzést biztosít a felhasználó számára anélkül, hogy a backend és a frontend közvetlen, folyamatos polling alapú kapcsolatot igényelne.</w:t>
       </w:r>
     </w:p>
     <w:p>
       <w:pPr>
         <w:pStyle w:val="Szakdolgozath2"/>
       </w:pPr>
-      <w:bookmarkStart w:id="22" w:name="_Toc226556607"/>
-      <w:r>
-        <w:t xml:space="preserve">File </w:t>
-      </w:r>
-      <w:proofErr w:type="spellStart"/>
-      <w:r>
-        <w:t>Blob</w:t>
-      </w:r>
-      <w:proofErr w:type="spellEnd"/>
-      <w:r>
-        <w:t xml:space="preserve"> </w:t>
-      </w:r>
-      <w:proofErr w:type="spellStart"/>
-      <w:r>
-        <w:t>storage</w:t>
+      <w:bookmarkStart w:id="22" w:name="_Toc226562083"/>
+      <w:r>
+        <w:t>File Blob storage</w:t>
       </w:r>
       <w:bookmarkEnd w:id="22"/>
-      <w:proofErr w:type="spellEnd"/>
     </w:p>
     <w:p>
       <w:pPr>
@@ -8416,50 +7859,13 @@
         <w:t xml:space="preserve"> </w:t>
       </w:r>
       <w:r>
-        <w:t>kompatibilis objektumtárolási megközelítést alkalmaz. A projekt jelenlegi formájában egy AWS-</w:t>
-      </w:r>
-      <w:proofErr w:type="spellStart"/>
-      <w:r>
-        <w:t>ready</w:t>
-      </w:r>
-      <w:proofErr w:type="spellEnd"/>
-      <w:r>
-        <w:t xml:space="preserve"> szimulátoros környezetet használ, amely funkcionálisan az AWS S3 jellegű tárolási modellhez illeszkedik. A megoldás általános célú, vagyis </w:t>
-      </w:r>
-      <w:proofErr w:type="spellStart"/>
-      <w:r>
-        <w:t>architekturálisan</w:t>
-      </w:r>
-      <w:proofErr w:type="spellEnd"/>
-      <w:r>
-        <w:t xml:space="preserve"> bármilyen típusú fájl tárolására alkalmas, nem kizárólag egyetlen médiatípus kezelésére van optimalizálva.</w:t>
+        <w:t>kompatibilis objektumtárolási megközelítést alkalmaz. A projekt jelenlegi formájában egy AWS-ready szimulátoros környezetet használ, amely funkcionálisan az AWS S3 jellegű tárolási modellhez illeszkedik. A megoldás általános célú, vagyis architekturálisan bármilyen típusú fájl tárolására alkalmas, nem kizárólag egyetlen médiatípus kezelésére van optimalizálva.</w:t>
       </w:r>
       <w:r>
         <w:t xml:space="preserve"> </w:t>
       </w:r>
       <w:r>
-        <w:t>A gyakorlatban a rendszer jelenleg főként .</w:t>
-      </w:r>
-      <w:proofErr w:type="spellStart"/>
-      <w:r>
-        <w:t>png</w:t>
-      </w:r>
-      <w:proofErr w:type="spellEnd"/>
-      <w:r>
-        <w:t xml:space="preserve"> képfájlokat </w:t>
-      </w:r>
-      <w:proofErr w:type="gramStart"/>
-      <w:r>
-        <w:t>és .</w:t>
-      </w:r>
-      <w:proofErr w:type="spellStart"/>
-      <w:r>
-        <w:t>json</w:t>
-      </w:r>
-      <w:proofErr w:type="spellEnd"/>
-      <w:proofErr w:type="gramEnd"/>
-      <w:r>
-        <w:t xml:space="preserve"> állományokat tárol. A tárolási struktúra</w:t>
+        <w:t>A gyakorlatban a rendszer jelenleg főként .png képfájlokat és .json állományokat tárol. A tárolási struktúra</w:t>
       </w:r>
       <w:r>
         <w:t xml:space="preserve"> </w:t>
@@ -8471,15 +7877,7 @@
         <w:t xml:space="preserve"> </w:t>
       </w:r>
       <w:r>
-        <w:t xml:space="preserve">Ezen belül külön almappában helyezkednek el a </w:t>
-      </w:r>
-      <w:proofErr w:type="spellStart"/>
-      <w:r>
-        <w:t>sprite</w:t>
-      </w:r>
-      <w:proofErr w:type="spellEnd"/>
-      <w:r>
-        <w:t xml:space="preserve"> képek, míg a pályaállományok és a generálási folyamathoz kapcsolódó JSON fájlok a pályához tartozó gyökérszinten tárolódnak.</w:t>
+        <w:t>Ezen belül külön almappában helyezkednek el a sprite képek, míg a pályaállományok és a generálási folyamathoz kapcsolódó JSON fájlok a pályához tartozó gyökérszinten tárolódnak.</w:t>
       </w:r>
     </w:p>
     <w:p>
@@ -8492,26 +7890,10 @@
         <w:t>A</w:t>
       </w:r>
       <w:r>
-        <w:t xml:space="preserve"> </w:t>
-      </w:r>
-      <w:proofErr w:type="spellStart"/>
-      <w:r>
-        <w:t>Json</w:t>
-      </w:r>
-      <w:proofErr w:type="spellEnd"/>
-      <w:r>
-        <w:t xml:space="preserve"> </w:t>
-      </w:r>
-      <w:r>
-        <w:t xml:space="preserve">állományok szerepkör szerint is elkülönülnek. Egy részük a generálási folyamat köztes eredményeit tartalmazza, például a kezdeti generált pályaváltozatot, a validációs kimeneteket vagy az egyes javítási körök eredményeit. Más részük a véglegesített pályaleírást reprezentálja, amelyet a frontend a játékmenet során betölt és feldolgoz. Emellett a rendszer diagnosztikai célból hibás generálási kimeneteket is képes külön fájlban eltárolni. Ez a struktúra </w:t>
-      </w:r>
-      <w:proofErr w:type="spellStart"/>
-      <w:r>
-        <w:t>architekturális</w:t>
-      </w:r>
-      <w:proofErr w:type="spellEnd"/>
-      <w:r>
-        <w:t xml:space="preserve"> szinten jól támogatja a generálási folyamat nyomon követhetőségét, a hibakezelést és a végleges pályaállapot tartós megőrzését.</w:t>
+        <w:t xml:space="preserve"> Json </w:t>
+      </w:r>
+      <w:r>
+        <w:t>állományok szerepkör szerint is elkülönülnek. Egy részük a generálási folyamat köztes eredményeit tartalmazza, például a kezdeti generált pályaváltozatot, a validációs kimeneteket vagy az egyes javítási körök eredményeit. Más részük a véglegesített pályaleírást reprezentálja, amelyet a frontend a játékmenet során betölt és feldolgoz. Emellett a rendszer diagnosztikai célból hibás generálási kimeneteket is képes külön fájlban eltárolni. Ez a struktúra architekturális szinten jól támogatja a generálási folyamat nyomon követhetőségét, a hibakezelést és a végleges pályaállapot tartós megőrzését.</w:t>
       </w:r>
     </w:p>
     <w:p>
@@ -8522,21 +7904,12 @@
           <w:bCs/>
         </w:rPr>
       </w:pPr>
-      <w:proofErr w:type="spellStart"/>
       <w:r>
         <w:rPr>
           <w:b/>
           <w:bCs/>
         </w:rPr>
-        <w:t>Json</w:t>
-      </w:r>
-      <w:proofErr w:type="spellEnd"/>
-      <w:r>
-        <w:rPr>
-          <w:b/>
-          <w:bCs/>
-        </w:rPr>
-        <w:t xml:space="preserve"> file elérés:</w:t>
+        <w:t>Json file elérés:</w:t>
       </w:r>
     </w:p>
     <w:p>
@@ -8544,50 +7917,8 @@
         <w:pStyle w:val="Szakdolgozatbekezds"/>
       </w:pPr>
       <w:r>
-        <w:t>{STORAGE_PUBLIC_BASE_</w:t>
-      </w:r>
-      <w:proofErr w:type="gramStart"/>
-      <w:r>
-        <w:t>URL}/</w:t>
-      </w:r>
-      <w:proofErr w:type="gramEnd"/>
-      <w:r>
-        <w:t>{BUCKET_</w:t>
-      </w:r>
-      <w:proofErr w:type="gramStart"/>
-      <w:r>
-        <w:t>NAME}/</w:t>
-      </w:r>
-      <w:proofErr w:type="gramEnd"/>
-      <w:r>
-        <w:t>{</w:t>
-      </w:r>
-      <w:proofErr w:type="spellStart"/>
-      <w:r>
-        <w:t>level_</w:t>
-      </w:r>
-      <w:proofErr w:type="gramStart"/>
-      <w:r>
-        <w:t>id</w:t>
-      </w:r>
-      <w:proofErr w:type="spellEnd"/>
-      <w:r>
-        <w:t xml:space="preserve">}/{ </w:t>
-      </w:r>
-      <w:proofErr w:type="spellStart"/>
-      <w:r>
-        <w:t>json</w:t>
-      </w:r>
-      <w:proofErr w:type="spellEnd"/>
-      <w:proofErr w:type="gramEnd"/>
-      <w:r>
-        <w:t xml:space="preserve"> </w:t>
-      </w:r>
-      <w:proofErr w:type="gramStart"/>
-      <w:r>
-        <w:t>file }</w:t>
-      </w:r>
-      <w:proofErr w:type="gramEnd"/>
+        <w:t>{STORAGE_PUBLIC_BASE_URL}/{BUCKET_NAME}/{level_id}/{ json file }</w:t>
+      </w:r>
     </w:p>
     <w:p>
       <w:pPr>
@@ -8597,21 +7928,12 @@
           <w:bCs/>
         </w:rPr>
       </w:pPr>
-      <w:proofErr w:type="spellStart"/>
       <w:r>
         <w:rPr>
           <w:b/>
           <w:bCs/>
         </w:rPr>
-        <w:t>Sprite</w:t>
-      </w:r>
-      <w:proofErr w:type="spellEnd"/>
-      <w:r>
-        <w:rPr>
-          <w:b/>
-          <w:bCs/>
-        </w:rPr>
-        <w:t xml:space="preserve"> file elérés:</w:t>
+        <w:t>Sprite file elérés:</w:t>
       </w:r>
     </w:p>
     <w:p>
@@ -8619,110 +7941,34 @@
         <w:pStyle w:val="Szakdolgozatbekezds"/>
       </w:pPr>
       <w:r>
-        <w:t>{STORAGE_PUBLIC_BASE_</w:t>
-      </w:r>
-      <w:proofErr w:type="gramStart"/>
-      <w:r>
-        <w:t>URL}/</w:t>
-      </w:r>
-      <w:proofErr w:type="gramEnd"/>
-      <w:r>
-        <w:t>{BUCKET_</w:t>
-      </w:r>
-      <w:proofErr w:type="gramStart"/>
-      <w:r>
-        <w:t>NAME}/</w:t>
-      </w:r>
-      <w:proofErr w:type="gramEnd"/>
-      <w:r>
-        <w:t>{</w:t>
-      </w:r>
-      <w:proofErr w:type="spellStart"/>
-      <w:r>
-        <w:t>level_</w:t>
-      </w:r>
-      <w:proofErr w:type="gramStart"/>
-      <w:r>
-        <w:t>id</w:t>
-      </w:r>
-      <w:proofErr w:type="spellEnd"/>
-      <w:r>
-        <w:t>}/</w:t>
-      </w:r>
-      <w:proofErr w:type="spellStart"/>
-      <w:proofErr w:type="gramEnd"/>
-      <w:r>
-        <w:t>sprites</w:t>
-      </w:r>
-      <w:proofErr w:type="spellEnd"/>
-      <w:proofErr w:type="gramStart"/>
-      <w:r>
-        <w:t>/</w:t>
-      </w:r>
-      <w:r>
-        <w:t>{</w:t>
-      </w:r>
-      <w:proofErr w:type="spellStart"/>
-      <w:proofErr w:type="gramEnd"/>
-      <w:r>
-        <w:t>png</w:t>
-      </w:r>
-      <w:proofErr w:type="spellEnd"/>
-      <w:r>
-        <w:t xml:space="preserve"> file}</w:t>
+        <w:t>{STORAGE_PUBLIC_BASE_URL}/{BUCKET_NAME}/{level_id}/sprites/</w:t>
+      </w:r>
+      <w:r>
+        <w:t>{png file}</w:t>
       </w:r>
     </w:p>
     <w:p>
       <w:pPr>
         <w:pStyle w:val="Szakdolgozath2"/>
       </w:pPr>
-      <w:bookmarkStart w:id="23" w:name="_Toc226556608"/>
+      <w:bookmarkStart w:id="23" w:name="_Toc226562084"/>
       <w:r>
         <w:t>Biztonság</w:t>
       </w:r>
       <w:r>
-        <w:t xml:space="preserve">, JWT </w:t>
-      </w:r>
-      <w:proofErr w:type="spellStart"/>
-      <w:r>
-        <w:t>token</w:t>
-      </w:r>
-      <w:proofErr w:type="spellEnd"/>
+        <w:t>, JWT token authentikáció</w:t>
+      </w:r>
+      <w:bookmarkEnd w:id="23"/>
       <w:r>
         <w:t xml:space="preserve"> </w:t>
       </w:r>
-      <w:proofErr w:type="spellStart"/>
-      <w:r>
-        <w:t>authentikáció</w:t>
-      </w:r>
-      <w:bookmarkEnd w:id="23"/>
-      <w:proofErr w:type="spellEnd"/>
-      <w:r>
-        <w:t xml:space="preserve"> </w:t>
-      </w:r>
     </w:p>
     <w:p>
       <w:pPr>
         <w:pStyle w:val="Szakdolgozatbekezds"/>
       </w:pPr>
       <w:r>
-        <w:t xml:space="preserve">A felhasználók hitelesítése JSON Web </w:t>
-      </w:r>
-      <w:proofErr w:type="spellStart"/>
-      <w:r>
-        <w:t>Token</w:t>
-      </w:r>
-      <w:proofErr w:type="spellEnd"/>
-      <w:r>
-        <w:t xml:space="preserve"> (JWT) alapú megoldással történik, amely RS256 algoritmust alkalmazó, nyilvános és privát kulcspáron alapuló aláírással került megvalósításra. Ez biztosítja, hogy a kliensoldali alkalmazás a bejelentkezést követően biztonságos módon férjen hozzá a védett erőforrásokhoz, miközben a szerver ellenőrizni tudja a </w:t>
-      </w:r>
-      <w:proofErr w:type="spellStart"/>
-      <w:r>
-        <w:t>tokenek</w:t>
-      </w:r>
-      <w:proofErr w:type="spellEnd"/>
-      <w:r>
-        <w:t xml:space="preserve"> hitelességét és érvényességét.</w:t>
+        <w:t>A felhasználók hitelesítése JSON Web Token (JWT) alapú megoldással történik, amely RS256 algoritmust alkalmazó, nyilvános és privát kulcspáron alapuló aláírással került megvalósításra. Ez biztosítja, hogy a kliensoldali alkalmazás a bejelentkezést követően biztonságos módon férjen hozzá a védett erőforrásokhoz, miközben a szerver ellenőrizni tudja a tokenek hitelességét és érvényességét.</w:t>
       </w:r>
     </w:p>
     <w:p>
@@ -8731,150 +7977,14 @@
         <w:ind w:firstLine="357"/>
       </w:pPr>
       <w:r>
-        <w:t xml:space="preserve">Bejelentkezéskor a backend egy rövid élettartamú </w:t>
-      </w:r>
-      <w:proofErr w:type="spellStart"/>
-      <w:r>
-        <w:t>access</w:t>
-      </w:r>
-      <w:proofErr w:type="spellEnd"/>
-      <w:r>
-        <w:t xml:space="preserve"> </w:t>
-      </w:r>
-      <w:proofErr w:type="spellStart"/>
-      <w:r>
-        <w:t>token</w:t>
-      </w:r>
-      <w:proofErr w:type="spellEnd"/>
-      <w:r>
-        <w:t xml:space="preserve">-t és egy hosszabb élettartamú </w:t>
-      </w:r>
-      <w:proofErr w:type="spellStart"/>
-      <w:r>
-        <w:t>refresh</w:t>
-      </w:r>
-      <w:proofErr w:type="spellEnd"/>
-      <w:r>
-        <w:t xml:space="preserve"> </w:t>
-      </w:r>
-      <w:proofErr w:type="spellStart"/>
-      <w:r>
-        <w:t>token</w:t>
-      </w:r>
-      <w:proofErr w:type="spellEnd"/>
-      <w:r>
-        <w:t xml:space="preserve">-t ad vissza. Az </w:t>
-      </w:r>
-      <w:proofErr w:type="spellStart"/>
-      <w:r>
-        <w:t>access</w:t>
-      </w:r>
-      <w:proofErr w:type="spellEnd"/>
-      <w:r>
-        <w:t xml:space="preserve"> </w:t>
-      </w:r>
-      <w:proofErr w:type="spellStart"/>
-      <w:r>
-        <w:t>token</w:t>
-      </w:r>
-      <w:proofErr w:type="spellEnd"/>
-      <w:r>
-        <w:t xml:space="preserve"> szolgál a védett végpontok elérésére, míg a </w:t>
-      </w:r>
-      <w:proofErr w:type="spellStart"/>
-      <w:r>
-        <w:t>refresh</w:t>
-      </w:r>
-      <w:proofErr w:type="spellEnd"/>
-      <w:r>
-        <w:t xml:space="preserve"> </w:t>
-      </w:r>
-      <w:proofErr w:type="spellStart"/>
-      <w:r>
-        <w:t>token</w:t>
-      </w:r>
-      <w:proofErr w:type="spellEnd"/>
-      <w:r>
-        <w:t xml:space="preserve"> segítségével a kliens új </w:t>
-      </w:r>
-      <w:proofErr w:type="spellStart"/>
-      <w:r>
-        <w:t>tokenpárt</w:t>
-      </w:r>
-      <w:proofErr w:type="spellEnd"/>
-      <w:r>
-        <w:t xml:space="preserve"> kérhet anélkül, hogy a felhasználónak újra be kellene jelentkeznie. A frontend a </w:t>
-      </w:r>
-      <w:proofErr w:type="spellStart"/>
-      <w:r>
-        <w:t>tokeneket</w:t>
-      </w:r>
-      <w:proofErr w:type="spellEnd"/>
-      <w:r>
-        <w:t xml:space="preserve"> kliensoldalon tárolja, és minden védett API-hívásnál </w:t>
-      </w:r>
-      <w:proofErr w:type="spellStart"/>
-      <w:r>
-        <w:t>Bearer</w:t>
-      </w:r>
-      <w:proofErr w:type="spellEnd"/>
-      <w:r>
-        <w:t xml:space="preserve"> tokenként küldi az </w:t>
-      </w:r>
-      <w:proofErr w:type="spellStart"/>
-      <w:r>
-        <w:t>Authorization</w:t>
-      </w:r>
-      <w:proofErr w:type="spellEnd"/>
-      <w:r>
-        <w:t xml:space="preserve"> fejlécben. A backend minden védett kérésnél ellenőrzi a </w:t>
-      </w:r>
-      <w:proofErr w:type="spellStart"/>
-      <w:r>
-        <w:t>token</w:t>
-      </w:r>
-      <w:proofErr w:type="spellEnd"/>
-      <w:r>
-        <w:t xml:space="preserve"> típusát, lejáratát, valamint a benne szereplő felhasználói azonosítót. A jelenlegi működés előnye, hogy jól elkülöníti a hitelesítési réteget az üzleti logikától, és a </w:t>
-      </w:r>
-      <w:proofErr w:type="spellStart"/>
-      <w:r>
-        <w:t>refresh</w:t>
-      </w:r>
-      <w:proofErr w:type="spellEnd"/>
-      <w:r>
-        <w:t xml:space="preserve"> mechanizmus kényelmesebb felhasználói élményt biztosít. Architektúra szinten fontos még, hogy a </w:t>
-      </w:r>
-      <w:proofErr w:type="spellStart"/>
-      <w:r>
-        <w:t>refresh</w:t>
-      </w:r>
-      <w:proofErr w:type="spellEnd"/>
-      <w:r>
-        <w:t xml:space="preserve"> </w:t>
-      </w:r>
-      <w:proofErr w:type="spellStart"/>
-      <w:r>
-        <w:t>tokenek</w:t>
-      </w:r>
-      <w:proofErr w:type="spellEnd"/>
-      <w:r>
-        <w:t xml:space="preserve"> adatbázisban is nyilvántartásra kerülnek, így visszavonhatók, ami biztonsági szempontból kedvezőbb, mint a teljesen </w:t>
-      </w:r>
-      <w:proofErr w:type="spellStart"/>
-      <w:r>
-        <w:t>stateless</w:t>
-      </w:r>
-      <w:proofErr w:type="spellEnd"/>
-      <w:r>
-        <w:t xml:space="preserve"> megközelítés.</w:t>
+        <w:t>Bejelentkezéskor a backend egy rövid élettartamú access token-t és egy hosszabb élettartamú refresh token-t ad vissza. Az access token szolgál a védett végpontok elérésére, míg a refresh token segítségével a kliens új tokenpárt kérhet anélkül, hogy a felhasználónak újra be kellene jelentkeznie. A frontend a tokeneket kliensoldalon tárolja, és minden védett API-hívásnál Bearer tokenként küldi az Authorization fejlécben. A backend minden védett kérésnél ellenőrzi a token típusát, lejáratát, valamint a benne szereplő felhasználói azonosítót. A jelenlegi működés előnye, hogy jól elkülöníti a hitelesítési réteget az üzleti logikától, és a refresh mechanizmus kényelmesebb felhasználói élményt biztosít. Architektúra szinten fontos még, hogy a refresh tokenek adatbázisban is nyilvántartásra kerülnek, így visszavonhatók, ami biztonsági szempontból kedvezőbb, mint a teljesen stateless megközelítés.</w:t>
       </w:r>
     </w:p>
     <w:p>
       <w:pPr>
         <w:pStyle w:val="SzekdolgozatH1"/>
       </w:pPr>
-      <w:bookmarkStart w:id="24" w:name="_Toc226556609"/>
+      <w:bookmarkStart w:id="24" w:name="_Toc226562085"/>
       <w:r>
         <w:lastRenderedPageBreak/>
         <w:t>Pálya Generálása</w:t>
@@ -8885,7 +7995,7 @@
       <w:pPr>
         <w:pStyle w:val="Szakdolgozath2"/>
       </w:pPr>
-      <w:bookmarkStart w:id="25" w:name="_Toc226556610"/>
+      <w:bookmarkStart w:id="25" w:name="_Toc226562086"/>
       <w:r>
         <w:t>Generikus játék modellek</w:t>
       </w:r>
@@ -8896,15 +8006,7 @@
         <w:pStyle w:val="Szakdolgozatbekezds"/>
       </w:pPr>
       <w:r>
-        <w:t xml:space="preserve">A projekt kezdeti szakaszában az egyik legösszetettebb tervezési feladat annak meghatározása volt, hogy a mesterséges intelligencia milyen módon állítsa elő a szabadulószoba-pályákat. El kellett dönteni, hogy a rendszer pontosan milyen mechanizmusokat kezeljen, és milyen szinten kapjon szabadságot a generálás során. Kérdésként merült fel például, hogy az AI képes legyen-e animációk, összetett </w:t>
-      </w:r>
-      <w:proofErr w:type="gramStart"/>
-      <w:r>
-        <w:t>játékmechanikák</w:t>
-      </w:r>
-      <w:proofErr w:type="gramEnd"/>
-      <w:r>
-        <w:t xml:space="preserve"> vagy csak statikus leírások, feliratok és interaktív objektumok létrehozására és módosítására.</w:t>
+        <w:t>A projekt kezdeti szakaszában az egyik legösszetettebb tervezési feladat annak meghatározása volt, hogy a mesterséges intelligencia milyen módon állítsa elő a szabadulószoba-pályákat. El kellett dönteni, hogy a rendszer pontosan milyen mechanizmusokat kezeljen, és milyen szinten kapjon szabadságot a generálás során. Kérdésként merült fel például, hogy az AI képes legyen-e animációk, összetett játékmechanikák vagy csak statikus leírások, feliratok és interaktív objektumok létrehozására és módosítására.</w:t>
       </w:r>
     </w:p>
     <w:p>
@@ -8983,13 +8085,8 @@
         <w:t>, valamint az interneten elérhető nagyszámú</w:t>
       </w:r>
       <w:r>
-        <w:t xml:space="preserve"> </w:t>
-      </w:r>
-      <w:proofErr w:type="spellStart"/>
-      <w:r>
-        <w:t>játékbó</w:t>
-      </w:r>
-      <w:proofErr w:type="spellEnd"/>
+        <w:t xml:space="preserve"> játékbó</w:t>
+      </w:r>
       <w:sdt>
         <w:sdtPr>
           <w:id w:val="-82849941"/>
@@ -9064,29 +8161,38 @@
         <w:ind w:firstLine="720"/>
       </w:pPr>
       <w:r>
-        <w:t xml:space="preserve">Bár az ilyen összetett folyamatok egyes részletei kiemelhetők és általánosíthatók, a teljes lánc egésze már nehezen írható le egységes, </w:t>
-      </w:r>
-      <w:proofErr w:type="spellStart"/>
-      <w:r>
-        <w:t>újrafelhasználható</w:t>
-      </w:r>
-      <w:proofErr w:type="spellEnd"/>
-      <w:r>
-        <w:t xml:space="preserve"> absztrakcióként. A szabadulószobás játékok esetében gyakran elhangzik, hogy aki több hasonló játékkal játszott már, annak idővel „rááll az agya” ezekre a helyzetekre. Ez nem véletlen, hiszen a különböző szobák mögött rendszerint visszatérő logikai minták és interakciós elemek jelennek meg, még akkor is, ha ezek eltérő tematikus környezetbe vannak ágyazva. Ennek megfelelően a tervezés során az volt a célom, hogy ne teljes, konkrét feladványláncokat próbáljak általánosítani, hanem elemi szintű, generikus játékelemeket definiáljak. Ezek működése állandó marad, miközben megjelenésük, narratív szerepük és vizuális „csomagolásuk” változatos lehet. Ez a megközelítés lehetővé teszi, hogy a rendszer megőrizze a változatosság érzetét, miközben a generálás mögött mégis egy stabil, jól kezelhető modellrendszer áll.</w:t>
+        <w:t>Bár az ilyen összetett folyamatok egyes részletei kiemelhetők és általánosíthatók, a teljes lánc egésze már nehezen írható le egységes, újrafelhasználható absztrakcióként. A szabadulószobás játékok esetében gyakran elhangzik, hogy aki több hasonló játékkal játszott már, annak idővel „rááll az agya” ezekre a helyzetekre. Ez nem véletlen, hiszen a különböző szobák mögött rendszerint visszatérő logikai minták és interakciós elemek jelennek meg, még akkor is, ha ezek eltérő tematikus környezetbe vannak ágyazva. Ennek megfelelően a tervezés során az volt a célom, hogy ne teljes, konkrét feladványláncokat próbáljak általánosítani, hanem elemi szintű, generikus játékelemeket definiáljak. Ezek működése állandó marad, miközben megjelenésük, narratív szerepük és vizuális „csomagolásuk” változatos lehet. Ez a megközelítés lehetővé teszi, hogy a rendszer megőrizze a változatosság érzetét, miközben a generálás mögött mégis egy stabil, jól kezelhető modellrendszer áll.</w:t>
       </w:r>
     </w:p>
     <w:p>
       <w:pPr>
         <w:pStyle w:val="Szakdolgozath3"/>
       </w:pPr>
-      <w:proofErr w:type="spellStart"/>
       <w:r>
         <w:lastRenderedPageBreak/>
+        <w:t>Level és Wall</w:t>
+      </w:r>
+    </w:p>
+    <w:p>
+      <w:pPr>
+        <w:pStyle w:val="Szakdolgozatbekezds"/>
+      </w:pPr>
+      <w:r>
+        <w:t xml:space="preserve">A pályák reprezentációjának alapja egy egyszobás modell, amely minden esetben pontosan négy falból áll. A teljes pályát a </w:t>
+      </w:r>
+      <w:r>
         <w:t>Level</w:t>
       </w:r>
-      <w:proofErr w:type="spellEnd"/>
-      <w:r>
-        <w:t xml:space="preserve"> és Wall</w:t>
+      <w:r>
+        <w:t xml:space="preserve"> objektum írja le, amely cím, történet és a négy Wall elem gyűjteményét tartalmazza. Minden fal önálló azonosítóval és színnel rendelkezik, továbbá külön listákban tárolja az adott falhoz tartozó interaktív objektumokat. A falszerkezethez tartozhat kijárat (exit), felvehető tárgy (pickable), megfigyelhető tárgy (inspectable), konténer (container) és mozgatható fedőelem (movable cover). Ez a felosztás azért előnyös, mert a szoba minden fontos játékeleme egységes térbeli és logikai keretben kezelhető.</w:t>
+      </w:r>
+    </w:p>
+    <w:p>
+      <w:pPr>
+        <w:pStyle w:val="Szakdolgozath3"/>
+      </w:pPr>
+      <w:r>
+        <w:t>Position enum</w:t>
       </w:r>
     </w:p>
     <w:p>
@@ -9094,413 +8200,159 @@
         <w:pStyle w:val="Szakdolgozatbekezds"/>
       </w:pPr>
       <w:r>
-        <w:t xml:space="preserve">A pályák reprezentációjának alapja egy egyszobás modell, amely minden esetben pontosan négy falból áll. A teljes pályát a </w:t>
-      </w:r>
-      <w:proofErr w:type="spellStart"/>
-      <w:r>
-        <w:t>Level</w:t>
-      </w:r>
-      <w:proofErr w:type="spellEnd"/>
-      <w:r>
-        <w:t xml:space="preserve"> objektum írja le, amely cím, történet és a négy Wall elem gyűjteményét tartalmazza. Minden fal önálló azonosítóval és színnel rendelkezik, továbbá külön listákban tárolja az adott falhoz tartozó interaktív objektumokat. A falszerkezethez tartozhat kijárat (</w:t>
-      </w:r>
-      <w:proofErr w:type="spellStart"/>
-      <w:r>
-        <w:t>exit</w:t>
-      </w:r>
-      <w:proofErr w:type="spellEnd"/>
-      <w:r>
-        <w:t>), felvehető tárgy (</w:t>
-      </w:r>
-      <w:proofErr w:type="spellStart"/>
-      <w:r>
-        <w:t>pickable</w:t>
-      </w:r>
-      <w:proofErr w:type="spellEnd"/>
-      <w:r>
-        <w:t>), megfigyelhető tárgy (</w:t>
-      </w:r>
-      <w:proofErr w:type="spellStart"/>
-      <w:r>
-        <w:t>inspectable</w:t>
-      </w:r>
-      <w:proofErr w:type="spellEnd"/>
-      <w:r>
-        <w:t>), konténer (</w:t>
-      </w:r>
-      <w:proofErr w:type="spellStart"/>
-      <w:r>
-        <w:t>container</w:t>
-      </w:r>
-      <w:proofErr w:type="spellEnd"/>
-      <w:r>
-        <w:t>) és mozgatható fedőelem (</w:t>
-      </w:r>
-      <w:proofErr w:type="spellStart"/>
-      <w:r>
-        <w:t>movable</w:t>
-      </w:r>
-      <w:proofErr w:type="spellEnd"/>
-      <w:r>
-        <w:t xml:space="preserve"> </w:t>
-      </w:r>
-      <w:proofErr w:type="spellStart"/>
-      <w:r>
-        <w:t>cover</w:t>
-      </w:r>
-      <w:proofErr w:type="spellEnd"/>
-      <w:r>
-        <w:t>). Ez a felosztás azért előnyös, mert a szoba minden fontos játékeleme egységes térbeli és logikai keretben kezelhető.</w:t>
+        <w:t>A rendszer a falakon és a padlón előre definiált pozíciókat használ. A felső falsávot a WT1-3, a középső falsávot a W1-3, az alsó falsávot a WB1-3, míg a padlószintet az F1-3 pozíciók jelölik. Ez a megoldás leegyszerűsíti a generálást, mert az AI nem folytonos koordinátarendszerben helyezi el az objektumokat, hanem jól behatárolt helyekre. Emellett bizonyos térbeli szabályok is érvényesülnek: ha egy nagy méretű objektum a padlón helyezkedik el, akkor ugyanazon fal azonos indexű középső és alsó pozíciói nem használhatók, illetve a kijáratot tartalmazó fal középső területe szintén részben fenntartott.</w:t>
       </w:r>
     </w:p>
     <w:p>
       <w:pPr>
         <w:pStyle w:val="Szakdolgozath3"/>
       </w:pPr>
-      <w:proofErr w:type="spellStart"/>
-      <w:r>
-        <w:t>Position</w:t>
-      </w:r>
-      <w:proofErr w:type="spellEnd"/>
-      <w:r>
-        <w:t xml:space="preserve"> </w:t>
-      </w:r>
-      <w:proofErr w:type="spellStart"/>
-      <w:r>
-        <w:t>enum</w:t>
-      </w:r>
-      <w:proofErr w:type="spellEnd"/>
+      <w:r>
+        <w:t>Exit</w:t>
+      </w:r>
     </w:p>
     <w:p>
       <w:pPr>
         <w:pStyle w:val="Szakdolgozatbekezds"/>
       </w:pPr>
       <w:r>
-        <w:t>A rendszer a falakon és a padlón előre definiált pozíciókat használ. A felső falsávot a WT1-3, a középső falsávot a W1-3, az alsó falsávot a WB1-3, míg a padlószintet az F1-3 pozíciók jelölik. Ez a megoldás leegyszerűsíti a generálást, mert az AI nem folytonos koordinátarendszerben helyezi el az objektumokat, hanem jól behatárolt helyekre. Emellett bizonyos térbeli szabályok is érvényesülnek: ha egy nagy méretű objektum a padlón helyezkedik el, akkor ugyanazon fal azonos indexű középső és alsó pozíciói nem használhatók, illetve a kijáratot tartalmazó fal középső területe szintén részben fenntartott.</w:t>
+        <w:t>A legfontosabb generikus játékelemek közül a kijárat kiemelt szerepet kap. Az Exit nem pusztán dekoráció vagy egyszerű ajtó, hanem a pálya végső célja, egyben önálló logikai egység is. Saját zárral, saját leíró adatokkal és külön sprite-tal rendelkezik. A generálási szabályok szerint a kijárat mindig a végső puzzle része, vagyis csak az összes többi feladvány megoldása után válhat ténylegesen használhatóvá. Ezzel biztosítható, hogy a játékos ne tudja idő előtt lezárni a pályát.</w:t>
       </w:r>
     </w:p>
     <w:p>
       <w:pPr>
         <w:pStyle w:val="Szakdolgozath3"/>
       </w:pPr>
-      <w:proofErr w:type="spellStart"/>
-      <w:r>
-        <w:t>Exit</w:t>
-      </w:r>
-      <w:proofErr w:type="spellEnd"/>
+      <w:r>
+        <w:t>Pickable</w:t>
+      </w:r>
     </w:p>
     <w:p>
       <w:pPr>
         <w:pStyle w:val="Szakdolgozatbekezds"/>
       </w:pPr>
       <w:r>
-        <w:t xml:space="preserve">A legfontosabb generikus játékelemek közül a kijárat kiemelt szerepet kap. Az </w:t>
-      </w:r>
-      <w:proofErr w:type="spellStart"/>
-      <w:r>
-        <w:t>Exit</w:t>
-      </w:r>
-      <w:proofErr w:type="spellEnd"/>
-      <w:r>
-        <w:t xml:space="preserve"> nem pusztán dekoráció vagy egyszerű ajtó, hanem a pálya végső célja, egyben önálló logikai egység is. Saját zárral, saját leíró adatokkal és külön </w:t>
-      </w:r>
-      <w:proofErr w:type="spellStart"/>
-      <w:r>
-        <w:t>sprite-tal</w:t>
-      </w:r>
-      <w:proofErr w:type="spellEnd"/>
-      <w:r>
-        <w:t xml:space="preserve"> rendelkezik. A generálási szabályok szerint a kijárat mindig a végső puzzle része, vagyis csak az összes többi feladvány megoldása után válhat ténylegesen használhatóvá. Ezzel biztosítható, hogy a játékos ne tudja idő előtt lezárni a pályát.</w:t>
+        <w:t xml:space="preserve">A felvehető tárgyak, vagyis a Pickable objektumok olyan elemek, amelyeket a játékos megszerezhet és jellemzően az inventory-ba helyezhet. Ezek lehetnek kulcsok, eszközök, kisebb információhordozók vagy egyéb, a továbbhaladást szolgáló elemek. A felvehető tárgyakhoz tartozik egy reusable tulajdonság is, amely meghatározza, hogy az adott elem </w:t>
+      </w:r>
+      <w:r>
+        <w:lastRenderedPageBreak/>
+        <w:t>egyszer használható-e, vagy több helyzetben is szerepet kaphat. A generikus modellben ezek a tárgyak testesítik meg leginkább azokat az erőforrásokat, amelyek a puzzle-lánc későbbi pontjain aktivátorként vagy köztes eszközként funkcionálnak.</w:t>
       </w:r>
     </w:p>
     <w:p>
       <w:pPr>
         <w:pStyle w:val="Szakdolgozath3"/>
       </w:pPr>
-      <w:proofErr w:type="spellStart"/>
-      <w:r>
-        <w:t>Pickable</w:t>
-      </w:r>
-      <w:proofErr w:type="spellEnd"/>
+      <w:r>
+        <w:t>Inspectable</w:t>
+      </w:r>
     </w:p>
     <w:p>
       <w:pPr>
         <w:pStyle w:val="Szakdolgozatbekezds"/>
       </w:pPr>
       <w:r>
-        <w:t xml:space="preserve">A felvehető tárgyak, vagyis a </w:t>
-      </w:r>
-      <w:proofErr w:type="spellStart"/>
-      <w:r>
-        <w:t>Pickable</w:t>
-      </w:r>
-      <w:proofErr w:type="spellEnd"/>
-      <w:r>
-        <w:t xml:space="preserve"> objektumok olyan elemek, amelyeket a játékos megszerezhet és jellemzően az </w:t>
-      </w:r>
-      <w:proofErr w:type="spellStart"/>
-      <w:r>
-        <w:t>inventory-ba</w:t>
-      </w:r>
-      <w:proofErr w:type="spellEnd"/>
-      <w:r>
-        <w:t xml:space="preserve"> helyezhet. Ezek lehetnek kulcsok, eszközök, kisebb információhordozók vagy egyéb, a </w:t>
-      </w:r>
-      <w:proofErr w:type="spellStart"/>
-      <w:r>
-        <w:t>továbbhaladást</w:t>
-      </w:r>
-      <w:proofErr w:type="spellEnd"/>
-      <w:r>
-        <w:t xml:space="preserve"> szolgáló elemek. A felvehető tárgyakhoz tartozik egy </w:t>
-      </w:r>
-      <w:proofErr w:type="spellStart"/>
-      <w:r>
-        <w:t>reusable</w:t>
-      </w:r>
-      <w:proofErr w:type="spellEnd"/>
-      <w:r>
-        <w:t xml:space="preserve"> tulajdonság is, amely meghatározza, hogy az adott elem </w:t>
+        <w:t>A Inspectable objektumok ezzel szemben nem felvehető, helyhez kötött elemek. Elsődleges szerepük az információközlés: vizuális nyomokat, szöveges részleteket, történeti háttérelemeket vagy rejtvényhez kapcsolódó részleges adatokat hordoznak. Ilyen objektum lehet például egy falióra, festmény, felirat, jegyzet vagy más megfigyelhető elem. Ezek a tárgyak különösen fontosak a rendszerben, mert a feladványok megoldásához szükséges információk jelentős része ilyen formában jelenik meg.</w:t>
+      </w:r>
+    </w:p>
+    <w:p>
+      <w:pPr>
+        <w:pStyle w:val="Szakdolgozath3"/>
+      </w:pPr>
+      <w:r>
+        <w:t>Container</w:t>
+      </w:r>
+    </w:p>
+    <w:p>
+      <w:pPr>
+        <w:pStyle w:val="Szakdolgozatbekezds"/>
+      </w:pPr>
+      <w:r>
+        <w:t>A Container objektumok olyan tárolóelemek, amelyek egy vagy több további játékelemet rejthetnek. A konténer lehet nyitott vagy zárt, utóbbi esetben zárral is rendelkezhet. Tartalma többféle dinamikus objektumot foglalhat magában, például felvehető tárgyakat vagy további megfigyelhető elemeket. A konténer tehát egyszerre szolgálhat fizikai akadályként és információs csomópontként. Generikus szempontból különösen hasznos, mert jól modellezhetők vele azok a tipikus szabadulószobás helyzetek, amikor egy fiók, doboz, szekrény vagy széf csak egy korábbi puzzle megoldása után válik hozzáférhetővé.</w:t>
+      </w:r>
+    </w:p>
+    <w:p>
+      <w:pPr>
+        <w:pStyle w:val="Szakdolgozath3"/>
+      </w:pPr>
+      <w:r>
+        <w:t>Movable Cover</w:t>
+      </w:r>
+    </w:p>
+    <w:p>
+      <w:pPr>
+        <w:pStyle w:val="Szakdolgozatbekezds"/>
+      </w:pPr>
+      <w:r>
+        <w:t>A MovableCover, azaz mozgatható fedőelem olyan objektum, amely pontosan egy másik interaktív elemet takar el. Ez lehet például egy szőnyeg, poszter, képkeret vagy laza padlólap, amely mögött egy kulcs, egy felirat vagy akár egy teljes konténer is rejtőzhet. A mozgatható fedőelem fontos sajátossága, hogy nem egyszerű tárolóként működik, hanem egy rejtési mechanizmust valósít meg. Ez a kategória alkalmas arra, hogy a klasszikus „valami mögött van elrejtve” típusú játékhelyzeteket egységes formában reprezentálja.</w:t>
+      </w:r>
+    </w:p>
+    <w:p>
+      <w:pPr>
+        <w:pStyle w:val="Szakdolgozath3"/>
+      </w:pPr>
+      <w:r>
+        <w:t xml:space="preserve">Lock </w:t>
+      </w:r>
+    </w:p>
+    <w:p>
+      <w:pPr>
+        <w:pStyle w:val="Szakdolgozatbekezds"/>
+      </w:pPr>
+      <w:r>
+        <w:t>Ezeket a</w:t>
+      </w:r>
+      <w:r>
+        <w:t xml:space="preserve"> játék </w:t>
+      </w:r>
+      <w:r>
+        <w:t xml:space="preserve">elemeket a rendszer közös absztrakciókon keresztül fogja össze. Az egyik ilyen a Lock, vagyis a zár, amely különböző objektumokhoz, például konténerekhez vagy a </w:t>
       </w:r>
       <w:r>
         <w:lastRenderedPageBreak/>
-        <w:t xml:space="preserve">egyszer használható-e, vagy több helyzetben is szerepet kaphat. A generikus modellben ezek a tárgyak testesítik meg leginkább azokat az erőforrásokat, amelyek a puzzle-lánc későbbi pontjain </w:t>
-      </w:r>
-      <w:proofErr w:type="spellStart"/>
-      <w:r>
-        <w:t>aktivátorként</w:t>
-      </w:r>
-      <w:proofErr w:type="spellEnd"/>
-      <w:r>
-        <w:t xml:space="preserve"> vagy köztes eszközként funkcionálnak.</w:t>
+        <w:t>kijárathoz kapcsolható. A zár típusa határozza meg, hogy a hozzáférés milyen aktivátorral történik: ez lehet kulcsazonosító, csak számjegyekből álló kód, csak betűkből álló kód vagy összetett jelszó. A Lock így nem egy konkrét vizuális tárgyat, hanem egy általános hozzáférés-szabályozó mechanizmust jelent.</w:t>
       </w:r>
     </w:p>
     <w:p>
       <w:pPr>
         <w:pStyle w:val="Szakdolgozath3"/>
       </w:pPr>
-      <w:proofErr w:type="spellStart"/>
-      <w:r>
-        <w:t>Inspectable</w:t>
-      </w:r>
-      <w:proofErr w:type="spellEnd"/>
+      <w:r>
+        <w:t>Inspection Data</w:t>
+      </w:r>
     </w:p>
     <w:p>
       <w:pPr>
         <w:pStyle w:val="Szakdolgozatbekezds"/>
       </w:pPr>
       <w:r>
-        <w:t xml:space="preserve">A </w:t>
-      </w:r>
-      <w:proofErr w:type="spellStart"/>
-      <w:r>
-        <w:t>Inspectable</w:t>
-      </w:r>
-      <w:proofErr w:type="spellEnd"/>
-      <w:r>
-        <w:t xml:space="preserve"> objektumok ezzel szemben nem felvehető, helyhez kötött elemek. Elsődleges szerepük az információközlés: vizuális nyomokat, szöveges részleteket, történeti háttérelemeket vagy rejtvényhez kapcsolódó részleges adatokat hordoznak. Ilyen objektum lehet például egy falióra, festmény, felirat, jegyzet vagy más megfigyelhető elem. Ezek a tárgyak különösen </w:t>
-      </w:r>
-      <w:proofErr w:type="spellStart"/>
-      <w:r>
-        <w:t>fontosak</w:t>
-      </w:r>
-      <w:proofErr w:type="spellEnd"/>
-      <w:r>
-        <w:t xml:space="preserve"> a rendszerben, mert a feladványok megoldásához szükséges információk jelentős része ilyen formában jelenik meg.</w:t>
-      </w:r>
+        <w:t>A másik központi absztrakció az InspectionData, amely gyakorlatilag minden fontos játékelemhez kapcsolódik. Két mezőt tartalmaz: egy megnevezést és egy részletesebb információs leírást. Ez az adatstruktúra azért lényeges, mert egyszerre szolgál játéklogikai és prezentációs célokat. Egyrészt ebből kap a játékos szöveges információt az objektumról, másrészt ugyanez az adat ad alapot az objektumok képi reprezentációjának generálásához is. Vagyis az InspectionData hidat képez a játékmenet, a narratíva és a vizuális megjelenítés között.</w:t>
+      </w:r>
+    </w:p>
+    <w:p>
+      <w:pPr>
+        <w:pStyle w:val="Szakdolgozath2"/>
+      </w:pPr>
+      <w:bookmarkStart w:id="26" w:name="_Toc226562087"/>
+      <w:r>
+        <w:t>Gráf alapú pálya struktúra definiálása</w:t>
+      </w:r>
+      <w:bookmarkEnd w:id="26"/>
     </w:p>
     <w:p>
       <w:pPr>
         <w:pStyle w:val="Szakdolgozath3"/>
       </w:pPr>
-      <w:proofErr w:type="spellStart"/>
-      <w:r>
-        <w:t>Container</w:t>
-      </w:r>
-      <w:proofErr w:type="spellEnd"/>
+      <w:r>
+        <w:t>Alap probléma</w:t>
+      </w:r>
     </w:p>
     <w:p>
       <w:pPr>
         <w:pStyle w:val="Szakdolgozatbekezds"/>
       </w:pPr>
       <w:r>
-        <w:t xml:space="preserve">A </w:t>
-      </w:r>
-      <w:proofErr w:type="spellStart"/>
-      <w:r>
-        <w:t>Container</w:t>
-      </w:r>
-      <w:proofErr w:type="spellEnd"/>
-      <w:r>
-        <w:t xml:space="preserve"> objektumok olyan tárolóelemek, amelyek egy vagy több további játékelemet rejthetnek. A konténer lehet nyitott vagy zárt, utóbbi esetben zárral is rendelkezhet. Tartalma többféle dinamikus objektumot foglalhat magában, például felvehető tárgyakat vagy további megfigyelhető elemeket. A konténer tehát egyszerre szolgálhat fizikai akadályként és információs csomópontként. Generikus szempontból különösen hasznos, mert jól modellezhetők vele azok a tipikus szabadulószobás helyzetek, amikor egy fiók, doboz, szekrény vagy széf csak egy korábbi puzzle megoldása után válik hozzáférhetővé.</w:t>
-      </w:r>
-    </w:p>
-    <w:p>
-      <w:pPr>
-        <w:pStyle w:val="Szakdolgozath3"/>
-      </w:pPr>
-      <w:proofErr w:type="spellStart"/>
-      <w:r>
-        <w:t>Movable</w:t>
-      </w:r>
-      <w:proofErr w:type="spellEnd"/>
-      <w:r>
-        <w:t xml:space="preserve"> </w:t>
-      </w:r>
-      <w:proofErr w:type="spellStart"/>
-      <w:r>
-        <w:t>Cover</w:t>
-      </w:r>
-      <w:proofErr w:type="spellEnd"/>
-    </w:p>
-    <w:p>
-      <w:pPr>
-        <w:pStyle w:val="Szakdolgozatbekezds"/>
-      </w:pPr>
-      <w:r>
-        <w:t xml:space="preserve">A </w:t>
-      </w:r>
-      <w:proofErr w:type="spellStart"/>
-      <w:r>
-        <w:t>MovableCover</w:t>
-      </w:r>
-      <w:proofErr w:type="spellEnd"/>
-      <w:r>
-        <w:t>, azaz mozgatható fedőelem olyan objektum, amely pontosan egy másik interaktív elemet takar el. Ez lehet például egy szőnyeg, poszter, képkeret vagy laza padlólap, amely mögött egy kulcs, egy felirat vagy akár egy teljes konténer is rejtőzhet. A mozgatható fedőelem fontos sajátossága, hogy nem egyszerű tárolóként működik, hanem egy rejtési mechanizmust valósít meg. Ez a kategória alkalmas arra, hogy a klasszikus „valami mögött van elrejtve” típusú játékhelyzeteket egységes formában reprezentálja.</w:t>
-      </w:r>
-    </w:p>
-    <w:p>
-      <w:pPr>
-        <w:pStyle w:val="Szakdolgozath3"/>
-      </w:pPr>
-      <w:proofErr w:type="spellStart"/>
-      <w:r>
-        <w:t>Lock</w:t>
-      </w:r>
-      <w:proofErr w:type="spellEnd"/>
-      <w:r>
-        <w:t xml:space="preserve"> </w:t>
-      </w:r>
-    </w:p>
-    <w:p>
-      <w:pPr>
-        <w:pStyle w:val="Szakdolgozatbekezds"/>
-      </w:pPr>
-      <w:r>
-        <w:t>Ezeket a</w:t>
-      </w:r>
-      <w:r>
-        <w:t xml:space="preserve"> játék </w:t>
-      </w:r>
-      <w:r>
-        <w:t xml:space="preserve">elemeket a rendszer közös absztrakciókon keresztül fogja össze. Az egyik ilyen a </w:t>
-      </w:r>
-      <w:proofErr w:type="spellStart"/>
-      <w:r>
-        <w:t>Lock</w:t>
-      </w:r>
-      <w:proofErr w:type="spellEnd"/>
-      <w:r>
-        <w:t xml:space="preserve">, vagyis a zár, amely különböző objektumokhoz, például konténerekhez vagy a </w:t>
-      </w:r>
-      <w:r>
-        <w:lastRenderedPageBreak/>
-        <w:t xml:space="preserve">kijárathoz kapcsolható. A zár típusa határozza meg, hogy a hozzáférés milyen </w:t>
-      </w:r>
-      <w:proofErr w:type="spellStart"/>
-      <w:r>
-        <w:t>aktivátorral</w:t>
-      </w:r>
-      <w:proofErr w:type="spellEnd"/>
-      <w:r>
-        <w:t xml:space="preserve"> történik: ez lehet kulcsazonosító, csak számjegyekből álló kód, csak betűkből álló kód vagy összetett jelszó. A </w:t>
-      </w:r>
-      <w:proofErr w:type="spellStart"/>
-      <w:r>
-        <w:t>Lock</w:t>
-      </w:r>
-      <w:proofErr w:type="spellEnd"/>
-      <w:r>
-        <w:t xml:space="preserve"> így nem egy konkrét vizuális tárgyat, hanem egy általános hozzáférés-szabályozó mechanizmust jelent.</w:t>
-      </w:r>
-    </w:p>
-    <w:p>
-      <w:pPr>
-        <w:pStyle w:val="Szakdolgozath3"/>
-      </w:pPr>
-      <w:proofErr w:type="spellStart"/>
-      <w:r>
-        <w:t>Inspection</w:t>
-      </w:r>
-      <w:proofErr w:type="spellEnd"/>
-      <w:r>
-        <w:t xml:space="preserve"> Data</w:t>
-      </w:r>
-    </w:p>
-    <w:p>
-      <w:pPr>
-        <w:pStyle w:val="Szakdolgozatbekezds"/>
-      </w:pPr>
-      <w:r>
-        <w:t xml:space="preserve">A másik központi absztrakció az </w:t>
-      </w:r>
-      <w:proofErr w:type="spellStart"/>
-      <w:r>
-        <w:t>InspectionData</w:t>
-      </w:r>
-      <w:proofErr w:type="spellEnd"/>
-      <w:r>
-        <w:t xml:space="preserve">, amely gyakorlatilag minden fontos játékelemhez kapcsolódik. Két mezőt tartalmaz: egy megnevezést és egy részletesebb információs leírást. Ez az adatstruktúra azért lényeges, mert egyszerre szolgál játéklogikai és prezentációs célokat. Egyrészt ebből kap a játékos szöveges információt az objektumról, másrészt ugyanez az adat ad alapot az objektumok képi reprezentációjának generálásához is. Vagyis az </w:t>
-      </w:r>
-      <w:proofErr w:type="spellStart"/>
-      <w:r>
-        <w:t>InspectionData</w:t>
-      </w:r>
-      <w:proofErr w:type="spellEnd"/>
-      <w:r>
-        <w:t xml:space="preserve"> hidat képez a játékmenet, a narratíva és a vizuális megjelenítés között.</w:t>
-      </w:r>
-    </w:p>
-    <w:p>
-      <w:pPr>
-        <w:pStyle w:val="Szakdolgozath2"/>
-      </w:pPr>
-      <w:bookmarkStart w:id="26" w:name="_Toc226556611"/>
-      <w:r>
-        <w:t>Gráf alapú pálya struktúra definiálása</w:t>
-      </w:r>
-      <w:bookmarkEnd w:id="26"/>
-    </w:p>
-    <w:p>
-      <w:pPr>
-        <w:pStyle w:val="Szakdolgozath3"/>
-      </w:pPr>
-      <w:r>
-        <w:t>Alap probléma</w:t>
-      </w:r>
-    </w:p>
-    <w:p>
-      <w:pPr>
-        <w:pStyle w:val="Szakdolgozatbekezds"/>
-      </w:pPr>
-      <w:r>
-        <w:t xml:space="preserve">A pályagenerálás egyik legfontosabb kérdése az volt, hogyan lehet a feladatok közötti kapcsolatokat úgy leírni, hogy a létrejövő szoba logikailag következetes és </w:t>
-      </w:r>
-      <w:proofErr w:type="spellStart"/>
-      <w:r>
-        <w:t>végigjátszható</w:t>
-      </w:r>
-      <w:proofErr w:type="spellEnd"/>
-      <w:r>
-        <w:t xml:space="preserve"> maradjon. A korai kísérletek során a modell számára gyakran csak általános utasítások kerültek megadásra, </w:t>
-      </w:r>
-      <w:proofErr w:type="gramStart"/>
-      <w:r>
-        <w:t>például</w:t>
-      </w:r>
-      <w:proofErr w:type="gramEnd"/>
-      <w:r>
-        <w:t xml:space="preserve"> hogy találjon ki egy vagy több egymásra épülő, változó komplexitású feladatot. Ez a megközelítés első ránézésre elegendőnek tűnt, a gyakorlatban azonban rendszeresen olyan pályák születtek, amelyek szerkezete hibás volt. Előfordult, hogy egy részfeladathoz szükséges információ fizikailag vagy logikailag elérhetetlenné vált, ezért egy puzzle megoldhatatlanná vált. Más esetekben a kijárat túl korán megnyitható volt, így a pályán elhelyezett további feladatok elvesztették funkciójukat.</w:t>
+        <w:t>A pályagenerálás egyik legfontosabb kérdése az volt, hogyan lehet a feladatok közötti kapcsolatokat úgy leírni, hogy a létrejövő szoba logikailag következetes és végigjátszható maradjon. A korai kísérletek során a modell számára gyakran csak általános utasítások kerültek megadásra, például hogy találjon ki egy vagy több egymásra épülő, változó komplexitású feladatot. Ez a megközelítés első ránézésre elegendőnek tűnt, a gyakorlatban azonban rendszeresen olyan pályák születtek, amelyek szerkezete hibás volt. Előfordult, hogy egy részfeladathoz szükséges információ fizikailag vagy logikailag elérhetetlenné vált, ezért egy puzzle megoldhatatlanná vált. Más esetekben a kijárat túl korán megnyitható volt, így a pályán elhelyezett további feladatok elvesztették funkciójukat.</w:t>
       </w:r>
     </w:p>
     <w:p>
@@ -9561,39 +8413,7 @@
         <w:pStyle w:val="Szakdolgozatbekezds"/>
       </w:pPr>
       <w:r>
-        <w:t xml:space="preserve">A kulcs fogalma a rendszerben kétféleképpen jelenhet meg. Egyrészt jelenthet konkrét, felvehető </w:t>
-      </w:r>
-      <w:proofErr w:type="spellStart"/>
-      <w:r>
-        <w:t>játékbeli</w:t>
-      </w:r>
-      <w:proofErr w:type="spellEnd"/>
-      <w:r>
-        <w:t xml:space="preserve"> tárgyat, amely egy zár </w:t>
-      </w:r>
-      <w:proofErr w:type="spellStart"/>
-      <w:r>
-        <w:t>aktivátora</w:t>
-      </w:r>
-      <w:proofErr w:type="spellEnd"/>
-      <w:r>
-        <w:t xml:space="preserve">, vagyis egy </w:t>
-      </w:r>
-      <w:proofErr w:type="spellStart"/>
-      <w:r>
-        <w:t>Pickable</w:t>
-      </w:r>
-      <w:proofErr w:type="spellEnd"/>
-      <w:r>
-        <w:t xml:space="preserve"> típusú objektumként viselkedik. Másrészt tágabb értelemben kulcsnak tekinthető minden olyan végső információ is, amely közvetlenül felold egy </w:t>
-      </w:r>
-      <w:proofErr w:type="spellStart"/>
-      <w:r>
-        <w:t>zárat</w:t>
-      </w:r>
-      <w:proofErr w:type="spellEnd"/>
-      <w:r>
-        <w:t>, például egy számszerű kód, betűkombináció vagy jelszó. Ennek megfelelően a kulcs nem kizárólag fizikai tárgy, hanem a puzzle eredményeként előálló, közvetlenül felhasználható megoldási elem. A gráfban ezért a kulcs inkább funkcionális szerepként értelmezhető: olyan kimenet, amely egy következő csomópont aktiválását teszi lehetővé.</w:t>
+        <w:t>A kulcs fogalma a rendszerben kétféleképpen jelenhet meg. Egyrészt jelenthet konkrét, felvehető játékbeli tárgyat, amely egy zár aktivátora, vagyis egy Pickable típusú objektumként viselkedik. Másrészt tágabb értelemben kulcsnak tekinthető minden olyan végső információ is, amely közvetlenül felold egy zárat, például egy számszerű kód, betűkombináció vagy jelszó. Ennek megfelelően a kulcs nem kizárólag fizikai tárgy, hanem a puzzle eredményeként előálló, közvetlenül felhasználható megoldási elem. A gráfban ezért a kulcs inkább funkcionális szerepként értelmezhető: olyan kimenet, amely egy következő csomópont aktiválását teszi lehetővé.</w:t>
       </w:r>
     </w:p>
     <w:p>
@@ -9615,95 +8435,7 @@
         <w:pStyle w:val="Szakdolgozatbekezds"/>
       </w:pPr>
       <w:r>
-        <w:t xml:space="preserve">A korábban definiált generális játékelemek, mint a </w:t>
-      </w:r>
-      <w:proofErr w:type="spellStart"/>
-      <w:r>
-        <w:t>Pickable</w:t>
-      </w:r>
-      <w:proofErr w:type="spellEnd"/>
-      <w:r>
-        <w:t xml:space="preserve">, </w:t>
-      </w:r>
-      <w:proofErr w:type="spellStart"/>
-      <w:r>
-        <w:t>Inspectable</w:t>
-      </w:r>
-      <w:proofErr w:type="spellEnd"/>
-      <w:r>
-        <w:t xml:space="preserve">, </w:t>
-      </w:r>
-      <w:proofErr w:type="spellStart"/>
-      <w:r>
-        <w:t>Container</w:t>
-      </w:r>
-      <w:proofErr w:type="spellEnd"/>
-      <w:r>
-        <w:t xml:space="preserve">, </w:t>
-      </w:r>
-      <w:proofErr w:type="spellStart"/>
-      <w:r>
-        <w:t>MovableCover</w:t>
-      </w:r>
-      <w:proofErr w:type="spellEnd"/>
-      <w:r>
-        <w:t xml:space="preserve"> és </w:t>
-      </w:r>
-      <w:proofErr w:type="spellStart"/>
-      <w:r>
-        <w:t>Exit</w:t>
-      </w:r>
-      <w:proofErr w:type="spellEnd"/>
-      <w:r>
-        <w:t xml:space="preserve">, ebben a modellben a gráf absztrakt csomópontjainak konkrét </w:t>
-      </w:r>
-      <w:proofErr w:type="spellStart"/>
-      <w:r>
-        <w:t>játékbeli</w:t>
-      </w:r>
-      <w:proofErr w:type="spellEnd"/>
-      <w:r>
-        <w:t xml:space="preserve"> megvalósításai. A részinformáció tipikusan egy </w:t>
-      </w:r>
-      <w:proofErr w:type="spellStart"/>
-      <w:r>
-        <w:t>Inspectable</w:t>
-      </w:r>
-      <w:proofErr w:type="spellEnd"/>
-      <w:r>
-        <w:t xml:space="preserve"> objektumhoz kapcsolódik, például egy jegyzethez, festményhez vagy órához, de megjelenhet egy konténer tartalmaként is. Egy fizikai kulcs többnyire </w:t>
-      </w:r>
-      <w:proofErr w:type="spellStart"/>
-      <w:r>
-        <w:t>Pickable</w:t>
-      </w:r>
-      <w:proofErr w:type="spellEnd"/>
-      <w:r>
-        <w:t xml:space="preserve"> objektum formájában létezik. Egy puzzle lezárása gyakran valamely </w:t>
-      </w:r>
-      <w:proofErr w:type="spellStart"/>
-      <w:r>
-        <w:t>Lock</w:t>
-      </w:r>
-      <w:proofErr w:type="spellEnd"/>
-      <w:r>
-        <w:t xml:space="preserve"> feloldásával történik, amely egy </w:t>
-      </w:r>
-      <w:proofErr w:type="spellStart"/>
-      <w:r>
-        <w:t>Container</w:t>
-      </w:r>
-      <w:proofErr w:type="spellEnd"/>
-      <w:r>
-        <w:t xml:space="preserve"> vagy végső esetben az </w:t>
-      </w:r>
-      <w:proofErr w:type="spellStart"/>
-      <w:r>
-        <w:t>Exit</w:t>
-      </w:r>
-      <w:proofErr w:type="spellEnd"/>
-      <w:r>
-        <w:t xml:space="preserve"> állapotát változtatja meg. Így a gráf magas szintű logikai szerkezete és a játékmotor konkrét objektumrendszere között közvetlen megfeleltetés hozható létre, ami jelentősen megkönnyíti a generálás és az ellenőrzés folyamatát.</w:t>
+        <w:t>A korábban definiált generális játékelemek, mint a Pickable, Inspectable, Container, MovableCover és Exit, ebben a modellben a gráf absztrakt csomópontjainak konkrét játékbeli megvalósításai. A részinformáció tipikusan egy Inspectable objektumhoz kapcsolódik, például egy jegyzethez, festményhez vagy órához, de megjelenhet egy konténer tartalmaként is. Egy fizikai kulcs többnyire Pickable objektum formájában létezik. Egy puzzle lezárása gyakran valamely Lock feloldásával történik, amely egy Container vagy végső esetben az Exit állapotát változtatja meg. Így a gráf magas szintű logikai szerkezete és a játékmotor konkrét objektumrendszere között közvetlen megfeleltetés hozható létre, ami jelentősen megkönnyíti a generálás és az ellenőrzés folyamatát.</w:t>
       </w:r>
     </w:p>
     <w:p>
@@ -9727,34 +8459,70 @@
       <w:r>
         <w:t xml:space="preserve">z a megközelítés </w:t>
       </w:r>
-      <w:proofErr w:type="gramStart"/>
-      <w:r>
-        <w:t>biztosítja</w:t>
-      </w:r>
-      <w:proofErr w:type="gramEnd"/>
+      <w:r>
+        <w:t xml:space="preserve">biztosítja </w:t>
+      </w:r>
+      <w:r>
+        <w:t>hogy minden puzzle megoldható legyen, minden szükséges információ rendelkezésre álljon, és a kijárat valóban a teljes pálya lezárását jelentse.</w:t>
+      </w:r>
+    </w:p>
+    <w:p>
+      <w:pPr>
+        <w:pStyle w:val="Szakdolgozath2"/>
+      </w:pPr>
+      <w:bookmarkStart w:id="27" w:name="_Toc226562088"/>
+      <w:r>
+        <w:t>Pálya generálás folyamatai, többlépcsős generálás</w:t>
+      </w:r>
+      <w:bookmarkEnd w:id="27"/>
+    </w:p>
+    <w:p>
+      <w:pPr>
+        <w:pStyle w:val="Szakdolgozath3"/>
+      </w:pPr>
+      <w:r>
+        <w:t>Probléma</w:t>
+      </w:r>
+    </w:p>
+    <w:p>
+      <w:pPr>
+        <w:pStyle w:val="Szakdolgozatbekezds"/>
+      </w:pPr>
+      <w:r>
+        <w:t>Miután sikerült az egymásra épülő feladatok koncepcióját megfelelően megértetni a nyelvi modellel, a következő jelentős probléma már nem a gráf szerkezetében, hanem az egyes puzzle-ök konkrét levezetésében jelent meg. A modell gyakran képes volt logikusan felépíteni a részinformációk láncolatát, mégis hibás zár</w:t>
+      </w:r>
       <w:r>
         <w:t xml:space="preserve"> </w:t>
       </w:r>
       <w:r>
-        <w:t>hogy minden puzzle megoldható legyen, minden szükséges információ rendelkezésre álljon, és a kijárat valóban a teljes pálya lezárását jelentse.</w:t>
-      </w:r>
-    </w:p>
-    <w:p>
-      <w:pPr>
-        <w:pStyle w:val="Szakdolgozath2"/>
-      </w:pPr>
-      <w:bookmarkStart w:id="27" w:name="_Toc226556612"/>
-      <w:r>
-        <w:t>Pálya generálás folyamatai, többlépcsős generálás</w:t>
-      </w:r>
-      <w:bookmarkEnd w:id="27"/>
+        <w:t>aktivátort rendelt a feladathoz. Tipikus eset volt, hogy rendelkezésre állt egy ábécé, egy nyom, amely megadta, mely betűket kell kiolvasni, valamint egy másik nyom, amely a helyes sorrendet írta le, a játékos számára így a levezetett megoldás például APPLE volt, miközben a LOCK objektum aktivátora APPLO maradt. Ezek a hibák különösen gyakran úgy jelentek meg, hogy a modell csupán egy-két karaktert tévesztett el, ezért a puzzle emberi szemmel szinte helyesnek tűnt, a rendszer szempontjából azonban mégis megoldhatatlanná vált.</w:t>
+      </w:r>
+    </w:p>
+    <w:p>
+      <w:pPr>
+        <w:pStyle w:val="Szakdolgozatbekezds"/>
+      </w:pPr>
+    </w:p>
+    <w:p>
+      <w:pPr>
+        <w:pStyle w:val="Szakdolgozatbekezds"/>
+      </w:pPr>
+      <w:r>
+        <w:t>A kezdeti feltételezés az volt, hogy a hiba a gráf alapú szerkezetben keresendő, ezért a generáló prompt többszöri finomítás</w:t>
+      </w:r>
+      <w:r>
+        <w:t xml:space="preserve">ával próbálkoztam </w:t>
+      </w:r>
+      <w:r>
+        <w:t>meg. A prompt egyre részletesebben írta elő a puzzle-ök felépítését, a részinformációk és a végső információ kapcsolatát, valamint a zárakhoz tartozó logikai függőségeket. Egy idő után azonban nyilvánvalóvá vált, hogy nem szerkezeti, hanem verifikációs problémáról van szó: a modell ugyan elő tudott állítani egy konzisztensnek látszó feladatsort, de nem minden esetben biztosította, hogy a részfeladatokból ténylegesen pontosan az a kulcs legyen levezethető, amit a zár vár. Emiatt a pályastruktúra előállítását nem lehetett egyetlen AI-hívásra bízni.</w:t>
+      </w:r>
     </w:p>
     <w:p>
       <w:pPr>
         <w:pStyle w:val="Szakdolgozath3"/>
       </w:pPr>
       <w:r>
-        <w:t>Probléma</w:t>
+        <w:t>Generált pálya</w:t>
       </w:r>
     </w:p>
     <w:p>
@@ -9762,312 +8530,83 @@
         <w:pStyle w:val="Szakdolgozatbekezds"/>
       </w:pPr>
       <w:r>
-        <w:t>Miután sikerült az egymásra épülő feladatok koncepcióját megfelelően megértetni a nyelvi modellel, a következő jelentős probléma már nem a gráf szerkezetében, hanem az egyes puzzle-</w:t>
-      </w:r>
-      <w:proofErr w:type="spellStart"/>
-      <w:r>
-        <w:t>ök</w:t>
-      </w:r>
-      <w:proofErr w:type="spellEnd"/>
-      <w:r>
-        <w:t xml:space="preserve"> konkrét levezetésében jelent meg. A modell gyakran képes volt logikusan felépíteni a részinformációk láncolatát, mégis hibás zár</w:t>
+        <w:t>Ennek eredményeként a pályagenerálás többlépcsős folyamattá alakult. Az első lépésben a rendszer létrehozza a pálya kezdeti változatát. Ez a fázis a korábban bemutatott általános játékelemekre, a gráf alapú logikai szerkezetre, valamint a JSON-kimenet formai szabályaira támaszkodik. A generálás eredménye tehát egy olyan nyers pályaleírás, amely már tartalmazza a falakat, az objektumokat, a zárakat és a hozzájuk kapcsolódó információkat, de még nem tekinthető automatikusan végigjátszhatónak. A rendszer éppen ezért ezt az állapotot nem végleges pályának, hanem első tervezetnek kezeli.</w:t>
+      </w:r>
+    </w:p>
+    <w:p>
+      <w:pPr>
+        <w:pStyle w:val="Szakdolgozath3"/>
+      </w:pPr>
+      <w:r>
+        <w:t>Validáció</w:t>
+      </w:r>
+    </w:p>
+    <w:p>
+      <w:pPr>
+        <w:pStyle w:val="Szakdolgozatbekezds"/>
+      </w:pPr>
+      <w:r>
+        <w:t>A második lépés a validáció. Itt egy újabb, a generálástól független AI-hívás kapja meg a teljes pálya JSON-reprezentációját, és feladata annak eldöntése, hogy a pálya determinisztikusan végigjátszható-e. A validátor nem módosítja a pályát, kizárólag elemzi azt. Ellenőrzi, hogy minden zár aktivátora egyértelműen levezethető-e a hozzá tartozó részinformációkból, hogy a KEY típusú zárak valóban létező és megszerezhető objektumokra hivatkoznak-e, hogy a kijárat csak az összes előző puzzle teljesítése után válik megoldhatóvá, valamint azt is, hogy a struktúra ne tartalmazzon többféleképpen értelmezhető, felesleges vagy félrevezető nyomokat. A validáció kimenete egy külön objektum, amely siker esetén solvable = true értéket ad vissza, hiba esetén pedig solvable = false mellett konkrét problémalistát is készít.</w:t>
+      </w:r>
+    </w:p>
+    <w:p>
+      <w:pPr>
+        <w:pStyle w:val="Szakdolgozatbekezds"/>
+      </w:pPr>
+    </w:p>
+    <w:p>
+      <w:pPr>
+        <w:pStyle w:val="Szakdolgozath3"/>
+      </w:pPr>
+      <w:r>
+        <w:lastRenderedPageBreak/>
+        <w:t>Hint Rendszer mint mellék termék</w:t>
+      </w:r>
+    </w:p>
+    <w:p>
+      <w:pPr>
+        <w:pStyle w:val="Szakdolgozatbekezds"/>
+      </w:pPr>
+      <w:r>
+        <w:t>A validáció egyik fontos mellékterméke a súgórendszer. A validátor nem csupán azt mondja meg, hogy a pálya helyes-e, hanem elkészíti az egyes puzzle-ök mechanikus levezetését is. Ez a levezetés több lépésből állhat: megmutatja, mely részinformációból milyen köztes adat következik, ezek hogyan állnak össze, és végül mi lesz a zár vagy puzzle megoldása. Ebből épül fel a hint rendszer, amely játék közben segítséget tud adni a felhasználónak. Ennek jelentősége kettős: egyrészt ellenőrzési célt szolgál a generálás során, másrészt közvetlenül felhasználható játékmechanikai funkcióként is.</w:t>
+      </w:r>
+    </w:p>
+    <w:p>
+      <w:pPr>
+        <w:pStyle w:val="Szakdolgozath3"/>
+      </w:pPr>
+      <w:r>
+        <w:t>Invalid pálya javítása</w:t>
+      </w:r>
+    </w:p>
+    <w:p>
+      <w:pPr>
+        <w:pStyle w:val="Szakdolgozatbekezds"/>
+      </w:pPr>
+      <w:r>
+        <w:t>Amennyiben a validátor hibát talál, a harmadik lépés a javítás. Ebben a fázisban egy újabb AI-hívás már nem a teljes pályát generálja újra, hanem a hibajegyzék alapján igyekszik a lehető legkisebb módosítással kijavítani a problémás részeket. A javító modell bemenetként megkapja az aktuális pályaállapotot és a validátor által előállított issues listát. A cél ilyenkor nem új puzzle-ök kitalálása, hanem az, hogy a hibás zár</w:t>
       </w:r>
       <w:r>
         <w:t xml:space="preserve"> </w:t>
       </w:r>
-      <w:proofErr w:type="spellStart"/>
-      <w:r>
-        <w:t>aktivátort</w:t>
-      </w:r>
-      <w:proofErr w:type="spellEnd"/>
-      <w:r>
-        <w:t xml:space="preserve"> rendelt a feladathoz. Tipikus eset volt, hogy rendelkezésre állt egy ábécé, egy nyom, amely megadta, mely betűket kell kiolvasni, valamint egy másik nyom, amely a helyes sorrendet írta le, a játékos számára így a levezetett megoldás például APPLE volt, miközben a LOCK objektum </w:t>
-      </w:r>
-      <w:proofErr w:type="spellStart"/>
-      <w:r>
-        <w:t>aktivátora</w:t>
-      </w:r>
-      <w:proofErr w:type="spellEnd"/>
-      <w:r>
-        <w:t xml:space="preserve"> APPLO maradt. Ezek a hibák különösen gyakran úgy jelentek meg, hogy a modell csupán egy-két karaktert tévesztett el, ezért a puzzle emberi szemmel szinte helyesnek tűnt, a rendszer szempontjából azonban mégis megoldhatatlanná vált.</w:t>
+      <w:r>
+        <w:t>aktivátorok, hiányzó információk, pontatlan utalások vagy strukturális inkonzisztenciák célzott korrekciója történjen meg. A javított pálya ezután ismét validációra kerül, tehát a rendszer egy iteratív validáció-javítás ciklust valósít meg.</w:t>
+      </w:r>
+    </w:p>
+    <w:p>
+      <w:pPr>
+        <w:pStyle w:val="Szakdolgozath3"/>
+      </w:pPr>
+      <w:r>
+        <w:t>Kevesebb néha több</w:t>
       </w:r>
     </w:p>
     <w:p>
       <w:pPr>
         <w:pStyle w:val="Szakdolgozatbekezds"/>
       </w:pPr>
-    </w:p>
-    <w:p>
-      <w:pPr>
-        <w:pStyle w:val="Szakdolgozatbekezds"/>
-      </w:pPr>
-      <w:r>
-        <w:t>A kezdeti feltételezés az volt, hogy a hiba a gráf alapú szerkezetben keresendő, ezért a generáló prompt többszöri finomítás</w:t>
-      </w:r>
-      <w:r>
-        <w:t xml:space="preserve">ával próbálkoztam </w:t>
-      </w:r>
-      <w:r>
-        <w:t>meg. A prompt egyre részletesebben írta elő a puzzle-</w:t>
-      </w:r>
-      <w:proofErr w:type="spellStart"/>
-      <w:r>
-        <w:t>ök</w:t>
-      </w:r>
-      <w:proofErr w:type="spellEnd"/>
-      <w:r>
-        <w:t xml:space="preserve"> felépítését, a részinformációk és a végső információ kapcsolatát, valamint a </w:t>
-      </w:r>
-      <w:proofErr w:type="spellStart"/>
-      <w:r>
-        <w:t>zárakhoz</w:t>
-      </w:r>
-      <w:proofErr w:type="spellEnd"/>
-      <w:r>
-        <w:t xml:space="preserve"> tartozó logikai függőségeket. Egy idő után azonban nyilvánvalóvá vált, hogy nem szerkezeti, hanem verifikációs problémáról van szó: a modell ugyan elő tudott állítani egy konzisztensnek látszó feladatsort, de nem minden esetben biztosította, hogy a részfeladatokból ténylegesen pontosan az a kulcs legyen levezethető, amit a zár vár. Emiatt a pályastruktúra előállítását nem lehetett egyetlen AI-hívásra bízni.</w:t>
-      </w:r>
-    </w:p>
-    <w:p>
-      <w:pPr>
-        <w:pStyle w:val="Szakdolgozath3"/>
-      </w:pPr>
-      <w:r>
-        <w:t>Generált pálya</w:t>
-      </w:r>
-    </w:p>
-    <w:p>
-      <w:pPr>
-        <w:pStyle w:val="Szakdolgozatbekezds"/>
-      </w:pPr>
-      <w:r>
-        <w:t xml:space="preserve">Ennek eredményeként a pályagenerálás többlépcsős folyamattá alakult. Az első lépésben a rendszer létrehozza a pálya kezdeti változatát. Ez a fázis a korábban bemutatott általános játékelemekre, a gráf alapú logikai szerkezetre, valamint a JSON-kimenet formai szabályaira támaszkodik. A generálás eredménye tehát egy olyan nyers pályaleírás, amely már tartalmazza a falakat, az objektumokat, a </w:t>
-      </w:r>
-      <w:proofErr w:type="spellStart"/>
-      <w:r>
-        <w:t>zárakat</w:t>
-      </w:r>
-      <w:proofErr w:type="spellEnd"/>
-      <w:r>
-        <w:t xml:space="preserve"> és a hozzájuk kapcsolódó információkat, de még nem tekinthető automatikusan </w:t>
-      </w:r>
-      <w:proofErr w:type="spellStart"/>
-      <w:r>
-        <w:t>végigjátszhatónak</w:t>
-      </w:r>
-      <w:proofErr w:type="spellEnd"/>
-      <w:r>
-        <w:t>. A rendszer éppen ezért ezt az állapotot nem végleges pályának, hanem első tervezetnek kezeli.</w:t>
-      </w:r>
-    </w:p>
-    <w:p>
-      <w:pPr>
-        <w:pStyle w:val="Szakdolgozath3"/>
-      </w:pPr>
-      <w:r>
-        <w:t>Validáció</w:t>
-      </w:r>
-    </w:p>
-    <w:p>
-      <w:pPr>
-        <w:pStyle w:val="Szakdolgozatbekezds"/>
-      </w:pPr>
-      <w:r>
-        <w:t xml:space="preserve">A második lépés a validáció. Itt egy újabb, a generálástól független AI-hívás kapja meg a teljes pálya JSON-reprezentációját, és feladata annak eldöntése, hogy a pálya determinisztikusan </w:t>
-      </w:r>
-      <w:proofErr w:type="spellStart"/>
-      <w:r>
-        <w:t>végigjátszható</w:t>
-      </w:r>
-      <w:proofErr w:type="spellEnd"/>
-      <w:r>
-        <w:t xml:space="preserve">-e. A </w:t>
-      </w:r>
-      <w:proofErr w:type="spellStart"/>
-      <w:r>
-        <w:t>validátor</w:t>
-      </w:r>
-      <w:proofErr w:type="spellEnd"/>
-      <w:r>
-        <w:t xml:space="preserve"> nem módosítja a pályát, kizárólag elemzi azt. Ellenőrzi, hogy minden zár </w:t>
-      </w:r>
-      <w:proofErr w:type="spellStart"/>
-      <w:r>
-        <w:t>aktivátora</w:t>
-      </w:r>
-      <w:proofErr w:type="spellEnd"/>
-      <w:r>
-        <w:t xml:space="preserve"> egyértelműen levezethető-e a hozzá tartozó részinformációkból, hogy a KEY típusú </w:t>
-      </w:r>
-      <w:proofErr w:type="spellStart"/>
-      <w:r>
-        <w:t>zárak</w:t>
-      </w:r>
-      <w:proofErr w:type="spellEnd"/>
-      <w:r>
-        <w:t xml:space="preserve"> valóban létező és megszerezhető objektumokra hivatkoznak-e, hogy a kijárat csak az összes előző puzzle teljesítése után válik megoldhatóvá, valamint azt is, hogy a struktúra ne tartalmazzon többféleképpen értelmezhető, felesleges vagy félrevezető nyomokat. A validáció kimenete egy külön objektum, amely siker esetén </w:t>
-      </w:r>
-      <w:proofErr w:type="spellStart"/>
-      <w:r>
-        <w:t>solvable</w:t>
-      </w:r>
-      <w:proofErr w:type="spellEnd"/>
-      <w:r>
-        <w:t xml:space="preserve"> = </w:t>
-      </w:r>
-      <w:proofErr w:type="spellStart"/>
-      <w:r>
-        <w:t>true</w:t>
-      </w:r>
-      <w:proofErr w:type="spellEnd"/>
-      <w:r>
-        <w:t xml:space="preserve"> értéket ad vissza, hiba esetén pedig </w:t>
-      </w:r>
-      <w:proofErr w:type="spellStart"/>
-      <w:r>
-        <w:t>solvable</w:t>
-      </w:r>
-      <w:proofErr w:type="spellEnd"/>
-      <w:r>
-        <w:t xml:space="preserve"> = </w:t>
-      </w:r>
-      <w:proofErr w:type="spellStart"/>
-      <w:r>
-        <w:t>false</w:t>
-      </w:r>
-      <w:proofErr w:type="spellEnd"/>
-      <w:r>
-        <w:t xml:space="preserve"> mellett konkrét problémalistát is készít.</w:t>
-      </w:r>
-    </w:p>
-    <w:p>
-      <w:pPr>
-        <w:pStyle w:val="Szakdolgozatbekezds"/>
-      </w:pPr>
-    </w:p>
-    <w:p>
-      <w:pPr>
-        <w:pStyle w:val="Szakdolgozath3"/>
-      </w:pPr>
-      <w:r>
-        <w:lastRenderedPageBreak/>
-        <w:t xml:space="preserve">Hint Rendszer mint </w:t>
-      </w:r>
-      <w:proofErr w:type="gramStart"/>
-      <w:r>
-        <w:t>mellék termék</w:t>
-      </w:r>
-      <w:proofErr w:type="gramEnd"/>
-    </w:p>
-    <w:p>
-      <w:pPr>
-        <w:pStyle w:val="Szakdolgozatbekezds"/>
-      </w:pPr>
-      <w:r>
-        <w:t xml:space="preserve">A validáció egyik fontos mellékterméke a súgórendszer. A </w:t>
-      </w:r>
-      <w:proofErr w:type="spellStart"/>
-      <w:r>
-        <w:t>validátor</w:t>
-      </w:r>
-      <w:proofErr w:type="spellEnd"/>
-      <w:r>
-        <w:t xml:space="preserve"> nem csupán azt mondja meg, hogy a pálya helyes-e, hanem elkészíti az egyes puzzle-</w:t>
-      </w:r>
-      <w:proofErr w:type="spellStart"/>
-      <w:r>
-        <w:t>ök</w:t>
-      </w:r>
-      <w:proofErr w:type="spellEnd"/>
-      <w:r>
-        <w:t xml:space="preserve"> mechanikus levezetését is. Ez a levezetés több lépésből állhat: megmutatja, mely részinformációból milyen köztes adat következik, ezek hogyan állnak össze, és végül mi lesz a zár vagy puzzle megoldása. Ebből épül fel a hint rendszer, amely játék közben segítséget tud adni a felhasználónak. Ennek jelentősége kettős: egyrészt ellenőrzési célt szolgál a generálás során, másrészt közvetlenül felhasználható játékmechanikai funkcióként is.</w:t>
-      </w:r>
-    </w:p>
-    <w:p>
-      <w:pPr>
-        <w:pStyle w:val="Szakdolgozath3"/>
-      </w:pPr>
-      <w:proofErr w:type="spellStart"/>
-      <w:r>
-        <w:t>Invalid</w:t>
-      </w:r>
-      <w:proofErr w:type="spellEnd"/>
-      <w:r>
-        <w:t xml:space="preserve"> pálya javítása</w:t>
-      </w:r>
-    </w:p>
-    <w:p>
-      <w:pPr>
-        <w:pStyle w:val="Szakdolgozatbekezds"/>
-      </w:pPr>
-      <w:r>
-        <w:t xml:space="preserve">Amennyiben a </w:t>
-      </w:r>
-      <w:proofErr w:type="spellStart"/>
-      <w:r>
-        <w:t>validátor</w:t>
-      </w:r>
-      <w:proofErr w:type="spellEnd"/>
-      <w:r>
-        <w:t xml:space="preserve"> hibát talál, a harmadik lépés a javítás. Ebben a fázisban egy újabb AI-hívás már nem a teljes pályát generálja újra, hanem a hibajegyzék alapján igyekszik a lehető legkisebb módosítással kijavítani a problémás részeket. A javító modell bemenetként megkapja az aktuális pályaállapotot és a </w:t>
-      </w:r>
-      <w:proofErr w:type="spellStart"/>
-      <w:r>
-        <w:t>validátor</w:t>
-      </w:r>
-      <w:proofErr w:type="spellEnd"/>
-      <w:r>
-        <w:t xml:space="preserve"> által előállított </w:t>
-      </w:r>
-      <w:proofErr w:type="spellStart"/>
-      <w:r>
-        <w:t>issues</w:t>
-      </w:r>
-      <w:proofErr w:type="spellEnd"/>
-      <w:r>
-        <w:t xml:space="preserve"> listát. A cél ilyenkor nem új puzzle-</w:t>
-      </w:r>
-      <w:proofErr w:type="spellStart"/>
-      <w:r>
-        <w:t>ök</w:t>
-      </w:r>
-      <w:proofErr w:type="spellEnd"/>
-      <w:r>
-        <w:t xml:space="preserve"> kitalálása, hanem az, hogy a hibás zár</w:t>
-      </w:r>
-      <w:r>
-        <w:t xml:space="preserve"> </w:t>
-      </w:r>
-      <w:proofErr w:type="spellStart"/>
-      <w:r>
-        <w:t>aktivátorok</w:t>
-      </w:r>
-      <w:proofErr w:type="spellEnd"/>
-      <w:r>
-        <w:t>, hiányzó információk, pontatlan utalások vagy strukturális inkonzisztenciák célzott korrekciója történjen meg. A javított pálya ezután ismét validációra kerül, tehát a rendszer egy iteratív validáció-javítás ciklust valósít meg.</w:t>
-      </w:r>
-    </w:p>
-    <w:p>
-      <w:pPr>
-        <w:pStyle w:val="Szakdolgozath3"/>
-      </w:pPr>
-      <w:r>
-        <w:t>Kevesebb néha több</w:t>
-      </w:r>
-    </w:p>
-    <w:p>
-      <w:pPr>
-        <w:pStyle w:val="Szakdolgozatbekezds"/>
-      </w:pPr>
-      <w:r>
-        <w:t xml:space="preserve">A fejlesztés során különösen érdekes tapasztalat volt, hogy a legerősebb modellek használata nem minden esetben eredményezett jobb működést. Több konfigurációban azt lehetett megfigyelni, hogy a modellek túlgondolták a javítási feladatot, és a rendszer ismétlődő javítási ciklusokba került. Emiatt szükségessé vált a költségek és a javítási körök felső korlátjának bevezetése. A jelen implementáció ezt explicit módon is tartalmazza: a rendszer legfeljebb meghatározott számú javítási kört engedélyez, amelyet a konfigurációs szinten definiált érték szab meg. Ha a pálya ennyi iteráció után sem válik </w:t>
-      </w:r>
-      <w:proofErr w:type="spellStart"/>
-      <w:r>
-        <w:t>végigjátszhatóvá</w:t>
-      </w:r>
-      <w:proofErr w:type="spellEnd"/>
-      <w:r>
-        <w:t>, a folyamat leáll, és a rendszer nem próbálja tovább erőltetni a javítást, hanem hibát jelez a kliens felé.</w:t>
+      <w:r>
+        <w:t>A fejlesztés során különösen érdekes tapasztalat volt, hogy a legerősebb modellek használata nem minden esetben eredményezett jobb működést. Több konfigurációban azt lehetett megfigyelni, hogy a modellek túlgondolták a javítási feladatot, és a rendszer ismétlődő javítási ciklusokba került. Emiatt szükségessé vált a költségek és a javítási körök felső korlátjának bevezetése. A jelen implementáció ezt explicit módon is tartalmazza: a rendszer legfeljebb meghatározott számú javítási kört engedélyez, amelyet a konfigurációs szinten definiált érték szab meg. Ha a pálya ennyi iteráció után sem válik végigjátszhatóvá, a folyamat leáll, és a rendszer nem próbálja tovább erőltetni a javítást, hanem hibát jelez a kliens felé.</w:t>
       </w:r>
     </w:p>
     <w:p>
@@ -10087,42 +8626,59 @@
         <w:t xml:space="preserve">A generálás meghiúsulásának nem kizárólag logikai oka lehet. </w:t>
       </w:r>
       <w:r>
-        <w:t xml:space="preserve">Az a </w:t>
-      </w:r>
-      <w:proofErr w:type="gramStart"/>
-      <w:r>
-        <w:t>tapasztalat</w:t>
-      </w:r>
-      <w:proofErr w:type="gramEnd"/>
+        <w:t>Az a tapasztalat hogy, a</w:t>
+      </w:r>
+      <w:r>
+        <w:t>hogy növekszik a pályán szereplő puzzle-ök száma és ezzel együtt a pálya komplexitása, úgy egyre gyakoribbá válnak a strukturális hibák is. Ilyenkor nemcsak az fordulhat elő, hogy a modell nem végigjátszható feladatsort generál, hanem az is, hogy az API-válasz hiányos vagy sérült JSON-t tartalmaz. Ez különösen problémás, mert ilyen esetben nem csupán a pálya hibás, hanem maga a reprezentáció sem feldolgozható. A rendszer ezért a nyers választ először formai szempontból is ellenőrzi. Ha a visszakapott szöveg nem érvényes JSON, akkor a feldolgozás megszakad, a hibás kimenet elmentésre kerül diagnosztikai célból, és a folyamat nem folytatható javítással, hiszen hiányos adatból már nem lehet megbízhatóan rekonstruálni a hiányzó puzzle-elemeket.</w:t>
+      </w:r>
+    </w:p>
+    <w:p>
+      <w:pPr>
+        <w:pStyle w:val="Szakdolgozath3"/>
+      </w:pPr>
+      <w:r>
+        <w:t>Összegzés</w:t>
+      </w:r>
+    </w:p>
+    <w:p>
+      <w:pPr>
+        <w:pStyle w:val="Szakdolgozatbekezds"/>
+      </w:pPr>
+      <w:r>
+        <w:t>A többlépcsős működés gyakorlati oka tehát az, hogy a nyelvi modell által előállított első megoldás gyakran csak látszólag helyes. A puzzle szerkezete, történeti beágyazottsága és nehézségi íve megfelelő lehet, de ettől még könnyen előfordulhat, hogy a végső zárkód egy-két karakter eltérés miatt hibás. Az ilyen hibák kézi ellenőrzés nélkül nehezen észlelhetők, automatizált validáció nélkül pedig a rendszer megbízhatatlanná válna. A külön validációs lépés ezt a problémát kezeli azzal, hogy egy második modell explicit módon végigjátssza és levezeti a pályát.</w:t>
+      </w:r>
+    </w:p>
+    <w:p>
+      <w:pPr>
+        <w:pStyle w:val="Szakdolgozath2"/>
+      </w:pPr>
+      <w:bookmarkStart w:id="28" w:name="_Toc226562089"/>
+      <w:r>
+        <w:t>Promptolás és LLM modell választása</w:t>
+      </w:r>
+      <w:bookmarkEnd w:id="28"/>
+    </w:p>
+    <w:p>
+      <w:pPr>
+        <w:pStyle w:val="Szakdolgozatbekezds"/>
+      </w:pPr>
+      <w:r>
+        <w:t xml:space="preserve">Ahogyan az előző fejezetben be lett mutatva a többlépcsős generálás így, a </w:t>
+      </w:r>
+      <w:r>
+        <w:t>pályagenerálás során alkalmazott prompt</w:t>
+      </w:r>
       <w:r>
         <w:t xml:space="preserve"> </w:t>
       </w:r>
-      <w:proofErr w:type="gramStart"/>
-      <w:r>
-        <w:t>hogy,</w:t>
-      </w:r>
-      <w:proofErr w:type="gramEnd"/>
-      <w:r>
-        <w:t xml:space="preserve"> a</w:t>
-      </w:r>
-      <w:r>
-        <w:t>hogy növekszik a pályán szereplő puzzle-</w:t>
-      </w:r>
-      <w:proofErr w:type="spellStart"/>
-      <w:r>
-        <w:t>ök</w:t>
-      </w:r>
-      <w:proofErr w:type="spellEnd"/>
-      <w:r>
-        <w:t xml:space="preserve"> száma és ezzel együtt a pálya komplexitása, úgy egyre gyakoribbá válnak a strukturális hibák is. Ilyenkor nemcsak az fordulhat elő, hogy a modell nem </w:t>
-      </w:r>
-      <w:proofErr w:type="spellStart"/>
-      <w:r>
-        <w:t>végigjátszható</w:t>
-      </w:r>
-      <w:proofErr w:type="spellEnd"/>
-      <w:r>
-        <w:t xml:space="preserve"> feladatsort generál, hanem az is, hogy az API-válasz hiányos vagy sérült JSON-t tartalmaz. Ez különösen problémás, mert ilyen esetben nem csupán a pálya hibás, hanem maga a reprezentáció sem feldolgozható. A rendszer ezért a nyers választ először formai szempontból is ellenőrzi. Ha a visszakapott szöveg nem érvényes JSON, akkor a feldolgozás megszakad, a hibás kimenet elmentésre kerül diagnosztikai célból, és a folyamat nem folytatható javítással, hiszen hiányos adatból már nem lehet megbízhatóan rekonstruálni a hiányzó puzzle-elemeket.</w:t>
+      <w:r>
+        <w:t>készlet nem egyetlen hosszú utasításból áll, hanem több, jól elkülönített részre bontott szövegállományból. Ennek megfelelően a rendszer prompt</w:t>
+      </w:r>
+      <w:r>
+        <w:t xml:space="preserve"> </w:t>
+      </w:r>
+      <w:r>
+        <w:t>szinten is moduláris felépítést követ.</w:t>
       </w:r>
     </w:p>
     <w:p>
@@ -10130,7 +8686,7 @@
         <w:pStyle w:val="Szakdolgozath3"/>
       </w:pPr>
       <w:r>
-        <w:t>Összegzés</w:t>
+        <w:t>Pályát leíró pszeudo kód</w:t>
       </w:r>
     </w:p>
     <w:p>
@@ -10138,99 +8694,13 @@
         <w:pStyle w:val="Szakdolgozatbekezds"/>
       </w:pPr>
       <w:r>
-        <w:t xml:space="preserve">A többlépcsős működés gyakorlati oka tehát az, hogy a nyelvi modell által előállított első megoldás gyakran csak látszólag helyes. A puzzle szerkezete, történeti beágyazottsága és nehézségi íve megfelelő lehet, de ettől még könnyen előfordulhat, hogy a végső zárkód egy-két karakter eltérés miatt hibás. Az ilyen hibák kézi ellenőrzés nélkül nehezen észlelhetők, automatizált validáció nélkül pedig a rendszer megbízhatatlanná válna. A külön validációs lépés ezt a problémát kezeli azzal, hogy egy második modell explicit módon </w:t>
-      </w:r>
-      <w:proofErr w:type="spellStart"/>
-      <w:r>
-        <w:t>végigjátssza</w:t>
-      </w:r>
-      <w:proofErr w:type="spellEnd"/>
-      <w:r>
-        <w:t xml:space="preserve"> és levezeti a pályát.</w:t>
-      </w:r>
-    </w:p>
-    <w:p>
-      <w:pPr>
-        <w:pStyle w:val="Szakdolgozath2"/>
-      </w:pPr>
-      <w:bookmarkStart w:id="28" w:name="_Toc226556613"/>
-      <w:proofErr w:type="spellStart"/>
-      <w:r>
-        <w:t>Promptolás</w:t>
-      </w:r>
-      <w:proofErr w:type="spellEnd"/>
-      <w:r>
-        <w:t xml:space="preserve"> és LLM modell választása</w:t>
-      </w:r>
-      <w:bookmarkEnd w:id="28"/>
-    </w:p>
-    <w:p>
-      <w:pPr>
-        <w:pStyle w:val="Szakdolgozatbekezds"/>
-      </w:pPr>
-      <w:r>
-        <w:t xml:space="preserve">Ahogyan az előző fejezetben be lett mutatva a többlépcsős generálás így, a </w:t>
-      </w:r>
-      <w:r>
-        <w:t>pályagenerálás során alkalmazott prompt</w:t>
-      </w:r>
-      <w:r>
-        <w:t xml:space="preserve"> </w:t>
-      </w:r>
-      <w:r>
-        <w:t>készlet nem egyetlen hosszú utasításból áll, hanem több, jól elkülönített részre bontott szövegállományból. Ennek megfelelően a rendszer prompt</w:t>
-      </w:r>
-      <w:r>
-        <w:t xml:space="preserve"> </w:t>
-      </w:r>
-      <w:r>
-        <w:t>szinten is moduláris felépítést követ.</w:t>
-      </w:r>
-    </w:p>
-    <w:p>
-      <w:pPr>
-        <w:pStyle w:val="Szakdolgozath3"/>
-      </w:pPr>
-      <w:r>
-        <w:t xml:space="preserve">Pályát leíró </w:t>
-      </w:r>
-      <w:proofErr w:type="spellStart"/>
-      <w:r>
-        <w:t>pszeudo</w:t>
-      </w:r>
-      <w:proofErr w:type="spellEnd"/>
-      <w:r>
-        <w:t xml:space="preserve"> kód</w:t>
-      </w:r>
-    </w:p>
-    <w:p>
-      <w:pPr>
-        <w:pStyle w:val="Szakdolgozatbekezds"/>
-      </w:pPr>
-      <w:r>
-        <w:t xml:space="preserve">A </w:t>
-      </w:r>
-      <w:proofErr w:type="spellStart"/>
-      <w:r>
-        <w:t>prompt_pseudo_code</w:t>
-      </w:r>
-      <w:proofErr w:type="spellEnd"/>
-      <w:r>
-        <w:t xml:space="preserve"> a legterjedelmesebb állomány</w:t>
+        <w:t>A prompt_pseudo_code a legterjedelmesebb állomány</w:t>
       </w:r>
       <w:r>
         <w:t xml:space="preserve"> 206 sorból áll</w:t>
       </w:r>
       <w:r>
-        <w:t xml:space="preserve">, mivel ez írja le a JSON-kimenet teljes szerkezetét, az objektumtípusokat, azok mezőit, az </w:t>
-      </w:r>
-      <w:proofErr w:type="spellStart"/>
-      <w:r>
-        <w:t>enumokat</w:t>
-      </w:r>
-      <w:proofErr w:type="spellEnd"/>
-      <w:r>
-        <w:t>, valamint a pozíció- és elhelyezési szabályokat. Gyakorlatilag ez tekinthető a pálya adatszerkezeti specifikációjának.</w:t>
+        <w:t>, mivel ez írja le a JSON-kimenet teljes szerkezetét, az objektumtípusokat, azok mezőit, az enumokat, valamint a pozíció- és elhelyezési szabályokat. Gyakorlatilag ez tekinthető a pálya adatszerkezeti specifikációjának.</w:t>
       </w:r>
     </w:p>
     <w:p>
@@ -10247,13 +8717,8 @@
         <w:pStyle w:val="Szakdolgozatbekezds"/>
       </w:pPr>
       <w:r>
-        <w:t xml:space="preserve">A </w:t>
-      </w:r>
-      <w:proofErr w:type="spellStart"/>
-      <w:r>
-        <w:t>prompt_principals</w:t>
-      </w:r>
-      <w:proofErr w:type="spellEnd"/>
+        <w:t>A prompt_principals</w:t>
+      </w:r>
       <w:r>
         <w:t>, 130 sorával</w:t>
       </w:r>
@@ -10270,23 +8735,7 @@
         <w:t>ú</w:t>
       </w:r>
       <w:r>
-        <w:t>, egyetlen kijárattal rendelkező szoba modellje, a puzzle-</w:t>
-      </w:r>
-      <w:proofErr w:type="spellStart"/>
-      <w:r>
-        <w:t>ök</w:t>
-      </w:r>
-      <w:proofErr w:type="spellEnd"/>
-      <w:r>
-        <w:t xml:space="preserve"> láncolata, a logikai függőségi gráf szemantikája, a lágy zárolás, a nehézségi szintezés, az információs szabályok, a </w:t>
-      </w:r>
-      <w:proofErr w:type="spellStart"/>
-      <w:r>
-        <w:t>zárak</w:t>
-      </w:r>
-      <w:proofErr w:type="spellEnd"/>
-      <w:r>
-        <w:t xml:space="preserve"> konzisztenciája és a kijáratra vonatkozó korlátozások.</w:t>
+        <w:t>, egyetlen kijárattal rendelkező szoba modellje, a puzzle-ök láncolata, a logikai függőségi gráf szemantikája, a lágy zárolás, a nehézségi szintezés, az információs szabályok, a zárak konzisztenciája és a kijáratra vonatkozó korlátozások.</w:t>
       </w:r>
     </w:p>
     <w:p>
@@ -10295,29 +8744,13 @@
         <w:ind w:firstLine="720"/>
       </w:pPr>
       <w:r>
-        <w:t xml:space="preserve">A </w:t>
-      </w:r>
-      <w:proofErr w:type="spellStart"/>
-      <w:r>
-        <w:t>prompt_graph</w:t>
-      </w:r>
-      <w:proofErr w:type="spellEnd"/>
-      <w:r>
-        <w:t xml:space="preserve"> ehhez egy konkrét,</w:t>
+        <w:t>A prompt_graph ehhez egy konkrét,</w:t>
       </w:r>
       <w:r>
         <w:t xml:space="preserve"> 79 soros</w:t>
       </w:r>
       <w:r>
-        <w:t xml:space="preserve"> </w:t>
-      </w:r>
-      <w:proofErr w:type="spellStart"/>
-      <w:r>
-        <w:t>Graphviz</w:t>
-      </w:r>
-      <w:proofErr w:type="spellEnd"/>
-      <w:r>
-        <w:t xml:space="preserve"> DOT formátumú mintát ad, amely szemléletesen mutatja meg, hogyan épül egymásra több puzzle, és miként válik a kijárat az utolsó logikai függőséggé.</w:t>
+        <w:t xml:space="preserve"> Graphviz DOT formátumú mintát ad, amely szemléletesen mutatja meg, hogyan épül egymásra több puzzle, és miként válik a kijárat az utolsó logikai függőséggé.</w:t>
       </w:r>
     </w:p>
     <w:p>
@@ -10333,23 +8766,7 @@
         <w:pStyle w:val="Szakdolgozatbekezds"/>
       </w:pPr>
       <w:r>
-        <w:t xml:space="preserve">A generálást támogató további </w:t>
-      </w:r>
-      <w:proofErr w:type="spellStart"/>
-      <w:r>
-        <w:t>promptok</w:t>
-      </w:r>
-      <w:proofErr w:type="spellEnd"/>
-      <w:r>
-        <w:t xml:space="preserve"> már specializált szerepet töltenek be. A </w:t>
-      </w:r>
-      <w:proofErr w:type="spellStart"/>
-      <w:r>
-        <w:t>prompt_level_examples</w:t>
-      </w:r>
-      <w:proofErr w:type="spellEnd"/>
-      <w:r>
-        <w:t xml:space="preserve"> egy rövid, 25 soros referenciaanyag, amely nem másolható példaként, hanem inspirációs mintaként szolgál a többlépcsős, rétegzett puzzle-struktúra bemutatására.</w:t>
+        <w:t>A generálást támogató további promptok már specializált szerepet töltenek be. A prompt_level_examples egy rövid, 25 soros referenciaanyag, amely nem másolható példaként, hanem inspirációs mintaként szolgál a többlépcsős, rétegzett puzzle-struktúra bemutatására.</w:t>
       </w:r>
     </w:p>
     <w:p>
@@ -10365,55 +8782,7 @@
         <w:pStyle w:val="Szakdolgozatbekezds"/>
       </w:pPr>
       <w:r>
-        <w:t xml:space="preserve">A </w:t>
-      </w:r>
-      <w:proofErr w:type="spellStart"/>
-      <w:r>
-        <w:t>prompt_level_validate</w:t>
-      </w:r>
-      <w:proofErr w:type="spellEnd"/>
-      <w:r>
-        <w:t xml:space="preserve"> a </w:t>
-      </w:r>
-      <w:proofErr w:type="spellStart"/>
-      <w:r>
-        <w:t>validátor</w:t>
-      </w:r>
-      <w:proofErr w:type="spellEnd"/>
-      <w:r>
-        <w:t xml:space="preserve"> számára készült, és szigorúan előírja, hogy a modell milyen JSON-sémában adhat vissza ítéletet a pálya </w:t>
-      </w:r>
-      <w:proofErr w:type="spellStart"/>
-      <w:r>
-        <w:t>végigjátszhatóságáról</w:t>
-      </w:r>
-      <w:proofErr w:type="spellEnd"/>
-      <w:r>
-        <w:t xml:space="preserve">. Ez a prompt tartalmazza a </w:t>
-      </w:r>
-      <w:proofErr w:type="spellStart"/>
-      <w:r>
-        <w:t>solvable</w:t>
-      </w:r>
-      <w:proofErr w:type="spellEnd"/>
-      <w:r>
-        <w:t xml:space="preserve">, </w:t>
-      </w:r>
-      <w:proofErr w:type="spellStart"/>
-      <w:r>
-        <w:t>issues</w:t>
-      </w:r>
-      <w:proofErr w:type="spellEnd"/>
-      <w:r>
-        <w:t xml:space="preserve"> és </w:t>
-      </w:r>
-      <w:proofErr w:type="spellStart"/>
-      <w:r>
-        <w:t>derivation</w:t>
-      </w:r>
-      <w:proofErr w:type="spellEnd"/>
-      <w:r>
-        <w:t xml:space="preserve"> mezők szerepét, a determinisztikus levezetés követelményét, valamint a játékosnak később felhasználható rövid hi</w:t>
+        <w:t>A prompt_level_validate a validátor számára készült, és szigorúan előírja, hogy a modell milyen JSON-sémában adhat vissza ítéletet a pálya végigjátszhatóságáról. Ez a prompt tartalmazza a solvable, issues és derivation mezők szerepét, a determinisztikus levezetés követelményét, valamint a játékosnak később felhasználható rövid hi</w:t>
       </w:r>
       <w:r>
         <w:t>n</w:t>
@@ -10428,23 +8797,7 @@
         <w:ind w:firstLine="720"/>
       </w:pPr>
       <w:r>
-        <w:t xml:space="preserve">A </w:t>
-      </w:r>
-      <w:proofErr w:type="spellStart"/>
-      <w:r>
-        <w:t>prompt_level_repair</w:t>
-      </w:r>
-      <w:proofErr w:type="spellEnd"/>
-      <w:r>
-        <w:t xml:space="preserve"> ehhez illeszkedve már javítási utasításokat tartalmaz: nem teljes </w:t>
-      </w:r>
-      <w:proofErr w:type="spellStart"/>
-      <w:r>
-        <w:t>újragenerálást</w:t>
-      </w:r>
-      <w:proofErr w:type="spellEnd"/>
-      <w:r>
-        <w:t xml:space="preserve"> kér, hanem a hibajelentés alapján a lehető legkisebb módosítással próbálja korrigálni az aktuális pályát.</w:t>
+        <w:t>A prompt_level_repair ehhez illeszkedve már javítási utasításokat tartalmaz: nem teljes újragenerálást kér, hanem a hibajelentés alapján a lehető legkisebb módosítással próbálja korrigálni az aktuális pályát.</w:t>
       </w:r>
     </w:p>
     <w:p>
@@ -10468,23 +8821,7 @@
         <w:pStyle w:val="Szakdolgozatbekezds"/>
       </w:pPr>
       <w:r>
-        <w:t xml:space="preserve">A </w:t>
-      </w:r>
-      <w:proofErr w:type="spellStart"/>
-      <w:r>
-        <w:t>promptok</w:t>
-      </w:r>
-      <w:proofErr w:type="spellEnd"/>
-      <w:r>
-        <w:t xml:space="preserve"> ilyen szétválasztása előtt több alternatív modellhasználati irány is kipróbálásra került. Az első kísérletek között szerepelt egy lokálisan futtatott </w:t>
-      </w:r>
-      <w:proofErr w:type="spellStart"/>
-      <w:r>
-        <w:t>Qwen</w:t>
-      </w:r>
-      <w:proofErr w:type="spellEnd"/>
-      <w:r>
-        <w:t xml:space="preserve"> 2.5 1.5B</w:t>
+        <w:t>A promptok ilyen szétválasztása előtt több alternatív modellhasználati irány is kipróbálásra került. Az első kísérletek között szerepelt egy lokálisan futtatott Qwen 2.5 1.5B</w:t>
       </w:r>
       <w:sdt>
         <w:sdtPr>
@@ -10519,21 +8856,8 @@
         </w:sdtContent>
       </w:sdt>
       <w:r>
-        <w:t xml:space="preserve"> modell, amely </w:t>
-      </w:r>
-      <w:proofErr w:type="spellStart"/>
-      <w:r>
-        <w:t>Hugging</w:t>
-      </w:r>
-      <w:proofErr w:type="spellEnd"/>
-      <w:r>
-        <w:t xml:space="preserve"> </w:t>
-      </w:r>
-      <w:proofErr w:type="spellStart"/>
-      <w:r>
-        <w:t>Face</w:t>
-      </w:r>
-      <w:proofErr w:type="spellEnd"/>
+        <w:t xml:space="preserve"> modell, amely Hugging Face</w:t>
+      </w:r>
       <w:sdt>
         <w:sdtPr>
           <w:id w:val="-100255671"/>
@@ -10571,15 +8895,7 @@
       </w:r>
       <w:r>
         <w:lastRenderedPageBreak/>
-        <w:t xml:space="preserve">gyengeséget, hanem már azt sem tudta stabilan értelmezni, hogy a pálya pontosan négy falból áll, és kizárólag egyetlen kijárattal rendelkezhet. Emiatt ezzel a modellel nem volt érdemes tovább építkezni. A következő próbálkozás a </w:t>
-      </w:r>
-      <w:proofErr w:type="spellStart"/>
-      <w:r>
-        <w:t>Qwen</w:t>
-      </w:r>
-      <w:proofErr w:type="spellEnd"/>
-      <w:r>
-        <w:t xml:space="preserve"> 2.5 3B modell volt, amely elméletben már alkalmasabbnak tűnt volna a feladatra, a gyakorlatban azonban hardveres korlátokba ütközött a futtatása, mivel a helyi környezet nem biztosított elegendő video</w:t>
+        <w:t>gyengeséget, hanem már azt sem tudta stabilan értelmezni, hogy a pálya pontosan négy falból áll, és kizárólag egyetlen kijárattal rendelkezhet. Emiatt ezzel a modellel nem volt érdemes tovább építkezni. A következő próbálkozás a Qwen 2.5 3B modell volt, amely elméletben már alkalmasabbnak tűnt volna a feladatra, a gyakorlatban azonban hardveres korlátokba ütközött a futtatása, mivel a helyi környezet nem biztosított elegendő video</w:t>
       </w:r>
       <w:r>
         <w:t xml:space="preserve"> </w:t>
@@ -10588,47 +8904,18 @@
         <w:t>memóriát</w:t>
       </w:r>
       <w:r>
-        <w:t xml:space="preserve"> (minimum 16 </w:t>
-      </w:r>
-      <w:proofErr w:type="spellStart"/>
-      <w:r>
-        <w:t>Gb</w:t>
-      </w:r>
-      <w:proofErr w:type="spellEnd"/>
-      <w:r>
-        <w:t>)</w:t>
-      </w:r>
-      <w:r>
-        <w:t xml:space="preserve"> egy stabil használathoz. Ekkor két reális irány maradt: felhőalapú saját modellfuttatás vagy kész API használata. A választás végül az API-alapú megközelítésre esett, mivel ez kisebb üzemeltetési </w:t>
-      </w:r>
-      <w:proofErr w:type="spellStart"/>
-      <w:r>
-        <w:t>többletterhet</w:t>
-      </w:r>
-      <w:proofErr w:type="spellEnd"/>
-      <w:r>
-        <w:t xml:space="preserve"> jelentett, és nem igényelte külön </w:t>
-      </w:r>
-      <w:proofErr w:type="spellStart"/>
-      <w:r>
-        <w:t>inferenciaszerver</w:t>
-      </w:r>
-      <w:proofErr w:type="spellEnd"/>
-      <w:r>
-        <w:t>, telepítési környezet és publikus szolgáltatási réteg kialakítását.</w:t>
+        <w:t xml:space="preserve"> (minimum 16 Gb)</w:t>
+      </w:r>
+      <w:r>
+        <w:t xml:space="preserve"> egy stabil használathoz. Ekkor két reális irány maradt: felhőalapú saját modellfuttatás vagy kész API használata. A választás végül az API-alapú megközelítésre esett, mivel ez kisebb üzemeltetési többletterhet jelentett, és nem igényelte külön inferenciaszerver, telepítési környezet és publikus szolgáltatási réteg kialakítását.</w:t>
       </w:r>
     </w:p>
     <w:p>
       <w:pPr>
         <w:pStyle w:val="Szakdolgozath3"/>
       </w:pPr>
-      <w:proofErr w:type="spellStart"/>
-      <w:r>
-        <w:t>OpenAI</w:t>
-      </w:r>
-      <w:proofErr w:type="spellEnd"/>
-      <w:r>
-        <w:t xml:space="preserve"> &amp; gpt-5-nano</w:t>
+      <w:r>
+        <w:t>OpenAI &amp; gpt-5-nano</w:t>
       </w:r>
     </w:p>
     <w:p>
@@ -10639,25 +8926,7 @@
         <w:t>Az API-alapú megközelítés</w:t>
       </w:r>
       <w:r>
-        <w:t xml:space="preserve">hez az </w:t>
-      </w:r>
-      <w:proofErr w:type="spellStart"/>
-      <w:r>
-        <w:t>OpenAI</w:t>
-      </w:r>
-      <w:proofErr w:type="spellEnd"/>
-      <w:r>
-        <w:t xml:space="preserve"> API szolgáltatását </w:t>
-      </w:r>
-      <w:proofErr w:type="spellStart"/>
-      <w:proofErr w:type="gramStart"/>
-      <w:r>
-        <w:t>választottam.Az</w:t>
-      </w:r>
-      <w:proofErr w:type="spellEnd"/>
-      <w:proofErr w:type="gramEnd"/>
-      <w:r>
-        <w:t xml:space="preserve"> ok egyszerű, ők indították be az AI versenyt, és mai napig a legnagyobb cég az AI szakmában.</w:t>
+        <w:t>hez az OpenAI API szolgáltatását választottam.Az ok egyszerű, ők indították be az AI versenyt, és mai napig a legnagyobb cég az AI szakmában.</w:t>
       </w:r>
       <w:r>
         <w:t xml:space="preserve"> </w:t>
@@ -10666,15 +8935,7 @@
         <w:t>A</w:t>
       </w:r>
       <w:r>
-        <w:t xml:space="preserve"> generálás kezdetben a gpt-5-nano modellel indult. Ennek egyik oka az volt, hogy a fejlesztés adott szakaszában ez számított az egyik legfrissebb és egyben legkedvezőbb költségű opciónak. Ezzel a modellel már felépíthetővé vált a pálya alapstruktúrája, azonban hamar megjelentek a minőségi korlátok. A modell sok esetben nem valódi GUID-</w:t>
-      </w:r>
-      <w:proofErr w:type="spellStart"/>
-      <w:r>
-        <w:t>okat</w:t>
-      </w:r>
-      <w:proofErr w:type="spellEnd"/>
-      <w:r>
-        <w:t>, hanem emberileg értelmezhető, szöveges azonosítókat hozott létre. Ez önmagában még nem feltétlenül tette működésképtelenné a pályát, de technikai szempontból instabil megoldásnak számított. Ennél is fontosabb probléma volt, hogy a kisebb modell hajlamos volt sekélyebb logikai struktúrát létrehozni: ugyan több nyomot generált, de ezek nem mindig épültek valódi függőségi láncba, ezért előfordulhatott, hogy a játékos túl korán megtalálta a kijutáshoz szükséges elemet. A komplexebb minták megadása önmagában nem bizonyult elegendőnek.</w:t>
+        <w:t xml:space="preserve"> generálás kezdetben a gpt-5-nano modellel indult. Ennek egyik oka az volt, hogy a fejlesztés adott szakaszában ez számított az egyik legfrissebb és egyben legkedvezőbb költségű opciónak. Ezzel a modellel már felépíthetővé vált a pálya alapstruktúrája, azonban hamar megjelentek a minőségi korlátok. A modell sok esetben nem valódi GUID-okat, hanem emberileg értelmezhető, szöveges azonosítókat hozott létre. Ez önmagában még nem feltétlenül tette működésképtelenné a pályát, de technikai szempontból instabil megoldásnak számított. Ennél is fontosabb probléma volt, hogy a kisebb modell hajlamos volt sekélyebb logikai struktúrát létrehozni: ugyan több nyomot generált, de ezek nem mindig épültek valódi függőségi láncba, ezért előfordulhatott, hogy a játékos túl korán megtalálta a kijutáshoz szükséges elemet. A komplexebb minták megadása önmagában nem bizonyult elegendőnek.</w:t>
       </w:r>
     </w:p>
     <w:p>
@@ -10690,23 +8951,7 @@
         <w:pStyle w:val="Szakdolgozatbekezds"/>
       </w:pPr>
       <w:r>
-        <w:t>A következő fontos lépést a gpt-5-mini használata jelentette. Ez már költségesebb megoldás volt, ugyanakkor több korábbi korlátot sikerült vele átlépni. A modell megbízhatóbban kezelte a puzzle-</w:t>
-      </w:r>
-      <w:proofErr w:type="spellStart"/>
-      <w:r>
-        <w:t>ök</w:t>
-      </w:r>
-      <w:proofErr w:type="spellEnd"/>
-      <w:r>
-        <w:t xml:space="preserve"> egymásra épülését, és jobban tudta követni a gráfalapú struktúra logikáját. Ennek ellenére a nagyobb pályakomplexitás mellett ennél a modellnél is megjelentek üzleti logikai és technikai problémák. Előbbire példa, hogy egy puzzle elvileg három külön részinformációból állt, a modell azonban három </w:t>
-      </w:r>
-      <w:proofErr w:type="spellStart"/>
-      <w:r>
-        <w:t>tartalmilag</w:t>
-      </w:r>
-      <w:proofErr w:type="spellEnd"/>
-      <w:r>
-        <w:t xml:space="preserve"> redundáns nyomot </w:t>
+        <w:t xml:space="preserve">A következő fontos lépést a gpt-5-mini használata jelentette. Ez már költségesebb megoldás volt, ugyanakkor több korábbi korlátot sikerült vele átlépni. A modell megbízhatóbban kezelte a puzzle-ök egymásra épülését, és jobban tudta követni a gráfalapú struktúra logikáját. Ennek ellenére a nagyobb pályakomplexitás mellett ennél a modellnél is megjelentek üzleti logikai és technikai problémák. Előbbire példa, hogy egy puzzle elvileg három külön részinformációból állt, a modell azonban három tartalmilag redundáns nyomot </w:t>
       </w:r>
       <w:r>
         <w:lastRenderedPageBreak/>
@@ -10746,50 +8991,16 @@
         <w:pStyle w:val="Szakdolgozath3"/>
       </w:pPr>
       <w:r>
-        <w:t xml:space="preserve">Generált pálya post </w:t>
-      </w:r>
-      <w:proofErr w:type="spellStart"/>
-      <w:r>
-        <w:t>process</w:t>
-      </w:r>
-      <w:proofErr w:type="spellEnd"/>
+        <w:t>Generált pálya post process</w:t>
+      </w:r>
     </w:p>
     <w:p>
       <w:pPr>
         <w:pStyle w:val="Szakdolgozatbekezds"/>
       </w:pPr>
       <w:r>
-        <w:t xml:space="preserve">Az utófeldolgozás feladata az azonosítók normalizálása. A folyamat első lépésben mély másolatot készít a teljes pályaobjektumról, hogy az eredeti generált adatstruktúrát közvetlenül ne módosítsa. Ezután bejárja az egész JSON-fát, és figyeli azokat a mezőket, amelyek azonosító jellegű adatot tartalmazhatnak. A jelenlegi implementáció három kulcsot kezel kiemelten: az </w:t>
-      </w:r>
-      <w:proofErr w:type="spellStart"/>
-      <w:r>
-        <w:t>id</w:t>
-      </w:r>
-      <w:proofErr w:type="spellEnd"/>
-      <w:r>
-        <w:t xml:space="preserve">, a </w:t>
-      </w:r>
-      <w:proofErr w:type="spellStart"/>
-      <w:r>
-        <w:t>targetId</w:t>
-      </w:r>
-      <w:proofErr w:type="spellEnd"/>
-      <w:r>
-        <w:t xml:space="preserve"> és a </w:t>
-      </w:r>
-      <w:proofErr w:type="spellStart"/>
-      <w:r>
-        <w:t>dependsOn</w:t>
-      </w:r>
-      <w:proofErr w:type="spellEnd"/>
-      <w:r>
-        <w:t xml:space="preserve"> </w:t>
-      </w:r>
-      <w:proofErr w:type="gramStart"/>
-      <w:r>
-        <w:t>mezőket</w:t>
-      </w:r>
-      <w:proofErr w:type="gramEnd"/>
+        <w:t>Az utófeldolgozás feladata az azonosítók normalizálása. A folyamat első lépésben mély másolatot készít a teljes pályaobjektumról, hogy az eredeti generált adatstruktúrát közvetlenül ne módosítsa. Ezután bejárja az egész JSON-fát, és figyeli azokat a mezőket, amelyek azonosító jellegű adatot tartalmazhatnak. A jelenlegi implementáció három kulcsot kezel kiemelten: az id, a targetId és a dependsOn mezőket</w:t>
+      </w:r>
       <w:r>
         <w:t xml:space="preserve"> ahol az előbbi a pálya struktúrához tartozik, utóbbi kettő pedig a hint rendszerhez</w:t>
       </w:r>
@@ -10803,23 +9014,7 @@
         <w:ind w:firstLine="720"/>
       </w:pPr>
       <w:r>
-        <w:t xml:space="preserve">A második lépésben a függvény újra végigmegy a struktúrán, és minden olyan </w:t>
-      </w:r>
-      <w:proofErr w:type="spellStart"/>
-      <w:r>
-        <w:t>stringet</w:t>
-      </w:r>
-      <w:proofErr w:type="spellEnd"/>
-      <w:r>
-        <w:t xml:space="preserve"> lecserél, amely korábban nem szabványos azonosítóként szerepelt, de bekerült a megfeleltetési táblába. Ennek azért van jelentősége, mert az AI által generált JSON-ben ugyanaz az objektumazonosító gyakran több helyen is megjelenik: nemcsak az adott objektum </w:t>
-      </w:r>
-      <w:proofErr w:type="spellStart"/>
-      <w:r>
-        <w:t>id</w:t>
-      </w:r>
-      <w:proofErr w:type="spellEnd"/>
-      <w:r>
-        <w:t xml:space="preserve"> mezőjében, hanem például egy zárra, célobjektumra vagy függőségi listára mutató hivatkozásban is. Az utófeldolgozás így nem csupán új azonosítókat generál, hanem gondoskodik arról is, hogy az összes kapcsolódó referencia következetesen ugyanarra az új </w:t>
+        <w:t xml:space="preserve">A második lépésben a függvény újra végigmegy a struktúrán, és minden olyan stringet lecserél, amely korábban nem szabványos azonosítóként szerepelt, de bekerült a megfeleltetési táblába. Ennek azért van jelentősége, mert az AI által generált JSON-ben ugyanaz az objektumazonosító gyakran több helyen is megjelenik: nemcsak az adott objektum id mezőjében, hanem például egy zárra, célobjektumra vagy függőségi listára mutató hivatkozásban is. Az utófeldolgozás így nem csupán új azonosítókat generál, hanem gondoskodik arról is, hogy az összes kapcsolódó referencia következetesen ugyanarra az új </w:t>
       </w:r>
       <w:r>
         <w:lastRenderedPageBreak/>
@@ -10852,19 +9047,17 @@
       <w:pPr>
         <w:pStyle w:val="SzekdolgozatH1"/>
       </w:pPr>
-      <w:bookmarkStart w:id="29" w:name="_Toc226556614"/>
-      <w:proofErr w:type="spellStart"/>
+      <w:bookmarkStart w:id="29" w:name="_Toc226562090"/>
       <w:r>
         <w:t>Sprite</w:t>
       </w:r>
       <w:bookmarkEnd w:id="29"/>
-      <w:proofErr w:type="spellEnd"/>
     </w:p>
     <w:p>
       <w:pPr>
         <w:pStyle w:val="Szakdolgozath2"/>
       </w:pPr>
-      <w:bookmarkStart w:id="30" w:name="_Toc226556615"/>
+      <w:bookmarkStart w:id="30" w:name="_Toc226562091"/>
       <w:r>
         <w:t>Probléma</w:t>
       </w:r>
@@ -10875,70 +9068,14 @@
         <w:pStyle w:val="Szakdolgozatbekezds"/>
       </w:pPr>
       <w:r>
-        <w:t xml:space="preserve">A projekt indulásakor a </w:t>
-      </w:r>
-      <w:proofErr w:type="spellStart"/>
-      <w:r>
-        <w:t>sprite</w:t>
-      </w:r>
-      <w:proofErr w:type="spellEnd"/>
-      <w:r>
-        <w:t xml:space="preserve"> generálás az egyik legnagyobb bizonytalansági tényező volt. Kezdetben nem volt egyértelmű, hogyan lehet a korábban definiált generális játékelemeket, például a </w:t>
-      </w:r>
-      <w:proofErr w:type="spellStart"/>
-      <w:r>
-        <w:t>Pickable</w:t>
-      </w:r>
-      <w:proofErr w:type="spellEnd"/>
-      <w:r>
-        <w:t xml:space="preserve">, </w:t>
-      </w:r>
-      <w:proofErr w:type="spellStart"/>
-      <w:r>
-        <w:t>Inspectable</w:t>
-      </w:r>
-      <w:proofErr w:type="spellEnd"/>
-      <w:r>
-        <w:t xml:space="preserve">, </w:t>
-      </w:r>
-      <w:proofErr w:type="spellStart"/>
-      <w:r>
-        <w:t>Container</w:t>
-      </w:r>
-      <w:proofErr w:type="spellEnd"/>
-      <w:r>
-        <w:t xml:space="preserve">, </w:t>
-      </w:r>
-      <w:proofErr w:type="spellStart"/>
-      <w:r>
-        <w:t>MovableCover</w:t>
-      </w:r>
-      <w:proofErr w:type="spellEnd"/>
-      <w:r>
-        <w:t xml:space="preserve"> vagy </w:t>
-      </w:r>
-      <w:proofErr w:type="spellStart"/>
-      <w:r>
-        <w:t>Exit</w:t>
-      </w:r>
-      <w:proofErr w:type="spellEnd"/>
-      <w:r>
-        <w:t xml:space="preserve"> objektumokat olyan vizuális reprezentációvá alakítani, amely a játékban ténylegesen felhasználható. Ezt a problémát tovább nehezítette, hogy a képgeneráló modellek ekkor még jóval inkább koncepcióképek előállítására voltak alkalmasak, mintsem pontosan irányítható, interaktív játékhoz használható </w:t>
-      </w:r>
-      <w:proofErr w:type="spellStart"/>
-      <w:r>
-        <w:t>sprite</w:t>
-      </w:r>
-      <w:proofErr w:type="spellEnd"/>
-      <w:r>
-        <w:t>-ok létrehozására. Különösen problémás területnek bizonyult a szöveges információk képen belüli megjelenítése, hiszen a pálya több objektuma éppen abból nyeri a jelentését, hogy valamilyen feliratot, számot vagy részletes vizuális nyomot hordoz.</w:t>
+        <w:t>A projekt indulásakor a sprite generálás az egyik legnagyobb bizonytalansági tényező volt. Kezdetben nem volt egyértelmű, hogyan lehet a korábban definiált generális játékelemeket, például a Pickable, Inspectable, Container, MovableCover vagy Exit objektumokat olyan vizuális reprezentációvá alakítani, amely a játékban ténylegesen felhasználható. Ezt a problémát tovább nehezítette, hogy a képgeneráló modellek ekkor még jóval inkább koncepcióképek előállítására voltak alkalmasak, mintsem pontosan irányítható, interaktív játékhoz használható sprite-ok létrehozására. Különösen problémás területnek bizonyult a szöveges információk képen belüli megjelenítése, hiszen a pálya több objektuma éppen abból nyeri a jelentését, hogy valamilyen feliratot, számot vagy részletes vizuális nyomot hordoz.</w:t>
       </w:r>
     </w:p>
     <w:p>
       <w:pPr>
         <w:pStyle w:val="Szakdolgozath2"/>
       </w:pPr>
-      <w:bookmarkStart w:id="31" w:name="_Toc226556616"/>
+      <w:bookmarkStart w:id="31" w:name="_Toc226562092"/>
       <w:r>
         <w:t>Kezdeti Prototípusok</w:t>
       </w:r>
@@ -10949,13 +9086,8 @@
         <w:pStyle w:val="Szakdolgozatbekezds"/>
       </w:pPr>
       <w:r>
-        <w:t xml:space="preserve">A kezdeti kísérletek során több képgeneráló rendszer is kipróbálásra került, például a </w:t>
-      </w:r>
-      <w:proofErr w:type="spellStart"/>
-      <w:r>
-        <w:t>Midjourney</w:t>
-      </w:r>
-      <w:proofErr w:type="spellEnd"/>
+        <w:t>A kezdeti kísérletek során több képgeneráló rendszer is kipróbálásra került, például a Midjourney</w:t>
+      </w:r>
       <w:sdt>
         <w:sdtPr>
           <w:id w:val="728344123"/>
@@ -10989,13 +9121,8 @@
         </w:sdtContent>
       </w:sdt>
       <w:r>
-        <w:t xml:space="preserve">, a </w:t>
-      </w:r>
-      <w:proofErr w:type="spellStart"/>
-      <w:r>
-        <w:t>LeonardoAI</w:t>
-      </w:r>
-      <w:proofErr w:type="spellEnd"/>
+        <w:t>, a LeonardoAI</w:t>
+      </w:r>
       <w:sdt>
         <w:sdtPr>
           <w:id w:val="-486093576"/>
@@ -11064,66 +9191,18 @@
         </w:sdtContent>
       </w:sdt>
       <w:r>
-        <w:t xml:space="preserve">. Ezek használata gyorsan rámutatott arra, hogy a képgenerálásnál a </w:t>
-      </w:r>
-      <w:proofErr w:type="spellStart"/>
-      <w:r>
-        <w:t>promptolás</w:t>
-      </w:r>
-      <w:proofErr w:type="spellEnd"/>
-      <w:r>
-        <w:t xml:space="preserve"> még érzékenyebb feladat, mint a szöveges pályastruktúra generálásánál. A modellek gyakran már egy-egy szó vagy jelző módosítására is jelentősen eltérő képi eredménnyel reagáltak. Emiatt a </w:t>
-      </w:r>
-      <w:proofErr w:type="spellStart"/>
-      <w:r>
-        <w:t>sprite</w:t>
-      </w:r>
-      <w:proofErr w:type="spellEnd"/>
-      <w:r>
-        <w:t xml:space="preserve">-generálás nem egyszerűen technikai kiegészítő feladattá vált, hanem önálló </w:t>
-      </w:r>
-      <w:proofErr w:type="spellStart"/>
-      <w:r>
-        <w:t>prompttervezési</w:t>
-      </w:r>
-      <w:proofErr w:type="spellEnd"/>
-      <w:r>
-        <w:t xml:space="preserve"> problémává is. A másik alapvető nehézség az volt, hogy a generált képek jellemzően nem átlátszó hátterű, </w:t>
+        <w:t xml:space="preserve">. Ezek használata gyorsan rámutatott arra, hogy a képgenerálásnál a promptolás még érzékenyebb feladat, mint a szöveges pályastruktúra generálásánál. A modellek gyakran már egy-egy szó vagy jelző módosítására is jelentősen eltérő képi eredménnyel reagáltak. Emiatt a sprite-generálás nem egyszerűen technikai kiegészítő feladattá vált, hanem önálló prompttervezési problémává is. A másik alapvető nehézség az volt, hogy a generált képek jellemzően nem átlátszó hátterű, </w:t>
       </w:r>
       <w:r>
         <w:lastRenderedPageBreak/>
-        <w:t xml:space="preserve">közvetlenül felhasználható </w:t>
-      </w:r>
-      <w:proofErr w:type="spellStart"/>
-      <w:r>
-        <w:t>sprite</w:t>
-      </w:r>
-      <w:proofErr w:type="spellEnd"/>
-      <w:r>
-        <w:t xml:space="preserve">-okként készültek el. Ebből következően felmerült az az elképzelés is, hogy a modell egy konstans színű hátteret generáljon, majd a képből </w:t>
-      </w:r>
-      <w:proofErr w:type="spellStart"/>
-      <w:r>
-        <w:t>OpenCV</w:t>
-      </w:r>
-      <w:proofErr w:type="spellEnd"/>
-      <w:r>
-        <w:t xml:space="preserve"> segítségével legyen kivágva maga az objektum. Ez egy ideig reális iránynak tűnt, mivel a klasszikus </w:t>
-      </w:r>
-      <w:proofErr w:type="spellStart"/>
-      <w:r>
-        <w:t>sprite</w:t>
-      </w:r>
-      <w:proofErr w:type="spellEnd"/>
-      <w:r>
-        <w:t>-felhasználás szempontjából a háttérleválasztás kulcsfontosságú probléma volt.</w:t>
+        <w:t>közvetlenül felhasználható sprite-okként készültek el. Ebből következően felmerült az az elképzelés is, hogy a modell egy konstans színű hátteret generáljon, majd a képből OpenCV segítségével legyen kivágva maga az objektum. Ez egy ideig reális iránynak tűnt, mivel a klasszikus sprite-felhasználás szempontjából a háttérleválasztás kulcsfontosságú probléma volt.</w:t>
       </w:r>
     </w:p>
     <w:p>
       <w:pPr>
         <w:pStyle w:val="Szakdolgozath2"/>
       </w:pPr>
-      <w:bookmarkStart w:id="32" w:name="_Toc226556617"/>
+      <w:bookmarkStart w:id="32" w:name="_Toc226562093"/>
       <w:r>
         <w:t>gpt-image-1</w:t>
       </w:r>
@@ -11201,40 +9280,16 @@
         <w:t xml:space="preserve"> </w:t>
       </w:r>
       <w:r>
-        <w:t xml:space="preserve">család sokkal könnyebben és pontosabban kezelte a képi </w:t>
-      </w:r>
-      <w:proofErr w:type="spellStart"/>
-      <w:r>
-        <w:t>promptokat</w:t>
-      </w:r>
-      <w:proofErr w:type="spellEnd"/>
-      <w:r>
-        <w:t xml:space="preserve">, a képen megjelenő szövegek generálását is meglepően jól közelítette, és ami a legfontosabb, közvetlenül PNG formátumú, átlátszó hátterű képek előállítására is alkalmasnak bizonyult. Ez a projekt szempontjából döntő előrelépés volt, mert a </w:t>
-      </w:r>
-      <w:proofErr w:type="spellStart"/>
-      <w:r>
-        <w:t>sprite</w:t>
-      </w:r>
-      <w:proofErr w:type="spellEnd"/>
-      <w:r>
-        <w:t xml:space="preserve"> körbevágásának problémája jelentős részben megszűnt. A jelenlegi implementáció ugyan a generált képekből még utólag levágja a felesleges átlátszó széleket, de ez már csak finomító lépés, nem pedig a teljes háttérleválasztási probléma megoldása.</w:t>
+        <w:t>család sokkal könnyebben és pontosabban kezelte a képi promptokat, a képen megjelenő szövegek generálását is meglepően jól közelítette, és ami a legfontosabb, közvetlenül PNG formátumú, átlátszó hátterű képek előállítására is alkalmasnak bizonyult. Ez a projekt szempontjából döntő előrelépés volt, mert a sprite körbevágásának problémája jelentős részben megszűnt. A jelenlegi implementáció ugyan a generált képekből még utólag levágja a felesleges átlátszó széleket, de ez már csak finomító lépés, nem pedig a teljes háttérleválasztási probléma megoldása.</w:t>
       </w:r>
     </w:p>
     <w:p>
       <w:pPr>
         <w:pStyle w:val="Szakdolgozath2"/>
       </w:pPr>
-      <w:bookmarkStart w:id="33" w:name="_Toc226556618"/>
-      <w:r>
-        <w:t xml:space="preserve">Pálya és </w:t>
-      </w:r>
-      <w:proofErr w:type="spellStart"/>
-      <w:r>
-        <w:t>Sprite</w:t>
-      </w:r>
-      <w:proofErr w:type="spellEnd"/>
-      <w:r>
-        <w:t xml:space="preserve"> kapcsolat</w:t>
+      <w:bookmarkStart w:id="33" w:name="_Toc226562094"/>
+      <w:r>
+        <w:t>Pálya és Sprite kapcsolat</w:t>
       </w:r>
       <w:bookmarkEnd w:id="33"/>
     </w:p>
@@ -11243,64 +9298,16 @@
         <w:pStyle w:val="Szakdolgozatbekezds"/>
       </w:pPr>
       <w:r>
-        <w:t xml:space="preserve">A </w:t>
-      </w:r>
-      <w:proofErr w:type="spellStart"/>
-      <w:r>
-        <w:t>sprite</w:t>
-      </w:r>
-      <w:proofErr w:type="spellEnd"/>
-      <w:r>
-        <w:t xml:space="preserve"> generálási folyamat a rendszerben a pálya logikai generálása után indul el. Először létrejön a végleges, </w:t>
-      </w:r>
-      <w:proofErr w:type="spellStart"/>
-      <w:r>
-        <w:t>validált</w:t>
-      </w:r>
-      <w:proofErr w:type="spellEnd"/>
-      <w:r>
-        <w:t xml:space="preserve"> pályastruktúra, majd ebből a rendszer kigyűjti az összes olyan objektumot, amely rendelkezik </w:t>
-      </w:r>
-      <w:proofErr w:type="spellStart"/>
-      <w:r>
-        <w:t>id</w:t>
-      </w:r>
-      <w:proofErr w:type="spellEnd"/>
-      <w:r>
-        <w:t xml:space="preserve"> és </w:t>
-      </w:r>
-      <w:proofErr w:type="spellStart"/>
-      <w:r>
-        <w:t>inspectionData</w:t>
-      </w:r>
-      <w:proofErr w:type="spellEnd"/>
-      <w:r>
-        <w:t xml:space="preserve"> mezővel. Ez a gyakorlatban azt jelenti, hogy a pályában szereplő minden releváns vizuális objektum részt vehet a </w:t>
-      </w:r>
-      <w:proofErr w:type="spellStart"/>
-      <w:r>
-        <w:t>sprite</w:t>
-      </w:r>
-      <w:proofErr w:type="spellEnd"/>
-      <w:r>
-        <w:t>-generálásban. A képgenerálási folyamat tehát nem külön kézzel összeállított listából dolgozik, hanem közvetlenül a pálya JSON-reprezentációjára támaszkodik. Ez azért fontos, mert így a logikai és a vizuális réteg között közvetlen kapcsolat jön létre.</w:t>
+        <w:t>A sprite generálási folyamat a rendszerben a pálya logikai generálása után indul el. Először létrejön a végleges, validált pályastruktúra, majd ebből a rendszer kigyűjti az összes olyan objektumot, amely rendelkezik id és inspectionData mezővel. Ez a gyakorlatban azt jelenti, hogy a pályában szereplő minden releváns vizuális objektum részt vehet a sprite-generálásban. A képgenerálási folyamat tehát nem külön kézzel összeállított listából dolgozik, hanem közvetlenül a pálya JSON-reprezentációjára támaszkodik. Ez azért fontos, mert így a logikai és a vizuális réteg között közvetlen kapcsolat jön létre.</w:t>
       </w:r>
     </w:p>
     <w:p>
       <w:pPr>
         <w:pStyle w:val="Szakdolgozath2"/>
       </w:pPr>
-      <w:bookmarkStart w:id="34" w:name="_Toc226556619"/>
-      <w:r>
-        <w:t xml:space="preserve">Statikus és dinamikus </w:t>
-      </w:r>
-      <w:proofErr w:type="spellStart"/>
-      <w:r>
-        <w:t>sprite</w:t>
-      </w:r>
-      <w:proofErr w:type="spellEnd"/>
-      <w:r>
-        <w:t xml:space="preserve"> elemek</w:t>
+      <w:bookmarkStart w:id="34" w:name="_Toc226562095"/>
+      <w:r>
+        <w:t>Statikus és dinamikus sprite elemek</w:t>
       </w:r>
       <w:bookmarkEnd w:id="34"/>
     </w:p>
@@ -11309,58 +9316,18 @@
         <w:pStyle w:val="Szakdolgozatbekezds"/>
       </w:pPr>
       <w:r>
-        <w:t xml:space="preserve">A rendszer a </w:t>
-      </w:r>
-      <w:proofErr w:type="spellStart"/>
-      <w:r>
-        <w:t>sprite</w:t>
-      </w:r>
-      <w:proofErr w:type="spellEnd"/>
-      <w:r>
-        <w:t xml:space="preserve"> generálást két nagy csoportra bontja. Az első csoport az általános felhasználói felülethez tartozó elemeké. Ilyen például a jegyzetfüzet ikonja, a hátizsákot reprezentáló </w:t>
-      </w:r>
-      <w:proofErr w:type="spellStart"/>
-      <w:r>
-        <w:t>inventory</w:t>
-      </w:r>
-      <w:proofErr w:type="spellEnd"/>
-      <w:r>
-        <w:t xml:space="preserve"> ikon, valamint a különböző kurzorállapotokhoz használt vizuális elemek, például a vizsgálatot, keresést, használatot vagy felvételt jelző ikonok. Ezek előre ismert, minden pályán azonos funkciójú elemek, ezért generálásuk egyszerűbb, rövid </w:t>
-      </w:r>
-      <w:proofErr w:type="spellStart"/>
-      <w:r>
-        <w:t>promptokkal</w:t>
-      </w:r>
-      <w:proofErr w:type="spellEnd"/>
-      <w:r>
-        <w:t xml:space="preserve"> történik. A második csoport a konkrét pályaobjektumokból áll. Ezeknél a </w:t>
+        <w:t xml:space="preserve">A rendszer a sprite generálást két nagy csoportra bontja. Az első csoport az általános felhasználói felülethez tartozó elemeké. Ilyen például a jegyzetfüzet ikonja, a hátizsákot reprezentáló inventory ikon, valamint a különböző kurzorállapotokhoz használt vizuális elemek, például a vizsgálatot, keresést, használatot vagy felvételt jelző ikonok. Ezek előre ismert, minden pályán azonos funkciójú elemek, ezért generálásuk egyszerűbb, rövid promptokkal történik. A második csoport a konkrét pályaobjektumokból áll. Ezeknél a </w:t>
       </w:r>
       <w:r>
         <w:lastRenderedPageBreak/>
-        <w:t xml:space="preserve">rendszer már a pályából származó adatokat használja fel: az objektum </w:t>
-      </w:r>
-      <w:proofErr w:type="spellStart"/>
-      <w:r>
-        <w:t>inspectionData.appellation</w:t>
-      </w:r>
-      <w:proofErr w:type="spellEnd"/>
-      <w:r>
-        <w:t xml:space="preserve"> mezője szolgál az objektum megnevezéseként, az </w:t>
-      </w:r>
-      <w:proofErr w:type="spellStart"/>
-      <w:r>
-        <w:t>inspectionData.information</w:t>
-      </w:r>
-      <w:proofErr w:type="spellEnd"/>
-      <w:r>
-        <w:t xml:space="preserve"> pedig további vizuális és tartalmi kontextust ad a képhez. A generált prompt így lényegében a választott stílusból, az objektum nevéből és a hozzá kapcsolódó leírásból áll össze.</w:t>
+        <w:t>rendszer már a pályából származó adatokat használja fel: az objektum inspectionData.appellation mezője szolgál az objektum megnevezéseként, az inspectionData.information pedig további vizuális és tartalmi kontextust ad a képhez. A generált prompt így lényegében a választott stílusból, az objektum nevéből és a hozzá kapcsolódó leírásból áll össze.</w:t>
       </w:r>
     </w:p>
     <w:p>
       <w:pPr>
         <w:pStyle w:val="Szakdolgozath2"/>
       </w:pPr>
-      <w:bookmarkStart w:id="35" w:name="_Toc226556620"/>
+      <w:bookmarkStart w:id="35" w:name="_Toc226562096"/>
       <w:r>
         <w:t>Technikai megvalósítás</w:t>
       </w:r>
@@ -11371,116 +9338,34 @@
         <w:pStyle w:val="Szakdolgozatbekezds"/>
       </w:pPr>
       <w:r>
-        <w:t xml:space="preserve">A képgenerálás technikai szempontból egy viszonylag egyszerű, de jól </w:t>
-      </w:r>
-      <w:proofErr w:type="spellStart"/>
-      <w:r>
-        <w:t>körülhatárolt</w:t>
-      </w:r>
-      <w:proofErr w:type="spellEnd"/>
-      <w:r>
-        <w:t xml:space="preserve"> folyamatot követ. A rendszer az </w:t>
-      </w:r>
-      <w:proofErr w:type="spellStart"/>
-      <w:r>
-        <w:t>OpenAI</w:t>
-      </w:r>
-      <w:proofErr w:type="spellEnd"/>
-      <w:r>
-        <w:t xml:space="preserve"> kliensen keresztül képet generál, megadja a </w:t>
-      </w:r>
-      <w:proofErr w:type="spellStart"/>
-      <w:r>
-        <w:t>promptot</w:t>
-      </w:r>
-      <w:proofErr w:type="spellEnd"/>
-      <w:r>
-        <w:t xml:space="preserve">, a kívánt felbontást, a modell nevét, a minőségi szintet és a háttér átlátszóságára vonatkozó beállítást. A jelenlegi implementáció a </w:t>
-      </w:r>
-      <w:proofErr w:type="spellStart"/>
-      <w:r>
-        <w:t>sprite</w:t>
-      </w:r>
-      <w:proofErr w:type="spellEnd"/>
-      <w:r>
-        <w:t xml:space="preserve">-okhoz </w:t>
-      </w:r>
-      <w:proofErr w:type="spellStart"/>
-      <w:r>
-        <w:t>transparent</w:t>
-      </w:r>
-      <w:proofErr w:type="spellEnd"/>
-      <w:r>
-        <w:t xml:space="preserve"> hátteret használ, és a generált képet base64 kódolt válaszként kapja vissza. Ezt dekódolás után PNG formában dolgozza fel, majd egy utólagos lépésben levágja róla a felesleges átlátszó széleket. Ezt követően a </w:t>
-      </w:r>
-      <w:proofErr w:type="spellStart"/>
-      <w:r>
-        <w:t>sprite</w:t>
-      </w:r>
-      <w:proofErr w:type="spellEnd"/>
-      <w:r>
-        <w:t xml:space="preserve"> a tárolóba kerül mentésre, és a rendszer rögzíti a felhasznált </w:t>
-      </w:r>
-      <w:proofErr w:type="spellStart"/>
-      <w:r>
-        <w:t>tokenek</w:t>
-      </w:r>
-      <w:proofErr w:type="spellEnd"/>
-      <w:r>
-        <w:t xml:space="preserve"> számát, valamint a generálás időigényét is. A folyamat tehát minden objektum esetében azonos szerkezetben zajlik: prompt összeállítása, képgenerálás, szükség szerinti utófeldolgozás, majd tárolás.</w:t>
+        <w:t>A képgenerálás technikai szempontból egy viszonylag egyszerű, de jól körülhatárolt folyamatot követ. A rendszer az OpenAI kliensen keresztül képet generál, megadja a promptot, a kívánt felbontást, a modell nevét, a minőségi szintet és a háttér átlátszóságára vonatkozó beállítást. A jelenlegi implementáció a sprite-okhoz transparent hátteret használ, és a generált képet base64 kódolt válaszként kapja vissza. Ezt dekódolás után PNG formában dolgozza fel, majd egy utólagos lépésben levágja róla a felesleges átlátszó széleket. Ezt követően a sprite a tárolóba kerül mentésre, és a rendszer rögzíti a felhasznált tokenek számát, valamint a generálás időigényét is. A folyamat tehát minden objektum esetében azonos szerkezetben zajlik: prompt összeállítása, képgenerálás, szükség szerinti utófeldolgozás, majd tárolás.</w:t>
       </w:r>
     </w:p>
     <w:p>
       <w:pPr>
         <w:pStyle w:val="Szakdolgozath2"/>
       </w:pPr>
-      <w:bookmarkStart w:id="36" w:name="_Toc226556621"/>
-      <w:proofErr w:type="spellStart"/>
+      <w:bookmarkStart w:id="36" w:name="_Toc226562097"/>
       <w:r>
         <w:t>Exit</w:t>
       </w:r>
       <w:bookmarkEnd w:id="36"/>
-      <w:proofErr w:type="spellEnd"/>
     </w:p>
     <w:p>
       <w:pPr>
         <w:pStyle w:val="Szakdolgozatbekezds"/>
       </w:pPr>
       <w:r>
-        <w:t xml:space="preserve">Külön esetet képez a kijárat megjelenítése. A rendszer itt nem pusztán egyetlen ajtóképet generál, hanem egy összetartozó ajtópárt hoz létre. Először elkészül a zárt ajtó </w:t>
-      </w:r>
-      <w:proofErr w:type="spellStart"/>
-      <w:r>
-        <w:t>sprite</w:t>
-      </w:r>
-      <w:proofErr w:type="spellEnd"/>
-      <w:r>
-        <w:t xml:space="preserve">-ja, majd erre referenciaképként támaszkodva a modell egy második lépésben előállítja ugyanannak az ajtónak a nyitott változatát. Ez azért előnyös, mert így a két állapot vizuálisan következetes marad: az anyaghasználat, a színek, a mintázat, a fogantyú, a keret és a nézőpont megegyezik, csupán az ajtó állapota változik meg. Ez a megoldás jól mutatja, hogy a </w:t>
-      </w:r>
-      <w:proofErr w:type="spellStart"/>
-      <w:r>
-        <w:t>sprite</w:t>
-      </w:r>
-      <w:proofErr w:type="spellEnd"/>
-      <w:r>
-        <w:t>-generálás nem kizárólag nulláról generált képekre épül, hanem képszerkesztési lépést is tartalmazhat, ha a vizuális konzisztencia ezt indokolja.</w:t>
+        <w:t>Külön esetet képez a kijárat megjelenítése. A rendszer itt nem pusztán egyetlen ajtóképet generál, hanem egy összetartozó ajtópárt hoz létre. Először elkészül a zárt ajtó sprite-ja, majd erre referenciaképként támaszkodva a modell egy második lépésben előállítja ugyanannak az ajtónak a nyitott változatát. Ez azért előnyös, mert így a két állapot vizuálisan következetes marad: az anyaghasználat, a színek, a mintázat, a fogantyú, a keret és a nézőpont megegyezik, csupán az ajtó állapota változik meg. Ez a megoldás jól mutatja, hogy a sprite-generálás nem kizárólag nulláról generált képekre épül, hanem képszerkesztési lépést is tartalmazhat, ha a vizuális konzisztencia ezt indokolja.</w:t>
       </w:r>
     </w:p>
     <w:p>
       <w:pPr>
         <w:pStyle w:val="Szakdolgozath2"/>
       </w:pPr>
-      <w:bookmarkStart w:id="37" w:name="_Toc226556622"/>
-      <w:r>
-        <w:t xml:space="preserve">Méretezés – </w:t>
-      </w:r>
-      <w:proofErr w:type="spellStart"/>
-      <w:r>
-        <w:t>sprite</w:t>
-      </w:r>
-      <w:proofErr w:type="spellEnd"/>
-      <w:r>
-        <w:t xml:space="preserve"> UI megjelenítése</w:t>
+      <w:bookmarkStart w:id="37" w:name="_Toc226562098"/>
+      <w:r>
+        <w:t>Méretezés – sprite UI megjelenítése</w:t>
       </w:r>
       <w:bookmarkEnd w:id="37"/>
     </w:p>
@@ -11489,35 +9374,11 @@
         <w:pStyle w:val="Szakdolgozatbekezds"/>
       </w:pPr>
       <w:r>
-        <w:t xml:space="preserve">A </w:t>
-      </w:r>
-      <w:proofErr w:type="spellStart"/>
-      <w:r>
-        <w:t>sprite</w:t>
-      </w:r>
-      <w:proofErr w:type="spellEnd"/>
-      <w:r>
-        <w:t xml:space="preserve">-generálás működésének másik fontos eleme a felbontás kezelése. A pályaobjektumok a szöveges reprezentációjukban már tartalmaznak egy </w:t>
-      </w:r>
-      <w:proofErr w:type="spellStart"/>
-      <w:r>
-        <w:t>spriteResolution</w:t>
-      </w:r>
-      <w:proofErr w:type="spellEnd"/>
-      <w:r>
-        <w:t xml:space="preserve"> mezőt, amely megadja, hogy az adott objektum négyzetes, fekvő vagy álló orientációjú </w:t>
+        <w:t xml:space="preserve">A sprite-generálás működésének másik fontos eleme a felbontás kezelése. A pályaobjektumok a szöveges reprezentációjukban már tartalmaznak egy spriteResolution mezőt, amely megadja, hogy az adott objektum négyzetes, fekvő vagy álló orientációjú </w:t>
       </w:r>
       <w:r>
         <w:lastRenderedPageBreak/>
-        <w:t xml:space="preserve">képként célszerű-e előállítani. Ennek megfelelően a generálás során a rendszer nem egyetlen rögzített mérettel dolgozik, hanem az objektum típusához és vizuális formájához igazítja a képméretet. Ez nemcsak a képgenerálás minősége miatt fontos, hanem a frontend oldali megjelenítéshez is, mivel a kliensnek tudnia kell, hogy az adott </w:t>
-      </w:r>
-      <w:proofErr w:type="spellStart"/>
-      <w:r>
-        <w:t>sprite</w:t>
-      </w:r>
-      <w:proofErr w:type="spellEnd"/>
-      <w:r>
-        <w:t xml:space="preserve"> milyen arányrendszerben készült, és ezt hogyan kell a játéktérben kirajzolni.</w:t>
+        <w:t>képként célszerű-e előállítani. Ennek megfelelően a generálás során a rendszer nem egyetlen rögzített mérettel dolgozik, hanem az objektum típusához és vizuális formájához igazítja a képméretet. Ez nemcsak a képgenerálás minősége miatt fontos, hanem a frontend oldali megjelenítéshez is, mivel a kliensnek tudnia kell, hogy az adott sprite milyen arányrendszerben készült, és ezt hogyan kell a játéktérben kirajzolni.</w:t>
       </w:r>
     </w:p>
     <w:p>
@@ -11533,14 +9394,9 @@
       <w:pPr>
         <w:pStyle w:val="Szakdolgozath2"/>
       </w:pPr>
-      <w:bookmarkStart w:id="38" w:name="_Toc226556623"/>
-      <w:proofErr w:type="spellStart"/>
-      <w:r>
-        <w:t>Perspektív</w:t>
-      </w:r>
-      <w:proofErr w:type="spellEnd"/>
-      <w:r>
-        <w:t xml:space="preserve"> megjelenítés</w:t>
+      <w:bookmarkStart w:id="38" w:name="_Toc226562099"/>
+      <w:r>
+        <w:t>Perspektív megjelenítés</w:t>
       </w:r>
       <w:bookmarkEnd w:id="38"/>
     </w:p>
@@ -11561,26 +9417,10 @@
         <w:t xml:space="preserve"> és a személyes meglátásom alapján</w:t>
       </w:r>
       <w:r>
-        <w:t xml:space="preserve"> valószínűsíthető, hogy ez a probléma ma már ugyancsak megoldható lenne ugyanazzal a képgeneráló modellel, amelyet a </w:t>
-      </w:r>
-      <w:proofErr w:type="spellStart"/>
-      <w:r>
-        <w:t>sprite</w:t>
-      </w:r>
-      <w:proofErr w:type="spellEnd"/>
-      <w:r>
-        <w:t>-ok előállítására is alkalmaz a rendszer</w:t>
-      </w:r>
-      <w:r>
-        <w:t xml:space="preserve">, hiszen a </w:t>
-      </w:r>
-      <w:proofErr w:type="spellStart"/>
-      <w:r>
-        <w:t>kjáratot</w:t>
-      </w:r>
-      <w:proofErr w:type="spellEnd"/>
-      <w:r>
-        <w:t xml:space="preserve"> is hasonlóan összefüggően generálja a rendszer</w:t>
+        <w:t xml:space="preserve"> valószínűsíthető, hogy ez a probléma ma már ugyancsak megoldható lenne ugyanazzal a képgeneráló modellel, amelyet a sprite-ok előállítására is alkalmaz a rendszer</w:t>
+      </w:r>
+      <w:r>
+        <w:t>, hiszen a kjáratot is hasonlóan összefüggően generálja a rendszer</w:t>
       </w:r>
       <w:r>
         <w:t>.</w:t>
@@ -11599,39 +9439,7 @@
         <w:pStyle w:val="Szakdolgozatbekezds"/>
       </w:pPr>
       <w:r>
-        <w:t xml:space="preserve">Összességében a </w:t>
-      </w:r>
-      <w:proofErr w:type="spellStart"/>
-      <w:r>
-        <w:t>sprite</w:t>
-      </w:r>
-      <w:proofErr w:type="spellEnd"/>
-      <w:r>
-        <w:t xml:space="preserve">-generálás fejlődése jól mutatja, hogy a projektben a vizuális réteg kialakítása kezdetben legalább akkora kihívást jelentett, mint maga a pályalogika. A korábbi modellek </w:t>
-      </w:r>
-      <w:proofErr w:type="spellStart"/>
-      <w:r>
-        <w:t>korlátai</w:t>
-      </w:r>
-      <w:proofErr w:type="spellEnd"/>
-      <w:r>
-        <w:t xml:space="preserve"> miatt sokáig kérdéses volt, hogy létrehozható-e egyáltalán olyan képi </w:t>
-      </w:r>
-      <w:proofErr w:type="spellStart"/>
-      <w:r>
-        <w:t>pipeline</w:t>
-      </w:r>
-      <w:proofErr w:type="spellEnd"/>
-      <w:r>
-        <w:t xml:space="preserve">, amely játékban használható, konzisztens </w:t>
-      </w:r>
-      <w:proofErr w:type="spellStart"/>
-      <w:r>
-        <w:t>sprite-okat</w:t>
-      </w:r>
-      <w:proofErr w:type="spellEnd"/>
-      <w:r>
-        <w:t xml:space="preserve"> eredményez. A jelenlegi megoldás végül azért vált működőképessé, mert a képgeneráló modell képességei elérték azt </w:t>
+        <w:t xml:space="preserve">Összességében a sprite-generálás fejlődése jól mutatja, hogy a projektben a vizuális réteg kialakítása kezdetben legalább akkora kihívást jelentett, mint maga a pályalogika. A korábbi modellek korlátai miatt sokáig kérdéses volt, hogy létrehozható-e egyáltalán olyan képi pipeline, amely játékban használható, konzisztens sprite-okat eredményez. A jelenlegi megoldás végül azért vált működőképessé, mert a képgeneráló modell képességei elérték azt </w:t>
       </w:r>
       <w:r>
         <w:lastRenderedPageBreak/>
@@ -11642,7 +9450,7 @@
       <w:pPr>
         <w:pStyle w:val="SzekdolgozatH1"/>
       </w:pPr>
-      <w:bookmarkStart w:id="39" w:name="_Toc226556624"/>
+      <w:bookmarkStart w:id="39" w:name="_Toc226562100"/>
       <w:r>
         <w:t>Továbbfejlesztési lehetőségek</w:t>
       </w:r>
@@ -11653,38 +9461,14 @@
         <w:pStyle w:val="Szakdolgozatbekezds"/>
       </w:pPr>
       <w:r>
-        <w:t xml:space="preserve">A fejlesztés során létrejött rendszer működőképesen demonstrálja, hogy nagy nyelvi modellek és képgeneráló modellek felhasználásával automatizált </w:t>
-      </w:r>
-      <w:proofErr w:type="spellStart"/>
-      <w:r>
-        <w:t>escape</w:t>
-      </w:r>
-      <w:proofErr w:type="spellEnd"/>
-      <w:r>
-        <w:t xml:space="preserve"> </w:t>
-      </w:r>
-      <w:proofErr w:type="spellStart"/>
-      <w:r>
-        <w:t>room</w:t>
-      </w:r>
-      <w:proofErr w:type="spellEnd"/>
-      <w:r>
-        <w:t xml:space="preserve"> pályák és a hozzájuk tartozó vizuális elemek állíthatók elő. Ugyanakkor a jelenlegi megoldás több ponton is jól </w:t>
-      </w:r>
-      <w:proofErr w:type="spellStart"/>
-      <w:r>
-        <w:t>körülhatárolható</w:t>
-      </w:r>
-      <w:proofErr w:type="spellEnd"/>
-      <w:r>
-        <w:t xml:space="preserve"> korlátokkal rendelkezik, amelyek egyben természetes továbbfejlesztési irányokat is kijelölnek.</w:t>
+        <w:t>A fejlesztés során létrejött rendszer működőképesen demonstrálja, hogy nagy nyelvi modellek és képgeneráló modellek felhasználásával automatizált escape room pályák és a hozzájuk tartozó vizuális elemek állíthatók elő. Ugyanakkor a jelenlegi megoldás több ponton is jól körülhatárolható korlátokkal rendelkezik, amelyek egyben természetes továbbfejlesztési irányokat is kijelölnek.</w:t>
       </w:r>
     </w:p>
     <w:p>
       <w:pPr>
         <w:pStyle w:val="Szakdolgozath2"/>
       </w:pPr>
-      <w:bookmarkStart w:id="40" w:name="_Toc226556625"/>
+      <w:bookmarkStart w:id="40" w:name="_Toc226562101"/>
       <w:r>
         <w:t>Több lépcsős pálya generálás</w:t>
       </w:r>
@@ -11695,22 +9479,14 @@
         <w:pStyle w:val="Szakdolgozatbekezds"/>
       </w:pPr>
       <w:r>
-        <w:t>A legfontosabb korlátot jelenleg a generált pályák komplexitása jelenti. A tapasztalatok alapján az AI még megbízhatóan kezel kisebb, néhány feladatból álló pályákat, azonban ahogy egy pályán belül négy vagy öt egymásra épülő puzzle jelenik meg, a generálás minősége érezhetően romlik. Ilyenkor gyakoribbá válnak a logikai inkonzisztenciák, a redundáns nyomok, valamint a strukturális hibák. Ennek egyik lehetséges továbbfejlesztési iránya az lehetne, hogy a rendszer ne egyetlen lépésben próbáljon teljes pályát előállítani, hanem több elkülönített generálási körben dolgozzon. Elméletileg megvalósítható lenne olyan architektúra, ahol egymástól részben független modellek vagy generálási fázisok először külön puzzle-</w:t>
-      </w:r>
-      <w:proofErr w:type="spellStart"/>
-      <w:r>
-        <w:t>öket</w:t>
-      </w:r>
-      <w:proofErr w:type="spellEnd"/>
-      <w:r>
-        <w:t xml:space="preserve"> állítanak elő, majd egy további modell vagy mechanikus összefűző réteg ezekből építi fel a teljes pályát. Ez várhatóan lehetővé tenné nagyobb és összetettebb pályák előállítását is.</w:t>
+        <w:t>A legfontosabb korlátot jelenleg a generált pályák komplexitása jelenti. A tapasztalatok alapján az AI még megbízhatóan kezel kisebb, néhány feladatból álló pályákat, azonban ahogy egy pályán belül négy vagy öt egymásra épülő puzzle jelenik meg, a generálás minősége érezhetően romlik. Ilyenkor gyakoribbá válnak a logikai inkonzisztenciák, a redundáns nyomok, valamint a strukturális hibák. Ennek egyik lehetséges továbbfejlesztési iránya az lehetne, hogy a rendszer ne egyetlen lépésben próbáljon teljes pályát előállítani, hanem több elkülönített generálási körben dolgozzon. Elméletileg megvalósítható lenne olyan architektúra, ahol egymástól részben független modellek vagy generálási fázisok először külön puzzle-öket állítanak elő, majd egy további modell vagy mechanikus összefűző réteg ezekből építi fel a teljes pályát. Ez várhatóan lehetővé tenné nagyobb és összetettebb pályák előállítását is.</w:t>
       </w:r>
     </w:p>
     <w:p>
       <w:pPr>
         <w:pStyle w:val="Szakdolgozath2"/>
       </w:pPr>
-      <w:bookmarkStart w:id="41" w:name="_Toc226556626"/>
+      <w:bookmarkStart w:id="41" w:name="_Toc226562102"/>
       <w:r>
         <w:t>Többszobás pályák</w:t>
       </w:r>
@@ -11721,15 +9497,7 @@
         <w:pStyle w:val="Szakdolgozatbekezds"/>
       </w:pPr>
       <w:r>
-        <w:t>A jelenlegi rendszer egyetlen szobát kezel teljes pályaként. Ez jó kiindulópont volt a logikai és vizuális modell kipróbálásához, de természetes továbblépési lehetőség a többszobás pályák támogatása. Több szoba bevezetésével nemcsak a játékidő és a bonyolultság növekedne, hanem új típusú függőségek is megjelenhetnének, például olyan puzzle-</w:t>
-      </w:r>
-      <w:proofErr w:type="spellStart"/>
-      <w:r>
-        <w:t>ök</w:t>
-      </w:r>
-      <w:proofErr w:type="spellEnd"/>
-      <w:r>
-        <w:t xml:space="preserve">, amelyek egyik helyiségben kezdődnek, de egy másik térben oldhatók meg. Ezt tovább erősíthetné a háttértextúrák és eltérő környezeti elemek használata, amellyel akár kültéri vagy </w:t>
+        <w:t xml:space="preserve">A jelenlegi rendszer egyetlen szobát kezel teljes pályaként. Ez jó kiindulópont volt a logikai és vizuális modell kipróbálásához, de természetes továbblépési lehetőség a többszobás pályák támogatása. Több szoba bevezetésével nemcsak a játékidő és a bonyolultság növekedne, hanem új típusú függőségek is megjelenhetnének, például olyan puzzle-ök, amelyek egyik helyiségben kezdődnek, de egy másik térben oldhatók meg. Ezt tovább erősíthetné a háttértextúrák és eltérő környezeti elemek használata, amellyel akár kültéri vagy </w:t>
       </w:r>
       <w:r>
         <w:lastRenderedPageBreak/>
@@ -11740,7 +9508,7 @@
       <w:pPr>
         <w:pStyle w:val="Szakdolgozath2"/>
       </w:pPr>
-      <w:bookmarkStart w:id="42" w:name="_Toc226556627"/>
+      <w:bookmarkStart w:id="42" w:name="_Toc226562103"/>
       <w:r>
         <w:t>Felvehető objektumok funkcionalitásának bővítése</w:t>
       </w:r>
@@ -11751,64 +9519,16 @@
         <w:pStyle w:val="Szakdolgozatbekezds"/>
       </w:pPr>
       <w:r>
-        <w:t>További bővítési irányt jelenthet a felvehető tárgyak funkcionalitásának mélyítése is. A jelenlegi rendszerben a `</w:t>
-      </w:r>
-      <w:proofErr w:type="spellStart"/>
-      <w:r>
-        <w:t>Pickable</w:t>
-      </w:r>
-      <w:proofErr w:type="spellEnd"/>
-      <w:r>
-        <w:t xml:space="preserve">` objektumok jellemzően közvetlenül felhasználható kulcsokként, nyomokként vagy egyszerű eszközökként működnek. Ezt érdemes lenne olyan összetettebb </w:t>
-      </w:r>
-      <w:proofErr w:type="spellStart"/>
-      <w:r>
-        <w:t>item</w:t>
-      </w:r>
-      <w:proofErr w:type="spellEnd"/>
-      <w:r>
-        <w:t xml:space="preserve">-rendszerré továbbfejleszteni, ahol a játékos több tárgyat kombinálhat egymással, és ezekből új használható objektum jön létre. Így például két különálló elem egyesítésével állhatna elő egy kulcs, egy szerszám vagy más speciális </w:t>
-      </w:r>
-      <w:proofErr w:type="spellStart"/>
-      <w:r>
-        <w:t>aktivátor</w:t>
-      </w:r>
-      <w:proofErr w:type="spellEnd"/>
-      <w:r>
-        <w:t xml:space="preserve">. Hasonló módon érdekes lenne kisebb konténerelemek felvehetőségének támogatása is. Egy </w:t>
-      </w:r>
-      <w:proofErr w:type="spellStart"/>
-      <w:r>
-        <w:t>cryptex</w:t>
-      </w:r>
-      <w:proofErr w:type="spellEnd"/>
-      <w:r>
-        <w:t xml:space="preserve">, egy zsebméretű doboz vagy más hordozható zárt objektum új típusú játékmenetet tenne lehetővé, különösen akkor, ha ezeket a játékos az </w:t>
-      </w:r>
-      <w:proofErr w:type="spellStart"/>
-      <w:r>
-        <w:t>inventory</w:t>
-      </w:r>
-      <w:proofErr w:type="spellEnd"/>
-      <w:r>
-        <w:t>-n belül tudná később más tárgyakkal kombinálni vagy feloldani.</w:t>
+        <w:t>További bővítési irányt jelenthet a felvehető tárgyak funkcionalitásának mélyítése is. A jelenlegi rendszerben a `Pickable` objektumok jellemzően közvetlenül felhasználható kulcsokként, nyomokként vagy egyszerű eszközökként működnek. Ezt érdemes lenne olyan összetettebb item-rendszerré továbbfejleszteni, ahol a játékos több tárgyat kombinálhat egymással, és ezekből új használható objektum jön létre. Így például két különálló elem egyesítésével állhatna elő egy kulcs, egy szerszám vagy más speciális aktivátor. Hasonló módon érdekes lenne kisebb konténerelemek felvehetőségének támogatása is. Egy cryptex, egy zsebméretű doboz vagy más hordozható zárt objektum új típusú játékmenetet tenne lehetővé, különösen akkor, ha ezeket a játékos az inventory-n belül tudná később más tárgyakkal kombinálni vagy feloldani.</w:t>
       </w:r>
     </w:p>
     <w:p>
       <w:pPr>
         <w:pStyle w:val="Szakdolgozath2"/>
       </w:pPr>
-      <w:bookmarkStart w:id="43" w:name="_Toc226556628"/>
-      <w:r>
-        <w:t xml:space="preserve">AI generált </w:t>
-      </w:r>
-      <w:proofErr w:type="spellStart"/>
-      <w:r>
-        <w:t>Audio</w:t>
-      </w:r>
-      <w:proofErr w:type="spellEnd"/>
-      <w:r>
-        <w:t xml:space="preserve"> logikai feladatok</w:t>
+      <w:bookmarkStart w:id="43" w:name="_Toc226562104"/>
+      <w:r>
+        <w:t>AI generált Audio logikai feladatok</w:t>
       </w:r>
       <w:bookmarkEnd w:id="43"/>
     </w:p>
@@ -11817,34 +9537,10 @@
         <w:pStyle w:val="Szakdolgozatbekezds"/>
       </w:pPr>
       <w:r>
-        <w:t xml:space="preserve">A rendszer logikai gazdagsága </w:t>
-      </w:r>
-      <w:proofErr w:type="spellStart"/>
-      <w:r>
-        <w:t>audio</w:t>
-      </w:r>
-      <w:proofErr w:type="spellEnd"/>
-      <w:r>
-        <w:t xml:space="preserve"> alapú puzzle-</w:t>
-      </w:r>
-      <w:proofErr w:type="spellStart"/>
-      <w:r>
-        <w:t>ökkel</w:t>
-      </w:r>
-      <w:proofErr w:type="spellEnd"/>
-      <w:r>
-        <w:t xml:space="preserve"> is tovább növelhető lenne. </w:t>
-      </w:r>
-      <w:r>
-        <w:t xml:space="preserve">Beszédalapú feladványokhoz megfelelő választás lehet például az </w:t>
-      </w:r>
-      <w:proofErr w:type="spellStart"/>
-      <w:r>
-        <w:t>OpenAI</w:t>
-      </w:r>
-      <w:proofErr w:type="spellEnd"/>
-      <w:r>
-        <w:t xml:space="preserve"> TTS</w:t>
+        <w:t xml:space="preserve">A rendszer logikai gazdagsága audio alapú puzzle-ökkel is tovább növelhető lenne. </w:t>
+      </w:r>
+      <w:r>
+        <w:t>Beszédalapú feladványokhoz megfelelő választás lehet például az OpenAI TTS</w:t>
       </w:r>
       <w:sdt>
         <w:sdtPr>
@@ -11879,13 +9575,8 @@
         </w:sdtContent>
       </w:sdt>
       <w:r>
-        <w:t xml:space="preserve"> megoldása, míg zenei vagy ritmusalapú feladatok esetén olyan specializált szolgáltatások lehetnek relevánsak, mint a </w:t>
-      </w:r>
-      <w:proofErr w:type="spellStart"/>
-      <w:r>
-        <w:t>Suno</w:t>
-      </w:r>
-      <w:proofErr w:type="spellEnd"/>
+        <w:t xml:space="preserve"> megoldása, míg zenei vagy ritmusalapú feladatok esetén olyan specializált szolgáltatások lehetnek relevánsak, mint a Suno</w:t>
+      </w:r>
       <w:sdt>
         <w:sdtPr>
           <w:id w:val="-1011448643"/>
@@ -11922,30 +9613,14 @@
         <w:t xml:space="preserve">. </w:t>
       </w:r>
       <w:r>
-        <w:t xml:space="preserve">Ez jelentősen bővítené a jelenlegi, elsősorban vizuális és szöveges logikai tér lehetőségeit, és közelebb vinné a rendszert a komplexebb, több érzékszervre ható </w:t>
-      </w:r>
-      <w:proofErr w:type="spellStart"/>
-      <w:r>
-        <w:t>escape</w:t>
-      </w:r>
-      <w:proofErr w:type="spellEnd"/>
-      <w:r>
-        <w:t xml:space="preserve"> </w:t>
-      </w:r>
-      <w:proofErr w:type="spellStart"/>
-      <w:r>
-        <w:t>room</w:t>
-      </w:r>
-      <w:proofErr w:type="spellEnd"/>
-      <w:r>
-        <w:t xml:space="preserve"> élményhez.</w:t>
+        <w:t>Ez jelentősen bővítené a jelenlegi, elsősorban vizuális és szöveges logikai tér lehetőségeit, és közelebb vinné a rendszert a komplexebb, több érzékszervre ható escape room élményhez.</w:t>
       </w:r>
     </w:p>
     <w:p>
       <w:pPr>
         <w:pStyle w:val="Szakdolgozath2"/>
       </w:pPr>
-      <w:bookmarkStart w:id="44" w:name="_Toc226556629"/>
+      <w:bookmarkStart w:id="44" w:name="_Toc226562105"/>
       <w:r>
         <w:t>Puzzle készlettár bővítése</w:t>
       </w:r>
@@ -11956,46 +9631,14 @@
         <w:pStyle w:val="Szakdolgozatbekezds"/>
       </w:pPr>
       <w:r>
-        <w:t xml:space="preserve">A puzzle-változatosság szintén olyan terület, ahol további fejlesztés indokolt lehet. Jelenleg hiába szerepel a </w:t>
-      </w:r>
-      <w:proofErr w:type="spellStart"/>
-      <w:r>
-        <w:t>promptokban</w:t>
-      </w:r>
-      <w:proofErr w:type="spellEnd"/>
-      <w:r>
-        <w:t xml:space="preserve"> az az elvárás, hogy a rendszer egyedi feladatokat találjon ki, a generált puzzle-</w:t>
-      </w:r>
-      <w:proofErr w:type="spellStart"/>
-      <w:r>
-        <w:t>ök</w:t>
-      </w:r>
-      <w:proofErr w:type="spellEnd"/>
-      <w:r>
-        <w:t xml:space="preserve"> bizonyos mértékig mégis hasonlítanak a példákban vagy referenciaanyagokban szereplő mintákhoz. Ez arra utal, hogy a modell kreativitása részben a megadott minták szerkezetéhez kötődik. Ennek egyik lehetséges ellenszere a logikai feladattípusok mintakészletének jelentős bővítése lenne. Másik, ambiciózusabb irányként elképzelhető lenne egy olyan dedikált modell létrehozása vagy finomhangolása, amely kifejezetten </w:t>
-      </w:r>
-      <w:proofErr w:type="spellStart"/>
-      <w:r>
-        <w:t>escape</w:t>
-      </w:r>
-      <w:proofErr w:type="spellEnd"/>
-      <w:r>
-        <w:t xml:space="preserve"> </w:t>
-      </w:r>
-      <w:proofErr w:type="spellStart"/>
-      <w:r>
-        <w:t>room</w:t>
-      </w:r>
-      <w:proofErr w:type="spellEnd"/>
-      <w:r>
-        <w:t xml:space="preserve"> jellegű logikai feladatok kitalálására specializálódik.</w:t>
+        <w:t>A puzzle-változatosság szintén olyan terület, ahol további fejlesztés indokolt lehet. Jelenleg hiába szerepel a promptokban az az elvárás, hogy a rendszer egyedi feladatokat találjon ki, a generált puzzle-ök bizonyos mértékig mégis hasonlítanak a példákban vagy referenciaanyagokban szereplő mintákhoz. Ez arra utal, hogy a modell kreativitása részben a megadott minták szerkezetéhez kötődik. Ennek egyik lehetséges ellenszere a logikai feladattípusok mintakészletének jelentős bővítése lenne. Másik, ambiciózusabb irányként elképzelhető lenne egy olyan dedikált modell létrehozása vagy finomhangolása, amely kifejezetten escape room jellegű logikai feladatok kitalálására specializálódik.</w:t>
       </w:r>
     </w:p>
     <w:p>
       <w:pPr>
         <w:pStyle w:val="Szakdolgozath2"/>
       </w:pPr>
-      <w:bookmarkStart w:id="45" w:name="_Toc226556630"/>
+      <w:bookmarkStart w:id="45" w:name="_Toc226562106"/>
       <w:r>
         <w:lastRenderedPageBreak/>
         <w:t>Animációk</w:t>
@@ -12007,30 +9650,14 @@
         <w:pStyle w:val="Szakdolgozatbekezds"/>
       </w:pPr>
       <w:r>
-        <w:t xml:space="preserve">A vizuális réteg továbbfejlesztésének egyik érdekes iránya az animációk bevezetése lehet. A jelenlegi rendszer alapvetően statikus </w:t>
-      </w:r>
-      <w:proofErr w:type="spellStart"/>
-      <w:r>
-        <w:t>sprite</w:t>
-      </w:r>
-      <w:proofErr w:type="spellEnd"/>
-      <w:r>
-        <w:t xml:space="preserve">-okkal dolgozik, azonban a modern AI-alapú videó- és animációgenerálás fejlődésével elképzelhetővé válik rövid, </w:t>
-      </w:r>
-      <w:proofErr w:type="spellStart"/>
-      <w:r>
-        <w:t>loopolható</w:t>
-      </w:r>
-      <w:proofErr w:type="spellEnd"/>
-      <w:r>
-        <w:t xml:space="preserve"> animációk automatikus előállítása is. Ennek segítségével a pályák vizuálisan élőbbé tehetők lennének, például egy vibráló televízió képernyővel, mozgó portréval, villódzó lámpával vagy más környezeti effektusokkal. Az ilyen elemek nemcsak hangulati funkciót tölthetnének be, hanem akár puzzle-összetevőként is megjelenhetnének.</w:t>
+        <w:t>A vizuális réteg továbbfejlesztésének egyik érdekes iránya az animációk bevezetése lehet. A jelenlegi rendszer alapvetően statikus sprite-okkal dolgozik, azonban a modern AI-alapú videó- és animációgenerálás fejlődésével elképzelhetővé válik rövid, loopolható animációk automatikus előállítása is. Ennek segítségével a pályák vizuálisan élőbbé tehetők lennének, például egy vibráló televízió képernyővel, mozgó portréval, villódzó lámpával vagy más környezeti effektusokkal. Az ilyen elemek nemcsak hangulati funkciót tölthetnének be, hanem akár puzzle-összetevőként is megjelenhetnének.</w:t>
       </w:r>
     </w:p>
     <w:p>
       <w:pPr>
         <w:pStyle w:val="Szakdolgozath2"/>
       </w:pPr>
-      <w:bookmarkStart w:id="46" w:name="_Toc226556631"/>
+      <w:bookmarkStart w:id="46" w:name="_Toc226562107"/>
       <w:r>
         <w:t>Futtatható k</w:t>
       </w:r>
@@ -12051,7 +9678,7 @@
       <w:pPr>
         <w:pStyle w:val="Szakdolgozath2"/>
       </w:pPr>
-      <w:bookmarkStart w:id="47" w:name="_Toc226556632"/>
+      <w:bookmarkStart w:id="47" w:name="_Toc226562108"/>
       <w:r>
         <w:t>M</w:t>
       </w:r>
@@ -12065,38 +9692,14 @@
         <w:pStyle w:val="Szakdolgozatbekezds"/>
       </w:pPr>
       <w:r>
-        <w:t xml:space="preserve">A többjátékos mód szintén jól körvonalazható továbbfejlesztési lehetőség. Mivel a rendszer már jelenleg is használ </w:t>
-      </w:r>
-      <w:proofErr w:type="spellStart"/>
-      <w:r>
-        <w:t>socket</w:t>
-      </w:r>
-      <w:proofErr w:type="spellEnd"/>
-      <w:r>
-        <w:t xml:space="preserve"> alapú kommunikációt állapotfrissítések közvetítésére, ennek továbbfejlesztésével elméletileg megvalósítható lenne egy kooperatív többjátékos játékmód. Ebben az esetben több felhasználó ugyanazt a pályát oldhatná meg közösen, megosztott állapotkezeléssel és valós idejű szinkronizációval. Ez új dimenziót adna az élménynek, hiszen az </w:t>
-      </w:r>
-      <w:proofErr w:type="spellStart"/>
-      <w:r>
-        <w:t>escape</w:t>
-      </w:r>
-      <w:proofErr w:type="spellEnd"/>
-      <w:r>
-        <w:t xml:space="preserve"> </w:t>
-      </w:r>
-      <w:proofErr w:type="spellStart"/>
-      <w:r>
-        <w:t>room</w:t>
-      </w:r>
-      <w:proofErr w:type="spellEnd"/>
-      <w:r>
-        <w:t xml:space="preserve"> műfaj természetes közege sok esetben éppen az együttműködésre épül.</w:t>
+        <w:t>A többjátékos mód szintén jól körvonalazható továbbfejlesztési lehetőség. Mivel a rendszer már jelenleg is használ socket alapú kommunikációt állapotfrissítések közvetítésére, ennek továbbfejlesztésével elméletileg megvalósítható lenne egy kooperatív többjátékos játékmód. Ebben az esetben több felhasználó ugyanazt a pályát oldhatná meg közösen, megosztott állapotkezeléssel és valós idejű szinkronizációval. Ez új dimenziót adna az élménynek, hiszen az escape room műfaj természetes közege sok esetben éppen az együttműködésre épül.</w:t>
       </w:r>
     </w:p>
     <w:p>
       <w:pPr>
         <w:pStyle w:val="SzekdolgozatH1"/>
       </w:pPr>
-      <w:bookmarkStart w:id="48" w:name="_Toc226556633"/>
+      <w:bookmarkStart w:id="48" w:name="_Toc226562109"/>
       <w:r>
         <w:t>Felhasználói felület</w:t>
       </w:r>
@@ -12110,38 +9713,17 @@
         <w:t xml:space="preserve">A </w:t>
       </w:r>
       <w:r>
-        <w:t xml:space="preserve">frontend két nagy egységre bontható: egy klasszikus webalkalmazás jellegű adminisztratív és böngészőfelületre, valamint egy külön játékfelületre. Az előbbi a felhasználókezelést, a pályák elérését és a generálási folyamatot támogatja, míg az utóbbi a konkrét </w:t>
-      </w:r>
-      <w:proofErr w:type="spellStart"/>
-      <w:r>
-        <w:t>escape</w:t>
-      </w:r>
-      <w:proofErr w:type="spellEnd"/>
-      <w:r>
-        <w:t xml:space="preserve"> </w:t>
-      </w:r>
-      <w:proofErr w:type="spellStart"/>
-      <w:r>
-        <w:t>room</w:t>
-      </w:r>
-      <w:proofErr w:type="spellEnd"/>
-      <w:r>
-        <w:t xml:space="preserve"> élmény megvalósításáért felelős.</w:t>
+        <w:t>frontend két nagy egységre bontható: egy klasszikus webalkalmazás jellegű adminisztratív és böngészőfelületre, valamint egy külön játékfelületre. Az előbbi a felhasználókezelést, a pályák elérését és a generálási folyamatot támogatja, míg az utóbbi a konkrét escape room élmény megvalósításáért felelős.</w:t>
       </w:r>
     </w:p>
     <w:p>
       <w:pPr>
         <w:pStyle w:val="Szakdolgozath2"/>
       </w:pPr>
-      <w:bookmarkStart w:id="49" w:name="_Toc226556634"/>
-      <w:proofErr w:type="spellStart"/>
+      <w:bookmarkStart w:id="49" w:name="_Toc226562110"/>
       <w:r>
         <w:lastRenderedPageBreak/>
-        <w:t>Authentikációs</w:t>
-      </w:r>
-      <w:proofErr w:type="spellEnd"/>
-      <w:r>
-        <w:t xml:space="preserve"> oldalak</w:t>
+        <w:t>Authentikációs oldalak</w:t>
       </w:r>
       <w:bookmarkEnd w:id="49"/>
     </w:p>
@@ -12157,7 +9739,7 @@
       <w:pPr>
         <w:pStyle w:val="Szakdolgozath2"/>
       </w:pPr>
-      <w:bookmarkStart w:id="50" w:name="_Toc226556635"/>
+      <w:bookmarkStart w:id="50" w:name="_Toc226562111"/>
       <w:r>
         <w:t>Profil oldal</w:t>
       </w:r>
@@ -12168,44 +9750,14 @@
         <w:pStyle w:val="Szakdolgozatbekezds"/>
       </w:pPr>
       <w:r>
-        <w:t>A profil</w:t>
-      </w:r>
-      <w:r>
-        <w:t xml:space="preserve"> </w:t>
-      </w:r>
-      <w:r>
-        <w:t xml:space="preserve">oldal a felhasználói adatok megjelenítésére szolgál, valamint itt történik a </w:t>
-      </w:r>
-      <w:proofErr w:type="spellStart"/>
-      <w:r>
-        <w:t>tokenegyenleg</w:t>
-      </w:r>
-      <w:proofErr w:type="spellEnd"/>
-      <w:r>
-        <w:t xml:space="preserve"> kezelése és a további </w:t>
-      </w:r>
-      <w:proofErr w:type="spellStart"/>
-      <w:r>
-        <w:t>tokenek</w:t>
-      </w:r>
-      <w:proofErr w:type="spellEnd"/>
-      <w:r>
-        <w:t xml:space="preserve"> vásárlása. A pályalistázó oldal az elkészült pályák böngészését támogatja: lehetőséget biztosít szűrésre cím, történet, értékelés, nehézség és kedvencek szerint, továbbá megjeleníti az egyes pályákhoz tartozó statisztikai adatokat, például az átlagos értékelést, a generálási költséget és a javítási körök számát. Az új pálya létrehozására szolgáló oldalon a felhasználó megadhatja a nehézséget, a vizuális stílust és opcionálisan a történeti alapötletet, miközben a felület előzetesen visszajelzést ad a várható </w:t>
-      </w:r>
-      <w:proofErr w:type="spellStart"/>
-      <w:r>
-        <w:t>token</w:t>
-      </w:r>
-      <w:proofErr w:type="spellEnd"/>
-      <w:r>
-        <w:t>- és időigényről, valamint valós időben követi a generálási folyamat állapotát.</w:t>
+        <w:t>A profil oldal a felhasználói adatok megjelenítésére szolgál, valamint itt történik a tokenegyenleg kezelése és a további tokenek vásárlása. A pályalistázó oldal az elkészült pályák böngészését támogatja: lehetőséget biztosít szűrésre cím, történet, értékelés, nehézség és kedvencek szerint, továbbá megjeleníti az egyes pályákhoz tartozó statisztikai adatokat, például az átlagos értékelést, a generálási költséget és a javítási körök számát. Az új pálya létrehozására szolgáló oldalon a felhasználó megadhatja a nehézséget, a vizuális stílust és opcionálisan a történeti alapötletet, miközben a felület előzetesen visszajelzést ad a várható token- és időigényről, valamint valós időben követi a generálási folyamat állapotát.</w:t>
       </w:r>
     </w:p>
     <w:p>
       <w:pPr>
         <w:pStyle w:val="Szakdolgozath2"/>
       </w:pPr>
-      <w:bookmarkStart w:id="51" w:name="_Toc226556636"/>
+      <w:bookmarkStart w:id="51" w:name="_Toc226562112"/>
       <w:r>
         <w:t>Játék oldal</w:t>
       </w:r>
@@ -12223,7 +9775,7 @@
       <w:pPr>
         <w:pStyle w:val="Szakdolgozath2"/>
       </w:pPr>
-      <w:bookmarkStart w:id="52" w:name="_Toc226556637"/>
+      <w:bookmarkStart w:id="52" w:name="_Toc226562113"/>
       <w:r>
         <w:t>Game app overlay</w:t>
       </w:r>
@@ -12234,23 +9786,7 @@
         <w:pStyle w:val="Szakdolgozatbekezds"/>
       </w:pPr>
       <w:r>
-        <w:t xml:space="preserve">A játék felhasználói felületének fontos része az </w:t>
-      </w:r>
-      <w:proofErr w:type="spellStart"/>
-      <w:r>
-        <w:t>inventory</w:t>
-      </w:r>
-      <w:proofErr w:type="spellEnd"/>
-      <w:r>
-        <w:t xml:space="preserve">, amely a megszerzett tárgyak tárolását és kiválasztását teszi lehetővé. Emellett külön ikonon keresztül elérhető a jegyzetfüzet, amely a játékos saját feljegyzéseit támogatja. A felület továbbá több modális ablakot is tartalmaz: külön nézet szolgál a tárgyak részletes vizsgálatára, a </w:t>
-      </w:r>
-      <w:proofErr w:type="spellStart"/>
-      <w:r>
-        <w:t>zárak</w:t>
-      </w:r>
-      <w:proofErr w:type="spellEnd"/>
-      <w:r>
-        <w:t xml:space="preserve"> feloldására, </w:t>
+        <w:t xml:space="preserve">A játék felhasználói felületének fontos része az inventory, amely a megszerzett tárgyak tárolását és kiválasztását teszi lehetővé. Emellett külön ikonon keresztül elérhető a jegyzetfüzet, amely a játékos saját feljegyzéseit támogatja. A felület továbbá több modális ablakot is tartalmaz: külön nézet szolgál a tárgyak részletes vizsgálatára, a zárak feloldására, </w:t>
       </w:r>
       <w:r>
         <w:lastRenderedPageBreak/>
@@ -12259,13 +9795,208 @@
     </w:p>
     <w:p>
       <w:pPr>
+        <w:pStyle w:val="SzekdolgozatH1"/>
+        <w:rPr>
+          <w:lang w:val="en-US"/>
+        </w:rPr>
+      </w:pPr>
+      <w:bookmarkStart w:id="53" w:name="_Toc226562114"/>
+      <w:r>
+        <w:rPr>
+          <w:lang w:val="en-US"/>
+        </w:rPr>
+        <w:t>Az AI használata a szakdolgozat készítése során</w:t>
+      </w:r>
+      <w:bookmarkEnd w:id="53"/>
+    </w:p>
+    <w:p>
+      <w:pPr>
         <w:pStyle w:val="Szakdolgozatbekezds"/>
       </w:pPr>
       <w:r>
+        <w:t>A szakdolgozat elkészítése során többféle mesterségesintelligencia-alapú eszköz állt rendelkezésre. Napjainkra az egyszerű kódkiegészítő megoldások mellett egyre inkább az úgynevezett AI agentek használata került előtérbe, ezért a fejlesztési környezetet is ez a szemlélet határozta meg. Ugyanakkor a projekt alapvetően egy hibrid, részben hagyományos megközelítésű fejlesztés maradt: az alapok kézzel, saját tervezés alapján készültek el, és az AI elsősorban ötletelési, szövegalkotási és célzott implementációs támogatást nyújtott.</w:t>
+      </w:r>
+    </w:p>
+    <w:p>
+      <w:pPr>
+        <w:pStyle w:val="Szakdolgozath2"/>
+      </w:pPr>
+      <w:bookmarkStart w:id="54" w:name="_Toc226562115"/>
+      <w:r>
+        <w:t>ChatGPT</w:t>
+      </w:r>
+      <w:bookmarkEnd w:id="54"/>
+    </w:p>
+    <w:p>
+      <w:pPr>
+        <w:pStyle w:val="Szakdolgozatbekezds"/>
+      </w:pPr>
+      <w:r>
+        <w:t>A legnagyobb segítséget a ChatGPT jelentette, amelyet előfizetéses formában, mindig az aktuálisan legfrissebb modellekkel lehetett használni. Ezt elsősorban technológiai kérdések tisztázására, különböző megoldási lehetőségek összehasonlítására, valamint egyes tervezési döntések átgondolására alkalmaztam. A rendszer alaparchitektúráját ugyanakkor nem AI tervezte meg, hanem kézzel építettem fel. Az AI ebben a szakaszban inkább gondolati partnerként működött, mintsem önálló fejlesztőként.</w:t>
+      </w:r>
+      <w:r>
+        <w:t xml:space="preserve"> </w:t>
+      </w:r>
+      <w:r>
+        <w:t>A későbbi szakaszban a promptírásban is jelentős szerepet kapott. Amikor már világosabbá vált, hogyan kell a játék logikáját és a pályagenerálási elvárásokat megfogalmazni, az AI segített a sok, kezdetben rendezetlen gondolatot jól strukturált promptokká alakítani. Ez különösen hasznos volt a pályagenerálás finomhangolásánál, ahol a pontos megfogalmazás közvetlenül befolyásolta a rendszer működését.</w:t>
+      </w:r>
+    </w:p>
+    <w:p>
+      <w:pPr>
+        <w:pStyle w:val="Szakdolgozath2"/>
+      </w:pPr>
+      <w:bookmarkStart w:id="55" w:name="_Toc226562116"/>
+      <w:r>
+        <w:t>Codex</w:t>
+      </w:r>
+      <w:bookmarkEnd w:id="55"/>
+    </w:p>
+    <w:p>
+      <w:pPr>
+        <w:pStyle w:val="Szakdolgozatbekezds"/>
+      </w:pPr>
+      <w:r>
+        <w:t xml:space="preserve">Miután elkészült egy működő prototípus, kialakult egy alap pályagenerálási folyamat és rendelkezésre állt egy stabilabb kódbázis, ekkor kapcsolódott be a Codex használata. Ezen a ponton az AI már valóban képes volt gyorsítani a fejlesztési folyamatot. A tapasztalat ugyanakkor az volt, hogy az egyszerű, rövid utasításokra gyakran felületes, nem optimalizált vagy félkész megoldások születtek, amelyek sok esetben nem is működtek megfelelően. </w:t>
+      </w:r>
+      <w:r>
+        <w:lastRenderedPageBreak/>
+        <w:t>Emiatt nem vált be az a megközelítés, hogy az AI-ra általános jelleggel, minimális instrukcióval teljes implementációkat bízzak.</w:t>
+      </w:r>
+    </w:p>
+    <w:p>
+      <w:pPr>
+        <w:pStyle w:val="Szakdolgozatbekezds"/>
+        <w:ind w:firstLine="720"/>
+      </w:pPr>
+      <w:r>
+        <w:t>A hatékony használat végül egy hibrid munkamódszerrel valósult meg. Ennek lényege az volt, hogy az AI számára nagyon pontos, célzott utasításokat kellett adni: meg kellett határozni, mi legyen az adott feature célja, hogyan működjön, milyen technikai megoldást érdemes használni, és a kód melyik mappába vagy modulba kerüljön. Gyakorlatilag úgy kellett feladatot adni neki, mintha egy junior fejlesztő számára készülne részletes task</w:t>
+      </w:r>
+      <w:r>
+        <w:t xml:space="preserve"> </w:t>
+      </w:r>
+      <w:r>
+        <w:t>leírás. Ilyen feltételek mellett az AI sok esetben már kifejezetten jó minőségben, a meglévő kódbázishoz igazodva tudta elkészíteni az új funkciókat.</w:t>
+      </w:r>
+    </w:p>
+    <w:p>
+      <w:pPr>
+        <w:pStyle w:val="Szakdolgozath2"/>
+      </w:pPr>
+      <w:bookmarkStart w:id="56" w:name="_Toc226562117"/>
+      <w:r>
+        <w:t>Szakdolgozat</w:t>
+      </w:r>
+      <w:bookmarkEnd w:id="56"/>
+    </w:p>
+    <w:p>
+      <w:pPr>
+        <w:pStyle w:val="Szakdolgozatbekezds"/>
+      </w:pPr>
+      <w:r>
+        <w:t>Az AI használata nemcsak a fejlesztésben, hanem magában a szakdolgozat megírásában is szerepet kapott. A Codex segítségével egy-egy fejezet megírása előtt pontosan meg lehetett határozni, mely folyamatokat és mely forrásfájlokat vizsgálja át. Emellett saját gondolataimat, nyers jegyzeteimet és kezdetleges fejezetvázlataimat is fel tudtam használni bemenetként, amelyeket az AI a kódbázisból kiolvasott technikai információkkal összevetve nyelvtanilag helyesebb, összefüggőbb bekezdésekké tudott formálni.</w:t>
+      </w:r>
+    </w:p>
+    <w:p>
+      <w:pPr>
+        <w:pStyle w:val="Szakdolgozatbekezds"/>
+        <w:ind w:firstLine="720"/>
+      </w:pPr>
+      <w:r>
+        <w:t xml:space="preserve">Ennek ellenére a szakdolgozat szövegének előállításában is komoly korlátok mutatkoztak. Az AI által generált szövegek gyakran tartalmaztak felesleges mondatokat, túlmagyarázott részeket vagy ugyanazon gondolat redundáns ismétlését. Emiatt az elkészült fejezeteket </w:t>
+      </w:r>
+      <w:r>
+        <w:t xml:space="preserve">sok </w:t>
+      </w:r>
+      <w:r>
+        <w:t>esetben át kellett dolgozni és kritikusan ellenőrizni. Önmagában az AI-ra támaszkodva a szöveg könnyen mesterkélt, túl általános vagy „kamuszagú” hatást kelthetett volna. A gyakorlatban tehát itt is az bizonyult célravezetőnek, hogy az AI nem helyettesítette a szerzői munkát, hanem annak egy támogató eszközeként működött.</w:t>
+      </w:r>
+    </w:p>
+    <w:p>
+      <w:pPr>
+        <w:pStyle w:val="Szakdolgozatbekezds"/>
+        <w:ind w:firstLine="720"/>
+      </w:pPr>
+      <w:r>
+        <w:t xml:space="preserve">Összességében az AI a szakdolgozat készítése során akkor bizonyult igazán hasznosnak, amikor jól körülhatárolt részfeladatok </w:t>
+      </w:r>
+      <w:r>
+        <w:t>elkészítésére</w:t>
+      </w:r>
+      <w:r>
+        <w:t xml:space="preserve"> használtam. Ötletelésre,</w:t>
+      </w:r>
+      <w:r>
+        <w:t xml:space="preserve"> </w:t>
+      </w:r>
+      <w:r>
+        <w:t>célzott kódgenerálásra és nyers szövegek stiláris javítására kifejezetten hatékony eszköznek bizonyult. Ugyanakkor sem a rendszertervezésben, sem a komplex implementációban, sem a végleges tudományos szöveg megírásában nem helyettesítette az emberi döntéshozatalt, ellenőrzést és szerkesztést.</w:t>
+      </w:r>
+    </w:p>
+    <w:p>
+      <w:pPr>
+        <w:pStyle w:val="SzekdolgozatH1"/>
+      </w:pPr>
+      <w:bookmarkStart w:id="57" w:name="_Toc226562118"/>
+      <w:r>
+        <w:lastRenderedPageBreak/>
+        <w:t>Konklúzió</w:t>
+      </w:r>
+      <w:bookmarkEnd w:id="57"/>
+    </w:p>
+    <w:p>
+      <w:pPr>
+        <w:pStyle w:val="Szakdolgozatbekezds"/>
+      </w:pPr>
+      <w:r>
+        <w:t>A mesterséges intelligencia fejlődése nem új jelenség, csupán a társadalom számára sokáig kevésbé volt látványos. Az utóbbi években azonban rendkívül erős figyelem irányult az LLM-alapú rendszerekre, és mára szinte minden technológiai problémára ezek alkalmazását próbálják megoldásként felmutatni. Az AI körüli hype egyik leggyakoribb és egyben legriasztóbb állítása, hogy rövid időn belül nem lesz szükség fejlesztőkre, mert a kódolás problémáját a modellek már megoldották. A saját tapasztalataim alapján ez nem tekinthető valós állításnak. A projekt során is jól láthatóvá vált, hogy az LLM-ek önmagukban nem önállóan gondolkodó rendszerek, hanem rendkívül fejlett statisztikai szöveggenerátorok, amelyek bizonyos feladatokban kifejezetten hasznosak, más területeken viszont erősen korlátozottak.</w:t>
+      </w:r>
+    </w:p>
+    <w:p>
+      <w:pPr>
+        <w:pStyle w:val="Szakdolgozatbekezds"/>
+        <w:ind w:firstLine="720"/>
+      </w:pPr>
+      <w:r>
+        <w:t>Úgy látom, hogy a jelenlegi AI-hullámban egyre nagyobb szerepet kap az üzleti és pénzügyi érdek, és sok esetben ez erősebb mozgatórugó, mint maga a technológiai áttörés. A modellek valóban fejlődnek, de gyakran nem teljesen új képességeket kapnak, hanem olyan kiegészítő rétegeket, mint a keresőfunkció, az önellenőrzési mechanizmusok vagy a többlépcsős érvelés, amelyek összességében intelligensebb működés benyomását keltik. A saját projektmunkám során is azt tapasztaltam, hogy ezek a rendszerek jól használhatók, ha megfelelően rétegezett folyamatba illesztjük őket, de önmagukban nem érdemes tőlük csodát várni.</w:t>
+      </w:r>
+    </w:p>
+    <w:p>
+      <w:pPr>
+        <w:pStyle w:val="Szakdolgozatbekezds"/>
+        <w:ind w:firstLine="720"/>
+      </w:pPr>
+      <w:r>
+        <w:t>Fontosnak tartom azt is hangsúlyozni, hogy az informatika soha nem kizárólag a kódolásról szólt. A programkód valójában mindig is csak eszköz volt problémák megoldására és folyamatok automatizálására. A programozási nyelvek azért jöttek létre, hogy az ember könnyebben tudjon kommunikálni a hardverrel, amely a tényleges számításokat végzi. Ebben az értelemben az LLM-ek egy újabb absztrakciós rétegnek tekinthetők: olyan eszközöknek, amelyek lehetővé teszik, hogy még több ember kapcsolódjon be a számítástechnikai problémamegoldásba, és sikerélményeket szerezzen akár programozási háttér nélkül is. Ez komoly lehetőséget jelent, ugyanakkor kockázatot is hordoz, hiszen a modellek sokszor a könnyebb utat választják. Ha nincs mögöttük megfelelő szaktudás és ellenőrzés, akkor könnyen hozhatnak látszólag működő, valójában hibás vagy veszélyes megoldásokat, például érzékeny adatok nem megfelelő kezelését.</w:t>
+      </w:r>
+    </w:p>
+    <w:p>
+      <w:pPr>
+        <w:pStyle w:val="Szakdolgozatbekezds"/>
+        <w:ind w:firstLine="720"/>
+      </w:pPr>
+      <w:r>
+        <w:lastRenderedPageBreak/>
+        <w:t>Azt gondolom, hogy összetett folyamatokat, például rendszerarchitektúra-tervezést, mélyebb kutatómunkát vagy valóban új megoldások megalkotását egy LLM önmagában nem képes kiváltani. Ennek egyik alapvető oka, hogy ezek a modellek olyan mintákból tanulnak, amelyeket eredetileg emberek hoztak létre emberi gondolkodás, tervezés és problémamegoldás eredményeként. Vagyis az LLM nem független forrása a komplex gondolkodásnak, hanem annak statisztikai lenyomata. Éppen ezért nagyon erős eszköz lehet meglévő tudás újraszervezésére, kombinálására és gyors felhasználására, de nem helyettesíti a szabad, célorientált emberi gondolkodást.</w:t>
+      </w:r>
+    </w:p>
+    <w:p>
+      <w:pPr>
+        <w:pStyle w:val="Szakdolgozatbekezds"/>
+        <w:ind w:firstLine="720"/>
+      </w:pPr>
+      <w:r>
+        <w:t>Mindezek mellett mégis úgy vélem, hogy az emberiség nagy lépést tett a mesterséges intelligencia felé az LLM-ek megjelenésével. Bár ezek a rendszerek jelenleg inkább nagyon fejlett statisztikai szöveggenerátoroknak tekinthetők, számos területen valóban hasznos, sőt inspiráló eszközt jelentenek. A szakdolgozatban bemutatott projekt is azt mutatja, hogy ilyen modellekre építve új, korábban nehezen elképzelhető alkalmazások hozhatók létre. A videójáték-iparban a mesterséges intelligencia mindig is érdekes terület volt, még ha korábban ez inkább útkereső algoritmusokat vagy procedurális generálási megoldásokat jelentett. LLM-ek segítségével azonban ennél dinamikusabb, változatosabb és személyesebb világok is létrehozhatók. Elképzelhető például egy olyan nyílt világú játék, ahol az NPC-k természetesebb, színesebb interakciókra képesek, vagy egy klasszikus szöveges kalandjáték, ahol a játékos nem előre definiált parancsokkal kommunikál, hanem saját szavaival, és az NPC erre érdemben tud reagálni.</w:t>
+      </w:r>
+    </w:p>
+    <w:p>
+      <w:pPr>
+        <w:pStyle w:val="Szakdolgozatbekezds"/>
+      </w:pPr>
+      <w:r>
         <w:br w:type="page"/>
       </w:r>
     </w:p>
-    <w:bookmarkStart w:id="53" w:name="_Toc226556638" w:displacedByCustomXml="next"/>
+    <w:bookmarkStart w:id="58" w:name="_Toc226562119" w:displacedByCustomXml="next"/>
     <w:sdt>
       <w:sdtPr>
         <w:rPr>
@@ -12291,7 +10022,7 @@
           <w:r>
             <w:t>Irodalomjegyzék</w:t>
           </w:r>
-          <w:bookmarkEnd w:id="53"/>
+          <w:bookmarkEnd w:id="58"/>
         </w:p>
         <w:sdt>
           <w:sdtPr>
@@ -13934,12 +11665,12 @@
       <w:pPr>
         <w:pStyle w:val="szmozatlanSzakdolgozath1"/>
       </w:pPr>
-      <w:bookmarkStart w:id="54" w:name="_Toc226556639"/>
+      <w:bookmarkStart w:id="59" w:name="_Toc226562120"/>
       <w:r>
         <w:lastRenderedPageBreak/>
         <w:t>Nyilatkozat</w:t>
       </w:r>
-      <w:bookmarkEnd w:id="54"/>
+      <w:bookmarkEnd w:id="59"/>
     </w:p>
     <w:p>
       <w:pPr>
@@ -13947,23 +11678,7 @@
         <w:ind w:firstLine="720"/>
       </w:pPr>
       <w:r>
-        <w:t xml:space="preserve">Alulírott Bacsur Martin programtervező informatikus </w:t>
-      </w:r>
-      <w:proofErr w:type="spellStart"/>
-      <w:r>
-        <w:t>BSc</w:t>
-      </w:r>
-      <w:proofErr w:type="spellEnd"/>
-      <w:r>
-        <w:t xml:space="preserve"> szakos hallgató, kijelentem, hogy a dolgozatomat a Szegedi Tudományegyetem, Informatikai Intézet Szoftverfejlesztés Tanszékén készítettem, programtervező informatikus </w:t>
-      </w:r>
-      <w:proofErr w:type="spellStart"/>
-      <w:r>
-        <w:t>BSc</w:t>
-      </w:r>
-      <w:proofErr w:type="spellEnd"/>
-      <w:r>
-        <w:t xml:space="preserve"> diploma megszerzése érdekében. </w:t>
+        <w:t>Alulírott Bacsur Martin programtervező informatikus BSc szakos hallgató, kijelentem, hogy a dolgozatomat a Szegedi Tudományegyetem, Informatikai Intézet Szoftverfejlesztés Tanszékén készítettem, programtervező informatikus BSc diploma megszerzése érdekében. </w:t>
       </w:r>
     </w:p>
     <w:p>
@@ -13972,15 +11687,7 @@
         <w:ind w:firstLine="720"/>
       </w:pPr>
       <w:r>
-        <w:t xml:space="preserve">Kijelentem, hogy a dolgozatot más szakon korábban nem védtem meg, saját munkám eredménye, és csak a hivatkozott forrásokat (szakirodalom, </w:t>
-      </w:r>
-      <w:proofErr w:type="gramStart"/>
-      <w:r>
-        <w:t>eszközök,</w:t>
-      </w:r>
-      <w:proofErr w:type="gramEnd"/>
-      <w:r>
-        <w:t xml:space="preserve"> stb.) használtam fel. </w:t>
+        <w:t xml:space="preserve">Kijelentem, hogy a dolgozatot más szakon korábban nem védtem meg, saját munkám eredménye, és csak a hivatkozott forrásokat (szakirodalom, eszközök, stb.) használtam fel. </w:t>
       </w:r>
     </w:p>
     <w:p>
@@ -13989,15 +11696,7 @@
         <w:ind w:firstLine="720"/>
       </w:pPr>
       <w:r>
-        <w:t xml:space="preserve">Tudomásul veszem, hogy szakdolgozatomat a Szegedi Tudományegyetem Diplomamunka </w:t>
-      </w:r>
-      <w:proofErr w:type="spellStart"/>
-      <w:r>
-        <w:t>Repozitóriumában</w:t>
-      </w:r>
-      <w:proofErr w:type="spellEnd"/>
-      <w:r>
-        <w:t xml:space="preserve"> tárolja.</w:t>
+        <w:t>Tudomásul veszem, hogy szakdolgozatomat a Szegedi Tudományegyetem Diplomamunka Repozitóriumában tárolja.</w:t>
       </w:r>
     </w:p>
     <w:p/>
@@ -14047,25 +11746,25 @@
       <w:pPr>
         <w:pStyle w:val="szmozatlanSzakdolgozath1"/>
       </w:pPr>
-      <w:bookmarkStart w:id="55" w:name="_Toc226556640"/>
+      <w:bookmarkStart w:id="60" w:name="_Toc226562121"/>
       <w:r>
         <w:lastRenderedPageBreak/>
         <w:t>Mellékletek</w:t>
       </w:r>
-      <w:bookmarkEnd w:id="55"/>
+      <w:bookmarkEnd w:id="60"/>
     </w:p>
     <w:p>
       <w:pPr>
         <w:pStyle w:val="szmozatlanSzakdolgozath2"/>
       </w:pPr>
-      <w:bookmarkStart w:id="56" w:name="_Toc226556641"/>
+      <w:bookmarkStart w:id="61" w:name="_Toc226562122"/>
       <w:r>
         <w:t>Adatbázis</w:t>
       </w:r>
       <w:r>
         <w:t xml:space="preserve"> relációk</w:t>
       </w:r>
-      <w:bookmarkEnd w:id="56"/>
+      <w:bookmarkEnd w:id="61"/>
     </w:p>
     <w:p>
       <w:pPr>
@@ -14073,15 +11772,7 @@
         <w:ind w:left="720"/>
       </w:pPr>
       <w:r>
-        <w:t xml:space="preserve">A diagram elkészítéséhez a </w:t>
-      </w:r>
-      <w:proofErr w:type="spellStart"/>
-      <w:r>
-        <w:t>Graphviz</w:t>
-      </w:r>
-      <w:proofErr w:type="spellEnd"/>
-      <w:r>
-        <w:t xml:space="preserve"> Online</w:t>
+        <w:t>A diagram elkészítéséhez a Graphviz Online</w:t>
       </w:r>
       <w:r>
         <w:t xml:space="preserve">-t </w:t>
@@ -14159,12 +11850,12 @@
       <w:pPr>
         <w:pStyle w:val="szmozatlanSzakdolgozath2"/>
       </w:pPr>
-      <w:bookmarkStart w:id="57" w:name="_Toc226556642"/>
+      <w:bookmarkStart w:id="62" w:name="_Toc226562123"/>
       <w:r>
         <w:lastRenderedPageBreak/>
         <w:t>Gráf alapú pálya struktúra definiálása</w:t>
       </w:r>
-      <w:bookmarkEnd w:id="57"/>
+      <w:bookmarkEnd w:id="62"/>
     </w:p>
     <w:p>
       <w:pPr>

--- a/Szakdolgozat.docx
+++ b/Szakdolgozat.docx
@@ -529,7 +529,7 @@
       <w:pPr>
         <w:pStyle w:val="szmozatlanSzakdolgozath1"/>
       </w:pPr>
-      <w:bookmarkStart w:id="0" w:name="_Toc226562069"/>
+      <w:bookmarkStart w:id="0" w:name="_Toc226927288"/>
       <w:r>
         <w:lastRenderedPageBreak/>
         <w:t>Feladatkiírás</w:t>
@@ -629,7 +629,43 @@
           <w:sz w:val="24"/>
           <w:szCs w:val="24"/>
         </w:rPr>
-        <w:t>Az alkalmazás nem csupán maga a játék, hanem egy teljes webes rendszerként működik. Lehetőséget biztosít felhasználói fiókok kezelésére, ahol a felhasználók saját pályákat generálhatnak. A pályagenerálás token alapú rendszerhez kötött, ahol a felhasználók tokeneket vásárolhatnak, és ezek felhasználásával indíthatják el az új pályák létrehozását.</w:t>
+        <w:t xml:space="preserve">Az alkalmazás nem csupán maga a játék, hanem egy teljes webes rendszerként működik. Lehetőséget biztosít felhasználói fiókok kezelésére, ahol a felhasználók saját pályákat generálhatnak. A pályagenerálás </w:t>
+      </w:r>
+      <w:proofErr w:type="spellStart"/>
+      <w:r>
+        <w:rPr>
+          <w:rFonts w:ascii="Times New Roman" w:hAnsi="Times New Roman" w:cs="Times New Roman"/>
+          <w:sz w:val="24"/>
+          <w:szCs w:val="24"/>
+        </w:rPr>
+        <w:t>token</w:t>
+      </w:r>
+      <w:proofErr w:type="spellEnd"/>
+      <w:r>
+        <w:rPr>
+          <w:rFonts w:ascii="Times New Roman" w:hAnsi="Times New Roman" w:cs="Times New Roman"/>
+          <w:sz w:val="24"/>
+          <w:szCs w:val="24"/>
+        </w:rPr>
+        <w:t xml:space="preserve"> alapú rendszerhez kötött, ahol a felhasználók </w:t>
+      </w:r>
+      <w:proofErr w:type="spellStart"/>
+      <w:r>
+        <w:rPr>
+          <w:rFonts w:ascii="Times New Roman" w:hAnsi="Times New Roman" w:cs="Times New Roman"/>
+          <w:sz w:val="24"/>
+          <w:szCs w:val="24"/>
+        </w:rPr>
+        <w:t>tokeneket</w:t>
+      </w:r>
+      <w:proofErr w:type="spellEnd"/>
+      <w:r>
+        <w:rPr>
+          <w:rFonts w:ascii="Times New Roman" w:hAnsi="Times New Roman" w:cs="Times New Roman"/>
+          <w:sz w:val="24"/>
+          <w:szCs w:val="24"/>
+        </w:rPr>
+        <w:t xml:space="preserve"> vásárolhatnak, és ezek felhasználásával indíthatják el az új pályák létrehozását.</w:t>
       </w:r>
     </w:p>
     <w:p>
@@ -669,7 +705,43 @@
           <w:sz w:val="24"/>
           <w:szCs w:val="24"/>
         </w:rPr>
-        <w:t>A pályagenerálási folyamatokhoz részletes statisztikai adatgyűjtés is kapcsolódik. A rendszer rögzíti többek között a generáláshoz, validáláshoz és esetleges javításokhoz felhasznált tokenek mennyiségét, valamint az egyes folyamatok időigényét. Ezek az adatok lehetőséget biztosítanak a rendszer működésének elemzésére és optimalizálására.</w:t>
+        <w:t xml:space="preserve">A pályagenerálási folyamatokhoz részletes statisztikai adatgyűjtés is kapcsolódik. A rendszer rögzíti többek között a generáláshoz, </w:t>
+      </w:r>
+      <w:proofErr w:type="spellStart"/>
+      <w:r>
+        <w:rPr>
+          <w:rFonts w:ascii="Times New Roman" w:hAnsi="Times New Roman" w:cs="Times New Roman"/>
+          <w:sz w:val="24"/>
+          <w:szCs w:val="24"/>
+        </w:rPr>
+        <w:t>validáláshoz</w:t>
+      </w:r>
+      <w:proofErr w:type="spellEnd"/>
+      <w:r>
+        <w:rPr>
+          <w:rFonts w:ascii="Times New Roman" w:hAnsi="Times New Roman" w:cs="Times New Roman"/>
+          <w:sz w:val="24"/>
+          <w:szCs w:val="24"/>
+        </w:rPr>
+        <w:t xml:space="preserve"> és esetleges javításokhoz felhasznált </w:t>
+      </w:r>
+      <w:proofErr w:type="spellStart"/>
+      <w:r>
+        <w:rPr>
+          <w:rFonts w:ascii="Times New Roman" w:hAnsi="Times New Roman" w:cs="Times New Roman"/>
+          <w:sz w:val="24"/>
+          <w:szCs w:val="24"/>
+        </w:rPr>
+        <w:t>tokenek</w:t>
+      </w:r>
+      <w:proofErr w:type="spellEnd"/>
+      <w:r>
+        <w:rPr>
+          <w:rFonts w:ascii="Times New Roman" w:hAnsi="Times New Roman" w:cs="Times New Roman"/>
+          <w:sz w:val="24"/>
+          <w:szCs w:val="24"/>
+        </w:rPr>
+        <w:t xml:space="preserve"> mennyiségét, valamint az egyes folyamatok időigényét. Ezek az adatok lehetőséget biztosítanak a rendszer működésének elemzésére és optimalizálására.</w:t>
       </w:r>
     </w:p>
     <w:p>
@@ -693,7 +765,7 @@
       <w:pPr>
         <w:pStyle w:val="szmozatlanSzakdolgozath1"/>
       </w:pPr>
-      <w:bookmarkStart w:id="1" w:name="_Toc226562070"/>
+      <w:bookmarkStart w:id="1" w:name="_Toc226927289"/>
       <w:r>
         <w:lastRenderedPageBreak/>
         <w:t>Tartalomjegyzék</w:t>
@@ -756,7 +828,7 @@
           <w:r>
             <w:fldChar w:fldCharType="separate"/>
           </w:r>
-          <w:hyperlink w:anchor="_Toc226562069" w:history="1">
+          <w:hyperlink w:anchor="_Toc226927288" w:history="1">
             <w:r>
               <w:rPr>
                 <w:rStyle w:val="Hyperlink"/>
@@ -783,7 +855,7 @@
                 <w:noProof/>
                 <w:webHidden/>
               </w:rPr>
-              <w:instrText xml:space="preserve"> PAGEREF _Toc226562069 \h </w:instrText>
+              <w:instrText xml:space="preserve"> PAGEREF _Toc226927288 \h </w:instrText>
             </w:r>
             <w:r>
               <w:rPr>
@@ -828,7 +900,7 @@
               <w:lang w:val="en-US"/>
             </w:rPr>
           </w:pPr>
-          <w:hyperlink w:anchor="_Toc226562070" w:history="1">
+          <w:hyperlink w:anchor="_Toc226927289" w:history="1">
             <w:r>
               <w:rPr>
                 <w:rStyle w:val="Hyperlink"/>
@@ -855,7 +927,7 @@
                 <w:noProof/>
                 <w:webHidden/>
               </w:rPr>
-              <w:instrText xml:space="preserve"> PAGEREF _Toc226562070 \h </w:instrText>
+              <w:instrText xml:space="preserve"> PAGEREF _Toc226927289 \h </w:instrText>
             </w:r>
             <w:r>
               <w:rPr>
@@ -901,7 +973,7 @@
               <w:lang w:val="en-US"/>
             </w:rPr>
           </w:pPr>
-          <w:hyperlink w:anchor="_Toc226562071" w:history="1">
+          <w:hyperlink w:anchor="_Toc226927290" w:history="1">
             <w:r>
               <w:rPr>
                 <w:rStyle w:val="Hyperlink"/>
@@ -946,7 +1018,7 @@
                 <w:noProof/>
                 <w:webHidden/>
               </w:rPr>
-              <w:instrText xml:space="preserve"> PAGEREF _Toc226562071 \h </w:instrText>
+              <w:instrText xml:space="preserve"> PAGEREF _Toc226927290 \h </w:instrText>
             </w:r>
             <w:r>
               <w:rPr>
@@ -992,7 +1064,7 @@
               <w:lang w:val="en-US"/>
             </w:rPr>
           </w:pPr>
-          <w:hyperlink w:anchor="_Toc226562072" w:history="1">
+          <w:hyperlink w:anchor="_Toc226927291" w:history="1">
             <w:r>
               <w:rPr>
                 <w:rStyle w:val="Hyperlink"/>
@@ -1036,7 +1108,7 @@
                 <w:noProof/>
                 <w:webHidden/>
               </w:rPr>
-              <w:instrText xml:space="preserve"> PAGEREF _Toc226562072 \h </w:instrText>
+              <w:instrText xml:space="preserve"> PAGEREF _Toc226927291 \h </w:instrText>
             </w:r>
             <w:r>
               <w:rPr>
@@ -1082,7 +1154,7 @@
               <w:lang w:val="en-US"/>
             </w:rPr>
           </w:pPr>
-          <w:hyperlink w:anchor="_Toc226562073" w:history="1">
+          <w:hyperlink w:anchor="_Toc226927292" w:history="1">
             <w:r>
               <w:rPr>
                 <w:rStyle w:val="Hyperlink"/>
@@ -1126,7 +1198,7 @@
                 <w:noProof/>
                 <w:webHidden/>
               </w:rPr>
-              <w:instrText xml:space="preserve"> PAGEREF _Toc226562073 \h </w:instrText>
+              <w:instrText xml:space="preserve"> PAGEREF _Toc226927292 \h </w:instrText>
             </w:r>
             <w:r>
               <w:rPr>
@@ -1172,7 +1244,7 @@
               <w:lang w:val="en-US"/>
             </w:rPr>
           </w:pPr>
-          <w:hyperlink w:anchor="_Toc226562074" w:history="1">
+          <w:hyperlink w:anchor="_Toc226927293" w:history="1">
             <w:r>
               <w:rPr>
                 <w:rStyle w:val="Hyperlink"/>
@@ -1216,7 +1288,7 @@
                 <w:noProof/>
                 <w:webHidden/>
               </w:rPr>
-              <w:instrText xml:space="preserve"> PAGEREF _Toc226562074 \h </w:instrText>
+              <w:instrText xml:space="preserve"> PAGEREF _Toc226927293 \h </w:instrText>
             </w:r>
             <w:r>
               <w:rPr>
@@ -1262,7 +1334,7 @@
               <w:lang w:val="en-US"/>
             </w:rPr>
           </w:pPr>
-          <w:hyperlink w:anchor="_Toc226562075" w:history="1">
+          <w:hyperlink w:anchor="_Toc226927294" w:history="1">
             <w:r>
               <w:rPr>
                 <w:rStyle w:val="Hyperlink"/>
@@ -1306,7 +1378,7 @@
                 <w:noProof/>
                 <w:webHidden/>
               </w:rPr>
-              <w:instrText xml:space="preserve"> PAGEREF _Toc226562075 \h </w:instrText>
+              <w:instrText xml:space="preserve"> PAGEREF _Toc226927294 \h </w:instrText>
             </w:r>
             <w:r>
               <w:rPr>
@@ -1352,7 +1424,7 @@
               <w:lang w:val="en-US"/>
             </w:rPr>
           </w:pPr>
-          <w:hyperlink w:anchor="_Toc226562076" w:history="1">
+          <w:hyperlink w:anchor="_Toc226927295" w:history="1">
             <w:r>
               <w:rPr>
                 <w:rStyle w:val="Hyperlink"/>
@@ -1396,7 +1468,7 @@
                 <w:noProof/>
                 <w:webHidden/>
               </w:rPr>
-              <w:instrText xml:space="preserve"> PAGEREF _Toc226562076 \h </w:instrText>
+              <w:instrText xml:space="preserve"> PAGEREF _Toc226927295 \h </w:instrText>
             </w:r>
             <w:r>
               <w:rPr>
@@ -1442,7 +1514,7 @@
               <w:lang w:val="en-US"/>
             </w:rPr>
           </w:pPr>
-          <w:hyperlink w:anchor="_Toc226562077" w:history="1">
+          <w:hyperlink w:anchor="_Toc226927296" w:history="1">
             <w:r>
               <w:rPr>
                 <w:rStyle w:val="Hyperlink"/>
@@ -1486,7 +1558,7 @@
                 <w:noProof/>
                 <w:webHidden/>
               </w:rPr>
-              <w:instrText xml:space="preserve"> PAGEREF _Toc226562077 \h </w:instrText>
+              <w:instrText xml:space="preserve"> PAGEREF _Toc226927296 \h </w:instrText>
             </w:r>
             <w:r>
               <w:rPr>
@@ -1532,7 +1604,7 @@
               <w:lang w:val="en-US"/>
             </w:rPr>
           </w:pPr>
-          <w:hyperlink w:anchor="_Toc226562078" w:history="1">
+          <w:hyperlink w:anchor="_Toc226927297" w:history="1">
             <w:r>
               <w:rPr>
                 <w:rStyle w:val="Hyperlink"/>
@@ -1576,7 +1648,7 @@
                 <w:noProof/>
                 <w:webHidden/>
               </w:rPr>
-              <w:instrText xml:space="preserve"> PAGEREF _Toc226562078 \h </w:instrText>
+              <w:instrText xml:space="preserve"> PAGEREF _Toc226927297 \h </w:instrText>
             </w:r>
             <w:r>
               <w:rPr>
@@ -1622,7 +1694,7 @@
               <w:lang w:val="en-US"/>
             </w:rPr>
           </w:pPr>
-          <w:hyperlink w:anchor="_Toc226562079" w:history="1">
+          <w:hyperlink w:anchor="_Toc226927298" w:history="1">
             <w:r>
               <w:rPr>
                 <w:rStyle w:val="Hyperlink"/>
@@ -1666,7 +1738,7 @@
                 <w:noProof/>
                 <w:webHidden/>
               </w:rPr>
-              <w:instrText xml:space="preserve"> PAGEREF _Toc226562079 \h </w:instrText>
+              <w:instrText xml:space="preserve"> PAGEREF _Toc226927298 \h </w:instrText>
             </w:r>
             <w:r>
               <w:rPr>
@@ -1712,7 +1784,7 @@
               <w:lang w:val="en-US"/>
             </w:rPr>
           </w:pPr>
-          <w:hyperlink w:anchor="_Toc226562080" w:history="1">
+          <w:hyperlink w:anchor="_Toc226927299" w:history="1">
             <w:r>
               <w:rPr>
                 <w:rStyle w:val="Hyperlink"/>
@@ -1756,7 +1828,7 @@
                 <w:noProof/>
                 <w:webHidden/>
               </w:rPr>
-              <w:instrText xml:space="preserve"> PAGEREF _Toc226562080 \h </w:instrText>
+              <w:instrText xml:space="preserve"> PAGEREF _Toc226927299 \h </w:instrText>
             </w:r>
             <w:r>
               <w:rPr>
@@ -1802,7 +1874,7 @@
               <w:lang w:val="en-US"/>
             </w:rPr>
           </w:pPr>
-          <w:hyperlink w:anchor="_Toc226562081" w:history="1">
+          <w:hyperlink w:anchor="_Toc226927300" w:history="1">
             <w:r>
               <w:rPr>
                 <w:rStyle w:val="Hyperlink"/>
@@ -1846,7 +1918,7 @@
                 <w:noProof/>
                 <w:webHidden/>
               </w:rPr>
-              <w:instrText xml:space="preserve"> PAGEREF _Toc226562081 \h </w:instrText>
+              <w:instrText xml:space="preserve"> PAGEREF _Toc226927300 \h </w:instrText>
             </w:r>
             <w:r>
               <w:rPr>
@@ -1892,7 +1964,7 @@
               <w:lang w:val="en-US"/>
             </w:rPr>
           </w:pPr>
-          <w:hyperlink w:anchor="_Toc226562082" w:history="1">
+          <w:hyperlink w:anchor="_Toc226927301" w:history="1">
             <w:r>
               <w:rPr>
                 <w:rStyle w:val="Hyperlink"/>
@@ -1936,7 +2008,7 @@
                 <w:noProof/>
                 <w:webHidden/>
               </w:rPr>
-              <w:instrText xml:space="preserve"> PAGEREF _Toc226562082 \h </w:instrText>
+              <w:instrText xml:space="preserve"> PAGEREF _Toc226927301 \h </w:instrText>
             </w:r>
             <w:r>
               <w:rPr>
@@ -1982,7 +2054,7 @@
               <w:lang w:val="en-US"/>
             </w:rPr>
           </w:pPr>
-          <w:hyperlink w:anchor="_Toc226562083" w:history="1">
+          <w:hyperlink w:anchor="_Toc226927302" w:history="1">
             <w:r>
               <w:rPr>
                 <w:rStyle w:val="Hyperlink"/>
@@ -2026,7 +2098,7 @@
                 <w:noProof/>
                 <w:webHidden/>
               </w:rPr>
-              <w:instrText xml:space="preserve"> PAGEREF _Toc226562083 \h </w:instrText>
+              <w:instrText xml:space="preserve"> PAGEREF _Toc226927302 \h </w:instrText>
             </w:r>
             <w:r>
               <w:rPr>
@@ -2072,7 +2144,7 @@
               <w:lang w:val="en-US"/>
             </w:rPr>
           </w:pPr>
-          <w:hyperlink w:anchor="_Toc226562084" w:history="1">
+          <w:hyperlink w:anchor="_Toc226927303" w:history="1">
             <w:r>
               <w:rPr>
                 <w:rStyle w:val="Hyperlink"/>
@@ -2116,7 +2188,7 @@
                 <w:noProof/>
                 <w:webHidden/>
               </w:rPr>
-              <w:instrText xml:space="preserve"> PAGEREF _Toc226562084 \h </w:instrText>
+              <w:instrText xml:space="preserve"> PAGEREF _Toc226927303 \h </w:instrText>
             </w:r>
             <w:r>
               <w:rPr>
@@ -2162,7 +2234,7 @@
               <w:lang w:val="en-US"/>
             </w:rPr>
           </w:pPr>
-          <w:hyperlink w:anchor="_Toc226562085" w:history="1">
+          <w:hyperlink w:anchor="_Toc226927304" w:history="1">
             <w:r>
               <w:rPr>
                 <w:rStyle w:val="Hyperlink"/>
@@ -2206,7 +2278,7 @@
                 <w:noProof/>
                 <w:webHidden/>
               </w:rPr>
-              <w:instrText xml:space="preserve"> PAGEREF _Toc226562085 \h </w:instrText>
+              <w:instrText xml:space="preserve"> PAGEREF _Toc226927304 \h </w:instrText>
             </w:r>
             <w:r>
               <w:rPr>
@@ -2252,7 +2324,7 @@
               <w:lang w:val="en-US"/>
             </w:rPr>
           </w:pPr>
-          <w:hyperlink w:anchor="_Toc226562086" w:history="1">
+          <w:hyperlink w:anchor="_Toc226927305" w:history="1">
             <w:r>
               <w:rPr>
                 <w:rStyle w:val="Hyperlink"/>
@@ -2296,7 +2368,7 @@
                 <w:noProof/>
                 <w:webHidden/>
               </w:rPr>
-              <w:instrText xml:space="preserve"> PAGEREF _Toc226562086 \h </w:instrText>
+              <w:instrText xml:space="preserve"> PAGEREF _Toc226927305 \h </w:instrText>
             </w:r>
             <w:r>
               <w:rPr>
@@ -2342,7 +2414,7 @@
               <w:lang w:val="en-US"/>
             </w:rPr>
           </w:pPr>
-          <w:hyperlink w:anchor="_Toc226562087" w:history="1">
+          <w:hyperlink w:anchor="_Toc226927306" w:history="1">
             <w:r>
               <w:rPr>
                 <w:rStyle w:val="Hyperlink"/>
@@ -2386,7 +2458,7 @@
                 <w:noProof/>
                 <w:webHidden/>
               </w:rPr>
-              <w:instrText xml:space="preserve"> PAGEREF _Toc226562087 \h </w:instrText>
+              <w:instrText xml:space="preserve"> PAGEREF _Toc226927306 \h </w:instrText>
             </w:r>
             <w:r>
               <w:rPr>
@@ -2432,7 +2504,7 @@
               <w:lang w:val="en-US"/>
             </w:rPr>
           </w:pPr>
-          <w:hyperlink w:anchor="_Toc226562088" w:history="1">
+          <w:hyperlink w:anchor="_Toc226927307" w:history="1">
             <w:r>
               <w:rPr>
                 <w:rStyle w:val="Hyperlink"/>
@@ -2476,7 +2548,7 @@
                 <w:noProof/>
                 <w:webHidden/>
               </w:rPr>
-              <w:instrText xml:space="preserve"> PAGEREF _Toc226562088 \h </w:instrText>
+              <w:instrText xml:space="preserve"> PAGEREF _Toc226927307 \h </w:instrText>
             </w:r>
             <w:r>
               <w:rPr>
@@ -2522,7 +2594,7 @@
               <w:lang w:val="en-US"/>
             </w:rPr>
           </w:pPr>
-          <w:hyperlink w:anchor="_Toc226562089" w:history="1">
+          <w:hyperlink w:anchor="_Toc226927308" w:history="1">
             <w:r>
               <w:rPr>
                 <w:rStyle w:val="Hyperlink"/>
@@ -2566,7 +2638,7 @@
                 <w:noProof/>
                 <w:webHidden/>
               </w:rPr>
-              <w:instrText xml:space="preserve"> PAGEREF _Toc226562089 \h </w:instrText>
+              <w:instrText xml:space="preserve"> PAGEREF _Toc226927308 \h </w:instrText>
             </w:r>
             <w:r>
               <w:rPr>
@@ -2612,7 +2684,7 @@
               <w:lang w:val="en-US"/>
             </w:rPr>
           </w:pPr>
-          <w:hyperlink w:anchor="_Toc226562090" w:history="1">
+          <w:hyperlink w:anchor="_Toc226927309" w:history="1">
             <w:r>
               <w:rPr>
                 <w:rStyle w:val="Hyperlink"/>
@@ -2656,7 +2728,7 @@
                 <w:noProof/>
                 <w:webHidden/>
               </w:rPr>
-              <w:instrText xml:space="preserve"> PAGEREF _Toc226562090 \h </w:instrText>
+              <w:instrText xml:space="preserve"> PAGEREF _Toc226927309 \h </w:instrText>
             </w:r>
             <w:r>
               <w:rPr>
@@ -2702,7 +2774,7 @@
               <w:lang w:val="en-US"/>
             </w:rPr>
           </w:pPr>
-          <w:hyperlink w:anchor="_Toc226562091" w:history="1">
+          <w:hyperlink w:anchor="_Toc226927310" w:history="1">
             <w:r>
               <w:rPr>
                 <w:rStyle w:val="Hyperlink"/>
@@ -2746,7 +2818,7 @@
                 <w:noProof/>
                 <w:webHidden/>
               </w:rPr>
-              <w:instrText xml:space="preserve"> PAGEREF _Toc226562091 \h </w:instrText>
+              <w:instrText xml:space="preserve"> PAGEREF _Toc226927310 \h </w:instrText>
             </w:r>
             <w:r>
               <w:rPr>
@@ -2792,7 +2864,7 @@
               <w:lang w:val="en-US"/>
             </w:rPr>
           </w:pPr>
-          <w:hyperlink w:anchor="_Toc226562092" w:history="1">
+          <w:hyperlink w:anchor="_Toc226927311" w:history="1">
             <w:r>
               <w:rPr>
                 <w:rStyle w:val="Hyperlink"/>
@@ -2836,7 +2908,7 @@
                 <w:noProof/>
                 <w:webHidden/>
               </w:rPr>
-              <w:instrText xml:space="preserve"> PAGEREF _Toc226562092 \h </w:instrText>
+              <w:instrText xml:space="preserve"> PAGEREF _Toc226927311 \h </w:instrText>
             </w:r>
             <w:r>
               <w:rPr>
@@ -2882,7 +2954,7 @@
               <w:lang w:val="en-US"/>
             </w:rPr>
           </w:pPr>
-          <w:hyperlink w:anchor="_Toc226562093" w:history="1">
+          <w:hyperlink w:anchor="_Toc226927312" w:history="1">
             <w:r>
               <w:rPr>
                 <w:rStyle w:val="Hyperlink"/>
@@ -2926,7 +2998,7 @@
                 <w:noProof/>
                 <w:webHidden/>
               </w:rPr>
-              <w:instrText xml:space="preserve"> PAGEREF _Toc226562093 \h </w:instrText>
+              <w:instrText xml:space="preserve"> PAGEREF _Toc226927312 \h </w:instrText>
             </w:r>
             <w:r>
               <w:rPr>
@@ -2972,7 +3044,7 @@
               <w:lang w:val="en-US"/>
             </w:rPr>
           </w:pPr>
-          <w:hyperlink w:anchor="_Toc226562094" w:history="1">
+          <w:hyperlink w:anchor="_Toc226927313" w:history="1">
             <w:r>
               <w:rPr>
                 <w:rStyle w:val="Hyperlink"/>
@@ -3016,7 +3088,7 @@
                 <w:noProof/>
                 <w:webHidden/>
               </w:rPr>
-              <w:instrText xml:space="preserve"> PAGEREF _Toc226562094 \h </w:instrText>
+              <w:instrText xml:space="preserve"> PAGEREF _Toc226927313 \h </w:instrText>
             </w:r>
             <w:r>
               <w:rPr>
@@ -3062,7 +3134,7 @@
               <w:lang w:val="en-US"/>
             </w:rPr>
           </w:pPr>
-          <w:hyperlink w:anchor="_Toc226562095" w:history="1">
+          <w:hyperlink w:anchor="_Toc226927314" w:history="1">
             <w:r>
               <w:rPr>
                 <w:rStyle w:val="Hyperlink"/>
@@ -3106,7 +3178,7 @@
                 <w:noProof/>
                 <w:webHidden/>
               </w:rPr>
-              <w:instrText xml:space="preserve"> PAGEREF _Toc226562095 \h </w:instrText>
+              <w:instrText xml:space="preserve"> PAGEREF _Toc226927314 \h </w:instrText>
             </w:r>
             <w:r>
               <w:rPr>
@@ -3152,7 +3224,7 @@
               <w:lang w:val="en-US"/>
             </w:rPr>
           </w:pPr>
-          <w:hyperlink w:anchor="_Toc226562096" w:history="1">
+          <w:hyperlink w:anchor="_Toc226927315" w:history="1">
             <w:r>
               <w:rPr>
                 <w:rStyle w:val="Hyperlink"/>
@@ -3196,7 +3268,7 @@
                 <w:noProof/>
                 <w:webHidden/>
               </w:rPr>
-              <w:instrText xml:space="preserve"> PAGEREF _Toc226562096 \h </w:instrText>
+              <w:instrText xml:space="preserve"> PAGEREF _Toc226927315 \h </w:instrText>
             </w:r>
             <w:r>
               <w:rPr>
@@ -3242,7 +3314,7 @@
               <w:lang w:val="en-US"/>
             </w:rPr>
           </w:pPr>
-          <w:hyperlink w:anchor="_Toc226562097" w:history="1">
+          <w:hyperlink w:anchor="_Toc226927316" w:history="1">
             <w:r>
               <w:rPr>
                 <w:rStyle w:val="Hyperlink"/>
@@ -3286,7 +3358,7 @@
                 <w:noProof/>
                 <w:webHidden/>
               </w:rPr>
-              <w:instrText xml:space="preserve"> PAGEREF _Toc226562097 \h </w:instrText>
+              <w:instrText xml:space="preserve"> PAGEREF _Toc226927316 \h </w:instrText>
             </w:r>
             <w:r>
               <w:rPr>
@@ -3332,7 +3404,7 @@
               <w:lang w:val="en-US"/>
             </w:rPr>
           </w:pPr>
-          <w:hyperlink w:anchor="_Toc226562098" w:history="1">
+          <w:hyperlink w:anchor="_Toc226927317" w:history="1">
             <w:r>
               <w:rPr>
                 <w:rStyle w:val="Hyperlink"/>
@@ -3376,7 +3448,7 @@
                 <w:noProof/>
                 <w:webHidden/>
               </w:rPr>
-              <w:instrText xml:space="preserve"> PAGEREF _Toc226562098 \h </w:instrText>
+              <w:instrText xml:space="preserve"> PAGEREF _Toc226927317 \h </w:instrText>
             </w:r>
             <w:r>
               <w:rPr>
@@ -3422,7 +3494,7 @@
               <w:lang w:val="en-US"/>
             </w:rPr>
           </w:pPr>
-          <w:hyperlink w:anchor="_Toc226562099" w:history="1">
+          <w:hyperlink w:anchor="_Toc226927318" w:history="1">
             <w:r>
               <w:rPr>
                 <w:rStyle w:val="Hyperlink"/>
@@ -3466,7 +3538,7 @@
                 <w:noProof/>
                 <w:webHidden/>
               </w:rPr>
-              <w:instrText xml:space="preserve"> PAGEREF _Toc226562099 \h </w:instrText>
+              <w:instrText xml:space="preserve"> PAGEREF _Toc226927318 \h </w:instrText>
             </w:r>
             <w:r>
               <w:rPr>
@@ -3512,7 +3584,7 @@
               <w:lang w:val="en-US"/>
             </w:rPr>
           </w:pPr>
-          <w:hyperlink w:anchor="_Toc226562100" w:history="1">
+          <w:hyperlink w:anchor="_Toc226927319" w:history="1">
             <w:r>
               <w:rPr>
                 <w:rStyle w:val="Hyperlink"/>
@@ -3556,7 +3628,7 @@
                 <w:noProof/>
                 <w:webHidden/>
               </w:rPr>
-              <w:instrText xml:space="preserve"> PAGEREF _Toc226562100 \h </w:instrText>
+              <w:instrText xml:space="preserve"> PAGEREF _Toc226927319 \h </w:instrText>
             </w:r>
             <w:r>
               <w:rPr>
@@ -3602,7 +3674,7 @@
               <w:lang w:val="en-US"/>
             </w:rPr>
           </w:pPr>
-          <w:hyperlink w:anchor="_Toc226562101" w:history="1">
+          <w:hyperlink w:anchor="_Toc226927320" w:history="1">
             <w:r>
               <w:rPr>
                 <w:rStyle w:val="Hyperlink"/>
@@ -3646,7 +3718,7 @@
                 <w:noProof/>
                 <w:webHidden/>
               </w:rPr>
-              <w:instrText xml:space="preserve"> PAGEREF _Toc226562101 \h </w:instrText>
+              <w:instrText xml:space="preserve"> PAGEREF _Toc226927320 \h </w:instrText>
             </w:r>
             <w:r>
               <w:rPr>
@@ -3692,7 +3764,7 @@
               <w:lang w:val="en-US"/>
             </w:rPr>
           </w:pPr>
-          <w:hyperlink w:anchor="_Toc226562102" w:history="1">
+          <w:hyperlink w:anchor="_Toc226927321" w:history="1">
             <w:r>
               <w:rPr>
                 <w:rStyle w:val="Hyperlink"/>
@@ -3736,7 +3808,7 @@
                 <w:noProof/>
                 <w:webHidden/>
               </w:rPr>
-              <w:instrText xml:space="preserve"> PAGEREF _Toc226562102 \h </w:instrText>
+              <w:instrText xml:space="preserve"> PAGEREF _Toc226927321 \h </w:instrText>
             </w:r>
             <w:r>
               <w:rPr>
@@ -3782,7 +3854,7 @@
               <w:lang w:val="en-US"/>
             </w:rPr>
           </w:pPr>
-          <w:hyperlink w:anchor="_Toc226562103" w:history="1">
+          <w:hyperlink w:anchor="_Toc226927322" w:history="1">
             <w:r>
               <w:rPr>
                 <w:rStyle w:val="Hyperlink"/>
@@ -3826,7 +3898,7 @@
                 <w:noProof/>
                 <w:webHidden/>
               </w:rPr>
-              <w:instrText xml:space="preserve"> PAGEREF _Toc226562103 \h </w:instrText>
+              <w:instrText xml:space="preserve"> PAGEREF _Toc226927322 \h </w:instrText>
             </w:r>
             <w:r>
               <w:rPr>
@@ -3872,7 +3944,7 @@
               <w:lang w:val="en-US"/>
             </w:rPr>
           </w:pPr>
-          <w:hyperlink w:anchor="_Toc226562104" w:history="1">
+          <w:hyperlink w:anchor="_Toc226927323" w:history="1">
             <w:r>
               <w:rPr>
                 <w:rStyle w:val="Hyperlink"/>
@@ -3916,7 +3988,7 @@
                 <w:noProof/>
                 <w:webHidden/>
               </w:rPr>
-              <w:instrText xml:space="preserve"> PAGEREF _Toc226562104 \h </w:instrText>
+              <w:instrText xml:space="preserve"> PAGEREF _Toc226927323 \h </w:instrText>
             </w:r>
             <w:r>
               <w:rPr>
@@ -3962,7 +4034,7 @@
               <w:lang w:val="en-US"/>
             </w:rPr>
           </w:pPr>
-          <w:hyperlink w:anchor="_Toc226562105" w:history="1">
+          <w:hyperlink w:anchor="_Toc226927324" w:history="1">
             <w:r>
               <w:rPr>
                 <w:rStyle w:val="Hyperlink"/>
@@ -4006,7 +4078,7 @@
                 <w:noProof/>
                 <w:webHidden/>
               </w:rPr>
-              <w:instrText xml:space="preserve"> PAGEREF _Toc226562105 \h </w:instrText>
+              <w:instrText xml:space="preserve"> PAGEREF _Toc226927324 \h </w:instrText>
             </w:r>
             <w:r>
               <w:rPr>
@@ -4052,7 +4124,7 @@
               <w:lang w:val="en-US"/>
             </w:rPr>
           </w:pPr>
-          <w:hyperlink w:anchor="_Toc226562106" w:history="1">
+          <w:hyperlink w:anchor="_Toc226927325" w:history="1">
             <w:r>
               <w:rPr>
                 <w:rStyle w:val="Hyperlink"/>
@@ -4096,7 +4168,7 @@
                 <w:noProof/>
                 <w:webHidden/>
               </w:rPr>
-              <w:instrText xml:space="preserve"> PAGEREF _Toc226562106 \h </w:instrText>
+              <w:instrText xml:space="preserve"> PAGEREF _Toc226927325 \h </w:instrText>
             </w:r>
             <w:r>
               <w:rPr>
@@ -4142,7 +4214,7 @@
               <w:lang w:val="en-US"/>
             </w:rPr>
           </w:pPr>
-          <w:hyperlink w:anchor="_Toc226562107" w:history="1">
+          <w:hyperlink w:anchor="_Toc226927326" w:history="1">
             <w:r>
               <w:rPr>
                 <w:rStyle w:val="Hyperlink"/>
@@ -4186,7 +4258,7 @@
                 <w:noProof/>
                 <w:webHidden/>
               </w:rPr>
-              <w:instrText xml:space="preserve"> PAGEREF _Toc226562107 \h </w:instrText>
+              <w:instrText xml:space="preserve"> PAGEREF _Toc226927326 \h </w:instrText>
             </w:r>
             <w:r>
               <w:rPr>
@@ -4232,7 +4304,7 @@
               <w:lang w:val="en-US"/>
             </w:rPr>
           </w:pPr>
-          <w:hyperlink w:anchor="_Toc226562108" w:history="1">
+          <w:hyperlink w:anchor="_Toc226927327" w:history="1">
             <w:r>
               <w:rPr>
                 <w:rStyle w:val="Hyperlink"/>
@@ -4276,7 +4348,7 @@
                 <w:noProof/>
                 <w:webHidden/>
               </w:rPr>
-              <w:instrText xml:space="preserve"> PAGEREF _Toc226562108 \h </w:instrText>
+              <w:instrText xml:space="preserve"> PAGEREF _Toc226927327 \h </w:instrText>
             </w:r>
             <w:r>
               <w:rPr>
@@ -4322,7 +4394,7 @@
               <w:lang w:val="en-US"/>
             </w:rPr>
           </w:pPr>
-          <w:hyperlink w:anchor="_Toc226562109" w:history="1">
+          <w:hyperlink w:anchor="_Toc226927328" w:history="1">
             <w:r>
               <w:rPr>
                 <w:rStyle w:val="Hyperlink"/>
@@ -4366,7 +4438,7 @@
                 <w:noProof/>
                 <w:webHidden/>
               </w:rPr>
-              <w:instrText xml:space="preserve"> PAGEREF _Toc226562109 \h </w:instrText>
+              <w:instrText xml:space="preserve"> PAGEREF _Toc226927328 \h </w:instrText>
             </w:r>
             <w:r>
               <w:rPr>
@@ -4412,7 +4484,7 @@
               <w:lang w:val="en-US"/>
             </w:rPr>
           </w:pPr>
-          <w:hyperlink w:anchor="_Toc226562110" w:history="1">
+          <w:hyperlink w:anchor="_Toc226927329" w:history="1">
             <w:r>
               <w:rPr>
                 <w:rStyle w:val="Hyperlink"/>
@@ -4456,7 +4528,7 @@
                 <w:noProof/>
                 <w:webHidden/>
               </w:rPr>
-              <w:instrText xml:space="preserve"> PAGEREF _Toc226562110 \h </w:instrText>
+              <w:instrText xml:space="preserve"> PAGEREF _Toc226927329 \h </w:instrText>
             </w:r>
             <w:r>
               <w:rPr>
@@ -4502,7 +4574,7 @@
               <w:lang w:val="en-US"/>
             </w:rPr>
           </w:pPr>
-          <w:hyperlink w:anchor="_Toc226562111" w:history="1">
+          <w:hyperlink w:anchor="_Toc226927330" w:history="1">
             <w:r>
               <w:rPr>
                 <w:rStyle w:val="Hyperlink"/>
@@ -4546,7 +4618,7 @@
                 <w:noProof/>
                 <w:webHidden/>
               </w:rPr>
-              <w:instrText xml:space="preserve"> PAGEREF _Toc226562111 \h </w:instrText>
+              <w:instrText xml:space="preserve"> PAGEREF _Toc226927330 \h </w:instrText>
             </w:r>
             <w:r>
               <w:rPr>
@@ -4592,7 +4664,7 @@
               <w:lang w:val="en-US"/>
             </w:rPr>
           </w:pPr>
-          <w:hyperlink w:anchor="_Toc226562112" w:history="1">
+          <w:hyperlink w:anchor="_Toc226927331" w:history="1">
             <w:r>
               <w:rPr>
                 <w:rStyle w:val="Hyperlink"/>
@@ -4636,7 +4708,7 @@
                 <w:noProof/>
                 <w:webHidden/>
               </w:rPr>
-              <w:instrText xml:space="preserve"> PAGEREF _Toc226562112 \h </w:instrText>
+              <w:instrText xml:space="preserve"> PAGEREF _Toc226927331 \h </w:instrText>
             </w:r>
             <w:r>
               <w:rPr>
@@ -4682,7 +4754,7 @@
               <w:lang w:val="en-US"/>
             </w:rPr>
           </w:pPr>
-          <w:hyperlink w:anchor="_Toc226562113" w:history="1">
+          <w:hyperlink w:anchor="_Toc226927332" w:history="1">
             <w:r>
               <w:rPr>
                 <w:rStyle w:val="Hyperlink"/>
@@ -4726,7 +4798,7 @@
                 <w:noProof/>
                 <w:webHidden/>
               </w:rPr>
-              <w:instrText xml:space="preserve"> PAGEREF _Toc226562113 \h </w:instrText>
+              <w:instrText xml:space="preserve"> PAGEREF _Toc226927332 \h </w:instrText>
             </w:r>
             <w:r>
               <w:rPr>
@@ -4772,7 +4844,7 @@
               <w:lang w:val="en-US"/>
             </w:rPr>
           </w:pPr>
-          <w:hyperlink w:anchor="_Toc226562114" w:history="1">
+          <w:hyperlink w:anchor="_Toc226927333" w:history="1">
             <w:r>
               <w:rPr>
                 <w:rStyle w:val="Hyperlink"/>
@@ -4818,7 +4890,7 @@
                 <w:noProof/>
                 <w:webHidden/>
               </w:rPr>
-              <w:instrText xml:space="preserve"> PAGEREF _Toc226562114 \h </w:instrText>
+              <w:instrText xml:space="preserve"> PAGEREF _Toc226927333 \h </w:instrText>
             </w:r>
             <w:r>
               <w:rPr>
@@ -4864,7 +4936,7 @@
               <w:lang w:val="en-US"/>
             </w:rPr>
           </w:pPr>
-          <w:hyperlink w:anchor="_Toc226562115" w:history="1">
+          <w:hyperlink w:anchor="_Toc226927334" w:history="1">
             <w:r>
               <w:rPr>
                 <w:rStyle w:val="Hyperlink"/>
@@ -4908,7 +4980,7 @@
                 <w:noProof/>
                 <w:webHidden/>
               </w:rPr>
-              <w:instrText xml:space="preserve"> PAGEREF _Toc226562115 \h </w:instrText>
+              <w:instrText xml:space="preserve"> PAGEREF _Toc226927334 \h </w:instrText>
             </w:r>
             <w:r>
               <w:rPr>
@@ -4954,7 +5026,7 @@
               <w:lang w:val="en-US"/>
             </w:rPr>
           </w:pPr>
-          <w:hyperlink w:anchor="_Toc226562116" w:history="1">
+          <w:hyperlink w:anchor="_Toc226927335" w:history="1">
             <w:r>
               <w:rPr>
                 <w:rStyle w:val="Hyperlink"/>
@@ -4998,7 +5070,7 @@
                 <w:noProof/>
                 <w:webHidden/>
               </w:rPr>
-              <w:instrText xml:space="preserve"> PAGEREF _Toc226562116 \h </w:instrText>
+              <w:instrText xml:space="preserve"> PAGEREF _Toc226927335 \h </w:instrText>
             </w:r>
             <w:r>
               <w:rPr>
@@ -5044,7 +5116,7 @@
               <w:lang w:val="en-US"/>
             </w:rPr>
           </w:pPr>
-          <w:hyperlink w:anchor="_Toc226562117" w:history="1">
+          <w:hyperlink w:anchor="_Toc226927336" w:history="1">
             <w:r>
               <w:rPr>
                 <w:rStyle w:val="Hyperlink"/>
@@ -5088,7 +5160,7 @@
                 <w:noProof/>
                 <w:webHidden/>
               </w:rPr>
-              <w:instrText xml:space="preserve"> PAGEREF _Toc226562117 \h </w:instrText>
+              <w:instrText xml:space="preserve"> PAGEREF _Toc226927336 \h </w:instrText>
             </w:r>
             <w:r>
               <w:rPr>
@@ -5134,7 +5206,7 @@
               <w:lang w:val="en-US"/>
             </w:rPr>
           </w:pPr>
-          <w:hyperlink w:anchor="_Toc226562118" w:history="1">
+          <w:hyperlink w:anchor="_Toc226927337" w:history="1">
             <w:r>
               <w:rPr>
                 <w:rStyle w:val="Hyperlink"/>
@@ -5157,6 +5229,816 @@
                 <w:rStyle w:val="Hyperlink"/>
                 <w:noProof/>
               </w:rPr>
+              <w:t>Költség és statisztika</w:t>
+            </w:r>
+            <w:r>
+              <w:rPr>
+                <w:noProof/>
+                <w:webHidden/>
+              </w:rPr>
+              <w:tab/>
+            </w:r>
+            <w:r>
+              <w:rPr>
+                <w:noProof/>
+                <w:webHidden/>
+              </w:rPr>
+              <w:fldChar w:fldCharType="begin"/>
+            </w:r>
+            <w:r>
+              <w:rPr>
+                <w:noProof/>
+                <w:webHidden/>
+              </w:rPr>
+              <w:instrText xml:space="preserve"> PAGEREF _Toc226927337 \h </w:instrText>
+            </w:r>
+            <w:r>
+              <w:rPr>
+                <w:noProof/>
+                <w:webHidden/>
+              </w:rPr>
+            </w:r>
+            <w:r>
+              <w:rPr>
+                <w:noProof/>
+                <w:webHidden/>
+              </w:rPr>
+              <w:fldChar w:fldCharType="separate"/>
+            </w:r>
+            <w:r>
+              <w:rPr>
+                <w:noProof/>
+                <w:webHidden/>
+              </w:rPr>
+              <w:t>36</w:t>
+            </w:r>
+            <w:r>
+              <w:rPr>
+                <w:noProof/>
+                <w:webHidden/>
+              </w:rPr>
+              <w:fldChar w:fldCharType="end"/>
+            </w:r>
+          </w:hyperlink>
+        </w:p>
+        <w:p>
+          <w:pPr>
+            <w:pStyle w:val="TOC2"/>
+            <w:tabs>
+              <w:tab w:val="left" w:pos="960"/>
+              <w:tab w:val="right" w:leader="dot" w:pos="8827"/>
+            </w:tabs>
+            <w:rPr>
+              <w:rFonts w:eastAsiaTheme="minorEastAsia"/>
+              <w:noProof/>
+              <w:sz w:val="24"/>
+              <w:szCs w:val="24"/>
+              <w:lang w:val="en-US"/>
+            </w:rPr>
+          </w:pPr>
+          <w:hyperlink w:anchor="_Toc226927338" w:history="1">
+            <w:r>
+              <w:rPr>
+                <w:rStyle w:val="Hyperlink"/>
+                <w:noProof/>
+              </w:rPr>
+              <w:t>8.1.</w:t>
+            </w:r>
+            <w:r>
+              <w:rPr>
+                <w:rFonts w:eastAsiaTheme="minorEastAsia"/>
+                <w:noProof/>
+                <w:sz w:val="24"/>
+                <w:szCs w:val="24"/>
+                <w:lang w:val="en-US"/>
+              </w:rPr>
+              <w:tab/>
+            </w:r>
+            <w:r>
+              <w:rPr>
+                <w:rStyle w:val="Hyperlink"/>
+                <w:noProof/>
+              </w:rPr>
+              <w:t>Token rendszer</w:t>
+            </w:r>
+            <w:r>
+              <w:rPr>
+                <w:noProof/>
+                <w:webHidden/>
+              </w:rPr>
+              <w:tab/>
+            </w:r>
+            <w:r>
+              <w:rPr>
+                <w:noProof/>
+                <w:webHidden/>
+              </w:rPr>
+              <w:fldChar w:fldCharType="begin"/>
+            </w:r>
+            <w:r>
+              <w:rPr>
+                <w:noProof/>
+                <w:webHidden/>
+              </w:rPr>
+              <w:instrText xml:space="preserve"> PAGEREF _Toc226927338 \h </w:instrText>
+            </w:r>
+            <w:r>
+              <w:rPr>
+                <w:noProof/>
+                <w:webHidden/>
+              </w:rPr>
+            </w:r>
+            <w:r>
+              <w:rPr>
+                <w:noProof/>
+                <w:webHidden/>
+              </w:rPr>
+              <w:fldChar w:fldCharType="separate"/>
+            </w:r>
+            <w:r>
+              <w:rPr>
+                <w:noProof/>
+                <w:webHidden/>
+              </w:rPr>
+              <w:t>36</w:t>
+            </w:r>
+            <w:r>
+              <w:rPr>
+                <w:noProof/>
+                <w:webHidden/>
+              </w:rPr>
+              <w:fldChar w:fldCharType="end"/>
+            </w:r>
+          </w:hyperlink>
+        </w:p>
+        <w:p>
+          <w:pPr>
+            <w:pStyle w:val="TOC2"/>
+            <w:tabs>
+              <w:tab w:val="left" w:pos="960"/>
+              <w:tab w:val="right" w:leader="dot" w:pos="8827"/>
+            </w:tabs>
+            <w:rPr>
+              <w:rFonts w:eastAsiaTheme="minorEastAsia"/>
+              <w:noProof/>
+              <w:sz w:val="24"/>
+              <w:szCs w:val="24"/>
+              <w:lang w:val="en-US"/>
+            </w:rPr>
+          </w:pPr>
+          <w:hyperlink w:anchor="_Toc226927339" w:history="1">
+            <w:r>
+              <w:rPr>
+                <w:rStyle w:val="Hyperlink"/>
+                <w:noProof/>
+              </w:rPr>
+              <w:t>8.2.</w:t>
+            </w:r>
+            <w:r>
+              <w:rPr>
+                <w:rFonts w:eastAsiaTheme="minorEastAsia"/>
+                <w:noProof/>
+                <w:sz w:val="24"/>
+                <w:szCs w:val="24"/>
+                <w:lang w:val="en-US"/>
+              </w:rPr>
+              <w:tab/>
+            </w:r>
+            <w:r>
+              <w:rPr>
+                <w:rStyle w:val="Hyperlink"/>
+                <w:noProof/>
+              </w:rPr>
+              <w:t>Használt modellek</w:t>
+            </w:r>
+            <w:r>
+              <w:rPr>
+                <w:noProof/>
+                <w:webHidden/>
+              </w:rPr>
+              <w:tab/>
+            </w:r>
+            <w:r>
+              <w:rPr>
+                <w:noProof/>
+                <w:webHidden/>
+              </w:rPr>
+              <w:fldChar w:fldCharType="begin"/>
+            </w:r>
+            <w:r>
+              <w:rPr>
+                <w:noProof/>
+                <w:webHidden/>
+              </w:rPr>
+              <w:instrText xml:space="preserve"> PAGEREF _Toc226927339 \h </w:instrText>
+            </w:r>
+            <w:r>
+              <w:rPr>
+                <w:noProof/>
+                <w:webHidden/>
+              </w:rPr>
+            </w:r>
+            <w:r>
+              <w:rPr>
+                <w:noProof/>
+                <w:webHidden/>
+              </w:rPr>
+              <w:fldChar w:fldCharType="separate"/>
+            </w:r>
+            <w:r>
+              <w:rPr>
+                <w:noProof/>
+                <w:webHidden/>
+              </w:rPr>
+              <w:t>36</w:t>
+            </w:r>
+            <w:r>
+              <w:rPr>
+                <w:noProof/>
+                <w:webHidden/>
+              </w:rPr>
+              <w:fldChar w:fldCharType="end"/>
+            </w:r>
+          </w:hyperlink>
+        </w:p>
+        <w:p>
+          <w:pPr>
+            <w:pStyle w:val="TOC2"/>
+            <w:tabs>
+              <w:tab w:val="left" w:pos="960"/>
+              <w:tab w:val="right" w:leader="dot" w:pos="8827"/>
+            </w:tabs>
+            <w:rPr>
+              <w:rFonts w:eastAsiaTheme="minorEastAsia"/>
+              <w:noProof/>
+              <w:sz w:val="24"/>
+              <w:szCs w:val="24"/>
+              <w:lang w:val="en-US"/>
+            </w:rPr>
+          </w:pPr>
+          <w:hyperlink w:anchor="_Toc226927340" w:history="1">
+            <w:r>
+              <w:rPr>
+                <w:rStyle w:val="Hyperlink"/>
+                <w:noProof/>
+              </w:rPr>
+              <w:t>8.3.</w:t>
+            </w:r>
+            <w:r>
+              <w:rPr>
+                <w:rFonts w:eastAsiaTheme="minorEastAsia"/>
+                <w:noProof/>
+                <w:sz w:val="24"/>
+                <w:szCs w:val="24"/>
+                <w:lang w:val="en-US"/>
+              </w:rPr>
+              <w:tab/>
+            </w:r>
+            <w:r>
+              <w:rPr>
+                <w:rStyle w:val="Hyperlink"/>
+                <w:noProof/>
+              </w:rPr>
+              <w:t>Statisztikák</w:t>
+            </w:r>
+            <w:r>
+              <w:rPr>
+                <w:noProof/>
+                <w:webHidden/>
+              </w:rPr>
+              <w:tab/>
+            </w:r>
+            <w:r>
+              <w:rPr>
+                <w:noProof/>
+                <w:webHidden/>
+              </w:rPr>
+              <w:fldChar w:fldCharType="begin"/>
+            </w:r>
+            <w:r>
+              <w:rPr>
+                <w:noProof/>
+                <w:webHidden/>
+              </w:rPr>
+              <w:instrText xml:space="preserve"> PAGEREF _Toc226927340 \h </w:instrText>
+            </w:r>
+            <w:r>
+              <w:rPr>
+                <w:noProof/>
+                <w:webHidden/>
+              </w:rPr>
+            </w:r>
+            <w:r>
+              <w:rPr>
+                <w:noProof/>
+                <w:webHidden/>
+              </w:rPr>
+              <w:fldChar w:fldCharType="separate"/>
+            </w:r>
+            <w:r>
+              <w:rPr>
+                <w:noProof/>
+                <w:webHidden/>
+              </w:rPr>
+              <w:t>36</w:t>
+            </w:r>
+            <w:r>
+              <w:rPr>
+                <w:noProof/>
+                <w:webHidden/>
+              </w:rPr>
+              <w:fldChar w:fldCharType="end"/>
+            </w:r>
+          </w:hyperlink>
+        </w:p>
+        <w:p>
+          <w:pPr>
+            <w:pStyle w:val="TOC2"/>
+            <w:tabs>
+              <w:tab w:val="left" w:pos="960"/>
+              <w:tab w:val="right" w:leader="dot" w:pos="8827"/>
+            </w:tabs>
+            <w:rPr>
+              <w:rFonts w:eastAsiaTheme="minorEastAsia"/>
+              <w:noProof/>
+              <w:sz w:val="24"/>
+              <w:szCs w:val="24"/>
+              <w:lang w:val="en-US"/>
+            </w:rPr>
+          </w:pPr>
+          <w:hyperlink w:anchor="_Toc226927341" w:history="1">
+            <w:r>
+              <w:rPr>
+                <w:rStyle w:val="Hyperlink"/>
+                <w:noProof/>
+              </w:rPr>
+              <w:t>8.4.</w:t>
+            </w:r>
+            <w:r>
+              <w:rPr>
+                <w:rFonts w:eastAsiaTheme="minorEastAsia"/>
+                <w:noProof/>
+                <w:sz w:val="24"/>
+                <w:szCs w:val="24"/>
+                <w:lang w:val="en-US"/>
+              </w:rPr>
+              <w:tab/>
+            </w:r>
+            <w:r>
+              <w:rPr>
+                <w:rStyle w:val="Hyperlink"/>
+                <w:noProof/>
+              </w:rPr>
+              <w:t>OpenAI token ára</w:t>
+            </w:r>
+            <w:r>
+              <w:rPr>
+                <w:noProof/>
+                <w:webHidden/>
+              </w:rPr>
+              <w:tab/>
+            </w:r>
+            <w:r>
+              <w:rPr>
+                <w:noProof/>
+                <w:webHidden/>
+              </w:rPr>
+              <w:fldChar w:fldCharType="begin"/>
+            </w:r>
+            <w:r>
+              <w:rPr>
+                <w:noProof/>
+                <w:webHidden/>
+              </w:rPr>
+              <w:instrText xml:space="preserve"> PAGEREF _Toc226927341 \h </w:instrText>
+            </w:r>
+            <w:r>
+              <w:rPr>
+                <w:noProof/>
+                <w:webHidden/>
+              </w:rPr>
+            </w:r>
+            <w:r>
+              <w:rPr>
+                <w:noProof/>
+                <w:webHidden/>
+              </w:rPr>
+              <w:fldChar w:fldCharType="separate"/>
+            </w:r>
+            <w:r>
+              <w:rPr>
+                <w:noProof/>
+                <w:webHidden/>
+              </w:rPr>
+              <w:t>36</w:t>
+            </w:r>
+            <w:r>
+              <w:rPr>
+                <w:noProof/>
+                <w:webHidden/>
+              </w:rPr>
+              <w:fldChar w:fldCharType="end"/>
+            </w:r>
+          </w:hyperlink>
+        </w:p>
+        <w:p>
+          <w:pPr>
+            <w:pStyle w:val="TOC2"/>
+            <w:tabs>
+              <w:tab w:val="left" w:pos="960"/>
+              <w:tab w:val="right" w:leader="dot" w:pos="8827"/>
+            </w:tabs>
+            <w:rPr>
+              <w:rFonts w:eastAsiaTheme="minorEastAsia"/>
+              <w:noProof/>
+              <w:sz w:val="24"/>
+              <w:szCs w:val="24"/>
+              <w:lang w:val="en-US"/>
+            </w:rPr>
+          </w:pPr>
+          <w:hyperlink w:anchor="_Toc226927342" w:history="1">
+            <w:r>
+              <w:rPr>
+                <w:rStyle w:val="Hyperlink"/>
+                <w:noProof/>
+              </w:rPr>
+              <w:t>8.5.</w:t>
+            </w:r>
+            <w:r>
+              <w:rPr>
+                <w:rFonts w:eastAsiaTheme="minorEastAsia"/>
+                <w:noProof/>
+                <w:sz w:val="24"/>
+                <w:szCs w:val="24"/>
+                <w:lang w:val="en-US"/>
+              </w:rPr>
+              <w:tab/>
+            </w:r>
+            <w:r>
+              <w:rPr>
+                <w:rStyle w:val="Hyperlink"/>
+                <w:noProof/>
+              </w:rPr>
+              <w:t>Egy pálya költsége</w:t>
+            </w:r>
+            <w:r>
+              <w:rPr>
+                <w:noProof/>
+                <w:webHidden/>
+              </w:rPr>
+              <w:tab/>
+            </w:r>
+            <w:r>
+              <w:rPr>
+                <w:noProof/>
+                <w:webHidden/>
+              </w:rPr>
+              <w:fldChar w:fldCharType="begin"/>
+            </w:r>
+            <w:r>
+              <w:rPr>
+                <w:noProof/>
+                <w:webHidden/>
+              </w:rPr>
+              <w:instrText xml:space="preserve"> PAGEREF _Toc226927342 \h </w:instrText>
+            </w:r>
+            <w:r>
+              <w:rPr>
+                <w:noProof/>
+                <w:webHidden/>
+              </w:rPr>
+            </w:r>
+            <w:r>
+              <w:rPr>
+                <w:noProof/>
+                <w:webHidden/>
+              </w:rPr>
+              <w:fldChar w:fldCharType="separate"/>
+            </w:r>
+            <w:r>
+              <w:rPr>
+                <w:noProof/>
+                <w:webHidden/>
+              </w:rPr>
+              <w:t>37</w:t>
+            </w:r>
+            <w:r>
+              <w:rPr>
+                <w:noProof/>
+                <w:webHidden/>
+              </w:rPr>
+              <w:fldChar w:fldCharType="end"/>
+            </w:r>
+          </w:hyperlink>
+        </w:p>
+        <w:p>
+          <w:pPr>
+            <w:pStyle w:val="TOC2"/>
+            <w:tabs>
+              <w:tab w:val="left" w:pos="960"/>
+              <w:tab w:val="right" w:leader="dot" w:pos="8827"/>
+            </w:tabs>
+            <w:rPr>
+              <w:rFonts w:eastAsiaTheme="minorEastAsia"/>
+              <w:noProof/>
+              <w:sz w:val="24"/>
+              <w:szCs w:val="24"/>
+              <w:lang w:val="en-US"/>
+            </w:rPr>
+          </w:pPr>
+          <w:hyperlink w:anchor="_Toc226927343" w:history="1">
+            <w:r>
+              <w:rPr>
+                <w:rStyle w:val="Hyperlink"/>
+                <w:noProof/>
+              </w:rPr>
+              <w:t>8.6.</w:t>
+            </w:r>
+            <w:r>
+              <w:rPr>
+                <w:rFonts w:eastAsiaTheme="minorEastAsia"/>
+                <w:noProof/>
+                <w:sz w:val="24"/>
+                <w:szCs w:val="24"/>
+                <w:lang w:val="en-US"/>
+              </w:rPr>
+              <w:tab/>
+            </w:r>
+            <w:r>
+              <w:rPr>
+                <w:rStyle w:val="Hyperlink"/>
+                <w:noProof/>
+              </w:rPr>
+              <w:t>Nehézségi szint befolyása</w:t>
+            </w:r>
+            <w:r>
+              <w:rPr>
+                <w:noProof/>
+                <w:webHidden/>
+              </w:rPr>
+              <w:tab/>
+            </w:r>
+            <w:r>
+              <w:rPr>
+                <w:noProof/>
+                <w:webHidden/>
+              </w:rPr>
+              <w:fldChar w:fldCharType="begin"/>
+            </w:r>
+            <w:r>
+              <w:rPr>
+                <w:noProof/>
+                <w:webHidden/>
+              </w:rPr>
+              <w:instrText xml:space="preserve"> PAGEREF _Toc226927343 \h </w:instrText>
+            </w:r>
+            <w:r>
+              <w:rPr>
+                <w:noProof/>
+                <w:webHidden/>
+              </w:rPr>
+            </w:r>
+            <w:r>
+              <w:rPr>
+                <w:noProof/>
+                <w:webHidden/>
+              </w:rPr>
+              <w:fldChar w:fldCharType="separate"/>
+            </w:r>
+            <w:r>
+              <w:rPr>
+                <w:noProof/>
+                <w:webHidden/>
+              </w:rPr>
+              <w:t>37</w:t>
+            </w:r>
+            <w:r>
+              <w:rPr>
+                <w:noProof/>
+                <w:webHidden/>
+              </w:rPr>
+              <w:fldChar w:fldCharType="end"/>
+            </w:r>
+          </w:hyperlink>
+        </w:p>
+        <w:p>
+          <w:pPr>
+            <w:pStyle w:val="TOC2"/>
+            <w:tabs>
+              <w:tab w:val="left" w:pos="960"/>
+              <w:tab w:val="right" w:leader="dot" w:pos="8827"/>
+            </w:tabs>
+            <w:rPr>
+              <w:rFonts w:eastAsiaTheme="minorEastAsia"/>
+              <w:noProof/>
+              <w:sz w:val="24"/>
+              <w:szCs w:val="24"/>
+              <w:lang w:val="en-US"/>
+            </w:rPr>
+          </w:pPr>
+          <w:hyperlink w:anchor="_Toc226927344" w:history="1">
+            <w:r>
+              <w:rPr>
+                <w:rStyle w:val="Hyperlink"/>
+                <w:noProof/>
+              </w:rPr>
+              <w:t>8.7.</w:t>
+            </w:r>
+            <w:r>
+              <w:rPr>
+                <w:rFonts w:eastAsiaTheme="minorEastAsia"/>
+                <w:noProof/>
+                <w:sz w:val="24"/>
+                <w:szCs w:val="24"/>
+                <w:lang w:val="en-US"/>
+              </w:rPr>
+              <w:tab/>
+            </w:r>
+            <w:r>
+              <w:rPr>
+                <w:rStyle w:val="Hyperlink"/>
+                <w:noProof/>
+              </w:rPr>
+              <w:t>OpenAI alternatíva - Amazon Web Services</w:t>
+            </w:r>
+            <w:r>
+              <w:rPr>
+                <w:noProof/>
+                <w:webHidden/>
+              </w:rPr>
+              <w:tab/>
+            </w:r>
+            <w:r>
+              <w:rPr>
+                <w:noProof/>
+                <w:webHidden/>
+              </w:rPr>
+              <w:fldChar w:fldCharType="begin"/>
+            </w:r>
+            <w:r>
+              <w:rPr>
+                <w:noProof/>
+                <w:webHidden/>
+              </w:rPr>
+              <w:instrText xml:space="preserve"> PAGEREF _Toc226927344 \h </w:instrText>
+            </w:r>
+            <w:r>
+              <w:rPr>
+                <w:noProof/>
+                <w:webHidden/>
+              </w:rPr>
+            </w:r>
+            <w:r>
+              <w:rPr>
+                <w:noProof/>
+                <w:webHidden/>
+              </w:rPr>
+              <w:fldChar w:fldCharType="separate"/>
+            </w:r>
+            <w:r>
+              <w:rPr>
+                <w:noProof/>
+                <w:webHidden/>
+              </w:rPr>
+              <w:t>37</w:t>
+            </w:r>
+            <w:r>
+              <w:rPr>
+                <w:noProof/>
+                <w:webHidden/>
+              </w:rPr>
+              <w:fldChar w:fldCharType="end"/>
+            </w:r>
+          </w:hyperlink>
+        </w:p>
+        <w:p>
+          <w:pPr>
+            <w:pStyle w:val="TOC2"/>
+            <w:tabs>
+              <w:tab w:val="left" w:pos="960"/>
+              <w:tab w:val="right" w:leader="dot" w:pos="8827"/>
+            </w:tabs>
+            <w:rPr>
+              <w:rFonts w:eastAsiaTheme="minorEastAsia"/>
+              <w:noProof/>
+              <w:sz w:val="24"/>
+              <w:szCs w:val="24"/>
+              <w:lang w:val="en-US"/>
+            </w:rPr>
+          </w:pPr>
+          <w:hyperlink w:anchor="_Toc226927345" w:history="1">
+            <w:r>
+              <w:rPr>
+                <w:rStyle w:val="Hyperlink"/>
+                <w:noProof/>
+              </w:rPr>
+              <w:t>8.8.</w:t>
+            </w:r>
+            <w:r>
+              <w:rPr>
+                <w:rFonts w:eastAsiaTheme="minorEastAsia"/>
+                <w:noProof/>
+                <w:sz w:val="24"/>
+                <w:szCs w:val="24"/>
+                <w:lang w:val="en-US"/>
+              </w:rPr>
+              <w:tab/>
+            </w:r>
+            <w:r>
+              <w:rPr>
+                <w:rStyle w:val="Hyperlink"/>
+                <w:noProof/>
+              </w:rPr>
+              <w:t>Összegzés</w:t>
+            </w:r>
+            <w:r>
+              <w:rPr>
+                <w:noProof/>
+                <w:webHidden/>
+              </w:rPr>
+              <w:tab/>
+            </w:r>
+            <w:r>
+              <w:rPr>
+                <w:noProof/>
+                <w:webHidden/>
+              </w:rPr>
+              <w:fldChar w:fldCharType="begin"/>
+            </w:r>
+            <w:r>
+              <w:rPr>
+                <w:noProof/>
+                <w:webHidden/>
+              </w:rPr>
+              <w:instrText xml:space="preserve"> PAGEREF _Toc226927345 \h </w:instrText>
+            </w:r>
+            <w:r>
+              <w:rPr>
+                <w:noProof/>
+                <w:webHidden/>
+              </w:rPr>
+            </w:r>
+            <w:r>
+              <w:rPr>
+                <w:noProof/>
+                <w:webHidden/>
+              </w:rPr>
+              <w:fldChar w:fldCharType="separate"/>
+            </w:r>
+            <w:r>
+              <w:rPr>
+                <w:noProof/>
+                <w:webHidden/>
+              </w:rPr>
+              <w:t>38</w:t>
+            </w:r>
+            <w:r>
+              <w:rPr>
+                <w:noProof/>
+                <w:webHidden/>
+              </w:rPr>
+              <w:fldChar w:fldCharType="end"/>
+            </w:r>
+          </w:hyperlink>
+        </w:p>
+        <w:p>
+          <w:pPr>
+            <w:pStyle w:val="TOC1"/>
+            <w:tabs>
+              <w:tab w:val="left" w:pos="440"/>
+              <w:tab w:val="right" w:leader="dot" w:pos="8827"/>
+            </w:tabs>
+            <w:rPr>
+              <w:rFonts w:eastAsiaTheme="minorEastAsia"/>
+              <w:noProof/>
+              <w:sz w:val="24"/>
+              <w:szCs w:val="24"/>
+              <w:lang w:val="en-US"/>
+            </w:rPr>
+          </w:pPr>
+          <w:hyperlink w:anchor="_Toc226927346" w:history="1">
+            <w:r>
+              <w:rPr>
+                <w:rStyle w:val="Hyperlink"/>
+                <w:noProof/>
+              </w:rPr>
+              <w:t>9.</w:t>
+            </w:r>
+            <w:r>
+              <w:rPr>
+                <w:rFonts w:eastAsiaTheme="minorEastAsia"/>
+                <w:noProof/>
+                <w:sz w:val="24"/>
+                <w:szCs w:val="24"/>
+                <w:lang w:val="en-US"/>
+              </w:rPr>
+              <w:tab/>
+            </w:r>
+            <w:r>
+              <w:rPr>
+                <w:rStyle w:val="Hyperlink"/>
+                <w:noProof/>
+              </w:rPr>
               <w:t>Konklúzió</w:t>
             </w:r>
             <w:r>
@@ -5178,7 +6060,7 @@
                 <w:noProof/>
                 <w:webHidden/>
               </w:rPr>
-              <w:instrText xml:space="preserve"> PAGEREF _Toc226562118 \h </w:instrText>
+              <w:instrText xml:space="preserve"> PAGEREF _Toc226927346 \h </w:instrText>
             </w:r>
             <w:r>
               <w:rPr>
@@ -5198,7 +6080,7 @@
                 <w:noProof/>
                 <w:webHidden/>
               </w:rPr>
-              <w:t>36</w:t>
+              <w:t>38</w:t>
             </w:r>
             <w:r>
               <w:rPr>
@@ -5223,7 +6105,7 @@
               <w:lang w:val="en-US"/>
             </w:rPr>
           </w:pPr>
-          <w:hyperlink w:anchor="_Toc226562119" w:history="1">
+          <w:hyperlink w:anchor="_Toc226927347" w:history="1">
             <w:r>
               <w:rPr>
                 <w:rStyle w:val="Hyperlink"/>
@@ -5250,7 +6132,7 @@
                 <w:noProof/>
                 <w:webHidden/>
               </w:rPr>
-              <w:instrText xml:space="preserve"> PAGEREF _Toc226562119 \h </w:instrText>
+              <w:instrText xml:space="preserve"> PAGEREF _Toc226927347 \h </w:instrText>
             </w:r>
             <w:r>
               <w:rPr>
@@ -5270,7 +6152,7 @@
                 <w:noProof/>
                 <w:webHidden/>
               </w:rPr>
-              <w:t>38</w:t>
+              <w:t>41</w:t>
             </w:r>
             <w:r>
               <w:rPr>
@@ -5295,7 +6177,7 @@
               <w:lang w:val="en-US"/>
             </w:rPr>
           </w:pPr>
-          <w:hyperlink w:anchor="_Toc226562120" w:history="1">
+          <w:hyperlink w:anchor="_Toc226927348" w:history="1">
             <w:r>
               <w:rPr>
                 <w:rStyle w:val="Hyperlink"/>
@@ -5322,7 +6204,7 @@
                 <w:noProof/>
                 <w:webHidden/>
               </w:rPr>
-              <w:instrText xml:space="preserve"> PAGEREF _Toc226562120 \h </w:instrText>
+              <w:instrText xml:space="preserve"> PAGEREF _Toc226927348 \h </w:instrText>
             </w:r>
             <w:r>
               <w:rPr>
@@ -5342,7 +6224,7 @@
                 <w:noProof/>
                 <w:webHidden/>
               </w:rPr>
-              <w:t>40</w:t>
+              <w:t>43</w:t>
             </w:r>
             <w:r>
               <w:rPr>
@@ -5367,7 +6249,7 @@
               <w:lang w:val="en-US"/>
             </w:rPr>
           </w:pPr>
-          <w:hyperlink w:anchor="_Toc226562121" w:history="1">
+          <w:hyperlink w:anchor="_Toc226927349" w:history="1">
             <w:r>
               <w:rPr>
                 <w:rStyle w:val="Hyperlink"/>
@@ -5394,7 +6276,7 @@
                 <w:noProof/>
                 <w:webHidden/>
               </w:rPr>
-              <w:instrText xml:space="preserve"> PAGEREF _Toc226562121 \h </w:instrText>
+              <w:instrText xml:space="preserve"> PAGEREF _Toc226927349 \h </w:instrText>
             </w:r>
             <w:r>
               <w:rPr>
@@ -5414,7 +6296,7 @@
                 <w:noProof/>
                 <w:webHidden/>
               </w:rPr>
-              <w:t>41</w:t>
+              <w:t>44</w:t>
             </w:r>
             <w:r>
               <w:rPr>
@@ -5439,7 +6321,7 @@
               <w:lang w:val="en-US"/>
             </w:rPr>
           </w:pPr>
-          <w:hyperlink w:anchor="_Toc226562122" w:history="1">
+          <w:hyperlink w:anchor="_Toc226927350" w:history="1">
             <w:r>
               <w:rPr>
                 <w:rStyle w:val="Hyperlink"/>
@@ -5466,7 +6348,7 @@
                 <w:noProof/>
                 <w:webHidden/>
               </w:rPr>
-              <w:instrText xml:space="preserve"> PAGEREF _Toc226562122 \h </w:instrText>
+              <w:instrText xml:space="preserve"> PAGEREF _Toc226927350 \h </w:instrText>
             </w:r>
             <w:r>
               <w:rPr>
@@ -5486,7 +6368,7 @@
                 <w:noProof/>
                 <w:webHidden/>
               </w:rPr>
-              <w:t>41</w:t>
+              <w:t>44</w:t>
             </w:r>
             <w:r>
               <w:rPr>
@@ -5511,7 +6393,7 @@
               <w:lang w:val="en-US"/>
             </w:rPr>
           </w:pPr>
-          <w:hyperlink w:anchor="_Toc226562123" w:history="1">
+          <w:hyperlink w:anchor="_Toc226927351" w:history="1">
             <w:r>
               <w:rPr>
                 <w:rStyle w:val="Hyperlink"/>
@@ -5538,7 +6420,7 @@
                 <w:noProof/>
                 <w:webHidden/>
               </w:rPr>
-              <w:instrText xml:space="preserve"> PAGEREF _Toc226562123 \h </w:instrText>
+              <w:instrText xml:space="preserve"> PAGEREF _Toc226927351 \h </w:instrText>
             </w:r>
             <w:r>
               <w:rPr>
@@ -5558,7 +6440,7 @@
                 <w:noProof/>
                 <w:webHidden/>
               </w:rPr>
-              <w:t>42</w:t>
+              <w:t>45</w:t>
             </w:r>
             <w:r>
               <w:rPr>
@@ -5570,6 +6452,13 @@
           </w:hyperlink>
         </w:p>
         <w:p>
+          <w:pPr>
+            <w:rPr>
+              <w:b/>
+              <w:bCs/>
+              <w:noProof/>
+            </w:rPr>
+          </w:pPr>
           <w:r>
             <w:rPr>
               <w:b/>
@@ -5583,137 +6472,10 @@
     </w:sdt>
     <w:p>
       <w:pPr>
-        <w:spacing w:line="360" w:lineRule="auto"/>
-        <w:jc w:val="both"/>
         <w:rPr>
-          <w:rFonts w:ascii="Times New Roman" w:hAnsi="Times New Roman" w:cs="Times New Roman"/>
-          <w:sz w:val="24"/>
-          <w:szCs w:val="24"/>
-        </w:rPr>
-      </w:pPr>
-    </w:p>
-    <w:p>
-      <w:pPr>
-        <w:spacing w:line="360" w:lineRule="auto"/>
-        <w:jc w:val="both"/>
-        <w:rPr>
-          <w:rFonts w:ascii="Times New Roman" w:hAnsi="Times New Roman" w:cs="Times New Roman"/>
-          <w:color w:val="EE0000"/>
-          <w:sz w:val="24"/>
-          <w:szCs w:val="24"/>
-        </w:rPr>
-      </w:pPr>
-      <w:r>
-        <w:rPr>
-          <w:rFonts w:ascii="Times New Roman" w:hAnsi="Times New Roman" w:cs="Times New Roman"/>
-          <w:color w:val="EE0000"/>
-          <w:sz w:val="24"/>
-          <w:szCs w:val="24"/>
-        </w:rPr>
-        <w:t>Költség elemzés</w:t>
-      </w:r>
-      <w:r>
-        <w:rPr>
-          <w:rFonts w:ascii="Times New Roman" w:hAnsi="Times New Roman" w:cs="Times New Roman"/>
-          <w:color w:val="EE0000"/>
-          <w:sz w:val="24"/>
-          <w:szCs w:val="24"/>
-        </w:rPr>
-        <w:t xml:space="preserve"> – LOW PRIO</w:t>
-      </w:r>
-    </w:p>
-    <w:p>
-      <w:pPr>
-        <w:spacing w:line="360" w:lineRule="auto"/>
-        <w:jc w:val="both"/>
-        <w:rPr>
-          <w:rFonts w:ascii="Times New Roman" w:hAnsi="Times New Roman" w:cs="Times New Roman"/>
-          <w:color w:val="EE0000"/>
-          <w:sz w:val="24"/>
-          <w:szCs w:val="24"/>
-        </w:rPr>
-      </w:pPr>
-      <w:r>
-        <w:rPr>
-          <w:rFonts w:ascii="Times New Roman" w:hAnsi="Times New Roman" w:cs="Times New Roman"/>
-          <w:color w:val="EE0000"/>
-          <w:sz w:val="24"/>
-          <w:szCs w:val="24"/>
-        </w:rPr>
-        <w:tab/>
-        <w:t>Mérési eredmények - statisztikák</w:t>
-      </w:r>
-    </w:p>
-    <w:p>
-      <w:pPr>
-        <w:spacing w:line="360" w:lineRule="auto"/>
-        <w:jc w:val="both"/>
-        <w:rPr>
-          <w:rFonts w:ascii="Times New Roman" w:hAnsi="Times New Roman" w:cs="Times New Roman"/>
-          <w:color w:val="EE0000"/>
-          <w:sz w:val="24"/>
-          <w:szCs w:val="24"/>
-        </w:rPr>
-      </w:pPr>
-      <w:r>
-        <w:rPr>
-          <w:rFonts w:ascii="Times New Roman" w:hAnsi="Times New Roman" w:cs="Times New Roman"/>
-          <w:color w:val="EE0000"/>
-          <w:sz w:val="24"/>
-          <w:szCs w:val="24"/>
-        </w:rPr>
-        <w:tab/>
-        <w:t>Milyen költsége van egy pálya generálásának</w:t>
-      </w:r>
-    </w:p>
-    <w:p>
-      <w:pPr>
-        <w:spacing w:line="360" w:lineRule="auto"/>
-        <w:jc w:val="both"/>
-        <w:rPr>
-          <w:rFonts w:ascii="Times New Roman" w:hAnsi="Times New Roman" w:cs="Times New Roman"/>
-          <w:color w:val="EE0000"/>
-          <w:sz w:val="24"/>
-          <w:szCs w:val="24"/>
-        </w:rPr>
-      </w:pPr>
-      <w:r>
-        <w:rPr>
-          <w:rFonts w:ascii="Times New Roman" w:hAnsi="Times New Roman" w:cs="Times New Roman"/>
-          <w:color w:val="EE0000"/>
-          <w:sz w:val="24"/>
-          <w:szCs w:val="24"/>
-        </w:rPr>
-        <w:tab/>
-        <w:t>Modell alternatívák, saját hardware-en való futtatás</w:t>
-      </w:r>
-    </w:p>
-    <w:p>
-      <w:pPr>
-        <w:spacing w:line="360" w:lineRule="auto"/>
-        <w:jc w:val="both"/>
-        <w:rPr>
-          <w:rFonts w:ascii="Times New Roman" w:hAnsi="Times New Roman" w:cs="Times New Roman"/>
-          <w:sz w:val="24"/>
-          <w:szCs w:val="24"/>
-        </w:rPr>
-      </w:pPr>
-      <w:r>
-        <w:rPr>
-          <w:rFonts w:ascii="Times New Roman" w:hAnsi="Times New Roman" w:cs="Times New Roman"/>
-          <w:sz w:val="24"/>
-          <w:szCs w:val="24"/>
-        </w:rPr>
-        <w:tab/>
-        <w:t xml:space="preserve"> </w:t>
-      </w:r>
-    </w:p>
-    <w:p>
-      <w:pPr>
-        <w:rPr>
-          <w:rFonts w:ascii="Times New Roman" w:hAnsi="Times New Roman" w:cs="Times New Roman"/>
-          <w:sz w:val="24"/>
-          <w:szCs w:val="24"/>
+          <w:b/>
+          <w:bCs/>
+          <w:noProof/>
         </w:rPr>
       </w:pPr>
       <w:r>
@@ -5736,7 +6498,7 @@
           <w:i/>
         </w:rPr>
       </w:pPr>
-      <w:bookmarkStart w:id="2" w:name="_Toc226562071"/>
+      <w:bookmarkStart w:id="2" w:name="_Toc226927290"/>
       <w:r>
         <w:lastRenderedPageBreak/>
         <w:t>Technológiák</w:t>
@@ -5755,11 +6517,16 @@
       <w:pPr>
         <w:pStyle w:val="Szakdolgozath2"/>
       </w:pPr>
-      <w:bookmarkStart w:id="3" w:name="_Toc226562072"/>
-      <w:r>
-        <w:t>Docker és konténerizáció</w:t>
+      <w:bookmarkStart w:id="3" w:name="_Toc226927291"/>
+      <w:r>
+        <w:t xml:space="preserve">Docker és </w:t>
+      </w:r>
+      <w:proofErr w:type="spellStart"/>
+      <w:r>
+        <w:t>konténerizáció</w:t>
       </w:r>
       <w:bookmarkEnd w:id="3"/>
+      <w:proofErr w:type="spellEnd"/>
     </w:p>
     <w:p>
       <w:pPr>
@@ -5769,10 +6536,23 @@
         <w:t>A</w:t>
       </w:r>
       <w:r>
-        <w:t xml:space="preserve">z alkalmazés fejlesztése </w:t>
-      </w:r>
-      <w:r>
-        <w:t>konténerizált környezetben történik Docker</w:t>
+        <w:t xml:space="preserve">z </w:t>
+      </w:r>
+      <w:proofErr w:type="spellStart"/>
+      <w:r>
+        <w:t>alkalmazés</w:t>
+      </w:r>
+      <w:proofErr w:type="spellEnd"/>
+      <w:r>
+        <w:t xml:space="preserve"> fejlesztése </w:t>
+      </w:r>
+      <w:proofErr w:type="spellStart"/>
+      <w:r>
+        <w:t>konténerizált</w:t>
+      </w:r>
+      <w:proofErr w:type="spellEnd"/>
+      <w:r>
+        <w:t xml:space="preserve"> környezetben történik Docker</w:t>
       </w:r>
       <w:sdt>
         <w:sdtPr>
@@ -5819,8 +6599,13 @@
         <w:t xml:space="preserve"> de együttesen is elindíthatóak</w:t>
       </w:r>
       <w:r>
-        <w:t>. A Docker Compose</w:t>
-      </w:r>
+        <w:t xml:space="preserve">. A Docker </w:t>
+      </w:r>
+      <w:proofErr w:type="spellStart"/>
+      <w:r>
+        <w:t>Compose</w:t>
+      </w:r>
+      <w:proofErr w:type="spellEnd"/>
       <w:sdt>
         <w:sdtPr>
           <w:id w:val="1576857532"/>
@@ -5857,7 +6642,15 @@
         <w:t xml:space="preserve"> használata lehetővé teszi, hogy a teljes fejlesztői környezet egységesen és reprodukálható módon legyen felépíthető</w:t>
       </w:r>
       <w:r>
-        <w:t>, így szimulálva production szerver környezetet</w:t>
+        <w:t xml:space="preserve">, így szimulálva </w:t>
+      </w:r>
+      <w:proofErr w:type="spellStart"/>
+      <w:r>
+        <w:t>production</w:t>
+      </w:r>
+      <w:proofErr w:type="spellEnd"/>
+      <w:r>
+        <w:t xml:space="preserve"> szerver környezetet</w:t>
       </w:r>
       <w:r>
         <w:t>.</w:t>
@@ -5867,7 +6660,7 @@
       <w:pPr>
         <w:pStyle w:val="Szakdolgozath2"/>
       </w:pPr>
-      <w:bookmarkStart w:id="4" w:name="_Toc226562073"/>
+      <w:bookmarkStart w:id="4" w:name="_Toc226927292"/>
       <w:r>
         <w:t>Frontend technológiák</w:t>
       </w:r>
@@ -5885,17 +6678,24 @@
       <w:pPr>
         <w:pStyle w:val="Szakdolgozath3"/>
       </w:pPr>
+      <w:proofErr w:type="spellStart"/>
       <w:r>
         <w:t>TypeScript</w:t>
       </w:r>
+      <w:proofErr w:type="spellEnd"/>
     </w:p>
     <w:p>
       <w:pPr>
         <w:pStyle w:val="Szakdolgozatbekezds"/>
       </w:pPr>
       <w:r>
-        <w:t>A frontend fejlesztése TypeScript</w:t>
-      </w:r>
+        <w:t xml:space="preserve">A frontend fejlesztése </w:t>
+      </w:r>
+      <w:proofErr w:type="spellStart"/>
+      <w:r>
+        <w:t>TypeScript</w:t>
+      </w:r>
+      <w:proofErr w:type="spellEnd"/>
       <w:sdt>
         <w:sdtPr>
           <w:id w:val="-892112070"/>
@@ -5929,22 +6729,51 @@
         </w:sdtContent>
       </w:sdt>
       <w:r>
-        <w:t xml:space="preserve"> nyelven történt. A TypeScript használata lehetővé teszi a statikus típusellenőrzést, amely csökkenti a fejlesztés során előforduló hibák számát, </w:t>
-      </w:r>
+        <w:t xml:space="preserve"> nyelven történt. A </w:t>
+      </w:r>
+      <w:proofErr w:type="spellStart"/>
+      <w:r>
+        <w:t>TypeScript</w:t>
+      </w:r>
+      <w:proofErr w:type="spellEnd"/>
+      <w:r>
+        <w:t xml:space="preserve"> használata lehetővé teszi a statikus típusellenőrzést, amely csökkenti a fejlesztés során előforduló hibák számát, </w:t>
+      </w:r>
+      <w:proofErr w:type="gramStart"/>
       <w:r>
         <w:t xml:space="preserve">emellett </w:t>
       </w:r>
       <w:r>
-        <w:t xml:space="preserve"> javítja a kód karbantarthatóságát és átláthatóságát</w:t>
-      </w:r>
-      <w:r>
-        <w:t xml:space="preserve"> a vanilla j</w:t>
+        <w:t xml:space="preserve"> javítja</w:t>
+      </w:r>
+      <w:proofErr w:type="gramEnd"/>
+      <w:r>
+        <w:t xml:space="preserve"> a kód karbantarthatóságát és átláthatóságát</w:t>
+      </w:r>
+      <w:r>
+        <w:t xml:space="preserve"> a </w:t>
+      </w:r>
+      <w:proofErr w:type="spellStart"/>
+      <w:r>
+        <w:t>vanilla</w:t>
+      </w:r>
+      <w:proofErr w:type="spellEnd"/>
+      <w:r>
+        <w:t xml:space="preserve"> </w:t>
+      </w:r>
+      <w:proofErr w:type="spellStart"/>
+      <w:r>
+        <w:t>j</w:t>
       </w:r>
       <w:r>
         <w:t>a</w:t>
       </w:r>
       <w:r>
-        <w:t>vascripttel szemben</w:t>
+        <w:t>vascripttel</w:t>
+      </w:r>
+      <w:proofErr w:type="spellEnd"/>
+      <w:r>
+        <w:t xml:space="preserve"> szemben</w:t>
       </w:r>
       <w:r>
         <w:t>.</w:t>
@@ -5954,9 +6783,11 @@
       <w:pPr>
         <w:pStyle w:val="Szakdolgozath3"/>
       </w:pPr>
+      <w:proofErr w:type="spellStart"/>
       <w:r>
         <w:t>React</w:t>
       </w:r>
+      <w:proofErr w:type="spellEnd"/>
     </w:p>
     <w:p>
       <w:pPr>
@@ -5969,8 +6800,13 @@
         <w:t xml:space="preserve"> webes kliens oldal</w:t>
       </w:r>
       <w:r>
-        <w:t xml:space="preserve"> kialakítása React</w:t>
-      </w:r>
+        <w:t xml:space="preserve"> kialakítása </w:t>
+      </w:r>
+      <w:proofErr w:type="spellStart"/>
+      <w:r>
+        <w:t>React</w:t>
+      </w:r>
+      <w:proofErr w:type="spellEnd"/>
       <w:sdt>
         <w:sdtPr>
           <w:id w:val="1000310456"/>
@@ -6010,7 +6846,15 @@
         <w:t>, amelyet eredetileg a Facebook, ma</w:t>
       </w:r>
       <w:r>
-        <w:t>i nevén Meta fejlesztett</w:t>
+        <w:t xml:space="preserve">i nevén </w:t>
+      </w:r>
+      <w:proofErr w:type="spellStart"/>
+      <w:r>
+        <w:t>Meta</w:t>
+      </w:r>
+      <w:proofErr w:type="spellEnd"/>
+      <w:r>
+        <w:t xml:space="preserve"> fejlesztett</w:t>
       </w:r>
       <w:r>
         <w:t xml:space="preserve">. </w:t>
@@ -6038,8 +6882,13 @@
         <w:t xml:space="preserve">. </w:t>
       </w:r>
       <w:r>
-        <w:t>Alternatív megoldásként szóba jöhetett volna például az Angular</w:t>
-      </w:r>
+        <w:t xml:space="preserve">Alternatív megoldásként szóba jöhetett volna például az </w:t>
+      </w:r>
+      <w:proofErr w:type="spellStart"/>
+      <w:r>
+        <w:t>Angular</w:t>
+      </w:r>
+      <w:proofErr w:type="spellEnd"/>
       <w:sdt>
         <w:sdtPr>
           <w:id w:val="558358392"/>
@@ -6118,9 +6967,11 @@
       <w:pPr>
         <w:pStyle w:val="Szakdolgozath3"/>
       </w:pPr>
+      <w:proofErr w:type="spellStart"/>
       <w:r>
         <w:t>PixiJS</w:t>
       </w:r>
+      <w:proofErr w:type="spellEnd"/>
     </w:p>
     <w:p>
       <w:pPr>
@@ -6130,8 +6981,13 @@
         </w:rPr>
       </w:pPr>
       <w:r>
-        <w:t>A játéktér megjelenítéséhez a PixiJS</w:t>
-      </w:r>
+        <w:t xml:space="preserve">A játéktér megjelenítéséhez a </w:t>
+      </w:r>
+      <w:proofErr w:type="spellStart"/>
+      <w:r>
+        <w:t>PixiJS</w:t>
+      </w:r>
+      <w:proofErr w:type="spellEnd"/>
       <w:sdt>
         <w:sdtPr>
           <w:id w:val="223420300"/>
@@ -6165,7 +7021,39 @@
         </w:sdtContent>
       </w:sdt>
       <w:r>
-        <w:t xml:space="preserve"> grafikai könyvtár került felhasználásra. A PixiJS böngészőben futó, elsősorban HTML5 Canvas és WebGL alapú 2D renderelést biztosító technológia, amely alkalmas játékobjektumok, helyszínek és interaktív elemek dinamikus megjelenítésére és kezelésére.</w:t>
+        <w:t xml:space="preserve"> grafikai könyvtár került felhasználásra. A </w:t>
+      </w:r>
+      <w:proofErr w:type="spellStart"/>
+      <w:r>
+        <w:t>PixiJS</w:t>
+      </w:r>
+      <w:proofErr w:type="spellEnd"/>
+      <w:r>
+        <w:t xml:space="preserve"> böngészőben futó, elsősorban HTML5 </w:t>
+      </w:r>
+      <w:proofErr w:type="spellStart"/>
+      <w:r>
+        <w:t>Canvas</w:t>
+      </w:r>
+      <w:proofErr w:type="spellEnd"/>
+      <w:r>
+        <w:t xml:space="preserve"> és </w:t>
+      </w:r>
+      <w:proofErr w:type="spellStart"/>
+      <w:r>
+        <w:t>WebGL</w:t>
+      </w:r>
+      <w:proofErr w:type="spellEnd"/>
+      <w:r>
+        <w:t xml:space="preserve"> alapú 2D </w:t>
+      </w:r>
+      <w:proofErr w:type="spellStart"/>
+      <w:r>
+        <w:t>renderelést</w:t>
+      </w:r>
+      <w:proofErr w:type="spellEnd"/>
+      <w:r>
+        <w:t xml:space="preserve"> biztosító technológia, amely alkalmas játékobjektumok, helyszínek és interaktív elemek dinamikus megjelenítésére és kezelésére.</w:t>
       </w:r>
     </w:p>
     <w:p>
@@ -6232,7 +7120,7 @@
       <w:pPr>
         <w:pStyle w:val="Szakdolgozath2"/>
       </w:pPr>
-      <w:bookmarkStart w:id="5" w:name="_Toc226562074"/>
+      <w:bookmarkStart w:id="5" w:name="_Toc226927293"/>
       <w:r>
         <w:t>Backend technológiák</w:t>
       </w:r>
@@ -6243,7 +7131,15 @@
         <w:pStyle w:val="Szakdolgozatbekezds"/>
       </w:pPr>
       <w:r>
-        <w:t>A szerveroldali logika, az üzleti folyamatok kezelése, az AI integráció, valamint az adatbázis-műveletek a backend rétegben valósulnak meg. A backend fejlesztése során a gyors fejlesztést, a jó strukturálhatóságot és az API-központú működést támogató technológiák kerültek kiválasztásra.</w:t>
+        <w:t xml:space="preserve">A szerveroldali logika, az üzleti folyamatok kezelése, az AI integráció, valamint az adatbázis-műveletek a backend rétegben valósulnak meg. A backend fejlesztése során a gyors fejlesztést, a jó </w:t>
+      </w:r>
+      <w:proofErr w:type="spellStart"/>
+      <w:r>
+        <w:t>strukturálhatóságot</w:t>
+      </w:r>
+      <w:proofErr w:type="spellEnd"/>
+      <w:r>
+        <w:t xml:space="preserve"> és az API-központú működést támogató technológiák kerültek kiválasztásra.</w:t>
       </w:r>
     </w:p>
     <w:p>
@@ -6297,8 +7193,13 @@
         <w:t xml:space="preserve"> nyelven készült. A Python előnye, hogy jól használható webes szolgáltatások, adatkezelési logikák és mesterséges intelligenciához kapcsolódó integrációk megvalósítására.</w:t>
       </w:r>
       <w:r>
-        <w:t xml:space="preserve"> Projekt elején tervben voltak kép transzformációs feladatok is, ezek valósultak volna meg az OpenCV</w:t>
-      </w:r>
+        <w:t xml:space="preserve"> Projekt elején tervben voltak kép transzformációs feladatok is, ezek valósultak volna meg az </w:t>
+      </w:r>
+      <w:proofErr w:type="spellStart"/>
+      <w:r>
+        <w:t>OpenCV</w:t>
+      </w:r>
+      <w:proofErr w:type="spellEnd"/>
       <w:sdt>
         <w:sdtPr>
           <w:id w:val="-1397195207"/>
@@ -6339,17 +7240,40 @@
       <w:pPr>
         <w:pStyle w:val="Szakdolgozath3"/>
       </w:pPr>
-      <w:r>
-        <w:t>FastAPI és OpenAPI</w:t>
-      </w:r>
+      <w:proofErr w:type="spellStart"/>
+      <w:r>
+        <w:t>FastAPI</w:t>
+      </w:r>
+      <w:proofErr w:type="spellEnd"/>
+      <w:r>
+        <w:t xml:space="preserve"> és </w:t>
+      </w:r>
+      <w:proofErr w:type="spellStart"/>
+      <w:r>
+        <w:t>OpenAPI</w:t>
+      </w:r>
+      <w:proofErr w:type="spellEnd"/>
     </w:p>
     <w:p>
       <w:pPr>
         <w:pStyle w:val="Szakdolgozatbekezds"/>
       </w:pPr>
       <w:r>
-        <w:t>A backend A a FastAPI</w:t>
-      </w:r>
+        <w:t xml:space="preserve">A backend A </w:t>
+      </w:r>
+      <w:proofErr w:type="spellStart"/>
+      <w:r>
+        <w:t>a</w:t>
+      </w:r>
+      <w:proofErr w:type="spellEnd"/>
+      <w:r>
+        <w:t xml:space="preserve"> </w:t>
+      </w:r>
+      <w:proofErr w:type="spellStart"/>
+      <w:r>
+        <w:t>FastAPI</w:t>
+      </w:r>
+      <w:proofErr w:type="spellEnd"/>
       <w:sdt>
         <w:sdtPr>
           <w:id w:val="-1088236458"/>
@@ -6383,7 +7307,23 @@
         </w:sdtContent>
       </w:sdt>
       <w:r>
-        <w:t xml:space="preserve"> keretrendszerre épül. A FastAPI modern, nagy teljesítményű megoldást nyújt REST alapú szolgáltatások fejlesztésére, és automatikusan képes OpenAPI </w:t>
+        <w:t xml:space="preserve"> keretrendszerre épül. A </w:t>
+      </w:r>
+      <w:proofErr w:type="spellStart"/>
+      <w:r>
+        <w:t>FastAPI</w:t>
+      </w:r>
+      <w:proofErr w:type="spellEnd"/>
+      <w:r>
+        <w:t xml:space="preserve"> modern, nagy teljesítményű megoldást nyújt REST alapú szolgáltatások fejlesztésére, és automatikusan képes </w:t>
+      </w:r>
+      <w:proofErr w:type="spellStart"/>
+      <w:r>
+        <w:t>OpenAPI</w:t>
+      </w:r>
+      <w:proofErr w:type="spellEnd"/>
+      <w:r>
+        <w:t xml:space="preserve"> </w:t>
       </w:r>
       <w:sdt>
         <w:sdtPr>
@@ -6416,24 +7356,47 @@
       </w:r>
       <w:r>
         <w:lastRenderedPageBreak/>
-        <w:t>megkönnyíti az API dokumentálását és az interfészek áttekinthetőségét. A választás azért esett erre a keretrendszerre, mert a Flaskkal szemben erősebben épít a típusosságra, ami biztonságosabb és átláthatóbb API-fejlesztést tesz lehetővé.</w:t>
+        <w:t xml:space="preserve">megkönnyíti az API dokumentálását és az interfészek áttekinthetőségét. A választás azért esett erre a keretrendszerre, mert a </w:t>
+      </w:r>
+      <w:proofErr w:type="spellStart"/>
+      <w:r>
+        <w:t>Flaskkal</w:t>
+      </w:r>
+      <w:proofErr w:type="spellEnd"/>
+      <w:r>
+        <w:t xml:space="preserve"> szemben erősebben épít a típusosságra, ami biztonságosabb és átláthatóbb API-fejlesztést tesz lehetővé.</w:t>
       </w:r>
     </w:p>
     <w:p>
       <w:pPr>
         <w:pStyle w:val="Szakdolgozath3"/>
       </w:pPr>
-      <w:r>
-        <w:t>SQLAlchemy és Alembic</w:t>
-      </w:r>
+      <w:proofErr w:type="spellStart"/>
+      <w:r>
+        <w:t>SQLAlchemy</w:t>
+      </w:r>
+      <w:proofErr w:type="spellEnd"/>
+      <w:r>
+        <w:t xml:space="preserve"> és </w:t>
+      </w:r>
+      <w:proofErr w:type="spellStart"/>
+      <w:r>
+        <w:t>Alembic</w:t>
+      </w:r>
+      <w:proofErr w:type="spellEnd"/>
     </w:p>
     <w:p>
       <w:pPr>
         <w:pStyle w:val="Szakdolgozatbekezds"/>
       </w:pPr>
       <w:r>
-        <w:t>Az adatbázisréteg kezelésére a SQLAlchemy</w:t>
-      </w:r>
+        <w:t xml:space="preserve">Az adatbázisréteg kezelésére a </w:t>
+      </w:r>
+      <w:proofErr w:type="spellStart"/>
+      <w:r>
+        <w:t>SQLAlchemy</w:t>
+      </w:r>
+      <w:proofErr w:type="spellEnd"/>
       <w:sdt>
         <w:sdtPr>
           <w:id w:val="367569242"/>
@@ -6467,7 +7430,23 @@
         </w:sdtContent>
       </w:sdt>
       <w:r>
-        <w:t xml:space="preserve"> ORM (Object-Relational Mapping) került alkalmazásra, amely lehetővé teszi a relációs adatmodell objektumorientált kezelését. Ennek köszönhetően az adatbázissal való kommunikáció során nem minden esetben szükséges alacsony szintű SQL utasítások közvetlen írása, mivel az adatszerkezetek Python objektumokon keresztül is kezelhetők. Ez átláthatóbbá és karbantarthatóbbá teszi a backend oldali adatkezelési logikát.</w:t>
+        <w:t xml:space="preserve"> ORM (</w:t>
+      </w:r>
+      <w:proofErr w:type="spellStart"/>
+      <w:r>
+        <w:t>Object-Relational</w:t>
+      </w:r>
+      <w:proofErr w:type="spellEnd"/>
+      <w:r>
+        <w:t xml:space="preserve"> </w:t>
+      </w:r>
+      <w:proofErr w:type="spellStart"/>
+      <w:r>
+        <w:t>Mapping</w:t>
+      </w:r>
+      <w:proofErr w:type="spellEnd"/>
+      <w:r>
+        <w:t>) került alkalmazásra, amely lehetővé teszi a relációs adatmodell objektumorientált kezelését. Ennek köszönhetően az adatbázissal való kommunikáció során nem minden esetben szükséges alacsony szintű SQL utasítások közvetlen írása, mivel az adatszerkezetek Python objektumokon keresztül is kezelhetők. Ez átláthatóbbá és karbantarthatóbbá teszi a backend oldali adatkezelési logikát.</w:t>
       </w:r>
     </w:p>
     <w:p>
@@ -6476,8 +7455,21 @@
         <w:ind w:firstLine="357"/>
       </w:pPr>
       <w:r>
-        <w:t>Az adatbázisséma változásainak nyomon követésére és a migrációk kezelésére az Alembic került felhasználásra. Az Alembic</w:t>
-      </w:r>
+        <w:t xml:space="preserve">Az adatbázisséma változásainak nyomon követésére és a migrációk kezelésére az </w:t>
+      </w:r>
+      <w:proofErr w:type="spellStart"/>
+      <w:r>
+        <w:t>Alembic</w:t>
+      </w:r>
+      <w:proofErr w:type="spellEnd"/>
+      <w:r>
+        <w:t xml:space="preserve"> került felhasználásra. Az </w:t>
+      </w:r>
+      <w:proofErr w:type="spellStart"/>
+      <w:r>
+        <w:t>Alembic</w:t>
+      </w:r>
+      <w:proofErr w:type="spellEnd"/>
       <w:sdt>
         <w:sdtPr>
           <w:id w:val="1603687888"/>
@@ -6518,7 +7510,7 @@
       <w:pPr>
         <w:pStyle w:val="Szakdolgozath2"/>
       </w:pPr>
-      <w:bookmarkStart w:id="6" w:name="_Toc226562075"/>
+      <w:bookmarkStart w:id="6" w:name="_Toc226927294"/>
       <w:r>
         <w:t>Valós idejű kommunikáció</w:t>
       </w:r>
@@ -6586,19 +7578,29 @@
         <w:t xml:space="preserve"> és</w:t>
       </w:r>
       <w:r>
-        <w:t xml:space="preserve"> eseményvezérelt alkalmazások fejlesztésére. Működésének egyik legfontosabb jellemzője a nem blokkoló I/O-kezelés, amely lehetővé teszi, hogy a szerver egyszerre több klienskapcsolatot is hatékonyan kezeljen anélkül, hogy minden kérés külön végrehajtási szálat igényelne.</w:t>
+        <w:t xml:space="preserve"> </w:t>
+      </w:r>
+      <w:proofErr w:type="spellStart"/>
+      <w:r>
+        <w:t>eseményvezérelt</w:t>
+      </w:r>
+      <w:proofErr w:type="spellEnd"/>
+      <w:r>
+        <w:t xml:space="preserve"> alkalmazások fejlesztésére. Működésének egyik legfontosabb jellemzője a nem blokkoló I/O-kezelés, amely lehetővé teszi, hogy a szerver egyszerre több klienskapcsolatot is hatékonyan kezeljen anélkül, hogy minden kérés külön végrehajtási szálat igényelne.</w:t>
       </w:r>
     </w:p>
     <w:p>
       <w:pPr>
         <w:pStyle w:val="Szakdolgozath3"/>
       </w:pPr>
+      <w:proofErr w:type="spellStart"/>
       <w:r>
         <w:t>Express</w:t>
       </w:r>
       <w:r>
         <w:t>Js</w:t>
       </w:r>
+      <w:proofErr w:type="spellEnd"/>
     </w:p>
     <w:p>
       <w:pPr>
@@ -6606,11 +7608,24 @@
       </w:pPr>
       <w:r>
         <w:lastRenderedPageBreak/>
-        <w:t>A websocket szerver HTTP végpontjainak és alapvető kiszolgálási logikájának megvalósítására az Express keretrendszer került felhasználásra. Az Express</w:t>
+        <w:t xml:space="preserve">A </w:t>
+      </w:r>
+      <w:proofErr w:type="spellStart"/>
+      <w:r>
+        <w:t>websocket</w:t>
+      </w:r>
+      <w:proofErr w:type="spellEnd"/>
+      <w:r>
+        <w:t xml:space="preserve"> szerver HTTP végpontjainak és alapvető kiszolgálási logikájának megvalósítására az Express keretrendszer került felhasználásra. Az </w:t>
+      </w:r>
+      <w:proofErr w:type="spellStart"/>
+      <w:r>
+        <w:t>Express</w:t>
       </w:r>
       <w:r>
         <w:t>Js</w:t>
       </w:r>
+      <w:proofErr w:type="spellEnd"/>
       <w:sdt>
         <w:sdtPr>
           <w:id w:val="725874965"/>
@@ -6702,7 +7717,7 @@
       <w:pPr>
         <w:pStyle w:val="Szakdolgozath2"/>
       </w:pPr>
-      <w:bookmarkStart w:id="7" w:name="_Toc226562076"/>
+      <w:bookmarkStart w:id="7" w:name="_Toc226927295"/>
       <w:r>
         <w:t>Adatkezelés és tárolás</w:t>
       </w:r>
@@ -6720,17 +7735,24 @@
       <w:pPr>
         <w:pStyle w:val="Szakdolgozath3"/>
       </w:pPr>
+      <w:proofErr w:type="spellStart"/>
       <w:r>
         <w:t>PostgreSQL</w:t>
       </w:r>
+      <w:proofErr w:type="spellEnd"/>
     </w:p>
     <w:p>
       <w:pPr>
         <w:pStyle w:val="Szakdolgozatbekezds"/>
       </w:pPr>
       <w:r>
-        <w:t>A strukturált adatok tárolására PostgreSQL</w:t>
-      </w:r>
+        <w:t xml:space="preserve">A strukturált adatok tárolására </w:t>
+      </w:r>
+      <w:proofErr w:type="spellStart"/>
+      <w:r>
+        <w:t>PostgreSQL</w:t>
+      </w:r>
+      <w:proofErr w:type="spellEnd"/>
       <w:sdt>
         <w:sdtPr>
           <w:id w:val="1681394402"/>
@@ -6764,24 +7786,39 @@
         </w:sdtContent>
       </w:sdt>
       <w:r>
-        <w:t xml:space="preserve"> adatbázis-kezelő rendszer szolgál. Ebben kerülnek eltárolásra például a felhasználói adatok, a tokenekhez kapcsolódó információk, valamint a pályákhoz tartozó metaadatok és statisztikák.</w:t>
+        <w:t xml:space="preserve"> adatbázis-kezelő rendszer szolgál. Ebben kerülnek eltárolásra például a felhasználói adatok, a </w:t>
+      </w:r>
+      <w:proofErr w:type="spellStart"/>
+      <w:r>
+        <w:t>tokenekhez</w:t>
+      </w:r>
+      <w:proofErr w:type="spellEnd"/>
+      <w:r>
+        <w:t xml:space="preserve"> kapcsolódó információk, valamint a pályákhoz tartozó metaadatok és statisztikák.</w:t>
       </w:r>
     </w:p>
     <w:p>
       <w:pPr>
         <w:pStyle w:val="Szakdolgozath3"/>
       </w:pPr>
+      <w:proofErr w:type="spellStart"/>
       <w:r>
         <w:t>MinIO</w:t>
       </w:r>
+      <w:proofErr w:type="spellEnd"/>
     </w:p>
     <w:p>
       <w:pPr>
         <w:pStyle w:val="Szakdolgozatbekezds"/>
       </w:pPr>
       <w:r>
-        <w:t>A generált fájlok, például a pályákhoz tartozó JSON állományok és képi erőforrások tárolására MinIO</w:t>
-      </w:r>
+        <w:t xml:space="preserve">A generált fájlok, például a pályákhoz tartozó JSON állományok és képi erőforrások tárolására </w:t>
+      </w:r>
+      <w:proofErr w:type="spellStart"/>
+      <w:r>
+        <w:t>MinIO</w:t>
+      </w:r>
+      <w:proofErr w:type="spellEnd"/>
       <w:sdt>
         <w:sdtPr>
           <w:id w:val="-1181898533"/>
@@ -6815,14 +7852,30 @@
         </w:sdtContent>
       </w:sdt>
       <w:r>
-        <w:t xml:space="preserve"> objektumtároló került alkalmazásra. A MinIO egy S3-kompatibilis objektumtárolási megoldás, amely működésében az Amazon Web Services társzolgáltatásaihoz hasonló módon használható. Ez lehetővé teszi, hogy a fájlok kezelése elkülönüljön a relációs adatbázistól, így a strukturált adatok és a bináris állományok tárolása külön rétegben valósulhat meg.</w:t>
+        <w:t xml:space="preserve"> objektumtároló került alkalmazásra. A </w:t>
+      </w:r>
+      <w:proofErr w:type="spellStart"/>
+      <w:r>
+        <w:t>MinIO</w:t>
+      </w:r>
+      <w:proofErr w:type="spellEnd"/>
+      <w:r>
+        <w:t xml:space="preserve"> egy S3-kompatibilis objektumtárolási megoldás, amely működésében az Amazon Web </w:t>
+      </w:r>
+      <w:proofErr w:type="spellStart"/>
+      <w:r>
+        <w:t>Services</w:t>
+      </w:r>
+      <w:proofErr w:type="spellEnd"/>
+      <w:r>
+        <w:t xml:space="preserve"> társzolgáltatásaihoz hasonló módon használható. Ez lehetővé teszi, hogy a fájlok kezelése elkülönüljön a relációs adatbázistól, így a strukturált adatok és a bináris állományok tárolása külön rétegben valósulhat meg.</w:t>
       </w:r>
     </w:p>
     <w:p>
       <w:pPr>
         <w:pStyle w:val="Szakdolgozath2"/>
       </w:pPr>
-      <w:bookmarkStart w:id="8" w:name="_Toc226562077"/>
+      <w:bookmarkStart w:id="8" w:name="_Toc226927296"/>
       <w:r>
         <w:t>MI integráció</w:t>
       </w:r>
@@ -6840,9 +7893,14 @@
       <w:pPr>
         <w:pStyle w:val="Szakdolgozath3"/>
       </w:pPr>
+      <w:proofErr w:type="spellStart"/>
       <w:r>
         <w:lastRenderedPageBreak/>
-        <w:t>OpenAI API</w:t>
+        <w:t>OpenAI</w:t>
+      </w:r>
+      <w:proofErr w:type="spellEnd"/>
+      <w:r>
+        <w:t xml:space="preserve"> API</w:t>
       </w:r>
     </w:p>
     <w:p>
@@ -6850,7 +7908,15 @@
         <w:pStyle w:val="Szakdolgozatbekezds"/>
       </w:pPr>
       <w:r>
-        <w:t>A mesterséges intelligencia alapú funkciók megvalósítása az OpenAI API</w:t>
+        <w:t xml:space="preserve">A mesterséges intelligencia alapú funkciók megvalósítása az </w:t>
+      </w:r>
+      <w:proofErr w:type="spellStart"/>
+      <w:r>
+        <w:t>OpenAI</w:t>
+      </w:r>
+      <w:proofErr w:type="spellEnd"/>
+      <w:r>
+        <w:t xml:space="preserve"> API</w:t>
       </w:r>
       <w:sdt>
         <w:sdtPr>
@@ -6892,7 +7958,7 @@
       <w:pPr>
         <w:pStyle w:val="SzekdolgozatH1"/>
       </w:pPr>
-      <w:bookmarkStart w:id="9" w:name="_Toc226562078"/>
+      <w:bookmarkStart w:id="9" w:name="_Toc226927297"/>
       <w:r>
         <w:t>Architektúra</w:t>
       </w:r>
@@ -6902,7 +7968,7 @@
       <w:pPr>
         <w:pStyle w:val="Szakdolgozath2"/>
       </w:pPr>
-      <w:bookmarkStart w:id="10" w:name="_Toc226562079"/>
+      <w:bookmarkStart w:id="10" w:name="_Toc226927298"/>
       <w:r>
         <w:t>Adatbázis felépítés –</w:t>
       </w:r>
@@ -6922,9 +7988,11 @@
         <w:pStyle w:val="Szakdolgozath3"/>
       </w:pPr>
       <w:bookmarkStart w:id="11" w:name="Db_User"/>
+      <w:proofErr w:type="spellStart"/>
       <w:r>
         <w:t>User</w:t>
       </w:r>
+      <w:proofErr w:type="spellEnd"/>
     </w:p>
     <w:bookmarkEnd w:id="11"/>
     <w:p>
@@ -6932,7 +8000,23 @@
         <w:pStyle w:val="Szakdolgozatbekezds"/>
       </w:pPr>
       <w:r>
-        <w:t>A rendszer felhasználóit reprezentáló alapentitás. Az autentikációhoz szükséges azonosító adatokat tárolja, vagyis az e-mail címet, a felhasználónevet és a jelszó hash-ét.</w:t>
+        <w:t xml:space="preserve">A rendszer felhasználóit reprezentáló alapentitás. Az </w:t>
+      </w:r>
+      <w:proofErr w:type="spellStart"/>
+      <w:r>
+        <w:t>autentikációhoz</w:t>
+      </w:r>
+      <w:proofErr w:type="spellEnd"/>
+      <w:r>
+        <w:t xml:space="preserve"> szükséges azonosító adatokat tárolja, vagyis az e-mail címet, a felhasználónevet és a jelszó </w:t>
+      </w:r>
+      <w:proofErr w:type="spellStart"/>
+      <w:r>
+        <w:t>hash</w:t>
+      </w:r>
+      <w:proofErr w:type="spellEnd"/>
+      <w:r>
+        <w:t>-ét.</w:t>
       </w:r>
     </w:p>
     <w:p>
@@ -6950,6 +8034,7 @@
         <w:t xml:space="preserve">-egyhez kapcsolatban áll a </w:t>
       </w:r>
       <w:hyperlink w:anchor="Db_UserToken" w:history="1">
+        <w:proofErr w:type="spellStart"/>
         <w:r>
           <w:rPr>
             <w:rStyle w:val="Hyperlink"/>
@@ -6960,11 +8045,13 @@
           </w:rPr>
           <w:t>UserToken</w:t>
         </w:r>
+        <w:proofErr w:type="spellEnd"/>
       </w:hyperlink>
       <w:r>
         <w:t xml:space="preserve"> modellel. Egy-a-többhöz kapcsolatban áll a </w:t>
       </w:r>
       <w:hyperlink w:anchor="Db_RefreshToken" w:history="1">
+        <w:proofErr w:type="spellStart"/>
         <w:r>
           <w:rPr>
             <w:rStyle w:val="Hyperlink"/>
@@ -6975,11 +8062,13 @@
           </w:rPr>
           <w:t>RefreshToken</w:t>
         </w:r>
+        <w:proofErr w:type="spellEnd"/>
       </w:hyperlink>
       <w:r>
         <w:t xml:space="preserve">, </w:t>
       </w:r>
       <w:hyperlink w:anchor="Db_LevelRating" w:history="1">
+        <w:proofErr w:type="spellStart"/>
         <w:r>
           <w:rPr>
             <w:rStyle w:val="Hyperlink"/>
@@ -6990,11 +8079,13 @@
           </w:rPr>
           <w:t>LevelRating</w:t>
         </w:r>
+        <w:proofErr w:type="spellEnd"/>
       </w:hyperlink>
       <w:r>
         <w:t xml:space="preserve">, </w:t>
       </w:r>
       <w:hyperlink w:anchor="Db_FavoriteLevel" w:history="1">
+        <w:proofErr w:type="spellStart"/>
         <w:r>
           <w:rPr>
             <w:rStyle w:val="Hyperlink"/>
@@ -7005,11 +8096,13 @@
           </w:rPr>
           <w:t>FavoriteLevel</w:t>
         </w:r>
+        <w:proofErr w:type="spellEnd"/>
       </w:hyperlink>
       <w:r>
         <w:t xml:space="preserve"> és </w:t>
       </w:r>
       <w:hyperlink w:anchor="Db_LevelCompletion" w:history="1">
+        <w:proofErr w:type="spellStart"/>
         <w:r>
           <w:rPr>
             <w:rStyle w:val="Hyperlink"/>
@@ -7020,6 +8113,7 @@
           </w:rPr>
           <w:t>LevelCompletion</w:t>
         </w:r>
+        <w:proofErr w:type="spellEnd"/>
       </w:hyperlink>
       <w:r>
         <w:t xml:space="preserve"> modellekkel.</w:t>
@@ -7030,9 +8124,11 @@
         <w:pStyle w:val="Szakdolgozath3"/>
       </w:pPr>
       <w:bookmarkStart w:id="12" w:name="Db_UserToken"/>
+      <w:proofErr w:type="spellStart"/>
       <w:r>
         <w:t>UserToken</w:t>
       </w:r>
+      <w:proofErr w:type="spellEnd"/>
     </w:p>
     <w:bookmarkEnd w:id="12"/>
     <w:p>
@@ -7040,13 +8136,26 @@
         <w:pStyle w:val="Szakdolgozatbekezds"/>
       </w:pPr>
       <w:r>
-        <w:t>A felhasználó aktuális token</w:t>
-      </w:r>
+        <w:t xml:space="preserve">A felhasználó aktuális </w:t>
+      </w:r>
+      <w:proofErr w:type="spellStart"/>
+      <w:r>
+        <w:t>token</w:t>
+      </w:r>
+      <w:proofErr w:type="spellEnd"/>
       <w:r>
         <w:t xml:space="preserve"> </w:t>
       </w:r>
       <w:r>
-        <w:t>egyenlegét tároló modell. A rendszer ezt használja annak ellenőrzésére, hogy a felhasználó rendelkezik-e elegendő tokennel új pálya generálásához.</w:t>
+        <w:t xml:space="preserve">egyenlegét tároló modell. A rendszer ezt használja annak ellenőrzésére, hogy a felhasználó rendelkezik-e elegendő </w:t>
+      </w:r>
+      <w:proofErr w:type="spellStart"/>
+      <w:r>
+        <w:t>tokennel</w:t>
+      </w:r>
+      <w:proofErr w:type="spellEnd"/>
+      <w:r>
+        <w:t xml:space="preserve"> új pálya generálásához.</w:t>
       </w:r>
     </w:p>
     <w:p>
@@ -7064,6 +8173,7 @@
         <w:t xml:space="preserve">-egyhez kapcsolatban áll a </w:t>
       </w:r>
       <w:hyperlink w:anchor="Db_User" w:history="1">
+        <w:proofErr w:type="spellStart"/>
         <w:r>
           <w:rPr>
             <w:rStyle w:val="Hyperlink"/>
@@ -7074,6 +8184,7 @@
           </w:rPr>
           <w:t>User</w:t>
         </w:r>
+        <w:proofErr w:type="spellEnd"/>
       </w:hyperlink>
       <w:r>
         <w:t xml:space="preserve"> modellel.</w:t>
@@ -7084,9 +8195,11 @@
         <w:pStyle w:val="Szakdolgozath3"/>
       </w:pPr>
       <w:bookmarkStart w:id="13" w:name="Db_RefreshToken"/>
+      <w:proofErr w:type="spellStart"/>
       <w:r>
         <w:t>RefreshToken</w:t>
       </w:r>
+      <w:proofErr w:type="spellEnd"/>
     </w:p>
     <w:bookmarkEnd w:id="13"/>
     <w:p>
@@ -7094,7 +8207,39 @@
         <w:pStyle w:val="Szakdolgozatbekezds"/>
       </w:pPr>
       <w:r>
-        <w:t>A JWT-alapú hitelesítéshez tartozó frissítő tokeneket tárolja. Nyilvántartja magát a token stringet, a lejárati időt, valamint azt is, hogy a token visszavonásra került-e.</w:t>
+        <w:t xml:space="preserve">A JWT-alapú hitelesítéshez tartozó frissítő </w:t>
+      </w:r>
+      <w:proofErr w:type="spellStart"/>
+      <w:r>
+        <w:t>tokeneket</w:t>
+      </w:r>
+      <w:proofErr w:type="spellEnd"/>
+      <w:r>
+        <w:t xml:space="preserve"> tárolja. Nyilvántartja magát a </w:t>
+      </w:r>
+      <w:proofErr w:type="spellStart"/>
+      <w:r>
+        <w:t>token</w:t>
+      </w:r>
+      <w:proofErr w:type="spellEnd"/>
+      <w:r>
+        <w:t xml:space="preserve"> </w:t>
+      </w:r>
+      <w:proofErr w:type="spellStart"/>
+      <w:r>
+        <w:t>stringet</w:t>
+      </w:r>
+      <w:proofErr w:type="spellEnd"/>
+      <w:r>
+        <w:t xml:space="preserve">, a lejárati időt, valamint azt is, hogy a </w:t>
+      </w:r>
+      <w:proofErr w:type="spellStart"/>
+      <w:r>
+        <w:t>token</w:t>
+      </w:r>
+      <w:proofErr w:type="spellEnd"/>
+      <w:r>
+        <w:t xml:space="preserve"> visszavonásra került-e.</w:t>
       </w:r>
     </w:p>
     <w:p>
@@ -7106,6 +8251,7 @@
         <w:t xml:space="preserve">Egy-a-többhöz kapcsolatban kapcsolódik a </w:t>
       </w:r>
       <w:hyperlink w:anchor="Db_User" w:history="1">
+        <w:proofErr w:type="spellStart"/>
         <w:r>
           <w:rPr>
             <w:rStyle w:val="Hyperlink"/>
@@ -7116,15 +8262,29 @@
           </w:rPr>
           <w:t>User</w:t>
         </w:r>
+        <w:proofErr w:type="spellEnd"/>
       </w:hyperlink>
       <w:r>
         <w:t xml:space="preserve"> modellhez, mivel egy felhasználóhoz több </w:t>
       </w:r>
       <w:r>
-        <w:t xml:space="preserve">kliens refresh </w:t>
-      </w:r>
-      <w:r>
-        <w:t>token is tartozhat</w:t>
+        <w:t xml:space="preserve">kliens </w:t>
+      </w:r>
+      <w:proofErr w:type="spellStart"/>
+      <w:r>
+        <w:t>refresh</w:t>
+      </w:r>
+      <w:proofErr w:type="spellEnd"/>
+      <w:r>
+        <w:t xml:space="preserve"> </w:t>
+      </w:r>
+      <w:proofErr w:type="spellStart"/>
+      <w:r>
+        <w:t>token</w:t>
+      </w:r>
+      <w:proofErr w:type="spellEnd"/>
+      <w:r>
+        <w:t xml:space="preserve"> is tartozhat</w:t>
       </w:r>
       <w:r>
         <w:t>, például web alkalmazás és vagy mobil alkalmazás</w:t>
@@ -7138,9 +8298,11 @@
         <w:pStyle w:val="Szakdolgozath3"/>
       </w:pPr>
       <w:bookmarkStart w:id="14" w:name="Db_Level"/>
+      <w:proofErr w:type="spellStart"/>
       <w:r>
         <w:t>Level</w:t>
       </w:r>
+      <w:proofErr w:type="spellEnd"/>
     </w:p>
     <w:bookmarkEnd w:id="14"/>
     <w:p>
@@ -7154,22 +8316,48 @@
         <w:t xml:space="preserve"> </w:t>
       </w:r>
       <w:r>
-        <w:t>pályák fő entitása. Tárolja a pálya címét, történetét, a generálás sikerességét, a sprite-generálás</w:t>
+        <w:t xml:space="preserve">pályák fő entitása. Tárolja a pálya címét, történetét, a generálás sikerességét, a </w:t>
+      </w:r>
+      <w:proofErr w:type="spellStart"/>
+      <w:r>
+        <w:t>sprite</w:t>
+      </w:r>
+      <w:proofErr w:type="spellEnd"/>
+      <w:r>
+        <w:t>-generálás</w:t>
       </w:r>
       <w:r>
         <w:t xml:space="preserve"> sikerességét</w:t>
       </w:r>
       <w:r>
-        <w:t>, a nehézségi szintet</w:t>
-      </w:r>
+        <w:t xml:space="preserve">, </w:t>
+      </w:r>
+      <w:proofErr w:type="gramStart"/>
+      <w:r>
+        <w:t>a nehézségi szintet</w:t>
+      </w:r>
+      <w:proofErr w:type="gramEnd"/>
       <w:r>
         <w:t xml:space="preserve"> vagyis a kijárati feladaton kívül hány db feladat van a pályán</w:t>
       </w:r>
       <w:r>
-        <w:t xml:space="preserve"> és a választott képi stílust</w:t>
-      </w:r>
-      <w:r>
-        <w:t xml:space="preserve"> amivel a pályához a sprite-ok generálva lettek</w:t>
+        <w:t xml:space="preserve"> és a választott képi </w:t>
+      </w:r>
+      <w:proofErr w:type="gramStart"/>
+      <w:r>
+        <w:t>stílust</w:t>
+      </w:r>
+      <w:proofErr w:type="gramEnd"/>
+      <w:r>
+        <w:t xml:space="preserve"> amivel a pályához a </w:t>
+      </w:r>
+      <w:proofErr w:type="spellStart"/>
+      <w:r>
+        <w:t>sprite</w:t>
+      </w:r>
+      <w:proofErr w:type="spellEnd"/>
+      <w:r>
+        <w:t>-ok generálva lettek</w:t>
       </w:r>
       <w:r>
         <w:t>.</w:t>
@@ -7185,6 +8373,7 @@
         <w:t xml:space="preserve">Egy-a-többhöz kapcsolatban áll a </w:t>
       </w:r>
       <w:hyperlink w:anchor="Db_LevelRating" w:history="1">
+        <w:proofErr w:type="spellStart"/>
         <w:r>
           <w:rPr>
             <w:rStyle w:val="Hyperlink"/>
@@ -7195,11 +8384,13 @@
           </w:rPr>
           <w:t>LevelRating</w:t>
         </w:r>
+        <w:proofErr w:type="spellEnd"/>
       </w:hyperlink>
       <w:r>
         <w:t xml:space="preserve">, </w:t>
       </w:r>
       <w:hyperlink w:anchor="Db_FavoriteLevel" w:history="1">
+        <w:proofErr w:type="spellStart"/>
         <w:r>
           <w:rPr>
             <w:rStyle w:val="Hyperlink"/>
@@ -7210,11 +8401,13 @@
           </w:rPr>
           <w:t>FavoriteLevel</w:t>
         </w:r>
+        <w:proofErr w:type="spellEnd"/>
       </w:hyperlink>
       <w:r>
         <w:t xml:space="preserve">, </w:t>
       </w:r>
       <w:hyperlink w:anchor="Db_LevelCompletion" w:history="1">
+        <w:proofErr w:type="spellStart"/>
         <w:r>
           <w:rPr>
             <w:rStyle w:val="Hyperlink"/>
@@ -7225,11 +8418,13 @@
           </w:rPr>
           <w:t>LevelCompletion</w:t>
         </w:r>
+        <w:proofErr w:type="spellEnd"/>
       </w:hyperlink>
       <w:r>
         <w:t xml:space="preserve"> és </w:t>
       </w:r>
       <w:hyperlink w:anchor="Db_LevelTokenUsage" w:history="1">
+        <w:proofErr w:type="spellStart"/>
         <w:r>
           <w:rPr>
             <w:rStyle w:val="Hyperlink"/>
@@ -7240,6 +8435,7 @@
           </w:rPr>
           <w:t>LevelTokenUsage</w:t>
         </w:r>
+        <w:proofErr w:type="spellEnd"/>
       </w:hyperlink>
       <w:r>
         <w:t xml:space="preserve"> modellekkel.</w:t>
@@ -7249,9 +8445,11 @@
       <w:pPr>
         <w:pStyle w:val="Szakdolgozath3"/>
       </w:pPr>
+      <w:proofErr w:type="spellStart"/>
       <w:r>
         <w:t>LevelRating</w:t>
       </w:r>
+      <w:proofErr w:type="spellEnd"/>
     </w:p>
     <w:p>
       <w:pPr>
@@ -7282,6 +8480,7 @@
         <w:t xml:space="preserve">-egyhez kapcsolatban kapcsolódik a </w:t>
       </w:r>
       <w:hyperlink w:anchor="Db_User" w:history="1">
+        <w:proofErr w:type="spellStart"/>
         <w:r>
           <w:rPr>
             <w:rStyle w:val="Hyperlink"/>
@@ -7292,11 +8491,13 @@
           </w:rPr>
           <w:t>User</w:t>
         </w:r>
+        <w:proofErr w:type="spellEnd"/>
       </w:hyperlink>
       <w:r>
         <w:t xml:space="preserve"> és a </w:t>
       </w:r>
       <w:hyperlink w:anchor="Db_Level" w:history="1">
+        <w:proofErr w:type="spellStart"/>
         <w:r>
           <w:rPr>
             <w:rStyle w:val="Hyperlink"/>
@@ -7307,6 +8508,7 @@
           </w:rPr>
           <w:t>Level</w:t>
         </w:r>
+        <w:proofErr w:type="spellEnd"/>
       </w:hyperlink>
       <w:r>
         <w:t xml:space="preserve"> modellekhez. Logikailag sok-sok kapcsolatot valósít meg a felhasználók és pályák között</w:t>
@@ -7321,9 +8523,11 @@
       </w:pPr>
       <w:bookmarkStart w:id="15" w:name="Db_LevelRating"/>
       <w:bookmarkStart w:id="16" w:name="Db_FavoriteLevel"/>
+      <w:proofErr w:type="spellStart"/>
       <w:r>
         <w:t>FavoriteLevel</w:t>
       </w:r>
+      <w:proofErr w:type="spellEnd"/>
     </w:p>
     <w:bookmarkEnd w:id="15"/>
     <w:bookmarkEnd w:id="16"/>
@@ -7350,6 +8554,7 @@
         <w:t xml:space="preserve">-egyhez kapcsolatban kapcsolódik a </w:t>
       </w:r>
       <w:hyperlink w:anchor="Db_User" w:history="1">
+        <w:proofErr w:type="spellStart"/>
         <w:r>
           <w:rPr>
             <w:rStyle w:val="Hyperlink"/>
@@ -7360,11 +8565,13 @@
           </w:rPr>
           <w:t>User</w:t>
         </w:r>
+        <w:proofErr w:type="spellEnd"/>
       </w:hyperlink>
       <w:r>
         <w:t xml:space="preserve"> és a </w:t>
       </w:r>
       <w:hyperlink w:anchor="Db_Level" w:history="1">
+        <w:proofErr w:type="spellStart"/>
         <w:r>
           <w:rPr>
             <w:rStyle w:val="Hyperlink"/>
@@ -7375,6 +8582,7 @@
           </w:rPr>
           <w:t>Level</w:t>
         </w:r>
+        <w:proofErr w:type="spellEnd"/>
       </w:hyperlink>
       <w:r>
         <w:t xml:space="preserve"> modellekhez. Logikailag sok-sok kapcsolatot valósít meg a felhasználók és pályák között.</w:t>
@@ -7385,9 +8593,11 @@
         <w:pStyle w:val="Szakdolgozath3"/>
       </w:pPr>
       <w:bookmarkStart w:id="17" w:name="Db_LevelCompletion"/>
+      <w:proofErr w:type="spellStart"/>
       <w:r>
         <w:t>LevelCompletion</w:t>
       </w:r>
+      <w:proofErr w:type="spellEnd"/>
     </w:p>
     <w:bookmarkEnd w:id="17"/>
     <w:p>
@@ -7398,8 +8608,13 @@
         <w:t xml:space="preserve">A pályák </w:t>
       </w:r>
       <w:r>
-        <w:t>adott felhasználó első végigjátszásának</w:t>
-      </w:r>
+        <w:t xml:space="preserve">adott felhasználó első </w:t>
+      </w:r>
+      <w:proofErr w:type="spellStart"/>
+      <w:r>
+        <w:t>végigjátszásának</w:t>
+      </w:r>
+      <w:proofErr w:type="spellEnd"/>
       <w:r>
         <w:t xml:space="preserve"> nyilvántartására szolgáló modell. A teljesítés tényén kívül eltárolja a teljesítéshez szükséges időt percben.</w:t>
       </w:r>
@@ -7419,6 +8634,7 @@
         <w:t xml:space="preserve">-egyhez kapcsolatban kapcsolódik a </w:t>
       </w:r>
       <w:hyperlink w:anchor="Db_User" w:history="1">
+        <w:proofErr w:type="spellStart"/>
         <w:r>
           <w:rPr>
             <w:rStyle w:val="Hyperlink"/>
@@ -7429,11 +8645,13 @@
           </w:rPr>
           <w:t>User</w:t>
         </w:r>
+        <w:proofErr w:type="spellEnd"/>
       </w:hyperlink>
       <w:r>
         <w:t xml:space="preserve"> és a </w:t>
       </w:r>
       <w:hyperlink w:anchor="Db_Level" w:history="1">
+        <w:proofErr w:type="spellStart"/>
         <w:r>
           <w:rPr>
             <w:rStyle w:val="Hyperlink"/>
@@ -7444,6 +8662,7 @@
           </w:rPr>
           <w:t>Level</w:t>
         </w:r>
+        <w:proofErr w:type="spellEnd"/>
       </w:hyperlink>
       <w:r>
         <w:t xml:space="preserve"> modellekhez. Logikailag sok-sok kapcsolatot valósít meg a felhasználók és pályák között.</w:t>
@@ -7454,9 +8673,11 @@
         <w:pStyle w:val="Szakdolgozath3"/>
       </w:pPr>
       <w:bookmarkStart w:id="18" w:name="Db_LevelTokenUsage"/>
+      <w:proofErr w:type="spellStart"/>
       <w:r>
         <w:t>LevelTokenUsage</w:t>
       </w:r>
+      <w:proofErr w:type="spellEnd"/>
     </w:p>
     <w:bookmarkEnd w:id="18"/>
     <w:p>
@@ -7464,10 +8685,50 @@
         <w:pStyle w:val="Szakdolgozatbekezds"/>
       </w:pPr>
       <w:r>
-        <w:t>A pályagenerálás és a kapcsolódó AI-műveletek erőforrás-felhasználását naplózó modell. Eseményszinten rögzíti a token- és időfelhasználást a generation, validation, repair és sprite</w:t>
-      </w:r>
-      <w:r>
-        <w:t xml:space="preserve">-generation </w:t>
+        <w:t xml:space="preserve">A pályagenerálás és a kapcsolódó AI-műveletek erőforrás-felhasználását naplózó modell. Eseményszinten rögzíti a </w:t>
+      </w:r>
+      <w:proofErr w:type="spellStart"/>
+      <w:r>
+        <w:t>token</w:t>
+      </w:r>
+      <w:proofErr w:type="spellEnd"/>
+      <w:r>
+        <w:t xml:space="preserve">- és időfelhasználást a </w:t>
+      </w:r>
+      <w:proofErr w:type="spellStart"/>
+      <w:r>
+        <w:t>generation</w:t>
+      </w:r>
+      <w:proofErr w:type="spellEnd"/>
+      <w:r>
+        <w:t xml:space="preserve">, </w:t>
+      </w:r>
+      <w:proofErr w:type="spellStart"/>
+      <w:r>
+        <w:t>validation</w:t>
+      </w:r>
+      <w:proofErr w:type="spellEnd"/>
+      <w:r>
+        <w:t xml:space="preserve">, </w:t>
+      </w:r>
+      <w:proofErr w:type="spellStart"/>
+      <w:r>
+        <w:t>repair</w:t>
+      </w:r>
+      <w:proofErr w:type="spellEnd"/>
+      <w:r>
+        <w:t xml:space="preserve"> és </w:t>
+      </w:r>
+      <w:proofErr w:type="spellStart"/>
+      <w:r>
+        <w:t>sprite</w:t>
+      </w:r>
+      <w:r>
+        <w:t>-generation</w:t>
+      </w:r>
+      <w:proofErr w:type="spellEnd"/>
+      <w:r>
+        <w:t xml:space="preserve"> </w:t>
       </w:r>
       <w:r>
         <w:t>művelettípusok szerint.</w:t>
@@ -7488,6 +8749,7 @@
         <w:t xml:space="preserve">-egyhez kapcsolatban kapcsolódik a </w:t>
       </w:r>
       <w:hyperlink w:anchor="Db_Level" w:history="1">
+        <w:proofErr w:type="spellStart"/>
         <w:r>
           <w:rPr>
             <w:rStyle w:val="Hyperlink"/>
@@ -7498,6 +8760,7 @@
           </w:rPr>
           <w:t>Level</w:t>
         </w:r>
+        <w:proofErr w:type="spellEnd"/>
       </w:hyperlink>
       <w:r>
         <w:t xml:space="preserve"> modellhez</w:t>
@@ -7510,7 +8773,7 @@
       <w:pPr>
         <w:pStyle w:val="Szakdolgozath2"/>
       </w:pPr>
-      <w:bookmarkStart w:id="19" w:name="_Toc226562080"/>
+      <w:bookmarkStart w:id="19" w:name="_Toc226927299"/>
       <w:r>
         <w:t>Frontend</w:t>
       </w:r>
@@ -7521,8 +8784,13 @@
         <w:pStyle w:val="Szakdolgozatbekezds"/>
       </w:pPr>
       <w:r>
-        <w:t>A rendszer felhasználói felülete egy React</w:t>
-      </w:r>
+        <w:t xml:space="preserve">A rendszer felhasználói felülete egy </w:t>
+      </w:r>
+      <w:proofErr w:type="spellStart"/>
+      <w:r>
+        <w:t>React</w:t>
+      </w:r>
+      <w:proofErr w:type="spellEnd"/>
       <w:sdt>
         <w:sdtPr>
           <w:id w:val="1484583592"/>
@@ -7556,7 +8824,15 @@
         </w:sdtContent>
       </w:sdt>
       <w:r>
-        <w:t xml:space="preserve"> alapú webalkalmazásként valósul meg. Architekturális szempontból egyetlen kliensalkalmazásról van szó, amely útvonalkezelés segítségével több, egymástól jól elkülönített oldalra tagolódik.</w:t>
+        <w:t xml:space="preserve"> alapú webalkalmazásként valósul meg. </w:t>
+      </w:r>
+      <w:proofErr w:type="spellStart"/>
+      <w:r>
+        <w:t>Architekturális</w:t>
+      </w:r>
+      <w:proofErr w:type="spellEnd"/>
+      <w:r>
+        <w:t xml:space="preserve"> szempontból egyetlen kliensalkalmazásról van szó, amely útvonalkezelés segítségével több, egymástól jól elkülönített oldalra tagolódik.</w:t>
       </w:r>
     </w:p>
     <w:p>
@@ -7575,8 +8851,21 @@
         <w:ind w:firstLine="720"/>
       </w:pPr>
       <w:r>
-        <w:t>A frontend felépítése komponensalapú, ami elősegíti az egyes felületi egységek újrafelhasználhatóságát és elkülönített kezelését. Üzleti logika szerint a kliensoldal két nagy részre bontható. Az egyik csoportba a hagyományos, teljes egészében HTML-alapú oldalak tartoznak, amelyek az alkalmazás klasszikus kezelőfelületi funkcióit biztosítják. A másik csoportot a játékoldal alkotja, amely a PixiJS</w:t>
-      </w:r>
+        <w:t xml:space="preserve">A frontend felépítése komponensalapú, ami elősegíti az egyes felületi egységek </w:t>
+      </w:r>
+      <w:proofErr w:type="spellStart"/>
+      <w:r>
+        <w:t>újrafelhasználhatóságát</w:t>
+      </w:r>
+      <w:proofErr w:type="spellEnd"/>
+      <w:r>
+        <w:t xml:space="preserve"> és elkülönített kezelését. Üzleti logika szerint a kliensoldal két nagy részre bontható. Az egyik csoportba a hagyományos, teljes egészében HTML-alapú oldalak tartoznak, amelyek az alkalmazás klasszikus kezelőfelületi funkcióit biztosítják. A másik csoportot a játékoldal alkotja, amely a </w:t>
+      </w:r>
+      <w:proofErr w:type="spellStart"/>
+      <w:r>
+        <w:t>PixiJS</w:t>
+      </w:r>
+      <w:proofErr w:type="spellEnd"/>
       <w:sdt>
         <w:sdtPr>
           <w:id w:val="-351725218"/>
@@ -7610,7 +8899,39 @@
         </w:sdtContent>
       </w:sdt>
       <w:r>
-        <w:t xml:space="preserve"> használata miatt alapvetően canvas-alapú megjelenítésre épül, ugyanakkor ezt egy HTML overlay réteg egészíti ki. Ez az overlay felel többek között a modális ablakok, és az inventory megjelenítéséért.</w:t>
+        <w:t xml:space="preserve"> használata miatt alapvetően </w:t>
+      </w:r>
+      <w:proofErr w:type="spellStart"/>
+      <w:r>
+        <w:t>canvas</w:t>
+      </w:r>
+      <w:proofErr w:type="spellEnd"/>
+      <w:r>
+        <w:t xml:space="preserve">-alapú megjelenítésre épül, ugyanakkor ezt egy HTML </w:t>
+      </w:r>
+      <w:proofErr w:type="spellStart"/>
+      <w:r>
+        <w:t>overlay</w:t>
+      </w:r>
+      <w:proofErr w:type="spellEnd"/>
+      <w:r>
+        <w:t xml:space="preserve"> réteg egészíti ki. Ez az </w:t>
+      </w:r>
+      <w:proofErr w:type="spellStart"/>
+      <w:r>
+        <w:t>overlay</w:t>
+      </w:r>
+      <w:proofErr w:type="spellEnd"/>
+      <w:r>
+        <w:t xml:space="preserve"> felel többek között a modális ablakok, és az </w:t>
+      </w:r>
+      <w:proofErr w:type="spellStart"/>
+      <w:r>
+        <w:t>inventory</w:t>
+      </w:r>
+      <w:proofErr w:type="spellEnd"/>
+      <w:r>
+        <w:t xml:space="preserve"> megjelenítéséért.</w:t>
       </w:r>
     </w:p>
     <w:p>
@@ -7619,8 +8940,21 @@
         <w:ind w:firstLine="357"/>
       </w:pPr>
       <w:r>
-        <w:t>Kódszinten a frontend struktúrája jól elkülöníti egymástól az oldalakat, a vizuális komponenseket és az állapotkezelési logikát. Az alkalmazás store/reducer</w:t>
-      </w:r>
+        <w:t xml:space="preserve">Kódszinten a frontend struktúrája jól elkülöníti egymástól az oldalakat, a vizuális komponenseket és az állapotkezelési logikát. Az alkalmazás </w:t>
+      </w:r>
+      <w:proofErr w:type="spellStart"/>
+      <w:r>
+        <w:t>store</w:t>
+      </w:r>
+      <w:proofErr w:type="spellEnd"/>
+      <w:r>
+        <w:t>/</w:t>
+      </w:r>
+      <w:proofErr w:type="spellStart"/>
+      <w:r>
+        <w:t>reducer</w:t>
+      </w:r>
+      <w:proofErr w:type="spellEnd"/>
       <w:sdt>
         <w:sdtPr>
           <w:id w:val="560218796"/>
@@ -7654,14 +8988,54 @@
         </w:sdtContent>
       </w:sdt>
       <w:r>
-        <w:t xml:space="preserve"> alapú állapotkezelést is használ, amely lehetővé teszi, hogy a business logic jelentős része ne közvetlenül a megjelenítési réteghez kötődjön. Ez az architekturális megoldás hosszabb távon kedvező abból a szempontból is, hogy a klienslogika egy része könnyebben átültethető lenne egy másik felhasználói platformra, például egy React Native alapú mobilalkalmazásba.</w:t>
+        <w:t xml:space="preserve"> alapú állapotkezelést is használ, amely lehetővé teszi, hogy a business </w:t>
+      </w:r>
+      <w:proofErr w:type="spellStart"/>
+      <w:r>
+        <w:t>logic</w:t>
+      </w:r>
+      <w:proofErr w:type="spellEnd"/>
+      <w:r>
+        <w:t xml:space="preserve"> jelentős része ne közvetlenül a megjelenítési réteghez </w:t>
+      </w:r>
+      <w:proofErr w:type="spellStart"/>
+      <w:r>
+        <w:t>kötődjön</w:t>
+      </w:r>
+      <w:proofErr w:type="spellEnd"/>
+      <w:r>
+        <w:t xml:space="preserve">. Ez az </w:t>
+      </w:r>
+      <w:proofErr w:type="spellStart"/>
+      <w:r>
+        <w:t>architekturális</w:t>
+      </w:r>
+      <w:proofErr w:type="spellEnd"/>
+      <w:r>
+        <w:t xml:space="preserve"> megoldás hosszabb távon kedvező abból a szempontból is, hogy a klienslogika egy része könnyebben átültethető lenne egy másik felhasználói platformra, például egy </w:t>
+      </w:r>
+      <w:proofErr w:type="spellStart"/>
+      <w:r>
+        <w:t>React</w:t>
+      </w:r>
+      <w:proofErr w:type="spellEnd"/>
+      <w:r>
+        <w:t xml:space="preserve"> </w:t>
+      </w:r>
+      <w:proofErr w:type="spellStart"/>
+      <w:r>
+        <w:t>Native</w:t>
+      </w:r>
+      <w:proofErr w:type="spellEnd"/>
+      <w:r>
+        <w:t xml:space="preserve"> alapú mobilalkalmazásba.</w:t>
       </w:r>
     </w:p>
     <w:p>
       <w:pPr>
         <w:pStyle w:val="Szakdolgozath2"/>
       </w:pPr>
-      <w:bookmarkStart w:id="20" w:name="_Toc226562081"/>
+      <w:bookmarkStart w:id="20" w:name="_Toc226927300"/>
       <w:r>
         <w:t>Backend API</w:t>
       </w:r>
@@ -7672,8 +9046,21 @@
         <w:pStyle w:val="Szakdolgozatbekezds"/>
       </w:pPr>
       <w:r>
-        <w:t>A háttérrendszer egy klasszikus, controller-alapú API-architektúrát követ. A rendszer FastAPI</w:t>
-      </w:r>
+        <w:t xml:space="preserve">A háttérrendszer egy klasszikus, </w:t>
+      </w:r>
+      <w:proofErr w:type="spellStart"/>
+      <w:r>
+        <w:t>controller</w:t>
+      </w:r>
+      <w:proofErr w:type="spellEnd"/>
+      <w:r>
+        <w:t xml:space="preserve">-alapú API-architektúrát követ. A rendszer </w:t>
+      </w:r>
+      <w:proofErr w:type="spellStart"/>
+      <w:r>
+        <w:t>FastAPI</w:t>
+      </w:r>
+      <w:proofErr w:type="spellEnd"/>
       <w:sdt>
         <w:sdtPr>
           <w:id w:val="-1616049989"/>
@@ -7716,7 +9103,23 @@
         <w:ind w:firstLine="720"/>
       </w:pPr>
       <w:r>
-        <w:t>Jelenleg összesen 17 HTTP végponttal rendelkezik, amelyek a hitelesítéshez, felhasználói adatok kezeléséhez, token műveletekhez, pályakezeléshez és sprite-kiszolgáláshoz kapcsolódnak.</w:t>
+        <w:t xml:space="preserve">Jelenleg összesen 17 HTTP végponttal rendelkezik, amelyek a hitelesítéshez, felhasználói adatok kezeléséhez, </w:t>
+      </w:r>
+      <w:proofErr w:type="spellStart"/>
+      <w:r>
+        <w:t>token</w:t>
+      </w:r>
+      <w:proofErr w:type="spellEnd"/>
+      <w:r>
+        <w:t xml:space="preserve"> műveletekhez, pályakezeléshez és </w:t>
+      </w:r>
+      <w:proofErr w:type="spellStart"/>
+      <w:r>
+        <w:t>sprite</w:t>
+      </w:r>
+      <w:proofErr w:type="spellEnd"/>
+      <w:r>
+        <w:t>-kiszolgáláshoz kapcsolódnak.</w:t>
       </w:r>
     </w:p>
     <w:p>
@@ -7725,8 +9128,13 @@
         <w:ind w:firstLine="720"/>
       </w:pPr>
       <w:r>
-        <w:t>Az adatkezelés modellalapú megközelítéssel történik. A rendszer SQLAlchemy</w:t>
-      </w:r>
+        <w:t xml:space="preserve">Az adatkezelés modellalapú megközelítéssel történik. A rendszer </w:t>
+      </w:r>
+      <w:proofErr w:type="spellStart"/>
+      <w:r>
+        <w:t>SQLAlchemy</w:t>
+      </w:r>
+      <w:proofErr w:type="spellEnd"/>
       <w:sdt>
         <w:sdtPr>
           <w:id w:val="-89865323"/>
@@ -7760,7 +9168,15 @@
         </w:sdtContent>
       </w:sdt>
       <w:r>
-        <w:t xml:space="preserve"> ORM modelleket használ, amelyek az adatbázis struktúráját írják le. Az adatbázis-séma változásainak követésére és konzisztens kezelésére migrációs mechanizmus szolgál, amelyet Alembic alapokon valósít meg a projekt. Ez biztosítja, hogy a fejlesztési és futtatási környezetekben az adatbázis szerkezete egységesen kezelhető maradjon.</w:t>
+        <w:t xml:space="preserve"> ORM modelleket használ, amelyek az adatbázis struktúráját írják le. Az adatbázis-séma változásainak követésére és konzisztens kezelésére migrációs mechanizmus szolgál, amelyet </w:t>
+      </w:r>
+      <w:proofErr w:type="spellStart"/>
+      <w:r>
+        <w:t>Alembic</w:t>
+      </w:r>
+      <w:proofErr w:type="spellEnd"/>
+      <w:r>
+        <w:t xml:space="preserve"> alapokon valósít meg a projekt. Ez biztosítja, hogy a fejlesztési és futtatási környezetekben az adatbázis szerkezete egységesen kezelhető maradjon.</w:t>
       </w:r>
     </w:p>
     <w:p>
@@ -7770,16 +9186,37 @@
       </w:pPr>
       <w:r>
         <w:lastRenderedPageBreak/>
-        <w:t>Üzleti logika szerint a backend két jól elkülöníthető fő területre bontható. Az egyik a pályagenerálási folyamat, amely mesterséges intelligencia támogatásával történik, és az OpenAI szolgáltatásaira épül. Ez a rész kezeli a pályák előállítását, ellenőrzését, szükség szerinti javítását, valamint a kapcsolódó erőforrások létrehozását. A másik fő terület az egyéb, hagyományos CRUD-jellegű műveletek köre, mint például a felhasználókezelés, hitelesítés, értékelések, kedvencek, tokenegyenleg és pályaállapotok kezelése.</w:t>
+        <w:t xml:space="preserve">Üzleti logika szerint a backend két jól elkülöníthető fő területre bontható. Az egyik a pályagenerálási folyamat, amely mesterséges intelligencia támogatásával történik, és az </w:t>
+      </w:r>
+      <w:proofErr w:type="spellStart"/>
+      <w:r>
+        <w:t>OpenAI</w:t>
+      </w:r>
+      <w:proofErr w:type="spellEnd"/>
+      <w:r>
+        <w:t xml:space="preserve"> szolgáltatásaira épül. Ez a rész kezeli a pályák előállítását, ellenőrzését, szükség szerinti javítását, valamint a kapcsolódó erőforrások létrehozását. A másik fő terület az egyéb, hagyományos CRUD-jellegű műveletek köre, mint például a felhasználókezelés, hitelesítés, értékelések, kedvencek, </w:t>
+      </w:r>
+      <w:proofErr w:type="spellStart"/>
+      <w:r>
+        <w:t>tokenegyenleg</w:t>
+      </w:r>
+      <w:proofErr w:type="spellEnd"/>
+      <w:r>
+        <w:t xml:space="preserve"> és pályaállapotok kezelése.</w:t>
       </w:r>
     </w:p>
     <w:p>
       <w:pPr>
         <w:pStyle w:val="Szakdolgozath2"/>
       </w:pPr>
-      <w:bookmarkStart w:id="21" w:name="_Toc226562082"/>
-      <w:r>
-        <w:t>WebSocket server</w:t>
+      <w:bookmarkStart w:id="21" w:name="_Toc226927301"/>
+      <w:proofErr w:type="spellStart"/>
+      <w:r>
+        <w:t>WebSocket</w:t>
+      </w:r>
+      <w:proofErr w:type="spellEnd"/>
+      <w:r>
+        <w:t xml:space="preserve"> server</w:t>
       </w:r>
       <w:bookmarkEnd w:id="21"/>
     </w:p>
@@ -7788,13 +9225,45 @@
         <w:pStyle w:val="Szakdolgozatbekezds"/>
       </w:pPr>
       <w:r>
-        <w:t xml:space="preserve">A websocket </w:t>
+        <w:t xml:space="preserve">A </w:t>
+      </w:r>
+      <w:proofErr w:type="spellStart"/>
+      <w:r>
+        <w:t>websocket</w:t>
+      </w:r>
+      <w:proofErr w:type="spellEnd"/>
+      <w:r>
+        <w:t xml:space="preserve"> </w:t>
       </w:r>
       <w:r>
         <w:t>server</w:t>
       </w:r>
       <w:r>
-        <w:t xml:space="preserve"> egy egyszerű, könnyűsúlyú socket szerverként van jelen a rendszerben. Nem tartalmaz összetett üzleti logikát, elsődleges feladata az események közvetítése a háttérrendszer és a kliens között. A szerver Socket.IO alapú megoldást használ, amely szobákra épülő kommunikációt tesz lehetővé. Jelenlegi állapotában 2 HTTP végponttal rendelkezik, emellett websocket eseményeken keresztül biztosít kétirányú kommunikációt.</w:t>
+        <w:t xml:space="preserve"> egy egyszerű, könnyűsúlyú </w:t>
+      </w:r>
+      <w:proofErr w:type="spellStart"/>
+      <w:r>
+        <w:t>socket</w:t>
+      </w:r>
+      <w:proofErr w:type="spellEnd"/>
+      <w:r>
+        <w:t xml:space="preserve"> szerverként van jelen a rendszerben. Nem tartalmaz összetett üzleti logikát, elsődleges feladata az események közvetítése a háttérrendszer és a kliens között. A szerver Socket.IO alapú megoldást használ, amely szobákra épülő kommunikációt tesz lehetővé. Jelenlegi állapotában 2 HTTP végponttal rendelkezik, emellett </w:t>
+      </w:r>
+      <w:proofErr w:type="spellStart"/>
+      <w:r>
+        <w:t>websocket</w:t>
+      </w:r>
+      <w:proofErr w:type="spellEnd"/>
+      <w:r>
+        <w:t xml:space="preserve"> eseményeken keresztül biztosít </w:t>
+      </w:r>
+      <w:proofErr w:type="spellStart"/>
+      <w:r>
+        <w:t>kétirányú</w:t>
+      </w:r>
+      <w:proofErr w:type="spellEnd"/>
+      <w:r>
+        <w:t xml:space="preserve"> kommunikációt.</w:t>
       </w:r>
     </w:p>
     <w:p>
@@ -7802,19 +9271,69 @@
         <w:pStyle w:val="Szakdolgozatbekezds"/>
         <w:ind w:firstLine="357"/>
       </w:pPr>
-      <w:r>
-        <w:t>Architekturális szerepe elsősorban a pályagenerálási folyamat állapotkövetésében jelenik meg. A Backend API egy HTTP üzenetküldéssel értesíti a websocket szervert az aktuális generálási eseményekről, a frontend pedig websocket kapcsolaton keresztül csatlakozik az adott generálási folyamathoz tartozó szobához, és fogadja ezeket az állapotfrissítéseket. Ennek eredményeként a websocket réteg egy köztes kommunikációs csatornaként működik, amely valós idejű visszajelzést biztosít a felhasználó számára anélkül, hogy a backend és a frontend közvetlen, folyamatos polling alapú kapcsolatot igényelne.</w:t>
+      <w:proofErr w:type="spellStart"/>
+      <w:r>
+        <w:t>Architekturális</w:t>
+      </w:r>
+      <w:proofErr w:type="spellEnd"/>
+      <w:r>
+        <w:t xml:space="preserve"> szerepe elsősorban a pályagenerálási folyamat állapotkövetésében jelenik meg. A Backend API egy HTTP üzenetküldéssel értesíti a </w:t>
+      </w:r>
+      <w:proofErr w:type="spellStart"/>
+      <w:r>
+        <w:t>websocket</w:t>
+      </w:r>
+      <w:proofErr w:type="spellEnd"/>
+      <w:r>
+        <w:t xml:space="preserve"> szervert az aktuális generálási eseményekről, a frontend pedig </w:t>
+      </w:r>
+      <w:proofErr w:type="spellStart"/>
+      <w:r>
+        <w:t>websocket</w:t>
+      </w:r>
+      <w:proofErr w:type="spellEnd"/>
+      <w:r>
+        <w:t xml:space="preserve"> kapcsolaton keresztül csatlakozik az adott generálási folyamathoz tartozó szobához, és fogadja ezeket az állapotfrissítéseket. Ennek eredményeként a </w:t>
+      </w:r>
+      <w:proofErr w:type="spellStart"/>
+      <w:r>
+        <w:t>websocket</w:t>
+      </w:r>
+      <w:proofErr w:type="spellEnd"/>
+      <w:r>
+        <w:t xml:space="preserve"> réteg egy köztes kommunikációs csatornaként működik, amely valós idejű visszajelzést biztosít a felhasználó számára anélkül, hogy a backend és a frontend közvetlen, folyamatos </w:t>
+      </w:r>
+      <w:proofErr w:type="spellStart"/>
+      <w:r>
+        <w:t>polling</w:t>
+      </w:r>
+      <w:proofErr w:type="spellEnd"/>
+      <w:r>
+        <w:t xml:space="preserve"> alapú kapcsolatot igényelne.</w:t>
       </w:r>
     </w:p>
     <w:p>
       <w:pPr>
         <w:pStyle w:val="Szakdolgozath2"/>
       </w:pPr>
-      <w:bookmarkStart w:id="22" w:name="_Toc226562083"/>
-      <w:r>
-        <w:t>File Blob storage</w:t>
+      <w:bookmarkStart w:id="22" w:name="_Toc226927302"/>
+      <w:r>
+        <w:t xml:space="preserve">File </w:t>
+      </w:r>
+      <w:proofErr w:type="spellStart"/>
+      <w:r>
+        <w:t>Blob</w:t>
+      </w:r>
+      <w:proofErr w:type="spellEnd"/>
+      <w:r>
+        <w:t xml:space="preserve"> </w:t>
+      </w:r>
+      <w:proofErr w:type="spellStart"/>
+      <w:r>
+        <w:t>storage</w:t>
       </w:r>
       <w:bookmarkEnd w:id="22"/>
+      <w:proofErr w:type="spellEnd"/>
     </w:p>
     <w:p>
       <w:pPr>
@@ -7859,13 +9378,50 @@
         <w:t xml:space="preserve"> </w:t>
       </w:r>
       <w:r>
-        <w:t>kompatibilis objektumtárolási megközelítést alkalmaz. A projekt jelenlegi formájában egy AWS-ready szimulátoros környezetet használ, amely funkcionálisan az AWS S3 jellegű tárolási modellhez illeszkedik. A megoldás általános célú, vagyis architekturálisan bármilyen típusú fájl tárolására alkalmas, nem kizárólag egyetlen médiatípus kezelésére van optimalizálva.</w:t>
+        <w:t>kompatibilis objektumtárolási megközelítést alkalmaz. A projekt jelenlegi formájában egy AWS-</w:t>
+      </w:r>
+      <w:proofErr w:type="spellStart"/>
+      <w:r>
+        <w:t>ready</w:t>
+      </w:r>
+      <w:proofErr w:type="spellEnd"/>
+      <w:r>
+        <w:t xml:space="preserve"> szimulátoros környezetet használ, amely funkcionálisan az AWS S3 jellegű tárolási modellhez illeszkedik. A megoldás általános célú, vagyis </w:t>
+      </w:r>
+      <w:proofErr w:type="spellStart"/>
+      <w:r>
+        <w:t>architekturálisan</w:t>
+      </w:r>
+      <w:proofErr w:type="spellEnd"/>
+      <w:r>
+        <w:t xml:space="preserve"> bármilyen típusú fájl tárolására alkalmas, nem kizárólag egyetlen médiatípus kezelésére van optimalizálva.</w:t>
       </w:r>
       <w:r>
         <w:t xml:space="preserve"> </w:t>
       </w:r>
       <w:r>
-        <w:t>A gyakorlatban a rendszer jelenleg főként .png képfájlokat és .json állományokat tárol. A tárolási struktúra</w:t>
+        <w:t>A gyakorlatban a rendszer jelenleg főként .</w:t>
+      </w:r>
+      <w:proofErr w:type="spellStart"/>
+      <w:r>
+        <w:t>png</w:t>
+      </w:r>
+      <w:proofErr w:type="spellEnd"/>
+      <w:r>
+        <w:t xml:space="preserve"> képfájlokat </w:t>
+      </w:r>
+      <w:proofErr w:type="gramStart"/>
+      <w:r>
+        <w:t>és .</w:t>
+      </w:r>
+      <w:proofErr w:type="spellStart"/>
+      <w:r>
+        <w:t>json</w:t>
+      </w:r>
+      <w:proofErr w:type="spellEnd"/>
+      <w:proofErr w:type="gramEnd"/>
+      <w:r>
+        <w:t xml:space="preserve"> állományokat tárol. A tárolási struktúra</w:t>
       </w:r>
       <w:r>
         <w:t xml:space="preserve"> </w:t>
@@ -7877,7 +9433,15 @@
         <w:t xml:space="preserve"> </w:t>
       </w:r>
       <w:r>
-        <w:t>Ezen belül külön almappában helyezkednek el a sprite képek, míg a pályaállományok és a generálási folyamathoz kapcsolódó JSON fájlok a pályához tartozó gyökérszinten tárolódnak.</w:t>
+        <w:t xml:space="preserve">Ezen belül külön almappában helyezkednek el a </w:t>
+      </w:r>
+      <w:proofErr w:type="spellStart"/>
+      <w:r>
+        <w:t>sprite</w:t>
+      </w:r>
+      <w:proofErr w:type="spellEnd"/>
+      <w:r>
+        <w:t xml:space="preserve"> képek, míg a pályaállományok és a generálási folyamathoz kapcsolódó JSON fájlok a pályához tartozó gyökérszinten tárolódnak.</w:t>
       </w:r>
     </w:p>
     <w:p>
@@ -7890,10 +9454,26 @@
         <w:t>A</w:t>
       </w:r>
       <w:r>
-        <w:t xml:space="preserve"> Json </w:t>
-      </w:r>
-      <w:r>
-        <w:t>állományok szerepkör szerint is elkülönülnek. Egy részük a generálási folyamat köztes eredményeit tartalmazza, például a kezdeti generált pályaváltozatot, a validációs kimeneteket vagy az egyes javítási körök eredményeit. Más részük a véglegesített pályaleírást reprezentálja, amelyet a frontend a játékmenet során betölt és feldolgoz. Emellett a rendszer diagnosztikai célból hibás generálási kimeneteket is képes külön fájlban eltárolni. Ez a struktúra architekturális szinten jól támogatja a generálási folyamat nyomon követhetőségét, a hibakezelést és a végleges pályaállapot tartós megőrzését.</w:t>
+        <w:t xml:space="preserve"> </w:t>
+      </w:r>
+      <w:proofErr w:type="spellStart"/>
+      <w:r>
+        <w:t>Json</w:t>
+      </w:r>
+      <w:proofErr w:type="spellEnd"/>
+      <w:r>
+        <w:t xml:space="preserve"> </w:t>
+      </w:r>
+      <w:r>
+        <w:t xml:space="preserve">állományok szerepkör szerint is elkülönülnek. Egy részük a generálási folyamat köztes eredményeit tartalmazza, például a kezdeti generált pályaváltozatot, a validációs kimeneteket vagy az egyes javítási körök eredményeit. Más részük a véglegesített pályaleírást reprezentálja, amelyet a frontend a játékmenet során betölt és feldolgoz. Emellett a rendszer diagnosztikai célból hibás generálási kimeneteket is képes külön fájlban eltárolni. Ez a struktúra </w:t>
+      </w:r>
+      <w:proofErr w:type="spellStart"/>
+      <w:r>
+        <w:t>architekturális</w:t>
+      </w:r>
+      <w:proofErr w:type="spellEnd"/>
+      <w:r>
+        <w:t xml:space="preserve"> szinten jól támogatja a generálási folyamat nyomon követhetőségét, a hibakezelést és a végleges pályaállapot tartós megőrzését.</w:t>
       </w:r>
     </w:p>
     <w:p>
@@ -7904,12 +9484,21 @@
           <w:bCs/>
         </w:rPr>
       </w:pPr>
+      <w:proofErr w:type="spellStart"/>
       <w:r>
         <w:rPr>
           <w:b/>
           <w:bCs/>
         </w:rPr>
-        <w:t>Json file elérés:</w:t>
+        <w:t>Json</w:t>
+      </w:r>
+      <w:proofErr w:type="spellEnd"/>
+      <w:r>
+        <w:rPr>
+          <w:b/>
+          <w:bCs/>
+        </w:rPr>
+        <w:t xml:space="preserve"> file elérés:</w:t>
       </w:r>
     </w:p>
     <w:p>
@@ -7917,8 +9506,50 @@
         <w:pStyle w:val="Szakdolgozatbekezds"/>
       </w:pPr>
       <w:r>
-        <w:t>{STORAGE_PUBLIC_BASE_URL}/{BUCKET_NAME}/{level_id}/{ json file }</w:t>
-      </w:r>
+        <w:t>{STORAGE_PUBLIC_BASE_</w:t>
+      </w:r>
+      <w:proofErr w:type="gramStart"/>
+      <w:r>
+        <w:t>URL}/</w:t>
+      </w:r>
+      <w:proofErr w:type="gramEnd"/>
+      <w:r>
+        <w:t>{BUCKET_</w:t>
+      </w:r>
+      <w:proofErr w:type="gramStart"/>
+      <w:r>
+        <w:t>NAME}/</w:t>
+      </w:r>
+      <w:proofErr w:type="gramEnd"/>
+      <w:r>
+        <w:t>{</w:t>
+      </w:r>
+      <w:proofErr w:type="spellStart"/>
+      <w:r>
+        <w:t>level_</w:t>
+      </w:r>
+      <w:proofErr w:type="gramStart"/>
+      <w:r>
+        <w:t>id</w:t>
+      </w:r>
+      <w:proofErr w:type="spellEnd"/>
+      <w:r>
+        <w:t xml:space="preserve">}/{ </w:t>
+      </w:r>
+      <w:proofErr w:type="spellStart"/>
+      <w:r>
+        <w:t>json</w:t>
+      </w:r>
+      <w:proofErr w:type="spellEnd"/>
+      <w:proofErr w:type="gramEnd"/>
+      <w:r>
+        <w:t xml:space="preserve"> </w:t>
+      </w:r>
+      <w:proofErr w:type="gramStart"/>
+      <w:r>
+        <w:t>file }</w:t>
+      </w:r>
+      <w:proofErr w:type="gramEnd"/>
     </w:p>
     <w:p>
       <w:pPr>
@@ -7928,12 +9559,21 @@
           <w:bCs/>
         </w:rPr>
       </w:pPr>
+      <w:proofErr w:type="spellStart"/>
       <w:r>
         <w:rPr>
           <w:b/>
           <w:bCs/>
         </w:rPr>
-        <w:t>Sprite file elérés:</w:t>
+        <w:t>Sprite</w:t>
+      </w:r>
+      <w:proofErr w:type="spellEnd"/>
+      <w:r>
+        <w:rPr>
+          <w:b/>
+          <w:bCs/>
+        </w:rPr>
+        <w:t xml:space="preserve"> file elérés:</w:t>
       </w:r>
     </w:p>
     <w:p>
@@ -7941,24 +9581,84 @@
         <w:pStyle w:val="Szakdolgozatbekezds"/>
       </w:pPr>
       <w:r>
-        <w:t>{STORAGE_PUBLIC_BASE_URL}/{BUCKET_NAME}/{level_id}/sprites/</w:t>
-      </w:r>
-      <w:r>
-        <w:t>{png file}</w:t>
+        <w:t>{STORAGE_PUBLIC_BASE_</w:t>
+      </w:r>
+      <w:proofErr w:type="gramStart"/>
+      <w:r>
+        <w:t>URL}/</w:t>
+      </w:r>
+      <w:proofErr w:type="gramEnd"/>
+      <w:r>
+        <w:t>{BUCKET_</w:t>
+      </w:r>
+      <w:proofErr w:type="gramStart"/>
+      <w:r>
+        <w:t>NAME}/</w:t>
+      </w:r>
+      <w:proofErr w:type="gramEnd"/>
+      <w:r>
+        <w:t>{</w:t>
+      </w:r>
+      <w:proofErr w:type="spellStart"/>
+      <w:r>
+        <w:t>level_</w:t>
+      </w:r>
+      <w:proofErr w:type="gramStart"/>
+      <w:r>
+        <w:t>id</w:t>
+      </w:r>
+      <w:proofErr w:type="spellEnd"/>
+      <w:r>
+        <w:t>}/</w:t>
+      </w:r>
+      <w:proofErr w:type="spellStart"/>
+      <w:proofErr w:type="gramEnd"/>
+      <w:r>
+        <w:t>sprites</w:t>
+      </w:r>
+      <w:proofErr w:type="spellEnd"/>
+      <w:proofErr w:type="gramStart"/>
+      <w:r>
+        <w:t>/</w:t>
+      </w:r>
+      <w:r>
+        <w:t>{</w:t>
+      </w:r>
+      <w:proofErr w:type="spellStart"/>
+      <w:proofErr w:type="gramEnd"/>
+      <w:r>
+        <w:t>png</w:t>
+      </w:r>
+      <w:proofErr w:type="spellEnd"/>
+      <w:r>
+        <w:t xml:space="preserve"> file}</w:t>
       </w:r>
     </w:p>
     <w:p>
       <w:pPr>
         <w:pStyle w:val="Szakdolgozath2"/>
       </w:pPr>
-      <w:bookmarkStart w:id="23" w:name="_Toc226562084"/>
+      <w:bookmarkStart w:id="23" w:name="_Toc226927303"/>
       <w:r>
         <w:t>Biztonság</w:t>
       </w:r>
       <w:r>
-        <w:t>, JWT token authentikáció</w:t>
+        <w:t xml:space="preserve">, JWT </w:t>
+      </w:r>
+      <w:proofErr w:type="spellStart"/>
+      <w:r>
+        <w:t>token</w:t>
+      </w:r>
+      <w:proofErr w:type="spellEnd"/>
+      <w:r>
+        <w:t xml:space="preserve"> </w:t>
+      </w:r>
+      <w:proofErr w:type="spellStart"/>
+      <w:r>
+        <w:t>authentikáció</w:t>
       </w:r>
       <w:bookmarkEnd w:id="23"/>
+      <w:proofErr w:type="spellEnd"/>
       <w:r>
         <w:t xml:space="preserve"> </w:t>
       </w:r>
@@ -7968,7 +9668,23 @@
         <w:pStyle w:val="Szakdolgozatbekezds"/>
       </w:pPr>
       <w:r>
-        <w:t>A felhasználók hitelesítése JSON Web Token (JWT) alapú megoldással történik, amely RS256 algoritmust alkalmazó, nyilvános és privát kulcspáron alapuló aláírással került megvalósításra. Ez biztosítja, hogy a kliensoldali alkalmazás a bejelentkezést követően biztonságos módon férjen hozzá a védett erőforrásokhoz, miközben a szerver ellenőrizni tudja a tokenek hitelességét és érvényességét.</w:t>
+        <w:t xml:space="preserve">A felhasználók hitelesítése JSON Web </w:t>
+      </w:r>
+      <w:proofErr w:type="spellStart"/>
+      <w:r>
+        <w:t>Token</w:t>
+      </w:r>
+      <w:proofErr w:type="spellEnd"/>
+      <w:r>
+        <w:t xml:space="preserve"> (JWT) alapú megoldással történik, amely RS256 algoritmust alkalmazó, nyilvános és privát kulcspáron alapuló aláírással került megvalósításra. Ez biztosítja, hogy a kliensoldali alkalmazás a bejelentkezést követően biztonságos módon férjen hozzá a védett erőforrásokhoz, miközben a szerver ellenőrizni tudja a </w:t>
+      </w:r>
+      <w:proofErr w:type="spellStart"/>
+      <w:r>
+        <w:t>tokenek</w:t>
+      </w:r>
+      <w:proofErr w:type="spellEnd"/>
+      <w:r>
+        <w:t xml:space="preserve"> hitelességét és érvényességét.</w:t>
       </w:r>
     </w:p>
     <w:p>
@@ -7977,14 +9693,150 @@
         <w:ind w:firstLine="357"/>
       </w:pPr>
       <w:r>
-        <w:t>Bejelentkezéskor a backend egy rövid élettartamú access token-t és egy hosszabb élettartamú refresh token-t ad vissza. Az access token szolgál a védett végpontok elérésére, míg a refresh token segítségével a kliens új tokenpárt kérhet anélkül, hogy a felhasználónak újra be kellene jelentkeznie. A frontend a tokeneket kliensoldalon tárolja, és minden védett API-hívásnál Bearer tokenként küldi az Authorization fejlécben. A backend minden védett kérésnél ellenőrzi a token típusát, lejáratát, valamint a benne szereplő felhasználói azonosítót. A jelenlegi működés előnye, hogy jól elkülöníti a hitelesítési réteget az üzleti logikától, és a refresh mechanizmus kényelmesebb felhasználói élményt biztosít. Architektúra szinten fontos még, hogy a refresh tokenek adatbázisban is nyilvántartásra kerülnek, így visszavonhatók, ami biztonsági szempontból kedvezőbb, mint a teljesen stateless megközelítés.</w:t>
+        <w:t xml:space="preserve">Bejelentkezéskor a backend egy rövid élettartamú </w:t>
+      </w:r>
+      <w:proofErr w:type="spellStart"/>
+      <w:r>
+        <w:t>access</w:t>
+      </w:r>
+      <w:proofErr w:type="spellEnd"/>
+      <w:r>
+        <w:t xml:space="preserve"> </w:t>
+      </w:r>
+      <w:proofErr w:type="spellStart"/>
+      <w:r>
+        <w:t>token</w:t>
+      </w:r>
+      <w:proofErr w:type="spellEnd"/>
+      <w:r>
+        <w:t xml:space="preserve">-t és egy hosszabb élettartamú </w:t>
+      </w:r>
+      <w:proofErr w:type="spellStart"/>
+      <w:r>
+        <w:t>refresh</w:t>
+      </w:r>
+      <w:proofErr w:type="spellEnd"/>
+      <w:r>
+        <w:t xml:space="preserve"> </w:t>
+      </w:r>
+      <w:proofErr w:type="spellStart"/>
+      <w:r>
+        <w:t>token</w:t>
+      </w:r>
+      <w:proofErr w:type="spellEnd"/>
+      <w:r>
+        <w:t xml:space="preserve">-t ad vissza. Az </w:t>
+      </w:r>
+      <w:proofErr w:type="spellStart"/>
+      <w:r>
+        <w:t>access</w:t>
+      </w:r>
+      <w:proofErr w:type="spellEnd"/>
+      <w:r>
+        <w:t xml:space="preserve"> </w:t>
+      </w:r>
+      <w:proofErr w:type="spellStart"/>
+      <w:r>
+        <w:t>token</w:t>
+      </w:r>
+      <w:proofErr w:type="spellEnd"/>
+      <w:r>
+        <w:t xml:space="preserve"> szolgál a védett végpontok elérésére, míg a </w:t>
+      </w:r>
+      <w:proofErr w:type="spellStart"/>
+      <w:r>
+        <w:t>refresh</w:t>
+      </w:r>
+      <w:proofErr w:type="spellEnd"/>
+      <w:r>
+        <w:t xml:space="preserve"> </w:t>
+      </w:r>
+      <w:proofErr w:type="spellStart"/>
+      <w:r>
+        <w:t>token</w:t>
+      </w:r>
+      <w:proofErr w:type="spellEnd"/>
+      <w:r>
+        <w:t xml:space="preserve"> segítségével a kliens új </w:t>
+      </w:r>
+      <w:proofErr w:type="spellStart"/>
+      <w:r>
+        <w:t>tokenpárt</w:t>
+      </w:r>
+      <w:proofErr w:type="spellEnd"/>
+      <w:r>
+        <w:t xml:space="preserve"> kérhet anélkül, hogy a felhasználónak újra be kellene jelentkeznie. A frontend a </w:t>
+      </w:r>
+      <w:proofErr w:type="spellStart"/>
+      <w:r>
+        <w:t>tokeneket</w:t>
+      </w:r>
+      <w:proofErr w:type="spellEnd"/>
+      <w:r>
+        <w:t xml:space="preserve"> kliensoldalon tárolja, és minden védett API-hívásnál </w:t>
+      </w:r>
+      <w:proofErr w:type="spellStart"/>
+      <w:r>
+        <w:t>Bearer</w:t>
+      </w:r>
+      <w:proofErr w:type="spellEnd"/>
+      <w:r>
+        <w:t xml:space="preserve"> tokenként küldi az </w:t>
+      </w:r>
+      <w:proofErr w:type="spellStart"/>
+      <w:r>
+        <w:t>Authorization</w:t>
+      </w:r>
+      <w:proofErr w:type="spellEnd"/>
+      <w:r>
+        <w:t xml:space="preserve"> fejlécben. A backend minden védett kérésnél ellenőrzi a </w:t>
+      </w:r>
+      <w:proofErr w:type="spellStart"/>
+      <w:r>
+        <w:t>token</w:t>
+      </w:r>
+      <w:proofErr w:type="spellEnd"/>
+      <w:r>
+        <w:t xml:space="preserve"> típusát, lejáratát, valamint a benne szereplő felhasználói azonosítót. A jelenlegi működés előnye, hogy jól elkülöníti a hitelesítési réteget az üzleti logikától, és a </w:t>
+      </w:r>
+      <w:proofErr w:type="spellStart"/>
+      <w:r>
+        <w:t>refresh</w:t>
+      </w:r>
+      <w:proofErr w:type="spellEnd"/>
+      <w:r>
+        <w:t xml:space="preserve"> mechanizmus kényelmesebb felhasználói élményt biztosít. Architektúra szinten fontos még, hogy a </w:t>
+      </w:r>
+      <w:proofErr w:type="spellStart"/>
+      <w:r>
+        <w:t>refresh</w:t>
+      </w:r>
+      <w:proofErr w:type="spellEnd"/>
+      <w:r>
+        <w:t xml:space="preserve"> </w:t>
+      </w:r>
+      <w:proofErr w:type="spellStart"/>
+      <w:r>
+        <w:t>tokenek</w:t>
+      </w:r>
+      <w:proofErr w:type="spellEnd"/>
+      <w:r>
+        <w:t xml:space="preserve"> adatbázisban is nyilvántartásra kerülnek, így visszavonhatók, ami biztonsági szempontból kedvezőbb, mint a teljesen </w:t>
+      </w:r>
+      <w:proofErr w:type="spellStart"/>
+      <w:r>
+        <w:t>stateless</w:t>
+      </w:r>
+      <w:proofErr w:type="spellEnd"/>
+      <w:r>
+        <w:t xml:space="preserve"> megközelítés.</w:t>
       </w:r>
     </w:p>
     <w:p>
       <w:pPr>
         <w:pStyle w:val="SzekdolgozatH1"/>
       </w:pPr>
-      <w:bookmarkStart w:id="24" w:name="_Toc226562085"/>
+      <w:bookmarkStart w:id="24" w:name="_Toc226927304"/>
       <w:r>
         <w:lastRenderedPageBreak/>
         <w:t>Pálya Generálása</w:t>
@@ -7995,7 +9847,7 @@
       <w:pPr>
         <w:pStyle w:val="Szakdolgozath2"/>
       </w:pPr>
-      <w:bookmarkStart w:id="25" w:name="_Toc226562086"/>
+      <w:bookmarkStart w:id="25" w:name="_Toc226927305"/>
       <w:r>
         <w:t>Generikus játék modellek</w:t>
       </w:r>
@@ -8006,7 +9858,15 @@
         <w:pStyle w:val="Szakdolgozatbekezds"/>
       </w:pPr>
       <w:r>
-        <w:t>A projekt kezdeti szakaszában az egyik legösszetettebb tervezési feladat annak meghatározása volt, hogy a mesterséges intelligencia milyen módon állítsa elő a szabadulószoba-pályákat. El kellett dönteni, hogy a rendszer pontosan milyen mechanizmusokat kezeljen, és milyen szinten kapjon szabadságot a generálás során. Kérdésként merült fel például, hogy az AI képes legyen-e animációk, összetett játékmechanikák vagy csak statikus leírások, feliratok és interaktív objektumok létrehozására és módosítására.</w:t>
+        <w:t xml:space="preserve">A projekt kezdeti szakaszában az egyik legösszetettebb tervezési feladat annak meghatározása volt, hogy a mesterséges intelligencia milyen módon állítsa elő a szabadulószoba-pályákat. El kellett dönteni, hogy a rendszer pontosan milyen mechanizmusokat kezeljen, és milyen szinten kapjon szabadságot a generálás során. Kérdésként merült fel például, hogy az AI képes legyen-e animációk, összetett </w:t>
+      </w:r>
+      <w:proofErr w:type="gramStart"/>
+      <w:r>
+        <w:t>játékmechanikák</w:t>
+      </w:r>
+      <w:proofErr w:type="gramEnd"/>
+      <w:r>
+        <w:t xml:space="preserve"> vagy csak statikus leírások, feliratok és interaktív objektumok létrehozására és módosítására.</w:t>
       </w:r>
     </w:p>
     <w:p>
@@ -8085,8 +9945,13 @@
         <w:t>, valamint az interneten elérhető nagyszámú</w:t>
       </w:r>
       <w:r>
-        <w:t xml:space="preserve"> játékbó</w:t>
-      </w:r>
+        <w:t xml:space="preserve"> </w:t>
+      </w:r>
+      <w:proofErr w:type="spellStart"/>
+      <w:r>
+        <w:t>játékbó</w:t>
+      </w:r>
+      <w:proofErr w:type="spellEnd"/>
       <w:sdt>
         <w:sdtPr>
           <w:id w:val="-82849941"/>
@@ -8161,16 +10026,29 @@
         <w:ind w:firstLine="720"/>
       </w:pPr>
       <w:r>
-        <w:t>Bár az ilyen összetett folyamatok egyes részletei kiemelhetők és általánosíthatók, a teljes lánc egésze már nehezen írható le egységes, újrafelhasználható absztrakcióként. A szabadulószobás játékok esetében gyakran elhangzik, hogy aki több hasonló játékkal játszott már, annak idővel „rááll az agya” ezekre a helyzetekre. Ez nem véletlen, hiszen a különböző szobák mögött rendszerint visszatérő logikai minták és interakciós elemek jelennek meg, még akkor is, ha ezek eltérő tematikus környezetbe vannak ágyazva. Ennek megfelelően a tervezés során az volt a célom, hogy ne teljes, konkrét feladványláncokat próbáljak általánosítani, hanem elemi szintű, generikus játékelemeket definiáljak. Ezek működése állandó marad, miközben megjelenésük, narratív szerepük és vizuális „csomagolásuk” változatos lehet. Ez a megközelítés lehetővé teszi, hogy a rendszer megőrizze a változatosság érzetét, miközben a generálás mögött mégis egy stabil, jól kezelhető modellrendszer áll.</w:t>
+        <w:t xml:space="preserve">Bár az ilyen összetett folyamatok egyes részletei kiemelhetők és általánosíthatók, a teljes lánc egésze már nehezen írható le egységes, </w:t>
+      </w:r>
+      <w:proofErr w:type="spellStart"/>
+      <w:r>
+        <w:t>újrafelhasználható</w:t>
+      </w:r>
+      <w:proofErr w:type="spellEnd"/>
+      <w:r>
+        <w:t xml:space="preserve"> absztrakcióként. A szabadulószobás játékok esetében gyakran elhangzik, hogy aki több hasonló játékkal játszott már, annak idővel „rááll az agya” ezekre a helyzetekre. Ez nem véletlen, hiszen a különböző szobák mögött rendszerint visszatérő logikai minták és interakciós elemek jelennek meg, még akkor is, ha ezek eltérő tematikus környezetbe vannak ágyazva. Ennek megfelelően a tervezés során az volt a célom, hogy ne teljes, konkrét feladványláncokat próbáljak általánosítani, hanem elemi szintű, generikus játékelemeket definiáljak. Ezek működése állandó marad, miközben megjelenésük, narratív szerepük és vizuális „csomagolásuk” változatos lehet. Ez a megközelítés lehetővé teszi, hogy a rendszer megőrizze a változatosság érzetét, miközben a generálás mögött mégis egy stabil, jól kezelhető modellrendszer áll.</w:t>
       </w:r>
     </w:p>
     <w:p>
       <w:pPr>
         <w:pStyle w:val="Szakdolgozath3"/>
       </w:pPr>
+      <w:proofErr w:type="spellStart"/>
       <w:r>
         <w:lastRenderedPageBreak/>
-        <w:t>Level és Wall</w:t>
+        <w:t>Level</w:t>
+      </w:r>
+      <w:proofErr w:type="spellEnd"/>
+      <w:r>
+        <w:t xml:space="preserve"> és Wall</w:t>
       </w:r>
     </w:p>
     <w:p>
@@ -8180,20 +10058,80 @@
       <w:r>
         <w:t xml:space="preserve">A pályák reprezentációjának alapja egy egyszobás modell, amely minden esetben pontosan négy falból áll. A teljes pályát a </w:t>
       </w:r>
+      <w:proofErr w:type="spellStart"/>
       <w:r>
         <w:t>Level</w:t>
       </w:r>
-      <w:r>
-        <w:t xml:space="preserve"> objektum írja le, amely cím, történet és a négy Wall elem gyűjteményét tartalmazza. Minden fal önálló azonosítóval és színnel rendelkezik, továbbá külön listákban tárolja az adott falhoz tartozó interaktív objektumokat. A falszerkezethez tartozhat kijárat (exit), felvehető tárgy (pickable), megfigyelhető tárgy (inspectable), konténer (container) és mozgatható fedőelem (movable cover). Ez a felosztás azért előnyös, mert a szoba minden fontos játékeleme egységes térbeli és logikai keretben kezelhető.</w:t>
+      <w:proofErr w:type="spellEnd"/>
+      <w:r>
+        <w:t xml:space="preserve"> objektum írja le, amely cím, történet és a négy Wall elem gyűjteményét tartalmazza. Minden fal önálló azonosítóval és színnel rendelkezik, továbbá külön listákban tárolja az adott falhoz tartozó interaktív objektumokat. A falszerkezethez tartozhat kijárat (</w:t>
+      </w:r>
+      <w:proofErr w:type="spellStart"/>
+      <w:r>
+        <w:t>exit</w:t>
+      </w:r>
+      <w:proofErr w:type="spellEnd"/>
+      <w:r>
+        <w:t>), felvehető tárgy (</w:t>
+      </w:r>
+      <w:proofErr w:type="spellStart"/>
+      <w:r>
+        <w:t>pickable</w:t>
+      </w:r>
+      <w:proofErr w:type="spellEnd"/>
+      <w:r>
+        <w:t>), megfigyelhető tárgy (</w:t>
+      </w:r>
+      <w:proofErr w:type="spellStart"/>
+      <w:r>
+        <w:t>inspectable</w:t>
+      </w:r>
+      <w:proofErr w:type="spellEnd"/>
+      <w:r>
+        <w:t>), konténer (</w:t>
+      </w:r>
+      <w:proofErr w:type="spellStart"/>
+      <w:r>
+        <w:t>container</w:t>
+      </w:r>
+      <w:proofErr w:type="spellEnd"/>
+      <w:r>
+        <w:t>) és mozgatható fedőelem (</w:t>
+      </w:r>
+      <w:proofErr w:type="spellStart"/>
+      <w:r>
+        <w:t>movable</w:t>
+      </w:r>
+      <w:proofErr w:type="spellEnd"/>
+      <w:r>
+        <w:t xml:space="preserve"> </w:t>
+      </w:r>
+      <w:proofErr w:type="spellStart"/>
+      <w:r>
+        <w:t>cover</w:t>
+      </w:r>
+      <w:proofErr w:type="spellEnd"/>
+      <w:r>
+        <w:t>). Ez a felosztás azért előnyös, mert a szoba minden fontos játékeleme egységes térbeli és logikai keretben kezelhető.</w:t>
       </w:r>
     </w:p>
     <w:p>
       <w:pPr>
         <w:pStyle w:val="Szakdolgozath3"/>
       </w:pPr>
-      <w:r>
-        <w:t>Position enum</w:t>
-      </w:r>
+      <w:proofErr w:type="spellStart"/>
+      <w:r>
+        <w:t>Position</w:t>
+      </w:r>
+      <w:proofErr w:type="spellEnd"/>
+      <w:r>
+        <w:t xml:space="preserve"> </w:t>
+      </w:r>
+      <w:proofErr w:type="spellStart"/>
+      <w:r>
+        <w:t>enum</w:t>
+      </w:r>
+      <w:proofErr w:type="spellEnd"/>
     </w:p>
     <w:p>
       <w:pPr>
@@ -8207,92 +10145,203 @@
       <w:pPr>
         <w:pStyle w:val="Szakdolgozath3"/>
       </w:pPr>
+      <w:proofErr w:type="spellStart"/>
       <w:r>
         <w:t>Exit</w:t>
       </w:r>
+      <w:proofErr w:type="spellEnd"/>
     </w:p>
     <w:p>
       <w:pPr>
         <w:pStyle w:val="Szakdolgozatbekezds"/>
       </w:pPr>
       <w:r>
-        <w:t>A legfontosabb generikus játékelemek közül a kijárat kiemelt szerepet kap. Az Exit nem pusztán dekoráció vagy egyszerű ajtó, hanem a pálya végső célja, egyben önálló logikai egység is. Saját zárral, saját leíró adatokkal és külön sprite-tal rendelkezik. A generálási szabályok szerint a kijárat mindig a végső puzzle része, vagyis csak az összes többi feladvány megoldása után válhat ténylegesen használhatóvá. Ezzel biztosítható, hogy a játékos ne tudja idő előtt lezárni a pályát.</w:t>
+        <w:t xml:space="preserve">A legfontosabb generikus játékelemek közül a kijárat kiemelt szerepet kap. Az </w:t>
+      </w:r>
+      <w:proofErr w:type="spellStart"/>
+      <w:r>
+        <w:t>Exit</w:t>
+      </w:r>
+      <w:proofErr w:type="spellEnd"/>
+      <w:r>
+        <w:t xml:space="preserve"> nem pusztán dekoráció vagy egyszerű ajtó, hanem a pálya végső célja, egyben önálló logikai egység is. Saját zárral, saját leíró adatokkal és külön </w:t>
+      </w:r>
+      <w:proofErr w:type="spellStart"/>
+      <w:r>
+        <w:t>sprite-tal</w:t>
+      </w:r>
+      <w:proofErr w:type="spellEnd"/>
+      <w:r>
+        <w:t xml:space="preserve"> rendelkezik. A generálási szabályok szerint a kijárat mindig a végső puzzle része, vagyis csak az összes többi feladvány megoldása után válhat ténylegesen használhatóvá. Ezzel biztosítható, hogy a játékos ne tudja idő előtt lezárni a pályát.</w:t>
       </w:r>
     </w:p>
     <w:p>
       <w:pPr>
         <w:pStyle w:val="Szakdolgozath3"/>
       </w:pPr>
+      <w:proofErr w:type="spellStart"/>
       <w:r>
         <w:t>Pickable</w:t>
       </w:r>
+      <w:proofErr w:type="spellEnd"/>
     </w:p>
     <w:p>
       <w:pPr>
         <w:pStyle w:val="Szakdolgozatbekezds"/>
       </w:pPr>
       <w:r>
-        <w:t xml:space="preserve">A felvehető tárgyak, vagyis a Pickable objektumok olyan elemek, amelyeket a játékos megszerezhet és jellemzően az inventory-ba helyezhet. Ezek lehetnek kulcsok, eszközök, kisebb információhordozók vagy egyéb, a továbbhaladást szolgáló elemek. A felvehető tárgyakhoz tartozik egy reusable tulajdonság is, amely meghatározza, hogy az adott elem </w:t>
+        <w:t xml:space="preserve">A felvehető tárgyak, vagyis a </w:t>
+      </w:r>
+      <w:proofErr w:type="spellStart"/>
+      <w:r>
+        <w:t>Pickable</w:t>
+      </w:r>
+      <w:proofErr w:type="spellEnd"/>
+      <w:r>
+        <w:t xml:space="preserve"> objektumok olyan elemek, amelyeket a játékos megszerezhet és jellemzően az </w:t>
+      </w:r>
+      <w:proofErr w:type="spellStart"/>
+      <w:r>
+        <w:t>inventory-ba</w:t>
+      </w:r>
+      <w:proofErr w:type="spellEnd"/>
+      <w:r>
+        <w:t xml:space="preserve"> helyezhet. Ezek lehetnek kulcsok, eszközök, kisebb információhordozók vagy egyéb, a </w:t>
+      </w:r>
+      <w:proofErr w:type="spellStart"/>
+      <w:r>
+        <w:t>továbbhaladást</w:t>
+      </w:r>
+      <w:proofErr w:type="spellEnd"/>
+      <w:r>
+        <w:t xml:space="preserve"> szolgáló elemek. A felvehető tárgyakhoz tartozik egy </w:t>
+      </w:r>
+      <w:proofErr w:type="spellStart"/>
+      <w:r>
+        <w:t>reusable</w:t>
+      </w:r>
+      <w:proofErr w:type="spellEnd"/>
+      <w:r>
+        <w:t xml:space="preserve"> tulajdonság is, amely meghatározza, hogy az adott elem </w:t>
       </w:r>
       <w:r>
         <w:lastRenderedPageBreak/>
-        <w:t>egyszer használható-e, vagy több helyzetben is szerepet kaphat. A generikus modellben ezek a tárgyak testesítik meg leginkább azokat az erőforrásokat, amelyek a puzzle-lánc későbbi pontjain aktivátorként vagy köztes eszközként funkcionálnak.</w:t>
+        <w:t xml:space="preserve">egyszer használható-e, vagy több helyzetben is szerepet kaphat. A generikus modellben ezek a tárgyak testesítik meg leginkább azokat az erőforrásokat, amelyek a puzzle-lánc későbbi pontjain </w:t>
+      </w:r>
+      <w:proofErr w:type="spellStart"/>
+      <w:r>
+        <w:t>aktivátorként</w:t>
+      </w:r>
+      <w:proofErr w:type="spellEnd"/>
+      <w:r>
+        <w:t xml:space="preserve"> vagy köztes eszközként funkcionálnak.</w:t>
       </w:r>
     </w:p>
     <w:p>
       <w:pPr>
         <w:pStyle w:val="Szakdolgozath3"/>
       </w:pPr>
+      <w:proofErr w:type="spellStart"/>
       <w:r>
         <w:t>Inspectable</w:t>
       </w:r>
+      <w:proofErr w:type="spellEnd"/>
     </w:p>
     <w:p>
       <w:pPr>
         <w:pStyle w:val="Szakdolgozatbekezds"/>
       </w:pPr>
       <w:r>
-        <w:t>A Inspectable objektumok ezzel szemben nem felvehető, helyhez kötött elemek. Elsődleges szerepük az információközlés: vizuális nyomokat, szöveges részleteket, történeti háttérelemeket vagy rejtvényhez kapcsolódó részleges adatokat hordoznak. Ilyen objektum lehet például egy falióra, festmény, felirat, jegyzet vagy más megfigyelhető elem. Ezek a tárgyak különösen fontosak a rendszerben, mert a feladványok megoldásához szükséges információk jelentős része ilyen formában jelenik meg.</w:t>
+        <w:t xml:space="preserve">A </w:t>
+      </w:r>
+      <w:proofErr w:type="spellStart"/>
+      <w:r>
+        <w:t>Inspectable</w:t>
+      </w:r>
+      <w:proofErr w:type="spellEnd"/>
+      <w:r>
+        <w:t xml:space="preserve"> objektumok ezzel szemben nem felvehető, helyhez kötött elemek. Elsődleges szerepük az információközlés: vizuális nyomokat, szöveges részleteket, történeti háttérelemeket vagy rejtvényhez kapcsolódó részleges adatokat hordoznak. Ilyen objektum lehet például egy falióra, festmény, felirat, jegyzet vagy más megfigyelhető elem. Ezek a tárgyak különösen </w:t>
+      </w:r>
+      <w:proofErr w:type="spellStart"/>
+      <w:r>
+        <w:t>fontosak</w:t>
+      </w:r>
+      <w:proofErr w:type="spellEnd"/>
+      <w:r>
+        <w:t xml:space="preserve"> a rendszerben, mert a feladványok megoldásához szükséges információk jelentős része ilyen formában jelenik meg.</w:t>
       </w:r>
     </w:p>
     <w:p>
       <w:pPr>
         <w:pStyle w:val="Szakdolgozath3"/>
       </w:pPr>
+      <w:proofErr w:type="spellStart"/>
       <w:r>
         <w:t>Container</w:t>
       </w:r>
+      <w:proofErr w:type="spellEnd"/>
     </w:p>
     <w:p>
       <w:pPr>
         <w:pStyle w:val="Szakdolgozatbekezds"/>
       </w:pPr>
       <w:r>
-        <w:t>A Container objektumok olyan tárolóelemek, amelyek egy vagy több további játékelemet rejthetnek. A konténer lehet nyitott vagy zárt, utóbbi esetben zárral is rendelkezhet. Tartalma többféle dinamikus objektumot foglalhat magában, például felvehető tárgyakat vagy további megfigyelhető elemeket. A konténer tehát egyszerre szolgálhat fizikai akadályként és információs csomópontként. Generikus szempontból különösen hasznos, mert jól modellezhetők vele azok a tipikus szabadulószobás helyzetek, amikor egy fiók, doboz, szekrény vagy széf csak egy korábbi puzzle megoldása után válik hozzáférhetővé.</w:t>
+        <w:t xml:space="preserve">A </w:t>
+      </w:r>
+      <w:proofErr w:type="spellStart"/>
+      <w:r>
+        <w:t>Container</w:t>
+      </w:r>
+      <w:proofErr w:type="spellEnd"/>
+      <w:r>
+        <w:t xml:space="preserve"> objektumok olyan tárolóelemek, amelyek egy vagy több további játékelemet rejthetnek. A konténer lehet nyitott vagy zárt, utóbbi esetben zárral is rendelkezhet. Tartalma többféle dinamikus objektumot foglalhat magában, például felvehető tárgyakat vagy további megfigyelhető elemeket. A konténer tehát egyszerre szolgálhat fizikai akadályként és információs csomópontként. Generikus szempontból különösen hasznos, mert jól modellezhetők vele azok a tipikus szabadulószobás helyzetek, amikor egy fiók, doboz, szekrény vagy széf csak egy korábbi puzzle megoldása után válik hozzáférhetővé.</w:t>
       </w:r>
     </w:p>
     <w:p>
       <w:pPr>
         <w:pStyle w:val="Szakdolgozath3"/>
       </w:pPr>
-      <w:r>
-        <w:t>Movable Cover</w:t>
-      </w:r>
+      <w:proofErr w:type="spellStart"/>
+      <w:r>
+        <w:t>Movable</w:t>
+      </w:r>
+      <w:proofErr w:type="spellEnd"/>
+      <w:r>
+        <w:t xml:space="preserve"> </w:t>
+      </w:r>
+      <w:proofErr w:type="spellStart"/>
+      <w:r>
+        <w:t>Cover</w:t>
+      </w:r>
+      <w:proofErr w:type="spellEnd"/>
     </w:p>
     <w:p>
       <w:pPr>
         <w:pStyle w:val="Szakdolgozatbekezds"/>
       </w:pPr>
       <w:r>
-        <w:t>A MovableCover, azaz mozgatható fedőelem olyan objektum, amely pontosan egy másik interaktív elemet takar el. Ez lehet például egy szőnyeg, poszter, képkeret vagy laza padlólap, amely mögött egy kulcs, egy felirat vagy akár egy teljes konténer is rejtőzhet. A mozgatható fedőelem fontos sajátossága, hogy nem egyszerű tárolóként működik, hanem egy rejtési mechanizmust valósít meg. Ez a kategória alkalmas arra, hogy a klasszikus „valami mögött van elrejtve” típusú játékhelyzeteket egységes formában reprezentálja.</w:t>
+        <w:t xml:space="preserve">A </w:t>
+      </w:r>
+      <w:proofErr w:type="spellStart"/>
+      <w:r>
+        <w:t>MovableCover</w:t>
+      </w:r>
+      <w:proofErr w:type="spellEnd"/>
+      <w:r>
+        <w:t>, azaz mozgatható fedőelem olyan objektum, amely pontosan egy másik interaktív elemet takar el. Ez lehet például egy szőnyeg, poszter, képkeret vagy laza padlólap, amely mögött egy kulcs, egy felirat vagy akár egy teljes konténer is rejtőzhet. A mozgatható fedőelem fontos sajátossága, hogy nem egyszerű tárolóként működik, hanem egy rejtési mechanizmust valósít meg. Ez a kategória alkalmas arra, hogy a klasszikus „valami mögött van elrejtve” típusú játékhelyzeteket egységes formában reprezentálja.</w:t>
       </w:r>
     </w:p>
     <w:p>
       <w:pPr>
         <w:pStyle w:val="Szakdolgozath3"/>
       </w:pPr>
-      <w:r>
-        <w:t xml:space="preserve">Lock </w:t>
+      <w:proofErr w:type="spellStart"/>
+      <w:r>
+        <w:t>Lock</w:t>
+      </w:r>
+      <w:proofErr w:type="spellEnd"/>
+      <w:r>
+        <w:t xml:space="preserve"> </w:t>
       </w:r>
     </w:p>
     <w:p>
@@ -8306,19 +10355,48 @@
         <w:t xml:space="preserve"> játék </w:t>
       </w:r>
       <w:r>
-        <w:t xml:space="preserve">elemeket a rendszer közös absztrakciókon keresztül fogja össze. Az egyik ilyen a Lock, vagyis a zár, amely különböző objektumokhoz, például konténerekhez vagy a </w:t>
+        <w:t xml:space="preserve">elemeket a rendszer közös absztrakciókon keresztül fogja össze. Az egyik ilyen a </w:t>
+      </w:r>
+      <w:proofErr w:type="spellStart"/>
+      <w:r>
+        <w:t>Lock</w:t>
+      </w:r>
+      <w:proofErr w:type="spellEnd"/>
+      <w:r>
+        <w:t xml:space="preserve">, vagyis a zár, amely különböző objektumokhoz, például konténerekhez vagy a </w:t>
       </w:r>
       <w:r>
         <w:lastRenderedPageBreak/>
-        <w:t>kijárathoz kapcsolható. A zár típusa határozza meg, hogy a hozzáférés milyen aktivátorral történik: ez lehet kulcsazonosító, csak számjegyekből álló kód, csak betűkből álló kód vagy összetett jelszó. A Lock így nem egy konkrét vizuális tárgyat, hanem egy általános hozzáférés-szabályozó mechanizmust jelent.</w:t>
+        <w:t xml:space="preserve">kijárathoz kapcsolható. A zár típusa határozza meg, hogy a hozzáférés milyen </w:t>
+      </w:r>
+      <w:proofErr w:type="spellStart"/>
+      <w:r>
+        <w:t>aktivátorral</w:t>
+      </w:r>
+      <w:proofErr w:type="spellEnd"/>
+      <w:r>
+        <w:t xml:space="preserve"> történik: ez lehet kulcsazonosító, csak számjegyekből álló kód, csak betűkből álló kód vagy összetett jelszó. A </w:t>
+      </w:r>
+      <w:proofErr w:type="spellStart"/>
+      <w:r>
+        <w:t>Lock</w:t>
+      </w:r>
+      <w:proofErr w:type="spellEnd"/>
+      <w:r>
+        <w:t xml:space="preserve"> így nem egy konkrét vizuális tárgyat, hanem egy általános hozzáférés-szabályozó mechanizmust jelent.</w:t>
       </w:r>
     </w:p>
     <w:p>
       <w:pPr>
         <w:pStyle w:val="Szakdolgozath3"/>
       </w:pPr>
-      <w:r>
-        <w:t>Inspection Data</w:t>
+      <w:proofErr w:type="spellStart"/>
+      <w:r>
+        <w:t>Inspection</w:t>
+      </w:r>
+      <w:proofErr w:type="spellEnd"/>
+      <w:r>
+        <w:t xml:space="preserve"> Data</w:t>
       </w:r>
     </w:p>
     <w:p>
@@ -8326,14 +10404,30 @@
         <w:pStyle w:val="Szakdolgozatbekezds"/>
       </w:pPr>
       <w:r>
-        <w:t>A másik központi absztrakció az InspectionData, amely gyakorlatilag minden fontos játékelemhez kapcsolódik. Két mezőt tartalmaz: egy megnevezést és egy részletesebb információs leírást. Ez az adatstruktúra azért lényeges, mert egyszerre szolgál játéklogikai és prezentációs célokat. Egyrészt ebből kap a játékos szöveges információt az objektumról, másrészt ugyanez az adat ad alapot az objektumok képi reprezentációjának generálásához is. Vagyis az InspectionData hidat képez a játékmenet, a narratíva és a vizuális megjelenítés között.</w:t>
+        <w:t xml:space="preserve">A másik központi absztrakció az </w:t>
+      </w:r>
+      <w:proofErr w:type="spellStart"/>
+      <w:r>
+        <w:t>InspectionData</w:t>
+      </w:r>
+      <w:proofErr w:type="spellEnd"/>
+      <w:r>
+        <w:t xml:space="preserve">, amely gyakorlatilag minden fontos játékelemhez kapcsolódik. Két mezőt tartalmaz: egy megnevezést és egy részletesebb információs leírást. Ez az adatstruktúra azért lényeges, mert egyszerre szolgál játéklogikai és prezentációs célokat. Egyrészt ebből kap a játékos szöveges információt az objektumról, másrészt ugyanez az adat ad alapot az objektumok képi reprezentációjának generálásához is. Vagyis az </w:t>
+      </w:r>
+      <w:proofErr w:type="spellStart"/>
+      <w:r>
+        <w:t>InspectionData</w:t>
+      </w:r>
+      <w:proofErr w:type="spellEnd"/>
+      <w:r>
+        <w:t xml:space="preserve"> hidat képez a játékmenet, a narratíva és a vizuális megjelenítés között.</w:t>
       </w:r>
     </w:p>
     <w:p>
       <w:pPr>
         <w:pStyle w:val="Szakdolgozath2"/>
       </w:pPr>
-      <w:bookmarkStart w:id="26" w:name="_Toc226562087"/>
+      <w:bookmarkStart w:id="26" w:name="_Toc226927306"/>
       <w:r>
         <w:t>Gráf alapú pálya struktúra definiálása</w:t>
       </w:r>
@@ -8352,7 +10446,23 @@
         <w:pStyle w:val="Szakdolgozatbekezds"/>
       </w:pPr>
       <w:r>
-        <w:t>A pályagenerálás egyik legfontosabb kérdése az volt, hogyan lehet a feladatok közötti kapcsolatokat úgy leírni, hogy a létrejövő szoba logikailag következetes és végigjátszható maradjon. A korai kísérletek során a modell számára gyakran csak általános utasítások kerültek megadásra, például hogy találjon ki egy vagy több egymásra épülő, változó komplexitású feladatot. Ez a megközelítés első ránézésre elegendőnek tűnt, a gyakorlatban azonban rendszeresen olyan pályák születtek, amelyek szerkezete hibás volt. Előfordult, hogy egy részfeladathoz szükséges információ fizikailag vagy logikailag elérhetetlenné vált, ezért egy puzzle megoldhatatlanná vált. Más esetekben a kijárat túl korán megnyitható volt, így a pályán elhelyezett további feladatok elvesztették funkciójukat.</w:t>
+        <w:t xml:space="preserve">A pályagenerálás egyik legfontosabb kérdése az volt, hogyan lehet a feladatok közötti kapcsolatokat úgy leírni, hogy a létrejövő szoba logikailag következetes és </w:t>
+      </w:r>
+      <w:proofErr w:type="spellStart"/>
+      <w:r>
+        <w:t>végigjátszható</w:t>
+      </w:r>
+      <w:proofErr w:type="spellEnd"/>
+      <w:r>
+        <w:t xml:space="preserve"> maradjon. A korai kísérletek során a modell számára gyakran csak általános utasítások kerültek megadásra, </w:t>
+      </w:r>
+      <w:proofErr w:type="gramStart"/>
+      <w:r>
+        <w:t>például</w:t>
+      </w:r>
+      <w:proofErr w:type="gramEnd"/>
+      <w:r>
+        <w:t xml:space="preserve"> hogy találjon ki egy vagy több egymásra épülő, változó komplexitású feladatot. Ez a megközelítés első ránézésre elegendőnek tűnt, a gyakorlatban azonban rendszeresen olyan pályák születtek, amelyek szerkezete hibás volt. Előfordult, hogy egy részfeladathoz szükséges információ fizikailag vagy logikailag elérhetetlenné vált, ezért egy puzzle megoldhatatlanná vált. Más esetekben a kijárat túl korán megnyitható volt, így a pályán elhelyezett további feladatok elvesztették funkciójukat.</w:t>
       </w:r>
     </w:p>
     <w:p>
@@ -8413,7 +10523,39 @@
         <w:pStyle w:val="Szakdolgozatbekezds"/>
       </w:pPr>
       <w:r>
-        <w:t>A kulcs fogalma a rendszerben kétféleképpen jelenhet meg. Egyrészt jelenthet konkrét, felvehető játékbeli tárgyat, amely egy zár aktivátora, vagyis egy Pickable típusú objektumként viselkedik. Másrészt tágabb értelemben kulcsnak tekinthető minden olyan végső információ is, amely közvetlenül felold egy zárat, például egy számszerű kód, betűkombináció vagy jelszó. Ennek megfelelően a kulcs nem kizárólag fizikai tárgy, hanem a puzzle eredményeként előálló, közvetlenül felhasználható megoldási elem. A gráfban ezért a kulcs inkább funkcionális szerepként értelmezhető: olyan kimenet, amely egy következő csomópont aktiválását teszi lehetővé.</w:t>
+        <w:t xml:space="preserve">A kulcs fogalma a rendszerben kétféleképpen jelenhet meg. Egyrészt jelenthet konkrét, felvehető </w:t>
+      </w:r>
+      <w:proofErr w:type="spellStart"/>
+      <w:r>
+        <w:t>játékbeli</w:t>
+      </w:r>
+      <w:proofErr w:type="spellEnd"/>
+      <w:r>
+        <w:t xml:space="preserve"> tárgyat, amely egy zár </w:t>
+      </w:r>
+      <w:proofErr w:type="spellStart"/>
+      <w:r>
+        <w:t>aktivátora</w:t>
+      </w:r>
+      <w:proofErr w:type="spellEnd"/>
+      <w:r>
+        <w:t xml:space="preserve">, vagyis egy </w:t>
+      </w:r>
+      <w:proofErr w:type="spellStart"/>
+      <w:r>
+        <w:t>Pickable</w:t>
+      </w:r>
+      <w:proofErr w:type="spellEnd"/>
+      <w:r>
+        <w:t xml:space="preserve"> típusú objektumként viselkedik. Másrészt tágabb értelemben kulcsnak tekinthető minden olyan végső információ is, amely közvetlenül felold egy </w:t>
+      </w:r>
+      <w:proofErr w:type="spellStart"/>
+      <w:r>
+        <w:t>zárat</w:t>
+      </w:r>
+      <w:proofErr w:type="spellEnd"/>
+      <w:r>
+        <w:t>, például egy számszerű kód, betűkombináció vagy jelszó. Ennek megfelelően a kulcs nem kizárólag fizikai tárgy, hanem a puzzle eredményeként előálló, közvetlenül felhasználható megoldási elem. A gráfban ezért a kulcs inkább funkcionális szerepként értelmezhető: olyan kimenet, amely egy következő csomópont aktiválását teszi lehetővé.</w:t>
       </w:r>
     </w:p>
     <w:p>
@@ -8435,7 +10577,95 @@
         <w:pStyle w:val="Szakdolgozatbekezds"/>
       </w:pPr>
       <w:r>
-        <w:t>A korábban definiált generális játékelemek, mint a Pickable, Inspectable, Container, MovableCover és Exit, ebben a modellben a gráf absztrakt csomópontjainak konkrét játékbeli megvalósításai. A részinformáció tipikusan egy Inspectable objektumhoz kapcsolódik, például egy jegyzethez, festményhez vagy órához, de megjelenhet egy konténer tartalmaként is. Egy fizikai kulcs többnyire Pickable objektum formájában létezik. Egy puzzle lezárása gyakran valamely Lock feloldásával történik, amely egy Container vagy végső esetben az Exit állapotát változtatja meg. Így a gráf magas szintű logikai szerkezete és a játékmotor konkrét objektumrendszere között közvetlen megfeleltetés hozható létre, ami jelentősen megkönnyíti a generálás és az ellenőrzés folyamatát.</w:t>
+        <w:t xml:space="preserve">A korábban definiált generális játékelemek, mint a </w:t>
+      </w:r>
+      <w:proofErr w:type="spellStart"/>
+      <w:r>
+        <w:t>Pickable</w:t>
+      </w:r>
+      <w:proofErr w:type="spellEnd"/>
+      <w:r>
+        <w:t xml:space="preserve">, </w:t>
+      </w:r>
+      <w:proofErr w:type="spellStart"/>
+      <w:r>
+        <w:t>Inspectable</w:t>
+      </w:r>
+      <w:proofErr w:type="spellEnd"/>
+      <w:r>
+        <w:t xml:space="preserve">, </w:t>
+      </w:r>
+      <w:proofErr w:type="spellStart"/>
+      <w:r>
+        <w:t>Container</w:t>
+      </w:r>
+      <w:proofErr w:type="spellEnd"/>
+      <w:r>
+        <w:t xml:space="preserve">, </w:t>
+      </w:r>
+      <w:proofErr w:type="spellStart"/>
+      <w:r>
+        <w:t>MovableCover</w:t>
+      </w:r>
+      <w:proofErr w:type="spellEnd"/>
+      <w:r>
+        <w:t xml:space="preserve"> és </w:t>
+      </w:r>
+      <w:proofErr w:type="spellStart"/>
+      <w:r>
+        <w:t>Exit</w:t>
+      </w:r>
+      <w:proofErr w:type="spellEnd"/>
+      <w:r>
+        <w:t xml:space="preserve">, ebben a modellben a gráf absztrakt csomópontjainak konkrét </w:t>
+      </w:r>
+      <w:proofErr w:type="spellStart"/>
+      <w:r>
+        <w:t>játékbeli</w:t>
+      </w:r>
+      <w:proofErr w:type="spellEnd"/>
+      <w:r>
+        <w:t xml:space="preserve"> megvalósításai. A részinformáció tipikusan egy </w:t>
+      </w:r>
+      <w:proofErr w:type="spellStart"/>
+      <w:r>
+        <w:t>Inspectable</w:t>
+      </w:r>
+      <w:proofErr w:type="spellEnd"/>
+      <w:r>
+        <w:t xml:space="preserve"> objektumhoz kapcsolódik, például egy jegyzethez, festményhez vagy órához, de megjelenhet egy konténer tartalmaként is. Egy fizikai kulcs többnyire </w:t>
+      </w:r>
+      <w:proofErr w:type="spellStart"/>
+      <w:r>
+        <w:t>Pickable</w:t>
+      </w:r>
+      <w:proofErr w:type="spellEnd"/>
+      <w:r>
+        <w:t xml:space="preserve"> objektum formájában létezik. Egy puzzle lezárása gyakran valamely </w:t>
+      </w:r>
+      <w:proofErr w:type="spellStart"/>
+      <w:r>
+        <w:t>Lock</w:t>
+      </w:r>
+      <w:proofErr w:type="spellEnd"/>
+      <w:r>
+        <w:t xml:space="preserve"> feloldásával történik, amely egy </w:t>
+      </w:r>
+      <w:proofErr w:type="spellStart"/>
+      <w:r>
+        <w:t>Container</w:t>
+      </w:r>
+      <w:proofErr w:type="spellEnd"/>
+      <w:r>
+        <w:t xml:space="preserve"> vagy végső esetben az </w:t>
+      </w:r>
+      <w:proofErr w:type="spellStart"/>
+      <w:r>
+        <w:t>Exit</w:t>
+      </w:r>
+      <w:proofErr w:type="spellEnd"/>
+      <w:r>
+        <w:t xml:space="preserve"> állapotát változtatja meg. Így a gráf magas szintű logikai szerkezete és a játékmotor konkrét objektumrendszere között közvetlen megfeleltetés hozható létre, ami jelentősen megkönnyíti a generálás és az ellenőrzés folyamatát.</w:t>
       </w:r>
     </w:p>
     <w:p>
@@ -8459,8 +10689,13 @@
       <w:r>
         <w:t xml:space="preserve">z a megközelítés </w:t>
       </w:r>
-      <w:r>
-        <w:t xml:space="preserve">biztosítja </w:t>
+      <w:proofErr w:type="gramStart"/>
+      <w:r>
+        <w:t>biztosítja</w:t>
+      </w:r>
+      <w:proofErr w:type="gramEnd"/>
+      <w:r>
+        <w:t xml:space="preserve"> </w:t>
       </w:r>
       <w:r>
         <w:t>hogy minden puzzle megoldható legyen, minden szükséges információ rendelkezésre álljon, és a kijárat valóban a teljes pálya lezárását jelentse.</w:t>
@@ -8470,7 +10705,7 @@
       <w:pPr>
         <w:pStyle w:val="Szakdolgozath2"/>
       </w:pPr>
-      <w:bookmarkStart w:id="27" w:name="_Toc226562088"/>
+      <w:bookmarkStart w:id="27" w:name="_Toc226927307"/>
       <w:r>
         <w:t>Pálya generálás folyamatai, többlépcsős generálás</w:t>
       </w:r>
@@ -8489,13 +10724,34 @@
         <w:pStyle w:val="Szakdolgozatbekezds"/>
       </w:pPr>
       <w:r>
-        <w:t>Miután sikerült az egymásra épülő feladatok koncepcióját megfelelően megértetni a nyelvi modellel, a következő jelentős probléma már nem a gráf szerkezetében, hanem az egyes puzzle-ök konkrét levezetésében jelent meg. A modell gyakran képes volt logikusan felépíteni a részinformációk láncolatát, mégis hibás zár</w:t>
+        <w:t>Miután sikerült az egymásra épülő feladatok koncepcióját megfelelően megértetni a nyelvi modellel, a következő jelentős probléma már nem a gráf szerkezetében, hanem az egyes puzzle-</w:t>
+      </w:r>
+      <w:proofErr w:type="spellStart"/>
+      <w:r>
+        <w:t>ök</w:t>
+      </w:r>
+      <w:proofErr w:type="spellEnd"/>
+      <w:r>
+        <w:t xml:space="preserve"> konkrét levezetésében jelent meg. A modell gyakran képes volt logikusan felépíteni a részinformációk láncolatát, mégis hibás zár</w:t>
       </w:r>
       <w:r>
         <w:t xml:space="preserve"> </w:t>
       </w:r>
-      <w:r>
-        <w:t>aktivátort rendelt a feladathoz. Tipikus eset volt, hogy rendelkezésre állt egy ábécé, egy nyom, amely megadta, mely betűket kell kiolvasni, valamint egy másik nyom, amely a helyes sorrendet írta le, a játékos számára így a levezetett megoldás például APPLE volt, miközben a LOCK objektum aktivátora APPLO maradt. Ezek a hibák különösen gyakran úgy jelentek meg, hogy a modell csupán egy-két karaktert tévesztett el, ezért a puzzle emberi szemmel szinte helyesnek tűnt, a rendszer szempontjából azonban mégis megoldhatatlanná vált.</w:t>
+      <w:proofErr w:type="spellStart"/>
+      <w:r>
+        <w:t>aktivátort</w:t>
+      </w:r>
+      <w:proofErr w:type="spellEnd"/>
+      <w:r>
+        <w:t xml:space="preserve"> rendelt a feladathoz. Tipikus eset volt, hogy rendelkezésre állt egy ábécé, egy nyom, amely megadta, mely betűket kell kiolvasni, valamint egy másik nyom, amely a helyes sorrendet írta le, a játékos számára így a levezetett megoldás például APPLE volt, miközben a LOCK objektum </w:t>
+      </w:r>
+      <w:proofErr w:type="spellStart"/>
+      <w:r>
+        <w:t>aktivátora</w:t>
+      </w:r>
+      <w:proofErr w:type="spellEnd"/>
+      <w:r>
+        <w:t xml:space="preserve"> APPLO maradt. Ezek a hibák különösen gyakran úgy jelentek meg, hogy a modell csupán egy-két karaktert tévesztett el, ezért a puzzle emberi szemmel szinte helyesnek tűnt, a rendszer szempontjából azonban mégis megoldhatatlanná vált.</w:t>
       </w:r>
     </w:p>
     <w:p>
@@ -8514,7 +10770,23 @@
         <w:t xml:space="preserve">ával próbálkoztam </w:t>
       </w:r>
       <w:r>
-        <w:t>meg. A prompt egyre részletesebben írta elő a puzzle-ök felépítését, a részinformációk és a végső információ kapcsolatát, valamint a zárakhoz tartozó logikai függőségeket. Egy idő után azonban nyilvánvalóvá vált, hogy nem szerkezeti, hanem verifikációs problémáról van szó: a modell ugyan elő tudott állítani egy konzisztensnek látszó feladatsort, de nem minden esetben biztosította, hogy a részfeladatokból ténylegesen pontosan az a kulcs legyen levezethető, amit a zár vár. Emiatt a pályastruktúra előállítását nem lehetett egyetlen AI-hívásra bízni.</w:t>
+        <w:t>meg. A prompt egyre részletesebben írta elő a puzzle-</w:t>
+      </w:r>
+      <w:proofErr w:type="spellStart"/>
+      <w:r>
+        <w:t>ök</w:t>
+      </w:r>
+      <w:proofErr w:type="spellEnd"/>
+      <w:r>
+        <w:t xml:space="preserve"> felépítését, a részinformációk és a végső információ kapcsolatát, valamint a </w:t>
+      </w:r>
+      <w:proofErr w:type="spellStart"/>
+      <w:r>
+        <w:t>zárakhoz</w:t>
+      </w:r>
+      <w:proofErr w:type="spellEnd"/>
+      <w:r>
+        <w:t xml:space="preserve"> tartozó logikai függőségeket. Egy idő után azonban nyilvánvalóvá vált, hogy nem szerkezeti, hanem verifikációs problémáról van szó: a modell ugyan elő tudott állítani egy konzisztensnek látszó feladatsort, de nem minden esetben biztosította, hogy a részfeladatokból ténylegesen pontosan az a kulcs legyen levezethető, amit a zár vár. Emiatt a pályastruktúra előállítását nem lehetett egyetlen AI-hívásra bízni.</w:t>
       </w:r>
     </w:p>
     <w:p>
@@ -8530,7 +10802,23 @@
         <w:pStyle w:val="Szakdolgozatbekezds"/>
       </w:pPr>
       <w:r>
-        <w:t>Ennek eredményeként a pályagenerálás többlépcsős folyamattá alakult. Az első lépésben a rendszer létrehozza a pálya kezdeti változatát. Ez a fázis a korábban bemutatott általános játékelemekre, a gráf alapú logikai szerkezetre, valamint a JSON-kimenet formai szabályaira támaszkodik. A generálás eredménye tehát egy olyan nyers pályaleírás, amely már tartalmazza a falakat, az objektumokat, a zárakat és a hozzájuk kapcsolódó információkat, de még nem tekinthető automatikusan végigjátszhatónak. A rendszer éppen ezért ezt az állapotot nem végleges pályának, hanem első tervezetnek kezeli.</w:t>
+        <w:t xml:space="preserve">Ennek eredményeként a pályagenerálás többlépcsős folyamattá alakult. Az első lépésben a rendszer létrehozza a pálya kezdeti változatát. Ez a fázis a korábban bemutatott általános játékelemekre, a gráf alapú logikai szerkezetre, valamint a JSON-kimenet formai szabályaira támaszkodik. A generálás eredménye tehát egy olyan nyers pályaleírás, amely már tartalmazza a falakat, az objektumokat, a </w:t>
+      </w:r>
+      <w:proofErr w:type="spellStart"/>
+      <w:r>
+        <w:t>zárakat</w:t>
+      </w:r>
+      <w:proofErr w:type="spellEnd"/>
+      <w:r>
+        <w:t xml:space="preserve"> és a hozzájuk kapcsolódó információkat, de még nem tekinthető automatikusan </w:t>
+      </w:r>
+      <w:proofErr w:type="spellStart"/>
+      <w:r>
+        <w:t>végigjátszhatónak</w:t>
+      </w:r>
+      <w:proofErr w:type="spellEnd"/>
+      <w:r>
+        <w:t>. A rendszer éppen ezért ezt az állapotot nem végleges pályának, hanem első tervezetnek kezeli.</w:t>
       </w:r>
     </w:p>
     <w:p>
@@ -8546,7 +10834,71 @@
         <w:pStyle w:val="Szakdolgozatbekezds"/>
       </w:pPr>
       <w:r>
-        <w:t>A második lépés a validáció. Itt egy újabb, a generálástól független AI-hívás kapja meg a teljes pálya JSON-reprezentációját, és feladata annak eldöntése, hogy a pálya determinisztikusan végigjátszható-e. A validátor nem módosítja a pályát, kizárólag elemzi azt. Ellenőrzi, hogy minden zár aktivátora egyértelműen levezethető-e a hozzá tartozó részinformációkból, hogy a KEY típusú zárak valóban létező és megszerezhető objektumokra hivatkoznak-e, hogy a kijárat csak az összes előző puzzle teljesítése után válik megoldhatóvá, valamint azt is, hogy a struktúra ne tartalmazzon többféleképpen értelmezhető, felesleges vagy félrevezető nyomokat. A validáció kimenete egy külön objektum, amely siker esetén solvable = true értéket ad vissza, hiba esetén pedig solvable = false mellett konkrét problémalistát is készít.</w:t>
+        <w:t xml:space="preserve">A második lépés a validáció. Itt egy újabb, a generálástól független AI-hívás kapja meg a teljes pálya JSON-reprezentációját, és feladata annak eldöntése, hogy a pálya determinisztikusan </w:t>
+      </w:r>
+      <w:proofErr w:type="spellStart"/>
+      <w:r>
+        <w:t>végigjátszható</w:t>
+      </w:r>
+      <w:proofErr w:type="spellEnd"/>
+      <w:r>
+        <w:t xml:space="preserve">-e. A </w:t>
+      </w:r>
+      <w:proofErr w:type="spellStart"/>
+      <w:r>
+        <w:t>validátor</w:t>
+      </w:r>
+      <w:proofErr w:type="spellEnd"/>
+      <w:r>
+        <w:t xml:space="preserve"> nem módosítja a pályát, kizárólag elemzi azt. Ellenőrzi, hogy minden zár </w:t>
+      </w:r>
+      <w:proofErr w:type="spellStart"/>
+      <w:r>
+        <w:t>aktivátora</w:t>
+      </w:r>
+      <w:proofErr w:type="spellEnd"/>
+      <w:r>
+        <w:t xml:space="preserve"> egyértelműen levezethető-e a hozzá tartozó részinformációkból, hogy a KEY típusú </w:t>
+      </w:r>
+      <w:proofErr w:type="spellStart"/>
+      <w:r>
+        <w:t>zárak</w:t>
+      </w:r>
+      <w:proofErr w:type="spellEnd"/>
+      <w:r>
+        <w:t xml:space="preserve"> valóban létező és megszerezhető objektumokra hivatkoznak-e, hogy a kijárat csak az összes előző puzzle teljesítése után válik megoldhatóvá, valamint azt is, hogy a struktúra ne tartalmazzon többféleképpen értelmezhető, felesleges vagy félrevezető nyomokat. A validáció kimenete egy külön objektum, amely siker esetén </w:t>
+      </w:r>
+      <w:proofErr w:type="spellStart"/>
+      <w:r>
+        <w:t>solvable</w:t>
+      </w:r>
+      <w:proofErr w:type="spellEnd"/>
+      <w:r>
+        <w:t xml:space="preserve"> = </w:t>
+      </w:r>
+      <w:proofErr w:type="spellStart"/>
+      <w:r>
+        <w:t>true</w:t>
+      </w:r>
+      <w:proofErr w:type="spellEnd"/>
+      <w:r>
+        <w:t xml:space="preserve"> értéket ad vissza, hiba esetén pedig </w:t>
+      </w:r>
+      <w:proofErr w:type="spellStart"/>
+      <w:r>
+        <w:t>solvable</w:t>
+      </w:r>
+      <w:proofErr w:type="spellEnd"/>
+      <w:r>
+        <w:t xml:space="preserve"> = </w:t>
+      </w:r>
+      <w:proofErr w:type="spellStart"/>
+      <w:r>
+        <w:t>false</w:t>
+      </w:r>
+      <w:proofErr w:type="spellEnd"/>
+      <w:r>
+        <w:t xml:space="preserve"> mellett konkrét problémalistát is készít.</w:t>
       </w:r>
     </w:p>
     <w:p>
@@ -8560,23 +10912,49 @@
       </w:pPr>
       <w:r>
         <w:lastRenderedPageBreak/>
-        <w:t>Hint Rendszer mint mellék termék</w:t>
-      </w:r>
+        <w:t xml:space="preserve">Hint Rendszer mint </w:t>
+      </w:r>
+      <w:proofErr w:type="gramStart"/>
+      <w:r>
+        <w:t>mellék termék</w:t>
+      </w:r>
+      <w:proofErr w:type="gramEnd"/>
     </w:p>
     <w:p>
       <w:pPr>
         <w:pStyle w:val="Szakdolgozatbekezds"/>
       </w:pPr>
       <w:r>
-        <w:t>A validáció egyik fontos mellékterméke a súgórendszer. A validátor nem csupán azt mondja meg, hogy a pálya helyes-e, hanem elkészíti az egyes puzzle-ök mechanikus levezetését is. Ez a levezetés több lépésből állhat: megmutatja, mely részinformációból milyen köztes adat következik, ezek hogyan állnak össze, és végül mi lesz a zár vagy puzzle megoldása. Ebből épül fel a hint rendszer, amely játék közben segítséget tud adni a felhasználónak. Ennek jelentősége kettős: egyrészt ellenőrzési célt szolgál a generálás során, másrészt közvetlenül felhasználható játékmechanikai funkcióként is.</w:t>
+        <w:t xml:space="preserve">A validáció egyik fontos mellékterméke a súgórendszer. A </w:t>
+      </w:r>
+      <w:proofErr w:type="spellStart"/>
+      <w:r>
+        <w:t>validátor</w:t>
+      </w:r>
+      <w:proofErr w:type="spellEnd"/>
+      <w:r>
+        <w:t xml:space="preserve"> nem csupán azt mondja meg, hogy a pálya helyes-e, hanem elkészíti az egyes puzzle-</w:t>
+      </w:r>
+      <w:proofErr w:type="spellStart"/>
+      <w:r>
+        <w:t>ök</w:t>
+      </w:r>
+      <w:proofErr w:type="spellEnd"/>
+      <w:r>
+        <w:t xml:space="preserve"> mechanikus levezetését is. Ez a levezetés több lépésből állhat: megmutatja, mely részinformációból milyen köztes adat következik, ezek hogyan állnak össze, és végül mi lesz a zár vagy puzzle megoldása. Ebből épül fel a hint rendszer, amely játék közben segítséget tud adni a felhasználónak. Ennek jelentősége kettős: egyrészt ellenőrzési célt szolgál a generálás során, másrészt közvetlenül felhasználható játékmechanikai funkcióként is.</w:t>
       </w:r>
     </w:p>
     <w:p>
       <w:pPr>
         <w:pStyle w:val="Szakdolgozath3"/>
       </w:pPr>
-      <w:r>
-        <w:t>Invalid pálya javítása</w:t>
+      <w:proofErr w:type="spellStart"/>
+      <w:r>
+        <w:t>Invalid</w:t>
+      </w:r>
+      <w:proofErr w:type="spellEnd"/>
+      <w:r>
+        <w:t xml:space="preserve"> pálya javítása</w:t>
       </w:r>
     </w:p>
     <w:p>
@@ -8584,13 +10962,50 @@
         <w:pStyle w:val="Szakdolgozatbekezds"/>
       </w:pPr>
       <w:r>
-        <w:t>Amennyiben a validátor hibát talál, a harmadik lépés a javítás. Ebben a fázisban egy újabb AI-hívás már nem a teljes pályát generálja újra, hanem a hibajegyzék alapján igyekszik a lehető legkisebb módosítással kijavítani a problémás részeket. A javító modell bemenetként megkapja az aktuális pályaállapotot és a validátor által előállított issues listát. A cél ilyenkor nem új puzzle-ök kitalálása, hanem az, hogy a hibás zár</w:t>
+        <w:t xml:space="preserve">Amennyiben a </w:t>
+      </w:r>
+      <w:proofErr w:type="spellStart"/>
+      <w:r>
+        <w:t>validátor</w:t>
+      </w:r>
+      <w:proofErr w:type="spellEnd"/>
+      <w:r>
+        <w:t xml:space="preserve"> hibát talál, a harmadik lépés a javítás. Ebben a fázisban egy újabb AI-hívás már nem a teljes pályát generálja újra, hanem a hibajegyzék alapján igyekszik a lehető legkisebb módosítással kijavítani a problémás részeket. A javító modell bemenetként megkapja az aktuális pályaállapotot és a </w:t>
+      </w:r>
+      <w:proofErr w:type="spellStart"/>
+      <w:r>
+        <w:t>validátor</w:t>
+      </w:r>
+      <w:proofErr w:type="spellEnd"/>
+      <w:r>
+        <w:t xml:space="preserve"> által előállított </w:t>
+      </w:r>
+      <w:proofErr w:type="spellStart"/>
+      <w:r>
+        <w:t>issues</w:t>
+      </w:r>
+      <w:proofErr w:type="spellEnd"/>
+      <w:r>
+        <w:t xml:space="preserve"> listát. A cél ilyenkor nem új puzzle-</w:t>
+      </w:r>
+      <w:proofErr w:type="spellStart"/>
+      <w:r>
+        <w:t>ök</w:t>
+      </w:r>
+      <w:proofErr w:type="spellEnd"/>
+      <w:r>
+        <w:t xml:space="preserve"> kitalálása, hanem az, hogy a hibás zár</w:t>
       </w:r>
       <w:r>
         <w:t xml:space="preserve"> </w:t>
       </w:r>
-      <w:r>
-        <w:t>aktivátorok, hiányzó információk, pontatlan utalások vagy strukturális inkonzisztenciák célzott korrekciója történjen meg. A javított pálya ezután ismét validációra kerül, tehát a rendszer egy iteratív validáció-javítás ciklust valósít meg.</w:t>
+      <w:proofErr w:type="spellStart"/>
+      <w:r>
+        <w:t>aktivátorok</w:t>
+      </w:r>
+      <w:proofErr w:type="spellEnd"/>
+      <w:r>
+        <w:t>, hiányzó információk, pontatlan utalások vagy strukturális inkonzisztenciák célzott korrekciója történjen meg. A javított pálya ezután ismét validációra kerül, tehát a rendszer egy iteratív validáció-javítás ciklust valósít meg.</w:t>
       </w:r>
     </w:p>
     <w:p>
@@ -8606,7 +11021,15 @@
         <w:pStyle w:val="Szakdolgozatbekezds"/>
       </w:pPr>
       <w:r>
-        <w:t>A fejlesztés során különösen érdekes tapasztalat volt, hogy a legerősebb modellek használata nem minden esetben eredményezett jobb működést. Több konfigurációban azt lehetett megfigyelni, hogy a modellek túlgondolták a javítási feladatot, és a rendszer ismétlődő javítási ciklusokba került. Emiatt szükségessé vált a költségek és a javítási körök felső korlátjának bevezetése. A jelen implementáció ezt explicit módon is tartalmazza: a rendszer legfeljebb meghatározott számú javítási kört engedélyez, amelyet a konfigurációs szinten definiált érték szab meg. Ha a pálya ennyi iteráció után sem válik végigjátszhatóvá, a folyamat leáll, és a rendszer nem próbálja tovább erőltetni a javítást, hanem hibát jelez a kliens felé.</w:t>
+        <w:t xml:space="preserve">A fejlesztés során különösen érdekes tapasztalat volt, hogy a legerősebb modellek használata nem minden esetben eredményezett jobb működést. Több konfigurációban azt lehetett megfigyelni, hogy a modellek túlgondolták a javítási feladatot, és a rendszer ismétlődő javítási ciklusokba került. Emiatt szükségessé vált a költségek és a javítási körök felső korlátjának bevezetése. A jelen implementáció ezt explicit módon is tartalmazza: a rendszer legfeljebb meghatározott számú javítási kört engedélyez, amelyet a konfigurációs szinten definiált érték szab meg. Ha a pálya ennyi iteráció után sem válik </w:t>
+      </w:r>
+      <w:proofErr w:type="spellStart"/>
+      <w:r>
+        <w:t>végigjátszhatóvá</w:t>
+      </w:r>
+      <w:proofErr w:type="spellEnd"/>
+      <w:r>
+        <w:t>, a folyamat leáll, és a rendszer nem próbálja tovább erőltetni a javítást, hanem hibát jelez a kliens felé.</w:t>
       </w:r>
     </w:p>
     <w:p>
@@ -8626,10 +11049,42 @@
         <w:t xml:space="preserve">A generálás meghiúsulásának nem kizárólag logikai oka lehet. </w:t>
       </w:r>
       <w:r>
-        <w:t>Az a tapasztalat hogy, a</w:t>
-      </w:r>
-      <w:r>
-        <w:t>hogy növekszik a pályán szereplő puzzle-ök száma és ezzel együtt a pálya komplexitása, úgy egyre gyakoribbá válnak a strukturális hibák is. Ilyenkor nemcsak az fordulhat elő, hogy a modell nem végigjátszható feladatsort generál, hanem az is, hogy az API-válasz hiányos vagy sérült JSON-t tartalmaz. Ez különösen problémás, mert ilyen esetben nem csupán a pálya hibás, hanem maga a reprezentáció sem feldolgozható. A rendszer ezért a nyers választ először formai szempontból is ellenőrzi. Ha a visszakapott szöveg nem érvényes JSON, akkor a feldolgozás megszakad, a hibás kimenet elmentésre kerül diagnosztikai célból, és a folyamat nem folytatható javítással, hiszen hiányos adatból már nem lehet megbízhatóan rekonstruálni a hiányzó puzzle-elemeket.</w:t>
+        <w:t xml:space="preserve">Az a </w:t>
+      </w:r>
+      <w:proofErr w:type="gramStart"/>
+      <w:r>
+        <w:t>tapasztalat</w:t>
+      </w:r>
+      <w:proofErr w:type="gramEnd"/>
+      <w:r>
+        <w:t xml:space="preserve"> </w:t>
+      </w:r>
+      <w:proofErr w:type="gramStart"/>
+      <w:r>
+        <w:t>hogy,</w:t>
+      </w:r>
+      <w:proofErr w:type="gramEnd"/>
+      <w:r>
+        <w:t xml:space="preserve"> a</w:t>
+      </w:r>
+      <w:r>
+        <w:t>hogy növekszik a pályán szereplő puzzle-</w:t>
+      </w:r>
+      <w:proofErr w:type="spellStart"/>
+      <w:r>
+        <w:t>ök</w:t>
+      </w:r>
+      <w:proofErr w:type="spellEnd"/>
+      <w:r>
+        <w:t xml:space="preserve"> száma és ezzel együtt a pálya komplexitása, úgy egyre gyakoribbá válnak a strukturális hibák is. Ilyenkor nemcsak az fordulhat elő, hogy a modell nem </w:t>
+      </w:r>
+      <w:proofErr w:type="spellStart"/>
+      <w:r>
+        <w:t>végigjátszható</w:t>
+      </w:r>
+      <w:proofErr w:type="spellEnd"/>
+      <w:r>
+        <w:t xml:space="preserve"> feladatsort generál, hanem az is, hogy az API-válasz hiányos vagy sérült JSON-t tartalmaz. Ez különösen problémás, mert ilyen esetben nem csupán a pálya hibás, hanem maga a reprezentáció sem feldolgozható. A rendszer ezért a nyers választ először formai szempontból is ellenőrzi. Ha a visszakapott szöveg nem érvényes JSON, akkor a feldolgozás megszakad, a hibás kimenet elmentésre kerül diagnosztikai célból, és a folyamat nem folytatható javítással, hiszen hiányos adatból már nem lehet megbízhatóan rekonstruálni a hiányzó puzzle-elemeket.</w:t>
       </w:r>
     </w:p>
     <w:p>
@@ -8645,16 +11100,29 @@
         <w:pStyle w:val="Szakdolgozatbekezds"/>
       </w:pPr>
       <w:r>
-        <w:t>A többlépcsős működés gyakorlati oka tehát az, hogy a nyelvi modell által előállított első megoldás gyakran csak látszólag helyes. A puzzle szerkezete, történeti beágyazottsága és nehézségi íve megfelelő lehet, de ettől még könnyen előfordulhat, hogy a végső zárkód egy-két karakter eltérés miatt hibás. Az ilyen hibák kézi ellenőrzés nélkül nehezen észlelhetők, automatizált validáció nélkül pedig a rendszer megbízhatatlanná válna. A külön validációs lépés ezt a problémát kezeli azzal, hogy egy második modell explicit módon végigjátssza és levezeti a pályát.</w:t>
+        <w:t xml:space="preserve">A többlépcsős működés gyakorlati oka tehát az, hogy a nyelvi modell által előállított első megoldás gyakran csak látszólag helyes. A puzzle szerkezete, történeti beágyazottsága és nehézségi íve megfelelő lehet, de ettől még könnyen előfordulhat, hogy a végső zárkód egy-két karakter eltérés miatt hibás. Az ilyen hibák kézi ellenőrzés nélkül nehezen észlelhetők, automatizált validáció nélkül pedig a rendszer megbízhatatlanná válna. A külön validációs lépés ezt a problémát kezeli azzal, hogy egy második modell explicit módon </w:t>
+      </w:r>
+      <w:proofErr w:type="spellStart"/>
+      <w:r>
+        <w:t>végigjátssza</w:t>
+      </w:r>
+      <w:proofErr w:type="spellEnd"/>
+      <w:r>
+        <w:t xml:space="preserve"> és levezeti a pályát.</w:t>
       </w:r>
     </w:p>
     <w:p>
       <w:pPr>
         <w:pStyle w:val="Szakdolgozath2"/>
       </w:pPr>
-      <w:bookmarkStart w:id="28" w:name="_Toc226562089"/>
-      <w:r>
-        <w:t>Promptolás és LLM modell választása</w:t>
+      <w:bookmarkStart w:id="28" w:name="_Toc226927308"/>
+      <w:proofErr w:type="spellStart"/>
+      <w:r>
+        <w:t>Promptolás</w:t>
+      </w:r>
+      <w:proofErr w:type="spellEnd"/>
+      <w:r>
+        <w:t xml:space="preserve"> és LLM modell választása</w:t>
       </w:r>
       <w:bookmarkEnd w:id="28"/>
     </w:p>
@@ -8686,7 +11154,15 @@
         <w:pStyle w:val="Szakdolgozath3"/>
       </w:pPr>
       <w:r>
-        <w:t>Pályát leíró pszeudo kód</w:t>
+        <w:t xml:space="preserve">Pályát leíró </w:t>
+      </w:r>
+      <w:proofErr w:type="spellStart"/>
+      <w:r>
+        <w:t>pszeudo</w:t>
+      </w:r>
+      <w:proofErr w:type="spellEnd"/>
+      <w:r>
+        <w:t xml:space="preserve"> kód</w:t>
       </w:r>
     </w:p>
     <w:p>
@@ -8694,13 +11170,29 @@
         <w:pStyle w:val="Szakdolgozatbekezds"/>
       </w:pPr>
       <w:r>
-        <w:t>A prompt_pseudo_code a legterjedelmesebb állomány</w:t>
+        <w:t xml:space="preserve">A </w:t>
+      </w:r>
+      <w:proofErr w:type="spellStart"/>
+      <w:r>
+        <w:t>prompt_pseudo_code</w:t>
+      </w:r>
+      <w:proofErr w:type="spellEnd"/>
+      <w:r>
+        <w:t xml:space="preserve"> a legterjedelmesebb állomány</w:t>
       </w:r>
       <w:r>
         <w:t xml:space="preserve"> 206 sorból áll</w:t>
       </w:r>
       <w:r>
-        <w:t>, mivel ez írja le a JSON-kimenet teljes szerkezetét, az objektumtípusokat, azok mezőit, az enumokat, valamint a pozíció- és elhelyezési szabályokat. Gyakorlatilag ez tekinthető a pálya adatszerkezeti specifikációjának.</w:t>
+        <w:t xml:space="preserve">, mivel ez írja le a JSON-kimenet teljes szerkezetét, az objektumtípusokat, azok mezőit, az </w:t>
+      </w:r>
+      <w:proofErr w:type="spellStart"/>
+      <w:r>
+        <w:t>enumokat</w:t>
+      </w:r>
+      <w:proofErr w:type="spellEnd"/>
+      <w:r>
+        <w:t>, valamint a pozíció- és elhelyezési szabályokat. Gyakorlatilag ez tekinthető a pálya adatszerkezeti specifikációjának.</w:t>
       </w:r>
     </w:p>
     <w:p>
@@ -8717,8 +11209,13 @@
         <w:pStyle w:val="Szakdolgozatbekezds"/>
       </w:pPr>
       <w:r>
-        <w:t>A prompt_principals</w:t>
-      </w:r>
+        <w:t xml:space="preserve">A </w:t>
+      </w:r>
+      <w:proofErr w:type="spellStart"/>
+      <w:r>
+        <w:t>prompt_principals</w:t>
+      </w:r>
+      <w:proofErr w:type="spellEnd"/>
       <w:r>
         <w:t>, 130 sorával</w:t>
       </w:r>
@@ -8735,7 +11232,23 @@
         <w:t>ú</w:t>
       </w:r>
       <w:r>
-        <w:t>, egyetlen kijárattal rendelkező szoba modellje, a puzzle-ök láncolata, a logikai függőségi gráf szemantikája, a lágy zárolás, a nehézségi szintezés, az információs szabályok, a zárak konzisztenciája és a kijáratra vonatkozó korlátozások.</w:t>
+        <w:t>, egyetlen kijárattal rendelkező szoba modellje, a puzzle-</w:t>
+      </w:r>
+      <w:proofErr w:type="spellStart"/>
+      <w:r>
+        <w:t>ök</w:t>
+      </w:r>
+      <w:proofErr w:type="spellEnd"/>
+      <w:r>
+        <w:t xml:space="preserve"> láncolata, a logikai függőségi gráf szemantikája, a lágy zárolás, a nehézségi szintezés, az információs szabályok, a </w:t>
+      </w:r>
+      <w:proofErr w:type="spellStart"/>
+      <w:r>
+        <w:t>zárak</w:t>
+      </w:r>
+      <w:proofErr w:type="spellEnd"/>
+      <w:r>
+        <w:t xml:space="preserve"> konzisztenciája és a kijáratra vonatkozó korlátozások.</w:t>
       </w:r>
     </w:p>
     <w:p>
@@ -8744,13 +11257,29 @@
         <w:ind w:firstLine="720"/>
       </w:pPr>
       <w:r>
-        <w:t>A prompt_graph ehhez egy konkrét,</w:t>
+        <w:t xml:space="preserve">A </w:t>
+      </w:r>
+      <w:proofErr w:type="spellStart"/>
+      <w:r>
+        <w:t>prompt_graph</w:t>
+      </w:r>
+      <w:proofErr w:type="spellEnd"/>
+      <w:r>
+        <w:t xml:space="preserve"> ehhez egy konkrét,</w:t>
       </w:r>
       <w:r>
         <w:t xml:space="preserve"> 79 soros</w:t>
       </w:r>
       <w:r>
-        <w:t xml:space="preserve"> Graphviz DOT formátumú mintát ad, amely szemléletesen mutatja meg, hogyan épül egymásra több puzzle, és miként válik a kijárat az utolsó logikai függőséggé.</w:t>
+        <w:t xml:space="preserve"> </w:t>
+      </w:r>
+      <w:proofErr w:type="spellStart"/>
+      <w:r>
+        <w:t>Graphviz</w:t>
+      </w:r>
+      <w:proofErr w:type="spellEnd"/>
+      <w:r>
+        <w:t xml:space="preserve"> DOT formátumú mintát ad, amely szemléletesen mutatja meg, hogyan épül egymásra több puzzle, és miként válik a kijárat az utolsó logikai függőséggé.</w:t>
       </w:r>
     </w:p>
     <w:p>
@@ -8766,7 +11295,23 @@
         <w:pStyle w:val="Szakdolgozatbekezds"/>
       </w:pPr>
       <w:r>
-        <w:t>A generálást támogató további promptok már specializált szerepet töltenek be. A prompt_level_examples egy rövid, 25 soros referenciaanyag, amely nem másolható példaként, hanem inspirációs mintaként szolgál a többlépcsős, rétegzett puzzle-struktúra bemutatására.</w:t>
+        <w:t xml:space="preserve">A generálást támogató további </w:t>
+      </w:r>
+      <w:proofErr w:type="spellStart"/>
+      <w:r>
+        <w:t>promptok</w:t>
+      </w:r>
+      <w:proofErr w:type="spellEnd"/>
+      <w:r>
+        <w:t xml:space="preserve"> már specializált szerepet töltenek be. A </w:t>
+      </w:r>
+      <w:proofErr w:type="spellStart"/>
+      <w:r>
+        <w:t>prompt_level_examples</w:t>
+      </w:r>
+      <w:proofErr w:type="spellEnd"/>
+      <w:r>
+        <w:t xml:space="preserve"> egy rövid, 25 soros referenciaanyag, amely nem másolható példaként, hanem inspirációs mintaként szolgál a többlépcsős, rétegzett puzzle-struktúra bemutatására.</w:t>
       </w:r>
     </w:p>
     <w:p>
@@ -8782,7 +11327,55 @@
         <w:pStyle w:val="Szakdolgozatbekezds"/>
       </w:pPr>
       <w:r>
-        <w:t>A prompt_level_validate a validátor számára készült, és szigorúan előírja, hogy a modell milyen JSON-sémában adhat vissza ítéletet a pálya végigjátszhatóságáról. Ez a prompt tartalmazza a solvable, issues és derivation mezők szerepét, a determinisztikus levezetés követelményét, valamint a játékosnak később felhasználható rövid hi</w:t>
+        <w:t xml:space="preserve">A </w:t>
+      </w:r>
+      <w:proofErr w:type="spellStart"/>
+      <w:r>
+        <w:t>prompt_level_validate</w:t>
+      </w:r>
+      <w:proofErr w:type="spellEnd"/>
+      <w:r>
+        <w:t xml:space="preserve"> a </w:t>
+      </w:r>
+      <w:proofErr w:type="spellStart"/>
+      <w:r>
+        <w:t>validátor</w:t>
+      </w:r>
+      <w:proofErr w:type="spellEnd"/>
+      <w:r>
+        <w:t xml:space="preserve"> számára készült, és szigorúan előírja, hogy a modell milyen JSON-sémában adhat vissza ítéletet a pálya </w:t>
+      </w:r>
+      <w:proofErr w:type="spellStart"/>
+      <w:r>
+        <w:t>végigjátszhatóságáról</w:t>
+      </w:r>
+      <w:proofErr w:type="spellEnd"/>
+      <w:r>
+        <w:t xml:space="preserve">. Ez a prompt tartalmazza a </w:t>
+      </w:r>
+      <w:proofErr w:type="spellStart"/>
+      <w:r>
+        <w:t>solvable</w:t>
+      </w:r>
+      <w:proofErr w:type="spellEnd"/>
+      <w:r>
+        <w:t xml:space="preserve">, </w:t>
+      </w:r>
+      <w:proofErr w:type="spellStart"/>
+      <w:r>
+        <w:t>issues</w:t>
+      </w:r>
+      <w:proofErr w:type="spellEnd"/>
+      <w:r>
+        <w:t xml:space="preserve"> és </w:t>
+      </w:r>
+      <w:proofErr w:type="spellStart"/>
+      <w:r>
+        <w:t>derivation</w:t>
+      </w:r>
+      <w:proofErr w:type="spellEnd"/>
+      <w:r>
+        <w:t xml:space="preserve"> mezők szerepét, a determinisztikus levezetés követelményét, valamint a játékosnak később felhasználható rövid hi</w:t>
       </w:r>
       <w:r>
         <w:t>n</w:t>
@@ -8797,7 +11390,23 @@
         <w:ind w:firstLine="720"/>
       </w:pPr>
       <w:r>
-        <w:t>A prompt_level_repair ehhez illeszkedve már javítási utasításokat tartalmaz: nem teljes újragenerálást kér, hanem a hibajelentés alapján a lehető legkisebb módosítással próbálja korrigálni az aktuális pályát.</w:t>
+        <w:t xml:space="preserve">A </w:t>
+      </w:r>
+      <w:proofErr w:type="spellStart"/>
+      <w:r>
+        <w:t>prompt_level_repair</w:t>
+      </w:r>
+      <w:proofErr w:type="spellEnd"/>
+      <w:r>
+        <w:t xml:space="preserve"> ehhez illeszkedve már javítási utasításokat tartalmaz: nem teljes </w:t>
+      </w:r>
+      <w:proofErr w:type="spellStart"/>
+      <w:r>
+        <w:t>újragenerálást</w:t>
+      </w:r>
+      <w:proofErr w:type="spellEnd"/>
+      <w:r>
+        <w:t xml:space="preserve"> kér, hanem a hibajelentés alapján a lehető legkisebb módosítással próbálja korrigálni az aktuális pályát.</w:t>
       </w:r>
     </w:p>
     <w:p>
@@ -8821,7 +11430,23 @@
         <w:pStyle w:val="Szakdolgozatbekezds"/>
       </w:pPr>
       <w:r>
-        <w:t>A promptok ilyen szétválasztása előtt több alternatív modellhasználati irány is kipróbálásra került. Az első kísérletek között szerepelt egy lokálisan futtatott Qwen 2.5 1.5B</w:t>
+        <w:t xml:space="preserve">A </w:t>
+      </w:r>
+      <w:proofErr w:type="spellStart"/>
+      <w:r>
+        <w:t>promptok</w:t>
+      </w:r>
+      <w:proofErr w:type="spellEnd"/>
+      <w:r>
+        <w:t xml:space="preserve"> ilyen szétválasztása előtt több alternatív modellhasználati irány is kipróbálásra került. Az első kísérletek között szerepelt egy lokálisan futtatott </w:t>
+      </w:r>
+      <w:proofErr w:type="spellStart"/>
+      <w:r>
+        <w:t>Qwen</w:t>
+      </w:r>
+      <w:proofErr w:type="spellEnd"/>
+      <w:r>
+        <w:t xml:space="preserve"> 2.5 1.5B</w:t>
       </w:r>
       <w:sdt>
         <w:sdtPr>
@@ -8856,8 +11481,21 @@
         </w:sdtContent>
       </w:sdt>
       <w:r>
-        <w:t xml:space="preserve"> modell, amely Hugging Face</w:t>
-      </w:r>
+        <w:t xml:space="preserve"> modell, amely </w:t>
+      </w:r>
+      <w:proofErr w:type="spellStart"/>
+      <w:r>
+        <w:t>Hugging</w:t>
+      </w:r>
+      <w:proofErr w:type="spellEnd"/>
+      <w:r>
+        <w:t xml:space="preserve"> </w:t>
+      </w:r>
+      <w:proofErr w:type="spellStart"/>
+      <w:r>
+        <w:t>Face</w:t>
+      </w:r>
+      <w:proofErr w:type="spellEnd"/>
       <w:sdt>
         <w:sdtPr>
           <w:id w:val="-100255671"/>
@@ -8895,7 +11533,15 @@
       </w:r>
       <w:r>
         <w:lastRenderedPageBreak/>
-        <w:t>gyengeséget, hanem már azt sem tudta stabilan értelmezni, hogy a pálya pontosan négy falból áll, és kizárólag egyetlen kijárattal rendelkezhet. Emiatt ezzel a modellel nem volt érdemes tovább építkezni. A következő próbálkozás a Qwen 2.5 3B modell volt, amely elméletben már alkalmasabbnak tűnt volna a feladatra, a gyakorlatban azonban hardveres korlátokba ütközött a futtatása, mivel a helyi környezet nem biztosított elegendő video</w:t>
+        <w:t xml:space="preserve">gyengeséget, hanem már azt sem tudta stabilan értelmezni, hogy a pálya pontosan négy falból áll, és kizárólag egyetlen kijárattal rendelkezhet. Emiatt ezzel a modellel nem volt érdemes tovább építkezni. A következő próbálkozás a </w:t>
+      </w:r>
+      <w:proofErr w:type="spellStart"/>
+      <w:r>
+        <w:t>Qwen</w:t>
+      </w:r>
+      <w:proofErr w:type="spellEnd"/>
+      <w:r>
+        <w:t xml:space="preserve"> 2.5 3B modell volt, amely elméletben már alkalmasabbnak tűnt volna a feladatra, a gyakorlatban azonban hardveres korlátokba ütközött a futtatása, mivel a helyi környezet nem biztosított elegendő video</w:t>
       </w:r>
       <w:r>
         <w:t xml:space="preserve"> </w:t>
@@ -8904,18 +11550,47 @@
         <w:t>memóriát</w:t>
       </w:r>
       <w:r>
-        <w:t xml:space="preserve"> (minimum 16 Gb)</w:t>
-      </w:r>
-      <w:r>
-        <w:t xml:space="preserve"> egy stabil használathoz. Ekkor két reális irány maradt: felhőalapú saját modellfuttatás vagy kész API használata. A választás végül az API-alapú megközelítésre esett, mivel ez kisebb üzemeltetési többletterhet jelentett, és nem igényelte külön inferenciaszerver, telepítési környezet és publikus szolgáltatási réteg kialakítását.</w:t>
+        <w:t xml:space="preserve"> (minimum 16 </w:t>
+      </w:r>
+      <w:proofErr w:type="spellStart"/>
+      <w:r>
+        <w:t>Gb</w:t>
+      </w:r>
+      <w:proofErr w:type="spellEnd"/>
+      <w:r>
+        <w:t>)</w:t>
+      </w:r>
+      <w:r>
+        <w:t xml:space="preserve"> egy stabil használathoz. Ekkor két reális irány maradt: felhőalapú saját modellfuttatás vagy kész API használata. A választás végül az API-alapú megközelítésre esett, mivel ez kisebb üzemeltetési </w:t>
+      </w:r>
+      <w:proofErr w:type="spellStart"/>
+      <w:r>
+        <w:t>többletterhet</w:t>
+      </w:r>
+      <w:proofErr w:type="spellEnd"/>
+      <w:r>
+        <w:t xml:space="preserve"> jelentett, és nem igényelte külön </w:t>
+      </w:r>
+      <w:proofErr w:type="spellStart"/>
+      <w:r>
+        <w:t>inferenciaszerver</w:t>
+      </w:r>
+      <w:proofErr w:type="spellEnd"/>
+      <w:r>
+        <w:t>, telepítési környezet és publikus szolgáltatási réteg kialakítását.</w:t>
       </w:r>
     </w:p>
     <w:p>
       <w:pPr>
         <w:pStyle w:val="Szakdolgozath3"/>
       </w:pPr>
-      <w:r>
-        <w:t>OpenAI &amp; gpt-5-nano</w:t>
+      <w:proofErr w:type="spellStart"/>
+      <w:r>
+        <w:t>OpenAI</w:t>
+      </w:r>
+      <w:proofErr w:type="spellEnd"/>
+      <w:r>
+        <w:t xml:space="preserve"> &amp; gpt-5-nano</w:t>
       </w:r>
     </w:p>
     <w:p>
@@ -8926,7 +11601,25 @@
         <w:t>Az API-alapú megközelítés</w:t>
       </w:r>
       <w:r>
-        <w:t>hez az OpenAI API szolgáltatását választottam.Az ok egyszerű, ők indították be az AI versenyt, és mai napig a legnagyobb cég az AI szakmában.</w:t>
+        <w:t xml:space="preserve">hez az </w:t>
+      </w:r>
+      <w:proofErr w:type="spellStart"/>
+      <w:r>
+        <w:t>OpenAI</w:t>
+      </w:r>
+      <w:proofErr w:type="spellEnd"/>
+      <w:r>
+        <w:t xml:space="preserve"> API szolgáltatását </w:t>
+      </w:r>
+      <w:proofErr w:type="spellStart"/>
+      <w:proofErr w:type="gramStart"/>
+      <w:r>
+        <w:t>választottam.Az</w:t>
+      </w:r>
+      <w:proofErr w:type="spellEnd"/>
+      <w:proofErr w:type="gramEnd"/>
+      <w:r>
+        <w:t xml:space="preserve"> ok egyszerű, ők indították be az AI versenyt, és mai napig a legnagyobb cég az AI szakmában.</w:t>
       </w:r>
       <w:r>
         <w:t xml:space="preserve"> </w:t>
@@ -8935,7 +11628,15 @@
         <w:t>A</w:t>
       </w:r>
       <w:r>
-        <w:t xml:space="preserve"> generálás kezdetben a gpt-5-nano modellel indult. Ennek egyik oka az volt, hogy a fejlesztés adott szakaszában ez számított az egyik legfrissebb és egyben legkedvezőbb költségű opciónak. Ezzel a modellel már felépíthetővé vált a pálya alapstruktúrája, azonban hamar megjelentek a minőségi korlátok. A modell sok esetben nem valódi GUID-okat, hanem emberileg értelmezhető, szöveges azonosítókat hozott létre. Ez önmagában még nem feltétlenül tette működésképtelenné a pályát, de technikai szempontból instabil megoldásnak számított. Ennél is fontosabb probléma volt, hogy a kisebb modell hajlamos volt sekélyebb logikai struktúrát létrehozni: ugyan több nyomot generált, de ezek nem mindig épültek valódi függőségi láncba, ezért előfordulhatott, hogy a játékos túl korán megtalálta a kijutáshoz szükséges elemet. A komplexebb minták megadása önmagában nem bizonyult elegendőnek.</w:t>
+        <w:t xml:space="preserve"> generálás kezdetben a gpt-5-nano modellel indult. Ennek egyik oka az volt, hogy a fejlesztés adott szakaszában ez számított az egyik legfrissebb és egyben legkedvezőbb költségű opciónak. Ezzel a modellel már felépíthetővé vált a pálya alapstruktúrája, azonban hamar megjelentek a minőségi korlátok. A modell sok esetben nem valódi GUID-</w:t>
+      </w:r>
+      <w:proofErr w:type="spellStart"/>
+      <w:r>
+        <w:t>okat</w:t>
+      </w:r>
+      <w:proofErr w:type="spellEnd"/>
+      <w:r>
+        <w:t>, hanem emberileg értelmezhető, szöveges azonosítókat hozott létre. Ez önmagában még nem feltétlenül tette működésképtelenné a pályát, de technikai szempontból instabil megoldásnak számított. Ennél is fontosabb probléma volt, hogy a kisebb modell hajlamos volt sekélyebb logikai struktúrát létrehozni: ugyan több nyomot generált, de ezek nem mindig épültek valódi függőségi láncba, ezért előfordulhatott, hogy a játékos túl korán megtalálta a kijutáshoz szükséges elemet. A komplexebb minták megadása önmagában nem bizonyult elegendőnek.</w:t>
       </w:r>
     </w:p>
     <w:p>
@@ -8951,7 +11652,23 @@
         <w:pStyle w:val="Szakdolgozatbekezds"/>
       </w:pPr>
       <w:r>
-        <w:t xml:space="preserve">A következő fontos lépést a gpt-5-mini használata jelentette. Ez már költségesebb megoldás volt, ugyanakkor több korábbi korlátot sikerült vele átlépni. A modell megbízhatóbban kezelte a puzzle-ök egymásra épülését, és jobban tudta követni a gráfalapú struktúra logikáját. Ennek ellenére a nagyobb pályakomplexitás mellett ennél a modellnél is megjelentek üzleti logikai és technikai problémák. Előbbire példa, hogy egy puzzle elvileg három külön részinformációból állt, a modell azonban három tartalmilag redundáns nyomot </w:t>
+        <w:t>A következő fontos lépést a gpt-5-mini használata jelentette. Ez már költségesebb megoldás volt, ugyanakkor több korábbi korlátot sikerült vele átlépni. A modell megbízhatóbban kezelte a puzzle-</w:t>
+      </w:r>
+      <w:proofErr w:type="spellStart"/>
+      <w:r>
+        <w:t>ök</w:t>
+      </w:r>
+      <w:proofErr w:type="spellEnd"/>
+      <w:r>
+        <w:t xml:space="preserve"> egymásra épülését, és jobban tudta követni a gráfalapú struktúra logikáját. Ennek ellenére a nagyobb pályakomplexitás mellett ennél a modellnél is megjelentek üzleti logikai és technikai problémák. Előbbire példa, hogy egy puzzle elvileg három külön részinformációból állt, a modell azonban három </w:t>
+      </w:r>
+      <w:proofErr w:type="spellStart"/>
+      <w:r>
+        <w:t>tartalmilag</w:t>
+      </w:r>
+      <w:proofErr w:type="spellEnd"/>
+      <w:r>
+        <w:t xml:space="preserve"> redundáns nyomot </w:t>
       </w:r>
       <w:r>
         <w:lastRenderedPageBreak/>
@@ -8991,16 +11708,50 @@
         <w:pStyle w:val="Szakdolgozath3"/>
       </w:pPr>
       <w:r>
-        <w:t>Generált pálya post process</w:t>
-      </w:r>
+        <w:t xml:space="preserve">Generált pálya post </w:t>
+      </w:r>
+      <w:proofErr w:type="spellStart"/>
+      <w:r>
+        <w:t>process</w:t>
+      </w:r>
+      <w:proofErr w:type="spellEnd"/>
     </w:p>
     <w:p>
       <w:pPr>
         <w:pStyle w:val="Szakdolgozatbekezds"/>
       </w:pPr>
       <w:r>
-        <w:t>Az utófeldolgozás feladata az azonosítók normalizálása. A folyamat első lépésben mély másolatot készít a teljes pályaobjektumról, hogy az eredeti generált adatstruktúrát közvetlenül ne módosítsa. Ezután bejárja az egész JSON-fát, és figyeli azokat a mezőket, amelyek azonosító jellegű adatot tartalmazhatnak. A jelenlegi implementáció három kulcsot kezel kiemelten: az id, a targetId és a dependsOn mezőket</w:t>
-      </w:r>
+        <w:t xml:space="preserve">Az utófeldolgozás feladata az azonosítók normalizálása. A folyamat első lépésben mély másolatot készít a teljes pályaobjektumról, hogy az eredeti generált adatstruktúrát közvetlenül ne módosítsa. Ezután bejárja az egész JSON-fát, és figyeli azokat a mezőket, amelyek azonosító jellegű adatot tartalmazhatnak. A jelenlegi implementáció három kulcsot kezel kiemelten: az </w:t>
+      </w:r>
+      <w:proofErr w:type="spellStart"/>
+      <w:r>
+        <w:t>id</w:t>
+      </w:r>
+      <w:proofErr w:type="spellEnd"/>
+      <w:r>
+        <w:t xml:space="preserve">, a </w:t>
+      </w:r>
+      <w:proofErr w:type="spellStart"/>
+      <w:r>
+        <w:t>targetId</w:t>
+      </w:r>
+      <w:proofErr w:type="spellEnd"/>
+      <w:r>
+        <w:t xml:space="preserve"> és a </w:t>
+      </w:r>
+      <w:proofErr w:type="spellStart"/>
+      <w:r>
+        <w:t>dependsOn</w:t>
+      </w:r>
+      <w:proofErr w:type="spellEnd"/>
+      <w:r>
+        <w:t xml:space="preserve"> </w:t>
+      </w:r>
+      <w:proofErr w:type="gramStart"/>
+      <w:r>
+        <w:t>mezőket</w:t>
+      </w:r>
+      <w:proofErr w:type="gramEnd"/>
       <w:r>
         <w:t xml:space="preserve"> ahol az előbbi a pálya struktúrához tartozik, utóbbi kettő pedig a hint rendszerhez</w:t>
       </w:r>
@@ -9014,7 +11765,23 @@
         <w:ind w:firstLine="720"/>
       </w:pPr>
       <w:r>
-        <w:t xml:space="preserve">A második lépésben a függvény újra végigmegy a struktúrán, és minden olyan stringet lecserél, amely korábban nem szabványos azonosítóként szerepelt, de bekerült a megfeleltetési táblába. Ennek azért van jelentősége, mert az AI által generált JSON-ben ugyanaz az objektumazonosító gyakran több helyen is megjelenik: nemcsak az adott objektum id mezőjében, hanem például egy zárra, célobjektumra vagy függőségi listára mutató hivatkozásban is. Az utófeldolgozás így nem csupán új azonosítókat generál, hanem gondoskodik arról is, hogy az összes kapcsolódó referencia következetesen ugyanarra az új </w:t>
+        <w:t xml:space="preserve">A második lépésben a függvény újra végigmegy a struktúrán, és minden olyan </w:t>
+      </w:r>
+      <w:proofErr w:type="spellStart"/>
+      <w:r>
+        <w:t>stringet</w:t>
+      </w:r>
+      <w:proofErr w:type="spellEnd"/>
+      <w:r>
+        <w:t xml:space="preserve"> lecserél, amely korábban nem szabványos azonosítóként szerepelt, de bekerült a megfeleltetési táblába. Ennek azért van jelentősége, mert az AI által generált JSON-ben ugyanaz az objektumazonosító gyakran több helyen is megjelenik: nemcsak az adott objektum </w:t>
+      </w:r>
+      <w:proofErr w:type="spellStart"/>
+      <w:r>
+        <w:t>id</w:t>
+      </w:r>
+      <w:proofErr w:type="spellEnd"/>
+      <w:r>
+        <w:t xml:space="preserve"> mezőjében, hanem például egy zárra, célobjektumra vagy függőségi listára mutató hivatkozásban is. Az utófeldolgozás így nem csupán új azonosítókat generál, hanem gondoskodik arról is, hogy az összes kapcsolódó referencia következetesen ugyanarra az új </w:t>
       </w:r>
       <w:r>
         <w:lastRenderedPageBreak/>
@@ -9047,17 +11814,19 @@
       <w:pPr>
         <w:pStyle w:val="SzekdolgozatH1"/>
       </w:pPr>
-      <w:bookmarkStart w:id="29" w:name="_Toc226562090"/>
+      <w:bookmarkStart w:id="29" w:name="_Toc226927309"/>
+      <w:proofErr w:type="spellStart"/>
       <w:r>
         <w:t>Sprite</w:t>
       </w:r>
       <w:bookmarkEnd w:id="29"/>
+      <w:proofErr w:type="spellEnd"/>
     </w:p>
     <w:p>
       <w:pPr>
         <w:pStyle w:val="Szakdolgozath2"/>
       </w:pPr>
-      <w:bookmarkStart w:id="30" w:name="_Toc226562091"/>
+      <w:bookmarkStart w:id="30" w:name="_Toc226927310"/>
       <w:r>
         <w:t>Probléma</w:t>
       </w:r>
@@ -9068,14 +11837,70 @@
         <w:pStyle w:val="Szakdolgozatbekezds"/>
       </w:pPr>
       <w:r>
-        <w:t>A projekt indulásakor a sprite generálás az egyik legnagyobb bizonytalansági tényező volt. Kezdetben nem volt egyértelmű, hogyan lehet a korábban definiált generális játékelemeket, például a Pickable, Inspectable, Container, MovableCover vagy Exit objektumokat olyan vizuális reprezentációvá alakítani, amely a játékban ténylegesen felhasználható. Ezt a problémát tovább nehezítette, hogy a képgeneráló modellek ekkor még jóval inkább koncepcióképek előállítására voltak alkalmasak, mintsem pontosan irányítható, interaktív játékhoz használható sprite-ok létrehozására. Különösen problémás területnek bizonyult a szöveges információk képen belüli megjelenítése, hiszen a pálya több objektuma éppen abból nyeri a jelentését, hogy valamilyen feliratot, számot vagy részletes vizuális nyomot hordoz.</w:t>
+        <w:t xml:space="preserve">A projekt indulásakor a </w:t>
+      </w:r>
+      <w:proofErr w:type="spellStart"/>
+      <w:r>
+        <w:t>sprite</w:t>
+      </w:r>
+      <w:proofErr w:type="spellEnd"/>
+      <w:r>
+        <w:t xml:space="preserve"> generálás az egyik legnagyobb bizonytalansági tényező volt. Kezdetben nem volt egyértelmű, hogyan lehet a korábban definiált generális játékelemeket, például a </w:t>
+      </w:r>
+      <w:proofErr w:type="spellStart"/>
+      <w:r>
+        <w:t>Pickable</w:t>
+      </w:r>
+      <w:proofErr w:type="spellEnd"/>
+      <w:r>
+        <w:t xml:space="preserve">, </w:t>
+      </w:r>
+      <w:proofErr w:type="spellStart"/>
+      <w:r>
+        <w:t>Inspectable</w:t>
+      </w:r>
+      <w:proofErr w:type="spellEnd"/>
+      <w:r>
+        <w:t xml:space="preserve">, </w:t>
+      </w:r>
+      <w:proofErr w:type="spellStart"/>
+      <w:r>
+        <w:t>Container</w:t>
+      </w:r>
+      <w:proofErr w:type="spellEnd"/>
+      <w:r>
+        <w:t xml:space="preserve">, </w:t>
+      </w:r>
+      <w:proofErr w:type="spellStart"/>
+      <w:r>
+        <w:t>MovableCover</w:t>
+      </w:r>
+      <w:proofErr w:type="spellEnd"/>
+      <w:r>
+        <w:t xml:space="preserve"> vagy </w:t>
+      </w:r>
+      <w:proofErr w:type="spellStart"/>
+      <w:r>
+        <w:t>Exit</w:t>
+      </w:r>
+      <w:proofErr w:type="spellEnd"/>
+      <w:r>
+        <w:t xml:space="preserve"> objektumokat olyan vizuális reprezentációvá alakítani, amely a játékban ténylegesen felhasználható. Ezt a problémát tovább nehezítette, hogy a képgeneráló modellek ekkor még jóval inkább koncepcióképek előállítására voltak alkalmasak, mintsem pontosan irányítható, interaktív játékhoz használható </w:t>
+      </w:r>
+      <w:proofErr w:type="spellStart"/>
+      <w:r>
+        <w:t>sprite</w:t>
+      </w:r>
+      <w:proofErr w:type="spellEnd"/>
+      <w:r>
+        <w:t>-ok létrehozására. Különösen problémás területnek bizonyult a szöveges információk képen belüli megjelenítése, hiszen a pálya több objektuma éppen abból nyeri a jelentését, hogy valamilyen feliratot, számot vagy részletes vizuális nyomot hordoz.</w:t>
       </w:r>
     </w:p>
     <w:p>
       <w:pPr>
         <w:pStyle w:val="Szakdolgozath2"/>
       </w:pPr>
-      <w:bookmarkStart w:id="31" w:name="_Toc226562092"/>
+      <w:bookmarkStart w:id="31" w:name="_Toc226927311"/>
       <w:r>
         <w:t>Kezdeti Prototípusok</w:t>
       </w:r>
@@ -9086,8 +11911,13 @@
         <w:pStyle w:val="Szakdolgozatbekezds"/>
       </w:pPr>
       <w:r>
-        <w:t>A kezdeti kísérletek során több képgeneráló rendszer is kipróbálásra került, például a Midjourney</w:t>
-      </w:r>
+        <w:t xml:space="preserve">A kezdeti kísérletek során több képgeneráló rendszer is kipróbálásra került, például a </w:t>
+      </w:r>
+      <w:proofErr w:type="spellStart"/>
+      <w:r>
+        <w:t>Midjourney</w:t>
+      </w:r>
+      <w:proofErr w:type="spellEnd"/>
       <w:sdt>
         <w:sdtPr>
           <w:id w:val="728344123"/>
@@ -9121,8 +11951,13 @@
         </w:sdtContent>
       </w:sdt>
       <w:r>
-        <w:t>, a LeonardoAI</w:t>
-      </w:r>
+        <w:t xml:space="preserve">, a </w:t>
+      </w:r>
+      <w:proofErr w:type="spellStart"/>
+      <w:r>
+        <w:t>LeonardoAI</w:t>
+      </w:r>
+      <w:proofErr w:type="spellEnd"/>
       <w:sdt>
         <w:sdtPr>
           <w:id w:val="-486093576"/>
@@ -9191,18 +12026,66 @@
         </w:sdtContent>
       </w:sdt>
       <w:r>
-        <w:t xml:space="preserve">. Ezek használata gyorsan rámutatott arra, hogy a képgenerálásnál a promptolás még érzékenyebb feladat, mint a szöveges pályastruktúra generálásánál. A modellek gyakran már egy-egy szó vagy jelző módosítására is jelentősen eltérő képi eredménnyel reagáltak. Emiatt a sprite-generálás nem egyszerűen technikai kiegészítő feladattá vált, hanem önálló prompttervezési problémává is. A másik alapvető nehézség az volt, hogy a generált képek jellemzően nem átlátszó hátterű, </w:t>
+        <w:t xml:space="preserve">. Ezek használata gyorsan rámutatott arra, hogy a képgenerálásnál a </w:t>
+      </w:r>
+      <w:proofErr w:type="spellStart"/>
+      <w:r>
+        <w:t>promptolás</w:t>
+      </w:r>
+      <w:proofErr w:type="spellEnd"/>
+      <w:r>
+        <w:t xml:space="preserve"> még érzékenyebb feladat, mint a szöveges pályastruktúra generálásánál. A modellek gyakran már egy-egy szó vagy jelző módosítására is jelentősen eltérő képi eredménnyel reagáltak. Emiatt a </w:t>
+      </w:r>
+      <w:proofErr w:type="spellStart"/>
+      <w:r>
+        <w:t>sprite</w:t>
+      </w:r>
+      <w:proofErr w:type="spellEnd"/>
+      <w:r>
+        <w:t xml:space="preserve">-generálás nem egyszerűen technikai kiegészítő feladattá vált, hanem önálló </w:t>
+      </w:r>
+      <w:proofErr w:type="spellStart"/>
+      <w:r>
+        <w:t>prompttervezési</w:t>
+      </w:r>
+      <w:proofErr w:type="spellEnd"/>
+      <w:r>
+        <w:t xml:space="preserve"> problémává is. A másik alapvető nehézség az volt, hogy a generált képek jellemzően nem átlátszó hátterű, </w:t>
       </w:r>
       <w:r>
         <w:lastRenderedPageBreak/>
-        <w:t>közvetlenül felhasználható sprite-okként készültek el. Ebből következően felmerült az az elképzelés is, hogy a modell egy konstans színű hátteret generáljon, majd a képből OpenCV segítségével legyen kivágva maga az objektum. Ez egy ideig reális iránynak tűnt, mivel a klasszikus sprite-felhasználás szempontjából a háttérleválasztás kulcsfontosságú probléma volt.</w:t>
+        <w:t xml:space="preserve">közvetlenül felhasználható </w:t>
+      </w:r>
+      <w:proofErr w:type="spellStart"/>
+      <w:r>
+        <w:t>sprite</w:t>
+      </w:r>
+      <w:proofErr w:type="spellEnd"/>
+      <w:r>
+        <w:t xml:space="preserve">-okként készültek el. Ebből következően felmerült az az elképzelés is, hogy a modell egy konstans színű hátteret generáljon, majd a képből </w:t>
+      </w:r>
+      <w:proofErr w:type="spellStart"/>
+      <w:r>
+        <w:t>OpenCV</w:t>
+      </w:r>
+      <w:proofErr w:type="spellEnd"/>
+      <w:r>
+        <w:t xml:space="preserve"> segítségével legyen kivágva maga az objektum. Ez egy ideig reális iránynak tűnt, mivel a klasszikus </w:t>
+      </w:r>
+      <w:proofErr w:type="spellStart"/>
+      <w:r>
+        <w:t>sprite</w:t>
+      </w:r>
+      <w:proofErr w:type="spellEnd"/>
+      <w:r>
+        <w:t>-felhasználás szempontjából a háttérleválasztás kulcsfontosságú probléma volt.</w:t>
       </w:r>
     </w:p>
     <w:p>
       <w:pPr>
         <w:pStyle w:val="Szakdolgozath2"/>
       </w:pPr>
-      <w:bookmarkStart w:id="32" w:name="_Toc226562093"/>
+      <w:bookmarkStart w:id="32" w:name="_Toc226927312"/>
       <w:r>
         <w:t>gpt-image-1</w:t>
       </w:r>
@@ -9280,16 +12163,40 @@
         <w:t xml:space="preserve"> </w:t>
       </w:r>
       <w:r>
-        <w:t>család sokkal könnyebben és pontosabban kezelte a képi promptokat, a képen megjelenő szövegek generálását is meglepően jól közelítette, és ami a legfontosabb, közvetlenül PNG formátumú, átlátszó hátterű képek előállítására is alkalmasnak bizonyult. Ez a projekt szempontjából döntő előrelépés volt, mert a sprite körbevágásának problémája jelentős részben megszűnt. A jelenlegi implementáció ugyan a generált képekből még utólag levágja a felesleges átlátszó széleket, de ez már csak finomító lépés, nem pedig a teljes háttérleválasztási probléma megoldása.</w:t>
+        <w:t xml:space="preserve">család sokkal könnyebben és pontosabban kezelte a képi </w:t>
+      </w:r>
+      <w:proofErr w:type="spellStart"/>
+      <w:r>
+        <w:t>promptokat</w:t>
+      </w:r>
+      <w:proofErr w:type="spellEnd"/>
+      <w:r>
+        <w:t xml:space="preserve">, a képen megjelenő szövegek generálását is meglepően jól közelítette, és ami a legfontosabb, közvetlenül PNG formátumú, átlátszó hátterű képek előállítására is alkalmasnak bizonyult. Ez a projekt szempontjából döntő előrelépés volt, mert a </w:t>
+      </w:r>
+      <w:proofErr w:type="spellStart"/>
+      <w:r>
+        <w:t>sprite</w:t>
+      </w:r>
+      <w:proofErr w:type="spellEnd"/>
+      <w:r>
+        <w:t xml:space="preserve"> körbevágásának problémája jelentős részben megszűnt. A jelenlegi implementáció ugyan a generált képekből még utólag levágja a felesleges átlátszó széleket, de ez már csak finomító lépés, nem pedig a teljes háttérleválasztási probléma megoldása.</w:t>
       </w:r>
     </w:p>
     <w:p>
       <w:pPr>
         <w:pStyle w:val="Szakdolgozath2"/>
       </w:pPr>
-      <w:bookmarkStart w:id="33" w:name="_Toc226562094"/>
-      <w:r>
-        <w:t>Pálya és Sprite kapcsolat</w:t>
+      <w:bookmarkStart w:id="33" w:name="_Toc226927313"/>
+      <w:r>
+        <w:t xml:space="preserve">Pálya és </w:t>
+      </w:r>
+      <w:proofErr w:type="spellStart"/>
+      <w:r>
+        <w:t>Sprite</w:t>
+      </w:r>
+      <w:proofErr w:type="spellEnd"/>
+      <w:r>
+        <w:t xml:space="preserve"> kapcsolat</w:t>
       </w:r>
       <w:bookmarkEnd w:id="33"/>
     </w:p>
@@ -9298,16 +12205,64 @@
         <w:pStyle w:val="Szakdolgozatbekezds"/>
       </w:pPr>
       <w:r>
-        <w:t>A sprite generálási folyamat a rendszerben a pálya logikai generálása után indul el. Először létrejön a végleges, validált pályastruktúra, majd ebből a rendszer kigyűjti az összes olyan objektumot, amely rendelkezik id és inspectionData mezővel. Ez a gyakorlatban azt jelenti, hogy a pályában szereplő minden releváns vizuális objektum részt vehet a sprite-generálásban. A képgenerálási folyamat tehát nem külön kézzel összeállított listából dolgozik, hanem közvetlenül a pálya JSON-reprezentációjára támaszkodik. Ez azért fontos, mert így a logikai és a vizuális réteg között közvetlen kapcsolat jön létre.</w:t>
+        <w:t xml:space="preserve">A </w:t>
+      </w:r>
+      <w:proofErr w:type="spellStart"/>
+      <w:r>
+        <w:t>sprite</w:t>
+      </w:r>
+      <w:proofErr w:type="spellEnd"/>
+      <w:r>
+        <w:t xml:space="preserve"> generálási folyamat a rendszerben a pálya logikai generálása után indul el. Először létrejön a végleges, </w:t>
+      </w:r>
+      <w:proofErr w:type="spellStart"/>
+      <w:r>
+        <w:t>validált</w:t>
+      </w:r>
+      <w:proofErr w:type="spellEnd"/>
+      <w:r>
+        <w:t xml:space="preserve"> pályastruktúra, majd ebből a rendszer kigyűjti az összes olyan objektumot, amely rendelkezik </w:t>
+      </w:r>
+      <w:proofErr w:type="spellStart"/>
+      <w:r>
+        <w:t>id</w:t>
+      </w:r>
+      <w:proofErr w:type="spellEnd"/>
+      <w:r>
+        <w:t xml:space="preserve"> és </w:t>
+      </w:r>
+      <w:proofErr w:type="spellStart"/>
+      <w:r>
+        <w:t>inspectionData</w:t>
+      </w:r>
+      <w:proofErr w:type="spellEnd"/>
+      <w:r>
+        <w:t xml:space="preserve"> mezővel. Ez a gyakorlatban azt jelenti, hogy a pályában szereplő minden releváns vizuális objektum részt vehet a </w:t>
+      </w:r>
+      <w:proofErr w:type="spellStart"/>
+      <w:r>
+        <w:t>sprite</w:t>
+      </w:r>
+      <w:proofErr w:type="spellEnd"/>
+      <w:r>
+        <w:t>-generálásban. A képgenerálási folyamat tehát nem külön kézzel összeállított listából dolgozik, hanem közvetlenül a pálya JSON-reprezentációjára támaszkodik. Ez azért fontos, mert így a logikai és a vizuális réteg között közvetlen kapcsolat jön létre.</w:t>
       </w:r>
     </w:p>
     <w:p>
       <w:pPr>
         <w:pStyle w:val="Szakdolgozath2"/>
       </w:pPr>
-      <w:bookmarkStart w:id="34" w:name="_Toc226562095"/>
-      <w:r>
-        <w:t>Statikus és dinamikus sprite elemek</w:t>
+      <w:bookmarkStart w:id="34" w:name="_Toc226927314"/>
+      <w:r>
+        <w:t xml:space="preserve">Statikus és dinamikus </w:t>
+      </w:r>
+      <w:proofErr w:type="spellStart"/>
+      <w:r>
+        <w:t>sprite</w:t>
+      </w:r>
+      <w:proofErr w:type="spellEnd"/>
+      <w:r>
+        <w:t xml:space="preserve"> elemek</w:t>
       </w:r>
       <w:bookmarkEnd w:id="34"/>
     </w:p>
@@ -9316,18 +12271,58 @@
         <w:pStyle w:val="Szakdolgozatbekezds"/>
       </w:pPr>
       <w:r>
-        <w:t xml:space="preserve">A rendszer a sprite generálást két nagy csoportra bontja. Az első csoport az általános felhasználói felülethez tartozó elemeké. Ilyen például a jegyzetfüzet ikonja, a hátizsákot reprezentáló inventory ikon, valamint a különböző kurzorállapotokhoz használt vizuális elemek, például a vizsgálatot, keresést, használatot vagy felvételt jelző ikonok. Ezek előre ismert, minden pályán azonos funkciójú elemek, ezért generálásuk egyszerűbb, rövid promptokkal történik. A második csoport a konkrét pályaobjektumokból áll. Ezeknél a </w:t>
+        <w:t xml:space="preserve">A rendszer a </w:t>
+      </w:r>
+      <w:proofErr w:type="spellStart"/>
+      <w:r>
+        <w:t>sprite</w:t>
+      </w:r>
+      <w:proofErr w:type="spellEnd"/>
+      <w:r>
+        <w:t xml:space="preserve"> generálást két nagy csoportra bontja. Az első csoport az általános felhasználói felülethez tartozó elemeké. Ilyen például a jegyzetfüzet ikonja, a hátizsákot reprezentáló </w:t>
+      </w:r>
+      <w:proofErr w:type="spellStart"/>
+      <w:r>
+        <w:t>inventory</w:t>
+      </w:r>
+      <w:proofErr w:type="spellEnd"/>
+      <w:r>
+        <w:t xml:space="preserve"> ikon, valamint a különböző kurzorállapotokhoz használt vizuális elemek, például a vizsgálatot, keresést, használatot vagy felvételt jelző ikonok. Ezek előre ismert, minden pályán azonos funkciójú elemek, ezért generálásuk egyszerűbb, rövid </w:t>
+      </w:r>
+      <w:proofErr w:type="spellStart"/>
+      <w:r>
+        <w:t>promptokkal</w:t>
+      </w:r>
+      <w:proofErr w:type="spellEnd"/>
+      <w:r>
+        <w:t xml:space="preserve"> történik. A második csoport a konkrét pályaobjektumokból áll. Ezeknél a </w:t>
       </w:r>
       <w:r>
         <w:lastRenderedPageBreak/>
-        <w:t>rendszer már a pályából származó adatokat használja fel: az objektum inspectionData.appellation mezője szolgál az objektum megnevezéseként, az inspectionData.information pedig további vizuális és tartalmi kontextust ad a képhez. A generált prompt így lényegében a választott stílusból, az objektum nevéből és a hozzá kapcsolódó leírásból áll össze.</w:t>
+        <w:t xml:space="preserve">rendszer már a pályából származó adatokat használja fel: az objektum </w:t>
+      </w:r>
+      <w:proofErr w:type="spellStart"/>
+      <w:r>
+        <w:t>inspectionData.appellation</w:t>
+      </w:r>
+      <w:proofErr w:type="spellEnd"/>
+      <w:r>
+        <w:t xml:space="preserve"> mezője szolgál az objektum megnevezéseként, az </w:t>
+      </w:r>
+      <w:proofErr w:type="spellStart"/>
+      <w:r>
+        <w:t>inspectionData.information</w:t>
+      </w:r>
+      <w:proofErr w:type="spellEnd"/>
+      <w:r>
+        <w:t xml:space="preserve"> pedig további vizuális és tartalmi kontextust ad a képhez. A generált prompt így lényegében a választott stílusból, az objektum nevéből és a hozzá kapcsolódó leírásból áll össze.</w:t>
       </w:r>
     </w:p>
     <w:p>
       <w:pPr>
         <w:pStyle w:val="Szakdolgozath2"/>
       </w:pPr>
-      <w:bookmarkStart w:id="35" w:name="_Toc226562096"/>
+      <w:bookmarkStart w:id="35" w:name="_Toc226927315"/>
       <w:r>
         <w:t>Technikai megvalósítás</w:t>
       </w:r>
@@ -9338,34 +12333,116 @@
         <w:pStyle w:val="Szakdolgozatbekezds"/>
       </w:pPr>
       <w:r>
-        <w:t>A képgenerálás technikai szempontból egy viszonylag egyszerű, de jól körülhatárolt folyamatot követ. A rendszer az OpenAI kliensen keresztül képet generál, megadja a promptot, a kívánt felbontást, a modell nevét, a minőségi szintet és a háttér átlátszóságára vonatkozó beállítást. A jelenlegi implementáció a sprite-okhoz transparent hátteret használ, és a generált képet base64 kódolt válaszként kapja vissza. Ezt dekódolás után PNG formában dolgozza fel, majd egy utólagos lépésben levágja róla a felesleges átlátszó széleket. Ezt követően a sprite a tárolóba kerül mentésre, és a rendszer rögzíti a felhasznált tokenek számát, valamint a generálás időigényét is. A folyamat tehát minden objektum esetében azonos szerkezetben zajlik: prompt összeállítása, képgenerálás, szükség szerinti utófeldolgozás, majd tárolás.</w:t>
+        <w:t xml:space="preserve">A képgenerálás technikai szempontból egy viszonylag egyszerű, de jól </w:t>
+      </w:r>
+      <w:proofErr w:type="spellStart"/>
+      <w:r>
+        <w:t>körülhatárolt</w:t>
+      </w:r>
+      <w:proofErr w:type="spellEnd"/>
+      <w:r>
+        <w:t xml:space="preserve"> folyamatot követ. A rendszer az </w:t>
+      </w:r>
+      <w:proofErr w:type="spellStart"/>
+      <w:r>
+        <w:t>OpenAI</w:t>
+      </w:r>
+      <w:proofErr w:type="spellEnd"/>
+      <w:r>
+        <w:t xml:space="preserve"> kliensen keresztül képet generál, megadja a </w:t>
+      </w:r>
+      <w:proofErr w:type="spellStart"/>
+      <w:r>
+        <w:t>promptot</w:t>
+      </w:r>
+      <w:proofErr w:type="spellEnd"/>
+      <w:r>
+        <w:t xml:space="preserve">, a kívánt felbontást, a modell nevét, a minőségi szintet és a háttér átlátszóságára vonatkozó beállítást. A jelenlegi implementáció a </w:t>
+      </w:r>
+      <w:proofErr w:type="spellStart"/>
+      <w:r>
+        <w:t>sprite</w:t>
+      </w:r>
+      <w:proofErr w:type="spellEnd"/>
+      <w:r>
+        <w:t xml:space="preserve">-okhoz </w:t>
+      </w:r>
+      <w:proofErr w:type="spellStart"/>
+      <w:r>
+        <w:t>transparent</w:t>
+      </w:r>
+      <w:proofErr w:type="spellEnd"/>
+      <w:r>
+        <w:t xml:space="preserve"> hátteret használ, és a generált képet base64 kódolt válaszként kapja vissza. Ezt dekódolás után PNG formában dolgozza fel, majd egy utólagos lépésben levágja róla a felesleges átlátszó széleket. Ezt követően a </w:t>
+      </w:r>
+      <w:proofErr w:type="spellStart"/>
+      <w:r>
+        <w:t>sprite</w:t>
+      </w:r>
+      <w:proofErr w:type="spellEnd"/>
+      <w:r>
+        <w:t xml:space="preserve"> a tárolóba kerül mentésre, és a rendszer rögzíti a felhasznált </w:t>
+      </w:r>
+      <w:proofErr w:type="spellStart"/>
+      <w:r>
+        <w:t>tokenek</w:t>
+      </w:r>
+      <w:proofErr w:type="spellEnd"/>
+      <w:r>
+        <w:t xml:space="preserve"> számát, valamint a generálás időigényét is. A folyamat tehát minden objektum esetében azonos szerkezetben zajlik: prompt összeállítása, képgenerálás, szükség szerinti utófeldolgozás, majd tárolás.</w:t>
       </w:r>
     </w:p>
     <w:p>
       <w:pPr>
         <w:pStyle w:val="Szakdolgozath2"/>
       </w:pPr>
-      <w:bookmarkStart w:id="36" w:name="_Toc226562097"/>
+      <w:bookmarkStart w:id="36" w:name="_Toc226927316"/>
+      <w:proofErr w:type="spellStart"/>
       <w:r>
         <w:t>Exit</w:t>
       </w:r>
       <w:bookmarkEnd w:id="36"/>
+      <w:proofErr w:type="spellEnd"/>
     </w:p>
     <w:p>
       <w:pPr>
         <w:pStyle w:val="Szakdolgozatbekezds"/>
       </w:pPr>
       <w:r>
-        <w:t>Külön esetet képez a kijárat megjelenítése. A rendszer itt nem pusztán egyetlen ajtóképet generál, hanem egy összetartozó ajtópárt hoz létre. Először elkészül a zárt ajtó sprite-ja, majd erre referenciaképként támaszkodva a modell egy második lépésben előállítja ugyanannak az ajtónak a nyitott változatát. Ez azért előnyös, mert így a két állapot vizuálisan következetes marad: az anyaghasználat, a színek, a mintázat, a fogantyú, a keret és a nézőpont megegyezik, csupán az ajtó állapota változik meg. Ez a megoldás jól mutatja, hogy a sprite-generálás nem kizárólag nulláról generált képekre épül, hanem képszerkesztési lépést is tartalmazhat, ha a vizuális konzisztencia ezt indokolja.</w:t>
+        <w:t xml:space="preserve">Külön esetet képez a kijárat megjelenítése. A rendszer itt nem pusztán egyetlen ajtóképet generál, hanem egy összetartozó ajtópárt hoz létre. Először elkészül a zárt ajtó </w:t>
+      </w:r>
+      <w:proofErr w:type="spellStart"/>
+      <w:r>
+        <w:t>sprite</w:t>
+      </w:r>
+      <w:proofErr w:type="spellEnd"/>
+      <w:r>
+        <w:t xml:space="preserve">-ja, majd erre referenciaképként támaszkodva a modell egy második lépésben előállítja ugyanannak az ajtónak a nyitott változatát. Ez azért előnyös, mert így a két állapot vizuálisan következetes marad: az anyaghasználat, a színek, a mintázat, a fogantyú, a keret és a nézőpont megegyezik, csupán az ajtó állapota változik meg. Ez a megoldás jól mutatja, hogy a </w:t>
+      </w:r>
+      <w:proofErr w:type="spellStart"/>
+      <w:r>
+        <w:t>sprite</w:t>
+      </w:r>
+      <w:proofErr w:type="spellEnd"/>
+      <w:r>
+        <w:t>-generálás nem kizárólag nulláról generált képekre épül, hanem képszerkesztési lépést is tartalmazhat, ha a vizuális konzisztencia ezt indokolja.</w:t>
       </w:r>
     </w:p>
     <w:p>
       <w:pPr>
         <w:pStyle w:val="Szakdolgozath2"/>
       </w:pPr>
-      <w:bookmarkStart w:id="37" w:name="_Toc226562098"/>
-      <w:r>
-        <w:t>Méretezés – sprite UI megjelenítése</w:t>
+      <w:bookmarkStart w:id="37" w:name="_Toc226927317"/>
+      <w:r>
+        <w:t xml:space="preserve">Méretezés – </w:t>
+      </w:r>
+      <w:proofErr w:type="spellStart"/>
+      <w:r>
+        <w:t>sprite</w:t>
+      </w:r>
+      <w:proofErr w:type="spellEnd"/>
+      <w:r>
+        <w:t xml:space="preserve"> UI megjelenítése</w:t>
       </w:r>
       <w:bookmarkEnd w:id="37"/>
     </w:p>
@@ -9374,11 +12451,35 @@
         <w:pStyle w:val="Szakdolgozatbekezds"/>
       </w:pPr>
       <w:r>
-        <w:t xml:space="preserve">A sprite-generálás működésének másik fontos eleme a felbontás kezelése. A pályaobjektumok a szöveges reprezentációjukban már tartalmaznak egy spriteResolution mezőt, amely megadja, hogy az adott objektum négyzetes, fekvő vagy álló orientációjú </w:t>
+        <w:t xml:space="preserve">A </w:t>
+      </w:r>
+      <w:proofErr w:type="spellStart"/>
+      <w:r>
+        <w:t>sprite</w:t>
+      </w:r>
+      <w:proofErr w:type="spellEnd"/>
+      <w:r>
+        <w:t xml:space="preserve">-generálás működésének másik fontos eleme a felbontás kezelése. A pályaobjektumok a szöveges reprezentációjukban már tartalmaznak egy </w:t>
+      </w:r>
+      <w:proofErr w:type="spellStart"/>
+      <w:r>
+        <w:t>spriteResolution</w:t>
+      </w:r>
+      <w:proofErr w:type="spellEnd"/>
+      <w:r>
+        <w:t xml:space="preserve"> mezőt, amely megadja, hogy az adott objektum négyzetes, fekvő vagy álló orientációjú </w:t>
       </w:r>
       <w:r>
         <w:lastRenderedPageBreak/>
-        <w:t>képként célszerű-e előállítani. Ennek megfelelően a generálás során a rendszer nem egyetlen rögzített mérettel dolgozik, hanem az objektum típusához és vizuális formájához igazítja a képméretet. Ez nemcsak a képgenerálás minősége miatt fontos, hanem a frontend oldali megjelenítéshez is, mivel a kliensnek tudnia kell, hogy az adott sprite milyen arányrendszerben készült, és ezt hogyan kell a játéktérben kirajzolni.</w:t>
+        <w:t xml:space="preserve">képként célszerű-e előállítani. Ennek megfelelően a generálás során a rendszer nem egyetlen rögzített mérettel dolgozik, hanem az objektum típusához és vizuális formájához igazítja a képméretet. Ez nemcsak a képgenerálás minősége miatt fontos, hanem a frontend oldali megjelenítéshez is, mivel a kliensnek tudnia kell, hogy az adott </w:t>
+      </w:r>
+      <w:proofErr w:type="spellStart"/>
+      <w:r>
+        <w:t>sprite</w:t>
+      </w:r>
+      <w:proofErr w:type="spellEnd"/>
+      <w:r>
+        <w:t xml:space="preserve"> milyen arányrendszerben készült, és ezt hogyan kell a játéktérben kirajzolni.</w:t>
       </w:r>
     </w:p>
     <w:p>
@@ -9394,9 +12495,14 @@
       <w:pPr>
         <w:pStyle w:val="Szakdolgozath2"/>
       </w:pPr>
-      <w:bookmarkStart w:id="38" w:name="_Toc226562099"/>
-      <w:r>
-        <w:t>Perspektív megjelenítés</w:t>
+      <w:bookmarkStart w:id="38" w:name="_Toc226927318"/>
+      <w:proofErr w:type="spellStart"/>
+      <w:r>
+        <w:t>Perspektív</w:t>
+      </w:r>
+      <w:proofErr w:type="spellEnd"/>
+      <w:r>
+        <w:t xml:space="preserve"> megjelenítés</w:t>
       </w:r>
       <w:bookmarkEnd w:id="38"/>
     </w:p>
@@ -9417,10 +12523,26 @@
         <w:t xml:space="preserve"> és a személyes meglátásom alapján</w:t>
       </w:r>
       <w:r>
-        <w:t xml:space="preserve"> valószínűsíthető, hogy ez a probléma ma már ugyancsak megoldható lenne ugyanazzal a képgeneráló modellel, amelyet a sprite-ok előállítására is alkalmaz a rendszer</w:t>
-      </w:r>
-      <w:r>
-        <w:t>, hiszen a kjáratot is hasonlóan összefüggően generálja a rendszer</w:t>
+        <w:t xml:space="preserve"> valószínűsíthető, hogy ez a probléma ma már ugyancsak megoldható lenne ugyanazzal a képgeneráló modellel, amelyet a </w:t>
+      </w:r>
+      <w:proofErr w:type="spellStart"/>
+      <w:r>
+        <w:t>sprite</w:t>
+      </w:r>
+      <w:proofErr w:type="spellEnd"/>
+      <w:r>
+        <w:t>-ok előállítására is alkalmaz a rendszer</w:t>
+      </w:r>
+      <w:r>
+        <w:t xml:space="preserve">, hiszen a </w:t>
+      </w:r>
+      <w:proofErr w:type="spellStart"/>
+      <w:r>
+        <w:t>kjáratot</w:t>
+      </w:r>
+      <w:proofErr w:type="spellEnd"/>
+      <w:r>
+        <w:t xml:space="preserve"> is hasonlóan összefüggően generálja a rendszer</w:t>
       </w:r>
       <w:r>
         <w:t>.</w:t>
@@ -9439,7 +12561,39 @@
         <w:pStyle w:val="Szakdolgozatbekezds"/>
       </w:pPr>
       <w:r>
-        <w:t xml:space="preserve">Összességében a sprite-generálás fejlődése jól mutatja, hogy a projektben a vizuális réteg kialakítása kezdetben legalább akkora kihívást jelentett, mint maga a pályalogika. A korábbi modellek korlátai miatt sokáig kérdéses volt, hogy létrehozható-e egyáltalán olyan képi pipeline, amely játékban használható, konzisztens sprite-okat eredményez. A jelenlegi megoldás végül azért vált működőképessé, mert a képgeneráló modell képességei elérték azt </w:t>
+        <w:t xml:space="preserve">Összességében a </w:t>
+      </w:r>
+      <w:proofErr w:type="spellStart"/>
+      <w:r>
+        <w:t>sprite</w:t>
+      </w:r>
+      <w:proofErr w:type="spellEnd"/>
+      <w:r>
+        <w:t xml:space="preserve">-generálás fejlődése jól mutatja, hogy a projektben a vizuális réteg kialakítása kezdetben legalább akkora kihívást jelentett, mint maga a pályalogika. A korábbi modellek </w:t>
+      </w:r>
+      <w:proofErr w:type="spellStart"/>
+      <w:r>
+        <w:t>korlátai</w:t>
+      </w:r>
+      <w:proofErr w:type="spellEnd"/>
+      <w:r>
+        <w:t xml:space="preserve"> miatt sokáig kérdéses volt, hogy létrehozható-e egyáltalán olyan képi </w:t>
+      </w:r>
+      <w:proofErr w:type="spellStart"/>
+      <w:r>
+        <w:t>pipeline</w:t>
+      </w:r>
+      <w:proofErr w:type="spellEnd"/>
+      <w:r>
+        <w:t xml:space="preserve">, amely játékban használható, konzisztens </w:t>
+      </w:r>
+      <w:proofErr w:type="spellStart"/>
+      <w:r>
+        <w:t>sprite-okat</w:t>
+      </w:r>
+      <w:proofErr w:type="spellEnd"/>
+      <w:r>
+        <w:t xml:space="preserve"> eredményez. A jelenlegi megoldás végül azért vált működőképessé, mert a képgeneráló modell képességei elérték azt </w:t>
       </w:r>
       <w:r>
         <w:lastRenderedPageBreak/>
@@ -9450,7 +12604,7 @@
       <w:pPr>
         <w:pStyle w:val="SzekdolgozatH1"/>
       </w:pPr>
-      <w:bookmarkStart w:id="39" w:name="_Toc226562100"/>
+      <w:bookmarkStart w:id="39" w:name="_Toc226927319"/>
       <w:r>
         <w:t>Továbbfejlesztési lehetőségek</w:t>
       </w:r>
@@ -9461,14 +12615,38 @@
         <w:pStyle w:val="Szakdolgozatbekezds"/>
       </w:pPr>
       <w:r>
-        <w:t>A fejlesztés során létrejött rendszer működőképesen demonstrálja, hogy nagy nyelvi modellek és képgeneráló modellek felhasználásával automatizált escape room pályák és a hozzájuk tartozó vizuális elemek állíthatók elő. Ugyanakkor a jelenlegi megoldás több ponton is jól körülhatárolható korlátokkal rendelkezik, amelyek egyben természetes továbbfejlesztési irányokat is kijelölnek.</w:t>
+        <w:t xml:space="preserve">A fejlesztés során létrejött rendszer működőképesen demonstrálja, hogy nagy nyelvi modellek és képgeneráló modellek felhasználásával automatizált </w:t>
+      </w:r>
+      <w:proofErr w:type="spellStart"/>
+      <w:r>
+        <w:t>escape</w:t>
+      </w:r>
+      <w:proofErr w:type="spellEnd"/>
+      <w:r>
+        <w:t xml:space="preserve"> </w:t>
+      </w:r>
+      <w:proofErr w:type="spellStart"/>
+      <w:r>
+        <w:t>room</w:t>
+      </w:r>
+      <w:proofErr w:type="spellEnd"/>
+      <w:r>
+        <w:t xml:space="preserve"> pályák és a hozzájuk tartozó vizuális elemek állíthatók elő. Ugyanakkor a jelenlegi megoldás több ponton is jól </w:t>
+      </w:r>
+      <w:proofErr w:type="spellStart"/>
+      <w:r>
+        <w:t>körülhatárolható</w:t>
+      </w:r>
+      <w:proofErr w:type="spellEnd"/>
+      <w:r>
+        <w:t xml:space="preserve"> korlátokkal rendelkezik, amelyek egyben természetes továbbfejlesztési irányokat is kijelölnek.</w:t>
       </w:r>
     </w:p>
     <w:p>
       <w:pPr>
         <w:pStyle w:val="Szakdolgozath2"/>
       </w:pPr>
-      <w:bookmarkStart w:id="40" w:name="_Toc226562101"/>
+      <w:bookmarkStart w:id="40" w:name="_Toc226927320"/>
       <w:r>
         <w:t>Több lépcsős pálya generálás</w:t>
       </w:r>
@@ -9479,14 +12657,22 @@
         <w:pStyle w:val="Szakdolgozatbekezds"/>
       </w:pPr>
       <w:r>
-        <w:t>A legfontosabb korlátot jelenleg a generált pályák komplexitása jelenti. A tapasztalatok alapján az AI még megbízhatóan kezel kisebb, néhány feladatból álló pályákat, azonban ahogy egy pályán belül négy vagy öt egymásra épülő puzzle jelenik meg, a generálás minősége érezhetően romlik. Ilyenkor gyakoribbá válnak a logikai inkonzisztenciák, a redundáns nyomok, valamint a strukturális hibák. Ennek egyik lehetséges továbbfejlesztési iránya az lehetne, hogy a rendszer ne egyetlen lépésben próbáljon teljes pályát előállítani, hanem több elkülönített generálási körben dolgozzon. Elméletileg megvalósítható lenne olyan architektúra, ahol egymástól részben független modellek vagy generálási fázisok először külön puzzle-öket állítanak elő, majd egy további modell vagy mechanikus összefűző réteg ezekből építi fel a teljes pályát. Ez várhatóan lehetővé tenné nagyobb és összetettebb pályák előállítását is.</w:t>
+        <w:t>A legfontosabb korlátot jelenleg a generált pályák komplexitása jelenti. A tapasztalatok alapján az AI még megbízhatóan kezel kisebb, néhány feladatból álló pályákat, azonban ahogy egy pályán belül négy vagy öt egymásra épülő puzzle jelenik meg, a generálás minősége érezhetően romlik. Ilyenkor gyakoribbá válnak a logikai inkonzisztenciák, a redundáns nyomok, valamint a strukturális hibák. Ennek egyik lehetséges továbbfejlesztési iránya az lehetne, hogy a rendszer ne egyetlen lépésben próbáljon teljes pályát előállítani, hanem több elkülönített generálási körben dolgozzon. Elméletileg megvalósítható lenne olyan architektúra, ahol egymástól részben független modellek vagy generálási fázisok először külön puzzle-</w:t>
+      </w:r>
+      <w:proofErr w:type="spellStart"/>
+      <w:r>
+        <w:t>öket</w:t>
+      </w:r>
+      <w:proofErr w:type="spellEnd"/>
+      <w:r>
+        <w:t xml:space="preserve"> állítanak elő, majd egy további modell vagy mechanikus összefűző réteg ezekből építi fel a teljes pályát. Ez várhatóan lehetővé tenné nagyobb és összetettebb pályák előállítását is.</w:t>
       </w:r>
     </w:p>
     <w:p>
       <w:pPr>
         <w:pStyle w:val="Szakdolgozath2"/>
       </w:pPr>
-      <w:bookmarkStart w:id="41" w:name="_Toc226562102"/>
+      <w:bookmarkStart w:id="41" w:name="_Toc226927321"/>
       <w:r>
         <w:t>Többszobás pályák</w:t>
       </w:r>
@@ -9497,7 +12683,15 @@
         <w:pStyle w:val="Szakdolgozatbekezds"/>
       </w:pPr>
       <w:r>
-        <w:t xml:space="preserve">A jelenlegi rendszer egyetlen szobát kezel teljes pályaként. Ez jó kiindulópont volt a logikai és vizuális modell kipróbálásához, de természetes továbblépési lehetőség a többszobás pályák támogatása. Több szoba bevezetésével nemcsak a játékidő és a bonyolultság növekedne, hanem új típusú függőségek is megjelenhetnének, például olyan puzzle-ök, amelyek egyik helyiségben kezdődnek, de egy másik térben oldhatók meg. Ezt tovább erősíthetné a háttértextúrák és eltérő környezeti elemek használata, amellyel akár kültéri vagy </w:t>
+        <w:t>A jelenlegi rendszer egyetlen szobát kezel teljes pályaként. Ez jó kiindulópont volt a logikai és vizuális modell kipróbálásához, de természetes továbblépési lehetőség a többszobás pályák támogatása. Több szoba bevezetésével nemcsak a játékidő és a bonyolultság növekedne, hanem új típusú függőségek is megjelenhetnének, például olyan puzzle-</w:t>
+      </w:r>
+      <w:proofErr w:type="spellStart"/>
+      <w:r>
+        <w:t>ök</w:t>
+      </w:r>
+      <w:proofErr w:type="spellEnd"/>
+      <w:r>
+        <w:t xml:space="preserve">, amelyek egyik helyiségben kezdődnek, de egy másik térben oldhatók meg. Ezt tovább erősíthetné a háttértextúrák és eltérő környezeti elemek használata, amellyel akár kültéri vagy </w:t>
       </w:r>
       <w:r>
         <w:lastRenderedPageBreak/>
@@ -9508,7 +12702,7 @@
       <w:pPr>
         <w:pStyle w:val="Szakdolgozath2"/>
       </w:pPr>
-      <w:bookmarkStart w:id="42" w:name="_Toc226562103"/>
+      <w:bookmarkStart w:id="42" w:name="_Toc226927322"/>
       <w:r>
         <w:t>Felvehető objektumok funkcionalitásának bővítése</w:t>
       </w:r>
@@ -9519,16 +12713,64 @@
         <w:pStyle w:val="Szakdolgozatbekezds"/>
       </w:pPr>
       <w:r>
-        <w:t>További bővítési irányt jelenthet a felvehető tárgyak funkcionalitásának mélyítése is. A jelenlegi rendszerben a `Pickable` objektumok jellemzően közvetlenül felhasználható kulcsokként, nyomokként vagy egyszerű eszközökként működnek. Ezt érdemes lenne olyan összetettebb item-rendszerré továbbfejleszteni, ahol a játékos több tárgyat kombinálhat egymással, és ezekből új használható objektum jön létre. Így például két különálló elem egyesítésével állhatna elő egy kulcs, egy szerszám vagy más speciális aktivátor. Hasonló módon érdekes lenne kisebb konténerelemek felvehetőségének támogatása is. Egy cryptex, egy zsebméretű doboz vagy más hordozható zárt objektum új típusú játékmenetet tenne lehetővé, különösen akkor, ha ezeket a játékos az inventory-n belül tudná később más tárgyakkal kombinálni vagy feloldani.</w:t>
+        <w:t>További bővítési irányt jelenthet a felvehető tárgyak funkcionalitásának mélyítése is. A jelenlegi rendszerben a `</w:t>
+      </w:r>
+      <w:proofErr w:type="spellStart"/>
+      <w:r>
+        <w:t>Pickable</w:t>
+      </w:r>
+      <w:proofErr w:type="spellEnd"/>
+      <w:r>
+        <w:t xml:space="preserve">` objektumok jellemzően közvetlenül felhasználható kulcsokként, nyomokként vagy egyszerű eszközökként működnek. Ezt érdemes lenne olyan összetettebb </w:t>
+      </w:r>
+      <w:proofErr w:type="spellStart"/>
+      <w:r>
+        <w:t>item</w:t>
+      </w:r>
+      <w:proofErr w:type="spellEnd"/>
+      <w:r>
+        <w:t xml:space="preserve">-rendszerré továbbfejleszteni, ahol a játékos több tárgyat kombinálhat egymással, és ezekből új használható objektum jön létre. Így például két különálló elem egyesítésével állhatna elő egy kulcs, egy szerszám vagy más speciális </w:t>
+      </w:r>
+      <w:proofErr w:type="spellStart"/>
+      <w:r>
+        <w:t>aktivátor</w:t>
+      </w:r>
+      <w:proofErr w:type="spellEnd"/>
+      <w:r>
+        <w:t xml:space="preserve">. Hasonló módon érdekes lenne kisebb konténerelemek felvehetőségének támogatása is. Egy </w:t>
+      </w:r>
+      <w:proofErr w:type="spellStart"/>
+      <w:r>
+        <w:t>cryptex</w:t>
+      </w:r>
+      <w:proofErr w:type="spellEnd"/>
+      <w:r>
+        <w:t xml:space="preserve">, egy zsebméretű doboz vagy más hordozható zárt objektum új típusú játékmenetet tenne lehetővé, különösen akkor, ha ezeket a játékos az </w:t>
+      </w:r>
+      <w:proofErr w:type="spellStart"/>
+      <w:r>
+        <w:t>inventory</w:t>
+      </w:r>
+      <w:proofErr w:type="spellEnd"/>
+      <w:r>
+        <w:t>-n belül tudná később más tárgyakkal kombinálni vagy feloldani.</w:t>
       </w:r>
     </w:p>
     <w:p>
       <w:pPr>
         <w:pStyle w:val="Szakdolgozath2"/>
       </w:pPr>
-      <w:bookmarkStart w:id="43" w:name="_Toc226562104"/>
-      <w:r>
-        <w:t>AI generált Audio logikai feladatok</w:t>
+      <w:bookmarkStart w:id="43" w:name="_Toc226927323"/>
+      <w:r>
+        <w:t xml:space="preserve">AI generált </w:t>
+      </w:r>
+      <w:proofErr w:type="spellStart"/>
+      <w:r>
+        <w:t>Audio</w:t>
+      </w:r>
+      <w:proofErr w:type="spellEnd"/>
+      <w:r>
+        <w:t xml:space="preserve"> logikai feladatok</w:t>
       </w:r>
       <w:bookmarkEnd w:id="43"/>
     </w:p>
@@ -9537,10 +12779,34 @@
         <w:pStyle w:val="Szakdolgozatbekezds"/>
       </w:pPr>
       <w:r>
-        <w:t xml:space="preserve">A rendszer logikai gazdagsága audio alapú puzzle-ökkel is tovább növelhető lenne. </w:t>
-      </w:r>
-      <w:r>
-        <w:t>Beszédalapú feladványokhoz megfelelő választás lehet például az OpenAI TTS</w:t>
+        <w:t xml:space="preserve">A rendszer logikai gazdagsága </w:t>
+      </w:r>
+      <w:proofErr w:type="spellStart"/>
+      <w:r>
+        <w:t>audio</w:t>
+      </w:r>
+      <w:proofErr w:type="spellEnd"/>
+      <w:r>
+        <w:t xml:space="preserve"> alapú puzzle-</w:t>
+      </w:r>
+      <w:proofErr w:type="spellStart"/>
+      <w:r>
+        <w:t>ökkel</w:t>
+      </w:r>
+      <w:proofErr w:type="spellEnd"/>
+      <w:r>
+        <w:t xml:space="preserve"> is tovább növelhető lenne. </w:t>
+      </w:r>
+      <w:r>
+        <w:t xml:space="preserve">Beszédalapú feladványokhoz megfelelő választás lehet például az </w:t>
+      </w:r>
+      <w:proofErr w:type="spellStart"/>
+      <w:r>
+        <w:t>OpenAI</w:t>
+      </w:r>
+      <w:proofErr w:type="spellEnd"/>
+      <w:r>
+        <w:t xml:space="preserve"> TTS</w:t>
       </w:r>
       <w:sdt>
         <w:sdtPr>
@@ -9575,8 +12841,13 @@
         </w:sdtContent>
       </w:sdt>
       <w:r>
-        <w:t xml:space="preserve"> megoldása, míg zenei vagy ritmusalapú feladatok esetén olyan specializált szolgáltatások lehetnek relevánsak, mint a Suno</w:t>
-      </w:r>
+        <w:t xml:space="preserve"> megoldása, míg zenei vagy ritmusalapú feladatok esetén olyan specializált szolgáltatások lehetnek relevánsak, mint a </w:t>
+      </w:r>
+      <w:proofErr w:type="spellStart"/>
+      <w:r>
+        <w:t>Suno</w:t>
+      </w:r>
+      <w:proofErr w:type="spellEnd"/>
       <w:sdt>
         <w:sdtPr>
           <w:id w:val="-1011448643"/>
@@ -9613,14 +12884,30 @@
         <w:t xml:space="preserve">. </w:t>
       </w:r>
       <w:r>
-        <w:t>Ez jelentősen bővítené a jelenlegi, elsősorban vizuális és szöveges logikai tér lehetőségeit, és közelebb vinné a rendszert a komplexebb, több érzékszervre ható escape room élményhez.</w:t>
+        <w:t xml:space="preserve">Ez jelentősen bővítené a jelenlegi, elsősorban vizuális és szöveges logikai tér lehetőségeit, és közelebb vinné a rendszert a komplexebb, több érzékszervre ható </w:t>
+      </w:r>
+      <w:proofErr w:type="spellStart"/>
+      <w:r>
+        <w:t>escape</w:t>
+      </w:r>
+      <w:proofErr w:type="spellEnd"/>
+      <w:r>
+        <w:t xml:space="preserve"> </w:t>
+      </w:r>
+      <w:proofErr w:type="spellStart"/>
+      <w:r>
+        <w:t>room</w:t>
+      </w:r>
+      <w:proofErr w:type="spellEnd"/>
+      <w:r>
+        <w:t xml:space="preserve"> élményhez.</w:t>
       </w:r>
     </w:p>
     <w:p>
       <w:pPr>
         <w:pStyle w:val="Szakdolgozath2"/>
       </w:pPr>
-      <w:bookmarkStart w:id="44" w:name="_Toc226562105"/>
+      <w:bookmarkStart w:id="44" w:name="_Toc226927324"/>
       <w:r>
         <w:t>Puzzle készlettár bővítése</w:t>
       </w:r>
@@ -9631,14 +12918,46 @@
         <w:pStyle w:val="Szakdolgozatbekezds"/>
       </w:pPr>
       <w:r>
-        <w:t>A puzzle-változatosság szintén olyan terület, ahol további fejlesztés indokolt lehet. Jelenleg hiába szerepel a promptokban az az elvárás, hogy a rendszer egyedi feladatokat találjon ki, a generált puzzle-ök bizonyos mértékig mégis hasonlítanak a példákban vagy referenciaanyagokban szereplő mintákhoz. Ez arra utal, hogy a modell kreativitása részben a megadott minták szerkezetéhez kötődik. Ennek egyik lehetséges ellenszere a logikai feladattípusok mintakészletének jelentős bővítése lenne. Másik, ambiciózusabb irányként elképzelhető lenne egy olyan dedikált modell létrehozása vagy finomhangolása, amely kifejezetten escape room jellegű logikai feladatok kitalálására specializálódik.</w:t>
+        <w:t xml:space="preserve">A puzzle-változatosság szintén olyan terület, ahol további fejlesztés indokolt lehet. Jelenleg hiába szerepel a </w:t>
+      </w:r>
+      <w:proofErr w:type="spellStart"/>
+      <w:r>
+        <w:t>promptokban</w:t>
+      </w:r>
+      <w:proofErr w:type="spellEnd"/>
+      <w:r>
+        <w:t xml:space="preserve"> az az elvárás, hogy a rendszer egyedi feladatokat találjon ki, a generált puzzle-</w:t>
+      </w:r>
+      <w:proofErr w:type="spellStart"/>
+      <w:r>
+        <w:t>ök</w:t>
+      </w:r>
+      <w:proofErr w:type="spellEnd"/>
+      <w:r>
+        <w:t xml:space="preserve"> bizonyos mértékig mégis hasonlítanak a példákban vagy referenciaanyagokban szereplő mintákhoz. Ez arra utal, hogy a modell kreativitása részben a megadott minták szerkezetéhez kötődik. Ennek egyik lehetséges ellenszere a logikai feladattípusok mintakészletének jelentős bővítése lenne. Másik, ambiciózusabb irányként elképzelhető lenne egy olyan dedikált modell létrehozása vagy finomhangolása, amely kifejezetten </w:t>
+      </w:r>
+      <w:proofErr w:type="spellStart"/>
+      <w:r>
+        <w:t>escape</w:t>
+      </w:r>
+      <w:proofErr w:type="spellEnd"/>
+      <w:r>
+        <w:t xml:space="preserve"> </w:t>
+      </w:r>
+      <w:proofErr w:type="spellStart"/>
+      <w:r>
+        <w:t>room</w:t>
+      </w:r>
+      <w:proofErr w:type="spellEnd"/>
+      <w:r>
+        <w:t xml:space="preserve"> jellegű logikai feladatok kitalálására specializálódik.</w:t>
       </w:r>
     </w:p>
     <w:p>
       <w:pPr>
         <w:pStyle w:val="Szakdolgozath2"/>
       </w:pPr>
-      <w:bookmarkStart w:id="45" w:name="_Toc226562106"/>
+      <w:bookmarkStart w:id="45" w:name="_Toc226927325"/>
       <w:r>
         <w:lastRenderedPageBreak/>
         <w:t>Animációk</w:t>
@@ -9650,14 +12969,30 @@
         <w:pStyle w:val="Szakdolgozatbekezds"/>
       </w:pPr>
       <w:r>
-        <w:t>A vizuális réteg továbbfejlesztésének egyik érdekes iránya az animációk bevezetése lehet. A jelenlegi rendszer alapvetően statikus sprite-okkal dolgozik, azonban a modern AI-alapú videó- és animációgenerálás fejlődésével elképzelhetővé válik rövid, loopolható animációk automatikus előállítása is. Ennek segítségével a pályák vizuálisan élőbbé tehetők lennének, például egy vibráló televízió képernyővel, mozgó portréval, villódzó lámpával vagy más környezeti effektusokkal. Az ilyen elemek nemcsak hangulati funkciót tölthetnének be, hanem akár puzzle-összetevőként is megjelenhetnének.</w:t>
+        <w:t xml:space="preserve">A vizuális réteg továbbfejlesztésének egyik érdekes iránya az animációk bevezetése lehet. A jelenlegi rendszer alapvetően statikus </w:t>
+      </w:r>
+      <w:proofErr w:type="spellStart"/>
+      <w:r>
+        <w:t>sprite</w:t>
+      </w:r>
+      <w:proofErr w:type="spellEnd"/>
+      <w:r>
+        <w:t xml:space="preserve">-okkal dolgozik, azonban a modern AI-alapú videó- és animációgenerálás fejlődésével elképzelhetővé válik rövid, </w:t>
+      </w:r>
+      <w:proofErr w:type="spellStart"/>
+      <w:r>
+        <w:t>loopolható</w:t>
+      </w:r>
+      <w:proofErr w:type="spellEnd"/>
+      <w:r>
+        <w:t xml:space="preserve"> animációk automatikus előállítása is. Ennek segítségével a pályák vizuálisan élőbbé tehetők lennének, például egy vibráló televízió képernyővel, mozgó portréval, villódzó lámpával vagy más környezeti effektusokkal. Az ilyen elemek nemcsak hangulati funkciót tölthetnének be, hanem akár puzzle-összetevőként is megjelenhetnének.</w:t>
       </w:r>
     </w:p>
     <w:p>
       <w:pPr>
         <w:pStyle w:val="Szakdolgozath2"/>
       </w:pPr>
-      <w:bookmarkStart w:id="46" w:name="_Toc226562107"/>
+      <w:bookmarkStart w:id="46" w:name="_Toc226927326"/>
       <w:r>
         <w:t>Futtatható k</w:t>
       </w:r>
@@ -9678,7 +13013,8 @@
       <w:pPr>
         <w:pStyle w:val="Szakdolgozath2"/>
       </w:pPr>
-      <w:bookmarkStart w:id="47" w:name="_Toc226562108"/>
+      <w:bookmarkStart w:id="47" w:name="_Toc226927327"/>
+      <w:proofErr w:type="spellStart"/>
       <w:r>
         <w:t>M</w:t>
       </w:r>
@@ -9686,20 +13022,45 @@
         <w:t>ultiplayer</w:t>
       </w:r>
       <w:bookmarkEnd w:id="47"/>
+      <w:proofErr w:type="spellEnd"/>
     </w:p>
     <w:p>
       <w:pPr>
         <w:pStyle w:val="Szakdolgozatbekezds"/>
       </w:pPr>
       <w:r>
-        <w:t>A többjátékos mód szintén jól körvonalazható továbbfejlesztési lehetőség. Mivel a rendszer már jelenleg is használ socket alapú kommunikációt állapotfrissítések közvetítésére, ennek továbbfejlesztésével elméletileg megvalósítható lenne egy kooperatív többjátékos játékmód. Ebben az esetben több felhasználó ugyanazt a pályát oldhatná meg közösen, megosztott állapotkezeléssel és valós idejű szinkronizációval. Ez új dimenziót adna az élménynek, hiszen az escape room műfaj természetes közege sok esetben éppen az együttműködésre épül.</w:t>
+        <w:t xml:space="preserve">A többjátékos mód szintén jól körvonalazható továbbfejlesztési lehetőség. Mivel a rendszer már jelenleg is használ </w:t>
+      </w:r>
+      <w:proofErr w:type="spellStart"/>
+      <w:r>
+        <w:t>socket</w:t>
+      </w:r>
+      <w:proofErr w:type="spellEnd"/>
+      <w:r>
+        <w:t xml:space="preserve"> alapú kommunikációt állapotfrissítések közvetítésére, ennek továbbfejlesztésével elméletileg megvalósítható lenne egy kooperatív többjátékos játékmód. Ebben az esetben több felhasználó ugyanazt a pályát oldhatná meg közösen, megosztott állapotkezeléssel és valós idejű szinkronizációval. Ez új dimenziót adna az élménynek, hiszen az </w:t>
+      </w:r>
+      <w:proofErr w:type="spellStart"/>
+      <w:r>
+        <w:t>escape</w:t>
+      </w:r>
+      <w:proofErr w:type="spellEnd"/>
+      <w:r>
+        <w:t xml:space="preserve"> </w:t>
+      </w:r>
+      <w:proofErr w:type="spellStart"/>
+      <w:r>
+        <w:t>room</w:t>
+      </w:r>
+      <w:proofErr w:type="spellEnd"/>
+      <w:r>
+        <w:t xml:space="preserve"> műfaj természetes közege sok esetben éppen az együttműködésre épül.</w:t>
       </w:r>
     </w:p>
     <w:p>
       <w:pPr>
         <w:pStyle w:val="SzekdolgozatH1"/>
       </w:pPr>
-      <w:bookmarkStart w:id="48" w:name="_Toc226562109"/>
+      <w:bookmarkStart w:id="48" w:name="_Toc226927328"/>
       <w:r>
         <w:t>Felhasználói felület</w:t>
       </w:r>
@@ -9713,17 +13074,38 @@
         <w:t xml:space="preserve">A </w:t>
       </w:r>
       <w:r>
-        <w:t>frontend két nagy egységre bontható: egy klasszikus webalkalmazás jellegű adminisztratív és böngészőfelületre, valamint egy külön játékfelületre. Az előbbi a felhasználókezelést, a pályák elérését és a generálási folyamatot támogatja, míg az utóbbi a konkrét escape room élmény megvalósításáért felelős.</w:t>
+        <w:t xml:space="preserve">frontend két nagy egységre bontható: egy klasszikus webalkalmazás jellegű adminisztratív és böngészőfelületre, valamint egy külön játékfelületre. Az előbbi a felhasználókezelést, a pályák elérését és a generálási folyamatot támogatja, míg az utóbbi a konkrét </w:t>
+      </w:r>
+      <w:proofErr w:type="spellStart"/>
+      <w:r>
+        <w:t>escape</w:t>
+      </w:r>
+      <w:proofErr w:type="spellEnd"/>
+      <w:r>
+        <w:t xml:space="preserve"> </w:t>
+      </w:r>
+      <w:proofErr w:type="spellStart"/>
+      <w:r>
+        <w:t>room</w:t>
+      </w:r>
+      <w:proofErr w:type="spellEnd"/>
+      <w:r>
+        <w:t xml:space="preserve"> élmény megvalósításáért felelős.</w:t>
       </w:r>
     </w:p>
     <w:p>
       <w:pPr>
         <w:pStyle w:val="Szakdolgozath2"/>
       </w:pPr>
-      <w:bookmarkStart w:id="49" w:name="_Toc226562110"/>
+      <w:bookmarkStart w:id="49" w:name="_Toc226927329"/>
+      <w:proofErr w:type="spellStart"/>
       <w:r>
         <w:lastRenderedPageBreak/>
-        <w:t>Authentikációs oldalak</w:t>
+        <w:t>Authentikációs</w:t>
+      </w:r>
+      <w:proofErr w:type="spellEnd"/>
+      <w:r>
+        <w:t xml:space="preserve"> oldalak</w:t>
       </w:r>
       <w:bookmarkEnd w:id="49"/>
     </w:p>
@@ -9739,7 +13121,7 @@
       <w:pPr>
         <w:pStyle w:val="Szakdolgozath2"/>
       </w:pPr>
-      <w:bookmarkStart w:id="50" w:name="_Toc226562111"/>
+      <w:bookmarkStart w:id="50" w:name="_Toc226927330"/>
       <w:r>
         <w:t>Profil oldal</w:t>
       </w:r>
@@ -9750,14 +13132,38 @@
         <w:pStyle w:val="Szakdolgozatbekezds"/>
       </w:pPr>
       <w:r>
-        <w:t>A profil oldal a felhasználói adatok megjelenítésére szolgál, valamint itt történik a tokenegyenleg kezelése és a további tokenek vásárlása. A pályalistázó oldal az elkészült pályák böngészését támogatja: lehetőséget biztosít szűrésre cím, történet, értékelés, nehézség és kedvencek szerint, továbbá megjeleníti az egyes pályákhoz tartozó statisztikai adatokat, például az átlagos értékelést, a generálási költséget és a javítási körök számát. Az új pálya létrehozására szolgáló oldalon a felhasználó megadhatja a nehézséget, a vizuális stílust és opcionálisan a történeti alapötletet, miközben a felület előzetesen visszajelzést ad a várható token- és időigényről, valamint valós időben követi a generálási folyamat állapotát.</w:t>
+        <w:t xml:space="preserve">A profil oldal a felhasználói adatok megjelenítésére szolgál, valamint itt történik a </w:t>
+      </w:r>
+      <w:proofErr w:type="spellStart"/>
+      <w:r>
+        <w:t>tokenegyenleg</w:t>
+      </w:r>
+      <w:proofErr w:type="spellEnd"/>
+      <w:r>
+        <w:t xml:space="preserve"> kezelése és a további </w:t>
+      </w:r>
+      <w:proofErr w:type="spellStart"/>
+      <w:r>
+        <w:t>tokenek</w:t>
+      </w:r>
+      <w:proofErr w:type="spellEnd"/>
+      <w:r>
+        <w:t xml:space="preserve"> vásárlása. A pályalistázó oldal az elkészült pályák böngészését támogatja: lehetőséget biztosít szűrésre cím, történet, értékelés, nehézség és kedvencek szerint, továbbá megjeleníti az egyes pályákhoz tartozó statisztikai adatokat, például az átlagos értékelést, a generálási költséget és a javítási körök számát. Az új pálya létrehozására szolgáló oldalon a felhasználó megadhatja a nehézséget, a vizuális stílust és opcionálisan a történeti alapötletet, miközben a felület előzetesen visszajelzést ad a várható </w:t>
+      </w:r>
+      <w:proofErr w:type="spellStart"/>
+      <w:r>
+        <w:t>token</w:t>
+      </w:r>
+      <w:proofErr w:type="spellEnd"/>
+      <w:r>
+        <w:t>- és időigényről, valamint valós időben követi a generálási folyamat állapotát.</w:t>
       </w:r>
     </w:p>
     <w:p>
       <w:pPr>
         <w:pStyle w:val="Szakdolgozath2"/>
       </w:pPr>
-      <w:bookmarkStart w:id="51" w:name="_Toc226562112"/>
+      <w:bookmarkStart w:id="51" w:name="_Toc226927331"/>
       <w:r>
         <w:t>Játék oldal</w:t>
       </w:r>
@@ -9775,18 +13181,39 @@
       <w:pPr>
         <w:pStyle w:val="Szakdolgozath2"/>
       </w:pPr>
-      <w:bookmarkStart w:id="52" w:name="_Toc226562113"/>
-      <w:r>
-        <w:t>Game app overlay</w:t>
+      <w:bookmarkStart w:id="52" w:name="_Toc226927332"/>
+      <w:r>
+        <w:t xml:space="preserve">Game app </w:t>
+      </w:r>
+      <w:proofErr w:type="spellStart"/>
+      <w:r>
+        <w:t>overlay</w:t>
       </w:r>
       <w:bookmarkEnd w:id="52"/>
+      <w:proofErr w:type="spellEnd"/>
     </w:p>
     <w:p>
       <w:pPr>
         <w:pStyle w:val="Szakdolgozatbekezds"/>
       </w:pPr>
       <w:r>
-        <w:t xml:space="preserve">A játék felhasználói felületének fontos része az inventory, amely a megszerzett tárgyak tárolását és kiválasztását teszi lehetővé. Emellett külön ikonon keresztül elérhető a jegyzetfüzet, amely a játékos saját feljegyzéseit támogatja. A felület továbbá több modális ablakot is tartalmaz: külön nézet szolgál a tárgyak részletes vizsgálatára, a zárak feloldására, </w:t>
+        <w:t xml:space="preserve">A játék felhasználói felületének fontos része az </w:t>
+      </w:r>
+      <w:proofErr w:type="spellStart"/>
+      <w:r>
+        <w:t>inventory</w:t>
+      </w:r>
+      <w:proofErr w:type="spellEnd"/>
+      <w:r>
+        <w:t xml:space="preserve">, amely a megszerzett tárgyak tárolását és kiválasztását teszi lehetővé. Emellett külön ikonon keresztül elérhető a jegyzetfüzet, amely a játékos saját feljegyzéseit támogatja. A felület továbbá több modális ablakot is tartalmaz: külön nézet szolgál a tárgyak részletes vizsgálatára, a </w:t>
+      </w:r>
+      <w:proofErr w:type="spellStart"/>
+      <w:r>
+        <w:t>zárak</w:t>
+      </w:r>
+      <w:proofErr w:type="spellEnd"/>
+      <w:r>
+        <w:t xml:space="preserve"> feloldására, </w:t>
       </w:r>
       <w:r>
         <w:lastRenderedPageBreak/>
@@ -9800,67 +13227,169 @@
           <w:lang w:val="en-US"/>
         </w:rPr>
       </w:pPr>
-      <w:bookmarkStart w:id="53" w:name="_Toc226562114"/>
+      <w:bookmarkStart w:id="53" w:name="_Toc226927333"/>
       <w:r>
         <w:rPr>
           <w:lang w:val="en-US"/>
         </w:rPr>
-        <w:t>Az AI használata a szakdolgozat készítése során</w:t>
+        <w:t xml:space="preserve">Az AI </w:t>
+      </w:r>
+      <w:proofErr w:type="spellStart"/>
+      <w:r>
+        <w:rPr>
+          <w:lang w:val="en-US"/>
+        </w:rPr>
+        <w:t>használata</w:t>
+      </w:r>
+      <w:proofErr w:type="spellEnd"/>
+      <w:r>
+        <w:rPr>
+          <w:lang w:val="en-US"/>
+        </w:rPr>
+        <w:t xml:space="preserve"> a </w:t>
+      </w:r>
+      <w:proofErr w:type="spellStart"/>
+      <w:r>
+        <w:rPr>
+          <w:lang w:val="en-US"/>
+        </w:rPr>
+        <w:t>szakdolgozat</w:t>
+      </w:r>
+      <w:proofErr w:type="spellEnd"/>
+      <w:r>
+        <w:rPr>
+          <w:lang w:val="en-US"/>
+        </w:rPr>
+        <w:t xml:space="preserve"> </w:t>
+      </w:r>
+      <w:proofErr w:type="spellStart"/>
+      <w:r>
+        <w:rPr>
+          <w:lang w:val="en-US"/>
+        </w:rPr>
+        <w:t>készítése</w:t>
+      </w:r>
+      <w:proofErr w:type="spellEnd"/>
+      <w:r>
+        <w:rPr>
+          <w:lang w:val="en-US"/>
+        </w:rPr>
+        <w:t xml:space="preserve"> </w:t>
+      </w:r>
+      <w:proofErr w:type="spellStart"/>
+      <w:r>
+        <w:rPr>
+          <w:lang w:val="en-US"/>
+        </w:rPr>
+        <w:t>során</w:t>
       </w:r>
       <w:bookmarkEnd w:id="53"/>
+      <w:proofErr w:type="spellEnd"/>
     </w:p>
     <w:p>
       <w:pPr>
         <w:pStyle w:val="Szakdolgozatbekezds"/>
       </w:pPr>
       <w:r>
-        <w:t>A szakdolgozat elkészítése során többféle mesterségesintelligencia-alapú eszköz állt rendelkezésre. Napjainkra az egyszerű kódkiegészítő megoldások mellett egyre inkább az úgynevezett AI agentek használata került előtérbe, ezért a fejlesztési környezetet is ez a szemlélet határozta meg. Ugyanakkor a projekt alapvetően egy hibrid, részben hagyományos megközelítésű fejlesztés maradt: az alapok kézzel, saját tervezés alapján készültek el, és az AI elsősorban ötletelési, szövegalkotási és célzott implementációs támogatást nyújtott.</w:t>
+        <w:t xml:space="preserve">A szakdolgozat elkészítése során többféle mesterségesintelligencia-alapú eszköz állt rendelkezésre. Napjainkra az egyszerű kódkiegészítő megoldások mellett egyre inkább az úgynevezett AI </w:t>
+      </w:r>
+      <w:proofErr w:type="spellStart"/>
+      <w:r>
+        <w:t>agentek</w:t>
+      </w:r>
+      <w:proofErr w:type="spellEnd"/>
+      <w:r>
+        <w:t xml:space="preserve"> használata került előtérbe, ezért a fejlesztési környezetet is ez a szemlélet határozta meg. Ugyanakkor a projekt alapvetően egy hibrid, részben hagyományos megközelítésű fejlesztés maradt: az alapok kézzel, saját tervezés alapján készültek el, és az AI elsősorban ötletelési, szövegalkotási és célzott implementációs támogatást nyújtott.</w:t>
       </w:r>
     </w:p>
     <w:p>
       <w:pPr>
         <w:pStyle w:val="Szakdolgozath2"/>
       </w:pPr>
-      <w:bookmarkStart w:id="54" w:name="_Toc226562115"/>
+      <w:bookmarkStart w:id="54" w:name="_Toc226927334"/>
+      <w:proofErr w:type="spellStart"/>
       <w:r>
         <w:t>ChatGPT</w:t>
       </w:r>
       <w:bookmarkEnd w:id="54"/>
+      <w:proofErr w:type="spellEnd"/>
     </w:p>
     <w:p>
       <w:pPr>
         <w:pStyle w:val="Szakdolgozatbekezds"/>
       </w:pPr>
       <w:r>
-        <w:t>A legnagyobb segítséget a ChatGPT jelentette, amelyet előfizetéses formában, mindig az aktuálisan legfrissebb modellekkel lehetett használni. Ezt elsősorban technológiai kérdések tisztázására, különböző megoldási lehetőségek összehasonlítására, valamint egyes tervezési döntések átgondolására alkalmaztam. A rendszer alaparchitektúráját ugyanakkor nem AI tervezte meg, hanem kézzel építettem fel. Az AI ebben a szakaszban inkább gondolati partnerként működött, mintsem önálló fejlesztőként.</w:t>
+        <w:t xml:space="preserve">A legnagyobb segítséget a </w:t>
+      </w:r>
+      <w:proofErr w:type="spellStart"/>
+      <w:r>
+        <w:t>ChatGPT</w:t>
+      </w:r>
+      <w:proofErr w:type="spellEnd"/>
+      <w:r>
+        <w:t xml:space="preserve"> jelentette, amelyet előfizetéses formában, mindig az aktuálisan legfrissebb modellekkel lehetett használni. Ezt elsősorban technológiai kérdések tisztázására, különböző megoldási lehetőségek összehasonlítására, valamint egyes tervezési döntések átgondolására alkalmaztam. A rendszer alaparchitektúráját ugyanakkor nem AI tervezte meg, hanem kézzel építettem fel. Az AI ebben a szakaszban inkább gondolati partnerként működött, mintsem önálló fejlesztőként.</w:t>
       </w:r>
       <w:r>
         <w:t xml:space="preserve"> </w:t>
       </w:r>
       <w:r>
-        <w:t>A későbbi szakaszban a promptírásban is jelentős szerepet kapott. Amikor már világosabbá vált, hogyan kell a játék logikáját és a pályagenerálási elvárásokat megfogalmazni, az AI segített a sok, kezdetben rendezetlen gondolatot jól strukturált promptokká alakítani. Ez különösen hasznos volt a pályagenerálás finomhangolásánál, ahol a pontos megfogalmazás közvetlenül befolyásolta a rendszer működését.</w:t>
+        <w:t xml:space="preserve">A későbbi szakaszban a </w:t>
+      </w:r>
+      <w:proofErr w:type="spellStart"/>
+      <w:r>
+        <w:t>promptírásban</w:t>
+      </w:r>
+      <w:proofErr w:type="spellEnd"/>
+      <w:r>
+        <w:t xml:space="preserve"> is jelentős szerepet kapott. Amikor már világosabbá vált, hogyan kell a játék logikáját és a pályagenerálási elvárásokat megfogalmazni, az AI segített a sok, kezdetben rendezetlen gondolatot jól strukturált </w:t>
+      </w:r>
+      <w:proofErr w:type="spellStart"/>
+      <w:r>
+        <w:t>promptokká</w:t>
+      </w:r>
+      <w:proofErr w:type="spellEnd"/>
+      <w:r>
+        <w:t xml:space="preserve"> alakítani. Ez különösen hasznos volt a pályagenerálás finomhangolásánál, ahol a pontos megfogalmazás közvetlenül befolyásolta a rendszer működését.</w:t>
       </w:r>
     </w:p>
     <w:p>
       <w:pPr>
         <w:pStyle w:val="Szakdolgozath2"/>
       </w:pPr>
-      <w:bookmarkStart w:id="55" w:name="_Toc226562116"/>
+      <w:bookmarkStart w:id="55" w:name="_Toc226927335"/>
+      <w:proofErr w:type="spellStart"/>
       <w:r>
         <w:t>Codex</w:t>
       </w:r>
       <w:bookmarkEnd w:id="55"/>
+      <w:proofErr w:type="spellEnd"/>
     </w:p>
     <w:p>
       <w:pPr>
         <w:pStyle w:val="Szakdolgozatbekezds"/>
       </w:pPr>
       <w:r>
-        <w:t xml:space="preserve">Miután elkészült egy működő prototípus, kialakult egy alap pályagenerálási folyamat és rendelkezésre állt egy stabilabb kódbázis, ekkor kapcsolódott be a Codex használata. Ezen a ponton az AI már valóban képes volt gyorsítani a fejlesztési folyamatot. A tapasztalat ugyanakkor az volt, hogy az egyszerű, rövid utasításokra gyakran felületes, nem optimalizált vagy félkész megoldások születtek, amelyek sok esetben nem is működtek megfelelően. </w:t>
+        <w:t xml:space="preserve">Miután elkészült egy működő prototípus, kialakult egy alap pályagenerálási folyamat és rendelkezésre állt egy stabilabb kódbázis, ekkor kapcsolódott be a </w:t>
+      </w:r>
+      <w:proofErr w:type="spellStart"/>
+      <w:r>
+        <w:t>Codex</w:t>
+      </w:r>
+      <w:proofErr w:type="spellEnd"/>
+      <w:r>
+        <w:t xml:space="preserve"> használata. Ezen a ponton az AI már valóban képes volt gyorsítani a fejlesztési folyamatot. A tapasztalat ugyanakkor az volt, hogy az egyszerű, rövid utasításokra gyakran felületes, nem optimalizált vagy félkész megoldások születtek, amelyek sok esetben nem is működtek megfelelően. </w:t>
       </w:r>
       <w:r>
         <w:lastRenderedPageBreak/>
-        <w:t>Emiatt nem vált be az a megközelítés, hogy az AI-ra általános jelleggel, minimális instrukcióval teljes implementációkat bízzak.</w:t>
+        <w:t>Emiatt nem vált be az a megközelítés, hogy az AI-</w:t>
+      </w:r>
+      <w:proofErr w:type="spellStart"/>
+      <w:r>
+        <w:t>ra</w:t>
+      </w:r>
+      <w:proofErr w:type="spellEnd"/>
+      <w:r>
+        <w:t xml:space="preserve"> általános jelleggel, minimális instrukcióval teljes implementációkat bízzak.</w:t>
       </w:r>
     </w:p>
     <w:p>
@@ -9869,8 +13398,29 @@
         <w:ind w:firstLine="720"/>
       </w:pPr>
       <w:r>
-        <w:t>A hatékony használat végül egy hibrid munkamódszerrel valósult meg. Ennek lényege az volt, hogy az AI számára nagyon pontos, célzott utasításokat kellett adni: meg kellett határozni, mi legyen az adott feature célja, hogyan működjön, milyen technikai megoldást érdemes használni, és a kód melyik mappába vagy modulba kerüljön. Gyakorlatilag úgy kellett feladatot adni neki, mintha egy junior fejlesztő számára készülne részletes task</w:t>
-      </w:r>
+        <w:t xml:space="preserve">A hatékony használat végül egy hibrid munkamódszerrel valósult meg. Ennek lényege az volt, hogy az AI számára nagyon pontos, célzott utasításokat kellett adni: meg kellett határozni, mi legyen az adott </w:t>
+      </w:r>
+      <w:proofErr w:type="spellStart"/>
+      <w:r>
+        <w:t>feature</w:t>
+      </w:r>
+      <w:proofErr w:type="spellEnd"/>
+      <w:r>
+        <w:t xml:space="preserve"> célja, hogyan </w:t>
+      </w:r>
+      <w:proofErr w:type="spellStart"/>
+      <w:r>
+        <w:t>működjön</w:t>
+      </w:r>
+      <w:proofErr w:type="spellEnd"/>
+      <w:r>
+        <w:t xml:space="preserve">, milyen technikai megoldást érdemes használni, és a kód melyik mappába vagy modulba kerüljön. Gyakorlatilag úgy kellett feladatot adni neki, mintha egy junior fejlesztő számára készülne részletes </w:t>
+      </w:r>
+      <w:proofErr w:type="spellStart"/>
+      <w:r>
+        <w:t>task</w:t>
+      </w:r>
+      <w:proofErr w:type="spellEnd"/>
       <w:r>
         <w:t xml:space="preserve"> </w:t>
       </w:r>
@@ -9882,7 +13432,7 @@
       <w:pPr>
         <w:pStyle w:val="Szakdolgozath2"/>
       </w:pPr>
-      <w:bookmarkStart w:id="56" w:name="_Toc226562117"/>
+      <w:bookmarkStart w:id="56" w:name="_Toc226927336"/>
       <w:r>
         <w:t>Szakdolgozat</w:t>
       </w:r>
@@ -9893,7 +13443,23 @@
         <w:pStyle w:val="Szakdolgozatbekezds"/>
       </w:pPr>
       <w:r>
-        <w:t>Az AI használata nemcsak a fejlesztésben, hanem magában a szakdolgozat megírásában is szerepet kapott. A Codex segítségével egy-egy fejezet megírása előtt pontosan meg lehetett határozni, mely folyamatokat és mely forrásfájlokat vizsgálja át. Emellett saját gondolataimat, nyers jegyzeteimet és kezdetleges fejezetvázlataimat is fel tudtam használni bemenetként, amelyeket az AI a kódbázisból kiolvasott technikai információkkal összevetve nyelvtanilag helyesebb, összefüggőbb bekezdésekké tudott formálni.</w:t>
+        <w:t xml:space="preserve">Az AI használata nemcsak a fejlesztésben, hanem magában a szakdolgozat megírásában is szerepet kapott. A </w:t>
+      </w:r>
+      <w:proofErr w:type="spellStart"/>
+      <w:r>
+        <w:t>Codex</w:t>
+      </w:r>
+      <w:proofErr w:type="spellEnd"/>
+      <w:r>
+        <w:t xml:space="preserve"> segítségével egy-egy fejezet megírása előtt pontosan meg lehetett határozni, mely folyamatokat és mely forrásfájlokat vizsgálja át. Emellett saját gondolataimat, nyers jegyzeteimet és kezdetleges fejezetvázlataimat is fel tudtam használni bemenetként, amelyeket az AI a kódbázisból kiolvasott technikai információkkal összevetve </w:t>
+      </w:r>
+      <w:proofErr w:type="spellStart"/>
+      <w:r>
+        <w:t>nyelvtanilag</w:t>
+      </w:r>
+      <w:proofErr w:type="spellEnd"/>
+      <w:r>
+        <w:t xml:space="preserve"> helyesebb, összefüggőbb bekezdésekké tudott formálni.</w:t>
       </w:r>
     </w:p>
     <w:p>
@@ -9908,7 +13474,15 @@
         <w:t xml:space="preserve">sok </w:t>
       </w:r>
       <w:r>
-        <w:t>esetben át kellett dolgozni és kritikusan ellenőrizni. Önmagában az AI-ra támaszkodva a szöveg könnyen mesterkélt, túl általános vagy „kamuszagú” hatást kelthetett volna. A gyakorlatban tehát itt is az bizonyult célravezetőnek, hogy az AI nem helyettesítette a szerzői munkát, hanem annak egy támogató eszközeként működött.</w:t>
+        <w:t>esetben át kellett dolgozni és kritikusan ellenőrizni. Önmagában az AI-</w:t>
+      </w:r>
+      <w:proofErr w:type="spellStart"/>
+      <w:r>
+        <w:t>ra</w:t>
+      </w:r>
+      <w:proofErr w:type="spellEnd"/>
+      <w:r>
+        <w:t xml:space="preserve"> támaszkodva a szöveg könnyen mesterkélt, túl általános vagy „kamuszagú” hatást kelthetett volna. A gyakorlatban tehát itt is az bizonyult célravezetőnek, hogy az AI nem helyettesítette a szerzői munkát, hanem annak egy támogató eszközeként működött.</w:t>
       </w:r>
     </w:p>
     <w:p>
@@ -9917,7 +13491,15 @@
         <w:ind w:firstLine="720"/>
       </w:pPr>
       <w:r>
-        <w:t xml:space="preserve">Összességében az AI a szakdolgozat készítése során akkor bizonyult igazán hasznosnak, amikor jól körülhatárolt részfeladatok </w:t>
+        <w:t xml:space="preserve">Összességében az AI a szakdolgozat készítése során akkor bizonyult igazán hasznosnak, amikor jól </w:t>
+      </w:r>
+      <w:proofErr w:type="spellStart"/>
+      <w:r>
+        <w:t>körülhatárolt</w:t>
+      </w:r>
+      <w:proofErr w:type="spellEnd"/>
+      <w:r>
+        <w:t xml:space="preserve"> részfeladatok </w:t>
       </w:r>
       <w:r>
         <w:t>elkészítésére</w:t>
@@ -9936,19 +13518,582 @@
       <w:pPr>
         <w:pStyle w:val="SzekdolgozatH1"/>
       </w:pPr>
-      <w:bookmarkStart w:id="57" w:name="_Toc226562118"/>
+      <w:bookmarkStart w:id="57" w:name="_Toc226927337"/>
       <w:r>
         <w:lastRenderedPageBreak/>
+        <w:t>Költség és statisztika</w:t>
+      </w:r>
+      <w:bookmarkEnd w:id="57"/>
+    </w:p>
+    <w:p>
+      <w:pPr>
+        <w:pStyle w:val="Szakdolgozath2"/>
+      </w:pPr>
+      <w:bookmarkStart w:id="58" w:name="_Toc226927338"/>
+      <w:proofErr w:type="spellStart"/>
+      <w:r>
+        <w:t>Token</w:t>
+      </w:r>
+      <w:proofErr w:type="spellEnd"/>
+      <w:r>
+        <w:t xml:space="preserve"> rendszer</w:t>
+      </w:r>
+      <w:bookmarkEnd w:id="58"/>
+    </w:p>
+    <w:p>
+      <w:pPr>
+        <w:pStyle w:val="Szakdolgozatbekezds"/>
+      </w:pPr>
+      <w:r>
+        <w:t xml:space="preserve">A rendszerben használt </w:t>
+      </w:r>
+      <w:proofErr w:type="spellStart"/>
+      <w:r>
+        <w:t>tokenrendszer</w:t>
+      </w:r>
+      <w:proofErr w:type="spellEnd"/>
+      <w:r>
+        <w:t xml:space="preserve"> egy belső erőforrás-elszámolási mechanizmus, amely a pályagenerálás várható és tényleges költségét próbálja leképezni. A backend a generálás előtt az adott nehézségi szinthez tartozó korábbi pályák átlagos </w:t>
+      </w:r>
+      <w:proofErr w:type="spellStart"/>
+      <w:r>
+        <w:t>token</w:t>
+      </w:r>
+      <w:proofErr w:type="spellEnd"/>
+      <w:r>
+        <w:t xml:space="preserve">- és időigénye alapján becslést készít, és csak akkor indítja el a folyamatot, ha a felhasználó </w:t>
+      </w:r>
+      <w:proofErr w:type="spellStart"/>
+      <w:r>
+        <w:t>tokenegyenlege</w:t>
+      </w:r>
+      <w:proofErr w:type="spellEnd"/>
+      <w:r>
+        <w:t xml:space="preserve"> ezt fedezi. A generálás lezárása után a rendszer a tényleges felhasználást négy külön kategóriában menti el: pályagenerálás, validáció, javítás és </w:t>
+      </w:r>
+      <w:proofErr w:type="spellStart"/>
+      <w:r>
+        <w:t>sprite</w:t>
+      </w:r>
+      <w:proofErr w:type="spellEnd"/>
+      <w:r>
+        <w:t xml:space="preserve">-generálás. Ez a megoldás lehetővé teszi, hogy a </w:t>
+      </w:r>
+      <w:proofErr w:type="spellStart"/>
+      <w:r>
+        <w:t>tokenek</w:t>
+      </w:r>
+      <w:proofErr w:type="spellEnd"/>
+      <w:r>
+        <w:t xml:space="preserve"> ne pusztán virtuális játékelemként, hanem a háttérben felhasznált AI-erőforrások közelítő mutatójaként is működjenek.</w:t>
+      </w:r>
+    </w:p>
+    <w:p>
+      <w:pPr>
+        <w:pStyle w:val="Szakdolgozath2"/>
+      </w:pPr>
+      <w:bookmarkStart w:id="59" w:name="_Toc226927339"/>
+      <w:r>
+        <w:t>Használt modellek</w:t>
+      </w:r>
+      <w:bookmarkEnd w:id="59"/>
+    </w:p>
+    <w:p>
+      <w:pPr>
+        <w:pStyle w:val="Szakdolgozatbekezds"/>
+      </w:pPr>
+      <w:r>
+        <w:t xml:space="preserve">A projekt jelenlegi implementációjában a szöveges pályagenerálás elsődlegesen a gpt-5-mini modellel történik, a javítási körök során pedig a gpt-5.2 modell kerül használatra. A vizuális elemek generálásához a rendszer a gpt-image-1-mini modellt alkalmazza alacsony minőségű, átlátszó hátterű képkimenettel. A költségelemzés szempontjából ez azért fontos, mert a különböző modellek eltérő árszabással működnek, ezért ugyanannyi </w:t>
+      </w:r>
+      <w:proofErr w:type="spellStart"/>
+      <w:r>
+        <w:t>token</w:t>
+      </w:r>
+      <w:proofErr w:type="spellEnd"/>
+      <w:r>
+        <w:t xml:space="preserve"> eltérő pénzbeli költséget jelenthet.</w:t>
+      </w:r>
+    </w:p>
+    <w:p>
+      <w:pPr>
+        <w:pStyle w:val="Szakdolgozath2"/>
+      </w:pPr>
+      <w:bookmarkStart w:id="60" w:name="_Toc226927340"/>
+      <w:r>
+        <w:t>Statisztikák</w:t>
+      </w:r>
+      <w:bookmarkEnd w:id="60"/>
+    </w:p>
+    <w:p>
+      <w:pPr>
+        <w:pStyle w:val="Szakdolgozatbekezds"/>
+      </w:pPr>
+      <w:r>
+        <w:t xml:space="preserve">10 sikeresen legenerált pálya alapján egy teljes pálya előállítása átlagosan 38 453 </w:t>
+      </w:r>
+      <w:proofErr w:type="spellStart"/>
+      <w:r>
+        <w:t>token</w:t>
+      </w:r>
+      <w:proofErr w:type="spellEnd"/>
+      <w:r>
+        <w:t xml:space="preserve"> felhasználásával és 10 perc 22 másodperc alatt történt meg. A legkisebb mért érték 23 713 </w:t>
+      </w:r>
+      <w:proofErr w:type="spellStart"/>
+      <w:r>
+        <w:t>token</w:t>
+      </w:r>
+      <w:proofErr w:type="spellEnd"/>
+      <w:r>
+        <w:t xml:space="preserve"> és 5 perc 49 másodperc volt, míg a legnagyobb 58 271 </w:t>
+      </w:r>
+      <w:proofErr w:type="spellStart"/>
+      <w:r>
+        <w:t>token</w:t>
+      </w:r>
+      <w:proofErr w:type="spellEnd"/>
+      <w:r>
+        <w:t xml:space="preserve"> és 14 perc 56 másodperc. A szöveges részekre, vagyis a generálásra, validációra és javításra átlagosan 30 090 </w:t>
+      </w:r>
+      <w:proofErr w:type="spellStart"/>
+      <w:r>
+        <w:t>token</w:t>
+      </w:r>
+      <w:proofErr w:type="spellEnd"/>
+      <w:r>
+        <w:t xml:space="preserve"> és 4 perc jutott, míg a </w:t>
+      </w:r>
+      <w:proofErr w:type="spellStart"/>
+      <w:r>
+        <w:t>sprite</w:t>
+      </w:r>
+      <w:proofErr w:type="spellEnd"/>
+      <w:r>
+        <w:t xml:space="preserve">-generálás átlagosan 8 363 </w:t>
+      </w:r>
+      <w:proofErr w:type="spellStart"/>
+      <w:r>
+        <w:t>tokent</w:t>
+      </w:r>
+      <w:proofErr w:type="spellEnd"/>
+      <w:r>
+        <w:t xml:space="preserve"> és 6 perc 23 másodpercet igényelt. Ez arra utal, hogy a képgenerálás a teljes folyamat idejének közel 61,2%-át adja, miközben a </w:t>
+      </w:r>
+      <w:proofErr w:type="spellStart"/>
+      <w:r>
+        <w:t>tokenfelhasználásnak</w:t>
+      </w:r>
+      <w:proofErr w:type="spellEnd"/>
+      <w:r>
+        <w:t xml:space="preserve"> csak körülbelül 22,4%-át teszi ki.</w:t>
+      </w:r>
+    </w:p>
+    <w:p>
+      <w:pPr>
+        <w:pStyle w:val="Szakdolgozath2"/>
+      </w:pPr>
+      <w:bookmarkStart w:id="61" w:name="_Toc226927341"/>
+      <w:proofErr w:type="spellStart"/>
+      <w:r>
+        <w:t>OpenAI</w:t>
+      </w:r>
+      <w:proofErr w:type="spellEnd"/>
+      <w:r>
+        <w:t xml:space="preserve"> </w:t>
+      </w:r>
+      <w:proofErr w:type="spellStart"/>
+      <w:r>
+        <w:t>token</w:t>
+      </w:r>
+      <w:proofErr w:type="spellEnd"/>
+      <w:r>
+        <w:t xml:space="preserve"> ára</w:t>
+      </w:r>
+      <w:bookmarkEnd w:id="61"/>
+    </w:p>
+    <w:p>
+      <w:pPr>
+        <w:pStyle w:val="Szakdolgozatbekezds"/>
+      </w:pPr>
+      <w:r>
+        <w:t xml:space="preserve">A </w:t>
+      </w:r>
+      <w:r>
+        <w:t>dolgozat írásakor</w:t>
+      </w:r>
+      <w:r>
+        <w:t xml:space="preserve"> elérhető hivatalos </w:t>
+      </w:r>
+      <w:proofErr w:type="spellStart"/>
+      <w:r>
+        <w:t>OpenAI</w:t>
+      </w:r>
+      <w:proofErr w:type="spellEnd"/>
+      <w:r>
+        <w:t xml:space="preserve"> dokumentáció alapján a gpt-5-mini ára 0,25 USD / 1 millió input </w:t>
+      </w:r>
+      <w:proofErr w:type="spellStart"/>
+      <w:r>
+        <w:t>token</w:t>
+      </w:r>
+      <w:proofErr w:type="spellEnd"/>
+      <w:r>
+        <w:t xml:space="preserve"> és 2,00 USD / 1 millió output </w:t>
+      </w:r>
+      <w:proofErr w:type="spellStart"/>
+      <w:r>
+        <w:t>token</w:t>
+      </w:r>
+      <w:proofErr w:type="spellEnd"/>
+      <w:r>
+        <w:t xml:space="preserve">, míg a gpt-5.2 ára 1,75 USD </w:t>
+      </w:r>
+      <w:r>
+        <w:lastRenderedPageBreak/>
+        <w:t xml:space="preserve">/ 1 millió input </w:t>
+      </w:r>
+      <w:proofErr w:type="spellStart"/>
+      <w:r>
+        <w:t>token</w:t>
+      </w:r>
+      <w:proofErr w:type="spellEnd"/>
+      <w:r>
+        <w:t xml:space="preserve"> és 14,00 USD / 1 millió output </w:t>
+      </w:r>
+      <w:proofErr w:type="spellStart"/>
+      <w:r>
+        <w:t>token</w:t>
+      </w:r>
+      <w:proofErr w:type="spellEnd"/>
+      <w:r>
+        <w:t xml:space="preserve">. A gpt-image-1-mini esetén az input </w:t>
+      </w:r>
+      <w:proofErr w:type="spellStart"/>
+      <w:r>
+        <w:t>token</w:t>
+      </w:r>
+      <w:proofErr w:type="spellEnd"/>
+      <w:r>
+        <w:t xml:space="preserve"> díja 2,50 USD / 1 millió </w:t>
+      </w:r>
+      <w:proofErr w:type="spellStart"/>
+      <w:r>
+        <w:t>token</w:t>
+      </w:r>
+      <w:proofErr w:type="spellEnd"/>
+      <w:r>
+        <w:t xml:space="preserve">, az output </w:t>
+      </w:r>
+      <w:proofErr w:type="spellStart"/>
+      <w:r>
+        <w:t>token</w:t>
+      </w:r>
+      <w:proofErr w:type="spellEnd"/>
+      <w:r>
+        <w:t xml:space="preserve"> díja pedig 8,00 USD / 1 millió </w:t>
+      </w:r>
+      <w:proofErr w:type="spellStart"/>
+      <w:r>
+        <w:t>token</w:t>
+      </w:r>
+      <w:proofErr w:type="spellEnd"/>
+      <w:r>
+        <w:t xml:space="preserve">, továbbá a dokumentáció külön megad </w:t>
+      </w:r>
+      <w:proofErr w:type="spellStart"/>
+      <w:r>
+        <w:t>képenkénti</w:t>
+      </w:r>
+      <w:proofErr w:type="spellEnd"/>
+      <w:r>
+        <w:t xml:space="preserve"> becslést is: alacsony minőségben egy 1024x1024-es kép körülbelül 0,005 USD, egy 1024x1536-as kép pedig körülbelül 0,006 USD.</w:t>
+      </w:r>
+    </w:p>
+    <w:p>
+      <w:pPr>
+        <w:pStyle w:val="Szakdolgozath2"/>
+      </w:pPr>
+      <w:bookmarkStart w:id="62" w:name="_Toc226927342"/>
+      <w:r>
+        <w:t>Egy pálya költsége</w:t>
+      </w:r>
+      <w:bookmarkEnd w:id="62"/>
+    </w:p>
+    <w:p>
+      <w:pPr>
+        <w:pStyle w:val="Szakdolgozatbekezds"/>
+      </w:pPr>
+      <w:r>
+        <w:t xml:space="preserve">A mért 10 pálya alapján egy teljes pálya generálásának becsült </w:t>
+      </w:r>
+      <w:proofErr w:type="spellStart"/>
+      <w:r>
+        <w:t>OpenAI</w:t>
+      </w:r>
+      <w:proofErr w:type="spellEnd"/>
+      <w:r>
+        <w:t xml:space="preserve">-költsége körülbelül 0,014 és 0,314 USD közé esik. Az átlagos költségszint 0,027 és 0,150 USD között helyezhető el </w:t>
+      </w:r>
+      <w:proofErr w:type="spellStart"/>
+      <w:r>
+        <w:t>pályánként</w:t>
+      </w:r>
+      <w:proofErr w:type="spellEnd"/>
+      <w:r>
+        <w:t xml:space="preserve">. Ez azt jelenti, hogy a rendszer jelenlegi mintája alapján egy pálya generálása nagyjából néhány centtől körülbelül 15 centig terjedő költséget jelent, szélső esetben pedig megközelítheti a 30 centet is. Fontos megjegyezni, hogy ez a tartomány a valós input-output aránytól függ, így a tényleges összeg rendszerhasználattól és </w:t>
+      </w:r>
+      <w:proofErr w:type="spellStart"/>
+      <w:r>
+        <w:t>promptstruktúrától</w:t>
+      </w:r>
+      <w:proofErr w:type="spellEnd"/>
+      <w:r>
+        <w:t xml:space="preserve"> is változhat.</w:t>
+      </w:r>
+    </w:p>
+    <w:p>
+      <w:pPr>
+        <w:pStyle w:val="Szakdolgozath2"/>
+      </w:pPr>
+      <w:bookmarkStart w:id="63" w:name="_Toc226927343"/>
+      <w:r>
+        <w:t>Nehézségi szint befolyása</w:t>
+      </w:r>
+      <w:bookmarkEnd w:id="63"/>
+    </w:p>
+    <w:p>
+      <w:pPr>
+        <w:pStyle w:val="Szakdolgozatbekezds"/>
+      </w:pPr>
+      <w:r>
+        <w:t xml:space="preserve">A nehézségi szintek alapján kirajzolódik egy általános növekedési tendencia: az 1-es nehézségű pályák átlagosan 24 969 </w:t>
+      </w:r>
+      <w:proofErr w:type="spellStart"/>
+      <w:r>
+        <w:t>tokent</w:t>
+      </w:r>
+      <w:proofErr w:type="spellEnd"/>
+      <w:r>
+        <w:t xml:space="preserve"> és 6 perc 39 másodpercet, a 2-esek 40 028 </w:t>
+      </w:r>
+      <w:proofErr w:type="spellStart"/>
+      <w:r>
+        <w:t>tokent</w:t>
+      </w:r>
+      <w:proofErr w:type="spellEnd"/>
+      <w:r>
+        <w:t xml:space="preserve"> és 9 perc 32 másodpercet, a 3-asok 44 762 </w:t>
+      </w:r>
+      <w:proofErr w:type="spellStart"/>
+      <w:r>
+        <w:t>tokent</w:t>
+      </w:r>
+      <w:proofErr w:type="spellEnd"/>
+      <w:r>
+        <w:t xml:space="preserve"> és 10 perc 52 másodpercet, a 4-esek pedig 38 160 </w:t>
+      </w:r>
+      <w:proofErr w:type="spellStart"/>
+      <w:r>
+        <w:t>tokent</w:t>
+      </w:r>
+      <w:proofErr w:type="spellEnd"/>
+      <w:r>
+        <w:t xml:space="preserve"> és 11 perc 55 másodpercet igényeltek. Az 5-ös szinten jelenleg egy minta áll rendelkezésre, amely 43 934 </w:t>
+      </w:r>
+      <w:proofErr w:type="spellStart"/>
+      <w:r>
+        <w:t>token</w:t>
+      </w:r>
+      <w:proofErr w:type="spellEnd"/>
+      <w:r>
+        <w:t xml:space="preserve"> és 14 perc 56 másodperc értéket mutatott, ezért ebből még nem célszerű általános következtetést levonni. Ennek ellenére megállapítható, hogy a nagyobb komplexitású pályák több validációt, több logikai kapcsolatot és több vizuális elemet igényelnek, ami várhatóan növeli mind a </w:t>
+      </w:r>
+      <w:proofErr w:type="spellStart"/>
+      <w:r>
+        <w:t>tokenfogyasztást</w:t>
+      </w:r>
+      <w:proofErr w:type="spellEnd"/>
+      <w:r>
+        <w:t>, mind a generálási időt.</w:t>
+      </w:r>
+    </w:p>
+    <w:p>
+      <w:pPr>
+        <w:pStyle w:val="Szakdolgozath2"/>
+      </w:pPr>
+      <w:bookmarkStart w:id="64" w:name="_Toc226927344"/>
+      <w:proofErr w:type="spellStart"/>
+      <w:r>
+        <w:t>OpenAI</w:t>
+      </w:r>
+      <w:proofErr w:type="spellEnd"/>
+      <w:r>
+        <w:t xml:space="preserve"> alternatíva - </w:t>
+      </w:r>
+      <w:r>
+        <w:t xml:space="preserve">Amazon Web </w:t>
+      </w:r>
+      <w:proofErr w:type="spellStart"/>
+      <w:r>
+        <w:t>Services</w:t>
+      </w:r>
+      <w:bookmarkEnd w:id="64"/>
+      <w:proofErr w:type="spellEnd"/>
+    </w:p>
+    <w:p>
+      <w:pPr>
+        <w:pStyle w:val="Szakdolgozatbekezds"/>
+      </w:pPr>
+      <w:r>
+        <w:t xml:space="preserve">Alternatív megoldásként felmerülhet saját modellek futtatása saját AWS infrastruktúrán. Ebben az esetben a költségszerkezet eltér az </w:t>
+      </w:r>
+      <w:proofErr w:type="spellStart"/>
+      <w:r>
+        <w:t>OpenAI</w:t>
+      </w:r>
+      <w:proofErr w:type="spellEnd"/>
+      <w:r>
+        <w:t xml:space="preserve"> API használatától, mert nem </w:t>
+      </w:r>
+      <w:proofErr w:type="spellStart"/>
+      <w:r>
+        <w:t>tokenenkénti</w:t>
+      </w:r>
+      <w:proofErr w:type="spellEnd"/>
+      <w:r>
+        <w:t xml:space="preserve">, hanem jellemzően óradíjas infrastruktúra-költséggel kell számolni. </w:t>
+      </w:r>
+      <w:r>
+        <w:t>A</w:t>
+      </w:r>
+      <w:r>
+        <w:t xml:space="preserve">z AWS hivatalos </w:t>
+      </w:r>
+      <w:proofErr w:type="spellStart"/>
+      <w:r>
+        <w:t>Capacity</w:t>
+      </w:r>
+      <w:proofErr w:type="spellEnd"/>
+      <w:r>
+        <w:t xml:space="preserve"> </w:t>
+      </w:r>
+      <w:proofErr w:type="spellStart"/>
+      <w:r>
+        <w:t>Blocks</w:t>
+      </w:r>
+      <w:proofErr w:type="spellEnd"/>
+      <w:r>
+        <w:t xml:space="preserve"> </w:t>
+      </w:r>
+      <w:proofErr w:type="spellStart"/>
+      <w:r>
+        <w:t>for</w:t>
+      </w:r>
+      <w:proofErr w:type="spellEnd"/>
+      <w:r>
+        <w:t xml:space="preserve"> ML</w:t>
+      </w:r>
+      <w:sdt>
+        <w:sdtPr>
+          <w:id w:val="-925116931"/>
+          <w:citation/>
+        </w:sdtPr>
+        <w:sdtContent>
+          <w:r>
+            <w:fldChar w:fldCharType="begin"/>
+          </w:r>
+          <w:r>
+            <w:instrText xml:space="preserve"> CITATION AWS_Pricing \l 1038 </w:instrText>
+          </w:r>
+          <w:r>
+            <w:fldChar w:fldCharType="separate"/>
+          </w:r>
+          <w:r>
+            <w:rPr>
+              <w:noProof/>
+            </w:rPr>
+            <w:t xml:space="preserve"> </w:t>
+          </w:r>
+          <w:r>
+            <w:rPr>
+              <w:noProof/>
+            </w:rPr>
+            <w:t>[34]</w:t>
+          </w:r>
+          <w:r>
+            <w:fldChar w:fldCharType="end"/>
+          </w:r>
+        </w:sdtContent>
+      </w:sdt>
+      <w:r>
+        <w:t xml:space="preserve"> árazása szerint egy p5.4xlarge példány 4,326 USD/óra, egy p4d.24xlarge példány pedig 11,8 USD/óra nagyságrendű költséget jelenthet. Ha a saját rendszerben mért 5 perc 49 másodperc és 14 perc 56 másodperc közötti pályagenerálási idővel számolunk, akkor az infrastruktúra-alapú fajlagos költség </w:t>
+      </w:r>
+      <w:r>
+        <w:lastRenderedPageBreak/>
+        <w:t>hozzávetőleg 0,10 és 0,25 USD/pálya lehet g5.xlarge esetén, 0,42 és 1,08 USD/pálya p5.4xlarge esetén, és 1,14 és 2,94 USD/pálya p4d.24xlarge esetén. Ezek az értékek azonban csak becslések, és nem tartalmazzák a tárolás, monitorozás, hálózat, skálázás, üresjárat, modellbetöltés, valamint az üzemeltetési munka költségét.</w:t>
+      </w:r>
+    </w:p>
+    <w:p>
+      <w:pPr>
+        <w:pStyle w:val="Szakdolgozath2"/>
+      </w:pPr>
+      <w:bookmarkStart w:id="65" w:name="_Toc226927345"/>
+      <w:r>
+        <w:t>Összegzés</w:t>
+      </w:r>
+      <w:bookmarkEnd w:id="65"/>
+    </w:p>
+    <w:p>
+      <w:pPr>
+        <w:pStyle w:val="Szakdolgozatbekezds"/>
+      </w:pPr>
+      <w:r>
+        <w:t xml:space="preserve">Összességében megállapítható, hogy a jelenlegi projektméret és terhelés mellett az </w:t>
+      </w:r>
+      <w:proofErr w:type="spellStart"/>
+      <w:r>
+        <w:t>OpenAI</w:t>
+      </w:r>
+      <w:proofErr w:type="spellEnd"/>
+      <w:r>
+        <w:t xml:space="preserve"> API használata költséghatékonyabb és egyszerűbben skálázható megoldásnak tekinthető, különösen alacsony vagy közepes felhasználásszám mellett. A saját AWS-infrastruktúra inkább akkor válhat versenyképessé, ha nagyon magas a kihasználtság, szigorú adatkezelési követelmények állnak fenn, vagy a rendszer hosszú távon egy stabil, nagy volumenű generálási terhelésre áll át. A jelenlegi mérési eredmények alapján egy pálya </w:t>
+      </w:r>
+      <w:proofErr w:type="spellStart"/>
+      <w:r>
+        <w:t>OpenAI</w:t>
+      </w:r>
+      <w:proofErr w:type="spellEnd"/>
+      <w:r>
+        <w:t>-alapú generálása alacsony egységköltséggel megvalósítható, így a választott architektúra a szakdolgozatban bemutatott alkalmazás számára gazdaságilag is indokolható</w:t>
+      </w:r>
+      <w:r>
+        <w:t>.</w:t>
+      </w:r>
+    </w:p>
+    <w:p>
+      <w:pPr>
+        <w:pStyle w:val="SzekdolgozatH1"/>
+      </w:pPr>
+      <w:bookmarkStart w:id="66" w:name="_Toc226927346"/>
+      <w:r>
         <w:t>Konklúzió</w:t>
       </w:r>
-      <w:bookmarkEnd w:id="57"/>
+      <w:bookmarkEnd w:id="66"/>
     </w:p>
     <w:p>
       <w:pPr>
         <w:pStyle w:val="Szakdolgozatbekezds"/>
       </w:pPr>
       <w:r>
-        <w:t>A mesterséges intelligencia fejlődése nem új jelenség, csupán a társadalom számára sokáig kevésbé volt látványos. Az utóbbi években azonban rendkívül erős figyelem irányult az LLM-alapú rendszerekre, és mára szinte minden technológiai problémára ezek alkalmazását próbálják megoldásként felmutatni. Az AI körüli hype egyik leggyakoribb és egyben legriasztóbb állítása, hogy rövid időn belül nem lesz szükség fejlesztőkre, mert a kódolás problémáját a modellek már megoldották. A saját tapasztalataim alapján ez nem tekinthető valós állításnak. A projekt során is jól láthatóvá vált, hogy az LLM-ek önmagukban nem önállóan gondolkodó rendszerek, hanem rendkívül fejlett statisztikai szöveggenerátorok, amelyek bizonyos feladatokban kifejezetten hasznosak, más területeken viszont erősen korlátozottak.</w:t>
+        <w:t xml:space="preserve">A mesterséges intelligencia fejlődése nem új jelenség, csupán a társadalom számára sokáig kevésbé volt látványos. Az utóbbi években azonban rendkívül erős figyelem irányult az LLM-alapú rendszerekre, és mára szinte minden technológiai problémára ezek alkalmazását próbálják megoldásként felmutatni. Az AI körüli </w:t>
+      </w:r>
+      <w:proofErr w:type="spellStart"/>
+      <w:r>
+        <w:t>hype</w:t>
+      </w:r>
+      <w:proofErr w:type="spellEnd"/>
+      <w:r>
+        <w:t xml:space="preserve"> egyik leggyakoribb és egyben legriasztóbb állítása, hogy rövid időn belül nem lesz szükség fejlesztőkre, mert a kódolás problémáját a modellek már megoldották. A saját tapasztalataim alapján ez nem tekinthető valós állításnak. A projekt során is jól láthatóvá vált, hogy az LLM-ek önmagukban nem önállóan gondolkodó rendszerek, hanem rendkívül fejlett statisztikai szöveggenerátorok, amelyek bizonyos feladatokban kifejezetten hasznosak, más területeken viszont erősen korlátozottak.</w:t>
       </w:r>
     </w:p>
     <w:p>
@@ -9957,7 +14102,11 @@
         <w:ind w:firstLine="720"/>
       </w:pPr>
       <w:r>
-        <w:t>Úgy látom, hogy a jelenlegi AI-hullámban egyre nagyobb szerepet kap az üzleti és pénzügyi érdek, és sok esetben ez erősebb mozgatórugó, mint maga a technológiai áttörés. A modellek valóban fejlődnek, de gyakran nem teljesen új képességeket kapnak, hanem olyan kiegészítő rétegeket, mint a keresőfunkció, az önellenőrzési mechanizmusok vagy a többlépcsős érvelés, amelyek összességében intelligensebb működés benyomását keltik. A saját projektmunkám során is azt tapasztaltam, hogy ezek a rendszerek jól használhatók, ha megfelelően rétegezett folyamatba illesztjük őket, de önmagukban nem érdemes tőlük csodát várni.</w:t>
+        <w:t xml:space="preserve">Úgy látom, hogy a jelenlegi AI-hullámban egyre nagyobb szerepet kap az üzleti és pénzügyi érdek, és sok esetben ez erősebb mozgatórugó, mint maga a technológiai áttörés. A modellek valóban fejlődnek, de gyakran nem teljesen új képességeket kapnak, hanem olyan kiegészítő rétegeket, mint a keresőfunkció, az önellenőrzési mechanizmusok vagy a többlépcsős érvelés, amelyek összességében intelligensebb működés benyomását keltik. A </w:t>
+      </w:r>
+      <w:r>
+        <w:lastRenderedPageBreak/>
+        <w:t>saját projektmunkám során is azt tapasztaltam, hogy ezek a rendszerek jól használhatók, ha megfelelően rétegezett folyamatba illesztjük őket, de önmagukban nem érdemes tőlük csodát várni.</w:t>
       </w:r>
     </w:p>
     <w:p>
@@ -9975,8 +14124,15 @@
         <w:ind w:firstLine="720"/>
       </w:pPr>
       <w:r>
-        <w:lastRenderedPageBreak/>
-        <w:t>Azt gondolom, hogy összetett folyamatokat, például rendszerarchitektúra-tervezést, mélyebb kutatómunkát vagy valóban új megoldások megalkotását egy LLM önmagában nem képes kiváltani. Ennek egyik alapvető oka, hogy ezek a modellek olyan mintákból tanulnak, amelyeket eredetileg emberek hoztak létre emberi gondolkodás, tervezés és problémamegoldás eredményeként. Vagyis az LLM nem független forrása a komplex gondolkodásnak, hanem annak statisztikai lenyomata. Éppen ezért nagyon erős eszköz lehet meglévő tudás újraszervezésére, kombinálására és gyors felhasználására, de nem helyettesíti a szabad, célorientált emberi gondolkodást.</w:t>
+        <w:t xml:space="preserve">Azt gondolom, hogy összetett folyamatokat, például rendszerarchitektúra-tervezést, mélyebb kutatómunkát vagy valóban új megoldások megalkotását egy LLM önmagában nem képes kiváltani. Ennek egyik alapvető oka, hogy ezek a modellek olyan mintákból tanulnak, amelyeket eredetileg emberek hoztak létre emberi gondolkodás, tervezés és problémamegoldás eredményeként. Vagyis az LLM nem független forrása a komplex gondolkodásnak, hanem annak statisztikai lenyomata. Éppen ezért nagyon erős eszköz lehet meglévő tudás </w:t>
+      </w:r>
+      <w:proofErr w:type="spellStart"/>
+      <w:r>
+        <w:t>újraszervezésére</w:t>
+      </w:r>
+      <w:proofErr w:type="spellEnd"/>
+      <w:r>
+        <w:t>, kombinálására és gyors felhasználására, de nem helyettesíti a szabad, célorientált emberi gondolkodást.</w:t>
       </w:r>
     </w:p>
     <w:p>
@@ -9985,7 +14141,19 @@
         <w:ind w:firstLine="720"/>
       </w:pPr>
       <w:r>
-        <w:t>Mindezek mellett mégis úgy vélem, hogy az emberiség nagy lépést tett a mesterséges intelligencia felé az LLM-ek megjelenésével. Bár ezek a rendszerek jelenleg inkább nagyon fejlett statisztikai szöveggenerátoroknak tekinthetők, számos területen valóban hasznos, sőt inspiráló eszközt jelentenek. A szakdolgozatban bemutatott projekt is azt mutatja, hogy ilyen modellekre építve új, korábban nehezen elképzelhető alkalmazások hozhatók létre. A videójáték-iparban a mesterséges intelligencia mindig is érdekes terület volt, még ha korábban ez inkább útkereső algoritmusokat vagy procedurális generálási megoldásokat jelentett. LLM-ek segítségével azonban ennél dinamikusabb, változatosabb és személyesebb világok is létrehozhatók. Elképzelhető például egy olyan nyílt világú játék, ahol az NPC-k természetesebb, színesebb interakciókra képesek, vagy egy klasszikus szöveges kalandjáték, ahol a játékos nem előre definiált parancsokkal kommunikál, hanem saját szavaival, és az NPC erre érdemben tud reagálni.</w:t>
+        <w:t xml:space="preserve">Mindezek mellett mégis úgy vélem, hogy az emberiség nagy lépést tett a mesterséges intelligencia felé az LLM-ek megjelenésével. Bár ezek a rendszerek jelenleg inkább nagyon fejlett statisztikai szöveggenerátoroknak tekinthetők, számos területen valóban hasznos, sőt inspiráló eszközt jelentenek. A szakdolgozatban bemutatott projekt is azt mutatja, hogy ilyen modellekre építve új, korábban nehezen elképzelhető alkalmazások hozhatók létre. A videójáték-iparban a mesterséges intelligencia mindig is érdekes terület volt, még ha korábban ez inkább útkereső algoritmusokat vagy procedurális generálási megoldásokat jelentett. LLM-ek segítségével azonban ennél dinamikusabb, változatosabb és személyesebb világok is létrehozhatók. Elképzelhető például egy olyan nyílt világú játék, ahol az NPC-k </w:t>
+      </w:r>
+      <w:r>
+        <w:lastRenderedPageBreak/>
+        <w:t xml:space="preserve">természetesebb, színesebb interakciókra képesek, vagy egy klasszikus szöveges kalandjáték, ahol a játékos nem előre definiált parancsokkal kommunikál, hanem saját </w:t>
+      </w:r>
+      <w:proofErr w:type="spellStart"/>
+      <w:r>
+        <w:t>szavaival</w:t>
+      </w:r>
+      <w:proofErr w:type="spellEnd"/>
+      <w:r>
+        <w:t>, és az NPC erre érdemben tud reagálni.</w:t>
       </w:r>
     </w:p>
     <w:p>
@@ -9996,7 +14164,7 @@
         <w:br w:type="page"/>
       </w:r>
     </w:p>
-    <w:bookmarkStart w:id="58" w:name="_Toc226562119" w:displacedByCustomXml="next"/>
+    <w:bookmarkStart w:id="67" w:name="_Toc226927347" w:displacedByCustomXml="next"/>
     <w:sdt>
       <w:sdtPr>
         <w:rPr>
@@ -10022,7 +14190,7 @@
           <w:r>
             <w:t>Irodalomjegyzék</w:t>
           </w:r>
-          <w:bookmarkEnd w:id="58"/>
+          <w:bookmarkEnd w:id="67"/>
         </w:p>
         <w:sdt>
           <w:sdtPr>
@@ -10065,7 +14233,7 @@
               </w:tblGrid>
               <w:tr>
                 <w:trPr>
-                  <w:divId w:val="670063402"/>
+                  <w:divId w:val="1934970532"/>
                   <w:tblCellSpacing w:w="15" w:type="dxa"/>
                 </w:trPr>
                 <w:tc>
@@ -10115,7 +14283,7 @@
               </w:tr>
               <w:tr>
                 <w:trPr>
-                  <w:divId w:val="670063402"/>
+                  <w:divId w:val="1934970532"/>
                   <w:tblCellSpacing w:w="15" w:type="dxa"/>
                 </w:trPr>
                 <w:tc>
@@ -10161,7 +14329,7 @@
               </w:tr>
               <w:tr>
                 <w:trPr>
-                  <w:divId w:val="670063402"/>
+                  <w:divId w:val="1934970532"/>
                   <w:tblCellSpacing w:w="15" w:type="dxa"/>
                 </w:trPr>
                 <w:tc>
@@ -10207,7 +14375,7 @@
               </w:tr>
               <w:tr>
                 <w:trPr>
-                  <w:divId w:val="670063402"/>
+                  <w:divId w:val="1934970532"/>
                   <w:tblCellSpacing w:w="15" w:type="dxa"/>
                 </w:trPr>
                 <w:tc>
@@ -10253,7 +14421,7 @@
               </w:tr>
               <w:tr>
                 <w:trPr>
-                  <w:divId w:val="670063402"/>
+                  <w:divId w:val="1934970532"/>
                   <w:tblCellSpacing w:w="15" w:type="dxa"/>
                 </w:trPr>
                 <w:tc>
@@ -10299,7 +14467,7 @@
               </w:tr>
               <w:tr>
                 <w:trPr>
-                  <w:divId w:val="670063402"/>
+                  <w:divId w:val="1934970532"/>
                   <w:tblCellSpacing w:w="15" w:type="dxa"/>
                 </w:trPr>
                 <w:tc>
@@ -10345,7 +14513,7 @@
               </w:tr>
               <w:tr>
                 <w:trPr>
-                  <w:divId w:val="670063402"/>
+                  <w:divId w:val="1934970532"/>
                   <w:tblCellSpacing w:w="15" w:type="dxa"/>
                 </w:trPr>
                 <w:tc>
@@ -10391,7 +14559,7 @@
               </w:tr>
               <w:tr>
                 <w:trPr>
-                  <w:divId w:val="670063402"/>
+                  <w:divId w:val="1934970532"/>
                   <w:tblCellSpacing w:w="15" w:type="dxa"/>
                 </w:trPr>
                 <w:tc>
@@ -10437,7 +14605,7 @@
               </w:tr>
               <w:tr>
                 <w:trPr>
-                  <w:divId w:val="670063402"/>
+                  <w:divId w:val="1934970532"/>
                   <w:tblCellSpacing w:w="15" w:type="dxa"/>
                 </w:trPr>
                 <w:tc>
@@ -10483,7 +14651,7 @@
               </w:tr>
               <w:tr>
                 <w:trPr>
-                  <w:divId w:val="670063402"/>
+                  <w:divId w:val="1934970532"/>
                   <w:tblCellSpacing w:w="15" w:type="dxa"/>
                 </w:trPr>
                 <w:tc>
@@ -10529,7 +14697,7 @@
               </w:tr>
               <w:tr>
                 <w:trPr>
-                  <w:divId w:val="670063402"/>
+                  <w:divId w:val="1934970532"/>
                   <w:tblCellSpacing w:w="15" w:type="dxa"/>
                 </w:trPr>
                 <w:tc>
@@ -10575,7 +14743,7 @@
               </w:tr>
               <w:tr>
                 <w:trPr>
-                  <w:divId w:val="670063402"/>
+                  <w:divId w:val="1934970532"/>
                   <w:tblCellSpacing w:w="15" w:type="dxa"/>
                 </w:trPr>
                 <w:tc>
@@ -10621,7 +14789,7 @@
               </w:tr>
               <w:tr>
                 <w:trPr>
-                  <w:divId w:val="670063402"/>
+                  <w:divId w:val="1934970532"/>
                   <w:tblCellSpacing w:w="15" w:type="dxa"/>
                 </w:trPr>
                 <w:tc>
@@ -10667,7 +14835,7 @@
               </w:tr>
               <w:tr>
                 <w:trPr>
-                  <w:divId w:val="670063402"/>
+                  <w:divId w:val="1934970532"/>
                   <w:tblCellSpacing w:w="15" w:type="dxa"/>
                 </w:trPr>
                 <w:tc>
@@ -10713,7 +14881,7 @@
               </w:tr>
               <w:tr>
                 <w:trPr>
-                  <w:divId w:val="670063402"/>
+                  <w:divId w:val="1934970532"/>
                   <w:tblCellSpacing w:w="15" w:type="dxa"/>
                 </w:trPr>
                 <w:tc>
@@ -10759,7 +14927,7 @@
               </w:tr>
               <w:tr>
                 <w:trPr>
-                  <w:divId w:val="670063402"/>
+                  <w:divId w:val="1934970532"/>
                   <w:tblCellSpacing w:w="15" w:type="dxa"/>
                 </w:trPr>
                 <w:tc>
@@ -10805,7 +14973,7 @@
               </w:tr>
               <w:tr>
                 <w:trPr>
-                  <w:divId w:val="670063402"/>
+                  <w:divId w:val="1934970532"/>
                   <w:tblCellSpacing w:w="15" w:type="dxa"/>
                 </w:trPr>
                 <w:tc>
@@ -10851,7 +15019,7 @@
               </w:tr>
               <w:tr>
                 <w:trPr>
-                  <w:divId w:val="670063402"/>
+                  <w:divId w:val="1934970532"/>
                   <w:tblCellSpacing w:w="15" w:type="dxa"/>
                 </w:trPr>
                 <w:tc>
@@ -10897,7 +15065,7 @@
               </w:tr>
               <w:tr>
                 <w:trPr>
-                  <w:divId w:val="670063402"/>
+                  <w:divId w:val="1934970532"/>
                   <w:tblCellSpacing w:w="15" w:type="dxa"/>
                 </w:trPr>
                 <w:tc>
@@ -10943,7 +15111,7 @@
               </w:tr>
               <w:tr>
                 <w:trPr>
-                  <w:divId w:val="670063402"/>
+                  <w:divId w:val="1934970532"/>
                   <w:tblCellSpacing w:w="15" w:type="dxa"/>
                 </w:trPr>
                 <w:tc>
@@ -10989,7 +15157,7 @@
               </w:tr>
               <w:tr>
                 <w:trPr>
-                  <w:divId w:val="670063402"/>
+                  <w:divId w:val="1934970532"/>
                   <w:tblCellSpacing w:w="15" w:type="dxa"/>
                 </w:trPr>
                 <w:tc>
@@ -11035,7 +15203,7 @@
               </w:tr>
               <w:tr>
                 <w:trPr>
-                  <w:divId w:val="670063402"/>
+                  <w:divId w:val="1934970532"/>
                   <w:tblCellSpacing w:w="15" w:type="dxa"/>
                 </w:trPr>
                 <w:tc>
@@ -11081,7 +15249,7 @@
               </w:tr>
               <w:tr>
                 <w:trPr>
-                  <w:divId w:val="670063402"/>
+                  <w:divId w:val="1934970532"/>
                   <w:tblCellSpacing w:w="15" w:type="dxa"/>
                 </w:trPr>
                 <w:tc>
@@ -11127,7 +15295,7 @@
               </w:tr>
               <w:tr>
                 <w:trPr>
-                  <w:divId w:val="670063402"/>
+                  <w:divId w:val="1934970532"/>
                   <w:tblCellSpacing w:w="15" w:type="dxa"/>
                 </w:trPr>
                 <w:tc>
@@ -11173,7 +15341,7 @@
               </w:tr>
               <w:tr>
                 <w:trPr>
-                  <w:divId w:val="670063402"/>
+                  <w:divId w:val="1934970532"/>
                   <w:tblCellSpacing w:w="15" w:type="dxa"/>
                 </w:trPr>
                 <w:tc>
@@ -11219,7 +15387,7 @@
               </w:tr>
               <w:tr>
                 <w:trPr>
-                  <w:divId w:val="670063402"/>
+                  <w:divId w:val="1934970532"/>
                   <w:tblCellSpacing w:w="15" w:type="dxa"/>
                 </w:trPr>
                 <w:tc>
@@ -11265,7 +15433,7 @@
               </w:tr>
               <w:tr>
                 <w:trPr>
-                  <w:divId w:val="670063402"/>
+                  <w:divId w:val="1934970532"/>
                   <w:tblCellSpacing w:w="15" w:type="dxa"/>
                 </w:trPr>
                 <w:tc>
@@ -11311,7 +15479,7 @@
               </w:tr>
               <w:tr>
                 <w:trPr>
-                  <w:divId w:val="670063402"/>
+                  <w:divId w:val="1934970532"/>
                   <w:tblCellSpacing w:w="15" w:type="dxa"/>
                 </w:trPr>
                 <w:tc>
@@ -11357,7 +15525,7 @@
               </w:tr>
               <w:tr>
                 <w:trPr>
-                  <w:divId w:val="670063402"/>
+                  <w:divId w:val="1934970532"/>
                   <w:tblCellSpacing w:w="15" w:type="dxa"/>
                 </w:trPr>
                 <w:tc>
@@ -11403,7 +15571,7 @@
               </w:tr>
               <w:tr>
                 <w:trPr>
-                  <w:divId w:val="670063402"/>
+                  <w:divId w:val="1934970532"/>
                   <w:tblCellSpacing w:w="15" w:type="dxa"/>
                 </w:trPr>
                 <w:tc>
@@ -11449,7 +15617,7 @@
               </w:tr>
               <w:tr>
                 <w:trPr>
-                  <w:divId w:val="670063402"/>
+                  <w:divId w:val="1934970532"/>
                   <w:tblCellSpacing w:w="15" w:type="dxa"/>
                 </w:trPr>
                 <w:tc>
@@ -11496,7 +15664,7 @@
               </w:tr>
               <w:tr>
                 <w:trPr>
-                  <w:divId w:val="670063402"/>
+                  <w:divId w:val="1934970532"/>
                   <w:tblCellSpacing w:w="15" w:type="dxa"/>
                 </w:trPr>
                 <w:tc>
@@ -11542,7 +15710,7 @@
               </w:tr>
               <w:tr>
                 <w:trPr>
-                  <w:divId w:val="670063402"/>
+                  <w:divId w:val="1934970532"/>
                   <w:tblCellSpacing w:w="15" w:type="dxa"/>
                 </w:trPr>
                 <w:tc>
@@ -11588,7 +15756,7 @@
               </w:tr>
               <w:tr>
                 <w:trPr>
-                  <w:divId w:val="670063402"/>
+                  <w:divId w:val="1934970532"/>
                   <w:tblCellSpacing w:w="15" w:type="dxa"/>
                 </w:trPr>
                 <w:tc>
@@ -11627,6 +15795,52 @@
                       <w:rPr>
                         <w:noProof/>
                       </w:rPr>
+                      <w:t>„AWS ML-kapacitásblokkok árazása,” [Online]. Available: https://aws.amazon.com/ec2/capacityblocks/pricing/.</w:t>
+                    </w:r>
+                  </w:p>
+                </w:tc>
+              </w:tr>
+              <w:tr>
+                <w:trPr>
+                  <w:divId w:val="1934970532"/>
+                  <w:tblCellSpacing w:w="15" w:type="dxa"/>
+                </w:trPr>
+                <w:tc>
+                  <w:tcPr>
+                    <w:tcW w:w="50" w:type="pct"/>
+                    <w:hideMark/>
+                  </w:tcPr>
+                  <w:p>
+                    <w:pPr>
+                      <w:pStyle w:val="Bibliography"/>
+                      <w:rPr>
+                        <w:noProof/>
+                      </w:rPr>
+                    </w:pPr>
+                    <w:r>
+                      <w:rPr>
+                        <w:noProof/>
+                      </w:rPr>
+                      <w:t xml:space="preserve">[35] </w:t>
+                    </w:r>
+                  </w:p>
+                </w:tc>
+                <w:tc>
+                  <w:tcPr>
+                    <w:tcW w:w="0" w:type="auto"/>
+                    <w:hideMark/>
+                  </w:tcPr>
+                  <w:p>
+                    <w:pPr>
+                      <w:pStyle w:val="Bibliography"/>
+                      <w:rPr>
+                        <w:noProof/>
+                      </w:rPr>
+                    </w:pPr>
+                    <w:r>
+                      <w:rPr>
+                        <w:noProof/>
+                      </w:rPr>
                       <w:t>„CodeGame Szabaduló szoba weboldala,” [Online]. Available: https://www.codegame.hu/.</w:t>
                     </w:r>
                   </w:p>
@@ -11635,7 +15849,7 @@
             </w:tbl>
             <w:p>
               <w:pPr>
-                <w:divId w:val="670063402"/>
+                <w:divId w:val="1934970532"/>
                 <w:rPr>
                   <w:rFonts w:eastAsia="Times New Roman"/>
                   <w:noProof/>
@@ -11665,12 +15879,12 @@
       <w:pPr>
         <w:pStyle w:val="szmozatlanSzakdolgozath1"/>
       </w:pPr>
-      <w:bookmarkStart w:id="59" w:name="_Toc226562120"/>
+      <w:bookmarkStart w:id="68" w:name="_Toc226927348"/>
       <w:r>
         <w:lastRenderedPageBreak/>
         <w:t>Nyilatkozat</w:t>
       </w:r>
-      <w:bookmarkEnd w:id="59"/>
+      <w:bookmarkEnd w:id="68"/>
     </w:p>
     <w:p>
       <w:pPr>
@@ -11678,7 +15892,23 @@
         <w:ind w:firstLine="720"/>
       </w:pPr>
       <w:r>
-        <w:t>Alulírott Bacsur Martin programtervező informatikus BSc szakos hallgató, kijelentem, hogy a dolgozatomat a Szegedi Tudományegyetem, Informatikai Intézet Szoftverfejlesztés Tanszékén készítettem, programtervező informatikus BSc diploma megszerzése érdekében. </w:t>
+        <w:t xml:space="preserve">Alulírott Bacsur Martin programtervező informatikus </w:t>
+      </w:r>
+      <w:proofErr w:type="spellStart"/>
+      <w:r>
+        <w:t>BSc</w:t>
+      </w:r>
+      <w:proofErr w:type="spellEnd"/>
+      <w:r>
+        <w:t xml:space="preserve"> szakos hallgató, kijelentem, hogy a dolgozatomat a Szegedi Tudományegyetem, Informatikai Intézet Szoftverfejlesztés Tanszékén készítettem, programtervező informatikus </w:t>
+      </w:r>
+      <w:proofErr w:type="spellStart"/>
+      <w:r>
+        <w:t>BSc</w:t>
+      </w:r>
+      <w:proofErr w:type="spellEnd"/>
+      <w:r>
+        <w:t xml:space="preserve"> diploma megszerzése érdekében. </w:t>
       </w:r>
     </w:p>
     <w:p>
@@ -11687,7 +15917,15 @@
         <w:ind w:firstLine="720"/>
       </w:pPr>
       <w:r>
-        <w:t xml:space="preserve">Kijelentem, hogy a dolgozatot más szakon korábban nem védtem meg, saját munkám eredménye, és csak a hivatkozott forrásokat (szakirodalom, eszközök, stb.) használtam fel. </w:t>
+        <w:t xml:space="preserve">Kijelentem, hogy a dolgozatot más szakon korábban nem védtem meg, saját munkám eredménye, és csak a hivatkozott forrásokat (szakirodalom, </w:t>
+      </w:r>
+      <w:proofErr w:type="gramStart"/>
+      <w:r>
+        <w:t>eszközök,</w:t>
+      </w:r>
+      <w:proofErr w:type="gramEnd"/>
+      <w:r>
+        <w:t xml:space="preserve"> stb.) használtam fel. </w:t>
       </w:r>
     </w:p>
     <w:p>
@@ -11696,7 +15934,15 @@
         <w:ind w:firstLine="720"/>
       </w:pPr>
       <w:r>
-        <w:t>Tudomásul veszem, hogy szakdolgozatomat a Szegedi Tudományegyetem Diplomamunka Repozitóriumában tárolja.</w:t>
+        <w:t xml:space="preserve">Tudomásul veszem, hogy szakdolgozatomat a Szegedi Tudományegyetem Diplomamunka </w:t>
+      </w:r>
+      <w:proofErr w:type="spellStart"/>
+      <w:r>
+        <w:t>Repozitóriumában</w:t>
+      </w:r>
+      <w:proofErr w:type="spellEnd"/>
+      <w:r>
+        <w:t xml:space="preserve"> tárolja.</w:t>
       </w:r>
     </w:p>
     <w:p/>
@@ -11746,25 +15992,25 @@
       <w:pPr>
         <w:pStyle w:val="szmozatlanSzakdolgozath1"/>
       </w:pPr>
-      <w:bookmarkStart w:id="60" w:name="_Toc226562121"/>
+      <w:bookmarkStart w:id="69" w:name="_Toc226927349"/>
       <w:r>
         <w:lastRenderedPageBreak/>
         <w:t>Mellékletek</w:t>
       </w:r>
-      <w:bookmarkEnd w:id="60"/>
+      <w:bookmarkEnd w:id="69"/>
     </w:p>
     <w:p>
       <w:pPr>
         <w:pStyle w:val="szmozatlanSzakdolgozath2"/>
       </w:pPr>
-      <w:bookmarkStart w:id="61" w:name="_Toc226562122"/>
+      <w:bookmarkStart w:id="70" w:name="_Toc226927350"/>
       <w:r>
         <w:t>Adatbázis</w:t>
       </w:r>
       <w:r>
         <w:t xml:space="preserve"> relációk</w:t>
       </w:r>
-      <w:bookmarkEnd w:id="61"/>
+      <w:bookmarkEnd w:id="70"/>
     </w:p>
     <w:p>
       <w:pPr>
@@ -11772,7 +16018,15 @@
         <w:ind w:left="720"/>
       </w:pPr>
       <w:r>
-        <w:t>A diagram elkészítéséhez a Graphviz Online</w:t>
+        <w:t xml:space="preserve">A diagram elkészítéséhez a </w:t>
+      </w:r>
+      <w:proofErr w:type="spellStart"/>
+      <w:r>
+        <w:t>Graphviz</w:t>
+      </w:r>
+      <w:proofErr w:type="spellEnd"/>
+      <w:r>
+        <w:t xml:space="preserve"> Online</w:t>
       </w:r>
       <w:r>
         <w:t xml:space="preserve">-t </w:t>
@@ -11850,12 +16104,12 @@
       <w:pPr>
         <w:pStyle w:val="szmozatlanSzakdolgozath2"/>
       </w:pPr>
-      <w:bookmarkStart w:id="62" w:name="_Toc226562123"/>
+      <w:bookmarkStart w:id="71" w:name="_Toc226927351"/>
       <w:r>
         <w:lastRenderedPageBreak/>
         <w:t>Gráf alapú pálya struktúra definiálása</w:t>
       </w:r>
-      <w:bookmarkEnd w:id="62"/>
+      <w:bookmarkEnd w:id="71"/>
     </w:p>
     <w:p>
       <w:pPr>
@@ -14268,7 +18522,7 @@
     <b:Guid>{DD0B38D9-A2E6-489C-9084-B127B64A88F7}</b:Guid>
     <b:Title>CodeGame Szabaduló szoba weboldala</b:Title>
     <b:URL>https://www.codegame.hu/</b:URL>
-    <b:RefOrder>34</b:RefOrder>
+    <b:RefOrder>35</b:RefOrder>
   </b:Source>
   <b:Source>
     <b:Tag>AWS_S3</b:Tag>
@@ -14358,11 +18612,19 @@
     <b:URL>https://docs.sunoapi.org/</b:URL>
     <b:RefOrder>33</b:RefOrder>
   </b:Source>
+  <b:Source>
+    <b:Tag>AWS_Pricing</b:Tag>
+    <b:SourceType>InternetSite</b:SourceType>
+    <b:Guid>{D110D0DC-54E0-4387-BCEA-03194367C675}</b:Guid>
+    <b:Title>AWS ML-kapacitásblokkok árazása</b:Title>
+    <b:URL>https://aws.amazon.com/ec2/capacityblocks/pricing/</b:URL>
+    <b:RefOrder>34</b:RefOrder>
+  </b:Source>
 </b:Sources>
 </file>
 
 <file path=customXml/itemProps1.xml><?xml version="1.0" encoding="utf-8"?>
-<ds:datastoreItem xmlns:ds="http://schemas.openxmlformats.org/officeDocument/2006/customXml" ds:itemID="{1C4FD796-3FA9-40BD-B468-D811998885D1}">
+<ds:datastoreItem xmlns:ds="http://schemas.openxmlformats.org/officeDocument/2006/customXml" ds:itemID="{F10D2269-BD43-4778-981D-36BEA565048F}">
   <ds:schemaRefs>
     <ds:schemaRef ds:uri="http://schemas.openxmlformats.org/officeDocument/2006/bibliography"/>
   </ds:schemaRefs>

--- a/Szakdolgozat.docx
+++ b/Szakdolgozat.docx
@@ -629,43 +629,7 @@
           <w:sz w:val="24"/>
           <w:szCs w:val="24"/>
         </w:rPr>
-        <w:t xml:space="preserve">Az alkalmazás nem csupán maga a játék, hanem egy teljes webes rendszerként működik. Lehetőséget biztosít felhasználói fiókok kezelésére, ahol a felhasználók saját pályákat generálhatnak. A pályagenerálás </w:t>
-      </w:r>
-      <w:proofErr w:type="spellStart"/>
-      <w:r>
-        <w:rPr>
-          <w:rFonts w:ascii="Times New Roman" w:hAnsi="Times New Roman" w:cs="Times New Roman"/>
-          <w:sz w:val="24"/>
-          <w:szCs w:val="24"/>
-        </w:rPr>
-        <w:t>token</w:t>
-      </w:r>
-      <w:proofErr w:type="spellEnd"/>
-      <w:r>
-        <w:rPr>
-          <w:rFonts w:ascii="Times New Roman" w:hAnsi="Times New Roman" w:cs="Times New Roman"/>
-          <w:sz w:val="24"/>
-          <w:szCs w:val="24"/>
-        </w:rPr>
-        <w:t xml:space="preserve"> alapú rendszerhez kötött, ahol a felhasználók </w:t>
-      </w:r>
-      <w:proofErr w:type="spellStart"/>
-      <w:r>
-        <w:rPr>
-          <w:rFonts w:ascii="Times New Roman" w:hAnsi="Times New Roman" w:cs="Times New Roman"/>
-          <w:sz w:val="24"/>
-          <w:szCs w:val="24"/>
-        </w:rPr>
-        <w:t>tokeneket</w:t>
-      </w:r>
-      <w:proofErr w:type="spellEnd"/>
-      <w:r>
-        <w:rPr>
-          <w:rFonts w:ascii="Times New Roman" w:hAnsi="Times New Roman" w:cs="Times New Roman"/>
-          <w:sz w:val="24"/>
-          <w:szCs w:val="24"/>
-        </w:rPr>
-        <w:t xml:space="preserve"> vásárolhatnak, és ezek felhasználásával indíthatják el az új pályák létrehozását.</w:t>
+        <w:t>Az alkalmazás nem csupán maga a játék, hanem egy teljes webes rendszerként működik. Lehetőséget biztosít felhasználói fiókok kezelésére, ahol a felhasználók saját pályákat generálhatnak. A pályagenerálás token alapú rendszerhez kötött, ahol a felhasználók tokeneket vásárolhatnak, és ezek felhasználásával indíthatják el az új pályák létrehozását.</w:t>
       </w:r>
     </w:p>
     <w:p>
@@ -705,43 +669,7 @@
           <w:sz w:val="24"/>
           <w:szCs w:val="24"/>
         </w:rPr>
-        <w:t xml:space="preserve">A pályagenerálási folyamatokhoz részletes statisztikai adatgyűjtés is kapcsolódik. A rendszer rögzíti többek között a generáláshoz, </w:t>
-      </w:r>
-      <w:proofErr w:type="spellStart"/>
-      <w:r>
-        <w:rPr>
-          <w:rFonts w:ascii="Times New Roman" w:hAnsi="Times New Roman" w:cs="Times New Roman"/>
-          <w:sz w:val="24"/>
-          <w:szCs w:val="24"/>
-        </w:rPr>
-        <w:t>validáláshoz</w:t>
-      </w:r>
-      <w:proofErr w:type="spellEnd"/>
-      <w:r>
-        <w:rPr>
-          <w:rFonts w:ascii="Times New Roman" w:hAnsi="Times New Roman" w:cs="Times New Roman"/>
-          <w:sz w:val="24"/>
-          <w:szCs w:val="24"/>
-        </w:rPr>
-        <w:t xml:space="preserve"> és esetleges javításokhoz felhasznált </w:t>
-      </w:r>
-      <w:proofErr w:type="spellStart"/>
-      <w:r>
-        <w:rPr>
-          <w:rFonts w:ascii="Times New Roman" w:hAnsi="Times New Roman" w:cs="Times New Roman"/>
-          <w:sz w:val="24"/>
-          <w:szCs w:val="24"/>
-        </w:rPr>
-        <w:t>tokenek</w:t>
-      </w:r>
-      <w:proofErr w:type="spellEnd"/>
-      <w:r>
-        <w:rPr>
-          <w:rFonts w:ascii="Times New Roman" w:hAnsi="Times New Roman" w:cs="Times New Roman"/>
-          <w:sz w:val="24"/>
-          <w:szCs w:val="24"/>
-        </w:rPr>
-        <w:t xml:space="preserve"> mennyiségét, valamint az egyes folyamatok időigényét. Ezek az adatok lehetőséget biztosítanak a rendszer működésének elemzésére és optimalizálására.</w:t>
+        <w:t>A pályagenerálási folyamatokhoz részletes statisztikai adatgyűjtés is kapcsolódik. A rendszer rögzíti többek között a generáláshoz, validáláshoz és esetleges javításokhoz felhasznált tokenek mennyiségét, valamint az egyes folyamatok időigényét. Ezek az adatok lehetőséget biztosítanak a rendszer működésének elemzésére és optimalizálására.</w:t>
       </w:r>
     </w:p>
     <w:p>
@@ -6940,161 +6868,12 @@
     <w:p>
       <w:pPr>
         <w:pStyle w:val="SzekdolgozatH1"/>
-      </w:pPr>
-      <w:bookmarkStart w:id="2" w:name="_Toc227259539"/>
-      <w:r>
-        <w:lastRenderedPageBreak/>
-        <w:t>Alapfogalmak</w:t>
-      </w:r>
-      <w:bookmarkEnd w:id="2"/>
-    </w:p>
-    <w:p>
-      <w:pPr>
-        <w:pStyle w:val="Szakdolgozath2"/>
-      </w:pPr>
-      <w:bookmarkStart w:id="3" w:name="_Toc227259540"/>
-      <w:proofErr w:type="spellStart"/>
-      <w:r>
-        <w:t>T</w:t>
-      </w:r>
-      <w:r>
-        <w:t>oken</w:t>
-      </w:r>
-      <w:bookmarkEnd w:id="3"/>
-      <w:proofErr w:type="spellEnd"/>
-    </w:p>
-    <w:p>
-      <w:pPr>
-        <w:pStyle w:val="Szakdolgozatbekezds"/>
-      </w:pPr>
-      <w:r>
-        <w:t xml:space="preserve">A projektben a </w:t>
-      </w:r>
-      <w:proofErr w:type="spellStart"/>
-      <w:r>
-        <w:t>token</w:t>
-      </w:r>
-      <w:proofErr w:type="spellEnd"/>
-      <w:r>
-        <w:t xml:space="preserve"> két külön jelentésben jelenik meg. Az egyik a hitelesítési </w:t>
-      </w:r>
-      <w:proofErr w:type="spellStart"/>
-      <w:r>
-        <w:t>token</w:t>
-      </w:r>
-      <w:proofErr w:type="spellEnd"/>
-      <w:r>
-        <w:t xml:space="preserve">, amely a felhasználó azonosítására és a bejelentkezett munkamenet kezelésére szolgál; ez az </w:t>
-      </w:r>
-      <w:proofErr w:type="spellStart"/>
-      <w:r>
-        <w:t>access</w:t>
-      </w:r>
-      <w:proofErr w:type="spellEnd"/>
-      <w:r>
-        <w:t xml:space="preserve"> </w:t>
-      </w:r>
-      <w:proofErr w:type="spellStart"/>
-      <w:r>
-        <w:t>token</w:t>
-      </w:r>
-      <w:proofErr w:type="spellEnd"/>
-      <w:r>
-        <w:t xml:space="preserve"> és </w:t>
-      </w:r>
-      <w:proofErr w:type="spellStart"/>
-      <w:r>
-        <w:t>refresh</w:t>
-      </w:r>
-      <w:proofErr w:type="spellEnd"/>
-      <w:r>
-        <w:t xml:space="preserve"> </w:t>
-      </w:r>
-      <w:proofErr w:type="spellStart"/>
-      <w:r>
-        <w:t>token</w:t>
-      </w:r>
-      <w:proofErr w:type="spellEnd"/>
-      <w:r>
-        <w:t xml:space="preserve">. A </w:t>
-      </w:r>
-      <w:proofErr w:type="gramStart"/>
-      <w:r>
-        <w:t>másik</w:t>
-      </w:r>
-      <w:proofErr w:type="gramEnd"/>
-      <w:r>
-        <w:t xml:space="preserve"> amely egyfajta kreditként működik</w:t>
-      </w:r>
-      <w:r>
-        <w:t xml:space="preserve">, amely az </w:t>
-      </w:r>
-      <w:r>
-        <w:t xml:space="preserve">AI modellek működése során a feldolgozott szöveg mennyiségét reprezentálja. Egy </w:t>
-      </w:r>
-      <w:proofErr w:type="spellStart"/>
-      <w:r>
-        <w:t>token</w:t>
-      </w:r>
-      <w:proofErr w:type="spellEnd"/>
-      <w:r>
-        <w:t xml:space="preserve"> általában egy szó vagy szórészlet, és az API hívások költsége</w:t>
-      </w:r>
-      <w:r>
-        <w:t>.</w:t>
-      </w:r>
-    </w:p>
-    <w:p>
-      <w:pPr>
-        <w:pStyle w:val="Szakdolgozath2"/>
-      </w:pPr>
-      <w:bookmarkStart w:id="4" w:name="_Toc227259541"/>
-      <w:proofErr w:type="spellStart"/>
-      <w:r>
-        <w:t>S</w:t>
-      </w:r>
-      <w:r>
-        <w:t>prite</w:t>
-      </w:r>
-      <w:bookmarkEnd w:id="4"/>
-      <w:proofErr w:type="spellEnd"/>
-    </w:p>
-    <w:p>
-      <w:pPr>
-        <w:pStyle w:val="Szakdolgozatbekezds"/>
-      </w:pPr>
-      <w:r>
-        <w:t xml:space="preserve">A </w:t>
-      </w:r>
-      <w:proofErr w:type="spellStart"/>
-      <w:r>
-        <w:t>sprite</w:t>
-      </w:r>
-      <w:proofErr w:type="spellEnd"/>
-      <w:r>
-        <w:t xml:space="preserve"> a számítógépes grafikában és játékfejlesztésben egy kétdimenziós grafikai elem, amely egy objektum vizuális megjelenítésére szolgál.</w:t>
-      </w:r>
-    </w:p>
-    <w:p>
-      <w:pPr>
-        <w:pStyle w:val="Szakdolgozath2"/>
-      </w:pPr>
-      <w:bookmarkStart w:id="5" w:name="_Toc227259542"/>
-      <w:r>
-        <w:t>P</w:t>
-      </w:r>
-      <w:r>
-        <w:t>rompt</w:t>
-      </w:r>
-      <w:bookmarkEnd w:id="5"/>
-    </w:p>
-    <w:p>
-      <w:pPr>
-        <w:pStyle w:val="Szakdolgozatbekezds"/>
-      </w:pPr>
-      <w:r>
-        <w:t>A prompt általános értelemben olyan szöveges utasítás vagy bemenet, amely meghatározza, hogy egy mesterségesintelligencia-modell milyen feladatot hajtson végre, milyen szabályokat kövessen, és milyen formában adjon választ.</w:t>
-      </w:r>
+        <w:numPr>
+          <w:ilvl w:val="0"/>
+          <w:numId w:val="0"/>
+        </w:numPr>
+        <w:ind w:left="357"/>
+      </w:pPr>
     </w:p>
     <w:p>
       <w:pPr>
@@ -7103,11 +6882,11 @@
           <w:i/>
         </w:rPr>
       </w:pPr>
-      <w:bookmarkStart w:id="6" w:name="_Toc227259543"/>
+      <w:bookmarkStart w:id="2" w:name="_Toc227259543"/>
       <w:r>
         <w:t>Technológiák</w:t>
       </w:r>
-      <w:bookmarkEnd w:id="6"/>
+      <w:bookmarkEnd w:id="2"/>
     </w:p>
     <w:p>
       <w:pPr>
@@ -7121,16 +6900,11 @@
       <w:pPr>
         <w:pStyle w:val="Szakdolgozath2"/>
       </w:pPr>
-      <w:bookmarkStart w:id="7" w:name="_Toc227259544"/>
-      <w:r>
-        <w:t xml:space="preserve">Docker és </w:t>
-      </w:r>
-      <w:proofErr w:type="spellStart"/>
-      <w:r>
-        <w:t>konténerizáció</w:t>
-      </w:r>
-      <w:bookmarkEnd w:id="7"/>
-      <w:proofErr w:type="spellEnd"/>
+      <w:bookmarkStart w:id="3" w:name="_Toc227259544"/>
+      <w:r>
+        <w:t>Docker és konténerizáció</w:t>
+      </w:r>
+      <w:bookmarkEnd w:id="3"/>
     </w:p>
     <w:p>
       <w:pPr>
@@ -7148,13 +6922,8 @@
       <w:r>
         <w:t xml:space="preserve">s fejlesztése </w:t>
       </w:r>
-      <w:proofErr w:type="spellStart"/>
-      <w:r>
-        <w:t>konténerizált</w:t>
-      </w:r>
-      <w:proofErr w:type="spellEnd"/>
-      <w:r>
-        <w:t xml:space="preserve"> környezetben történik Docker</w:t>
+      <w:r>
+        <w:t>konténerizált környezetben történik Docker</w:t>
       </w:r>
       <w:sdt>
         <w:sdtPr>
@@ -7201,13 +6970,8 @@
         <w:t xml:space="preserve"> de együttesen is elindíthatóak</w:t>
       </w:r>
       <w:r>
-        <w:t xml:space="preserve">. A Docker </w:t>
-      </w:r>
-      <w:proofErr w:type="spellStart"/>
-      <w:r>
-        <w:t>Compose</w:t>
-      </w:r>
-      <w:proofErr w:type="spellEnd"/>
+        <w:t>. A Docker Compose</w:t>
+      </w:r>
       <w:sdt>
         <w:sdtPr>
           <w:id w:val="1576857532"/>
@@ -7260,12 +7024,11 @@
       <w:pPr>
         <w:pStyle w:val="Szakdolgozath2"/>
       </w:pPr>
-      <w:bookmarkStart w:id="8" w:name="_Toc227259545"/>
-      <w:r>
-        <w:lastRenderedPageBreak/>
+      <w:bookmarkStart w:id="4" w:name="_Toc227259545"/>
+      <w:r>
         <w:t>Frontend technológiák</w:t>
       </w:r>
-      <w:bookmarkEnd w:id="8"/>
+      <w:bookmarkEnd w:id="4"/>
     </w:p>
     <w:p>
       <w:pPr>
@@ -7279,24 +7042,17 @@
       <w:pPr>
         <w:pStyle w:val="Szakdolgozath3"/>
       </w:pPr>
-      <w:proofErr w:type="spellStart"/>
       <w:r>
         <w:t>TypeScript</w:t>
       </w:r>
-      <w:proofErr w:type="spellEnd"/>
     </w:p>
     <w:p>
       <w:pPr>
         <w:pStyle w:val="Szakdolgozatbekezds"/>
       </w:pPr>
       <w:r>
-        <w:t xml:space="preserve">A frontend fejlesztése </w:t>
-      </w:r>
-      <w:proofErr w:type="spellStart"/>
-      <w:r>
-        <w:t>TypeScript</w:t>
-      </w:r>
-      <w:proofErr w:type="spellEnd"/>
+        <w:t>A frontend fejlesztése TypeScript</w:t>
+      </w:r>
       <w:sdt>
         <w:sdtPr>
           <w:id w:val="1305359974"/>
@@ -7330,15 +7086,7 @@
         </w:sdtContent>
       </w:sdt>
       <w:r>
-        <w:t xml:space="preserve"> nyelven történt. A </w:t>
-      </w:r>
-      <w:proofErr w:type="spellStart"/>
-      <w:r>
-        <w:t>TypeScript</w:t>
-      </w:r>
-      <w:proofErr w:type="spellEnd"/>
-      <w:r>
-        <w:t xml:space="preserve"> használata az alkalmazásban elsősorban fejlesztési időben nyújt segítséget</w:t>
+        <w:t xml:space="preserve"> nyelven történt. A TypeScript használata az alkalmazásban elsősorban fejlesztési időben nyújt segítséget</w:t>
       </w:r>
       <w:r>
         <w:t>,</w:t>
@@ -7374,15 +7122,7 @@
         <w:t>vagy</w:t>
       </w:r>
       <w:r>
-        <w:t xml:space="preserve"> az új pálya generálásánál. Ennek köszönhetően a komponensek fejlesztésekor egyértelmű, hogy egy adott válasz milyen mezőket tartalmaz, mely értékek lehetnek </w:t>
-      </w:r>
-      <w:proofErr w:type="spellStart"/>
-      <w:r>
-        <w:t>opcionálisak</w:t>
-      </w:r>
-      <w:proofErr w:type="spellEnd"/>
-      <w:r>
-        <w:t xml:space="preserve"> vagy null értékűek, illetve milyen típusú adatot kell továbbítani a backend felé.</w:t>
+        <w:t xml:space="preserve"> az új pálya generálásánál. Ennek köszönhetően a komponensek fejlesztésekor egyértelmű, hogy egy adott válasz milyen mezőket tartalmaz, mely értékek lehetnek opcionálisak vagy null értékűek, illetve milyen típusú adatot kell továbbítani a backend felé.</w:t>
       </w:r>
     </w:p>
     <w:p>
@@ -7391,32 +7131,23 @@
         <w:ind w:firstLine="357"/>
       </w:pPr>
       <w:r>
+        <w:lastRenderedPageBreak/>
         <w:t xml:space="preserve">A típusosság a játéklogika modellezésében is </w:t>
       </w:r>
       <w:r>
         <w:t xml:space="preserve">fontos </w:t>
       </w:r>
       <w:r>
-        <w:t xml:space="preserve">szerepet kapott. Az alkalmazás külön típusként kezeli például a felvehető tárgyakat, a tárolókat, a mozgatható fedőelemeket és a kijáratot. Ez segít abban, hogy a </w:t>
-      </w:r>
-      <w:proofErr w:type="spellStart"/>
-      <w:r>
-        <w:t>reducer</w:t>
-      </w:r>
-      <w:proofErr w:type="spellEnd"/>
-      <w:r>
-        <w:t xml:space="preserve"> függvények csak a megfelelő objektumtípusokon végezzenek műveleteket.</w:t>
+        <w:t>szerepet kapott. Az alkalmazás külön típusként kezeli például a felvehető tárgyakat, a tárolókat, a mozgatható fedőelemeket és a kijáratot. Ez segít abban, hogy a reducer függvények csak a megfelelő objektumtípusokon végezzenek műveleteket.</w:t>
       </w:r>
     </w:p>
     <w:p>
       <w:pPr>
         <w:pStyle w:val="Szakdolgozath3"/>
       </w:pPr>
-      <w:proofErr w:type="spellStart"/>
       <w:r>
         <w:t>React</w:t>
       </w:r>
-      <w:proofErr w:type="spellEnd"/>
     </w:p>
     <w:p>
       <w:pPr>
@@ -7429,13 +7160,8 @@
         <w:t xml:space="preserve"> webes kliens oldal</w:t>
       </w:r>
       <w:r>
-        <w:t xml:space="preserve"> kialakítása </w:t>
-      </w:r>
-      <w:proofErr w:type="spellStart"/>
-      <w:r>
-        <w:t>React</w:t>
-      </w:r>
-      <w:proofErr w:type="spellEnd"/>
+        <w:t xml:space="preserve"> kialakítása React</w:t>
+      </w:r>
       <w:sdt>
         <w:sdtPr>
           <w:id w:val="-1346625232"/>
@@ -7475,15 +7201,7 @@
         <w:t>könyvtár segítségével valósult meg</w:t>
       </w:r>
       <w:r>
-        <w:t xml:space="preserve">, amelyet eredetileg a Facebook, mai nevén </w:t>
-      </w:r>
-      <w:proofErr w:type="spellStart"/>
-      <w:r>
-        <w:t>Meta</w:t>
-      </w:r>
-      <w:proofErr w:type="spellEnd"/>
-      <w:r>
-        <w:t xml:space="preserve"> fejlesztett</w:t>
+        <w:t>, amelyet eredetileg a Facebook, mai nevén Meta fejlesztett</w:t>
       </w:r>
       <w:r>
         <w:t xml:space="preserve">. </w:t>
@@ -7504,13 +7222,8 @@
         <w:t>felhasználható elemekre bontható, ami jelentősen javítja a kód átláthatóságát, karbantarthatóságát</w:t>
       </w:r>
       <w:r>
-        <w:t xml:space="preserve">. Alternatív megoldásként szóba jöhetett volna például az </w:t>
-      </w:r>
-      <w:proofErr w:type="spellStart"/>
-      <w:r>
-        <w:t>Angular</w:t>
-      </w:r>
-      <w:proofErr w:type="spellEnd"/>
+        <w:t>. Alternatív megoldásként szóba jöhetett volna például az Angular</w:t>
+      </w:r>
       <w:sdt>
         <w:sdtPr>
           <w:id w:val="-1980915045"/>
@@ -7588,16 +7301,7 @@
         <w:ind w:firstLine="720"/>
       </w:pPr>
       <w:r>
-        <w:lastRenderedPageBreak/>
-        <w:t xml:space="preserve">Az </w:t>
-      </w:r>
-      <w:proofErr w:type="spellStart"/>
-      <w:r>
-        <w:t>Angular</w:t>
-      </w:r>
-      <w:proofErr w:type="spellEnd"/>
-      <w:r>
-        <w:t xml:space="preserve"> esetében korlátozott gyakorlati tapasztalattal rendelkezem, korábban kizárólag a 2-es verzióval dolgoztam, amely számomra akkoriban kifejezetten összetettnek és nehezen átláthatónak bizonyult.</w:t>
+        <w:t>Az Angular esetében korlátozott gyakorlati tapasztalattal rendelkezem, korábban kizárólag a 2-es verzióval dolgoztam, amely számomra akkoriban kifejezetten összetettnek és nehezen átláthatónak bizonyult.</w:t>
       </w:r>
     </w:p>
     <w:p>
@@ -7606,15 +7310,7 @@
         <w:ind w:firstLine="720"/>
       </w:pPr>
       <w:r>
-        <w:t xml:space="preserve">A </w:t>
-      </w:r>
-      <w:proofErr w:type="spellStart"/>
-      <w:r>
-        <w:t>React</w:t>
-      </w:r>
-      <w:proofErr w:type="spellEnd"/>
-      <w:r>
-        <w:t xml:space="preserve"> ezzel szemben már az első használat során kedvező benyomást tett rám, különösen a JSX szintaxis révén, amely számomra jelentősen leegyszerűsíti a dinamikus DOM-manipulációt és átláthatóbbá teszi a komponensek felépítését.</w:t>
+        <w:t>A React ezzel szemben már az első használat során kedvező benyomást tett rám, különösen a JSX szintaxis révén, amely számomra jelentősen leegyszerűsíti a dinamikus DOM-manipulációt és átláthatóbbá teszi a komponensek felépítését.</w:t>
       </w:r>
     </w:p>
     <w:p>
@@ -7623,42 +7319,16 @@
         <w:ind w:firstLine="357"/>
       </w:pPr>
       <w:r>
-        <w:t xml:space="preserve">Munkahelyi környezetben elsősorban Vue.js használatára volt lehetőségem, saját projektek esetében tudatos döntés volt a </w:t>
-      </w:r>
-      <w:proofErr w:type="spellStart"/>
-      <w:r>
-        <w:t>React</w:t>
-      </w:r>
-      <w:proofErr w:type="spellEnd"/>
-      <w:r>
-        <w:t xml:space="preserve"> választása. Egyrészt célom volt a </w:t>
-      </w:r>
-      <w:proofErr w:type="spellStart"/>
-      <w:r>
-        <w:t>React</w:t>
-      </w:r>
-      <w:proofErr w:type="spellEnd"/>
-      <w:r>
-        <w:t xml:space="preserve">-ben szerzett tudásom elmélyítése, másrészt a JSX hiánya a </w:t>
-      </w:r>
-      <w:proofErr w:type="spellStart"/>
-      <w:r>
-        <w:t>Vue</w:t>
-      </w:r>
-      <w:proofErr w:type="spellEnd"/>
-      <w:r>
-        <w:t xml:space="preserve"> esetében számomra kevésbé kényelmes fejlesztési élményt eredményezett.</w:t>
+        <w:t>Munkahelyi környezetben elsősorban Vue.js használatára volt lehetőségem, saját projektek esetében tudatos döntés volt a React választása. Egyrészt célom volt a React-ben szerzett tudásom elmélyítése, másrészt a JSX hiánya a Vue esetében számomra kevésbé kényelmes fejlesztési élményt eredményezett.</w:t>
       </w:r>
     </w:p>
     <w:p>
       <w:pPr>
         <w:pStyle w:val="Szakdolgozath3"/>
       </w:pPr>
-      <w:proofErr w:type="spellStart"/>
       <w:r>
         <w:t>PixiJS</w:t>
       </w:r>
-      <w:proofErr w:type="spellEnd"/>
     </w:p>
     <w:p>
       <w:pPr>
@@ -7668,13 +7338,8 @@
         </w:rPr>
       </w:pPr>
       <w:r>
-        <w:t xml:space="preserve">A játéktér megjelenítéséhez a </w:t>
-      </w:r>
-      <w:proofErr w:type="spellStart"/>
-      <w:r>
-        <w:t>PixiJS</w:t>
-      </w:r>
-      <w:proofErr w:type="spellEnd"/>
+        <w:t>A játéktér megjelenítéséhez a PixiJS</w:t>
+      </w:r>
       <w:sdt>
         <w:sdtPr>
           <w:id w:val="223420300"/>
@@ -7708,39 +7373,7 @@
         </w:sdtContent>
       </w:sdt>
       <w:r>
-        <w:t xml:space="preserve"> grafikai könyvtár került felhasználásra. A </w:t>
-      </w:r>
-      <w:proofErr w:type="spellStart"/>
-      <w:r>
-        <w:t>PixiJS</w:t>
-      </w:r>
-      <w:proofErr w:type="spellEnd"/>
-      <w:r>
-        <w:t xml:space="preserve"> böngészőben futó, elsősorban HTML5 </w:t>
-      </w:r>
-      <w:proofErr w:type="spellStart"/>
-      <w:r>
-        <w:t>Canvas</w:t>
-      </w:r>
-      <w:proofErr w:type="spellEnd"/>
-      <w:r>
-        <w:t xml:space="preserve"> és </w:t>
-      </w:r>
-      <w:proofErr w:type="spellStart"/>
-      <w:r>
-        <w:t>WebGL</w:t>
-      </w:r>
-      <w:proofErr w:type="spellEnd"/>
-      <w:r>
-        <w:t xml:space="preserve"> alapú 2D </w:t>
-      </w:r>
-      <w:proofErr w:type="spellStart"/>
-      <w:r>
-        <w:t>renderelést</w:t>
-      </w:r>
-      <w:proofErr w:type="spellEnd"/>
-      <w:r>
-        <w:t xml:space="preserve"> biztosító technológia, amely alkalmas játékobjektumok, helyszínek és interaktív elemek dinamikus megjelenítésére és kezelésére.</w:t>
+        <w:t xml:space="preserve"> grafikai könyvtár került felhasználásra. A PixiJS böngészőben futó, elsősorban HTML5 Canvas és WebGL alapú 2D renderelést biztosító technológia, amely alkalmas játékobjektumok, helyszínek és interaktív elemek dinamikus megjelenítésére és kezelésére.</w:t>
       </w:r>
     </w:p>
     <w:p>
@@ -7748,6 +7381,7 @@
         <w:pStyle w:val="Szakdolgozath3"/>
       </w:pPr>
       <w:r>
+        <w:lastRenderedPageBreak/>
         <w:t>Socket.IO kliens</w:t>
       </w:r>
     </w:p>
@@ -7807,26 +7441,18 @@
       <w:pPr>
         <w:pStyle w:val="Szakdolgozath2"/>
       </w:pPr>
-      <w:bookmarkStart w:id="9" w:name="_Toc227259546"/>
+      <w:bookmarkStart w:id="5" w:name="_Toc227259546"/>
       <w:r>
         <w:t>Backend technológiák</w:t>
       </w:r>
-      <w:bookmarkEnd w:id="9"/>
+      <w:bookmarkEnd w:id="5"/>
     </w:p>
     <w:p>
       <w:pPr>
         <w:pStyle w:val="Szakdolgozatbekezds"/>
       </w:pPr>
       <w:r>
-        <w:t xml:space="preserve">A szerveroldali logika, az üzleti folyamatok kezelése, az AI integráció, valamint az adatbázis-műveletek a backend rétegben valósulnak meg. A backend fejlesztése során a gyors fejlesztést, a jó </w:t>
-      </w:r>
-      <w:proofErr w:type="spellStart"/>
-      <w:r>
-        <w:t>strukturálhatóságot</w:t>
-      </w:r>
-      <w:proofErr w:type="spellEnd"/>
-      <w:r>
-        <w:t xml:space="preserve"> és az API-központú működést támogató technológiák kerültek kiválasztásra.</w:t>
+        <w:t>A szerveroldali logika, az üzleti folyamatok kezelése, az AI integráció, valamint az adatbázis-műveletek a backend rétegben valósulnak meg. A backend fejlesztése során a gyors fejlesztést, a jó strukturálhatóságot és az API-központú működést támogató technológiák kerültek kiválasztásra.</w:t>
       </w:r>
     </w:p>
     <w:p>
@@ -7877,20 +7503,11 @@
         </w:sdtContent>
       </w:sdt>
       <w:r>
-        <w:t xml:space="preserve"> nyelven készült. A Python előnye, hogy jól használható webes szolgáltatások, adatkezelési logikák és mesterséges intelligenciához kapcsolódó integrációk </w:t>
-      </w:r>
-      <w:r>
-        <w:lastRenderedPageBreak/>
-        <w:t>megvalósítására.</w:t>
-      </w:r>
-      <w:r>
-        <w:t xml:space="preserve"> Projekt elején tervben voltak kép transzformációs feladatok is, ezek valósultak volna meg az </w:t>
-      </w:r>
-      <w:proofErr w:type="spellStart"/>
-      <w:r>
-        <w:t>OpenCV</w:t>
-      </w:r>
-      <w:proofErr w:type="spellEnd"/>
+        <w:t xml:space="preserve"> nyelven készült. A Python előnye, hogy jól használható webes szolgáltatások, adatkezelési logikák és mesterséges intelligenciához kapcsolódó integrációk megvalósítására.</w:t>
+      </w:r>
+      <w:r>
+        <w:t xml:space="preserve"> Projekt elején tervben voltak kép transzformációs feladatok is, ezek valósultak volna meg az OpenCV</w:t>
+      </w:r>
       <w:sdt>
         <w:sdtPr>
           <w:id w:val="-1397195207"/>
@@ -7931,40 +7548,17 @@
       <w:pPr>
         <w:pStyle w:val="Szakdolgozath3"/>
       </w:pPr>
-      <w:proofErr w:type="spellStart"/>
-      <w:r>
-        <w:t>FastAPI</w:t>
-      </w:r>
-      <w:proofErr w:type="spellEnd"/>
-      <w:r>
-        <w:t xml:space="preserve"> és </w:t>
-      </w:r>
-      <w:proofErr w:type="spellStart"/>
-      <w:r>
-        <w:t>OpenAPI</w:t>
-      </w:r>
-      <w:proofErr w:type="spellEnd"/>
+      <w:r>
+        <w:t>FastAPI és OpenAPI</w:t>
+      </w:r>
     </w:p>
     <w:p>
       <w:pPr>
         <w:pStyle w:val="Szakdolgozatbekezds"/>
       </w:pPr>
       <w:r>
-        <w:t xml:space="preserve">A backend A </w:t>
-      </w:r>
-      <w:proofErr w:type="spellStart"/>
-      <w:r>
-        <w:t>a</w:t>
-      </w:r>
-      <w:proofErr w:type="spellEnd"/>
-      <w:r>
-        <w:t xml:space="preserve"> </w:t>
-      </w:r>
-      <w:proofErr w:type="spellStart"/>
-      <w:r>
-        <w:t>FastAPI</w:t>
-      </w:r>
-      <w:proofErr w:type="spellEnd"/>
+        <w:t>A backend A a FastAPI</w:t>
+      </w:r>
       <w:sdt>
         <w:sdtPr>
           <w:id w:val="-1088236458"/>
@@ -7998,23 +7592,7 @@
         </w:sdtContent>
       </w:sdt>
       <w:r>
-        <w:t xml:space="preserve"> keretrendszerre épül. A </w:t>
-      </w:r>
-      <w:proofErr w:type="spellStart"/>
-      <w:r>
-        <w:t>FastAPI</w:t>
-      </w:r>
-      <w:proofErr w:type="spellEnd"/>
-      <w:r>
-        <w:t xml:space="preserve"> modern, nagy teljesítményű megoldást nyújt REST alapú szolgáltatások fejlesztésére, és automatikusan képes </w:t>
-      </w:r>
-      <w:proofErr w:type="spellStart"/>
-      <w:r>
-        <w:t>OpenAPI</w:t>
-      </w:r>
-      <w:proofErr w:type="spellEnd"/>
-      <w:r>
-        <w:t xml:space="preserve"> </w:t>
+        <w:t xml:space="preserve"> keretrendszerre épül. A FastAPI modern, nagy teljesítményű megoldást nyújt REST alapú szolgáltatások fejlesztésére, és automatikusan képes OpenAPI </w:t>
       </w:r>
       <w:sdt>
         <w:sdtPr>
@@ -8043,47 +7621,24 @@
         </w:sdtContent>
       </w:sdt>
       <w:r>
-        <w:t xml:space="preserve">specifikáció generálására a definiált útvonalak, sémák és típusannotációk alapján. Ez megkönnyíti az API dokumentálását és az interfészek áttekinthetőségét. A választás azért esett erre a keretrendszerre, mert a </w:t>
-      </w:r>
-      <w:proofErr w:type="spellStart"/>
-      <w:r>
-        <w:t>Flaskkal</w:t>
-      </w:r>
-      <w:proofErr w:type="spellEnd"/>
-      <w:r>
-        <w:t xml:space="preserve"> szemben erősebben épít a típusosságra, ami biztonságosabb és átláthatóbb API-fejlesztést tesz lehetővé.</w:t>
+        <w:t>specifikáció generálására a definiált útvonalak, sémák és típusannotációk alapján. Ez megkönnyíti az API dokumentálását és az interfészek áttekinthetőségét. A választás azért esett erre a keretrendszerre, mert a Flaskkal szemben erősebben épít a típusosságra, ami biztonságosabb és átláthatóbb API-fejlesztést tesz lehetővé.</w:t>
       </w:r>
     </w:p>
     <w:p>
       <w:pPr>
         <w:pStyle w:val="Szakdolgozath3"/>
       </w:pPr>
-      <w:proofErr w:type="spellStart"/>
-      <w:r>
-        <w:t>SQLAlchemy</w:t>
-      </w:r>
-      <w:proofErr w:type="spellEnd"/>
-      <w:r>
-        <w:t xml:space="preserve"> és </w:t>
-      </w:r>
-      <w:proofErr w:type="spellStart"/>
-      <w:r>
-        <w:t>Alembic</w:t>
-      </w:r>
-      <w:proofErr w:type="spellEnd"/>
+      <w:r>
+        <w:t>SQLAlchemy és Alembic</w:t>
+      </w:r>
     </w:p>
     <w:p>
       <w:pPr>
         <w:pStyle w:val="Szakdolgozatbekezds"/>
       </w:pPr>
       <w:r>
-        <w:t xml:space="preserve">Az adatbázisréteg kezelésére a </w:t>
-      </w:r>
-      <w:proofErr w:type="spellStart"/>
-      <w:r>
-        <w:t>SQLAlchemy</w:t>
-      </w:r>
-      <w:proofErr w:type="spellEnd"/>
+        <w:t>Az adatbázisréteg kezelésére a SQLAlchemy</w:t>
+      </w:r>
       <w:sdt>
         <w:sdtPr>
           <w:id w:val="367569242"/>
@@ -8117,23 +7672,11 @@
         </w:sdtContent>
       </w:sdt>
       <w:r>
-        <w:t xml:space="preserve"> ORM (</w:t>
-      </w:r>
-      <w:proofErr w:type="spellStart"/>
-      <w:r>
-        <w:t>Object-Relational</w:t>
-      </w:r>
-      <w:proofErr w:type="spellEnd"/>
-      <w:r>
-        <w:t xml:space="preserve"> </w:t>
-      </w:r>
-      <w:proofErr w:type="spellStart"/>
-      <w:r>
-        <w:t>Mapping</w:t>
-      </w:r>
-      <w:proofErr w:type="spellEnd"/>
-      <w:r>
-        <w:t>) került alkalmazásra, amely lehetővé teszi a relációs adatmodell objektumorientált kezelését. Ennek köszönhetően az adatbázissal való kommunikáció során nem minden esetben szükséges alacsony szintű SQL utasítások közvetlen írása, mivel az adatszerkezetek Python objektumokon keresztül is kezelhetők. Ez átláthatóbbá és karbantarthatóbbá teszi a backend oldali adatkezelési logikát.</w:t>
+        <w:t xml:space="preserve"> ORM (Object-Relational Mapping) került alkalmazásra, amely lehetővé teszi a relációs adatmodell objektumorientált kezelését. Ennek köszönhetően az adatbázissal való kommunikáció során nem minden esetben szükséges alacsony szintű SQL utasítások közvetlen írása, mivel az adatszerkezetek Python </w:t>
+      </w:r>
+      <w:r>
+        <w:lastRenderedPageBreak/>
+        <w:t>objektumokon keresztül is kezelhetők. Ez átláthatóbbá és karbantarthatóbbá teszi a backend oldali adatkezelési logikát.</w:t>
       </w:r>
     </w:p>
     <w:p>
@@ -8142,21 +7685,8 @@
         <w:ind w:firstLine="357"/>
       </w:pPr>
       <w:r>
-        <w:t xml:space="preserve">Az adatbázisséma változásainak nyomon követésére és a migrációk kezelésére az </w:t>
-      </w:r>
-      <w:proofErr w:type="spellStart"/>
-      <w:r>
-        <w:t>Alembic</w:t>
-      </w:r>
-      <w:proofErr w:type="spellEnd"/>
-      <w:r>
-        <w:t xml:space="preserve"> került felhasználásra. Az </w:t>
-      </w:r>
-      <w:proofErr w:type="spellStart"/>
-      <w:r>
-        <w:t>Alembic</w:t>
-      </w:r>
-      <w:proofErr w:type="spellEnd"/>
+        <w:t>Az adatbázisséma változásainak nyomon követésére és a migrációk kezelésére az Alembic került felhasználásra. Az Alembic</w:t>
+      </w:r>
       <w:sdt>
         <w:sdtPr>
           <w:id w:val="1603687888"/>
@@ -8197,11 +7727,11 @@
       <w:pPr>
         <w:pStyle w:val="Szakdolgozath2"/>
       </w:pPr>
-      <w:bookmarkStart w:id="10" w:name="_Toc227259547"/>
+      <w:bookmarkStart w:id="6" w:name="_Toc227259547"/>
       <w:r>
         <w:t>Valós idejű kommunikáció</w:t>
       </w:r>
-      <w:bookmarkEnd w:id="10"/>
+      <w:bookmarkEnd w:id="6"/>
     </w:p>
     <w:p>
       <w:pPr>
@@ -8216,7 +7746,6 @@
         <w:pStyle w:val="Szakdolgozath3"/>
       </w:pPr>
       <w:r>
-        <w:lastRenderedPageBreak/>
         <w:t>Node.js</w:t>
       </w:r>
     </w:p>
@@ -8266,53 +7795,30 @@
         <w:t xml:space="preserve"> és</w:t>
       </w:r>
       <w:r>
-        <w:t xml:space="preserve"> </w:t>
-      </w:r>
-      <w:proofErr w:type="spellStart"/>
-      <w:r>
-        <w:t>eseményvezérelt</w:t>
-      </w:r>
-      <w:proofErr w:type="spellEnd"/>
-      <w:r>
-        <w:t xml:space="preserve"> alkalmazások fejlesztésére. Működésének egyik legfontosabb jellemzője a nem blokkoló I/O-kezelés, amely lehetővé teszi, hogy a szerver egyszerre több klienskapcsolatot is hatékonyan kezeljen anélkül, hogy minden kérés külön végrehajtási szálat igényelne.</w:t>
+        <w:t xml:space="preserve"> eseményvezérelt alkalmazások fejlesztésére. Működésének egyik legfontosabb jellemzője a nem blokkoló I/O-kezelés, amely lehetővé teszi, hogy a szerver egyszerre több klienskapcsolatot is hatékonyan kezeljen anélkül, hogy minden kérés külön végrehajtási szálat igényelne.</w:t>
       </w:r>
     </w:p>
     <w:p>
       <w:pPr>
         <w:pStyle w:val="Szakdolgozath3"/>
       </w:pPr>
-      <w:proofErr w:type="spellStart"/>
       <w:r>
         <w:t>Express</w:t>
       </w:r>
       <w:r>
         <w:t>Js</w:t>
       </w:r>
-      <w:proofErr w:type="spellEnd"/>
     </w:p>
     <w:p>
       <w:pPr>
         <w:pStyle w:val="Szakdolgozatbekezds"/>
       </w:pPr>
       <w:r>
-        <w:t xml:space="preserve">A </w:t>
-      </w:r>
-      <w:proofErr w:type="spellStart"/>
-      <w:r>
-        <w:t>websocket</w:t>
-      </w:r>
-      <w:proofErr w:type="spellEnd"/>
-      <w:r>
-        <w:t xml:space="preserve"> szerver HTTP végpontjainak és alapvető kiszolgálási logikájának megvalósítására az Express keretrendszer került felhasználásra. Az </w:t>
-      </w:r>
-      <w:proofErr w:type="spellStart"/>
-      <w:r>
-        <w:t>Express</w:t>
+        <w:t>A websocket szerver HTTP végpontjainak és alapvető kiszolgálási logikájának megvalósítására az Express keretrendszer került felhasználásra. Az Express</w:t>
       </w:r>
       <w:r>
         <w:t>Js</w:t>
       </w:r>
-      <w:proofErr w:type="spellEnd"/>
       <w:sdt>
         <w:sdtPr>
           <w:id w:val="725874965"/>
@@ -8404,11 +7910,12 @@
       <w:pPr>
         <w:pStyle w:val="Szakdolgozath2"/>
       </w:pPr>
-      <w:bookmarkStart w:id="11" w:name="_Toc227259548"/>
-      <w:r>
+      <w:bookmarkStart w:id="7" w:name="_Toc227259548"/>
+      <w:r>
+        <w:lastRenderedPageBreak/>
         <w:t>Adatkezelés és tárolás</w:t>
       </w:r>
-      <w:bookmarkEnd w:id="11"/>
+      <w:bookmarkEnd w:id="7"/>
     </w:p>
     <w:p>
       <w:pPr>
@@ -8422,24 +7929,17 @@
       <w:pPr>
         <w:pStyle w:val="Szakdolgozath3"/>
       </w:pPr>
-      <w:proofErr w:type="spellStart"/>
       <w:r>
         <w:t>PostgreSQL</w:t>
       </w:r>
-      <w:proofErr w:type="spellEnd"/>
     </w:p>
     <w:p>
       <w:pPr>
         <w:pStyle w:val="Szakdolgozatbekezds"/>
       </w:pPr>
       <w:r>
-        <w:t xml:space="preserve">A strukturált adatok tárolására </w:t>
-      </w:r>
-      <w:proofErr w:type="spellStart"/>
-      <w:r>
-        <w:t>PostgreSQL</w:t>
-      </w:r>
-      <w:proofErr w:type="spellEnd"/>
+        <w:t>A strukturált adatok tárolására PostgreSQL</w:t>
+      </w:r>
       <w:sdt>
         <w:sdtPr>
           <w:id w:val="1681394402"/>
@@ -8473,39 +7973,24 @@
         </w:sdtContent>
       </w:sdt>
       <w:r>
-        <w:t xml:space="preserve"> adatbázis-kezelő rendszer szolgál. Ebben kerülnek eltárolásra például a felhasználói adatok, a </w:t>
-      </w:r>
-      <w:proofErr w:type="spellStart"/>
-      <w:r>
-        <w:t>tokenekhez</w:t>
-      </w:r>
-      <w:proofErr w:type="spellEnd"/>
-      <w:r>
-        <w:t xml:space="preserve"> kapcsolódó információk, valamint a pályákhoz tartozó metaadatok és statisztikák.</w:t>
+        <w:t xml:space="preserve"> adatbázis-kezelő rendszer szolgál. Ebben kerülnek eltárolásra például a felhasználói adatok, a tokenekhez kapcsolódó információk, valamint a pályákhoz tartozó metaadatok és statisztikák.</w:t>
       </w:r>
     </w:p>
     <w:p>
       <w:pPr>
         <w:pStyle w:val="Szakdolgozath3"/>
       </w:pPr>
-      <w:proofErr w:type="spellStart"/>
       <w:r>
         <w:t>MinIO</w:t>
       </w:r>
-      <w:proofErr w:type="spellEnd"/>
     </w:p>
     <w:p>
       <w:pPr>
         <w:pStyle w:val="Szakdolgozatbekezds"/>
       </w:pPr>
       <w:r>
-        <w:t xml:space="preserve">A generált fájlok, például a pályákhoz tartozó JSON állományok és képi erőforrások tárolására </w:t>
-      </w:r>
-      <w:proofErr w:type="spellStart"/>
-      <w:r>
-        <w:t>MinIO</w:t>
-      </w:r>
-      <w:proofErr w:type="spellEnd"/>
+        <w:t>A generált fájlok, például a pályákhoz tartozó JSON állományok és képi erőforrások tárolására MinIO</w:t>
+      </w:r>
       <w:sdt>
         <w:sdtPr>
           <w:id w:val="-1181898533"/>
@@ -8539,38 +8024,18 @@
         </w:sdtContent>
       </w:sdt>
       <w:r>
-        <w:t xml:space="preserve"> objektumtároló került alkalmazásra. A </w:t>
-      </w:r>
-      <w:proofErr w:type="spellStart"/>
-      <w:r>
-        <w:t>MinIO</w:t>
-      </w:r>
-      <w:proofErr w:type="spellEnd"/>
-      <w:r>
-        <w:t xml:space="preserve"> egy S3-kompatibilis objektumtárolási megoldás, amely működésében az Amazon Web </w:t>
-      </w:r>
-      <w:proofErr w:type="spellStart"/>
-      <w:r>
-        <w:t>Services</w:t>
-      </w:r>
-      <w:proofErr w:type="spellEnd"/>
-      <w:r>
-        <w:t xml:space="preserve"> </w:t>
-      </w:r>
-      <w:r>
-        <w:lastRenderedPageBreak/>
-        <w:t>társzolgáltatásaihoz hasonló módon használható. Ez lehetővé teszi, hogy a fájlok kezelése elkülönüljön a relációs adatbázistól, így a strukturált adatok és a bináris állományok tárolása külön rétegben valósulhat meg.</w:t>
+        <w:t xml:space="preserve"> objektumtároló került alkalmazásra. A MinIO egy S3-kompatibilis objektumtárolási megoldás, amely működésében az Amazon Web Services társzolgáltatásaihoz hasonló módon használható. Ez lehetővé teszi, hogy a fájlok kezelése elkülönüljön a relációs adatbázistól, így a strukturált adatok és a bináris állományok tárolása külön rétegben valósulhat meg.</w:t>
       </w:r>
     </w:p>
     <w:p>
       <w:pPr>
         <w:pStyle w:val="Szakdolgozath2"/>
       </w:pPr>
-      <w:bookmarkStart w:id="12" w:name="_Toc227259549"/>
+      <w:bookmarkStart w:id="8" w:name="_Toc227259549"/>
       <w:r>
         <w:t>MI integráció</w:t>
       </w:r>
-      <w:bookmarkEnd w:id="12"/>
+      <w:bookmarkEnd w:id="8"/>
     </w:p>
     <w:p>
       <w:pPr>
@@ -8584,13 +8049,8 @@
       <w:pPr>
         <w:pStyle w:val="Szakdolgozath3"/>
       </w:pPr>
-      <w:proofErr w:type="spellStart"/>
-      <w:r>
-        <w:t>OpenAI</w:t>
-      </w:r>
-      <w:proofErr w:type="spellEnd"/>
-      <w:r>
-        <w:t xml:space="preserve"> API</w:t>
+      <w:r>
+        <w:t>OpenAI API</w:t>
       </w:r>
     </w:p>
     <w:p>
@@ -8598,15 +8058,7 @@
         <w:pStyle w:val="Szakdolgozatbekezds"/>
       </w:pPr>
       <w:r>
-        <w:t xml:space="preserve">A mesterséges intelligencia alapú funkciók megvalósítása az </w:t>
-      </w:r>
-      <w:proofErr w:type="spellStart"/>
-      <w:r>
-        <w:t>OpenAI</w:t>
-      </w:r>
-      <w:proofErr w:type="spellEnd"/>
-      <w:r>
-        <w:t xml:space="preserve"> API</w:t>
+        <w:t>A mesterséges intelligencia alapú funkciók megvalósítása az OpenAI API</w:t>
       </w:r>
       <w:sdt>
         <w:sdtPr>
@@ -8648,17 +8100,26 @@
       <w:pPr>
         <w:pStyle w:val="SzekdolgozatH1"/>
       </w:pPr>
-      <w:bookmarkStart w:id="13" w:name="_Toc227259550"/>
-      <w:r>
+      <w:bookmarkStart w:id="9" w:name="_Toc227259550"/>
+      <w:r>
+        <w:lastRenderedPageBreak/>
         <w:t>Architektúra</w:t>
       </w:r>
-      <w:bookmarkEnd w:id="13"/>
+      <w:bookmarkEnd w:id="9"/>
+    </w:p>
+    <w:p>
+      <w:pPr>
+        <w:pStyle w:val="Szakdolgozatbekezds"/>
+      </w:pPr>
+      <w:r>
+        <w:t>Ez a fejezet a rendszer teljes architektúráját és annak főbb komponenseit mutatja be, beleértve az adatbázis felépítését, a frontend és backend működését, valamint a kommunikációs és tárolási rétegeket. Bár a projekt alapvetően egy proof of concept jellegű megvalósítás, a célom az volt, hogy a játékon túlmutatóan egy strukturált, „éles rendszerhez” közelítő környezetben valósítsam meg. Ennek érdekében a megoldás nem csupán a játékmenetre koncentrál, hanem olyan kiegészítő elemeket is tartalmaz, mint a felhasználókezelés, hitelesítés, valós idejű kommunikáció vagy fájltárolás. A fejezet bemutatja, hogyan épülnek fel ezek az elemek egymásra, és hogyan alkotnak együtt egy egységes, mégis jól tagolt rendszert, amely képes kiszolgálni a pályagenerálás és a játékmenet teljes folyamatát.</w:t>
+      </w:r>
     </w:p>
     <w:p>
       <w:pPr>
         <w:pStyle w:val="Szakdolgozath2"/>
       </w:pPr>
-      <w:bookmarkStart w:id="14" w:name="_Toc227259551"/>
+      <w:bookmarkStart w:id="10" w:name="_Toc227259551"/>
       <w:r>
         <w:t>Adatbázis felépítés –</w:t>
       </w:r>
@@ -8671,7 +8132,7 @@
       <w:r>
         <w:t xml:space="preserve"> és relációk</w:t>
       </w:r>
-      <w:bookmarkEnd w:id="14"/>
+      <w:bookmarkEnd w:id="10"/>
     </w:p>
     <w:p>
       <w:pPr>
@@ -8679,15 +8140,7 @@
         <w:ind w:firstLine="357"/>
       </w:pPr>
       <w:r>
-        <w:t xml:space="preserve">A rendszerben az adatbázis struktúrája nem közvetlenül SQL scriptekkel kerül létrehozásra, hanem </w:t>
-      </w:r>
-      <w:proofErr w:type="spellStart"/>
-      <w:r>
-        <w:t>Alembic</w:t>
-      </w:r>
-      <w:proofErr w:type="spellEnd"/>
-      <w:r>
-        <w:t xml:space="preserve"> migrációk segítségével. Ennek köszönhetően a táblák Python alapú ORM modellekből kerülnek létrehozásra.</w:t>
+        <w:t>A rendszerben az adatbázis struktúrája nem közvetlenül SQL scriptekkel kerül létrehozásra, hanem Alembic migrációk segítségével. Ennek köszönhetően a táblák Python alapú ORM modellekből kerülnek létrehozásra.</w:t>
       </w:r>
     </w:p>
     <w:p>
@@ -8711,36 +8164,18 @@
       <w:pPr>
         <w:pStyle w:val="Szakdolgozath3"/>
       </w:pPr>
-      <w:bookmarkStart w:id="15" w:name="Db_User"/>
-      <w:proofErr w:type="spellStart"/>
+      <w:bookmarkStart w:id="11" w:name="Db_User"/>
       <w:r>
         <w:t>User</w:t>
       </w:r>
-      <w:proofErr w:type="spellEnd"/>
-    </w:p>
-    <w:bookmarkEnd w:id="15"/>
+    </w:p>
+    <w:bookmarkEnd w:id="11"/>
     <w:p>
       <w:pPr>
         <w:pStyle w:val="Szakdolgozatbekezds"/>
       </w:pPr>
       <w:r>
-        <w:t xml:space="preserve">A rendszer felhasználóit reprezentáló alapentitás. Az </w:t>
-      </w:r>
-      <w:proofErr w:type="spellStart"/>
-      <w:r>
-        <w:t>autentikációhoz</w:t>
-      </w:r>
-      <w:proofErr w:type="spellEnd"/>
-      <w:r>
-        <w:t xml:space="preserve"> szükséges azonosító adatokat tárolja, vagyis az e-mail címet, a felhasználónevet és a jelszó </w:t>
-      </w:r>
-      <w:proofErr w:type="spellStart"/>
-      <w:r>
-        <w:t>hash</w:t>
-      </w:r>
-      <w:proofErr w:type="spellEnd"/>
-      <w:r>
-        <w:t>-ét.</w:t>
+        <w:t>A rendszer felhasználóit reprezentáló alapentitás. Az autentikációhoz szükséges azonosító adatokat tárolja, vagyis az e-mail címet, a felhasználónevet és a jelszó hash-ét.</w:t>
       </w:r>
     </w:p>
     <w:p>
@@ -8758,7 +8193,6 @@
         <w:t xml:space="preserve">-egyhez kapcsolatban áll a </w:t>
       </w:r>
       <w:hyperlink w:anchor="Db_UserToken" w:history="1">
-        <w:proofErr w:type="spellStart"/>
         <w:r>
           <w:rPr>
             <w:rStyle w:val="Hyperlink"/>
@@ -8769,13 +8203,11 @@
           </w:rPr>
           <w:t>UserToken</w:t>
         </w:r>
-        <w:proofErr w:type="spellEnd"/>
       </w:hyperlink>
       <w:r>
         <w:t xml:space="preserve"> modellel. Egy-a-többhöz kapcsolatban áll a </w:t>
       </w:r>
       <w:hyperlink w:anchor="Db_RefreshToken" w:history="1">
-        <w:proofErr w:type="spellStart"/>
         <w:r>
           <w:rPr>
             <w:rStyle w:val="Hyperlink"/>
@@ -8786,13 +8218,11 @@
           </w:rPr>
           <w:t>RefreshToken</w:t>
         </w:r>
-        <w:proofErr w:type="spellEnd"/>
       </w:hyperlink>
       <w:r>
         <w:t xml:space="preserve">, </w:t>
       </w:r>
       <w:hyperlink w:anchor="Db_LevelRating" w:history="1">
-        <w:proofErr w:type="spellStart"/>
         <w:r>
           <w:rPr>
             <w:rStyle w:val="Hyperlink"/>
@@ -8803,13 +8233,11 @@
           </w:rPr>
           <w:t>LevelRating</w:t>
         </w:r>
-        <w:proofErr w:type="spellEnd"/>
       </w:hyperlink>
       <w:r>
         <w:t xml:space="preserve">, </w:t>
       </w:r>
       <w:hyperlink w:anchor="Db_FavoriteLevel" w:history="1">
-        <w:proofErr w:type="spellStart"/>
         <w:r>
           <w:rPr>
             <w:rStyle w:val="Hyperlink"/>
@@ -8820,13 +8248,11 @@
           </w:rPr>
           <w:t>FavoriteLevel</w:t>
         </w:r>
-        <w:proofErr w:type="spellEnd"/>
       </w:hyperlink>
       <w:r>
         <w:t xml:space="preserve"> és </w:t>
       </w:r>
       <w:hyperlink w:anchor="Db_LevelCompletion" w:history="1">
-        <w:proofErr w:type="spellStart"/>
         <w:r>
           <w:rPr>
             <w:rStyle w:val="Hyperlink"/>
@@ -8837,7 +8263,6 @@
           </w:rPr>
           <w:t>LevelCompletion</w:t>
         </w:r>
-        <w:proofErr w:type="spellEnd"/>
       </w:hyperlink>
       <w:r>
         <w:t xml:space="preserve"> modellekkel.</w:t>
@@ -8847,40 +8272,24 @@
       <w:pPr>
         <w:pStyle w:val="Szakdolgozath3"/>
       </w:pPr>
-      <w:bookmarkStart w:id="16" w:name="Db_UserToken"/>
-      <w:proofErr w:type="spellStart"/>
-      <w:r>
-        <w:lastRenderedPageBreak/>
+      <w:bookmarkStart w:id="12" w:name="Db_UserToken"/>
+      <w:r>
         <w:t>UserToken</w:t>
       </w:r>
-      <w:proofErr w:type="spellEnd"/>
-    </w:p>
-    <w:bookmarkEnd w:id="16"/>
+    </w:p>
+    <w:bookmarkEnd w:id="12"/>
     <w:p>
       <w:pPr>
         <w:pStyle w:val="Szakdolgozatbekezds"/>
       </w:pPr>
       <w:r>
-        <w:t xml:space="preserve">A felhasználó aktuális </w:t>
-      </w:r>
-      <w:proofErr w:type="spellStart"/>
-      <w:r>
-        <w:t>token</w:t>
-      </w:r>
-      <w:proofErr w:type="spellEnd"/>
+        <w:t>A felhasználó aktuális token</w:t>
+      </w:r>
       <w:r>
         <w:t xml:space="preserve"> </w:t>
       </w:r>
       <w:r>
-        <w:t xml:space="preserve">egyenlegét tároló modell. A rendszer ezt használja annak ellenőrzésére, hogy a felhasználó rendelkezik-e elegendő </w:t>
-      </w:r>
-      <w:proofErr w:type="spellStart"/>
-      <w:r>
-        <w:t>tokennel</w:t>
-      </w:r>
-      <w:proofErr w:type="spellEnd"/>
-      <w:r>
-        <w:t xml:space="preserve"> új pálya generálásához.</w:t>
+        <w:t>egyenlegét tároló modell. A rendszer ezt használja annak ellenőrzésére, hogy a felhasználó rendelkezik-e elegendő tokennel új pálya generálásához.</w:t>
       </w:r>
     </w:p>
     <w:p>
@@ -8898,7 +8307,6 @@
         <w:t xml:space="preserve">-egyhez kapcsolatban áll a </w:t>
       </w:r>
       <w:hyperlink w:anchor="Db_User" w:history="1">
-        <w:proofErr w:type="spellStart"/>
         <w:r>
           <w:rPr>
             <w:rStyle w:val="Hyperlink"/>
@@ -8909,7 +8317,6 @@
           </w:rPr>
           <w:t>User</w:t>
         </w:r>
-        <w:proofErr w:type="spellEnd"/>
       </w:hyperlink>
       <w:r>
         <w:t xml:space="preserve"> modellel.</w:t>
@@ -8919,52 +8326,19 @@
       <w:pPr>
         <w:pStyle w:val="Szakdolgozath3"/>
       </w:pPr>
-      <w:bookmarkStart w:id="17" w:name="Db_RefreshToken"/>
-      <w:proofErr w:type="spellStart"/>
-      <w:r>
+      <w:bookmarkStart w:id="13" w:name="Db_RefreshToken"/>
+      <w:r>
+        <w:lastRenderedPageBreak/>
         <w:t>RefreshToken</w:t>
       </w:r>
-      <w:proofErr w:type="spellEnd"/>
-    </w:p>
-    <w:bookmarkEnd w:id="17"/>
+    </w:p>
+    <w:bookmarkEnd w:id="13"/>
     <w:p>
       <w:pPr>
         <w:pStyle w:val="Szakdolgozatbekezds"/>
       </w:pPr>
       <w:r>
-        <w:t xml:space="preserve">A JWT-alapú hitelesítéshez tartozó frissítő </w:t>
-      </w:r>
-      <w:proofErr w:type="spellStart"/>
-      <w:r>
-        <w:t>tokeneket</w:t>
-      </w:r>
-      <w:proofErr w:type="spellEnd"/>
-      <w:r>
-        <w:t xml:space="preserve"> tárolja. Nyilvántartja magát a </w:t>
-      </w:r>
-      <w:proofErr w:type="spellStart"/>
-      <w:r>
-        <w:t>token</w:t>
-      </w:r>
-      <w:proofErr w:type="spellEnd"/>
-      <w:r>
-        <w:t xml:space="preserve"> </w:t>
-      </w:r>
-      <w:proofErr w:type="spellStart"/>
-      <w:r>
-        <w:t>stringet</w:t>
-      </w:r>
-      <w:proofErr w:type="spellEnd"/>
-      <w:r>
-        <w:t xml:space="preserve">, a lejárati időt, valamint azt is, hogy a </w:t>
-      </w:r>
-      <w:proofErr w:type="spellStart"/>
-      <w:r>
-        <w:t>token</w:t>
-      </w:r>
-      <w:proofErr w:type="spellEnd"/>
-      <w:r>
-        <w:t xml:space="preserve"> visszavonásra került-e.</w:t>
+        <w:t>A JWT-alapú hitelesítéshez tartozó frissítő tokeneket tárolja. Nyilvántartja magát a token stringet, a lejárati időt, valamint azt is, hogy a token visszavonásra került-e.</w:t>
       </w:r>
     </w:p>
     <w:p>
@@ -8976,7 +8350,6 @@
         <w:t xml:space="preserve">Egy-a-többhöz kapcsolatban kapcsolódik a </w:t>
       </w:r>
       <w:hyperlink w:anchor="Db_User" w:history="1">
-        <w:proofErr w:type="spellStart"/>
         <w:r>
           <w:rPr>
             <w:rStyle w:val="Hyperlink"/>
@@ -8987,69 +8360,45 @@
           </w:rPr>
           <w:t>User</w:t>
         </w:r>
-        <w:proofErr w:type="spellEnd"/>
       </w:hyperlink>
       <w:r>
         <w:t xml:space="preserve"> modellhez, mivel egy felhasználóhoz több </w:t>
       </w:r>
       <w:r>
-        <w:t xml:space="preserve">kliens </w:t>
-      </w:r>
-      <w:proofErr w:type="spellStart"/>
-      <w:r>
-        <w:t>refresh</w:t>
-      </w:r>
-      <w:proofErr w:type="spellEnd"/>
+        <w:t xml:space="preserve">kliens refresh </w:t>
+      </w:r>
+      <w:r>
+        <w:t>token is tartozhat</w:t>
+      </w:r>
+      <w:r>
+        <w:t>, például web alkalmazás és vagy mobil alkalmazás</w:t>
+      </w:r>
+      <w:r>
+        <w:t>.</w:t>
+      </w:r>
+    </w:p>
+    <w:p>
+      <w:pPr>
+        <w:pStyle w:val="Szakdolgozath3"/>
+      </w:pPr>
+      <w:bookmarkStart w:id="14" w:name="Db_Level"/>
+      <w:r>
+        <w:t>Level</w:t>
+      </w:r>
+    </w:p>
+    <w:bookmarkEnd w:id="14"/>
+    <w:p>
+      <w:pPr>
+        <w:pStyle w:val="Szakdolgozatbekezds"/>
+      </w:pPr>
+      <w:r>
+        <w:t>A generált</w:t>
+      </w:r>
       <w:r>
         <w:t xml:space="preserve"> </w:t>
       </w:r>
-      <w:proofErr w:type="spellStart"/>
-      <w:r>
-        <w:t>token</w:t>
-      </w:r>
-      <w:proofErr w:type="spellEnd"/>
-      <w:r>
-        <w:t xml:space="preserve"> is tartozhat</w:t>
-      </w:r>
-      <w:r>
-        <w:t>, például web alkalmazás és vagy mobil alkalmazás</w:t>
-      </w:r>
-      <w:r>
-        <w:t>.</w:t>
-      </w:r>
-    </w:p>
-    <w:p>
-      <w:pPr>
-        <w:pStyle w:val="Szakdolgozath3"/>
-      </w:pPr>
-      <w:bookmarkStart w:id="18" w:name="Db_Level"/>
-      <w:proofErr w:type="spellStart"/>
-      <w:r>
-        <w:t>Level</w:t>
-      </w:r>
-      <w:proofErr w:type="spellEnd"/>
-    </w:p>
-    <w:bookmarkEnd w:id="18"/>
-    <w:p>
-      <w:pPr>
-        <w:pStyle w:val="Szakdolgozatbekezds"/>
-      </w:pPr>
-      <w:r>
-        <w:t>A generált</w:t>
-      </w:r>
-      <w:r>
-        <w:t xml:space="preserve"> </w:t>
-      </w:r>
-      <w:r>
-        <w:t xml:space="preserve">pályák fő entitása. Tárolja a pálya címét, történetét, a generálás sikerességét, a </w:t>
-      </w:r>
-      <w:proofErr w:type="spellStart"/>
-      <w:r>
-        <w:t>sprite</w:t>
-      </w:r>
-      <w:proofErr w:type="spellEnd"/>
-      <w:r>
-        <w:t>-generálás</w:t>
+      <w:r>
+        <w:t>pályák fő entitása. Tárolja a pálya címét, történetét, a generálás sikerességét, a sprite-generálás</w:t>
       </w:r>
       <w:r>
         <w:t xml:space="preserve"> sikerességét</w:t>
@@ -9074,15 +8423,7 @@
       </w:r>
       <w:proofErr w:type="gramEnd"/>
       <w:r>
-        <w:t xml:space="preserve"> amivel a pályához a </w:t>
-      </w:r>
-      <w:proofErr w:type="spellStart"/>
-      <w:r>
-        <w:t>sprite</w:t>
-      </w:r>
-      <w:proofErr w:type="spellEnd"/>
-      <w:r>
-        <w:t>-ok generálva lettek</w:t>
+        <w:t xml:space="preserve"> amivel a pályához a sprite-ok generálva lettek</w:t>
       </w:r>
       <w:r>
         <w:t>.</w:t>
@@ -9097,7 +8438,6 @@
         <w:t xml:space="preserve">Egy-a-többhöz kapcsolatban áll a </w:t>
       </w:r>
       <w:hyperlink w:anchor="Db_LevelRating" w:history="1">
-        <w:proofErr w:type="spellStart"/>
         <w:r>
           <w:rPr>
             <w:rStyle w:val="Hyperlink"/>
@@ -9108,13 +8448,11 @@
           </w:rPr>
           <w:t>LevelRating</w:t>
         </w:r>
-        <w:proofErr w:type="spellEnd"/>
       </w:hyperlink>
       <w:r>
         <w:t xml:space="preserve">, </w:t>
       </w:r>
       <w:hyperlink w:anchor="Db_FavoriteLevel" w:history="1">
-        <w:proofErr w:type="spellStart"/>
         <w:r>
           <w:rPr>
             <w:rStyle w:val="Hyperlink"/>
@@ -9125,13 +8463,11 @@
           </w:rPr>
           <w:t>FavoriteLevel</w:t>
         </w:r>
-        <w:proofErr w:type="spellEnd"/>
       </w:hyperlink>
       <w:r>
         <w:t xml:space="preserve">, </w:t>
       </w:r>
       <w:hyperlink w:anchor="Db_LevelCompletion" w:history="1">
-        <w:proofErr w:type="spellStart"/>
         <w:r>
           <w:rPr>
             <w:rStyle w:val="Hyperlink"/>
@@ -9142,13 +8478,11 @@
           </w:rPr>
           <w:t>LevelCompletion</w:t>
         </w:r>
-        <w:proofErr w:type="spellEnd"/>
       </w:hyperlink>
       <w:r>
         <w:t xml:space="preserve"> és </w:t>
       </w:r>
       <w:hyperlink w:anchor="Db_LevelTokenUsage" w:history="1">
-        <w:proofErr w:type="spellStart"/>
         <w:r>
           <w:rPr>
             <w:rStyle w:val="Hyperlink"/>
@@ -9159,7 +8493,6 @@
           </w:rPr>
           <w:t>LevelTokenUsage</w:t>
         </w:r>
-        <w:proofErr w:type="spellEnd"/>
       </w:hyperlink>
       <w:r>
         <w:t xml:space="preserve"> modellekkel.</w:t>
@@ -9169,11 +8502,9 @@
       <w:pPr>
         <w:pStyle w:val="Szakdolgozath3"/>
       </w:pPr>
-      <w:proofErr w:type="spellStart"/>
       <w:r>
         <w:t>LevelRating</w:t>
       </w:r>
-      <w:proofErr w:type="spellEnd"/>
     </w:p>
     <w:p>
       <w:pPr>
@@ -9204,7 +8535,6 @@
         <w:t xml:space="preserve">-egyhez kapcsolatban kapcsolódik a </w:t>
       </w:r>
       <w:hyperlink w:anchor="Db_User" w:history="1">
-        <w:proofErr w:type="spellStart"/>
         <w:r>
           <w:rPr>
             <w:rStyle w:val="Hyperlink"/>
@@ -9215,13 +8545,11 @@
           </w:rPr>
           <w:t>User</w:t>
         </w:r>
-        <w:proofErr w:type="spellEnd"/>
       </w:hyperlink>
       <w:r>
         <w:t xml:space="preserve"> és a </w:t>
       </w:r>
       <w:hyperlink w:anchor="Db_Level" w:history="1">
-        <w:proofErr w:type="spellStart"/>
         <w:r>
           <w:rPr>
             <w:rStyle w:val="Hyperlink"/>
@@ -9232,7 +8560,6 @@
           </w:rPr>
           <w:t>Level</w:t>
         </w:r>
-        <w:proofErr w:type="spellEnd"/>
       </w:hyperlink>
       <w:r>
         <w:t xml:space="preserve"> modellekhez. Logikailag sok-sok kapcsolatot valósít meg a felhasználók és pályák között</w:t>
@@ -9245,16 +8572,14 @@
       <w:pPr>
         <w:pStyle w:val="Szakdolgozath3"/>
       </w:pPr>
-      <w:bookmarkStart w:id="19" w:name="Db_LevelRating"/>
-      <w:bookmarkStart w:id="20" w:name="Db_FavoriteLevel"/>
-      <w:proofErr w:type="spellStart"/>
+      <w:bookmarkStart w:id="15" w:name="Db_LevelRating"/>
+      <w:bookmarkStart w:id="16" w:name="Db_FavoriteLevel"/>
       <w:r>
         <w:t>FavoriteLevel</w:t>
       </w:r>
-      <w:proofErr w:type="spellEnd"/>
-    </w:p>
-    <w:bookmarkEnd w:id="19"/>
-    <w:bookmarkEnd w:id="20"/>
+    </w:p>
+    <w:bookmarkEnd w:id="15"/>
+    <w:bookmarkEnd w:id="16"/>
     <w:p>
       <w:pPr>
         <w:pStyle w:val="Szakdolgozatbekezds"/>
@@ -9278,7 +8603,6 @@
         <w:t xml:space="preserve">-egyhez kapcsolatban kapcsolódik a </w:t>
       </w:r>
       <w:hyperlink w:anchor="Db_User" w:history="1">
-        <w:proofErr w:type="spellStart"/>
         <w:r>
           <w:rPr>
             <w:rStyle w:val="Hyperlink"/>
@@ -9289,13 +8613,11 @@
           </w:rPr>
           <w:t>User</w:t>
         </w:r>
-        <w:proofErr w:type="spellEnd"/>
       </w:hyperlink>
       <w:r>
         <w:t xml:space="preserve"> és a </w:t>
       </w:r>
       <w:hyperlink w:anchor="Db_Level" w:history="1">
-        <w:proofErr w:type="spellStart"/>
         <w:r>
           <w:rPr>
             <w:rStyle w:val="Hyperlink"/>
@@ -9306,7 +8628,6 @@
           </w:rPr>
           <w:t>Level</w:t>
         </w:r>
-        <w:proofErr w:type="spellEnd"/>
       </w:hyperlink>
       <w:r>
         <w:t xml:space="preserve"> modellekhez. Logikailag sok-sok kapcsolatot valósít meg a felhasználók és pályák között.</w:t>
@@ -9316,15 +8637,12 @@
       <w:pPr>
         <w:pStyle w:val="Szakdolgozath3"/>
       </w:pPr>
-      <w:bookmarkStart w:id="21" w:name="Db_LevelCompletion"/>
-      <w:proofErr w:type="spellStart"/>
-      <w:r>
-        <w:lastRenderedPageBreak/>
+      <w:bookmarkStart w:id="17" w:name="Db_LevelCompletion"/>
+      <w:r>
         <w:t>LevelCompletion</w:t>
       </w:r>
-      <w:proofErr w:type="spellEnd"/>
-    </w:p>
-    <w:bookmarkEnd w:id="21"/>
+    </w:p>
+    <w:bookmarkEnd w:id="17"/>
     <w:p>
       <w:pPr>
         <w:pStyle w:val="Szakdolgozatbekezds"/>
@@ -9333,13 +8651,8 @@
         <w:t xml:space="preserve">A pályák </w:t>
       </w:r>
       <w:r>
-        <w:t xml:space="preserve">adott felhasználó első </w:t>
-      </w:r>
-      <w:proofErr w:type="spellStart"/>
-      <w:r>
-        <w:t>végigjátszásának</w:t>
-      </w:r>
-      <w:proofErr w:type="spellEnd"/>
+        <w:t>adott felhasználó első végigjátszásának</w:t>
+      </w:r>
       <w:r>
         <w:t xml:space="preserve"> nyilvántartására szolgáló modell. A teljesítés tényén kívül eltárolja a teljesítéshez szükséges időt percben.</w:t>
       </w:r>
@@ -9359,7 +8672,6 @@
         <w:t xml:space="preserve">-egyhez kapcsolatban kapcsolódik a </w:t>
       </w:r>
       <w:hyperlink w:anchor="Db_User" w:history="1">
-        <w:proofErr w:type="spellStart"/>
         <w:r>
           <w:rPr>
             <w:rStyle w:val="Hyperlink"/>
@@ -9370,13 +8682,11 @@
           </w:rPr>
           <w:t>User</w:t>
         </w:r>
-        <w:proofErr w:type="spellEnd"/>
       </w:hyperlink>
       <w:r>
         <w:t xml:space="preserve"> és a </w:t>
       </w:r>
       <w:hyperlink w:anchor="Db_Level" w:history="1">
-        <w:proofErr w:type="spellStart"/>
         <w:r>
           <w:rPr>
             <w:rStyle w:val="Hyperlink"/>
@@ -9387,7 +8697,6 @@
           </w:rPr>
           <w:t>Level</w:t>
         </w:r>
-        <w:proofErr w:type="spellEnd"/>
       </w:hyperlink>
       <w:r>
         <w:t xml:space="preserve"> modellekhez. Logikailag sok-sok kapcsolatot valósít meg a felhasználók és pályák között.</w:t>
@@ -9397,63 +8706,22 @@
       <w:pPr>
         <w:pStyle w:val="Szakdolgozath3"/>
       </w:pPr>
-      <w:bookmarkStart w:id="22" w:name="Db_LevelTokenUsage"/>
-      <w:proofErr w:type="spellStart"/>
-      <w:r>
+      <w:bookmarkStart w:id="18" w:name="Db_LevelTokenUsage"/>
+      <w:r>
+        <w:lastRenderedPageBreak/>
         <w:t>LevelTokenUsage</w:t>
       </w:r>
-      <w:proofErr w:type="spellEnd"/>
-    </w:p>
-    <w:bookmarkEnd w:id="22"/>
+    </w:p>
+    <w:bookmarkEnd w:id="18"/>
     <w:p>
       <w:pPr>
         <w:pStyle w:val="Szakdolgozatbekezds"/>
       </w:pPr>
       <w:r>
-        <w:t xml:space="preserve">A pályagenerálás és a kapcsolódó AI-műveletek erőforrás-felhasználását naplózó modell. Eseményszinten rögzíti a </w:t>
-      </w:r>
-      <w:proofErr w:type="spellStart"/>
-      <w:r>
-        <w:t>token</w:t>
-      </w:r>
-      <w:proofErr w:type="spellEnd"/>
-      <w:r>
-        <w:t xml:space="preserve">- és időfelhasználást a </w:t>
-      </w:r>
-      <w:proofErr w:type="spellStart"/>
-      <w:r>
-        <w:t>generation</w:t>
-      </w:r>
-      <w:proofErr w:type="spellEnd"/>
-      <w:r>
-        <w:t xml:space="preserve">, </w:t>
-      </w:r>
-      <w:proofErr w:type="spellStart"/>
-      <w:r>
-        <w:t>validation</w:t>
-      </w:r>
-      <w:proofErr w:type="spellEnd"/>
-      <w:r>
-        <w:t xml:space="preserve">, </w:t>
-      </w:r>
-      <w:proofErr w:type="spellStart"/>
-      <w:r>
-        <w:t>repair</w:t>
-      </w:r>
-      <w:proofErr w:type="spellEnd"/>
-      <w:r>
-        <w:t xml:space="preserve"> és </w:t>
-      </w:r>
-      <w:proofErr w:type="spellStart"/>
-      <w:r>
-        <w:t>sprite</w:t>
-      </w:r>
-      <w:r>
-        <w:t>-generation</w:t>
-      </w:r>
-      <w:proofErr w:type="spellEnd"/>
-      <w:r>
-        <w:t xml:space="preserve"> </w:t>
+        <w:t>A pályagenerálás és a kapcsolódó AI-műveletek erőforrás-felhasználását naplózó modell. Eseményszinten rögzíti a token- és időfelhasználást a generation, validation, repair és sprite</w:t>
+      </w:r>
+      <w:r>
+        <w:t xml:space="preserve">-generation </w:t>
       </w:r>
       <w:r>
         <w:t>művelettípusok szerint.</w:t>
@@ -9474,7 +8742,6 @@
         <w:t xml:space="preserve">-egyhez kapcsolatban kapcsolódik a </w:t>
       </w:r>
       <w:hyperlink w:anchor="Db_Level" w:history="1">
-        <w:proofErr w:type="spellStart"/>
         <w:r>
           <w:rPr>
             <w:rStyle w:val="Hyperlink"/>
@@ -9485,7 +8752,6 @@
           </w:rPr>
           <w:t>Level</w:t>
         </w:r>
-        <w:proofErr w:type="spellEnd"/>
       </w:hyperlink>
       <w:r>
         <w:t xml:space="preserve"> modellhez</w:t>
@@ -9498,24 +8764,19 @@
       <w:pPr>
         <w:pStyle w:val="Szakdolgozath2"/>
       </w:pPr>
-      <w:bookmarkStart w:id="23" w:name="_Toc227259552"/>
+      <w:bookmarkStart w:id="19" w:name="_Toc227259552"/>
       <w:r>
         <w:t>Frontend</w:t>
       </w:r>
-      <w:bookmarkEnd w:id="23"/>
+      <w:bookmarkEnd w:id="19"/>
     </w:p>
     <w:p>
       <w:pPr>
         <w:pStyle w:val="Szakdolgozatbekezds"/>
       </w:pPr>
       <w:r>
-        <w:t xml:space="preserve">A rendszer felhasználói felülete egy </w:t>
-      </w:r>
-      <w:proofErr w:type="spellStart"/>
-      <w:r>
-        <w:t>React</w:t>
-      </w:r>
-      <w:proofErr w:type="spellEnd"/>
+        <w:t>A rendszer felhasználói felülete egy React</w:t>
+      </w:r>
       <w:sdt>
         <w:sdtPr>
           <w:id w:val="1484583592"/>
@@ -9549,15 +8810,7 @@
         </w:sdtContent>
       </w:sdt>
       <w:r>
-        <w:t xml:space="preserve"> alapú webalkalmazásként valósul meg. </w:t>
-      </w:r>
-      <w:proofErr w:type="spellStart"/>
-      <w:r>
-        <w:t>Architekturális</w:t>
-      </w:r>
-      <w:proofErr w:type="spellEnd"/>
-      <w:r>
-        <w:t xml:space="preserve"> szempontból egyetlen kliensalkalmazásról van szó, amely útvonalkezelés segítségével több, egymástól jól elkülönített oldalra tagolódik.</w:t>
+        <w:t xml:space="preserve"> alapú webalkalmazásként valósul meg. Architekturális szempontból egyetlen kliensalkalmazásról van szó, amely útvonalkezelés segítségével több, egymástól jól elkülönített oldalra tagolódik.</w:t>
       </w:r>
     </w:p>
     <w:p>
@@ -9575,21 +8828,8 @@
         <w:ind w:firstLine="720"/>
       </w:pPr>
       <w:r>
-        <w:t xml:space="preserve">A frontend felépítése komponensalapú, ami elősegíti az egyes felületi egységek </w:t>
-      </w:r>
-      <w:proofErr w:type="spellStart"/>
-      <w:r>
-        <w:t>újrafelhasználhatóságát</w:t>
-      </w:r>
-      <w:proofErr w:type="spellEnd"/>
-      <w:r>
-        <w:t xml:space="preserve"> és elkülönített kezelését. Üzleti logika szerint a kliensoldal két nagy részre bontható. Az egyik csoportba a hagyományos, teljes egészében HTML-alapú oldalak tartoznak, amelyek az alkalmazás klasszikus kezelőfelületi funkcióit biztosítják. A másik csoportot a játékoldal alkotja, amely a </w:t>
-      </w:r>
-      <w:proofErr w:type="spellStart"/>
-      <w:r>
-        <w:t>PixiJS</w:t>
-      </w:r>
-      <w:proofErr w:type="spellEnd"/>
+        <w:t>A frontend felépítése komponensalapú, ami elősegíti az egyes felületi egységek újrafelhasználhatóságát és elkülönített kezelését. Üzleti logika szerint a kliensoldal két nagy részre bontható. Az egyik csoportba a hagyományos, teljes egészében HTML-alapú oldalak tartoznak, amelyek az alkalmazás klasszikus kezelőfelületi funkcióit biztosítják. A másik csoportot a játékoldal alkotja, amely a PixiJS</w:t>
+      </w:r>
       <w:sdt>
         <w:sdtPr>
           <w:id w:val="-351725218"/>
@@ -9623,39 +8863,7 @@
         </w:sdtContent>
       </w:sdt>
       <w:r>
-        <w:t xml:space="preserve"> használata miatt alapvetően </w:t>
-      </w:r>
-      <w:proofErr w:type="spellStart"/>
-      <w:r>
-        <w:t>canvas</w:t>
-      </w:r>
-      <w:proofErr w:type="spellEnd"/>
-      <w:r>
-        <w:t xml:space="preserve">-alapú megjelenítésre épül, ugyanakkor ezt egy HTML </w:t>
-      </w:r>
-      <w:proofErr w:type="spellStart"/>
-      <w:r>
-        <w:t>overlay</w:t>
-      </w:r>
-      <w:proofErr w:type="spellEnd"/>
-      <w:r>
-        <w:t xml:space="preserve"> réteg egészíti ki. Ez az </w:t>
-      </w:r>
-      <w:proofErr w:type="spellStart"/>
-      <w:r>
-        <w:t>overlay</w:t>
-      </w:r>
-      <w:proofErr w:type="spellEnd"/>
-      <w:r>
-        <w:t xml:space="preserve"> felel többek között a modális ablakok, és az </w:t>
-      </w:r>
-      <w:proofErr w:type="spellStart"/>
-      <w:r>
-        <w:t>inventory</w:t>
-      </w:r>
-      <w:proofErr w:type="spellEnd"/>
-      <w:r>
-        <w:t xml:space="preserve"> megjelenítéséért.</w:t>
+        <w:t xml:space="preserve"> használata miatt alapvetően canvas-alapú megjelenítésre épül, ugyanakkor ezt egy HTML overlay réteg egészíti ki. Ez az overlay felel többek között a modális ablakok, és az inventory megjelenítéséért.</w:t>
       </w:r>
     </w:p>
     <w:p>
@@ -9664,21 +8872,8 @@
         <w:ind w:firstLine="357"/>
       </w:pPr>
       <w:r>
-        <w:t xml:space="preserve">Kódszinten a frontend struktúrája jól elkülöníti egymástól az oldalakat, a vizuális komponenseket és az állapotkezelési logikát. Az alkalmazás </w:t>
-      </w:r>
-      <w:proofErr w:type="spellStart"/>
-      <w:r>
-        <w:t>store</w:t>
-      </w:r>
-      <w:proofErr w:type="spellEnd"/>
-      <w:r>
-        <w:t>/</w:t>
-      </w:r>
-      <w:proofErr w:type="spellStart"/>
-      <w:r>
-        <w:t>reducer</w:t>
-      </w:r>
-      <w:proofErr w:type="spellEnd"/>
+        <w:t>Kódszinten a frontend struktúrája jól elkülöníti egymástól az oldalakat, a vizuális komponenseket és az állapotkezelési logikát. Az alkalmazás store/reducer</w:t>
+      </w:r>
       <w:sdt>
         <w:sdtPr>
           <w:id w:val="560218796"/>
@@ -9712,83 +8907,26 @@
         </w:sdtContent>
       </w:sdt>
       <w:r>
-        <w:t xml:space="preserve"> alapú állapotkezelést is használ, amely lehetővé teszi, hogy a business </w:t>
-      </w:r>
-      <w:proofErr w:type="spellStart"/>
-      <w:r>
-        <w:t>logic</w:t>
-      </w:r>
-      <w:proofErr w:type="spellEnd"/>
-      <w:r>
-        <w:t xml:space="preserve"> jelentős része ne közvetlenül a megjelenítési réteghez </w:t>
-      </w:r>
-      <w:proofErr w:type="spellStart"/>
-      <w:r>
-        <w:t>kötődjön</w:t>
-      </w:r>
-      <w:proofErr w:type="spellEnd"/>
-      <w:r>
-        <w:t xml:space="preserve">. Ez az </w:t>
-      </w:r>
-      <w:proofErr w:type="spellStart"/>
-      <w:r>
-        <w:t>architekturális</w:t>
-      </w:r>
-      <w:proofErr w:type="spellEnd"/>
-      <w:r>
-        <w:t xml:space="preserve"> megoldás hosszabb </w:t>
-      </w:r>
-      <w:r>
-        <w:lastRenderedPageBreak/>
-        <w:t xml:space="preserve">távon kedvező abból a szempontból is, hogy a klienslogika egy része könnyebben átültethető lenne egy másik felhasználói platformra, például egy </w:t>
-      </w:r>
-      <w:proofErr w:type="spellStart"/>
-      <w:r>
-        <w:t>React</w:t>
-      </w:r>
-      <w:proofErr w:type="spellEnd"/>
-      <w:r>
-        <w:t xml:space="preserve"> </w:t>
-      </w:r>
-      <w:proofErr w:type="spellStart"/>
-      <w:r>
-        <w:t>Native</w:t>
-      </w:r>
-      <w:proofErr w:type="spellEnd"/>
-      <w:r>
-        <w:t xml:space="preserve"> alapú mobilalkalmazásba.</w:t>
+        <w:t xml:space="preserve"> alapú állapotkezelést is használ, amely lehetővé teszi, hogy a business logic jelentős része ne közvetlenül a megjelenítési réteghez kötődjön. Ez az architekturális megoldás hosszabb távon kedvező abból a szempontból is, hogy a klienslogika egy része könnyebben átültethető lenne egy másik felhasználói platformra, például egy React Native alapú mobilalkalmazásba.</w:t>
       </w:r>
     </w:p>
     <w:p>
       <w:pPr>
         <w:pStyle w:val="Szakdolgozath2"/>
       </w:pPr>
-      <w:bookmarkStart w:id="24" w:name="_Toc227259553"/>
+      <w:bookmarkStart w:id="20" w:name="_Toc227259553"/>
       <w:r>
         <w:t>Backend API</w:t>
       </w:r>
-      <w:bookmarkEnd w:id="24"/>
+      <w:bookmarkEnd w:id="20"/>
     </w:p>
     <w:p>
       <w:pPr>
         <w:pStyle w:val="Szakdolgozatbekezds"/>
       </w:pPr>
       <w:r>
-        <w:t xml:space="preserve">A háttérrendszer egy klasszikus, </w:t>
-      </w:r>
-      <w:proofErr w:type="spellStart"/>
-      <w:r>
-        <w:t>controller</w:t>
-      </w:r>
-      <w:proofErr w:type="spellEnd"/>
-      <w:r>
-        <w:t xml:space="preserve">-alapú API-architektúrát követ. A rendszer </w:t>
-      </w:r>
-      <w:proofErr w:type="spellStart"/>
-      <w:r>
-        <w:t>FastAPI</w:t>
-      </w:r>
-      <w:proofErr w:type="spellEnd"/>
+        <w:t>A háttérrendszer egy klasszikus, controller-alapú API-architektúrát követ. A rendszer FastAPI</w:t>
+      </w:r>
       <w:sdt>
         <w:sdtPr>
           <w:id w:val="-1616049989"/>
@@ -9822,7 +8960,11 @@
         </w:sdtContent>
       </w:sdt>
       <w:r>
-        <w:t xml:space="preserve"> alapokon épül fel, és több, funkció szerint szétválasztott routerre tagolódik. Az API elsődleges feladata az adatbázissal való kommunikáció, az üzleti szabályok érvényesítése, valamint a frontend számára szükséges szolgáltatások biztosítása.</w:t>
+        <w:t xml:space="preserve"> alapokon épül fel, és több, funkció szerint szétválasztott routerre tagolódik. Az </w:t>
+      </w:r>
+      <w:r>
+        <w:lastRenderedPageBreak/>
+        <w:t>API elsődleges feladata az adatbázissal való kommunikáció, az üzleti szabályok érvényesítése, valamint a frontend számára szükséges szolgáltatások biztosítása.</w:t>
       </w:r>
     </w:p>
     <w:p>
@@ -9831,23 +8973,7 @@
         <w:ind w:firstLine="720"/>
       </w:pPr>
       <w:r>
-        <w:t xml:space="preserve">Jelenleg összesen 17 HTTP végponttal rendelkezik, amelyek a hitelesítéshez, felhasználói adatok kezeléséhez, </w:t>
-      </w:r>
-      <w:proofErr w:type="spellStart"/>
-      <w:r>
-        <w:t>token</w:t>
-      </w:r>
-      <w:proofErr w:type="spellEnd"/>
-      <w:r>
-        <w:t xml:space="preserve"> műveletekhez, pályakezeléshez és </w:t>
-      </w:r>
-      <w:proofErr w:type="spellStart"/>
-      <w:r>
-        <w:t>sprite</w:t>
-      </w:r>
-      <w:proofErr w:type="spellEnd"/>
-      <w:r>
-        <w:t>-kiszolgáláshoz kapcsolódnak.</w:t>
+        <w:t>Jelenleg összesen 17 HTTP végponttal rendelkezik, amelyek a hitelesítéshez, felhasználói adatok kezeléséhez, token műveletekhez, pályakezeléshez és sprite-kiszolgáláshoz kapcsolódnak.</w:t>
       </w:r>
     </w:p>
     <w:p>
@@ -9856,13 +8982,8 @@
         <w:ind w:firstLine="720"/>
       </w:pPr>
       <w:r>
-        <w:t xml:space="preserve">Az adatkezelés modellalapú megközelítéssel történik. A rendszer </w:t>
-      </w:r>
-      <w:proofErr w:type="spellStart"/>
-      <w:r>
-        <w:t>SQLAlchemy</w:t>
-      </w:r>
-      <w:proofErr w:type="spellEnd"/>
+        <w:t>Az adatkezelés modellalapú megközelítéssel történik. A rendszer SQLAlchemy</w:t>
+      </w:r>
       <w:sdt>
         <w:sdtPr>
           <w:id w:val="-89865323"/>
@@ -9896,15 +9017,7 @@
         </w:sdtContent>
       </w:sdt>
       <w:r>
-        <w:t xml:space="preserve"> ORM modelleket használ, amelyek az adatbázis struktúráját írják le. Az adatbázis-séma változásainak követésére és konzisztens kezelésére migrációs mechanizmus szolgál, amelyet </w:t>
-      </w:r>
-      <w:proofErr w:type="spellStart"/>
-      <w:r>
-        <w:t>Alembic</w:t>
-      </w:r>
-      <w:proofErr w:type="spellEnd"/>
-      <w:r>
-        <w:t xml:space="preserve"> alapokon valósít meg a projekt. Ez biztosítja, hogy a fejlesztési és futtatási környezetekben az adatbázis szerkezete egységesen kezelhető maradjon.</w:t>
+        <w:t xml:space="preserve"> ORM modelleket használ, amelyek az adatbázis struktúráját írják le. Az adatbázis-séma változásainak követésére és konzisztens kezelésére migrációs mechanizmus szolgál, amelyet Alembic alapokon valósít meg a projekt. Ez biztosítja, hogy a fejlesztési és futtatási környezetekben az adatbázis szerkezete egységesen kezelhető maradjon.</w:t>
       </w:r>
     </w:p>
     <w:p>
@@ -9913,84 +9026,31 @@
         <w:ind w:firstLine="357"/>
       </w:pPr>
       <w:r>
-        <w:t xml:space="preserve">Üzleti logika szerint a backend két jól elkülöníthető fő területre bontható. Az egyik a pályagenerálási folyamat, amely mesterséges intelligencia támogatásával történik, és az </w:t>
-      </w:r>
-      <w:proofErr w:type="spellStart"/>
-      <w:r>
-        <w:t>OpenAI</w:t>
-      </w:r>
-      <w:proofErr w:type="spellEnd"/>
-      <w:r>
-        <w:t xml:space="preserve"> szolgáltatásaira épül. Ez a rész kezeli a pályák előállítását, ellenőrzését, szükség szerinti javítását, valamint a kapcsolódó erőforrások létrehozását. A másik fő terület az egyéb, hagyományos CRUD-jellegű műveletek köre, mint például a felhasználókezelés, hitelesítés, értékelések, kedvencek, </w:t>
-      </w:r>
-      <w:proofErr w:type="spellStart"/>
-      <w:r>
-        <w:t>tokenegyenleg</w:t>
-      </w:r>
-      <w:proofErr w:type="spellEnd"/>
-      <w:r>
-        <w:t xml:space="preserve"> és pályaállapotok kezelése.</w:t>
+        <w:t>Üzleti logika szerint a backend két jól elkülöníthető fő területre bontható. Az egyik a pályagenerálási folyamat, amely mesterséges intelligencia támogatásával történik, és az OpenAI szolgáltatásaira épül. Ez a rész kezeli a pályák előállítását, ellenőrzését, szükség szerinti javítását, valamint a kapcsolódó erőforrások létrehozását. A másik fő terület az egyéb, hagyományos CRUD-jellegű műveletek köre, mint például a felhasználókezelés, hitelesítés, értékelések, kedvencek, tokenegyenleg és pályaállapotok kezelése.</w:t>
       </w:r>
     </w:p>
     <w:p>
       <w:pPr>
         <w:pStyle w:val="Szakdolgozath2"/>
       </w:pPr>
-      <w:bookmarkStart w:id="25" w:name="_Toc227259554"/>
-      <w:proofErr w:type="spellStart"/>
-      <w:r>
-        <w:t>WebSocket</w:t>
-      </w:r>
-      <w:proofErr w:type="spellEnd"/>
-      <w:r>
-        <w:t xml:space="preserve"> server</w:t>
-      </w:r>
-      <w:bookmarkEnd w:id="25"/>
+      <w:bookmarkStart w:id="21" w:name="_Toc227259554"/>
+      <w:r>
+        <w:t>WebSocket server</w:t>
+      </w:r>
+      <w:bookmarkEnd w:id="21"/>
     </w:p>
     <w:p>
       <w:pPr>
         <w:pStyle w:val="Szakdolgozatbekezds"/>
       </w:pPr>
       <w:r>
-        <w:t xml:space="preserve">A </w:t>
-      </w:r>
-      <w:proofErr w:type="spellStart"/>
-      <w:r>
-        <w:t>websocket</w:t>
-      </w:r>
-      <w:proofErr w:type="spellEnd"/>
-      <w:r>
-        <w:t xml:space="preserve"> </w:t>
+        <w:t xml:space="preserve">A websocket </w:t>
       </w:r>
       <w:r>
         <w:t>server</w:t>
       </w:r>
       <w:r>
-        <w:t xml:space="preserve"> egy egyszerű, könnyűsúlyú </w:t>
-      </w:r>
-      <w:proofErr w:type="spellStart"/>
-      <w:r>
-        <w:t>socket</w:t>
-      </w:r>
-      <w:proofErr w:type="spellEnd"/>
-      <w:r>
-        <w:t xml:space="preserve"> szerverként van jelen a rendszerben. Nem tartalmaz összetett üzleti logikát, elsődleges feladata az események közvetítése a háttérrendszer és a kliens között. A szerver Socket.IO alapú megoldást használ, amely szobákra épülő kommunikációt tesz lehetővé. Jelenlegi állapotában 2 HTTP végponttal rendelkezik, emellett </w:t>
-      </w:r>
-      <w:proofErr w:type="spellStart"/>
-      <w:r>
-        <w:t>websocket</w:t>
-      </w:r>
-      <w:proofErr w:type="spellEnd"/>
-      <w:r>
-        <w:t xml:space="preserve"> eseményeken keresztül biztosít </w:t>
-      </w:r>
-      <w:proofErr w:type="spellStart"/>
-      <w:r>
-        <w:t>kétirányú</w:t>
-      </w:r>
-      <w:proofErr w:type="spellEnd"/>
-      <w:r>
-        <w:t xml:space="preserve"> kommunikációt.</w:t>
+        <w:t xml:space="preserve"> egy egyszerű, könnyűsúlyú socket szerverként van jelen a rendszerben. Nem tartalmaz összetett üzleti logikát, elsődleges feladata az események közvetítése a háttérrendszer és a kliens között. A szerver Socket.IO alapú megoldást használ, amely szobákra épülő kommunikációt tesz lehetővé. Jelenlegi állapotában 2 HTTP végponttal rendelkezik, emellett websocket eseményeken keresztül biztosít kétirányú kommunikációt.</w:t>
       </w:r>
     </w:p>
     <w:p>
@@ -9998,73 +9058,20 @@
         <w:pStyle w:val="Szakdolgozatbekezds"/>
         <w:ind w:firstLine="357"/>
       </w:pPr>
-      <w:proofErr w:type="spellStart"/>
-      <w:r>
-        <w:t>Architekturális</w:t>
-      </w:r>
-      <w:proofErr w:type="spellEnd"/>
-      <w:r>
-        <w:t xml:space="preserve"> szerepe elsősorban a pályagenerálási folyamat állapotkövetésében jelenik meg. A Backend API egy HTTP üzenetküldéssel értesíti a </w:t>
-      </w:r>
-      <w:proofErr w:type="spellStart"/>
-      <w:r>
-        <w:t>websocket</w:t>
-      </w:r>
-      <w:proofErr w:type="spellEnd"/>
-      <w:r>
-        <w:t xml:space="preserve"> szervert az aktuális generálási eseményekről, a frontend pedig </w:t>
-      </w:r>
-      <w:proofErr w:type="spellStart"/>
-      <w:r>
-        <w:t>websocket</w:t>
-      </w:r>
-      <w:proofErr w:type="spellEnd"/>
-      <w:r>
-        <w:t xml:space="preserve"> kapcsolaton keresztül csatlakozik az </w:t>
-      </w:r>
+      <w:r>
+        <w:t>Architekturális szerepe elsősorban a pályagenerálási folyamat állapotkövetésében jelenik meg. A Backend API egy HTTP üzenetküldéssel értesíti a websocket szervert az aktuális generálási eseményekről, a frontend pedig websocket kapcsolaton keresztül csatlakozik az adott generálási folyamathoz tartozó szobához, és fogadja ezeket az állapotfrissítéseket. Ennek eredményeként a websocket réteg egy köztes kommunikációs csatornaként működik, amely valós idejű visszajelzést biztosít a felhasználó számára anélkül, hogy a backend és a frontend közvetlen, folyamatos polling alapú kapcsolatot igényelne.</w:t>
+      </w:r>
+    </w:p>
+    <w:p>
+      <w:pPr>
+        <w:pStyle w:val="Szakdolgozath2"/>
+      </w:pPr>
+      <w:bookmarkStart w:id="22" w:name="_Toc227259555"/>
       <w:r>
         <w:lastRenderedPageBreak/>
-        <w:t xml:space="preserve">adott generálási folyamathoz tartozó szobához, és fogadja ezeket az állapotfrissítéseket. Ennek eredményeként a </w:t>
-      </w:r>
-      <w:proofErr w:type="spellStart"/>
-      <w:r>
-        <w:t>websocket</w:t>
-      </w:r>
-      <w:proofErr w:type="spellEnd"/>
-      <w:r>
-        <w:t xml:space="preserve"> réteg egy köztes kommunikációs csatornaként működik, amely valós idejű visszajelzést biztosít a felhasználó számára anélkül, hogy a backend és a frontend közvetlen, folyamatos </w:t>
-      </w:r>
-      <w:proofErr w:type="spellStart"/>
-      <w:r>
-        <w:t>polling</w:t>
-      </w:r>
-      <w:proofErr w:type="spellEnd"/>
-      <w:r>
-        <w:t xml:space="preserve"> alapú kapcsolatot igényelne.</w:t>
-      </w:r>
-    </w:p>
-    <w:p>
-      <w:pPr>
-        <w:pStyle w:val="Szakdolgozath2"/>
-      </w:pPr>
-      <w:bookmarkStart w:id="26" w:name="_Toc227259555"/>
-      <w:r>
-        <w:t xml:space="preserve">File </w:t>
-      </w:r>
-      <w:proofErr w:type="spellStart"/>
-      <w:r>
-        <w:t>Blob</w:t>
-      </w:r>
-      <w:proofErr w:type="spellEnd"/>
-      <w:r>
-        <w:t xml:space="preserve"> </w:t>
-      </w:r>
-      <w:proofErr w:type="spellStart"/>
-      <w:r>
-        <w:t>storage</w:t>
-      </w:r>
-      <w:bookmarkEnd w:id="26"/>
-      <w:proofErr w:type="spellEnd"/>
+        <w:t>File Blob storage</w:t>
+      </w:r>
+      <w:bookmarkEnd w:id="22"/>
     </w:p>
     <w:p>
       <w:pPr>
@@ -10109,47 +9116,18 @@
         <w:t xml:space="preserve"> </w:t>
       </w:r>
       <w:r>
-        <w:t>kompatibilis objektumtárolási megközelítést alkalmaz. A projekt jelenlegi formájában egy AWS-</w:t>
-      </w:r>
-      <w:proofErr w:type="spellStart"/>
-      <w:r>
-        <w:t>ready</w:t>
-      </w:r>
-      <w:proofErr w:type="spellEnd"/>
-      <w:r>
-        <w:t xml:space="preserve"> szimulátoros környezetet használ, amely funkcionálisan az AWS S3 jellegű tárolási modellhez illeszkedik. A megoldás általános célú, vagyis </w:t>
-      </w:r>
-      <w:proofErr w:type="spellStart"/>
-      <w:r>
-        <w:t>architekturálisan</w:t>
-      </w:r>
-      <w:proofErr w:type="spellEnd"/>
-      <w:r>
-        <w:t xml:space="preserve"> bármilyen típusú fájl tárolására alkalmas, nem kizárólag egyetlen médiatípus kezelésére van optimalizálva.</w:t>
+        <w:t>kompatibilis objektumtárolási megközelítést alkalmaz. A projekt jelenlegi formájában egy AWS-ready szimulátoros környezetet használ, amely funkcionálisan az AWS S3 jellegű tárolási modellhez illeszkedik. A megoldás általános célú, vagyis architekturálisan bármilyen típusú fájl tárolására alkalmas, nem kizárólag egyetlen médiatípus kezelésére van optimalizálva.</w:t>
       </w:r>
       <w:r>
         <w:t xml:space="preserve"> </w:t>
       </w:r>
       <w:r>
-        <w:t>A gyakorlatban a rendszer jelenleg főként .</w:t>
-      </w:r>
-      <w:proofErr w:type="spellStart"/>
-      <w:r>
-        <w:t>png</w:t>
-      </w:r>
-      <w:proofErr w:type="spellEnd"/>
-      <w:r>
-        <w:t xml:space="preserve"> képfájlokat </w:t>
+        <w:t xml:space="preserve">A gyakorlatban a rendszer jelenleg főként .png képfájlokat </w:t>
       </w:r>
       <w:proofErr w:type="gramStart"/>
       <w:r>
-        <w:t>és .</w:t>
-      </w:r>
-      <w:proofErr w:type="spellStart"/>
-      <w:r>
-        <w:t>json</w:t>
-      </w:r>
-      <w:proofErr w:type="spellEnd"/>
+        <w:t>és .json</w:t>
+      </w:r>
       <w:proofErr w:type="gramEnd"/>
       <w:r>
         <w:t xml:space="preserve"> állományokat tárol. A tárolási struktúra</w:t>
@@ -10164,15 +9142,7 @@
         <w:t xml:space="preserve"> </w:t>
       </w:r>
       <w:r>
-        <w:t xml:space="preserve">Ezen belül külön almappában helyezkednek el a </w:t>
-      </w:r>
-      <w:proofErr w:type="spellStart"/>
-      <w:r>
-        <w:t>sprite</w:t>
-      </w:r>
-      <w:proofErr w:type="spellEnd"/>
-      <w:r>
-        <w:t xml:space="preserve"> képek, míg a pályaállományok és a generálási folyamathoz kapcsolódó JSON fájlok a pályához tartozó gyökérszinten tárolódnak.</w:t>
+        <w:t>Ezen belül külön almappában helyezkednek el a sprite képek, míg a pályaállományok és a generálási folyamathoz kapcsolódó JSON fájlok a pályához tartozó gyökérszinten tárolódnak.</w:t>
       </w:r>
     </w:p>
     <w:p>
@@ -10184,26 +9154,10 @@
         <w:t>A</w:t>
       </w:r>
       <w:r>
-        <w:t xml:space="preserve"> </w:t>
-      </w:r>
-      <w:proofErr w:type="spellStart"/>
-      <w:r>
-        <w:t>Json</w:t>
-      </w:r>
-      <w:proofErr w:type="spellEnd"/>
-      <w:r>
-        <w:t xml:space="preserve"> </w:t>
-      </w:r>
-      <w:r>
-        <w:t xml:space="preserve">állományok szerepkör szerint is elkülönülnek. Egy részük a generálási folyamat köztes eredményeit tartalmazza, például a kezdeti generált pályaváltozatot, a validációs kimeneteket vagy az egyes javítási körök eredményeit. Más részük a véglegesített pályaleírást reprezentálja, amelyet a frontend a játékmenet során betölt és feldolgoz. Emellett a rendszer diagnosztikai célból hibás generálási kimeneteket is képes külön fájlban eltárolni. Ez a struktúra </w:t>
-      </w:r>
-      <w:proofErr w:type="spellStart"/>
-      <w:r>
-        <w:t>architekturális</w:t>
-      </w:r>
-      <w:proofErr w:type="spellEnd"/>
-      <w:r>
-        <w:t xml:space="preserve"> szinten jól támogatja a generálási folyamat nyomon követhetőségét, a hibakezelést és a végleges pályaállapot tartós megőrzését.</w:t>
+        <w:t xml:space="preserve"> Json </w:t>
+      </w:r>
+      <w:r>
+        <w:t>állományok szerepkör szerint is elkülönülnek. Egy részük a generálási folyamat köztes eredményeit tartalmazza, például a kezdeti generált pályaváltozatot, a validációs kimeneteket vagy az egyes javítási körök eredményeit. Más részük a véglegesített pályaleírást reprezentálja, amelyet a frontend a játékmenet során betölt és feldolgoz. Emellett a rendszer diagnosztikai célból hibás generálási kimeneteket is képes külön fájlban eltárolni. Ez a struktúra architekturális szinten jól támogatja a generálási folyamat nyomon követhetőségét, a hibakezelést és a végleges pályaállapot tartós megőrzését.</w:t>
       </w:r>
     </w:p>
     <w:p>
@@ -10214,21 +9168,12 @@
           <w:bCs/>
         </w:rPr>
       </w:pPr>
-      <w:proofErr w:type="spellStart"/>
       <w:r>
         <w:rPr>
           <w:b/>
           <w:bCs/>
         </w:rPr>
-        <w:t>Json</w:t>
-      </w:r>
-      <w:proofErr w:type="spellEnd"/>
-      <w:r>
-        <w:rPr>
-          <w:b/>
-          <w:bCs/>
-        </w:rPr>
-        <w:t xml:space="preserve"> file elérés:</w:t>
+        <w:t>Json file elérés:</w:t>
       </w:r>
     </w:p>
     <w:p>
@@ -10252,25 +9197,12 @@
       </w:r>
       <w:proofErr w:type="gramEnd"/>
       <w:r>
-        <w:t>{</w:t>
-      </w:r>
-      <w:proofErr w:type="spellStart"/>
-      <w:r>
-        <w:t>level_</w:t>
+        <w:t>{level_</w:t>
       </w:r>
       <w:proofErr w:type="gramStart"/>
       <w:r>
-        <w:t>id</w:t>
-      </w:r>
-      <w:proofErr w:type="spellEnd"/>
-      <w:r>
-        <w:t xml:space="preserve">}/{ </w:t>
-      </w:r>
-      <w:proofErr w:type="spellStart"/>
-      <w:r>
-        <w:t>json</w:t>
-      </w:r>
-      <w:proofErr w:type="spellEnd"/>
+        <w:t>id}/{ json</w:t>
+      </w:r>
       <w:proofErr w:type="gramEnd"/>
       <w:r>
         <w:t xml:space="preserve"> </w:t>
@@ -10289,21 +9221,12 @@
           <w:bCs/>
         </w:rPr>
       </w:pPr>
-      <w:proofErr w:type="spellStart"/>
       <w:r>
         <w:rPr>
           <w:b/>
           <w:bCs/>
         </w:rPr>
-        <w:t>Sprite</w:t>
-      </w:r>
-      <w:proofErr w:type="spellEnd"/>
-      <w:r>
-        <w:rPr>
-          <w:b/>
-          <w:bCs/>
-        </w:rPr>
-        <w:t xml:space="preserve"> file elérés:</w:t>
+        <w:t>Sprite file elérés:</w:t>
       </w:r>
     </w:p>
     <w:p>
@@ -10327,98 +9250,50 @@
       </w:r>
       <w:proofErr w:type="gramEnd"/>
       <w:r>
+        <w:t>{level_</w:t>
+      </w:r>
+      <w:proofErr w:type="gramStart"/>
+      <w:r>
+        <w:t>id}/</w:t>
+      </w:r>
+      <w:proofErr w:type="gramEnd"/>
+      <w:r>
+        <w:t>sprites</w:t>
+      </w:r>
+      <w:proofErr w:type="gramStart"/>
+      <w:r>
+        <w:t>/</w:t>
+      </w:r>
+      <w:r>
         <w:t>{</w:t>
       </w:r>
-      <w:proofErr w:type="spellStart"/>
-      <w:r>
-        <w:t>level_</w:t>
-      </w:r>
-      <w:proofErr w:type="gramStart"/>
-      <w:r>
-        <w:t>id</w:t>
-      </w:r>
-      <w:proofErr w:type="spellEnd"/>
-      <w:r>
-        <w:t>}/</w:t>
-      </w:r>
-      <w:proofErr w:type="spellStart"/>
       <w:proofErr w:type="gramEnd"/>
       <w:r>
-        <w:t>sprites</w:t>
-      </w:r>
-      <w:proofErr w:type="spellEnd"/>
-      <w:proofErr w:type="gramStart"/>
-      <w:r>
-        <w:t>/</w:t>
-      </w:r>
-      <w:r>
-        <w:t>{</w:t>
-      </w:r>
-      <w:proofErr w:type="spellStart"/>
-      <w:proofErr w:type="gramEnd"/>
-      <w:r>
-        <w:t>png</w:t>
-      </w:r>
-      <w:proofErr w:type="spellEnd"/>
-      <w:r>
-        <w:t xml:space="preserve"> file}</w:t>
+        <w:t>png file}</w:t>
       </w:r>
     </w:p>
     <w:p>
       <w:pPr>
         <w:pStyle w:val="Szakdolgozath2"/>
       </w:pPr>
-      <w:bookmarkStart w:id="27" w:name="_Toc227259556"/>
+      <w:bookmarkStart w:id="23" w:name="_Toc227259556"/>
       <w:r>
         <w:t>Biztonság</w:t>
       </w:r>
       <w:r>
-        <w:t xml:space="preserve">, JWT </w:t>
-      </w:r>
-      <w:proofErr w:type="spellStart"/>
-      <w:r>
-        <w:t>token</w:t>
-      </w:r>
-      <w:proofErr w:type="spellEnd"/>
+        <w:t>, JWT token authentikáció</w:t>
+      </w:r>
+      <w:bookmarkEnd w:id="23"/>
       <w:r>
         <w:t xml:space="preserve"> </w:t>
       </w:r>
-      <w:proofErr w:type="spellStart"/>
-      <w:r>
-        <w:t>authentikáció</w:t>
-      </w:r>
-      <w:bookmarkEnd w:id="27"/>
-      <w:proofErr w:type="spellEnd"/>
-      <w:r>
-        <w:t xml:space="preserve"> </w:t>
-      </w:r>
     </w:p>
     <w:p>
       <w:pPr>
         <w:pStyle w:val="Szakdolgozatbekezds"/>
       </w:pPr>
       <w:r>
-        <w:t xml:space="preserve">A felhasználók hitelesítése JSON Web </w:t>
-      </w:r>
-      <w:proofErr w:type="spellStart"/>
-      <w:r>
-        <w:t>Token</w:t>
-      </w:r>
-      <w:proofErr w:type="spellEnd"/>
-      <w:r>
-        <w:t xml:space="preserve"> (JWT) alapú megoldással történik, amely RS256 algoritmust alkalmazó, nyilvános és privát kulcspáron alapuló aláírással került megvalósításra. Ez biztosítja, hogy a kliensoldali alkalmazás a bejelentkezést követően </w:t>
-      </w:r>
-      <w:r>
-        <w:lastRenderedPageBreak/>
-        <w:t xml:space="preserve">biztonságos módon férjen hozzá a védett erőforrásokhoz, miközben a szerver ellenőrizni tudja a </w:t>
-      </w:r>
-      <w:proofErr w:type="spellStart"/>
-      <w:r>
-        <w:t>tokenek</w:t>
-      </w:r>
-      <w:proofErr w:type="spellEnd"/>
-      <w:r>
-        <w:t xml:space="preserve"> hitelességét és érvényességét.</w:t>
+        <w:t>A felhasználók hitelesítése JSON Web Token (JWT) alapú megoldással történik, amely RS256 algoritmust alkalmazó, nyilvános és privát kulcspáron alapuló aláírással került megvalósításra. Ez biztosítja, hogy a kliensoldali alkalmazás a bejelentkezést követően biztonságos módon férjen hozzá a védett erőforrásokhoz, miközben a szerver ellenőrizni tudja a tokenek hitelességét és érvényességét.</w:t>
       </w:r>
     </w:p>
     <w:p>
@@ -10427,164 +9302,40 @@
         <w:ind w:firstLine="357"/>
       </w:pPr>
       <w:r>
-        <w:t xml:space="preserve">Bejelentkezéskor a backend egy rövid élettartamú </w:t>
-      </w:r>
-      <w:proofErr w:type="spellStart"/>
-      <w:r>
-        <w:t>access</w:t>
-      </w:r>
-      <w:proofErr w:type="spellEnd"/>
-      <w:r>
-        <w:t xml:space="preserve"> </w:t>
-      </w:r>
-      <w:proofErr w:type="spellStart"/>
-      <w:r>
-        <w:t>token</w:t>
-      </w:r>
-      <w:proofErr w:type="spellEnd"/>
-      <w:r>
-        <w:t xml:space="preserve">-t és egy hosszabb élettartamú </w:t>
-      </w:r>
-      <w:proofErr w:type="spellStart"/>
-      <w:r>
-        <w:t>refresh</w:t>
-      </w:r>
-      <w:proofErr w:type="spellEnd"/>
-      <w:r>
-        <w:t xml:space="preserve"> </w:t>
-      </w:r>
-      <w:proofErr w:type="spellStart"/>
-      <w:r>
-        <w:t>token</w:t>
-      </w:r>
-      <w:proofErr w:type="spellEnd"/>
-      <w:r>
-        <w:t xml:space="preserve">-t ad vissza. Az </w:t>
-      </w:r>
-      <w:proofErr w:type="spellStart"/>
-      <w:r>
-        <w:t>access</w:t>
-      </w:r>
-      <w:proofErr w:type="spellEnd"/>
-      <w:r>
-        <w:t xml:space="preserve"> </w:t>
-      </w:r>
-      <w:proofErr w:type="spellStart"/>
-      <w:r>
-        <w:t>token</w:t>
-      </w:r>
-      <w:proofErr w:type="spellEnd"/>
-      <w:r>
-        <w:t xml:space="preserve"> szolgál a védett végpontok elérésére, míg a </w:t>
-      </w:r>
-      <w:proofErr w:type="spellStart"/>
-      <w:r>
-        <w:t>refresh</w:t>
-      </w:r>
-      <w:proofErr w:type="spellEnd"/>
-      <w:r>
-        <w:t xml:space="preserve"> </w:t>
-      </w:r>
-      <w:proofErr w:type="spellStart"/>
-      <w:r>
-        <w:t>token</w:t>
-      </w:r>
-      <w:proofErr w:type="spellEnd"/>
-      <w:r>
-        <w:t xml:space="preserve"> segítségével a kliens új </w:t>
-      </w:r>
-      <w:proofErr w:type="spellStart"/>
-      <w:r>
-        <w:t>tokenpárt</w:t>
-      </w:r>
-      <w:proofErr w:type="spellEnd"/>
-      <w:r>
-        <w:t xml:space="preserve"> kérhet anélkül, hogy a felhasználónak újra be kellene jelentkeznie. A frontend a </w:t>
-      </w:r>
-      <w:proofErr w:type="spellStart"/>
-      <w:r>
-        <w:t>tokeneket</w:t>
-      </w:r>
-      <w:proofErr w:type="spellEnd"/>
-      <w:r>
-        <w:t xml:space="preserve"> kliensoldalon tárolja, és minden védett API-hívásnál </w:t>
-      </w:r>
-      <w:proofErr w:type="spellStart"/>
-      <w:r>
-        <w:t>Bearer</w:t>
-      </w:r>
-      <w:proofErr w:type="spellEnd"/>
-      <w:r>
-        <w:t xml:space="preserve"> tokenként küldi az </w:t>
-      </w:r>
-      <w:proofErr w:type="spellStart"/>
-      <w:r>
-        <w:t>Authorization</w:t>
-      </w:r>
-      <w:proofErr w:type="spellEnd"/>
-      <w:r>
-        <w:t xml:space="preserve"> fejlécben. A backend minden védett kérésnél ellenőrzi a </w:t>
-      </w:r>
-      <w:proofErr w:type="spellStart"/>
-      <w:r>
-        <w:t>token</w:t>
-      </w:r>
-      <w:proofErr w:type="spellEnd"/>
-      <w:r>
-        <w:t xml:space="preserve"> típusát, lejáratát, valamint a benne szereplő felhasználói azonosítót. A jelenlegi működés előnye, hogy jól elkülöníti a hitelesítési réteget az üzleti logikától, és a </w:t>
-      </w:r>
-      <w:proofErr w:type="spellStart"/>
-      <w:r>
-        <w:t>refresh</w:t>
-      </w:r>
-      <w:proofErr w:type="spellEnd"/>
-      <w:r>
-        <w:t xml:space="preserve"> mechanizmus kényelmesebb felhasználói élményt biztosít. Architektúra szinten fontos még, hogy a </w:t>
-      </w:r>
-      <w:proofErr w:type="spellStart"/>
-      <w:r>
-        <w:t>refresh</w:t>
-      </w:r>
-      <w:proofErr w:type="spellEnd"/>
-      <w:r>
-        <w:t xml:space="preserve"> </w:t>
-      </w:r>
-      <w:proofErr w:type="spellStart"/>
-      <w:r>
-        <w:t>tokenek</w:t>
-      </w:r>
-      <w:proofErr w:type="spellEnd"/>
-      <w:r>
-        <w:t xml:space="preserve"> adatbázisban is nyilvántartásra kerülnek, így visszavonhatók, ami biztonsági szempontból kedvezőbb, mint a teljesen </w:t>
-      </w:r>
-      <w:proofErr w:type="spellStart"/>
-      <w:r>
-        <w:t>stateless</w:t>
-      </w:r>
-      <w:proofErr w:type="spellEnd"/>
-      <w:r>
-        <w:t xml:space="preserve"> megközelítés.</w:t>
+        <w:t xml:space="preserve">Bejelentkezéskor a backend egy rövid élettartamú access token-t és egy hosszabb élettartamú refresh token-t ad vissza. Az access token szolgál a védett végpontok elérésére, míg a refresh token segítségével a kliens új tokenpárt kérhet anélkül, hogy a felhasználónak </w:t>
+      </w:r>
+      <w:r>
+        <w:lastRenderedPageBreak/>
+        <w:t>újra be kellene jelentkeznie. A frontend a tokeneket kliensoldalon tárolja, és minden védett API-hívásnál Bearer tokenként küldi az Authorization fejlécben. A backend minden védett kérésnél ellenőrzi a token típusát, lejáratát, valamint a benne szereplő felhasználói azonosítót. A jelenlegi működés előnye, hogy jól elkülöníti a hitelesítési réteget az üzleti logikától, és a refresh mechanizmus kényelmesebb felhasználói élményt biztosít. Architektúra szinten fontos még, hogy a refresh tokenek adatbázisban is nyilvántartásra kerülnek, így visszavonhatók, ami biztonsági szempontból kedvezőbb, mint a teljesen stateless megközelítés.</w:t>
       </w:r>
     </w:p>
     <w:p>
       <w:pPr>
         <w:pStyle w:val="SzekdolgozatH1"/>
       </w:pPr>
-      <w:bookmarkStart w:id="28" w:name="_Toc227259557"/>
+      <w:bookmarkStart w:id="24" w:name="_Toc227259557"/>
       <w:r>
         <w:t>Pálya Generálása</w:t>
       </w:r>
-      <w:bookmarkEnd w:id="28"/>
+      <w:bookmarkEnd w:id="24"/>
+    </w:p>
+    <w:p>
+      <w:pPr>
+        <w:pStyle w:val="Szakdolgozatbekezds"/>
+      </w:pPr>
+      <w:r>
+        <w:t>Ez a fejezet a projekt központi elemét, vagyis a pályagenerálás logikáját mutatja be. A teljes rendszer szempontjából ez tekinthető a megoldás szívének, hiszen a projekt fejlesztési idejének legnagyobb részét ennek a működőképes kialakítása tette ki. A fejezet bemutatja, milyen generikus játékelemekre épül a modell, hogyan írható le a pálya gráf alapú logikai struktúraként, milyen többlépcsős generálási és validációs folyamat vált szükségessé, valamint milyen promptolási és modellválasztási szempontok alakították a végső megoldást. A cél annak megmutatása, hogy a pályagenerálás nem pusztán kreatív tartalom-előállítás, hanem egy összetett, részben mesterséges intelligenciára, részben hagyományos programlogikára épülő rendszertervezési feladat.</w:t>
+      </w:r>
     </w:p>
     <w:p>
       <w:pPr>
         <w:pStyle w:val="Szakdolgozath2"/>
       </w:pPr>
-      <w:bookmarkStart w:id="29" w:name="_Toc227259558"/>
+      <w:bookmarkStart w:id="25" w:name="_Toc227259558"/>
       <w:r>
         <w:t>Generikus játék modellek</w:t>
       </w:r>
-      <w:bookmarkEnd w:id="29"/>
+      <w:bookmarkEnd w:id="25"/>
     </w:p>
     <w:p>
       <w:pPr>
@@ -10748,11 +9499,11 @@
         </w:sdtContent>
       </w:sdt>
       <w:r>
-        <w:t xml:space="preserve"> inspirációt meríteni. Hamar nyilvánvalóvá vált azonban, hogy a legtöbb ilyen játék erősen egyedi logikai feladványokra, sajátos környezetre és speciális interakciókra épül. Ezek egyenként jól működnek egy konkrét pályában, ugyanakkor nehezen alakíthatók át olyan általános modellé, amelyet egy generatív rendszer megbízhatóan és újrahasznosítható módon tud kezelni. Egy olyan feladványlánc például, amelyben a játékosnak egy könyvespolc adott szintjén található könyveket kell meghatározott sorrendbe rendeznie, majd ezzel egy rejtett reteszt aktiválnia, azon keresztül </w:t>
+        <w:t xml:space="preserve"> inspirációt meríteni. Hamar nyilvánvalóvá vált azonban, hogy a legtöbb ilyen játék erősen egyedi logikai feladványokra, sajátos </w:t>
       </w:r>
       <w:r>
         <w:lastRenderedPageBreak/>
-        <w:t>kulcshoz jutnia, később egy kapcsolót elérnie, végül pedig egy hibás digitális óra tükörképéből számsort kiolvasnia, teljes egészében túl specifikus ahhoz, hogy közvetlenül generikus formában lehessen reprezentálni.</w:t>
+        <w:t>környezetre és speciális interakciókra épül. Ezek egyenként jól működnek egy konkrét pályában, ugyanakkor nehezen alakíthatók át olyan általános modellé, amelyet egy generatív rendszer megbízhatóan és újrahasznosítható módon tud kezelni. Egy olyan feladványlánc például, amelyben a játékosnak egy könyvespolc adott szintjén található könyveket kell meghatározott sorrendbe rendeznie, majd ezzel egy rejtett reteszt aktiválnia, azon keresztül kulcshoz jutnia, később egy kapcsolót elérnie, végül pedig egy hibás digitális óra tükörképéből számsort kiolvasnia, teljes egészében túl specifikus ahhoz, hogy közvetlenül generikus formában lehessen reprezentálni.</w:t>
       </w:r>
     </w:p>
     <w:p>
@@ -10774,13 +9525,31 @@
       <w:pPr>
         <w:pStyle w:val="Szakdolgozath3"/>
       </w:pPr>
-      <w:proofErr w:type="spellStart"/>
+      <w:r>
+        <w:t>Level és Wall</w:t>
+      </w:r>
+    </w:p>
+    <w:p>
+      <w:pPr>
+        <w:pStyle w:val="Szakdolgozatbekezds"/>
+      </w:pPr>
+      <w:r>
+        <w:t xml:space="preserve">A pályák reprezentációjának alapja egy egyszobás modell, amely minden esetben pontosan négy falból áll. A teljes pályát a </w:t>
+      </w:r>
       <w:r>
         <w:t>Level</w:t>
       </w:r>
-      <w:proofErr w:type="spellEnd"/>
-      <w:r>
-        <w:t xml:space="preserve"> és Wall</w:t>
+      <w:r>
+        <w:t xml:space="preserve"> objektum írja le, amely cím, történet és a négy Wall elem gyűjteményét tartalmazza. Minden fal önálló azonosítóval és színnel rendelkezik, továbbá külön listákban tárolja az adott falhoz tartozó interaktív objektumokat. A falszerkezethez tartozhat kijárat (exit), felvehető tárgy (pickable), megfigyelhető tárgy (inspectable), konténer (container) és mozgatható fedőelem (movable cover). Ez a felosztás azért előnyös, mert a szoba minden fontos játékeleme egységes térbeli és logikai keretben kezelhető.</w:t>
+      </w:r>
+    </w:p>
+    <w:p>
+      <w:pPr>
+        <w:pStyle w:val="Szakdolgozath3"/>
+      </w:pPr>
+      <w:r>
+        <w:lastRenderedPageBreak/>
+        <w:t>Position enum</w:t>
       </w:r>
     </w:p>
     <w:p>
@@ -10788,406 +9557,151 @@
         <w:pStyle w:val="Szakdolgozatbekezds"/>
       </w:pPr>
       <w:r>
-        <w:t xml:space="preserve">A pályák reprezentációjának alapja egy egyszobás modell, amely minden esetben pontosan négy falból áll. A teljes pályát a </w:t>
-      </w:r>
-      <w:proofErr w:type="spellStart"/>
-      <w:r>
-        <w:t>Level</w:t>
-      </w:r>
-      <w:proofErr w:type="spellEnd"/>
-      <w:r>
-        <w:t xml:space="preserve"> objektum írja le, amely cím, történet és a négy Wall elem gyűjteményét tartalmazza. Minden fal önálló azonosítóval és színnel rendelkezik, továbbá külön listákban tárolja az adott falhoz tartozó interaktív objektumokat. A falszerkezethez tartozhat kijárat (</w:t>
-      </w:r>
-      <w:proofErr w:type="spellStart"/>
-      <w:r>
-        <w:t>exit</w:t>
-      </w:r>
-      <w:proofErr w:type="spellEnd"/>
-      <w:r>
-        <w:t>), felvehető tárgy (</w:t>
-      </w:r>
-      <w:proofErr w:type="spellStart"/>
-      <w:r>
-        <w:t>pickable</w:t>
-      </w:r>
-      <w:proofErr w:type="spellEnd"/>
-      <w:r>
-        <w:t>), megfigyelhető tárgy (</w:t>
-      </w:r>
-      <w:proofErr w:type="spellStart"/>
-      <w:r>
-        <w:t>inspectable</w:t>
-      </w:r>
-      <w:proofErr w:type="spellEnd"/>
-      <w:r>
-        <w:t>), konténer (</w:t>
-      </w:r>
-      <w:proofErr w:type="spellStart"/>
-      <w:r>
-        <w:t>container</w:t>
-      </w:r>
-      <w:proofErr w:type="spellEnd"/>
-      <w:r>
-        <w:t>) és mozgatható fedőelem (</w:t>
-      </w:r>
-      <w:proofErr w:type="spellStart"/>
-      <w:r>
-        <w:t>movable</w:t>
-      </w:r>
-      <w:proofErr w:type="spellEnd"/>
-      <w:r>
-        <w:t xml:space="preserve"> </w:t>
-      </w:r>
-      <w:proofErr w:type="spellStart"/>
-      <w:r>
-        <w:t>cover</w:t>
-      </w:r>
-      <w:proofErr w:type="spellEnd"/>
-      <w:r>
-        <w:t>). Ez a felosztás azért előnyös, mert a szoba minden fontos játékeleme egységes térbeli és logikai keretben kezelhető.</w:t>
+        <w:t>A rendszer a falakon és a padlón előre definiált pozíciókat használ. A felső falsávot a WT1-3, a középső falsávot a W1-3, az alsó falsávot a WB1-3, míg a padlószintet az F1-3 pozíciók jelölik. Ez a megoldás leegyszerűsíti a generálást, mert az AI nem folytonos koordinátarendszerben helyezi el az objektumokat, hanem jól behatárolt helyekre. Emellett bizonyos térbeli szabályok is érvényesülnek: ha egy nagy méretű objektum a padlón helyezkedik el, akkor ugyanazon fal azonos indexű középső és alsó pozíciói nem használhatók, illetve a kijáratot tartalmazó fal középső területe szintén részben fenntartott.</w:t>
       </w:r>
     </w:p>
     <w:p>
       <w:pPr>
         <w:pStyle w:val="Szakdolgozath3"/>
       </w:pPr>
-      <w:proofErr w:type="spellStart"/>
-      <w:r>
-        <w:t>Position</w:t>
-      </w:r>
-      <w:proofErr w:type="spellEnd"/>
-      <w:r>
-        <w:t xml:space="preserve"> </w:t>
-      </w:r>
-      <w:proofErr w:type="spellStart"/>
-      <w:r>
-        <w:t>enum</w:t>
-      </w:r>
-      <w:proofErr w:type="spellEnd"/>
+      <w:r>
+        <w:t>Exit</w:t>
+      </w:r>
     </w:p>
     <w:p>
       <w:pPr>
         <w:pStyle w:val="Szakdolgozatbekezds"/>
       </w:pPr>
       <w:r>
-        <w:t xml:space="preserve">A rendszer a falakon és a padlón előre definiált pozíciókat használ. A felső falsávot a WT1-3, a középső falsávot a W1-3, az alsó falsávot a WB1-3, míg a padlószintet az F1-3 pozíciók jelölik. Ez a megoldás leegyszerűsíti a generálást, mert az AI nem folytonos koordinátarendszerben helyezi el az objektumokat, hanem jól behatárolt helyekre. Emellett bizonyos térbeli szabályok is érvényesülnek: ha egy nagy méretű objektum a padlón </w:t>
+        <w:t>A legfontosabb generikus játékelemek közül a kijárat kiemelt szerepet kap. Az Exit nem pusztán dekoráció vagy egyszerű ajtó, hanem a pálya végső célja, egyben önálló logikai egység is. Saját zárral, saját leíró adatokkal és külön sprite-tal rendelkezik. A generálási szabályok szerint a kijárat mindig a végső puzzle része, vagyis csak az összes többi feladvány megoldása után válhat ténylegesen használhatóvá. Ezzel biztosítható, hogy a játékos ne tudja idő előtt lezárni a pályát.</w:t>
+      </w:r>
+    </w:p>
+    <w:p>
+      <w:pPr>
+        <w:pStyle w:val="Szakdolgozath3"/>
+      </w:pPr>
+      <w:r>
+        <w:t>Pickable</w:t>
+      </w:r>
+    </w:p>
+    <w:p>
+      <w:pPr>
+        <w:pStyle w:val="Szakdolgozatbekezds"/>
+      </w:pPr>
+      <w:r>
+        <w:t>A felvehető tárgyak, vagyis a Pickable objektumok olyan elemek, amelyeket a játékos megszerezhet és jellemzően az inventory-ba helyezhet. Ezek lehetnek kulcsok, eszközök, kisebb információhordozók vagy egyéb, a továbbhaladást szolgáló elemek. A felvehető tárgyakhoz tartozik egy reusable tulajdonság is, amely meghatározza, hogy az adott elem egyszer használható-e, vagy több helyzetben is szerepet kaphat. A generikus modellben ezek a tárgyak testesítik meg leginkább azokat az erőforrásokat, amelyek a puzzle-lánc későbbi pontjain aktivátorként vagy köztes eszközként funkcionálnak.</w:t>
+      </w:r>
+    </w:p>
+    <w:p>
+      <w:pPr>
+        <w:pStyle w:val="Szakdolgozath3"/>
+      </w:pPr>
+      <w:r>
+        <w:t>Inspectable</w:t>
+      </w:r>
+    </w:p>
+    <w:p>
+      <w:pPr>
+        <w:pStyle w:val="Szakdolgozatbekezds"/>
+      </w:pPr>
+      <w:r>
+        <w:t xml:space="preserve">A Inspectable objektumok ezzel szemben nem felvehető, helyhez kötött elemek. Elsődleges szerepük az információközlés: vizuális nyomokat, szöveges részleteket, történeti háttérelemeket vagy rejtvényhez kapcsolódó részleges adatokat hordoznak. Ilyen objektum lehet például egy falióra, festmény, felirat, jegyzet vagy más megfigyelhető elem. Ezek a </w:t>
       </w:r>
       <w:r>
         <w:lastRenderedPageBreak/>
-        <w:t>helyezkedik el, akkor ugyanazon fal azonos indexű középső és alsó pozíciói nem használhatók, illetve a kijáratot tartalmazó fal középső területe szintén részben fenntartott.</w:t>
+        <w:t>tárgyak különösen fontosak a rendszerben, mert a feladványok megoldásához szükséges információk jelentős része ilyen formában jelenik meg.</w:t>
       </w:r>
     </w:p>
     <w:p>
       <w:pPr>
         <w:pStyle w:val="Szakdolgozath3"/>
       </w:pPr>
-      <w:proofErr w:type="spellStart"/>
-      <w:r>
-        <w:t>Exit</w:t>
-      </w:r>
-      <w:proofErr w:type="spellEnd"/>
+      <w:r>
+        <w:t>Container</w:t>
+      </w:r>
     </w:p>
     <w:p>
       <w:pPr>
         <w:pStyle w:val="Szakdolgozatbekezds"/>
       </w:pPr>
       <w:r>
-        <w:t xml:space="preserve">A legfontosabb generikus játékelemek közül a kijárat kiemelt szerepet kap. Az </w:t>
-      </w:r>
-      <w:proofErr w:type="spellStart"/>
-      <w:r>
-        <w:t>Exit</w:t>
-      </w:r>
-      <w:proofErr w:type="spellEnd"/>
-      <w:r>
-        <w:t xml:space="preserve"> nem pusztán dekoráció vagy egyszerű ajtó, hanem a pálya végső célja, egyben önálló logikai egység is. Saját zárral, saját leíró adatokkal és külön </w:t>
-      </w:r>
-      <w:proofErr w:type="spellStart"/>
-      <w:r>
-        <w:t>sprite-tal</w:t>
-      </w:r>
-      <w:proofErr w:type="spellEnd"/>
-      <w:r>
-        <w:t xml:space="preserve"> rendelkezik. A generálási szabályok szerint a kijárat mindig a végső puzzle része, vagyis csak az összes többi feladvány megoldása után válhat ténylegesen használhatóvá. Ezzel biztosítható, hogy a játékos ne tudja idő előtt lezárni a pályát.</w:t>
+        <w:t>A Container objektumok olyan tárolóelemek, amelyek egy vagy több további játékelemet rejthetnek. A konténer lehet nyitott vagy zárt, utóbbi esetben zárral is rendelkezhet. Tartalma többféle dinamikus objektumot foglalhat magában, például felvehető tárgyakat vagy további megfigyelhető elemeket. A konténer tehát egyszerre szolgálhat fizikai akadályként és információs csomópontként. Generikus szempontból különösen hasznos, mert jól modellezhetők vele azok a tipikus szabadulószobás helyzetek, amikor egy fiók, doboz, szekrény vagy széf csak egy korábbi puzzle megoldása után válik hozzáférhetővé.</w:t>
       </w:r>
     </w:p>
     <w:p>
       <w:pPr>
         <w:pStyle w:val="Szakdolgozath3"/>
       </w:pPr>
-      <w:proofErr w:type="spellStart"/>
-      <w:r>
-        <w:t>Pickable</w:t>
-      </w:r>
-      <w:proofErr w:type="spellEnd"/>
+      <w:r>
+        <w:t>Movable Cover</w:t>
+      </w:r>
     </w:p>
     <w:p>
       <w:pPr>
         <w:pStyle w:val="Szakdolgozatbekezds"/>
       </w:pPr>
       <w:r>
-        <w:t xml:space="preserve">A felvehető tárgyak, vagyis a </w:t>
-      </w:r>
-      <w:proofErr w:type="spellStart"/>
-      <w:r>
-        <w:t>Pickable</w:t>
-      </w:r>
-      <w:proofErr w:type="spellEnd"/>
-      <w:r>
-        <w:t xml:space="preserve"> objektumok olyan elemek, amelyeket a játékos megszerezhet és jellemzően az </w:t>
-      </w:r>
-      <w:proofErr w:type="spellStart"/>
-      <w:r>
-        <w:t>inventory-ba</w:t>
-      </w:r>
-      <w:proofErr w:type="spellEnd"/>
-      <w:r>
-        <w:t xml:space="preserve"> helyezhet. Ezek lehetnek kulcsok, eszközök, kisebb információhordozók vagy egyéb, a </w:t>
-      </w:r>
-      <w:proofErr w:type="spellStart"/>
-      <w:r>
-        <w:t>továbbhaladást</w:t>
-      </w:r>
-      <w:proofErr w:type="spellEnd"/>
-      <w:r>
-        <w:t xml:space="preserve"> szolgáló elemek. A felvehető tárgyakhoz tartozik egy </w:t>
-      </w:r>
-      <w:proofErr w:type="spellStart"/>
-      <w:r>
-        <w:t>reusable</w:t>
-      </w:r>
-      <w:proofErr w:type="spellEnd"/>
-      <w:r>
-        <w:t xml:space="preserve"> tulajdonság is, amely meghatározza, hogy az adott elem egyszer használható-e, vagy több helyzetben is szerepet kaphat. A generikus modellben ezek a tárgyak testesítik meg leginkább azokat az erőforrásokat, amelyek a puzzle-lánc későbbi pontjain </w:t>
-      </w:r>
-      <w:proofErr w:type="spellStart"/>
-      <w:r>
-        <w:t>aktivátorként</w:t>
-      </w:r>
-      <w:proofErr w:type="spellEnd"/>
-      <w:r>
-        <w:t xml:space="preserve"> vagy köztes eszközként funkcionálnak.</w:t>
+        <w:t>A MovableCover, azaz mozgatható fedőelem olyan objektum, amely pontosan egy másik interaktív elemet takar el. Ez lehet például egy szőnyeg, poszter, képkeret vagy laza padlólap, amely mögött egy kulcs, egy felirat vagy akár egy teljes konténer is rejtőzhet. A mozgatható fedőelem fontos sajátossága, hogy nem egyszerű tárolóként működik, hanem egy rejtési mechanizmust valósít meg. Ez a kategória alkalmas arra, hogy a klasszikus „valami mögött van elrejtve” típusú játékhelyzeteket egységes formában reprezentálja.</w:t>
       </w:r>
     </w:p>
     <w:p>
       <w:pPr>
         <w:pStyle w:val="Szakdolgozath3"/>
       </w:pPr>
-      <w:proofErr w:type="spellStart"/>
-      <w:r>
-        <w:t>Inspectable</w:t>
-      </w:r>
-      <w:proofErr w:type="spellEnd"/>
+      <w:r>
+        <w:t xml:space="preserve">Lock </w:t>
+      </w:r>
     </w:p>
     <w:p>
       <w:pPr>
         <w:pStyle w:val="Szakdolgozatbekezds"/>
       </w:pPr>
       <w:r>
-        <w:t xml:space="preserve">A </w:t>
-      </w:r>
-      <w:proofErr w:type="spellStart"/>
-      <w:r>
-        <w:t>Inspectable</w:t>
-      </w:r>
-      <w:proofErr w:type="spellEnd"/>
-      <w:r>
-        <w:t xml:space="preserve"> objektumok ezzel szemben nem felvehető, helyhez kötött elemek. Elsődleges szerepük az információközlés: vizuális nyomokat, szöveges részleteket, történeti háttérelemeket vagy rejtvényhez kapcsolódó részleges adatokat hordoznak. Ilyen objektum lehet például egy falióra, festmény, felirat, jegyzet vagy más megfigyelhető elem. Ezek a tárgyak különösen </w:t>
-      </w:r>
-      <w:proofErr w:type="spellStart"/>
-      <w:r>
-        <w:t>fontosak</w:t>
-      </w:r>
-      <w:proofErr w:type="spellEnd"/>
-      <w:r>
-        <w:t xml:space="preserve"> a rendszerben, mert a feladványok megoldásához szükséges információk jelentős része ilyen formában jelenik meg.</w:t>
+        <w:t>Ezeket a</w:t>
+      </w:r>
+      <w:r>
+        <w:t xml:space="preserve"> játék </w:t>
+      </w:r>
+      <w:r>
+        <w:t>elemeket a rendszer közös absztrakciókon keresztül fogja össze. Az egyik ilyen a Lock, vagyis a zár, amely különböző objektumokhoz, például konténerekhez vagy a kijárathoz kapcsolható. A zár típusa határozza meg, hogy a hozzáférés milyen aktivátorral történik: ez lehet kulcsazonosító, csak számjegyekből álló kód, csak betűkből álló kód vagy összetett jelszó. A Lock így nem egy konkrét vizuális tárgyat, hanem egy általános hozzáférés-szabályozó mechanizmust jelent.</w:t>
       </w:r>
     </w:p>
     <w:p>
       <w:pPr>
         <w:pStyle w:val="Szakdolgozath3"/>
       </w:pPr>
-      <w:proofErr w:type="spellStart"/>
-      <w:r>
-        <w:t>Container</w:t>
-      </w:r>
-      <w:proofErr w:type="spellEnd"/>
+      <w:r>
+        <w:t>Inspection Data</w:t>
+      </w:r>
     </w:p>
     <w:p>
       <w:pPr>
         <w:pStyle w:val="Szakdolgozatbekezds"/>
       </w:pPr>
       <w:r>
-        <w:t xml:space="preserve">A </w:t>
-      </w:r>
-      <w:proofErr w:type="spellStart"/>
-      <w:r>
-        <w:t>Container</w:t>
-      </w:r>
-      <w:proofErr w:type="spellEnd"/>
-      <w:r>
-        <w:t xml:space="preserve"> objektumok olyan tárolóelemek, amelyek egy vagy több további játékelemet rejthetnek. A konténer lehet nyitott vagy zárt, utóbbi esetben zárral is rendelkezhet. Tartalma többféle dinamikus objektumot foglalhat magában, például felvehető tárgyakat vagy további </w:t>
+        <w:t xml:space="preserve">A másik központi absztrakció az InspectionData, amely gyakorlatilag minden fontos játékelemhez kapcsolódik. Két mezőt tartalmaz: egy megnevezést és egy részletesebb információs leírást. Ez az adatstruktúra azért lényeges, mert egyszerre szolgál játéklogikai és </w:t>
       </w:r>
       <w:r>
         <w:lastRenderedPageBreak/>
-        <w:t>megfigyelhető elemeket. A konténer tehát egyszerre szolgálhat fizikai akadályként és információs csomópontként. Generikus szempontból különösen hasznos, mert jól modellezhetők vele azok a tipikus szabadulószobás helyzetek, amikor egy fiók, doboz, szekrény vagy széf csak egy korábbi puzzle megoldása után válik hozzáférhetővé.</w:t>
-      </w:r>
-    </w:p>
-    <w:p>
-      <w:pPr>
-        <w:pStyle w:val="Szakdolgozath3"/>
-      </w:pPr>
-      <w:proofErr w:type="spellStart"/>
-      <w:r>
-        <w:t>Movable</w:t>
-      </w:r>
-      <w:proofErr w:type="spellEnd"/>
-      <w:r>
-        <w:t xml:space="preserve"> </w:t>
-      </w:r>
-      <w:proofErr w:type="spellStart"/>
-      <w:r>
-        <w:t>Cover</w:t>
-      </w:r>
-      <w:proofErr w:type="spellEnd"/>
+        <w:t>prezentációs célokat. Egyrészt ebből kap a játékos szöveges információt az objektumról, másrészt ugyanez az adat ad alapot az objektumok képi reprezentációjának generálásához is. Vagyis az InspectionData hidat képez a játékmenet, a narratíva és a vizuális megjelenítés között.</w:t>
+      </w:r>
+    </w:p>
+    <w:p>
+      <w:pPr>
+        <w:pStyle w:val="Szakdolgozath2"/>
+      </w:pPr>
+      <w:bookmarkStart w:id="26" w:name="_Toc227259559"/>
+      <w:r>
+        <w:t>Gráf alapú pálya struktúra definiálása</w:t>
+      </w:r>
+      <w:bookmarkEnd w:id="26"/>
     </w:p>
     <w:p>
       <w:pPr>
         <w:pStyle w:val="Szakdolgozatbekezds"/>
       </w:pPr>
       <w:r>
-        <w:t xml:space="preserve">A </w:t>
-      </w:r>
-      <w:proofErr w:type="spellStart"/>
-      <w:r>
-        <w:t>MovableCover</w:t>
-      </w:r>
-      <w:proofErr w:type="spellEnd"/>
-      <w:r>
-        <w:t>, azaz mozgatható fedőelem olyan objektum, amely pontosan egy másik interaktív elemet takar el. Ez lehet például egy szőnyeg, poszter, képkeret vagy laza padlólap, amely mögött egy kulcs, egy felirat vagy akár egy teljes konténer is rejtőzhet. A mozgatható fedőelem fontos sajátossága, hogy nem egyszerű tárolóként működik, hanem egy rejtési mechanizmust valósít meg. Ez a kategória alkalmas arra, hogy a klasszikus „valami mögött van elrejtve” típusú játékhelyzeteket egységes formában reprezentálja.</w:t>
-      </w:r>
-    </w:p>
-    <w:p>
-      <w:pPr>
-        <w:pStyle w:val="Szakdolgozath3"/>
-      </w:pPr>
-      <w:proofErr w:type="spellStart"/>
-      <w:r>
-        <w:t>Lock</w:t>
-      </w:r>
-      <w:proofErr w:type="spellEnd"/>
-      <w:r>
-        <w:t xml:space="preserve"> </w:t>
-      </w:r>
-    </w:p>
-    <w:p>
-      <w:pPr>
-        <w:pStyle w:val="Szakdolgozatbekezds"/>
-      </w:pPr>
-      <w:r>
-        <w:t>Ezeket a</w:t>
-      </w:r>
-      <w:r>
-        <w:t xml:space="preserve"> játék </w:t>
-      </w:r>
-      <w:r>
-        <w:t xml:space="preserve">elemeket a rendszer közös absztrakciókon keresztül fogja össze. Az egyik ilyen a </w:t>
-      </w:r>
-      <w:proofErr w:type="spellStart"/>
-      <w:r>
-        <w:t>Lock</w:t>
-      </w:r>
-      <w:proofErr w:type="spellEnd"/>
-      <w:r>
-        <w:t xml:space="preserve">, vagyis a zár, amely különböző objektumokhoz, például konténerekhez vagy a kijárathoz kapcsolható. A zár típusa határozza meg, hogy a hozzáférés milyen </w:t>
-      </w:r>
-      <w:proofErr w:type="spellStart"/>
-      <w:r>
-        <w:t>aktivátorral</w:t>
-      </w:r>
-      <w:proofErr w:type="spellEnd"/>
-      <w:r>
-        <w:t xml:space="preserve"> történik: ez lehet kulcsazonosító, csak számjegyekből álló kód, csak betűkből álló kód vagy összetett jelszó. A </w:t>
-      </w:r>
-      <w:proofErr w:type="spellStart"/>
-      <w:r>
-        <w:t>Lock</w:t>
-      </w:r>
-      <w:proofErr w:type="spellEnd"/>
-      <w:r>
-        <w:t xml:space="preserve"> így nem egy konkrét vizuális tárgyat, hanem egy általános hozzáférés-szabályozó mechanizmust jelent.</w:t>
-      </w:r>
-    </w:p>
-    <w:p>
-      <w:pPr>
-        <w:pStyle w:val="Szakdolgozath3"/>
-      </w:pPr>
-      <w:proofErr w:type="spellStart"/>
-      <w:r>
-        <w:t>Inspection</w:t>
-      </w:r>
-      <w:proofErr w:type="spellEnd"/>
-      <w:r>
-        <w:t xml:space="preserve"> Data</w:t>
-      </w:r>
-    </w:p>
-    <w:p>
-      <w:pPr>
-        <w:pStyle w:val="Szakdolgozatbekezds"/>
-      </w:pPr>
-      <w:r>
-        <w:t xml:space="preserve">A másik központi absztrakció az </w:t>
-      </w:r>
-      <w:proofErr w:type="spellStart"/>
-      <w:r>
-        <w:t>InspectionData</w:t>
-      </w:r>
-      <w:proofErr w:type="spellEnd"/>
-      <w:r>
-        <w:t xml:space="preserve">, amely gyakorlatilag minden fontos játékelemhez kapcsolódik. Két mezőt tartalmaz: egy megnevezést és egy részletesebb információs leírást. Ez az adatstruktúra azért lényeges, mert egyszerre szolgál játéklogikai és prezentációs célokat. Egyrészt ebből kap a játékos szöveges információt az objektumról, másrészt ugyanez az adat ad alapot az objektumok képi reprezentációjának generálásához is. Vagyis az </w:t>
-      </w:r>
-      <w:proofErr w:type="spellStart"/>
-      <w:r>
-        <w:t>InspectionData</w:t>
-      </w:r>
-      <w:proofErr w:type="spellEnd"/>
-      <w:r>
-        <w:t xml:space="preserve"> hidat képez a játékmenet, a narratíva és a vizuális megjelenítés között.</w:t>
-      </w:r>
-    </w:p>
-    <w:p>
-      <w:pPr>
-        <w:pStyle w:val="Szakdolgozath2"/>
-      </w:pPr>
-      <w:bookmarkStart w:id="30" w:name="_Toc227259559"/>
-      <w:r>
-        <w:lastRenderedPageBreak/>
-        <w:t>Gráf alapú pálya struktúra definiálása</w:t>
-      </w:r>
-      <w:bookmarkEnd w:id="30"/>
-    </w:p>
-    <w:p>
-      <w:pPr>
-        <w:pStyle w:val="Szakdolgozath3"/>
-      </w:pPr>
-      <w:r>
-        <w:t>Alap probléma</w:t>
-      </w:r>
-    </w:p>
-    <w:p>
-      <w:pPr>
-        <w:pStyle w:val="Szakdolgozatbekezds"/>
-      </w:pPr>
-      <w:r>
-        <w:t xml:space="preserve">A pályagenerálás egyik legfontosabb kérdése az volt, hogyan lehet a feladatok közötti kapcsolatokat úgy leírni, hogy a létrejövő szoba logikailag következetes és </w:t>
-      </w:r>
-      <w:proofErr w:type="spellStart"/>
-      <w:r>
-        <w:t>végigjátszható</w:t>
-      </w:r>
-      <w:proofErr w:type="spellEnd"/>
-      <w:r>
-        <w:t xml:space="preserve"> maradjon. A korai kísérletek során a modell számára gyakran csak általános utasítások kerültek megadásra </w:t>
+        <w:t xml:space="preserve">A pályagenerálás egyik legfontosabb kérdése az volt, hogyan lehet a feladatok közötti kapcsolatokat úgy leírni, hogy a létrejövő szoba logikailag következetes és végigjátszható maradjon. A korai kísérletek során a modell számára gyakran csak általános utasítások kerültek megadásra </w:t>
       </w:r>
       <w:r>
         <w:t>például,</w:t>
@@ -11218,7 +9732,11 @@
         <w:pStyle w:val="Szakdolgozatbekezds"/>
       </w:pPr>
       <w:r>
-        <w:t>A modellben puzzle alatt nem egyetlen objektumot, hanem egy önálló logikai feladat-egységet értek. Egy puzzle célja mindig valamilyen új állapot előidézése: egy zár feloldása, egy konténer megnyitása, egy újabb nyom megszerzése, vagy végső esetben a kijárat aktiválása. Egy puzzle tehát több kisebb információelemből épül fel, és ezek együttes feldolgozása vezet el a megoldáshoz. A gráf szempontjából a puzzle egy olyan csomópontként fogható fel, amelyhez több bemenet tartozik, és amelynek teljesítése után a játékos új logikai állapotba kerül.</w:t>
+        <w:t xml:space="preserve">A modellben puzzle alatt nem egyetlen objektumot, hanem egy önálló logikai feladat-egységet értek. Egy puzzle célja mindig valamilyen új állapot előidézése: egy zár feloldása, egy konténer megnyitása, egy újabb nyom megszerzése, vagy végső esetben a kijárat aktiválása. Egy puzzle tehát több kisebb információelemből épül fel, és ezek együttes feldolgozása vezet el a megoldáshoz. A gráf szempontjából a puzzle egy olyan </w:t>
+      </w:r>
+      <w:r>
+        <w:lastRenderedPageBreak/>
+        <w:t>csomópontként fogható fel, amelyhez több bemenet tartozik, és amelynek teljesítése után a játékos új logikai állapotba kerül.</w:t>
       </w:r>
     </w:p>
     <w:p>
@@ -11226,7 +9744,6 @@
         <w:pStyle w:val="Szakdolgozath3"/>
       </w:pPr>
       <w:r>
-        <w:lastRenderedPageBreak/>
         <w:t>Részinformáció</w:t>
       </w:r>
     </w:p>
@@ -11257,31 +9774,7 @@
         <w:t>játék béli</w:t>
       </w:r>
       <w:r>
-        <w:t xml:space="preserve"> tárgyat, amely egy zár </w:t>
-      </w:r>
-      <w:proofErr w:type="spellStart"/>
-      <w:r>
-        <w:t>aktivátora</w:t>
-      </w:r>
-      <w:proofErr w:type="spellEnd"/>
-      <w:r>
-        <w:t xml:space="preserve">, vagyis egy </w:t>
-      </w:r>
-      <w:proofErr w:type="spellStart"/>
-      <w:r>
-        <w:t>Pickable</w:t>
-      </w:r>
-      <w:proofErr w:type="spellEnd"/>
-      <w:r>
-        <w:t xml:space="preserve"> típusú objektumként viselkedik. Másrészt tágabb értelemben kulcsnak tekinthető minden olyan végső információ is, amely közvetlenül felold egy </w:t>
-      </w:r>
-      <w:proofErr w:type="spellStart"/>
-      <w:r>
-        <w:t>zárat</w:t>
-      </w:r>
-      <w:proofErr w:type="spellEnd"/>
-      <w:r>
-        <w:t>, például egy számszerű kód, betűkombináció vagy jelszó. Ennek megfelelően a kulcs nem kizárólag fizikai tárgy, hanem a puzzle eredményeként előálló, közvetlenül felhasználható megoldási elem. A gráfban ezért a kulcs inkább funkcionális szerepként értelmezhető: olyan kimenet, amely egy következő csomópont aktiválását teszi lehetővé.</w:t>
+        <w:t xml:space="preserve"> tárgyat, amely egy zár aktivátora, vagyis egy Pickable típusú objektumként viselkedik. Másrészt tágabb értelemben kulcsnak tekinthető minden olyan végső információ is, amely közvetlenül felold egy zárat, például egy számszerű kód, betűkombináció vagy jelszó. Ennek megfelelően a kulcs nem kizárólag fizikai tárgy, hanem a puzzle eredményeként előálló, közvetlenül felhasználható megoldási elem. A gráfban ezért a kulcs inkább funkcionális szerepként értelmezhető: olyan kimenet, amely egy következő csomópont aktiválását teszi lehetővé.</w:t>
       </w:r>
     </w:p>
     <w:p>
@@ -11302,95 +9795,7 @@
         <w:pStyle w:val="Szakdolgozatbekezds"/>
       </w:pPr>
       <w:r>
-        <w:t xml:space="preserve">A korábban definiált generális játékelemek, mint a </w:t>
-      </w:r>
-      <w:proofErr w:type="spellStart"/>
-      <w:r>
-        <w:t>Pickable</w:t>
-      </w:r>
-      <w:proofErr w:type="spellEnd"/>
-      <w:r>
-        <w:t xml:space="preserve">, </w:t>
-      </w:r>
-      <w:proofErr w:type="spellStart"/>
-      <w:r>
-        <w:t>Inspectable</w:t>
-      </w:r>
-      <w:proofErr w:type="spellEnd"/>
-      <w:r>
-        <w:t xml:space="preserve">, </w:t>
-      </w:r>
-      <w:proofErr w:type="spellStart"/>
-      <w:r>
-        <w:t>Container</w:t>
-      </w:r>
-      <w:proofErr w:type="spellEnd"/>
-      <w:r>
-        <w:t xml:space="preserve">, </w:t>
-      </w:r>
-      <w:proofErr w:type="spellStart"/>
-      <w:r>
-        <w:t>MovableCover</w:t>
-      </w:r>
-      <w:proofErr w:type="spellEnd"/>
-      <w:r>
-        <w:t xml:space="preserve"> és </w:t>
-      </w:r>
-      <w:proofErr w:type="spellStart"/>
-      <w:r>
-        <w:t>Exit</w:t>
-      </w:r>
-      <w:proofErr w:type="spellEnd"/>
-      <w:r>
-        <w:t xml:space="preserve">, ebben a modellben a gráf absztrakt csomópontjainak konkrét </w:t>
-      </w:r>
-      <w:proofErr w:type="spellStart"/>
-      <w:r>
-        <w:t>játékbeli</w:t>
-      </w:r>
-      <w:proofErr w:type="spellEnd"/>
-      <w:r>
-        <w:t xml:space="preserve"> megvalósításai. A részinformáció tipikusan egy </w:t>
-      </w:r>
-      <w:proofErr w:type="spellStart"/>
-      <w:r>
-        <w:t>Inspectable</w:t>
-      </w:r>
-      <w:proofErr w:type="spellEnd"/>
-      <w:r>
-        <w:t xml:space="preserve"> objektumhoz kapcsolódik, például egy jegyzethez, festményhez vagy órához, de megjelenhet egy konténer tartalmaként is. Egy fizikai kulcs többnyire </w:t>
-      </w:r>
-      <w:proofErr w:type="spellStart"/>
-      <w:r>
-        <w:t>Pickable</w:t>
-      </w:r>
-      <w:proofErr w:type="spellEnd"/>
-      <w:r>
-        <w:t xml:space="preserve"> objektum formájában létezik. Egy puzzle lezárása gyakran valamely </w:t>
-      </w:r>
-      <w:proofErr w:type="spellStart"/>
-      <w:r>
-        <w:t>Lock</w:t>
-      </w:r>
-      <w:proofErr w:type="spellEnd"/>
-      <w:r>
-        <w:t xml:space="preserve"> feloldásával történik, amely egy </w:t>
-      </w:r>
-      <w:proofErr w:type="spellStart"/>
-      <w:r>
-        <w:t>Container</w:t>
-      </w:r>
-      <w:proofErr w:type="spellEnd"/>
-      <w:r>
-        <w:t xml:space="preserve"> vagy végső esetben az </w:t>
-      </w:r>
-      <w:proofErr w:type="spellStart"/>
-      <w:r>
-        <w:t>Exit</w:t>
-      </w:r>
-      <w:proofErr w:type="spellEnd"/>
-      <w:r>
-        <w:t xml:space="preserve"> állapotát változtatja meg. Így a gráf magas szintű logikai szerkezete és a játékmotor konkrét objektumrendszere között közvetlen megfeleltetés hozható létre, ami jelentősen megkönnyíti a generálás és az ellenőrzés folyamatát.</w:t>
+        <w:t>A korábban definiált generális játékelemek, mint a Pickable, Inspectable, Container, MovableCover és Exit, ebben a modellben a gráf absztrakt csomópontjainak konkrét játékbeli megvalósításai. A részinformáció tipikusan egy Inspectable objektumhoz kapcsolódik, például egy jegyzethez, festményhez vagy órához, de megjelenhet egy konténer tartalmaként is. Egy fizikai kulcs többnyire Pickable objektum formájában létezik. Egy puzzle lezárása gyakran valamely Lock feloldásával történik, amely egy Container vagy végső esetben az Exit állapotát változtatja meg. Így a gráf magas szintű logikai szerkezete és a játékmotor konkrét objektumrendszere között közvetlen megfeleltetés hozható létre, ami jelentősen megkönnyíti a generálás és az ellenőrzés folyamatát.</w:t>
       </w:r>
     </w:p>
     <w:p>
@@ -11431,53 +9836,24 @@
       <w:pPr>
         <w:pStyle w:val="Szakdolgozath2"/>
       </w:pPr>
-      <w:bookmarkStart w:id="31" w:name="_Toc227259560"/>
+      <w:bookmarkStart w:id="27" w:name="_Toc227259560"/>
       <w:r>
         <w:t>Pálya generálás folyamatai, többlépcsős generálás</w:t>
       </w:r>
-      <w:bookmarkEnd w:id="31"/>
-    </w:p>
-    <w:p>
-      <w:pPr>
-        <w:pStyle w:val="Szakdolgozath3"/>
-      </w:pPr>
-      <w:r>
-        <w:t>Probléma</w:t>
-      </w:r>
+      <w:bookmarkEnd w:id="27"/>
     </w:p>
     <w:p>
       <w:pPr>
         <w:pStyle w:val="Szakdolgozatbekezds"/>
       </w:pPr>
       <w:r>
-        <w:t>Miután sikerült az egymásra épülő feladatok koncepcióját megfelelően megértetni a nyelvi modellel, a következő jelentős probléma már nem a gráf szerkezetében, hanem az egyes puzzle-</w:t>
-      </w:r>
-      <w:proofErr w:type="spellStart"/>
-      <w:r>
-        <w:t>ök</w:t>
-      </w:r>
-      <w:proofErr w:type="spellEnd"/>
-      <w:r>
-        <w:t xml:space="preserve"> konkrét levezetésében jelent meg. A modell gyakran képes volt logikusan felépíteni a részinformációk láncolatát, mégis hibás zár</w:t>
+        <w:t>Miután sikerült az egymásra épülő feladatok koncepcióját megfelelően megértetni a nyelvi modellel, a következő jelentős probléma már nem a gráf szerkezetében, hanem az egyes puzzle-ök konkrét levezetésében jelent meg. A modell gyakran képes volt logikusan felépíteni a részinformációk láncolatát, mégis hibás zár</w:t>
       </w:r>
       <w:r>
         <w:t xml:space="preserve"> </w:t>
       </w:r>
-      <w:proofErr w:type="spellStart"/>
-      <w:r>
-        <w:t>aktivátort</w:t>
-      </w:r>
-      <w:proofErr w:type="spellEnd"/>
-      <w:r>
-        <w:t xml:space="preserve"> rendelt a feladathoz. Tipikus eset volt, hogy rendelkezésre állt egy ábécé, egy nyom, amely megadta, mely betűket kell kiolvasni, valamint egy másik nyom, amely a helyes sorrendet írta le, a játékos számára így a levezetett megoldás például APPLE volt, miközben a LOCK objektum </w:t>
-      </w:r>
-      <w:proofErr w:type="spellStart"/>
-      <w:r>
-        <w:t>aktivátora</w:t>
-      </w:r>
-      <w:proofErr w:type="spellEnd"/>
-      <w:r>
-        <w:t xml:space="preserve"> APPLO maradt. Ezek a hibák különösen gyakran úgy jelentek meg, hogy a modell csupán egy-két karaktert tévesztett el, ezért a puzzle emberi szemmel szinte helyesnek tűnt, a rendszer szempontjából azonban mégis megoldhatatlanná vált.</w:t>
+      <w:r>
+        <w:t>aktivátort rendelt a feladathoz. Tipikus eset volt, hogy rendelkezésre állt egy ábécé, egy nyom, amely megadta, mely betűket kell kiolvasni, valamint egy másik nyom, amely a helyes sorrendet írta le, a játékos számára így a levezetett megoldás például APPLE volt, miközben a LOCK objektum aktivátora APPLO maradt. Ezek a hibák különösen gyakran úgy jelentek meg, hogy a modell csupán egy-két karaktert tévesztett el, ezért a puzzle emberi szemmel szinte helyesnek tűnt, a rendszer szempontjából azonban mégis megoldhatatlanná vált.</w:t>
       </w:r>
     </w:p>
     <w:p>
@@ -11496,23 +9872,7 @@
         <w:t xml:space="preserve">ával próbálkoztam </w:t>
       </w:r>
       <w:r>
-        <w:t>meg. A prompt egyre részletesebben írta elő a puzzle-</w:t>
-      </w:r>
-      <w:proofErr w:type="spellStart"/>
-      <w:r>
-        <w:t>ök</w:t>
-      </w:r>
-      <w:proofErr w:type="spellEnd"/>
-      <w:r>
-        <w:t xml:space="preserve"> felépítését, a részinformációk és a végső információ kapcsolatát, valamint a </w:t>
-      </w:r>
-      <w:proofErr w:type="spellStart"/>
-      <w:r>
-        <w:t>zárakhoz</w:t>
-      </w:r>
-      <w:proofErr w:type="spellEnd"/>
-      <w:r>
-        <w:t xml:space="preserve"> tartozó logikai függőségeket. Egy idő után azonban nyilvánvalóvá vált, hogy nem szerkezeti, hanem verifikációs problémáról van szó: a modell ugyan elő tudott állítani egy konzisztensnek látszó feladatsort, de nem minden esetben biztosította, hogy a részfeladatokból ténylegesen pontosan az a kulcs legyen levezethető, amit a zár vár. Emiatt a pályastruktúra előállítását nem lehetett egyetlen AI-hívásra bízni.</w:t>
+        <w:t>meg. A prompt egyre részletesebben írta elő a puzzle-ök felépítését, a részinformációk és a végső információ kapcsolatát, valamint a zárakhoz tartozó logikai függőségeket. Egy idő után azonban nyilvánvalóvá vált, hogy nem szerkezeti, hanem verifikációs problémáról van szó: a modell ugyan elő tudott állítani egy konzisztensnek látszó feladatsort, de nem minden esetben biztosította, hogy a részfeladatokból ténylegesen pontosan az a kulcs legyen levezethető, amit a zár vár. Emiatt a pályastruktúra előállítását nem lehetett egyetlen AI-hívásra bízni.</w:t>
       </w:r>
     </w:p>
     <w:p>
@@ -11529,23 +9889,7 @@
         <w:pStyle w:val="Szakdolgozatbekezds"/>
       </w:pPr>
       <w:r>
-        <w:t xml:space="preserve">Ennek eredményeként a pályagenerálás többlépcsős folyamattá alakult. Az első lépésben a rendszer létrehozza a pálya kezdeti változatát. Ez a fázis a korábban bemutatott általános játékelemekre, a gráf alapú logikai szerkezetre, valamint a JSON-kimenet formai szabályaira támaszkodik. A generálás eredménye tehát egy olyan nyers pályaleírás, amely már tartalmazza a falakat, az objektumokat, a </w:t>
-      </w:r>
-      <w:proofErr w:type="spellStart"/>
-      <w:r>
-        <w:t>zárakat</w:t>
-      </w:r>
-      <w:proofErr w:type="spellEnd"/>
-      <w:r>
-        <w:t xml:space="preserve"> és a hozzájuk kapcsolódó információkat, de még nem tekinthető automatikusan </w:t>
-      </w:r>
-      <w:proofErr w:type="spellStart"/>
-      <w:r>
-        <w:t>végigjátszhatónak</w:t>
-      </w:r>
-      <w:proofErr w:type="spellEnd"/>
-      <w:r>
-        <w:t>. A rendszer éppen ezért ezt az állapotot nem végleges pályának, hanem első tervezetnek kezeli.</w:t>
+        <w:t>Ennek eredményeként a pályagenerálás többlépcsős folyamattá alakult. Az első lépésben a rendszer létrehozza a pálya kezdeti változatát. Ez a fázis a korábban bemutatott általános játékelemekre, a gráf alapú logikai szerkezetre, valamint a JSON-kimenet formai szabályaira támaszkodik. A generálás eredménye tehát egy olyan nyers pályaleírás, amely már tartalmazza a falakat, az objektumokat, a zárakat és a hozzájuk kapcsolódó információkat, de még nem tekinthető automatikusan végigjátszhatónak. A rendszer éppen ezért ezt az állapotot nem végleges pályának, hanem első tervezetnek kezeli.</w:t>
       </w:r>
     </w:p>
     <w:p>
@@ -11561,71 +9905,7 @@
         <w:pStyle w:val="Szakdolgozatbekezds"/>
       </w:pPr>
       <w:r>
-        <w:t xml:space="preserve">A második lépés a validáció. Itt egy újabb, a generálástól független AI-hívás kapja meg a teljes pálya JSON-reprezentációját, és feladata annak eldöntése, hogy a pálya determinisztikusan </w:t>
-      </w:r>
-      <w:proofErr w:type="spellStart"/>
-      <w:r>
-        <w:t>végigjátszható</w:t>
-      </w:r>
-      <w:proofErr w:type="spellEnd"/>
-      <w:r>
-        <w:t xml:space="preserve">-e. A </w:t>
-      </w:r>
-      <w:proofErr w:type="spellStart"/>
-      <w:r>
-        <w:t>validátor</w:t>
-      </w:r>
-      <w:proofErr w:type="spellEnd"/>
-      <w:r>
-        <w:t xml:space="preserve"> nem módosítja a pályát, kizárólag elemzi azt. Ellenőrzi, hogy minden zár </w:t>
-      </w:r>
-      <w:proofErr w:type="spellStart"/>
-      <w:r>
-        <w:t>aktivátora</w:t>
-      </w:r>
-      <w:proofErr w:type="spellEnd"/>
-      <w:r>
-        <w:t xml:space="preserve"> egyértelműen levezethető-e a hozzá tartozó részinformációkból, hogy a KEY típusú </w:t>
-      </w:r>
-      <w:proofErr w:type="spellStart"/>
-      <w:r>
-        <w:t>zárak</w:t>
-      </w:r>
-      <w:proofErr w:type="spellEnd"/>
-      <w:r>
-        <w:t xml:space="preserve"> valóban létező és megszerezhető objektumokra hivatkoznak-e, hogy a kijárat csak az összes előző puzzle teljesítése után válik megoldhatóvá, valamint azt is, hogy a struktúra ne tartalmazzon többféleképpen értelmezhető, felesleges vagy félrevezető nyomokat. A validáció kimenete egy külön objektum, amely siker esetén </w:t>
-      </w:r>
-      <w:proofErr w:type="spellStart"/>
-      <w:r>
-        <w:t>solvable</w:t>
-      </w:r>
-      <w:proofErr w:type="spellEnd"/>
-      <w:r>
-        <w:t xml:space="preserve"> = </w:t>
-      </w:r>
-      <w:proofErr w:type="spellStart"/>
-      <w:r>
-        <w:t>true</w:t>
-      </w:r>
-      <w:proofErr w:type="spellEnd"/>
-      <w:r>
-        <w:t xml:space="preserve"> értéket ad vissza, hiba esetén pedig </w:t>
-      </w:r>
-      <w:proofErr w:type="spellStart"/>
-      <w:r>
-        <w:t>solvable</w:t>
-      </w:r>
-      <w:proofErr w:type="spellEnd"/>
-      <w:r>
-        <w:t xml:space="preserve"> = </w:t>
-      </w:r>
-      <w:proofErr w:type="spellStart"/>
-      <w:r>
-        <w:t>false</w:t>
-      </w:r>
-      <w:proofErr w:type="spellEnd"/>
-      <w:r>
-        <w:t xml:space="preserve"> mellett konkrét problémalistát is készít.</w:t>
+        <w:t>A második lépés a validáció. Itt egy újabb, a generálástól független AI-hívás kapja meg a teljes pálya JSON-reprezentációját, és feladata annak eldöntése, hogy a pálya determinisztikusan végigjátszható-e. A validátor nem módosítja a pályát, kizárólag elemzi azt. Ellenőrzi, hogy minden zár aktivátora egyértelműen levezethető-e a hozzá tartozó részinformációkból, hogy a KEY típusú zárak valóban létező és megszerezhető objektumokra hivatkoznak-e, hogy a kijárat csak az összes előző puzzle teljesítése után válik megoldhatóvá, valamint azt is, hogy a struktúra ne tartalmazzon többféleképpen értelmezhető, felesleges vagy félrevezető nyomokat. A validáció kimenete egy külön objektum, amely siker esetén solvable = true értéket ad vissza, hiba esetén pedig solvable = false mellett konkrét problémalistát is készít.</w:t>
       </w:r>
     </w:p>
     <w:p>
@@ -11651,37 +9931,16 @@
         <w:pStyle w:val="Szakdolgozatbekezds"/>
       </w:pPr>
       <w:r>
-        <w:t xml:space="preserve">A validáció egyik fontos mellékterméke a súgórendszer. A </w:t>
-      </w:r>
-      <w:proofErr w:type="spellStart"/>
-      <w:r>
-        <w:t>validátor</w:t>
-      </w:r>
-      <w:proofErr w:type="spellEnd"/>
-      <w:r>
-        <w:t xml:space="preserve"> nem csupán azt mondja meg, hogy a pálya helyes-e, hanem elkészíti az egyes puzzle-</w:t>
-      </w:r>
-      <w:proofErr w:type="spellStart"/>
-      <w:r>
-        <w:t>ök</w:t>
-      </w:r>
-      <w:proofErr w:type="spellEnd"/>
-      <w:r>
-        <w:t xml:space="preserve"> mechanikus levezetését is. Ez a levezetés több lépésből állhat: megmutatja, mely részinformációból milyen köztes adat következik, ezek hogyan állnak össze, és végül mi lesz a zár vagy puzzle megoldása. Ebből épül fel a hint rendszer, amely játék közben segítséget tud adni a felhasználónak. Ennek jelentősége kettős: egyrészt ellenőrzési célt szolgál a generálás során, másrészt közvetlenül felhasználható játékmechanikai funkcióként is.</w:t>
+        <w:t>A validáció egyik fontos mellékterméke a súgórendszer. A validátor nem csupán azt mondja meg, hogy a pálya helyes-e, hanem elkészíti az egyes puzzle-ök mechanikus levezetését is. Ez a levezetés több lépésből állhat: megmutatja, mely részinformációból milyen köztes adat következik, ezek hogyan állnak össze, és végül mi lesz a zár vagy puzzle megoldása. Ebből épül fel a hint rendszer, amely játék közben segítséget tud adni a felhasználónak. Ennek jelentősége kettős: egyrészt ellenőrzési célt szolgál a generálás során, másrészt közvetlenül felhasználható játékmechanikai funkcióként is.</w:t>
       </w:r>
     </w:p>
     <w:p>
       <w:pPr>
         <w:pStyle w:val="Szakdolgozath3"/>
       </w:pPr>
-      <w:proofErr w:type="spellStart"/>
       <w:r>
         <w:lastRenderedPageBreak/>
-        <w:t>Invalid</w:t>
-      </w:r>
-      <w:proofErr w:type="spellEnd"/>
-      <w:r>
-        <w:t xml:space="preserve"> pálya javítása</w:t>
+        <w:t>Invalid pálya javítása</w:t>
       </w:r>
     </w:p>
     <w:p>
@@ -11689,50 +9948,13 @@
         <w:pStyle w:val="Szakdolgozatbekezds"/>
       </w:pPr>
       <w:r>
-        <w:t xml:space="preserve">Amennyiben a </w:t>
-      </w:r>
-      <w:proofErr w:type="spellStart"/>
-      <w:r>
-        <w:t>validátor</w:t>
-      </w:r>
-      <w:proofErr w:type="spellEnd"/>
-      <w:r>
-        <w:t xml:space="preserve"> hibát talál, a harmadik lépés a javítás. Ebben a fázisban egy újabb AI-hívás már nem a teljes pályát generálja újra, hanem a hibajegyzék alapján igyekszik a lehető legkisebb módosítással kijavítani a problémás részeket. A javító modell bemenetként megkapja az aktuális pályaállapotot és a </w:t>
-      </w:r>
-      <w:proofErr w:type="spellStart"/>
-      <w:r>
-        <w:t>validátor</w:t>
-      </w:r>
-      <w:proofErr w:type="spellEnd"/>
-      <w:r>
-        <w:t xml:space="preserve"> által előállított </w:t>
-      </w:r>
-      <w:proofErr w:type="spellStart"/>
-      <w:r>
-        <w:t>issues</w:t>
-      </w:r>
-      <w:proofErr w:type="spellEnd"/>
-      <w:r>
-        <w:t xml:space="preserve"> listát. A cél ilyenkor nem új puzzle-</w:t>
-      </w:r>
-      <w:proofErr w:type="spellStart"/>
-      <w:r>
-        <w:t>ök</w:t>
-      </w:r>
-      <w:proofErr w:type="spellEnd"/>
-      <w:r>
-        <w:t xml:space="preserve"> kitalálása, hanem az, hogy a hibás zár</w:t>
+        <w:t>Amennyiben a validátor hibát talál, a harmadik lépés a javítás. Ebben a fázisban egy újabb AI-hívás már nem a teljes pályát generálja újra, hanem a hibajegyzék alapján igyekszik a lehető legkisebb módosítással kijavítani a problémás részeket. A javító modell bemenetként megkapja az aktuális pályaállapotot és a validátor által előállított issues listát. A cél ilyenkor nem új puzzle-ök kitalálása, hanem az, hogy a hibás zár</w:t>
       </w:r>
       <w:r>
         <w:t xml:space="preserve"> </w:t>
       </w:r>
-      <w:proofErr w:type="spellStart"/>
-      <w:r>
-        <w:t>aktivátorok</w:t>
-      </w:r>
-      <w:proofErr w:type="spellEnd"/>
-      <w:r>
-        <w:t>, hiányzó információk, pontatlan utalások vagy strukturális inkonzisztenciák célzott korrekciója történjen meg. A javított pálya ezután ismét validációra kerül, tehát a rendszer egy iteratív validáció-javítás ciklust valósít meg.</w:t>
+      <w:r>
+        <w:t>aktivátorok, hiányzó információk, pontatlan utalások vagy strukturális inkonzisztenciák célzott korrekciója történjen meg. A javított pálya ezután ismét validációra kerül, tehát a rendszer egy iteratív validáció-javítás ciklust valósít meg.</w:t>
       </w:r>
     </w:p>
     <w:p>
@@ -11748,15 +9970,7 @@
         <w:pStyle w:val="Szakdolgozatbekezds"/>
       </w:pPr>
       <w:r>
-        <w:t xml:space="preserve">A fejlesztés során különösen érdekes tapasztalat volt, hogy a legerősebb modellek használata nem minden esetben eredményezett jobb működést. Több konfigurációban azt lehetett megfigyelni, hogy a modellek túlgondolták a javítási feladatot, és a rendszer ismétlődő javítási ciklusokba került. Emiatt szükségessé vált a költségek és a javítási körök felső korlátjának bevezetése. A jelen implementáció ezt explicit módon is tartalmazza: a rendszer legfeljebb meghatározott számú javítási kört engedélyez, amelyet a konfigurációs szinten definiált érték szab meg. Ha a pálya ennyi iteráció után sem válik </w:t>
-      </w:r>
-      <w:proofErr w:type="spellStart"/>
-      <w:r>
-        <w:t>végigjátszhatóvá</w:t>
-      </w:r>
-      <w:proofErr w:type="spellEnd"/>
-      <w:r>
-        <w:t>, a folyamat leáll, és a rendszer nem próbálja tovább erőltetni a javítást, hanem hibát jelez a kliens felé.</w:t>
+        <w:t>A fejlesztés során különösen érdekes tapasztalat volt, hogy a legerősebb modellek használata nem minden esetben eredményezett jobb működést. Több konfigurációban azt lehetett megfigyelni, hogy a modellek túlgondolták a javítási feladatot, és a rendszer ismétlődő javítási ciklusokba került. Emiatt szükségessé vált a költségek és a javítási körök felső korlátjának bevezetése. A jelen implementáció ezt explicit módon is tartalmazza: a rendszer legfeljebb meghatározott számú javítási kört engedélyez, amelyet a konfigurációs szinten definiált érték szab meg. Ha a pálya ennyi iteráció után sem válik végigjátszhatóvá, a folyamat leáll, és a rendszer nem próbálja tovább erőltetni a javítást, hanem hibát jelez a kliens felé.</w:t>
       </w:r>
     </w:p>
     <w:p>
@@ -11794,23 +10008,7 @@
         <w:t xml:space="preserve"> a</w:t>
       </w:r>
       <w:r>
-        <w:t>hogy növekszik a pályán szereplő puzzle-</w:t>
-      </w:r>
-      <w:proofErr w:type="spellStart"/>
-      <w:r>
-        <w:t>ök</w:t>
-      </w:r>
-      <w:proofErr w:type="spellEnd"/>
-      <w:r>
-        <w:t xml:space="preserve"> száma és ezzel együtt a pálya komplexitása, úgy egyre gyakoribbá válnak a strukturális hibák is. Ilyenkor nemcsak az fordulhat elő, hogy a modell nem </w:t>
-      </w:r>
-      <w:proofErr w:type="spellStart"/>
-      <w:r>
-        <w:t>végigjátszható</w:t>
-      </w:r>
-      <w:proofErr w:type="spellEnd"/>
-      <w:r>
-        <w:t xml:space="preserve"> feladatsort generál, hanem az is, hogy az API-válasz hiányos vagy sérült JSON-t tartalmaz. Ez különösen problémás, mert ilyen esetben nem csupán a pálya hibás, hanem maga a reprezentáció sem feldolgozható. A rendszer ezért a nyers választ először formai szempontból is ellenőrzi. Ha a visszakapott szöveg nem érvényes JSON, akkor a feldolgozás megszakad, a hibás kimenet elmentésre kerül diagnosztikai célból, és a folyamat </w:t>
+        <w:t xml:space="preserve">hogy növekszik a pályán szereplő puzzle-ök száma és ezzel együtt a pálya komplexitása, úgy egyre gyakoribbá válnak a strukturális hibák is. Ilyenkor nemcsak az fordulhat elő, hogy a modell nem végigjátszható feladatsort generál, hanem az is, hogy az API-válasz hiányos vagy sérült JSON-t tartalmaz. Ez különösen problémás, mert ilyen esetben nem csupán a pálya hibás, hanem maga a reprezentáció sem feldolgozható. A rendszer ezért a nyers választ először formai szempontból is ellenőrzi. Ha a visszakapott szöveg nem érvényes JSON, akkor a feldolgozás megszakad, a hibás kimenet elmentésre kerül diagnosztikai célból, és a folyamat </w:t>
       </w:r>
       <w:r>
         <w:lastRenderedPageBreak/>
@@ -11830,31 +10028,18 @@
         <w:pStyle w:val="Szakdolgozatbekezds"/>
       </w:pPr>
       <w:r>
-        <w:t xml:space="preserve">A többlépcsős működés gyakorlati oka tehát az, hogy a nyelvi modell által előállított első megoldás gyakran csak látszólag helyes. A puzzle szerkezete, történeti beágyazottsága és nehézségi íve megfelelő lehet, de ettől még könnyen előfordulhat, hogy a végső zárkód egy-két karakter eltérés miatt hibás. Az ilyen hibák kézi ellenőrzés nélkül nehezen észlelhetők, automatizált validáció nélkül pedig a rendszer megbízhatatlanná válna. A külön validációs lépés ezt a problémát kezeli azzal, hogy egy második modell explicit módon </w:t>
-      </w:r>
-      <w:proofErr w:type="spellStart"/>
-      <w:r>
-        <w:t>végigjátssza</w:t>
-      </w:r>
-      <w:proofErr w:type="spellEnd"/>
-      <w:r>
-        <w:t xml:space="preserve"> és levezeti a pályát.</w:t>
+        <w:t>A többlépcsős működés gyakorlati oka tehát az, hogy a nyelvi modell által előállított első megoldás gyakran csak látszólag helyes. A puzzle szerkezete, történeti beágyazottsága és nehézségi íve megfelelő lehet, de ettől még könnyen előfordulhat, hogy a végső zárkód egy-két karakter eltérés miatt hibás. Az ilyen hibák kézi ellenőrzés nélkül nehezen észlelhetők, automatizált validáció nélkül pedig a rendszer megbízhatatlanná válna. A külön validációs lépés ezt a problémát kezeli azzal, hogy egy második modell explicit módon végigjátssza és levezeti a pályát.</w:t>
       </w:r>
     </w:p>
     <w:p>
       <w:pPr>
         <w:pStyle w:val="Szakdolgozath2"/>
       </w:pPr>
-      <w:bookmarkStart w:id="32" w:name="_Toc227259561"/>
-      <w:proofErr w:type="spellStart"/>
-      <w:r>
-        <w:t>Promptolás</w:t>
-      </w:r>
-      <w:proofErr w:type="spellEnd"/>
-      <w:r>
-        <w:t xml:space="preserve"> és LLM modell választása</w:t>
-      </w:r>
-      <w:bookmarkEnd w:id="32"/>
+      <w:bookmarkStart w:id="28" w:name="_Toc227259561"/>
+      <w:r>
+        <w:t>Promptolás és LLM modell választása</w:t>
+      </w:r>
+      <w:bookmarkEnd w:id="28"/>
     </w:p>
     <w:p>
       <w:pPr>
@@ -11884,15 +10069,7 @@
         <w:pStyle w:val="Szakdolgozath3"/>
       </w:pPr>
       <w:r>
-        <w:t xml:space="preserve">Pályát leíró </w:t>
-      </w:r>
-      <w:proofErr w:type="spellStart"/>
-      <w:r>
-        <w:t>pszeudo</w:t>
-      </w:r>
-      <w:proofErr w:type="spellEnd"/>
-      <w:r>
-        <w:t xml:space="preserve"> kód</w:t>
+        <w:t>Pályát leíró pszeudo kód</w:t>
       </w:r>
     </w:p>
     <w:p>
@@ -11900,29 +10077,13 @@
         <w:pStyle w:val="Szakdolgozatbekezds"/>
       </w:pPr>
       <w:r>
-        <w:t xml:space="preserve">A </w:t>
-      </w:r>
-      <w:proofErr w:type="spellStart"/>
-      <w:r>
-        <w:t>prompt_pseudo_code</w:t>
-      </w:r>
-      <w:proofErr w:type="spellEnd"/>
-      <w:r>
-        <w:t xml:space="preserve"> a legterjedelmesebb állomány</w:t>
+        <w:t>A prompt_pseudo_code a legterjedelmesebb állomány</w:t>
       </w:r>
       <w:r>
         <w:t xml:space="preserve"> 206 sorból áll</w:t>
       </w:r>
       <w:r>
-        <w:t xml:space="preserve">, mivel ez írja le a JSON-kimenet teljes szerkezetét, az objektumtípusokat, azok mezőit, az </w:t>
-      </w:r>
-      <w:proofErr w:type="spellStart"/>
-      <w:r>
-        <w:t>enumokat</w:t>
-      </w:r>
-      <w:proofErr w:type="spellEnd"/>
-      <w:r>
-        <w:t>, valamint a pozíció- és elhelyezési szabályokat. Gyakorlatilag ez tekinthető a pálya adatszerkezeti specifikációjának.</w:t>
+        <w:t>, mivel ez írja le a JSON-kimenet teljes szerkezetét, az objektumtípusokat, azok mezőit, az enumokat, valamint a pozíció- és elhelyezési szabályokat. Gyakorlatilag ez tekinthető a pálya adatszerkezeti specifikációjának.</w:t>
       </w:r>
     </w:p>
     <w:p>
@@ -11938,13 +10099,8 @@
         <w:pStyle w:val="Szakdolgozatbekezds"/>
       </w:pPr>
       <w:r>
-        <w:t xml:space="preserve">A </w:t>
-      </w:r>
-      <w:proofErr w:type="spellStart"/>
-      <w:r>
-        <w:t>prompt_principals</w:t>
-      </w:r>
-      <w:proofErr w:type="spellEnd"/>
+        <w:t>A prompt_principals</w:t>
+      </w:r>
       <w:r>
         <w:t>, 130 sorával</w:t>
       </w:r>
@@ -11961,23 +10117,7 @@
         <w:t>ú</w:t>
       </w:r>
       <w:r>
-        <w:t>, egyetlen kijárattal rendelkező szoba modellje, a puzzle-</w:t>
-      </w:r>
-      <w:proofErr w:type="spellStart"/>
-      <w:r>
-        <w:t>ök</w:t>
-      </w:r>
-      <w:proofErr w:type="spellEnd"/>
-      <w:r>
-        <w:t xml:space="preserve"> láncolata, a logikai függőségi gráf szemantikája, a lágy zárolás, a nehézségi szintezés, az információs szabályok, a </w:t>
-      </w:r>
-      <w:proofErr w:type="spellStart"/>
-      <w:r>
-        <w:t>zárak</w:t>
-      </w:r>
-      <w:proofErr w:type="spellEnd"/>
-      <w:r>
-        <w:t xml:space="preserve"> konzisztenciája és a kijáratra vonatkozó korlátozások.</w:t>
+        <w:t>, egyetlen kijárattal rendelkező szoba modellje, a puzzle-ök láncolata, a logikai függőségi gráf szemantikája, a lágy zárolás, a nehézségi szintezés, az információs szabályok, a zárak konzisztenciája és a kijáratra vonatkozó korlátozások.</w:t>
       </w:r>
     </w:p>
     <w:p>
@@ -11987,29 +10127,13 @@
       </w:pPr>
       <w:r>
         <w:lastRenderedPageBreak/>
-        <w:t xml:space="preserve">A </w:t>
-      </w:r>
-      <w:proofErr w:type="spellStart"/>
-      <w:r>
-        <w:t>prompt_graph</w:t>
-      </w:r>
-      <w:proofErr w:type="spellEnd"/>
-      <w:r>
-        <w:t xml:space="preserve"> ehhez egy konkrét,</w:t>
+        <w:t>A prompt_graph ehhez egy konkrét,</w:t>
       </w:r>
       <w:r>
         <w:t xml:space="preserve"> 79 soros</w:t>
       </w:r>
       <w:r>
-        <w:t xml:space="preserve"> </w:t>
-      </w:r>
-      <w:proofErr w:type="spellStart"/>
-      <w:r>
-        <w:t>Graphviz</w:t>
-      </w:r>
-      <w:proofErr w:type="spellEnd"/>
-      <w:r>
-        <w:t xml:space="preserve"> DOT formátumú mintát ad, amely szemléletesen mutatja meg, hogyan épül egymásra több puzzle, és miként válik a kijárat az utolsó logikai függőséggé.</w:t>
+        <w:t xml:space="preserve"> Graphviz DOT formátumú mintát ad, amely szemléletesen mutatja meg, hogyan épül egymásra több puzzle, és miként válik a kijárat az utolsó logikai függőséggé.</w:t>
       </w:r>
     </w:p>
     <w:p>
@@ -12025,23 +10149,7 @@
         <w:pStyle w:val="Szakdolgozatbekezds"/>
       </w:pPr>
       <w:r>
-        <w:t xml:space="preserve">A generálást támogató további </w:t>
-      </w:r>
-      <w:proofErr w:type="spellStart"/>
-      <w:r>
-        <w:t>promptok</w:t>
-      </w:r>
-      <w:proofErr w:type="spellEnd"/>
-      <w:r>
-        <w:t xml:space="preserve"> már specializált szerepet töltenek be. A </w:t>
-      </w:r>
-      <w:proofErr w:type="spellStart"/>
-      <w:r>
-        <w:t>prompt_level_examples</w:t>
-      </w:r>
-      <w:proofErr w:type="spellEnd"/>
-      <w:r>
-        <w:t xml:space="preserve"> egy rövid, 25 soros referenciaanyag, amely nem másolható példaként, hanem inspirációs mintaként szolgál a többlépcsős, rétegzett puzzle-struktúra bemutatására.</w:t>
+        <w:t>A generálást támogató további promptok már specializált szerepet töltenek be. A prompt_level_examples egy rövid, 25 soros referenciaanyag, amely nem másolható példaként, hanem inspirációs mintaként szolgál a többlépcsős, rétegzett puzzle-struktúra bemutatására.</w:t>
       </w:r>
     </w:p>
     <w:p>
@@ -12057,55 +10165,7 @@
         <w:pStyle w:val="Szakdolgozatbekezds"/>
       </w:pPr>
       <w:r>
-        <w:t xml:space="preserve">A </w:t>
-      </w:r>
-      <w:proofErr w:type="spellStart"/>
-      <w:r>
-        <w:t>prompt_level_validate</w:t>
-      </w:r>
-      <w:proofErr w:type="spellEnd"/>
-      <w:r>
-        <w:t xml:space="preserve"> a </w:t>
-      </w:r>
-      <w:proofErr w:type="spellStart"/>
-      <w:r>
-        <w:t>validátor</w:t>
-      </w:r>
-      <w:proofErr w:type="spellEnd"/>
-      <w:r>
-        <w:t xml:space="preserve"> számára készült, és szigorúan előírja, hogy a modell milyen JSON-sémában adhat vissza ítéletet a pálya </w:t>
-      </w:r>
-      <w:proofErr w:type="spellStart"/>
-      <w:r>
-        <w:t>végigjátszhatóságáról</w:t>
-      </w:r>
-      <w:proofErr w:type="spellEnd"/>
-      <w:r>
-        <w:t xml:space="preserve">. Ez a prompt tartalmazza a </w:t>
-      </w:r>
-      <w:proofErr w:type="spellStart"/>
-      <w:r>
-        <w:t>solvable</w:t>
-      </w:r>
-      <w:proofErr w:type="spellEnd"/>
-      <w:r>
-        <w:t xml:space="preserve">, </w:t>
-      </w:r>
-      <w:proofErr w:type="spellStart"/>
-      <w:r>
-        <w:t>issues</w:t>
-      </w:r>
-      <w:proofErr w:type="spellEnd"/>
-      <w:r>
-        <w:t xml:space="preserve"> és </w:t>
-      </w:r>
-      <w:proofErr w:type="spellStart"/>
-      <w:r>
-        <w:t>derivation</w:t>
-      </w:r>
-      <w:proofErr w:type="spellEnd"/>
-      <w:r>
-        <w:t xml:space="preserve"> mezők szerepét, a determinisztikus levezetés követelményét, valamint a játékosnak később felhasználható rövid hi</w:t>
+        <w:t>A prompt_level_validate a validátor számára készült, és szigorúan előírja, hogy a modell milyen JSON-sémában adhat vissza ítéletet a pálya végigjátszhatóságáról. Ez a prompt tartalmazza a solvable, issues és derivation mezők szerepét, a determinisztikus levezetés követelményét, valamint a játékosnak később felhasználható rövid hi</w:t>
       </w:r>
       <w:r>
         <w:t>n</w:t>
@@ -12120,34 +10180,18 @@
         <w:ind w:firstLine="720"/>
       </w:pPr>
       <w:r>
-        <w:t xml:space="preserve">A </w:t>
-      </w:r>
-      <w:proofErr w:type="spellStart"/>
-      <w:r>
-        <w:t>prompt_level_repair</w:t>
-      </w:r>
-      <w:proofErr w:type="spellEnd"/>
-      <w:r>
-        <w:t xml:space="preserve"> ehhez illeszkedve már javítási utasításokat tartalmaz: nem teljes </w:t>
-      </w:r>
-      <w:proofErr w:type="spellStart"/>
-      <w:r>
-        <w:t>újragenerálást</w:t>
-      </w:r>
-      <w:proofErr w:type="spellEnd"/>
-      <w:r>
-        <w:t xml:space="preserve"> kér, hanem a hibajelentés alapján a lehető legkisebb módosítással próbálja korrigálni az aktuális pályát.</w:t>
+        <w:t>A prompt_level_repair ehhez illeszkedve már javítási utasításokat tartalmaz: nem teljes újragenerálást kér, hanem a hibajelentés alapján a lehető legkisebb módosítással próbálja korrigálni az aktuális pályát.</w:t>
       </w:r>
     </w:p>
     <w:p>
       <w:pPr>
         <w:pStyle w:val="Szakdolgozath2"/>
       </w:pPr>
-      <w:bookmarkStart w:id="33" w:name="_Toc227259562"/>
+      <w:bookmarkStart w:id="29" w:name="_Toc227259562"/>
       <w:r>
         <w:t>Modellek választása</w:t>
       </w:r>
-      <w:bookmarkEnd w:id="33"/>
+      <w:bookmarkEnd w:id="29"/>
     </w:p>
     <w:p>
       <w:pPr>
@@ -12162,23 +10206,7 @@
         <w:pStyle w:val="Szakdolgozatbekezds"/>
       </w:pPr>
       <w:r>
-        <w:t xml:space="preserve">A </w:t>
-      </w:r>
-      <w:proofErr w:type="spellStart"/>
-      <w:r>
-        <w:t>promptok</w:t>
-      </w:r>
-      <w:proofErr w:type="spellEnd"/>
-      <w:r>
-        <w:t xml:space="preserve"> ilyen szétválasztása előtt több alternatív modellhasználati irány is kipróbálásra került. Az első kísérletek között szerepelt egy lokálisan futtatott </w:t>
-      </w:r>
-      <w:proofErr w:type="spellStart"/>
-      <w:r>
-        <w:t>Qwen</w:t>
-      </w:r>
-      <w:proofErr w:type="spellEnd"/>
-      <w:r>
-        <w:t xml:space="preserve"> 2.5 1.5B</w:t>
+        <w:t>A promptok ilyen szétválasztása előtt több alternatív modellhasználati irány is kipróbálásra került. Az első kísérletek között szerepelt egy lokálisan futtatott Qwen 2.5 1.5B</w:t>
       </w:r>
       <w:sdt>
         <w:sdtPr>
@@ -12213,21 +10241,8 @@
         </w:sdtContent>
       </w:sdt>
       <w:r>
-        <w:t xml:space="preserve"> modell, amely </w:t>
-      </w:r>
-      <w:proofErr w:type="spellStart"/>
-      <w:r>
-        <w:t>Hugging</w:t>
-      </w:r>
-      <w:proofErr w:type="spellEnd"/>
-      <w:r>
-        <w:t xml:space="preserve"> </w:t>
-      </w:r>
-      <w:proofErr w:type="spellStart"/>
-      <w:r>
-        <w:t>Face</w:t>
-      </w:r>
-      <w:proofErr w:type="spellEnd"/>
+        <w:t xml:space="preserve"> modell, amely Hugging Face</w:t>
+      </w:r>
       <w:sdt>
         <w:sdtPr>
           <w:id w:val="-100255671"/>
@@ -12261,15 +10276,7 @@
         </w:sdtContent>
       </w:sdt>
       <w:r>
-        <w:t xml:space="preserve"> forrásból került letöltésre. Ez a modell azonban már az alapvető követelményeknél elégtelennek bizonyult. Nemcsak a magyar nyelv kezelésében mutatott gyengeséget, hanem már azt sem tudta stabilan értelmezni, hogy a pálya pontosan négy falból áll, és kizárólag egyetlen kijárattal rendelkezhet. Emiatt ezzel a modellel nem volt érdemes tovább építkezni. A következő próbálkozás a </w:t>
-      </w:r>
-      <w:proofErr w:type="spellStart"/>
-      <w:r>
-        <w:t>Qwen</w:t>
-      </w:r>
-      <w:proofErr w:type="spellEnd"/>
-      <w:r>
-        <w:t xml:space="preserve"> 2.5 3B modell volt, amely elméletben már alkalmasabbnak tűnt volna a feladatra, a gyakorlatban azonban hardveres korlátokba ütközött a futtatása, mivel a helyi környezet nem biztosított elegendő video</w:t>
+        <w:t xml:space="preserve"> forrásból került letöltésre. Ez a modell azonban már az alapvető követelményeknél elégtelennek bizonyult. Nemcsak a magyar nyelv kezelésében mutatott gyengeséget, hanem már azt sem tudta stabilan értelmezni, hogy a pálya pontosan négy falból áll, és kizárólag egyetlen kijárattal rendelkezhet. Emiatt ezzel a modellel nem volt érdemes tovább építkezni. A következő próbálkozás a Qwen 2.5 3B modell volt, amely elméletben már alkalmasabbnak tűnt volna a feladatra, a gyakorlatban azonban hardveres korlátokba ütközött a futtatása, mivel a helyi környezet nem biztosított elegendő video</w:t>
       </w:r>
       <w:r>
         <w:t xml:space="preserve"> </w:t>
@@ -12278,15 +10285,7 @@
         <w:t>memóriát</w:t>
       </w:r>
       <w:r>
-        <w:t xml:space="preserve"> (minimum 16 </w:t>
-      </w:r>
-      <w:proofErr w:type="spellStart"/>
-      <w:r>
-        <w:t>Gb</w:t>
-      </w:r>
-      <w:proofErr w:type="spellEnd"/>
-      <w:r>
-        <w:t>)</w:t>
+        <w:t xml:space="preserve"> (minimum 16 Gb)</w:t>
       </w:r>
       <w:r>
         <w:t xml:space="preserve"> egy stabil használathoz. Ekkor két reális irány maradt: felhőalapú saját </w:t>
@@ -12321,13 +10320,8 @@
       <w:pPr>
         <w:pStyle w:val="Szakdolgozath3"/>
       </w:pPr>
-      <w:proofErr w:type="spellStart"/>
-      <w:r>
-        <w:t>OpenAI</w:t>
-      </w:r>
-      <w:proofErr w:type="spellEnd"/>
-      <w:r>
-        <w:t xml:space="preserve"> &amp; gpt-5-nano</w:t>
+      <w:r>
+        <w:t>OpenAI &amp; gpt-5-nano</w:t>
       </w:r>
     </w:p>
     <w:p>
@@ -12338,15 +10332,7 @@
         <w:t>Az API-alapú megközelítés</w:t>
       </w:r>
       <w:r>
-        <w:t xml:space="preserve">hez az </w:t>
-      </w:r>
-      <w:proofErr w:type="spellStart"/>
-      <w:r>
-        <w:t>OpenAI</w:t>
-      </w:r>
-      <w:proofErr w:type="spellEnd"/>
-      <w:r>
-        <w:t xml:space="preserve"> API szolgáltatását választottam.</w:t>
+        <w:t>hez az OpenAI API szolgáltatását választottam.</w:t>
       </w:r>
       <w:r>
         <w:t xml:space="preserve"> </w:t>
@@ -12396,15 +10382,7 @@
         </w:sdtContent>
       </w:sdt>
       <w:r>
-        <w:t xml:space="preserve"> modellel indult. Ennek egyik oka az volt, hogy a fejlesztés adott szakaszában ez számított az egyik legfrissebb és egyben legkedvezőbb költségű opciónak. Ezzel a modellel már felépíthetővé vált a pálya alapstruktúrája, azonban hamar megjelentek a minőségi korlátok. A modell sok esetben nem valódi GUID-</w:t>
-      </w:r>
-      <w:proofErr w:type="spellStart"/>
-      <w:r>
-        <w:t>okat</w:t>
-      </w:r>
-      <w:proofErr w:type="spellEnd"/>
-      <w:r>
-        <w:t>, hanem emberileg értelmezhető, szöveges azonosítókat hozott létre. Ez önmagában még nem feltétlenül tette működésképtelenné a pályát, de technikai szempontból instabil megoldásnak számított. Ennél is fontosabb probléma volt, hogy a kisebb modell hajlamos volt sekélyebb logikai struktúrát létrehozni: ugyan több nyomot generált, de ezek nem mindig épültek valódi függőségi láncba, ezért előfordulhatott, hogy a játékos túl korán megtalálta a kijutáshoz szükséges elemet. A komplexebb minták megadása önmagában nem bizonyult elegendőnek.</w:t>
+        <w:t xml:space="preserve"> modellel indult. Ennek egyik oka az volt, hogy a fejlesztés adott szakaszában ez számított az egyik legfrissebb és egyben legkedvezőbb költségű opciónak. Ezzel a modellel már felépíthetővé vált a pálya alapstruktúrája, azonban hamar megjelentek a minőségi korlátok. A modell sok esetben nem valódi GUID-okat, hanem emberileg értelmezhető, szöveges azonosítókat hozott létre. Ez önmagában még nem feltétlenül tette működésképtelenné a pályát, de technikai szempontból instabil megoldásnak számított. Ennél is fontosabb probléma volt, hogy a kisebb modell hajlamos volt sekélyebb logikai struktúrát létrehozni: ugyan több nyomot generált, de ezek nem mindig épültek valódi függőségi láncba, ezért előfordulhatott, hogy a játékos túl korán megtalálta a kijutáshoz szükséges elemet. A komplexebb minták megadása önmagában nem bizonyult elegendőnek.</w:t>
       </w:r>
     </w:p>
     <w:p>
@@ -12455,23 +10433,7 @@
         </w:sdtContent>
       </w:sdt>
       <w:r>
-        <w:t xml:space="preserve"> használata jelentette. Ez már költségesebb megoldás volt, ugyanakkor több korábbi korlátot sikerült vele átlépni. A modell megbízhatóbban kezelte a puzzle-</w:t>
-      </w:r>
-      <w:proofErr w:type="spellStart"/>
-      <w:r>
-        <w:t>ök</w:t>
-      </w:r>
-      <w:proofErr w:type="spellEnd"/>
-      <w:r>
-        <w:t xml:space="preserve"> egymásra épülését, és jobban tudta követni a gráfalapú struktúra logikáját. Ennek ellenére a nagyobb pályakomplexitás mellett ennél a modellnél is megjelentek üzleti logikai és technikai problémák. Előbbire példa, hogy egy puzzle elvileg három külön részinformációból állt, a modell azonban három </w:t>
-      </w:r>
-      <w:proofErr w:type="spellStart"/>
-      <w:r>
-        <w:t>tartalmilag</w:t>
-      </w:r>
-      <w:proofErr w:type="spellEnd"/>
-      <w:r>
-        <w:t xml:space="preserve"> redundáns nyomot készített, vagyis a feladat valójában jóval egyszerűbb lett a tervezettnél. Emellett továbbra sem volt teljesen megbízható az objektumokhoz tartozó UUID-k előállítása.</w:t>
+        <w:t xml:space="preserve"> használata jelentette. Ez már költségesebb megoldás volt, ugyanakkor több korábbi korlátot sikerült vele átlépni. A modell megbízhatóbban kezelte a puzzle-ök egymásra épülését, és jobban tudta követni a gráfalapú struktúra logikáját. Ennek ellenére a nagyobb pályakomplexitás mellett ennél a modellnél is megjelentek üzleti logikai és technikai problémák. Előbbire példa, hogy egy puzzle elvileg három külön részinformációból állt, a modell azonban három tartalmilag redundáns nyomot készített, vagyis a feladat valójában jóval egyszerűbb lett a tervezettnél. Emellett továbbra sem volt teljesen megbízható az objektumokhoz tartozó UUID-k előállítása.</w:t>
       </w:r>
     </w:p>
     <w:p>
@@ -12592,31 +10554,7 @@
         <w:pStyle w:val="Szakdolgozatbekezds"/>
       </w:pPr>
       <w:r>
-        <w:t xml:space="preserve">Az utófeldolgozás feladata az azonosítók normalizálása. A folyamat első lépésben mély másolatot készít a teljes pályaobjektumról, hogy az eredeti generált adatstruktúrát közvetlenül ne módosítsa. Ezután bejárja az egész JSON-fát, és figyeli azokat a mezőket, amelyek azonosító jellegű adatot tartalmazhatnak. A jelenlegi implementáció három kulcsot kezel kiemelten: az </w:t>
-      </w:r>
-      <w:proofErr w:type="spellStart"/>
-      <w:r>
-        <w:t>id</w:t>
-      </w:r>
-      <w:proofErr w:type="spellEnd"/>
-      <w:r>
-        <w:t xml:space="preserve">, a </w:t>
-      </w:r>
-      <w:proofErr w:type="spellStart"/>
-      <w:r>
-        <w:t>targetId</w:t>
-      </w:r>
-      <w:proofErr w:type="spellEnd"/>
-      <w:r>
-        <w:t xml:space="preserve"> és a </w:t>
-      </w:r>
-      <w:proofErr w:type="spellStart"/>
-      <w:r>
-        <w:t>dependsOn</w:t>
-      </w:r>
-      <w:proofErr w:type="spellEnd"/>
-      <w:r>
-        <w:t xml:space="preserve"> </w:t>
+        <w:t xml:space="preserve">Az utófeldolgozás feladata az azonosítók normalizálása. A folyamat első lépésben mély másolatot készít a teljes pályaobjektumról, hogy az eredeti generált adatstruktúrát közvetlenül ne módosítsa. Ezután bejárja az egész JSON-fát, és figyeli azokat a mezőket, amelyek azonosító jellegű adatot tartalmazhatnak. A jelenlegi implementáció három kulcsot kezel kiemelten: az id, a targetId és a dependsOn </w:t>
       </w:r>
       <w:proofErr w:type="gramStart"/>
       <w:r>
@@ -12636,23 +10574,7 @@
         <w:ind w:firstLine="720"/>
       </w:pPr>
       <w:r>
-        <w:t xml:space="preserve">A második lépésben a függvény újra végigmegy a struktúrán, és minden olyan </w:t>
-      </w:r>
-      <w:proofErr w:type="spellStart"/>
-      <w:r>
-        <w:t>stringet</w:t>
-      </w:r>
-      <w:proofErr w:type="spellEnd"/>
-      <w:r>
-        <w:t xml:space="preserve"> lecserél, amely korábban nem szabványos azonosítóként szerepelt, de bekerült a megfeleltetési táblába. Ennek azért van jelentősége, mert az AI által generált JSON-ben ugyanaz az objektumazonosító gyakran több helyen is megjelenik: nemcsak az adott objektum </w:t>
-      </w:r>
-      <w:proofErr w:type="spellStart"/>
-      <w:r>
-        <w:t>id</w:t>
-      </w:r>
-      <w:proofErr w:type="spellEnd"/>
-      <w:r>
-        <w:t xml:space="preserve"> mezőjében, hanem például egy zárra, célobjektumra vagy függőségi listára mutató hivatkozásban is. Az utófeldolgozás így nem csupán új azonosítókat generál, hanem gondoskodik arról is, hogy az összes kapcsolódó referencia következetesen ugyanarra az új UUID-re mutasson. Ennek eredményeként az adatbázis és az alkalmazás többi része már egységes, gépileg stabil azonosítókkal dolgozhat.</w:t>
+        <w:t>A második lépésben a függvény újra végigmegy a struktúrán, és minden olyan stringet lecserél, amely korábban nem szabványos azonosítóként szerepelt, de bekerült a megfeleltetési táblába. Ennek azért van jelentősége, mert az AI által generált JSON-ben ugyanaz az objektumazonosító gyakran több helyen is megjelenik: nemcsak az adott objektum id mezőjében, hanem például egy zárra, célobjektumra vagy függőségi listára mutató hivatkozásban is. Az utófeldolgozás így nem csupán új azonosítókat generál, hanem gondoskodik arról is, hogy az összes kapcsolódó referencia következetesen ugyanarra az új UUID-re mutasson. Ennek eredményeként az adatbázis és az alkalmazás többi része már egységes, gépileg stabil azonosítókkal dolgozhat.</w:t>
       </w:r>
     </w:p>
     <w:p>
@@ -12685,94 +10607,48 @@
       <w:pPr>
         <w:pStyle w:val="SzekdolgozatH1"/>
       </w:pPr>
-      <w:bookmarkStart w:id="34" w:name="_Toc227259563"/>
-      <w:proofErr w:type="spellStart"/>
+      <w:bookmarkStart w:id="30" w:name="_Toc227259563"/>
       <w:r>
         <w:t>Sprite</w:t>
       </w:r>
-      <w:bookmarkEnd w:id="34"/>
-      <w:proofErr w:type="spellEnd"/>
+      <w:bookmarkEnd w:id="30"/>
+    </w:p>
+    <w:p>
+      <w:pPr>
+        <w:pStyle w:val="Szakdolgozatbekezds"/>
+      </w:pPr>
+      <w:r>
+        <w:t>Ez a fejezet a játék vizuális megjelenítésének egyik kulcselemét, a sprite-ok generálását és kezelését mutatja be. A sprite egy olyan képi elem, amely egy adott játékbeli objektum vizuális reprezentációját adja, és közvetlenül felhasználható a játéktérben történő megjelenítéshez. A projekt során már a kezdetektől kiemelt figyelmet kapott a vizuális réteg kialakítása: bár a pálya generálásának megoldhatóságában biztos voltam, a képi megjelenítés minőségét kritikusabb kérdésnek tartottam. Ennek megfelelően a webes alapú megvalósítást is részben azért választottam, mert ebben a környezetben a generált képek gyorsan és egyszerűen integrálhatók és megjeleníthetők. A fejezet bemutatja a sprite-generálás során felmerült problémákat, a különböző megközelítéseket, valamint a végül alkalmazott technikai megoldást és annak korlátait. A projekt végére egy működő, egyszerű pipeline alakult ki, amely bár nem teljes mértékben valósítja meg az eredeti vizuális elképzeléseimet, jól szemlélteti a jelenlegi technológiai lehetőségek és a projekt keretei közötti kompromisszumokat</w:t>
+      </w:r>
+      <w:r>
+        <w:t>.</w:t>
+      </w:r>
     </w:p>
     <w:p>
       <w:pPr>
         <w:pStyle w:val="Szakdolgozath2"/>
       </w:pPr>
-      <w:bookmarkStart w:id="35" w:name="_Toc227259564"/>
+      <w:bookmarkStart w:id="31" w:name="_Toc227259564"/>
       <w:r>
         <w:t>Probléma</w:t>
       </w:r>
-      <w:bookmarkEnd w:id="35"/>
+      <w:bookmarkEnd w:id="31"/>
     </w:p>
     <w:p>
       <w:pPr>
         <w:pStyle w:val="Szakdolgozatbekezds"/>
       </w:pPr>
       <w:r>
-        <w:t xml:space="preserve">A projekt indulásakor a </w:t>
-      </w:r>
-      <w:proofErr w:type="spellStart"/>
-      <w:r>
-        <w:t>sprite</w:t>
-      </w:r>
-      <w:proofErr w:type="spellEnd"/>
-      <w:r>
-        <w:t xml:space="preserve"> generálás az egyik legnagyobb bizonytalansági tényező volt. Kezdetben nem volt egyértelmű, hogyan lehet a korábban definiált generális játékelemeket, például a </w:t>
-      </w:r>
-      <w:proofErr w:type="spellStart"/>
-      <w:r>
-        <w:t>Pickable</w:t>
-      </w:r>
-      <w:proofErr w:type="spellEnd"/>
-      <w:r>
-        <w:t xml:space="preserve">, </w:t>
-      </w:r>
-      <w:proofErr w:type="spellStart"/>
-      <w:r>
-        <w:t>Inspectable</w:t>
-      </w:r>
-      <w:proofErr w:type="spellEnd"/>
-      <w:r>
-        <w:t xml:space="preserve">, </w:t>
-      </w:r>
-      <w:proofErr w:type="spellStart"/>
-      <w:r>
-        <w:t>Container</w:t>
-      </w:r>
-      <w:proofErr w:type="spellEnd"/>
-      <w:r>
-        <w:t xml:space="preserve">, </w:t>
-      </w:r>
-      <w:proofErr w:type="spellStart"/>
-      <w:r>
-        <w:t>MovableCover</w:t>
-      </w:r>
-      <w:proofErr w:type="spellEnd"/>
-      <w:r>
-        <w:t xml:space="preserve"> vagy </w:t>
-      </w:r>
-      <w:proofErr w:type="spellStart"/>
-      <w:r>
-        <w:t>Exit</w:t>
-      </w:r>
-      <w:proofErr w:type="spellEnd"/>
-      <w:r>
-        <w:t xml:space="preserve"> objektumokat olyan vizuális reprezentációvá alakítani, amely a játékban ténylegesen felhasználható. Ezt a problémát tovább nehezítette, hogy a képgeneráló modellek ekkor még jóval inkább koncepcióképek előállítására voltak alkalmasak, mintsem pontosan irányítható, interaktív játékhoz használható </w:t>
-      </w:r>
-      <w:proofErr w:type="spellStart"/>
-      <w:r>
-        <w:t>sprite</w:t>
-      </w:r>
-      <w:proofErr w:type="spellEnd"/>
-      <w:r>
-        <w:t>-ok létrehozására. Különösen problémás területnek bizonyult a szöveges információk képen belüli megjelenítése, hiszen a pálya több objektuma éppen abból nyeri a jelentését, hogy valamilyen feliratot, számot vagy részletes vizuális nyomot hordoz.</w:t>
+        <w:t>A projekt indulásakor a sprite generálás az egyik legnagyobb bizonytalansági tényező volt. Kezdetben nem volt egyértelmű, hogyan lehet a korábban definiált generális játékelemeket, például a Pickable, Inspectable, Container, MovableCover vagy Exit objektumokat olyan vizuális reprezentációvá alakítani, amely a játékban ténylegesen felhasználható. Ezt a problémát tovább nehezítette, hogy a képgeneráló modellek ekkor még jóval inkább koncepcióképek előállítására voltak alkalmasak, mintsem pontosan irányítható, interaktív játékhoz használható sprite-ok létrehozására. Különösen problémás területnek bizonyult a szöveges információk képen belüli megjelenítése, hiszen a pálya több objektuma éppen abból nyeri a jelentését, hogy valamilyen feliratot, számot vagy részletes vizuális nyomot hordoz.</w:t>
       </w:r>
     </w:p>
     <w:p>
       <w:pPr>
         <w:pStyle w:val="Szakdolgozath2"/>
       </w:pPr>
-      <w:bookmarkStart w:id="36" w:name="_Toc227259565"/>
-      <w:r>
+      <w:bookmarkStart w:id="32" w:name="_Toc227259565"/>
+      <w:r>
+        <w:lastRenderedPageBreak/>
         <w:t xml:space="preserve">Kezdeti </w:t>
       </w:r>
       <w:r>
@@ -12781,20 +10657,15 @@
       <w:r>
         <w:t>rototípusok</w:t>
       </w:r>
-      <w:bookmarkEnd w:id="36"/>
+      <w:bookmarkEnd w:id="32"/>
     </w:p>
     <w:p>
       <w:pPr>
         <w:pStyle w:val="Szakdolgozatbekezds"/>
       </w:pPr>
       <w:r>
-        <w:t xml:space="preserve">A kezdeti kísérletek során több képgeneráló rendszer is kipróbálásra került, például a </w:t>
-      </w:r>
-      <w:proofErr w:type="spellStart"/>
-      <w:r>
-        <w:t>Midjourney</w:t>
-      </w:r>
-      <w:proofErr w:type="spellEnd"/>
+        <w:t>A kezdeti kísérletek során több képgeneráló rendszer is kipróbálásra került, például a Midjourney</w:t>
+      </w:r>
       <w:sdt>
         <w:sdtPr>
           <w:id w:val="728344123"/>
@@ -12828,13 +10699,8 @@
         </w:sdtContent>
       </w:sdt>
       <w:r>
-        <w:t xml:space="preserve">, a </w:t>
-      </w:r>
-      <w:proofErr w:type="spellStart"/>
-      <w:r>
-        <w:t>LeonardoAI</w:t>
-      </w:r>
-      <w:proofErr w:type="spellEnd"/>
+        <w:t>, a LeonardoAI</w:t>
+      </w:r>
       <w:sdt>
         <w:sdtPr>
           <w:id w:val="-486093576"/>
@@ -12903,65 +10769,24 @@
         </w:sdtContent>
       </w:sdt>
       <w:r>
-        <w:t xml:space="preserve">. Ezek használata gyorsan rámutatott arra, hogy a képgenerálásnál a </w:t>
-      </w:r>
-      <w:proofErr w:type="spellStart"/>
-      <w:r>
-        <w:t>promptolás</w:t>
-      </w:r>
-      <w:proofErr w:type="spellEnd"/>
-      <w:r>
-        <w:t xml:space="preserve"> még érzékenyebb feladat, mint a szöveges pályastruktúra generálásánál. A modellek gyakran már egy-egy szó vagy jelző módosítására is jelentősen eltérő képi eredménnyel reagáltak. Emiatt a </w:t>
-      </w:r>
-      <w:proofErr w:type="spellStart"/>
-      <w:r>
-        <w:t>sprite</w:t>
-      </w:r>
-      <w:proofErr w:type="spellEnd"/>
-      <w:r>
-        <w:t>-generálás nem egyszerűen technikai kiegészítő feladattá vált, hanem önálló prompt</w:t>
+        <w:t>. Ezek használata gyorsan rámutatott arra, hogy a képgenerálásnál a promptolás még érzékenyebb feladat, mint a szöveges pályastruktúra generálásánál. A modellek gyakran már egy-egy szó vagy jelző módosítására is jelentősen eltérő képi eredménnyel reagáltak. Emiatt a sprite-generálás nem egyszerűen technikai kiegészítő feladattá vált, hanem önálló prompt</w:t>
       </w:r>
       <w:r>
         <w:t xml:space="preserve"> </w:t>
       </w:r>
       <w:r>
-        <w:t xml:space="preserve">tervezési problémává is. A másik alapvető nehézség az volt, hogy a generált képek jellemzően nem átlátszó hátterű, közvetlenül felhasználható </w:t>
-      </w:r>
-      <w:proofErr w:type="spellStart"/>
-      <w:r>
-        <w:t>sprite</w:t>
-      </w:r>
-      <w:proofErr w:type="spellEnd"/>
-      <w:r>
-        <w:t xml:space="preserve">-okként készültek el. Ebből következően felmerült az az elképzelés is, hogy a modell egy konstans színű hátteret generáljon, majd a képből </w:t>
-      </w:r>
-      <w:proofErr w:type="spellStart"/>
-      <w:r>
-        <w:t>OpenCV</w:t>
-      </w:r>
-      <w:proofErr w:type="spellEnd"/>
-      <w:r>
-        <w:t xml:space="preserve"> segítségével legyen kivágva maga az objektum. Ez egy ideig reális iránynak tűnt, mivel a klasszikus </w:t>
-      </w:r>
-      <w:proofErr w:type="spellStart"/>
-      <w:r>
-        <w:t>sprite</w:t>
-      </w:r>
-      <w:proofErr w:type="spellEnd"/>
-      <w:r>
-        <w:t>-felhasználás szempontjából a háttérleválasztás kulcsfontosságú probléma volt.</w:t>
+        <w:t>tervezési problémává is. A másik alapvető nehézség az volt, hogy a generált képek jellemzően nem átlátszó hátterű, közvetlenül felhasználható sprite-okként készültek el. Ebből következően felmerült az az elképzelés is, hogy a modell egy konstans színű hátteret generáljon, majd a képből OpenCV segítségével legyen kivágva maga az objektum. Ez egy ideig reális iránynak tűnt, mivel a klasszikus sprite-felhasználás szempontjából a háttérleválasztás kulcsfontosságú probléma volt.</w:t>
       </w:r>
     </w:p>
     <w:p>
       <w:pPr>
         <w:pStyle w:val="Szakdolgozath2"/>
       </w:pPr>
-      <w:bookmarkStart w:id="37" w:name="_Toc227259566"/>
-      <w:r>
-        <w:lastRenderedPageBreak/>
+      <w:bookmarkStart w:id="33" w:name="_Toc227259566"/>
+      <w:r>
         <w:t>gpt-image-1</w:t>
       </w:r>
-      <w:bookmarkEnd w:id="37"/>
+      <w:bookmarkEnd w:id="33"/>
     </w:p>
     <w:p>
       <w:pPr>
@@ -13035,40 +10860,96 @@
         <w:t xml:space="preserve"> </w:t>
       </w:r>
       <w:r>
-        <w:t xml:space="preserve">család sokkal könnyebben és pontosabban kezelte a képi </w:t>
-      </w:r>
-      <w:proofErr w:type="spellStart"/>
-      <w:r>
-        <w:t>promptokat</w:t>
-      </w:r>
-      <w:proofErr w:type="spellEnd"/>
-      <w:r>
-        <w:t xml:space="preserve">, a képen megjelenő szövegek generálását is meglepően jól közelítette, és ami a legfontosabb, közvetlenül PNG formátumú, átlátszó hátterű képek előállítására is alkalmasnak bizonyult. Ez a projekt szempontjából döntő előrelépés volt, mert a </w:t>
-      </w:r>
-      <w:proofErr w:type="spellStart"/>
-      <w:r>
-        <w:t>sprite</w:t>
-      </w:r>
-      <w:proofErr w:type="spellEnd"/>
-      <w:r>
-        <w:t xml:space="preserve"> körbevágásának problémája jelentős részben megszűnt. A jelenlegi implementáció ugyan a generált képekből még utólag levágja a felesleges átlátszó széleket, de ez már csak finomító lépés, nem pedig a teljes háttérleválasztási probléma megoldása.</w:t>
+        <w:t>család sokkal könnyebben és pontosabban kezelte a képi promptokat, a képen megjelenő szövegek generálását is meglepően jól közelítette, és ami a legfontosabb, közvetlenül PNG formátumú, átlátszó hátterű képek előállítására is alkalmasnak bizonyult. Ez a projekt szempontjából döntő előrelépés volt, mert a sprite körbevágásának problémája jelentős részben megszűnt. A jelenlegi implementáció ugyan a generált képekből még utólag levágja a felesleges átlátszó széleket, de ez már csak finomító lépés, nem pedig a teljes háttérleválasztási probléma megoldása.</w:t>
       </w:r>
     </w:p>
     <w:p>
       <w:pPr>
         <w:pStyle w:val="Szakdolgozath2"/>
       </w:pPr>
-      <w:bookmarkStart w:id="38" w:name="_Toc227259567"/>
-      <w:r>
-        <w:t xml:space="preserve">Pálya és </w:t>
-      </w:r>
-      <w:proofErr w:type="spellStart"/>
-      <w:r>
-        <w:t>Sprite</w:t>
-      </w:r>
-      <w:proofErr w:type="spellEnd"/>
-      <w:r>
-        <w:t xml:space="preserve"> kapcsolat</w:t>
+      <w:bookmarkStart w:id="34" w:name="_Toc227259567"/>
+      <w:r>
+        <w:t>Pálya és Sprite kapcsolat</w:t>
+      </w:r>
+      <w:bookmarkEnd w:id="34"/>
+    </w:p>
+    <w:p>
+      <w:pPr>
+        <w:pStyle w:val="Szakdolgozatbekezds"/>
+      </w:pPr>
+      <w:r>
+        <w:t xml:space="preserve">A sprite generálási folyamat a rendszerben a pálya logikai generálása után indul el. Először létrejön a végleges, validált pályastruktúra, majd ebből a rendszer kigyűjti az összes olyan objektumot, amely rendelkezik id és inspectionData mezővel. Ez a gyakorlatban azt jelenti, hogy a pályában szereplő minden releváns vizuális objektum részt vehet a sprite-generálásban. A képgenerálási folyamat tehát nem külön kézzel összeállított listából </w:t>
+      </w:r>
+      <w:r>
+        <w:lastRenderedPageBreak/>
+        <w:t>dolgozik, hanem közvetlenül a pálya JSON-reprezentációjára támaszkodik. Ez azért fontos, mert így a logikai és a vizuális réteg között közvetlen kapcsolat jön létre.</w:t>
+      </w:r>
+    </w:p>
+    <w:p>
+      <w:pPr>
+        <w:pStyle w:val="Szakdolgozath2"/>
+      </w:pPr>
+      <w:bookmarkStart w:id="35" w:name="_Toc227259568"/>
+      <w:r>
+        <w:t>Statikus és dinamikus sprite elemek</w:t>
+      </w:r>
+      <w:bookmarkEnd w:id="35"/>
+    </w:p>
+    <w:p>
+      <w:pPr>
+        <w:pStyle w:val="Szakdolgozatbekezds"/>
+      </w:pPr>
+      <w:r>
+        <w:t>A rendszer a sprite generálást két nagy csoportra bontja. Az első csoport az általános felhasználói felülethez tartozó elemeké. Ilyen például a jegyzetfüzet ikonja, a hátizsákot reprezentáló inventory ikon, valamint a különböző kurzorállapotokhoz használt vizuális elemek, például a vizsgálatot, keresést, használatot vagy felvételt jelző ikonok. Ezek előre ismert, minden pályán azonos funkciójú elemek, ezért generálásuk egyszerűbb, rövid promptokkal történik. A második csoport a konkrét pályaobjektumokból áll. Ezeknél a rendszer már a pályából származó adatokat használja fel: az objektum inspectionData.appellation mezője szolgál az objektum megnevezéseként, az inspectionData.information pedig további vizuális és tartalmi kontextust ad a képhez. A generált prompt így lényegében a választott stílusból, az objektum nevéből és a hozzá kapcsolódó leírásból áll össze.</w:t>
+      </w:r>
+    </w:p>
+    <w:p>
+      <w:pPr>
+        <w:pStyle w:val="Szakdolgozath2"/>
+      </w:pPr>
+      <w:bookmarkStart w:id="36" w:name="_Toc227259569"/>
+      <w:r>
+        <w:t>Technikai megvalósítás</w:t>
+      </w:r>
+      <w:bookmarkEnd w:id="36"/>
+    </w:p>
+    <w:p>
+      <w:pPr>
+        <w:pStyle w:val="Szakdolgozatbekezds"/>
+      </w:pPr>
+      <w:r>
+        <w:t>A képgenerálás technikai szempontból egy viszonylag egyszerű, de jól körülhatárolt folyamatot követ. A rendszer az OpenAI kliensen keresztül képet generál, megadja a promptot, a kívánt felbontást, a modell nevét, a minőségi szintet és a háttér átlátszóságára vonatkozó beállítást. A jelenlegi implementáció a sprite-okhoz transparent hátteret használ, és a generált képet base64 kódolt válaszként kapja vissza. Ezt dekódolás után PNG formában dolgozza fel, majd egy utólagos lépésben levágja róla a felesleges átlátszó széleket. Ezt követően a sprite a tárolóba kerül mentésre, és a rendszer rögzíti a felhasznált tokenek számát, valamint a generálás időigényét is. A folyamat tehát minden objektum esetében azonos szerkezetben zajlik: prompt összeállítása, képgenerálás, szükség szerinti utófeldolgozás, majd tárolás.</w:t>
+      </w:r>
+    </w:p>
+    <w:p>
+      <w:pPr>
+        <w:pStyle w:val="Szakdolgozath2"/>
+      </w:pPr>
+      <w:bookmarkStart w:id="37" w:name="_Toc227259570"/>
+      <w:r>
+        <w:t>Exit</w:t>
+      </w:r>
+      <w:bookmarkEnd w:id="37"/>
+    </w:p>
+    <w:p>
+      <w:pPr>
+        <w:pStyle w:val="Szakdolgozatbekezds"/>
+      </w:pPr>
+      <w:r>
+        <w:t xml:space="preserve">Külön esetet képez a kijárat megjelenítése. A rendszer itt nem pusztán egyetlen ajtóképet generál, hanem egy összetartozó ajtópárt hoz létre. Először elkészül a zárt ajtó sprite-ja, majd erre referenciaképként támaszkodva a modell egy második lépésben előállítja ugyanannak az </w:t>
+      </w:r>
+      <w:r>
+        <w:lastRenderedPageBreak/>
+        <w:t>ajtónak a nyitott változatát. Ez azért előnyös, mert így a két állapot vizuálisan következetes marad: az anyaghasználat, a színek, a mintázat, a fogantyú, a keret és a nézőpont megegyezik, csupán az ajtó állapota változik meg. Ez a megoldás jól mutatja, hogy a sprite-generálás nem kizárólag nulláról generált képekre épül, hanem képszerkesztési lépést is tartalmazhat, ha a vizuális konzisztencia ezt indokolja.</w:t>
+      </w:r>
+    </w:p>
+    <w:p>
+      <w:pPr>
+        <w:pStyle w:val="Szakdolgozath2"/>
+      </w:pPr>
+      <w:bookmarkStart w:id="38" w:name="_Toc227259571"/>
+      <w:r>
+        <w:t>Méretezés – sprite UI megjelenítése</w:t>
       </w:r>
       <w:bookmarkEnd w:id="38"/>
     </w:p>
@@ -13077,274 +10958,7 @@
         <w:pStyle w:val="Szakdolgozatbekezds"/>
       </w:pPr>
       <w:r>
-        <w:t xml:space="preserve">A </w:t>
-      </w:r>
-      <w:proofErr w:type="spellStart"/>
-      <w:r>
-        <w:t>sprite</w:t>
-      </w:r>
-      <w:proofErr w:type="spellEnd"/>
-      <w:r>
-        <w:t xml:space="preserve"> generálási folyamat a rendszerben a pálya logikai generálása után indul el. Először létrejön a végleges, </w:t>
-      </w:r>
-      <w:proofErr w:type="spellStart"/>
-      <w:r>
-        <w:t>validált</w:t>
-      </w:r>
-      <w:proofErr w:type="spellEnd"/>
-      <w:r>
-        <w:t xml:space="preserve"> pályastruktúra, majd ebből a rendszer kigyűjti az összes olyan objektumot, amely rendelkezik </w:t>
-      </w:r>
-      <w:proofErr w:type="spellStart"/>
-      <w:r>
-        <w:t>id</w:t>
-      </w:r>
-      <w:proofErr w:type="spellEnd"/>
-      <w:r>
-        <w:t xml:space="preserve"> és </w:t>
-      </w:r>
-      <w:proofErr w:type="spellStart"/>
-      <w:r>
-        <w:t>inspectionData</w:t>
-      </w:r>
-      <w:proofErr w:type="spellEnd"/>
-      <w:r>
-        <w:t xml:space="preserve"> mezővel. Ez a gyakorlatban azt jelenti, hogy a pályában szereplő minden releváns vizuális objektum részt vehet a </w:t>
-      </w:r>
-      <w:proofErr w:type="spellStart"/>
-      <w:r>
-        <w:t>sprite</w:t>
-      </w:r>
-      <w:proofErr w:type="spellEnd"/>
-      <w:r>
-        <w:t>-generálásban. A képgenerálási folyamat tehát nem külön kézzel összeállított listából dolgozik, hanem közvetlenül a pálya JSON-reprezentációjára támaszkodik. Ez azért fontos, mert így a logikai és a vizuális réteg között közvetlen kapcsolat jön létre.</w:t>
-      </w:r>
-    </w:p>
-    <w:p>
-      <w:pPr>
-        <w:pStyle w:val="Szakdolgozath2"/>
-      </w:pPr>
-      <w:bookmarkStart w:id="39" w:name="_Toc227259568"/>
-      <w:r>
-        <w:t xml:space="preserve">Statikus és dinamikus </w:t>
-      </w:r>
-      <w:proofErr w:type="spellStart"/>
-      <w:r>
-        <w:t>sprite</w:t>
-      </w:r>
-      <w:proofErr w:type="spellEnd"/>
-      <w:r>
-        <w:t xml:space="preserve"> elemek</w:t>
-      </w:r>
-      <w:bookmarkEnd w:id="39"/>
-    </w:p>
-    <w:p>
-      <w:pPr>
-        <w:pStyle w:val="Szakdolgozatbekezds"/>
-      </w:pPr>
-      <w:r>
-        <w:t xml:space="preserve">A rendszer a </w:t>
-      </w:r>
-      <w:proofErr w:type="spellStart"/>
-      <w:r>
-        <w:t>sprite</w:t>
-      </w:r>
-      <w:proofErr w:type="spellEnd"/>
-      <w:r>
-        <w:t xml:space="preserve"> generálást két nagy csoportra bontja. Az első csoport az általános felhasználói felülethez tartozó elemeké. Ilyen például a jegyzetfüzet ikonja, a hátizsákot reprezentáló </w:t>
-      </w:r>
-      <w:proofErr w:type="spellStart"/>
-      <w:r>
-        <w:t>inventory</w:t>
-      </w:r>
-      <w:proofErr w:type="spellEnd"/>
-      <w:r>
-        <w:t xml:space="preserve"> ikon, valamint a különböző kurzorállapotokhoz használt vizuális elemek, például a vizsgálatot, keresést, használatot vagy felvételt jelző ikonok. Ezek előre ismert, minden pályán azonos funkciójú elemek, ezért generálásuk egyszerűbb, rövid </w:t>
-      </w:r>
-      <w:proofErr w:type="spellStart"/>
-      <w:r>
-        <w:t>promptokkal</w:t>
-      </w:r>
-      <w:proofErr w:type="spellEnd"/>
-      <w:r>
-        <w:t xml:space="preserve"> történik. A második csoport a konkrét pályaobjektumokból áll. Ezeknél a rendszer már a pályából származó adatokat használja fel: az objektum </w:t>
-      </w:r>
-      <w:proofErr w:type="spellStart"/>
-      <w:r>
-        <w:t>inspectionData.appellation</w:t>
-      </w:r>
-      <w:proofErr w:type="spellEnd"/>
-      <w:r>
-        <w:t xml:space="preserve"> mezője szolgál az objektum megnevezéseként, az </w:t>
-      </w:r>
-      <w:proofErr w:type="spellStart"/>
-      <w:r>
-        <w:t>inspectionData.information</w:t>
-      </w:r>
-      <w:proofErr w:type="spellEnd"/>
-      <w:r>
-        <w:t xml:space="preserve"> pedig további vizuális és tartalmi kontextust ad a képhez. A generált prompt így lényegében a választott stílusból, az objektum nevéből és a hozzá kapcsolódó leírásból áll össze.</w:t>
-      </w:r>
-    </w:p>
-    <w:p>
-      <w:pPr>
-        <w:pStyle w:val="Szakdolgozath2"/>
-      </w:pPr>
-      <w:bookmarkStart w:id="40" w:name="_Toc227259569"/>
-      <w:r>
-        <w:lastRenderedPageBreak/>
-        <w:t>Technikai megvalósítás</w:t>
-      </w:r>
-      <w:bookmarkEnd w:id="40"/>
-    </w:p>
-    <w:p>
-      <w:pPr>
-        <w:pStyle w:val="Szakdolgozatbekezds"/>
-      </w:pPr>
-      <w:r>
-        <w:t xml:space="preserve">A képgenerálás technikai szempontból egy viszonylag egyszerű, de jól </w:t>
-      </w:r>
-      <w:proofErr w:type="spellStart"/>
-      <w:r>
-        <w:t>körülhatárolt</w:t>
-      </w:r>
-      <w:proofErr w:type="spellEnd"/>
-      <w:r>
-        <w:t xml:space="preserve"> folyamatot követ. A rendszer az </w:t>
-      </w:r>
-      <w:proofErr w:type="spellStart"/>
-      <w:r>
-        <w:t>OpenAI</w:t>
-      </w:r>
-      <w:proofErr w:type="spellEnd"/>
-      <w:r>
-        <w:t xml:space="preserve"> kliensen keresztül képet generál, megadja a </w:t>
-      </w:r>
-      <w:proofErr w:type="spellStart"/>
-      <w:r>
-        <w:t>promptot</w:t>
-      </w:r>
-      <w:proofErr w:type="spellEnd"/>
-      <w:r>
-        <w:t xml:space="preserve">, a kívánt felbontást, a modell nevét, a minőségi szintet és a háttér átlátszóságára vonatkozó beállítást. A jelenlegi implementáció a </w:t>
-      </w:r>
-      <w:proofErr w:type="spellStart"/>
-      <w:r>
-        <w:t>sprite</w:t>
-      </w:r>
-      <w:proofErr w:type="spellEnd"/>
-      <w:r>
-        <w:t xml:space="preserve">-okhoz </w:t>
-      </w:r>
-      <w:proofErr w:type="spellStart"/>
-      <w:r>
-        <w:t>transparent</w:t>
-      </w:r>
-      <w:proofErr w:type="spellEnd"/>
-      <w:r>
-        <w:t xml:space="preserve"> hátteret használ, és a generált képet base64 kódolt válaszként kapja vissza. Ezt dekódolás után PNG formában dolgozza fel, majd egy utólagos lépésben levágja róla a felesleges átlátszó széleket. Ezt követően a </w:t>
-      </w:r>
-      <w:proofErr w:type="spellStart"/>
-      <w:r>
-        <w:t>sprite</w:t>
-      </w:r>
-      <w:proofErr w:type="spellEnd"/>
-      <w:r>
-        <w:t xml:space="preserve"> a tárolóba kerül mentésre, és a rendszer rögzíti a felhasznált </w:t>
-      </w:r>
-      <w:proofErr w:type="spellStart"/>
-      <w:r>
-        <w:t>tokenek</w:t>
-      </w:r>
-      <w:proofErr w:type="spellEnd"/>
-      <w:r>
-        <w:t xml:space="preserve"> számát, valamint a generálás időigényét is. A folyamat tehát minden objektum esetében azonos szerkezetben zajlik: prompt összeállítása, képgenerálás, szükség szerinti utófeldolgozás, majd tárolás.</w:t>
-      </w:r>
-    </w:p>
-    <w:p>
-      <w:pPr>
-        <w:pStyle w:val="Szakdolgozath2"/>
-      </w:pPr>
-      <w:bookmarkStart w:id="41" w:name="_Toc227259570"/>
-      <w:proofErr w:type="spellStart"/>
-      <w:r>
-        <w:t>Exit</w:t>
-      </w:r>
-      <w:bookmarkEnd w:id="41"/>
-      <w:proofErr w:type="spellEnd"/>
-    </w:p>
-    <w:p>
-      <w:pPr>
-        <w:pStyle w:val="Szakdolgozatbekezds"/>
-      </w:pPr>
-      <w:r>
-        <w:t xml:space="preserve">Külön esetet képez a kijárat megjelenítése. A rendszer itt nem pusztán egyetlen ajtóképet generál, hanem egy összetartozó ajtópárt hoz létre. Először elkészül a zárt ajtó </w:t>
-      </w:r>
-      <w:proofErr w:type="spellStart"/>
-      <w:r>
-        <w:t>sprite</w:t>
-      </w:r>
-      <w:proofErr w:type="spellEnd"/>
-      <w:r>
-        <w:t xml:space="preserve">-ja, majd erre referenciaképként támaszkodva a modell egy második lépésben előállítja ugyanannak az ajtónak a nyitott változatát. Ez azért előnyös, mert így a két állapot vizuálisan következetes marad: az anyaghasználat, a színek, a mintázat, a fogantyú, a keret és a nézőpont megegyezik, csupán az ajtó állapota változik meg. Ez a megoldás jól mutatja, hogy a </w:t>
-      </w:r>
-      <w:proofErr w:type="spellStart"/>
-      <w:r>
-        <w:t>sprite</w:t>
-      </w:r>
-      <w:proofErr w:type="spellEnd"/>
-      <w:r>
-        <w:t>-generálás nem kizárólag nulláról generált képekre épül, hanem képszerkesztési lépést is tartalmazhat, ha a vizuális konzisztencia ezt indokolja.</w:t>
-      </w:r>
-    </w:p>
-    <w:p>
-      <w:pPr>
-        <w:pStyle w:val="Szakdolgozath2"/>
-      </w:pPr>
-      <w:bookmarkStart w:id="42" w:name="_Toc227259571"/>
-      <w:r>
-        <w:t xml:space="preserve">Méretezés – </w:t>
-      </w:r>
-      <w:proofErr w:type="spellStart"/>
-      <w:r>
-        <w:t>sprite</w:t>
-      </w:r>
-      <w:proofErr w:type="spellEnd"/>
-      <w:r>
-        <w:t xml:space="preserve"> UI megjelenítése</w:t>
-      </w:r>
-      <w:bookmarkEnd w:id="42"/>
-    </w:p>
-    <w:p>
-      <w:pPr>
-        <w:pStyle w:val="Szakdolgozatbekezds"/>
-      </w:pPr>
-      <w:r>
-        <w:t xml:space="preserve">A </w:t>
-      </w:r>
-      <w:proofErr w:type="spellStart"/>
-      <w:r>
-        <w:t>sprite</w:t>
-      </w:r>
-      <w:proofErr w:type="spellEnd"/>
-      <w:r>
-        <w:t xml:space="preserve">-generálás működésének másik fontos eleme a felbontás kezelése. A pályaobjektumok a szöveges reprezentációjukban már tartalmaznak egy </w:t>
-      </w:r>
-      <w:proofErr w:type="spellStart"/>
-      <w:r>
-        <w:t>spriteResolution</w:t>
-      </w:r>
-      <w:proofErr w:type="spellEnd"/>
-      <w:r>
-        <w:t xml:space="preserve"> mezőt, amely megadja, hogy az adott objektum négyzetes, fekvő vagy álló orientációjú képként célszerű-e előállítani. Ennek megfelelően a generálás során a rendszer nem egyetlen rögzített mérettel dolgozik, hanem az objektum típusához és vizuális formájához igazítja a képméretet. Ez nemcsak a képgenerálás minősége miatt fontos, hanem a frontend oldali megjelenítéshez is, mivel a kliensnek tudnia kell, hogy az adott </w:t>
-      </w:r>
-      <w:proofErr w:type="spellStart"/>
-      <w:r>
-        <w:t>sprite</w:t>
-      </w:r>
-      <w:proofErr w:type="spellEnd"/>
-      <w:r>
-        <w:t xml:space="preserve"> milyen arányrendszerben készült, és ezt hogyan kell a játéktérben kirajzolni.</w:t>
+        <w:t>A sprite-generálás működésének másik fontos eleme a felbontás kezelése. A pályaobjektumok a szöveges reprezentációjukban már tartalmaznak egy spriteResolution mezőt, amely megadja, hogy az adott objektum négyzetes, fekvő vagy álló orientációjú képként célszerű-e előállítani. Ennek megfelelően a generálás során a rendszer nem egyetlen rögzített mérettel dolgozik, hanem az objektum típusához és vizuális formájához igazítja a képméretet. Ez nemcsak a képgenerálás minősége miatt fontos, hanem a frontend oldali megjelenítéshez is, mivel a kliensnek tudnia kell, hogy az adott sprite milyen arányrendszerben készült, és ezt hogyan kell a játéktérben kirajzolni.</w:t>
       </w:r>
     </w:p>
     <w:p>
@@ -13353,22 +10967,145 @@
         <w:ind w:firstLine="357"/>
       </w:pPr>
       <w:r>
+        <w:t>A frontend a tényleges megjelenítést nem közvetlenül a generált pixelméretből, hanem az objektum logikai méretkategóriájából vezeti le. A jelenlegi implementációban ezek a méretosztályok S, M és L, amelyekhez külön skálázási arány tartozik. Az S kategória a kisebb, finomabb tárgyakat jelöli, az M a közepes méretű elemeket, míg az L a nagyobb, hangsúlyosabb objektumokat. A kliens ezeket a kategóriákat a képernyő aktuális méretéhez viszonyítva skálázza, így ugyanaz az objektum különböző felbontású vagy méretű kijelzőkön is arányosan jelenhet meg.</w:t>
+      </w:r>
+    </w:p>
+    <w:p>
+      <w:pPr>
+        <w:pStyle w:val="Szakdolgozath2"/>
+      </w:pPr>
+      <w:bookmarkStart w:id="39" w:name="_Toc227259572"/>
+      <w:r>
+        <w:t>Perspektív megjelenítés</w:t>
+      </w:r>
+      <w:bookmarkEnd w:id="39"/>
+    </w:p>
+    <w:p>
+      <w:pPr>
+        <w:pStyle w:val="Szakdolgozatbekezds"/>
+      </w:pPr>
+      <w:r>
+        <w:t>A projekt korai szakaszában további nyitott kérdés volt a perspektivikus megjelenítés lehetősége is. Felmerült, hogy a játékos ne kizárólag az éppen szemközti fal elemeit lássa, hanem bizonyos objektumokat az oldalsó falakról is, perspektivikusan torzítva. Ez a gyakorlatban azt jelentette volna, hogy a modellnek nem csupán egy tárgyat kell elképzelnie, hanem annak elforgatott, térbeli nézetét is. Ez végül nem került be az aktuális játékverzióba, részben azért, mert túl zajossá tette volna a játéktér vizuális szerkezetét. Ugyanakkor a jelenlegi modellek</w:t>
+      </w:r>
+      <w:r>
+        <w:t xml:space="preserve"> </w:t>
+      </w:r>
+      <w:r>
+        <w:t>képességei alapján</w:t>
+      </w:r>
+      <w:r>
+        <w:t xml:space="preserve"> és a személyes meglátásom alapján</w:t>
+      </w:r>
+      <w:r>
+        <w:t xml:space="preserve"> valószínűsíthető, hogy ez a probléma ma már ugyancsak megoldható lenne ugyanazzal a képgeneráló modellel, </w:t>
+      </w:r>
+      <w:r>
         <w:lastRenderedPageBreak/>
-        <w:t>A frontend a tényleges megjelenítést nem közvetlenül a generált pixelméretből, hanem az objektum logikai méretkategóriájából vezeti le. A jelenlegi implementációban ezek a méretosztályok S, M és L, amelyekhez külön skálázási arány tartozik. Az S kategória a kisebb, finomabb tárgyakat jelöli, az M a közepes méretű elemeket, míg az L a nagyobb, hangsúlyosabb objektumokat. A kliens ezeket a kategóriákat a képernyő aktuális méretéhez viszonyítva skálázza, így ugyanaz az objektum különböző felbontású vagy méretű kijelzőkön is arányosan jelenhet meg.</w:t>
+        <w:t>amelyet a sprite-ok előállítására is alkalmaz a rendszer</w:t>
+      </w:r>
+      <w:r>
+        <w:t>, hiszen a k</w:t>
+      </w:r>
+      <w:r>
+        <w:t>i</w:t>
+      </w:r>
+      <w:r>
+        <w:t>járatot is hasonlóan összefüggően generálja a rendszer</w:t>
+      </w:r>
+      <w:r>
+        <w:t>.</w:t>
+      </w:r>
+    </w:p>
+    <w:p>
+      <w:pPr>
+        <w:pStyle w:val="Szakdolgozath3"/>
+      </w:pPr>
+      <w:r>
+        <w:t>Összegzés</w:t>
+      </w:r>
+    </w:p>
+    <w:p>
+      <w:pPr>
+        <w:pStyle w:val="Szakdolgozatbekezds"/>
+      </w:pPr>
+      <w:r>
+        <w:t>Összességében a sprite-generálás fejlődése jól mutatja, hogy a projektben a vizuális réteg kialakítása kezdetben legalább akkora kihívást jelentett, mint maga a pályalogika. A korábbi modellek korlátai miatt sokáig kérdéses volt, hogy létrehozható-e egyáltalán olyan képi pipeline, amely játékban használható, konzisztens sprite-okat eredményez. A jelenlegi megoldás végül azért vált működőképessé, mert a képgeneráló modell képességei elérték azt a szintet, ahol a generális játékelemek és a vizuális reprezentáció között már közvetlen, automatizálható kapcsolat alakítható ki.</w:t>
+      </w:r>
+    </w:p>
+    <w:p>
+      <w:pPr>
+        <w:pStyle w:val="SzekdolgozatH1"/>
+      </w:pPr>
+      <w:bookmarkStart w:id="40" w:name="_Toc227259573"/>
+      <w:r>
+        <w:t>Továbbfejlesztési lehetőségek</w:t>
+      </w:r>
+      <w:bookmarkEnd w:id="40"/>
+    </w:p>
+    <w:p>
+      <w:pPr>
+        <w:pStyle w:val="Szakdolgozatbekezds"/>
+      </w:pPr>
+      <w:r>
+        <w:t>A fejlesztés során létrejött rendszer működőképesen demonstrálja, hogy nagy nyelvi modellek és képgeneráló modellek felhasználásával automatizált</w:t>
+      </w:r>
+      <w:r>
+        <w:t xml:space="preserve"> szabaduló szoba</w:t>
+      </w:r>
+      <w:r>
+        <w:t xml:space="preserve"> pályák és a hozzájuk tartozó vizuális elemek állíthatók elő. Ugyanakkor a jelenlegi megoldás több ponton is jól körül</w:t>
+      </w:r>
+      <w:r>
+        <w:t xml:space="preserve"> </w:t>
+      </w:r>
+      <w:r>
+        <w:t>határolható korlátokkal rendelkezik, amelyek egyben természetes továbbfejlesztési irányokat is kijelölnek.</w:t>
       </w:r>
     </w:p>
     <w:p>
       <w:pPr>
         <w:pStyle w:val="Szakdolgozath2"/>
       </w:pPr>
-      <w:bookmarkStart w:id="43" w:name="_Toc227259572"/>
-      <w:proofErr w:type="spellStart"/>
-      <w:r>
-        <w:t>Perspektív</w:t>
-      </w:r>
-      <w:proofErr w:type="spellEnd"/>
-      <w:r>
-        <w:t xml:space="preserve"> megjelenítés</w:t>
+      <w:bookmarkStart w:id="41" w:name="_Toc227259574"/>
+      <w:r>
+        <w:t>Több lépcsős pálya generálás</w:t>
+      </w:r>
+      <w:bookmarkEnd w:id="41"/>
+    </w:p>
+    <w:p>
+      <w:pPr>
+        <w:pStyle w:val="Szakdolgozatbekezds"/>
+      </w:pPr>
+      <w:r>
+        <w:t>A legfontosabb korlátot jelenleg a generált pályák komplexitása jelenti. A tapasztalatok alapján az AI még megbízhatóan kezel kisebb, néhány feladatból álló pályákat, azonban ahogy egy pályán belül négy vagy öt egymásra épülő puzzle jelenik meg, a generálás minősége érezhetően romlik. Ilyenkor gyakoribbá válnak a logikai inkonzisztenciák, a redundáns nyomok, valamint a strukturális hibák. Ennek egyik lehetséges továbbfejlesztési iránya az lehetne, hogy a rendszer ne egyetlen lépésben próbáljon teljes pályát előállítani, hanem több elkülönített generálási körben dolgozzon. Elméletileg megvalósítható lenne olyan architektúra, ahol egymástól részben független modellek vagy generálási fázisok először külön puzzle-öket állítanak elő, majd egy további modell vagy mechanikus összefűző réteg ezekből építi fel a teljes pályát. Ez várhatóan lehetővé tenné nagyobb és összetettebb pályák előállítását is.</w:t>
+      </w:r>
+    </w:p>
+    <w:p>
+      <w:pPr>
+        <w:pStyle w:val="Szakdolgozath2"/>
+      </w:pPr>
+      <w:bookmarkStart w:id="42" w:name="_Toc227259575"/>
+      <w:r>
+        <w:lastRenderedPageBreak/>
+        <w:t>Többszobás pályák</w:t>
+      </w:r>
+      <w:bookmarkEnd w:id="42"/>
+    </w:p>
+    <w:p>
+      <w:pPr>
+        <w:pStyle w:val="Szakdolgozatbekezds"/>
+      </w:pPr>
+      <w:r>
+        <w:t>A jelenlegi rendszer egyetlen szobát kezel teljes pályaként. Ez jó kiindulópont volt a logikai és vizuális modell kipróbálásához, de természetes továbblépési lehetőség a többszobás pályák támogatása. Több szoba bevezetésével nemcsak a játékidő és a bonyolultság növekedne, hanem új típusú függőségek is megjelenhetnének, például olyan puzzle-ök, amelyek egyik helyiségben kezdődnek, de egy másik térben oldhatók meg. Ezt tovább erősíthetné a háttértextúrák és eltérő környezeti elemek használata, amellyel akár kültéri vagy átmeneti helyszínek is szimulálhatók lennének, azt az illúziót keltve, hogy a játékos nem kizárólag zárt szobabelsők között mozog.</w:t>
+      </w:r>
+    </w:p>
+    <w:p>
+      <w:pPr>
+        <w:pStyle w:val="Szakdolgozath2"/>
+      </w:pPr>
+      <w:bookmarkStart w:id="43" w:name="_Toc227259576"/>
+      <w:r>
+        <w:t>Felvehető objektumok funkcionalitásának bővítése</w:t>
       </w:r>
       <w:bookmarkEnd w:id="43"/>
     </w:p>
@@ -13377,282 +11114,28 @@
         <w:pStyle w:val="Szakdolgozatbekezds"/>
       </w:pPr>
       <w:r>
-        <w:t>A projekt korai szakaszában további nyitott kérdés volt a perspektivikus megjelenítés lehetősége is. Felmerült, hogy a játékos ne kizárólag az éppen szemközti fal elemeit lássa, hanem bizonyos objektumokat az oldalsó falakról is, perspektivikusan torzítva. Ez a gyakorlatban azt jelentette volna, hogy a modellnek nem csupán egy tárgyat kell elképzelnie, hanem annak elforgatott, térbeli nézetét is. Ez végül nem került be az aktuális játékverzióba, részben azért, mert túl zajossá tette volna a játéktér vizuális szerkezetét. Ugyanakkor a jelenlegi modellek</w:t>
-      </w:r>
-      <w:r>
-        <w:t xml:space="preserve"> </w:t>
-      </w:r>
-      <w:r>
-        <w:t>képességei alapján</w:t>
-      </w:r>
-      <w:r>
-        <w:t xml:space="preserve"> és a személyes meglátásom alapján</w:t>
-      </w:r>
-      <w:r>
-        <w:t xml:space="preserve"> valószínűsíthető, hogy ez a probléma ma már ugyancsak megoldható lenne ugyanazzal a képgeneráló modellel, amelyet a </w:t>
-      </w:r>
-      <w:proofErr w:type="spellStart"/>
-      <w:r>
-        <w:t>sprite</w:t>
-      </w:r>
-      <w:proofErr w:type="spellEnd"/>
-      <w:r>
-        <w:t>-ok előállítására is alkalmaz a rendszer</w:t>
-      </w:r>
-      <w:r>
-        <w:t>, hiszen a k</w:t>
-      </w:r>
-      <w:r>
-        <w:t>i</w:t>
-      </w:r>
-      <w:r>
-        <w:t>járatot is hasonlóan összefüggően generálja a rendszer</w:t>
-      </w:r>
-      <w:r>
-        <w:t>.</w:t>
-      </w:r>
-    </w:p>
-    <w:p>
-      <w:pPr>
-        <w:pStyle w:val="Szakdolgozath3"/>
-      </w:pPr>
-      <w:r>
-        <w:t>Összegzés</w:t>
-      </w:r>
+        <w:t>További bővítési irányt jelenthet a felvehető tárgyak funkcionalitásának mélyítése is. A jelenlegi rendszerben a `Pickable` objektumok jellemzően közvetlenül felhasználható kulcsokként, nyomokként vagy egyszerű eszközökként működnek. Ezt érdemes lenne olyan összetettebb item-rendszerré továbbfejleszteni, ahol a játékos több tárgyat kombinálhat egymással, és ezekből új használható objektum jön létre. Így például két különálló elem egyesítésével állhatna elő egy kulcs, egy szerszám vagy más speciális aktivátor. Hasonló módon érdekes lenne kisebb konténerelemek felvehetőségének támogatása is. Egy cryptex, egy zsebméretű doboz vagy más hordozható zárt objektum új típusú játékmenetet tenne lehetővé, különösen akkor, ha ezeket a játékos az inventory-n belül tudná később más tárgyakkal kombinálni vagy feloldani.</w:t>
+      </w:r>
+    </w:p>
+    <w:p>
+      <w:pPr>
+        <w:pStyle w:val="Szakdolgozath2"/>
+      </w:pPr>
+      <w:bookmarkStart w:id="44" w:name="_Toc227259577"/>
+      <w:r>
+        <w:t>AI generált Audio logikai feladatok</w:t>
+      </w:r>
+      <w:bookmarkEnd w:id="44"/>
     </w:p>
     <w:p>
       <w:pPr>
         <w:pStyle w:val="Szakdolgozatbekezds"/>
       </w:pPr>
       <w:r>
-        <w:t xml:space="preserve">Összességében a </w:t>
-      </w:r>
-      <w:proofErr w:type="spellStart"/>
-      <w:r>
-        <w:t>sprite</w:t>
-      </w:r>
-      <w:proofErr w:type="spellEnd"/>
-      <w:r>
-        <w:t xml:space="preserve">-generálás fejlődése jól mutatja, hogy a projektben a vizuális réteg kialakítása kezdetben legalább akkora kihívást jelentett, mint maga a pályalogika. A korábbi modellek </w:t>
-      </w:r>
-      <w:proofErr w:type="spellStart"/>
-      <w:r>
-        <w:t>korlátai</w:t>
-      </w:r>
-      <w:proofErr w:type="spellEnd"/>
-      <w:r>
-        <w:t xml:space="preserve"> miatt sokáig kérdéses volt, hogy létrehozható-e egyáltalán olyan képi </w:t>
-      </w:r>
-      <w:proofErr w:type="spellStart"/>
-      <w:r>
-        <w:t>pipeline</w:t>
-      </w:r>
-      <w:proofErr w:type="spellEnd"/>
-      <w:r>
-        <w:t xml:space="preserve">, amely játékban használható, konzisztens </w:t>
-      </w:r>
-      <w:proofErr w:type="spellStart"/>
-      <w:r>
-        <w:t>sprite-okat</w:t>
-      </w:r>
-      <w:proofErr w:type="spellEnd"/>
-      <w:r>
-        <w:t xml:space="preserve"> eredményez. A jelenlegi megoldás végül azért vált működőképessé, mert a képgeneráló modell képességei elérték azt a szintet, ahol a generális játékelemek és a vizuális reprezentáció között már közvetlen, automatizálható kapcsolat alakítható ki.</w:t>
-      </w:r>
-    </w:p>
-    <w:p>
-      <w:pPr>
-        <w:pStyle w:val="SzekdolgozatH1"/>
-      </w:pPr>
-      <w:bookmarkStart w:id="44" w:name="_Toc227259573"/>
-      <w:r>
-        <w:lastRenderedPageBreak/>
-        <w:t>Továbbfejlesztési lehetőségek</w:t>
-      </w:r>
-      <w:bookmarkEnd w:id="44"/>
-    </w:p>
-    <w:p>
-      <w:pPr>
-        <w:pStyle w:val="Szakdolgozatbekezds"/>
-      </w:pPr>
-      <w:r>
-        <w:t>A fejlesztés során létrejött rendszer működőképesen demonstrálja, hogy nagy nyelvi modellek és képgeneráló modellek felhasználásával automatizált</w:t>
-      </w:r>
-      <w:r>
-        <w:t xml:space="preserve"> szabaduló szoba</w:t>
-      </w:r>
-      <w:r>
-        <w:t xml:space="preserve"> pályák és a hozzájuk tartozó vizuális elemek állíthatók elő. Ugyanakkor a jelenlegi megoldás több ponton is jól körül</w:t>
-      </w:r>
-      <w:r>
-        <w:t xml:space="preserve"> </w:t>
-      </w:r>
-      <w:r>
-        <w:t>határolható korlátokkal rendelkezik, amelyek egyben természetes továbbfejlesztési irányokat is kijelölnek.</w:t>
-      </w:r>
-    </w:p>
-    <w:p>
-      <w:pPr>
-        <w:pStyle w:val="Szakdolgozath2"/>
-      </w:pPr>
-      <w:bookmarkStart w:id="45" w:name="_Toc227259574"/>
-      <w:r>
-        <w:t>Több lépcsős pálya generálás</w:t>
-      </w:r>
-      <w:bookmarkEnd w:id="45"/>
-    </w:p>
-    <w:p>
-      <w:pPr>
-        <w:pStyle w:val="Szakdolgozatbekezds"/>
-      </w:pPr>
-      <w:r>
-        <w:t>A legfontosabb korlátot jelenleg a generált pályák komplexitása jelenti. A tapasztalatok alapján az AI még megbízhatóan kezel kisebb, néhány feladatból álló pályákat, azonban ahogy egy pályán belül négy vagy öt egymásra épülő puzzle jelenik meg, a generálás minősége érezhetően romlik. Ilyenkor gyakoribbá válnak a logikai inkonzisztenciák, a redundáns nyomok, valamint a strukturális hibák. Ennek egyik lehetséges továbbfejlesztési iránya az lehetne, hogy a rendszer ne egyetlen lépésben próbáljon teljes pályát előállítani, hanem több elkülönített generálási körben dolgozzon. Elméletileg megvalósítható lenne olyan architektúra, ahol egymástól részben független modellek vagy generálási fázisok először külön puzzle-</w:t>
-      </w:r>
-      <w:proofErr w:type="spellStart"/>
-      <w:r>
-        <w:t>öket</w:t>
-      </w:r>
-      <w:proofErr w:type="spellEnd"/>
-      <w:r>
-        <w:t xml:space="preserve"> állítanak elő, majd egy további modell vagy mechanikus összefűző réteg ezekből építi fel a teljes pályát. Ez várhatóan lehetővé tenné nagyobb és összetettebb pályák előállítását is.</w:t>
-      </w:r>
-    </w:p>
-    <w:p>
-      <w:pPr>
-        <w:pStyle w:val="Szakdolgozath2"/>
-      </w:pPr>
-      <w:bookmarkStart w:id="46" w:name="_Toc227259575"/>
-      <w:r>
-        <w:t>Többszobás pályák</w:t>
-      </w:r>
-      <w:bookmarkEnd w:id="46"/>
-    </w:p>
-    <w:p>
-      <w:pPr>
-        <w:pStyle w:val="Szakdolgozatbekezds"/>
-      </w:pPr>
-      <w:r>
-        <w:t>A jelenlegi rendszer egyetlen szobát kezel teljes pályaként. Ez jó kiindulópont volt a logikai és vizuális modell kipróbálásához, de természetes továbblépési lehetőség a többszobás pályák támogatása. Több szoba bevezetésével nemcsak a játékidő és a bonyolultság növekedne, hanem új típusú függőségek is megjelenhetnének, például olyan puzzle-</w:t>
-      </w:r>
-      <w:proofErr w:type="spellStart"/>
-      <w:r>
-        <w:t>ök</w:t>
-      </w:r>
-      <w:proofErr w:type="spellEnd"/>
-      <w:r>
-        <w:t>, amelyek egyik helyiségben kezdődnek, de egy másik térben oldhatók meg. Ezt tovább erősíthetné a háttértextúrák és eltérő környezeti elemek használata, amellyel akár kültéri vagy átmeneti helyszínek is szimulálhatók lennének, azt az illúziót keltve, hogy a játékos nem kizárólag zárt szobabelsők között mozog.</w:t>
-      </w:r>
-    </w:p>
-    <w:p>
-      <w:pPr>
-        <w:pStyle w:val="Szakdolgozath2"/>
-      </w:pPr>
-      <w:bookmarkStart w:id="47" w:name="_Toc227259576"/>
-      <w:r>
-        <w:lastRenderedPageBreak/>
-        <w:t>Felvehető objektumok funkcionalitásának bővítése</w:t>
-      </w:r>
-      <w:bookmarkEnd w:id="47"/>
-    </w:p>
-    <w:p>
-      <w:pPr>
-        <w:pStyle w:val="Szakdolgozatbekezds"/>
-      </w:pPr>
-      <w:r>
-        <w:t>További bővítési irányt jelenthet a felvehető tárgyak funkcionalitásának mélyítése is. A jelenlegi rendszerben a `</w:t>
-      </w:r>
-      <w:proofErr w:type="spellStart"/>
-      <w:r>
-        <w:t>Pickable</w:t>
-      </w:r>
-      <w:proofErr w:type="spellEnd"/>
-      <w:r>
-        <w:t xml:space="preserve">` objektumok jellemzően közvetlenül felhasználható kulcsokként, nyomokként vagy egyszerű eszközökként működnek. Ezt érdemes lenne olyan összetettebb </w:t>
-      </w:r>
-      <w:proofErr w:type="spellStart"/>
-      <w:r>
-        <w:t>item</w:t>
-      </w:r>
-      <w:proofErr w:type="spellEnd"/>
-      <w:r>
-        <w:t xml:space="preserve">-rendszerré továbbfejleszteni, ahol a játékos több tárgyat kombinálhat egymással, és ezekből új használható objektum jön létre. Így például két különálló elem egyesítésével állhatna elő egy kulcs, egy szerszám vagy más speciális </w:t>
-      </w:r>
-      <w:proofErr w:type="spellStart"/>
-      <w:r>
-        <w:t>aktivátor</w:t>
-      </w:r>
-      <w:proofErr w:type="spellEnd"/>
-      <w:r>
-        <w:t xml:space="preserve">. Hasonló módon érdekes lenne kisebb konténerelemek felvehetőségének támogatása is. Egy </w:t>
-      </w:r>
-      <w:proofErr w:type="spellStart"/>
-      <w:r>
-        <w:t>cryptex</w:t>
-      </w:r>
-      <w:proofErr w:type="spellEnd"/>
-      <w:r>
-        <w:t xml:space="preserve">, egy zsebméretű doboz vagy más hordozható zárt objektum új típusú játékmenetet tenne lehetővé, különösen akkor, ha ezeket a játékos az </w:t>
-      </w:r>
-      <w:proofErr w:type="spellStart"/>
-      <w:r>
-        <w:t>inventory</w:t>
-      </w:r>
-      <w:proofErr w:type="spellEnd"/>
-      <w:r>
-        <w:t>-n belül tudná később más tárgyakkal kombinálni vagy feloldani.</w:t>
-      </w:r>
-    </w:p>
-    <w:p>
-      <w:pPr>
-        <w:pStyle w:val="Szakdolgozath2"/>
-      </w:pPr>
-      <w:bookmarkStart w:id="48" w:name="_Toc227259577"/>
-      <w:r>
-        <w:t xml:space="preserve">AI generált </w:t>
-      </w:r>
-      <w:proofErr w:type="spellStart"/>
-      <w:r>
-        <w:t>Audio</w:t>
-      </w:r>
-      <w:proofErr w:type="spellEnd"/>
-      <w:r>
-        <w:t xml:space="preserve"> logikai feladatok</w:t>
-      </w:r>
-      <w:bookmarkEnd w:id="48"/>
-    </w:p>
-    <w:p>
-      <w:pPr>
-        <w:pStyle w:val="Szakdolgozatbekezds"/>
-      </w:pPr>
-      <w:r>
-        <w:t xml:space="preserve">A rendszer logikai gazdagsága </w:t>
-      </w:r>
-      <w:proofErr w:type="spellStart"/>
-      <w:r>
-        <w:t>audio</w:t>
-      </w:r>
-      <w:proofErr w:type="spellEnd"/>
-      <w:r>
-        <w:t xml:space="preserve"> alapú puzzle-</w:t>
-      </w:r>
-      <w:proofErr w:type="spellStart"/>
-      <w:r>
-        <w:t>ökkel</w:t>
-      </w:r>
-      <w:proofErr w:type="spellEnd"/>
-      <w:r>
-        <w:t xml:space="preserve"> is tovább növelhető lenne. </w:t>
-      </w:r>
-      <w:r>
-        <w:t xml:space="preserve">Beszédalapú feladványokhoz megfelelő választás lehet például az </w:t>
-      </w:r>
-      <w:proofErr w:type="spellStart"/>
-      <w:r>
-        <w:t>OpenAI</w:t>
-      </w:r>
-      <w:proofErr w:type="spellEnd"/>
-      <w:r>
-        <w:t xml:space="preserve"> TTS</w:t>
+        <w:t xml:space="preserve">A rendszer logikai gazdagsága audio alapú puzzle-ökkel is tovább növelhető lenne. </w:t>
+      </w:r>
+      <w:r>
+        <w:t>Beszédalapú feladványokhoz megfelelő választás lehet például az OpenAI TTS</w:t>
       </w:r>
       <w:sdt>
         <w:sdtPr>
@@ -13687,13 +11170,8 @@
         </w:sdtContent>
       </w:sdt>
       <w:r>
-        <w:t xml:space="preserve"> megoldása, míg zenei vagy ritmusalapú feladatok esetén olyan specializált szolgáltatások lehetnek relevánsak, mint a </w:t>
-      </w:r>
-      <w:proofErr w:type="spellStart"/>
-      <w:r>
-        <w:t>Suno</w:t>
-      </w:r>
-      <w:proofErr w:type="spellEnd"/>
+        <w:t xml:space="preserve"> megoldása, míg zenei vagy ritmusalapú feladatok esetén olyan specializált szolgáltatások lehetnek relevánsak, mint a Suno</w:t>
+      </w:r>
       <w:sdt>
         <w:sdtPr>
           <w:id w:val="-1011448643"/>
@@ -13730,808 +11208,376 @@
         <w:t xml:space="preserve">. </w:t>
       </w:r>
       <w:r>
-        <w:t xml:space="preserve">Ez jelentősen bővítené a jelenlegi, elsősorban vizuális és szöveges logikai tér lehetőségeit, és közelebb vinné a rendszert a komplexebb, több érzékszervre ható </w:t>
-      </w:r>
-      <w:proofErr w:type="spellStart"/>
-      <w:r>
-        <w:t>escape</w:t>
-      </w:r>
-      <w:proofErr w:type="spellEnd"/>
+        <w:t>Ez jelentősen bővítené a jelenlegi, elsősorban vizuális és szöveges logikai tér lehetőségeit, és közelebb vinné a rendszert a komplexebb, több érzékszervre ható escape room élményhez.</w:t>
+      </w:r>
+    </w:p>
+    <w:p>
+      <w:pPr>
+        <w:pStyle w:val="Szakdolgozath2"/>
+      </w:pPr>
+      <w:bookmarkStart w:id="45" w:name="_Toc227259578"/>
+      <w:r>
+        <w:lastRenderedPageBreak/>
+        <w:t>Puzzle készlettár bővítése</w:t>
+      </w:r>
+      <w:bookmarkEnd w:id="45"/>
+    </w:p>
+    <w:p>
+      <w:pPr>
+        <w:pStyle w:val="Szakdolgozatbekezds"/>
+      </w:pPr>
+      <w:r>
+        <w:t>A puzzle-változatosság szintén olyan terület, ahol további fejlesztés indokolt lehet. Jelenleg hiába szerepel a promptokban az az elvárás, hogy a rendszer egyedi feladatokat találjon ki, a generált puzzle-ök bizonyos mértékig mégis hasonlítanak a példákban vagy referenciaanyagokban szereplő mintákhoz. Ez arra utal, hogy a modell kreativitása részben a megadott minták szerkezetéhez kötődik. Ennek egyik lehetséges ellenszere a logikai feladattípusok mintakészletének jelentős bővítése lenne. Másik, ambiciózusabb irányként elképzelhető lenne egy olyan dedikált modell létrehozása vagy finomhangolása, amely kifejezetten escape room jellegű logikai feladatok kitalálására specializálódik.</w:t>
+      </w:r>
+    </w:p>
+    <w:p>
+      <w:pPr>
+        <w:pStyle w:val="Szakdolgozath2"/>
+      </w:pPr>
+      <w:bookmarkStart w:id="46" w:name="_Toc227259579"/>
+      <w:r>
+        <w:t>Animációk</w:t>
+      </w:r>
+      <w:bookmarkEnd w:id="46"/>
+    </w:p>
+    <w:p>
+      <w:pPr>
+        <w:pStyle w:val="Szakdolgozatbekezds"/>
+      </w:pPr>
+      <w:r>
+        <w:t>A vizuális réteg továbbfejlesztésének egyik érdekes iránya az animációk bevezetése lehet. A jelenlegi rendszer alapvetően statikus sprite-okkal dolgozik, azonban a modern AI-alapú videó- és animációgenerálás fejlődésével elképzelhetővé válik rövid,</w:t>
+      </w:r>
+      <w:r>
+        <w:t xml:space="preserve"> ismételhető</w:t>
+      </w:r>
+      <w:r>
+        <w:t xml:space="preserve"> animációk automatikus előállítása is. Ennek segítségével a pályák vizuálisan élőbbé tehetők lennének, például egy vibráló televízió képernyővel, mozgó portréval, villódzó lámpával vagy más környezeti effektusokkal. Az ilyen elemek nemcsak hangulati funkciót tölthetnének be, hanem akár puzzle-összetevőként is megjelenhetnének.</w:t>
+      </w:r>
+    </w:p>
+    <w:p>
+      <w:pPr>
+        <w:pStyle w:val="Szakdolgozath2"/>
+      </w:pPr>
+      <w:bookmarkStart w:id="47" w:name="_Toc227259580"/>
+      <w:r>
+        <w:t>Futtatható k</w:t>
+      </w:r>
+      <w:r>
+        <w:t>ód generálása</w:t>
+      </w:r>
+      <w:bookmarkEnd w:id="47"/>
+    </w:p>
+    <w:p>
+      <w:pPr>
+        <w:pStyle w:val="Szakdolgozatbekezds"/>
+      </w:pPr>
+      <w:r>
+        <w:t>Szintén ígéretes kísérleti irány lehet a kódgenerálás mélyebb bevonása. Jelenleg az AI elsősorban tartalmat és vizuális elemeket generál, de a jövőben elképzelhető lenne olyan rendszer is, amely a pálya történetéhez és stílusához illeszkedő felhasználói felületi elemeket, egyedi panelek kinézetét, vagy akár kisebb mechanikai viselkedéseket is automatikusan állít elő. Ide tartozhatna például egyedi JavaScript- vagy CSS-alapú animációk generálása, speciális interakciós effektek készítése, vagy a pálya hangulatához igazodó dinamikus UI-elemek létrehozása.</w:t>
+      </w:r>
+    </w:p>
+    <w:p>
+      <w:pPr>
+        <w:pStyle w:val="Szakdolgozath2"/>
+      </w:pPr>
+      <w:bookmarkStart w:id="48" w:name="_Toc227259581"/>
+      <w:r>
+        <w:t>M</w:t>
+      </w:r>
+      <w:r>
+        <w:t>ultiplayer</w:t>
+      </w:r>
+      <w:bookmarkEnd w:id="48"/>
+    </w:p>
+    <w:p>
+      <w:pPr>
+        <w:pStyle w:val="Szakdolgozatbekezds"/>
+      </w:pPr>
+      <w:r>
+        <w:t xml:space="preserve">A többjátékos mód szintén jól körvonalazható továbbfejlesztési lehetőség. Mivel a rendszer már jelenleg is használ socket alapú kommunikációt állapotfrissítések közvetítésére, ennek továbbfejlesztésével elméletileg megvalósítható lenne egy kooperatív többjátékos játékmód. </w:t>
+      </w:r>
+      <w:r>
+        <w:lastRenderedPageBreak/>
+        <w:t>Ebben az esetben több felhasználó ugyanazt a pályát oldhatná meg közösen, megosztott állapotkezeléssel és valós idejű szinkronizációval. Ez új dimenziót adna az élménynek, hiszen az escape room műfaj természetes közege sok esetben éppen az együttműködésre épül.</w:t>
+      </w:r>
+    </w:p>
+    <w:p>
+      <w:pPr>
+        <w:pStyle w:val="SzekdolgozatH1"/>
+      </w:pPr>
+      <w:bookmarkStart w:id="49" w:name="_Toc227259582"/>
+      <w:r>
+        <w:t>Felhasználói felület</w:t>
+      </w:r>
+      <w:bookmarkEnd w:id="49"/>
+    </w:p>
+    <w:p>
+      <w:pPr>
+        <w:pStyle w:val="Szakdolgozatbekezds"/>
+      </w:pPr>
+      <w:r>
+        <w:t>Ez a fejezet a rendszer lehetséges továbbfejlesztési irányait tekinti át. A bemutatott ötletek részben a jelenlegi implementáció korlátaira reagálnak, részben pedig olyan bővítési lehetőségeket vázolnak fel, amelyekkel a rendszer komplexitása, realizmusa és játékélménye tovább növelhető. A cél annak bemutatása, hogy a projekt jelenlegi formájában egy működő alapot ad, amelyre a jövőben több irányból is építhető egy jóval összetettebb és gazdagabb rendszer.</w:t>
+      </w:r>
+    </w:p>
+    <w:p>
+      <w:pPr>
+        <w:pStyle w:val="Szakdolgozath2"/>
+      </w:pPr>
+      <w:bookmarkStart w:id="50" w:name="_Toc227259583"/>
+      <w:r>
+        <w:t>Authentikációs oldalak</w:t>
+      </w:r>
+      <w:bookmarkEnd w:id="50"/>
+    </w:p>
+    <w:p>
+      <w:pPr>
+        <w:pStyle w:val="Szakdolgozatbekezds"/>
+      </w:pPr>
+      <w:r>
+        <w:t>A rendszer webes felülete több, jól elkülönített oldalból áll, amelyek a felhasználói folyamat különböző lépéseit támogatják. A belépési pontot a bejelentkezési és regisztrációs oldalak adják, amelyek a felhasználói hitelesítést kezelik. Sikeres bejelentkezés után a felhasználó a főmenübe kerül, ahonnan elérheti a profiloldalt, a pályalistát, az új pálya generálására szolgáló oldalt, valamint innen végezheti el a kijelentkezést is.</w:t>
+      </w:r>
+    </w:p>
+    <w:p>
+      <w:pPr>
+        <w:pStyle w:val="Szakdolgozath2"/>
+      </w:pPr>
+      <w:bookmarkStart w:id="51" w:name="_Toc227259584"/>
+      <w:r>
+        <w:t>Profil oldal</w:t>
+      </w:r>
+      <w:bookmarkEnd w:id="51"/>
+    </w:p>
+    <w:p>
+      <w:pPr>
+        <w:pStyle w:val="Szakdolgozatbekezds"/>
+      </w:pPr>
+      <w:r>
+        <w:t>A profil oldal a felhasználói adatok megjelenítésére szolgál, valamint itt történik a token</w:t>
+      </w:r>
       <w:r>
         <w:t xml:space="preserve"> </w:t>
       </w:r>
-      <w:proofErr w:type="spellStart"/>
-      <w:r>
-        <w:t>room</w:t>
-      </w:r>
-      <w:proofErr w:type="spellEnd"/>
-      <w:r>
-        <w:t xml:space="preserve"> élményhez.</w:t>
+      <w:r>
+        <w:t>egyenleg kezelése és a további tokenek vásárlása. A pályalistázó oldal az elkészült pályák böngészését támogatja: lehetőséget biztosít szűrésre cím, történet, értékelés, nehézség és kedvencek szerint, továbbá megjeleníti az egyes pályákhoz tartozó statisztikai adatokat, például az átlagos értékelést, a generálási költséget és a javítási körök számát. Az új pálya létrehozására szolgáló oldalon a felhasználó megadhatja a nehézséget, a vizuális stílust és opcionálisan a történeti alapötletet, miközben a felület előzetesen visszajelzést ad a várható token- és időigényről, valamint valós időben követi a generálási folyamat állapotát.</w:t>
       </w:r>
     </w:p>
     <w:p>
       <w:pPr>
         <w:pStyle w:val="Szakdolgozath2"/>
       </w:pPr>
-      <w:bookmarkStart w:id="49" w:name="_Toc227259578"/>
-      <w:r>
-        <w:t>Puzzle készlettár bővítése</w:t>
-      </w:r>
-      <w:bookmarkEnd w:id="49"/>
+      <w:bookmarkStart w:id="52" w:name="_Toc227259585"/>
+      <w:r>
+        <w:t>Játék oldal</w:t>
+      </w:r>
+      <w:bookmarkEnd w:id="52"/>
     </w:p>
     <w:p>
       <w:pPr>
         <w:pStyle w:val="Szakdolgozatbekezds"/>
       </w:pPr>
       <w:r>
-        <w:t xml:space="preserve">A puzzle-változatosság szintén olyan terület, ahol további fejlesztés indokolt lehet. Jelenleg hiába szerepel a </w:t>
-      </w:r>
-      <w:proofErr w:type="spellStart"/>
-      <w:r>
-        <w:t>promptokban</w:t>
-      </w:r>
-      <w:proofErr w:type="spellEnd"/>
-      <w:r>
-        <w:t xml:space="preserve"> az az elvárás, hogy a rendszer egyedi feladatokat találjon ki, a generált puzzle-</w:t>
-      </w:r>
-      <w:proofErr w:type="spellStart"/>
-      <w:r>
-        <w:t>ök</w:t>
-      </w:r>
-      <w:proofErr w:type="spellEnd"/>
-      <w:r>
-        <w:t xml:space="preserve"> bizonyos mértékig mégis hasonlítanak a példákban vagy referenciaanyagokban szereplő mintákhoz. Ez arra utal, hogy a modell kreativitása részben a megadott minták szerkezetéhez kötődik. Ennek egyik lehetséges ellenszere a logikai feladattípusok mintakészletének jelentős bővítése lenne. Másik, ambiciózusabb irányként elképzelhető lenne egy olyan dedikált modell létrehozása vagy finomhangolása, amely kifejezetten </w:t>
-      </w:r>
-      <w:proofErr w:type="spellStart"/>
-      <w:r>
-        <w:t>escape</w:t>
-      </w:r>
-      <w:proofErr w:type="spellEnd"/>
+        <w:t xml:space="preserve">A játékfelület ettől jól elkülönülő, önálló nézetként működik. Ez az oldal tölti be a kiválasztott pálya adatait, kezeli a képernyőméret változását, és megjeleníti a játéktér </w:t>
+      </w:r>
+      <w:r>
+        <w:lastRenderedPageBreak/>
+        <w:t>grafikus rétegét. A játékon belüli megjelenítés két fő részből áll: egyrészt a tényleges játékszobából és az abban elhelyezett objektumokból, másrészt a ráépülő felhasználói felületi elemekből. A játékos a bal és jobb oldali navigációs vezérlőkkel fordulhat a falak között, miközben a rendszer megjeleníti a szobában található interaktív objektumokat, például felvehető tárgyakat, vizsgálható elemeket, mozgatható takarásokat, konténereket és a kijáratot.</w:t>
+      </w:r>
+    </w:p>
+    <w:p>
+      <w:pPr>
+        <w:pStyle w:val="Szakdolgozath2"/>
+      </w:pPr>
+      <w:bookmarkStart w:id="53" w:name="_Toc227259586"/>
+      <w:r>
+        <w:t>Game app overlay</w:t>
+      </w:r>
+      <w:bookmarkEnd w:id="53"/>
+    </w:p>
+    <w:p>
+      <w:pPr>
+        <w:pStyle w:val="Szakdolgozatbekezds"/>
+      </w:pPr>
+      <w:r>
+        <w:t>A játék felhasználói felületének fontos része az inventory, amely a megszerzett tárgyak tárolását és kiválasztását teszi lehetővé. Emellett külön ikonon keresztül elérhető a jegyzetfüzet, amely a játékos saját feljegyzéseit támogatja. A felület továbbá több modális ablakot is tartalmaz: külön nézet szolgál a tárgyak részletes vizsgálatára, a zárak feloldására, a megtalált tárgyak megjelenítésére, a játékmenü kezelésére, valamint a pálya sikeres teljesítése utáni értékelésre és kedvencek közé mentésre. A zárkezelő felülethez hint rendszer is kapcsolódik, amely lépésenként jeleníti meg a validáció során előállított segítségeket.</w:t>
+      </w:r>
+    </w:p>
+    <w:p>
+      <w:pPr>
+        <w:pStyle w:val="SzekdolgozatH1"/>
+      </w:pPr>
+      <w:bookmarkStart w:id="54" w:name="_Toc227259587"/>
+      <w:r>
+        <w:t>Költség és statisztika</w:t>
+      </w:r>
+      <w:bookmarkEnd w:id="54"/>
+    </w:p>
+    <w:p>
+      <w:pPr>
+        <w:pStyle w:val="Szakdolgozath2"/>
+      </w:pPr>
+      <w:bookmarkStart w:id="55" w:name="_Toc227259588"/>
+      <w:r>
+        <w:t>Token rendszer</w:t>
+      </w:r>
+      <w:bookmarkEnd w:id="55"/>
+    </w:p>
+    <w:p>
+      <w:pPr>
+        <w:pStyle w:val="Szakdolgozatbekezds"/>
+      </w:pPr>
+      <w:r>
+        <w:t>A rendszerben használt tokenrendszer egy belső erőforrás-elszámolási mechanizmus, amely a pályagenerálás várható és tényleges költségét próbálja leképezni. A backend a generálás előtt az adott nehézségi szinthez tartozó korábbi pályák átlagos token- és időigénye alapján becslést készít, és csak akkor indítja el a folyamatot, ha a felhasználó token</w:t>
+      </w:r>
       <w:r>
         <w:t xml:space="preserve"> </w:t>
       </w:r>
-      <w:proofErr w:type="spellStart"/>
-      <w:r>
-        <w:t>room</w:t>
-      </w:r>
-      <w:proofErr w:type="spellEnd"/>
-      <w:r>
-        <w:t xml:space="preserve"> jellegű logikai feladatok kitalálására specializálódik.</w:t>
+      <w:r>
+        <w:t>egyenlege ezt fedezi. A generálás lezárása után a rendszer a tényleges felhasználást négy külön kategóriában menti el: pályagenerálás, validáció, javítás és sprite-generálás. Ez a megoldás lehetővé teszi, hogy a tokenek ne pusztán virtuális játékelemként, hanem a háttérben felhasznált AI-erőforrások közelítő mutatójaként is működjenek.</w:t>
       </w:r>
     </w:p>
     <w:p>
       <w:pPr>
         <w:pStyle w:val="Szakdolgozath2"/>
       </w:pPr>
-      <w:bookmarkStart w:id="50" w:name="_Toc227259579"/>
+      <w:bookmarkStart w:id="56" w:name="_Toc227259589"/>
+      <w:r>
+        <w:t>Használt modellek</w:t>
+      </w:r>
+      <w:bookmarkEnd w:id="56"/>
+    </w:p>
+    <w:p>
+      <w:pPr>
+        <w:pStyle w:val="Szakdolgozatbekezds"/>
+      </w:pPr>
+      <w:r>
+        <w:t xml:space="preserve">A projekt jelenlegi implementációjában a szöveges pályagenerálás elsődlegesen a gpt-5-mini modellel történik, a javítási körök során pedig a gpt-5.2 modell kerül használatra. A vizuális elemek generálásához a rendszer a gpt-image-1-mini modellt alkalmazza alacsony minőségű, </w:t>
+      </w:r>
       <w:r>
         <w:lastRenderedPageBreak/>
-        <w:t>Animációk</w:t>
-      </w:r>
-      <w:bookmarkEnd w:id="50"/>
+        <w:t>átlátszó hátterű képkimenettel. A költségelemzés szempontjából ez azért fontos, mert a különböző modellek eltérő árszabással működnek, ezért ugyanannyi token eltérő pénzbeli költséget jelenthet.</w:t>
+      </w:r>
+    </w:p>
+    <w:p>
+      <w:pPr>
+        <w:pStyle w:val="Szakdolgozath2"/>
+      </w:pPr>
+      <w:bookmarkStart w:id="57" w:name="_Toc227259590"/>
+      <w:r>
+        <w:t>Statisztikák</w:t>
+      </w:r>
+      <w:bookmarkEnd w:id="57"/>
     </w:p>
     <w:p>
       <w:pPr>
         <w:pStyle w:val="Szakdolgozatbekezds"/>
       </w:pPr>
       <w:r>
-        <w:t xml:space="preserve">A vizuális réteg továbbfejlesztésének egyik érdekes iránya az animációk bevezetése lehet. A jelenlegi rendszer alapvetően statikus </w:t>
-      </w:r>
-      <w:proofErr w:type="spellStart"/>
-      <w:r>
-        <w:t>sprite</w:t>
-      </w:r>
-      <w:proofErr w:type="spellEnd"/>
-      <w:r>
-        <w:t>-okkal dolgozik, azonban a modern AI-alapú videó- és animációgenerálás fejlődésével elképzelhetővé válik rövid,</w:t>
-      </w:r>
-      <w:r>
-        <w:t xml:space="preserve"> ismételhető</w:t>
-      </w:r>
-      <w:r>
-        <w:t xml:space="preserve"> animációk automatikus előállítása is. Ennek segítségével a pályák vizuálisan élőbbé tehetők lennének, például egy vibráló televízió képernyővel, mozgó portréval, villódzó lámpával vagy más környezeti effektusokkal. Az ilyen elemek nemcsak hangulati funkciót tölthetnének be, hanem akár puzzle-összetevőként is megjelenhetnének.</w:t>
+        <w:t>10 sikeresen legenerált pálya alapján egy teljes pálya előállítása átlagosan 38 453 token felhasználásával és 10 perc 22 másodperc alatt történt meg. A legkisebb mért érték 23 713 token és 5 perc 49 másodperc volt, míg a legnagyobb 58 271 token és 14 perc 56 másodperc. A szöveges részekre, vagyis a generálásra, validációra és javításra átlagosan 30 090 token és 4 perc jutott, míg a sprite-generálás átlagosan 8 363 tokent és 6 perc 23 másodpercet igényelt. Ez arra utal, hogy a képgenerálás a teljes folyamat idejének közel 61,2%-át adja, miközben a token</w:t>
+      </w:r>
+      <w:r>
+        <w:t xml:space="preserve"> </w:t>
+      </w:r>
+      <w:r>
+        <w:t>felhasználásnak csak körülbelül 22,4%-át teszi ki.</w:t>
       </w:r>
     </w:p>
     <w:p>
       <w:pPr>
         <w:pStyle w:val="Szakdolgozath2"/>
       </w:pPr>
-      <w:bookmarkStart w:id="51" w:name="_Toc227259580"/>
-      <w:r>
-        <w:t>Futtatható k</w:t>
-      </w:r>
-      <w:r>
-        <w:t>ód generálása</w:t>
-      </w:r>
-      <w:bookmarkEnd w:id="51"/>
+      <w:bookmarkStart w:id="58" w:name="_Toc227259591"/>
+      <w:r>
+        <w:t>OpenAI token ára</w:t>
+      </w:r>
+      <w:bookmarkEnd w:id="58"/>
     </w:p>
     <w:p>
       <w:pPr>
         <w:pStyle w:val="Szakdolgozatbekezds"/>
       </w:pPr>
       <w:r>
-        <w:t>Szintén ígéretes kísérleti irány lehet a kódgenerálás mélyebb bevonása. Jelenleg az AI elsősorban tartalmat és vizuális elemeket generál, de a jövőben elképzelhető lenne olyan rendszer is, amely a pálya történetéhez és stílusához illeszkedő felhasználói felületi elemeket, egyedi panelek kinézetét, vagy akár kisebb mechanikai viselkedéseket is automatikusan állít elő. Ide tartozhatna például egyedi JavaScript- vagy CSS-alapú animációk generálása, speciális interakciós effektek készítése, vagy a pálya hangulatához igazodó dinamikus UI-elemek létrehozása.</w:t>
+        <w:t xml:space="preserve">A dolgozat írásakor elérhető hivatalos OpenAI dokumentáció alapján a gpt-5-mini ára 0,25 USD / 1 millió input token és 2,00 USD / 1 millió output token, míg a gpt-5.2 ára 1,75 USD / 1 millió input token és 14,00 USD / 1 millió output token. A gpt-image-1-mini esetén az input token díja 2,50 USD / 1 millió token, az output token díja pedig 8,00 USD / 1 millió token, továbbá a dokumentáció külön megad </w:t>
+      </w:r>
+      <w:r>
+        <w:t>kepénkként</w:t>
+      </w:r>
+      <w:r>
+        <w:t xml:space="preserve"> becslést is: alacsony minőségben egy 1024x1024-es kép körülbelül 0,005 USD, egy 1024x1536-as kép pedig körülbelül 0,006 USD.</w:t>
       </w:r>
     </w:p>
     <w:p>
       <w:pPr>
         <w:pStyle w:val="Szakdolgozath2"/>
       </w:pPr>
-      <w:bookmarkStart w:id="52" w:name="_Toc227259581"/>
-      <w:proofErr w:type="spellStart"/>
-      <w:r>
-        <w:t>M</w:t>
-      </w:r>
-      <w:r>
-        <w:t>ultiplayer</w:t>
-      </w:r>
-      <w:bookmarkEnd w:id="52"/>
-      <w:proofErr w:type="spellEnd"/>
+      <w:bookmarkStart w:id="59" w:name="_Toc227259592"/>
+      <w:r>
+        <w:t>Egy pálya költsége</w:t>
+      </w:r>
+      <w:bookmarkEnd w:id="59"/>
     </w:p>
     <w:p>
       <w:pPr>
         <w:pStyle w:val="Szakdolgozatbekezds"/>
       </w:pPr>
       <w:r>
-        <w:t xml:space="preserve">A többjátékos mód szintén jól körvonalazható továbbfejlesztési lehetőség. Mivel a rendszer már jelenleg is használ </w:t>
-      </w:r>
-      <w:proofErr w:type="spellStart"/>
-      <w:r>
-        <w:t>socket</w:t>
-      </w:r>
-      <w:proofErr w:type="spellEnd"/>
-      <w:r>
-        <w:t xml:space="preserve"> alapú kommunikációt állapotfrissítések közvetítésére, ennek továbbfejlesztésével elméletileg megvalósítható lenne egy kooperatív többjátékos játékmód. Ebben az esetben több felhasználó ugyanazt a pályát oldhatná meg közösen, megosztott állapotkezeléssel és valós idejű szinkronizációval. Ez új dimenziót adna az élménynek, hiszen az </w:t>
-      </w:r>
-      <w:proofErr w:type="spellStart"/>
-      <w:r>
-        <w:t>escape</w:t>
-      </w:r>
-      <w:proofErr w:type="spellEnd"/>
+        <w:t xml:space="preserve">A mért 10 pálya alapján egy teljes pálya generálásának becsült OpenAI-költsége körülbelül 0,014 és 0,314 USD közé esik. Az átlagos költségszint 0,027 és 0,150 USD között helyezhető el </w:t>
+      </w:r>
+      <w:r>
+        <w:t>pályánkként</w:t>
+      </w:r>
+      <w:r>
+        <w:t>. Ez azt jelenti, hogy a rendszer jelenlegi mintája alapján egy pálya generálása nagyjából néhány centtől körülbelül 15 centig terjedő költséget jelent, szélső esetben pedig megközelítheti a 30 centet is. Fontos megjegyezni, hogy ez a tartomány a valós input-output aránytól függ, így a tényleges összeg rendszerhasználattól és prompt</w:t>
+      </w:r>
       <w:r>
         <w:t xml:space="preserve"> </w:t>
       </w:r>
-      <w:proofErr w:type="spellStart"/>
-      <w:r>
-        <w:t>room</w:t>
-      </w:r>
-      <w:proofErr w:type="spellEnd"/>
-      <w:r>
-        <w:t xml:space="preserve"> műfaj természetes közege sok esetben éppen az együttműködésre épül.</w:t>
-      </w:r>
-    </w:p>
-    <w:p>
-      <w:pPr>
-        <w:pStyle w:val="SzekdolgozatH1"/>
-      </w:pPr>
-      <w:bookmarkStart w:id="53" w:name="_Toc227259582"/>
-      <w:r>
-        <w:t>Felhasználói felület</w:t>
-      </w:r>
-      <w:bookmarkEnd w:id="53"/>
+      <w:r>
+        <w:t>struktúrától is változhat.</w:t>
+      </w:r>
+    </w:p>
+    <w:p>
+      <w:pPr>
+        <w:pStyle w:val="Szakdolgozath2"/>
+      </w:pPr>
+      <w:bookmarkStart w:id="60" w:name="_Toc227259593"/>
+      <w:r>
+        <w:lastRenderedPageBreak/>
+        <w:t>Nehézségi szint befolyása</w:t>
+      </w:r>
+      <w:bookmarkEnd w:id="60"/>
     </w:p>
     <w:p>
       <w:pPr>
         <w:pStyle w:val="Szakdolgozatbekezds"/>
       </w:pPr>
       <w:r>
-        <w:t xml:space="preserve">A </w:t>
-      </w:r>
-      <w:r>
-        <w:t xml:space="preserve">frontend két nagy egységre bontható: egy klasszikus webalkalmazás jellegű adminisztratív és böngészőfelületre, valamint egy külön játékfelületre. Az előbbi a felhasználókezelést, a pályák elérését és a generálási folyamatot támogatja, míg az utóbbi a konkrét </w:t>
-      </w:r>
-      <w:proofErr w:type="spellStart"/>
-      <w:r>
-        <w:t>escape</w:t>
-      </w:r>
-      <w:proofErr w:type="spellEnd"/>
+        <w:t>A nehézségi szintek alapján kirajzolódik egy általános növekedési tendencia: az 1-es nehézségű pályák átlagosan 24 969 tokent és 6 perc 39 másodpercet, a 2-esek 40 028 tokent és 9 perc 32 másodpercet, a 3-asok 44 762 tokent és 10 perc 52 másodpercet, a 4-esek pedig 38 160 tokent és 11 perc 55 másodpercet igényeltek. Az 5-ös szinten jelenleg egy minta áll rendelkezésre, amely 43 934 token és 14 perc 56 másodperc értéket mutatott, ezért ebből még nem célszerű általános következtetést levonni. Ennek ellenére megállapítható, hogy a nagyobb komplexitású pályák több validációt, több logikai kapcsolatot és több vizuális elemet igényelnek, ami várhatóan növeli mind a token</w:t>
+      </w:r>
       <w:r>
         <w:t xml:space="preserve"> </w:t>
       </w:r>
-      <w:proofErr w:type="spellStart"/>
-      <w:r>
-        <w:t>room</w:t>
-      </w:r>
-      <w:proofErr w:type="spellEnd"/>
-      <w:r>
-        <w:t xml:space="preserve"> élmény megvalósításáért felelős.</w:t>
+      <w:r>
+        <w:t>fogyasztást, mind a generálási időt.</w:t>
       </w:r>
     </w:p>
     <w:p>
       <w:pPr>
         <w:pStyle w:val="Szakdolgozath2"/>
       </w:pPr>
-      <w:bookmarkStart w:id="54" w:name="_Toc227259583"/>
-      <w:proofErr w:type="spellStart"/>
-      <w:r>
-        <w:lastRenderedPageBreak/>
-        <w:t>Authentikációs</w:t>
-      </w:r>
-      <w:proofErr w:type="spellEnd"/>
-      <w:r>
-        <w:t xml:space="preserve"> oldalak</w:t>
-      </w:r>
-      <w:bookmarkEnd w:id="54"/>
+      <w:bookmarkStart w:id="61" w:name="_Toc227259594"/>
+      <w:r>
+        <w:t xml:space="preserve">OpenAI alternatíva - </w:t>
+      </w:r>
+      <w:r>
+        <w:t>Amazon Web Services</w:t>
+      </w:r>
+      <w:bookmarkEnd w:id="61"/>
     </w:p>
     <w:p>
       <w:pPr>
         <w:pStyle w:val="Szakdolgozatbekezds"/>
       </w:pPr>
       <w:r>
-        <w:t>A rendszer webes felülete több, jól elkülönített oldalból áll, amelyek a felhasználói folyamat különböző lépéseit támogatják. A belépési pontot a bejelentkezési és regisztrációs oldalak adják, amelyek a felhasználói hitelesítést kezelik. Sikeres bejelentkezés után a felhasználó a főmenübe kerül, ahonnan elérheti a profiloldalt, a pályalistát, az új pálya generálására szolgáló oldalt, valamint innen végezheti el a kijelentkezést is.</w:t>
-      </w:r>
-    </w:p>
-    <w:p>
-      <w:pPr>
-        <w:pStyle w:val="Szakdolgozath2"/>
-      </w:pPr>
-      <w:bookmarkStart w:id="55" w:name="_Toc227259584"/>
-      <w:r>
-        <w:t>Profil oldal</w:t>
-      </w:r>
-      <w:bookmarkEnd w:id="55"/>
-    </w:p>
-    <w:p>
-      <w:pPr>
-        <w:pStyle w:val="Szakdolgozatbekezds"/>
-      </w:pPr>
-      <w:r>
-        <w:t xml:space="preserve">A profil oldal a felhasználói adatok megjelenítésére szolgál, valamint itt történik a </w:t>
-      </w:r>
-      <w:proofErr w:type="spellStart"/>
-      <w:r>
-        <w:t>token</w:t>
-      </w:r>
-      <w:proofErr w:type="spellEnd"/>
-      <w:r>
-        <w:t xml:space="preserve"> </w:t>
-      </w:r>
-      <w:r>
-        <w:t xml:space="preserve">egyenleg kezelése és a további </w:t>
-      </w:r>
-      <w:proofErr w:type="spellStart"/>
-      <w:r>
-        <w:t>tokenek</w:t>
-      </w:r>
-      <w:proofErr w:type="spellEnd"/>
-      <w:r>
-        <w:t xml:space="preserve"> vásárlása. A pályalistázó oldal az elkészült pályák böngészését támogatja: lehetőséget biztosít szűrésre cím, történet, értékelés, nehézség és kedvencek szerint, továbbá megjeleníti az egyes pályákhoz tartozó statisztikai adatokat, például az átlagos értékelést, a generálási költséget és a javítási körök számát. Az új pálya létrehozására szolgáló oldalon a felhasználó megadhatja a nehézséget, a vizuális stílust és opcionálisan a történeti alapötletet, miközben a felület előzetesen visszajelzést ad a várható </w:t>
-      </w:r>
-      <w:proofErr w:type="spellStart"/>
-      <w:r>
-        <w:t>token</w:t>
-      </w:r>
-      <w:proofErr w:type="spellEnd"/>
-      <w:r>
-        <w:t>- és időigényről, valamint valós időben követi a generálási folyamat állapotát.</w:t>
-      </w:r>
-    </w:p>
-    <w:p>
-      <w:pPr>
-        <w:pStyle w:val="Szakdolgozath2"/>
-      </w:pPr>
-      <w:bookmarkStart w:id="56" w:name="_Toc227259585"/>
-      <w:r>
-        <w:t>Játék oldal</w:t>
-      </w:r>
-      <w:bookmarkEnd w:id="56"/>
-    </w:p>
-    <w:p>
-      <w:pPr>
-        <w:pStyle w:val="Szakdolgozatbekezds"/>
-      </w:pPr>
-      <w:r>
-        <w:t>A játékfelület ettől jól elkülönülő, önálló nézetként működik. Ez az oldal tölti be a kiválasztott pálya adatait, kezeli a képernyőméret változását, és megjeleníti a játéktér grafikus rétegét. A játékon belüli megjelenítés két fő részből áll: egyrészt a tényleges játékszobából és az abban elhelyezett objektumokból, másrészt a ráépülő felhasználói felületi elemekből. A játékos a bal és jobb oldali navigációs vezérlőkkel fordulhat a falak között, miközben a rendszer megjeleníti a szobában található interaktív objektumokat, például felvehető tárgyakat, vizsgálható elemeket, mozgatható takarásokat, konténereket és a kijáratot.</w:t>
-      </w:r>
-    </w:p>
-    <w:p>
-      <w:pPr>
-        <w:pStyle w:val="Szakdolgozath2"/>
-      </w:pPr>
-      <w:bookmarkStart w:id="57" w:name="_Toc227259586"/>
-      <w:r>
-        <w:t xml:space="preserve">Game app </w:t>
-      </w:r>
-      <w:proofErr w:type="spellStart"/>
-      <w:r>
-        <w:t>overlay</w:t>
-      </w:r>
-      <w:bookmarkEnd w:id="57"/>
-      <w:proofErr w:type="spellEnd"/>
-    </w:p>
-    <w:p>
-      <w:pPr>
-        <w:pStyle w:val="Szakdolgozatbekezds"/>
-      </w:pPr>
-      <w:r>
-        <w:t xml:space="preserve">A játék felhasználói felületének fontos része az </w:t>
-      </w:r>
-      <w:proofErr w:type="spellStart"/>
-      <w:r>
-        <w:t>inventory</w:t>
-      </w:r>
-      <w:proofErr w:type="spellEnd"/>
-      <w:r>
-        <w:t xml:space="preserve">, amely a megszerzett tárgyak tárolását és kiválasztását teszi lehetővé. Emellett külön ikonon keresztül elérhető a jegyzetfüzet, amely a játékos saját feljegyzéseit támogatja. A felület továbbá több modális ablakot is tartalmaz: külön nézet szolgál a tárgyak részletes vizsgálatára, a </w:t>
-      </w:r>
-      <w:proofErr w:type="spellStart"/>
-      <w:r>
-        <w:t>zárak</w:t>
-      </w:r>
-      <w:proofErr w:type="spellEnd"/>
-      <w:r>
-        <w:t xml:space="preserve"> feloldására, </w:t>
-      </w:r>
-      <w:r>
-        <w:lastRenderedPageBreak/>
-        <w:t>a megtalált tárgyak megjelenítésére, a játékmenü kezelésére, valamint a pálya sikeres teljesítése utáni értékelésre és kedvencek közé mentésre. A zárkezelő felülethez hint rendszer is kapcsolódik, amely lépésenként jeleníti meg a validáció során előállított segítségeket.</w:t>
-      </w:r>
-    </w:p>
-    <w:p>
-      <w:pPr>
-        <w:pStyle w:val="SzekdolgozatH1"/>
-      </w:pPr>
-      <w:bookmarkStart w:id="58" w:name="_Toc227259587"/>
-      <w:r>
-        <w:t>Költség és statisztika</w:t>
-      </w:r>
-      <w:bookmarkEnd w:id="58"/>
-    </w:p>
-    <w:p>
-      <w:pPr>
-        <w:pStyle w:val="Szakdolgozath2"/>
-      </w:pPr>
-      <w:bookmarkStart w:id="59" w:name="_Toc227259588"/>
-      <w:proofErr w:type="spellStart"/>
-      <w:r>
-        <w:t>Token</w:t>
-      </w:r>
-      <w:proofErr w:type="spellEnd"/>
-      <w:r>
-        <w:t xml:space="preserve"> rendszer</w:t>
-      </w:r>
-      <w:bookmarkEnd w:id="59"/>
-    </w:p>
-    <w:p>
-      <w:pPr>
-        <w:pStyle w:val="Szakdolgozatbekezds"/>
-      </w:pPr>
-      <w:r>
-        <w:t xml:space="preserve">A rendszerben használt </w:t>
-      </w:r>
-      <w:proofErr w:type="spellStart"/>
-      <w:r>
-        <w:t>tokenrendszer</w:t>
-      </w:r>
-      <w:proofErr w:type="spellEnd"/>
-      <w:r>
-        <w:t xml:space="preserve"> egy belső erőforrás-elszámolási mechanizmus, amely a pályagenerálás várható és tényleges költségét próbálja leképezni. A backend a generálás előtt az adott nehézségi szinthez tartozó korábbi pályák átlagos </w:t>
-      </w:r>
-      <w:proofErr w:type="spellStart"/>
-      <w:r>
-        <w:t>token</w:t>
-      </w:r>
-      <w:proofErr w:type="spellEnd"/>
-      <w:r>
-        <w:t xml:space="preserve">- és időigénye alapján becslést készít, és csak akkor indítja el a folyamatot, ha a felhasználó </w:t>
-      </w:r>
-      <w:proofErr w:type="spellStart"/>
-      <w:r>
-        <w:t>token</w:t>
-      </w:r>
-      <w:proofErr w:type="spellEnd"/>
-      <w:r>
-        <w:t xml:space="preserve"> </w:t>
-      </w:r>
-      <w:r>
-        <w:t xml:space="preserve">egyenlege ezt fedezi. A generálás lezárása után a rendszer a tényleges felhasználást négy külön kategóriában menti el: pályagenerálás, validáció, javítás és </w:t>
-      </w:r>
-      <w:proofErr w:type="spellStart"/>
-      <w:r>
-        <w:t>sprite</w:t>
-      </w:r>
-      <w:proofErr w:type="spellEnd"/>
-      <w:r>
-        <w:t xml:space="preserve">-generálás. Ez a megoldás lehetővé teszi, hogy a </w:t>
-      </w:r>
-      <w:proofErr w:type="spellStart"/>
-      <w:r>
-        <w:t>tokenek</w:t>
-      </w:r>
-      <w:proofErr w:type="spellEnd"/>
-      <w:r>
-        <w:t xml:space="preserve"> ne pusztán virtuális játékelemként, hanem a háttérben felhasznált AI-erőforrások közelítő mutatójaként is működjenek.</w:t>
-      </w:r>
-    </w:p>
-    <w:p>
-      <w:pPr>
-        <w:pStyle w:val="Szakdolgozath2"/>
-      </w:pPr>
-      <w:bookmarkStart w:id="60" w:name="_Toc227259589"/>
-      <w:r>
-        <w:t>Használt modellek</w:t>
-      </w:r>
-      <w:bookmarkEnd w:id="60"/>
-    </w:p>
-    <w:p>
-      <w:pPr>
-        <w:pStyle w:val="Szakdolgozatbekezds"/>
-      </w:pPr>
-      <w:r>
-        <w:t xml:space="preserve">A projekt jelenlegi implementációjában a szöveges pályagenerálás elsődlegesen a gpt-5-mini modellel történik, a javítási körök során pedig a gpt-5.2 modell kerül használatra. A vizuális elemek generálásához a rendszer a gpt-image-1-mini modellt alkalmazza alacsony minőségű, átlátszó hátterű képkimenettel. A költségelemzés szempontjából ez azért fontos, mert a különböző modellek eltérő árszabással működnek, ezért ugyanannyi </w:t>
-      </w:r>
-      <w:proofErr w:type="spellStart"/>
-      <w:r>
-        <w:t>token</w:t>
-      </w:r>
-      <w:proofErr w:type="spellEnd"/>
-      <w:r>
-        <w:t xml:space="preserve"> eltérő pénzbeli költséget jelenthet.</w:t>
-      </w:r>
-    </w:p>
-    <w:p>
-      <w:pPr>
-        <w:pStyle w:val="Szakdolgozath2"/>
-      </w:pPr>
-      <w:bookmarkStart w:id="61" w:name="_Toc227259590"/>
-      <w:r>
-        <w:t>Statisztikák</w:t>
-      </w:r>
-      <w:bookmarkEnd w:id="61"/>
-    </w:p>
-    <w:p>
-      <w:pPr>
-        <w:pStyle w:val="Szakdolgozatbekezds"/>
-      </w:pPr>
-      <w:r>
-        <w:t xml:space="preserve">10 sikeresen legenerált pálya alapján egy teljes pálya előállítása átlagosan 38 453 </w:t>
-      </w:r>
-      <w:proofErr w:type="spellStart"/>
-      <w:r>
-        <w:t>token</w:t>
-      </w:r>
-      <w:proofErr w:type="spellEnd"/>
-      <w:r>
-        <w:t xml:space="preserve"> felhasználásával és 10 perc 22 másodperc alatt történt meg. A legkisebb mért érték 23 713 </w:t>
-      </w:r>
-      <w:proofErr w:type="spellStart"/>
-      <w:r>
-        <w:t>token</w:t>
-      </w:r>
-      <w:proofErr w:type="spellEnd"/>
-      <w:r>
-        <w:t xml:space="preserve"> és 5 perc 49 másodperc volt, míg a legnagyobb 58 271 </w:t>
-      </w:r>
-      <w:proofErr w:type="spellStart"/>
-      <w:r>
-        <w:t>token</w:t>
-      </w:r>
-      <w:proofErr w:type="spellEnd"/>
-      <w:r>
-        <w:t xml:space="preserve"> és 14 perc 56 másodperc. A szöveges részekre, vagyis a generálásra, validációra és javításra átlagosan 30 090 </w:t>
-      </w:r>
-      <w:proofErr w:type="spellStart"/>
-      <w:r>
-        <w:t>token</w:t>
-      </w:r>
-      <w:proofErr w:type="spellEnd"/>
-      <w:r>
-        <w:t xml:space="preserve"> és 4 perc jutott, míg a </w:t>
-      </w:r>
-      <w:proofErr w:type="spellStart"/>
-      <w:r>
-        <w:t>sprite</w:t>
-      </w:r>
-      <w:proofErr w:type="spellEnd"/>
-      <w:r>
-        <w:t xml:space="preserve">-generálás átlagosan 8 363 </w:t>
-      </w:r>
-      <w:proofErr w:type="spellStart"/>
-      <w:r>
-        <w:t>tokent</w:t>
-      </w:r>
-      <w:proofErr w:type="spellEnd"/>
-      <w:r>
-        <w:t xml:space="preserve"> és 6 perc 23 másodpercet igényelt. Ez arra utal, hogy a képgenerálás a teljes folyamat idejének közel 61,2%-át adja, miközben a </w:t>
-      </w:r>
-      <w:proofErr w:type="spellStart"/>
-      <w:r>
-        <w:t>token</w:t>
-      </w:r>
-      <w:proofErr w:type="spellEnd"/>
-      <w:r>
-        <w:t xml:space="preserve"> </w:t>
-      </w:r>
-      <w:r>
-        <w:t>felhasználásnak csak körülbelül 22,4%-át teszi ki.</w:t>
-      </w:r>
-    </w:p>
-    <w:p>
-      <w:pPr>
-        <w:pStyle w:val="Szakdolgozath2"/>
-      </w:pPr>
-      <w:bookmarkStart w:id="62" w:name="_Toc227259591"/>
-      <w:proofErr w:type="spellStart"/>
-      <w:r>
-        <w:lastRenderedPageBreak/>
-        <w:t>OpenAI</w:t>
-      </w:r>
-      <w:proofErr w:type="spellEnd"/>
-      <w:r>
-        <w:t xml:space="preserve"> </w:t>
-      </w:r>
-      <w:proofErr w:type="spellStart"/>
-      <w:r>
-        <w:t>token</w:t>
-      </w:r>
-      <w:proofErr w:type="spellEnd"/>
-      <w:r>
-        <w:t xml:space="preserve"> ára</w:t>
-      </w:r>
-      <w:bookmarkEnd w:id="62"/>
-    </w:p>
-    <w:p>
-      <w:pPr>
-        <w:pStyle w:val="Szakdolgozatbekezds"/>
-      </w:pPr>
-      <w:r>
-        <w:t xml:space="preserve">A dolgozat írásakor elérhető hivatalos </w:t>
-      </w:r>
-      <w:proofErr w:type="spellStart"/>
-      <w:r>
-        <w:t>OpenAI</w:t>
-      </w:r>
-      <w:proofErr w:type="spellEnd"/>
-      <w:r>
-        <w:t xml:space="preserve"> dokumentáció alapján a gpt-5-mini ára 0,25 USD / 1 millió input </w:t>
-      </w:r>
-      <w:proofErr w:type="spellStart"/>
-      <w:r>
-        <w:t>token</w:t>
-      </w:r>
-      <w:proofErr w:type="spellEnd"/>
-      <w:r>
-        <w:t xml:space="preserve"> és 2,00 USD / 1 millió output </w:t>
-      </w:r>
-      <w:proofErr w:type="spellStart"/>
-      <w:r>
-        <w:t>token</w:t>
-      </w:r>
-      <w:proofErr w:type="spellEnd"/>
-      <w:r>
-        <w:t xml:space="preserve">, míg a gpt-5.2 ára 1,75 USD / 1 millió input </w:t>
-      </w:r>
-      <w:proofErr w:type="spellStart"/>
-      <w:r>
-        <w:t>token</w:t>
-      </w:r>
-      <w:proofErr w:type="spellEnd"/>
-      <w:r>
-        <w:t xml:space="preserve"> és 14,00 USD / 1 millió output </w:t>
-      </w:r>
-      <w:proofErr w:type="spellStart"/>
-      <w:r>
-        <w:t>token</w:t>
-      </w:r>
-      <w:proofErr w:type="spellEnd"/>
-      <w:r>
-        <w:t xml:space="preserve">. A gpt-image-1-mini esetén az input </w:t>
-      </w:r>
-      <w:proofErr w:type="spellStart"/>
-      <w:r>
-        <w:t>token</w:t>
-      </w:r>
-      <w:proofErr w:type="spellEnd"/>
-      <w:r>
-        <w:t xml:space="preserve"> díja 2,50 USD / 1 millió </w:t>
-      </w:r>
-      <w:proofErr w:type="spellStart"/>
-      <w:r>
-        <w:t>token</w:t>
-      </w:r>
-      <w:proofErr w:type="spellEnd"/>
-      <w:r>
-        <w:t xml:space="preserve">, az output </w:t>
-      </w:r>
-      <w:proofErr w:type="spellStart"/>
-      <w:r>
-        <w:t>token</w:t>
-      </w:r>
-      <w:proofErr w:type="spellEnd"/>
-      <w:r>
-        <w:t xml:space="preserve"> díja pedig 8,00 USD / 1 millió </w:t>
-      </w:r>
-      <w:proofErr w:type="spellStart"/>
-      <w:r>
-        <w:t>token</w:t>
-      </w:r>
-      <w:proofErr w:type="spellEnd"/>
-      <w:r>
-        <w:t xml:space="preserve">, továbbá a dokumentáció külön megad </w:t>
-      </w:r>
-      <w:r>
-        <w:t>kepénkként</w:t>
-      </w:r>
-      <w:r>
-        <w:t xml:space="preserve"> becslést is: alacsony minőségben egy 1024x1024-es kép körülbelül 0,005 USD, egy 1024x1536-as kép pedig körülbelül 0,006 USD.</w:t>
-      </w:r>
-    </w:p>
-    <w:p>
-      <w:pPr>
-        <w:pStyle w:val="Szakdolgozath2"/>
-      </w:pPr>
-      <w:bookmarkStart w:id="63" w:name="_Toc227259592"/>
-      <w:r>
-        <w:t>Egy pálya költsége</w:t>
-      </w:r>
-      <w:bookmarkEnd w:id="63"/>
-    </w:p>
-    <w:p>
-      <w:pPr>
-        <w:pStyle w:val="Szakdolgozatbekezds"/>
-      </w:pPr>
-      <w:r>
-        <w:t xml:space="preserve">A mért 10 pálya alapján egy teljes pálya generálásának becsült </w:t>
-      </w:r>
-      <w:proofErr w:type="spellStart"/>
-      <w:r>
-        <w:t>OpenAI</w:t>
-      </w:r>
-      <w:proofErr w:type="spellEnd"/>
-      <w:r>
-        <w:t xml:space="preserve">-költsége körülbelül 0,014 és 0,314 USD közé esik. Az átlagos költségszint 0,027 és 0,150 USD között helyezhető el </w:t>
-      </w:r>
-      <w:r>
-        <w:t>pályánkként</w:t>
-      </w:r>
-      <w:r>
-        <w:t>. Ez azt jelenti, hogy a rendszer jelenlegi mintája alapján egy pálya generálása nagyjából néhány centtől körülbelül 15 centig terjedő költséget jelent, szélső esetben pedig megközelítheti a 30 centet is. Fontos megjegyezni, hogy ez a tartomány a valós input-output aránytól függ, így a tényleges összeg rendszerhasználattól és prompt</w:t>
-      </w:r>
-      <w:r>
-        <w:t xml:space="preserve"> </w:t>
-      </w:r>
-      <w:r>
-        <w:t>struktúrától is változhat.</w:t>
-      </w:r>
-    </w:p>
-    <w:p>
-      <w:pPr>
-        <w:pStyle w:val="Szakdolgozath2"/>
-      </w:pPr>
-      <w:bookmarkStart w:id="64" w:name="_Toc227259593"/>
-      <w:r>
-        <w:t>Nehézségi szint befolyása</w:t>
-      </w:r>
-      <w:bookmarkEnd w:id="64"/>
-    </w:p>
-    <w:p>
-      <w:pPr>
-        <w:pStyle w:val="Szakdolgozatbekezds"/>
-      </w:pPr>
-      <w:r>
-        <w:t xml:space="preserve">A nehézségi szintek alapján kirajzolódik egy általános növekedési tendencia: az 1-es nehézségű pályák átlagosan 24 969 </w:t>
-      </w:r>
-      <w:proofErr w:type="spellStart"/>
-      <w:r>
-        <w:t>tokent</w:t>
-      </w:r>
-      <w:proofErr w:type="spellEnd"/>
-      <w:r>
-        <w:t xml:space="preserve"> és 6 perc 39 másodpercet, a 2-esek 40 028 </w:t>
-      </w:r>
-      <w:proofErr w:type="spellStart"/>
-      <w:r>
-        <w:t>tokent</w:t>
-      </w:r>
-      <w:proofErr w:type="spellEnd"/>
-      <w:r>
-        <w:t xml:space="preserve"> és 9 perc 32 másodpercet, a 3-asok 44 762 </w:t>
-      </w:r>
-      <w:proofErr w:type="spellStart"/>
-      <w:r>
-        <w:t>tokent</w:t>
-      </w:r>
-      <w:proofErr w:type="spellEnd"/>
-      <w:r>
-        <w:t xml:space="preserve"> és 10 perc 52 másodpercet, a 4-esek pedig 38 160 </w:t>
-      </w:r>
-      <w:proofErr w:type="spellStart"/>
-      <w:r>
-        <w:t>tokent</w:t>
-      </w:r>
-      <w:proofErr w:type="spellEnd"/>
-      <w:r>
-        <w:t xml:space="preserve"> és 11 perc 55 másodpercet igényeltek. Az 5-ös szinten jelenleg egy minta áll rendelkezésre, amely 43 934 </w:t>
-      </w:r>
-      <w:proofErr w:type="spellStart"/>
-      <w:r>
-        <w:t>token</w:t>
-      </w:r>
-      <w:proofErr w:type="spellEnd"/>
-      <w:r>
-        <w:t xml:space="preserve"> és 14 perc 56 másodperc értéket mutatott, ezért ebből még nem célszerű általános következtetést levonni. Ennek ellenére megállapítható, hogy a nagyobb komplexitású pályák több validációt, több logikai kapcsolatot és több vizuális elemet igényelnek, ami várhatóan növeli mind a </w:t>
-      </w:r>
-      <w:proofErr w:type="spellStart"/>
-      <w:r>
-        <w:t>token</w:t>
-      </w:r>
-      <w:proofErr w:type="spellEnd"/>
-      <w:r>
-        <w:t xml:space="preserve"> </w:t>
-      </w:r>
-      <w:r>
-        <w:t>fogyasztást, mind a generálási időt.</w:t>
-      </w:r>
-    </w:p>
-    <w:p>
-      <w:pPr>
-        <w:pStyle w:val="Szakdolgozath2"/>
-      </w:pPr>
-      <w:bookmarkStart w:id="65" w:name="_Toc227259594"/>
-      <w:proofErr w:type="spellStart"/>
-      <w:r>
-        <w:t>OpenAI</w:t>
-      </w:r>
-      <w:proofErr w:type="spellEnd"/>
-      <w:r>
-        <w:t xml:space="preserve"> alternatíva - </w:t>
-      </w:r>
-      <w:r>
-        <w:t xml:space="preserve">Amazon Web </w:t>
-      </w:r>
-      <w:proofErr w:type="spellStart"/>
-      <w:r>
-        <w:t>Services</w:t>
-      </w:r>
-      <w:bookmarkEnd w:id="65"/>
-      <w:proofErr w:type="spellEnd"/>
-    </w:p>
-    <w:p>
-      <w:pPr>
-        <w:pStyle w:val="Szakdolgozatbekezds"/>
-      </w:pPr>
-      <w:r>
-        <w:t xml:space="preserve">Alternatív megoldásként felmerülhet saját modellek futtatása saját AWS infrastruktúrán. Ebben az esetben a költségszerkezet eltér az </w:t>
-      </w:r>
-      <w:proofErr w:type="spellStart"/>
-      <w:r>
-        <w:t>OpenAI</w:t>
-      </w:r>
-      <w:proofErr w:type="spellEnd"/>
-      <w:r>
-        <w:t xml:space="preserve"> API használatától, mert nem </w:t>
-      </w:r>
-      <w:proofErr w:type="spellStart"/>
-      <w:r>
-        <w:t>tokenenkénti</w:t>
-      </w:r>
-      <w:proofErr w:type="spellEnd"/>
-      <w:r>
-        <w:t xml:space="preserve">, hanem jellemzően óradíjas infrastruktúra-költséggel kell számolni. Az AWS hivatalos </w:t>
-      </w:r>
-      <w:proofErr w:type="spellStart"/>
-      <w:r>
-        <w:t>Capacity</w:t>
-      </w:r>
-      <w:proofErr w:type="spellEnd"/>
-      <w:r>
-        <w:t xml:space="preserve"> </w:t>
-      </w:r>
-      <w:proofErr w:type="spellStart"/>
-      <w:r>
-        <w:t>Blocks</w:t>
-      </w:r>
-      <w:proofErr w:type="spellEnd"/>
-      <w:r>
-        <w:t xml:space="preserve"> </w:t>
-      </w:r>
-      <w:proofErr w:type="spellStart"/>
-      <w:r>
-        <w:t>for</w:t>
-      </w:r>
-      <w:proofErr w:type="spellEnd"/>
-      <w:r>
-        <w:t xml:space="preserve"> ML</w:t>
+        <w:t>Alternatív megoldásként felmerülhet saját modellek futtatása saját AWS infrastruktúrán. Ebben az esetben a költségszerkezet eltér az OpenAI API használatától, mert nem tokenenkénti, hanem jellemzően óradíjas infrastruktúra-költséggel kell számolni. Az AWS hivatalos Capacity Blocks for ML</w:t>
       </w:r>
       <w:sdt>
         <w:sdtPr>
@@ -14566,45 +11612,29 @@
         </w:sdtContent>
       </w:sdt>
       <w:r>
-        <w:t xml:space="preserve"> árazása szerint egy p5.4xlarge példány 4,326 </w:t>
+        <w:t xml:space="preserve"> árazása szerint egy p5.4xlarge példány 4,326 USD/óra, egy p4d.24xlarge példány pedig 11,8 USD/óra nagyságrendű költséget jelenthet. Ha a saját rendszerben mért 5 perc 49 másodperc és 14 perc 56 másodperc közötti pályagenerálási idővel számolunk, akkor az infrastruktúra-alapú fajlagos költség hozzávetőleg 0,10 és 0,25 USD/pálya lehet g5.xlarge esetén, 0,42 és 1,08 USD/pálya p5.4xlarge esetén, és 1,14 és 2,94 USD/pálya p4d.24xlarge esetén. Ezek az értékek azonban csak becslések, és nem tartalmazzák a tárolás, monitorozás, hálózat, skálázás, üresjárat, modellbetöltés, valamint az üzemeltetési munka költségét.</w:t>
+      </w:r>
+    </w:p>
+    <w:p>
+      <w:pPr>
+        <w:pStyle w:val="Szakdolgozath2"/>
+      </w:pPr>
+      <w:bookmarkStart w:id="62" w:name="_Toc227259595"/>
+      <w:r>
+        <w:t>Összegzés</w:t>
+      </w:r>
+      <w:bookmarkEnd w:id="62"/>
+    </w:p>
+    <w:p>
+      <w:pPr>
+        <w:pStyle w:val="Szakdolgozatbekezds"/>
+      </w:pPr>
+      <w:r>
+        <w:t xml:space="preserve">Összességében megállapítható, hogy a jelenlegi projektméret és terhelés mellett az OpenAI API használata költséghatékonyabb és egyszerűbben skálázható megoldásnak tekinthető, különösen alacsony vagy közepes felhasználásszám mellett. A saját AWS-infrastruktúra inkább akkor válhat versenyképessé, ha nagyon magas a kihasználtság, szigorú adatkezelési követelmények állnak fenn, vagy a rendszer hosszú távon egy stabil, nagy volumenű generálási terhelésre áll át. A jelenlegi mérési eredmények alapján egy pálya OpenAI-alapú </w:t>
       </w:r>
       <w:r>
         <w:lastRenderedPageBreak/>
-        <w:t>USD/óra, egy p4d.24xlarge példány pedig 11,8 USD/óra nagyságrendű költséget jelenthet. Ha a saját rendszerben mért 5 perc 49 másodperc és 14 perc 56 másodperc közötti pályagenerálási idővel számolunk, akkor az infrastruktúra-alapú fajlagos költség hozzávetőleg 0,10 és 0,25 USD/pálya lehet g5.xlarge esetén, 0,42 és 1,08 USD/pálya p5.4xlarge esetén, és 1,14 és 2,94 USD/pálya p4d.24xlarge esetén. Ezek az értékek azonban csak becslések, és nem tartalmazzák a tárolás, monitorozás, hálózat, skálázás, üresjárat, modellbetöltés, valamint az üzemeltetési munka költségét.</w:t>
-      </w:r>
-    </w:p>
-    <w:p>
-      <w:pPr>
-        <w:pStyle w:val="Szakdolgozath2"/>
-      </w:pPr>
-      <w:bookmarkStart w:id="66" w:name="_Toc227259595"/>
-      <w:r>
-        <w:t>Összegzés</w:t>
-      </w:r>
-      <w:bookmarkEnd w:id="66"/>
-    </w:p>
-    <w:p>
-      <w:pPr>
-        <w:pStyle w:val="Szakdolgozatbekezds"/>
-      </w:pPr>
-      <w:r>
-        <w:t xml:space="preserve">Összességében megállapítható, hogy a jelenlegi projektméret és terhelés mellett az </w:t>
-      </w:r>
-      <w:proofErr w:type="spellStart"/>
-      <w:r>
-        <w:t>OpenAI</w:t>
-      </w:r>
-      <w:proofErr w:type="spellEnd"/>
-      <w:r>
-        <w:t xml:space="preserve"> API használata költséghatékonyabb és egyszerűbben skálázható megoldásnak tekinthető, különösen alacsony vagy közepes felhasználásszám mellett. A saját AWS-infrastruktúra inkább akkor válhat versenyképessé, ha nagyon magas a kihasználtság, szigorú adatkezelési követelmények állnak fenn, vagy a rendszer hosszú távon egy stabil, nagy volumenű generálási terhelésre áll át. A jelenlegi mérési eredmények alapján egy pálya </w:t>
-      </w:r>
-      <w:proofErr w:type="spellStart"/>
-      <w:r>
-        <w:t>OpenAI</w:t>
-      </w:r>
-      <w:proofErr w:type="spellEnd"/>
-      <w:r>
-        <w:t>-alapú generálása alacsony egységköltséggel megvalósítható, így a választott architektúra a szakdolgozatban bemutatott alkalmazás számára gazdaságilag is indokolható.</w:t>
+        <w:t>generálása alacsony egységköltséggel megvalósítható, így a választott architektúra a szakdolgozatban bemutatott alkalmazás számára gazdaságilag is indokolható.</w:t>
       </w:r>
     </w:p>
     <w:p>
@@ -14619,169 +11649,64 @@
           <w:lang w:val="en-US"/>
         </w:rPr>
       </w:pPr>
-      <w:bookmarkStart w:id="67" w:name="_Toc227259596"/>
+      <w:bookmarkStart w:id="63" w:name="_Toc227259596"/>
       <w:r>
         <w:rPr>
           <w:lang w:val="en-US"/>
         </w:rPr>
-        <w:t xml:space="preserve">Az AI </w:t>
-      </w:r>
-      <w:proofErr w:type="spellStart"/>
-      <w:r>
-        <w:rPr>
-          <w:lang w:val="en-US"/>
-        </w:rPr>
-        <w:t>használata</w:t>
-      </w:r>
-      <w:proofErr w:type="spellEnd"/>
-      <w:r>
-        <w:rPr>
-          <w:lang w:val="en-US"/>
-        </w:rPr>
-        <w:t xml:space="preserve"> a </w:t>
-      </w:r>
-      <w:proofErr w:type="spellStart"/>
-      <w:r>
-        <w:rPr>
-          <w:lang w:val="en-US"/>
-        </w:rPr>
-        <w:t>szakdolgozat</w:t>
-      </w:r>
-      <w:proofErr w:type="spellEnd"/>
-      <w:r>
-        <w:rPr>
-          <w:lang w:val="en-US"/>
-        </w:rPr>
+        <w:t>Az AI használata a szakdolgozat készítése során</w:t>
+      </w:r>
+      <w:bookmarkEnd w:id="63"/>
+    </w:p>
+    <w:p>
+      <w:pPr>
+        <w:pStyle w:val="Szakdolgozatbekezds"/>
+      </w:pPr>
+      <w:r>
+        <w:t>A projekt alapvetően erősen AI-központú megközelítést követ, hiszen már a kezdeti célkitűzés is az volt, hogy maga a játék működése – különösen a pályagenerálás – minél nagyobb mértékben mesterséges intelligenciára épüljön. Ezen túlmenően a fejlesztési és dokumentációs folyamat során is széles körben alkalmazásra kerültek különböző AI-alapú eszközök. Napjainkra az egyszerű kódkiegészítő megoldások mellett egyre inkább az úgynevezett AI agentek használata került előtérbe, ami a fejlesztési környezet szemléletét is meghatározta. Ugyanakkor a projekt megőrizte hibrid jellegét: az alapok kézzel, saját tervezés alapján készültek el, míg az AI elsősorban ötletelési, szövegalkotási és célzott implementációs támogatást nyújtott. A fejezet célja annak bemutatása, hogy ezek az eszközök milyen területeken bizonyultak hasznosnak, milyen korlátokkal rendelkeztek, és hogyan illeszkedtek egy alapvetően ember által irányított fejlesztési folyamatba.</w:t>
+      </w:r>
+    </w:p>
+    <w:p>
+      <w:pPr>
+        <w:pStyle w:val="Szakdolgozath2"/>
+      </w:pPr>
+      <w:bookmarkStart w:id="64" w:name="_Toc227259597"/>
+      <w:r>
+        <w:t>ChatGPT</w:t>
+      </w:r>
+      <w:bookmarkEnd w:id="64"/>
+    </w:p>
+    <w:p>
+      <w:pPr>
+        <w:pStyle w:val="Szakdolgozatbekezds"/>
+      </w:pPr>
+      <w:r>
+        <w:t>A legnagyobb segítséget a ChatGPT jelentette, amelyet előfizetéses formában, mindig az aktuálisan legfrissebb modellekkel lehetett használni. Ezt elsősorban technológiai kérdések tisztázására, különböző megoldási lehetőségek összehasonlítására, valamint egyes tervezési döntések átgondolására alkalmaztam. A rendszer alaparchitektúráját ugyanakkor nem AI tervezte meg, hanem kézzel építettem fel. Az AI ebben a szakaszban inkább gondolati partnerként működött, mintsem önálló fejlesztőként.</w:t>
+      </w:r>
+      <w:r>
         <w:t xml:space="preserve"> </w:t>
       </w:r>
-      <w:proofErr w:type="spellStart"/>
-      <w:r>
-        <w:rPr>
-          <w:lang w:val="en-US"/>
-        </w:rPr>
-        <w:t>készítése</w:t>
-      </w:r>
-      <w:proofErr w:type="spellEnd"/>
-      <w:r>
-        <w:rPr>
-          <w:lang w:val="en-US"/>
-        </w:rPr>
-        <w:t xml:space="preserve"> </w:t>
-      </w:r>
-      <w:proofErr w:type="spellStart"/>
-      <w:r>
-        <w:rPr>
-          <w:lang w:val="en-US"/>
-        </w:rPr>
-        <w:t>során</w:t>
-      </w:r>
-      <w:bookmarkEnd w:id="67"/>
-      <w:proofErr w:type="spellEnd"/>
+      <w:r>
+        <w:t>A későbbi szakaszban a promptírásban is jelentős szerepet kapott. Amikor már világosabbá vált, hogyan kell a játék logikáját és a pályagenerálási elvárásokat megfogalmazni, az AI segített a sok, kezdetben rendezetlen gondolatot jól strukturált promptokká alakítani. Ez különösen hasznos volt a pályagenerálás finomhangolásánál, ahol a pontos megfogalmazás közvetlenül befolyásolta a rendszer működését.</w:t>
+      </w:r>
+    </w:p>
+    <w:p>
+      <w:pPr>
+        <w:pStyle w:val="Szakdolgozath2"/>
+      </w:pPr>
+      <w:bookmarkStart w:id="65" w:name="_Toc227259598"/>
+      <w:r>
+        <w:lastRenderedPageBreak/>
+        <w:t>Codex</w:t>
+      </w:r>
+      <w:bookmarkEnd w:id="65"/>
     </w:p>
     <w:p>
       <w:pPr>
         <w:pStyle w:val="Szakdolgozatbekezds"/>
       </w:pPr>
       <w:r>
-        <w:t xml:space="preserve">A szakdolgozat elkészítése során többféle mesterségesintelligencia-alapú eszköz állt rendelkezésre. Napjainkra az egyszerű kódkiegészítő megoldások mellett egyre inkább az úgynevezett AI </w:t>
-      </w:r>
-      <w:proofErr w:type="spellStart"/>
-      <w:r>
-        <w:t>agentek</w:t>
-      </w:r>
-      <w:proofErr w:type="spellEnd"/>
-      <w:r>
-        <w:t xml:space="preserve"> használata került előtérbe, ezért a fejlesztési környezetet is ez a szemlélet határozta meg. Ugyanakkor a projekt alapvetően egy hibrid, részben hagyományos megközelítésű fejlesztés maradt: az alapok kézzel, saját tervezés alapján készültek el, és az AI elsősorban ötletelési, szövegalkotási és célzott implementációs támogatást nyújtott.</w:t>
-      </w:r>
-    </w:p>
-    <w:p>
-      <w:pPr>
-        <w:pStyle w:val="Szakdolgozath2"/>
-      </w:pPr>
-      <w:bookmarkStart w:id="68" w:name="_Toc227259597"/>
-      <w:proofErr w:type="spellStart"/>
-      <w:r>
-        <w:t>ChatGPT</w:t>
-      </w:r>
-      <w:bookmarkEnd w:id="68"/>
-      <w:proofErr w:type="spellEnd"/>
-    </w:p>
-    <w:p>
-      <w:pPr>
-        <w:pStyle w:val="Szakdolgozatbekezds"/>
-      </w:pPr>
-      <w:r>
-        <w:t xml:space="preserve">A legnagyobb segítséget a </w:t>
-      </w:r>
-      <w:proofErr w:type="spellStart"/>
-      <w:r>
-        <w:t>ChatGPT</w:t>
-      </w:r>
-      <w:proofErr w:type="spellEnd"/>
-      <w:r>
-        <w:t xml:space="preserve"> jelentette, amelyet előfizetéses formában, mindig az aktuálisan legfrissebb modellekkel lehetett használni. Ezt elsősorban technológiai kérdések tisztázására, különböző megoldási lehetőségek összehasonlítására, valamint egyes tervezési </w:t>
-      </w:r>
-      <w:r>
-        <w:lastRenderedPageBreak/>
-        <w:t>döntések átgondolására alkalmaztam. A rendszer alaparchitektúráját ugyanakkor nem AI tervezte meg, hanem kézzel építettem fel. Az AI ebben a szakaszban inkább gondolati partnerként működött, mintsem önálló fejlesztőként.</w:t>
-      </w:r>
-      <w:r>
-        <w:t xml:space="preserve"> </w:t>
-      </w:r>
-      <w:r>
-        <w:t xml:space="preserve">A későbbi szakaszban a </w:t>
-      </w:r>
-      <w:proofErr w:type="spellStart"/>
-      <w:r>
-        <w:t>promptírásban</w:t>
-      </w:r>
-      <w:proofErr w:type="spellEnd"/>
-      <w:r>
-        <w:t xml:space="preserve"> is jelentős szerepet kapott. Amikor már világosabbá vált, hogyan kell a játék logikáját és a pályagenerálási elvárásokat megfogalmazni, az AI segített a sok, kezdetben rendezetlen gondolatot jól strukturált </w:t>
-      </w:r>
-      <w:proofErr w:type="spellStart"/>
-      <w:r>
-        <w:t>promptokká</w:t>
-      </w:r>
-      <w:proofErr w:type="spellEnd"/>
-      <w:r>
-        <w:t xml:space="preserve"> alakítani. Ez különösen hasznos volt a pályagenerálás finomhangolásánál, ahol a pontos megfogalmazás közvetlenül befolyásolta a rendszer működését.</w:t>
-      </w:r>
-    </w:p>
-    <w:p>
-      <w:pPr>
-        <w:pStyle w:val="Szakdolgozath2"/>
-      </w:pPr>
-      <w:bookmarkStart w:id="69" w:name="_Toc227259598"/>
-      <w:proofErr w:type="spellStart"/>
-      <w:r>
-        <w:t>Codex</w:t>
-      </w:r>
-      <w:bookmarkEnd w:id="69"/>
-      <w:proofErr w:type="spellEnd"/>
-    </w:p>
-    <w:p>
-      <w:pPr>
-        <w:pStyle w:val="Szakdolgozatbekezds"/>
-      </w:pPr>
-      <w:r>
-        <w:t xml:space="preserve">Miután elkészült egy működő prototípus, kialakult egy alap pályagenerálási folyamat és rendelkezésre állt egy stabilabb kódbázis, ekkor kapcsolódott be a </w:t>
-      </w:r>
-      <w:proofErr w:type="spellStart"/>
-      <w:r>
-        <w:t>Codex</w:t>
-      </w:r>
-      <w:proofErr w:type="spellEnd"/>
-      <w:r>
-        <w:t xml:space="preserve"> használata. Ezen a ponton az AI már valóban képes volt gyorsítani a fejlesztési folyamatot. A tapasztalat ugyanakkor az volt, hogy az egyszerű, rövid utasításokra gyakran felületes, nem optimalizált vagy félkész megoldások születtek, amelyek sok esetben nem is működtek megfelelően. Emiatt nem vált be az a megközelítés, hogy az AI-</w:t>
-      </w:r>
-      <w:proofErr w:type="spellStart"/>
-      <w:r>
-        <w:t>ra</w:t>
-      </w:r>
-      <w:proofErr w:type="spellEnd"/>
-      <w:r>
-        <w:t xml:space="preserve"> általános jelleggel, minimális instrukcióval teljes implementációkat bízzak.</w:t>
+        <w:t>Miután elkészült egy működő prototípus, kialakult egy alap pályagenerálási folyamat és rendelkezésre állt egy stabilabb kódbázis, ekkor kapcsolódott be a Codex használata. Ezen a ponton az AI már valóban képes volt gyorsítani a fejlesztési folyamatot. A tapasztalat ugyanakkor az volt, hogy az egyszerű, rövid utasításokra gyakran felületes, nem optimalizált vagy félkész megoldások születtek, amelyek sok esetben nem is működtek megfelelően. Emiatt nem vált be az a megközelítés, hogy az AI-ra általános jelleggel, minimális instrukcióval teljes implementációkat bízzak.</w:t>
       </w:r>
     </w:p>
     <w:p>
@@ -14796,15 +11721,7 @@
         <w:t xml:space="preserve">új funkció </w:t>
       </w:r>
       <w:r>
-        <w:t xml:space="preserve">célja, hogyan </w:t>
-      </w:r>
-      <w:proofErr w:type="spellStart"/>
-      <w:r>
-        <w:t>működjön</w:t>
-      </w:r>
-      <w:proofErr w:type="spellEnd"/>
-      <w:r>
-        <w:t xml:space="preserve">, milyen technikai megoldást érdemes használni, és a kód melyik mappába vagy modulba kerüljön. Gyakorlatilag úgy kellett feladatot adni neki, mintha egy junior fejlesztő számára készülne részletes </w:t>
+        <w:t xml:space="preserve">célja, hogyan működjön, milyen technikai megoldást érdemes használni, és a kód melyik mappába vagy modulba kerüljön. Gyakorlatilag úgy kellett feladatot adni neki, mintha egy junior fejlesztő számára készülne részletes </w:t>
       </w:r>
       <w:r>
         <w:t>feladat</w:t>
@@ -14820,34 +11737,18 @@
       <w:pPr>
         <w:pStyle w:val="Szakdolgozath2"/>
       </w:pPr>
-      <w:bookmarkStart w:id="70" w:name="_Toc227259599"/>
+      <w:bookmarkStart w:id="66" w:name="_Toc227259599"/>
       <w:r>
         <w:t>Szakdolgozat</w:t>
       </w:r>
-      <w:bookmarkEnd w:id="70"/>
+      <w:bookmarkEnd w:id="66"/>
     </w:p>
     <w:p>
       <w:pPr>
         <w:pStyle w:val="Szakdolgozatbekezds"/>
       </w:pPr>
       <w:r>
-        <w:t xml:space="preserve">Az AI használata nemcsak a fejlesztésben, hanem magában a szakdolgozat megírásában is szerepet kapott. A </w:t>
-      </w:r>
-      <w:proofErr w:type="spellStart"/>
-      <w:r>
-        <w:t>Codex</w:t>
-      </w:r>
-      <w:proofErr w:type="spellEnd"/>
-      <w:r>
-        <w:t xml:space="preserve"> segítségével egy-egy fejezet megírása előtt pontosan meg lehetett határozni, mely folyamatokat és mely forrásfájlokat vizsgálja át. Emellett saját gondolataimat, nyers jegyzeteimet és kezdetleges fejezetvázlataimat is fel tudtam használni bemenetként, amelyeket az AI a kódbázisból kiolvasott technikai információkkal összevetve </w:t>
-      </w:r>
-      <w:proofErr w:type="spellStart"/>
-      <w:r>
-        <w:t>nyelvtanilag</w:t>
-      </w:r>
-      <w:proofErr w:type="spellEnd"/>
-      <w:r>
-        <w:t xml:space="preserve"> helyesebb, összefüggőbb bekezdésekké tudott formálni.</w:t>
+        <w:t>Az AI használata nemcsak a fejlesztésben, hanem magában a szakdolgozat megírásában is szerepet kapott. A Codex segítségével egy-egy fejezet megírása előtt pontosan meg lehetett határozni, mely folyamatokat és mely forrásfájlokat vizsgálja át. Emellett saját gondolataimat, nyers jegyzeteimet és kezdetleges fejezetvázlataimat is fel tudtam használni bemenetként, amelyeket az AI a kódbázisból kiolvasott technikai információkkal összevetve nyelvtanilag helyesebb, összefüggőbb bekezdésekké tudott formálni.</w:t>
       </w:r>
     </w:p>
     <w:p>
@@ -14856,22 +11757,13 @@
         <w:ind w:firstLine="720"/>
       </w:pPr>
       <w:r>
-        <w:lastRenderedPageBreak/>
         <w:t xml:space="preserve">Ennek ellenére a szakdolgozat szövegének előállításában is komoly korlátok mutatkoztak. Az AI által generált szövegek gyakran tartalmaztak felesleges mondatokat, túlmagyarázott részeket vagy ugyanazon gondolat redundáns ismétlését. Emiatt az elkészült fejezeteket </w:t>
       </w:r>
       <w:r>
         <w:t xml:space="preserve">sok </w:t>
       </w:r>
       <w:r>
-        <w:t>esetben át kellett dolgozni és kritikusan ellenőrizni. Önmagában az AI-</w:t>
-      </w:r>
-      <w:proofErr w:type="spellStart"/>
-      <w:r>
-        <w:t>ra</w:t>
-      </w:r>
-      <w:proofErr w:type="spellEnd"/>
-      <w:r>
-        <w:t xml:space="preserve"> támaszkodva a szöveg könnyen mesterkélt, túl általános vagy „kamuszagú” hatást kelthetett volna. A gyakorlatban tehát itt is az bizonyult célravezetőnek, hogy az AI nem helyettesítette a szerzői munkát, hanem annak egy támogató eszközeként működött.</w:t>
+        <w:t>esetben át kellett dolgozni és kritikusan ellenőrizni. Önmagában az AI-ra támaszkodva a szöveg könnyen mesterkélt, túl általános vagy „kamuszagú” hatást kelthetett volna. A gyakorlatban tehát itt is az bizonyult célravezetőnek, hogy az AI nem helyettesítette a szerzői munkát, hanem annak egy támogató eszközeként működött.</w:t>
       </w:r>
     </w:p>
     <w:p>
@@ -14880,6 +11772,7 @@
         <w:ind w:firstLine="720"/>
       </w:pPr>
       <w:r>
+        <w:lastRenderedPageBreak/>
         <w:t>Összességében az AI a szakdolgozat készítése során akkor bizonyult igazán hasznosnak, amikor jól körül</w:t>
       </w:r>
       <w:r>
@@ -14905,26 +11798,18 @@
       <w:pPr>
         <w:pStyle w:val="SzekdolgozatH1"/>
       </w:pPr>
-      <w:bookmarkStart w:id="71" w:name="_Toc227259600"/>
+      <w:bookmarkStart w:id="67" w:name="_Toc227259600"/>
       <w:r>
         <w:t>Konklúzió</w:t>
       </w:r>
-      <w:bookmarkEnd w:id="71"/>
+      <w:bookmarkEnd w:id="67"/>
     </w:p>
     <w:p>
       <w:pPr>
         <w:pStyle w:val="Szakdolgozatbekezds"/>
       </w:pPr>
       <w:r>
-        <w:t xml:space="preserve">A mesterséges intelligencia fejlődése nem új jelenség, csupán a társadalom számára sokáig kevésbé volt látványos. Az utóbbi években azonban rendkívül erős figyelem irányult az LLM-alapú rendszerekre, és mára szinte minden technológiai problémára ezek alkalmazását próbálják megoldásként felmutatni. Az AI körüli </w:t>
-      </w:r>
-      <w:proofErr w:type="spellStart"/>
-      <w:r>
-        <w:t>hype</w:t>
-      </w:r>
-      <w:proofErr w:type="spellEnd"/>
-      <w:r>
-        <w:t xml:space="preserve"> egyik leggyakoribb és egyben legriasztóbb állítása, hogy rövid időn belül nem lesz szükség fejlesztőkre, mert a kódolás problémáját a modellek már megoldották. A saját tapasztalataim alapján ez nem tekinthető valós állításnak. A projekt során is jól láthatóvá vált, hogy az LLM-ek önmagukban nem önállóan gondolkodó rendszerek, hanem rendkívül fejlett statisztikai szöveggenerátorok, amelyek bizonyos feladatokban kifejezetten hasznosak, más területeken viszont erősen korlátozottak.</w:t>
+        <w:t>A mesterséges intelligencia fejlődése nem új jelenség, csupán a társadalom számára sokáig kevésbé volt látványos. Az utóbbi években azonban rendkívül erős figyelem irányult az LLM-alapú rendszerekre, és mára szinte minden technológiai problémára ezek alkalmazását próbálják megoldásként felmutatni. Az AI körüli hype egyik leggyakoribb és egyben legriasztóbb állítása, hogy rövid időn belül nem lesz szükség fejlesztőkre, mert a kódolás problémáját a modellek már megoldották. A saját tapasztalataim alapján ez nem tekinthető valós állításnak. A projekt során is jól láthatóvá vált, hogy az LLM-ek önmagukban nem önállóan gondolkodó rendszerek, hanem rendkívül fejlett statisztikai szöveggenerátorok, amelyek bizonyos feladatokban kifejezetten hasznosak, más területeken viszont erősen korlátozottak.</w:t>
       </w:r>
     </w:p>
     <w:p>
@@ -14933,11 +11818,7 @@
         <w:ind w:firstLine="720"/>
       </w:pPr>
       <w:r>
-        <w:t xml:space="preserve">Úgy látom, hogy a jelenlegi AI-hullámban egyre nagyobb szerepet kap az üzleti és pénzügyi érdek, és sok esetben ez erősebb mozgatórugó, mint maga a technológiai áttörés. A modellek valóban fejlődnek, de gyakran nem teljesen új képességeket kapnak, hanem olyan kiegészítő rétegeket, mint a keresőfunkció, az önellenőrzési mechanizmusok vagy a többlépcsős érvelés, amelyek összességében intelligensebb működés benyomását keltik. A saját projektmunkám során is azt tapasztaltam, hogy ezek a rendszerek jól használhatók, ha </w:t>
-      </w:r>
-      <w:r>
-        <w:lastRenderedPageBreak/>
-        <w:t>megfelelően rétegezett folyamatba illesztjük őket, de önmagukban nem érdemes tőlük csodát várni.</w:t>
+        <w:t>Úgy látom, hogy a jelenlegi AI-hullámban egyre nagyobb szerepet kap az üzleti és pénzügyi érdek, és sok esetben ez erősebb mozgatórugó, mint maga a technológiai áttörés. A modellek valóban fejlődnek, de gyakran nem teljesen új képességeket kapnak, hanem olyan kiegészítő rétegeket, mint a keresőfunkció, az önellenőrzési mechanizmusok vagy a többlépcsős érvelés, amelyek összességében intelligensebb működés benyomását keltik. A saját projektmunkám során is azt tapasztaltam, hogy ezek a rendszerek jól használhatók, ha megfelelően rétegezett folyamatba illesztjük őket, de önmagukban nem érdemes tőlük csodát várni.</w:t>
       </w:r>
     </w:p>
     <w:p>
@@ -14946,7 +11827,11 @@
         <w:ind w:firstLine="720"/>
       </w:pPr>
       <w:r>
-        <w:t>Fontosnak tartom azt is hangsúlyozni, hogy az informatika soha nem kizárólag a kódolásról szólt. A programkód valójában mindig is csak eszköz volt problémák megoldására és folyamatok automatizálására. A programozási nyelvek azért jöttek létre, hogy az ember könnyebben tudjon kommunikálni a hardverrel, amely a tényleges számításokat végzi. Ebben az értelemben az LLM-ek egy újabb absztrakciós rétegnek tekinthetők: olyan eszközöknek, amelyek lehetővé teszik, hogy még több ember kapcsolódjon be a számítástechnikai problémamegoldásba, és sikerélményeket szerezzen akár programozási háttér nélkül is. Ez komoly lehetőséget jelent, ugyanakkor kockázatot is hordoz, hiszen a modellek sokszor a könnyebb utat választják. Ha nincs mögöttük megfelelő szaktudás és ellenőrzés, akkor könnyen hozhatnak látszólag működő, valójában hibás vagy veszélyes megoldásokat, például érzékeny adatok nem megfelelő kezelését.</w:t>
+        <w:t xml:space="preserve">Fontosnak tartom azt is hangsúlyozni, hogy az informatika soha nem kizárólag a kódolásról szólt. A programkód valójában mindig is csak eszköz volt problémák megoldására és folyamatok automatizálására. A programozási nyelvek azért jöttek létre, hogy az ember könnyebben tudjon kommunikálni a hardverrel, amely a tényleges számításokat végzi. Ebben az értelemben az LLM-ek egy újabb absztrakciós rétegnek tekinthetők: olyan eszközöknek, </w:t>
+      </w:r>
+      <w:r>
+        <w:lastRenderedPageBreak/>
+        <w:t>amelyek lehetővé teszik, hogy még több ember kapcsolódjon be a számítástechnikai problémamegoldásba, és sikerélményeket szerezzen akár programozási háttér nélkül is. Ez komoly lehetőséget jelent, ugyanakkor kockázatot is hordoz, hiszen a modellek sokszor a könnyebb utat választják. Ha nincs mögöttük megfelelő szaktudás és ellenőrzés, akkor könnyen hozhatnak látszólag működő, valójában hibás vagy veszélyes megoldásokat, például érzékeny adatok nem megfelelő kezelését.</w:t>
       </w:r>
     </w:p>
     <w:p>
@@ -14970,19 +11855,7 @@
         <w:ind w:firstLine="720"/>
       </w:pPr>
       <w:r>
-        <w:t xml:space="preserve">Mindezek mellett mégis úgy vélem, hogy az emberiség nagy lépést tett a mesterséges intelligencia felé az LLM-ek megjelenésével. Bár ezek a rendszerek jelenleg inkább nagyon fejlett statisztikai szöveggenerátoroknak tekinthetők, számos területen valóban hasznos, sőt inspiráló eszközt jelentenek. A szakdolgozatban bemutatott projekt is azt mutatja, hogy ilyen modellekre építve új, korábban nehezen elképzelhető alkalmazások hozhatók létre. A videójáték-iparban a mesterséges intelligencia mindig is érdekes terület volt, még ha korábban ez inkább útkereső algoritmusokat vagy procedurális generálási megoldásokat jelentett. LLM-ek segítségével azonban ennél dinamikusabb, változatosabb és személyesebb világok is létrehozhatók. Elképzelhető például egy olyan nyílt világú játék, ahol az NPC-k természetesebb, színesebb interakciókra képesek, vagy egy klasszikus szöveges kalandjáték, </w:t>
-      </w:r>
-      <w:r>
-        <w:lastRenderedPageBreak/>
-        <w:t xml:space="preserve">ahol a játékos nem előre definiált parancsokkal kommunikál, hanem saját </w:t>
-      </w:r>
-      <w:proofErr w:type="spellStart"/>
-      <w:r>
-        <w:t>szavaival</w:t>
-      </w:r>
-      <w:proofErr w:type="spellEnd"/>
-      <w:r>
-        <w:t>, és az NPC erre érdemben</w:t>
+        <w:t>Mindezek mellett mégis úgy vélem, hogy az emberiség nagy lépést tett a mesterséges intelligencia felé az LLM-ek megjelenésével. Bár ezek a rendszerek jelenleg inkább nagyon fejlett statisztikai szöveggenerátoroknak tekinthetők, számos területen valóban hasznos, sőt inspiráló eszközt jelentenek. A szakdolgozatban bemutatott projekt is azt mutatja, hogy ilyen modellekre építve új, korábban nehezen elképzelhető alkalmazások hozhatók létre. A videójáték-iparban a mesterséges intelligencia mindig is érdekes terület volt, még ha korábban ez inkább útkereső algoritmusokat vagy procedurális generálási megoldásokat jelentett. LLM-ek segítségével azonban ennél dinamikusabb, változatosabb és személyesebb világok is létrehozhatók. Elképzelhető például egy olyan nyílt világú játék, ahol az NPC-k természetesebb, színesebb interakciókra képesek, vagy egy klasszikus szöveges kalandjáték, ahol a játékos nem előre definiált parancsokkal kommunikál, hanem saját szavaival, és az NPC erre érdemben</w:t>
       </w:r>
       <w:r>
         <w:t xml:space="preserve"> képes lesz</w:t>
@@ -14999,7 +11872,7 @@
         <w:br w:type="page"/>
       </w:r>
     </w:p>
-    <w:bookmarkStart w:id="72" w:name="_Toc227259601" w:displacedByCustomXml="next"/>
+    <w:bookmarkStart w:id="68" w:name="_Toc227259601" w:displacedByCustomXml="next"/>
     <w:sdt>
       <w:sdtPr>
         <w:rPr>
@@ -15025,7 +11898,7 @@
           <w:r>
             <w:t>Irodalomjegyzék</w:t>
           </w:r>
-          <w:bookmarkEnd w:id="72"/>
+          <w:bookmarkEnd w:id="68"/>
         </w:p>
         <w:sdt>
           <w:sdtPr>
@@ -16714,12 +13587,12 @@
       <w:pPr>
         <w:pStyle w:val="szmozatlanSzakdolgozath1"/>
       </w:pPr>
-      <w:bookmarkStart w:id="73" w:name="_Toc227259602"/>
+      <w:bookmarkStart w:id="69" w:name="_Toc227259602"/>
       <w:r>
         <w:lastRenderedPageBreak/>
         <w:t>Nyilatkozat</w:t>
       </w:r>
-      <w:bookmarkEnd w:id="73"/>
+      <w:bookmarkEnd w:id="69"/>
     </w:p>
     <w:p>
       <w:pPr>
@@ -16727,23 +13600,7 @@
         <w:ind w:firstLine="720"/>
       </w:pPr>
       <w:r>
-        <w:t xml:space="preserve">Alulírott Bacsur Martin programtervező informatikus </w:t>
-      </w:r>
-      <w:proofErr w:type="spellStart"/>
-      <w:r>
-        <w:t>BSc</w:t>
-      </w:r>
-      <w:proofErr w:type="spellEnd"/>
-      <w:r>
-        <w:t xml:space="preserve"> szakos hallgató, kijelentem, hogy a dolgozatomat a Szegedi Tudományegyetem, Informatikai Intézet Szoftverfejlesztés Tanszékén készítettem, programtervező informatikus </w:t>
-      </w:r>
-      <w:proofErr w:type="spellStart"/>
-      <w:r>
-        <w:t>BSc</w:t>
-      </w:r>
-      <w:proofErr w:type="spellEnd"/>
-      <w:r>
-        <w:t xml:space="preserve"> diploma megszerzése érdekében. </w:t>
+        <w:t>Alulírott Bacsur Martin programtervező informatikus BSc szakos hallgató, kijelentem, hogy a dolgozatomat a Szegedi Tudományegyetem, Informatikai Intézet Szoftverfejlesztés Tanszékén készítettem, programtervező informatikus BSc diploma megszerzése érdekében. </w:t>
       </w:r>
     </w:p>
     <w:p>
@@ -16769,15 +13626,7 @@
         <w:ind w:firstLine="720"/>
       </w:pPr>
       <w:r>
-        <w:t xml:space="preserve">Tudomásul veszem, hogy szakdolgozatomat a Szegedi Tudományegyetem Diplomamunka </w:t>
-      </w:r>
-      <w:proofErr w:type="spellStart"/>
-      <w:r>
-        <w:t>Repozitóriumában</w:t>
-      </w:r>
-      <w:proofErr w:type="spellEnd"/>
-      <w:r>
-        <w:t xml:space="preserve"> tárolja.</w:t>
+        <w:t>Tudomásul veszem, hogy szakdolgozatomat a Szegedi Tudományegyetem Diplomamunka Repozitóriumában tárolja.</w:t>
       </w:r>
     </w:p>
     <w:p/>
@@ -16827,25 +13676,25 @@
       <w:pPr>
         <w:pStyle w:val="szmozatlanSzakdolgozath1"/>
       </w:pPr>
-      <w:bookmarkStart w:id="74" w:name="_Toc227259603"/>
+      <w:bookmarkStart w:id="70" w:name="_Toc227259603"/>
       <w:r>
         <w:lastRenderedPageBreak/>
         <w:t>Mellékletek</w:t>
       </w:r>
-      <w:bookmarkEnd w:id="74"/>
+      <w:bookmarkEnd w:id="70"/>
     </w:p>
     <w:p>
       <w:pPr>
         <w:pStyle w:val="szmozatlanSzakdolgozath2"/>
       </w:pPr>
-      <w:bookmarkStart w:id="75" w:name="_Toc227259604"/>
+      <w:bookmarkStart w:id="71" w:name="_Toc227259604"/>
       <w:r>
         <w:t>Adatbázis</w:t>
       </w:r>
       <w:r>
         <w:t xml:space="preserve"> relációk</w:t>
       </w:r>
-      <w:bookmarkEnd w:id="75"/>
+      <w:bookmarkEnd w:id="71"/>
     </w:p>
     <w:p>
       <w:pPr>
@@ -16853,15 +13702,7 @@
         <w:ind w:left="720"/>
       </w:pPr>
       <w:r>
-        <w:t xml:space="preserve">A diagram elkészítéséhez a </w:t>
-      </w:r>
-      <w:proofErr w:type="spellStart"/>
-      <w:r>
-        <w:t>Graphviz</w:t>
-      </w:r>
-      <w:proofErr w:type="spellEnd"/>
-      <w:r>
-        <w:t xml:space="preserve"> Online</w:t>
+        <w:t>A diagram elkészítéséhez a Graphviz Online</w:t>
       </w:r>
       <w:r>
         <w:t xml:space="preserve">-t </w:t>
@@ -16939,12 +13780,12 @@
       <w:pPr>
         <w:pStyle w:val="szmozatlanSzakdolgozath2"/>
       </w:pPr>
-      <w:bookmarkStart w:id="76" w:name="_Toc227259605"/>
+      <w:bookmarkStart w:id="72" w:name="_Toc227259605"/>
       <w:r>
         <w:lastRenderedPageBreak/>
         <w:t>Gráf alapú pálya struktúra definiálása</w:t>
       </w:r>
-      <w:bookmarkEnd w:id="76"/>
+      <w:bookmarkEnd w:id="72"/>
     </w:p>
     <w:p>
       <w:pPr>

--- a/Szakdolgozat.docx
+++ b/Szakdolgozat.docx
@@ -539,7 +539,6 @@
     <w:p>
       <w:pPr>
         <w:spacing w:line="360" w:lineRule="auto"/>
-        <w:ind w:firstLine="720"/>
         <w:jc w:val="both"/>
         <w:rPr>
           <w:rFonts w:ascii="Times New Roman" w:hAnsi="Times New Roman" w:cs="Times New Roman"/>
@@ -553,7 +552,63 @@
           <w:sz w:val="24"/>
           <w:szCs w:val="24"/>
         </w:rPr>
-        <w:t>A feladatom egy webes keretbe foglalt szabaduló szoba játék megvalósítása volt, amelyben a pályák felépítését és a játék során megjelenő elemek tartalmát mesterséges intelligencia generálja. Az alkalmazás célja egy olyan rugalmas és bővíthető rendszer létrehozása, amely képes minden játékos számára egyedi élményt biztosítani.</w:t>
+        <w:t xml:space="preserve">A szakdolgozat célja egy mesterséges intelligenciával támogatott, webes szabadulószoba-rendszer megtervezése és megvalósítása. A szakdolgozó feladata egy olyan többkomponensű alkalmazás kialakítása, amely képes </w:t>
+      </w:r>
+      <w:r>
+        <w:rPr>
+          <w:rFonts w:ascii="Times New Roman" w:hAnsi="Times New Roman" w:cs="Times New Roman"/>
+          <w:sz w:val="24"/>
+          <w:szCs w:val="24"/>
+        </w:rPr>
+        <w:t xml:space="preserve">a </w:t>
+      </w:r>
+      <w:r>
+        <w:rPr>
+          <w:rFonts w:ascii="Times New Roman" w:hAnsi="Times New Roman" w:cs="Times New Roman"/>
+          <w:sz w:val="24"/>
+          <w:szCs w:val="24"/>
+        </w:rPr>
+        <w:t>pályák generálására és tárolására</w:t>
+      </w:r>
+      <w:r>
+        <w:rPr>
+          <w:rFonts w:ascii="Times New Roman" w:hAnsi="Times New Roman" w:cs="Times New Roman"/>
+          <w:sz w:val="24"/>
+          <w:szCs w:val="24"/>
+        </w:rPr>
+        <w:t xml:space="preserve">, a </w:t>
+      </w:r>
+      <w:r>
+        <w:rPr>
+          <w:rFonts w:ascii="Times New Roman" w:hAnsi="Times New Roman" w:cs="Times New Roman"/>
+          <w:sz w:val="24"/>
+          <w:szCs w:val="24"/>
+        </w:rPr>
+        <w:t>létrehozott pályák interaktív, grafikus megjelenítésére</w:t>
+      </w:r>
+      <w:r>
+        <w:rPr>
+          <w:rFonts w:ascii="Times New Roman" w:hAnsi="Times New Roman" w:cs="Times New Roman"/>
+          <w:sz w:val="24"/>
+          <w:szCs w:val="24"/>
+        </w:rPr>
+        <w:t xml:space="preserve">, valamint a </w:t>
+      </w:r>
+      <w:r>
+        <w:rPr>
+          <w:rFonts w:ascii="Times New Roman" w:hAnsi="Times New Roman" w:cs="Times New Roman"/>
+          <w:sz w:val="24"/>
+          <w:szCs w:val="24"/>
+        </w:rPr>
+        <w:t>felhasználói adatok kezelésére</w:t>
+      </w:r>
+      <w:r>
+        <w:rPr>
+          <w:rFonts w:ascii="Times New Roman" w:hAnsi="Times New Roman" w:cs="Times New Roman"/>
+          <w:sz w:val="24"/>
+          <w:szCs w:val="24"/>
+        </w:rPr>
+        <w:t>.</w:t>
       </w:r>
     </w:p>
     <w:p>
@@ -573,7 +628,7 @@
           <w:sz w:val="24"/>
           <w:szCs w:val="24"/>
         </w:rPr>
-        <w:t>A játék alapját generikus játékelemek alkotják, amelyek konkrét tartalommal való feltöltését a mesterséges intelligencia végzi. Ennek köszönhetően minden egyes generált pálya eltérő felépítésű és történetű lehet, így a játék újrajátszhatósága jelentősen növekszik. A pályákhoz tartozó logikai feladatok egymásra épülnek, ezért a játékosoknak azokat meghatározott sorrendben kell megoldaniuk a tovább</w:t>
+        <w:t>A</w:t>
       </w:r>
       <w:r>
         <w:rPr>
@@ -581,15 +636,7 @@
           <w:sz w:val="24"/>
           <w:szCs w:val="24"/>
         </w:rPr>
-        <w:t xml:space="preserve"> </w:t>
-      </w:r>
-      <w:r>
-        <w:rPr>
-          <w:rFonts w:ascii="Times New Roman" w:hAnsi="Times New Roman" w:cs="Times New Roman"/>
-          <w:sz w:val="24"/>
-          <w:szCs w:val="24"/>
-        </w:rPr>
-        <w:t>haladás érdekében.</w:t>
+        <w:t xml:space="preserve"> munka során a hallgató megvizsgálja az AI-alapú tartalomgenerálás alkalmazási lehetőségeit a játékfejlesztés területén, különös tekintettel a logikailag végigjátszható szabadulószoba-pályák előállítására. Ennek keretében kitér a kliens-szerver architektúra megvalósítására, a tokenalapú erőforrás-kezelésre, az adatbázis- és objektumtárolási megoldásokra, valamint a játékobjektumok és felhasználói interakciók modellezésére.</w:t>
       </w:r>
     </w:p>
     <w:p>
@@ -609,7 +656,92 @@
           <w:sz w:val="24"/>
           <w:szCs w:val="24"/>
         </w:rPr>
-        <w:t>A pályák struktúráját, a hozzájuk tartozó történetet, valamint a grafikai elemeket – például tárgyakat, környezetet vagy interaktív objektumokat – szintén a mesterséges intelligencia generálja, figyelembe véve az adott pálya tematikáját. Ez lehetővé teszi, hogy a vizuális megjelenés és a játékmenet egységes és konzisztens élményt nyújtson.</w:t>
+        <w:t>A téma további indoklása, hogy a létrejövő rendszer egyaránt ötvözi a modern webfejlesztési, adatkezelési és mesterségesintelligencia-alapú technológiákat, miközben gyakorlati példán keresztül mutatja be</w:t>
+      </w:r>
+      <w:r>
+        <w:rPr>
+          <w:rFonts w:ascii="Times New Roman" w:hAnsi="Times New Roman" w:cs="Times New Roman"/>
+          <w:sz w:val="24"/>
+          <w:szCs w:val="24"/>
+        </w:rPr>
+        <w:t>,</w:t>
+      </w:r>
+      <w:r>
+        <w:rPr>
+          <w:rFonts w:ascii="Times New Roman" w:hAnsi="Times New Roman" w:cs="Times New Roman"/>
+          <w:sz w:val="24"/>
+          <w:szCs w:val="24"/>
+        </w:rPr>
+        <w:t> </w:t>
+      </w:r>
+      <w:r>
+        <w:rPr>
+          <w:rFonts w:ascii="Times New Roman" w:hAnsi="Times New Roman" w:cs="Times New Roman"/>
+          <w:sz w:val="24"/>
+          <w:szCs w:val="24"/>
+        </w:rPr>
+        <w:t>l</w:t>
+      </w:r>
+      <w:r>
+        <w:rPr>
+          <w:rFonts w:ascii="Times New Roman" w:hAnsi="Times New Roman" w:cs="Times New Roman"/>
+          <w:sz w:val="24"/>
+          <w:szCs w:val="24"/>
+        </w:rPr>
+        <w:t>hogyan alkalmazható és valósítható meg a mesterséges intelligencia a videójáték-fejlesztés területén</w:t>
+      </w:r>
+      <w:r>
+        <w:rPr>
+          <w:rFonts w:ascii="Times New Roman" w:hAnsi="Times New Roman" w:cs="Times New Roman"/>
+          <w:sz w:val="24"/>
+          <w:szCs w:val="24"/>
+        </w:rPr>
+        <w:t>.</w:t>
+      </w:r>
+    </w:p>
+    <w:p>
+      <w:pPr>
+        <w:rPr>
+          <w:rFonts w:ascii="Times New Roman" w:hAnsi="Times New Roman" w:cs="Times New Roman"/>
+          <w:sz w:val="24"/>
+          <w:szCs w:val="24"/>
+        </w:rPr>
+      </w:pPr>
+      <w:r>
+        <w:rPr>
+          <w:rFonts w:ascii="Times New Roman" w:hAnsi="Times New Roman" w:cs="Times New Roman"/>
+          <w:sz w:val="24"/>
+          <w:szCs w:val="24"/>
+        </w:rPr>
+        <w:br w:type="page"/>
+      </w:r>
+    </w:p>
+    <w:p>
+      <w:pPr>
+        <w:pStyle w:val="szmozatlanSzakdolgozath1"/>
+      </w:pPr>
+      <w:r>
+        <w:lastRenderedPageBreak/>
+        <w:t>Tartalmi összefoglaló</w:t>
+      </w:r>
+    </w:p>
+    <w:p>
+      <w:pPr>
+        <w:spacing w:line="360" w:lineRule="auto"/>
+        <w:jc w:val="both"/>
+        <w:rPr>
+          <w:rFonts w:ascii="Times New Roman" w:hAnsi="Times New Roman" w:cs="Times New Roman"/>
+          <w:sz w:val="24"/>
+          <w:szCs w:val="24"/>
+        </w:rPr>
+      </w:pPr>
+      <w:r>
+        <w:rPr>
+          <w:rFonts w:ascii="Times New Roman" w:hAnsi="Times New Roman" w:cs="Times New Roman"/>
+          <w:sz w:val="24"/>
+          <w:szCs w:val="24"/>
+        </w:rPr>
+        <w:t>A szakdolgozati téma kiválasztásánál fontos szempont volt számomra, hogy a projekt valamilyen módon kapcsolódjon a videójáték-fejlesztés világához. Mindig is különösen érdekesnek találtam azokat a technológiai problémákat, amelyek a játékok működésének mélyebb, „motor” szintű hátteréhez kapcsolódnak. Nagy hatással volt rám például John Carmack munkássága, aki a Doom és a Quake technológiai alapjaival jelentős szerepet játszott a modern 3D-s játékfejlesztés fejlődésében. Bár a jelen szakdolgozat nem klasszikus értelemben vett játékmotor-fejlesztéssel foglalkozik, a pályagenerálás problémája hasonlóan alapvető és izgalmas kérdésnek tűnt számomra, hiszen közvetlenül befolyásolja a játékélményt és a rendszer működését.</w:t>
       </w:r>
     </w:p>
     <w:p>
@@ -629,7 +761,15 @@
           <w:sz w:val="24"/>
           <w:szCs w:val="24"/>
         </w:rPr>
-        <w:t>Az alkalmazás nem csupán maga a játék, hanem egy teljes webes rendszerként működik. Lehetőséget biztosít felhasználói fiókok kezelésére, ahol a felhasználók saját pályákat generálhatnak. A pályagenerálás token alapú rendszerhez kötött, ahol a felhasználók tokeneket vásárolhatnak, és ezek felhasználásával indíthatják el az új pályák létrehozását.</w:t>
+        <w:t>A témaválasztás másik meghatározó oka az volt, hogy mindenképpen mesterséges intelligenciával szerettem volna foglalkozni. A videojátékok világában az „AI” fogalma régóta jelen van, például a nem játékos karakterek viselkedésének megvalósításában, ugyanakkor napjainkban a nagy nyelvi modellek megjelenésével egy újabb, különösen jelentős AI-forradalom zajlik. Ezek a technológiák ma a számítástechnika egyik legizgalmasabb és leggyorsabban fejlődő területét jelentik, ezért fontosnak tartottam, hogy a szakdolgozatom egy korszerű, aktuális problémával foglalkozzon. Az AI-alapú pályagenerálás, valamint az ehhez kapcsolódó validációs és javítási folyamatok ezért szakmailag és személyes érdeklődés szempontjából is kifejezetten vonzó témát jelentettek számomra.</w:t>
+      </w:r>
+      <w:r>
+        <w:rPr>
+          <w:rFonts w:ascii="Times New Roman" w:hAnsi="Times New Roman" w:cs="Times New Roman"/>
+          <w:sz w:val="24"/>
+          <w:szCs w:val="24"/>
+        </w:rPr>
+        <w:tab/>
       </w:r>
     </w:p>
     <w:p>
@@ -649,27 +789,23 @@
           <w:sz w:val="24"/>
           <w:szCs w:val="24"/>
         </w:rPr>
-        <w:t>A rendszer támogatja a generált pályák közötti böngészést és keresést, így a felhasználók mások által létrehozott tartalmakat is kipróbálhatnak. Emellett lehetőség van a pályák értékelésére és kedvencekhez adására, amely közösségi funkciókkal egészíti ki az alkalmazást.</w:t>
-      </w:r>
-    </w:p>
-    <w:p>
-      <w:pPr>
-        <w:spacing w:line="360" w:lineRule="auto"/>
-        <w:ind w:firstLine="720"/>
-        <w:jc w:val="both"/>
+        <w:t>A választott téma mellett szólt az is, hogy magát a szabadulószoba-műfajt is kifejezetten kedvelem. Még jóval azelőtt, hogy a valós, fizikai szabadulószobák széles körben elterjedtek volna, sok internetes, Flash-alapú szabadulószoba-játékkal játszottam. Ezeket mindig izgalmas logikai kihívásnak tartottam, mivel egyszerre igényeltek kreatív gondolkodást, megfigyelőképességet és problémamegoldást. Emiatt különösen motiváló volt számomra egy olyan rendszer fejlesztése, amely ezt a játékélményt ötvözi a modern webes technológiákkal</w:t>
+      </w:r>
+      <w:r>
         <w:rPr>
           <w:rFonts w:ascii="Times New Roman" w:hAnsi="Times New Roman" w:cs="Times New Roman"/>
           <w:sz w:val="24"/>
           <w:szCs w:val="24"/>
         </w:rPr>
-      </w:pPr>
+        <w:t>, videó játék fejlesztéssel</w:t>
+      </w:r>
       <w:r>
         <w:rPr>
           <w:rFonts w:ascii="Times New Roman" w:hAnsi="Times New Roman" w:cs="Times New Roman"/>
           <w:sz w:val="24"/>
           <w:szCs w:val="24"/>
         </w:rPr>
-        <w:t>A pályagenerálási folyamatokhoz részletes statisztikai adatgyűjtés is kapcsolódik. A rendszer rögzíti többek között a generáláshoz, validáláshoz és esetleges javításokhoz felhasznált tokenek mennyiségét, valamint az egyes folyamatok időigényét. Ezek az adatok lehetőséget biztosítanak a rendszer működésének elemzésére és optimalizálására.</w:t>
+        <w:t xml:space="preserve"> és a mesterséges intelligencia nyújtotta lehetőségekkel.</w:t>
       </w:r>
     </w:p>
     <w:p>
@@ -8149,15 +8285,7 @@
         <w:ind w:firstLine="357"/>
       </w:pPr>
       <w:r>
-        <w:t xml:space="preserve">Összesen nyolc modell, vagyis adatbázis tábla került kialakításra, amelyek közül több kapcsolótáblaként működik, és a </w:t>
-      </w:r>
-      <w:proofErr w:type="gramStart"/>
-      <w:r>
-        <w:t>felhasználók</w:t>
-      </w:r>
-      <w:proofErr w:type="gramEnd"/>
-      <w:r>
-        <w:t xml:space="preserve"> valamint a pályák közötti kapcsolatokat modellezi. A következő alfejezetek ezeknek a modelleknek a felépítését és egymáshoz való viszonyát mutatják be.</w:t>
+        <w:t>Összesen nyolc modell, vagyis adatbázis tábla került kialakításra, amelyek közül több kapcsolótáblaként működik, és a felhasználók valamint a pályák közötti kapcsolatokat modellezi. A következő alfejezetek ezeknek a modelleknek a felépítését és egymáshoz való viszonyát mutatják be.</w:t>
       </w:r>
     </w:p>
     <w:p>
@@ -8404,24 +8532,14 @@
         <w:t xml:space="preserve"> sikerességét</w:t>
       </w:r>
       <w:r>
-        <w:t xml:space="preserve">, </w:t>
-      </w:r>
-      <w:proofErr w:type="gramStart"/>
-      <w:r>
-        <w:t>a nehézségi szintet</w:t>
-      </w:r>
-      <w:proofErr w:type="gramEnd"/>
+        <w:t>, a nehézségi szintet</w:t>
+      </w:r>
       <w:r>
         <w:t xml:space="preserve"> vagyis a kijárati feladaton kívül hány db feladat van a pályán</w:t>
       </w:r>
       <w:r>
-        <w:t xml:space="preserve"> és a választott képi </w:t>
-      </w:r>
-      <w:proofErr w:type="gramStart"/>
-      <w:r>
-        <w:t>stílust</w:t>
-      </w:r>
-      <w:proofErr w:type="gramEnd"/>
+        <w:t xml:space="preserve"> és a választott képi stílust</w:t>
+      </w:r>
       <w:r>
         <w:t xml:space="preserve"> amivel a pályához a sprite-ok generálva lettek</w:t>
       </w:r>
@@ -9122,15 +9240,7 @@
         <w:t xml:space="preserve"> </w:t>
       </w:r>
       <w:r>
-        <w:t xml:space="preserve">A gyakorlatban a rendszer jelenleg főként .png képfájlokat </w:t>
-      </w:r>
-      <w:proofErr w:type="gramStart"/>
-      <w:r>
-        <w:t>és .json</w:t>
-      </w:r>
-      <w:proofErr w:type="gramEnd"/>
-      <w:r>
-        <w:t xml:space="preserve"> állományokat tárol. A tárolási struktúra</w:t>
+        <w:t>A gyakorlatban a rendszer jelenleg főként .png képfájlokat és .json állományokat tárol. A tárolási struktúra</w:t>
       </w:r>
       <w:r>
         <w:t xml:space="preserve"> </w:t>
@@ -9181,37 +9291,8 @@
         <w:pStyle w:val="Szakdolgozatbekezds"/>
       </w:pPr>
       <w:r>
-        <w:t>{STORAGE_PUBLIC_BASE_</w:t>
-      </w:r>
-      <w:proofErr w:type="gramStart"/>
-      <w:r>
-        <w:t>URL}/</w:t>
-      </w:r>
-      <w:proofErr w:type="gramEnd"/>
-      <w:r>
-        <w:t>{BUCKET_</w:t>
-      </w:r>
-      <w:proofErr w:type="gramStart"/>
-      <w:r>
-        <w:t>NAME}/</w:t>
-      </w:r>
-      <w:proofErr w:type="gramEnd"/>
-      <w:r>
-        <w:t>{level_</w:t>
-      </w:r>
-      <w:proofErr w:type="gramStart"/>
-      <w:r>
-        <w:t>id}/{ json</w:t>
-      </w:r>
-      <w:proofErr w:type="gramEnd"/>
-      <w:r>
-        <w:t xml:space="preserve"> </w:t>
-      </w:r>
-      <w:proofErr w:type="gramStart"/>
-      <w:r>
-        <w:t>file }</w:t>
-      </w:r>
-      <w:proofErr w:type="gramEnd"/>
+        <w:t>{STORAGE_PUBLIC_BASE_URL}/{BUCKET_NAME}/{level_id}/{ json file }</w:t>
+      </w:r>
     </w:p>
     <w:p>
       <w:pPr>
@@ -9234,42 +9315,10 @@
         <w:pStyle w:val="Szakdolgozatbekezds"/>
       </w:pPr>
       <w:r>
-        <w:t>{STORAGE_PUBLIC_BASE_</w:t>
-      </w:r>
-      <w:proofErr w:type="gramStart"/>
-      <w:r>
-        <w:t>URL}/</w:t>
-      </w:r>
-      <w:proofErr w:type="gramEnd"/>
-      <w:r>
-        <w:t>{BUCKET_</w:t>
-      </w:r>
-      <w:proofErr w:type="gramStart"/>
-      <w:r>
-        <w:t>NAME}/</w:t>
-      </w:r>
-      <w:proofErr w:type="gramEnd"/>
-      <w:r>
-        <w:t>{level_</w:t>
-      </w:r>
-      <w:proofErr w:type="gramStart"/>
-      <w:r>
-        <w:t>id}/</w:t>
-      </w:r>
-      <w:proofErr w:type="gramEnd"/>
-      <w:r>
-        <w:t>sprites</w:t>
-      </w:r>
-      <w:proofErr w:type="gramStart"/>
-      <w:r>
-        <w:t>/</w:t>
-      </w:r>
-      <w:r>
-        <w:t>{</w:t>
-      </w:r>
-      <w:proofErr w:type="gramEnd"/>
-      <w:r>
-        <w:t>png file}</w:t>
+        <w:t>{STORAGE_PUBLIC_BASE_URL}/{BUCKET_NAME}/{level_id}/sprites/</w:t>
+      </w:r>
+      <w:r>
+        <w:t>{png file}</w:t>
       </w:r>
     </w:p>
     <w:p>
@@ -9342,15 +9391,7 @@
         <w:pStyle w:val="Szakdolgozatbekezds"/>
       </w:pPr>
       <w:r>
-        <w:t xml:space="preserve">A projekt kezdeti szakaszában az egyik legösszetettebb tervezési feladat annak meghatározása volt, hogy a mesterséges intelligencia milyen módon állítsa elő a szabadulószoba-pályákat. El kellett dönteni, hogy a rendszer pontosan milyen mechanizmusokat kezeljen, és milyen szinten kapjon szabadságot a generálás során. Kérdésként merült fel például, hogy az AI képes legyen-e animációk, összetett </w:t>
-      </w:r>
-      <w:proofErr w:type="gramStart"/>
-      <w:r>
-        <w:t>játékmechanikák</w:t>
-      </w:r>
-      <w:proofErr w:type="gramEnd"/>
-      <w:r>
-        <w:t xml:space="preserve"> vagy csak statikus leírások, feliratok és interaktív objektumok létrehozására és módosítására.</w:t>
+        <w:t>A projekt kezdeti szakaszában az egyik legösszetettebb tervezési feladat annak meghatározása volt, hogy a mesterséges intelligencia milyen módon állítsa elő a szabadulószoba-pályákat. El kellett dönteni, hogy a rendszer pontosan milyen mechanizmusokat kezeljen, és milyen szinten kapjon szabadságot a generálás során. Kérdésként merült fel például, hogy az AI képes legyen-e animációk, összetett játékmechanikák vagy csak statikus leírások, feliratok és interaktív objektumok létrehozására és módosítására.</w:t>
       </w:r>
     </w:p>
     <w:p>
@@ -9820,13 +9861,8 @@
       <w:r>
         <w:t xml:space="preserve">z a megközelítés </w:t>
       </w:r>
-      <w:proofErr w:type="gramStart"/>
-      <w:r>
-        <w:t>biztosítja</w:t>
-      </w:r>
-      <w:proofErr w:type="gramEnd"/>
-      <w:r>
-        <w:t xml:space="preserve"> </w:t>
+      <w:r>
+        <w:t xml:space="preserve">biztosítja </w:t>
       </w:r>
       <w:r>
         <w:t>hogy minden puzzle megoldható legyen, minden szükséges információ rendelkezésre álljon, és a kijárat valóban a teljes pálya lezárását jelentse.</w:t>
@@ -9918,13 +9954,8 @@
         <w:pStyle w:val="Szakdolgozath3"/>
       </w:pPr>
       <w:r>
-        <w:t xml:space="preserve">Hint Rendszer mint </w:t>
-      </w:r>
-      <w:proofErr w:type="gramStart"/>
-      <w:r>
-        <w:t>mellék termék</w:t>
-      </w:r>
-      <w:proofErr w:type="gramEnd"/>
+        <w:t>Hint Rendszer mint mellék termék</w:t>
+      </w:r>
     </w:p>
     <w:p>
       <w:pPr>
@@ -9989,23 +10020,7 @@
         <w:t xml:space="preserve">A generálás meghiúsulásának nem kizárólag logikai oka lehet. </w:t>
       </w:r>
       <w:r>
-        <w:t xml:space="preserve">Az a </w:t>
-      </w:r>
-      <w:proofErr w:type="gramStart"/>
-      <w:r>
-        <w:t>tapasztalat</w:t>
-      </w:r>
-      <w:proofErr w:type="gramEnd"/>
-      <w:r>
-        <w:t xml:space="preserve"> </w:t>
-      </w:r>
-      <w:proofErr w:type="gramStart"/>
-      <w:r>
-        <w:t>hogy,</w:t>
-      </w:r>
-      <w:proofErr w:type="gramEnd"/>
-      <w:r>
-        <w:t xml:space="preserve"> a</w:t>
+        <w:t>Az a tapasztalat hogy, a</w:t>
       </w:r>
       <w:r>
         <w:t xml:space="preserve">hogy növekszik a pályán szereplő puzzle-ök száma és ezzel együtt a pálya komplexitása, úgy egyre gyakoribbá válnak a strukturális hibák is. Ilyenkor nemcsak az fordulhat elő, hogy a modell nem végigjátszható feladatsort generál, hanem az is, hogy az API-válasz hiányos vagy sérült JSON-t tartalmaz. Ez különösen problémás, mert ilyen esetben nem csupán a pálya hibás, hanem maga a reprezentáció sem feldolgozható. A rendszer ezért a nyers választ először formai szempontból is ellenőrzi. Ha a visszakapott szöveg nem érvényes JSON, akkor a feldolgozás megszakad, a hibás kimenet elmentésre kerül diagnosztikai célból, és a folyamat </w:t>
@@ -10554,13 +10569,8 @@
         <w:pStyle w:val="Szakdolgozatbekezds"/>
       </w:pPr>
       <w:r>
-        <w:t xml:space="preserve">Az utófeldolgozás feladata az azonosítók normalizálása. A folyamat első lépésben mély másolatot készít a teljes pályaobjektumról, hogy az eredeti generált adatstruktúrát közvetlenül ne módosítsa. Ezután bejárja az egész JSON-fát, és figyeli azokat a mezőket, amelyek azonosító jellegű adatot tartalmazhatnak. A jelenlegi implementáció három kulcsot kezel kiemelten: az id, a targetId és a dependsOn </w:t>
-      </w:r>
-      <w:proofErr w:type="gramStart"/>
-      <w:r>
-        <w:t>mezőket</w:t>
-      </w:r>
-      <w:proofErr w:type="gramEnd"/>
+        <w:t>Az utófeldolgozás feladata az azonosítók normalizálása. A folyamat első lépésben mély másolatot készít a teljes pályaobjektumról, hogy az eredeti generált adatstruktúrát közvetlenül ne módosítsa. Ezután bejárja az egész JSON-fát, és figyeli azokat a mezőket, amelyek azonosító jellegű adatot tartalmazhatnak. A jelenlegi implementáció három kulcsot kezel kiemelten: az id, a targetId és a dependsOn mezőket</w:t>
+      </w:r>
       <w:r>
         <w:t xml:space="preserve"> ahol az előbbi a pálya struktúrához tartozik, utóbbi kettő pedig a hint rendszerhez</w:t>
       </w:r>
@@ -13609,15 +13619,7 @@
         <w:ind w:firstLine="720"/>
       </w:pPr>
       <w:r>
-        <w:t xml:space="preserve">Kijelentem, hogy a dolgozatot más szakon korábban nem védtem meg, saját munkám eredménye, és csak a hivatkozott forrásokat (szakirodalom, </w:t>
-      </w:r>
-      <w:proofErr w:type="gramStart"/>
-      <w:r>
-        <w:t>eszközök,</w:t>
-      </w:r>
-      <w:proofErr w:type="gramEnd"/>
-      <w:r>
-        <w:t xml:space="preserve"> stb.) használtam fel. </w:t>
+        <w:t xml:space="preserve">Kijelentem, hogy a dolgozatot más szakon korábban nem védtem meg, saját munkám eredménye, és csak a hivatkozott forrásokat (szakirodalom, eszközök, stb.) használtam fel. </w:t>
       </w:r>
     </w:p>
     <w:p>
